--- a/docs/ms.docx
+++ b/docs/ms.docx
@@ -864,7 +864,7 @@
       </w:r>
     </w:p>
     <w:bookmarkEnd w:id="23"/>
-    <w:bookmarkStart w:id="29" w:name="Xbdb3df2871e98d114a1e4e74a52caa28253dc0c"/>
+    <w:bookmarkStart w:id="24" w:name="Xbdb3df2871e98d114a1e4e74a52caa28253dc0c"/>
     <w:p>
       <w:pPr>
         <w:pStyle w:val="Heading1"/>
@@ -1088,93 +1088,15 @@
       <w:r>
         <w:t xml:space="preserve">[35]</w:t>
       </w:r>
-      <w:r>
-        <w:t xml:space="preserve"> </w:t>
-      </w:r>
-      <w:r>
-        <w:t xml:space="preserve"># Incorporating context-dependent environmental feedback to evaluate resilience to extreme heat (Brajesh, Brendan, James, Everyone else who wants to contribute)</w:t>
-      </w:r>
-    </w:p>
-    <w:p>
-      <w:pPr>
-        <w:pStyle w:val="Compact"/>
-        <w:numPr>
-          <w:ilvl w:val="0"/>
-          <w:numId w:val="1006"/>
-        </w:numPr>
-      </w:pPr>
-      <w:r>
-        <w:t xml:space="preserve">Goal of this section is to briefly focus on the BIOLOGY that will shift thermal exposure and sensitivity in plants and animals.</w:t>
-      </w:r>
-    </w:p>
-    <w:p>
-      <w:pPr>
-        <w:pStyle w:val="Compact"/>
-        <w:numPr>
-          <w:ilvl w:val="0"/>
-          <w:numId w:val="1006"/>
-        </w:numPr>
-      </w:pPr>
-      <w:r>
-        <w:t xml:space="preserve">I</w:t>
-      </w:r>
-      <w:r>
-        <w:t xml:space="preserve"> </w:t>
-      </w:r>
-      <w:r>
-        <w:rPr>
-          <w:b/>
-          <w:bCs/>
-        </w:rPr>
-        <w:t xml:space="preserve">just</w:t>
-      </w:r>
-      <w:r>
-        <w:t xml:space="preserve"> </w:t>
-      </w:r>
-      <w:r>
-        <w:t xml:space="preserve">found this important paper for which a lot can be gleaned upon. Many of the important things we have been discussing are discussed in here:</w:t>
-      </w:r>
-      <w:r>
-        <w:t xml:space="preserve"> </w:t>
-      </w:r>
-      <w:r>
-        <w:t xml:space="preserve">[36]</w:t>
-      </w:r>
-      <w:r>
-        <w:t xml:space="preserve">, so we should be careful to make our narrative distinct. The limitation of this study is it lacks the focus on modelling frameworks, so I think us distinguishing how we link these concepts back into the model would be quite novel and distinguish ourselves from them..</w:t>
-      </w:r>
-    </w:p>
-    <w:p>
-      <w:pPr>
-        <w:pStyle w:val="Compact"/>
-        <w:numPr>
-          <w:ilvl w:val="0"/>
-          <w:numId w:val="1006"/>
-        </w:numPr>
-      </w:pPr>
-      <w:r>
-        <w:t xml:space="preserve">Then, we overlay briefly how we might capture that in the modelling framework we setup above. For example, you all write the biology and we then need to think about how we can adjust models to capture these nuances.</w:t>
-      </w:r>
-    </w:p>
-    <w:p>
-      <w:pPr>
-        <w:pStyle w:val="Compact"/>
-        <w:numPr>
-          <w:ilvl w:val="0"/>
-          <w:numId w:val="1006"/>
-        </w:numPr>
-      </w:pPr>
-      <w:r>
-        <w:t xml:space="preserve">If uncertain about adding a sentence to the link to the models above, that’s ok, Dan, Mike, Margie and Belinda can add.</w:t>
-      </w:r>
-    </w:p>
-    <w:bookmarkStart w:id="24" w:name="X1b136e3eae891c477bc728d2597e572ca649eaa"/>
-    <w:p>
-      <w:pPr>
-        <w:pStyle w:val="Heading3"/>
-      </w:pPr>
-      <w:r>
-        <w:t xml:space="preserve">Microbial communities can impact thermal sensitivity in plants and animals (Brajesh)</w:t>
+    </w:p>
+    <w:bookmarkEnd w:id="24"/>
+    <w:bookmarkStart w:id="30" w:name="Xe7540e51cb84d29e47d083817996607ca5f8009"/>
+    <w:p>
+      <w:pPr>
+        <w:pStyle w:val="Heading1"/>
+      </w:pPr>
+      <w:r>
+        <w:t xml:space="preserve">Incorporating context-dependent environmental feedback to evaluate resilience to extreme heat (Brajesh, Brendan, James, Everyone else who wants to contribute)</w:t>
       </w:r>
     </w:p>
     <w:p>
@@ -1183,6 +1105,88 @@
         <w:numPr>
           <w:ilvl w:val="0"/>
           <w:numId w:val="1007"/>
+        </w:numPr>
+      </w:pPr>
+      <w:r>
+        <w:t xml:space="preserve">Goal of this section is to briefly focus on the BIOLOGY that will shift thermal exposure and sensitivity in plants and animals.</w:t>
+      </w:r>
+    </w:p>
+    <w:p>
+      <w:pPr>
+        <w:pStyle w:val="Compact"/>
+        <w:numPr>
+          <w:ilvl w:val="0"/>
+          <w:numId w:val="1007"/>
+        </w:numPr>
+      </w:pPr>
+      <w:r>
+        <w:t xml:space="preserve">I</w:t>
+      </w:r>
+      <w:r>
+        <w:t xml:space="preserve"> </w:t>
+      </w:r>
+      <w:r>
+        <w:rPr>
+          <w:b/>
+          <w:bCs/>
+        </w:rPr>
+        <w:t xml:space="preserve">just</w:t>
+      </w:r>
+      <w:r>
+        <w:t xml:space="preserve"> </w:t>
+      </w:r>
+      <w:r>
+        <w:t xml:space="preserve">found this important paper for which a lot can be gleaned upon. Many of the important things we have been discussing are discussed in here:</w:t>
+      </w:r>
+      <w:r>
+        <w:t xml:space="preserve"> </w:t>
+      </w:r>
+      <w:r>
+        <w:t xml:space="preserve">[36]</w:t>
+      </w:r>
+      <w:r>
+        <w:t xml:space="preserve">, so we should be careful to make our narrative distinct. The limitation of this study is it lacks the focus on modelling frameworks, so I think us distinguishing how we link these concepts back into the model would be quite novel and distinguish ourselves from them..</w:t>
+      </w:r>
+    </w:p>
+    <w:p>
+      <w:pPr>
+        <w:pStyle w:val="Compact"/>
+        <w:numPr>
+          <w:ilvl w:val="0"/>
+          <w:numId w:val="1007"/>
+        </w:numPr>
+      </w:pPr>
+      <w:r>
+        <w:t xml:space="preserve">Then, we overlay briefly how we might capture that in the modelling framework we setup above. For example, you all write the biology and we then need to think about how we can adjust models to capture these nuances.</w:t>
+      </w:r>
+    </w:p>
+    <w:p>
+      <w:pPr>
+        <w:pStyle w:val="Compact"/>
+        <w:numPr>
+          <w:ilvl w:val="0"/>
+          <w:numId w:val="1007"/>
+        </w:numPr>
+      </w:pPr>
+      <w:r>
+        <w:t xml:space="preserve">If uncertain about adding a sentence to the link to the models above, that’s ok, Dan, Mike, Margie and Belinda can add.</w:t>
+      </w:r>
+    </w:p>
+    <w:bookmarkStart w:id="25" w:name="X1b136e3eae891c477bc728d2597e572ca649eaa"/>
+    <w:p>
+      <w:pPr>
+        <w:pStyle w:val="Heading3"/>
+      </w:pPr>
+      <w:r>
+        <w:t xml:space="preserve">Microbial communities can impact thermal sensitivity in plants and animals (Brajesh)</w:t>
+      </w:r>
+    </w:p>
+    <w:p>
+      <w:pPr>
+        <w:pStyle w:val="Compact"/>
+        <w:numPr>
+          <w:ilvl w:val="0"/>
+          <w:numId w:val="1008"/>
         </w:numPr>
       </w:pPr>
       <w:r>
@@ -1291,68 +1295,28 @@
         <w:pStyle w:val="Compact"/>
         <w:numPr>
           <w:ilvl w:val="0"/>
-          <w:numId w:val="1007"/>
-        </w:numPr>
-      </w:pPr>
-      <w:r>
-        <w:t xml:space="preserve">See</w:t>
-      </w:r>
-      <w:r>
-        <w:t xml:space="preserve"> </w:t>
-      </w:r>
-      <w:r>
-        <w:t xml:space="preserve">[38]</w:t>
-      </w:r>
-      <w:r>
-        <w:t xml:space="preserve">. The paper provides a framework for modelling soil plant interactions</w:t>
-      </w:r>
-    </w:p>
-    <w:bookmarkEnd w:id="24"/>
-    <w:bookmarkStart w:id="25" w:name="X24738ef4513767bb724ce8804ac017259eaf2ee"/>
-    <w:p>
-      <w:pPr>
-        <w:pStyle w:val="Heading3"/>
-      </w:pPr>
-      <w:r>
-        <w:t xml:space="preserve">Water availability can impact thermal sensitivity of plants and animals (Brendan)</w:t>
-      </w:r>
-    </w:p>
-    <w:bookmarkEnd w:id="25"/>
-    <w:bookmarkStart w:id="26" w:name="X1934a01dca617640c62902cb6b54ad742133dfc"/>
-    <w:p>
-      <w:pPr>
-        <w:pStyle w:val="Heading3"/>
-      </w:pPr>
-      <w:r>
-        <w:t xml:space="preserve">Competition can impact thermal sensitivity of plants and animals (James? Feel free to add a different section title here.)</w:t>
-      </w:r>
-    </w:p>
-    <w:p>
-      <w:pPr>
-        <w:pStyle w:val="Compact"/>
-        <w:numPr>
-          <w:ilvl w:val="0"/>
           <w:numId w:val="1008"/>
         </w:numPr>
       </w:pPr>
       <w:r>
-        <w:t xml:space="preserve">James. Added some text around a few examples below. Feel fre eto use/integrate or completely throw away. Or, we can move some of this into other sections.</w:t>
-      </w:r>
-      <w:r>
-        <w:t xml:space="preserve"> </w:t>
-      </w:r>
-      <w:r>
-        <w:t xml:space="preserve">Competition among species within a community can influence a focal species’ tolerance to heat stress. Competition can influence microhabitat selection and the availability of thermal refugia which can protect against thermal extremes, the diet of a focal species that can indirectly influence physiological tolerance of temperature stress, and the availability of resources that can help buffer against heat stress. For example, Li</w:t>
-      </w:r>
-      <w:r>
-        <w:t xml:space="preserve"> </w:t>
-      </w:r>
-      <w:r>
-        <w:rPr>
-          <w:i/>
-          <w:iCs/>
-        </w:rPr>
-        <w:t xml:space="preserve">et al.</w:t>
+        <w:t xml:space="preserve">See</w:t>
+      </w:r>
+      <w:r>
+        <w:t xml:space="preserve"> </w:t>
+      </w:r>
+      <w:r>
+        <w:t xml:space="preserve">[38]</w:t>
+      </w:r>
+      <w:r>
+        <w:t xml:space="preserve">. The paper provides a framework for modelling soil plant interactions</w:t>
+      </w:r>
+    </w:p>
+    <w:p>
+      <w:pPr>
+        <w:pStyle w:val="FirstParagraph"/>
+      </w:pPr>
+      <w:r>
+        <w:t xml:space="preserve">Heat tolerance of animals can be both increased and decreased through changes in the gut microbiome and/or through microbes that are resident in animal tissues (endosymbionts). Disruption of the natural gut microbiome of tadpoles increases their sensitivity to heat</w:t>
       </w:r>
       <w:r>
         <w:t xml:space="preserve"> </w:t>
@@ -1361,113 +1325,177 @@
         <w:t xml:space="preserve">[39]</w:t>
       </w:r>
       <w:r>
-        <w:t xml:space="preserve"> </w:t>
-      </w:r>
-      <w:r>
-        <w:t xml:space="preserve">measured the thermal tolerance landscape for three aphid species that are pests for cereal crops globally to understand whether they could predict changes in community abundance. Using a thermal death time (TDT) approach to estimate the cumulative impacts of heat stress on survival they found that one species,</w:t>
-      </w:r>
-      <w:r>
-        <w:t xml:space="preserve"> </w:t>
-      </w:r>
-      <w:r>
-        <w:rPr>
-          <w:i/>
-          <w:iCs/>
-        </w:rPr>
-        <w:t xml:space="preserve">Rhopalosiphum padi</w:t>
-      </w:r>
-      <w:r>
-        <w:t xml:space="preserve">, showed high heat tolerance and accumulated less injury over natural temperature fluctuations. The ability to maintain high relative abundance in the face of extreme heat may allow this species to outcompete other aphids explaining why it dominates in southern parts of its range.</w:t>
-      </w:r>
-    </w:p>
-    <w:p>
-      <w:pPr>
-        <w:pStyle w:val="FirstParagraph"/>
-      </w:pPr>
-      <w:r>
-        <w:t xml:space="preserve">Li</w:t>
-      </w:r>
-      <w:r>
-        <w:t xml:space="preserve"> </w:t>
-      </w:r>
-      <w:r>
-        <w:rPr>
-          <w:i/>
-          <w:iCs/>
-        </w:rPr>
-        <w:t xml:space="preserve">et al.</w:t>
-      </w:r>
-      <w:r>
-        <w:t xml:space="preserve"> </w:t>
-      </w:r>
-      <w:r>
-        <w:t xml:space="preserve">[39]</w:t>
-      </w:r>
-      <w:r>
-        <w:t xml:space="preserve"> </w:t>
-      </w:r>
-      <w:r>
-        <w:t xml:space="preserve">also found that different life-stages were affected differently by heat stress, with adults being more thermally tolerant than early developmental stages emphasising the need for models to capture such variation. However, such findings do not incorporate acclimation to heat stress or different microhabitat choice by the different species, which are both likely to be important for predicting the impacts of heat stress on community structure. It also ignores how interspecific interactions between competing aphid species will also likely mediate species abundance. It would be worth while integrating thermal tolerance landscapes with ecological models that capture interspecific interactions to better predict how heat stress will affect community structure.</w:t>
+        <w:t xml:space="preserve">, which is thought to be associated with transcriptional buffering of hosts by the natural microbiome</w:t>
+      </w:r>
+      <w:r>
+        <w:t xml:space="preserve"> </w:t>
+      </w:r>
+      <w:r>
+        <w:t xml:space="preserve">[40]</w:t>
+      </w:r>
+      <w:r>
+        <w:t xml:space="preserve">. Specific gut bacteria may provide a protective effect on their host.</w:t>
+      </w:r>
+      <w:r>
+        <w:t xml:space="preserve"> </w:t>
+      </w:r>
+      <w:r>
+        <w:rPr>
+          <w:i/>
+          <w:iCs/>
+        </w:rPr>
+        <w:t xml:space="preserve">Bacillus subtilis</w:t>
+      </w:r>
+      <w:r>
+        <w:t xml:space="preserve"> </w:t>
+      </w:r>
+      <w:r>
+        <w:t xml:space="preserve">residing in the gut of the nematode</w:t>
+      </w:r>
+      <w:r>
+        <w:t xml:space="preserve"> </w:t>
+      </w:r>
+      <w:r>
+        <w:rPr>
+          <w:i/>
+          <w:iCs/>
+        </w:rPr>
+        <w:t xml:space="preserve">Caenorhabditis elegans</w:t>
+      </w:r>
+      <w:r>
+        <w:t xml:space="preserve"> </w:t>
+      </w:r>
+      <w:r>
+        <w:t xml:space="preserve">provides protection against heat shock as reflected by effects on fecundity</w:t>
+      </w:r>
+      <w:r>
+        <w:t xml:space="preserve"> </w:t>
+      </w:r>
+      <w:r>
+        <w:t xml:space="preserve">[41]</w:t>
+      </w:r>
+      <w:r>
+        <w:t xml:space="preserve">. Moreover, this protective effect can influence the ability of the host to evolve further resistance to the heat shock and harboured more bacteria</w:t>
+      </w:r>
+      <w:r>
+        <w:t xml:space="preserve"> </w:t>
+      </w:r>
+      <w:r>
+        <w:t xml:space="preserve">[42]</w:t>
+      </w:r>
+      <w:r>
+        <w:t xml:space="preserve">. Even microbes that are normally parasitic on their hosts can generate benefits to them under stressful conditions. In the mussel</w:t>
+      </w:r>
+      <w:r>
+        <w:t xml:space="preserve"> </w:t>
+      </w:r>
+      <w:r>
+        <w:rPr>
+          <w:i/>
+          <w:iCs/>
+        </w:rPr>
+        <w:t xml:space="preserve">Mytilis californianus</w:t>
+      </w:r>
+      <w:r>
+        <w:t xml:space="preserve">, microbes living on the shell of this species weaken it but also change shell colour in such a way that the mussels become more resistant to heat stress when exposed at low tide</w:t>
+      </w:r>
+      <w:r>
+        <w:t xml:space="preserve"> </w:t>
+      </w:r>
+      <w:r>
+        <w:t xml:space="preserve">[43]</w:t>
+      </w:r>
+      <w:r>
+        <w:t xml:space="preserve">, On the other hand, many endosymbionts including those providing host benefits appear particularly sensitive to heat</w:t>
+      </w:r>
+      <w:r>
+        <w:t xml:space="preserve"> </w:t>
+      </w:r>
+      <w:r>
+        <w:t xml:space="preserve">[44]</w:t>
+      </w:r>
+      <w:r>
+        <w:t xml:space="preserve">. The density of</w:t>
+      </w:r>
+      <w:r>
+        <w:t xml:space="preserve"> </w:t>
+      </w:r>
+      <w:r>
+        <w:rPr>
+          <w:i/>
+          <w:iCs/>
+        </w:rPr>
+        <w:t xml:space="preserve">Buchnera</w:t>
+      </w:r>
+      <w:r>
+        <w:t xml:space="preserve"> </w:t>
+      </w:r>
+      <w:r>
+        <w:t xml:space="preserve">decreases under heat in aphid species that are relatively less tolerant to heat, whereas</w:t>
+      </w:r>
+      <w:r>
+        <w:t xml:space="preserve"> </w:t>
+      </w:r>
+      <w:r>
+        <w:rPr>
+          <w:i/>
+          <w:iCs/>
+        </w:rPr>
+        <w:t xml:space="preserve">Buchnera</w:t>
+      </w:r>
+      <w:r>
+        <w:t xml:space="preserve"> </w:t>
+      </w:r>
+      <w:r>
+        <w:t xml:space="preserve">densities in more tolerant aphids appear unaffected</w:t>
+      </w:r>
+      <w:r>
+        <w:t xml:space="preserve"> </w:t>
+      </w:r>
+      <w:r>
+        <w:t xml:space="preserve">[45]</w:t>
+      </w:r>
+      <w:r>
+        <w:t xml:space="preserve">. Nevertheless, the heat tolerance of pea aphids can be sharply increased through a mutation in a heat shock protein encoded by</w:t>
+      </w:r>
+      <w:r>
+        <w:t xml:space="preserve"> </w:t>
+      </w:r>
+      <w:r>
+        <w:rPr>
+          <w:i/>
+          <w:iCs/>
+        </w:rPr>
+        <w:t xml:space="preserve">Buchnera</w:t>
+      </w:r>
+      <w:r>
+        <w:t xml:space="preserve"> </w:t>
+      </w:r>
+      <w:r>
+        <w:t xml:space="preserve">[46]</w:t>
+      </w:r>
+      <w:r>
+        <w:t xml:space="preserve">.</w:t>
+      </w:r>
+    </w:p>
+    <w:bookmarkEnd w:id="25"/>
+    <w:bookmarkStart w:id="26" w:name="X24738ef4513767bb724ce8804ac017259eaf2ee"/>
+    <w:p>
+      <w:pPr>
+        <w:pStyle w:val="Heading3"/>
+      </w:pPr>
+      <w:r>
+        <w:t xml:space="preserve">Water availability can impact thermal sensitivity of plants and animals (Brendan)</w:t>
       </w:r>
     </w:p>
     <w:bookmarkEnd w:id="26"/>
-    <w:bookmarkStart w:id="27" w:name="Xdbc91e02dcd505372e716f3d2147fb46ffba4bf"/>
+    <w:bookmarkStart w:id="27" w:name="X1934a01dca617640c62902cb6b54ad742133dfc"/>
     <w:p>
       <w:pPr>
         <w:pStyle w:val="Heading3"/>
       </w:pPr>
       <w:r>
-        <w:t xml:space="preserve">Acclimation can impact thermal sensitivity of plants and animals (Everyone)</w:t>
-      </w:r>
-    </w:p>
-    <w:p>
-      <w:pPr>
-        <w:pStyle w:val="FirstParagraph"/>
-      </w:pPr>
-      <w:r>
-        <w:t xml:space="preserve">A very important paper</w:t>
-      </w:r>
-      <w:r>
-        <w:t xml:space="preserve"> </w:t>
-      </w:r>
-      <w:r>
-        <w:t xml:space="preserve">[40]</w:t>
-      </w:r>
-      <w:r>
-        <w:t xml:space="preserve">. Connects heat tolerance to population matrix models. And, shows acclimation responses (heat hardening).</w:t>
-      </w:r>
-    </w:p>
-    <w:bookmarkEnd w:id="27"/>
-    <w:bookmarkStart w:id="28" w:name="X1f820984f57b727edc20965138ee13069f96c01"/>
-    <w:p>
-      <w:pPr>
-        <w:pStyle w:val="Heading3"/>
-      </w:pPr>
-      <w:r>
-        <w:t xml:space="preserve">Phenology and activity pattern shifts mediating interactions (James?)</w:t>
-      </w:r>
-    </w:p>
-    <w:bookmarkEnd w:id="28"/>
-    <w:bookmarkEnd w:id="29"/>
-    <w:bookmarkStart w:id="30" w:name="X42ca7aa69937316dee7b1e100d4320aa777518f"/>
-    <w:p>
-      <w:pPr>
-        <w:pStyle w:val="Heading1"/>
-      </w:pPr>
-      <w:r>
-        <w:t xml:space="preserve">‘</w:t>
-      </w:r>
-      <w:r>
-        <w:t xml:space="preserve">Hot</w:t>
-      </w:r>
-      <w:r>
-        <w:t xml:space="preserve">’</w:t>
-      </w:r>
-      <w:r>
-        <w:t xml:space="preserve"> </w:t>
-      </w:r>
-      <w:r>
-        <w:t xml:space="preserve">solutions for a changing world (Alison, Owen and Belinda, Mike)</w:t>
+        <w:t xml:space="preserve">Competition can impact thermal sensitivity of plants and animals (James? Feel free to add a different section title here.)</w:t>
       </w:r>
     </w:p>
     <w:p>
@@ -1479,7 +1507,138 @@
         </w:numPr>
       </w:pPr>
       <w:r>
-        <w:t xml:space="preserve">Here, we bring in what we can do with these models, I think we highlight some of the key elements of the solutions strand ideas where we can apply the models in the agricultural and natural space.</w:t>
+        <w:t xml:space="preserve">James. Added some text around a few examples below. Feel fre eto use/integrate or completely throw away. Or, we can move some of this into other sections.</w:t>
+      </w:r>
+      <w:r>
+        <w:t xml:space="preserve"> </w:t>
+      </w:r>
+      <w:r>
+        <w:t xml:space="preserve">Competition among species within a community can influence a focal species’ tolerance to heat stress. Competition can influence microhabitat selection and the availability of thermal refugia which can protect against thermal extremes, the diet of a focal species that can indirectly influence physiological tolerance of temperature stress, and the availability of resources that can help buffer against heat stress. For example, Li</w:t>
+      </w:r>
+      <w:r>
+        <w:t xml:space="preserve"> </w:t>
+      </w:r>
+      <w:r>
+        <w:rPr>
+          <w:i/>
+          <w:iCs/>
+        </w:rPr>
+        <w:t xml:space="preserve">et al.</w:t>
+      </w:r>
+      <w:r>
+        <w:t xml:space="preserve"> </w:t>
+      </w:r>
+      <w:r>
+        <w:t xml:space="preserve">[47]</w:t>
+      </w:r>
+      <w:r>
+        <w:t xml:space="preserve"> </w:t>
+      </w:r>
+      <w:r>
+        <w:t xml:space="preserve">measured the thermal tolerance landscape for three aphid species that are pests for cereal crops globally to understand whether they could predict changes in community abundance. Using a thermal death time (TDT) approach to estimate the cumulative impacts of heat stress on survival they found that one species,</w:t>
+      </w:r>
+      <w:r>
+        <w:t xml:space="preserve"> </w:t>
+      </w:r>
+      <w:r>
+        <w:rPr>
+          <w:i/>
+          <w:iCs/>
+        </w:rPr>
+        <w:t xml:space="preserve">Rhopalosiphum padi</w:t>
+      </w:r>
+      <w:r>
+        <w:t xml:space="preserve">, showed high heat tolerance and accumulated less injury over natural temperature fluctuations. The ability to maintain high relative abundance in the face of extreme heat may allow this species to outcompete other aphids explaining why it dominates in southern parts of its range.</w:t>
+      </w:r>
+    </w:p>
+    <w:p>
+      <w:pPr>
+        <w:pStyle w:val="FirstParagraph"/>
+      </w:pPr>
+      <w:r>
+        <w:t xml:space="preserve">Li</w:t>
+      </w:r>
+      <w:r>
+        <w:t xml:space="preserve"> </w:t>
+      </w:r>
+      <w:r>
+        <w:rPr>
+          <w:i/>
+          <w:iCs/>
+        </w:rPr>
+        <w:t xml:space="preserve">et al.</w:t>
+      </w:r>
+      <w:r>
+        <w:t xml:space="preserve"> </w:t>
+      </w:r>
+      <w:r>
+        <w:t xml:space="preserve">[47]</w:t>
+      </w:r>
+      <w:r>
+        <w:t xml:space="preserve"> </w:t>
+      </w:r>
+      <w:r>
+        <w:t xml:space="preserve">also found that different life-stages were affected differently by heat stress, with adults being more thermally tolerant than early developmental stages emphasising the need for models to capture such variation. However, such findings do not incorporate acclimation to heat stress or different microhabitat choice by the different species, which are both likely to be important for predicting the impacts of heat stress on community structure. It also ignores how interspecific interactions between competing aphid species will also likely mediate species abundance. It would be worth while integrating thermal tolerance landscapes with ecological models that capture interspecific interactions to better predict how heat stress will affect community structure.</w:t>
+      </w:r>
+    </w:p>
+    <w:bookmarkEnd w:id="27"/>
+    <w:bookmarkStart w:id="28" w:name="Xdbc91e02dcd505372e716f3d2147fb46ffba4bf"/>
+    <w:p>
+      <w:pPr>
+        <w:pStyle w:val="Heading3"/>
+      </w:pPr>
+      <w:r>
+        <w:t xml:space="preserve">Acclimation can impact thermal sensitivity of plants and animals (Everyone)</w:t>
+      </w:r>
+    </w:p>
+    <w:p>
+      <w:pPr>
+        <w:pStyle w:val="FirstParagraph"/>
+      </w:pPr>
+      <w:r>
+        <w:t xml:space="preserve">A very important paper</w:t>
+      </w:r>
+      <w:r>
+        <w:t xml:space="preserve"> </w:t>
+      </w:r>
+      <w:r>
+        <w:t xml:space="preserve">[48]</w:t>
+      </w:r>
+      <w:r>
+        <w:t xml:space="preserve">. Connects heat tolerance to population matrix models. And, shows acclimation responses (heat hardening).</w:t>
+      </w:r>
+    </w:p>
+    <w:bookmarkEnd w:id="28"/>
+    <w:bookmarkStart w:id="29" w:name="X1f820984f57b727edc20965138ee13069f96c01"/>
+    <w:p>
+      <w:pPr>
+        <w:pStyle w:val="Heading3"/>
+      </w:pPr>
+      <w:r>
+        <w:t xml:space="preserve">Phenology and activity pattern shifts mediating interactions (James?)</w:t>
+      </w:r>
+    </w:p>
+    <w:bookmarkEnd w:id="29"/>
+    <w:bookmarkEnd w:id="30"/>
+    <w:bookmarkStart w:id="32" w:name="X42ca7aa69937316dee7b1e100d4320aa777518f"/>
+    <w:p>
+      <w:pPr>
+        <w:pStyle w:val="Heading1"/>
+      </w:pPr>
+      <w:r>
+        <w:t xml:space="preserve">‘</w:t>
+      </w:r>
+      <w:r>
+        <w:t xml:space="preserve">Hot</w:t>
+      </w:r>
+      <w:r>
+        <w:t xml:space="preserve">’</w:t>
+      </w:r>
+      <w:r>
+        <w:t xml:space="preserve"> </w:t>
+      </w:r>
+      <w:r>
+        <w:t xml:space="preserve">solutions for a changing world (Alison, Owen and Belinda, Mike)</w:t>
       </w:r>
     </w:p>
     <w:p>
@@ -1487,51 +1646,11 @@
         <w:pStyle w:val="Compact"/>
         <w:numPr>
           <w:ilvl w:val="0"/>
-          <w:numId w:val="1009"/>
-        </w:numPr>
-      </w:pPr>
-      <w:r>
-        <w:t xml:space="preserve">Enhancing resilience</w:t>
-      </w:r>
-      <w:r>
-        <w:t xml:space="preserve"> </w:t>
-      </w:r>
-      <w:r>
-        <w:t xml:space="preserve">-</w:t>
-      </w:r>
-      <w:r>
-        <w:rPr>
-          <w:i/>
-          <w:iCs/>
-        </w:rPr>
-        <w:t xml:space="preserve">Selective breeding</w:t>
-      </w:r>
-      <w:r>
-        <w:t xml:space="preserve">: Artificial selection will be a useful avenue for both plants and animals to enhance thermal tolerance. Models can help evaluate how changes in sensitivity can cascade to influence community structure and function (Alison, Owen, Dani, Others)</w:t>
-      </w:r>
-    </w:p>
-    <w:p>
-      <w:pPr>
-        <w:pStyle w:val="Compact"/>
-        <w:numPr>
-          <w:ilvl w:val="1"/>
           <w:numId w:val="1010"/>
         </w:numPr>
       </w:pPr>
       <w:r>
-        <w:t xml:space="preserve">Microbial recruitment (Braj)</w:t>
-      </w:r>
-    </w:p>
-    <w:p>
-      <w:pPr>
-        <w:pStyle w:val="Compact"/>
-        <w:numPr>
-          <w:ilvl w:val="1"/>
-          <w:numId w:val="1010"/>
-        </w:numPr>
-      </w:pPr>
-      <w:r>
-        <w:t xml:space="preserve">Pollinator services (James, Margie)</w:t>
+        <w:t xml:space="preserve">Here, we bring in what we can do with these models, I think we highlight some of the key elements of the solutions strand ideas where we can apply the models in the agricultural and natural space.</w:t>
       </w:r>
     </w:p>
     <w:p>
@@ -1539,11 +1658,27 @@
         <w:pStyle w:val="Compact"/>
         <w:numPr>
           <w:ilvl w:val="0"/>
-          <w:numId w:val="1009"/>
+          <w:numId w:val="1010"/>
         </w:numPr>
       </w:pPr>
       <w:r>
-        <w:t xml:space="preserve">Cooler landscapes</w:t>
+        <w:t xml:space="preserve">Enhancing resilience</w:t>
+      </w:r>
+      <w:r>
+        <w:t xml:space="preserve"> </w:t>
+      </w:r>
+      <w:r>
+        <w:t xml:space="preserve">-</w:t>
+      </w:r>
+      <w:r>
+        <w:rPr>
+          <w:i/>
+          <w:iCs/>
+        </w:rPr>
+        <w:t xml:space="preserve">Selective breeding</w:t>
+      </w:r>
+      <w:r>
+        <w:t xml:space="preserve">: Artificial selection will be a useful avenue for both plants and animals to enhance thermal tolerance. Models can help evaluate how changes in sensitivity can cascade to influence community structure and function (Alison, Owen, Dani, Others)</w:t>
       </w:r>
     </w:p>
     <w:p>
@@ -1555,14 +1690,19 @@
         </w:numPr>
       </w:pPr>
       <w:r>
-        <w:rPr>
-          <w:i/>
-          <w:iCs/>
-        </w:rPr>
-        <w:t xml:space="preserve">Cooler landscapes</w:t>
-      </w:r>
-      <w:r>
-        <w:t xml:space="preserve">: Landscapes can be designed to provide thermal refugia for plants and animals. For example, planting trees in urban areas can provide shade and reduce the urban heat island effect. Similarly, planting hedgerows in agricultural landscapes can provide thermal refugia for beneficial insects and pollinators. (Mike, Belinda)</w:t>
+        <w:t xml:space="preserve">Microbial recruitment (Braj)</w:t>
+      </w:r>
+    </w:p>
+    <w:p>
+      <w:pPr>
+        <w:pStyle w:val="Compact"/>
+        <w:numPr>
+          <w:ilvl w:val="1"/>
+          <w:numId w:val="1011"/>
+        </w:numPr>
+      </w:pPr>
+      <w:r>
+        <w:t xml:space="preserve">Pollinator services (James, Margie)</w:t>
       </w:r>
     </w:p>
     <w:p>
@@ -1570,11 +1710,30 @@
         <w:pStyle w:val="Compact"/>
         <w:numPr>
           <w:ilvl w:val="0"/>
-          <w:numId w:val="1009"/>
+          <w:numId w:val="1010"/>
         </w:numPr>
       </w:pPr>
       <w:r>
-        <w:t xml:space="preserve">Pest and disease prediction and control. (Ary)</w:t>
+        <w:t xml:space="preserve">Cooler landscapes</w:t>
+      </w:r>
+    </w:p>
+    <w:p>
+      <w:pPr>
+        <w:pStyle w:val="Compact"/>
+        <w:numPr>
+          <w:ilvl w:val="1"/>
+          <w:numId w:val="1012"/>
+        </w:numPr>
+      </w:pPr>
+      <w:r>
+        <w:rPr>
+          <w:i/>
+          <w:iCs/>
+        </w:rPr>
+        <w:t xml:space="preserve">Cooler landscapes</w:t>
+      </w:r>
+      <w:r>
+        <w:t xml:space="preserve">: Landscapes can be designed to provide thermal refugia for plants and animals. For example, planting trees in urban areas can provide shade and reduce the urban heat island effect. Similarly, planting hedgerows in agricultural landscapes can provide thermal refugia for beneficial insects and pollinators. (Mike, Belinda)</w:t>
       </w:r>
     </w:p>
     <w:p>
@@ -1582,15 +1741,109 @@
         <w:pStyle w:val="Compact"/>
         <w:numPr>
           <w:ilvl w:val="0"/>
-          <w:numId w:val="1009"/>
+          <w:numId w:val="1010"/>
         </w:numPr>
       </w:pPr>
       <w:r>
+        <w:t xml:space="preserve">Pest and disease prediction and control. (Ary)</w:t>
+      </w:r>
+    </w:p>
+    <w:p>
+      <w:pPr>
+        <w:pStyle w:val="Compact"/>
+        <w:numPr>
+          <w:ilvl w:val="0"/>
+          <w:numId w:val="1010"/>
+        </w:numPr>
+      </w:pPr>
+      <w:r>
         <w:t xml:space="preserve">Conservation (Adrienne?)</w:t>
       </w:r>
     </w:p>
-    <w:bookmarkEnd w:id="30"/>
-    <w:bookmarkStart w:id="36" w:name="X78b08fde953bb9dcb9bb22555137d822070b4a9"/>
+    <w:bookmarkStart w:id="31" w:name="Xf9650dc0ea0b351fc010b34968d2cf3bde51c90"/>
+    <w:p>
+      <w:pPr>
+        <w:pStyle w:val="Heading4"/>
+      </w:pPr>
+      <w:r>
+        <w:t xml:space="preserve">Interacting species interacting with people: social-ecological systems (Steven and Xuemei) (~300-500 words)</w:t>
+      </w:r>
+    </w:p>
+    <w:p>
+      <w:pPr>
+        <w:pStyle w:val="Compact"/>
+        <w:numPr>
+          <w:ilvl w:val="0"/>
+          <w:numId w:val="1013"/>
+        </w:numPr>
+      </w:pPr>
+      <w:r>
+        <w:t xml:space="preserve">Nested scale idea, from genetics to species to ecosystem to SES, if not presented earlier</w:t>
+      </w:r>
+    </w:p>
+    <w:p>
+      <w:pPr>
+        <w:pStyle w:val="Compact"/>
+        <w:numPr>
+          <w:ilvl w:val="0"/>
+          <w:numId w:val="1013"/>
+        </w:numPr>
+      </w:pPr>
+      <w:r>
+        <w:t xml:space="preserve">Must consider social-</w:t>
+      </w:r>
+    </w:p>
+    <w:p>
+      <w:pPr>
+        <w:pStyle w:val="Compact"/>
+        <w:numPr>
+          <w:ilvl w:val="0"/>
+          <w:numId w:val="1013"/>
+        </w:numPr>
+      </w:pPr>
+      <w:r>
+        <w:t xml:space="preserve">multiple pathways and varying magnitude of cascading impacts</w:t>
+      </w:r>
+    </w:p>
+    <w:p>
+      <w:pPr>
+        <w:pStyle w:val="Compact"/>
+        <w:numPr>
+          <w:ilvl w:val="0"/>
+          <w:numId w:val="1013"/>
+        </w:numPr>
+      </w:pPr>
+      <w:r>
+        <w:t xml:space="preserve">solutions need to be supported by the society</w:t>
+      </w:r>
+    </w:p>
+    <w:p>
+      <w:pPr>
+        <w:pStyle w:val="Compact"/>
+        <w:numPr>
+          <w:ilvl w:val="0"/>
+          <w:numId w:val="1013"/>
+        </w:numPr>
+      </w:pPr>
+      <w:r>
+        <w:t xml:space="preserve">Not sufficiently understood</w:t>
+      </w:r>
+    </w:p>
+    <w:p>
+      <w:pPr>
+        <w:pStyle w:val="Compact"/>
+        <w:numPr>
+          <w:ilvl w:val="0"/>
+          <w:numId w:val="1013"/>
+        </w:numPr>
+      </w:pPr>
+      <w:r>
+        <w:t xml:space="preserve">What SES systems modeling can do</w:t>
+      </w:r>
+    </w:p>
+    <w:bookmarkEnd w:id="31"/>
+    <w:bookmarkEnd w:id="32"/>
+    <w:bookmarkStart w:id="38" w:name="X78b08fde953bb9dcb9bb22555137d822070b4a9"/>
     <w:p>
       <w:pPr>
         <w:pStyle w:val="Heading1"/>
@@ -1599,7 +1852,7 @@
         <w:t xml:space="preserve">Future directions: modelling challenges, gaps and possible solutions</w:t>
       </w:r>
     </w:p>
-    <w:bookmarkStart w:id="31" w:name="Xfdf6778d6c1a7f88e581fd361ab93058637952f"/>
+    <w:bookmarkStart w:id="33" w:name="Xfdf6778d6c1a7f88e581fd361ab93058637952f"/>
     <w:p>
       <w:pPr>
         <w:pStyle w:val="Heading4"/>
@@ -1615,8 +1868,8 @@
         <w:t xml:space="preserve">: (Mike) Requires lots of information on a given species to model life-cycles, challenges in applying stage-structured populations (metamorphosis) others….Solutions?</w:t>
       </w:r>
     </w:p>
-    <w:bookmarkEnd w:id="31"/>
-    <w:bookmarkStart w:id="32" w:name="X31af800422944976d7563c55da852b974856f47"/>
+    <w:bookmarkEnd w:id="33"/>
+    <w:bookmarkStart w:id="34" w:name="X31af800422944976d7563c55da852b974856f47"/>
     <w:p>
       <w:pPr>
         <w:pStyle w:val="Heading4"/>
@@ -1632,8 +1885,8 @@
         <w:t xml:space="preserve">: We need to understand the genomic, cellular and physiological processes that confer greater thermal tolerance and help prepare organisms for future heat stress events.</w:t>
       </w:r>
     </w:p>
-    <w:bookmarkEnd w:id="32"/>
-    <w:bookmarkStart w:id="33" w:name="Xbb6a1781224964eec5409b3879f03550788dea1"/>
+    <w:bookmarkEnd w:id="34"/>
+    <w:bookmarkStart w:id="35" w:name="Xbb6a1781224964eec5409b3879f03550788dea1"/>
     <w:p>
       <w:pPr>
         <w:pStyle w:val="Heading4"/>
@@ -1649,8 +1902,8 @@
         <w:t xml:space="preserve">: Animals behave. We need to model that. How do changes in behaviour impact interactions with other species and the environment. How might this impact plant productivity (Mike, Dan, DEB models)</w:t>
       </w:r>
     </w:p>
-    <w:bookmarkEnd w:id="33"/>
-    <w:bookmarkStart w:id="34" w:name="Xebf598c8d62402443261428456b1d908a4618f8"/>
+    <w:bookmarkEnd w:id="35"/>
+    <w:bookmarkStart w:id="36" w:name="Xebf598c8d62402443261428456b1d908a4618f8"/>
     <w:p>
       <w:pPr>
         <w:pStyle w:val="Heading4"/>
@@ -1669,7 +1922,7 @@
         <w:t xml:space="preserve"> </w:t>
       </w:r>
       <w:r>
-        <w:t xml:space="preserve">[41]</w:t>
+        <w:t xml:space="preserve">[49]</w:t>
       </w:r>
       <w:r>
         <w:t xml:space="preserve"> </w:t>
@@ -1678,8 +1931,8 @@
         <w:t xml:space="preserve">(Ary)</w:t>
       </w:r>
     </w:p>
-    <w:bookmarkEnd w:id="34"/>
-    <w:bookmarkStart w:id="35" w:name="Xf716fb10002f9360210b8203424711763374548"/>
+    <w:bookmarkEnd w:id="36"/>
+    <w:bookmarkStart w:id="37" w:name="Xf716fb10002f9360210b8203424711763374548"/>
     <w:p>
       <w:pPr>
         <w:pStyle w:val="Heading4"/>
@@ -1695,9 +1948,9 @@
         <w:t xml:space="preserve">: We need to understand the trade-offs between thermal tolerance and other traits such as growth rate, reproduction, and competitive ability. It is fine to confer greater thermal tolerance resistance but if this comes at a cost to reproduction, growth or biomass accumulation, then it may not be beneficial. (Dani, James, Brendan)</w:t>
       </w:r>
     </w:p>
-    <w:bookmarkEnd w:id="35"/>
-    <w:bookmarkEnd w:id="36"/>
-    <w:bookmarkStart w:id="79" w:name="references"/>
+    <w:bookmarkEnd w:id="37"/>
+    <w:bookmarkEnd w:id="38"/>
+    <w:bookmarkStart w:id="89" w:name="references"/>
     <w:p>
       <w:pPr>
         <w:pStyle w:val="Heading1"/>
@@ -1706,8 +1959,8 @@
         <w:t xml:space="preserve">References</w:t>
       </w:r>
     </w:p>
-    <w:bookmarkStart w:id="78" w:name="refs"/>
-    <w:bookmarkStart w:id="37" w:name="ref-Barriopedro2023"/>
+    <w:bookmarkStart w:id="88" w:name="refs"/>
+    <w:bookmarkStart w:id="39" w:name="ref-Barriopedro2023"/>
     <w:p>
       <w:pPr>
         <w:pStyle w:val="Bibliography"/>
@@ -1757,8 +2010,8 @@
         <w:t xml:space="preserve">61, e2022RG000780</w:t>
       </w:r>
     </w:p>
-    <w:bookmarkEnd w:id="37"/>
-    <w:bookmarkStart w:id="38" w:name="ref-Aglas-Leitner2024"/>
+    <w:bookmarkEnd w:id="39"/>
+    <w:bookmarkStart w:id="40" w:name="ref-Aglas-Leitner2024"/>
     <w:p>
       <w:pPr>
         <w:pStyle w:val="Bibliography"/>
@@ -1805,8 +2058,8 @@
         <w:t xml:space="preserve">, Copernicus Meetings</w:t>
       </w:r>
     </w:p>
-    <w:bookmarkEnd w:id="38"/>
-    <w:bookmarkStart w:id="39" w:name="ref-Reichstein2007"/>
+    <w:bookmarkEnd w:id="40"/>
+    <w:bookmarkStart w:id="41" w:name="ref-Reichstein2007"/>
     <w:p>
       <w:pPr>
         <w:pStyle w:val="Bibliography"/>
@@ -1856,8 +2109,8 @@
         <w:t xml:space="preserve">13, 634–651</w:t>
       </w:r>
     </w:p>
-    <w:bookmarkEnd w:id="39"/>
-    <w:bookmarkStart w:id="40" w:name="ref-Margalef-Marrase2020"/>
+    <w:bookmarkEnd w:id="41"/>
+    <w:bookmarkStart w:id="42" w:name="ref-Margalef-Marrase2020"/>
     <w:p>
       <w:pPr>
         <w:pStyle w:val="Bibliography"/>
@@ -1907,8 +2160,8 @@
         <w:t xml:space="preserve">26, 3134–3146</w:t>
       </w:r>
     </w:p>
-    <w:bookmarkEnd w:id="40"/>
-    <w:bookmarkStart w:id="41" w:name="ref-Kazenel2024"/>
+    <w:bookmarkEnd w:id="42"/>
+    <w:bookmarkStart w:id="43" w:name="ref-Kazenel2024"/>
     <w:p>
       <w:pPr>
         <w:pStyle w:val="Bibliography"/>
@@ -1952,8 +2205,8 @@
         <w:t xml:space="preserve">Nature</w:t>
       </w:r>
     </w:p>
-    <w:bookmarkEnd w:id="41"/>
-    <w:bookmarkStart w:id="42" w:name="ref-Zhao2017"/>
+    <w:bookmarkEnd w:id="43"/>
+    <w:bookmarkStart w:id="44" w:name="ref-Zhao2017"/>
     <w:p>
       <w:pPr>
         <w:pStyle w:val="Bibliography"/>
@@ -2003,8 +2256,8 @@
         <w:t xml:space="preserve">114, 9326–9331</w:t>
       </w:r>
     </w:p>
-    <w:bookmarkEnd w:id="42"/>
-    <w:bookmarkStart w:id="43" w:name="ref-Tito2018"/>
+    <w:bookmarkEnd w:id="44"/>
+    <w:bookmarkStart w:id="45" w:name="ref-Tito2018"/>
     <w:p>
       <w:pPr>
         <w:pStyle w:val="Bibliography"/>
@@ -2054,8 +2307,8 @@
         <w:t xml:space="preserve">24, e592–e602</w:t>
       </w:r>
     </w:p>
-    <w:bookmarkEnd w:id="43"/>
-    <w:bookmarkStart w:id="44" w:name="ref-Bastos2014"/>
+    <w:bookmarkEnd w:id="45"/>
+    <w:bookmarkStart w:id="46" w:name="ref-Bastos2014"/>
     <w:p>
       <w:pPr>
         <w:pStyle w:val="Bibliography"/>
@@ -2105,8 +2358,8 @@
         <w:t xml:space="preserve">11, 3421–3435</w:t>
       </w:r>
     </w:p>
-    <w:bookmarkEnd w:id="44"/>
-    <w:bookmarkStart w:id="45" w:name="ref-Hesketh2023"/>
+    <w:bookmarkEnd w:id="46"/>
+    <w:bookmarkStart w:id="47" w:name="ref-Hesketh2023"/>
     <w:p>
       <w:pPr>
         <w:pStyle w:val="Bibliography"/>
@@ -2140,8 +2393,8 @@
         <w:t xml:space="preserve">29, 165–178</w:t>
       </w:r>
     </w:p>
-    <w:bookmarkEnd w:id="45"/>
-    <w:bookmarkStart w:id="46" w:name="ref-Martinez2023"/>
+    <w:bookmarkEnd w:id="47"/>
+    <w:bookmarkStart w:id="48" w:name="ref-Martinez2023"/>
     <w:p>
       <w:pPr>
         <w:pStyle w:val="Bibliography"/>
@@ -2185,8 +2438,8 @@
         <w:t xml:space="preserve">J. Appl. Entomol.</w:t>
       </w:r>
     </w:p>
-    <w:bookmarkEnd w:id="46"/>
-    <w:bookmarkStart w:id="47" w:name="ref-Rezende2020"/>
+    <w:bookmarkEnd w:id="48"/>
+    <w:bookmarkStart w:id="49" w:name="ref-Rezende2020"/>
     <w:p>
       <w:pPr>
         <w:pStyle w:val="Bibliography"/>
@@ -2236,8 +2489,8 @@
         <w:t xml:space="preserve">369, 1242–1245</w:t>
       </w:r>
     </w:p>
-    <w:bookmarkEnd w:id="47"/>
-    <w:bookmarkStart w:id="48" w:name="ref-Orsted2024"/>
+    <w:bookmarkEnd w:id="49"/>
+    <w:bookmarkStart w:id="50" w:name="ref-Orsted2024"/>
     <w:p>
       <w:pPr>
         <w:pStyle w:val="Bibliography"/>
@@ -2287,8 +2540,8 @@
         <w:t xml:space="preserve">27, e14421</w:t>
       </w:r>
     </w:p>
-    <w:bookmarkEnd w:id="48"/>
-    <w:bookmarkStart w:id="49" w:name="ref-Lopez-Goldar2024"/>
+    <w:bookmarkEnd w:id="50"/>
+    <w:bookmarkStart w:id="51" w:name="ref-Lopez-Goldar2024"/>
     <w:p>
       <w:pPr>
         <w:pStyle w:val="Bibliography"/>
@@ -2332,8 +2585,8 @@
         <w:t xml:space="preserve">Plant Cell Environ.</w:t>
       </w:r>
     </w:p>
-    <w:bookmarkEnd w:id="49"/>
-    <w:bookmarkStart w:id="50" w:name="ref-Huynh2024"/>
+    <w:bookmarkEnd w:id="51"/>
+    <w:bookmarkStart w:id="52" w:name="ref-Huynh2024"/>
     <w:p>
       <w:pPr>
         <w:pStyle w:val="Bibliography"/>
@@ -2383,8 +2636,8 @@
         <w:t xml:space="preserve">14, e70096</w:t>
       </w:r>
     </w:p>
-    <w:bookmarkEnd w:id="50"/>
-    <w:bookmarkStart w:id="51" w:name="ref-Trivedi2022"/>
+    <w:bookmarkEnd w:id="52"/>
+    <w:bookmarkStart w:id="53" w:name="ref-Trivedi2022"/>
     <w:p>
       <w:pPr>
         <w:pStyle w:val="Bibliography"/>
@@ -2434,8 +2687,8 @@
         <w:t xml:space="preserve">234, 1951–1959</w:t>
       </w:r>
     </w:p>
-    <w:bookmarkEnd w:id="51"/>
-    <w:bookmarkStart w:id="52" w:name="ref-Kooijman2010"/>
+    <w:bookmarkEnd w:id="53"/>
+    <w:bookmarkStart w:id="54" w:name="ref-Kooijman2010"/>
     <w:p>
       <w:pPr>
         <w:pStyle w:val="Bibliography"/>
@@ -2466,8 +2719,8 @@
         <w:t xml:space="preserve">, Cambridge university press</w:t>
       </w:r>
     </w:p>
-    <w:bookmarkEnd w:id="52"/>
-    <w:bookmarkStart w:id="53" w:name="ref-Kearney2009b"/>
+    <w:bookmarkEnd w:id="54"/>
+    <w:bookmarkStart w:id="55" w:name="ref-Kearney2009b"/>
     <w:p>
       <w:pPr>
         <w:pStyle w:val="Bibliography"/>
@@ -2501,8 +2754,8 @@
         <w:t xml:space="preserve">12, 334–350</w:t>
       </w:r>
     </w:p>
-    <w:bookmarkEnd w:id="53"/>
-    <w:bookmarkStart w:id="54" w:name="ref-Jusup2024"/>
+    <w:bookmarkEnd w:id="55"/>
+    <w:bookmarkStart w:id="56" w:name="ref-Jusup2024"/>
     <w:p>
       <w:pPr>
         <w:pStyle w:val="Bibliography"/>
@@ -2530,8 +2783,8 @@
         <w:t xml:space="preserve">arXiv preprint arXiv:2408. 13998</w:t>
       </w:r>
     </w:p>
-    <w:bookmarkEnd w:id="54"/>
-    <w:bookmarkStart w:id="55" w:name="ref-Kearney2024"/>
+    <w:bookmarkEnd w:id="56"/>
+    <w:bookmarkStart w:id="57" w:name="ref-Kearney2024"/>
     <w:p>
       <w:pPr>
         <w:pStyle w:val="Bibliography"/>
@@ -2567,9 +2820,15 @@
         </w:rPr>
         <w:t xml:space="preserve">Methods Ecol. Evol.</w:t>
       </w:r>
-    </w:p>
-    <w:bookmarkEnd w:id="55"/>
-    <w:bookmarkStart w:id="56" w:name="ref-Briscoe2023"/>
+      <w:r>
+        <w:t xml:space="preserve"> </w:t>
+      </w:r>
+      <w:r>
+        <w:t xml:space="preserve">15, 1516–1531</w:t>
+      </w:r>
+    </w:p>
+    <w:bookmarkEnd w:id="57"/>
+    <w:bookmarkStart w:id="58" w:name="ref-Briscoe2023"/>
     <w:p>
       <w:pPr>
         <w:pStyle w:val="Bibliography"/>
@@ -2619,8 +2878,8 @@
         <w:t xml:space="preserve">29, 1451–1470</w:t>
       </w:r>
     </w:p>
-    <w:bookmarkEnd w:id="56"/>
-    <w:bookmarkStart w:id="57" w:name="ref-Rezende2014"/>
+    <w:bookmarkEnd w:id="58"/>
+    <w:bookmarkStart w:id="59" w:name="ref-Rezende2014"/>
     <w:p>
       <w:pPr>
         <w:pStyle w:val="Bibliography"/>
@@ -2670,8 +2929,8 @@
         <w:t xml:space="preserve">28, 799–809</w:t>
       </w:r>
     </w:p>
-    <w:bookmarkEnd w:id="57"/>
-    <w:bookmarkStart w:id="58" w:name="ref-Delmas2019"/>
+    <w:bookmarkEnd w:id="59"/>
+    <w:bookmarkStart w:id="60" w:name="ref-Delmas2019"/>
     <w:p>
       <w:pPr>
         <w:pStyle w:val="Bibliography"/>
@@ -2721,8 +2980,8 @@
         <w:t xml:space="preserve">94, 16–36</w:t>
       </w:r>
     </w:p>
-    <w:bookmarkEnd w:id="58"/>
-    <w:bookmarkStart w:id="59" w:name="ref-Godoy2019"/>
+    <w:bookmarkEnd w:id="60"/>
+    <w:bookmarkStart w:id="61" w:name="ref-Godoy2019"/>
     <w:p>
       <w:pPr>
         <w:pStyle w:val="Bibliography"/>
@@ -2756,8 +3015,8 @@
         <w:t xml:space="preserve">33, 1190–1201</w:t>
       </w:r>
     </w:p>
-    <w:bookmarkEnd w:id="59"/>
-    <w:bookmarkStart w:id="60" w:name="ref-Poisot2021"/>
+    <w:bookmarkEnd w:id="61"/>
+    <w:bookmarkStart w:id="62" w:name="ref-Poisot2021"/>
     <w:p>
       <w:pPr>
         <w:pStyle w:val="Bibliography"/>
@@ -2807,8 +3066,8 @@
         <w:t xml:space="preserve">48, 1552–1563</w:t>
       </w:r>
     </w:p>
-    <w:bookmarkEnd w:id="60"/>
-    <w:bookmarkStart w:id="61" w:name="ref-Hui2019"/>
+    <w:bookmarkEnd w:id="62"/>
+    <w:bookmarkStart w:id="63" w:name="ref-Hui2019"/>
     <w:p>
       <w:pPr>
         <w:pStyle w:val="Bibliography"/>
@@ -2842,8 +3101,8 @@
         <w:t xml:space="preserve">34, 121–131</w:t>
       </w:r>
     </w:p>
-    <w:bookmarkEnd w:id="61"/>
-    <w:bookmarkStart w:id="62" w:name="ref-Gomez2023"/>
+    <w:bookmarkEnd w:id="63"/>
+    <w:bookmarkStart w:id="64" w:name="ref-Gomez2023"/>
     <w:p>
       <w:pPr>
         <w:pStyle w:val="Bibliography"/>
@@ -2893,8 +3152,8 @@
         <w:t xml:space="preserve">26, S47–S61</w:t>
       </w:r>
     </w:p>
-    <w:bookmarkEnd w:id="62"/>
-    <w:bookmarkStart w:id="63" w:name="ref-Lytle2023"/>
+    <w:bookmarkEnd w:id="64"/>
+    <w:bookmarkStart w:id="65" w:name="ref-Lytle2023"/>
     <w:p>
       <w:pPr>
         <w:pStyle w:val="Bibliography"/>
@@ -2928,8 +3187,8 @@
         <w:t xml:space="preserve">2, 26</w:t>
       </w:r>
     </w:p>
-    <w:bookmarkEnd w:id="63"/>
-    <w:bookmarkStart w:id="64" w:name="ref-Petsopoulos2021"/>
+    <w:bookmarkEnd w:id="65"/>
+    <w:bookmarkStart w:id="66" w:name="ref-Petsopoulos2021"/>
     <w:p>
       <w:pPr>
         <w:pStyle w:val="Bibliography"/>
@@ -2973,8 +3232,8 @@
         <w:t xml:space="preserve">Ecol. Entomol.</w:t>
       </w:r>
     </w:p>
-    <w:bookmarkEnd w:id="64"/>
-    <w:bookmarkStart w:id="65" w:name="ref-Dale2021"/>
+    <w:bookmarkEnd w:id="66"/>
+    <w:bookmarkStart w:id="67" w:name="ref-Dale2021"/>
     <w:p>
       <w:pPr>
         <w:pStyle w:val="Bibliography"/>
@@ -3005,8 +3264,8 @@
         <w:t xml:space="preserve">, Cambridge University Press</w:t>
       </w:r>
     </w:p>
-    <w:bookmarkEnd w:id="65"/>
-    <w:bookmarkStart w:id="66" w:name="ref-Lu2023"/>
+    <w:bookmarkEnd w:id="67"/>
+    <w:bookmarkStart w:id="68" w:name="ref-Lu2023"/>
     <w:p>
       <w:pPr>
         <w:pStyle w:val="Bibliography"/>
@@ -3056,8 +3315,8 @@
         <w:t xml:space="preserve">33, 647–659</w:t>
       </w:r>
     </w:p>
-    <w:bookmarkEnd w:id="66"/>
-    <w:bookmarkStart w:id="67" w:name="ref-Carrara2015"/>
+    <w:bookmarkEnd w:id="68"/>
+    <w:bookmarkStart w:id="69" w:name="ref-Carrara2015"/>
     <w:p>
       <w:pPr>
         <w:pStyle w:val="Bibliography"/>
@@ -3107,8 +3366,8 @@
         <w:t xml:space="preserve">6, 895–906</w:t>
       </w:r>
     </w:p>
-    <w:bookmarkEnd w:id="67"/>
-    <w:bookmarkStart w:id="68" w:name="ref-Vitali2022"/>
+    <w:bookmarkEnd w:id="69"/>
+    <w:bookmarkStart w:id="70" w:name="ref-Vitali2022"/>
     <w:p>
       <w:pPr>
         <w:pStyle w:val="Bibliography"/>
@@ -3158,8 +3417,8 @@
         <w:t xml:space="preserve">103, e03547</w:t>
       </w:r>
     </w:p>
-    <w:bookmarkEnd w:id="68"/>
-    <w:bookmarkStart w:id="69" w:name="ref-Riva2023"/>
+    <w:bookmarkEnd w:id="70"/>
+    <w:bookmarkStart w:id="71" w:name="ref-Riva2023"/>
     <w:p>
       <w:pPr>
         <w:pStyle w:val="Bibliography"/>
@@ -3209,8 +3468,8 @@
         <w:t xml:space="preserve">9, eabq4207</w:t>
       </w:r>
     </w:p>
-    <w:bookmarkEnd w:id="69"/>
-    <w:bookmarkStart w:id="70" w:name="ref-Terry2020"/>
+    <w:bookmarkEnd w:id="71"/>
+    <w:bookmarkStart w:id="72" w:name="ref-Terry2020"/>
     <w:p>
       <w:pPr>
         <w:pStyle w:val="Bibliography"/>
@@ -3244,8 +3503,8 @@
         <w:t xml:space="preserve">101, e03047</w:t>
       </w:r>
     </w:p>
-    <w:bookmarkEnd w:id="70"/>
-    <w:bookmarkStart w:id="71" w:name="ref-Weiss-Lehman2022"/>
+    <w:bookmarkEnd w:id="72"/>
+    <w:bookmarkStart w:id="73" w:name="ref-Weiss-Lehman2022"/>
     <w:p>
       <w:pPr>
         <w:pStyle w:val="Bibliography"/>
@@ -3295,8 +3554,8 @@
         <w:t xml:space="preserve">25, 1263–1276</w:t>
       </w:r>
     </w:p>
-    <w:bookmarkEnd w:id="71"/>
-    <w:bookmarkStart w:id="72" w:name="ref-Martinez-De_Leon2024"/>
+    <w:bookmarkEnd w:id="73"/>
+    <w:bookmarkStart w:id="74" w:name="ref-Martinez-De_Leon2024"/>
     <w:p>
       <w:pPr>
         <w:pStyle w:val="Bibliography"/>
@@ -3324,8 +3583,8 @@
         <w:t xml:space="preserve">Trends Ecol. Evol.</w:t>
       </w:r>
     </w:p>
-    <w:bookmarkEnd w:id="72"/>
-    <w:bookmarkStart w:id="73" w:name="ref-Marquez2007"/>
+    <w:bookmarkEnd w:id="74"/>
+    <w:bookmarkStart w:id="75" w:name="ref-Marquez2007"/>
     <w:p>
       <w:pPr>
         <w:pStyle w:val="Bibliography"/>
@@ -3375,8 +3634,8 @@
         <w:t xml:space="preserve">315, 513–515</w:t>
       </w:r>
     </w:p>
-    <w:bookmarkEnd w:id="73"/>
-    <w:bookmarkStart w:id="74" w:name="ref-Zou2024"/>
+    <w:bookmarkEnd w:id="75"/>
+    <w:bookmarkStart w:id="76" w:name="ref-Zou2024"/>
     <w:p>
       <w:pPr>
         <w:pStyle w:val="Bibliography"/>
@@ -3426,8 +3685,8 @@
         <w:t xml:space="preserve">27, e14432</w:t>
       </w:r>
     </w:p>
-    <w:bookmarkEnd w:id="74"/>
-    <w:bookmarkStart w:id="75" w:name="ref-Li2023"/>
+    <w:bookmarkEnd w:id="76"/>
+    <w:bookmarkStart w:id="77" w:name="ref-Fontaine2022"/>
     <w:p>
       <w:pPr>
         <w:pStyle w:val="Bibliography"/>
@@ -3442,6 +3701,382 @@
         <w:t xml:space="preserve">	</w:t>
       </w:r>
       <w:r>
+        <w:t xml:space="preserve">Fontaine, S.S.</w:t>
+      </w:r>
+      <w:r>
+        <w:t xml:space="preserve"> </w:t>
+      </w:r>
+      <w:r>
+        <w:rPr>
+          <w:i/>
+          <w:iCs/>
+        </w:rPr>
+        <w:t xml:space="preserve">et al.</w:t>
+      </w:r>
+      <w:r>
+        <w:t xml:space="preserve"> </w:t>
+      </w:r>
+      <w:r>
+        <w:t xml:space="preserve">(2022) Experimental manipulation of microbiota reduces host thermal tolerance and fitness under heat stress in a vertebrate ectotherm.</w:t>
+      </w:r>
+      <w:r>
+        <w:t xml:space="preserve"> </w:t>
+      </w:r>
+      <w:r>
+        <w:rPr>
+          <w:i/>
+          <w:iCs/>
+        </w:rPr>
+        <w:t xml:space="preserve">Nat. Ecol. Evol.</w:t>
+      </w:r>
+      <w:r>
+        <w:t xml:space="preserve"> </w:t>
+      </w:r>
+      <w:r>
+        <w:t xml:space="preserve">6, 405–417</w:t>
+      </w:r>
+    </w:p>
+    <w:bookmarkEnd w:id="77"/>
+    <w:bookmarkStart w:id="78" w:name="ref-Fontaine2023"/>
+    <w:p>
+      <w:pPr>
+        <w:pStyle w:val="Bibliography"/>
+      </w:pPr>
+      <w:r>
+        <w:t xml:space="preserve">40.</w:t>
+      </w:r>
+      <w:r>
+        <w:t xml:space="preserve"> </w:t>
+      </w:r>
+      <w:r>
+        <w:t xml:space="preserve">	</w:t>
+      </w:r>
+      <w:r>
+        <w:t xml:space="preserve">Fontaine, S.S. and Kohl, K.D. (2023) The microbiome buffers tadpole hosts from heat stress: A hologenomic approach to understand host-microbe interactions under warming.</w:t>
+      </w:r>
+      <w:r>
+        <w:t xml:space="preserve"> </w:t>
+      </w:r>
+      <w:r>
+        <w:rPr>
+          <w:i/>
+          <w:iCs/>
+        </w:rPr>
+        <w:t xml:space="preserve">J. Exp. Biol.</w:t>
+      </w:r>
+      <w:r>
+        <w:t xml:space="preserve"> </w:t>
+      </w:r>
+      <w:r>
+        <w:t xml:space="preserve">226, jeb245191</w:t>
+      </w:r>
+    </w:p>
+    <w:bookmarkEnd w:id="78"/>
+    <w:bookmarkStart w:id="79" w:name="ref-Hoang2019"/>
+    <w:p>
+      <w:pPr>
+        <w:pStyle w:val="Bibliography"/>
+      </w:pPr>
+      <w:r>
+        <w:t xml:space="preserve">41.</w:t>
+      </w:r>
+      <w:r>
+        <w:t xml:space="preserve"> </w:t>
+      </w:r>
+      <w:r>
+        <w:t xml:space="preserve">	</w:t>
+      </w:r>
+      <w:r>
+        <w:t xml:space="preserve">Hoang, K.L.</w:t>
+      </w:r>
+      <w:r>
+        <w:t xml:space="preserve"> </w:t>
+      </w:r>
+      <w:r>
+        <w:rPr>
+          <w:i/>
+          <w:iCs/>
+        </w:rPr>
+        <w:t xml:space="preserve">et al.</w:t>
+      </w:r>
+      <w:r>
+        <w:t xml:space="preserve"> </w:t>
+      </w:r>
+      <w:r>
+        <w:t xml:space="preserve">(2019) The effects of bacillus subtilis on caenorhabditis elegans fitness after heat stress.</w:t>
+      </w:r>
+      <w:r>
+        <w:t xml:space="preserve"> </w:t>
+      </w:r>
+      <w:r>
+        <w:rPr>
+          <w:i/>
+          <w:iCs/>
+        </w:rPr>
+        <w:t xml:space="preserve">Ecol. Evol.</w:t>
+      </w:r>
+      <w:r>
+        <w:t xml:space="preserve"> </w:t>
+      </w:r>
+      <w:r>
+        <w:t xml:space="preserve">9, 3491–3499</w:t>
+      </w:r>
+    </w:p>
+    <w:bookmarkEnd w:id="79"/>
+    <w:bookmarkStart w:id="80" w:name="ref-Gehman2019"/>
+    <w:p>
+      <w:pPr>
+        <w:pStyle w:val="Bibliography"/>
+      </w:pPr>
+      <w:r>
+        <w:t xml:space="preserve">42.</w:t>
+      </w:r>
+      <w:r>
+        <w:t xml:space="preserve"> </w:t>
+      </w:r>
+      <w:r>
+        <w:t xml:space="preserve">	</w:t>
+      </w:r>
+      <w:r>
+        <w:t xml:space="preserve">Gehman, A.-L.M. and Harley, C.D.G. (2019) Symbiotic endolithic microbes alter host morphology and reduce host vulnerability to high environmental temperatures.</w:t>
+      </w:r>
+      <w:r>
+        <w:t xml:space="preserve"> </w:t>
+      </w:r>
+      <w:r>
+        <w:rPr>
+          <w:i/>
+          <w:iCs/>
+        </w:rPr>
+        <w:t xml:space="preserve">Ecosphere</w:t>
+      </w:r>
+      <w:r>
+        <w:t xml:space="preserve"> </w:t>
+      </w:r>
+      <w:r>
+        <w:t xml:space="preserve">10, e02683</w:t>
+      </w:r>
+    </w:p>
+    <w:bookmarkEnd w:id="80"/>
+    <w:bookmarkStart w:id="81" w:name="ref-Hoang2021"/>
+    <w:p>
+      <w:pPr>
+        <w:pStyle w:val="Bibliography"/>
+      </w:pPr>
+      <w:r>
+        <w:t xml:space="preserve">43.</w:t>
+      </w:r>
+      <w:r>
+        <w:t xml:space="preserve"> </w:t>
+      </w:r>
+      <w:r>
+        <w:t xml:space="preserve">	</w:t>
+      </w:r>
+      <w:r>
+        <w:t xml:space="preserve">Hoang, K.L.</w:t>
+      </w:r>
+      <w:r>
+        <w:t xml:space="preserve"> </w:t>
+      </w:r>
+      <w:r>
+        <w:rPr>
+          <w:i/>
+          <w:iCs/>
+        </w:rPr>
+        <w:t xml:space="preserve">et al.</w:t>
+      </w:r>
+      <w:r>
+        <w:t xml:space="preserve"> </w:t>
+      </w:r>
+      <w:r>
+        <w:t xml:space="preserve">(2021) Association with a novel protective microbe facilitates host adaptation to a stressful environment.</w:t>
+      </w:r>
+      <w:r>
+        <w:t xml:space="preserve"> </w:t>
+      </w:r>
+      <w:r>
+        <w:rPr>
+          <w:i/>
+          <w:iCs/>
+        </w:rPr>
+        <w:t xml:space="preserve">Evol. Lett.</w:t>
+      </w:r>
+      <w:r>
+        <w:t xml:space="preserve"> </w:t>
+      </w:r>
+      <w:r>
+        <w:t xml:space="preserve">5, 118–129</w:t>
+      </w:r>
+    </w:p>
+    <w:bookmarkEnd w:id="81"/>
+    <w:bookmarkStart w:id="82" w:name="ref-Corbin2016"/>
+    <w:p>
+      <w:pPr>
+        <w:pStyle w:val="Bibliography"/>
+      </w:pPr>
+      <w:r>
+        <w:t xml:space="preserve">44.</w:t>
+      </w:r>
+      <w:r>
+        <w:t xml:space="preserve"> </w:t>
+      </w:r>
+      <w:r>
+        <w:t xml:space="preserve">	</w:t>
+      </w:r>
+      <w:r>
+        <w:t xml:space="preserve">Corbin, C.</w:t>
+      </w:r>
+      <w:r>
+        <w:t xml:space="preserve"> </w:t>
+      </w:r>
+      <w:r>
+        <w:rPr>
+          <w:i/>
+          <w:iCs/>
+        </w:rPr>
+        <w:t xml:space="preserve">et al.</w:t>
+      </w:r>
+      <w:r>
+        <w:t xml:space="preserve"> </w:t>
+      </w:r>
+      <w:r>
+        <w:t xml:space="preserve">(2016) Heritable symbionts in a world of varying temperature.</w:t>
+      </w:r>
+      <w:r>
+        <w:t xml:space="preserve"> </w:t>
+      </w:r>
+      <w:r>
+        <w:rPr>
+          <w:i/>
+          <w:iCs/>
+        </w:rPr>
+        <w:t xml:space="preserve">Heredity (Edinb.)</w:t>
+      </w:r>
+      <w:r>
+        <w:t xml:space="preserve"> </w:t>
+      </w:r>
+      <w:r>
+        <w:t xml:space="preserve">118, 10–20</w:t>
+      </w:r>
+    </w:p>
+    <w:bookmarkEnd w:id="82"/>
+    <w:bookmarkStart w:id="83" w:name="ref-Zhang2019"/>
+    <w:p>
+      <w:pPr>
+        <w:pStyle w:val="Bibliography"/>
+      </w:pPr>
+      <w:r>
+        <w:t xml:space="preserve">45.</w:t>
+      </w:r>
+      <w:r>
+        <w:t xml:space="preserve"> </w:t>
+      </w:r>
+      <w:r>
+        <w:t xml:space="preserve">	</w:t>
+      </w:r>
+      <w:r>
+        <w:t xml:space="preserve">Zhang, B.</w:t>
+      </w:r>
+      <w:r>
+        <w:t xml:space="preserve"> </w:t>
+      </w:r>
+      <w:r>
+        <w:rPr>
+          <w:i/>
+          <w:iCs/>
+        </w:rPr>
+        <w:t xml:space="preserve">et al.</w:t>
+      </w:r>
+      <w:r>
+        <w:t xml:space="preserve"> </w:t>
+      </w:r>
+      <w:r>
+        <w:t xml:space="preserve">(2019) Obligate bacterial endosymbionts limit thermal tolerance of insect host species.</w:t>
+      </w:r>
+      <w:r>
+        <w:t xml:space="preserve"> </w:t>
+      </w:r>
+      <w:r>
+        <w:rPr>
+          <w:i/>
+          <w:iCs/>
+        </w:rPr>
+        <w:t xml:space="preserve">Proc. Natl. Acad. Sci. U. S. A.</w:t>
+      </w:r>
+      <w:r>
+        <w:t xml:space="preserve"> </w:t>
+      </w:r>
+      <w:r>
+        <w:t xml:space="preserve">116, 24712–24718</w:t>
+      </w:r>
+    </w:p>
+    <w:bookmarkEnd w:id="83"/>
+    <w:bookmarkStart w:id="84" w:name="ref-Dunbar2007"/>
+    <w:p>
+      <w:pPr>
+        <w:pStyle w:val="Bibliography"/>
+      </w:pPr>
+      <w:r>
+        <w:t xml:space="preserve">46.</w:t>
+      </w:r>
+      <w:r>
+        <w:t xml:space="preserve"> </w:t>
+      </w:r>
+      <w:r>
+        <w:t xml:space="preserve">	</w:t>
+      </w:r>
+      <w:r>
+        <w:t xml:space="preserve">Dunbar, H.E.</w:t>
+      </w:r>
+      <w:r>
+        <w:t xml:space="preserve"> </w:t>
+      </w:r>
+      <w:r>
+        <w:rPr>
+          <w:i/>
+          <w:iCs/>
+        </w:rPr>
+        <w:t xml:space="preserve">et al.</w:t>
+      </w:r>
+      <w:r>
+        <w:t xml:space="preserve"> </w:t>
+      </w:r>
+      <w:r>
+        <w:t xml:space="preserve">(2007) Aphid thermal tolerance is governed by a point mutation in bacterial symbionts.</w:t>
+      </w:r>
+      <w:r>
+        <w:t xml:space="preserve"> </w:t>
+      </w:r>
+      <w:r>
+        <w:rPr>
+          <w:i/>
+          <w:iCs/>
+        </w:rPr>
+        <w:t xml:space="preserve">PLoS Biol.</w:t>
+      </w:r>
+      <w:r>
+        <w:t xml:space="preserve"> </w:t>
+      </w:r>
+      <w:r>
+        <w:t xml:space="preserve">5, e96</w:t>
+      </w:r>
+    </w:p>
+    <w:bookmarkEnd w:id="84"/>
+    <w:bookmarkStart w:id="85" w:name="ref-Li2023"/>
+    <w:p>
+      <w:pPr>
+        <w:pStyle w:val="Bibliography"/>
+      </w:pPr>
+      <w:r>
+        <w:t xml:space="preserve">47.</w:t>
+      </w:r>
+      <w:r>
+        <w:t xml:space="preserve"> </w:t>
+      </w:r>
+      <w:r>
+        <w:t xml:space="preserve">	</w:t>
+      </w:r>
+      <w:r>
         <w:t xml:space="preserve">Li, Y.-J.</w:t>
       </w:r>
       <w:r>
@@ -3477,14 +4112,14 @@
         <w:t xml:space="preserve">114, 103583</w:t>
       </w:r>
     </w:p>
-    <w:bookmarkEnd w:id="75"/>
-    <w:bookmarkStart w:id="76" w:name="ref-Zhu2024"/>
+    <w:bookmarkEnd w:id="85"/>
+    <w:bookmarkStart w:id="86" w:name="ref-Zhu2024"/>
     <w:p>
       <w:pPr>
         <w:pStyle w:val="Bibliography"/>
       </w:pPr>
       <w:r>
-        <w:t xml:space="preserve">40.</w:t>
+        <w:t xml:space="preserve">48.</w:t>
       </w:r>
       <w:r>
         <w:t xml:space="preserve"> </w:t>
@@ -3528,14 +4163,14 @@
         <w:t xml:space="preserve">39, 165–180</w:t>
       </w:r>
     </w:p>
-    <w:bookmarkEnd w:id="76"/>
-    <w:bookmarkStart w:id="77" w:name="ref-Kearney2009a"/>
+    <w:bookmarkEnd w:id="86"/>
+    <w:bookmarkStart w:id="87" w:name="ref-Kearney2009a"/>
     <w:p>
       <w:pPr>
         <w:pStyle w:val="Bibliography"/>
       </w:pPr>
       <w:r>
-        <w:t xml:space="preserve">41.</w:t>
+        <w:t xml:space="preserve">49.</w:t>
       </w:r>
       <w:r>
         <w:t xml:space="preserve"> </w:t>
@@ -3579,9 +4214,9 @@
         <w:t xml:space="preserve">23, 528–538</w:t>
       </w:r>
     </w:p>
-    <w:bookmarkEnd w:id="77"/>
-    <w:bookmarkEnd w:id="78"/>
-    <w:bookmarkEnd w:id="79"/>
+    <w:bookmarkEnd w:id="87"/>
+    <w:bookmarkEnd w:id="88"/>
+    <w:bookmarkEnd w:id="89"/>
     <w:sectPr>
       <w:pgSz w:h="15840" w:w="12240"/>
       <w:pgMar w:bottom="851" w:footer="720" w:gutter="0" w:header="720" w:left="851" w:right="851" w:top="851"/>
@@ -4510,6 +5145,12 @@
     <w:abstractNumId w:val="991"/>
   </w:num>
   <w:num w:numId="1011">
+    <w:abstractNumId w:val="991"/>
+  </w:num>
+  <w:num w:numId="1012">
+    <w:abstractNumId w:val="991"/>
+  </w:num>
+  <w:num w:numId="1013">
     <w:abstractNumId w:val="991"/>
   </w:num>
 </w:numbering>

--- a/docs/ms.docx
+++ b/docs/ms.docx
@@ -64,9 +64,10 @@
         <w:t xml:space="preserve">heat</w:t>
       </w:r>
     </w:p>
-    <w:p>
-      <w:pPr>
-        <w:pStyle w:val="FirstParagraph"/>
+    <w:bookmarkStart w:id="20" w:name="target-journal"/>
+    <w:p>
+      <w:pPr>
+        <w:pStyle w:val="Heading5"/>
       </w:pPr>
       <w:r>
         <w:rPr>
@@ -78,9 +79,11 @@
       <w:r>
         <w:t xml:space="preserve">:</w:t>
       </w:r>
-      <w:r>
-        <w:t xml:space="preserve"> </w:t>
-      </w:r>
+    </w:p>
+    <w:p>
+      <w:pPr>
+        <w:pStyle w:val="FirstParagraph"/>
+      </w:pPr>
       <w:r>
         <w:rPr>
           <w:i/>
@@ -139,9 +142,11 @@
         <w:br/>
       </w:r>
     </w:p>
-    <w:p>
-      <w:pPr>
-        <w:pStyle w:val="BodyText"/>
+    <w:bookmarkEnd w:id="20"/>
+    <w:bookmarkStart w:id="21" w:name="alternative-homes"/>
+    <w:p>
+      <w:pPr>
+        <w:pStyle w:val="Heading5"/>
       </w:pPr>
       <w:r>
         <w:rPr>
@@ -156,7 +161,7 @@
     </w:p>
     <w:p>
       <w:pPr>
-        <w:pStyle w:val="BodyText"/>
+        <w:pStyle w:val="FirstParagraph"/>
       </w:pPr>
       <w:r>
         <w:rPr>
@@ -204,9 +209,11 @@
         <w:t xml:space="preserve">(Perspective) - up to 7500 words if needed.</w:t>
       </w:r>
     </w:p>
-    <w:p>
-      <w:pPr>
-        <w:pStyle w:val="BodyText"/>
+    <w:bookmarkEnd w:id="21"/>
+    <w:bookmarkStart w:id="22" w:name="structure-overview---sections"/>
+    <w:p>
+      <w:pPr>
+        <w:pStyle w:val="Heading5"/>
       </w:pPr>
       <w:r>
         <w:rPr>
@@ -221,6 +228,11 @@
       <w:r>
         <w:br/>
       </w:r>
+    </w:p>
+    <w:p>
+      <w:pPr>
+        <w:pStyle w:val="FirstParagraph"/>
+      </w:pPr>
       <w:r>
         <w:t xml:space="preserve">Proposed Outline:</w:t>
       </w:r>
@@ -390,7 +402,8 @@
         <w:t xml:space="preserve">Please see more detailed guidance for each section below and some names who might lead these.</w:t>
       </w:r>
     </w:p>
-    <w:bookmarkStart w:id="20" w:name="abstract-dan"/>
+    <w:bookmarkEnd w:id="22"/>
+    <w:bookmarkStart w:id="23" w:name="abstract-dan"/>
     <w:p>
       <w:pPr>
         <w:pStyle w:val="Heading1"/>
@@ -407,8 +420,8 @@
         <w:t xml:space="preserve">Anthropogenic climate change is leading to more frequent and extreme heat waves. These short-term but large-scale events are radically re-shaping interactions among organisms, impacting biodiversity, community composition and ecosystem services crucial to natural systems and food security. Predicting heat wave impacts on interacting species requires an understanding of the processes driving differential exposure and sensitivity of organisms to extreme heat events in a life-cycle context. Key to developing this predictive capacity is the formulation of a modelling framework that captures species-specific responses. This includes knowledge of habitat-mediated changes in microclimates, biophysical controls on body temperature, temperature sensitivity of organismal physiology, and how the effects of heatwaves vary depending on thermal history. We show how existing models in disparate fields can be linked to achieve this level of understanding to allow for calculated responses to extreme heat now and into the future with implications for socioecological systems more generally.  </w:t>
       </w:r>
     </w:p>
-    <w:bookmarkEnd w:id="20"/>
-    <w:bookmarkStart w:id="21" w:name="Xebe326ccf6438bb59b06b215a72d468ba832b0f"/>
+    <w:bookmarkEnd w:id="23"/>
+    <w:bookmarkStart w:id="24" w:name="Xebe326ccf6438bb59b06b215a72d468ba832b0f"/>
     <w:p>
       <w:pPr>
         <w:pStyle w:val="Heading1"/>
@@ -550,16 +563,86 @@
         <w:pStyle w:val="BodyText"/>
       </w:pPr>
       <w:r>
-        <w:t xml:space="preserve">Here, we bring together modelling approaches across diverse fields to establish a bridge for thinking about how we might begin integrating them to predict how extreme heat will affect communities. We focus our discussion on plant, insect and microbial communities given the strong interconnections between them, the ease with which they can be studied and their significance to natural and agricultural productivity. Nonetheless, our framework can be extended to incorporate other, diverse interactions. We highlight the immense opportunities such an integration may provide through a greater understanding of the ways in which extreme heat stress manifests across species and by elucidating more clearly how and why interactions among species can change with implications for natural and agricultural systems, food security and ecosystem services. We discuss the challenges of applying such an integrated modelling framework moving forward and how it can be extended to include other critical features that capture evolutionary change and plasticity in response to extreme heat.</w:t>
-      </w:r>
-    </w:p>
-    <w:bookmarkEnd w:id="21"/>
-    <w:bookmarkStart w:id="22" w:name="Xd22b977f88f0add426f49399196084251b1e16e"/>
+        <w:t xml:space="preserve">Here, we bring together modelling approaches across diverse fields to establish a bridge for thinking about how we might begin integrating them to predict how extreme heat will affect communities. We focus our discussion on plant, insect and microbial communities given the strong interconnections between them, the ease with which they can be studied and their significance to natural and agricultural productivity. Importantly,</w:t>
+      </w:r>
+      <w:r>
+        <w:t xml:space="preserve"> </w:t>
+      </w:r>
+      <w:r>
+        <w:t xml:space="preserve">‘</w:t>
+      </w:r>
+      <w:r>
+        <w:t xml:space="preserve">extreme heat</w:t>
+      </w:r>
+      <w:r>
+        <w:t xml:space="preserve">’</w:t>
+      </w:r>
+      <w:r>
+        <w:t xml:space="preserve"> </w:t>
+      </w:r>
+      <w:r>
+        <w:t xml:space="preserve">can take on a different meaning for these organisms. For example, plants and animals have different thermal tolerances or can exploit microthermal environments in different ways to dampen the effects of extreme atmospheric heat events. As such,</w:t>
+      </w:r>
+      <w:r>
+        <w:t xml:space="preserve"> </w:t>
+      </w:r>
+      <w:r>
+        <w:t xml:space="preserve">‘</w:t>
+      </w:r>
+      <w:r>
+        <w:t xml:space="preserve">extreme</w:t>
+      </w:r>
+      <w:r>
+        <w:t xml:space="preserve">’</w:t>
+      </w:r>
+      <w:r>
+        <w:t xml:space="preserve"> </w:t>
+      </w:r>
+      <w:r>
+        <w:t xml:space="preserve">will be relative to the biology of the organism in question. Nonetheless, our framework can capture these complexities and be extended to incorporate other, diverse interactions. We highlight the immense opportunities such an integration may provide through a greater understanding of the ways in which extreme heat stress manifests across species and by elucidating more clearly how and why interactions among species can change with implications for natural and agricultural systems, food security and ecosystem services. We discuss the challenges of applying such an integrated modelling framework moving forward and how it can be extended to include other critical features that capture evolutionary change and plasticity in response to extreme heat.</w:t>
+      </w:r>
+    </w:p>
+    <w:bookmarkEnd w:id="24"/>
+    <w:bookmarkStart w:id="25" w:name="Xa94c9dea5ca370ac54e92cadec28ec1ba151523"/>
     <w:p>
       <w:pPr>
         <w:pStyle w:val="Heading1"/>
       </w:pPr>
       <w:r>
+        <w:t xml:space="preserve">Biophysics to the rescue: predicting community wide</w:t>
+      </w:r>
+      <w:r>
+        <w:t xml:space="preserve"> </w:t>
+      </w:r>
+      <w:r>
+        <w:rPr>
+          <w:i/>
+          <w:iCs/>
+        </w:rPr>
+        <w:t xml:space="preserve">exposure</w:t>
+      </w:r>
+      <w:r>
+        <w:t xml:space="preserve"> </w:t>
+      </w:r>
+      <w:r>
+        <w:t xml:space="preserve">to extreme heat</w:t>
+      </w:r>
+    </w:p>
+    <w:p>
+      <w:pPr>
+        <w:pStyle w:val="FirstParagraph"/>
+      </w:pPr>
+      <w:r>
+        <w:t xml:space="preserve">Understanding the impacts of extreme heat on a community of organisms requires that we estimate and predict the thermal environment that organisms actually experience in nature and the ways in which they mitigate their exposure to extreme heat. Climate modelling and weather event forecasting has historically been achieved through General Circulation Models – large partial differential equation networks of atmospheric, oceanic and biospheric energy and mass exchange processes – coded in fast but inflexible languages like Fortran and C. The emergence of the Julia language for scientific computing has created an opportunity to rebuild climate models in a more modular manner allowing easier interfacing between discipline-specific models and easier integration of the massive emerging power of AI for data assimilation and machine learning. Well-established models are now available to integrate information about atmospheric conditions and habitat (topography, vegetation structure, soil/substrate properties) into microclimates and then translate microclimates into trait-mediated (behaviour, morphology, physiology) body temperature through the principles of biophysical ecology. Elaborate … emphasise how very different trajectories of body temperature can arise from the same atmospheric events due to position in the habitat, morphological and physiological traits (endothermy, evaporative cooling capacity, etc.), and behavioural responses. Link this later to how it can be applied to infer differential exposure of members of a community to predict relative exposure with different degrees of detail (from rank-order stress exposure to hourly trajecto</w:t>
+      </w:r>
+    </w:p>
+    <w:bookmarkEnd w:id="25"/>
+    <w:bookmarkStart w:id="26" w:name="Xd22b977f88f0add426f49399196084251b1e16e"/>
+    <w:p>
+      <w:pPr>
+        <w:pStyle w:val="Heading1"/>
+      </w:pPr>
+      <w:r>
         <w:t xml:space="preserve">Capturing the balance between physiological</w:t>
       </w:r>
       <w:r>
@@ -593,6 +676,122 @@
       </w:r>
       <w:r>
         <w:t xml:space="preserve">to predict multi-species thermal sensitivity (Dan, Adrienne)</w:t>
+      </w:r>
+    </w:p>
+    <w:p>
+      <w:pPr>
+        <w:pStyle w:val="FirstParagraph"/>
+      </w:pPr>
+      <w:r>
+        <w:t xml:space="preserve">Translating how heat waves impact plants and animals not only depends on temperature</w:t>
+      </w:r>
+      <w:r>
+        <w:t xml:space="preserve"> </w:t>
+      </w:r>
+      <w:r>
+        <w:rPr>
+          <w:i/>
+          <w:iCs/>
+        </w:rPr>
+        <w:t xml:space="preserve">exposure</w:t>
+      </w:r>
+      <w:r>
+        <w:t xml:space="preserve"> </w:t>
+      </w:r>
+      <w:r>
+        <w:t xml:space="preserve">but also the varying</w:t>
+      </w:r>
+      <w:r>
+        <w:t xml:space="preserve"> </w:t>
+      </w:r>
+      <w:r>
+        <w:rPr>
+          <w:i/>
+          <w:iCs/>
+        </w:rPr>
+        <w:t xml:space="preserve">sensitivity</w:t>
+      </w:r>
+      <w:r>
+        <w:t xml:space="preserve"> </w:t>
+      </w:r>
+      <w:r>
+        <w:t xml:space="preserve">of organisms to extreme heat</w:t>
+      </w:r>
+      <w:r>
+        <w:t xml:space="preserve"> </w:t>
+      </w:r>
+      <w:r>
+        <w:t xml:space="preserve">[21,22]</w:t>
+      </w:r>
+      <w:r>
+        <w:t xml:space="preserve">. Sensitivity to extreme heat can be captured by thermal load or death time models that explicitly model how heat stress depends on both the temperature and duration of time organisms are exposed to a given temperature</w:t>
+      </w:r>
+      <w:r>
+        <w:t xml:space="preserve"> </w:t>
+      </w:r>
+      <w:r>
+        <w:t xml:space="preserve">[21]</w:t>
+      </w:r>
+      <w:r>
+        <w:t xml:space="preserve">. Typically, these models focus on endpoints that include survival (e.g.,</w:t>
+      </w:r>
+      <w:r>
+        <w:t xml:space="preserve"> </w:t>
+      </w:r>
+      <m:oMath>
+        <m:r>
+          <m:t>L</m:t>
+        </m:r>
+        <m:sSub>
+          <m:e>
+            <m:r>
+              <m:t>T</m:t>
+            </m:r>
+          </m:e>
+          <m:sub>
+            <m:r>
+              <m:t>50</m:t>
+            </m:r>
+          </m:sub>
+        </m:sSub>
+      </m:oMath>
+      <w:r>
+        <w:t xml:space="preserve"> </w:t>
+      </w:r>
+      <w:r>
+        <w:t xml:space="preserve">or</w:t>
+      </w:r>
+      <w:r>
+        <w:t xml:space="preserve"> </w:t>
+      </w:r>
+      <m:oMath>
+        <m:r>
+          <m:t>L</m:t>
+        </m:r>
+        <m:sSub>
+          <m:e>
+            <m:r>
+              <m:t>T</m:t>
+            </m:r>
+          </m:e>
+          <m:sub>
+            <m:r>
+              <m:t>80</m:t>
+            </m:r>
+          </m:sub>
+        </m:sSub>
+      </m:oMath>
+      <w:r>
+        <w:t xml:space="preserve">) or some measure of fertility, but this need not be the case. Endpoints are predicted by assuming the effects of time decrease survival or fertility exponentially across different exposure temperatures and that temperature can moderate the permissive time at a given temperature</w:t>
+      </w:r>
+      <w:r>
+        <w:t xml:space="preserve"> </w:t>
+      </w:r>
+      <w:r>
+        <w:t xml:space="preserve">[11,12,21,22]</w:t>
+      </w:r>
+      <w:r>
+        <w:t xml:space="preserve">. Thermal load sensitivity models explicitly acknowledge that thermal sensitivity depends on the relative accumulation of damage to cellular and sub-cellular systems that compromise physiological function. Without periods of recovery, where damage can be repaired, organisms accumulate damage over time that reduces growth, survival and reproduction. The concept of damage/repair is critically important for understanding how heat waves affect organisms because such a mechanism can result in lagged responses to heat stress – a common feature of extreme heat events. In addition, modelling the intricate balance of damage and repair for a suite of different species can help identify susceptible species, life stages and tissues that are most at risk from extreme heat events allowing for more accurate predictions of varying sensitivity of species across a community.</w:t>
       </w:r>
     </w:p>
     <w:p>
@@ -765,30 +964,67 @@
         <w:t xml:space="preserve">Figure 1: demonstrating how thermal load sensitivity can be used to predict heat stress impacts on plants and animals, survival, reproductive tissue. Simplified.</w:t>
       </w:r>
     </w:p>
-    <w:bookmarkEnd w:id="22"/>
-    <w:bookmarkStart w:id="23" w:name="X9603b7f4f6c0a7e1a88ed7695370fa5e8944a74"/>
+    <w:bookmarkEnd w:id="26"/>
+    <w:bookmarkStart w:id="27" w:name="Xb3b436e4102620f2772cb7b1f0002d3c69b575d"/>
     <w:p>
       <w:pPr>
         <w:pStyle w:val="Heading1"/>
       </w:pPr>
       <w:r>
-        <w:t xml:space="preserve">Biophysics to the rescue: realistic community wide</w:t>
-      </w:r>
-      <w:r>
-        <w:t xml:space="preserve"> </w:t>
-      </w:r>
-      <w:r>
-        <w:rPr>
-          <w:i/>
-          <w:iCs/>
-        </w:rPr>
-        <w:t xml:space="preserve">exposure</w:t>
-      </w:r>
-      <w:r>
-        <w:t xml:space="preserve"> </w:t>
-      </w:r>
-      <w:r>
-        <w:t xml:space="preserve">to extreme heat and Dynamic Energy Budget models (Mike, Belinda, Dan)</w:t>
+        <w:t xml:space="preserve">Dynamic Energy Budget models (Mike and Dan)</w:t>
+      </w:r>
+    </w:p>
+    <w:p>
+      <w:pPr>
+        <w:pStyle w:val="FirstParagraph"/>
+      </w:pPr>
+      <w:r>
+        <w:t xml:space="preserve">Dynamic Energy Budget (DEB) models are physiologically explicit life-cycle models that allow for life-history, growth, reproduction and survival to be predicted through time for diverse species. DEB models are mechanistic and adhere to the thermodynamic principle of energy-mass balance. They integrate factors such as temperature, stressors (e.g., toxicants;</w:t>
+      </w:r>
+      <w:r>
+        <w:t xml:space="preserve"> </w:t>
+      </w:r>
+      <w:r>
+        <w:t xml:space="preserve">[23]</w:t>
+      </w:r>
+      <w:r>
+        <w:t xml:space="preserve">;</w:t>
+      </w:r>
+      <w:r>
+        <w:t xml:space="preserve"> </w:t>
+      </w:r>
+      <w:r>
+        <w:t xml:space="preserve">[24]</w:t>
+      </w:r>
+      <w:r>
+        <w:t xml:space="preserve">) and resource availability to understand how they affect growth, reproduction and survival and</w:t>
+      </w:r>
+      <w:r>
+        <w:t xml:space="preserve"> </w:t>
+      </w:r>
+      <w:r>
+        <w:t xml:space="preserve">[17,20]</w:t>
+      </w:r>
+      <w:r>
+        <w:t xml:space="preserve">. While DEB models are parameter rich key parameters have been estimated for &gt; 1000 species already</w:t>
+      </w:r>
+      <w:r>
+        <w:t xml:space="preserve"> </w:t>
+      </w:r>
+      <w:r>
+        <w:t xml:space="preserve">[25]</w:t>
+      </w:r>
+      <w:r>
+        <w:t xml:space="preserve">, and new analytical approaches using phylogenetic imputation methods can be used to estimate DEB parameters for over 1.3 million species (see https://deb.bolding-bruggeman.com;</w:t>
+      </w:r>
+      <w:r>
+        <w:t xml:space="preserve"> </w:t>
+      </w:r>
+      <w:r>
+        <w:t xml:space="preserve">[26]</w:t>
+      </w:r>
+      <w:r>
+        <w:t xml:space="preserve">).</w:t>
       </w:r>
     </w:p>
     <w:p>
@@ -800,7 +1036,7 @@
         </w:numPr>
       </w:pPr>
       <w:r>
-        <w:t xml:space="preserve">Combining TLS with biophysical and dynamic energy budget models</w:t>
+        <w:t xml:space="preserve">Combining TLS with biophysical and dynamic energy budget models.</w:t>
       </w:r>
     </w:p>
     <w:p>
@@ -863,8 +1099,8 @@
         <w:t xml:space="preserve">Combining these models with TLS can help predict how temperature affects the survival and reproduction of a focal species in a community</w:t>
       </w:r>
     </w:p>
-    <w:bookmarkEnd w:id="23"/>
-    <w:bookmarkStart w:id="24" w:name="Xbdb3df2871e98d114a1e4e74a52caa28253dc0c"/>
+    <w:bookmarkEnd w:id="27"/>
+    <w:bookmarkStart w:id="28" w:name="Xbdb3df2871e98d114a1e4e74a52caa28253dc0c"/>
     <w:p>
       <w:pPr>
         <w:pStyle w:val="Heading1"/>
@@ -930,36 +1166,6 @@
         <w:t xml:space="preserve"> </w:t>
       </w:r>
       <w:r>
-        <w:t xml:space="preserve">[22]</w:t>
-      </w:r>
-      <w:r>
-        <w:t xml:space="preserve"> </w:t>
-      </w:r>
-      <w:r>
-        <w:t xml:space="preserve">[23]</w:t>
-      </w:r>
-      <w:r>
-        <w:t xml:space="preserve"> </w:t>
-      </w:r>
-      <w:r>
-        <w:t xml:space="preserve">[24]</w:t>
-      </w:r>
-      <w:r>
-        <w:t xml:space="preserve"> </w:t>
-      </w:r>
-      <w:r>
-        <w:t xml:space="preserve">[25]</w:t>
-      </w:r>
-      <w:r>
-        <w:t xml:space="preserve"> </w:t>
-      </w:r>
-      <w:r>
-        <w:t xml:space="preserve">[26]</w:t>
-      </w:r>
-      <w:r>
-        <w:t xml:space="preserve"> </w:t>
-      </w:r>
-      <w:r>
         <w:t xml:space="preserve">[27]</w:t>
       </w:r>
       <w:r>
@@ -972,13 +1178,43 @@
         <w:t xml:space="preserve"> </w:t>
       </w:r>
       <w:r>
+        <w:t xml:space="preserve">[29]</w:t>
+      </w:r>
+      <w:r>
+        <w:t xml:space="preserve"> </w:t>
+      </w:r>
+      <w:r>
+        <w:t xml:space="preserve">[30]</w:t>
+      </w:r>
+      <w:r>
+        <w:t xml:space="preserve"> </w:t>
+      </w:r>
+      <w:r>
+        <w:t xml:space="preserve">[31]</w:t>
+      </w:r>
+      <w:r>
+        <w:t xml:space="preserve"> </w:t>
+      </w:r>
+      <w:r>
+        <w:t xml:space="preserve">[32]</w:t>
+      </w:r>
+      <w:r>
+        <w:t xml:space="preserve"> </w:t>
+      </w:r>
+      <w:r>
+        <w:t xml:space="preserve">[33]</w:t>
+      </w:r>
+      <w:r>
+        <w:t xml:space="preserve"> </w:t>
+      </w:r>
+      <w:r>
         <w:t xml:space="preserve">Should also look at this book</w:t>
       </w:r>
       <w:r>
         <w:t xml:space="preserve"> </w:t>
       </w:r>
       <w:r>
-        <w:t xml:space="preserve">[29]</w:t>
+        <w:t xml:space="preserve">[34]</w:t>
       </w:r>
     </w:p>
     <w:p>
@@ -1020,7 +1256,7 @@
         <w:t xml:space="preserve"> </w:t>
       </w:r>
       <w:r>
-        <w:t xml:space="preserve">[30]</w:t>
+        <w:t xml:space="preserve">[35]</w:t>
       </w:r>
       <w:r>
         <w:t xml:space="preserve"> </w:t>
@@ -1038,7 +1274,7 @@
         <w:t xml:space="preserve"> </w:t>
       </w:r>
       <w:r>
-        <w:t xml:space="preserve">[31]</w:t>
+        <w:t xml:space="preserve">[36]</w:t>
       </w:r>
       <w:r>
         <w:t xml:space="preserve">. We can here model the actual abundance of a given species and it would seem more flexible to incorporate thermal tolerance infor into these models.</w:t>
@@ -1059,7 +1295,7 @@
         <w:t xml:space="preserve"> </w:t>
       </w:r>
       <w:r>
-        <w:t xml:space="preserve">[32]</w:t>
+        <w:t xml:space="preserve">[37]</w:t>
       </w:r>
       <w:r>
         <w:t xml:space="preserve"> </w:t>
@@ -1071,7 +1307,7 @@
         <w:t xml:space="preserve"> </w:t>
       </w:r>
       <w:r>
-        <w:t xml:space="preserve">[33]</w:t>
+        <w:t xml:space="preserve">[38]</w:t>
       </w:r>
       <w:r>
         <w:t xml:space="preserve">, limitations</w:t>
@@ -1080,17 +1316,17 @@
         <w:t xml:space="preserve"> </w:t>
       </w:r>
       <w:r>
-        <w:t xml:space="preserve">[34]</w:t>
-      </w:r>
-      <w:r>
-        <w:t xml:space="preserve"> </w:t>
-      </w:r>
-      <w:r>
-        <w:t xml:space="preserve">[35]</w:t>
-      </w:r>
-    </w:p>
-    <w:bookmarkEnd w:id="24"/>
-    <w:bookmarkStart w:id="30" w:name="Xe7540e51cb84d29e47d083817996607ca5f8009"/>
+        <w:t xml:space="preserve">[39]</w:t>
+      </w:r>
+      <w:r>
+        <w:t xml:space="preserve"> </w:t>
+      </w:r>
+      <w:r>
+        <w:t xml:space="preserve">[40]</w:t>
+      </w:r>
+    </w:p>
+    <w:bookmarkEnd w:id="28"/>
+    <w:bookmarkStart w:id="34" w:name="Xe7540e51cb84d29e47d083817996607ca5f8009"/>
     <w:p>
       <w:pPr>
         <w:pStyle w:val="Heading1"/>
@@ -1142,7 +1378,7 @@
         <w:t xml:space="preserve"> </w:t>
       </w:r>
       <w:r>
-        <w:t xml:space="preserve">[36]</w:t>
+        <w:t xml:space="preserve">[41]</w:t>
       </w:r>
       <w:r>
         <w:t xml:space="preserve">, so we should be careful to make our narrative distinct. The limitation of this study is it lacks the focus on modelling frameworks, so I think us distinguishing how we link these concepts back into the model would be quite novel and distinguish ourselves from them..</w:t>
@@ -1172,7 +1408,7 @@
         <w:t xml:space="preserve">If uncertain about adding a sentence to the link to the models above, that’s ok, Dan, Mike, Margie and Belinda can add.</w:t>
       </w:r>
     </w:p>
-    <w:bookmarkStart w:id="25" w:name="X1b136e3eae891c477bc728d2597e572ca649eaa"/>
+    <w:bookmarkStart w:id="29" w:name="X1b136e3eae891c477bc728d2597e572ca649eaa"/>
     <w:p>
       <w:pPr>
         <w:pStyle w:val="Heading3"/>
@@ -1212,7 +1448,7 @@
         <w:t xml:space="preserve"> </w:t>
       </w:r>
       <w:r>
-        <w:t xml:space="preserve">[37]</w:t>
+        <w:t xml:space="preserve">[42]</w:t>
       </w:r>
       <w:r>
         <w:t xml:space="preserve"> </w:t>
@@ -1305,7 +1541,7 @@
         <w:t xml:space="preserve"> </w:t>
       </w:r>
       <w:r>
-        <w:t xml:space="preserve">[38]</w:t>
+        <w:t xml:space="preserve">[43]</w:t>
       </w:r>
       <w:r>
         <w:t xml:space="preserve">. The paper provides a framework for modelling soil plant interactions</w:t>
@@ -1322,7 +1558,7 @@
         <w:t xml:space="preserve"> </w:t>
       </w:r>
       <w:r>
-        <w:t xml:space="preserve">[39]</w:t>
+        <w:t xml:space="preserve">[44]</w:t>
       </w:r>
       <w:r>
         <w:t xml:space="preserve">, which is thought to be associated with transcriptional buffering of hosts by the natural microbiome</w:t>
@@ -1331,7 +1567,7 @@
         <w:t xml:space="preserve"> </w:t>
       </w:r>
       <w:r>
-        <w:t xml:space="preserve">[40]</w:t>
+        <w:t xml:space="preserve">[45]</w:t>
       </w:r>
       <w:r>
         <w:t xml:space="preserve">. Specific gut bacteria may provide a protective effect on their host.</w:t>
@@ -1372,7 +1608,7 @@
         <w:t xml:space="preserve"> </w:t>
       </w:r>
       <w:r>
-        <w:t xml:space="preserve">[41]</w:t>
+        <w:t xml:space="preserve">[46]</w:t>
       </w:r>
       <w:r>
         <w:t xml:space="preserve">. Moreover, this protective effect can influence the ability of the host to evolve further resistance to the heat shock and harboured more bacteria</w:t>
@@ -1381,7 +1617,7 @@
         <w:t xml:space="preserve"> </w:t>
       </w:r>
       <w:r>
-        <w:t xml:space="preserve">[42]</w:t>
+        <w:t xml:space="preserve">[47]</w:t>
       </w:r>
       <w:r>
         <w:t xml:space="preserve">. Even microbes that are normally parasitic on their hosts can generate benefits to them under stressful conditions. In the mussel</w:t>
@@ -1403,7 +1639,7 @@
         <w:t xml:space="preserve"> </w:t>
       </w:r>
       <w:r>
-        <w:t xml:space="preserve">[43]</w:t>
+        <w:t xml:space="preserve">[48]</w:t>
       </w:r>
       <w:r>
         <w:t xml:space="preserve">, On the other hand, many endosymbionts including those providing host benefits appear particularly sensitive to heat</w:t>
@@ -1412,7 +1648,7 @@
         <w:t xml:space="preserve"> </w:t>
       </w:r>
       <w:r>
-        <w:t xml:space="preserve">[44]</w:t>
+        <w:t xml:space="preserve">[49]</w:t>
       </w:r>
       <w:r>
         <w:t xml:space="preserve">. The density of</w:t>
@@ -1453,7 +1689,7 @@
         <w:t xml:space="preserve"> </w:t>
       </w:r>
       <w:r>
-        <w:t xml:space="preserve">[45]</w:t>
+        <w:t xml:space="preserve">[50]</w:t>
       </w:r>
       <w:r>
         <w:t xml:space="preserve">. Nevertheless, the heat tolerance of pea aphids can be sharply increased through a mutation in a heat shock protein encoded by</w:t>
@@ -1472,14 +1708,14 @@
         <w:t xml:space="preserve"> </w:t>
       </w:r>
       <w:r>
-        <w:t xml:space="preserve">[46]</w:t>
+        <w:t xml:space="preserve">[51]</w:t>
       </w:r>
       <w:r>
         <w:t xml:space="preserve">.</w:t>
       </w:r>
     </w:p>
-    <w:bookmarkEnd w:id="25"/>
-    <w:bookmarkStart w:id="26" w:name="X24738ef4513767bb724ce8804ac017259eaf2ee"/>
+    <w:bookmarkEnd w:id="29"/>
+    <w:bookmarkStart w:id="30" w:name="X24738ef4513767bb724ce8804ac017259eaf2ee"/>
     <w:p>
       <w:pPr>
         <w:pStyle w:val="Heading3"/>
@@ -1488,8 +1724,8 @@
         <w:t xml:space="preserve">Water availability can impact thermal sensitivity of plants and animals (Brendan)</w:t>
       </w:r>
     </w:p>
-    <w:bookmarkEnd w:id="26"/>
-    <w:bookmarkStart w:id="27" w:name="X1934a01dca617640c62902cb6b54ad742133dfc"/>
+    <w:bookmarkEnd w:id="30"/>
+    <w:bookmarkStart w:id="31" w:name="X1934a01dca617640c62902cb6b54ad742133dfc"/>
     <w:p>
       <w:pPr>
         <w:pStyle w:val="Heading3"/>
@@ -1529,7 +1765,7 @@
         <w:t xml:space="preserve"> </w:t>
       </w:r>
       <w:r>
-        <w:t xml:space="preserve">[47]</w:t>
+        <w:t xml:space="preserve">[52]</w:t>
       </w:r>
       <w:r>
         <w:t xml:space="preserve"> </w:t>
@@ -1572,7 +1808,7 @@
         <w:t xml:space="preserve"> </w:t>
       </w:r>
       <w:r>
-        <w:t xml:space="preserve">[47]</w:t>
+        <w:t xml:space="preserve">[52]</w:t>
       </w:r>
       <w:r>
         <w:t xml:space="preserve"> </w:t>
@@ -1581,8 +1817,8 @@
         <w:t xml:space="preserve">also found that different life-stages were affected differently by heat stress, with adults being more thermally tolerant than early developmental stages emphasising the need for models to capture such variation. However, such findings do not incorporate acclimation to heat stress or different microhabitat choice by the different species, which are both likely to be important for predicting the impacts of heat stress on community structure. It also ignores how interspecific interactions between competing aphid species will also likely mediate species abundance. It would be worth while integrating thermal tolerance landscapes with ecological models that capture interspecific interactions to better predict how heat stress will affect community structure.</w:t>
       </w:r>
     </w:p>
-    <w:bookmarkEnd w:id="27"/>
-    <w:bookmarkStart w:id="28" w:name="Xdbc91e02dcd505372e716f3d2147fb46ffba4bf"/>
+    <w:bookmarkEnd w:id="31"/>
+    <w:bookmarkStart w:id="32" w:name="Xdbc91e02dcd505372e716f3d2147fb46ffba4bf"/>
     <w:p>
       <w:pPr>
         <w:pStyle w:val="Heading3"/>
@@ -1602,14 +1838,14 @@
         <w:t xml:space="preserve"> </w:t>
       </w:r>
       <w:r>
-        <w:t xml:space="preserve">[48]</w:t>
+        <w:t xml:space="preserve">[53]</w:t>
       </w:r>
       <w:r>
         <w:t xml:space="preserve">. Connects heat tolerance to population matrix models. And, shows acclimation responses (heat hardening).</w:t>
       </w:r>
     </w:p>
-    <w:bookmarkEnd w:id="28"/>
-    <w:bookmarkStart w:id="29" w:name="X1f820984f57b727edc20965138ee13069f96c01"/>
+    <w:bookmarkEnd w:id="32"/>
+    <w:bookmarkStart w:id="33" w:name="X1f820984f57b727edc20965138ee13069f96c01"/>
     <w:p>
       <w:pPr>
         <w:pStyle w:val="Heading3"/>
@@ -1618,9 +1854,9 @@
         <w:t xml:space="preserve">Phenology and activity pattern shifts mediating interactions (James?)</w:t>
       </w:r>
     </w:p>
-    <w:bookmarkEnd w:id="29"/>
-    <w:bookmarkEnd w:id="30"/>
-    <w:bookmarkStart w:id="32" w:name="X42ca7aa69937316dee7b1e100d4320aa777518f"/>
+    <w:bookmarkEnd w:id="33"/>
+    <w:bookmarkEnd w:id="34"/>
+    <w:bookmarkStart w:id="36" w:name="X42ca7aa69937316dee7b1e100d4320aa777518f"/>
     <w:p>
       <w:pPr>
         <w:pStyle w:val="Heading1"/>
@@ -1760,7 +1996,7 @@
         <w:t xml:space="preserve">Conservation (Adrienne?)</w:t>
       </w:r>
     </w:p>
-    <w:bookmarkStart w:id="31" w:name="Xf9650dc0ea0b351fc010b34968d2cf3bde51c90"/>
+    <w:bookmarkStart w:id="35" w:name="Xf9650dc0ea0b351fc010b34968d2cf3bde51c90"/>
     <w:p>
       <w:pPr>
         <w:pStyle w:val="Heading4"/>
@@ -1841,9 +2077,9 @@
         <w:t xml:space="preserve">What SES systems modeling can do</w:t>
       </w:r>
     </w:p>
-    <w:bookmarkEnd w:id="31"/>
-    <w:bookmarkEnd w:id="32"/>
-    <w:bookmarkStart w:id="38" w:name="X78b08fde953bb9dcb9bb22555137d822070b4a9"/>
+    <w:bookmarkEnd w:id="35"/>
+    <w:bookmarkEnd w:id="36"/>
+    <w:bookmarkStart w:id="42" w:name="X78b08fde953bb9dcb9bb22555137d822070b4a9"/>
     <w:p>
       <w:pPr>
         <w:pStyle w:val="Heading1"/>
@@ -1852,7 +2088,7 @@
         <w:t xml:space="preserve">Future directions: modelling challenges, gaps and possible solutions</w:t>
       </w:r>
     </w:p>
-    <w:bookmarkStart w:id="33" w:name="Xfdf6778d6c1a7f88e581fd361ab93058637952f"/>
+    <w:bookmarkStart w:id="37" w:name="Xfdf6778d6c1a7f88e581fd361ab93058637952f"/>
     <w:p>
       <w:pPr>
         <w:pStyle w:val="Heading4"/>
@@ -1868,8 +2104,8 @@
         <w:t xml:space="preserve">: (Mike) Requires lots of information on a given species to model life-cycles, challenges in applying stage-structured populations (metamorphosis) others….Solutions?</w:t>
       </w:r>
     </w:p>
-    <w:bookmarkEnd w:id="33"/>
-    <w:bookmarkStart w:id="34" w:name="X31af800422944976d7563c55da852b974856f47"/>
+    <w:bookmarkEnd w:id="37"/>
+    <w:bookmarkStart w:id="38" w:name="X31af800422944976d7563c55da852b974856f47"/>
     <w:p>
       <w:pPr>
         <w:pStyle w:val="Heading4"/>
@@ -1885,8 +2121,8 @@
         <w:t xml:space="preserve">: We need to understand the genomic, cellular and physiological processes that confer greater thermal tolerance and help prepare organisms for future heat stress events.</w:t>
       </w:r>
     </w:p>
-    <w:bookmarkEnd w:id="34"/>
-    <w:bookmarkStart w:id="35" w:name="Xbb6a1781224964eec5409b3879f03550788dea1"/>
+    <w:bookmarkEnd w:id="38"/>
+    <w:bookmarkStart w:id="39" w:name="Xbb6a1781224964eec5409b3879f03550788dea1"/>
     <w:p>
       <w:pPr>
         <w:pStyle w:val="Heading4"/>
@@ -1902,8 +2138,8 @@
         <w:t xml:space="preserve">: Animals behave. We need to model that. How do changes in behaviour impact interactions with other species and the environment. How might this impact plant productivity (Mike, Dan, DEB models)</w:t>
       </w:r>
     </w:p>
-    <w:bookmarkEnd w:id="35"/>
-    <w:bookmarkStart w:id="36" w:name="Xebf598c8d62402443261428456b1d908a4618f8"/>
+    <w:bookmarkEnd w:id="39"/>
+    <w:bookmarkStart w:id="40" w:name="Xebf598c8d62402443261428456b1d908a4618f8"/>
     <w:p>
       <w:pPr>
         <w:pStyle w:val="Heading4"/>
@@ -1922,7 +2158,7 @@
         <w:t xml:space="preserve"> </w:t>
       </w:r>
       <w:r>
-        <w:t xml:space="preserve">[49]</w:t>
+        <w:t xml:space="preserve">[54]</w:t>
       </w:r>
       <w:r>
         <w:t xml:space="preserve"> </w:t>
@@ -1931,8 +2167,8 @@
         <w:t xml:space="preserve">(Ary)</w:t>
       </w:r>
     </w:p>
-    <w:bookmarkEnd w:id="36"/>
-    <w:bookmarkStart w:id="37" w:name="Xf716fb10002f9360210b8203424711763374548"/>
+    <w:bookmarkEnd w:id="40"/>
+    <w:bookmarkStart w:id="41" w:name="Xf716fb10002f9360210b8203424711763374548"/>
     <w:p>
       <w:pPr>
         <w:pStyle w:val="Heading4"/>
@@ -1948,9 +2184,9 @@
         <w:t xml:space="preserve">: We need to understand the trade-offs between thermal tolerance and other traits such as growth rate, reproduction, and competitive ability. It is fine to confer greater thermal tolerance resistance but if this comes at a cost to reproduction, growth or biomass accumulation, then it may not be beneficial. (Dani, James, Brendan)</w:t>
       </w:r>
     </w:p>
-    <w:bookmarkEnd w:id="37"/>
-    <w:bookmarkEnd w:id="38"/>
-    <w:bookmarkStart w:id="89" w:name="references"/>
+    <w:bookmarkEnd w:id="41"/>
+    <w:bookmarkEnd w:id="42"/>
+    <w:bookmarkStart w:id="98" w:name="references"/>
     <w:p>
       <w:pPr>
         <w:pStyle w:val="Heading1"/>
@@ -1959,8 +2195,8 @@
         <w:t xml:space="preserve">References</w:t>
       </w:r>
     </w:p>
-    <w:bookmarkStart w:id="88" w:name="refs"/>
-    <w:bookmarkStart w:id="39" w:name="ref-Barriopedro2023"/>
+    <w:bookmarkStart w:id="97" w:name="refs"/>
+    <w:bookmarkStart w:id="43" w:name="ref-Barriopedro2023"/>
     <w:p>
       <w:pPr>
         <w:pStyle w:val="Bibliography"/>
@@ -2010,8 +2246,8 @@
         <w:t xml:space="preserve">61, e2022RG000780</w:t>
       </w:r>
     </w:p>
-    <w:bookmarkEnd w:id="39"/>
-    <w:bookmarkStart w:id="40" w:name="ref-Aglas-Leitner2024"/>
+    <w:bookmarkEnd w:id="43"/>
+    <w:bookmarkStart w:id="44" w:name="ref-Aglas-Leitner2024"/>
     <w:p>
       <w:pPr>
         <w:pStyle w:val="Bibliography"/>
@@ -2058,8 +2294,8 @@
         <w:t xml:space="preserve">, Copernicus Meetings</w:t>
       </w:r>
     </w:p>
-    <w:bookmarkEnd w:id="40"/>
-    <w:bookmarkStart w:id="41" w:name="ref-Reichstein2007"/>
+    <w:bookmarkEnd w:id="44"/>
+    <w:bookmarkStart w:id="45" w:name="ref-Reichstein2007"/>
     <w:p>
       <w:pPr>
         <w:pStyle w:val="Bibliography"/>
@@ -2109,8 +2345,8 @@
         <w:t xml:space="preserve">13, 634–651</w:t>
       </w:r>
     </w:p>
-    <w:bookmarkEnd w:id="41"/>
-    <w:bookmarkStart w:id="42" w:name="ref-Margalef-Marrase2020"/>
+    <w:bookmarkEnd w:id="45"/>
+    <w:bookmarkStart w:id="46" w:name="ref-Margalef-Marrase2020"/>
     <w:p>
       <w:pPr>
         <w:pStyle w:val="Bibliography"/>
@@ -2160,8 +2396,8 @@
         <w:t xml:space="preserve">26, 3134–3146</w:t>
       </w:r>
     </w:p>
-    <w:bookmarkEnd w:id="42"/>
-    <w:bookmarkStart w:id="43" w:name="ref-Kazenel2024"/>
+    <w:bookmarkEnd w:id="46"/>
+    <w:bookmarkStart w:id="47" w:name="ref-Kazenel2024"/>
     <w:p>
       <w:pPr>
         <w:pStyle w:val="Bibliography"/>
@@ -2205,8 +2441,8 @@
         <w:t xml:space="preserve">Nature</w:t>
       </w:r>
     </w:p>
-    <w:bookmarkEnd w:id="43"/>
-    <w:bookmarkStart w:id="44" w:name="ref-Zhao2017"/>
+    <w:bookmarkEnd w:id="47"/>
+    <w:bookmarkStart w:id="48" w:name="ref-Zhao2017"/>
     <w:p>
       <w:pPr>
         <w:pStyle w:val="Bibliography"/>
@@ -2256,8 +2492,8 @@
         <w:t xml:space="preserve">114, 9326–9331</w:t>
       </w:r>
     </w:p>
-    <w:bookmarkEnd w:id="44"/>
-    <w:bookmarkStart w:id="45" w:name="ref-Tito2018"/>
+    <w:bookmarkEnd w:id="48"/>
+    <w:bookmarkStart w:id="49" w:name="ref-Tito2018"/>
     <w:p>
       <w:pPr>
         <w:pStyle w:val="Bibliography"/>
@@ -2307,8 +2543,8 @@
         <w:t xml:space="preserve">24, e592–e602</w:t>
       </w:r>
     </w:p>
-    <w:bookmarkEnd w:id="45"/>
-    <w:bookmarkStart w:id="46" w:name="ref-Bastos2014"/>
+    <w:bookmarkEnd w:id="49"/>
+    <w:bookmarkStart w:id="50" w:name="ref-Bastos2014"/>
     <w:p>
       <w:pPr>
         <w:pStyle w:val="Bibliography"/>
@@ -2358,8 +2594,8 @@
         <w:t xml:space="preserve">11, 3421–3435</w:t>
       </w:r>
     </w:p>
-    <w:bookmarkEnd w:id="46"/>
-    <w:bookmarkStart w:id="47" w:name="ref-Hesketh2023"/>
+    <w:bookmarkEnd w:id="50"/>
+    <w:bookmarkStart w:id="51" w:name="ref-Hesketh2023"/>
     <w:p>
       <w:pPr>
         <w:pStyle w:val="Bibliography"/>
@@ -2393,8 +2629,8 @@
         <w:t xml:space="preserve">29, 165–178</w:t>
       </w:r>
     </w:p>
-    <w:bookmarkEnd w:id="47"/>
-    <w:bookmarkStart w:id="48" w:name="ref-Martinez2023"/>
+    <w:bookmarkEnd w:id="51"/>
+    <w:bookmarkStart w:id="52" w:name="ref-Martinez2023"/>
     <w:p>
       <w:pPr>
         <w:pStyle w:val="Bibliography"/>
@@ -2438,8 +2674,8 @@
         <w:t xml:space="preserve">J. Appl. Entomol.</w:t>
       </w:r>
     </w:p>
-    <w:bookmarkEnd w:id="48"/>
-    <w:bookmarkStart w:id="49" w:name="ref-Rezende2020"/>
+    <w:bookmarkEnd w:id="52"/>
+    <w:bookmarkStart w:id="53" w:name="ref-Rezende2020"/>
     <w:p>
       <w:pPr>
         <w:pStyle w:val="Bibliography"/>
@@ -2489,8 +2725,8 @@
         <w:t xml:space="preserve">369, 1242–1245</w:t>
       </w:r>
     </w:p>
-    <w:bookmarkEnd w:id="49"/>
-    <w:bookmarkStart w:id="50" w:name="ref-Orsted2024"/>
+    <w:bookmarkEnd w:id="53"/>
+    <w:bookmarkStart w:id="54" w:name="ref-Orsted2024"/>
     <w:p>
       <w:pPr>
         <w:pStyle w:val="Bibliography"/>
@@ -2540,8 +2776,8 @@
         <w:t xml:space="preserve">27, e14421</w:t>
       </w:r>
     </w:p>
-    <w:bookmarkEnd w:id="50"/>
-    <w:bookmarkStart w:id="51" w:name="ref-Lopez-Goldar2024"/>
+    <w:bookmarkEnd w:id="54"/>
+    <w:bookmarkStart w:id="55" w:name="ref-Lopez-Goldar2024"/>
     <w:p>
       <w:pPr>
         <w:pStyle w:val="Bibliography"/>
@@ -2585,8 +2821,8 @@
         <w:t xml:space="preserve">Plant Cell Environ.</w:t>
       </w:r>
     </w:p>
-    <w:bookmarkEnd w:id="51"/>
-    <w:bookmarkStart w:id="52" w:name="ref-Huynh2024"/>
+    <w:bookmarkEnd w:id="55"/>
+    <w:bookmarkStart w:id="56" w:name="ref-Huynh2024"/>
     <w:p>
       <w:pPr>
         <w:pStyle w:val="Bibliography"/>
@@ -2636,8 +2872,8 @@
         <w:t xml:space="preserve">14, e70096</w:t>
       </w:r>
     </w:p>
-    <w:bookmarkEnd w:id="52"/>
-    <w:bookmarkStart w:id="53" w:name="ref-Trivedi2022"/>
+    <w:bookmarkEnd w:id="56"/>
+    <w:bookmarkStart w:id="57" w:name="ref-Trivedi2022"/>
     <w:p>
       <w:pPr>
         <w:pStyle w:val="Bibliography"/>
@@ -2687,8 +2923,8 @@
         <w:t xml:space="preserve">234, 1951–1959</w:t>
       </w:r>
     </w:p>
-    <w:bookmarkEnd w:id="53"/>
-    <w:bookmarkStart w:id="54" w:name="ref-Kooijman2010"/>
+    <w:bookmarkEnd w:id="57"/>
+    <w:bookmarkStart w:id="58" w:name="ref-Kooijman2010"/>
     <w:p>
       <w:pPr>
         <w:pStyle w:val="Bibliography"/>
@@ -2719,8 +2955,8 @@
         <w:t xml:space="preserve">, Cambridge university press</w:t>
       </w:r>
     </w:p>
-    <w:bookmarkEnd w:id="54"/>
-    <w:bookmarkStart w:id="55" w:name="ref-Kearney2009b"/>
+    <w:bookmarkEnd w:id="58"/>
+    <w:bookmarkStart w:id="59" w:name="ref-Kearney2009b"/>
     <w:p>
       <w:pPr>
         <w:pStyle w:val="Bibliography"/>
@@ -2754,8 +2990,8 @@
         <w:t xml:space="preserve">12, 334–350</w:t>
       </w:r>
     </w:p>
-    <w:bookmarkEnd w:id="55"/>
-    <w:bookmarkStart w:id="56" w:name="ref-Jusup2024"/>
+    <w:bookmarkEnd w:id="59"/>
+    <w:bookmarkStart w:id="60" w:name="ref-Jusup2024"/>
     <w:p>
       <w:pPr>
         <w:pStyle w:val="Bibliography"/>
@@ -2783,8 +3019,8 @@
         <w:t xml:space="preserve">arXiv preprint arXiv:2408. 13998</w:t>
       </w:r>
     </w:p>
-    <w:bookmarkEnd w:id="56"/>
-    <w:bookmarkStart w:id="57" w:name="ref-Kearney2024"/>
+    <w:bookmarkEnd w:id="60"/>
+    <w:bookmarkStart w:id="61" w:name="ref-Kearney2024"/>
     <w:p>
       <w:pPr>
         <w:pStyle w:val="Bibliography"/>
@@ -2827,8 +3063,8 @@
         <w:t xml:space="preserve">15, 1516–1531</w:t>
       </w:r>
     </w:p>
-    <w:bookmarkEnd w:id="57"/>
-    <w:bookmarkStart w:id="58" w:name="ref-Briscoe2023"/>
+    <w:bookmarkEnd w:id="61"/>
+    <w:bookmarkStart w:id="62" w:name="ref-Briscoe2023"/>
     <w:p>
       <w:pPr>
         <w:pStyle w:val="Bibliography"/>
@@ -2878,8 +3114,8 @@
         <w:t xml:space="preserve">29, 1451–1470</w:t>
       </w:r>
     </w:p>
-    <w:bookmarkEnd w:id="58"/>
-    <w:bookmarkStart w:id="59" w:name="ref-Rezende2014"/>
+    <w:bookmarkEnd w:id="62"/>
+    <w:bookmarkStart w:id="63" w:name="ref-Rezende2014"/>
     <w:p>
       <w:pPr>
         <w:pStyle w:val="Bibliography"/>
@@ -2929,8 +3165,8 @@
         <w:t xml:space="preserve">28, 799–809</w:t>
       </w:r>
     </w:p>
-    <w:bookmarkEnd w:id="59"/>
-    <w:bookmarkStart w:id="60" w:name="ref-Delmas2019"/>
+    <w:bookmarkEnd w:id="63"/>
+    <w:bookmarkStart w:id="64" w:name="ref-Orsted2022"/>
     <w:p>
       <w:pPr>
         <w:pStyle w:val="Bibliography"/>
@@ -2945,6 +3181,290 @@
         <w:t xml:space="preserve">	</w:t>
       </w:r>
       <w:r>
+        <w:t xml:space="preserve">Ørsted, M.</w:t>
+      </w:r>
+      <w:r>
+        <w:t xml:space="preserve"> </w:t>
+      </w:r>
+      <w:r>
+        <w:rPr>
+          <w:i/>
+          <w:iCs/>
+        </w:rPr>
+        <w:t xml:space="preserve">et al.</w:t>
+      </w:r>
+      <w:r>
+        <w:t xml:space="preserve"> </w:t>
+      </w:r>
+      <w:r>
+        <w:t xml:space="preserve">(2022) Finding the right thermal limit: A framework to reconcile ecological, physiological and methodological aspects of</w:t>
+      </w:r>
+      <w:r>
+        <w:t xml:space="preserve"> </w:t>
+      </w:r>
+      <w:r>
+        <w:t xml:space="preserve">CTmax</w:t>
+      </w:r>
+      <w:r>
+        <w:t xml:space="preserve"> </w:t>
+      </w:r>
+      <w:r>
+        <w:t xml:space="preserve">in ectotherms.</w:t>
+      </w:r>
+      <w:r>
+        <w:t xml:space="preserve"> </w:t>
+      </w:r>
+      <w:r>
+        <w:rPr>
+          <w:i/>
+          <w:iCs/>
+        </w:rPr>
+        <w:t xml:space="preserve">J. Exp. Biol.</w:t>
+      </w:r>
+      <w:r>
+        <w:t xml:space="preserve"> </w:t>
+      </w:r>
+      <w:r>
+        <w:t xml:space="preserve">225, jeb244514</w:t>
+      </w:r>
+    </w:p>
+    <w:bookmarkEnd w:id="64"/>
+    <w:bookmarkStart w:id="65" w:name="ref-Jager2020"/>
+    <w:p>
+      <w:pPr>
+        <w:pStyle w:val="Bibliography"/>
+      </w:pPr>
+      <w:r>
+        <w:t xml:space="preserve">23.</w:t>
+      </w:r>
+      <w:r>
+        <w:t xml:space="preserve"> </w:t>
+      </w:r>
+      <w:r>
+        <w:t xml:space="preserve">	</w:t>
+      </w:r>
+      <w:r>
+        <w:t xml:space="preserve">Jager, T. (2020) Revisiting simplified</w:t>
+      </w:r>
+      <w:r>
+        <w:t xml:space="preserve"> </w:t>
+      </w:r>
+      <w:r>
+        <w:t xml:space="preserve">DEBtox</w:t>
+      </w:r>
+      <w:r>
+        <w:t xml:space="preserve"> </w:t>
+      </w:r>
+      <w:r>
+        <w:t xml:space="preserve">models for analysing ecotoxicity data.</w:t>
+      </w:r>
+      <w:r>
+        <w:t xml:space="preserve"> </w:t>
+      </w:r>
+      <w:r>
+        <w:rPr>
+          <w:i/>
+          <w:iCs/>
+        </w:rPr>
+        <w:t xml:space="preserve">Ecol. Modell.</w:t>
+      </w:r>
+      <w:r>
+        <w:t xml:space="preserve"> </w:t>
+      </w:r>
+      <w:r>
+        <w:t xml:space="preserve">416, 108904</w:t>
+      </w:r>
+    </w:p>
+    <w:bookmarkEnd w:id="65"/>
+    <w:bookmarkStart w:id="66" w:name="ref-Haberle2025"/>
+    <w:p>
+      <w:pPr>
+        <w:pStyle w:val="Bibliography"/>
+      </w:pPr>
+      <w:r>
+        <w:t xml:space="preserve">24.</w:t>
+      </w:r>
+      <w:r>
+        <w:t xml:space="preserve"> </w:t>
+      </w:r>
+      <w:r>
+        <w:t xml:space="preserve">	</w:t>
+      </w:r>
+      <w:r>
+        <w:t xml:space="preserve">Haberle, I.</w:t>
+      </w:r>
+      <w:r>
+        <w:t xml:space="preserve"> </w:t>
+      </w:r>
+      <w:r>
+        <w:rPr>
+          <w:i/>
+          <w:iCs/>
+        </w:rPr>
+        <w:t xml:space="preserve">et al.</w:t>
+      </w:r>
+      <w:r>
+        <w:t xml:space="preserve"> </w:t>
+      </w:r>
+      <w:r>
+        <w:t xml:space="preserve">(2025) Comparing freshwater mussel responses to stress using life-history and dynamic energy budget theory.</w:t>
+      </w:r>
+      <w:r>
+        <w:t xml:space="preserve"> </w:t>
+      </w:r>
+      <w:r>
+        <w:rPr>
+          <w:i/>
+          <w:iCs/>
+        </w:rPr>
+        <w:t xml:space="preserve">Sci. Total Environ.</w:t>
+      </w:r>
+      <w:r>
+        <w:t xml:space="preserve"> </w:t>
+      </w:r>
+      <w:r>
+        <w:t xml:space="preserve">958, 177664</w:t>
+      </w:r>
+    </w:p>
+    <w:bookmarkEnd w:id="66"/>
+    <w:bookmarkStart w:id="67" w:name="ref-Marques2018"/>
+    <w:p>
+      <w:pPr>
+        <w:pStyle w:val="Bibliography"/>
+      </w:pPr>
+      <w:r>
+        <w:t xml:space="preserve">25.</w:t>
+      </w:r>
+      <w:r>
+        <w:t xml:space="preserve"> </w:t>
+      </w:r>
+      <w:r>
+        <w:t xml:space="preserve">	</w:t>
+      </w:r>
+      <w:r>
+        <w:t xml:space="preserve">Marques, G.M.</w:t>
+      </w:r>
+      <w:r>
+        <w:t xml:space="preserve"> </w:t>
+      </w:r>
+      <w:r>
+        <w:rPr>
+          <w:i/>
+          <w:iCs/>
+        </w:rPr>
+        <w:t xml:space="preserve">et al.</w:t>
+      </w:r>
+      <w:r>
+        <w:t xml:space="preserve"> </w:t>
+      </w:r>
+      <w:r>
+        <w:t xml:space="preserve">(2018) The</w:t>
+      </w:r>
+      <w:r>
+        <w:t xml:space="preserve"> </w:t>
+      </w:r>
+      <w:r>
+        <w:t xml:space="preserve">AmP</w:t>
+      </w:r>
+      <w:r>
+        <w:t xml:space="preserve"> </w:t>
+      </w:r>
+      <w:r>
+        <w:t xml:space="preserve">project: Comparing species on the basis of dynamic energy budget parameters.</w:t>
+      </w:r>
+      <w:r>
+        <w:t xml:space="preserve"> </w:t>
+      </w:r>
+      <w:r>
+        <w:rPr>
+          <w:i/>
+          <w:iCs/>
+        </w:rPr>
+        <w:t xml:space="preserve">PLoS Comput. Biol.</w:t>
+      </w:r>
+      <w:r>
+        <w:t xml:space="preserve"> </w:t>
+      </w:r>
+      <w:r>
+        <w:t xml:space="preserve">14, e1006100</w:t>
+      </w:r>
+    </w:p>
+    <w:bookmarkEnd w:id="67"/>
+    <w:bookmarkStart w:id="68" w:name="ref-Bruggeman2009"/>
+    <w:p>
+      <w:pPr>
+        <w:pStyle w:val="Bibliography"/>
+      </w:pPr>
+      <w:r>
+        <w:t xml:space="preserve">26.</w:t>
+      </w:r>
+      <w:r>
+        <w:t xml:space="preserve"> </w:t>
+      </w:r>
+      <w:r>
+        <w:t xml:space="preserve">	</w:t>
+      </w:r>
+      <w:r>
+        <w:t xml:space="preserve">Bruggeman, J.</w:t>
+      </w:r>
+      <w:r>
+        <w:t xml:space="preserve"> </w:t>
+      </w:r>
+      <w:r>
+        <w:rPr>
+          <w:i/>
+          <w:iCs/>
+        </w:rPr>
+        <w:t xml:space="preserve">et al.</w:t>
+      </w:r>
+      <w:r>
+        <w:t xml:space="preserve"> </w:t>
+      </w:r>
+      <w:r>
+        <w:t xml:space="preserve">(2009)</w:t>
+      </w:r>
+      <w:r>
+        <w:t xml:space="preserve"> </w:t>
+      </w:r>
+      <w:r>
+        <w:t xml:space="preserve">PhyloPars</w:t>
+      </w:r>
+      <w:r>
+        <w:t xml:space="preserve">: Estimation of missing parameter values using phylogeny.</w:t>
+      </w:r>
+      <w:r>
+        <w:t xml:space="preserve"> </w:t>
+      </w:r>
+      <w:r>
+        <w:rPr>
+          <w:i/>
+          <w:iCs/>
+        </w:rPr>
+        <w:t xml:space="preserve">Nucleic Acids Research</w:t>
+      </w:r>
+      <w:r>
+        <w:t xml:space="preserve"> </w:t>
+      </w:r>
+      <w:r>
+        <w:t xml:space="preserve">37, W179–W184</w:t>
+      </w:r>
+    </w:p>
+    <w:bookmarkEnd w:id="68"/>
+    <w:bookmarkStart w:id="69" w:name="ref-Delmas2019"/>
+    <w:p>
+      <w:pPr>
+        <w:pStyle w:val="Bibliography"/>
+      </w:pPr>
+      <w:r>
+        <w:t xml:space="preserve">27.</w:t>
+      </w:r>
+      <w:r>
+        <w:t xml:space="preserve"> </w:t>
+      </w:r>
+      <w:r>
+        <w:t xml:space="preserve">	</w:t>
+      </w:r>
+      <w:r>
         <w:t xml:space="preserve">Delmas, E.</w:t>
       </w:r>
       <w:r>
@@ -2980,14 +3500,14 @@
         <w:t xml:space="preserve">94, 16–36</w:t>
       </w:r>
     </w:p>
-    <w:bookmarkEnd w:id="60"/>
-    <w:bookmarkStart w:id="61" w:name="ref-Godoy2019"/>
+    <w:bookmarkEnd w:id="69"/>
+    <w:bookmarkStart w:id="70" w:name="ref-Godoy2019"/>
     <w:p>
       <w:pPr>
         <w:pStyle w:val="Bibliography"/>
       </w:pPr>
       <w:r>
-        <w:t xml:space="preserve">23.</w:t>
+        <w:t xml:space="preserve">28.</w:t>
       </w:r>
       <w:r>
         <w:t xml:space="preserve"> </w:t>
@@ -3015,14 +3535,14 @@
         <w:t xml:space="preserve">33, 1190–1201</w:t>
       </w:r>
     </w:p>
-    <w:bookmarkEnd w:id="61"/>
-    <w:bookmarkStart w:id="62" w:name="ref-Poisot2021"/>
+    <w:bookmarkEnd w:id="70"/>
+    <w:bookmarkStart w:id="71" w:name="ref-Poisot2021"/>
     <w:p>
       <w:pPr>
         <w:pStyle w:val="Bibliography"/>
       </w:pPr>
       <w:r>
-        <w:t xml:space="preserve">24.</w:t>
+        <w:t xml:space="preserve">29.</w:t>
       </w:r>
       <w:r>
         <w:t xml:space="preserve"> </w:t>
@@ -3066,14 +3586,14 @@
         <w:t xml:space="preserve">48, 1552–1563</w:t>
       </w:r>
     </w:p>
-    <w:bookmarkEnd w:id="62"/>
-    <w:bookmarkStart w:id="63" w:name="ref-Hui2019"/>
+    <w:bookmarkEnd w:id="71"/>
+    <w:bookmarkStart w:id="72" w:name="ref-Hui2019"/>
     <w:p>
       <w:pPr>
         <w:pStyle w:val="Bibliography"/>
       </w:pPr>
       <w:r>
-        <w:t xml:space="preserve">25.</w:t>
+        <w:t xml:space="preserve">30.</w:t>
       </w:r>
       <w:r>
         <w:t xml:space="preserve"> </w:t>
@@ -3101,14 +3621,14 @@
         <w:t xml:space="preserve">34, 121–131</w:t>
       </w:r>
     </w:p>
-    <w:bookmarkEnd w:id="63"/>
-    <w:bookmarkStart w:id="64" w:name="ref-Gomez2023"/>
+    <w:bookmarkEnd w:id="72"/>
+    <w:bookmarkStart w:id="73" w:name="ref-Gomez2023"/>
     <w:p>
       <w:pPr>
         <w:pStyle w:val="Bibliography"/>
       </w:pPr>
       <w:r>
-        <w:t xml:space="preserve">26.</w:t>
+        <w:t xml:space="preserve">31.</w:t>
       </w:r>
       <w:r>
         <w:t xml:space="preserve"> </w:t>
@@ -3152,14 +3672,14 @@
         <w:t xml:space="preserve">26, S47–S61</w:t>
       </w:r>
     </w:p>
-    <w:bookmarkEnd w:id="64"/>
-    <w:bookmarkStart w:id="65" w:name="ref-Lytle2023"/>
+    <w:bookmarkEnd w:id="73"/>
+    <w:bookmarkStart w:id="74" w:name="ref-Lytle2023"/>
     <w:p>
       <w:pPr>
         <w:pStyle w:val="Bibliography"/>
       </w:pPr>
       <w:r>
-        <w:t xml:space="preserve">27.</w:t>
+        <w:t xml:space="preserve">32.</w:t>
       </w:r>
       <w:r>
         <w:t xml:space="preserve"> </w:t>
@@ -3187,14 +3707,14 @@
         <w:t xml:space="preserve">2, 26</w:t>
       </w:r>
     </w:p>
-    <w:bookmarkEnd w:id="65"/>
-    <w:bookmarkStart w:id="66" w:name="ref-Petsopoulos2021"/>
+    <w:bookmarkEnd w:id="74"/>
+    <w:bookmarkStart w:id="75" w:name="ref-Petsopoulos2021"/>
     <w:p>
       <w:pPr>
         <w:pStyle w:val="Bibliography"/>
       </w:pPr>
       <w:r>
-        <w:t xml:space="preserve">28.</w:t>
+        <w:t xml:space="preserve">33.</w:t>
       </w:r>
       <w:r>
         <w:t xml:space="preserve"> </w:t>
@@ -3232,14 +3752,14 @@
         <w:t xml:space="preserve">Ecol. Entomol.</w:t>
       </w:r>
     </w:p>
-    <w:bookmarkEnd w:id="66"/>
-    <w:bookmarkStart w:id="67" w:name="ref-Dale2021"/>
+    <w:bookmarkEnd w:id="75"/>
+    <w:bookmarkStart w:id="76" w:name="ref-Dale2021"/>
     <w:p>
       <w:pPr>
         <w:pStyle w:val="Bibliography"/>
       </w:pPr>
       <w:r>
-        <w:t xml:space="preserve">29.</w:t>
+        <w:t xml:space="preserve">34.</w:t>
       </w:r>
       <w:r>
         <w:t xml:space="preserve"> </w:t>
@@ -3264,14 +3784,14 @@
         <w:t xml:space="preserve">, Cambridge University Press</w:t>
       </w:r>
     </w:p>
-    <w:bookmarkEnd w:id="67"/>
-    <w:bookmarkStart w:id="68" w:name="ref-Lu2023"/>
+    <w:bookmarkEnd w:id="76"/>
+    <w:bookmarkStart w:id="77" w:name="ref-Lu2023"/>
     <w:p>
       <w:pPr>
         <w:pStyle w:val="Bibliography"/>
       </w:pPr>
       <w:r>
-        <w:t xml:space="preserve">30.</w:t>
+        <w:t xml:space="preserve">35.</w:t>
       </w:r>
       <w:r>
         <w:t xml:space="preserve"> </w:t>
@@ -3315,14 +3835,14 @@
         <w:t xml:space="preserve">33, 647–659</w:t>
       </w:r>
     </w:p>
-    <w:bookmarkEnd w:id="68"/>
-    <w:bookmarkStart w:id="69" w:name="ref-Carrara2015"/>
+    <w:bookmarkEnd w:id="77"/>
+    <w:bookmarkStart w:id="78" w:name="ref-Carrara2015"/>
     <w:p>
       <w:pPr>
         <w:pStyle w:val="Bibliography"/>
       </w:pPr>
       <w:r>
-        <w:t xml:space="preserve">31.</w:t>
+        <w:t xml:space="preserve">36.</w:t>
       </w:r>
       <w:r>
         <w:t xml:space="preserve"> </w:t>
@@ -3366,14 +3886,14 @@
         <w:t xml:space="preserve">6, 895–906</w:t>
       </w:r>
     </w:p>
-    <w:bookmarkEnd w:id="69"/>
-    <w:bookmarkStart w:id="70" w:name="ref-Vitali2022"/>
+    <w:bookmarkEnd w:id="78"/>
+    <w:bookmarkStart w:id="79" w:name="ref-Vitali2022"/>
     <w:p>
       <w:pPr>
         <w:pStyle w:val="Bibliography"/>
       </w:pPr>
       <w:r>
-        <w:t xml:space="preserve">32.</w:t>
+        <w:t xml:space="preserve">37.</w:t>
       </w:r>
       <w:r>
         <w:t xml:space="preserve"> </w:t>
@@ -3417,14 +3937,14 @@
         <w:t xml:space="preserve">103, e03547</w:t>
       </w:r>
     </w:p>
-    <w:bookmarkEnd w:id="70"/>
-    <w:bookmarkStart w:id="71" w:name="ref-Riva2023"/>
+    <w:bookmarkEnd w:id="79"/>
+    <w:bookmarkStart w:id="80" w:name="ref-Riva2023"/>
     <w:p>
       <w:pPr>
         <w:pStyle w:val="Bibliography"/>
       </w:pPr>
       <w:r>
-        <w:t xml:space="preserve">33.</w:t>
+        <w:t xml:space="preserve">38.</w:t>
       </w:r>
       <w:r>
         <w:t xml:space="preserve"> </w:t>
@@ -3468,14 +3988,14 @@
         <w:t xml:space="preserve">9, eabq4207</w:t>
       </w:r>
     </w:p>
-    <w:bookmarkEnd w:id="71"/>
-    <w:bookmarkStart w:id="72" w:name="ref-Terry2020"/>
+    <w:bookmarkEnd w:id="80"/>
+    <w:bookmarkStart w:id="81" w:name="ref-Terry2020"/>
     <w:p>
       <w:pPr>
         <w:pStyle w:val="Bibliography"/>
       </w:pPr>
       <w:r>
-        <w:t xml:space="preserve">34.</w:t>
+        <w:t xml:space="preserve">39.</w:t>
       </w:r>
       <w:r>
         <w:t xml:space="preserve"> </w:t>
@@ -3503,14 +4023,14 @@
         <w:t xml:space="preserve">101, e03047</w:t>
       </w:r>
     </w:p>
-    <w:bookmarkEnd w:id="72"/>
-    <w:bookmarkStart w:id="73" w:name="ref-Weiss-Lehman2022"/>
+    <w:bookmarkEnd w:id="81"/>
+    <w:bookmarkStart w:id="82" w:name="ref-Weiss-Lehman2022"/>
     <w:p>
       <w:pPr>
         <w:pStyle w:val="Bibliography"/>
       </w:pPr>
       <w:r>
-        <w:t xml:space="preserve">35.</w:t>
+        <w:t xml:space="preserve">40.</w:t>
       </w:r>
       <w:r>
         <w:t xml:space="preserve"> </w:t>
@@ -3554,14 +4074,14 @@
         <w:t xml:space="preserve">25, 1263–1276</w:t>
       </w:r>
     </w:p>
-    <w:bookmarkEnd w:id="73"/>
-    <w:bookmarkStart w:id="74" w:name="ref-Martinez-De_Leon2024"/>
+    <w:bookmarkEnd w:id="82"/>
+    <w:bookmarkStart w:id="83" w:name="ref-Martinez-De_Leon2024"/>
     <w:p>
       <w:pPr>
         <w:pStyle w:val="Bibliography"/>
       </w:pPr>
       <w:r>
-        <w:t xml:space="preserve">36.</w:t>
+        <w:t xml:space="preserve">41.</w:t>
       </w:r>
       <w:r>
         <w:t xml:space="preserve"> </w:t>
@@ -3583,14 +4103,14 @@
         <w:t xml:space="preserve">Trends Ecol. Evol.</w:t>
       </w:r>
     </w:p>
-    <w:bookmarkEnd w:id="74"/>
-    <w:bookmarkStart w:id="75" w:name="ref-Marquez2007"/>
+    <w:bookmarkEnd w:id="83"/>
+    <w:bookmarkStart w:id="84" w:name="ref-Marquez2007"/>
     <w:p>
       <w:pPr>
         <w:pStyle w:val="Bibliography"/>
       </w:pPr>
       <w:r>
-        <w:t xml:space="preserve">37.</w:t>
+        <w:t xml:space="preserve">42.</w:t>
       </w:r>
       <w:r>
         <w:t xml:space="preserve"> </w:t>
@@ -3634,14 +4154,14 @@
         <w:t xml:space="preserve">315, 513–515</w:t>
       </w:r>
     </w:p>
-    <w:bookmarkEnd w:id="75"/>
-    <w:bookmarkStart w:id="76" w:name="ref-Zou2024"/>
+    <w:bookmarkEnd w:id="84"/>
+    <w:bookmarkStart w:id="85" w:name="ref-Zou2024"/>
     <w:p>
       <w:pPr>
         <w:pStyle w:val="Bibliography"/>
       </w:pPr>
       <w:r>
-        <w:t xml:space="preserve">38.</w:t>
+        <w:t xml:space="preserve">43.</w:t>
       </w:r>
       <w:r>
         <w:t xml:space="preserve"> </w:t>
@@ -3685,14 +4205,14 @@
         <w:t xml:space="preserve">27, e14432</w:t>
       </w:r>
     </w:p>
-    <w:bookmarkEnd w:id="76"/>
-    <w:bookmarkStart w:id="77" w:name="ref-Fontaine2022"/>
+    <w:bookmarkEnd w:id="85"/>
+    <w:bookmarkStart w:id="86" w:name="ref-Fontaine2022"/>
     <w:p>
       <w:pPr>
         <w:pStyle w:val="Bibliography"/>
       </w:pPr>
       <w:r>
-        <w:t xml:space="preserve">39.</w:t>
+        <w:t xml:space="preserve">44.</w:t>
       </w:r>
       <w:r>
         <w:t xml:space="preserve"> </w:t>
@@ -3736,14 +4256,14 @@
         <w:t xml:space="preserve">6, 405–417</w:t>
       </w:r>
     </w:p>
-    <w:bookmarkEnd w:id="77"/>
-    <w:bookmarkStart w:id="78" w:name="ref-Fontaine2023"/>
+    <w:bookmarkEnd w:id="86"/>
+    <w:bookmarkStart w:id="87" w:name="ref-Fontaine2023"/>
     <w:p>
       <w:pPr>
         <w:pStyle w:val="Bibliography"/>
       </w:pPr>
       <w:r>
-        <w:t xml:space="preserve">40.</w:t>
+        <w:t xml:space="preserve">45.</w:t>
       </w:r>
       <w:r>
         <w:t xml:space="preserve"> </w:t>
@@ -3771,14 +4291,14 @@
         <w:t xml:space="preserve">226, jeb245191</w:t>
       </w:r>
     </w:p>
-    <w:bookmarkEnd w:id="78"/>
-    <w:bookmarkStart w:id="79" w:name="ref-Hoang2019"/>
+    <w:bookmarkEnd w:id="87"/>
+    <w:bookmarkStart w:id="88" w:name="ref-Hoang2019"/>
     <w:p>
       <w:pPr>
         <w:pStyle w:val="Bibliography"/>
       </w:pPr>
       <w:r>
-        <w:t xml:space="preserve">41.</w:t>
+        <w:t xml:space="preserve">46.</w:t>
       </w:r>
       <w:r>
         <w:t xml:space="preserve"> </w:t>
@@ -3822,14 +4342,14 @@
         <w:t xml:space="preserve">9, 3491–3499</w:t>
       </w:r>
     </w:p>
-    <w:bookmarkEnd w:id="79"/>
-    <w:bookmarkStart w:id="80" w:name="ref-Gehman2019"/>
+    <w:bookmarkEnd w:id="88"/>
+    <w:bookmarkStart w:id="89" w:name="ref-Gehman2019"/>
     <w:p>
       <w:pPr>
         <w:pStyle w:val="Bibliography"/>
       </w:pPr>
       <w:r>
-        <w:t xml:space="preserve">42.</w:t>
+        <w:t xml:space="preserve">47.</w:t>
       </w:r>
       <w:r>
         <w:t xml:space="preserve"> </w:t>
@@ -3857,14 +4377,14 @@
         <w:t xml:space="preserve">10, e02683</w:t>
       </w:r>
     </w:p>
-    <w:bookmarkEnd w:id="80"/>
-    <w:bookmarkStart w:id="81" w:name="ref-Hoang2021"/>
+    <w:bookmarkEnd w:id="89"/>
+    <w:bookmarkStart w:id="90" w:name="ref-Hoang2021"/>
     <w:p>
       <w:pPr>
         <w:pStyle w:val="Bibliography"/>
       </w:pPr>
       <w:r>
-        <w:t xml:space="preserve">43.</w:t>
+        <w:t xml:space="preserve">48.</w:t>
       </w:r>
       <w:r>
         <w:t xml:space="preserve"> </w:t>
@@ -3908,14 +4428,14 @@
         <w:t xml:space="preserve">5, 118–129</w:t>
       </w:r>
     </w:p>
-    <w:bookmarkEnd w:id="81"/>
-    <w:bookmarkStart w:id="82" w:name="ref-Corbin2016"/>
+    <w:bookmarkEnd w:id="90"/>
+    <w:bookmarkStart w:id="91" w:name="ref-Corbin2016"/>
     <w:p>
       <w:pPr>
         <w:pStyle w:val="Bibliography"/>
       </w:pPr>
       <w:r>
-        <w:t xml:space="preserve">44.</w:t>
+        <w:t xml:space="preserve">49.</w:t>
       </w:r>
       <w:r>
         <w:t xml:space="preserve"> </w:t>
@@ -3959,14 +4479,14 @@
         <w:t xml:space="preserve">118, 10–20</w:t>
       </w:r>
     </w:p>
-    <w:bookmarkEnd w:id="82"/>
-    <w:bookmarkStart w:id="83" w:name="ref-Zhang2019"/>
+    <w:bookmarkEnd w:id="91"/>
+    <w:bookmarkStart w:id="92" w:name="ref-Zhang2019"/>
     <w:p>
       <w:pPr>
         <w:pStyle w:val="Bibliography"/>
       </w:pPr>
       <w:r>
-        <w:t xml:space="preserve">45.</w:t>
+        <w:t xml:space="preserve">50.</w:t>
       </w:r>
       <w:r>
         <w:t xml:space="preserve"> </w:t>
@@ -4010,14 +4530,14 @@
         <w:t xml:space="preserve">116, 24712–24718</w:t>
       </w:r>
     </w:p>
-    <w:bookmarkEnd w:id="83"/>
-    <w:bookmarkStart w:id="84" w:name="ref-Dunbar2007"/>
+    <w:bookmarkEnd w:id="92"/>
+    <w:bookmarkStart w:id="93" w:name="ref-Dunbar2007"/>
     <w:p>
       <w:pPr>
         <w:pStyle w:val="Bibliography"/>
       </w:pPr>
       <w:r>
-        <w:t xml:space="preserve">46.</w:t>
+        <w:t xml:space="preserve">51.</w:t>
       </w:r>
       <w:r>
         <w:t xml:space="preserve"> </w:t>
@@ -4061,14 +4581,14 @@
         <w:t xml:space="preserve">5, e96</w:t>
       </w:r>
     </w:p>
-    <w:bookmarkEnd w:id="84"/>
-    <w:bookmarkStart w:id="85" w:name="ref-Li2023"/>
+    <w:bookmarkEnd w:id="93"/>
+    <w:bookmarkStart w:id="94" w:name="ref-Li2023"/>
     <w:p>
       <w:pPr>
         <w:pStyle w:val="Bibliography"/>
       </w:pPr>
       <w:r>
-        <w:t xml:space="preserve">47.</w:t>
+        <w:t xml:space="preserve">52.</w:t>
       </w:r>
       <w:r>
         <w:t xml:space="preserve"> </w:t>
@@ -4112,14 +4632,14 @@
         <w:t xml:space="preserve">114, 103583</w:t>
       </w:r>
     </w:p>
-    <w:bookmarkEnd w:id="85"/>
-    <w:bookmarkStart w:id="86" w:name="ref-Zhu2024"/>
+    <w:bookmarkEnd w:id="94"/>
+    <w:bookmarkStart w:id="95" w:name="ref-Zhu2024"/>
     <w:p>
       <w:pPr>
         <w:pStyle w:val="Bibliography"/>
       </w:pPr>
       <w:r>
-        <w:t xml:space="preserve">48.</w:t>
+        <w:t xml:space="preserve">53.</w:t>
       </w:r>
       <w:r>
         <w:t xml:space="preserve"> </w:t>
@@ -4163,14 +4683,14 @@
         <w:t xml:space="preserve">39, 165–180</w:t>
       </w:r>
     </w:p>
-    <w:bookmarkEnd w:id="86"/>
-    <w:bookmarkStart w:id="87" w:name="ref-Kearney2009a"/>
+    <w:bookmarkEnd w:id="95"/>
+    <w:bookmarkStart w:id="96" w:name="ref-Kearney2009a"/>
     <w:p>
       <w:pPr>
         <w:pStyle w:val="Bibliography"/>
       </w:pPr>
       <w:r>
-        <w:t xml:space="preserve">49.</w:t>
+        <w:t xml:space="preserve">54.</w:t>
       </w:r>
       <w:r>
         <w:t xml:space="preserve"> </w:t>
@@ -4214,9 +4734,9 @@
         <w:t xml:space="preserve">23, 528–538</w:t>
       </w:r>
     </w:p>
-    <w:bookmarkEnd w:id="87"/>
-    <w:bookmarkEnd w:id="88"/>
-    <w:bookmarkEnd w:id="89"/>
+    <w:bookmarkEnd w:id="96"/>
+    <w:bookmarkEnd w:id="97"/>
+    <w:bookmarkEnd w:id="98"/>
     <w:sectPr>
       <w:pgSz w:h="15840" w:w="12240"/>
       <w:pgMar w:bottom="851" w:footer="720" w:gutter="0" w:header="720" w:left="851" w:right="851" w:top="851"/>

--- a/docs/ms.docx
+++ b/docs/ms.docx
@@ -417,7 +417,7 @@
         <w:pStyle w:val="FirstParagraph"/>
       </w:pPr>
       <w:r>
-        <w:t xml:space="preserve">Anthropogenic climate change is leading to more frequent and extreme heat waves. These short-term but large-scale events are radically re-shaping interactions among organisms, impacting biodiversity, community composition and ecosystem services crucial to natural systems and food security. Predicting heat wave impacts on interacting species requires an understanding of the processes driving differential exposure and sensitivity of organisms to extreme heat events in a life-cycle context. Key to developing this predictive capacity is the formulation of a modelling framework that captures species-specific responses. This includes knowledge of habitat-mediated changes in microclimates, biophysical controls on body temperature, temperature sensitivity of organismal physiology, and how the effects of heatwaves vary depending on thermal history. We show how existing models in disparate fields can be linked to achieve this level of understanding to allow for calculated responses to extreme heat now and into the future with implications for socioecological systems more generally.  </w:t>
+        <w:t xml:space="preserve">Anthropogenic climate change is leading to more frequent and extreme heat waves. These short-term but large-scale events are radically re-shaping interactions among organisms, impacting biodiversity, community composition and ecosystem services crucial to natural systems and food security. Predicting heat wave impacts on interacting species requires an understanding of the processes driving differential exposure and sensitivity of organisms to extreme heat events in a life-cycle context. Key to developing this predictive capacity is the formulation of a modelling framework that captures species-specific responses. This includes knowledge of habitat-mediated changes in microclimates, biophysical controls on body temperature, temperature sensitivity of organismal physiology and fitness, and how the effects of heatwaves vary depending on thermal history. We show how existing models in disparate fields can be linked to achieve this level of understanding to allow for calculated responses to extreme heat now and into the future with implications for socioecological systems more generally.  </w:t>
       </w:r>
     </w:p>
     <w:bookmarkEnd w:id="23"/>
@@ -683,7 +683,7 @@
         <w:pStyle w:val="FirstParagraph"/>
       </w:pPr>
       <w:r>
-        <w:t xml:space="preserve">Translating how heat waves impact plants and animals not only depends on temperature</w:t>
+        <w:t xml:space="preserve">Translating how heat waves impact plants and animals not only depends on modelling temperature</w:t>
       </w:r>
       <w:r>
         <w:t xml:space="preserve"> </w:t>
@@ -724,7 +724,7 @@
         <w:t xml:space="preserve">[21,22]</w:t>
       </w:r>
       <w:r>
-        <w:t xml:space="preserve">. Sensitivity to extreme heat can be captured by thermal load or death time models that explicitly model how heat stress depends on both the temperature and duration of time organisms are exposed to a given temperature</w:t>
+        <w:t xml:space="preserve">. Sensitivity to extreme heat can be captured by thermal load sensitivity (TLS) / thermal death time (TDT) models that explicitly account for how heat stress depends on both temperature and the duration of time at a given temperature</w:t>
       </w:r>
       <w:r>
         <w:t xml:space="preserve"> </w:t>
@@ -782,7 +782,7 @@
         </m:sSub>
       </m:oMath>
       <w:r>
-        <w:t xml:space="preserve">) or some measure of fertility, but this need not be the case. Endpoints are predicted by assuming the effects of time decrease survival or fertility exponentially across different exposure temperatures and that temperature can moderate the permissive time at a given temperature</w:t>
+        <w:t xml:space="preserve">) or some measure of fertility, but this need not be the case. Endpoints are predicted by assuming the effect of time at a given temperature decreases survival or fertility exponentially</w:t>
       </w:r>
       <w:r>
         <w:t xml:space="preserve"> </w:t>
@@ -791,7 +791,16 @@
         <w:t xml:space="preserve">[11,12,21,22]</w:t>
       </w:r>
       <w:r>
-        <w:t xml:space="preserve">. Thermal load sensitivity models explicitly acknowledge that thermal sensitivity depends on the relative accumulation of damage to cellular and sub-cellular systems that compromise physiological function. Without periods of recovery, where damage can be repaired, organisms accumulate damage over time that reduces growth, survival and reproduction. The concept of damage/repair is critically important for understanding how heat waves affect organisms because such a mechanism can result in lagged responses to heat stress – a common feature of extreme heat events. In addition, modelling the intricate balance of damage and repair for a suite of different species can help identify susceptible species, life stages and tissues that are most at risk from extreme heat events allowing for more accurate predictions of varying sensitivity of species across a community.</w:t>
+        <w:t xml:space="preserve">. Thermal load sensitivity models explicitly acknowledge that thermal sensitivity depends on the relative accumulation of damage to cellular and sub-cellular systems that compromise physiological function. Without periods of recovery, where damage can be repaired, organisms accumulate damage over time that reduces growth, survival and reproduction. The concept of damage/repair is critically important for understanding how heat waves affect organisms because such a mechanism can result in lagged responses to heat stress – a common feature of extreme heat events</w:t>
+      </w:r>
+      <w:r>
+        <w:t xml:space="preserve"> </w:t>
+      </w:r>
+      <w:r>
+        <w:t xml:space="preserve">[23]</w:t>
+      </w:r>
+      <w:r>
+        <w:t xml:space="preserve">. In addition, modelling the intricate balance between damage and repair for a suite of different species can help identify susceptible species, life stages and tissues that are most at risk from extreme heat events which allow for more accurate predictions of the varying sensitivity of species across a community.</w:t>
       </w:r>
     </w:p>
     <w:p>
@@ -965,13 +974,13 @@
       </w:r>
     </w:p>
     <w:bookmarkEnd w:id="26"/>
-    <w:bookmarkStart w:id="27" w:name="Xb3b436e4102620f2772cb7b1f0002d3c69b575d"/>
+    <w:bookmarkStart w:id="27" w:name="Xae17b7d822eafec0094a5c39d320bfcf97ba0ef"/>
     <w:p>
       <w:pPr>
         <w:pStyle w:val="Heading1"/>
       </w:pPr>
       <w:r>
-        <w:t xml:space="preserve">Dynamic Energy Budget models (Mike and Dan)</w:t>
+        <w:t xml:space="preserve">Dynamic Energy Budget (DEB) models can capture the effects of extreme heat across life (Mike and Dan)</w:t>
       </w:r>
     </w:p>
     <w:p>
@@ -979,25 +988,37 @@
         <w:pStyle w:val="FirstParagraph"/>
       </w:pPr>
       <w:r>
-        <w:t xml:space="preserve">Dynamic Energy Budget (DEB) models are physiologically explicit life-cycle models that allow for life-history, growth, reproduction and survival to be predicted through time for diverse species. DEB models are mechanistic and adhere to the thermodynamic principle of energy-mass balance. They integrate factors such as temperature, stressors (e.g., toxicants;</w:t>
-      </w:r>
-      <w:r>
-        <w:t xml:space="preserve"> </w:t>
-      </w:r>
-      <w:r>
-        <w:t xml:space="preserve">[23]</w:t>
-      </w:r>
-      <w:r>
-        <w:t xml:space="preserve">;</w:t>
-      </w:r>
-      <w:r>
-        <w:t xml:space="preserve"> </w:t>
-      </w:r>
-      <w:r>
-        <w:t xml:space="preserve">[24]</w:t>
-      </w:r>
-      <w:r>
-        <w:t xml:space="preserve">) and resource availability to understand how they affect growth, reproduction and survival and</w:t>
+        <w:t xml:space="preserve">Dynamic Energy Budget (DEB) models are physiologically (energetically) explicit life-cycle models that predict key life-history transitions, growth, reproduction and survival through time for diverse species</w:t>
+      </w:r>
+      <w:r>
+        <w:t xml:space="preserve"> </w:t>
+      </w:r>
+      <w:r>
+        <w:t xml:space="preserve">[16,24]</w:t>
+      </w:r>
+      <w:r>
+        <w:t xml:space="preserve">. DEB models consider organism as a thermodynamic system (adhering to energy-mass balance) across the whole life cycle from egg to adult. DEB models can translate short-term variation in factors, such as temperature, toxins (e.g., toxicants,</w:t>
+      </w:r>
+      <w:r>
+        <w:t xml:space="preserve"> </w:t>
+      </w:r>
+      <w:r>
+        <w:t xml:space="preserve">[26]</w:t>
+      </w:r>
+      <w:r>
+        <w:t xml:space="preserve">) and resource availability (nutrients)</w:t>
+      </w:r>
+      <w:r>
+        <w:t xml:space="preserve"> </w:t>
+      </w:r>
+      <w:r>
+        <w:t xml:space="preserve">[27]</w:t>
+      </w:r>
+      <w:r>
+        <w:t xml:space="preserve"> </w:t>
+      </w:r>
+      <w:r>
+        <w:t xml:space="preserve">to understand how they affect growth, reproduction and survival</w:t>
       </w:r>
       <w:r>
         <w:t xml:space="preserve"> </w:t>
@@ -1006,25 +1027,33 @@
         <w:t xml:space="preserve">[17,20]</w:t>
       </w:r>
       <w:r>
-        <w:t xml:space="preserve">. While DEB models are parameter rich key parameters have been estimated for &gt; 1000 species already</w:t>
-      </w:r>
-      <w:r>
-        <w:t xml:space="preserve"> </w:t>
-      </w:r>
-      <w:r>
-        <w:t xml:space="preserve">[25]</w:t>
-      </w:r>
-      <w:r>
-        <w:t xml:space="preserve">, and new analytical approaches using phylogenetic imputation methods can be used to estimate DEB parameters for over 1.3 million species (see https://deb.bolding-bruggeman.com;</w:t>
-      </w:r>
-      <w:r>
-        <w:t xml:space="preserve"> </w:t>
-      </w:r>
-      <w:r>
-        <w:t xml:space="preserve">[26]</w:t>
+        <w:t xml:space="preserve">. DEB theory combined with biophysical models also allow the full water budget to be computed to account for heat stress impacts of a hydric nature, and computes obligate heat production of metabolism to feed back to the calculation of body temperature. Perhaps most importantly, DEB theory is computing the life cycle trajectory and so can account for the effects of timing of heat wave impacts relative to life stage. While DEB models are parameter rich, key parameters have been estimated for &gt; 1000 species already</w:t>
+      </w:r>
+      <w:r>
+        <w:t xml:space="preserve"> </w:t>
+      </w:r>
+      <w:r>
+        <w:t xml:space="preserve">[28]</w:t>
+      </w:r>
+      <w:r>
+        <w:t xml:space="preserve">. New analytical approaches using phylogenetic imputation methods can be used to predict DEB parameters for over 1.3 million species providing immense opportunities to model how heat will affect life-cycles of multi-species assemblages (see https://deb.bolding-bruggeman.com,</w:t>
+      </w:r>
+      <w:r>
+        <w:t xml:space="preserve"> </w:t>
+      </w:r>
+      <w:r>
+        <w:t xml:space="preserve">[29]</w:t>
       </w:r>
       <w:r>
         <w:t xml:space="preserve">).</w:t>
+      </w:r>
+    </w:p>
+    <w:p>
+      <w:pPr>
+        <w:pStyle w:val="BodyText"/>
+      </w:pPr>
+      <w:r>
+        <w:t xml:space="preserve">are mechanistic and adhere to the thermodynamic principle of energy-mass balance.</w:t>
       </w:r>
     </w:p>
     <w:p>
@@ -1166,24 +1195,6 @@
         <w:t xml:space="preserve"> </w:t>
       </w:r>
       <w:r>
-        <w:t xml:space="preserve">[27]</w:t>
-      </w:r>
-      <w:r>
-        <w:t xml:space="preserve"> </w:t>
-      </w:r>
-      <w:r>
-        <w:t xml:space="preserve">[28]</w:t>
-      </w:r>
-      <w:r>
-        <w:t xml:space="preserve"> </w:t>
-      </w:r>
-      <w:r>
-        <w:t xml:space="preserve">[29]</w:t>
-      </w:r>
-      <w:r>
-        <w:t xml:space="preserve"> </w:t>
-      </w:r>
-      <w:r>
         <w:t xml:space="preserve">[30]</w:t>
       </w:r>
       <w:r>
@@ -1208,13 +1219,31 @@
         <w:t xml:space="preserve"> </w:t>
       </w:r>
       <w:r>
+        <w:t xml:space="preserve">[34]</w:t>
+      </w:r>
+      <w:r>
+        <w:t xml:space="preserve"> </w:t>
+      </w:r>
+      <w:r>
+        <w:t xml:space="preserve">[35]</w:t>
+      </w:r>
+      <w:r>
+        <w:t xml:space="preserve"> </w:t>
+      </w:r>
+      <w:r>
+        <w:t xml:space="preserve">[36]</w:t>
+      </w:r>
+      <w:r>
+        <w:t xml:space="preserve"> </w:t>
+      </w:r>
+      <w:r>
         <w:t xml:space="preserve">Should also look at this book</w:t>
       </w:r>
       <w:r>
         <w:t xml:space="preserve"> </w:t>
       </w:r>
       <w:r>
-        <w:t xml:space="preserve">[34]</w:t>
+        <w:t xml:space="preserve">[37]</w:t>
       </w:r>
     </w:p>
     <w:p>
@@ -1256,7 +1285,7 @@
         <w:t xml:space="preserve"> </w:t>
       </w:r>
       <w:r>
-        <w:t xml:space="preserve">[35]</w:t>
+        <w:t xml:space="preserve">[38]</w:t>
       </w:r>
       <w:r>
         <w:t xml:space="preserve"> </w:t>
@@ -1274,7 +1303,7 @@
         <w:t xml:space="preserve"> </w:t>
       </w:r>
       <w:r>
-        <w:t xml:space="preserve">[36]</w:t>
+        <w:t xml:space="preserve">[39]</w:t>
       </w:r>
       <w:r>
         <w:t xml:space="preserve">. We can here model the actual abundance of a given species and it would seem more flexible to incorporate thermal tolerance infor into these models.</w:t>
@@ -1295,7 +1324,7 @@
         <w:t xml:space="preserve"> </w:t>
       </w:r>
       <w:r>
-        <w:t xml:space="preserve">[37]</w:t>
+        <w:t xml:space="preserve">[40]</w:t>
       </w:r>
       <w:r>
         <w:t xml:space="preserve"> </w:t>
@@ -1307,7 +1336,7 @@
         <w:t xml:space="preserve"> </w:t>
       </w:r>
       <w:r>
-        <w:t xml:space="preserve">[38]</w:t>
+        <w:t xml:space="preserve">[41]</w:t>
       </w:r>
       <w:r>
         <w:t xml:space="preserve">, limitations</w:t>
@@ -1316,13 +1345,13 @@
         <w:t xml:space="preserve"> </w:t>
       </w:r>
       <w:r>
-        <w:t xml:space="preserve">[39]</w:t>
-      </w:r>
-      <w:r>
-        <w:t xml:space="preserve"> </w:t>
-      </w:r>
-      <w:r>
-        <w:t xml:space="preserve">[40]</w:t>
+        <w:t xml:space="preserve">[42]</w:t>
+      </w:r>
+      <w:r>
+        <w:t xml:space="preserve"> </w:t>
+      </w:r>
+      <w:r>
+        <w:t xml:space="preserve">[43]</w:t>
       </w:r>
     </w:p>
     <w:bookmarkEnd w:id="28"/>
@@ -1378,7 +1407,7 @@
         <w:t xml:space="preserve"> </w:t>
       </w:r>
       <w:r>
-        <w:t xml:space="preserve">[41]</w:t>
+        <w:t xml:space="preserve">[23]</w:t>
       </w:r>
       <w:r>
         <w:t xml:space="preserve">, so we should be careful to make our narrative distinct. The limitation of this study is it lacks the focus on modelling frameworks, so I think us distinguishing how we link these concepts back into the model would be quite novel and distinguish ourselves from them..</w:t>
@@ -1448,7 +1477,7 @@
         <w:t xml:space="preserve"> </w:t>
       </w:r>
       <w:r>
-        <w:t xml:space="preserve">[42]</w:t>
+        <w:t xml:space="preserve">[44]</w:t>
       </w:r>
       <w:r>
         <w:t xml:space="preserve"> </w:t>
@@ -1541,7 +1570,7 @@
         <w:t xml:space="preserve"> </w:t>
       </w:r>
       <w:r>
-        <w:t xml:space="preserve">[43]</w:t>
+        <w:t xml:space="preserve">[45]</w:t>
       </w:r>
       <w:r>
         <w:t xml:space="preserve">. The paper provides a framework for modelling soil plant interactions</w:t>
@@ -1558,7 +1587,7 @@
         <w:t xml:space="preserve"> </w:t>
       </w:r>
       <w:r>
-        <w:t xml:space="preserve">[44]</w:t>
+        <w:t xml:space="preserve">[46]</w:t>
       </w:r>
       <w:r>
         <w:t xml:space="preserve">, which is thought to be associated with transcriptional buffering of hosts by the natural microbiome</w:t>
@@ -1567,7 +1596,7 @@
         <w:t xml:space="preserve"> </w:t>
       </w:r>
       <w:r>
-        <w:t xml:space="preserve">[45]</w:t>
+        <w:t xml:space="preserve">[47]</w:t>
       </w:r>
       <w:r>
         <w:t xml:space="preserve">. Specific gut bacteria may provide a protective effect on their host.</w:t>
@@ -1608,7 +1637,7 @@
         <w:t xml:space="preserve"> </w:t>
       </w:r>
       <w:r>
-        <w:t xml:space="preserve">[46]</w:t>
+        <w:t xml:space="preserve">[48]</w:t>
       </w:r>
       <w:r>
         <w:t xml:space="preserve">. Moreover, this protective effect can influence the ability of the host to evolve further resistance to the heat shock and harboured more bacteria</w:t>
@@ -1617,7 +1646,7 @@
         <w:t xml:space="preserve"> </w:t>
       </w:r>
       <w:r>
-        <w:t xml:space="preserve">[47]</w:t>
+        <w:t xml:space="preserve">[49]</w:t>
       </w:r>
       <w:r>
         <w:t xml:space="preserve">. Even microbes that are normally parasitic on their hosts can generate benefits to them under stressful conditions. In the mussel</w:t>
@@ -1639,7 +1668,7 @@
         <w:t xml:space="preserve"> </w:t>
       </w:r>
       <w:r>
-        <w:t xml:space="preserve">[48]</w:t>
+        <w:t xml:space="preserve">[50]</w:t>
       </w:r>
       <w:r>
         <w:t xml:space="preserve">, On the other hand, many endosymbionts including those providing host benefits appear particularly sensitive to heat</w:t>
@@ -1648,7 +1677,7 @@
         <w:t xml:space="preserve"> </w:t>
       </w:r>
       <w:r>
-        <w:t xml:space="preserve">[49]</w:t>
+        <w:t xml:space="preserve">[51]</w:t>
       </w:r>
       <w:r>
         <w:t xml:space="preserve">. The density of</w:t>
@@ -1689,7 +1718,7 @@
         <w:t xml:space="preserve"> </w:t>
       </w:r>
       <w:r>
-        <w:t xml:space="preserve">[50]</w:t>
+        <w:t xml:space="preserve">[52]</w:t>
       </w:r>
       <w:r>
         <w:t xml:space="preserve">. Nevertheless, the heat tolerance of pea aphids can be sharply increased through a mutation in a heat shock protein encoded by</w:t>
@@ -1708,7 +1737,7 @@
         <w:t xml:space="preserve"> </w:t>
       </w:r>
       <w:r>
-        <w:t xml:space="preserve">[51]</w:t>
+        <w:t xml:space="preserve">[53]</w:t>
       </w:r>
       <w:r>
         <w:t xml:space="preserve">.</w:t>
@@ -1765,7 +1794,7 @@
         <w:t xml:space="preserve"> </w:t>
       </w:r>
       <w:r>
-        <w:t xml:space="preserve">[52]</w:t>
+        <w:t xml:space="preserve">[54]</w:t>
       </w:r>
       <w:r>
         <w:t xml:space="preserve"> </w:t>
@@ -1808,7 +1837,7 @@
         <w:t xml:space="preserve"> </w:t>
       </w:r>
       <w:r>
-        <w:t xml:space="preserve">[52]</w:t>
+        <w:t xml:space="preserve">[54]</w:t>
       </w:r>
       <w:r>
         <w:t xml:space="preserve"> </w:t>
@@ -1838,7 +1867,7 @@
         <w:t xml:space="preserve"> </w:t>
       </w:r>
       <w:r>
-        <w:t xml:space="preserve">[53]</w:t>
+        <w:t xml:space="preserve">[55]</w:t>
       </w:r>
       <w:r>
         <w:t xml:space="preserve">. Connects heat tolerance to population matrix models. And, shows acclimation responses (heat hardening).</w:t>
@@ -2158,7 +2187,7 @@
         <w:t xml:space="preserve"> </w:t>
       </w:r>
       <w:r>
-        <w:t xml:space="preserve">[54]</w:t>
+        <w:t xml:space="preserve">[56]</w:t>
       </w:r>
       <w:r>
         <w:t xml:space="preserve"> </w:t>
@@ -2186,7 +2215,7 @@
     </w:p>
     <w:bookmarkEnd w:id="41"/>
     <w:bookmarkEnd w:id="42"/>
-    <w:bookmarkStart w:id="98" w:name="references"/>
+    <w:bookmarkStart w:id="100" w:name="references"/>
     <w:p>
       <w:pPr>
         <w:pStyle w:val="Heading1"/>
@@ -2195,7 +2224,7 @@
         <w:t xml:space="preserve">References</w:t>
       </w:r>
     </w:p>
-    <w:bookmarkStart w:id="97" w:name="refs"/>
+    <w:bookmarkStart w:id="99" w:name="refs"/>
     <w:bookmarkStart w:id="43" w:name="ref-Barriopedro2023"/>
     <w:p>
       <w:pPr>
@@ -3229,7 +3258,7 @@
       </w:r>
     </w:p>
     <w:bookmarkEnd w:id="64"/>
-    <w:bookmarkStart w:id="65" w:name="ref-Jager2020"/>
+    <w:bookmarkStart w:id="65" w:name="ref-Martinez-De_Leon2024"/>
     <w:p>
       <w:pPr>
         <w:pStyle w:val="Bibliography"/>
@@ -3244,6 +3273,86 @@
         <w:t xml:space="preserve">	</w:t>
       </w:r>
       <w:r>
+        <w:t xml:space="preserve">Martínez-De León, G. and Thakur, M.P. (2024) Ecological debts induced by heat extremes.</w:t>
+      </w:r>
+      <w:r>
+        <w:t xml:space="preserve"> </w:t>
+      </w:r>
+      <w:r>
+        <w:rPr>
+          <w:i/>
+          <w:iCs/>
+        </w:rPr>
+        <w:t xml:space="preserve">Trends Ecol. Evol.</w:t>
+      </w:r>
+    </w:p>
+    <w:bookmarkEnd w:id="65"/>
+    <w:bookmarkStart w:id="66" w:name="ref-Nisbet2000"/>
+    <w:p>
+      <w:pPr>
+        <w:pStyle w:val="Bibliography"/>
+      </w:pPr>
+      <w:r>
+        <w:t xml:space="preserve">24.</w:t>
+      </w:r>
+      <w:r>
+        <w:t xml:space="preserve"> </w:t>
+      </w:r>
+      <w:r>
+        <w:t xml:space="preserve">	</w:t>
+      </w:r>
+      <w:r>
+        <w:t xml:space="preserve">Nisbet, R.</w:t>
+      </w:r>
+      <w:r>
+        <w:t xml:space="preserve"> </w:t>
+      </w:r>
+      <w:r>
+        <w:rPr>
+          <w:i/>
+          <w:iCs/>
+        </w:rPr>
+        <w:t xml:space="preserve">et al.</w:t>
+      </w:r>
+      <w:r>
+        <w:t xml:space="preserve"> </w:t>
+      </w:r>
+      <w:r>
+        <w:t xml:space="preserve">(2000) From molecules to ecosystems through dynamic energy budget models.</w:t>
+      </w:r>
+      <w:r>
+        <w:t xml:space="preserve"> </w:t>
+      </w:r>
+      <w:r>
+        <w:rPr>
+          <w:i/>
+          <w:iCs/>
+        </w:rPr>
+        <w:t xml:space="preserve">Journal of Animal Ecology</w:t>
+      </w:r>
+      <w:r>
+        <w:t xml:space="preserve"> </w:t>
+      </w:r>
+      <w:r>
+        <w:t xml:space="preserve">69, 913–926</w:t>
+      </w:r>
+    </w:p>
+    <w:bookmarkEnd w:id="66"/>
+    <w:bookmarkStart w:id="67" w:name="ref-Jager2020"/>
+    <w:p>
+      <w:pPr>
+        <w:pStyle w:val="Bibliography"/>
+      </w:pPr>
+      <w:r>
+        <w:t xml:space="preserve">25.</w:t>
+      </w:r>
+      <w:r>
+        <w:t xml:space="preserve"> </w:t>
+      </w:r>
+      <w:r>
+        <w:t xml:space="preserve">	</w:t>
+      </w:r>
+      <w:r>
         <w:t xml:space="preserve">Jager, T. (2020) Revisiting simplified</w:t>
       </w:r>
       <w:r>
@@ -3275,14 +3384,14 @@
         <w:t xml:space="preserve">416, 108904</w:t>
       </w:r>
     </w:p>
-    <w:bookmarkEnd w:id="65"/>
-    <w:bookmarkStart w:id="66" w:name="ref-Haberle2025"/>
+    <w:bookmarkEnd w:id="67"/>
+    <w:bookmarkStart w:id="68" w:name="ref-Haberle2025"/>
     <w:p>
       <w:pPr>
         <w:pStyle w:val="Bibliography"/>
       </w:pPr>
       <w:r>
-        <w:t xml:space="preserve">24.</w:t>
+        <w:t xml:space="preserve">26.</w:t>
       </w:r>
       <w:r>
         <w:t xml:space="preserve"> </w:t>
@@ -3326,14 +3435,14 @@
         <w:t xml:space="preserve">958, 177664</w:t>
       </w:r>
     </w:p>
-    <w:bookmarkEnd w:id="66"/>
-    <w:bookmarkStart w:id="67" w:name="ref-Marques2018"/>
+    <w:bookmarkEnd w:id="68"/>
+    <w:bookmarkStart w:id="69" w:name="ref-Kearney2013"/>
     <w:p>
       <w:pPr>
         <w:pStyle w:val="Bibliography"/>
       </w:pPr>
       <w:r>
-        <w:t xml:space="preserve">25.</w:t>
+        <w:t xml:space="preserve">27.</w:t>
       </w:r>
       <w:r>
         <w:t xml:space="preserve"> </w:t>
@@ -3342,6 +3451,57 @@
         <w:t xml:space="preserve">	</w:t>
       </w:r>
       <w:r>
+        <w:t xml:space="preserve">Kearney, M.R.</w:t>
+      </w:r>
+      <w:r>
+        <w:t xml:space="preserve"> </w:t>
+      </w:r>
+      <w:r>
+        <w:rPr>
+          <w:i/>
+          <w:iCs/>
+        </w:rPr>
+        <w:t xml:space="preserve">et al.</w:t>
+      </w:r>
+      <w:r>
+        <w:t xml:space="preserve"> </w:t>
+      </w:r>
+      <w:r>
+        <w:t xml:space="preserve">(2013) Balancing heat, water and nutrients under environmental change: A thermodynamic niche framework.</w:t>
+      </w:r>
+      <w:r>
+        <w:t xml:space="preserve"> </w:t>
+      </w:r>
+      <w:r>
+        <w:rPr>
+          <w:i/>
+          <w:iCs/>
+        </w:rPr>
+        <w:t xml:space="preserve">Funct. Ecol.</w:t>
+      </w:r>
+      <w:r>
+        <w:t xml:space="preserve"> </w:t>
+      </w:r>
+      <w:r>
+        <w:t xml:space="preserve">27, 950–966</w:t>
+      </w:r>
+    </w:p>
+    <w:bookmarkEnd w:id="69"/>
+    <w:bookmarkStart w:id="70" w:name="ref-Marques2018"/>
+    <w:p>
+      <w:pPr>
+        <w:pStyle w:val="Bibliography"/>
+      </w:pPr>
+      <w:r>
+        <w:t xml:space="preserve">28.</w:t>
+      </w:r>
+      <w:r>
+        <w:t xml:space="preserve"> </w:t>
+      </w:r>
+      <w:r>
+        <w:t xml:space="preserve">	</w:t>
+      </w:r>
+      <w:r>
         <w:t xml:space="preserve">Marques, G.M.</w:t>
       </w:r>
       <w:r>
@@ -3389,14 +3549,14 @@
         <w:t xml:space="preserve">14, e1006100</w:t>
       </w:r>
     </w:p>
-    <w:bookmarkEnd w:id="67"/>
-    <w:bookmarkStart w:id="68" w:name="ref-Bruggeman2009"/>
+    <w:bookmarkEnd w:id="70"/>
+    <w:bookmarkStart w:id="71" w:name="ref-Bruggeman2009"/>
     <w:p>
       <w:pPr>
         <w:pStyle w:val="Bibliography"/>
       </w:pPr>
       <w:r>
-        <w:t xml:space="preserve">26.</w:t>
+        <w:t xml:space="preserve">29.</w:t>
       </w:r>
       <w:r>
         <w:t xml:space="preserve"> </w:t>
@@ -3449,14 +3609,14 @@
         <w:t xml:space="preserve">37, W179–W184</w:t>
       </w:r>
     </w:p>
-    <w:bookmarkEnd w:id="68"/>
-    <w:bookmarkStart w:id="69" w:name="ref-Delmas2019"/>
+    <w:bookmarkEnd w:id="71"/>
+    <w:bookmarkStart w:id="72" w:name="ref-Delmas2019"/>
     <w:p>
       <w:pPr>
         <w:pStyle w:val="Bibliography"/>
       </w:pPr>
       <w:r>
-        <w:t xml:space="preserve">27.</w:t>
+        <w:t xml:space="preserve">30.</w:t>
       </w:r>
       <w:r>
         <w:t xml:space="preserve"> </w:t>
@@ -3500,14 +3660,14 @@
         <w:t xml:space="preserve">94, 16–36</w:t>
       </w:r>
     </w:p>
-    <w:bookmarkEnd w:id="69"/>
-    <w:bookmarkStart w:id="70" w:name="ref-Godoy2019"/>
+    <w:bookmarkEnd w:id="72"/>
+    <w:bookmarkStart w:id="73" w:name="ref-Godoy2019"/>
     <w:p>
       <w:pPr>
         <w:pStyle w:val="Bibliography"/>
       </w:pPr>
       <w:r>
-        <w:t xml:space="preserve">28.</w:t>
+        <w:t xml:space="preserve">31.</w:t>
       </w:r>
       <w:r>
         <w:t xml:space="preserve"> </w:t>
@@ -3535,14 +3695,14 @@
         <w:t xml:space="preserve">33, 1190–1201</w:t>
       </w:r>
     </w:p>
-    <w:bookmarkEnd w:id="70"/>
-    <w:bookmarkStart w:id="71" w:name="ref-Poisot2021"/>
+    <w:bookmarkEnd w:id="73"/>
+    <w:bookmarkStart w:id="74" w:name="ref-Poisot2021"/>
     <w:p>
       <w:pPr>
         <w:pStyle w:val="Bibliography"/>
       </w:pPr>
       <w:r>
-        <w:t xml:space="preserve">29.</w:t>
+        <w:t xml:space="preserve">32.</w:t>
       </w:r>
       <w:r>
         <w:t xml:space="preserve"> </w:t>
@@ -3586,14 +3746,14 @@
         <w:t xml:space="preserve">48, 1552–1563</w:t>
       </w:r>
     </w:p>
-    <w:bookmarkEnd w:id="71"/>
-    <w:bookmarkStart w:id="72" w:name="ref-Hui2019"/>
+    <w:bookmarkEnd w:id="74"/>
+    <w:bookmarkStart w:id="75" w:name="ref-Hui2019"/>
     <w:p>
       <w:pPr>
         <w:pStyle w:val="Bibliography"/>
       </w:pPr>
       <w:r>
-        <w:t xml:space="preserve">30.</w:t>
+        <w:t xml:space="preserve">33.</w:t>
       </w:r>
       <w:r>
         <w:t xml:space="preserve"> </w:t>
@@ -3621,14 +3781,14 @@
         <w:t xml:space="preserve">34, 121–131</w:t>
       </w:r>
     </w:p>
-    <w:bookmarkEnd w:id="72"/>
-    <w:bookmarkStart w:id="73" w:name="ref-Gomez2023"/>
+    <w:bookmarkEnd w:id="75"/>
+    <w:bookmarkStart w:id="76" w:name="ref-Gomez2023"/>
     <w:p>
       <w:pPr>
         <w:pStyle w:val="Bibliography"/>
       </w:pPr>
       <w:r>
-        <w:t xml:space="preserve">31.</w:t>
+        <w:t xml:space="preserve">34.</w:t>
       </w:r>
       <w:r>
         <w:t xml:space="preserve"> </w:t>
@@ -3672,14 +3832,14 @@
         <w:t xml:space="preserve">26, S47–S61</w:t>
       </w:r>
     </w:p>
-    <w:bookmarkEnd w:id="73"/>
-    <w:bookmarkStart w:id="74" w:name="ref-Lytle2023"/>
+    <w:bookmarkEnd w:id="76"/>
+    <w:bookmarkStart w:id="77" w:name="ref-Lytle2023"/>
     <w:p>
       <w:pPr>
         <w:pStyle w:val="Bibliography"/>
       </w:pPr>
       <w:r>
-        <w:t xml:space="preserve">32.</w:t>
+        <w:t xml:space="preserve">35.</w:t>
       </w:r>
       <w:r>
         <w:t xml:space="preserve"> </w:t>
@@ -3707,14 +3867,14 @@
         <w:t xml:space="preserve">2, 26</w:t>
       </w:r>
     </w:p>
-    <w:bookmarkEnd w:id="74"/>
-    <w:bookmarkStart w:id="75" w:name="ref-Petsopoulos2021"/>
+    <w:bookmarkEnd w:id="77"/>
+    <w:bookmarkStart w:id="78" w:name="ref-Petsopoulos2021"/>
     <w:p>
       <w:pPr>
         <w:pStyle w:val="Bibliography"/>
       </w:pPr>
       <w:r>
-        <w:t xml:space="preserve">33.</w:t>
+        <w:t xml:space="preserve">36.</w:t>
       </w:r>
       <w:r>
         <w:t xml:space="preserve"> </w:t>
@@ -3752,14 +3912,14 @@
         <w:t xml:space="preserve">Ecol. Entomol.</w:t>
       </w:r>
     </w:p>
-    <w:bookmarkEnd w:id="75"/>
-    <w:bookmarkStart w:id="76" w:name="ref-Dale2021"/>
+    <w:bookmarkEnd w:id="78"/>
+    <w:bookmarkStart w:id="79" w:name="ref-Dale2021"/>
     <w:p>
       <w:pPr>
         <w:pStyle w:val="Bibliography"/>
       </w:pPr>
       <w:r>
-        <w:t xml:space="preserve">34.</w:t>
+        <w:t xml:space="preserve">37.</w:t>
       </w:r>
       <w:r>
         <w:t xml:space="preserve"> </w:t>
@@ -3784,14 +3944,14 @@
         <w:t xml:space="preserve">, Cambridge University Press</w:t>
       </w:r>
     </w:p>
-    <w:bookmarkEnd w:id="76"/>
-    <w:bookmarkStart w:id="77" w:name="ref-Lu2023"/>
+    <w:bookmarkEnd w:id="79"/>
+    <w:bookmarkStart w:id="80" w:name="ref-Lu2023"/>
     <w:p>
       <w:pPr>
         <w:pStyle w:val="Bibliography"/>
       </w:pPr>
       <w:r>
-        <w:t xml:space="preserve">35.</w:t>
+        <w:t xml:space="preserve">38.</w:t>
       </w:r>
       <w:r>
         <w:t xml:space="preserve"> </w:t>
@@ -3835,14 +3995,14 @@
         <w:t xml:space="preserve">33, 647–659</w:t>
       </w:r>
     </w:p>
-    <w:bookmarkEnd w:id="77"/>
-    <w:bookmarkStart w:id="78" w:name="ref-Carrara2015"/>
+    <w:bookmarkEnd w:id="80"/>
+    <w:bookmarkStart w:id="81" w:name="ref-Carrara2015"/>
     <w:p>
       <w:pPr>
         <w:pStyle w:val="Bibliography"/>
       </w:pPr>
       <w:r>
-        <w:t xml:space="preserve">36.</w:t>
+        <w:t xml:space="preserve">39.</w:t>
       </w:r>
       <w:r>
         <w:t xml:space="preserve"> </w:t>
@@ -3886,14 +4046,14 @@
         <w:t xml:space="preserve">6, 895–906</w:t>
       </w:r>
     </w:p>
-    <w:bookmarkEnd w:id="78"/>
-    <w:bookmarkStart w:id="79" w:name="ref-Vitali2022"/>
+    <w:bookmarkEnd w:id="81"/>
+    <w:bookmarkStart w:id="82" w:name="ref-Vitali2022"/>
     <w:p>
       <w:pPr>
         <w:pStyle w:val="Bibliography"/>
       </w:pPr>
       <w:r>
-        <w:t xml:space="preserve">37.</w:t>
+        <w:t xml:space="preserve">40.</w:t>
       </w:r>
       <w:r>
         <w:t xml:space="preserve"> </w:t>
@@ -3937,14 +4097,14 @@
         <w:t xml:space="preserve">103, e03547</w:t>
       </w:r>
     </w:p>
-    <w:bookmarkEnd w:id="79"/>
-    <w:bookmarkStart w:id="80" w:name="ref-Riva2023"/>
+    <w:bookmarkEnd w:id="82"/>
+    <w:bookmarkStart w:id="83" w:name="ref-Riva2023"/>
     <w:p>
       <w:pPr>
         <w:pStyle w:val="Bibliography"/>
       </w:pPr>
       <w:r>
-        <w:t xml:space="preserve">38.</w:t>
+        <w:t xml:space="preserve">41.</w:t>
       </w:r>
       <w:r>
         <w:t xml:space="preserve"> </w:t>
@@ -3988,14 +4148,14 @@
         <w:t xml:space="preserve">9, eabq4207</w:t>
       </w:r>
     </w:p>
-    <w:bookmarkEnd w:id="80"/>
-    <w:bookmarkStart w:id="81" w:name="ref-Terry2020"/>
+    <w:bookmarkEnd w:id="83"/>
+    <w:bookmarkStart w:id="84" w:name="ref-Terry2020"/>
     <w:p>
       <w:pPr>
         <w:pStyle w:val="Bibliography"/>
       </w:pPr>
       <w:r>
-        <w:t xml:space="preserve">39.</w:t>
+        <w:t xml:space="preserve">42.</w:t>
       </w:r>
       <w:r>
         <w:t xml:space="preserve"> </w:t>
@@ -4023,14 +4183,14 @@
         <w:t xml:space="preserve">101, e03047</w:t>
       </w:r>
     </w:p>
-    <w:bookmarkEnd w:id="81"/>
-    <w:bookmarkStart w:id="82" w:name="ref-Weiss-Lehman2022"/>
+    <w:bookmarkEnd w:id="84"/>
+    <w:bookmarkStart w:id="85" w:name="ref-Weiss-Lehman2022"/>
     <w:p>
       <w:pPr>
         <w:pStyle w:val="Bibliography"/>
       </w:pPr>
       <w:r>
-        <w:t xml:space="preserve">40.</w:t>
+        <w:t xml:space="preserve">43.</w:t>
       </w:r>
       <w:r>
         <w:t xml:space="preserve"> </w:t>
@@ -4074,14 +4234,14 @@
         <w:t xml:space="preserve">25, 1263–1276</w:t>
       </w:r>
     </w:p>
-    <w:bookmarkEnd w:id="82"/>
-    <w:bookmarkStart w:id="83" w:name="ref-Martinez-De_Leon2024"/>
+    <w:bookmarkEnd w:id="85"/>
+    <w:bookmarkStart w:id="86" w:name="ref-Marquez2007"/>
     <w:p>
       <w:pPr>
         <w:pStyle w:val="Bibliography"/>
       </w:pPr>
       <w:r>
-        <w:t xml:space="preserve">41.</w:t>
+        <w:t xml:space="preserve">44.</w:t>
       </w:r>
       <w:r>
         <w:t xml:space="preserve"> </w:t>
@@ -4090,27 +4250,49 @@
         <w:t xml:space="preserve">	</w:t>
       </w:r>
       <w:r>
-        <w:t xml:space="preserve">Martínez-De León, G. and Thakur, M.P. (2024) Ecological debts induced by heat extremes.</w:t>
-      </w:r>
-      <w:r>
-        <w:t xml:space="preserve"> </w:t>
-      </w:r>
-      <w:r>
-        <w:rPr>
-          <w:i/>
-          <w:iCs/>
-        </w:rPr>
-        <w:t xml:space="preserve">Trends Ecol. Evol.</w:t>
-      </w:r>
-    </w:p>
-    <w:bookmarkEnd w:id="83"/>
-    <w:bookmarkStart w:id="84" w:name="ref-Marquez2007"/>
+        <w:t xml:space="preserve">Márquez, L.M.</w:t>
+      </w:r>
+      <w:r>
+        <w:t xml:space="preserve"> </w:t>
+      </w:r>
+      <w:r>
+        <w:rPr>
+          <w:i/>
+          <w:iCs/>
+        </w:rPr>
+        <w:t xml:space="preserve">et al.</w:t>
+      </w:r>
+      <w:r>
+        <w:t xml:space="preserve"> </w:t>
+      </w:r>
+      <w:r>
+        <w:t xml:space="preserve">(2007) A virus in a fungus in a plant: Three-way symbiosis required for thermal tolerance.</w:t>
+      </w:r>
+      <w:r>
+        <w:t xml:space="preserve"> </w:t>
+      </w:r>
+      <w:r>
+        <w:rPr>
+          <w:i/>
+          <w:iCs/>
+        </w:rPr>
+        <w:t xml:space="preserve">Science</w:t>
+      </w:r>
+      <w:r>
+        <w:t xml:space="preserve"> </w:t>
+      </w:r>
+      <w:r>
+        <w:t xml:space="preserve">315, 513–515</w:t>
+      </w:r>
+    </w:p>
+    <w:bookmarkEnd w:id="86"/>
+    <w:bookmarkStart w:id="87" w:name="ref-Zou2024"/>
     <w:p>
       <w:pPr>
         <w:pStyle w:val="Bibliography"/>
       </w:pPr>
       <w:r>
-        <w:t xml:space="preserve">42.</w:t>
+        <w:t xml:space="preserve">45.</w:t>
       </w:r>
       <w:r>
         <w:t xml:space="preserve"> </w:t>
@@ -4119,7 +4301,7 @@
         <w:t xml:space="preserve">	</w:t>
       </w:r>
       <w:r>
-        <w:t xml:space="preserve">Márquez, L.M.</w:t>
+        <w:t xml:space="preserve">Zou, H.-X.</w:t>
       </w:r>
       <w:r>
         <w:t xml:space="preserve"> </w:t>
@@ -4135,33 +4317,33 @@
         <w:t xml:space="preserve"> </w:t>
       </w:r>
       <w:r>
-        <w:t xml:space="preserve">(2007) A virus in a fungus in a plant: Three-way symbiosis required for thermal tolerance.</w:t>
-      </w:r>
-      <w:r>
-        <w:t xml:space="preserve"> </w:t>
-      </w:r>
-      <w:r>
-        <w:rPr>
-          <w:i/>
-          <w:iCs/>
-        </w:rPr>
-        <w:t xml:space="preserve">Science</w:t>
-      </w:r>
-      <w:r>
-        <w:t xml:space="preserve"> </w:t>
-      </w:r>
-      <w:r>
-        <w:t xml:space="preserve">315, 513–515</w:t>
-      </w:r>
-    </w:p>
-    <w:bookmarkEnd w:id="84"/>
-    <w:bookmarkStart w:id="85" w:name="ref-Zou2024"/>
+        <w:t xml:space="preserve">(2024) Time-dependent interaction modification generated from plant–soil feedback.</w:t>
+      </w:r>
+      <w:r>
+        <w:t xml:space="preserve"> </w:t>
+      </w:r>
+      <w:r>
+        <w:rPr>
+          <w:i/>
+          <w:iCs/>
+        </w:rPr>
+        <w:t xml:space="preserve">Ecol. Lett.</w:t>
+      </w:r>
+      <w:r>
+        <w:t xml:space="preserve"> </w:t>
+      </w:r>
+      <w:r>
+        <w:t xml:space="preserve">27, e14432</w:t>
+      </w:r>
+    </w:p>
+    <w:bookmarkEnd w:id="87"/>
+    <w:bookmarkStart w:id="88" w:name="ref-Fontaine2022"/>
     <w:p>
       <w:pPr>
         <w:pStyle w:val="Bibliography"/>
       </w:pPr>
       <w:r>
-        <w:t xml:space="preserve">43.</w:t>
+        <w:t xml:space="preserve">46.</w:t>
       </w:r>
       <w:r>
         <w:t xml:space="preserve"> </w:t>
@@ -4170,7 +4352,7 @@
         <w:t xml:space="preserve">	</w:t>
       </w:r>
       <w:r>
-        <w:t xml:space="preserve">Zou, H.-X.</w:t>
+        <w:t xml:space="preserve">Fontaine, S.S.</w:t>
       </w:r>
       <w:r>
         <w:t xml:space="preserve"> </w:t>
@@ -4186,33 +4368,33 @@
         <w:t xml:space="preserve"> </w:t>
       </w:r>
       <w:r>
-        <w:t xml:space="preserve">(2024) Time-dependent interaction modification generated from plant–soil feedback.</w:t>
-      </w:r>
-      <w:r>
-        <w:t xml:space="preserve"> </w:t>
-      </w:r>
-      <w:r>
-        <w:rPr>
-          <w:i/>
-          <w:iCs/>
-        </w:rPr>
-        <w:t xml:space="preserve">Ecol. Lett.</w:t>
-      </w:r>
-      <w:r>
-        <w:t xml:space="preserve"> </w:t>
-      </w:r>
-      <w:r>
-        <w:t xml:space="preserve">27, e14432</w:t>
-      </w:r>
-    </w:p>
-    <w:bookmarkEnd w:id="85"/>
-    <w:bookmarkStart w:id="86" w:name="ref-Fontaine2022"/>
+        <w:t xml:space="preserve">(2022) Experimental manipulation of microbiota reduces host thermal tolerance and fitness under heat stress in a vertebrate ectotherm.</w:t>
+      </w:r>
+      <w:r>
+        <w:t xml:space="preserve"> </w:t>
+      </w:r>
+      <w:r>
+        <w:rPr>
+          <w:i/>
+          <w:iCs/>
+        </w:rPr>
+        <w:t xml:space="preserve">Nat. Ecol. Evol.</w:t>
+      </w:r>
+      <w:r>
+        <w:t xml:space="preserve"> </w:t>
+      </w:r>
+      <w:r>
+        <w:t xml:space="preserve">6, 405–417</w:t>
+      </w:r>
+    </w:p>
+    <w:bookmarkEnd w:id="88"/>
+    <w:bookmarkStart w:id="89" w:name="ref-Fontaine2023"/>
     <w:p>
       <w:pPr>
         <w:pStyle w:val="Bibliography"/>
       </w:pPr>
       <w:r>
-        <w:t xml:space="preserve">44.</w:t>
+        <w:t xml:space="preserve">47.</w:t>
       </w:r>
       <w:r>
         <w:t xml:space="preserve"> </w:t>
@@ -4221,7 +4403,42 @@
         <w:t xml:space="preserve">	</w:t>
       </w:r>
       <w:r>
-        <w:t xml:space="preserve">Fontaine, S.S.</w:t>
+        <w:t xml:space="preserve">Fontaine, S.S. and Kohl, K.D. (2023) The microbiome buffers tadpole hosts from heat stress: A hologenomic approach to understand host-microbe interactions under warming.</w:t>
+      </w:r>
+      <w:r>
+        <w:t xml:space="preserve"> </w:t>
+      </w:r>
+      <w:r>
+        <w:rPr>
+          <w:i/>
+          <w:iCs/>
+        </w:rPr>
+        <w:t xml:space="preserve">J. Exp. Biol.</w:t>
+      </w:r>
+      <w:r>
+        <w:t xml:space="preserve"> </w:t>
+      </w:r>
+      <w:r>
+        <w:t xml:space="preserve">226, jeb245191</w:t>
+      </w:r>
+    </w:p>
+    <w:bookmarkEnd w:id="89"/>
+    <w:bookmarkStart w:id="90" w:name="ref-Hoang2019"/>
+    <w:p>
+      <w:pPr>
+        <w:pStyle w:val="Bibliography"/>
+      </w:pPr>
+      <w:r>
+        <w:t xml:space="preserve">48.</w:t>
+      </w:r>
+      <w:r>
+        <w:t xml:space="preserve"> </w:t>
+      </w:r>
+      <w:r>
+        <w:t xml:space="preserve">	</w:t>
+      </w:r>
+      <w:r>
+        <w:t xml:space="preserve">Hoang, K.L.</w:t>
       </w:r>
       <w:r>
         <w:t xml:space="preserve"> </w:t>
@@ -4237,33 +4454,33 @@
         <w:t xml:space="preserve"> </w:t>
       </w:r>
       <w:r>
-        <w:t xml:space="preserve">(2022) Experimental manipulation of microbiota reduces host thermal tolerance and fitness under heat stress in a vertebrate ectotherm.</w:t>
-      </w:r>
-      <w:r>
-        <w:t xml:space="preserve"> </w:t>
-      </w:r>
-      <w:r>
-        <w:rPr>
-          <w:i/>
-          <w:iCs/>
-        </w:rPr>
-        <w:t xml:space="preserve">Nat. Ecol. Evol.</w:t>
-      </w:r>
-      <w:r>
-        <w:t xml:space="preserve"> </w:t>
-      </w:r>
-      <w:r>
-        <w:t xml:space="preserve">6, 405–417</w:t>
-      </w:r>
-    </w:p>
-    <w:bookmarkEnd w:id="86"/>
-    <w:bookmarkStart w:id="87" w:name="ref-Fontaine2023"/>
+        <w:t xml:space="preserve">(2019) The effects of bacillus subtilis on caenorhabditis elegans fitness after heat stress.</w:t>
+      </w:r>
+      <w:r>
+        <w:t xml:space="preserve"> </w:t>
+      </w:r>
+      <w:r>
+        <w:rPr>
+          <w:i/>
+          <w:iCs/>
+        </w:rPr>
+        <w:t xml:space="preserve">Ecol. Evol.</w:t>
+      </w:r>
+      <w:r>
+        <w:t xml:space="preserve"> </w:t>
+      </w:r>
+      <w:r>
+        <w:t xml:space="preserve">9, 3491–3499</w:t>
+      </w:r>
+    </w:p>
+    <w:bookmarkEnd w:id="90"/>
+    <w:bookmarkStart w:id="91" w:name="ref-Gehman2019"/>
     <w:p>
       <w:pPr>
         <w:pStyle w:val="Bibliography"/>
       </w:pPr>
       <w:r>
-        <w:t xml:space="preserve">45.</w:t>
+        <w:t xml:space="preserve">49.</w:t>
       </w:r>
       <w:r>
         <w:t xml:space="preserve"> </w:t>
@@ -4272,33 +4489,33 @@
         <w:t xml:space="preserve">	</w:t>
       </w:r>
       <w:r>
-        <w:t xml:space="preserve">Fontaine, S.S. and Kohl, K.D. (2023) The microbiome buffers tadpole hosts from heat stress: A hologenomic approach to understand host-microbe interactions under warming.</w:t>
-      </w:r>
-      <w:r>
-        <w:t xml:space="preserve"> </w:t>
-      </w:r>
-      <w:r>
-        <w:rPr>
-          <w:i/>
-          <w:iCs/>
-        </w:rPr>
-        <w:t xml:space="preserve">J. Exp. Biol.</w:t>
-      </w:r>
-      <w:r>
-        <w:t xml:space="preserve"> </w:t>
-      </w:r>
-      <w:r>
-        <w:t xml:space="preserve">226, jeb245191</w:t>
-      </w:r>
-    </w:p>
-    <w:bookmarkEnd w:id="87"/>
-    <w:bookmarkStart w:id="88" w:name="ref-Hoang2019"/>
+        <w:t xml:space="preserve">Gehman, A.-L.M. and Harley, C.D.G. (2019) Symbiotic endolithic microbes alter host morphology and reduce host vulnerability to high environmental temperatures.</w:t>
+      </w:r>
+      <w:r>
+        <w:t xml:space="preserve"> </w:t>
+      </w:r>
+      <w:r>
+        <w:rPr>
+          <w:i/>
+          <w:iCs/>
+        </w:rPr>
+        <w:t xml:space="preserve">Ecosphere</w:t>
+      </w:r>
+      <w:r>
+        <w:t xml:space="preserve"> </w:t>
+      </w:r>
+      <w:r>
+        <w:t xml:space="preserve">10, e02683</w:t>
+      </w:r>
+    </w:p>
+    <w:bookmarkEnd w:id="91"/>
+    <w:bookmarkStart w:id="92" w:name="ref-Hoang2021"/>
     <w:p>
       <w:pPr>
         <w:pStyle w:val="Bibliography"/>
       </w:pPr>
       <w:r>
-        <w:t xml:space="preserve">46.</w:t>
+        <w:t xml:space="preserve">50.</w:t>
       </w:r>
       <w:r>
         <w:t xml:space="preserve"> </w:t>
@@ -4323,33 +4540,33 @@
         <w:t xml:space="preserve"> </w:t>
       </w:r>
       <w:r>
-        <w:t xml:space="preserve">(2019) The effects of bacillus subtilis on caenorhabditis elegans fitness after heat stress.</w:t>
-      </w:r>
-      <w:r>
-        <w:t xml:space="preserve"> </w:t>
-      </w:r>
-      <w:r>
-        <w:rPr>
-          <w:i/>
-          <w:iCs/>
-        </w:rPr>
-        <w:t xml:space="preserve">Ecol. Evol.</w:t>
-      </w:r>
-      <w:r>
-        <w:t xml:space="preserve"> </w:t>
-      </w:r>
-      <w:r>
-        <w:t xml:space="preserve">9, 3491–3499</w:t>
-      </w:r>
-    </w:p>
-    <w:bookmarkEnd w:id="88"/>
-    <w:bookmarkStart w:id="89" w:name="ref-Gehman2019"/>
+        <w:t xml:space="preserve">(2021) Association with a novel protective microbe facilitates host adaptation to a stressful environment.</w:t>
+      </w:r>
+      <w:r>
+        <w:t xml:space="preserve"> </w:t>
+      </w:r>
+      <w:r>
+        <w:rPr>
+          <w:i/>
+          <w:iCs/>
+        </w:rPr>
+        <w:t xml:space="preserve">Evol. Lett.</w:t>
+      </w:r>
+      <w:r>
+        <w:t xml:space="preserve"> </w:t>
+      </w:r>
+      <w:r>
+        <w:t xml:space="preserve">5, 118–129</w:t>
+      </w:r>
+    </w:p>
+    <w:bookmarkEnd w:id="92"/>
+    <w:bookmarkStart w:id="93" w:name="ref-Corbin2016"/>
     <w:p>
       <w:pPr>
         <w:pStyle w:val="Bibliography"/>
       </w:pPr>
       <w:r>
-        <w:t xml:space="preserve">47.</w:t>
+        <w:t xml:space="preserve">51.</w:t>
       </w:r>
       <w:r>
         <w:t xml:space="preserve"> </w:t>
@@ -4358,33 +4575,49 @@
         <w:t xml:space="preserve">	</w:t>
       </w:r>
       <w:r>
-        <w:t xml:space="preserve">Gehman, A.-L.M. and Harley, C.D.G. (2019) Symbiotic endolithic microbes alter host morphology and reduce host vulnerability to high environmental temperatures.</w:t>
-      </w:r>
-      <w:r>
-        <w:t xml:space="preserve"> </w:t>
-      </w:r>
-      <w:r>
-        <w:rPr>
-          <w:i/>
-          <w:iCs/>
-        </w:rPr>
-        <w:t xml:space="preserve">Ecosphere</w:t>
-      </w:r>
-      <w:r>
-        <w:t xml:space="preserve"> </w:t>
-      </w:r>
-      <w:r>
-        <w:t xml:space="preserve">10, e02683</w:t>
-      </w:r>
-    </w:p>
-    <w:bookmarkEnd w:id="89"/>
-    <w:bookmarkStart w:id="90" w:name="ref-Hoang2021"/>
+        <w:t xml:space="preserve">Corbin, C.</w:t>
+      </w:r>
+      <w:r>
+        <w:t xml:space="preserve"> </w:t>
+      </w:r>
+      <w:r>
+        <w:rPr>
+          <w:i/>
+          <w:iCs/>
+        </w:rPr>
+        <w:t xml:space="preserve">et al.</w:t>
+      </w:r>
+      <w:r>
+        <w:t xml:space="preserve"> </w:t>
+      </w:r>
+      <w:r>
+        <w:t xml:space="preserve">(2016) Heritable symbionts in a world of varying temperature.</w:t>
+      </w:r>
+      <w:r>
+        <w:t xml:space="preserve"> </w:t>
+      </w:r>
+      <w:r>
+        <w:rPr>
+          <w:i/>
+          <w:iCs/>
+        </w:rPr>
+        <w:t xml:space="preserve">Heredity (Edinb.)</w:t>
+      </w:r>
+      <w:r>
+        <w:t xml:space="preserve"> </w:t>
+      </w:r>
+      <w:r>
+        <w:t xml:space="preserve">118, 10–20</w:t>
+      </w:r>
+    </w:p>
+    <w:bookmarkEnd w:id="93"/>
+    <w:bookmarkStart w:id="94" w:name="ref-Zhang2019"/>
     <w:p>
       <w:pPr>
         <w:pStyle w:val="Bibliography"/>
       </w:pPr>
       <w:r>
-        <w:t xml:space="preserve">48.</w:t>
+        <w:t xml:space="preserve">52.</w:t>
       </w:r>
       <w:r>
         <w:t xml:space="preserve"> </w:t>
@@ -4393,7 +4626,7 @@
         <w:t xml:space="preserve">	</w:t>
       </w:r>
       <w:r>
-        <w:t xml:space="preserve">Hoang, K.L.</w:t>
+        <w:t xml:space="preserve">Zhang, B.</w:t>
       </w:r>
       <w:r>
         <w:t xml:space="preserve"> </w:t>
@@ -4409,33 +4642,33 @@
         <w:t xml:space="preserve"> </w:t>
       </w:r>
       <w:r>
-        <w:t xml:space="preserve">(2021) Association with a novel protective microbe facilitates host adaptation to a stressful environment.</w:t>
-      </w:r>
-      <w:r>
-        <w:t xml:space="preserve"> </w:t>
-      </w:r>
-      <w:r>
-        <w:rPr>
-          <w:i/>
-          <w:iCs/>
-        </w:rPr>
-        <w:t xml:space="preserve">Evol. Lett.</w:t>
-      </w:r>
-      <w:r>
-        <w:t xml:space="preserve"> </w:t>
-      </w:r>
-      <w:r>
-        <w:t xml:space="preserve">5, 118–129</w:t>
-      </w:r>
-    </w:p>
-    <w:bookmarkEnd w:id="90"/>
-    <w:bookmarkStart w:id="91" w:name="ref-Corbin2016"/>
+        <w:t xml:space="preserve">(2019) Obligate bacterial endosymbionts limit thermal tolerance of insect host species.</w:t>
+      </w:r>
+      <w:r>
+        <w:t xml:space="preserve"> </w:t>
+      </w:r>
+      <w:r>
+        <w:rPr>
+          <w:i/>
+          <w:iCs/>
+        </w:rPr>
+        <w:t xml:space="preserve">Proc. Natl. Acad. Sci. U. S. A.</w:t>
+      </w:r>
+      <w:r>
+        <w:t xml:space="preserve"> </w:t>
+      </w:r>
+      <w:r>
+        <w:t xml:space="preserve">116, 24712–24718</w:t>
+      </w:r>
+    </w:p>
+    <w:bookmarkEnd w:id="94"/>
+    <w:bookmarkStart w:id="95" w:name="ref-Dunbar2007"/>
     <w:p>
       <w:pPr>
         <w:pStyle w:val="Bibliography"/>
       </w:pPr>
       <w:r>
-        <w:t xml:space="preserve">49.</w:t>
+        <w:t xml:space="preserve">53.</w:t>
       </w:r>
       <w:r>
         <w:t xml:space="preserve"> </w:t>
@@ -4444,7 +4677,7 @@
         <w:t xml:space="preserve">	</w:t>
       </w:r>
       <w:r>
-        <w:t xml:space="preserve">Corbin, C.</w:t>
+        <w:t xml:space="preserve">Dunbar, H.E.</w:t>
       </w:r>
       <w:r>
         <w:t xml:space="preserve"> </w:t>
@@ -4460,33 +4693,33 @@
         <w:t xml:space="preserve"> </w:t>
       </w:r>
       <w:r>
-        <w:t xml:space="preserve">(2016) Heritable symbionts in a world of varying temperature.</w:t>
-      </w:r>
-      <w:r>
-        <w:t xml:space="preserve"> </w:t>
-      </w:r>
-      <w:r>
-        <w:rPr>
-          <w:i/>
-          <w:iCs/>
-        </w:rPr>
-        <w:t xml:space="preserve">Heredity (Edinb.)</w:t>
-      </w:r>
-      <w:r>
-        <w:t xml:space="preserve"> </w:t>
-      </w:r>
-      <w:r>
-        <w:t xml:space="preserve">118, 10–20</w:t>
-      </w:r>
-    </w:p>
-    <w:bookmarkEnd w:id="91"/>
-    <w:bookmarkStart w:id="92" w:name="ref-Zhang2019"/>
+        <w:t xml:space="preserve">(2007) Aphid thermal tolerance is governed by a point mutation in bacterial symbionts.</w:t>
+      </w:r>
+      <w:r>
+        <w:t xml:space="preserve"> </w:t>
+      </w:r>
+      <w:r>
+        <w:rPr>
+          <w:i/>
+          <w:iCs/>
+        </w:rPr>
+        <w:t xml:space="preserve">PLoS Biol.</w:t>
+      </w:r>
+      <w:r>
+        <w:t xml:space="preserve"> </w:t>
+      </w:r>
+      <w:r>
+        <w:t xml:space="preserve">5, e96</w:t>
+      </w:r>
+    </w:p>
+    <w:bookmarkEnd w:id="95"/>
+    <w:bookmarkStart w:id="96" w:name="ref-Li2023"/>
     <w:p>
       <w:pPr>
         <w:pStyle w:val="Bibliography"/>
       </w:pPr>
       <w:r>
-        <w:t xml:space="preserve">50.</w:t>
+        <w:t xml:space="preserve">54.</w:t>
       </w:r>
       <w:r>
         <w:t xml:space="preserve"> </w:t>
@@ -4495,7 +4728,7 @@
         <w:t xml:space="preserve">	</w:t>
       </w:r>
       <w:r>
-        <w:t xml:space="preserve">Zhang, B.</w:t>
+        <w:t xml:space="preserve">Li, Y.-J.</w:t>
       </w:r>
       <w:r>
         <w:t xml:space="preserve"> </w:t>
@@ -4511,33 +4744,33 @@
         <w:t xml:space="preserve"> </w:t>
       </w:r>
       <w:r>
-        <w:t xml:space="preserve">(2019) Obligate bacterial endosymbionts limit thermal tolerance of insect host species.</w:t>
-      </w:r>
-      <w:r>
-        <w:t xml:space="preserve"> </w:t>
-      </w:r>
-      <w:r>
-        <w:rPr>
-          <w:i/>
-          <w:iCs/>
-        </w:rPr>
-        <w:t xml:space="preserve">Proc. Natl. Acad. Sci. U. S. A.</w:t>
-      </w:r>
-      <w:r>
-        <w:t xml:space="preserve"> </w:t>
-      </w:r>
-      <w:r>
-        <w:t xml:space="preserve">116, 24712–24718</w:t>
-      </w:r>
-    </w:p>
-    <w:bookmarkEnd w:id="92"/>
-    <w:bookmarkStart w:id="93" w:name="ref-Dunbar2007"/>
+        <w:t xml:space="preserve">(2023) Interspecific differences in thermal tolerance landscape explain aphid community abundance under climate change.</w:t>
+      </w:r>
+      <w:r>
+        <w:t xml:space="preserve"> </w:t>
+      </w:r>
+      <w:r>
+        <w:rPr>
+          <w:i/>
+          <w:iCs/>
+        </w:rPr>
+        <w:t xml:space="preserve">J. Therm. Biol.</w:t>
+      </w:r>
+      <w:r>
+        <w:t xml:space="preserve"> </w:t>
+      </w:r>
+      <w:r>
+        <w:t xml:space="preserve">114, 103583</w:t>
+      </w:r>
+    </w:p>
+    <w:bookmarkEnd w:id="96"/>
+    <w:bookmarkStart w:id="97" w:name="ref-Zhu2024"/>
     <w:p>
       <w:pPr>
         <w:pStyle w:val="Bibliography"/>
       </w:pPr>
       <w:r>
-        <w:t xml:space="preserve">51.</w:t>
+        <w:t xml:space="preserve">55.</w:t>
       </w:r>
       <w:r>
         <w:t xml:space="preserve"> </w:t>
@@ -4546,7 +4779,7 @@
         <w:t xml:space="preserve">	</w:t>
       </w:r>
       <w:r>
-        <w:t xml:space="preserve">Dunbar, H.E.</w:t>
+        <w:t xml:space="preserve">Zhu, L.</w:t>
       </w:r>
       <w:r>
         <w:t xml:space="preserve"> </w:t>
@@ -4562,33 +4795,33 @@
         <w:t xml:space="preserve"> </w:t>
       </w:r>
       <w:r>
-        <w:t xml:space="preserve">(2007) Aphid thermal tolerance is governed by a point mutation in bacterial symbionts.</w:t>
-      </w:r>
-      <w:r>
-        <w:t xml:space="preserve"> </w:t>
-      </w:r>
-      <w:r>
-        <w:rPr>
-          <w:i/>
-          <w:iCs/>
-        </w:rPr>
-        <w:t xml:space="preserve">PLoS Biol.</w:t>
-      </w:r>
-      <w:r>
-        <w:t xml:space="preserve"> </w:t>
-      </w:r>
-      <w:r>
-        <w:t xml:space="preserve">5, e96</w:t>
-      </w:r>
-    </w:p>
-    <w:bookmarkEnd w:id="93"/>
-    <w:bookmarkStart w:id="94" w:name="ref-Li2023"/>
+        <w:t xml:space="preserve">(2024) Responses of a widespread pest insect to extreme high temperatures are stage-dependent and divergent among seasonal cohorts.</w:t>
+      </w:r>
+      <w:r>
+        <w:t xml:space="preserve"> </w:t>
+      </w:r>
+      <w:r>
+        <w:rPr>
+          <w:i/>
+          <w:iCs/>
+        </w:rPr>
+        <w:t xml:space="preserve">Funct. Ecol.</w:t>
+      </w:r>
+      <w:r>
+        <w:t xml:space="preserve"> </w:t>
+      </w:r>
+      <w:r>
+        <w:t xml:space="preserve">39, 165–180</w:t>
+      </w:r>
+    </w:p>
+    <w:bookmarkEnd w:id="97"/>
+    <w:bookmarkStart w:id="98" w:name="ref-Kearney2009a"/>
     <w:p>
       <w:pPr>
         <w:pStyle w:val="Bibliography"/>
       </w:pPr>
       <w:r>
-        <w:t xml:space="preserve">52.</w:t>
+        <w:t xml:space="preserve">56.</w:t>
       </w:r>
       <w:r>
         <w:t xml:space="preserve"> </w:t>
@@ -4597,7 +4830,7 @@
         <w:t xml:space="preserve">	</w:t>
       </w:r>
       <w:r>
-        <w:t xml:space="preserve">Li, Y.-J.</w:t>
+        <w:t xml:space="preserve">Kearney, M.</w:t>
       </w:r>
       <w:r>
         <w:t xml:space="preserve"> </w:t>
@@ -4613,58 +4846,7 @@
         <w:t xml:space="preserve"> </w:t>
       </w:r>
       <w:r>
-        <w:t xml:space="preserve">(2023) Interspecific differences in thermal tolerance landscape explain aphid community abundance under climate change.</w:t>
-      </w:r>
-      <w:r>
-        <w:t xml:space="preserve"> </w:t>
-      </w:r>
-      <w:r>
-        <w:rPr>
-          <w:i/>
-          <w:iCs/>
-        </w:rPr>
-        <w:t xml:space="preserve">J. Therm. Biol.</w:t>
-      </w:r>
-      <w:r>
-        <w:t xml:space="preserve"> </w:t>
-      </w:r>
-      <w:r>
-        <w:t xml:space="preserve">114, 103583</w:t>
-      </w:r>
-    </w:p>
-    <w:bookmarkEnd w:id="94"/>
-    <w:bookmarkStart w:id="95" w:name="ref-Zhu2024"/>
-    <w:p>
-      <w:pPr>
-        <w:pStyle w:val="Bibliography"/>
-      </w:pPr>
-      <w:r>
-        <w:t xml:space="preserve">53.</w:t>
-      </w:r>
-      <w:r>
-        <w:t xml:space="preserve"> </w:t>
-      </w:r>
-      <w:r>
-        <w:t xml:space="preserve">	</w:t>
-      </w:r>
-      <w:r>
-        <w:t xml:space="preserve">Zhu, L.</w:t>
-      </w:r>
-      <w:r>
-        <w:t xml:space="preserve"> </w:t>
-      </w:r>
-      <w:r>
-        <w:rPr>
-          <w:i/>
-          <w:iCs/>
-        </w:rPr>
-        <w:t xml:space="preserve">et al.</w:t>
-      </w:r>
-      <w:r>
-        <w:t xml:space="preserve"> </w:t>
-      </w:r>
-      <w:r>
-        <w:t xml:space="preserve">(2024) Responses of a widespread pest insect to extreme high temperatures are stage-dependent and divergent among seasonal cohorts.</w:t>
+        <w:t xml:space="preserve">(2009) Integrating biophysical models and evolutionary theory to predict climatic impacts on species’ ranges: The dengue mosquito aedes aegypti in australia.</w:t>
       </w:r>
       <w:r>
         <w:t xml:space="preserve"> </w:t>
@@ -4680,63 +4862,12 @@
         <w:t xml:space="preserve"> </w:t>
       </w:r>
       <w:r>
-        <w:t xml:space="preserve">39, 165–180</w:t>
-      </w:r>
-    </w:p>
-    <w:bookmarkEnd w:id="95"/>
-    <w:bookmarkStart w:id="96" w:name="ref-Kearney2009a"/>
-    <w:p>
-      <w:pPr>
-        <w:pStyle w:val="Bibliography"/>
-      </w:pPr>
-      <w:r>
-        <w:t xml:space="preserve">54.</w:t>
-      </w:r>
-      <w:r>
-        <w:t xml:space="preserve"> </w:t>
-      </w:r>
-      <w:r>
-        <w:t xml:space="preserve">	</w:t>
-      </w:r>
-      <w:r>
-        <w:t xml:space="preserve">Kearney, M.</w:t>
-      </w:r>
-      <w:r>
-        <w:t xml:space="preserve"> </w:t>
-      </w:r>
-      <w:r>
-        <w:rPr>
-          <w:i/>
-          <w:iCs/>
-        </w:rPr>
-        <w:t xml:space="preserve">et al.</w:t>
-      </w:r>
-      <w:r>
-        <w:t xml:space="preserve"> </w:t>
-      </w:r>
-      <w:r>
-        <w:t xml:space="preserve">(2009) Integrating biophysical models and evolutionary theory to predict climatic impacts on species’ ranges: The dengue mosquito aedes aegypti in australia.</w:t>
-      </w:r>
-      <w:r>
-        <w:t xml:space="preserve"> </w:t>
-      </w:r>
-      <w:r>
-        <w:rPr>
-          <w:i/>
-          <w:iCs/>
-        </w:rPr>
-        <w:t xml:space="preserve">Funct. Ecol.</w:t>
-      </w:r>
-      <w:r>
-        <w:t xml:space="preserve"> </w:t>
-      </w:r>
-      <w:r>
         <w:t xml:space="preserve">23, 528–538</w:t>
       </w:r>
     </w:p>
-    <w:bookmarkEnd w:id="96"/>
-    <w:bookmarkEnd w:id="97"/>
     <w:bookmarkEnd w:id="98"/>
+    <w:bookmarkEnd w:id="99"/>
+    <w:bookmarkEnd w:id="100"/>
     <w:sectPr>
       <w:pgSz w:h="15840" w:w="12240"/>
       <w:pgMar w:bottom="851" w:footer="720" w:gutter="0" w:header="720" w:left="851" w:right="851" w:top="851"/>
@@ -4771,7 +4902,7 @@
 </file>
 
 <file path=word/numbering.xml><?xml version="1.0" encoding="utf-8"?>
-<w:numbering xmlns:aink="http://schemas.microsoft.com/office/drawing/2016/ink" xmlns:am3d="http://schemas.microsoft.com/office/drawing/2017/model3d" xmlns:cx="http://schemas.microsoft.com/office/drawing/2014/chartex" xmlns:cx1="http://schemas.microsoft.com/office/drawing/2015/9/8/chartex" xmlns:cx2="http://schemas.microsoft.com/office/drawing/2015/10/21/chartex" xmlns:cx3="http://schemas.microsoft.com/office/drawing/2016/5/9/chartex" xmlns:cx4="http://schemas.microsoft.com/office/drawing/2016/5/10/chartex" xmlns:cx5="http://schemas.microsoft.com/office/drawing/2016/5/11/chartex" xmlns:cx6="http://schemas.microsoft.com/office/drawing/2016/5/12/chartex" xmlns:cx7="http://schemas.microsoft.com/office/drawing/2016/5/13/chartex" xmlns:cx8="http://schemas.microsoft.com/office/drawing/2016/5/14/chartex" xmlns:m="http://schemas.openxmlformats.org/officeDocument/2006/math" xmlns:mc="http://schemas.openxmlformats.org/markup-compatibility/2006" xmlns:o="urn:schemas-microsoft-com:office:office" xmlns:oel="http://schemas.microsoft.com/office/2019/extlst" xmlns:r="http://schemas.openxmlformats.org/officeDocument/2006/relationships" xmlns:v="urn:schemas-microsoft-com:vml" xmlns:w="http://schemas.openxmlformats.org/wordprocessingml/2006/main" xmlns:w10="urn:schemas-microsoft-com:office:word" xmlns:w14="http://schemas.microsoft.com/office/word/2010/wordml" xmlns:w15="http://schemas.microsoft.com/office/word/2012/wordml" xmlns:w16="http://schemas.microsoft.com/office/word/2018/wordml" xmlns:w16cex="http://schemas.microsoft.com/office/word/2018/wordml/cex" xmlns:w16cid="http://schemas.microsoft.com/office/word/2016/wordml/cid" xmlns:w16sdtdh="http://schemas.microsoft.com/office/word/2020/wordml/sdtdatahash" xmlns:w16se="http://schemas.microsoft.com/office/word/2015/wordml/symex" xmlns:wne="http://schemas.microsoft.com/office/word/2006/wordml" xmlns:wp="http://schemas.openxmlformats.org/drawingml/2006/wordprocessingDrawing" xmlns:wp14="http://schemas.microsoft.com/office/word/2010/wordprocessingDrawing" xmlns:wpc="http://schemas.microsoft.com/office/word/2010/wordprocessingCanvas" xmlns:wpg="http://schemas.microsoft.com/office/word/2010/wordprocessingGroup" xmlns:wpi="http://schemas.microsoft.com/office/word/2010/wordprocessingInk" xmlns:wps="http://schemas.microsoft.com/office/word/2010/wordprocessingShape" mc:Ignorable="w14 w15 w16se w16cid w16 w16cex w16sdtdh wp14">
+<w:numbering xmlns:aink="http://schemas.microsoft.com/office/drawing/2016/ink" xmlns:am3d="http://schemas.microsoft.com/office/drawing/2017/model3d" xmlns:cx="http://schemas.microsoft.com/office/drawing/2014/chartex" xmlns:cx1="http://schemas.microsoft.com/office/drawing/2015/9/8/chartex" xmlns:cx2="http://schemas.microsoft.com/office/drawing/2015/10/21/chartex" xmlns:cx3="http://schemas.microsoft.com/office/drawing/2016/5/9/chartex" xmlns:cx4="http://schemas.microsoft.com/office/drawing/2016/5/10/chartex" xmlns:cx5="http://schemas.microsoft.com/office/drawing/2016/5/11/chartex" xmlns:cx6="http://schemas.microsoft.com/office/drawing/2016/5/12/chartex" xmlns:cx7="http://schemas.microsoft.com/office/drawing/2016/5/13/chartex" xmlns:cx8="http://schemas.microsoft.com/office/drawing/2016/5/14/chartex" xmlns:m="http://schemas.openxmlformats.org/officeDocument/2006/math" xmlns:mc="http://schemas.openxmlformats.org/markup-compatibility/2006" xmlns:o="urn:schemas-microsoft-com:office:office" xmlns:oel="http://schemas.microsoft.com/office/2019/extlst" xmlns:r="http://schemas.openxmlformats.org/officeDocument/2006/relationships" xmlns:v="urn:schemas-microsoft-com:vml" xmlns:w="http://schemas.openxmlformats.org/wordprocessingml/2006/main" xmlns:w10="urn:schemas-microsoft-com:office:word" xmlns:w14="http://schemas.microsoft.com/office/word/2010/wordml" xmlns:w15="http://schemas.microsoft.com/office/word/2012/wordml" xmlns:w16="http://schemas.microsoft.com/office/word/2018/wordml" xmlns:w16cex="http://schemas.microsoft.com/office/word/2018/wordml/cex" xmlns:w16cid="http://schemas.microsoft.com/office/word/2016/wordml/cid" xmlns:w16du="http://schemas.microsoft.com/office/word/2023/wordml/word16du" xmlns:w16sdtdh="http://schemas.microsoft.com/office/word/2020/wordml/sdtdatahash" xmlns:w16sdtfl="http://schemas.microsoft.com/office/word/2024/wordml/sdtformatlock" xmlns:w16se="http://schemas.microsoft.com/office/word/2015/wordml/symex" xmlns:wne="http://schemas.microsoft.com/office/word/2006/wordml" xmlns:wp="http://schemas.openxmlformats.org/drawingml/2006/wordprocessingDrawing" xmlns:wp14="http://schemas.microsoft.com/office/word/2010/wordprocessingDrawing" xmlns:wpc="http://schemas.microsoft.com/office/word/2010/wordprocessingCanvas" xmlns:wpg="http://schemas.microsoft.com/office/word/2010/wordprocessingGroup" xmlns:wpi="http://schemas.microsoft.com/office/word/2010/wordprocessingInk" xmlns:wps="http://schemas.microsoft.com/office/word/2010/wordprocessingShape" mc:Ignorable="w14 w15 w16se w16cid w16 w16cex w16sdtdh w16sdtfl w16du wp14">
   <w:abstractNum w15:restartNumberingAfterBreak="0" w:abstractNumId="0">
     <w:nsid w:val="FFFFFF7C"/>
     <w:multiLevelType w:val="singleLevel"/>
@@ -5035,6 +5166,110 @@
     </w:lvl>
   </w:abstractNum>
   <w:abstractNum w15:restartNumberingAfterBreak="0" w:abstractNumId="11">
+    <w:nsid w:val="0000A991"/>
+    <w:multiLevelType w:val="multilevel"/>
+    <w:tmpl w:val="217AB1BA"/>
+    <w:lvl w:ilvl="0">
+      <w:numFmt w:val="bullet"/>
+      <w:lvlText w:val=""/>
+      <w:lvlJc w:val="left"/>
+      <w:pPr>
+        <w:ind w:hanging="360" w:left="720"/>
+      </w:pPr>
+      <w:rPr>
+        <w:rFonts w:ascii="Symbol" w:cs="Symbol" w:hAnsi="Symbol" w:hint="default"/>
+      </w:rPr>
+    </w:lvl>
+    <w:lvl w:ilvl="1">
+      <w:numFmt w:val="bullet"/>
+      <w:lvlText w:val="o"/>
+      <w:lvlJc w:val="left"/>
+      <w:pPr>
+        <w:ind w:hanging="360" w:left="1440"/>
+      </w:pPr>
+      <w:rPr>
+        <w:rFonts w:ascii="Courier New" w:cs="Courier New" w:hAnsi="Courier New" w:hint="default"/>
+      </w:rPr>
+    </w:lvl>
+    <w:lvl w:ilvl="2">
+      <w:numFmt w:val="bullet"/>
+      <w:lvlText w:val=""/>
+      <w:lvlJc w:val="left"/>
+      <w:pPr>
+        <w:ind w:hanging="360" w:left="2160"/>
+      </w:pPr>
+      <w:rPr>
+        <w:rFonts w:ascii="Wingdings" w:cs="Wingdings" w:hAnsi="Wingdings" w:hint="default"/>
+      </w:rPr>
+    </w:lvl>
+    <w:lvl w:ilvl="3">
+      <w:numFmt w:val="bullet"/>
+      <w:lvlText w:val=""/>
+      <w:lvlJc w:val="left"/>
+      <w:pPr>
+        <w:ind w:hanging="360" w:left="2880"/>
+      </w:pPr>
+      <w:rPr>
+        <w:rFonts w:ascii="Symbol" w:cs="Symbol" w:hAnsi="Symbol" w:hint="default"/>
+      </w:rPr>
+    </w:lvl>
+    <w:lvl w:ilvl="4">
+      <w:numFmt w:val="bullet"/>
+      <w:lvlText w:val="o"/>
+      <w:lvlJc w:val="left"/>
+      <w:pPr>
+        <w:ind w:hanging="360" w:left="3600"/>
+      </w:pPr>
+      <w:rPr>
+        <w:rFonts w:ascii="Courier New" w:cs="Courier New" w:hAnsi="Courier New" w:hint="default"/>
+      </w:rPr>
+    </w:lvl>
+    <w:lvl w:ilvl="5">
+      <w:numFmt w:val="bullet"/>
+      <w:lvlText w:val=""/>
+      <w:lvlJc w:val="left"/>
+      <w:pPr>
+        <w:ind w:hanging="360" w:left="4320"/>
+      </w:pPr>
+      <w:rPr>
+        <w:rFonts w:ascii="Wingdings" w:cs="Wingdings" w:hAnsi="Wingdings" w:hint="default"/>
+      </w:rPr>
+    </w:lvl>
+    <w:lvl w:ilvl="6">
+      <w:numFmt w:val="bullet"/>
+      <w:lvlText w:val=""/>
+      <w:lvlJc w:val="left"/>
+      <w:pPr>
+        <w:ind w:hanging="360" w:left="5040"/>
+      </w:pPr>
+      <w:rPr>
+        <w:rFonts w:ascii="Symbol" w:cs="Symbol" w:hAnsi="Symbol" w:hint="default"/>
+      </w:rPr>
+    </w:lvl>
+    <w:lvl w:ilvl="7">
+      <w:numFmt w:val="bullet"/>
+      <w:lvlText w:val="o"/>
+      <w:lvlJc w:val="left"/>
+      <w:pPr>
+        <w:ind w:hanging="360" w:left="5760"/>
+      </w:pPr>
+      <w:rPr>
+        <w:rFonts w:ascii="Courier New" w:cs="Courier New" w:hAnsi="Courier New" w:hint="default"/>
+      </w:rPr>
+    </w:lvl>
+    <w:lvl w:ilvl="8">
+      <w:numFmt w:val="bullet"/>
+      <w:lvlText w:val=""/>
+      <w:lvlJc w:val="left"/>
+      <w:pPr>
+        <w:ind w:hanging="360" w:left="6480"/>
+      </w:pPr>
+      <w:rPr>
+        <w:rFonts w:ascii="Wingdings" w:cs="Wingdings" w:hAnsi="Wingdings" w:hint="default"/>
+      </w:rPr>
+    </w:lvl>
+  </w:abstractNum>
+  <w:abstractNum w15:restartNumberingAfterBreak="0" w:abstractNumId="12">
     <w:nsid w:val="170CD2DE"/>
     <w:multiLevelType w:val="multilevel"/>
     <w:tmpl w:val="A7F01700"/>
@@ -5138,7 +5373,7 @@
       </w:pPr>
     </w:lvl>
   </w:abstractNum>
-  <w:abstractNum w15:restartNumberingAfterBreak="0" w:abstractNumId="12">
+  <w:abstractNum w15:restartNumberingAfterBreak="0" w:abstractNumId="13">
     <w:nsid w:val="2C1AE401"/>
     <w:multiLevelType w:val="multilevel"/>
     <w:tmpl w:val="BF2A585E"/>
@@ -5422,13 +5657,13 @@
     </w:lvl>
   </w:abstractNum>
   <w:num w16cid:durableId="423309980" w:numId="1">
-    <w:abstractNumId w:val="11"/>
+    <w:abstractNumId w:val="12"/>
   </w:num>
   <w:num w16cid:durableId="1282882070" w:numId="2">
-    <w:abstractNumId w:val="11"/>
+    <w:abstractNumId w:val="12"/>
   </w:num>
   <w:num w16cid:durableId="1172599916" w:numId="3">
-    <w:abstractNumId w:val="12"/>
+    <w:abstractNumId w:val="13"/>
   </w:num>
   <w:num w16cid:durableId="1596982598" w:numId="4">
     <w:abstractNumId w:val="0"/>
@@ -5461,10 +5696,10 @@
     <w:abstractNumId w:val="9"/>
   </w:num>
   <w:num w16cid:durableId="576476009" w:numId="14">
-    <w:abstractNumId w:val="12"/>
+    <w:abstractNumId w:val="13"/>
   </w:num>
   <w:num w16cid:durableId="1146313701" w:numId="15">
-    <w:abstractNumId w:val="12"/>
+    <w:abstractNumId w:val="13"/>
   </w:num>
   <w:num w16cid:durableId="5254960" w:numId="16">
     <w:abstractNumId w:val="10"/>
@@ -5630,6 +5865,48 @@
   </w:num>
   <w:num w16cid:durableId="1107967726" w:numId="70">
     <w:abstractNumId w:val="10"/>
+  </w:num>
+  <w:num w16cid:durableId="691801922" w:numId="71">
+    <w:abstractNumId w:val="10"/>
+  </w:num>
+  <w:num w16cid:durableId="830564022" w:numId="72">
+    <w:abstractNumId w:val="11"/>
+  </w:num>
+  <w:num w16cid:durableId="743769905" w:numId="73">
+    <w:abstractNumId w:val="11"/>
+  </w:num>
+  <w:num w16cid:durableId="950361974" w:numId="74">
+    <w:abstractNumId w:val="11"/>
+  </w:num>
+  <w:num w16cid:durableId="253586233" w:numId="75">
+    <w:abstractNumId w:val="11"/>
+  </w:num>
+  <w:num w16cid:durableId="1703819558" w:numId="76">
+    <w:abstractNumId w:val="11"/>
+  </w:num>
+  <w:num w16cid:durableId="1141578659" w:numId="77">
+    <w:abstractNumId w:val="11"/>
+  </w:num>
+  <w:num w16cid:durableId="122239304" w:numId="78">
+    <w:abstractNumId w:val="11"/>
+  </w:num>
+  <w:num w16cid:durableId="704140260" w:numId="79">
+    <w:abstractNumId w:val="11"/>
+  </w:num>
+  <w:num w16cid:durableId="603147579" w:numId="80">
+    <w:abstractNumId w:val="11"/>
+  </w:num>
+  <w:num w16cid:durableId="796293065" w:numId="81">
+    <w:abstractNumId w:val="11"/>
+  </w:num>
+  <w:num w16cid:durableId="188492238" w:numId="82">
+    <w:abstractNumId w:val="11"/>
+  </w:num>
+  <w:num w16cid:durableId="1491167990" w:numId="83">
+    <w:abstractNumId w:val="11"/>
+  </w:num>
+  <w:num w16cid:durableId="565186891" w:numId="84">
+    <w:abstractNumId w:val="11"/>
   </w:num>
   <w:num w:numId="1000">
     <w:abstractNumId w:val="990"/>
@@ -5677,7 +5954,7 @@
 </file>
 
 <file path=word/styles.xml><?xml version="1.0" encoding="utf-8"?>
-<w:styles xmlns:mc="http://schemas.openxmlformats.org/markup-compatibility/2006" xmlns:r="http://schemas.openxmlformats.org/officeDocument/2006/relationships" xmlns:w="http://schemas.openxmlformats.org/wordprocessingml/2006/main" xmlns:w14="http://schemas.microsoft.com/office/word/2010/wordml" xmlns:w15="http://schemas.microsoft.com/office/word/2012/wordml" xmlns:w16="http://schemas.microsoft.com/office/word/2018/wordml" xmlns:w16cex="http://schemas.microsoft.com/office/word/2018/wordml/cex" xmlns:w16cid="http://schemas.microsoft.com/office/word/2016/wordml/cid" xmlns:w16sdtdh="http://schemas.microsoft.com/office/word/2020/wordml/sdtdatahash" xmlns:w16se="http://schemas.microsoft.com/office/word/2015/wordml/symex" mc:Ignorable="w14 w15 w16se w16cid w16 w16cex w16sdtdh">
+<w:styles xmlns:mc="http://schemas.openxmlformats.org/markup-compatibility/2006" xmlns:r="http://schemas.openxmlformats.org/officeDocument/2006/relationships" xmlns:w="http://schemas.openxmlformats.org/wordprocessingml/2006/main" xmlns:w14="http://schemas.microsoft.com/office/word/2010/wordml" xmlns:w15="http://schemas.microsoft.com/office/word/2012/wordml" xmlns:w16="http://schemas.microsoft.com/office/word/2018/wordml" xmlns:w16cex="http://schemas.microsoft.com/office/word/2018/wordml/cex" xmlns:w16cid="http://schemas.microsoft.com/office/word/2016/wordml/cid" xmlns:w16du="http://schemas.microsoft.com/office/word/2023/wordml/word16du" xmlns:w16sdtdh="http://schemas.microsoft.com/office/word/2020/wordml/sdtdatahash" xmlns:w16sdtfl="http://schemas.microsoft.com/office/word/2024/wordml/sdtformatlock" xmlns:w16se="http://schemas.microsoft.com/office/word/2015/wordml/symex" mc:Ignorable="w14 w15 w16se w16cid w16 w16cex w16sdtdh w16sdtfl w16du">
   <w:docDefaults>
     <w:rPrDefault>
       <w:rPr>
@@ -6131,6 +6408,7 @@
     <w:uiPriority w:val="9"/>
     <w:unhideWhenUsed/>
     <w:qFormat/>
+    <w:rsid w:val="00676013"/>
     <w:pPr>
       <w:keepNext/>
       <w:keepLines/>
@@ -6138,10 +6416,10 @@
       <w:outlineLvl w:val="4"/>
     </w:pPr>
     <w:rPr>
-      <w:rFonts w:asciiTheme="majorHAnsi" w:cstheme="majorBidi" w:eastAsiaTheme="majorEastAsia" w:hAnsiTheme="majorHAnsi"/>
+      <w:rFonts w:ascii="Times New Roman" w:cstheme="majorBidi" w:eastAsiaTheme="majorEastAsia" w:hAnsi="Times New Roman"/>
       <w:i/>
       <w:iCs/>
-      <w:color w:themeColor="accent1" w:val="4F81BD"/>
+      <w:color w:themeColor="text1" w:val="000000"/>
     </w:rPr>
   </w:style>
   <w:style w:styleId="Heading6" w:type="paragraph">

--- a/docs/ms.docx
+++ b/docs/ms.docx
@@ -603,13 +603,13 @@
       </w:r>
     </w:p>
     <w:bookmarkEnd w:id="24"/>
-    <w:bookmarkStart w:id="25" w:name="Xa94c9dea5ca370ac54e92cadec28ec1ba151523"/>
+    <w:bookmarkStart w:id="25" w:name="X4209415c0137b038f4a3ce52e60f7db062b8bff"/>
     <w:p>
       <w:pPr>
         <w:pStyle w:val="Heading1"/>
       </w:pPr>
       <w:r>
-        <w:t xml:space="preserve">Biophysics to the rescue: predicting community wide</w:t>
+        <w:t xml:space="preserve">Models for predicting community wide</w:t>
       </w:r>
       <w:r>
         <w:t xml:space="preserve"> </w:t>
@@ -625,7 +625,7 @@
         <w:t xml:space="preserve"> </w:t>
       </w:r>
       <w:r>
-        <w:t xml:space="preserve">to extreme heat</w:t>
+        <w:t xml:space="preserve">to extreme heat: Biophysics to the rescue!</w:t>
       </w:r>
     </w:p>
     <w:p>
@@ -997,7 +997,16 @@
         <w:t xml:space="preserve">[16,24]</w:t>
       </w:r>
       <w:r>
-        <w:t xml:space="preserve">. DEB models consider organism as a thermodynamic system (adhering to energy-mass balance) across the whole life cycle from egg to adult. DEB models can translate short-term variation in factors, such as temperature, toxins (e.g., toxicants,</w:t>
+        <w:t xml:space="preserve">. DEB models consider organism as a thermodynamic system (adhering to energy-mass balance) capturing the exchange of food, water, respiratory gases and metabolic waste from egg to adult</w:t>
+      </w:r>
+      <w:r>
+        <w:t xml:space="preserve"> </w:t>
+      </w:r>
+      <w:r>
+        <w:t xml:space="preserve">[20]</w:t>
+      </w:r>
+      <w:r>
+        <w:t xml:space="preserve">. DEB models can translate short-term variation in factors, such as temperature, toxins (e.g., toxicants,</w:t>
       </w:r>
       <w:r>
         <w:t xml:space="preserve"> </w:t>
@@ -1027,13 +1036,22 @@
         <w:t xml:space="preserve">[17,20]</w:t>
       </w:r>
       <w:r>
-        <w:t xml:space="preserve">. DEB theory combined with biophysical models also allow the full water budget to be computed to account for heat stress impacts of a hydric nature, and computes obligate heat production of metabolism to feed back to the calculation of body temperature. Perhaps most importantly, DEB theory is computing the life cycle trajectory and so can account for the effects of timing of heat wave impacts relative to life stage. While DEB models are parameter rich, key parameters have been estimated for &gt; 1000 species already</w:t>
-      </w:r>
-      <w:r>
-        <w:t xml:space="preserve"> </w:t>
-      </w:r>
-      <w:r>
-        <w:t xml:space="preserve">[28]</w:t>
+        <w:t xml:space="preserve">. DEB theory, combined with biophysical models more generally, also allow the full water budget to be computed to account for heat stress impacts of a hydric nature, and computes obligate heat production of metabolism to feed back to the calculation of body temperature</w:t>
+      </w:r>
+      <w:r>
+        <w:t xml:space="preserve"> </w:t>
+      </w:r>
+      <w:r>
+        <w:t xml:space="preserve">[20]</w:t>
+      </w:r>
+      <w:r>
+        <w:t xml:space="preserve">. Perhaps most importantly, DEB theory is computing the life cycle trajectory and so can account for the effects of timing of heat wave impacts relative to life stage. Applied to multi-species assemblages, DEB models can capture how different species life-cycles are impacted by heat and interact to predict how traits such as birth, age at maturity, reproductive events, energy flow and lifespan vary across species. While DEB models are parameter rich, key parameters have been estimated for &gt; 3000 species already</w:t>
+      </w:r>
+      <w:r>
+        <w:t xml:space="preserve"> </w:t>
+      </w:r>
+      <w:r>
+        <w:t xml:space="preserve">[28,29]</w:t>
       </w:r>
       <w:r>
         <w:t xml:space="preserve">. New analytical approaches using phylogenetic imputation methods can be used to predict DEB parameters for over 1.3 million species providing immense opportunities to model how heat will affect life-cycles of multi-species assemblages (see https://deb.bolding-bruggeman.com,</w:t>
@@ -1042,18 +1060,60 @@
         <w:t xml:space="preserve"> </w:t>
       </w:r>
       <w:r>
-        <w:t xml:space="preserve">[29]</w:t>
-      </w:r>
-      <w:r>
-        <w:t xml:space="preserve">).</w:t>
-      </w:r>
-    </w:p>
-    <w:p>
-      <w:pPr>
-        <w:pStyle w:val="BodyText"/>
-      </w:pPr>
-      <w:r>
-        <w:t xml:space="preserve">are mechanistic and adhere to the thermodynamic principle of energy-mass balance.</w:t>
+        <w:t xml:space="preserve">[30]</w:t>
+      </w:r>
+      <w:r>
+        <w:t xml:space="preserve">). In addition, software packages such as</w:t>
+      </w:r>
+      <w:r>
+        <w:t xml:space="preserve"> </w:t>
+      </w:r>
+      <w:r>
+        <w:rPr>
+          <w:i/>
+          <w:iCs/>
+        </w:rPr>
+        <w:t xml:space="preserve">NicheMapR</w:t>
+      </w:r>
+      <w:r>
+        <w:t xml:space="preserve"> </w:t>
+      </w:r>
+      <w:r>
+        <w:t xml:space="preserve">[31,32]</w:t>
+      </w:r>
+      <w:r>
+        <w:t xml:space="preserve"> </w:t>
+      </w:r>
+      <w:r>
+        <w:t xml:space="preserve">allow for simulations of life-cycles using parameters for diverse species. From these models key outputs on organisms such as body mass and size, reproductive success and events, along with survival can be used to parameterise vital rates needed for population and community models.</w:t>
+      </w:r>
+    </w:p>
+    <w:bookmarkEnd w:id="27"/>
+    <w:bookmarkStart w:id="28" w:name="Xbdb3df2871e98d114a1e4e74a52caa28253dc0c"/>
+    <w:p>
+      <w:pPr>
+        <w:pStyle w:val="Heading1"/>
+      </w:pPr>
+      <w:r>
+        <w:t xml:space="preserve">Mechanistic approaches that</w:t>
+      </w:r>
+      <w:r>
+        <w:t xml:space="preserve"> </w:t>
+      </w:r>
+      <w:r>
+        <w:t xml:space="preserve">‘</w:t>
+      </w:r>
+      <w:r>
+        <w:t xml:space="preserve">speak</w:t>
+      </w:r>
+      <w:r>
+        <w:t xml:space="preserve">’</w:t>
+      </w:r>
+      <w:r>
+        <w:t xml:space="preserve"> </w:t>
+      </w:r>
+      <w:r>
+        <w:t xml:space="preserve">to population and community ecology under extreme heat (Margie)</w:t>
       </w:r>
     </w:p>
     <w:p>
@@ -1065,7 +1125,7 @@
         </w:numPr>
       </w:pPr>
       <w:r>
-        <w:t xml:space="preserve">Combining TLS with biophysical and dynamic energy budget models.</w:t>
+        <w:t xml:space="preserve">How can we link mechanistic physiological models with population and community ecology theory?</w:t>
       </w:r>
     </w:p>
     <w:p>
@@ -1077,83 +1137,273 @@
         </w:numPr>
       </w:pPr>
       <w:r>
-        <w:t xml:space="preserve">Introduce biophysical and dynamic energy budget models</w:t>
+        <w:t xml:space="preserve">Introducing population and network models to link outputs from DEB (survival, reproduction, abundance) to population growth.</w:t>
       </w:r>
     </w:p>
     <w:p>
       <w:pPr>
         <w:pStyle w:val="Compact"/>
         <w:numPr>
-          <w:ilvl w:val="1"/>
+          <w:ilvl w:val="0"/>
+          <w:numId w:val="1004"/>
+        </w:numPr>
+      </w:pPr>
+      <w:r>
+        <w:t xml:space="preserve">How people are analysing communities with network theory. Some important papers</w:t>
+      </w:r>
+      <w:r>
+        <w:t xml:space="preserve"> </w:t>
+      </w:r>
+      <w:r>
+        <w:t xml:space="preserve">[33]</w:t>
+      </w:r>
+      <w:r>
+        <w:t xml:space="preserve"> </w:t>
+      </w:r>
+      <w:r>
+        <w:t xml:space="preserve">[34]</w:t>
+      </w:r>
+      <w:r>
+        <w:t xml:space="preserve"> </w:t>
+      </w:r>
+      <w:r>
+        <w:t xml:space="preserve">[35]</w:t>
+      </w:r>
+      <w:r>
+        <w:t xml:space="preserve"> </w:t>
+      </w:r>
+      <w:r>
+        <w:t xml:space="preserve">[36]</w:t>
+      </w:r>
+      <w:r>
+        <w:t xml:space="preserve"> </w:t>
+      </w:r>
+      <w:r>
+        <w:t xml:space="preserve">[37]</w:t>
+      </w:r>
+      <w:r>
+        <w:t xml:space="preserve"> </w:t>
+      </w:r>
+      <w:r>
+        <w:t xml:space="preserve">[38]</w:t>
+      </w:r>
+      <w:r>
+        <w:t xml:space="preserve"> </w:t>
+      </w:r>
+      <w:r>
+        <w:t xml:space="preserve">[39]</w:t>
+      </w:r>
+      <w:r>
+        <w:t xml:space="preserve"> </w:t>
+      </w:r>
+      <w:r>
+        <w:t xml:space="preserve">Should also look at this book</w:t>
+      </w:r>
+      <w:r>
+        <w:t xml:space="preserve"> </w:t>
+      </w:r>
+      <w:r>
+        <w:t xml:space="preserve">[40]</w:t>
+      </w:r>
+    </w:p>
+    <w:p>
+      <w:pPr>
+        <w:pStyle w:val="Compact"/>
+        <w:numPr>
+          <w:ilvl w:val="0"/>
+          <w:numId w:val="1004"/>
+        </w:numPr>
+      </w:pPr>
+      <w:r>
+        <w:t xml:space="preserve">How can we capture interactions among species within the community to predict how heat stress will affect community structure?</w:t>
+      </w:r>
+    </w:p>
+    <w:p>
+      <w:pPr>
+        <w:pStyle w:val="Compact"/>
+        <w:numPr>
+          <w:ilvl w:val="0"/>
+          <w:numId w:val="1004"/>
+        </w:numPr>
+      </w:pPr>
+      <w:r>
+        <w:t xml:space="preserve">Figure 2: demonstrating how TLS, biophysical and DEB models can be used to predict heat stress impacts on plants and animals, growth, reproduction, survival. (Dan, Margie)</w:t>
+      </w:r>
+    </w:p>
+    <w:p>
+      <w:pPr>
+        <w:pStyle w:val="Compact"/>
+        <w:numPr>
+          <w:ilvl w:val="0"/>
+          <w:numId w:val="1004"/>
+        </w:numPr>
+      </w:pPr>
+      <w:r>
+        <w:t xml:space="preserve">Also this is a cool paper</w:t>
+      </w:r>
+      <w:r>
+        <w:t xml:space="preserve"> </w:t>
+      </w:r>
+      <w:r>
+        <w:t xml:space="preserve">[41]</w:t>
+      </w:r>
+      <w:r>
+        <w:t xml:space="preserve"> </w:t>
+      </w:r>
+      <w:r>
+        <w:t xml:space="preserve">on carnivores diets by DNA sequencing fecal data</w:t>
+      </w:r>
+      <w:r>
+        <w:t xml:space="preserve"> </w:t>
+      </w:r>
+      <w:r>
+        <w:t xml:space="preserve">-The other way to model interactions us using foundational community ecology/ species abundance models see</w:t>
+      </w:r>
+      <w:r>
+        <w:t xml:space="preserve"> </w:t>
+      </w:r>
+      <w:r>
+        <w:t xml:space="preserve">[42]</w:t>
+      </w:r>
+      <w:r>
+        <w:t xml:space="preserve">. We can here model the actual abundance of a given species and it would seem more flexible to incorporate thermal tolerance infor into these models.</w:t>
+      </w:r>
+    </w:p>
+    <w:p>
+      <w:pPr>
+        <w:pStyle w:val="Compact"/>
+        <w:numPr>
+          <w:ilvl w:val="0"/>
+          <w:numId w:val="1004"/>
+        </w:numPr>
+      </w:pPr>
+      <w:r>
+        <w:t xml:space="preserve">have a close look at</w:t>
+      </w:r>
+      <w:r>
+        <w:t xml:space="preserve"> </w:t>
+      </w:r>
+      <w:r>
+        <w:t xml:space="preserve">[43]</w:t>
+      </w:r>
+      <w:r>
+        <w:t xml:space="preserve"> </w:t>
+      </w:r>
+      <w:r>
+        <w:t xml:space="preserve">and</w:t>
+      </w:r>
+      <w:r>
+        <w:t xml:space="preserve"> </w:t>
+      </w:r>
+      <w:r>
+        <w:t xml:space="preserve">[44]</w:t>
+      </w:r>
+      <w:r>
+        <w:t xml:space="preserve">, limitations</w:t>
+      </w:r>
+      <w:r>
+        <w:t xml:space="preserve"> </w:t>
+      </w:r>
+      <w:r>
+        <w:t xml:space="preserve">[45]</w:t>
+      </w:r>
+      <w:r>
+        <w:t xml:space="preserve"> </w:t>
+      </w:r>
+      <w:r>
+        <w:t xml:space="preserve">[46]</w:t>
+      </w:r>
+    </w:p>
+    <w:bookmarkEnd w:id="28"/>
+    <w:bookmarkStart w:id="34" w:name="Xe7540e51cb84d29e47d083817996607ca5f8009"/>
+    <w:p>
+      <w:pPr>
+        <w:pStyle w:val="Heading1"/>
+      </w:pPr>
+      <w:r>
+        <w:t xml:space="preserve">Incorporating context-dependent environmental feedback to evaluate resilience to extreme heat (Brajesh, Brendan, James, Everyone else who wants to contribute)</w:t>
+      </w:r>
+    </w:p>
+    <w:p>
+      <w:pPr>
+        <w:pStyle w:val="Compact"/>
+        <w:numPr>
+          <w:ilvl w:val="0"/>
           <w:numId w:val="1005"/>
         </w:numPr>
       </w:pPr>
       <w:r>
-        <w:t xml:space="preserve">Biophysical models are used to predict how temperature affects the energy balance of an organism</w:t>
+        <w:t xml:space="preserve">Goal of this section is to briefly focus on the BIOLOGY that will shift thermal exposure and sensitivity in plants and animals.</w:t>
       </w:r>
     </w:p>
     <w:p>
       <w:pPr>
         <w:pStyle w:val="Compact"/>
         <w:numPr>
-          <w:ilvl w:val="1"/>
+          <w:ilvl w:val="0"/>
           <w:numId w:val="1005"/>
         </w:numPr>
       </w:pPr>
       <w:r>
-        <w:t xml:space="preserve">DEB models are used to predict how temperature affects the energy budget of an organism</w:t>
+        <w:t xml:space="preserve">I</w:t>
+      </w:r>
+      <w:r>
+        <w:t xml:space="preserve"> </w:t>
+      </w:r>
+      <w:r>
+        <w:rPr>
+          <w:b/>
+          <w:bCs/>
+        </w:rPr>
+        <w:t xml:space="preserve">just</w:t>
+      </w:r>
+      <w:r>
+        <w:t xml:space="preserve"> </w:t>
+      </w:r>
+      <w:r>
+        <w:t xml:space="preserve">found this important paper for which a lot can be gleaned upon. Many of the important things we have been discussing are discussed in here:</w:t>
+      </w:r>
+      <w:r>
+        <w:t xml:space="preserve"> </w:t>
+      </w:r>
+      <w:r>
+        <w:t xml:space="preserve">[23]</w:t>
+      </w:r>
+      <w:r>
+        <w:t xml:space="preserve">, so we should be careful to make our narrative distinct. The limitation of this study is it lacks the focus on modelling frameworks, so I think us distinguishing how we link these concepts back into the model would be quite novel and distinguish ourselves from them..</w:t>
       </w:r>
     </w:p>
     <w:p>
       <w:pPr>
         <w:pStyle w:val="Compact"/>
         <w:numPr>
-          <w:ilvl w:val="1"/>
+          <w:ilvl w:val="0"/>
           <w:numId w:val="1005"/>
         </w:numPr>
       </w:pPr>
       <w:r>
-        <w:t xml:space="preserve">Both models can be used to predict how temperature affects the growth, reproduction and survival of an organism</w:t>
+        <w:t xml:space="preserve">Then, we overlay briefly how we might capture that in the modelling framework we setup above. For example, you all write the biology and we then need to think about how we can adjust models to capture these nuances.</w:t>
       </w:r>
     </w:p>
     <w:p>
       <w:pPr>
         <w:pStyle w:val="Compact"/>
         <w:numPr>
-          <w:ilvl w:val="1"/>
+          <w:ilvl w:val="0"/>
           <w:numId w:val="1005"/>
         </w:numPr>
       </w:pPr>
       <w:r>
-        <w:t xml:space="preserve">Combining these models with TLS can help predict how temperature affects the survival and reproduction of a focal species in a community</w:t>
-      </w:r>
-    </w:p>
-    <w:bookmarkEnd w:id="27"/>
-    <w:bookmarkStart w:id="28" w:name="Xbdb3df2871e98d114a1e4e74a52caa28253dc0c"/>
-    <w:p>
-      <w:pPr>
-        <w:pStyle w:val="Heading1"/>
-      </w:pPr>
-      <w:r>
-        <w:t xml:space="preserve">Mechanistic approaches that</w:t>
-      </w:r>
-      <w:r>
-        <w:t xml:space="preserve"> </w:t>
-      </w:r>
-      <w:r>
-        <w:t xml:space="preserve">‘</w:t>
-      </w:r>
-      <w:r>
-        <w:t xml:space="preserve">speak</w:t>
-      </w:r>
-      <w:r>
-        <w:t xml:space="preserve">’</w:t>
-      </w:r>
-      <w:r>
-        <w:t xml:space="preserve"> </w:t>
-      </w:r>
-      <w:r>
-        <w:t xml:space="preserve">to population and community ecology under extreme heat (Margie)</w:t>
+        <w:t xml:space="preserve">If uncertain about adding a sentence to the link to the models above, that’s ok, Dan, Mike, Margie and Belinda can add.</w:t>
+      </w:r>
+    </w:p>
+    <w:bookmarkStart w:id="29" w:name="X1b136e3eae891c477bc728d2597e572ca649eaa"/>
+    <w:p>
+      <w:pPr>
+        <w:pStyle w:val="Heading3"/>
+      </w:pPr>
+      <w:r>
+        <w:t xml:space="preserve">Microbial communities can impact thermal sensitivity in plants and animals (Brajesh)</w:t>
       </w:r>
     </w:p>
     <w:p>
@@ -1165,296 +1415,6 @@
         </w:numPr>
       </w:pPr>
       <w:r>
-        <w:t xml:space="preserve">How can we link mechanistic physiological models with population and community ecology theory?</w:t>
-      </w:r>
-    </w:p>
-    <w:p>
-      <w:pPr>
-        <w:pStyle w:val="Compact"/>
-        <w:numPr>
-          <w:ilvl w:val="0"/>
-          <w:numId w:val="1006"/>
-        </w:numPr>
-      </w:pPr>
-      <w:r>
-        <w:t xml:space="preserve">Introducing population and network models to link outputs from DEB (survival, reproduction, abundance) to population growth.</w:t>
-      </w:r>
-    </w:p>
-    <w:p>
-      <w:pPr>
-        <w:pStyle w:val="Compact"/>
-        <w:numPr>
-          <w:ilvl w:val="0"/>
-          <w:numId w:val="1006"/>
-        </w:numPr>
-      </w:pPr>
-      <w:r>
-        <w:t xml:space="preserve">How people are analysing communities with network theory. Some important papers</w:t>
-      </w:r>
-      <w:r>
-        <w:t xml:space="preserve"> </w:t>
-      </w:r>
-      <w:r>
-        <w:t xml:space="preserve">[30]</w:t>
-      </w:r>
-      <w:r>
-        <w:t xml:space="preserve"> </w:t>
-      </w:r>
-      <w:r>
-        <w:t xml:space="preserve">[31]</w:t>
-      </w:r>
-      <w:r>
-        <w:t xml:space="preserve"> </w:t>
-      </w:r>
-      <w:r>
-        <w:t xml:space="preserve">[32]</w:t>
-      </w:r>
-      <w:r>
-        <w:t xml:space="preserve"> </w:t>
-      </w:r>
-      <w:r>
-        <w:t xml:space="preserve">[33]</w:t>
-      </w:r>
-      <w:r>
-        <w:t xml:space="preserve"> </w:t>
-      </w:r>
-      <w:r>
-        <w:t xml:space="preserve">[34]</w:t>
-      </w:r>
-      <w:r>
-        <w:t xml:space="preserve"> </w:t>
-      </w:r>
-      <w:r>
-        <w:t xml:space="preserve">[35]</w:t>
-      </w:r>
-      <w:r>
-        <w:t xml:space="preserve"> </w:t>
-      </w:r>
-      <w:r>
-        <w:t xml:space="preserve">[36]</w:t>
-      </w:r>
-      <w:r>
-        <w:t xml:space="preserve"> </w:t>
-      </w:r>
-      <w:r>
-        <w:t xml:space="preserve">Should also look at this book</w:t>
-      </w:r>
-      <w:r>
-        <w:t xml:space="preserve"> </w:t>
-      </w:r>
-      <w:r>
-        <w:t xml:space="preserve">[37]</w:t>
-      </w:r>
-    </w:p>
-    <w:p>
-      <w:pPr>
-        <w:pStyle w:val="Compact"/>
-        <w:numPr>
-          <w:ilvl w:val="0"/>
-          <w:numId w:val="1006"/>
-        </w:numPr>
-      </w:pPr>
-      <w:r>
-        <w:t xml:space="preserve">How can we capture interactions among species within the community to predict how heat stress will affect community structure?</w:t>
-      </w:r>
-    </w:p>
-    <w:p>
-      <w:pPr>
-        <w:pStyle w:val="Compact"/>
-        <w:numPr>
-          <w:ilvl w:val="0"/>
-          <w:numId w:val="1006"/>
-        </w:numPr>
-      </w:pPr>
-      <w:r>
-        <w:t xml:space="preserve">Figure 2: demonstrating how TLS, biophysical and DEB models can be used to predict heat stress impacts on plants and animals, growth, reproduction, survival. (Dan, Margie)</w:t>
-      </w:r>
-    </w:p>
-    <w:p>
-      <w:pPr>
-        <w:pStyle w:val="Compact"/>
-        <w:numPr>
-          <w:ilvl w:val="0"/>
-          <w:numId w:val="1006"/>
-        </w:numPr>
-      </w:pPr>
-      <w:r>
-        <w:t xml:space="preserve">Also this is a cool paper</w:t>
-      </w:r>
-      <w:r>
-        <w:t xml:space="preserve"> </w:t>
-      </w:r>
-      <w:r>
-        <w:t xml:space="preserve">[38]</w:t>
-      </w:r>
-      <w:r>
-        <w:t xml:space="preserve"> </w:t>
-      </w:r>
-      <w:r>
-        <w:t xml:space="preserve">on carnivores diets by DNA sequencing fecal data</w:t>
-      </w:r>
-      <w:r>
-        <w:t xml:space="preserve"> </w:t>
-      </w:r>
-      <w:r>
-        <w:t xml:space="preserve">-The other way to model interactions us using foundational community ecology/ species abundance models see</w:t>
-      </w:r>
-      <w:r>
-        <w:t xml:space="preserve"> </w:t>
-      </w:r>
-      <w:r>
-        <w:t xml:space="preserve">[39]</w:t>
-      </w:r>
-      <w:r>
-        <w:t xml:space="preserve">. We can here model the actual abundance of a given species and it would seem more flexible to incorporate thermal tolerance infor into these models.</w:t>
-      </w:r>
-    </w:p>
-    <w:p>
-      <w:pPr>
-        <w:pStyle w:val="Compact"/>
-        <w:numPr>
-          <w:ilvl w:val="0"/>
-          <w:numId w:val="1006"/>
-        </w:numPr>
-      </w:pPr>
-      <w:r>
-        <w:t xml:space="preserve">have a close look at</w:t>
-      </w:r>
-      <w:r>
-        <w:t xml:space="preserve"> </w:t>
-      </w:r>
-      <w:r>
-        <w:t xml:space="preserve">[40]</w:t>
-      </w:r>
-      <w:r>
-        <w:t xml:space="preserve"> </w:t>
-      </w:r>
-      <w:r>
-        <w:t xml:space="preserve">and</w:t>
-      </w:r>
-      <w:r>
-        <w:t xml:space="preserve"> </w:t>
-      </w:r>
-      <w:r>
-        <w:t xml:space="preserve">[41]</w:t>
-      </w:r>
-      <w:r>
-        <w:t xml:space="preserve">, limitations</w:t>
-      </w:r>
-      <w:r>
-        <w:t xml:space="preserve"> </w:t>
-      </w:r>
-      <w:r>
-        <w:t xml:space="preserve">[42]</w:t>
-      </w:r>
-      <w:r>
-        <w:t xml:space="preserve"> </w:t>
-      </w:r>
-      <w:r>
-        <w:t xml:space="preserve">[43]</w:t>
-      </w:r>
-    </w:p>
-    <w:bookmarkEnd w:id="28"/>
-    <w:bookmarkStart w:id="34" w:name="Xe7540e51cb84d29e47d083817996607ca5f8009"/>
-    <w:p>
-      <w:pPr>
-        <w:pStyle w:val="Heading1"/>
-      </w:pPr>
-      <w:r>
-        <w:t xml:space="preserve">Incorporating context-dependent environmental feedback to evaluate resilience to extreme heat (Brajesh, Brendan, James, Everyone else who wants to contribute)</w:t>
-      </w:r>
-    </w:p>
-    <w:p>
-      <w:pPr>
-        <w:pStyle w:val="Compact"/>
-        <w:numPr>
-          <w:ilvl w:val="0"/>
-          <w:numId w:val="1007"/>
-        </w:numPr>
-      </w:pPr>
-      <w:r>
-        <w:t xml:space="preserve">Goal of this section is to briefly focus on the BIOLOGY that will shift thermal exposure and sensitivity in plants and animals.</w:t>
-      </w:r>
-    </w:p>
-    <w:p>
-      <w:pPr>
-        <w:pStyle w:val="Compact"/>
-        <w:numPr>
-          <w:ilvl w:val="0"/>
-          <w:numId w:val="1007"/>
-        </w:numPr>
-      </w:pPr>
-      <w:r>
-        <w:t xml:space="preserve">I</w:t>
-      </w:r>
-      <w:r>
-        <w:t xml:space="preserve"> </w:t>
-      </w:r>
-      <w:r>
-        <w:rPr>
-          <w:b/>
-          <w:bCs/>
-        </w:rPr>
-        <w:t xml:space="preserve">just</w:t>
-      </w:r>
-      <w:r>
-        <w:t xml:space="preserve"> </w:t>
-      </w:r>
-      <w:r>
-        <w:t xml:space="preserve">found this important paper for which a lot can be gleaned upon. Many of the important things we have been discussing are discussed in here:</w:t>
-      </w:r>
-      <w:r>
-        <w:t xml:space="preserve"> </w:t>
-      </w:r>
-      <w:r>
-        <w:t xml:space="preserve">[23]</w:t>
-      </w:r>
-      <w:r>
-        <w:t xml:space="preserve">, so we should be careful to make our narrative distinct. The limitation of this study is it lacks the focus on modelling frameworks, so I think us distinguishing how we link these concepts back into the model would be quite novel and distinguish ourselves from them..</w:t>
-      </w:r>
-    </w:p>
-    <w:p>
-      <w:pPr>
-        <w:pStyle w:val="Compact"/>
-        <w:numPr>
-          <w:ilvl w:val="0"/>
-          <w:numId w:val="1007"/>
-        </w:numPr>
-      </w:pPr>
-      <w:r>
-        <w:t xml:space="preserve">Then, we overlay briefly how we might capture that in the modelling framework we setup above. For example, you all write the biology and we then need to think about how we can adjust models to capture these nuances.</w:t>
-      </w:r>
-    </w:p>
-    <w:p>
-      <w:pPr>
-        <w:pStyle w:val="Compact"/>
-        <w:numPr>
-          <w:ilvl w:val="0"/>
-          <w:numId w:val="1007"/>
-        </w:numPr>
-      </w:pPr>
-      <w:r>
-        <w:t xml:space="preserve">If uncertain about adding a sentence to the link to the models above, that’s ok, Dan, Mike, Margie and Belinda can add.</w:t>
-      </w:r>
-    </w:p>
-    <w:bookmarkStart w:id="29" w:name="X1b136e3eae891c477bc728d2597e572ca649eaa"/>
-    <w:p>
-      <w:pPr>
-        <w:pStyle w:val="Heading3"/>
-      </w:pPr>
-      <w:r>
-        <w:t xml:space="preserve">Microbial communities can impact thermal sensitivity in plants and animals (Brajesh)</w:t>
-      </w:r>
-    </w:p>
-    <w:p>
-      <w:pPr>
-        <w:pStyle w:val="Compact"/>
-        <w:numPr>
-          <w:ilvl w:val="0"/>
-          <w:numId w:val="1008"/>
-        </w:numPr>
-      </w:pPr>
-      <w:r>
         <w:t xml:space="preserve">Here’s some text of a cool example I had written up. Feel free to use Braj or shift completely if you’d like.</w:t>
       </w:r>
       <w:r>
@@ -1477,7 +1437,7 @@
         <w:t xml:space="preserve"> </w:t>
       </w:r>
       <w:r>
-        <w:t xml:space="preserve">[44]</w:t>
+        <w:t xml:space="preserve">[47]</w:t>
       </w:r>
       <w:r>
         <w:t xml:space="preserve"> </w:t>
@@ -1560,7 +1520,7 @@
         <w:pStyle w:val="Compact"/>
         <w:numPr>
           <w:ilvl w:val="0"/>
-          <w:numId w:val="1008"/>
+          <w:numId w:val="1006"/>
         </w:numPr>
       </w:pPr>
       <w:r>
@@ -1570,7 +1530,7 @@
         <w:t xml:space="preserve"> </w:t>
       </w:r>
       <w:r>
-        <w:t xml:space="preserve">[45]</w:t>
+        <w:t xml:space="preserve">[48]</w:t>
       </w:r>
       <w:r>
         <w:t xml:space="preserve">. The paper provides a framework for modelling soil plant interactions</w:t>
@@ -1587,7 +1547,7 @@
         <w:t xml:space="preserve"> </w:t>
       </w:r>
       <w:r>
-        <w:t xml:space="preserve">[46]</w:t>
+        <w:t xml:space="preserve">[49]</w:t>
       </w:r>
       <w:r>
         <w:t xml:space="preserve">, which is thought to be associated with transcriptional buffering of hosts by the natural microbiome</w:t>
@@ -1596,7 +1556,7 @@
         <w:t xml:space="preserve"> </w:t>
       </w:r>
       <w:r>
-        <w:t xml:space="preserve">[47]</w:t>
+        <w:t xml:space="preserve">[50]</w:t>
       </w:r>
       <w:r>
         <w:t xml:space="preserve">. Specific gut bacteria may provide a protective effect on their host.</w:t>
@@ -1637,7 +1597,7 @@
         <w:t xml:space="preserve"> </w:t>
       </w:r>
       <w:r>
-        <w:t xml:space="preserve">[48]</w:t>
+        <w:t xml:space="preserve">[51]</w:t>
       </w:r>
       <w:r>
         <w:t xml:space="preserve">. Moreover, this protective effect can influence the ability of the host to evolve further resistance to the heat shock and harboured more bacteria</w:t>
@@ -1646,7 +1606,7 @@
         <w:t xml:space="preserve"> </w:t>
       </w:r>
       <w:r>
-        <w:t xml:space="preserve">[49]</w:t>
+        <w:t xml:space="preserve">[52]</w:t>
       </w:r>
       <w:r>
         <w:t xml:space="preserve">. Even microbes that are normally parasitic on their hosts can generate benefits to them under stressful conditions. In the mussel</w:t>
@@ -1668,7 +1628,7 @@
         <w:t xml:space="preserve"> </w:t>
       </w:r>
       <w:r>
-        <w:t xml:space="preserve">[50]</w:t>
+        <w:t xml:space="preserve">[53]</w:t>
       </w:r>
       <w:r>
         <w:t xml:space="preserve">, On the other hand, many endosymbionts including those providing host benefits appear particularly sensitive to heat</w:t>
@@ -1677,7 +1637,7 @@
         <w:t xml:space="preserve"> </w:t>
       </w:r>
       <w:r>
-        <w:t xml:space="preserve">[51]</w:t>
+        <w:t xml:space="preserve">[54]</w:t>
       </w:r>
       <w:r>
         <w:t xml:space="preserve">. The density of</w:t>
@@ -1718,7 +1678,7 @@
         <w:t xml:space="preserve"> </w:t>
       </w:r>
       <w:r>
-        <w:t xml:space="preserve">[52]</w:t>
+        <w:t xml:space="preserve">[55]</w:t>
       </w:r>
       <w:r>
         <w:t xml:space="preserve">. Nevertheless, the heat tolerance of pea aphids can be sharply increased through a mutation in a heat shock protein encoded by</w:t>
@@ -1737,7 +1697,7 @@
         <w:t xml:space="preserve"> </w:t>
       </w:r>
       <w:r>
-        <w:t xml:space="preserve">[53]</w:t>
+        <w:t xml:space="preserve">[56]</w:t>
       </w:r>
       <w:r>
         <w:t xml:space="preserve">.</w:t>
@@ -1768,7 +1728,7 @@
         <w:pStyle w:val="Compact"/>
         <w:numPr>
           <w:ilvl w:val="0"/>
-          <w:numId w:val="1009"/>
+          <w:numId w:val="1007"/>
         </w:numPr>
       </w:pPr>
       <w:r>
@@ -1794,7 +1754,7 @@
         <w:t xml:space="preserve"> </w:t>
       </w:r>
       <w:r>
-        <w:t xml:space="preserve">[54]</w:t>
+        <w:t xml:space="preserve">[57]</w:t>
       </w:r>
       <w:r>
         <w:t xml:space="preserve"> </w:t>
@@ -1837,7 +1797,7 @@
         <w:t xml:space="preserve"> </w:t>
       </w:r>
       <w:r>
-        <w:t xml:space="preserve">[54]</w:t>
+        <w:t xml:space="preserve">[57]</w:t>
       </w:r>
       <w:r>
         <w:t xml:space="preserve"> </w:t>
@@ -1867,7 +1827,7 @@
         <w:t xml:space="preserve"> </w:t>
       </w:r>
       <w:r>
-        <w:t xml:space="preserve">[55]</w:t>
+        <w:t xml:space="preserve">[58]</w:t>
       </w:r>
       <w:r>
         <w:t xml:space="preserve">. Connects heat tolerance to population matrix models. And, shows acclimation responses (heat hardening).</w:t>
@@ -1911,7 +1871,7 @@
         <w:pStyle w:val="Compact"/>
         <w:numPr>
           <w:ilvl w:val="0"/>
-          <w:numId w:val="1010"/>
+          <w:numId w:val="1008"/>
         </w:numPr>
       </w:pPr>
       <w:r>
@@ -1923,7 +1883,7 @@
         <w:pStyle w:val="Compact"/>
         <w:numPr>
           <w:ilvl w:val="0"/>
-          <w:numId w:val="1010"/>
+          <w:numId w:val="1008"/>
         </w:numPr>
       </w:pPr>
       <w:r>
@@ -1951,7 +1911,7 @@
         <w:pStyle w:val="Compact"/>
         <w:numPr>
           <w:ilvl w:val="1"/>
-          <w:numId w:val="1011"/>
+          <w:numId w:val="1009"/>
         </w:numPr>
       </w:pPr>
       <w:r>
@@ -1963,7 +1923,7 @@
         <w:pStyle w:val="Compact"/>
         <w:numPr>
           <w:ilvl w:val="1"/>
-          <w:numId w:val="1011"/>
+          <w:numId w:val="1009"/>
         </w:numPr>
       </w:pPr>
       <w:r>
@@ -1975,7 +1935,7 @@
         <w:pStyle w:val="Compact"/>
         <w:numPr>
           <w:ilvl w:val="0"/>
-          <w:numId w:val="1010"/>
+          <w:numId w:val="1008"/>
         </w:numPr>
       </w:pPr>
       <w:r>
@@ -1987,7 +1947,7 @@
         <w:pStyle w:val="Compact"/>
         <w:numPr>
           <w:ilvl w:val="1"/>
-          <w:numId w:val="1012"/>
+          <w:numId w:val="1010"/>
         </w:numPr>
       </w:pPr>
       <w:r>
@@ -2006,7 +1966,7 @@
         <w:pStyle w:val="Compact"/>
         <w:numPr>
           <w:ilvl w:val="0"/>
-          <w:numId w:val="1010"/>
+          <w:numId w:val="1008"/>
         </w:numPr>
       </w:pPr>
       <w:r>
@@ -2018,7 +1978,7 @@
         <w:pStyle w:val="Compact"/>
         <w:numPr>
           <w:ilvl w:val="0"/>
-          <w:numId w:val="1010"/>
+          <w:numId w:val="1008"/>
         </w:numPr>
       </w:pPr>
       <w:r>
@@ -2039,7 +1999,7 @@
         <w:pStyle w:val="Compact"/>
         <w:numPr>
           <w:ilvl w:val="0"/>
-          <w:numId w:val="1013"/>
+          <w:numId w:val="1011"/>
         </w:numPr>
       </w:pPr>
       <w:r>
@@ -2051,7 +2011,7 @@
         <w:pStyle w:val="Compact"/>
         <w:numPr>
           <w:ilvl w:val="0"/>
-          <w:numId w:val="1013"/>
+          <w:numId w:val="1011"/>
         </w:numPr>
       </w:pPr>
       <w:r>
@@ -2063,7 +2023,7 @@
         <w:pStyle w:val="Compact"/>
         <w:numPr>
           <w:ilvl w:val="0"/>
-          <w:numId w:val="1013"/>
+          <w:numId w:val="1011"/>
         </w:numPr>
       </w:pPr>
       <w:r>
@@ -2075,7 +2035,7 @@
         <w:pStyle w:val="Compact"/>
         <w:numPr>
           <w:ilvl w:val="0"/>
-          <w:numId w:val="1013"/>
+          <w:numId w:val="1011"/>
         </w:numPr>
       </w:pPr>
       <w:r>
@@ -2087,7 +2047,7 @@
         <w:pStyle w:val="Compact"/>
         <w:numPr>
           <w:ilvl w:val="0"/>
-          <w:numId w:val="1013"/>
+          <w:numId w:val="1011"/>
         </w:numPr>
       </w:pPr>
       <w:r>
@@ -2099,7 +2059,7 @@
         <w:pStyle w:val="Compact"/>
         <w:numPr>
           <w:ilvl w:val="0"/>
-          <w:numId w:val="1013"/>
+          <w:numId w:val="1011"/>
         </w:numPr>
       </w:pPr>
       <w:r>
@@ -2187,7 +2147,7 @@
         <w:t xml:space="preserve"> </w:t>
       </w:r>
       <w:r>
-        <w:t xml:space="preserve">[56]</w:t>
+        <w:t xml:space="preserve">[59]</w:t>
       </w:r>
       <w:r>
         <w:t xml:space="preserve"> </w:t>
@@ -2215,7 +2175,7 @@
     </w:p>
     <w:bookmarkEnd w:id="41"/>
     <w:bookmarkEnd w:id="42"/>
-    <w:bookmarkStart w:id="100" w:name="references"/>
+    <w:bookmarkStart w:id="103" w:name="references"/>
     <w:p>
       <w:pPr>
         <w:pStyle w:val="Heading1"/>
@@ -2224,7 +2184,7 @@
         <w:t xml:space="preserve">References</w:t>
       </w:r>
     </w:p>
-    <w:bookmarkStart w:id="99" w:name="refs"/>
+    <w:bookmarkStart w:id="102" w:name="refs"/>
     <w:bookmarkStart w:id="43" w:name="ref-Barriopedro2023"/>
     <w:p>
       <w:pPr>
@@ -3550,7 +3510,7 @@
       </w:r>
     </w:p>
     <w:bookmarkEnd w:id="70"/>
-    <w:bookmarkStart w:id="71" w:name="ref-Bruggeman2009"/>
+    <w:bookmarkStart w:id="71" w:name="ref-Kooijman2021"/>
     <w:p>
       <w:pPr>
         <w:pStyle w:val="Bibliography"/>
@@ -3565,6 +3525,57 @@
         <w:t xml:space="preserve">	</w:t>
       </w:r>
       <w:r>
+        <w:t xml:space="preserve">Kooijman, S.A.L.M.</w:t>
+      </w:r>
+      <w:r>
+        <w:t xml:space="preserve"> </w:t>
+      </w:r>
+      <w:r>
+        <w:rPr>
+          <w:i/>
+          <w:iCs/>
+        </w:rPr>
+        <w:t xml:space="preserve">et al.</w:t>
+      </w:r>
+      <w:r>
+        <w:t xml:space="preserve"> </w:t>
+      </w:r>
+      <w:r>
+        <w:t xml:space="preserve">(2021) Multidimensional scaling for animal traits in the context of dynamic energy budget theory.</w:t>
+      </w:r>
+      <w:r>
+        <w:t xml:space="preserve"> </w:t>
+      </w:r>
+      <w:r>
+        <w:rPr>
+          <w:i/>
+          <w:iCs/>
+        </w:rPr>
+        <w:t xml:space="preserve">Conserv. Physiol.</w:t>
+      </w:r>
+      <w:r>
+        <w:t xml:space="preserve"> </w:t>
+      </w:r>
+      <w:r>
+        <w:t xml:space="preserve">9, coab086</w:t>
+      </w:r>
+    </w:p>
+    <w:bookmarkEnd w:id="71"/>
+    <w:bookmarkStart w:id="72" w:name="ref-Bruggeman2009"/>
+    <w:p>
+      <w:pPr>
+        <w:pStyle w:val="Bibliography"/>
+      </w:pPr>
+      <w:r>
+        <w:t xml:space="preserve">30.</w:t>
+      </w:r>
+      <w:r>
+        <w:t xml:space="preserve"> </w:t>
+      </w:r>
+      <w:r>
+        <w:t xml:space="preserve">	</w:t>
+      </w:r>
+      <w:r>
         <w:t xml:space="preserve">Bruggeman, J.</w:t>
       </w:r>
       <w:r>
@@ -3609,14 +3620,14 @@
         <w:t xml:space="preserve">37, W179–W184</w:t>
       </w:r>
     </w:p>
-    <w:bookmarkEnd w:id="71"/>
-    <w:bookmarkStart w:id="72" w:name="ref-Delmas2019"/>
+    <w:bookmarkEnd w:id="72"/>
+    <w:bookmarkStart w:id="73" w:name="ref-Kearney2017"/>
     <w:p>
       <w:pPr>
         <w:pStyle w:val="Bibliography"/>
       </w:pPr>
       <w:r>
-        <w:t xml:space="preserve">30.</w:t>
+        <w:t xml:space="preserve">31.</w:t>
       </w:r>
       <w:r>
         <w:t xml:space="preserve"> </w:t>
@@ -3625,6 +3636,124 @@
         <w:t xml:space="preserve">	</w:t>
       </w:r>
       <w:r>
+        <w:t xml:space="preserve">Kearney, M.R. and Porter, W.P. (2017)</w:t>
+      </w:r>
+      <w:r>
+        <w:t xml:space="preserve"> </w:t>
+      </w:r>
+      <w:r>
+        <w:t xml:space="preserve">NicheMapR</w:t>
+      </w:r>
+      <w:r>
+        <w:t xml:space="preserve"> </w:t>
+      </w:r>
+      <w:r>
+        <w:t xml:space="preserve">– an</w:t>
+      </w:r>
+      <w:r>
+        <w:t xml:space="preserve"> </w:t>
+      </w:r>
+      <w:r>
+        <w:t xml:space="preserve">R</w:t>
+      </w:r>
+      <w:r>
+        <w:t xml:space="preserve"> </w:t>
+      </w:r>
+      <w:r>
+        <w:t xml:space="preserve">package for biophysical modelling: The microclimate model.</w:t>
+      </w:r>
+      <w:r>
+        <w:t xml:space="preserve"> </w:t>
+      </w:r>
+      <w:r>
+        <w:rPr>
+          <w:i/>
+          <w:iCs/>
+        </w:rPr>
+        <w:t xml:space="preserve">Ecography (Cop.)</w:t>
+      </w:r>
+      <w:r>
+        <w:t xml:space="preserve"> </w:t>
+      </w:r>
+      <w:r>
+        <w:t xml:space="preserve">40, 664–674</w:t>
+      </w:r>
+    </w:p>
+    <w:bookmarkEnd w:id="73"/>
+    <w:bookmarkStart w:id="74" w:name="ref-Kearney2020a"/>
+    <w:p>
+      <w:pPr>
+        <w:pStyle w:val="Bibliography"/>
+      </w:pPr>
+      <w:r>
+        <w:t xml:space="preserve">32.</w:t>
+      </w:r>
+      <w:r>
+        <w:t xml:space="preserve"> </w:t>
+      </w:r>
+      <w:r>
+        <w:t xml:space="preserve">	</w:t>
+      </w:r>
+      <w:r>
+        <w:t xml:space="preserve">Kearney, M.R. and Porter, W.P. (2020)</w:t>
+      </w:r>
+      <w:r>
+        <w:t xml:space="preserve"> </w:t>
+      </w:r>
+      <w:r>
+        <w:t xml:space="preserve">NicheMapR</w:t>
+      </w:r>
+      <w:r>
+        <w:t xml:space="preserve"> </w:t>
+      </w:r>
+      <w:r>
+        <w:t xml:space="preserve">– an</w:t>
+      </w:r>
+      <w:r>
+        <w:t xml:space="preserve"> </w:t>
+      </w:r>
+      <w:r>
+        <w:t xml:space="preserve">R</w:t>
+      </w:r>
+      <w:r>
+        <w:t xml:space="preserve"> </w:t>
+      </w:r>
+      <w:r>
+        <w:t xml:space="preserve">package for biophysical modelling: The ectotherm and dynamic energy budget models.</w:t>
+      </w:r>
+      <w:r>
+        <w:t xml:space="preserve"> </w:t>
+      </w:r>
+      <w:r>
+        <w:rPr>
+          <w:i/>
+          <w:iCs/>
+        </w:rPr>
+        <w:t xml:space="preserve">Ecography (Cop.)</w:t>
+      </w:r>
+      <w:r>
+        <w:t xml:space="preserve"> </w:t>
+      </w:r>
+      <w:r>
+        <w:t xml:space="preserve">43, 85–96</w:t>
+      </w:r>
+    </w:p>
+    <w:bookmarkEnd w:id="74"/>
+    <w:bookmarkStart w:id="75" w:name="ref-Delmas2019"/>
+    <w:p>
+      <w:pPr>
+        <w:pStyle w:val="Bibliography"/>
+      </w:pPr>
+      <w:r>
+        <w:t xml:space="preserve">33.</w:t>
+      </w:r>
+      <w:r>
+        <w:t xml:space="preserve"> </w:t>
+      </w:r>
+      <w:r>
+        <w:t xml:space="preserve">	</w:t>
+      </w:r>
+      <w:r>
         <w:t xml:space="preserve">Delmas, E.</w:t>
       </w:r>
       <w:r>
@@ -3660,14 +3789,14 @@
         <w:t xml:space="preserve">94, 16–36</w:t>
       </w:r>
     </w:p>
-    <w:bookmarkEnd w:id="72"/>
-    <w:bookmarkStart w:id="73" w:name="ref-Godoy2019"/>
+    <w:bookmarkEnd w:id="75"/>
+    <w:bookmarkStart w:id="76" w:name="ref-Godoy2019"/>
     <w:p>
       <w:pPr>
         <w:pStyle w:val="Bibliography"/>
       </w:pPr>
       <w:r>
-        <w:t xml:space="preserve">31.</w:t>
+        <w:t xml:space="preserve">34.</w:t>
       </w:r>
       <w:r>
         <w:t xml:space="preserve"> </w:t>
@@ -3695,14 +3824,14 @@
         <w:t xml:space="preserve">33, 1190–1201</w:t>
       </w:r>
     </w:p>
-    <w:bookmarkEnd w:id="73"/>
-    <w:bookmarkStart w:id="74" w:name="ref-Poisot2021"/>
+    <w:bookmarkEnd w:id="76"/>
+    <w:bookmarkStart w:id="77" w:name="ref-Poisot2021"/>
     <w:p>
       <w:pPr>
         <w:pStyle w:val="Bibliography"/>
       </w:pPr>
       <w:r>
-        <w:t xml:space="preserve">32.</w:t>
+        <w:t xml:space="preserve">35.</w:t>
       </w:r>
       <w:r>
         <w:t xml:space="preserve"> </w:t>
@@ -3746,14 +3875,14 @@
         <w:t xml:space="preserve">48, 1552–1563</w:t>
       </w:r>
     </w:p>
-    <w:bookmarkEnd w:id="74"/>
-    <w:bookmarkStart w:id="75" w:name="ref-Hui2019"/>
+    <w:bookmarkEnd w:id="77"/>
+    <w:bookmarkStart w:id="78" w:name="ref-Hui2019"/>
     <w:p>
       <w:pPr>
         <w:pStyle w:val="Bibliography"/>
       </w:pPr>
       <w:r>
-        <w:t xml:space="preserve">33.</w:t>
+        <w:t xml:space="preserve">36.</w:t>
       </w:r>
       <w:r>
         <w:t xml:space="preserve"> </w:t>
@@ -3781,14 +3910,14 @@
         <w:t xml:space="preserve">34, 121–131</w:t>
       </w:r>
     </w:p>
-    <w:bookmarkEnd w:id="75"/>
-    <w:bookmarkStart w:id="76" w:name="ref-Gomez2023"/>
+    <w:bookmarkEnd w:id="78"/>
+    <w:bookmarkStart w:id="79" w:name="ref-Gomez2023"/>
     <w:p>
       <w:pPr>
         <w:pStyle w:val="Bibliography"/>
       </w:pPr>
       <w:r>
-        <w:t xml:space="preserve">34.</w:t>
+        <w:t xml:space="preserve">37.</w:t>
       </w:r>
       <w:r>
         <w:t xml:space="preserve"> </w:t>
@@ -3832,14 +3961,14 @@
         <w:t xml:space="preserve">26, S47–S61</w:t>
       </w:r>
     </w:p>
-    <w:bookmarkEnd w:id="76"/>
-    <w:bookmarkStart w:id="77" w:name="ref-Lytle2023"/>
+    <w:bookmarkEnd w:id="79"/>
+    <w:bookmarkStart w:id="80" w:name="ref-Lytle2023"/>
     <w:p>
       <w:pPr>
         <w:pStyle w:val="Bibliography"/>
       </w:pPr>
       <w:r>
-        <w:t xml:space="preserve">35.</w:t>
+        <w:t xml:space="preserve">38.</w:t>
       </w:r>
       <w:r>
         <w:t xml:space="preserve"> </w:t>
@@ -3867,14 +3996,14 @@
         <w:t xml:space="preserve">2, 26</w:t>
       </w:r>
     </w:p>
-    <w:bookmarkEnd w:id="77"/>
-    <w:bookmarkStart w:id="78" w:name="ref-Petsopoulos2021"/>
+    <w:bookmarkEnd w:id="80"/>
+    <w:bookmarkStart w:id="81" w:name="ref-Petsopoulos2021"/>
     <w:p>
       <w:pPr>
         <w:pStyle w:val="Bibliography"/>
       </w:pPr>
       <w:r>
-        <w:t xml:space="preserve">36.</w:t>
+        <w:t xml:space="preserve">39.</w:t>
       </w:r>
       <w:r>
         <w:t xml:space="preserve"> </w:t>
@@ -3912,14 +4041,14 @@
         <w:t xml:space="preserve">Ecol. Entomol.</w:t>
       </w:r>
     </w:p>
-    <w:bookmarkEnd w:id="78"/>
-    <w:bookmarkStart w:id="79" w:name="ref-Dale2021"/>
+    <w:bookmarkEnd w:id="81"/>
+    <w:bookmarkStart w:id="82" w:name="ref-Dale2021"/>
     <w:p>
       <w:pPr>
         <w:pStyle w:val="Bibliography"/>
       </w:pPr>
       <w:r>
-        <w:t xml:space="preserve">37.</w:t>
+        <w:t xml:space="preserve">40.</w:t>
       </w:r>
       <w:r>
         <w:t xml:space="preserve"> </w:t>
@@ -3944,14 +4073,14 @@
         <w:t xml:space="preserve">, Cambridge University Press</w:t>
       </w:r>
     </w:p>
-    <w:bookmarkEnd w:id="79"/>
-    <w:bookmarkStart w:id="80" w:name="ref-Lu2023"/>
+    <w:bookmarkEnd w:id="82"/>
+    <w:bookmarkStart w:id="83" w:name="ref-Lu2023"/>
     <w:p>
       <w:pPr>
         <w:pStyle w:val="Bibliography"/>
       </w:pPr>
       <w:r>
-        <w:t xml:space="preserve">38.</w:t>
+        <w:t xml:space="preserve">41.</w:t>
       </w:r>
       <w:r>
         <w:t xml:space="preserve"> </w:t>
@@ -3995,14 +4124,14 @@
         <w:t xml:space="preserve">33, 647–659</w:t>
       </w:r>
     </w:p>
-    <w:bookmarkEnd w:id="80"/>
-    <w:bookmarkStart w:id="81" w:name="ref-Carrara2015"/>
+    <w:bookmarkEnd w:id="83"/>
+    <w:bookmarkStart w:id="84" w:name="ref-Carrara2015"/>
     <w:p>
       <w:pPr>
         <w:pStyle w:val="Bibliography"/>
       </w:pPr>
       <w:r>
-        <w:t xml:space="preserve">39.</w:t>
+        <w:t xml:space="preserve">42.</w:t>
       </w:r>
       <w:r>
         <w:t xml:space="preserve"> </w:t>
@@ -4046,14 +4175,14 @@
         <w:t xml:space="preserve">6, 895–906</w:t>
       </w:r>
     </w:p>
-    <w:bookmarkEnd w:id="81"/>
-    <w:bookmarkStart w:id="82" w:name="ref-Vitali2022"/>
+    <w:bookmarkEnd w:id="84"/>
+    <w:bookmarkStart w:id="85" w:name="ref-Vitali2022"/>
     <w:p>
       <w:pPr>
         <w:pStyle w:val="Bibliography"/>
       </w:pPr>
       <w:r>
-        <w:t xml:space="preserve">40.</w:t>
+        <w:t xml:space="preserve">43.</w:t>
       </w:r>
       <w:r>
         <w:t xml:space="preserve"> </w:t>
@@ -4097,14 +4226,14 @@
         <w:t xml:space="preserve">103, e03547</w:t>
       </w:r>
     </w:p>
-    <w:bookmarkEnd w:id="82"/>
-    <w:bookmarkStart w:id="83" w:name="ref-Riva2023"/>
+    <w:bookmarkEnd w:id="85"/>
+    <w:bookmarkStart w:id="86" w:name="ref-Riva2023"/>
     <w:p>
       <w:pPr>
         <w:pStyle w:val="Bibliography"/>
       </w:pPr>
       <w:r>
-        <w:t xml:space="preserve">41.</w:t>
+        <w:t xml:space="preserve">44.</w:t>
       </w:r>
       <w:r>
         <w:t xml:space="preserve"> </w:t>
@@ -4148,14 +4277,14 @@
         <w:t xml:space="preserve">9, eabq4207</w:t>
       </w:r>
     </w:p>
-    <w:bookmarkEnd w:id="83"/>
-    <w:bookmarkStart w:id="84" w:name="ref-Terry2020"/>
+    <w:bookmarkEnd w:id="86"/>
+    <w:bookmarkStart w:id="87" w:name="ref-Terry2020"/>
     <w:p>
       <w:pPr>
         <w:pStyle w:val="Bibliography"/>
       </w:pPr>
       <w:r>
-        <w:t xml:space="preserve">42.</w:t>
+        <w:t xml:space="preserve">45.</w:t>
       </w:r>
       <w:r>
         <w:t xml:space="preserve"> </w:t>
@@ -4183,14 +4312,14 @@
         <w:t xml:space="preserve">101, e03047</w:t>
       </w:r>
     </w:p>
-    <w:bookmarkEnd w:id="84"/>
-    <w:bookmarkStart w:id="85" w:name="ref-Weiss-Lehman2022"/>
+    <w:bookmarkEnd w:id="87"/>
+    <w:bookmarkStart w:id="88" w:name="ref-Weiss-Lehman2022"/>
     <w:p>
       <w:pPr>
         <w:pStyle w:val="Bibliography"/>
       </w:pPr>
       <w:r>
-        <w:t xml:space="preserve">43.</w:t>
+        <w:t xml:space="preserve">46.</w:t>
       </w:r>
       <w:r>
         <w:t xml:space="preserve"> </w:t>
@@ -4234,14 +4363,14 @@
         <w:t xml:space="preserve">25, 1263–1276</w:t>
       </w:r>
     </w:p>
-    <w:bookmarkEnd w:id="85"/>
-    <w:bookmarkStart w:id="86" w:name="ref-Marquez2007"/>
+    <w:bookmarkEnd w:id="88"/>
+    <w:bookmarkStart w:id="89" w:name="ref-Marquez2007"/>
     <w:p>
       <w:pPr>
         <w:pStyle w:val="Bibliography"/>
       </w:pPr>
       <w:r>
-        <w:t xml:space="preserve">44.</w:t>
+        <w:t xml:space="preserve">47.</w:t>
       </w:r>
       <w:r>
         <w:t xml:space="preserve"> </w:t>
@@ -4285,14 +4414,14 @@
         <w:t xml:space="preserve">315, 513–515</w:t>
       </w:r>
     </w:p>
-    <w:bookmarkEnd w:id="86"/>
-    <w:bookmarkStart w:id="87" w:name="ref-Zou2024"/>
+    <w:bookmarkEnd w:id="89"/>
+    <w:bookmarkStart w:id="90" w:name="ref-Zou2024"/>
     <w:p>
       <w:pPr>
         <w:pStyle w:val="Bibliography"/>
       </w:pPr>
       <w:r>
-        <w:t xml:space="preserve">45.</w:t>
+        <w:t xml:space="preserve">48.</w:t>
       </w:r>
       <w:r>
         <w:t xml:space="preserve"> </w:t>
@@ -4336,14 +4465,14 @@
         <w:t xml:space="preserve">27, e14432</w:t>
       </w:r>
     </w:p>
-    <w:bookmarkEnd w:id="87"/>
-    <w:bookmarkStart w:id="88" w:name="ref-Fontaine2022"/>
+    <w:bookmarkEnd w:id="90"/>
+    <w:bookmarkStart w:id="91" w:name="ref-Fontaine2022"/>
     <w:p>
       <w:pPr>
         <w:pStyle w:val="Bibliography"/>
       </w:pPr>
       <w:r>
-        <w:t xml:space="preserve">46.</w:t>
+        <w:t xml:space="preserve">49.</w:t>
       </w:r>
       <w:r>
         <w:t xml:space="preserve"> </w:t>
@@ -4387,14 +4516,14 @@
         <w:t xml:space="preserve">6, 405–417</w:t>
       </w:r>
     </w:p>
-    <w:bookmarkEnd w:id="88"/>
-    <w:bookmarkStart w:id="89" w:name="ref-Fontaine2023"/>
+    <w:bookmarkEnd w:id="91"/>
+    <w:bookmarkStart w:id="92" w:name="ref-Fontaine2023"/>
     <w:p>
       <w:pPr>
         <w:pStyle w:val="Bibliography"/>
       </w:pPr>
       <w:r>
-        <w:t xml:space="preserve">47.</w:t>
+        <w:t xml:space="preserve">50.</w:t>
       </w:r>
       <w:r>
         <w:t xml:space="preserve"> </w:t>
@@ -4422,14 +4551,14 @@
         <w:t xml:space="preserve">226, jeb245191</w:t>
       </w:r>
     </w:p>
-    <w:bookmarkEnd w:id="89"/>
-    <w:bookmarkStart w:id="90" w:name="ref-Hoang2019"/>
+    <w:bookmarkEnd w:id="92"/>
+    <w:bookmarkStart w:id="93" w:name="ref-Hoang2019"/>
     <w:p>
       <w:pPr>
         <w:pStyle w:val="Bibliography"/>
       </w:pPr>
       <w:r>
-        <w:t xml:space="preserve">48.</w:t>
+        <w:t xml:space="preserve">51.</w:t>
       </w:r>
       <w:r>
         <w:t xml:space="preserve"> </w:t>
@@ -4473,14 +4602,14 @@
         <w:t xml:space="preserve">9, 3491–3499</w:t>
       </w:r>
     </w:p>
-    <w:bookmarkEnd w:id="90"/>
-    <w:bookmarkStart w:id="91" w:name="ref-Gehman2019"/>
+    <w:bookmarkEnd w:id="93"/>
+    <w:bookmarkStart w:id="94" w:name="ref-Gehman2019"/>
     <w:p>
       <w:pPr>
         <w:pStyle w:val="Bibliography"/>
       </w:pPr>
       <w:r>
-        <w:t xml:space="preserve">49.</w:t>
+        <w:t xml:space="preserve">52.</w:t>
       </w:r>
       <w:r>
         <w:t xml:space="preserve"> </w:t>
@@ -4508,14 +4637,14 @@
         <w:t xml:space="preserve">10, e02683</w:t>
       </w:r>
     </w:p>
-    <w:bookmarkEnd w:id="91"/>
-    <w:bookmarkStart w:id="92" w:name="ref-Hoang2021"/>
+    <w:bookmarkEnd w:id="94"/>
+    <w:bookmarkStart w:id="95" w:name="ref-Hoang2021"/>
     <w:p>
       <w:pPr>
         <w:pStyle w:val="Bibliography"/>
       </w:pPr>
       <w:r>
-        <w:t xml:space="preserve">50.</w:t>
+        <w:t xml:space="preserve">53.</w:t>
       </w:r>
       <w:r>
         <w:t xml:space="preserve"> </w:t>
@@ -4559,14 +4688,14 @@
         <w:t xml:space="preserve">5, 118–129</w:t>
       </w:r>
     </w:p>
-    <w:bookmarkEnd w:id="92"/>
-    <w:bookmarkStart w:id="93" w:name="ref-Corbin2016"/>
+    <w:bookmarkEnd w:id="95"/>
+    <w:bookmarkStart w:id="96" w:name="ref-Corbin2016"/>
     <w:p>
       <w:pPr>
         <w:pStyle w:val="Bibliography"/>
       </w:pPr>
       <w:r>
-        <w:t xml:space="preserve">51.</w:t>
+        <w:t xml:space="preserve">54.</w:t>
       </w:r>
       <w:r>
         <w:t xml:space="preserve"> </w:t>
@@ -4610,14 +4739,14 @@
         <w:t xml:space="preserve">118, 10–20</w:t>
       </w:r>
     </w:p>
-    <w:bookmarkEnd w:id="93"/>
-    <w:bookmarkStart w:id="94" w:name="ref-Zhang2019"/>
+    <w:bookmarkEnd w:id="96"/>
+    <w:bookmarkStart w:id="97" w:name="ref-Zhang2019"/>
     <w:p>
       <w:pPr>
         <w:pStyle w:val="Bibliography"/>
       </w:pPr>
       <w:r>
-        <w:t xml:space="preserve">52.</w:t>
+        <w:t xml:space="preserve">55.</w:t>
       </w:r>
       <w:r>
         <w:t xml:space="preserve"> </w:t>
@@ -4661,14 +4790,14 @@
         <w:t xml:space="preserve">116, 24712–24718</w:t>
       </w:r>
     </w:p>
-    <w:bookmarkEnd w:id="94"/>
-    <w:bookmarkStart w:id="95" w:name="ref-Dunbar2007"/>
+    <w:bookmarkEnd w:id="97"/>
+    <w:bookmarkStart w:id="98" w:name="ref-Dunbar2007"/>
     <w:p>
       <w:pPr>
         <w:pStyle w:val="Bibliography"/>
       </w:pPr>
       <w:r>
-        <w:t xml:space="preserve">53.</w:t>
+        <w:t xml:space="preserve">56.</w:t>
       </w:r>
       <w:r>
         <w:t xml:space="preserve"> </w:t>
@@ -4712,14 +4841,14 @@
         <w:t xml:space="preserve">5, e96</w:t>
       </w:r>
     </w:p>
-    <w:bookmarkEnd w:id="95"/>
-    <w:bookmarkStart w:id="96" w:name="ref-Li2023"/>
+    <w:bookmarkEnd w:id="98"/>
+    <w:bookmarkStart w:id="99" w:name="ref-Li2023"/>
     <w:p>
       <w:pPr>
         <w:pStyle w:val="Bibliography"/>
       </w:pPr>
       <w:r>
-        <w:t xml:space="preserve">54.</w:t>
+        <w:t xml:space="preserve">57.</w:t>
       </w:r>
       <w:r>
         <w:t xml:space="preserve"> </w:t>
@@ -4763,14 +4892,14 @@
         <w:t xml:space="preserve">114, 103583</w:t>
       </w:r>
     </w:p>
-    <w:bookmarkEnd w:id="96"/>
-    <w:bookmarkStart w:id="97" w:name="ref-Zhu2024"/>
+    <w:bookmarkEnd w:id="99"/>
+    <w:bookmarkStart w:id="100" w:name="ref-Zhu2024"/>
     <w:p>
       <w:pPr>
         <w:pStyle w:val="Bibliography"/>
       </w:pPr>
       <w:r>
-        <w:t xml:space="preserve">55.</w:t>
+        <w:t xml:space="preserve">58.</w:t>
       </w:r>
       <w:r>
         <w:t xml:space="preserve"> </w:t>
@@ -4814,14 +4943,14 @@
         <w:t xml:space="preserve">39, 165–180</w:t>
       </w:r>
     </w:p>
-    <w:bookmarkEnd w:id="97"/>
-    <w:bookmarkStart w:id="98" w:name="ref-Kearney2009a"/>
+    <w:bookmarkEnd w:id="100"/>
+    <w:bookmarkStart w:id="101" w:name="ref-Kearney2009a"/>
     <w:p>
       <w:pPr>
         <w:pStyle w:val="Bibliography"/>
       </w:pPr>
       <w:r>
-        <w:t xml:space="preserve">56.</w:t>
+        <w:t xml:space="preserve">59.</w:t>
       </w:r>
       <w:r>
         <w:t xml:space="preserve"> </w:t>
@@ -4865,9 +4994,9 @@
         <w:t xml:space="preserve">23, 528–538</w:t>
       </w:r>
     </w:p>
-    <w:bookmarkEnd w:id="98"/>
-    <w:bookmarkEnd w:id="99"/>
-    <w:bookmarkEnd w:id="100"/>
+    <w:bookmarkEnd w:id="101"/>
+    <w:bookmarkEnd w:id="102"/>
+    <w:bookmarkEnd w:id="103"/>
     <w:sectPr>
       <w:pgSz w:h="15840" w:w="12240"/>
       <w:pgMar w:bottom="851" w:footer="720" w:gutter="0" w:header="720" w:left="851" w:right="851" w:top="851"/>
@@ -5942,12 +6071,6 @@
     <w:abstractNumId w:val="991"/>
   </w:num>
   <w:num w:numId="1011">
-    <w:abstractNumId w:val="991"/>
-  </w:num>
-  <w:num w:numId="1012">
-    <w:abstractNumId w:val="991"/>
-  </w:num>
-  <w:num w:numId="1013">
     <w:abstractNumId w:val="991"/>
   </w:num>
 </w:numbering>

--- a/docs/ms.docx
+++ b/docs/ms.docx
@@ -62,6 +62,357 @@
       </w:r>
       <w:r>
         <w:t xml:space="preserve">heat</w:t>
+      </w:r>
+    </w:p>
+    <w:p>
+      <w:pPr>
+        <w:pStyle w:val="FirstParagraph"/>
+      </w:pPr>
+      <w:r>
+        <w:t xml:space="preserve">Daniel W.A. Noble</w:t>
+      </w:r>
+      <w:r>
+        <w:rPr>
+          <w:vertAlign w:val="superscript"/>
+        </w:rPr>
+        <w:t xml:space="preserve">1</w:t>
+      </w:r>
+      <w:r>
+        <w:t xml:space="preserve"> </w:t>
+      </w:r>
+      <m:oMath>
+        <m:r>
+          <m:rPr>
+            <m:sty m:val="p"/>
+          </m:rPr>
+          <m:t>†</m:t>
+        </m:r>
+        <m:r>
+          <m:rPr>
+            <m:sty m:val="p"/>
+          </m:rPr>
+          <m:t>,</m:t>
+        </m:r>
+        <m:r>
+          <m:rPr>
+            <m:sty m:val="p"/>
+          </m:rPr>
+          <m:t>‡</m:t>
+        </m:r>
+      </m:oMath>
+      <w:r>
+        <w:t xml:space="preserve">, Micheal R. Kearney</w:t>
+      </w:r>
+      <w:r>
+        <w:rPr>
+          <w:vertAlign w:val="superscript"/>
+        </w:rPr>
+        <w:t xml:space="preserve">2</w:t>
+      </w:r>
+      <w:r>
+        <w:t xml:space="preserve"> </w:t>
+      </w:r>
+      <m:oMath>
+        <m:r>
+          <m:rPr>
+            <m:sty m:val="p"/>
+          </m:rPr>
+          <m:t>†</m:t>
+        </m:r>
+      </m:oMath>
+      <w:r>
+        <w:t xml:space="preserve">, Belinda Medlyn</w:t>
+      </w:r>
+      <w:r>
+        <w:rPr>
+          <w:vertAlign w:val="superscript"/>
+        </w:rPr>
+        <w:t xml:space="preserve">3</w:t>
+      </w:r>
+      <w:r>
+        <w:t xml:space="preserve"> </w:t>
+      </w:r>
+      <m:oMath>
+        <m:r>
+          <m:rPr>
+            <m:sty m:val="p"/>
+          </m:rPr>
+          <m:t>†</m:t>
+        </m:r>
+      </m:oMath>
+      <w:r>
+        <w:t xml:space="preserve">, Margaret Mayfield</w:t>
+      </w:r>
+      <w:r>
+        <w:rPr>
+          <w:vertAlign w:val="superscript"/>
+        </w:rPr>
+        <w:t xml:space="preserve">2</w:t>
+      </w:r>
+      <w:r>
+        <w:t xml:space="preserve"> </w:t>
+      </w:r>
+      <m:oMath>
+        <m:r>
+          <m:rPr>
+            <m:sty m:val="p"/>
+          </m:rPr>
+          <m:t>†</m:t>
+        </m:r>
+      </m:oMath>
+      <w:r>
+        <w:t xml:space="preserve">, Ary Hoffmann</w:t>
+      </w:r>
+      <w:r>
+        <w:rPr>
+          <w:vertAlign w:val="superscript"/>
+        </w:rPr>
+        <w:t xml:space="preserve">1</w:t>
+      </w:r>
+      <w:r>
+        <w:t xml:space="preserve">, James Cook</w:t>
+      </w:r>
+      <w:r>
+        <w:rPr>
+          <w:vertAlign w:val="superscript"/>
+        </w:rPr>
+        <w:t xml:space="preserve">3</w:t>
+      </w:r>
+      <w:r>
+        <w:t xml:space="preserve">, Brajesh Singh</w:t>
+      </w:r>
+      <w:r>
+        <w:rPr>
+          <w:vertAlign w:val="superscript"/>
+        </w:rPr>
+        <w:t xml:space="preserve">3</w:t>
+      </w:r>
+      <w:r>
+        <w:t xml:space="preserve">, Adrienne Nicotra</w:t>
+      </w:r>
+      <w:r>
+        <w:rPr>
+          <w:vertAlign w:val="superscript"/>
+        </w:rPr>
+        <w:t xml:space="preserve">1,4</w:t>
+      </w:r>
+      <w:r>
+        <w:t xml:space="preserve">, Brendan Choat</w:t>
+      </w:r>
+      <w:r>
+        <w:rPr>
+          <w:vertAlign w:val="superscript"/>
+        </w:rPr>
+        <w:t xml:space="preserve">3</w:t>
+      </w:r>
+      <w:r>
+        <w:t xml:space="preserve">, Owen Atkin</w:t>
+      </w:r>
+      <w:r>
+        <w:rPr>
+          <w:vertAlign w:val="superscript"/>
+        </w:rPr>
+        <w:t xml:space="preserve">4</w:t>
+      </w:r>
+      <w:r>
+        <w:t xml:space="preserve">, Barry Pogson</w:t>
+      </w:r>
+      <w:r>
+        <w:rPr>
+          <w:vertAlign w:val="superscript"/>
+        </w:rPr>
+        <w:t xml:space="preserve">4</w:t>
+      </w:r>
+      <w:r>
+        <w:t xml:space="preserve">, Danielle Way</w:t>
+      </w:r>
+      <w:r>
+        <w:rPr>
+          <w:vertAlign w:val="superscript"/>
+        </w:rPr>
+        <w:t xml:space="preserve">4</w:t>
+      </w:r>
+      <w:r>
+        <w:t xml:space="preserve">, Alison Bentley</w:t>
+      </w:r>
+      <w:r>
+        <w:rPr>
+          <w:vertAlign w:val="superscript"/>
+        </w:rPr>
+        <w:t xml:space="preserve">4</w:t>
+      </w:r>
+      <w:r>
+        <w:t xml:space="preserve">, Ian Wright</w:t>
+      </w:r>
+      <w:r>
+        <w:rPr>
+          <w:vertAlign w:val="superscript"/>
+        </w:rPr>
+        <w:t xml:space="preserve">3</w:t>
+      </w:r>
+      <w:r>
+        <w:t xml:space="preserve">, Zhong-Hua Chen</w:t>
+      </w:r>
+      <w:r>
+        <w:rPr>
+          <w:vertAlign w:val="superscript"/>
+        </w:rPr>
+        <w:t xml:space="preserve">3</w:t>
+      </w:r>
+      <w:r>
+        <w:t xml:space="preserve">, Steven Lade</w:t>
+      </w:r>
+      <w:r>
+        <w:rPr>
+          <w:vertAlign w:val="superscript"/>
+        </w:rPr>
+        <w:t xml:space="preserve">5</w:t>
+      </w:r>
+      <w:r>
+        <w:t xml:space="preserve">, Xuemei Bai</w:t>
+      </w:r>
+      <w:r>
+        <w:rPr>
+          <w:vertAlign w:val="superscript"/>
+        </w:rPr>
+        <w:t xml:space="preserve">5</w:t>
+      </w:r>
+    </w:p>
+    <w:p>
+      <w:pPr>
+        <w:pStyle w:val="BodyText"/>
+      </w:pPr>
+      <w:r>
+        <w:rPr>
+          <w:b/>
+          <w:bCs/>
+        </w:rPr>
+        <w:t xml:space="preserve">Affiliations</w:t>
+      </w:r>
+      <w:r>
+        <w:t xml:space="preserve">:</w:t>
+      </w:r>
+    </w:p>
+    <w:p>
+      <w:pPr>
+        <w:pStyle w:val="BodyText"/>
+      </w:pPr>
+      <w:r>
+        <w:rPr>
+          <w:vertAlign w:val="superscript"/>
+        </w:rPr>
+        <w:t xml:space="preserve">1</w:t>
+      </w:r>
+      <w:r>
+        <w:t xml:space="preserve"> </w:t>
+      </w:r>
+      <w:r>
+        <w:t xml:space="preserve">Division of Ecology and Evolution, Research School of Biology, The Australian National University, Canberra ACT 2602, Australia  </w:t>
+      </w:r>
+      <w:r>
+        <w:br/>
+      </w:r>
+      <w:r>
+        <w:rPr>
+          <w:vertAlign w:val="superscript"/>
+        </w:rPr>
+        <w:t xml:space="preserve">2</w:t>
+      </w:r>
+      <w:r>
+        <w:t xml:space="preserve"> </w:t>
+      </w:r>
+      <w:r>
+        <w:t xml:space="preserve">School of Biosciences, The University of Melbourne, Australia </w:t>
+      </w:r>
+      <w:r>
+        <w:t xml:space="preserve"> </w:t>
+      </w:r>
+      <w:r>
+        <w:rPr>
+          <w:vertAlign w:val="superscript"/>
+        </w:rPr>
+        <w:t xml:space="preserve">3</w:t>
+      </w:r>
+      <w:r>
+        <w:t xml:space="preserve"> </w:t>
+      </w:r>
+      <w:r>
+        <w:t xml:space="preserve">Hawksbury Institute for the Environment, Western Sydney University, Australia</w:t>
+      </w:r>
+      <w:r>
+        <w:br/>
+      </w:r>
+      <w:r>
+        <w:rPr>
+          <w:vertAlign w:val="superscript"/>
+        </w:rPr>
+        <w:t xml:space="preserve">4</w:t>
+      </w:r>
+      <w:r>
+        <w:t xml:space="preserve"> </w:t>
+      </w:r>
+      <w:r>
+        <w:t xml:space="preserve">Division of Plant Sciences, Research School of Biology, The Australian National University, Canberra ACT 2602, Australia </w:t>
+      </w:r>
+      <w:r>
+        <w:t xml:space="preserve"> </w:t>
+      </w:r>
+      <w:r>
+        <w:rPr>
+          <w:vertAlign w:val="superscript"/>
+        </w:rPr>
+        <w:t xml:space="preserve">5</w:t>
+      </w:r>
+      <w:r>
+        <w:t xml:space="preserve"> </w:t>
+      </w:r>
+      <w:r>
+        <w:t xml:space="preserve">Fenner School of Environment and Society, The Australian National University, Canberra ACT 2602, Australia </w:t>
+      </w:r>
+    </w:p>
+    <w:p>
+      <w:pPr>
+        <w:pStyle w:val="BodyText"/>
+      </w:pPr>
+      <w:r>
+        <w:rPr>
+          <w:vertAlign w:val="superscript"/>
+        </w:rPr>
+        <w:t xml:space="preserve">1</w:t>
+      </w:r>
+      <w:r>
+        <w:t xml:space="preserve"> </w:t>
+      </w:r>
+      <m:oMath>
+        <m:r>
+          <m:rPr>
+            <m:sty m:val="p"/>
+          </m:rPr>
+          <m:t>‡</m:t>
+        </m:r>
+      </m:oMath>
+      <w:r>
+        <w:t xml:space="preserve"> </w:t>
+      </w:r>
+      <w:r>
+        <w:t xml:space="preserve">Correspondance: daniel.noble@anu.edu.au</w:t>
+      </w:r>
+      <w:r>
+        <w:br/>
+      </w:r>
+      <m:oMath>
+        <m:r>
+          <m:rPr>
+            <m:sty m:val="p"/>
+          </m:rPr>
+          <m:t>†</m:t>
+        </m:r>
+      </m:oMath>
+      <w:r>
+        <w:t xml:space="preserve"> </w:t>
+      </w:r>
+      <w:r>
+        <w:t xml:space="preserve">These authors contributed equally to this work.</w:t>
       </w:r>
     </w:p>
     <w:bookmarkStart w:id="20" w:name="target-journal"/>
@@ -1045,7 +1396,7 @@
         <w:t xml:space="preserve">[20]</w:t>
       </w:r>
       <w:r>
-        <w:t xml:space="preserve">. Perhaps most importantly, DEB theory is computing the life cycle trajectory and so can account for the effects of timing of heat wave impacts relative to life stage. Applied to multi-species assemblages, DEB models can capture how different species life-cycles are impacted by heat and interact to predict how traits such as birth, age at maturity, reproductive events, energy flow and lifespan vary across species. While DEB models are parameter rich, key parameters have been estimated for &gt; 3000 species already</w:t>
+        <w:t xml:space="preserve">. Perhaps most importantly, DEB theory calculates the life cycle trajectory throughout development and so can account for the effects of timing of heat wave impacts relative to life stage. Applied to multi-species assemblages, DEB models can capture how different species life-cycles are impacted by heat and interact with each other to predict how traits such as birth, age at maturity, reproductive events, energy flow and lifespan vary across species. While DEB models are parameter rich, key parameters have been estimated for &gt; 3000 species already</w:t>
       </w:r>
       <w:r>
         <w:t xml:space="preserve"> </w:t>

--- a/docs/ms.docx
+++ b/docs/ms.docx
@@ -1469,6 +1469,30 @@
     </w:p>
     <w:p>
       <w:pPr>
+        <w:pStyle w:val="FirstParagraph"/>
+      </w:pPr>
+      <w:r>
+        <w:t xml:space="preserve">In the plant community and coexistence literature, the maintenance of community-level plant diversity is typically modelled using individual fitness models to parameterise population growth models. The most common Individual-based performance models used for this purpose in plants are the Ricker (Ricker, 1954) and Beverton-Holt (Beverton and Holt, 1957) models. Both of these models assume that species interactions are competitive in nature but the Ricker model allows interaction outcomes to be positive as well as negative, as long as the net outcome of interactions are negative. This is an important feature as ecological theory tells us that facilitative interactions between species, in which one or both species benefit from the presence of the other, are more common under stressful, or harsh, environments (Bertness and Callaway 1994). In thinking about thermal extremes, it is likely that species experience a switch from amenable to unamenable (or harsh) conditions, making it likely that interaction outcomes may flip signs (Bimler et al. 2018).</w:t>
+      </w:r>
+    </w:p>
+    <w:p>
+      <w:pPr>
+        <w:pStyle w:val="BodyText"/>
+      </w:pPr>
+      <w:r>
+        <w:t xml:space="preserve">Based on modern coexistence theory, we can calculate the mutual invasibility of two populations while interacting with each other to determine if each pair of species in a community can persist indefinitely. This approach typically does not work for predicting whole community diversity, but the tools developed to test for coexistence are well suited to exploring how to link biophysical models with population growth models to advance out ability to predict how extreme thermal events will impact species in the long-term within a community context.</w:t>
+      </w:r>
+    </w:p>
+    <w:p>
+      <w:pPr>
+        <w:pStyle w:val="BodyText"/>
+      </w:pPr>
+      <w:r>
+        <w:t xml:space="preserve">Recent efforts to increase the biological realism of coexistence models have focused on exploring ways to add environmental variation into these models. Basic coexistence models are parameterised using average fitness estimates for an average environment. Approaches for integrating demographic and environmental variation into these models are emerging (Bimler et al. 2018, Bowler et al. 2022). The calculation of technical coexistence is not necessary for these models to help us understand the impacts extreme heat will have on individual species within a community context. Understanding how population growth will be impacted by the biophysical and physiological consequences of extreme heat events are conceptually easy to add to Ricker and Beverton-Holt population growth models, with new Bayesian frameworks (Bowler et al. 2022) also allowing us to calculate probabilities of population growth and coexistence of population experiencing these conditions. The simplest approach to this is to modify the vital rate functions used in these models to compare population growth predictions for species that have and have not been exposed to extreme heat during core life history stages. Physiological models can be used to estimate changes to fitness resulting from an extreme heat event. We can then model the difference in population growth rates for populations that have and have not experienced those events. We can increase complexity by following Bimler et al. 2018’s approach to measuring the effects of environmental gradients on the outcomes of pairwise species interactions and the calculation of species fitness and niche differences. We could use this same technique in combination with biophysical models to estimate the consequences of localized extreme heat of different local extremes on species interactions with each other and the carry-on effects these interactions have on species fitness within local communities. Taking this a step forward, new methods are now available for calculation interaction networks based on interaction outcomes calculated using Ricker or Beverton-Holt population growth models. Thus we could take these pairwise models of population growth and create whole community networks to assess how heatwaves will alter the structure of community network structures and stability in addition to pairwise interactions (Bimler et al 2023). The limitation of these methods is that they are data hungry, but even this can be handled by emerging approaches for reducing model complexity without losing model power (Weiss-Lehman 2022).</w:t>
+      </w:r>
+    </w:p>
+    <w:p>
+      <w:pPr>
         <w:pStyle w:val="Compact"/>
         <w:numPr>
           <w:ilvl w:val="0"/>
@@ -2054,6 +2078,81 @@
         <w:t xml:space="preserve">.</w:t>
       </w:r>
     </w:p>
+    <w:p>
+      <w:pPr>
+        <w:pStyle w:val="BodyText"/>
+      </w:pPr>
+      <w:r>
+        <w:t xml:space="preserve">Interaction between plants and microorganisms such as plant growth-promoting rhizobacteria (PGPR), arbuscular mycorrhizal fungi (AMF), and bacterial or fungal endophytes regulate growth and defense, including improved heat tolerance in plants</w:t>
+      </w:r>
+      <w:r>
+        <w:t xml:space="preserve"> </w:t>
+      </w:r>
+      <w:r>
+        <w:t xml:space="preserve">[57,58]</w:t>
+      </w:r>
+      <w:r>
+        <w:t xml:space="preserve">. These interactions are usually achieved by stimulating the production of essential phytohormones, secondary metabolites, organic acids, and amino acids that helps the plant to mitigate heat stress</w:t>
+      </w:r>
+      <w:r>
+        <w:t xml:space="preserve"> </w:t>
+      </w:r>
+      <w:r>
+        <w:t xml:space="preserve">[59,60]</w:t>
+      </w:r>
+      <w:r>
+        <w:t xml:space="preserve">. Under the current global climate change scenarios, each degree Celsius increase in global mean temperature is estimated to reduce the global yield of wheat by 6.0% and soybean (Glycine max) by 3.1%</w:t>
+      </w:r>
+      <w:r>
+        <w:t xml:space="preserve"> </w:t>
+      </w:r>
+      <w:r>
+        <w:t xml:space="preserve">[61]</w:t>
+      </w:r>
+      <w:r>
+        <w:t xml:space="preserve">. For instance, bread wheat (</w:t>
+      </w:r>
+      <w:r>
+        <w:rPr>
+          <w:i/>
+          <w:iCs/>
+        </w:rPr>
+        <w:t xml:space="preserve">Triticum aestivum</w:t>
+      </w:r>
+      <w:r>
+        <w:t xml:space="preserve">) has an optimum temperature of 22°C, but temperatures above that range impair cellular processes, with adverse effects on development and reproductive of plants, leading to senescence and yield loss</w:t>
+      </w:r>
+      <w:r>
+        <w:t xml:space="preserve"> </w:t>
+      </w:r>
+      <w:r>
+        <w:t xml:space="preserve">[62,63]</w:t>
+      </w:r>
+      <w:r>
+        <w:t xml:space="preserve">. The complexity of plant-microbe interaction under heat stress means that enormous efforts are required to decipher the interaction networks at molecular, tissue, and organism levels. These cannot be fully understood without the advanced bioinformatics tools and models of Artificial Intelligence/Machine Learning (AI/ML) in the new era of AI for all aspects of sciences. There are excellent AI/ML models developed for plants</w:t>
+      </w:r>
+      <w:r>
+        <w:t xml:space="preserve"> </w:t>
+      </w:r>
+      <w:r>
+        <w:t xml:space="preserve">[64,65]</w:t>
+      </w:r>
+      <w:r>
+        <w:t xml:space="preserve"> </w:t>
+      </w:r>
+      <w:r>
+        <w:t xml:space="preserve">and microorganism</w:t>
+      </w:r>
+      <w:r>
+        <w:t xml:space="preserve"> </w:t>
+      </w:r>
+      <w:r>
+        <w:t xml:space="preserve">[66]</w:t>
+      </w:r>
+      <w:r>
+        <w:t xml:space="preserve">. However, comprehensive models with high prediction powers for plant microbe interactions are still lacking, which hampers our understanding of the heat tolerance in plants and microorganisms.</w:t>
+      </w:r>
+    </w:p>
     <w:bookmarkEnd w:id="29"/>
     <w:bookmarkStart w:id="30" w:name="X24738ef4513767bb724ce8804ac017259eaf2ee"/>
     <w:p>
@@ -2105,7 +2204,7 @@
         <w:t xml:space="preserve"> </w:t>
       </w:r>
       <w:r>
-        <w:t xml:space="preserve">[57]</w:t>
+        <w:t xml:space="preserve">[67]</w:t>
       </w:r>
       <w:r>
         <w:t xml:space="preserve"> </w:t>
@@ -2148,7 +2247,7 @@
         <w:t xml:space="preserve"> </w:t>
       </w:r>
       <w:r>
-        <w:t xml:space="preserve">[57]</w:t>
+        <w:t xml:space="preserve">[67]</w:t>
       </w:r>
       <w:r>
         <w:t xml:space="preserve"> </w:t>
@@ -2178,7 +2277,7 @@
         <w:t xml:space="preserve"> </w:t>
       </w:r>
       <w:r>
-        <w:t xml:space="preserve">[58]</w:t>
+        <w:t xml:space="preserve">[68]</w:t>
       </w:r>
       <w:r>
         <w:t xml:space="preserve">. Connects heat tolerance to population matrix models. And, shows acclimation responses (heat hardening).</w:t>
@@ -2498,7 +2597,7 @@
         <w:t xml:space="preserve"> </w:t>
       </w:r>
       <w:r>
-        <w:t xml:space="preserve">[59]</w:t>
+        <w:t xml:space="preserve">[69]</w:t>
       </w:r>
       <w:r>
         <w:t xml:space="preserve"> </w:t>
@@ -2526,7 +2625,7 @@
     </w:p>
     <w:bookmarkEnd w:id="41"/>
     <w:bookmarkEnd w:id="42"/>
-    <w:bookmarkStart w:id="103" w:name="references"/>
+    <w:bookmarkStart w:id="113" w:name="references"/>
     <w:p>
       <w:pPr>
         <w:pStyle w:val="Heading1"/>
@@ -2535,7 +2634,7 @@
         <w:t xml:space="preserve">References</w:t>
       </w:r>
     </w:p>
-    <w:bookmarkStart w:id="102" w:name="refs"/>
+    <w:bookmarkStart w:id="112" w:name="refs"/>
     <w:bookmarkStart w:id="43" w:name="ref-Barriopedro2023"/>
     <w:p>
       <w:pPr>
@@ -5193,7 +5292,7 @@
       </w:r>
     </w:p>
     <w:bookmarkEnd w:id="98"/>
-    <w:bookmarkStart w:id="99" w:name="ref-Li2023"/>
+    <w:bookmarkStart w:id="99" w:name="ref-Chouhan2023"/>
     <w:p>
       <w:pPr>
         <w:pStyle w:val="Bibliography"/>
@@ -5208,6 +5307,491 @@
         <w:t xml:space="preserve">	</w:t>
       </w:r>
       <w:r>
+        <w:t xml:space="preserve">Chouhan, D.</w:t>
+      </w:r>
+      <w:r>
+        <w:t xml:space="preserve"> </w:t>
+      </w:r>
+      <w:r>
+        <w:rPr>
+          <w:i/>
+          <w:iCs/>
+        </w:rPr>
+        <w:t xml:space="preserve">et al.</w:t>
+      </w:r>
+      <w:r>
+        <w:t xml:space="preserve"> </w:t>
+      </w:r>
+      <w:r>
+        <w:t xml:space="preserve">(2023) Plant-microbe interaction and their role in mitigation of heat stress. In</w:t>
+      </w:r>
+      <w:r>
+        <w:t xml:space="preserve"> </w:t>
+      </w:r>
+      <w:r>
+        <w:rPr>
+          <w:i/>
+          <w:iCs/>
+        </w:rPr>
+        <w:t xml:space="preserve">Rhizosphere biology</w:t>
+      </w:r>
+      <w:r>
+        <w:t xml:space="preserve">, pp. 127–147, Springer Nature Singapore</w:t>
+      </w:r>
+    </w:p>
+    <w:bookmarkEnd w:id="99"/>
+    <w:bookmarkStart w:id="100" w:name="ref-Liu2025"/>
+    <w:p>
+      <w:pPr>
+        <w:pStyle w:val="Bibliography"/>
+      </w:pPr>
+      <w:r>
+        <w:t xml:space="preserve">58.</w:t>
+      </w:r>
+      <w:r>
+        <w:t xml:space="preserve"> </w:t>
+      </w:r>
+      <w:r>
+        <w:t xml:space="preserve">	</w:t>
+      </w:r>
+      <w:r>
+        <w:t xml:space="preserve">Liu, Y.</w:t>
+      </w:r>
+      <w:r>
+        <w:t xml:space="preserve"> </w:t>
+      </w:r>
+      <w:r>
+        <w:rPr>
+          <w:i/>
+          <w:iCs/>
+        </w:rPr>
+        <w:t xml:space="preserve">et al.</w:t>
+      </w:r>
+      <w:r>
+        <w:t xml:space="preserve"> </w:t>
+      </w:r>
+      <w:r>
+        <w:t xml:space="preserve">(2025) Beneficial microorganisms: Regulating growth and defense for plant welfare.</w:t>
+      </w:r>
+      <w:r>
+        <w:t xml:space="preserve"> </w:t>
+      </w:r>
+      <w:r>
+        <w:rPr>
+          <w:i/>
+          <w:iCs/>
+        </w:rPr>
+        <w:t xml:space="preserve">Plant Biotechnol. J.</w:t>
+      </w:r>
+      <w:r>
+        <w:t xml:space="preserve"> </w:t>
+      </w:r>
+      <w:r>
+        <w:t xml:space="preserve">23, 986–998</w:t>
+      </w:r>
+    </w:p>
+    <w:bookmarkEnd w:id="100"/>
+    <w:bookmarkStart w:id="101" w:name="ref-Huang2019"/>
+    <w:p>
+      <w:pPr>
+        <w:pStyle w:val="Bibliography"/>
+      </w:pPr>
+      <w:r>
+        <w:t xml:space="preserve">59.</w:t>
+      </w:r>
+      <w:r>
+        <w:t xml:space="preserve"> </w:t>
+      </w:r>
+      <w:r>
+        <w:t xml:space="preserve">	</w:t>
+      </w:r>
+      <w:r>
+        <w:t xml:space="preserve">Huang, A.C.</w:t>
+      </w:r>
+      <w:r>
+        <w:t xml:space="preserve"> </w:t>
+      </w:r>
+      <w:r>
+        <w:rPr>
+          <w:i/>
+          <w:iCs/>
+        </w:rPr>
+        <w:t xml:space="preserve">et al.</w:t>
+      </w:r>
+      <w:r>
+        <w:t xml:space="preserve"> </w:t>
+      </w:r>
+      <w:r>
+        <w:t xml:space="preserve">(2019) A specialized metabolic network selectively modulates arabidopsis root microbiota.</w:t>
+      </w:r>
+      <w:r>
+        <w:t xml:space="preserve"> </w:t>
+      </w:r>
+      <w:r>
+        <w:rPr>
+          <w:i/>
+          <w:iCs/>
+        </w:rPr>
+        <w:t xml:space="preserve">Science</w:t>
+      </w:r>
+      <w:r>
+        <w:t xml:space="preserve"> </w:t>
+      </w:r>
+      <w:r>
+        <w:t xml:space="preserve">364, eaau6389</w:t>
+      </w:r>
+    </w:p>
+    <w:bookmarkEnd w:id="101"/>
+    <w:bookmarkStart w:id="102" w:name="ref-Dastogeer2022"/>
+    <w:p>
+      <w:pPr>
+        <w:pStyle w:val="Bibliography"/>
+      </w:pPr>
+      <w:r>
+        <w:t xml:space="preserve">60.</w:t>
+      </w:r>
+      <w:r>
+        <w:t xml:space="preserve"> </w:t>
+      </w:r>
+      <w:r>
+        <w:t xml:space="preserve">	</w:t>
+      </w:r>
+      <w:r>
+        <w:t xml:space="preserve">Dastogeer, K.M.G.</w:t>
+      </w:r>
+      <w:r>
+        <w:t xml:space="preserve"> </w:t>
+      </w:r>
+      <w:r>
+        <w:rPr>
+          <w:i/>
+          <w:iCs/>
+        </w:rPr>
+        <w:t xml:space="preserve">et al.</w:t>
+      </w:r>
+      <w:r>
+        <w:t xml:space="preserve"> </w:t>
+      </w:r>
+      <w:r>
+        <w:t xml:space="preserve">(2022) Microbe-mediated thermotolerance in plants and pertinent mechanisms- a meta-analysis and review.</w:t>
+      </w:r>
+      <w:r>
+        <w:t xml:space="preserve"> </w:t>
+      </w:r>
+      <w:r>
+        <w:rPr>
+          <w:i/>
+          <w:iCs/>
+        </w:rPr>
+        <w:t xml:space="preserve">Front. Microbiol.</w:t>
+      </w:r>
+      <w:r>
+        <w:t xml:space="preserve"> </w:t>
+      </w:r>
+      <w:r>
+        <w:t xml:space="preserve">13, 833566</w:t>
+      </w:r>
+    </w:p>
+    <w:bookmarkEnd w:id="102"/>
+    <w:bookmarkStart w:id="103" w:name="ref-Shekhawat2022"/>
+    <w:p>
+      <w:pPr>
+        <w:pStyle w:val="Bibliography"/>
+      </w:pPr>
+      <w:r>
+        <w:t xml:space="preserve">61.</w:t>
+      </w:r>
+      <w:r>
+        <w:t xml:space="preserve"> </w:t>
+      </w:r>
+      <w:r>
+        <w:t xml:space="preserve">	</w:t>
+      </w:r>
+      <w:r>
+        <w:t xml:space="preserve">Shekhawat, K.</w:t>
+      </w:r>
+      <w:r>
+        <w:t xml:space="preserve"> </w:t>
+      </w:r>
+      <w:r>
+        <w:rPr>
+          <w:i/>
+          <w:iCs/>
+        </w:rPr>
+        <w:t xml:space="preserve">et al.</w:t>
+      </w:r>
+      <w:r>
+        <w:t xml:space="preserve"> </w:t>
+      </w:r>
+      <w:r>
+        <w:t xml:space="preserve">(2022) Beat the heat: Plant- and microbe-mediated strategies for crop thermotolerance.</w:t>
+      </w:r>
+      <w:r>
+        <w:t xml:space="preserve"> </w:t>
+      </w:r>
+      <w:r>
+        <w:rPr>
+          <w:i/>
+          <w:iCs/>
+        </w:rPr>
+        <w:t xml:space="preserve">Trends Plant Sci.</w:t>
+      </w:r>
+      <w:r>
+        <w:t xml:space="preserve"> </w:t>
+      </w:r>
+      <w:r>
+        <w:t xml:space="preserve">27, 802–813</w:t>
+      </w:r>
+    </w:p>
+    <w:bookmarkEnd w:id="103"/>
+    <w:bookmarkStart w:id="104" w:name="ref-Lobell2012"/>
+    <w:p>
+      <w:pPr>
+        <w:pStyle w:val="Bibliography"/>
+      </w:pPr>
+      <w:r>
+        <w:t xml:space="preserve">62.</w:t>
+      </w:r>
+      <w:r>
+        <w:t xml:space="preserve"> </w:t>
+      </w:r>
+      <w:r>
+        <w:t xml:space="preserve">	</w:t>
+      </w:r>
+      <w:r>
+        <w:t xml:space="preserve">Lobell, D.B.</w:t>
+      </w:r>
+      <w:r>
+        <w:t xml:space="preserve"> </w:t>
+      </w:r>
+      <w:r>
+        <w:rPr>
+          <w:i/>
+          <w:iCs/>
+        </w:rPr>
+        <w:t xml:space="preserve">et al.</w:t>
+      </w:r>
+      <w:r>
+        <w:t xml:space="preserve"> </w:t>
+      </w:r>
+      <w:r>
+        <w:t xml:space="preserve">(2012) Extreme heat effects on wheat senescence in india.</w:t>
+      </w:r>
+      <w:r>
+        <w:t xml:space="preserve"> </w:t>
+      </w:r>
+      <w:r>
+        <w:rPr>
+          <w:i/>
+          <w:iCs/>
+        </w:rPr>
+        <w:t xml:space="preserve">Nat. Clim. Chang.</w:t>
+      </w:r>
+      <w:r>
+        <w:t xml:space="preserve"> </w:t>
+      </w:r>
+      <w:r>
+        <w:t xml:space="preserve">2, 186–189</w:t>
+      </w:r>
+    </w:p>
+    <w:bookmarkEnd w:id="104"/>
+    <w:bookmarkStart w:id="105" w:name="ref-Farooq2011"/>
+    <w:p>
+      <w:pPr>
+        <w:pStyle w:val="Bibliography"/>
+      </w:pPr>
+      <w:r>
+        <w:t xml:space="preserve">63.</w:t>
+      </w:r>
+      <w:r>
+        <w:t xml:space="preserve"> </w:t>
+      </w:r>
+      <w:r>
+        <w:t xml:space="preserve">	</w:t>
+      </w:r>
+      <w:r>
+        <w:t xml:space="preserve">Farooq, M.</w:t>
+      </w:r>
+      <w:r>
+        <w:t xml:space="preserve"> </w:t>
+      </w:r>
+      <w:r>
+        <w:rPr>
+          <w:i/>
+          <w:iCs/>
+        </w:rPr>
+        <w:t xml:space="preserve">et al.</w:t>
+      </w:r>
+      <w:r>
+        <w:t xml:space="preserve"> </w:t>
+      </w:r>
+      <w:r>
+        <w:t xml:space="preserve">(2011) Heat stress in wheat during reproductive and grain-filling phases.</w:t>
+      </w:r>
+      <w:r>
+        <w:t xml:space="preserve"> </w:t>
+      </w:r>
+      <w:r>
+        <w:rPr>
+          <w:i/>
+          <w:iCs/>
+        </w:rPr>
+        <w:t xml:space="preserve">CRC Crit. Rev. Plant Sci.</w:t>
+      </w:r>
+      <w:r>
+        <w:t xml:space="preserve"> </w:t>
+      </w:r>
+      <w:r>
+        <w:t xml:space="preserve">30, 491–507</w:t>
+      </w:r>
+    </w:p>
+    <w:bookmarkEnd w:id="105"/>
+    <w:bookmarkStart w:id="106" w:name="ref-He2025"/>
+    <w:p>
+      <w:pPr>
+        <w:pStyle w:val="Bibliography"/>
+      </w:pPr>
+      <w:r>
+        <w:t xml:space="preserve">64.</w:t>
+      </w:r>
+      <w:r>
+        <w:t xml:space="preserve"> </w:t>
+      </w:r>
+      <w:r>
+        <w:t xml:space="preserve">	</w:t>
+      </w:r>
+      <w:r>
+        <w:t xml:space="preserve">J. He and K. Ning and A. Naznin and Y. Wang and C. Chen and Y. Zuo and M. Zhou and C.Li and R. Varshney and Z.H. Chen (2025) Technological advances on imaging and modelling of leaf structural traits: A review on heat stress in wheat.</w:t>
+      </w:r>
+      <w:r>
+        <w:t xml:space="preserve"> </w:t>
+      </w:r>
+      <w:r>
+        <w:rPr>
+          <w:i/>
+          <w:iCs/>
+        </w:rPr>
+        <w:t xml:space="preserve">Journal of Experimental Botany (in press)</w:t>
+      </w:r>
+    </w:p>
+    <w:bookmarkEnd w:id="106"/>
+    <w:bookmarkStart w:id="107" w:name="ref-Zhang2021"/>
+    <w:p>
+      <w:pPr>
+        <w:pStyle w:val="Bibliography"/>
+      </w:pPr>
+      <w:r>
+        <w:t xml:space="preserve">65.</w:t>
+      </w:r>
+      <w:r>
+        <w:t xml:space="preserve"> </w:t>
+      </w:r>
+      <w:r>
+        <w:t xml:space="preserve">	</w:t>
+      </w:r>
+      <w:r>
+        <w:t xml:space="preserve">Zhang, P.</w:t>
+      </w:r>
+      <w:r>
+        <w:t xml:space="preserve"> </w:t>
+      </w:r>
+      <w:r>
+        <w:rPr>
+          <w:i/>
+          <w:iCs/>
+        </w:rPr>
+        <w:t xml:space="preserve">et al.</w:t>
+      </w:r>
+      <w:r>
+        <w:t xml:space="preserve"> </w:t>
+      </w:r>
+      <w:r>
+        <w:t xml:space="preserve">(2021) Nanotechnology and artificial intelligence to enable sustainable and precision agriculture.</w:t>
+      </w:r>
+      <w:r>
+        <w:t xml:space="preserve"> </w:t>
+      </w:r>
+      <w:r>
+        <w:rPr>
+          <w:i/>
+          <w:iCs/>
+        </w:rPr>
+        <w:t xml:space="preserve">Nat. Plants</w:t>
+      </w:r>
+      <w:r>
+        <w:t xml:space="preserve"> </w:t>
+      </w:r>
+      <w:r>
+        <w:t xml:space="preserve">7, 864–876</w:t>
+      </w:r>
+    </w:p>
+    <w:bookmarkEnd w:id="107"/>
+    <w:bookmarkStart w:id="108" w:name="ref-Zhang2023a"/>
+    <w:p>
+      <w:pPr>
+        <w:pStyle w:val="Bibliography"/>
+      </w:pPr>
+      <w:r>
+        <w:t xml:space="preserve">66.</w:t>
+      </w:r>
+      <w:r>
+        <w:t xml:space="preserve"> </w:t>
+      </w:r>
+      <w:r>
+        <w:t xml:space="preserve">	</w:t>
+      </w:r>
+      <w:r>
+        <w:t xml:space="preserve">Zhang, J.</w:t>
+      </w:r>
+      <w:r>
+        <w:t xml:space="preserve"> </w:t>
+      </w:r>
+      <w:r>
+        <w:rPr>
+          <w:i/>
+          <w:iCs/>
+        </w:rPr>
+        <w:t xml:space="preserve">et al.</w:t>
+      </w:r>
+      <w:r>
+        <w:t xml:space="preserve"> </w:t>
+      </w:r>
+      <w:r>
+        <w:t xml:space="preserve">(2023) Applications of artificial neural networks in microorganism image analysis: A comprehensive review from conventional multilayer perceptron to popular convolutional neural network and potential visual transformer.</w:t>
+      </w:r>
+      <w:r>
+        <w:t xml:space="preserve"> </w:t>
+      </w:r>
+      <w:r>
+        <w:rPr>
+          <w:i/>
+          <w:iCs/>
+        </w:rPr>
+        <w:t xml:space="preserve">Artif. Intell. Rev.</w:t>
+      </w:r>
+      <w:r>
+        <w:t xml:space="preserve"> </w:t>
+      </w:r>
+      <w:r>
+        <w:t xml:space="preserve">56, 1013–1070</w:t>
+      </w:r>
+    </w:p>
+    <w:bookmarkEnd w:id="108"/>
+    <w:bookmarkStart w:id="109" w:name="ref-Li2023"/>
+    <w:p>
+      <w:pPr>
+        <w:pStyle w:val="Bibliography"/>
+      </w:pPr>
+      <w:r>
+        <w:t xml:space="preserve">67.</w:t>
+      </w:r>
+      <w:r>
+        <w:t xml:space="preserve"> </w:t>
+      </w:r>
+      <w:r>
+        <w:t xml:space="preserve">	</w:t>
+      </w:r>
+      <w:r>
         <w:t xml:space="preserve">Li, Y.-J.</w:t>
       </w:r>
       <w:r>
@@ -5243,14 +5827,14 @@
         <w:t xml:space="preserve">114, 103583</w:t>
       </w:r>
     </w:p>
-    <w:bookmarkEnd w:id="99"/>
-    <w:bookmarkStart w:id="100" w:name="ref-Zhu2024"/>
+    <w:bookmarkEnd w:id="109"/>
+    <w:bookmarkStart w:id="110" w:name="ref-Zhu2024"/>
     <w:p>
       <w:pPr>
         <w:pStyle w:val="Bibliography"/>
       </w:pPr>
       <w:r>
-        <w:t xml:space="preserve">58.</w:t>
+        <w:t xml:space="preserve">68.</w:t>
       </w:r>
       <w:r>
         <w:t xml:space="preserve"> </w:t>
@@ -5294,14 +5878,14 @@
         <w:t xml:space="preserve">39, 165–180</w:t>
       </w:r>
     </w:p>
-    <w:bookmarkEnd w:id="100"/>
-    <w:bookmarkStart w:id="101" w:name="ref-Kearney2009a"/>
+    <w:bookmarkEnd w:id="110"/>
+    <w:bookmarkStart w:id="111" w:name="ref-Kearney2009a"/>
     <w:p>
       <w:pPr>
         <w:pStyle w:val="Bibliography"/>
       </w:pPr>
       <w:r>
-        <w:t xml:space="preserve">59.</w:t>
+        <w:t xml:space="preserve">69.</w:t>
       </w:r>
       <w:r>
         <w:t xml:space="preserve"> </w:t>
@@ -5345,9 +5929,9 @@
         <w:t xml:space="preserve">23, 528–538</w:t>
       </w:r>
     </w:p>
-    <w:bookmarkEnd w:id="101"/>
-    <w:bookmarkEnd w:id="102"/>
-    <w:bookmarkEnd w:id="103"/>
+    <w:bookmarkEnd w:id="111"/>
+    <w:bookmarkEnd w:id="112"/>
+    <w:bookmarkEnd w:id="113"/>
     <w:sectPr>
       <w:pgSz w:h="15840" w:w="12240"/>
       <w:pgMar w:bottom="851" w:footer="720" w:gutter="0" w:header="720" w:left="851" w:right="851" w:top="851"/>

--- a/docs/ms.docx
+++ b/docs/ms.docx
@@ -352,10 +352,10 @@
         <w:t xml:space="preserve"> </w:t>
       </w:r>
       <w:r>
-        <w:t xml:space="preserve">Division of Plant Sciences, Research School of Biology, The Australian National University, Canberra ACT 2602, Australia </w:t>
-      </w:r>
-      <w:r>
-        <w:t xml:space="preserve"> </w:t>
+        <w:t xml:space="preserve">Division of Plant Sciences, Research School of Biology, The Australian National University, Canberra ACT 2602, Australia</w:t>
+      </w:r>
+      <w:r>
+        <w:br/>
       </w:r>
       <w:r>
         <w:rPr>
@@ -761,7 +761,7 @@
         <w:t xml:space="preserve">[21]</w:t>
       </w:r>
       <w:r>
-        <w:t xml:space="preserve">. Typically, these models focus on endpoints that include survival (e.g.,</w:t>
+        <w:t xml:space="preserve">. Typically, these models focus on endpoints that include survival (e.g., lethal temperatures,</w:t>
       </w:r>
       <w:r>
         <w:t xml:space="preserve"> </w:t>
@@ -876,7 +876,7 @@
         <w:t xml:space="preserve"> </w:t>
       </w:r>
       <w:r>
-        <w:t xml:space="preserve">also show that reproductive sensitivity was higher than mortality with heat injury accumulating faster to impact productivity earlier than survival. TLS theory also also been shown to apply well to photosynthetic function in plants</w:t>
+        <w:t xml:space="preserve">also show that reproductive sensitivity was higher than mortality with heat injury accumulating faster to impact productivity earlier than survival. TLS theory has also been shown to apply well to photosynthetic function in plants</w:t>
       </w:r>
       <w:r>
         <w:t xml:space="preserve"> </w:t>
@@ -888,7 +888,7 @@
         <w:t xml:space="preserve"> </w:t>
       </w:r>
       <w:r>
-        <w:t xml:space="preserve">highlighting the potential generality of the TLS theory. Thermal load sensitivity models explicitly acknowledge that thermal sensitivity depends on the relative accumulation of damage to cellular and sub-cellular systems that compromise physiological function. Without periods of recovery, where damage can be repaired, organisms accumulate damage over time that reduces growth, survival and reproduction. The concept of damage/repair is critically important for understanding how heat waves affect organisms because such a mechanism can result in lagged responses to heat stress – a common feature of extreme heat events</w:t>
+        <w:t xml:space="preserve">highlighting the potential generality of the TLS framework. Thermal load sensitivity models explicitly acknowledge that thermal sensitivity depends on the relative accumulation of damage to cellular and sub-cellular systems that compromise physiological function. Without periods of recovery, where damage can be repaired, organisms accumulate damage over time that reduces growth, survival and reproduction. The concept of damage/repair is critically important for understanding how heat waves affect organisms because such a mechanism can result in lagged responses to heat stress – a common feature of extreme heat events</w:t>
       </w:r>
       <w:r>
         <w:t xml:space="preserve"> </w:t>
@@ -1082,7 +1082,7 @@
         <w:t xml:space="preserve">[16,25]</w:t>
       </w:r>
       <w:r>
-        <w:t xml:space="preserve">. DEB models consider organism as a thermodynamic system (adhering to energy-mass balance) capturing the exchange of food, water, respiratory gases and metabolic waste from egg to adult</w:t>
+        <w:t xml:space="preserve">. DEB models consider organisms as a thermodynamic system (adhering to energy-mass balance) capturing the exchange of food, water, respiratory gases and metabolic waste from egg to adult</w:t>
       </w:r>
       <w:r>
         <w:t xml:space="preserve"> </w:t>
@@ -1106,13 +1106,13 @@
         <w:t xml:space="preserve"> </w:t>
       </w:r>
       <w:r>
-        <w:t xml:space="preserve">[28]</w:t>
-      </w:r>
-      <w:r>
-        <w:t xml:space="preserve"> </w:t>
-      </w:r>
-      <w:r>
-        <w:t xml:space="preserve">to understand how they affect growth, reproduction and survival</w:t>
+        <w:t xml:space="preserve">[28,29]</w:t>
+      </w:r>
+      <w:r>
+        <w:t xml:space="preserve"> </w:t>
+      </w:r>
+      <w:r>
+        <w:t xml:space="preserve">to understand how they affect development, growth, reproduction and survival</w:t>
       </w:r>
       <w:r>
         <w:t xml:space="preserve"> </w:t>
@@ -1130,13 +1130,13 @@
         <w:t xml:space="preserve">[20]</w:t>
       </w:r>
       <w:r>
-        <w:t xml:space="preserve">. Perhaps most importantly, DEB theory calculates the life cycle trajectory throughout development and so can account for the effects of timing of heat wave impacts relative to life stage. Applied to multi-species assemblages, DEB models can capture how different species life-cycles are impacted by heat and interact with each other to predict how traits such as birth, age at maturity, reproductive events, energy flow and lifespan vary across species. While DEB models are parameter rich, key parameters have been estimated for &gt; 3000 species already</w:t>
-      </w:r>
-      <w:r>
-        <w:t xml:space="preserve"> </w:t>
-      </w:r>
-      <w:r>
-        <w:t xml:space="preserve">[29,30]</w:t>
+        <w:t xml:space="preserve">. Perhaps most importantly, DEB theory calculates the life cycle trajectory and so can account for the effects of timing of heat wave impacts relative to life stage. Applied to multi-species assemblages, DEB models can capture how different species life-cycles are impacted by heat and interact with each other to predict how traits such as birth, age at maturity, reproductive events, energy flow and lifespan vary across species. While DEB models are parameter rich, key parameters have been estimated for &gt; 3000 species already</w:t>
+      </w:r>
+      <w:r>
+        <w:t xml:space="preserve"> </w:t>
+      </w:r>
+      <w:r>
+        <w:t xml:space="preserve">[30,31]</w:t>
       </w:r>
       <w:r>
         <w:t xml:space="preserve">. New analytical approaches using phylogenetic imputation methods can be used to predict DEB parameters for over 1.3 million species providing immense opportunities to model how heat will affect life-cycles of multi-species assemblages (see https://deb.bolding-bruggeman.com,</w:t>
@@ -1145,7 +1145,7 @@
         <w:t xml:space="preserve"> </w:t>
       </w:r>
       <w:r>
-        <w:t xml:space="preserve">[31]</w:t>
+        <w:t xml:space="preserve">[32]</w:t>
       </w:r>
       <w:r>
         <w:t xml:space="preserve">). In addition, software packages such as</w:t>
@@ -1164,7 +1164,7 @@
         <w:t xml:space="preserve"> </w:t>
       </w:r>
       <w:r>
-        <w:t xml:space="preserve">[32,33]</w:t>
+        <w:t xml:space="preserve">[33,34]</w:t>
       </w:r>
       <w:r>
         <w:t xml:space="preserve"> </w:t>
@@ -1206,7 +1206,49 @@
         <w:pStyle w:val="FirstParagraph"/>
       </w:pPr>
       <w:r>
-        <w:t xml:space="preserve">In the plant community and coexistence literature, the maintenance of community-level plant diversity is typically modelled using individual fitness models to parameterise population growth models. The most common Individual-based performance models used for this purpose in plants are the Ricker (Ricker, 1954) and Beverton-Holt (Beverton and Holt, 1957) models. Both of these models assume that species interactions are competitive in nature but the Ricker model allows interaction outcomes to be positive as well as negative, as long as the net outcome of interactions are negative. This is an important feature as ecological theory tells us that facilitative interactions between species, in which one or both species benefit from the presence of the other, are more common under stressful, or harsh, environments (Bertness and Callaway 1994). In thinking about thermal extremes, it is likely that species experience a switch from amenable to unamenable (or harsh) conditions, making it likely that interaction outcomes may flip signs (Bimler et al. 2018).</w:t>
+        <w:t xml:space="preserve">In the plant community and coexistence literature, the maintenance of community-level plant diversity is typically modelled using individual fitness models to parameterise population growth models. The most common Individual-based performance models used for this purpose in plants are the Ricker</w:t>
+      </w:r>
+      <w:r>
+        <w:t xml:space="preserve"> </w:t>
+      </w:r>
+      <w:r>
+        <w:t xml:space="preserve">[35]</w:t>
+      </w:r>
+      <w:r>
+        <w:t xml:space="preserve"> </w:t>
+      </w:r>
+      <w:r>
+        <w:t xml:space="preserve">and Beverton-Holt</w:t>
+      </w:r>
+      <w:r>
+        <w:t xml:space="preserve"> </w:t>
+      </w:r>
+      <w:r>
+        <w:t xml:space="preserve">[36]</w:t>
+      </w:r>
+      <w:r>
+        <w:t xml:space="preserve"> </w:t>
+      </w:r>
+      <w:r>
+        <w:t xml:space="preserve">models. Both of these models assume that species interactions are competitive in nature but the Ricker model allows interaction outcomes to be positive as well as negative, as long as the net outcome of interactions are negative. This is an important feature as ecological theory tells us that facilitative interactions between species, in which one or both species benefit from the presence of the other, are more common under stressful, or harsh, environments</w:t>
+      </w:r>
+      <w:r>
+        <w:t xml:space="preserve"> </w:t>
+      </w:r>
+      <w:r>
+        <w:t xml:space="preserve">[37]</w:t>
+      </w:r>
+      <w:r>
+        <w:t xml:space="preserve">. In thinking about thermal extremes, it is likely that species experience a switch from amenable to harsh conditions, making it likely that interaction outcomes may flip signs</w:t>
+      </w:r>
+      <w:r>
+        <w:t xml:space="preserve"> </w:t>
+      </w:r>
+      <w:r>
+        <w:t xml:space="preserve">[38]</w:t>
+      </w:r>
+      <w:r>
+        <w:t xml:space="preserve">.</w:t>
       </w:r>
     </w:p>
     <w:p>
@@ -1222,7 +1264,65 @@
         <w:pStyle w:val="BodyText"/>
       </w:pPr>
       <w:r>
-        <w:t xml:space="preserve">Recent efforts to increase the biological realism of coexistence models have focused on exploring ways to add environmental variation into these models. Basic coexistence models are parameterised using average fitness estimates for an average environment. Approaches for integrating demographic and environmental variation into these models are emerging (Bimler et al. 2018, Bowler et al. 2022). The calculation of technical coexistence is not necessary for these models to help us understand the impacts extreme heat will have on individual species within a community context. Understanding how population growth will be impacted by the biophysical and physiological consequences of extreme heat events are conceptually easy to add to Ricker and Beverton-Holt population growth models, with new Bayesian frameworks (Bowler et al. 2022) also allowing us to calculate probabilities of population growth and coexistence of population experiencing these conditions. The simplest approach to this is to modify the vital rate functions used in these models to compare population growth predictions for species that have and have not been exposed to extreme heat during core life history stages. Physiological models can be used to estimate changes to fitness resulting from an extreme heat event. We can then model the difference in population growth rates for populations that have and have not experienced those events. We can increase complexity by following Bimler et al. 2018’s approach to measuring the effects of environmental gradients on the outcomes of pairwise species interactions and the calculation of species fitness and niche differences. We could use this same technique in combination with biophysical models to estimate the consequences of localized extreme heat of different local extremes on species interactions with each other and the carry-on effects these interactions have on species fitness within local communities. Taking this a step forward, new methods are now available for calculation interaction networks based on interaction outcomes calculated using Ricker or Beverton-Holt population growth models. Thus we could take these pairwise models of population growth and create whole community networks to assess how heatwaves will alter the structure of community network structures and stability in addition to pairwise interactions (Bimler et al 2023). The limitation of these methods is that they are data hungry, but even this can be handled by emerging approaches for reducing model complexity without losing model power (Weiss-Lehman 2022).</w:t>
+        <w:t xml:space="preserve">Recent efforts to increase the biological realism of coexistence models have focused on exploring ways to add environmental variation into these models. Basic coexistence models are parameterised using average fitness estimates for an average environment. Approaches for integrating demographic and environmental variation into these models are emerging</w:t>
+      </w:r>
+      <w:r>
+        <w:t xml:space="preserve"> </w:t>
+      </w:r>
+      <w:r>
+        <w:t xml:space="preserve">[38,39]</w:t>
+      </w:r>
+      <w:r>
+        <w:t xml:space="preserve">. The calculation of technical coexistence is not necessary for these models to help us understand the impacts extreme heat will have on individual species within a community context. Understanding how population growth will be impacted by the biophysical and physiological consequences of extreme heat events are conceptually easy to add to Ricker and Beverton-Holt population growth models, with new Bayesian frameworks</w:t>
+      </w:r>
+      <w:r>
+        <w:t xml:space="preserve"> </w:t>
+      </w:r>
+      <w:r>
+        <w:t xml:space="preserve">[39]</w:t>
+      </w:r>
+      <w:r>
+        <w:t xml:space="preserve"> </w:t>
+      </w:r>
+      <w:r>
+        <w:t xml:space="preserve">also allowing us to calculate probabilities of population growth and coexistence of population experiencing these conditions. The simplest approach to this is to modify the vital rate functions used in these models to compare population growth predictions for species that have and have not been exposed to extreme heat during core life history stages. Physiological models can be used to estimate changes to fitness resulting from an extreme heat event. We can then model the difference in population growth rates for populations that have and have not experienced those events. We can increase complexity by following Bimler</w:t>
+      </w:r>
+      <w:r>
+        <w:t xml:space="preserve"> </w:t>
+      </w:r>
+      <w:r>
+        <w:rPr>
+          <w:i/>
+          <w:iCs/>
+        </w:rPr>
+        <w:t xml:space="preserve">et al.</w:t>
+      </w:r>
+      <w:r>
+        <w:t xml:space="preserve"> </w:t>
+      </w:r>
+      <w:r>
+        <w:t xml:space="preserve">[38]</w:t>
+      </w:r>
+      <w:r>
+        <w:t xml:space="preserve">’s approach to measuring the effects of environmental gradients on the outcomes of pairwise species interactions and the calculation of species fitness and niche differences. We could use this same technique in combination with biophysical models to estimate the consequences of localized extreme heat of different local extremes on species interactions with each other and the carry-on effects these interactions have on species fitness within local communities. Taking this a step forward, new methods are now available for calculation interaction networks based on interaction outcomes calculated using Ricker or Beverton-Holt population growth models. Thus we could take these pairwise models of population growth and create whole community networks to assess how heatwaves will alter the structure of community network structures and stability in addition to pairwise interactions</w:t>
+      </w:r>
+      <w:r>
+        <w:t xml:space="preserve"> </w:t>
+      </w:r>
+      <w:r>
+        <w:t xml:space="preserve">[38]</w:t>
+      </w:r>
+      <w:r>
+        <w:t xml:space="preserve">. The limitation of these methods is that they are data hungry, but even this can be handled by emerging approaches for reducing model complexity without losing model power</w:t>
+      </w:r>
+      <w:r>
+        <w:t xml:space="preserve"> </w:t>
+      </w:r>
+      <w:r>
+        <w:t xml:space="preserve">[40]</w:t>
+      </w:r>
+      <w:r>
+        <w:t xml:space="preserve">.</w:t>
       </w:r>
     </w:p>
     <w:p>
@@ -1264,43 +1364,43 @@
         <w:t xml:space="preserve"> </w:t>
       </w:r>
       <w:r>
-        <w:t xml:space="preserve">[34]</w:t>
-      </w:r>
-      <w:r>
-        <w:t xml:space="preserve"> </w:t>
-      </w:r>
-      <w:r>
-        <w:t xml:space="preserve">[35]</w:t>
-      </w:r>
-      <w:r>
-        <w:t xml:space="preserve"> </w:t>
-      </w:r>
-      <w:r>
-        <w:t xml:space="preserve">[36]</w:t>
-      </w:r>
-      <w:r>
-        <w:t xml:space="preserve"> </w:t>
-      </w:r>
-      <w:r>
-        <w:t xml:space="preserve">[37]</w:t>
-      </w:r>
-      <w:r>
-        <w:t xml:space="preserve"> </w:t>
-      </w:r>
-      <w:r>
-        <w:t xml:space="preserve">[38]</w:t>
-      </w:r>
-      <w:r>
-        <w:t xml:space="preserve"> </w:t>
-      </w:r>
-      <w:r>
-        <w:t xml:space="preserve">[39]</w:t>
-      </w:r>
-      <w:r>
-        <w:t xml:space="preserve"> </w:t>
-      </w:r>
-      <w:r>
-        <w:t xml:space="preserve">[40]</w:t>
+        <w:t xml:space="preserve">[41]</w:t>
+      </w:r>
+      <w:r>
+        <w:t xml:space="preserve"> </w:t>
+      </w:r>
+      <w:r>
+        <w:t xml:space="preserve">[42]</w:t>
+      </w:r>
+      <w:r>
+        <w:t xml:space="preserve"> </w:t>
+      </w:r>
+      <w:r>
+        <w:t xml:space="preserve">[43]</w:t>
+      </w:r>
+      <w:r>
+        <w:t xml:space="preserve"> </w:t>
+      </w:r>
+      <w:r>
+        <w:t xml:space="preserve">[44]</w:t>
+      </w:r>
+      <w:r>
+        <w:t xml:space="preserve"> </w:t>
+      </w:r>
+      <w:r>
+        <w:t xml:space="preserve">[45]</w:t>
+      </w:r>
+      <w:r>
+        <w:t xml:space="preserve"> </w:t>
+      </w:r>
+      <w:r>
+        <w:t xml:space="preserve">[46]</w:t>
+      </w:r>
+      <w:r>
+        <w:t xml:space="preserve"> </w:t>
+      </w:r>
+      <w:r>
+        <w:t xml:space="preserve">[47]</w:t>
       </w:r>
       <w:r>
         <w:t xml:space="preserve"> </w:t>
@@ -1312,7 +1412,7 @@
         <w:t xml:space="preserve"> </w:t>
       </w:r>
       <w:r>
-        <w:t xml:space="preserve">[41]</w:t>
+        <w:t xml:space="preserve">[48]</w:t>
       </w:r>
     </w:p>
     <w:p>
@@ -1354,7 +1454,7 @@
         <w:t xml:space="preserve"> </w:t>
       </w:r>
       <w:r>
-        <w:t xml:space="preserve">[42]</w:t>
+        <w:t xml:space="preserve">[49]</w:t>
       </w:r>
       <w:r>
         <w:t xml:space="preserve"> </w:t>
@@ -1372,7 +1472,7 @@
         <w:t xml:space="preserve"> </w:t>
       </w:r>
       <w:r>
-        <w:t xml:space="preserve">[43]</w:t>
+        <w:t xml:space="preserve">[50]</w:t>
       </w:r>
       <w:r>
         <w:t xml:space="preserve">. We can here model the actual abundance of a given species and it would seem more flexible to incorporate thermal tolerance infor into these models.</w:t>
@@ -1393,7 +1493,7 @@
         <w:t xml:space="preserve"> </w:t>
       </w:r>
       <w:r>
-        <w:t xml:space="preserve">[44]</w:t>
+        <w:t xml:space="preserve">[51]</w:t>
       </w:r>
       <w:r>
         <w:t xml:space="preserve"> </w:t>
@@ -1405,7 +1505,7 @@
         <w:t xml:space="preserve"> </w:t>
       </w:r>
       <w:r>
-        <w:t xml:space="preserve">[45]</w:t>
+        <w:t xml:space="preserve">[52]</w:t>
       </w:r>
       <w:r>
         <w:t xml:space="preserve">, limitations</w:t>
@@ -1414,13 +1514,7 @@
         <w:t xml:space="preserve"> </w:t>
       </w:r>
       <w:r>
-        <w:t xml:space="preserve">[46]</w:t>
-      </w:r>
-      <w:r>
-        <w:t xml:space="preserve"> </w:t>
-      </w:r>
-      <w:r>
-        <w:t xml:space="preserve">[47]</w:t>
+        <w:t xml:space="preserve">[53]</w:t>
       </w:r>
     </w:p>
     <w:bookmarkEnd w:id="25"/>
@@ -1546,7 +1640,7 @@
         <w:t xml:space="preserve"> </w:t>
       </w:r>
       <w:r>
-        <w:t xml:space="preserve">[48]</w:t>
+        <w:t xml:space="preserve">[54]</w:t>
       </w:r>
       <w:r>
         <w:t xml:space="preserve"> </w:t>
@@ -1639,7 +1733,7 @@
         <w:t xml:space="preserve"> </w:t>
       </w:r>
       <w:r>
-        <w:t xml:space="preserve">[49]</w:t>
+        <w:t xml:space="preserve">[55]</w:t>
       </w:r>
       <w:r>
         <w:t xml:space="preserve">. The paper provides a framework for modelling soil plant interactions</w:t>
@@ -1656,7 +1750,7 @@
         <w:t xml:space="preserve"> </w:t>
       </w:r>
       <w:r>
-        <w:t xml:space="preserve">[50]</w:t>
+        <w:t xml:space="preserve">[56]</w:t>
       </w:r>
       <w:r>
         <w:t xml:space="preserve">, which is thought to be associated with transcriptional buffering of hosts by the natural microbiome</w:t>
@@ -1665,7 +1759,7 @@
         <w:t xml:space="preserve"> </w:t>
       </w:r>
       <w:r>
-        <w:t xml:space="preserve">[51]</w:t>
+        <w:t xml:space="preserve">[57]</w:t>
       </w:r>
       <w:r>
         <w:t xml:space="preserve">. Specific gut bacteria may provide a protective effect on their host.</w:t>
@@ -1706,7 +1800,7 @@
         <w:t xml:space="preserve"> </w:t>
       </w:r>
       <w:r>
-        <w:t xml:space="preserve">[52]</w:t>
+        <w:t xml:space="preserve">[58]</w:t>
       </w:r>
       <w:r>
         <w:t xml:space="preserve">. Moreover, this protective effect can influence the ability of the host to evolve further resistance to the heat shock and harboured more bacteria</w:t>
@@ -1715,7 +1809,7 @@
         <w:t xml:space="preserve"> </w:t>
       </w:r>
       <w:r>
-        <w:t xml:space="preserve">[53]</w:t>
+        <w:t xml:space="preserve">[59]</w:t>
       </w:r>
       <w:r>
         <w:t xml:space="preserve">. Even microbes that are normally parasitic on their hosts can generate benefits to them under stressful conditions. In the mussel</w:t>
@@ -1737,7 +1831,7 @@
         <w:t xml:space="preserve"> </w:t>
       </w:r>
       <w:r>
-        <w:t xml:space="preserve">[54]</w:t>
+        <w:t xml:space="preserve">[60]</w:t>
       </w:r>
       <w:r>
         <w:t xml:space="preserve">, On the other hand, many endosymbionts including those providing host benefits appear particularly sensitive to heat</w:t>
@@ -1746,7 +1840,7 @@
         <w:t xml:space="preserve"> </w:t>
       </w:r>
       <w:r>
-        <w:t xml:space="preserve">[55]</w:t>
+        <w:t xml:space="preserve">[61]</w:t>
       </w:r>
       <w:r>
         <w:t xml:space="preserve">. The density of</w:t>
@@ -1787,7 +1881,7 @@
         <w:t xml:space="preserve"> </w:t>
       </w:r>
       <w:r>
-        <w:t xml:space="preserve">[56]</w:t>
+        <w:t xml:space="preserve">[62]</w:t>
       </w:r>
       <w:r>
         <w:t xml:space="preserve">. Nevertheless, the heat tolerance of pea aphids can be sharply increased through a mutation in a heat shock protein encoded by</w:t>
@@ -1806,7 +1900,7 @@
         <w:t xml:space="preserve"> </w:t>
       </w:r>
       <w:r>
-        <w:t xml:space="preserve">[57]</w:t>
+        <w:t xml:space="preserve">[63]</w:t>
       </w:r>
       <w:r>
         <w:t xml:space="preserve">.</w:t>
@@ -1823,7 +1917,7 @@
         <w:t xml:space="preserve"> </w:t>
       </w:r>
       <w:r>
-        <w:t xml:space="preserve">[58,59]</w:t>
+        <w:t xml:space="preserve">[64,65]</w:t>
       </w:r>
       <w:r>
         <w:t xml:space="preserve">. These interactions are usually achieved by stimulating the production of essential phytohormones, secondary metabolites, organic acids, and amino acids that helps the plant to mitigate heat stress</w:t>
@@ -1832,7 +1926,7 @@
         <w:t xml:space="preserve"> </w:t>
       </w:r>
       <w:r>
-        <w:t xml:space="preserve">[60,61]</w:t>
+        <w:t xml:space="preserve">[66,67]</w:t>
       </w:r>
       <w:r>
         <w:t xml:space="preserve">. Under the current global climate change scenarios, each degree Celsius increase in global mean temperature is estimated to reduce the global yield of wheat by 6.0% and soybean (Glycine max) by 3.1%</w:t>
@@ -1841,7 +1935,7 @@
         <w:t xml:space="preserve"> </w:t>
       </w:r>
       <w:r>
-        <w:t xml:space="preserve">[62]</w:t>
+        <w:t xml:space="preserve">[68]</w:t>
       </w:r>
       <w:r>
         <w:t xml:space="preserve">. For instance, bread wheat (</w:t>
@@ -1860,7 +1954,7 @@
         <w:t xml:space="preserve"> </w:t>
       </w:r>
       <w:r>
-        <w:t xml:space="preserve">[63,64]</w:t>
+        <w:t xml:space="preserve">[69,70]</w:t>
       </w:r>
       <w:r>
         <w:t xml:space="preserve">. The complexity of plant-microbe interaction under heat stress means that enormous efforts are required to decipher the interaction networks at molecular, tissue, and organism levels. These cannot be fully understood without the advanced bioinformatics tools and models of Artificial Intelligence/Machine Learning (AI/ML) in the new era of AI for all aspects of sciences. There are excellent AI/ML models developed for plants</w:t>
@@ -1869,7 +1963,7 @@
         <w:t xml:space="preserve"> </w:t>
       </w:r>
       <w:r>
-        <w:t xml:space="preserve">[65,66]</w:t>
+        <w:t xml:space="preserve">[71,72]</w:t>
       </w:r>
       <w:r>
         <w:t xml:space="preserve"> </w:t>
@@ -1881,7 +1975,7 @@
         <w:t xml:space="preserve"> </w:t>
       </w:r>
       <w:r>
-        <w:t xml:space="preserve">[67]</w:t>
+        <w:t xml:space="preserve">[73]</w:t>
       </w:r>
       <w:r>
         <w:t xml:space="preserve">. However, comprehensive models with high prediction powers for plant microbe interactions are still lacking, which hampers our understanding of the heat tolerance in plants and microorganisms.</w:t>
@@ -1938,7 +2032,7 @@
         <w:t xml:space="preserve"> </w:t>
       </w:r>
       <w:r>
-        <w:t xml:space="preserve">[68]</w:t>
+        <w:t xml:space="preserve">[74]</w:t>
       </w:r>
       <w:r>
         <w:t xml:space="preserve"> </w:t>
@@ -1981,7 +2075,7 @@
         <w:t xml:space="preserve"> </w:t>
       </w:r>
       <w:r>
-        <w:t xml:space="preserve">[68]</w:t>
+        <w:t xml:space="preserve">[74]</w:t>
       </w:r>
       <w:r>
         <w:t xml:space="preserve"> </w:t>
@@ -2011,7 +2105,7 @@
         <w:t xml:space="preserve"> </w:t>
       </w:r>
       <w:r>
-        <w:t xml:space="preserve">[69]</w:t>
+        <w:t xml:space="preserve">[75]</w:t>
       </w:r>
       <w:r>
         <w:t xml:space="preserve">. Connects heat tolerance to population matrix models. And, shows acclimation responses (heat hardening).</w:t>
@@ -2331,7 +2425,7 @@
         <w:t xml:space="preserve"> </w:t>
       </w:r>
       <w:r>
-        <w:t xml:space="preserve">[70]</w:t>
+        <w:t xml:space="preserve">[76]</w:t>
       </w:r>
       <w:r>
         <w:t xml:space="preserve"> </w:t>
@@ -2359,7 +2453,7 @@
     </w:p>
     <w:bookmarkEnd w:id="38"/>
     <w:bookmarkEnd w:id="39"/>
-    <w:bookmarkStart w:id="111" w:name="references"/>
+    <w:bookmarkStart w:id="117" w:name="references"/>
     <w:p>
       <w:pPr>
         <w:pStyle w:val="Heading1"/>
@@ -2368,7 +2462,7 @@
         <w:t xml:space="preserve">References</w:t>
       </w:r>
     </w:p>
-    <w:bookmarkStart w:id="110" w:name="refs"/>
+    <w:bookmarkStart w:id="116" w:name="refs"/>
     <w:bookmarkStart w:id="40" w:name="ref-Barriopedro2023"/>
     <w:p>
       <w:pPr>
@@ -3682,7 +3776,7 @@
       </w:r>
     </w:p>
     <w:bookmarkEnd w:id="67"/>
-    <w:bookmarkStart w:id="68" w:name="ref-Marques2018"/>
+    <w:bookmarkStart w:id="68" w:name="ref-Kearney2010"/>
     <w:p>
       <w:pPr>
         <w:pStyle w:val="Bibliography"/>
@@ -3697,6 +3791,57 @@
         <w:t xml:space="preserve">	</w:t>
       </w:r>
       <w:r>
+        <w:t xml:space="preserve">Kearney, M.</w:t>
+      </w:r>
+      <w:r>
+        <w:t xml:space="preserve"> </w:t>
+      </w:r>
+      <w:r>
+        <w:rPr>
+          <w:i/>
+          <w:iCs/>
+        </w:rPr>
+        <w:t xml:space="preserve">et al.</w:t>
+      </w:r>
+      <w:r>
+        <w:t xml:space="preserve"> </w:t>
+      </w:r>
+      <w:r>
+        <w:t xml:space="preserve">(2010) Modelling the ecological niche from functional traits.</w:t>
+      </w:r>
+      <w:r>
+        <w:t xml:space="preserve"> </w:t>
+      </w:r>
+      <w:r>
+        <w:rPr>
+          <w:i/>
+          <w:iCs/>
+        </w:rPr>
+        <w:t xml:space="preserve">Philos. Trans. R. Soc. Lond. B Biol. Sci.</w:t>
+      </w:r>
+      <w:r>
+        <w:t xml:space="preserve"> </w:t>
+      </w:r>
+      <w:r>
+        <w:t xml:space="preserve">365, 3469–3483</w:t>
+      </w:r>
+    </w:p>
+    <w:bookmarkEnd w:id="68"/>
+    <w:bookmarkStart w:id="69" w:name="ref-Marques2018"/>
+    <w:p>
+      <w:pPr>
+        <w:pStyle w:val="Bibliography"/>
+      </w:pPr>
+      <w:r>
+        <w:t xml:space="preserve">30.</w:t>
+      </w:r>
+      <w:r>
+        <w:t xml:space="preserve"> </w:t>
+      </w:r>
+      <w:r>
+        <w:t xml:space="preserve">	</w:t>
+      </w:r>
+      <w:r>
         <w:t xml:space="preserve">Marques, G.M.</w:t>
       </w:r>
       <w:r>
@@ -3744,14 +3889,14 @@
         <w:t xml:space="preserve">14, e1006100</w:t>
       </w:r>
     </w:p>
-    <w:bookmarkEnd w:id="68"/>
-    <w:bookmarkStart w:id="69" w:name="ref-Kooijman2021"/>
+    <w:bookmarkEnd w:id="69"/>
+    <w:bookmarkStart w:id="70" w:name="ref-Kooijman2021"/>
     <w:p>
       <w:pPr>
         <w:pStyle w:val="Bibliography"/>
       </w:pPr>
       <w:r>
-        <w:t xml:space="preserve">30.</w:t>
+        <w:t xml:space="preserve">31.</w:t>
       </w:r>
       <w:r>
         <w:t xml:space="preserve"> </w:t>
@@ -3795,14 +3940,14 @@
         <w:t xml:space="preserve">9, coab086</w:t>
       </w:r>
     </w:p>
-    <w:bookmarkEnd w:id="69"/>
-    <w:bookmarkStart w:id="70" w:name="ref-Bruggeman2009"/>
+    <w:bookmarkEnd w:id="70"/>
+    <w:bookmarkStart w:id="71" w:name="ref-Bruggeman2009"/>
     <w:p>
       <w:pPr>
         <w:pStyle w:val="Bibliography"/>
       </w:pPr>
       <w:r>
-        <w:t xml:space="preserve">31.</w:t>
+        <w:t xml:space="preserve">32.</w:t>
       </w:r>
       <w:r>
         <w:t xml:space="preserve"> </w:t>
@@ -3855,14 +4000,14 @@
         <w:t xml:space="preserve">37, W179–W184</w:t>
       </w:r>
     </w:p>
-    <w:bookmarkEnd w:id="70"/>
-    <w:bookmarkStart w:id="71" w:name="ref-Kearney2017"/>
+    <w:bookmarkEnd w:id="71"/>
+    <w:bookmarkStart w:id="72" w:name="ref-Kearney2017"/>
     <w:p>
       <w:pPr>
         <w:pStyle w:val="Bibliography"/>
       </w:pPr>
       <w:r>
-        <w:t xml:space="preserve">32.</w:t>
+        <w:t xml:space="preserve">33.</w:t>
       </w:r>
       <w:r>
         <w:t xml:space="preserve"> </w:t>
@@ -3914,14 +4059,14 @@
         <w:t xml:space="preserve">40, 664–674</w:t>
       </w:r>
     </w:p>
-    <w:bookmarkEnd w:id="71"/>
-    <w:bookmarkStart w:id="72" w:name="ref-Kearney2020a"/>
+    <w:bookmarkEnd w:id="72"/>
+    <w:bookmarkStart w:id="73" w:name="ref-Kearney2020a"/>
     <w:p>
       <w:pPr>
         <w:pStyle w:val="Bibliography"/>
       </w:pPr>
       <w:r>
-        <w:t xml:space="preserve">33.</w:t>
+        <w:t xml:space="preserve">34.</w:t>
       </w:r>
       <w:r>
         <w:t xml:space="preserve"> </w:t>
@@ -3973,14 +4118,14 @@
         <w:t xml:space="preserve">43, 85–96</w:t>
       </w:r>
     </w:p>
-    <w:bookmarkEnd w:id="72"/>
-    <w:bookmarkStart w:id="73" w:name="ref-Delmas2019"/>
+    <w:bookmarkEnd w:id="73"/>
+    <w:bookmarkStart w:id="74" w:name="ref-Ricker1954a"/>
     <w:p>
       <w:pPr>
         <w:pStyle w:val="Bibliography"/>
       </w:pPr>
       <w:r>
-        <w:t xml:space="preserve">34.</w:t>
+        <w:t xml:space="preserve">35.</w:t>
       </w:r>
       <w:r>
         <w:t xml:space="preserve"> </w:t>
@@ -3989,6 +4134,261 @@
         <w:t xml:space="preserve">	</w:t>
       </w:r>
       <w:r>
+        <w:t xml:space="preserve">Ricker, W.E. (1954) Stock and recruitment.</w:t>
+      </w:r>
+      <w:r>
+        <w:t xml:space="preserve"> </w:t>
+      </w:r>
+      <w:r>
+        <w:rPr>
+          <w:i/>
+          <w:iCs/>
+        </w:rPr>
+        <w:t xml:space="preserve">J. Fish. Res. Board Can.</w:t>
+      </w:r>
+      <w:r>
+        <w:t xml:space="preserve"> </w:t>
+      </w:r>
+      <w:r>
+        <w:t xml:space="preserve">11, 559–623</w:t>
+      </w:r>
+    </w:p>
+    <w:bookmarkEnd w:id="74"/>
+    <w:bookmarkStart w:id="75" w:name="ref-Beverton2012"/>
+    <w:p>
+      <w:pPr>
+        <w:pStyle w:val="Bibliography"/>
+      </w:pPr>
+      <w:r>
+        <w:t xml:space="preserve">36.</w:t>
+      </w:r>
+      <w:r>
+        <w:t xml:space="preserve"> </w:t>
+      </w:r>
+      <w:r>
+        <w:t xml:space="preserve">	</w:t>
+      </w:r>
+      <w:r>
+        <w:t xml:space="preserve">Beverton, R.J.H. and Holt, S. (2012)</w:t>
+      </w:r>
+      <w:r>
+        <w:t xml:space="preserve"> </w:t>
+      </w:r>
+      <w:r>
+        <w:rPr>
+          <w:i/>
+          <w:iCs/>
+        </w:rPr>
+        <w:t xml:space="preserve">On the dynamics of exploited fish populations</w:t>
+      </w:r>
+      <w:r>
+        <w:t xml:space="preserve">, Springer</w:t>
+      </w:r>
+    </w:p>
+    <w:bookmarkEnd w:id="75"/>
+    <w:bookmarkStart w:id="76" w:name="ref-Bertness1994"/>
+    <w:p>
+      <w:pPr>
+        <w:pStyle w:val="Bibliography"/>
+      </w:pPr>
+      <w:r>
+        <w:t xml:space="preserve">37.</w:t>
+      </w:r>
+      <w:r>
+        <w:t xml:space="preserve"> </w:t>
+      </w:r>
+      <w:r>
+        <w:t xml:space="preserve">	</w:t>
+      </w:r>
+      <w:r>
+        <w:t xml:space="preserve">Bertness, M. and Callaway, R. (1994) Positive interactions in communities.</w:t>
+      </w:r>
+      <w:r>
+        <w:t xml:space="preserve"> </w:t>
+      </w:r>
+      <w:r>
+        <w:rPr>
+          <w:i/>
+          <w:iCs/>
+        </w:rPr>
+        <w:t xml:space="preserve">Trends Ecol. Evol.</w:t>
+      </w:r>
+      <w:r>
+        <w:t xml:space="preserve"> </w:t>
+      </w:r>
+      <w:r>
+        <w:t xml:space="preserve">9, 191–193</w:t>
+      </w:r>
+    </w:p>
+    <w:bookmarkEnd w:id="76"/>
+    <w:bookmarkStart w:id="77" w:name="ref-Bimler2018"/>
+    <w:p>
+      <w:pPr>
+        <w:pStyle w:val="Bibliography"/>
+      </w:pPr>
+      <w:r>
+        <w:t xml:space="preserve">38.</w:t>
+      </w:r>
+      <w:r>
+        <w:t xml:space="preserve"> </w:t>
+      </w:r>
+      <w:r>
+        <w:t xml:space="preserve">	</w:t>
+      </w:r>
+      <w:r>
+        <w:t xml:space="preserve">Bimler, M.D.</w:t>
+      </w:r>
+      <w:r>
+        <w:t xml:space="preserve"> </w:t>
+      </w:r>
+      <w:r>
+        <w:rPr>
+          <w:i/>
+          <w:iCs/>
+        </w:rPr>
+        <w:t xml:space="preserve">et al.</w:t>
+      </w:r>
+      <w:r>
+        <w:t xml:space="preserve"> </w:t>
+      </w:r>
+      <w:r>
+        <w:t xml:space="preserve">(2018) Accurate predictions of coexistence in natural systems require the inclusion of facilitative interactions and environmental dependency.</w:t>
+      </w:r>
+      <w:r>
+        <w:t xml:space="preserve"> </w:t>
+      </w:r>
+      <w:r>
+        <w:rPr>
+          <w:i/>
+          <w:iCs/>
+        </w:rPr>
+        <w:t xml:space="preserve">J. Ecol.</w:t>
+      </w:r>
+      <w:r>
+        <w:t xml:space="preserve"> </w:t>
+      </w:r>
+      <w:r>
+        <w:t xml:space="preserve">106, 1839–1852</w:t>
+      </w:r>
+    </w:p>
+    <w:bookmarkEnd w:id="77"/>
+    <w:bookmarkStart w:id="78" w:name="ref-Bowler2022"/>
+    <w:p>
+      <w:pPr>
+        <w:pStyle w:val="Bibliography"/>
+      </w:pPr>
+      <w:r>
+        <w:t xml:space="preserve">39.</w:t>
+      </w:r>
+      <w:r>
+        <w:t xml:space="preserve"> </w:t>
+      </w:r>
+      <w:r>
+        <w:t xml:space="preserve">	</w:t>
+      </w:r>
+      <w:r>
+        <w:t xml:space="preserve">Bowler, C.H.</w:t>
+      </w:r>
+      <w:r>
+        <w:t xml:space="preserve"> </w:t>
+      </w:r>
+      <w:r>
+        <w:rPr>
+          <w:i/>
+          <w:iCs/>
+        </w:rPr>
+        <w:t xml:space="preserve">et al.</w:t>
+      </w:r>
+      <w:r>
+        <w:t xml:space="preserve"> </w:t>
+      </w:r>
+      <w:r>
+        <w:t xml:space="preserve">(2022) Accounting for demographic uncertainty increases predictions for species coexistence: A case study with annual plants.</w:t>
+      </w:r>
+      <w:r>
+        <w:t xml:space="preserve"> </w:t>
+      </w:r>
+      <w:r>
+        <w:rPr>
+          <w:i/>
+          <w:iCs/>
+        </w:rPr>
+        <w:t xml:space="preserve">Ecol. Lett.</w:t>
+      </w:r>
+      <w:r>
+        <w:t xml:space="preserve"> </w:t>
+      </w:r>
+      <w:r>
+        <w:t xml:space="preserve">25, 1618–1628</w:t>
+      </w:r>
+    </w:p>
+    <w:bookmarkEnd w:id="78"/>
+    <w:bookmarkStart w:id="79" w:name="ref-Weiss-Lehman2022"/>
+    <w:p>
+      <w:pPr>
+        <w:pStyle w:val="Bibliography"/>
+      </w:pPr>
+      <w:r>
+        <w:t xml:space="preserve">40.</w:t>
+      </w:r>
+      <w:r>
+        <w:t xml:space="preserve"> </w:t>
+      </w:r>
+      <w:r>
+        <w:t xml:space="preserve">	</w:t>
+      </w:r>
+      <w:r>
+        <w:t xml:space="preserve">Weiss-Lehman, C.P.</w:t>
+      </w:r>
+      <w:r>
+        <w:t xml:space="preserve"> </w:t>
+      </w:r>
+      <w:r>
+        <w:rPr>
+          <w:i/>
+          <w:iCs/>
+        </w:rPr>
+        <w:t xml:space="preserve">et al.</w:t>
+      </w:r>
+      <w:r>
+        <w:t xml:space="preserve"> </w:t>
+      </w:r>
+      <w:r>
+        <w:t xml:space="preserve">(2022) Disentangling key species interactions in diverse and heterogeneous communities: A bayesian sparse modelling approach.</w:t>
+      </w:r>
+      <w:r>
+        <w:t xml:space="preserve"> </w:t>
+      </w:r>
+      <w:r>
+        <w:rPr>
+          <w:i/>
+          <w:iCs/>
+        </w:rPr>
+        <w:t xml:space="preserve">Ecol. Lett.</w:t>
+      </w:r>
+      <w:r>
+        <w:t xml:space="preserve"> </w:t>
+      </w:r>
+      <w:r>
+        <w:t xml:space="preserve">25, 1263–1276</w:t>
+      </w:r>
+    </w:p>
+    <w:bookmarkEnd w:id="79"/>
+    <w:bookmarkStart w:id="80" w:name="ref-Delmas2019"/>
+    <w:p>
+      <w:pPr>
+        <w:pStyle w:val="Bibliography"/>
+      </w:pPr>
+      <w:r>
+        <w:t xml:space="preserve">41.</w:t>
+      </w:r>
+      <w:r>
+        <w:t xml:space="preserve"> </w:t>
+      </w:r>
+      <w:r>
+        <w:t xml:space="preserve">	</w:t>
+      </w:r>
+      <w:r>
         <w:t xml:space="preserve">Delmas, E.</w:t>
       </w:r>
       <w:r>
@@ -4024,14 +4424,14 @@
         <w:t xml:space="preserve">94, 16–36</w:t>
       </w:r>
     </w:p>
-    <w:bookmarkEnd w:id="73"/>
-    <w:bookmarkStart w:id="74" w:name="ref-Godoy2019"/>
+    <w:bookmarkEnd w:id="80"/>
+    <w:bookmarkStart w:id="81" w:name="ref-Godoy2019"/>
     <w:p>
       <w:pPr>
         <w:pStyle w:val="Bibliography"/>
       </w:pPr>
       <w:r>
-        <w:t xml:space="preserve">35.</w:t>
+        <w:t xml:space="preserve">42.</w:t>
       </w:r>
       <w:r>
         <w:t xml:space="preserve"> </w:t>
@@ -4059,14 +4459,14 @@
         <w:t xml:space="preserve">33, 1190–1201</w:t>
       </w:r>
     </w:p>
-    <w:bookmarkEnd w:id="74"/>
-    <w:bookmarkStart w:id="75" w:name="ref-Poisot2021"/>
+    <w:bookmarkEnd w:id="81"/>
+    <w:bookmarkStart w:id="82" w:name="ref-Poisot2021"/>
     <w:p>
       <w:pPr>
         <w:pStyle w:val="Bibliography"/>
       </w:pPr>
       <w:r>
-        <w:t xml:space="preserve">36.</w:t>
+        <w:t xml:space="preserve">43.</w:t>
       </w:r>
       <w:r>
         <w:t xml:space="preserve"> </w:t>
@@ -4110,14 +4510,14 @@
         <w:t xml:space="preserve">48, 1552–1563</w:t>
       </w:r>
     </w:p>
-    <w:bookmarkEnd w:id="75"/>
-    <w:bookmarkStart w:id="76" w:name="ref-Hui2019"/>
+    <w:bookmarkEnd w:id="82"/>
+    <w:bookmarkStart w:id="83" w:name="ref-Hui2019"/>
     <w:p>
       <w:pPr>
         <w:pStyle w:val="Bibliography"/>
       </w:pPr>
       <w:r>
-        <w:t xml:space="preserve">37.</w:t>
+        <w:t xml:space="preserve">44.</w:t>
       </w:r>
       <w:r>
         <w:t xml:space="preserve"> </w:t>
@@ -4145,14 +4545,14 @@
         <w:t xml:space="preserve">34, 121–131</w:t>
       </w:r>
     </w:p>
-    <w:bookmarkEnd w:id="76"/>
-    <w:bookmarkStart w:id="77" w:name="ref-Gomez2023"/>
+    <w:bookmarkEnd w:id="83"/>
+    <w:bookmarkStart w:id="84" w:name="ref-Gomez2023"/>
     <w:p>
       <w:pPr>
         <w:pStyle w:val="Bibliography"/>
       </w:pPr>
       <w:r>
-        <w:t xml:space="preserve">38.</w:t>
+        <w:t xml:space="preserve">45.</w:t>
       </w:r>
       <w:r>
         <w:t xml:space="preserve"> </w:t>
@@ -4196,14 +4596,14 @@
         <w:t xml:space="preserve">26, S47–S61</w:t>
       </w:r>
     </w:p>
-    <w:bookmarkEnd w:id="77"/>
-    <w:bookmarkStart w:id="78" w:name="ref-Lytle2023"/>
+    <w:bookmarkEnd w:id="84"/>
+    <w:bookmarkStart w:id="85" w:name="ref-Lytle2023"/>
     <w:p>
       <w:pPr>
         <w:pStyle w:val="Bibliography"/>
       </w:pPr>
       <w:r>
-        <w:t xml:space="preserve">39.</w:t>
+        <w:t xml:space="preserve">46.</w:t>
       </w:r>
       <w:r>
         <w:t xml:space="preserve"> </w:t>
@@ -4231,14 +4631,14 @@
         <w:t xml:space="preserve">2, 26</w:t>
       </w:r>
     </w:p>
-    <w:bookmarkEnd w:id="78"/>
-    <w:bookmarkStart w:id="79" w:name="ref-Petsopoulos2021"/>
+    <w:bookmarkEnd w:id="85"/>
+    <w:bookmarkStart w:id="86" w:name="ref-Petsopoulos2021"/>
     <w:p>
       <w:pPr>
         <w:pStyle w:val="Bibliography"/>
       </w:pPr>
       <w:r>
-        <w:t xml:space="preserve">40.</w:t>
+        <w:t xml:space="preserve">47.</w:t>
       </w:r>
       <w:r>
         <w:t xml:space="preserve"> </w:t>
@@ -4276,14 +4676,14 @@
         <w:t xml:space="preserve">Ecol. Entomol.</w:t>
       </w:r>
     </w:p>
-    <w:bookmarkEnd w:id="79"/>
-    <w:bookmarkStart w:id="80" w:name="ref-Dale2021"/>
+    <w:bookmarkEnd w:id="86"/>
+    <w:bookmarkStart w:id="87" w:name="ref-Dale2021"/>
     <w:p>
       <w:pPr>
         <w:pStyle w:val="Bibliography"/>
       </w:pPr>
       <w:r>
-        <w:t xml:space="preserve">41.</w:t>
+        <w:t xml:space="preserve">48.</w:t>
       </w:r>
       <w:r>
         <w:t xml:space="preserve"> </w:t>
@@ -4308,14 +4708,14 @@
         <w:t xml:space="preserve">, Cambridge University Press</w:t>
       </w:r>
     </w:p>
-    <w:bookmarkEnd w:id="80"/>
-    <w:bookmarkStart w:id="81" w:name="ref-Lu2023"/>
+    <w:bookmarkEnd w:id="87"/>
+    <w:bookmarkStart w:id="88" w:name="ref-Lu2023"/>
     <w:p>
       <w:pPr>
         <w:pStyle w:val="Bibliography"/>
       </w:pPr>
       <w:r>
-        <w:t xml:space="preserve">42.</w:t>
+        <w:t xml:space="preserve">49.</w:t>
       </w:r>
       <w:r>
         <w:t xml:space="preserve"> </w:t>
@@ -4359,14 +4759,14 @@
         <w:t xml:space="preserve">33, 647–659</w:t>
       </w:r>
     </w:p>
-    <w:bookmarkEnd w:id="81"/>
-    <w:bookmarkStart w:id="82" w:name="ref-Carrara2015"/>
+    <w:bookmarkEnd w:id="88"/>
+    <w:bookmarkStart w:id="89" w:name="ref-Carrara2015"/>
     <w:p>
       <w:pPr>
         <w:pStyle w:val="Bibliography"/>
       </w:pPr>
       <w:r>
-        <w:t xml:space="preserve">43.</w:t>
+        <w:t xml:space="preserve">50.</w:t>
       </w:r>
       <w:r>
         <w:t xml:space="preserve"> </w:t>
@@ -4410,14 +4810,14 @@
         <w:t xml:space="preserve">6, 895–906</w:t>
       </w:r>
     </w:p>
-    <w:bookmarkEnd w:id="82"/>
-    <w:bookmarkStart w:id="83" w:name="ref-Vitali2022"/>
+    <w:bookmarkEnd w:id="89"/>
+    <w:bookmarkStart w:id="90" w:name="ref-Vitali2022"/>
     <w:p>
       <w:pPr>
         <w:pStyle w:val="Bibliography"/>
       </w:pPr>
       <w:r>
-        <w:t xml:space="preserve">44.</w:t>
+        <w:t xml:space="preserve">51.</w:t>
       </w:r>
       <w:r>
         <w:t xml:space="preserve"> </w:t>
@@ -4461,14 +4861,14 @@
         <w:t xml:space="preserve">103, e03547</w:t>
       </w:r>
     </w:p>
-    <w:bookmarkEnd w:id="83"/>
-    <w:bookmarkStart w:id="84" w:name="ref-Riva2023"/>
+    <w:bookmarkEnd w:id="90"/>
+    <w:bookmarkStart w:id="91" w:name="ref-Riva2023"/>
     <w:p>
       <w:pPr>
         <w:pStyle w:val="Bibliography"/>
       </w:pPr>
       <w:r>
-        <w:t xml:space="preserve">45.</w:t>
+        <w:t xml:space="preserve">52.</w:t>
       </w:r>
       <w:r>
         <w:t xml:space="preserve"> </w:t>
@@ -4512,14 +4912,14 @@
         <w:t xml:space="preserve">9, eabq4207</w:t>
       </w:r>
     </w:p>
-    <w:bookmarkEnd w:id="84"/>
-    <w:bookmarkStart w:id="85" w:name="ref-Terry2020"/>
+    <w:bookmarkEnd w:id="91"/>
+    <w:bookmarkStart w:id="92" w:name="ref-Terry2020"/>
     <w:p>
       <w:pPr>
         <w:pStyle w:val="Bibliography"/>
       </w:pPr>
       <w:r>
-        <w:t xml:space="preserve">46.</w:t>
+        <w:t xml:space="preserve">53.</w:t>
       </w:r>
       <w:r>
         <w:t xml:space="preserve"> </w:t>
@@ -4547,14 +4947,14 @@
         <w:t xml:space="preserve">101, e03047</w:t>
       </w:r>
     </w:p>
-    <w:bookmarkEnd w:id="85"/>
-    <w:bookmarkStart w:id="86" w:name="ref-Weiss-Lehman2022"/>
+    <w:bookmarkEnd w:id="92"/>
+    <w:bookmarkStart w:id="93" w:name="ref-Marquez2007"/>
     <w:p>
       <w:pPr>
         <w:pStyle w:val="Bibliography"/>
       </w:pPr>
       <w:r>
-        <w:t xml:space="preserve">47.</w:t>
+        <w:t xml:space="preserve">54.</w:t>
       </w:r>
       <w:r>
         <w:t xml:space="preserve"> </w:t>
@@ -4563,7 +4963,7 @@
         <w:t xml:space="preserve">	</w:t>
       </w:r>
       <w:r>
-        <w:t xml:space="preserve">Weiss-Lehman, C.P.</w:t>
+        <w:t xml:space="preserve">Márquez, L.M.</w:t>
       </w:r>
       <w:r>
         <w:t xml:space="preserve"> </w:t>
@@ -4579,7 +4979,58 @@
         <w:t xml:space="preserve"> </w:t>
       </w:r>
       <w:r>
-        <w:t xml:space="preserve">(2022) Disentangling key species interactions in diverse and heterogeneous communities: A bayesian sparse modelling approach.</w:t>
+        <w:t xml:space="preserve">(2007) A virus in a fungus in a plant: Three-way symbiosis required for thermal tolerance.</w:t>
+      </w:r>
+      <w:r>
+        <w:t xml:space="preserve"> </w:t>
+      </w:r>
+      <w:r>
+        <w:rPr>
+          <w:i/>
+          <w:iCs/>
+        </w:rPr>
+        <w:t xml:space="preserve">Science</w:t>
+      </w:r>
+      <w:r>
+        <w:t xml:space="preserve"> </w:t>
+      </w:r>
+      <w:r>
+        <w:t xml:space="preserve">315, 513–515</w:t>
+      </w:r>
+    </w:p>
+    <w:bookmarkEnd w:id="93"/>
+    <w:bookmarkStart w:id="94" w:name="ref-Zou2024"/>
+    <w:p>
+      <w:pPr>
+        <w:pStyle w:val="Bibliography"/>
+      </w:pPr>
+      <w:r>
+        <w:t xml:space="preserve">55.</w:t>
+      </w:r>
+      <w:r>
+        <w:t xml:space="preserve"> </w:t>
+      </w:r>
+      <w:r>
+        <w:t xml:space="preserve">	</w:t>
+      </w:r>
+      <w:r>
+        <w:t xml:space="preserve">Zou, H.-X.</w:t>
+      </w:r>
+      <w:r>
+        <w:t xml:space="preserve"> </w:t>
+      </w:r>
+      <w:r>
+        <w:rPr>
+          <w:i/>
+          <w:iCs/>
+        </w:rPr>
+        <w:t xml:space="preserve">et al.</w:t>
+      </w:r>
+      <w:r>
+        <w:t xml:space="preserve"> </w:t>
+      </w:r>
+      <w:r>
+        <w:t xml:space="preserve">(2024) Time-dependent interaction modification generated from plant–soil feedback.</w:t>
       </w:r>
       <w:r>
         <w:t xml:space="preserve"> </w:t>
@@ -4595,17 +5046,17 @@
         <w:t xml:space="preserve"> </w:t>
       </w:r>
       <w:r>
-        <w:t xml:space="preserve">25, 1263–1276</w:t>
-      </w:r>
-    </w:p>
-    <w:bookmarkEnd w:id="86"/>
-    <w:bookmarkStart w:id="87" w:name="ref-Marquez2007"/>
+        <w:t xml:space="preserve">27, e14432</w:t>
+      </w:r>
+    </w:p>
+    <w:bookmarkEnd w:id="94"/>
+    <w:bookmarkStart w:id="95" w:name="ref-Fontaine2022"/>
     <w:p>
       <w:pPr>
         <w:pStyle w:val="Bibliography"/>
       </w:pPr>
       <w:r>
-        <w:t xml:space="preserve">48.</w:t>
+        <w:t xml:space="preserve">56.</w:t>
       </w:r>
       <w:r>
         <w:t xml:space="preserve"> </w:t>
@@ -4614,7 +5065,7 @@
         <w:t xml:space="preserve">	</w:t>
       </w:r>
       <w:r>
-        <w:t xml:space="preserve">Márquez, L.M.</w:t>
+        <w:t xml:space="preserve">Fontaine, S.S.</w:t>
       </w:r>
       <w:r>
         <w:t xml:space="preserve"> </w:t>
@@ -4630,7 +5081,482 @@
         <w:t xml:space="preserve"> </w:t>
       </w:r>
       <w:r>
-        <w:t xml:space="preserve">(2007) A virus in a fungus in a plant: Three-way symbiosis required for thermal tolerance.</w:t>
+        <w:t xml:space="preserve">(2022) Experimental manipulation of microbiota reduces host thermal tolerance and fitness under heat stress in a vertebrate ectotherm.</w:t>
+      </w:r>
+      <w:r>
+        <w:t xml:space="preserve"> </w:t>
+      </w:r>
+      <w:r>
+        <w:rPr>
+          <w:i/>
+          <w:iCs/>
+        </w:rPr>
+        <w:t xml:space="preserve">Nat. Ecol. Evol.</w:t>
+      </w:r>
+      <w:r>
+        <w:t xml:space="preserve"> </w:t>
+      </w:r>
+      <w:r>
+        <w:t xml:space="preserve">6, 405–417</w:t>
+      </w:r>
+    </w:p>
+    <w:bookmarkEnd w:id="95"/>
+    <w:bookmarkStart w:id="96" w:name="ref-Fontaine2023"/>
+    <w:p>
+      <w:pPr>
+        <w:pStyle w:val="Bibliography"/>
+      </w:pPr>
+      <w:r>
+        <w:t xml:space="preserve">57.</w:t>
+      </w:r>
+      <w:r>
+        <w:t xml:space="preserve"> </w:t>
+      </w:r>
+      <w:r>
+        <w:t xml:space="preserve">	</w:t>
+      </w:r>
+      <w:r>
+        <w:t xml:space="preserve">Fontaine, S.S. and Kohl, K.D. (2023) The microbiome buffers tadpole hosts from heat stress: A hologenomic approach to understand host-microbe interactions under warming.</w:t>
+      </w:r>
+      <w:r>
+        <w:t xml:space="preserve"> </w:t>
+      </w:r>
+      <w:r>
+        <w:rPr>
+          <w:i/>
+          <w:iCs/>
+        </w:rPr>
+        <w:t xml:space="preserve">J. Exp. Biol.</w:t>
+      </w:r>
+      <w:r>
+        <w:t xml:space="preserve"> </w:t>
+      </w:r>
+      <w:r>
+        <w:t xml:space="preserve">226, jeb245191</w:t>
+      </w:r>
+    </w:p>
+    <w:bookmarkEnd w:id="96"/>
+    <w:bookmarkStart w:id="97" w:name="ref-Hoang2019"/>
+    <w:p>
+      <w:pPr>
+        <w:pStyle w:val="Bibliography"/>
+      </w:pPr>
+      <w:r>
+        <w:t xml:space="preserve">58.</w:t>
+      </w:r>
+      <w:r>
+        <w:t xml:space="preserve"> </w:t>
+      </w:r>
+      <w:r>
+        <w:t xml:space="preserve">	</w:t>
+      </w:r>
+      <w:r>
+        <w:t xml:space="preserve">Hoang, K.L.</w:t>
+      </w:r>
+      <w:r>
+        <w:t xml:space="preserve"> </w:t>
+      </w:r>
+      <w:r>
+        <w:rPr>
+          <w:i/>
+          <w:iCs/>
+        </w:rPr>
+        <w:t xml:space="preserve">et al.</w:t>
+      </w:r>
+      <w:r>
+        <w:t xml:space="preserve"> </w:t>
+      </w:r>
+      <w:r>
+        <w:t xml:space="preserve">(2019) The effects of bacillus subtilis on caenorhabditis elegans fitness after heat stress.</w:t>
+      </w:r>
+      <w:r>
+        <w:t xml:space="preserve"> </w:t>
+      </w:r>
+      <w:r>
+        <w:rPr>
+          <w:i/>
+          <w:iCs/>
+        </w:rPr>
+        <w:t xml:space="preserve">Ecol. Evol.</w:t>
+      </w:r>
+      <w:r>
+        <w:t xml:space="preserve"> </w:t>
+      </w:r>
+      <w:r>
+        <w:t xml:space="preserve">9, 3491–3499</w:t>
+      </w:r>
+    </w:p>
+    <w:bookmarkEnd w:id="97"/>
+    <w:bookmarkStart w:id="98" w:name="ref-Gehman2019"/>
+    <w:p>
+      <w:pPr>
+        <w:pStyle w:val="Bibliography"/>
+      </w:pPr>
+      <w:r>
+        <w:t xml:space="preserve">59.</w:t>
+      </w:r>
+      <w:r>
+        <w:t xml:space="preserve"> </w:t>
+      </w:r>
+      <w:r>
+        <w:t xml:space="preserve">	</w:t>
+      </w:r>
+      <w:r>
+        <w:t xml:space="preserve">Gehman, A.-L.M. and Harley, C.D.G. (2019) Symbiotic endolithic microbes alter host morphology and reduce host vulnerability to high environmental temperatures.</w:t>
+      </w:r>
+      <w:r>
+        <w:t xml:space="preserve"> </w:t>
+      </w:r>
+      <w:r>
+        <w:rPr>
+          <w:i/>
+          <w:iCs/>
+        </w:rPr>
+        <w:t xml:space="preserve">Ecosphere</w:t>
+      </w:r>
+      <w:r>
+        <w:t xml:space="preserve"> </w:t>
+      </w:r>
+      <w:r>
+        <w:t xml:space="preserve">10, e02683</w:t>
+      </w:r>
+    </w:p>
+    <w:bookmarkEnd w:id="98"/>
+    <w:bookmarkStart w:id="99" w:name="ref-Hoang2021"/>
+    <w:p>
+      <w:pPr>
+        <w:pStyle w:val="Bibliography"/>
+      </w:pPr>
+      <w:r>
+        <w:t xml:space="preserve">60.</w:t>
+      </w:r>
+      <w:r>
+        <w:t xml:space="preserve"> </w:t>
+      </w:r>
+      <w:r>
+        <w:t xml:space="preserve">	</w:t>
+      </w:r>
+      <w:r>
+        <w:t xml:space="preserve">Hoang, K.L.</w:t>
+      </w:r>
+      <w:r>
+        <w:t xml:space="preserve"> </w:t>
+      </w:r>
+      <w:r>
+        <w:rPr>
+          <w:i/>
+          <w:iCs/>
+        </w:rPr>
+        <w:t xml:space="preserve">et al.</w:t>
+      </w:r>
+      <w:r>
+        <w:t xml:space="preserve"> </w:t>
+      </w:r>
+      <w:r>
+        <w:t xml:space="preserve">(2021) Association with a novel protective microbe facilitates host adaptation to a stressful environment.</w:t>
+      </w:r>
+      <w:r>
+        <w:t xml:space="preserve"> </w:t>
+      </w:r>
+      <w:r>
+        <w:rPr>
+          <w:i/>
+          <w:iCs/>
+        </w:rPr>
+        <w:t xml:space="preserve">Evol. Lett.</w:t>
+      </w:r>
+      <w:r>
+        <w:t xml:space="preserve"> </w:t>
+      </w:r>
+      <w:r>
+        <w:t xml:space="preserve">5, 118–129</w:t>
+      </w:r>
+    </w:p>
+    <w:bookmarkEnd w:id="99"/>
+    <w:bookmarkStart w:id="100" w:name="ref-Corbin2016"/>
+    <w:p>
+      <w:pPr>
+        <w:pStyle w:val="Bibliography"/>
+      </w:pPr>
+      <w:r>
+        <w:t xml:space="preserve">61.</w:t>
+      </w:r>
+      <w:r>
+        <w:t xml:space="preserve"> </w:t>
+      </w:r>
+      <w:r>
+        <w:t xml:space="preserve">	</w:t>
+      </w:r>
+      <w:r>
+        <w:t xml:space="preserve">Corbin, C.</w:t>
+      </w:r>
+      <w:r>
+        <w:t xml:space="preserve"> </w:t>
+      </w:r>
+      <w:r>
+        <w:rPr>
+          <w:i/>
+          <w:iCs/>
+        </w:rPr>
+        <w:t xml:space="preserve">et al.</w:t>
+      </w:r>
+      <w:r>
+        <w:t xml:space="preserve"> </w:t>
+      </w:r>
+      <w:r>
+        <w:t xml:space="preserve">(2016) Heritable symbionts in a world of varying temperature.</w:t>
+      </w:r>
+      <w:r>
+        <w:t xml:space="preserve"> </w:t>
+      </w:r>
+      <w:r>
+        <w:rPr>
+          <w:i/>
+          <w:iCs/>
+        </w:rPr>
+        <w:t xml:space="preserve">Heredity (Edinb.)</w:t>
+      </w:r>
+      <w:r>
+        <w:t xml:space="preserve"> </w:t>
+      </w:r>
+      <w:r>
+        <w:t xml:space="preserve">118, 10–20</w:t>
+      </w:r>
+    </w:p>
+    <w:bookmarkEnd w:id="100"/>
+    <w:bookmarkStart w:id="101" w:name="ref-Zhang2019"/>
+    <w:p>
+      <w:pPr>
+        <w:pStyle w:val="Bibliography"/>
+      </w:pPr>
+      <w:r>
+        <w:t xml:space="preserve">62.</w:t>
+      </w:r>
+      <w:r>
+        <w:t xml:space="preserve"> </w:t>
+      </w:r>
+      <w:r>
+        <w:t xml:space="preserve">	</w:t>
+      </w:r>
+      <w:r>
+        <w:t xml:space="preserve">Zhang, B.</w:t>
+      </w:r>
+      <w:r>
+        <w:t xml:space="preserve"> </w:t>
+      </w:r>
+      <w:r>
+        <w:rPr>
+          <w:i/>
+          <w:iCs/>
+        </w:rPr>
+        <w:t xml:space="preserve">et al.</w:t>
+      </w:r>
+      <w:r>
+        <w:t xml:space="preserve"> </w:t>
+      </w:r>
+      <w:r>
+        <w:t xml:space="preserve">(2019) Obligate bacterial endosymbionts limit thermal tolerance of insect host species.</w:t>
+      </w:r>
+      <w:r>
+        <w:t xml:space="preserve"> </w:t>
+      </w:r>
+      <w:r>
+        <w:rPr>
+          <w:i/>
+          <w:iCs/>
+        </w:rPr>
+        <w:t xml:space="preserve">Proc. Natl. Acad. Sci. U. S. A.</w:t>
+      </w:r>
+      <w:r>
+        <w:t xml:space="preserve"> </w:t>
+      </w:r>
+      <w:r>
+        <w:t xml:space="preserve">116, 24712–24718</w:t>
+      </w:r>
+    </w:p>
+    <w:bookmarkEnd w:id="101"/>
+    <w:bookmarkStart w:id="102" w:name="ref-Dunbar2007"/>
+    <w:p>
+      <w:pPr>
+        <w:pStyle w:val="Bibliography"/>
+      </w:pPr>
+      <w:r>
+        <w:t xml:space="preserve">63.</w:t>
+      </w:r>
+      <w:r>
+        <w:t xml:space="preserve"> </w:t>
+      </w:r>
+      <w:r>
+        <w:t xml:space="preserve">	</w:t>
+      </w:r>
+      <w:r>
+        <w:t xml:space="preserve">Dunbar, H.E.</w:t>
+      </w:r>
+      <w:r>
+        <w:t xml:space="preserve"> </w:t>
+      </w:r>
+      <w:r>
+        <w:rPr>
+          <w:i/>
+          <w:iCs/>
+        </w:rPr>
+        <w:t xml:space="preserve">et al.</w:t>
+      </w:r>
+      <w:r>
+        <w:t xml:space="preserve"> </w:t>
+      </w:r>
+      <w:r>
+        <w:t xml:space="preserve">(2007) Aphid thermal tolerance is governed by a point mutation in bacterial symbionts.</w:t>
+      </w:r>
+      <w:r>
+        <w:t xml:space="preserve"> </w:t>
+      </w:r>
+      <w:r>
+        <w:rPr>
+          <w:i/>
+          <w:iCs/>
+        </w:rPr>
+        <w:t xml:space="preserve">PLoS Biol.</w:t>
+      </w:r>
+      <w:r>
+        <w:t xml:space="preserve"> </w:t>
+      </w:r>
+      <w:r>
+        <w:t xml:space="preserve">5, e96</w:t>
+      </w:r>
+    </w:p>
+    <w:bookmarkEnd w:id="102"/>
+    <w:bookmarkStart w:id="103" w:name="ref-Chouhan2023"/>
+    <w:p>
+      <w:pPr>
+        <w:pStyle w:val="Bibliography"/>
+      </w:pPr>
+      <w:r>
+        <w:t xml:space="preserve">64.</w:t>
+      </w:r>
+      <w:r>
+        <w:t xml:space="preserve"> </w:t>
+      </w:r>
+      <w:r>
+        <w:t xml:space="preserve">	</w:t>
+      </w:r>
+      <w:r>
+        <w:t xml:space="preserve">Chouhan, D.</w:t>
+      </w:r>
+      <w:r>
+        <w:t xml:space="preserve"> </w:t>
+      </w:r>
+      <w:r>
+        <w:rPr>
+          <w:i/>
+          <w:iCs/>
+        </w:rPr>
+        <w:t xml:space="preserve">et al.</w:t>
+      </w:r>
+      <w:r>
+        <w:t xml:space="preserve"> </w:t>
+      </w:r>
+      <w:r>
+        <w:t xml:space="preserve">(2023) Plant-microbe interaction and their role in mitigation of heat stress. In</w:t>
+      </w:r>
+      <w:r>
+        <w:t xml:space="preserve"> </w:t>
+      </w:r>
+      <w:r>
+        <w:rPr>
+          <w:i/>
+          <w:iCs/>
+        </w:rPr>
+        <w:t xml:space="preserve">Rhizosphere biology</w:t>
+      </w:r>
+      <w:r>
+        <w:t xml:space="preserve">, pp. 127–147, Springer Nature Singapore</w:t>
+      </w:r>
+    </w:p>
+    <w:bookmarkEnd w:id="103"/>
+    <w:bookmarkStart w:id="104" w:name="ref-Liu2025"/>
+    <w:p>
+      <w:pPr>
+        <w:pStyle w:val="Bibliography"/>
+      </w:pPr>
+      <w:r>
+        <w:t xml:space="preserve">65.</w:t>
+      </w:r>
+      <w:r>
+        <w:t xml:space="preserve"> </w:t>
+      </w:r>
+      <w:r>
+        <w:t xml:space="preserve">	</w:t>
+      </w:r>
+      <w:r>
+        <w:t xml:space="preserve">Liu, Y.</w:t>
+      </w:r>
+      <w:r>
+        <w:t xml:space="preserve"> </w:t>
+      </w:r>
+      <w:r>
+        <w:rPr>
+          <w:i/>
+          <w:iCs/>
+        </w:rPr>
+        <w:t xml:space="preserve">et al.</w:t>
+      </w:r>
+      <w:r>
+        <w:t xml:space="preserve"> </w:t>
+      </w:r>
+      <w:r>
+        <w:t xml:space="preserve">(2025) Beneficial microorganisms: Regulating growth and defense for plant welfare.</w:t>
+      </w:r>
+      <w:r>
+        <w:t xml:space="preserve"> </w:t>
+      </w:r>
+      <w:r>
+        <w:rPr>
+          <w:i/>
+          <w:iCs/>
+        </w:rPr>
+        <w:t xml:space="preserve">Plant Biotechnol. J.</w:t>
+      </w:r>
+      <w:r>
+        <w:t xml:space="preserve"> </w:t>
+      </w:r>
+      <w:r>
+        <w:t xml:space="preserve">23, 986–998</w:t>
+      </w:r>
+    </w:p>
+    <w:bookmarkEnd w:id="104"/>
+    <w:bookmarkStart w:id="105" w:name="ref-Huang2019"/>
+    <w:p>
+      <w:pPr>
+        <w:pStyle w:val="Bibliography"/>
+      </w:pPr>
+      <w:r>
+        <w:t xml:space="preserve">66.</w:t>
+      </w:r>
+      <w:r>
+        <w:t xml:space="preserve"> </w:t>
+      </w:r>
+      <w:r>
+        <w:t xml:space="preserve">	</w:t>
+      </w:r>
+      <w:r>
+        <w:t xml:space="preserve">Huang, A.C.</w:t>
+      </w:r>
+      <w:r>
+        <w:t xml:space="preserve"> </w:t>
+      </w:r>
+      <w:r>
+        <w:rPr>
+          <w:i/>
+          <w:iCs/>
+        </w:rPr>
+        <w:t xml:space="preserve">et al.</w:t>
+      </w:r>
+      <w:r>
+        <w:t xml:space="preserve"> </w:t>
+      </w:r>
+      <w:r>
+        <w:t xml:space="preserve">(2019) A specialized metabolic network selectively modulates arabidopsis root microbiota.</w:t>
       </w:r>
       <w:r>
         <w:t xml:space="preserve"> </w:t>
@@ -4646,17 +5572,17 @@
         <w:t xml:space="preserve"> </w:t>
       </w:r>
       <w:r>
-        <w:t xml:space="preserve">315, 513–515</w:t>
-      </w:r>
-    </w:p>
-    <w:bookmarkEnd w:id="87"/>
-    <w:bookmarkStart w:id="88" w:name="ref-Zou2024"/>
+        <w:t xml:space="preserve">364, eaau6389</w:t>
+      </w:r>
+    </w:p>
+    <w:bookmarkEnd w:id="105"/>
+    <w:bookmarkStart w:id="106" w:name="ref-Dastogeer2022"/>
     <w:p>
       <w:pPr>
         <w:pStyle w:val="Bibliography"/>
       </w:pPr>
       <w:r>
-        <w:t xml:space="preserve">49.</w:t>
+        <w:t xml:space="preserve">67.</w:t>
       </w:r>
       <w:r>
         <w:t xml:space="preserve"> </w:t>
@@ -4665,7 +5591,7 @@
         <w:t xml:space="preserve">	</w:t>
       </w:r>
       <w:r>
-        <w:t xml:space="preserve">Zou, H.-X.</w:t>
+        <w:t xml:space="preserve">Dastogeer, K.M.G.</w:t>
       </w:r>
       <w:r>
         <w:t xml:space="preserve"> </w:t>
@@ -4681,33 +5607,33 @@
         <w:t xml:space="preserve"> </w:t>
       </w:r>
       <w:r>
-        <w:t xml:space="preserve">(2024) Time-dependent interaction modification generated from plant–soil feedback.</w:t>
-      </w:r>
-      <w:r>
-        <w:t xml:space="preserve"> </w:t>
-      </w:r>
-      <w:r>
-        <w:rPr>
-          <w:i/>
-          <w:iCs/>
-        </w:rPr>
-        <w:t xml:space="preserve">Ecol. Lett.</w:t>
-      </w:r>
-      <w:r>
-        <w:t xml:space="preserve"> </w:t>
-      </w:r>
-      <w:r>
-        <w:t xml:space="preserve">27, e14432</w:t>
-      </w:r>
-    </w:p>
-    <w:bookmarkEnd w:id="88"/>
-    <w:bookmarkStart w:id="89" w:name="ref-Fontaine2022"/>
+        <w:t xml:space="preserve">(2022) Microbe-mediated thermotolerance in plants and pertinent mechanisms- a meta-analysis and review.</w:t>
+      </w:r>
+      <w:r>
+        <w:t xml:space="preserve"> </w:t>
+      </w:r>
+      <w:r>
+        <w:rPr>
+          <w:i/>
+          <w:iCs/>
+        </w:rPr>
+        <w:t xml:space="preserve">Front. Microbiol.</w:t>
+      </w:r>
+      <w:r>
+        <w:t xml:space="preserve"> </w:t>
+      </w:r>
+      <w:r>
+        <w:t xml:space="preserve">13, 833566</w:t>
+      </w:r>
+    </w:p>
+    <w:bookmarkEnd w:id="106"/>
+    <w:bookmarkStart w:id="107" w:name="ref-Shekhawat2022"/>
     <w:p>
       <w:pPr>
         <w:pStyle w:val="Bibliography"/>
       </w:pPr>
       <w:r>
-        <w:t xml:space="preserve">50.</w:t>
+        <w:t xml:space="preserve">68.</w:t>
       </w:r>
       <w:r>
         <w:t xml:space="preserve"> </w:t>
@@ -4716,7 +5642,7 @@
         <w:t xml:space="preserve">	</w:t>
       </w:r>
       <w:r>
-        <w:t xml:space="preserve">Fontaine, S.S.</w:t>
+        <w:t xml:space="preserve">Shekhawat, K.</w:t>
       </w:r>
       <w:r>
         <w:t xml:space="preserve"> </w:t>
@@ -4732,33 +5658,33 @@
         <w:t xml:space="preserve"> </w:t>
       </w:r>
       <w:r>
-        <w:t xml:space="preserve">(2022) Experimental manipulation of microbiota reduces host thermal tolerance and fitness under heat stress in a vertebrate ectotherm.</w:t>
-      </w:r>
-      <w:r>
-        <w:t xml:space="preserve"> </w:t>
-      </w:r>
-      <w:r>
-        <w:rPr>
-          <w:i/>
-          <w:iCs/>
-        </w:rPr>
-        <w:t xml:space="preserve">Nat. Ecol. Evol.</w:t>
-      </w:r>
-      <w:r>
-        <w:t xml:space="preserve"> </w:t>
-      </w:r>
-      <w:r>
-        <w:t xml:space="preserve">6, 405–417</w:t>
-      </w:r>
-    </w:p>
-    <w:bookmarkEnd w:id="89"/>
-    <w:bookmarkStart w:id="90" w:name="ref-Fontaine2023"/>
+        <w:t xml:space="preserve">(2022) Beat the heat: Plant- and microbe-mediated strategies for crop thermotolerance.</w:t>
+      </w:r>
+      <w:r>
+        <w:t xml:space="preserve"> </w:t>
+      </w:r>
+      <w:r>
+        <w:rPr>
+          <w:i/>
+          <w:iCs/>
+        </w:rPr>
+        <w:t xml:space="preserve">Trends Plant Sci.</w:t>
+      </w:r>
+      <w:r>
+        <w:t xml:space="preserve"> </w:t>
+      </w:r>
+      <w:r>
+        <w:t xml:space="preserve">27, 802–813</w:t>
+      </w:r>
+    </w:p>
+    <w:bookmarkEnd w:id="107"/>
+    <w:bookmarkStart w:id="108" w:name="ref-Lobell2012"/>
     <w:p>
       <w:pPr>
         <w:pStyle w:val="Bibliography"/>
       </w:pPr>
       <w:r>
-        <w:t xml:space="preserve">51.</w:t>
+        <w:t xml:space="preserve">69.</w:t>
       </w:r>
       <w:r>
         <w:t xml:space="preserve"> </w:t>
@@ -4767,33 +5693,49 @@
         <w:t xml:space="preserve">	</w:t>
       </w:r>
       <w:r>
-        <w:t xml:space="preserve">Fontaine, S.S. and Kohl, K.D. (2023) The microbiome buffers tadpole hosts from heat stress: A hologenomic approach to understand host-microbe interactions under warming.</w:t>
-      </w:r>
-      <w:r>
-        <w:t xml:space="preserve"> </w:t>
-      </w:r>
-      <w:r>
-        <w:rPr>
-          <w:i/>
-          <w:iCs/>
-        </w:rPr>
-        <w:t xml:space="preserve">J. Exp. Biol.</w:t>
-      </w:r>
-      <w:r>
-        <w:t xml:space="preserve"> </w:t>
-      </w:r>
-      <w:r>
-        <w:t xml:space="preserve">226, jeb245191</w:t>
-      </w:r>
-    </w:p>
-    <w:bookmarkEnd w:id="90"/>
-    <w:bookmarkStart w:id="91" w:name="ref-Hoang2019"/>
+        <w:t xml:space="preserve">Lobell, D.B.</w:t>
+      </w:r>
+      <w:r>
+        <w:t xml:space="preserve"> </w:t>
+      </w:r>
+      <w:r>
+        <w:rPr>
+          <w:i/>
+          <w:iCs/>
+        </w:rPr>
+        <w:t xml:space="preserve">et al.</w:t>
+      </w:r>
+      <w:r>
+        <w:t xml:space="preserve"> </w:t>
+      </w:r>
+      <w:r>
+        <w:t xml:space="preserve">(2012) Extreme heat effects on wheat senescence in india.</w:t>
+      </w:r>
+      <w:r>
+        <w:t xml:space="preserve"> </w:t>
+      </w:r>
+      <w:r>
+        <w:rPr>
+          <w:i/>
+          <w:iCs/>
+        </w:rPr>
+        <w:t xml:space="preserve">Nat. Clim. Chang.</w:t>
+      </w:r>
+      <w:r>
+        <w:t xml:space="preserve"> </w:t>
+      </w:r>
+      <w:r>
+        <w:t xml:space="preserve">2, 186–189</w:t>
+      </w:r>
+    </w:p>
+    <w:bookmarkEnd w:id="108"/>
+    <w:bookmarkStart w:id="109" w:name="ref-Farooq2011"/>
     <w:p>
       <w:pPr>
         <w:pStyle w:val="Bibliography"/>
       </w:pPr>
       <w:r>
-        <w:t xml:space="preserve">52.</w:t>
+        <w:t xml:space="preserve">70.</w:t>
       </w:r>
       <w:r>
         <w:t xml:space="preserve"> </w:t>
@@ -4802,7 +5744,7 @@
         <w:t xml:space="preserve">	</w:t>
       </w:r>
       <w:r>
-        <w:t xml:space="preserve">Hoang, K.L.</w:t>
+        <w:t xml:space="preserve">Farooq, M.</w:t>
       </w:r>
       <w:r>
         <w:t xml:space="preserve"> </w:t>
@@ -4818,33 +5760,33 @@
         <w:t xml:space="preserve"> </w:t>
       </w:r>
       <w:r>
-        <w:t xml:space="preserve">(2019) The effects of bacillus subtilis on caenorhabditis elegans fitness after heat stress.</w:t>
-      </w:r>
-      <w:r>
-        <w:t xml:space="preserve"> </w:t>
-      </w:r>
-      <w:r>
-        <w:rPr>
-          <w:i/>
-          <w:iCs/>
-        </w:rPr>
-        <w:t xml:space="preserve">Ecol. Evol.</w:t>
-      </w:r>
-      <w:r>
-        <w:t xml:space="preserve"> </w:t>
-      </w:r>
-      <w:r>
-        <w:t xml:space="preserve">9, 3491–3499</w:t>
-      </w:r>
-    </w:p>
-    <w:bookmarkEnd w:id="91"/>
-    <w:bookmarkStart w:id="92" w:name="ref-Gehman2019"/>
+        <w:t xml:space="preserve">(2011) Heat stress in wheat during reproductive and grain-filling phases.</w:t>
+      </w:r>
+      <w:r>
+        <w:t xml:space="preserve"> </w:t>
+      </w:r>
+      <w:r>
+        <w:rPr>
+          <w:i/>
+          <w:iCs/>
+        </w:rPr>
+        <w:t xml:space="preserve">CRC Crit. Rev. Plant Sci.</w:t>
+      </w:r>
+      <w:r>
+        <w:t xml:space="preserve"> </w:t>
+      </w:r>
+      <w:r>
+        <w:t xml:space="preserve">30, 491–507</w:t>
+      </w:r>
+    </w:p>
+    <w:bookmarkEnd w:id="109"/>
+    <w:bookmarkStart w:id="110" w:name="ref-He2025"/>
     <w:p>
       <w:pPr>
         <w:pStyle w:val="Bibliography"/>
       </w:pPr>
       <w:r>
-        <w:t xml:space="preserve">53.</w:t>
+        <w:t xml:space="preserve">71.</w:t>
       </w:r>
       <w:r>
         <w:t xml:space="preserve"> </w:t>
@@ -4853,33 +5795,43 @@
         <w:t xml:space="preserve">	</w:t>
       </w:r>
       <w:r>
-        <w:t xml:space="preserve">Gehman, A.-L.M. and Harley, C.D.G. (2019) Symbiotic endolithic microbes alter host morphology and reduce host vulnerability to high environmental temperatures.</w:t>
-      </w:r>
-      <w:r>
-        <w:t xml:space="preserve"> </w:t>
-      </w:r>
-      <w:r>
-        <w:rPr>
-          <w:i/>
-          <w:iCs/>
-        </w:rPr>
-        <w:t xml:space="preserve">Ecosphere</w:t>
-      </w:r>
-      <w:r>
-        <w:t xml:space="preserve"> </w:t>
-      </w:r>
-      <w:r>
-        <w:t xml:space="preserve">10, e02683</w:t>
-      </w:r>
-    </w:p>
-    <w:bookmarkEnd w:id="92"/>
-    <w:bookmarkStart w:id="93" w:name="ref-Hoang2021"/>
+        <w:t xml:space="preserve">He, J.</w:t>
+      </w:r>
+      <w:r>
+        <w:t xml:space="preserve"> </w:t>
+      </w:r>
+      <w:r>
+        <w:rPr>
+          <w:i/>
+          <w:iCs/>
+        </w:rPr>
+        <w:t xml:space="preserve">et al.</w:t>
+      </w:r>
+      <w:r>
+        <w:t xml:space="preserve"> </w:t>
+      </w:r>
+      <w:r>
+        <w:t xml:space="preserve">(2025) Technological advances on imaging and modelling of leaf structural traits: A review on heat stress in wheat.</w:t>
+      </w:r>
+      <w:r>
+        <w:t xml:space="preserve"> </w:t>
+      </w:r>
+      <w:r>
+        <w:rPr>
+          <w:i/>
+          <w:iCs/>
+        </w:rPr>
+        <w:t xml:space="preserve">Journal of Experimental Botany (in press)</w:t>
+      </w:r>
+    </w:p>
+    <w:bookmarkEnd w:id="110"/>
+    <w:bookmarkStart w:id="111" w:name="ref-Zhang2021"/>
     <w:p>
       <w:pPr>
         <w:pStyle w:val="Bibliography"/>
       </w:pPr>
       <w:r>
-        <w:t xml:space="preserve">54.</w:t>
+        <w:t xml:space="preserve">72.</w:t>
       </w:r>
       <w:r>
         <w:t xml:space="preserve"> </w:t>
@@ -4888,7 +5840,7 @@
         <w:t xml:space="preserve">	</w:t>
       </w:r>
       <w:r>
-        <w:t xml:space="preserve">Hoang, K.L.</w:t>
+        <w:t xml:space="preserve">Zhang, P.</w:t>
       </w:r>
       <w:r>
         <w:t xml:space="preserve"> </w:t>
@@ -4904,33 +5856,33 @@
         <w:t xml:space="preserve"> </w:t>
       </w:r>
       <w:r>
-        <w:t xml:space="preserve">(2021) Association with a novel protective microbe facilitates host adaptation to a stressful environment.</w:t>
-      </w:r>
-      <w:r>
-        <w:t xml:space="preserve"> </w:t>
-      </w:r>
-      <w:r>
-        <w:rPr>
-          <w:i/>
-          <w:iCs/>
-        </w:rPr>
-        <w:t xml:space="preserve">Evol. Lett.</w:t>
-      </w:r>
-      <w:r>
-        <w:t xml:space="preserve"> </w:t>
-      </w:r>
-      <w:r>
-        <w:t xml:space="preserve">5, 118–129</w:t>
-      </w:r>
-    </w:p>
-    <w:bookmarkEnd w:id="93"/>
-    <w:bookmarkStart w:id="94" w:name="ref-Corbin2016"/>
+        <w:t xml:space="preserve">(2021) Nanotechnology and artificial intelligence to enable sustainable and precision agriculture.</w:t>
+      </w:r>
+      <w:r>
+        <w:t xml:space="preserve"> </w:t>
+      </w:r>
+      <w:r>
+        <w:rPr>
+          <w:i/>
+          <w:iCs/>
+        </w:rPr>
+        <w:t xml:space="preserve">Nat. Plants</w:t>
+      </w:r>
+      <w:r>
+        <w:t xml:space="preserve"> </w:t>
+      </w:r>
+      <w:r>
+        <w:t xml:space="preserve">7, 864–876</w:t>
+      </w:r>
+    </w:p>
+    <w:bookmarkEnd w:id="111"/>
+    <w:bookmarkStart w:id="112" w:name="ref-Zhang2023a"/>
     <w:p>
       <w:pPr>
         <w:pStyle w:val="Bibliography"/>
       </w:pPr>
       <w:r>
-        <w:t xml:space="preserve">55.</w:t>
+        <w:t xml:space="preserve">73.</w:t>
       </w:r>
       <w:r>
         <w:t xml:space="preserve"> </w:t>
@@ -4939,7 +5891,7 @@
         <w:t xml:space="preserve">	</w:t>
       </w:r>
       <w:r>
-        <w:t xml:space="preserve">Corbin, C.</w:t>
+        <w:t xml:space="preserve">Zhang, J.</w:t>
       </w:r>
       <w:r>
         <w:t xml:space="preserve"> </w:t>
@@ -4955,33 +5907,33 @@
         <w:t xml:space="preserve"> </w:t>
       </w:r>
       <w:r>
-        <w:t xml:space="preserve">(2016) Heritable symbionts in a world of varying temperature.</w:t>
-      </w:r>
-      <w:r>
-        <w:t xml:space="preserve"> </w:t>
-      </w:r>
-      <w:r>
-        <w:rPr>
-          <w:i/>
-          <w:iCs/>
-        </w:rPr>
-        <w:t xml:space="preserve">Heredity (Edinb.)</w:t>
-      </w:r>
-      <w:r>
-        <w:t xml:space="preserve"> </w:t>
-      </w:r>
-      <w:r>
-        <w:t xml:space="preserve">118, 10–20</w:t>
-      </w:r>
-    </w:p>
-    <w:bookmarkEnd w:id="94"/>
-    <w:bookmarkStart w:id="95" w:name="ref-Zhang2019"/>
+        <w:t xml:space="preserve">(2023) Applications of artificial neural networks in microorganism image analysis: A comprehensive review from conventional multilayer perceptron to popular convolutional neural network and potential visual transformer.</w:t>
+      </w:r>
+      <w:r>
+        <w:t xml:space="preserve"> </w:t>
+      </w:r>
+      <w:r>
+        <w:rPr>
+          <w:i/>
+          <w:iCs/>
+        </w:rPr>
+        <w:t xml:space="preserve">Artif. Intell. Rev.</w:t>
+      </w:r>
+      <w:r>
+        <w:t xml:space="preserve"> </w:t>
+      </w:r>
+      <w:r>
+        <w:t xml:space="preserve">56, 1013–1070</w:t>
+      </w:r>
+    </w:p>
+    <w:bookmarkEnd w:id="112"/>
+    <w:bookmarkStart w:id="113" w:name="ref-Li2023"/>
     <w:p>
       <w:pPr>
         <w:pStyle w:val="Bibliography"/>
       </w:pPr>
       <w:r>
-        <w:t xml:space="preserve">56.</w:t>
+        <w:t xml:space="preserve">74.</w:t>
       </w:r>
       <w:r>
         <w:t xml:space="preserve"> </w:t>
@@ -4990,7 +5942,7 @@
         <w:t xml:space="preserve">	</w:t>
       </w:r>
       <w:r>
-        <w:t xml:space="preserve">Zhang, B.</w:t>
+        <w:t xml:space="preserve">Li, Y.-J.</w:t>
       </w:r>
       <w:r>
         <w:t xml:space="preserve"> </w:t>
@@ -5006,33 +5958,33 @@
         <w:t xml:space="preserve"> </w:t>
       </w:r>
       <w:r>
-        <w:t xml:space="preserve">(2019) Obligate bacterial endosymbionts limit thermal tolerance of insect host species.</w:t>
-      </w:r>
-      <w:r>
-        <w:t xml:space="preserve"> </w:t>
-      </w:r>
-      <w:r>
-        <w:rPr>
-          <w:i/>
-          <w:iCs/>
-        </w:rPr>
-        <w:t xml:space="preserve">Proc. Natl. Acad. Sci. U. S. A.</w:t>
-      </w:r>
-      <w:r>
-        <w:t xml:space="preserve"> </w:t>
-      </w:r>
-      <w:r>
-        <w:t xml:space="preserve">116, 24712–24718</w:t>
-      </w:r>
-    </w:p>
-    <w:bookmarkEnd w:id="95"/>
-    <w:bookmarkStart w:id="96" w:name="ref-Dunbar2007"/>
+        <w:t xml:space="preserve">(2023) Interspecific differences in thermal tolerance landscape explain aphid community abundance under climate change.</w:t>
+      </w:r>
+      <w:r>
+        <w:t xml:space="preserve"> </w:t>
+      </w:r>
+      <w:r>
+        <w:rPr>
+          <w:i/>
+          <w:iCs/>
+        </w:rPr>
+        <w:t xml:space="preserve">J. Therm. Biol.</w:t>
+      </w:r>
+      <w:r>
+        <w:t xml:space="preserve"> </w:t>
+      </w:r>
+      <w:r>
+        <w:t xml:space="preserve">114, 103583</w:t>
+      </w:r>
+    </w:p>
+    <w:bookmarkEnd w:id="113"/>
+    <w:bookmarkStart w:id="114" w:name="ref-Zhu2024"/>
     <w:p>
       <w:pPr>
         <w:pStyle w:val="Bibliography"/>
       </w:pPr>
       <w:r>
-        <w:t xml:space="preserve">57.</w:t>
+        <w:t xml:space="preserve">75.</w:t>
       </w:r>
       <w:r>
         <w:t xml:space="preserve"> </w:t>
@@ -5041,7 +5993,7 @@
         <w:t xml:space="preserve">	</w:t>
       </w:r>
       <w:r>
-        <w:t xml:space="preserve">Dunbar, H.E.</w:t>
+        <w:t xml:space="preserve">Zhu, L.</w:t>
       </w:r>
       <w:r>
         <w:t xml:space="preserve"> </w:t>
@@ -5057,33 +6009,33 @@
         <w:t xml:space="preserve"> </w:t>
       </w:r>
       <w:r>
-        <w:t xml:space="preserve">(2007) Aphid thermal tolerance is governed by a point mutation in bacterial symbionts.</w:t>
-      </w:r>
-      <w:r>
-        <w:t xml:space="preserve"> </w:t>
-      </w:r>
-      <w:r>
-        <w:rPr>
-          <w:i/>
-          <w:iCs/>
-        </w:rPr>
-        <w:t xml:space="preserve">PLoS Biol.</w:t>
-      </w:r>
-      <w:r>
-        <w:t xml:space="preserve"> </w:t>
-      </w:r>
-      <w:r>
-        <w:t xml:space="preserve">5, e96</w:t>
-      </w:r>
-    </w:p>
-    <w:bookmarkEnd w:id="96"/>
-    <w:bookmarkStart w:id="97" w:name="ref-Chouhan2023"/>
+        <w:t xml:space="preserve">(2024) Responses of a widespread pest insect to extreme high temperatures are stage-dependent and divergent among seasonal cohorts.</w:t>
+      </w:r>
+      <w:r>
+        <w:t xml:space="preserve"> </w:t>
+      </w:r>
+      <w:r>
+        <w:rPr>
+          <w:i/>
+          <w:iCs/>
+        </w:rPr>
+        <w:t xml:space="preserve">Funct. Ecol.</w:t>
+      </w:r>
+      <w:r>
+        <w:t xml:space="preserve"> </w:t>
+      </w:r>
+      <w:r>
+        <w:t xml:space="preserve">39, 165–180</w:t>
+      </w:r>
+    </w:p>
+    <w:bookmarkEnd w:id="114"/>
+    <w:bookmarkStart w:id="115" w:name="ref-Kearney2009a"/>
     <w:p>
       <w:pPr>
         <w:pStyle w:val="Bibliography"/>
       </w:pPr>
       <w:r>
-        <w:t xml:space="preserve">58.</w:t>
+        <w:t xml:space="preserve">76.</w:t>
       </w:r>
       <w:r>
         <w:t xml:space="preserve"> </w:t>
@@ -5092,7 +6044,7 @@
         <w:t xml:space="preserve">	</w:t>
       </w:r>
       <w:r>
-        <w:t xml:space="preserve">Chouhan, D.</w:t>
+        <w:t xml:space="preserve">Kearney, M.</w:t>
       </w:r>
       <w:r>
         <w:t xml:space="preserve"> </w:t>
@@ -5108,559 +6060,7 @@
         <w:t xml:space="preserve"> </w:t>
       </w:r>
       <w:r>
-        <w:t xml:space="preserve">(2023) Plant-microbe interaction and their role in mitigation of heat stress. In</w:t>
-      </w:r>
-      <w:r>
-        <w:t xml:space="preserve"> </w:t>
-      </w:r>
-      <w:r>
-        <w:rPr>
-          <w:i/>
-          <w:iCs/>
-        </w:rPr>
-        <w:t xml:space="preserve">Rhizosphere biology</w:t>
-      </w:r>
-      <w:r>
-        <w:t xml:space="preserve">, pp. 127–147, Springer Nature Singapore</w:t>
-      </w:r>
-    </w:p>
-    <w:bookmarkEnd w:id="97"/>
-    <w:bookmarkStart w:id="98" w:name="ref-Liu2025"/>
-    <w:p>
-      <w:pPr>
-        <w:pStyle w:val="Bibliography"/>
-      </w:pPr>
-      <w:r>
-        <w:t xml:space="preserve">59.</w:t>
-      </w:r>
-      <w:r>
-        <w:t xml:space="preserve"> </w:t>
-      </w:r>
-      <w:r>
-        <w:t xml:space="preserve">	</w:t>
-      </w:r>
-      <w:r>
-        <w:t xml:space="preserve">Liu, Y.</w:t>
-      </w:r>
-      <w:r>
-        <w:t xml:space="preserve"> </w:t>
-      </w:r>
-      <w:r>
-        <w:rPr>
-          <w:i/>
-          <w:iCs/>
-        </w:rPr>
-        <w:t xml:space="preserve">et al.</w:t>
-      </w:r>
-      <w:r>
-        <w:t xml:space="preserve"> </w:t>
-      </w:r>
-      <w:r>
-        <w:t xml:space="preserve">(2025) Beneficial microorganisms: Regulating growth and defense for plant welfare.</w:t>
-      </w:r>
-      <w:r>
-        <w:t xml:space="preserve"> </w:t>
-      </w:r>
-      <w:r>
-        <w:rPr>
-          <w:i/>
-          <w:iCs/>
-        </w:rPr>
-        <w:t xml:space="preserve">Plant Biotechnol. J.</w:t>
-      </w:r>
-      <w:r>
-        <w:t xml:space="preserve"> </w:t>
-      </w:r>
-      <w:r>
-        <w:t xml:space="preserve">23, 986–998</w:t>
-      </w:r>
-    </w:p>
-    <w:bookmarkEnd w:id="98"/>
-    <w:bookmarkStart w:id="99" w:name="ref-Huang2019"/>
-    <w:p>
-      <w:pPr>
-        <w:pStyle w:val="Bibliography"/>
-      </w:pPr>
-      <w:r>
-        <w:t xml:space="preserve">60.</w:t>
-      </w:r>
-      <w:r>
-        <w:t xml:space="preserve"> </w:t>
-      </w:r>
-      <w:r>
-        <w:t xml:space="preserve">	</w:t>
-      </w:r>
-      <w:r>
-        <w:t xml:space="preserve">Huang, A.C.</w:t>
-      </w:r>
-      <w:r>
-        <w:t xml:space="preserve"> </w:t>
-      </w:r>
-      <w:r>
-        <w:rPr>
-          <w:i/>
-          <w:iCs/>
-        </w:rPr>
-        <w:t xml:space="preserve">et al.</w:t>
-      </w:r>
-      <w:r>
-        <w:t xml:space="preserve"> </w:t>
-      </w:r>
-      <w:r>
-        <w:t xml:space="preserve">(2019) A specialized metabolic network selectively modulates arabidopsis root microbiota.</w:t>
-      </w:r>
-      <w:r>
-        <w:t xml:space="preserve"> </w:t>
-      </w:r>
-      <w:r>
-        <w:rPr>
-          <w:i/>
-          <w:iCs/>
-        </w:rPr>
-        <w:t xml:space="preserve">Science</w:t>
-      </w:r>
-      <w:r>
-        <w:t xml:space="preserve"> </w:t>
-      </w:r>
-      <w:r>
-        <w:t xml:space="preserve">364, eaau6389</w:t>
-      </w:r>
-    </w:p>
-    <w:bookmarkEnd w:id="99"/>
-    <w:bookmarkStart w:id="100" w:name="ref-Dastogeer2022"/>
-    <w:p>
-      <w:pPr>
-        <w:pStyle w:val="Bibliography"/>
-      </w:pPr>
-      <w:r>
-        <w:t xml:space="preserve">61.</w:t>
-      </w:r>
-      <w:r>
-        <w:t xml:space="preserve"> </w:t>
-      </w:r>
-      <w:r>
-        <w:t xml:space="preserve">	</w:t>
-      </w:r>
-      <w:r>
-        <w:t xml:space="preserve">Dastogeer, K.M.G.</w:t>
-      </w:r>
-      <w:r>
-        <w:t xml:space="preserve"> </w:t>
-      </w:r>
-      <w:r>
-        <w:rPr>
-          <w:i/>
-          <w:iCs/>
-        </w:rPr>
-        <w:t xml:space="preserve">et al.</w:t>
-      </w:r>
-      <w:r>
-        <w:t xml:space="preserve"> </w:t>
-      </w:r>
-      <w:r>
-        <w:t xml:space="preserve">(2022) Microbe-mediated thermotolerance in plants and pertinent mechanisms- a meta-analysis and review.</w:t>
-      </w:r>
-      <w:r>
-        <w:t xml:space="preserve"> </w:t>
-      </w:r>
-      <w:r>
-        <w:rPr>
-          <w:i/>
-          <w:iCs/>
-        </w:rPr>
-        <w:t xml:space="preserve">Front. Microbiol.</w:t>
-      </w:r>
-      <w:r>
-        <w:t xml:space="preserve"> </w:t>
-      </w:r>
-      <w:r>
-        <w:t xml:space="preserve">13, 833566</w:t>
-      </w:r>
-    </w:p>
-    <w:bookmarkEnd w:id="100"/>
-    <w:bookmarkStart w:id="101" w:name="ref-Shekhawat2022"/>
-    <w:p>
-      <w:pPr>
-        <w:pStyle w:val="Bibliography"/>
-      </w:pPr>
-      <w:r>
-        <w:t xml:space="preserve">62.</w:t>
-      </w:r>
-      <w:r>
-        <w:t xml:space="preserve"> </w:t>
-      </w:r>
-      <w:r>
-        <w:t xml:space="preserve">	</w:t>
-      </w:r>
-      <w:r>
-        <w:t xml:space="preserve">Shekhawat, K.</w:t>
-      </w:r>
-      <w:r>
-        <w:t xml:space="preserve"> </w:t>
-      </w:r>
-      <w:r>
-        <w:rPr>
-          <w:i/>
-          <w:iCs/>
-        </w:rPr>
-        <w:t xml:space="preserve">et al.</w:t>
-      </w:r>
-      <w:r>
-        <w:t xml:space="preserve"> </w:t>
-      </w:r>
-      <w:r>
-        <w:t xml:space="preserve">(2022) Beat the heat: Plant- and microbe-mediated strategies for crop thermotolerance.</w:t>
-      </w:r>
-      <w:r>
-        <w:t xml:space="preserve"> </w:t>
-      </w:r>
-      <w:r>
-        <w:rPr>
-          <w:i/>
-          <w:iCs/>
-        </w:rPr>
-        <w:t xml:space="preserve">Trends Plant Sci.</w:t>
-      </w:r>
-      <w:r>
-        <w:t xml:space="preserve"> </w:t>
-      </w:r>
-      <w:r>
-        <w:t xml:space="preserve">27, 802–813</w:t>
-      </w:r>
-    </w:p>
-    <w:bookmarkEnd w:id="101"/>
-    <w:bookmarkStart w:id="102" w:name="ref-Lobell2012"/>
-    <w:p>
-      <w:pPr>
-        <w:pStyle w:val="Bibliography"/>
-      </w:pPr>
-      <w:r>
-        <w:t xml:space="preserve">63.</w:t>
-      </w:r>
-      <w:r>
-        <w:t xml:space="preserve"> </w:t>
-      </w:r>
-      <w:r>
-        <w:t xml:space="preserve">	</w:t>
-      </w:r>
-      <w:r>
-        <w:t xml:space="preserve">Lobell, D.B.</w:t>
-      </w:r>
-      <w:r>
-        <w:t xml:space="preserve"> </w:t>
-      </w:r>
-      <w:r>
-        <w:rPr>
-          <w:i/>
-          <w:iCs/>
-        </w:rPr>
-        <w:t xml:space="preserve">et al.</w:t>
-      </w:r>
-      <w:r>
-        <w:t xml:space="preserve"> </w:t>
-      </w:r>
-      <w:r>
-        <w:t xml:space="preserve">(2012) Extreme heat effects on wheat senescence in india.</w:t>
-      </w:r>
-      <w:r>
-        <w:t xml:space="preserve"> </w:t>
-      </w:r>
-      <w:r>
-        <w:rPr>
-          <w:i/>
-          <w:iCs/>
-        </w:rPr>
-        <w:t xml:space="preserve">Nat. Clim. Chang.</w:t>
-      </w:r>
-      <w:r>
-        <w:t xml:space="preserve"> </w:t>
-      </w:r>
-      <w:r>
-        <w:t xml:space="preserve">2, 186–189</w:t>
-      </w:r>
-    </w:p>
-    <w:bookmarkEnd w:id="102"/>
-    <w:bookmarkStart w:id="103" w:name="ref-Farooq2011"/>
-    <w:p>
-      <w:pPr>
-        <w:pStyle w:val="Bibliography"/>
-      </w:pPr>
-      <w:r>
-        <w:t xml:space="preserve">64.</w:t>
-      </w:r>
-      <w:r>
-        <w:t xml:space="preserve"> </w:t>
-      </w:r>
-      <w:r>
-        <w:t xml:space="preserve">	</w:t>
-      </w:r>
-      <w:r>
-        <w:t xml:space="preserve">Farooq, M.</w:t>
-      </w:r>
-      <w:r>
-        <w:t xml:space="preserve"> </w:t>
-      </w:r>
-      <w:r>
-        <w:rPr>
-          <w:i/>
-          <w:iCs/>
-        </w:rPr>
-        <w:t xml:space="preserve">et al.</w:t>
-      </w:r>
-      <w:r>
-        <w:t xml:space="preserve"> </w:t>
-      </w:r>
-      <w:r>
-        <w:t xml:space="preserve">(2011) Heat stress in wheat during reproductive and grain-filling phases.</w:t>
-      </w:r>
-      <w:r>
-        <w:t xml:space="preserve"> </w:t>
-      </w:r>
-      <w:r>
-        <w:rPr>
-          <w:i/>
-          <w:iCs/>
-        </w:rPr>
-        <w:t xml:space="preserve">CRC Crit. Rev. Plant Sci.</w:t>
-      </w:r>
-      <w:r>
-        <w:t xml:space="preserve"> </w:t>
-      </w:r>
-      <w:r>
-        <w:t xml:space="preserve">30, 491–507</w:t>
-      </w:r>
-    </w:p>
-    <w:bookmarkEnd w:id="103"/>
-    <w:bookmarkStart w:id="104" w:name="ref-He2025"/>
-    <w:p>
-      <w:pPr>
-        <w:pStyle w:val="Bibliography"/>
-      </w:pPr>
-      <w:r>
-        <w:t xml:space="preserve">65.</w:t>
-      </w:r>
-      <w:r>
-        <w:t xml:space="preserve"> </w:t>
-      </w:r>
-      <w:r>
-        <w:t xml:space="preserve">	</w:t>
-      </w:r>
-      <w:r>
-        <w:t xml:space="preserve">He, J.</w:t>
-      </w:r>
-      <w:r>
-        <w:t xml:space="preserve"> </w:t>
-      </w:r>
-      <w:r>
-        <w:rPr>
-          <w:i/>
-          <w:iCs/>
-        </w:rPr>
-        <w:t xml:space="preserve">et al.</w:t>
-      </w:r>
-      <w:r>
-        <w:t xml:space="preserve"> </w:t>
-      </w:r>
-      <w:r>
-        <w:t xml:space="preserve">(2025) Technological advances on imaging and modelling of leaf structural traits: A review on heat stress in wheat.</w:t>
-      </w:r>
-      <w:r>
-        <w:t xml:space="preserve"> </w:t>
-      </w:r>
-      <w:r>
-        <w:rPr>
-          <w:i/>
-          <w:iCs/>
-        </w:rPr>
-        <w:t xml:space="preserve">Journal of Experimental Botany (in press)</w:t>
-      </w:r>
-    </w:p>
-    <w:bookmarkEnd w:id="104"/>
-    <w:bookmarkStart w:id="105" w:name="ref-Zhang2021"/>
-    <w:p>
-      <w:pPr>
-        <w:pStyle w:val="Bibliography"/>
-      </w:pPr>
-      <w:r>
-        <w:t xml:space="preserve">66.</w:t>
-      </w:r>
-      <w:r>
-        <w:t xml:space="preserve"> </w:t>
-      </w:r>
-      <w:r>
-        <w:t xml:space="preserve">	</w:t>
-      </w:r>
-      <w:r>
-        <w:t xml:space="preserve">Zhang, P.</w:t>
-      </w:r>
-      <w:r>
-        <w:t xml:space="preserve"> </w:t>
-      </w:r>
-      <w:r>
-        <w:rPr>
-          <w:i/>
-          <w:iCs/>
-        </w:rPr>
-        <w:t xml:space="preserve">et al.</w:t>
-      </w:r>
-      <w:r>
-        <w:t xml:space="preserve"> </w:t>
-      </w:r>
-      <w:r>
-        <w:t xml:space="preserve">(2021) Nanotechnology and artificial intelligence to enable sustainable and precision agriculture.</w:t>
-      </w:r>
-      <w:r>
-        <w:t xml:space="preserve"> </w:t>
-      </w:r>
-      <w:r>
-        <w:rPr>
-          <w:i/>
-          <w:iCs/>
-        </w:rPr>
-        <w:t xml:space="preserve">Nat. Plants</w:t>
-      </w:r>
-      <w:r>
-        <w:t xml:space="preserve"> </w:t>
-      </w:r>
-      <w:r>
-        <w:t xml:space="preserve">7, 864–876</w:t>
-      </w:r>
-    </w:p>
-    <w:bookmarkEnd w:id="105"/>
-    <w:bookmarkStart w:id="106" w:name="ref-Zhang2023a"/>
-    <w:p>
-      <w:pPr>
-        <w:pStyle w:val="Bibliography"/>
-      </w:pPr>
-      <w:r>
-        <w:t xml:space="preserve">67.</w:t>
-      </w:r>
-      <w:r>
-        <w:t xml:space="preserve"> </w:t>
-      </w:r>
-      <w:r>
-        <w:t xml:space="preserve">	</w:t>
-      </w:r>
-      <w:r>
-        <w:t xml:space="preserve">Zhang, J.</w:t>
-      </w:r>
-      <w:r>
-        <w:t xml:space="preserve"> </w:t>
-      </w:r>
-      <w:r>
-        <w:rPr>
-          <w:i/>
-          <w:iCs/>
-        </w:rPr>
-        <w:t xml:space="preserve">et al.</w:t>
-      </w:r>
-      <w:r>
-        <w:t xml:space="preserve"> </w:t>
-      </w:r>
-      <w:r>
-        <w:t xml:space="preserve">(2023) Applications of artificial neural networks in microorganism image analysis: A comprehensive review from conventional multilayer perceptron to popular convolutional neural network and potential visual transformer.</w:t>
-      </w:r>
-      <w:r>
-        <w:t xml:space="preserve"> </w:t>
-      </w:r>
-      <w:r>
-        <w:rPr>
-          <w:i/>
-          <w:iCs/>
-        </w:rPr>
-        <w:t xml:space="preserve">Artif. Intell. Rev.</w:t>
-      </w:r>
-      <w:r>
-        <w:t xml:space="preserve"> </w:t>
-      </w:r>
-      <w:r>
-        <w:t xml:space="preserve">56, 1013–1070</w:t>
-      </w:r>
-    </w:p>
-    <w:bookmarkEnd w:id="106"/>
-    <w:bookmarkStart w:id="107" w:name="ref-Li2023"/>
-    <w:p>
-      <w:pPr>
-        <w:pStyle w:val="Bibliography"/>
-      </w:pPr>
-      <w:r>
-        <w:t xml:space="preserve">68.</w:t>
-      </w:r>
-      <w:r>
-        <w:t xml:space="preserve"> </w:t>
-      </w:r>
-      <w:r>
-        <w:t xml:space="preserve">	</w:t>
-      </w:r>
-      <w:r>
-        <w:t xml:space="preserve">Li, Y.-J.</w:t>
-      </w:r>
-      <w:r>
-        <w:t xml:space="preserve"> </w:t>
-      </w:r>
-      <w:r>
-        <w:rPr>
-          <w:i/>
-          <w:iCs/>
-        </w:rPr>
-        <w:t xml:space="preserve">et al.</w:t>
-      </w:r>
-      <w:r>
-        <w:t xml:space="preserve"> </w:t>
-      </w:r>
-      <w:r>
-        <w:t xml:space="preserve">(2023) Interspecific differences in thermal tolerance landscape explain aphid community abundance under climate change.</w:t>
-      </w:r>
-      <w:r>
-        <w:t xml:space="preserve"> </w:t>
-      </w:r>
-      <w:r>
-        <w:rPr>
-          <w:i/>
-          <w:iCs/>
-        </w:rPr>
-        <w:t xml:space="preserve">J. Therm. Biol.</w:t>
-      </w:r>
-      <w:r>
-        <w:t xml:space="preserve"> </w:t>
-      </w:r>
-      <w:r>
-        <w:t xml:space="preserve">114, 103583</w:t>
-      </w:r>
-    </w:p>
-    <w:bookmarkEnd w:id="107"/>
-    <w:bookmarkStart w:id="108" w:name="ref-Zhu2024"/>
-    <w:p>
-      <w:pPr>
-        <w:pStyle w:val="Bibliography"/>
-      </w:pPr>
-      <w:r>
-        <w:t xml:space="preserve">69.</w:t>
-      </w:r>
-      <w:r>
-        <w:t xml:space="preserve"> </w:t>
-      </w:r>
-      <w:r>
-        <w:t xml:space="preserve">	</w:t>
-      </w:r>
-      <w:r>
-        <w:t xml:space="preserve">Zhu, L.</w:t>
-      </w:r>
-      <w:r>
-        <w:t xml:space="preserve"> </w:t>
-      </w:r>
-      <w:r>
-        <w:rPr>
-          <w:i/>
-          <w:iCs/>
-        </w:rPr>
-        <w:t xml:space="preserve">et al.</w:t>
-      </w:r>
-      <w:r>
-        <w:t xml:space="preserve"> </w:t>
-      </w:r>
-      <w:r>
-        <w:t xml:space="preserve">(2024) Responses of a widespread pest insect to extreme high temperatures are stage-dependent and divergent among seasonal cohorts.</w:t>
+        <w:t xml:space="preserve">(2009) Integrating biophysical models and evolutionary theory to predict climatic impacts on species’ ranges: The dengue mosquito aedes aegypti in australia.</w:t>
       </w:r>
       <w:r>
         <w:t xml:space="preserve"> </w:t>
@@ -5676,63 +6076,12 @@
         <w:t xml:space="preserve"> </w:t>
       </w:r>
       <w:r>
-        <w:t xml:space="preserve">39, 165–180</w:t>
-      </w:r>
-    </w:p>
-    <w:bookmarkEnd w:id="108"/>
-    <w:bookmarkStart w:id="109" w:name="ref-Kearney2009a"/>
-    <w:p>
-      <w:pPr>
-        <w:pStyle w:val="Bibliography"/>
-      </w:pPr>
-      <w:r>
-        <w:t xml:space="preserve">70.</w:t>
-      </w:r>
-      <w:r>
-        <w:t xml:space="preserve"> </w:t>
-      </w:r>
-      <w:r>
-        <w:t xml:space="preserve">	</w:t>
-      </w:r>
-      <w:r>
-        <w:t xml:space="preserve">Kearney, M.</w:t>
-      </w:r>
-      <w:r>
-        <w:t xml:space="preserve"> </w:t>
-      </w:r>
-      <w:r>
-        <w:rPr>
-          <w:i/>
-          <w:iCs/>
-        </w:rPr>
-        <w:t xml:space="preserve">et al.</w:t>
-      </w:r>
-      <w:r>
-        <w:t xml:space="preserve"> </w:t>
-      </w:r>
-      <w:r>
-        <w:t xml:space="preserve">(2009) Integrating biophysical models and evolutionary theory to predict climatic impacts on species’ ranges: The dengue mosquito aedes aegypti in australia.</w:t>
-      </w:r>
-      <w:r>
-        <w:t xml:space="preserve"> </w:t>
-      </w:r>
-      <w:r>
-        <w:rPr>
-          <w:i/>
-          <w:iCs/>
-        </w:rPr>
-        <w:t xml:space="preserve">Funct. Ecol.</w:t>
-      </w:r>
-      <w:r>
-        <w:t xml:space="preserve"> </w:t>
-      </w:r>
-      <w:r>
         <w:t xml:space="preserve">23, 528–538</w:t>
       </w:r>
     </w:p>
-    <w:bookmarkEnd w:id="109"/>
-    <w:bookmarkEnd w:id="110"/>
-    <w:bookmarkEnd w:id="111"/>
+    <w:bookmarkEnd w:id="115"/>
+    <w:bookmarkEnd w:id="116"/>
+    <w:bookmarkEnd w:id="117"/>
     <w:sectPr>
       <w:pgSz w:h="15840" w:w="12240"/>
       <w:pgMar w:bottom="851" w:footer="720" w:gutter="0" w:header="720" w:left="851" w:right="851" w:top="851"/>

--- a/docs/ms.docx
+++ b/docs/ms.docx
@@ -536,7 +536,7 @@
         <w:pStyle w:val="BodyText"/>
       </w:pPr>
       <w:r>
-        <w:t xml:space="preserve">Predicting how extreme heat impacts population dynamics and community interactions requires the coupling of physiological, biophysical and population ecology models. We argue that such a feat is becoming increasingly more tangible and will provide powerful new ways of predicting how extreme heat shapes community dynamics. Dynamic Energy Budget (DEB) theory can now be seamlessly integrated with biophysical models of heat and mass exchange to characterise organismal body temperatures and simulate the effects of extreme heat events on the entire life cycle of species within communities</w:t>
+        <w:t xml:space="preserve">Predicting how extreme heat impacts population dynamics and community interactions requires the coupling of physiological, biophysical, population and community ecology models. We argue that such a feat is becoming increasingly more tangible and will provide powerful new ways of predicting how extreme heat shapes community dynamics. Dynamic Energy Budget (DEB) theory can now be seamlessly integrated with biophysical models of heat and mass exchange to characterise organismal body temperatures and simulate the effects of extreme heat events on the entire life cycle of species within communities</w:t>
       </w:r>
       <w:r>
         <w:t xml:space="preserve"> </w:t>
@@ -557,17 +557,16 @@
         <w:t xml:space="preserve"> </w:t>
       </w:r>
       <w:r>
-        <w:t xml:space="preserve">to translate the immediate and cumulative impacts of extreme heat on growth, survival and reproduction. Importantly, mechanistic physiological models provide common currencies that can then be integrated into population and community ecology models to capture how extreme heat events perturb interactions among species [</w:t>
-      </w:r>
-      <w:r>
-        <w:rPr>
-          <w:b/>
-          <w:bCs/>
-        </w:rPr>
-        <w:t xml:space="preserve">Margie</w:t>
-      </w:r>
-      <w:r>
-        <w:t xml:space="preserve">, some refs here you think would be good?].</w:t>
+        <w:t xml:space="preserve">to translate the immediate and cumulative impacts of extreme heat on growth, survival and reproduction. Importantly, mechanistic physiological models provide common currencies that can then be integrated into population and community ecology models to capture how extreme heat events perturb interactions among species</w:t>
+      </w:r>
+      <w:r>
+        <w:t xml:space="preserve"> </w:t>
+      </w:r>
+      <w:r>
+        <w:t xml:space="preserve">[22,23]</w:t>
+      </w:r>
+      <w:r>
+        <w:t xml:space="preserve">.</w:t>
       </w:r>
     </w:p>
     <w:p>
@@ -749,7 +748,7 @@
         <w:t xml:space="preserve"> </w:t>
       </w:r>
       <w:r>
-        <w:t xml:space="preserve">[21,22]</w:t>
+        <w:t xml:space="preserve">[21,24]</w:t>
       </w:r>
       <w:r>
         <w:t xml:space="preserve">. Sensitivity to extreme heat can be captured by thermal load sensitivity (TLS) / thermal death time (TDT) models that explicitly account for how heat stress depends on both temperature and the duration of time at a given temperature</w:t>
@@ -816,7 +815,7 @@
         <w:t xml:space="preserve"> </w:t>
       </w:r>
       <w:r>
-        <w:t xml:space="preserve">[11,12,21,22]</w:t>
+        <w:t xml:space="preserve">[11,12,21,24]</w:t>
       </w:r>
       <w:r>
         <w:t xml:space="preserve">. For example, Ørsted</w:t>
@@ -882,22 +881,541 @@
         <w:t xml:space="preserve"> </w:t>
       </w:r>
       <w:r>
+        <w:t xml:space="preserve">[25]</w:t>
+      </w:r>
+      <w:r>
+        <w:t xml:space="preserve"> </w:t>
+      </w:r>
+      <w:r>
+        <w:t xml:space="preserve">highlighting the potential generality of the TLS framework. Thermal load sensitivity models explicitly acknowledge that thermal sensitivity depends on the relative accumulation of damage to cellular and sub-cellular systems that compromise physiological function. Without periods of recovery, where damage can be repaired, organisms accumulate damage over time that reduces growth, survival and reproduction. The concept of damage/repair is critically important for understanding how heat waves affect organisms because such a mechanism can result in lagged responses to heat stress – a common feature of extreme heat events</w:t>
+      </w:r>
+      <w:r>
+        <w:t xml:space="preserve"> </w:t>
+      </w:r>
+      <w:r>
+        <w:t xml:space="preserve">[26]</w:t>
+      </w:r>
+      <w:r>
+        <w:t xml:space="preserve">. In addition, modelling the intricate balance between damage and repair for a suite of different species can help identify susceptible species, life stages and tissues that are most at risk from extreme heat events which allow for more accurate predictions of the varying sensitivity of species across a community.</w:t>
+      </w:r>
+    </w:p>
+    <w:bookmarkEnd w:id="23"/>
+    <w:bookmarkStart w:id="24" w:name="X709d9ec1b3c8fb9d05ea9ded451dca156568e07"/>
+    <w:p>
+      <w:pPr>
+        <w:pStyle w:val="Heading1"/>
+      </w:pPr>
+      <w:r>
+        <w:t xml:space="preserve">Community interactions that can shape thermal sensitivity in plants and animals</w:t>
+      </w:r>
+    </w:p>
+    <w:p>
+      <w:pPr>
+        <w:pStyle w:val="FirstParagraph"/>
+      </w:pPr>
+      <w:r>
+        <w:t xml:space="preserve">When modelling the heat sensitivity of plants and animals it can be important to consider interactions with microbial communities and how these communities might also change in response to extreme heat. For example, heat tolerance of animals can be both increased and decreased through changes in the gut microbiome and/or through microbes that are resident in animal tissues (endosymbionts). Disruption of the natural gut microbiome of tadpoles increases their sensitivity to heat</w:t>
+      </w:r>
+      <w:r>
+        <w:t xml:space="preserve"> </w:t>
+      </w:r>
+      <w:r>
+        <w:t xml:space="preserve">[27]</w:t>
+      </w:r>
+      <w:r>
+        <w:t xml:space="preserve">, which is thought to be associated with transcriptional buffering of hosts by the natural microbiome</w:t>
+      </w:r>
+      <w:r>
+        <w:t xml:space="preserve"> </w:t>
+      </w:r>
+      <w:r>
+        <w:t xml:space="preserve">[28]</w:t>
+      </w:r>
+      <w:r>
+        <w:t xml:space="preserve">. Specific gut bacteria may provide a protective effect on their host.</w:t>
+      </w:r>
+      <w:r>
+        <w:t xml:space="preserve"> </w:t>
+      </w:r>
+      <w:r>
+        <w:rPr>
+          <w:i/>
+          <w:iCs/>
+        </w:rPr>
+        <w:t xml:space="preserve">Bacillus subtilis</w:t>
+      </w:r>
+      <w:r>
+        <w:t xml:space="preserve"> </w:t>
+      </w:r>
+      <w:r>
+        <w:t xml:space="preserve">residing in the gut of the nematode</w:t>
+      </w:r>
+      <w:r>
+        <w:t xml:space="preserve"> </w:t>
+      </w:r>
+      <w:r>
+        <w:rPr>
+          <w:i/>
+          <w:iCs/>
+        </w:rPr>
+        <w:t xml:space="preserve">Caenorhabditis elegans</w:t>
+      </w:r>
+      <w:r>
+        <w:t xml:space="preserve"> </w:t>
+      </w:r>
+      <w:r>
+        <w:t xml:space="preserve">provides protection against heat shock as reflected by effects on fecundity</w:t>
+      </w:r>
+      <w:r>
+        <w:t xml:space="preserve"> </w:t>
+      </w:r>
+      <w:r>
+        <w:t xml:space="preserve">[29]</w:t>
+      </w:r>
+      <w:r>
+        <w:t xml:space="preserve">. Moreover, this protective effect can influence the ability of the host to evolve further resistance to the heat shock and harboured more bacteria</w:t>
+      </w:r>
+      <w:r>
+        <w:t xml:space="preserve"> </w:t>
+      </w:r>
+      <w:r>
+        <w:t xml:space="preserve">[30]</w:t>
+      </w:r>
+      <w:r>
+        <w:t xml:space="preserve">. Even microbes that are normally parasitic on their hosts can generate benefits to them under stressful conditions. In the mussel</w:t>
+      </w:r>
+      <w:r>
+        <w:t xml:space="preserve"> </w:t>
+      </w:r>
+      <w:r>
+        <w:rPr>
+          <w:i/>
+          <w:iCs/>
+        </w:rPr>
+        <w:t xml:space="preserve">Mytilis californianus</w:t>
+      </w:r>
+      <w:r>
+        <w:t xml:space="preserve">, microbes living on the shell of this species weaken it but also change shell colour in such a way that the mussels become more resistant to heat stress when exposed at low tide</w:t>
+      </w:r>
+      <w:r>
+        <w:t xml:space="preserve"> </w:t>
+      </w:r>
+      <w:r>
+        <w:t xml:space="preserve">[31]</w:t>
+      </w:r>
+      <w:r>
+        <w:t xml:space="preserve">, On the other hand, many endosymbionts including those providing host benefits appear particularly sensitive to heat</w:t>
+      </w:r>
+      <w:r>
+        <w:t xml:space="preserve"> </w:t>
+      </w:r>
+      <w:r>
+        <w:t xml:space="preserve">[32]</w:t>
+      </w:r>
+      <w:r>
+        <w:t xml:space="preserve">. The density of</w:t>
+      </w:r>
+      <w:r>
+        <w:t xml:space="preserve"> </w:t>
+      </w:r>
+      <w:r>
+        <w:rPr>
+          <w:i/>
+          <w:iCs/>
+        </w:rPr>
+        <w:t xml:space="preserve">Buchnera</w:t>
+      </w:r>
+      <w:r>
+        <w:t xml:space="preserve"> </w:t>
+      </w:r>
+      <w:r>
+        <w:t xml:space="preserve">decreases under heat in aphid species that are relatively less tolerant to heat, whereas</w:t>
+      </w:r>
+      <w:r>
+        <w:t xml:space="preserve"> </w:t>
+      </w:r>
+      <w:r>
+        <w:rPr>
+          <w:i/>
+          <w:iCs/>
+        </w:rPr>
+        <w:t xml:space="preserve">Buchnera</w:t>
+      </w:r>
+      <w:r>
+        <w:t xml:space="preserve"> </w:t>
+      </w:r>
+      <w:r>
+        <w:t xml:space="preserve">densities in more tolerant aphids appear unaffected</w:t>
+      </w:r>
+      <w:r>
+        <w:t xml:space="preserve"> </w:t>
+      </w:r>
+      <w:r>
+        <w:t xml:space="preserve">[33]</w:t>
+      </w:r>
+      <w:r>
+        <w:t xml:space="preserve">. Nevertheless, the heat tolerance of pea aphids can be sharply increased through a mutation in a heat shock protein encoded by</w:t>
+      </w:r>
+      <w:r>
+        <w:t xml:space="preserve"> </w:t>
+      </w:r>
+      <w:r>
+        <w:rPr>
+          <w:i/>
+          <w:iCs/>
+        </w:rPr>
+        <w:t xml:space="preserve">Buchnera</w:t>
+      </w:r>
+      <w:r>
+        <w:t xml:space="preserve"> </w:t>
+      </w:r>
+      <w:r>
+        <w:t xml:space="preserve">[34]</w:t>
+      </w:r>
+      <w:r>
+        <w:t xml:space="preserve">.</w:t>
+      </w:r>
+    </w:p>
+    <w:p>
+      <w:pPr>
+        <w:pStyle w:val="BodyText"/>
+      </w:pPr>
+      <w:r>
+        <w:t xml:space="preserve">Interactions between plants and microorganisms, such as plant growth-promoting rhizobacteria (PGPR), arbuscular mycorrhizal fungi (AMF), and bacterial or fungal endophytes have also been shown to impact growth, defense, and heat tolerance in plants</w:t>
+      </w:r>
+      <w:r>
+        <w:t xml:space="preserve"> </w:t>
+      </w:r>
+      <w:r>
+        <w:t xml:space="preserve">[35–37]</w:t>
+      </w:r>
+      <w:r>
+        <w:t xml:space="preserve">. These interactions are usually achieved by stimulating the production of essential phytohormones, secondary metabolites, organic acids, and amino acids that helps the plant to mitigate heat stress</w:t>
+      </w:r>
+      <w:r>
+        <w:t xml:space="preserve"> </w:t>
+      </w:r>
+      <w:r>
+        <w:t xml:space="preserve">[38,39]</w:t>
+      </w:r>
+      <w:r>
+        <w:t xml:space="preserve">. Under the current global climate change scenarios, each degree Celsius increase in global mean temperature is estimated to reduce the global yield of wheat by 6.0% and soybean (Glycine max) by 3.1%</w:t>
+      </w:r>
+      <w:r>
+        <w:t xml:space="preserve"> </w:t>
+      </w:r>
+      <w:r>
+        <w:t xml:space="preserve">[40]</w:t>
+      </w:r>
+      <w:r>
+        <w:t xml:space="preserve">. For instance, bread wheat (</w:t>
+      </w:r>
+      <w:r>
+        <w:rPr>
+          <w:i/>
+          <w:iCs/>
+        </w:rPr>
+        <w:t xml:space="preserve">Triticum aestivum</w:t>
+      </w:r>
+      <w:r>
+        <w:t xml:space="preserve">) has an optimum temperature of 22°C, but temperatures above that range impair cellular processes, with adverse effects on development and reproductive of plants, leading to senescence and yield loss</w:t>
+      </w:r>
+      <w:r>
+        <w:t xml:space="preserve"> </w:t>
+      </w:r>
+      <w:r>
+        <w:t xml:space="preserve">[41,42]</w:t>
+      </w:r>
+      <w:r>
+        <w:t xml:space="preserve">. The complexity of plant-microbe interaction under heat stress means that enormous efforts are required to decipher the interaction networks at molecular, tissue, and organism levels. These cannot be fully understood without the advanced bioinformatics tools and models of Artificial Intelligence/Machine Learning (AI/ML) in the new era of AI for all aspects of sciences. There are excellent AI/ML models developed for plants</w:t>
+      </w:r>
+      <w:r>
+        <w:t xml:space="preserve"> </w:t>
+      </w:r>
+      <w:r>
+        <w:t xml:space="preserve">[43,44]</w:t>
+      </w:r>
+      <w:r>
+        <w:t xml:space="preserve"> </w:t>
+      </w:r>
+      <w:r>
+        <w:t xml:space="preserve">and microorganism</w:t>
+      </w:r>
+      <w:r>
+        <w:t xml:space="preserve"> </w:t>
+      </w:r>
+      <w:r>
+        <w:t xml:space="preserve">[45]</w:t>
+      </w:r>
+      <w:r>
+        <w:t xml:space="preserve">. However, comprehensive models with high prediction powers for plant microbe interactions are still lacking, which hampers our understanding of the heat tolerance in plants and microorganisms.</w:t>
+      </w:r>
+    </w:p>
+    <w:bookmarkEnd w:id="24"/>
+    <w:bookmarkStart w:id="25" w:name="Xf7a8b061298c769a249e4cfc121bdb94e09ce12"/>
+    <w:p>
+      <w:pPr>
+        <w:pStyle w:val="Heading1"/>
+      </w:pPr>
+      <w:r>
+        <w:t xml:space="preserve">Dynamic Energy Budget (DEB) models that capture the effects of extreme heat across life (Mike and Dan)</w:t>
+      </w:r>
+    </w:p>
+    <w:p>
+      <w:pPr>
+        <w:pStyle w:val="FirstParagraph"/>
+      </w:pPr>
+      <w:r>
+        <w:t xml:space="preserve">Dynamic Energy Budget (DEB) models are physiologically (energetically) explicit life-cycle models that predict key life-history transitions, growth, reproduction and survival through time for diverse species</w:t>
+      </w:r>
+      <w:r>
+        <w:t xml:space="preserve"> </w:t>
+      </w:r>
+      <w:r>
+        <w:t xml:space="preserve">[16,46]</w:t>
+      </w:r>
+      <w:r>
+        <w:t xml:space="preserve">. DEB models consider organisms as a thermodynamic system (adhering to energy-mass balance) capturing the exchange of food, water, respiratory gases and metabolic waste from egg to adult</w:t>
+      </w:r>
+      <w:r>
+        <w:t xml:space="preserve"> </w:t>
+      </w:r>
+      <w:r>
+        <w:t xml:space="preserve">[20]</w:t>
+      </w:r>
+      <w:r>
+        <w:t xml:space="preserve">. DEB models can translate short-term variation in factors, such as temperature, toxins (e.g., toxicants,</w:t>
+      </w:r>
+      <w:r>
+        <w:t xml:space="preserve"> </w:t>
+      </w:r>
+      <w:r>
+        <w:t xml:space="preserve">[48]</w:t>
+      </w:r>
+      <w:r>
+        <w:t xml:space="preserve">) and resource availability (nutrients)</w:t>
+      </w:r>
+      <w:r>
+        <w:t xml:space="preserve"> </w:t>
+      </w:r>
+      <w:r>
+        <w:t xml:space="preserve">[49,50]</w:t>
+      </w:r>
+      <w:r>
+        <w:t xml:space="preserve"> </w:t>
+      </w:r>
+      <w:r>
+        <w:t xml:space="preserve">to understand how they affect development, growth, reproduction and survival</w:t>
+      </w:r>
+      <w:r>
+        <w:t xml:space="preserve"> </w:t>
+      </w:r>
+      <w:r>
+        <w:t xml:space="preserve">[17,20]</w:t>
+      </w:r>
+      <w:r>
+        <w:t xml:space="preserve">. DEB theory, combined with biophysical models more generally, also allow the full water budget to be computed to account for heat stress impacts of a hydric nature, and computes obligate heat production of metabolism to feed back to the calculation of body temperature</w:t>
+      </w:r>
+      <w:r>
+        <w:t xml:space="preserve"> </w:t>
+      </w:r>
+      <w:r>
+        <w:t xml:space="preserve">[20]</w:t>
+      </w:r>
+      <w:r>
+        <w:t xml:space="preserve">. Perhaps most importantly, DEB theory calculates the life cycle trajectory and so can account for the effects of timing of heat wave impacts relative to life stage. Applied to multi-species assemblages, DEB models can capture how different species life-cycles are impacted by heat and interact with each other to predict how traits such as birth, age at maturity, reproductive events, energy flow and lifespan vary across species. While DEB models are parameter rich, key parameters have been estimated for &gt; 3000 species already</w:t>
+      </w:r>
+      <w:r>
+        <w:t xml:space="preserve"> </w:t>
+      </w:r>
+      <w:r>
+        <w:t xml:space="preserve">[51,52]</w:t>
+      </w:r>
+      <w:r>
+        <w:t xml:space="preserve">. New analytical approaches using phylogenetic imputation methods can be used to predict DEB parameters for over 1.3 million species providing immense opportunities to model how heat will affect life-cycles of multi-species assemblages (see https://deb.bolding-bruggeman.com,</w:t>
+      </w:r>
+      <w:r>
+        <w:t xml:space="preserve"> </w:t>
+      </w:r>
+      <w:r>
+        <w:t xml:space="preserve">[53]</w:t>
+      </w:r>
+      <w:r>
+        <w:t xml:space="preserve">). In addition, software packages such as</w:t>
+      </w:r>
+      <w:r>
+        <w:t xml:space="preserve"> </w:t>
+      </w:r>
+      <w:r>
+        <w:rPr>
+          <w:i/>
+          <w:iCs/>
+        </w:rPr>
+        <w:t xml:space="preserve">NicheMapR</w:t>
+      </w:r>
+      <w:r>
+        <w:t xml:space="preserve"> </w:t>
+      </w:r>
+      <w:r>
+        <w:t xml:space="preserve">[54,55]</w:t>
+      </w:r>
+      <w:r>
+        <w:t xml:space="preserve"> </w:t>
+      </w:r>
+      <w:r>
+        <w:t xml:space="preserve">allow for simulations of life-cycles using parameters for diverse species. From these models key outputs on organisms such as body mass and size, reproductive success and events, along with survival can be used to parameterise vital rates needed for population and community models.</w:t>
+      </w:r>
+    </w:p>
+    <w:bookmarkEnd w:id="25"/>
+    <w:bookmarkStart w:id="26" w:name="Xbdb3df2871e98d114a1e4e74a52caa28253dc0c"/>
+    <w:p>
+      <w:pPr>
+        <w:pStyle w:val="Heading1"/>
+      </w:pPr>
+      <w:r>
+        <w:t xml:space="preserve">Mechanistic approaches that</w:t>
+      </w:r>
+      <w:r>
+        <w:t xml:space="preserve"> </w:t>
+      </w:r>
+      <w:r>
+        <w:t xml:space="preserve">‘</w:t>
+      </w:r>
+      <w:r>
+        <w:t xml:space="preserve">speak</w:t>
+      </w:r>
+      <w:r>
+        <w:t xml:space="preserve">’</w:t>
+      </w:r>
+      <w:r>
+        <w:t xml:space="preserve"> </w:t>
+      </w:r>
+      <w:r>
+        <w:t xml:space="preserve">to population and community ecology under extreme heat (Margie)</w:t>
+      </w:r>
+    </w:p>
+    <w:p>
+      <w:pPr>
+        <w:pStyle w:val="FirstParagraph"/>
+      </w:pPr>
+      <w:r>
+        <w:t xml:space="preserve">In the plant community and coexistence literature, the maintenance of community-level plant diversity is typically modelled using individual fitness models to parameterise population growth models. The most common Individual-based performance models used for this purpose in plants are the Ricker</w:t>
+      </w:r>
+      <w:r>
+        <w:t xml:space="preserve"> </w:t>
+      </w:r>
+      <w:r>
+        <w:t xml:space="preserve">[56]</w:t>
+      </w:r>
+      <w:r>
+        <w:t xml:space="preserve"> </w:t>
+      </w:r>
+      <w:r>
+        <w:t xml:space="preserve">and Beverton-Holt</w:t>
+      </w:r>
+      <w:r>
+        <w:t xml:space="preserve"> </w:t>
+      </w:r>
+      <w:r>
+        <w:t xml:space="preserve">[57]</w:t>
+      </w:r>
+      <w:r>
+        <w:t xml:space="preserve"> </w:t>
+      </w:r>
+      <w:r>
+        <w:t xml:space="preserve">models. Both of these models assume that species interactions are competitive in nature but the Ricker model allows interaction outcomes to be positive as well as negative, as long as the net outcome of interactions are negative. This is an important feature as ecological theory tells us that facilitative interactions between species, in which one or both species benefit from the presence of the other, are more common under stressful, or harsh, environments</w:t>
+      </w:r>
+      <w:r>
+        <w:t xml:space="preserve"> </w:t>
+      </w:r>
+      <w:r>
+        <w:t xml:space="preserve">[58]</w:t>
+      </w:r>
+      <w:r>
+        <w:t xml:space="preserve">. In thinking about thermal extremes, it is likely that species experience a switch from amenable to harsh conditions, making it likely that interaction outcomes may flip signs</w:t>
+      </w:r>
+      <w:r>
+        <w:t xml:space="preserve"> </w:t>
+      </w:r>
+      <w:r>
+        <w:t xml:space="preserve">[22]</w:t>
+      </w:r>
+      <w:r>
+        <w:t xml:space="preserve">.</w:t>
+      </w:r>
+    </w:p>
+    <w:p>
+      <w:pPr>
+        <w:pStyle w:val="BodyText"/>
+      </w:pPr>
+      <w:r>
+        <w:t xml:space="preserve">Based on modern coexistence theory, we can calculate the mutual invasibility of two populations while interacting with each other to determine if each pair of species in a community can persist indefinitely. This approach typically does not work for predicting whole community diversity, but the tools developed to test for coexistence are well suited to exploring how to link biophysical models with population growth models to advance out ability to predict how extreme thermal events will impact species in the long-term within a community context.</w:t>
+      </w:r>
+    </w:p>
+    <w:p>
+      <w:pPr>
+        <w:pStyle w:val="BodyText"/>
+      </w:pPr>
+      <w:r>
+        <w:t xml:space="preserve">Recent efforts to increase the biological realism of coexistence models have focused on exploring ways to add environmental variation into these models. Basic coexistence models are parameterised using average fitness estimates for an average environment. Approaches for integrating demographic and environmental variation into these models are emerging</w:t>
+      </w:r>
+      <w:r>
+        <w:t xml:space="preserve"> </w:t>
+      </w:r>
+      <w:r>
+        <w:t xml:space="preserve">[22,23]</w:t>
+      </w:r>
+      <w:r>
+        <w:t xml:space="preserve">. The calculation of technical coexistence is not necessary for these models to help us understand the impacts extreme heat will have on individual species within a community context. Understanding how population growth will be impacted by the biophysical and physiological consequences of extreme heat events are conceptually easy to add to Ricker and Beverton-Holt population growth models, with new Bayesian frameworks</w:t>
+      </w:r>
+      <w:r>
+        <w:t xml:space="preserve"> </w:t>
+      </w:r>
+      <w:r>
         <w:t xml:space="preserve">[23]</w:t>
       </w:r>
       <w:r>
         <w:t xml:space="preserve"> </w:t>
       </w:r>
       <w:r>
-        <w:t xml:space="preserve">highlighting the potential generality of the TLS framework. Thermal load sensitivity models explicitly acknowledge that thermal sensitivity depends on the relative accumulation of damage to cellular and sub-cellular systems that compromise physiological function. Without periods of recovery, where damage can be repaired, organisms accumulate damage over time that reduces growth, survival and reproduction. The concept of damage/repair is critically important for understanding how heat waves affect organisms because such a mechanism can result in lagged responses to heat stress – a common feature of extreme heat events</w:t>
-      </w:r>
-      <w:r>
-        <w:t xml:space="preserve"> </w:t>
-      </w:r>
-      <w:r>
-        <w:t xml:space="preserve">[24]</w:t>
-      </w:r>
-      <w:r>
-        <w:t xml:space="preserve">. In addition, modelling the intricate balance between damage and repair for a suite of different species can help identify susceptible species, life stages and tissues that are most at risk from extreme heat events which allow for more accurate predictions of the varying sensitivity of species across a community.</w:t>
+        <w:t xml:space="preserve">also allowing us to calculate probabilities of population growth and coexistence of population experiencing these conditions. The simplest approach to this is to modify the vital rate functions used in these models to compare population growth predictions for species that have and have not been exposed to extreme heat during core life history stages. Physiological models can be used to estimate changes to fitness resulting from an extreme heat event. We can then model the difference in population growth rates for populations that have and have not experienced those events. We can increase complexity by following Bimler</w:t>
+      </w:r>
+      <w:r>
+        <w:t xml:space="preserve"> </w:t>
+      </w:r>
+      <w:r>
+        <w:rPr>
+          <w:i/>
+          <w:iCs/>
+        </w:rPr>
+        <w:t xml:space="preserve">et al.</w:t>
+      </w:r>
+      <w:r>
+        <w:t xml:space="preserve"> </w:t>
+      </w:r>
+      <w:r>
+        <w:t xml:space="preserve">[22]</w:t>
+      </w:r>
+      <w:r>
+        <w:t xml:space="preserve">’s approach to measuring the effects of environmental gradients on the outcomes of pairwise species interactions and the calculation of species fitness and niche differences. We could use this same technique in combination with biophysical models to estimate the consequences of localized extreme heat of different local extremes on species interactions with each other and the carry-on effects these interactions have on species fitness within local communities. Taking this a step forward, new methods are now available for calculation interaction networks based on interaction outcomes calculated using Ricker or Beverton-Holt population growth models. Thus we could take these pairwise models of population growth and create whole community networks to assess how heatwaves will alter the structure of community network structures and stability in addition to pairwise interactions</w:t>
+      </w:r>
+      <w:r>
+        <w:t xml:space="preserve"> </w:t>
+      </w:r>
+      <w:r>
+        <w:t xml:space="preserve">[22]</w:t>
+      </w:r>
+      <w:r>
+        <w:t xml:space="preserve">. The limitation of these methods is that they are data hungry, but even this can be handled by emerging approaches for reducing model complexity without losing model power</w:t>
+      </w:r>
+      <w:r>
+        <w:t xml:space="preserve"> </w:t>
+      </w:r>
+      <w:r>
+        <w:t xml:space="preserve">[59]</w:t>
+      </w:r>
+      <w:r>
+        <w:t xml:space="preserve">.</w:t>
       </w:r>
     </w:p>
     <w:p>
@@ -909,420 +1427,279 @@
         </w:numPr>
       </w:pPr>
       <w:r>
-        <w:t xml:space="preserve">Introduce thermal load sensitivity theory</w:t>
+        <w:t xml:space="preserve">How can we link mechanistic physiological models with population and community ecology theory?</w:t>
       </w:r>
     </w:p>
     <w:p>
       <w:pPr>
         <w:pStyle w:val="Compact"/>
         <w:numPr>
-          <w:ilvl w:val="1"/>
+          <w:ilvl w:val="0"/>
+          <w:numId w:val="1001"/>
+        </w:numPr>
+      </w:pPr>
+      <w:r>
+        <w:t xml:space="preserve">Introducing population and network models to link outputs from DEB (survival, reproduction, abundance) to population growth.</w:t>
+      </w:r>
+    </w:p>
+    <w:p>
+      <w:pPr>
+        <w:pStyle w:val="Compact"/>
+        <w:numPr>
+          <w:ilvl w:val="0"/>
+          <w:numId w:val="1001"/>
+        </w:numPr>
+      </w:pPr>
+      <w:r>
+        <w:t xml:space="preserve">How people are analysing communities with network theory. Some important papers</w:t>
+      </w:r>
+      <w:r>
+        <w:t xml:space="preserve"> </w:t>
+      </w:r>
+      <w:r>
+        <w:t xml:space="preserve">[60]</w:t>
+      </w:r>
+      <w:r>
+        <w:t xml:space="preserve"> </w:t>
+      </w:r>
+      <w:r>
+        <w:t xml:space="preserve">[61]</w:t>
+      </w:r>
+      <w:r>
+        <w:t xml:space="preserve"> </w:t>
+      </w:r>
+      <w:r>
+        <w:t xml:space="preserve">[62]</w:t>
+      </w:r>
+      <w:r>
+        <w:t xml:space="preserve"> </w:t>
+      </w:r>
+      <w:r>
+        <w:t xml:space="preserve">[63]</w:t>
+      </w:r>
+      <w:r>
+        <w:t xml:space="preserve"> </w:t>
+      </w:r>
+      <w:r>
+        <w:t xml:space="preserve">[64]</w:t>
+      </w:r>
+      <w:r>
+        <w:t xml:space="preserve"> </w:t>
+      </w:r>
+      <w:r>
+        <w:t xml:space="preserve">[65]</w:t>
+      </w:r>
+      <w:r>
+        <w:t xml:space="preserve"> </w:t>
+      </w:r>
+      <w:r>
+        <w:t xml:space="preserve">[66]</w:t>
+      </w:r>
+      <w:r>
+        <w:t xml:space="preserve"> </w:t>
+      </w:r>
+      <w:r>
+        <w:t xml:space="preserve">Should also look at this book</w:t>
+      </w:r>
+      <w:r>
+        <w:t xml:space="preserve"> </w:t>
+      </w:r>
+      <w:r>
+        <w:t xml:space="preserve">[67]</w:t>
+      </w:r>
+    </w:p>
+    <w:p>
+      <w:pPr>
+        <w:pStyle w:val="Compact"/>
+        <w:numPr>
+          <w:ilvl w:val="0"/>
+          <w:numId w:val="1001"/>
+        </w:numPr>
+      </w:pPr>
+      <w:r>
+        <w:t xml:space="preserve">How can we capture interactions among species within the community to predict how heat stress will affect community structure?</w:t>
+      </w:r>
+    </w:p>
+    <w:p>
+      <w:pPr>
+        <w:pStyle w:val="Compact"/>
+        <w:numPr>
+          <w:ilvl w:val="0"/>
+          <w:numId w:val="1001"/>
+        </w:numPr>
+      </w:pPr>
+      <w:r>
+        <w:t xml:space="preserve">Figure 2: demonstrating how TLS, biophysical and DEB models can be used to predict heat stress impacts on plants and animals, growth, reproduction, survival. (Dan, Margie)</w:t>
+      </w:r>
+    </w:p>
+    <w:p>
+      <w:pPr>
+        <w:pStyle w:val="Compact"/>
+        <w:numPr>
+          <w:ilvl w:val="0"/>
+          <w:numId w:val="1001"/>
+        </w:numPr>
+      </w:pPr>
+      <w:r>
+        <w:t xml:space="preserve">Also this is a cool paper</w:t>
+      </w:r>
+      <w:r>
+        <w:t xml:space="preserve"> </w:t>
+      </w:r>
+      <w:r>
+        <w:t xml:space="preserve">[68]</w:t>
+      </w:r>
+      <w:r>
+        <w:t xml:space="preserve"> </w:t>
+      </w:r>
+      <w:r>
+        <w:t xml:space="preserve">on carnivores diets by DNA sequencing fecal data</w:t>
+      </w:r>
+      <w:r>
+        <w:t xml:space="preserve"> </w:t>
+      </w:r>
+      <w:r>
+        <w:t xml:space="preserve">-The other way to model interactions us using foundational community ecology/ species abundance models see</w:t>
+      </w:r>
+      <w:r>
+        <w:t xml:space="preserve"> </w:t>
+      </w:r>
+      <w:r>
+        <w:t xml:space="preserve">[69]</w:t>
+      </w:r>
+      <w:r>
+        <w:t xml:space="preserve">. We can here model the actual abundance of a given species and it would seem more flexible to incorporate thermal tolerance infor into these models.</w:t>
+      </w:r>
+    </w:p>
+    <w:p>
+      <w:pPr>
+        <w:pStyle w:val="Compact"/>
+        <w:numPr>
+          <w:ilvl w:val="0"/>
+          <w:numId w:val="1001"/>
+        </w:numPr>
+      </w:pPr>
+      <w:r>
+        <w:t xml:space="preserve">have a close look at</w:t>
+      </w:r>
+      <w:r>
+        <w:t xml:space="preserve"> </w:t>
+      </w:r>
+      <w:r>
+        <w:t xml:space="preserve">[70]</w:t>
+      </w:r>
+      <w:r>
+        <w:t xml:space="preserve"> </w:t>
+      </w:r>
+      <w:r>
+        <w:t xml:space="preserve">and</w:t>
+      </w:r>
+      <w:r>
+        <w:t xml:space="preserve"> </w:t>
+      </w:r>
+      <w:r>
+        <w:t xml:space="preserve">[71]</w:t>
+      </w:r>
+      <w:r>
+        <w:t xml:space="preserve">, limitations</w:t>
+      </w:r>
+      <w:r>
+        <w:t xml:space="preserve"> </w:t>
+      </w:r>
+      <w:r>
+        <w:t xml:space="preserve">[72]</w:t>
+      </w:r>
+    </w:p>
+    <w:bookmarkEnd w:id="26"/>
+    <w:bookmarkStart w:id="32" w:name="Xe7540e51cb84d29e47d083817996607ca5f8009"/>
+    <w:p>
+      <w:pPr>
+        <w:pStyle w:val="Heading1"/>
+      </w:pPr>
+      <w:r>
+        <w:t xml:space="preserve">Incorporating context-dependent environmental feedback to evaluate resilience to extreme heat (Brajesh, Brendan, James, Everyone else who wants to contribute)</w:t>
+      </w:r>
+    </w:p>
+    <w:p>
+      <w:pPr>
+        <w:pStyle w:val="Compact"/>
+        <w:numPr>
+          <w:ilvl w:val="0"/>
           <w:numId w:val="1002"/>
         </w:numPr>
       </w:pPr>
       <w:r>
-        <w:t xml:space="preserve">Heat effects depend on the</w:t>
-      </w:r>
-      <w:r>
-        <w:t xml:space="preserve"> </w:t>
-      </w:r>
-      <w:r>
-        <w:rPr>
-          <w:i/>
-          <w:iCs/>
-        </w:rPr>
-        <w:t xml:space="preserve">exposure</w:t>
-      </w:r>
-      <w:r>
-        <w:t xml:space="preserve"> </w:t>
-      </w:r>
-      <w:r>
-        <w:t xml:space="preserve">and</w:t>
-      </w:r>
-      <w:r>
-        <w:t xml:space="preserve"> </w:t>
-      </w:r>
-      <w:r>
-        <w:rPr>
-          <w:i/>
-          <w:iCs/>
-        </w:rPr>
-        <w:t xml:space="preserve">sensitivity</w:t>
+        <w:t xml:space="preserve">Goal of this section is to briefly focus on the BIOLOGY that will shift thermal exposure and sensitivity in plants and animals.</w:t>
       </w:r>
     </w:p>
     <w:p>
       <w:pPr>
         <w:pStyle w:val="Compact"/>
         <w:numPr>
-          <w:ilvl w:val="1"/>
+          <w:ilvl w:val="0"/>
           <w:numId w:val="1002"/>
         </w:numPr>
       </w:pPr>
       <w:r>
-        <w:t xml:space="preserve">Mechanistically involves the accumulation of damage and repair over time in response to a temperature stressor</w:t>
+        <w:t xml:space="preserve">I</w:t>
+      </w:r>
+      <w:r>
+        <w:t xml:space="preserve"> </w:t>
+      </w:r>
+      <w:r>
+        <w:rPr>
+          <w:b/>
+          <w:bCs/>
+        </w:rPr>
+        <w:t xml:space="preserve">just</w:t>
+      </w:r>
+      <w:r>
+        <w:t xml:space="preserve"> </w:t>
+      </w:r>
+      <w:r>
+        <w:t xml:space="preserve">found this important paper for which a lot can be gleaned upon. Many of the important things we have been discussing are discussed in here:</w:t>
+      </w:r>
+      <w:r>
+        <w:t xml:space="preserve"> </w:t>
+      </w:r>
+      <w:r>
+        <w:t xml:space="preserve">[26]</w:t>
+      </w:r>
+      <w:r>
+        <w:t xml:space="preserve">, so we should be careful to make our narrative distinct. The limitation of this study is it lacks the focus on modelling frameworks, so I think us distinguishing how we link these concepts back into the model would be quite novel and distinguish ourselves from them..</w:t>
       </w:r>
     </w:p>
     <w:p>
       <w:pPr>
         <w:pStyle w:val="Compact"/>
         <w:numPr>
-          <w:ilvl w:val="1"/>
+          <w:ilvl w:val="0"/>
           <w:numId w:val="1002"/>
         </w:numPr>
       </w:pPr>
       <w:r>
-        <w:t xml:space="preserve">We know different species will be exposed to extreme heat at different life stages</w:t>
+        <w:t xml:space="preserve">Then, we overlay briefly how we might capture that in the modelling framework we setup above. For example, you all write the biology and we then need to think about how we can adjust models to capture these nuances.</w:t>
       </w:r>
     </w:p>
     <w:p>
       <w:pPr>
         <w:pStyle w:val="Compact"/>
         <w:numPr>
-          <w:ilvl w:val="1"/>
+          <w:ilvl w:val="0"/>
           <w:numId w:val="1002"/>
         </w:numPr>
       </w:pPr>
       <w:r>
-        <w:t xml:space="preserve">We know sensitivity will vary across species and life stages</w:t>
-      </w:r>
-    </w:p>
-    <w:p>
-      <w:pPr>
-        <w:pStyle w:val="Compact"/>
-        <w:numPr>
-          <w:ilvl w:val="1"/>
-          <w:numId w:val="1002"/>
-        </w:numPr>
-      </w:pPr>
-      <w:r>
-        <w:t xml:space="preserve">We can make predictions about impacts of heat on: 1) survival and 2) reproduction across life stages and even tissues</w:t>
-      </w:r>
-    </w:p>
-    <w:p>
-      <w:pPr>
-        <w:pStyle w:val="Compact"/>
-        <w:numPr>
-          <w:ilvl w:val="1"/>
-          <w:numId w:val="1002"/>
-        </w:numPr>
-      </w:pPr>
-      <w:r>
-        <w:t xml:space="preserve">Can be applied to both plants and animals- allows for lagged effects of heat stress on survival and reproduction in response to short term heat stress events</w:t>
-      </w:r>
-    </w:p>
-    <w:p>
-      <w:pPr>
-        <w:pStyle w:val="Compact"/>
-        <w:numPr>
-          <w:ilvl w:val="1"/>
-          <w:numId w:val="1002"/>
-        </w:numPr>
-      </w:pPr>
-      <w:r>
-        <w:t xml:space="preserve">Captured by modelling thermal effects of the severity of temperature and the amount of time an organism is exposed to that temperature on survival and reproduction of given life stages</w:t>
-      </w:r>
-    </w:p>
-    <w:p>
-      <w:pPr>
-        <w:pStyle w:val="Compact"/>
-        <w:numPr>
-          <w:ilvl w:val="1"/>
-          <w:numId w:val="1002"/>
-        </w:numPr>
-      </w:pPr>
-      <w:r>
-        <w:t xml:space="preserve">Concepts can be applied to both plants and animals, and targeted to key tissues</w:t>
-      </w:r>
-    </w:p>
-    <w:p>
-      <w:pPr>
-        <w:pStyle w:val="Compact"/>
-        <w:numPr>
-          <w:ilvl w:val="1"/>
-          <w:numId w:val="1002"/>
-        </w:numPr>
-      </w:pPr>
-      <w:r>
-        <w:t xml:space="preserve">Critical to TLS is the idea of damage accumulation and repair over time in response to a temperature stressor</w:t>
-      </w:r>
-    </w:p>
-    <w:p>
-      <w:pPr>
-        <w:pStyle w:val="Compact"/>
-        <w:numPr>
-          <w:ilvl w:val="1"/>
-          <w:numId w:val="1002"/>
-        </w:numPr>
-      </w:pPr>
-      <w:r>
-        <w:t xml:space="preserve">Figure 1: demonstrating how thermal load sensitivity can be used to predict heat stress impacts on plants and animals, survival, reproductive tissue. Simplified.</w:t>
-      </w:r>
-    </w:p>
-    <w:bookmarkEnd w:id="23"/>
-    <w:bookmarkStart w:id="24" w:name="Xf7a8b061298c769a249e4cfc121bdb94e09ce12"/>
-    <w:p>
-      <w:pPr>
-        <w:pStyle w:val="Heading1"/>
-      </w:pPr>
-      <w:r>
-        <w:t xml:space="preserve">Dynamic Energy Budget (DEB) models that capture the effects of extreme heat across life (Mike and Dan)</w:t>
-      </w:r>
-    </w:p>
-    <w:p>
-      <w:pPr>
-        <w:pStyle w:val="FirstParagraph"/>
-      </w:pPr>
-      <w:r>
-        <w:t xml:space="preserve">Dynamic Energy Budget (DEB) models are physiologically (energetically) explicit life-cycle models that predict key life-history transitions, growth, reproduction and survival through time for diverse species</w:t>
-      </w:r>
-      <w:r>
-        <w:t xml:space="preserve"> </w:t>
-      </w:r>
-      <w:r>
-        <w:t xml:space="preserve">[16,25]</w:t>
-      </w:r>
-      <w:r>
-        <w:t xml:space="preserve">. DEB models consider organisms as a thermodynamic system (adhering to energy-mass balance) capturing the exchange of food, water, respiratory gases and metabolic waste from egg to adult</w:t>
-      </w:r>
-      <w:r>
-        <w:t xml:space="preserve"> </w:t>
-      </w:r>
-      <w:r>
-        <w:t xml:space="preserve">[20]</w:t>
-      </w:r>
-      <w:r>
-        <w:t xml:space="preserve">. DEB models can translate short-term variation in factors, such as temperature, toxins (e.g., toxicants,</w:t>
-      </w:r>
-      <w:r>
-        <w:t xml:space="preserve"> </w:t>
-      </w:r>
-      <w:r>
-        <w:t xml:space="preserve">[27]</w:t>
-      </w:r>
-      <w:r>
-        <w:t xml:space="preserve">) and resource availability (nutrients)</w:t>
-      </w:r>
-      <w:r>
-        <w:t xml:space="preserve"> </w:t>
-      </w:r>
-      <w:r>
-        <w:t xml:space="preserve">[28,29]</w:t>
-      </w:r>
-      <w:r>
-        <w:t xml:space="preserve"> </w:t>
-      </w:r>
-      <w:r>
-        <w:t xml:space="preserve">to understand how they affect development, growth, reproduction and survival</w:t>
-      </w:r>
-      <w:r>
-        <w:t xml:space="preserve"> </w:t>
-      </w:r>
-      <w:r>
-        <w:t xml:space="preserve">[17,20]</w:t>
-      </w:r>
-      <w:r>
-        <w:t xml:space="preserve">. DEB theory, combined with biophysical models more generally, also allow the full water budget to be computed to account for heat stress impacts of a hydric nature, and computes obligate heat production of metabolism to feed back to the calculation of body temperature</w:t>
-      </w:r>
-      <w:r>
-        <w:t xml:space="preserve"> </w:t>
-      </w:r>
-      <w:r>
-        <w:t xml:space="preserve">[20]</w:t>
-      </w:r>
-      <w:r>
-        <w:t xml:space="preserve">. Perhaps most importantly, DEB theory calculates the life cycle trajectory and so can account for the effects of timing of heat wave impacts relative to life stage. Applied to multi-species assemblages, DEB models can capture how different species life-cycles are impacted by heat and interact with each other to predict how traits such as birth, age at maturity, reproductive events, energy flow and lifespan vary across species. While DEB models are parameter rich, key parameters have been estimated for &gt; 3000 species already</w:t>
-      </w:r>
-      <w:r>
-        <w:t xml:space="preserve"> </w:t>
-      </w:r>
-      <w:r>
-        <w:t xml:space="preserve">[30,31]</w:t>
-      </w:r>
-      <w:r>
-        <w:t xml:space="preserve">. New analytical approaches using phylogenetic imputation methods can be used to predict DEB parameters for over 1.3 million species providing immense opportunities to model how heat will affect life-cycles of multi-species assemblages (see https://deb.bolding-bruggeman.com,</w:t>
-      </w:r>
-      <w:r>
-        <w:t xml:space="preserve"> </w:t>
-      </w:r>
-      <w:r>
-        <w:t xml:space="preserve">[32]</w:t>
-      </w:r>
-      <w:r>
-        <w:t xml:space="preserve">). In addition, software packages such as</w:t>
-      </w:r>
-      <w:r>
-        <w:t xml:space="preserve"> </w:t>
-      </w:r>
-      <w:r>
-        <w:rPr>
-          <w:i/>
-          <w:iCs/>
-        </w:rPr>
-        <w:t xml:space="preserve">NicheMapR</w:t>
-      </w:r>
-      <w:r>
-        <w:t xml:space="preserve"> </w:t>
-      </w:r>
-      <w:r>
-        <w:t xml:space="preserve">[33,34]</w:t>
-      </w:r>
-      <w:r>
-        <w:t xml:space="preserve"> </w:t>
-      </w:r>
-      <w:r>
-        <w:t xml:space="preserve">allow for simulations of life-cycles using parameters for diverse species. From these models key outputs on organisms such as body mass and size, reproductive success and events, along with survival can be used to parameterise vital rates needed for population and community models.</w:t>
-      </w:r>
-    </w:p>
-    <w:bookmarkEnd w:id="24"/>
-    <w:bookmarkStart w:id="25" w:name="Xbdb3df2871e98d114a1e4e74a52caa28253dc0c"/>
-    <w:p>
-      <w:pPr>
-        <w:pStyle w:val="Heading1"/>
-      </w:pPr>
-      <w:r>
-        <w:t xml:space="preserve">Mechanistic approaches that</w:t>
-      </w:r>
-      <w:r>
-        <w:t xml:space="preserve"> </w:t>
-      </w:r>
-      <w:r>
-        <w:t xml:space="preserve">‘</w:t>
-      </w:r>
-      <w:r>
-        <w:t xml:space="preserve">speak</w:t>
-      </w:r>
-      <w:r>
-        <w:t xml:space="preserve">’</w:t>
-      </w:r>
-      <w:r>
-        <w:t xml:space="preserve"> </w:t>
-      </w:r>
-      <w:r>
-        <w:t xml:space="preserve">to population and community ecology under extreme heat (Margie)</w:t>
-      </w:r>
-    </w:p>
-    <w:p>
-      <w:pPr>
-        <w:pStyle w:val="FirstParagraph"/>
-      </w:pPr>
-      <w:r>
-        <w:t xml:space="preserve">In the plant community and coexistence literature, the maintenance of community-level plant diversity is typically modelled using individual fitness models to parameterise population growth models. The most common Individual-based performance models used for this purpose in plants are the Ricker</w:t>
-      </w:r>
-      <w:r>
-        <w:t xml:space="preserve"> </w:t>
-      </w:r>
-      <w:r>
-        <w:t xml:space="preserve">[35]</w:t>
-      </w:r>
-      <w:r>
-        <w:t xml:space="preserve"> </w:t>
-      </w:r>
-      <w:r>
-        <w:t xml:space="preserve">and Beverton-Holt</w:t>
-      </w:r>
-      <w:r>
-        <w:t xml:space="preserve"> </w:t>
-      </w:r>
-      <w:r>
-        <w:t xml:space="preserve">[36]</w:t>
-      </w:r>
-      <w:r>
-        <w:t xml:space="preserve"> </w:t>
-      </w:r>
-      <w:r>
-        <w:t xml:space="preserve">models. Both of these models assume that species interactions are competitive in nature but the Ricker model allows interaction outcomes to be positive as well as negative, as long as the net outcome of interactions are negative. This is an important feature as ecological theory tells us that facilitative interactions between species, in which one or both species benefit from the presence of the other, are more common under stressful, or harsh, environments</w:t>
-      </w:r>
-      <w:r>
-        <w:t xml:space="preserve"> </w:t>
-      </w:r>
-      <w:r>
-        <w:t xml:space="preserve">[37]</w:t>
-      </w:r>
-      <w:r>
-        <w:t xml:space="preserve">. In thinking about thermal extremes, it is likely that species experience a switch from amenable to harsh conditions, making it likely that interaction outcomes may flip signs</w:t>
-      </w:r>
-      <w:r>
-        <w:t xml:space="preserve"> </w:t>
-      </w:r>
-      <w:r>
-        <w:t xml:space="preserve">[38]</w:t>
-      </w:r>
-      <w:r>
-        <w:t xml:space="preserve">.</w:t>
-      </w:r>
-    </w:p>
-    <w:p>
-      <w:pPr>
-        <w:pStyle w:val="BodyText"/>
-      </w:pPr>
-      <w:r>
-        <w:t xml:space="preserve">Based on modern coexistence theory, we can calculate the mutual invasibility of two populations while interacting with each other to determine if each pair of species in a community can persist indefinitely. This approach typically does not work for predicting whole community diversity, but the tools developed to test for coexistence are well suited to exploring how to link biophysical models with population growth models to advance out ability to predict how extreme thermal events will impact species in the long-term within a community context.</w:t>
-      </w:r>
-    </w:p>
-    <w:p>
-      <w:pPr>
-        <w:pStyle w:val="BodyText"/>
-      </w:pPr>
-      <w:r>
-        <w:t xml:space="preserve">Recent efforts to increase the biological realism of coexistence models have focused on exploring ways to add environmental variation into these models. Basic coexistence models are parameterised using average fitness estimates for an average environment. Approaches for integrating demographic and environmental variation into these models are emerging</w:t>
-      </w:r>
-      <w:r>
-        <w:t xml:space="preserve"> </w:t>
-      </w:r>
-      <w:r>
-        <w:t xml:space="preserve">[38,39]</w:t>
-      </w:r>
-      <w:r>
-        <w:t xml:space="preserve">. The calculation of technical coexistence is not necessary for these models to help us understand the impacts extreme heat will have on individual species within a community context. Understanding how population growth will be impacted by the biophysical and physiological consequences of extreme heat events are conceptually easy to add to Ricker and Beverton-Holt population growth models, with new Bayesian frameworks</w:t>
-      </w:r>
-      <w:r>
-        <w:t xml:space="preserve"> </w:t>
-      </w:r>
-      <w:r>
-        <w:t xml:space="preserve">[39]</w:t>
-      </w:r>
-      <w:r>
-        <w:t xml:space="preserve"> </w:t>
-      </w:r>
-      <w:r>
-        <w:t xml:space="preserve">also allowing us to calculate probabilities of population growth and coexistence of population experiencing these conditions. The simplest approach to this is to modify the vital rate functions used in these models to compare population growth predictions for species that have and have not been exposed to extreme heat during core life history stages. Physiological models can be used to estimate changes to fitness resulting from an extreme heat event. We can then model the difference in population growth rates for populations that have and have not experienced those events. We can increase complexity by following Bimler</w:t>
-      </w:r>
-      <w:r>
-        <w:t xml:space="preserve"> </w:t>
-      </w:r>
-      <w:r>
-        <w:rPr>
-          <w:i/>
-          <w:iCs/>
-        </w:rPr>
-        <w:t xml:space="preserve">et al.</w:t>
-      </w:r>
-      <w:r>
-        <w:t xml:space="preserve"> </w:t>
-      </w:r>
-      <w:r>
-        <w:t xml:space="preserve">[38]</w:t>
-      </w:r>
-      <w:r>
-        <w:t xml:space="preserve">’s approach to measuring the effects of environmental gradients on the outcomes of pairwise species interactions and the calculation of species fitness and niche differences. We could use this same technique in combination with biophysical models to estimate the consequences of localized extreme heat of different local extremes on species interactions with each other and the carry-on effects these interactions have on species fitness within local communities. Taking this a step forward, new methods are now available for calculation interaction networks based on interaction outcomes calculated using Ricker or Beverton-Holt population growth models. Thus we could take these pairwise models of population growth and create whole community networks to assess how heatwaves will alter the structure of community network structures and stability in addition to pairwise interactions</w:t>
-      </w:r>
-      <w:r>
-        <w:t xml:space="preserve"> </w:t>
-      </w:r>
-      <w:r>
-        <w:t xml:space="preserve">[38]</w:t>
-      </w:r>
-      <w:r>
-        <w:t xml:space="preserve">. The limitation of these methods is that they are data hungry, but even this can be handled by emerging approaches for reducing model complexity without losing model power</w:t>
-      </w:r>
-      <w:r>
-        <w:t xml:space="preserve"> </w:t>
-      </w:r>
-      <w:r>
-        <w:t xml:space="preserve">[40]</w:t>
-      </w:r>
-      <w:r>
-        <w:t xml:space="preserve">.</w:t>
+        <w:t xml:space="preserve">If uncertain about adding a sentence to the link to the models above, that’s ok, Dan, Mike, Margie and Belinda can add.</w:t>
+      </w:r>
+    </w:p>
+    <w:bookmarkStart w:id="27" w:name="X1b136e3eae891c477bc728d2597e572ca649eaa"/>
+    <w:p>
+      <w:pPr>
+        <w:pStyle w:val="Heading3"/>
+      </w:pPr>
+      <w:r>
+        <w:t xml:space="preserve">Microbial communities can impact thermal sensitivity in plants and animals (Brajesh)</w:t>
       </w:r>
     </w:p>
     <w:p>
@@ -1334,290 +1711,6 @@
         </w:numPr>
       </w:pPr>
       <w:r>
-        <w:t xml:space="preserve">How can we link mechanistic physiological models with population and community ecology theory?</w:t>
-      </w:r>
-    </w:p>
-    <w:p>
-      <w:pPr>
-        <w:pStyle w:val="Compact"/>
-        <w:numPr>
-          <w:ilvl w:val="0"/>
-          <w:numId w:val="1003"/>
-        </w:numPr>
-      </w:pPr>
-      <w:r>
-        <w:t xml:space="preserve">Introducing population and network models to link outputs from DEB (survival, reproduction, abundance) to population growth.</w:t>
-      </w:r>
-    </w:p>
-    <w:p>
-      <w:pPr>
-        <w:pStyle w:val="Compact"/>
-        <w:numPr>
-          <w:ilvl w:val="0"/>
-          <w:numId w:val="1003"/>
-        </w:numPr>
-      </w:pPr>
-      <w:r>
-        <w:t xml:space="preserve">How people are analysing communities with network theory. Some important papers</w:t>
-      </w:r>
-      <w:r>
-        <w:t xml:space="preserve"> </w:t>
-      </w:r>
-      <w:r>
-        <w:t xml:space="preserve">[41]</w:t>
-      </w:r>
-      <w:r>
-        <w:t xml:space="preserve"> </w:t>
-      </w:r>
-      <w:r>
-        <w:t xml:space="preserve">[42]</w:t>
-      </w:r>
-      <w:r>
-        <w:t xml:space="preserve"> </w:t>
-      </w:r>
-      <w:r>
-        <w:t xml:space="preserve">[43]</w:t>
-      </w:r>
-      <w:r>
-        <w:t xml:space="preserve"> </w:t>
-      </w:r>
-      <w:r>
-        <w:t xml:space="preserve">[44]</w:t>
-      </w:r>
-      <w:r>
-        <w:t xml:space="preserve"> </w:t>
-      </w:r>
-      <w:r>
-        <w:t xml:space="preserve">[45]</w:t>
-      </w:r>
-      <w:r>
-        <w:t xml:space="preserve"> </w:t>
-      </w:r>
-      <w:r>
-        <w:t xml:space="preserve">[46]</w:t>
-      </w:r>
-      <w:r>
-        <w:t xml:space="preserve"> </w:t>
-      </w:r>
-      <w:r>
-        <w:t xml:space="preserve">[47]</w:t>
-      </w:r>
-      <w:r>
-        <w:t xml:space="preserve"> </w:t>
-      </w:r>
-      <w:r>
-        <w:t xml:space="preserve">Should also look at this book</w:t>
-      </w:r>
-      <w:r>
-        <w:t xml:space="preserve"> </w:t>
-      </w:r>
-      <w:r>
-        <w:t xml:space="preserve">[48]</w:t>
-      </w:r>
-    </w:p>
-    <w:p>
-      <w:pPr>
-        <w:pStyle w:val="Compact"/>
-        <w:numPr>
-          <w:ilvl w:val="0"/>
-          <w:numId w:val="1003"/>
-        </w:numPr>
-      </w:pPr>
-      <w:r>
-        <w:t xml:space="preserve">How can we capture interactions among species within the community to predict how heat stress will affect community structure?</w:t>
-      </w:r>
-    </w:p>
-    <w:p>
-      <w:pPr>
-        <w:pStyle w:val="Compact"/>
-        <w:numPr>
-          <w:ilvl w:val="0"/>
-          <w:numId w:val="1003"/>
-        </w:numPr>
-      </w:pPr>
-      <w:r>
-        <w:t xml:space="preserve">Figure 2: demonstrating how TLS, biophysical and DEB models can be used to predict heat stress impacts on plants and animals, growth, reproduction, survival. (Dan, Margie)</w:t>
-      </w:r>
-    </w:p>
-    <w:p>
-      <w:pPr>
-        <w:pStyle w:val="Compact"/>
-        <w:numPr>
-          <w:ilvl w:val="0"/>
-          <w:numId w:val="1003"/>
-        </w:numPr>
-      </w:pPr>
-      <w:r>
-        <w:t xml:space="preserve">Also this is a cool paper</w:t>
-      </w:r>
-      <w:r>
-        <w:t xml:space="preserve"> </w:t>
-      </w:r>
-      <w:r>
-        <w:t xml:space="preserve">[49]</w:t>
-      </w:r>
-      <w:r>
-        <w:t xml:space="preserve"> </w:t>
-      </w:r>
-      <w:r>
-        <w:t xml:space="preserve">on carnivores diets by DNA sequencing fecal data</w:t>
-      </w:r>
-      <w:r>
-        <w:t xml:space="preserve"> </w:t>
-      </w:r>
-      <w:r>
-        <w:t xml:space="preserve">-The other way to model interactions us using foundational community ecology/ species abundance models see</w:t>
-      </w:r>
-      <w:r>
-        <w:t xml:space="preserve"> </w:t>
-      </w:r>
-      <w:r>
-        <w:t xml:space="preserve">[50]</w:t>
-      </w:r>
-      <w:r>
-        <w:t xml:space="preserve">. We can here model the actual abundance of a given species and it would seem more flexible to incorporate thermal tolerance infor into these models.</w:t>
-      </w:r>
-    </w:p>
-    <w:p>
-      <w:pPr>
-        <w:pStyle w:val="Compact"/>
-        <w:numPr>
-          <w:ilvl w:val="0"/>
-          <w:numId w:val="1003"/>
-        </w:numPr>
-      </w:pPr>
-      <w:r>
-        <w:t xml:space="preserve">have a close look at</w:t>
-      </w:r>
-      <w:r>
-        <w:t xml:space="preserve"> </w:t>
-      </w:r>
-      <w:r>
-        <w:t xml:space="preserve">[51]</w:t>
-      </w:r>
-      <w:r>
-        <w:t xml:space="preserve"> </w:t>
-      </w:r>
-      <w:r>
-        <w:t xml:space="preserve">and</w:t>
-      </w:r>
-      <w:r>
-        <w:t xml:space="preserve"> </w:t>
-      </w:r>
-      <w:r>
-        <w:t xml:space="preserve">[52]</w:t>
-      </w:r>
-      <w:r>
-        <w:t xml:space="preserve">, limitations</w:t>
-      </w:r>
-      <w:r>
-        <w:t xml:space="preserve"> </w:t>
-      </w:r>
-      <w:r>
-        <w:t xml:space="preserve">[53]</w:t>
-      </w:r>
-    </w:p>
-    <w:bookmarkEnd w:id="25"/>
-    <w:bookmarkStart w:id="31" w:name="Xe7540e51cb84d29e47d083817996607ca5f8009"/>
-    <w:p>
-      <w:pPr>
-        <w:pStyle w:val="Heading1"/>
-      </w:pPr>
-      <w:r>
-        <w:t xml:space="preserve">Incorporating context-dependent environmental feedback to evaluate resilience to extreme heat (Brajesh, Brendan, James, Everyone else who wants to contribute)</w:t>
-      </w:r>
-    </w:p>
-    <w:p>
-      <w:pPr>
-        <w:pStyle w:val="Compact"/>
-        <w:numPr>
-          <w:ilvl w:val="0"/>
-          <w:numId w:val="1004"/>
-        </w:numPr>
-      </w:pPr>
-      <w:r>
-        <w:t xml:space="preserve">Goal of this section is to briefly focus on the BIOLOGY that will shift thermal exposure and sensitivity in plants and animals.</w:t>
-      </w:r>
-    </w:p>
-    <w:p>
-      <w:pPr>
-        <w:pStyle w:val="Compact"/>
-        <w:numPr>
-          <w:ilvl w:val="0"/>
-          <w:numId w:val="1004"/>
-        </w:numPr>
-      </w:pPr>
-      <w:r>
-        <w:t xml:space="preserve">I</w:t>
-      </w:r>
-      <w:r>
-        <w:t xml:space="preserve"> </w:t>
-      </w:r>
-      <w:r>
-        <w:rPr>
-          <w:b/>
-          <w:bCs/>
-        </w:rPr>
-        <w:t xml:space="preserve">just</w:t>
-      </w:r>
-      <w:r>
-        <w:t xml:space="preserve"> </w:t>
-      </w:r>
-      <w:r>
-        <w:t xml:space="preserve">found this important paper for which a lot can be gleaned upon. Many of the important things we have been discussing are discussed in here:</w:t>
-      </w:r>
-      <w:r>
-        <w:t xml:space="preserve"> </w:t>
-      </w:r>
-      <w:r>
-        <w:t xml:space="preserve">[24]</w:t>
-      </w:r>
-      <w:r>
-        <w:t xml:space="preserve">, so we should be careful to make our narrative distinct. The limitation of this study is it lacks the focus on modelling frameworks, so I think us distinguishing how we link these concepts back into the model would be quite novel and distinguish ourselves from them..</w:t>
-      </w:r>
-    </w:p>
-    <w:p>
-      <w:pPr>
-        <w:pStyle w:val="Compact"/>
-        <w:numPr>
-          <w:ilvl w:val="0"/>
-          <w:numId w:val="1004"/>
-        </w:numPr>
-      </w:pPr>
-      <w:r>
-        <w:t xml:space="preserve">Then, we overlay briefly how we might capture that in the modelling framework we setup above. For example, you all write the biology and we then need to think about how we can adjust models to capture these nuances.</w:t>
-      </w:r>
-    </w:p>
-    <w:p>
-      <w:pPr>
-        <w:pStyle w:val="Compact"/>
-        <w:numPr>
-          <w:ilvl w:val="0"/>
-          <w:numId w:val="1004"/>
-        </w:numPr>
-      </w:pPr>
-      <w:r>
-        <w:t xml:space="preserve">If uncertain about adding a sentence to the link to the models above, that’s ok, Dan, Mike, Margie and Belinda can add.</w:t>
-      </w:r>
-    </w:p>
-    <w:bookmarkStart w:id="26" w:name="X1b136e3eae891c477bc728d2597e572ca649eaa"/>
-    <w:p>
-      <w:pPr>
-        <w:pStyle w:val="Heading3"/>
-      </w:pPr>
-      <w:r>
-        <w:t xml:space="preserve">Microbial communities can impact thermal sensitivity in plants and animals (Brajesh)</w:t>
-      </w:r>
-    </w:p>
-    <w:p>
-      <w:pPr>
-        <w:pStyle w:val="Compact"/>
-        <w:numPr>
-          <w:ilvl w:val="0"/>
-          <w:numId w:val="1005"/>
-        </w:numPr>
-      </w:pPr>
-      <w:r>
         <w:t xml:space="preserve">Here’s some text of a cool example I had written up. Feel free to use Braj or shift completely if you’d like.</w:t>
       </w:r>
       <w:r>
@@ -1640,7 +1733,7 @@
         <w:t xml:space="preserve"> </w:t>
       </w:r>
       <w:r>
-        <w:t xml:space="preserve">[54]</w:t>
+        <w:t xml:space="preserve">[37]</w:t>
       </w:r>
       <w:r>
         <w:t xml:space="preserve"> </w:t>
@@ -1723,7 +1816,7 @@
         <w:pStyle w:val="Compact"/>
         <w:numPr>
           <w:ilvl w:val="0"/>
-          <w:numId w:val="1005"/>
+          <w:numId w:val="1003"/>
         </w:numPr>
       </w:pPr>
       <w:r>
@@ -1733,256 +1826,14 @@
         <w:t xml:space="preserve"> </w:t>
       </w:r>
       <w:r>
-        <w:t xml:space="preserve">[55]</w:t>
+        <w:t xml:space="preserve">[73]</w:t>
       </w:r>
       <w:r>
         <w:t xml:space="preserve">. The paper provides a framework for modelling soil plant interactions</w:t>
       </w:r>
     </w:p>
-    <w:p>
-      <w:pPr>
-        <w:pStyle w:val="FirstParagraph"/>
-      </w:pPr>
-      <w:r>
-        <w:t xml:space="preserve">Heat tolerance of animals can be both increased and decreased through changes in the gut microbiome and/or through microbes that are resident in animal tissues (endosymbionts). Disruption of the natural gut microbiome of tadpoles increases their sensitivity to heat</w:t>
-      </w:r>
-      <w:r>
-        <w:t xml:space="preserve"> </w:t>
-      </w:r>
-      <w:r>
-        <w:t xml:space="preserve">[56]</w:t>
-      </w:r>
-      <w:r>
-        <w:t xml:space="preserve">, which is thought to be associated with transcriptional buffering of hosts by the natural microbiome</w:t>
-      </w:r>
-      <w:r>
-        <w:t xml:space="preserve"> </w:t>
-      </w:r>
-      <w:r>
-        <w:t xml:space="preserve">[57]</w:t>
-      </w:r>
-      <w:r>
-        <w:t xml:space="preserve">. Specific gut bacteria may provide a protective effect on their host.</w:t>
-      </w:r>
-      <w:r>
-        <w:t xml:space="preserve"> </w:t>
-      </w:r>
-      <w:r>
-        <w:rPr>
-          <w:i/>
-          <w:iCs/>
-        </w:rPr>
-        <w:t xml:space="preserve">Bacillus subtilis</w:t>
-      </w:r>
-      <w:r>
-        <w:t xml:space="preserve"> </w:t>
-      </w:r>
-      <w:r>
-        <w:t xml:space="preserve">residing in the gut of the nematode</w:t>
-      </w:r>
-      <w:r>
-        <w:t xml:space="preserve"> </w:t>
-      </w:r>
-      <w:r>
-        <w:rPr>
-          <w:i/>
-          <w:iCs/>
-        </w:rPr>
-        <w:t xml:space="preserve">Caenorhabditis elegans</w:t>
-      </w:r>
-      <w:r>
-        <w:t xml:space="preserve"> </w:t>
-      </w:r>
-      <w:r>
-        <w:t xml:space="preserve">provides protection against heat shock as reflected by effects on fecundity</w:t>
-      </w:r>
-      <w:r>
-        <w:t xml:space="preserve"> </w:t>
-      </w:r>
-      <w:r>
-        <w:t xml:space="preserve">[58]</w:t>
-      </w:r>
-      <w:r>
-        <w:t xml:space="preserve">. Moreover, this protective effect can influence the ability of the host to evolve further resistance to the heat shock and harboured more bacteria</w:t>
-      </w:r>
-      <w:r>
-        <w:t xml:space="preserve"> </w:t>
-      </w:r>
-      <w:r>
-        <w:t xml:space="preserve">[59]</w:t>
-      </w:r>
-      <w:r>
-        <w:t xml:space="preserve">. Even microbes that are normally parasitic on their hosts can generate benefits to them under stressful conditions. In the mussel</w:t>
-      </w:r>
-      <w:r>
-        <w:t xml:space="preserve"> </w:t>
-      </w:r>
-      <w:r>
-        <w:rPr>
-          <w:i/>
-          <w:iCs/>
-        </w:rPr>
-        <w:t xml:space="preserve">Mytilis californianus</w:t>
-      </w:r>
-      <w:r>
-        <w:t xml:space="preserve">, microbes living on the shell of this species weaken it but also change shell colour in such a way that the mussels become more resistant to heat stress when exposed at low tide</w:t>
-      </w:r>
-      <w:r>
-        <w:t xml:space="preserve"> </w:t>
-      </w:r>
-      <w:r>
-        <w:t xml:space="preserve">[60]</w:t>
-      </w:r>
-      <w:r>
-        <w:t xml:space="preserve">, On the other hand, many endosymbionts including those providing host benefits appear particularly sensitive to heat</w:t>
-      </w:r>
-      <w:r>
-        <w:t xml:space="preserve"> </w:t>
-      </w:r>
-      <w:r>
-        <w:t xml:space="preserve">[61]</w:t>
-      </w:r>
-      <w:r>
-        <w:t xml:space="preserve">. The density of</w:t>
-      </w:r>
-      <w:r>
-        <w:t xml:space="preserve"> </w:t>
-      </w:r>
-      <w:r>
-        <w:rPr>
-          <w:i/>
-          <w:iCs/>
-        </w:rPr>
-        <w:t xml:space="preserve">Buchnera</w:t>
-      </w:r>
-      <w:r>
-        <w:t xml:space="preserve"> </w:t>
-      </w:r>
-      <w:r>
-        <w:t xml:space="preserve">decreases under heat in aphid species that are relatively less tolerant to heat, whereas</w:t>
-      </w:r>
-      <w:r>
-        <w:t xml:space="preserve"> </w:t>
-      </w:r>
-      <w:r>
-        <w:rPr>
-          <w:i/>
-          <w:iCs/>
-        </w:rPr>
-        <w:t xml:space="preserve">Buchnera</w:t>
-      </w:r>
-      <w:r>
-        <w:t xml:space="preserve"> </w:t>
-      </w:r>
-      <w:r>
-        <w:t xml:space="preserve">densities in more tolerant aphids appear unaffected</w:t>
-      </w:r>
-      <w:r>
-        <w:t xml:space="preserve"> </w:t>
-      </w:r>
-      <w:r>
-        <w:t xml:space="preserve">[62]</w:t>
-      </w:r>
-      <w:r>
-        <w:t xml:space="preserve">. Nevertheless, the heat tolerance of pea aphids can be sharply increased through a mutation in a heat shock protein encoded by</w:t>
-      </w:r>
-      <w:r>
-        <w:t xml:space="preserve"> </w:t>
-      </w:r>
-      <w:r>
-        <w:rPr>
-          <w:i/>
-          <w:iCs/>
-        </w:rPr>
-        <w:t xml:space="preserve">Buchnera</w:t>
-      </w:r>
-      <w:r>
-        <w:t xml:space="preserve"> </w:t>
-      </w:r>
-      <w:r>
-        <w:t xml:space="preserve">[63]</w:t>
-      </w:r>
-      <w:r>
-        <w:t xml:space="preserve">.</w:t>
-      </w:r>
-    </w:p>
-    <w:p>
-      <w:pPr>
-        <w:pStyle w:val="BodyText"/>
-      </w:pPr>
-      <w:r>
-        <w:t xml:space="preserve">Interaction between plants and microorganisms such as plant growth-promoting rhizobacteria (PGPR), arbuscular mycorrhizal fungi (AMF), and bacterial or fungal endophytes regulate growth and defense, including improved heat tolerance in plants</w:t>
-      </w:r>
-      <w:r>
-        <w:t xml:space="preserve"> </w:t>
-      </w:r>
-      <w:r>
-        <w:t xml:space="preserve">[64,65]</w:t>
-      </w:r>
-      <w:r>
-        <w:t xml:space="preserve">. These interactions are usually achieved by stimulating the production of essential phytohormones, secondary metabolites, organic acids, and amino acids that helps the plant to mitigate heat stress</w:t>
-      </w:r>
-      <w:r>
-        <w:t xml:space="preserve"> </w:t>
-      </w:r>
-      <w:r>
-        <w:t xml:space="preserve">[66,67]</w:t>
-      </w:r>
-      <w:r>
-        <w:t xml:space="preserve">. Under the current global climate change scenarios, each degree Celsius increase in global mean temperature is estimated to reduce the global yield of wheat by 6.0% and soybean (Glycine max) by 3.1%</w:t>
-      </w:r>
-      <w:r>
-        <w:t xml:space="preserve"> </w:t>
-      </w:r>
-      <w:r>
-        <w:t xml:space="preserve">[68]</w:t>
-      </w:r>
-      <w:r>
-        <w:t xml:space="preserve">. For instance, bread wheat (</w:t>
-      </w:r>
-      <w:r>
-        <w:rPr>
-          <w:i/>
-          <w:iCs/>
-        </w:rPr>
-        <w:t xml:space="preserve">Triticum aestivum</w:t>
-      </w:r>
-      <w:r>
-        <w:t xml:space="preserve">) has an optimum temperature of 22°C, but temperatures above that range impair cellular processes, with adverse effects on development and reproductive of plants, leading to senescence and yield loss</w:t>
-      </w:r>
-      <w:r>
-        <w:t xml:space="preserve"> </w:t>
-      </w:r>
-      <w:r>
-        <w:t xml:space="preserve">[69,70]</w:t>
-      </w:r>
-      <w:r>
-        <w:t xml:space="preserve">. The complexity of plant-microbe interaction under heat stress means that enormous efforts are required to decipher the interaction networks at molecular, tissue, and organism levels. These cannot be fully understood without the advanced bioinformatics tools and models of Artificial Intelligence/Machine Learning (AI/ML) in the new era of AI for all aspects of sciences. There are excellent AI/ML models developed for plants</w:t>
-      </w:r>
-      <w:r>
-        <w:t xml:space="preserve"> </w:t>
-      </w:r>
-      <w:r>
-        <w:t xml:space="preserve">[71,72]</w:t>
-      </w:r>
-      <w:r>
-        <w:t xml:space="preserve"> </w:t>
-      </w:r>
-      <w:r>
-        <w:t xml:space="preserve">and microorganism</w:t>
-      </w:r>
-      <w:r>
-        <w:t xml:space="preserve"> </w:t>
-      </w:r>
-      <w:r>
-        <w:t xml:space="preserve">[73]</w:t>
-      </w:r>
-      <w:r>
-        <w:t xml:space="preserve">. However, comprehensive models with high prediction powers for plant microbe interactions are still lacking, which hampers our understanding of the heat tolerance in plants and microorganisms.</w:t>
-      </w:r>
-    </w:p>
-    <w:bookmarkEnd w:id="26"/>
-    <w:bookmarkStart w:id="27" w:name="X24738ef4513767bb724ce8804ac017259eaf2ee"/>
+    <w:bookmarkEnd w:id="27"/>
+    <w:bookmarkStart w:id="28" w:name="X24738ef4513767bb724ce8804ac017259eaf2ee"/>
     <w:p>
       <w:pPr>
         <w:pStyle w:val="Heading3"/>
@@ -1991,8 +1842,8 @@
         <w:t xml:space="preserve">Water availability can impact thermal sensitivity of plants and animals (Brendan)</w:t>
       </w:r>
     </w:p>
-    <w:bookmarkEnd w:id="27"/>
-    <w:bookmarkStart w:id="28" w:name="X1934a01dca617640c62902cb6b54ad742133dfc"/>
+    <w:bookmarkEnd w:id="28"/>
+    <w:bookmarkStart w:id="29" w:name="X1934a01dca617640c62902cb6b54ad742133dfc"/>
     <w:p>
       <w:pPr>
         <w:pStyle w:val="Heading3"/>
@@ -2006,7 +1857,7 @@
         <w:pStyle w:val="Compact"/>
         <w:numPr>
           <w:ilvl w:val="0"/>
-          <w:numId w:val="1006"/>
+          <w:numId w:val="1004"/>
         </w:numPr>
       </w:pPr>
       <w:r>
@@ -2084,8 +1935,8 @@
         <w:t xml:space="preserve">also found that different life-stages were affected differently by heat stress, with adults being more thermally tolerant than early developmental stages emphasising the need for models to capture such variation. However, such findings do not incorporate acclimation to heat stress or different microhabitat choice by the different species, which are both likely to be important for predicting the impacts of heat stress on community structure. It also ignores how interspecific interactions between competing aphid species will also likely mediate species abundance. It would be worth while integrating thermal tolerance landscapes with ecological models that capture interspecific interactions to better predict how heat stress will affect community structure.</w:t>
       </w:r>
     </w:p>
-    <w:bookmarkEnd w:id="28"/>
-    <w:bookmarkStart w:id="29" w:name="Xdbc91e02dcd505372e716f3d2147fb46ffba4bf"/>
+    <w:bookmarkEnd w:id="29"/>
+    <w:bookmarkStart w:id="30" w:name="Xdbc91e02dcd505372e716f3d2147fb46ffba4bf"/>
     <w:p>
       <w:pPr>
         <w:pStyle w:val="Heading3"/>
@@ -2111,8 +1962,8 @@
         <w:t xml:space="preserve">. Connects heat tolerance to population matrix models. And, shows acclimation responses (heat hardening).</w:t>
       </w:r>
     </w:p>
-    <w:bookmarkEnd w:id="29"/>
-    <w:bookmarkStart w:id="30" w:name="X1f820984f57b727edc20965138ee13069f96c01"/>
+    <w:bookmarkEnd w:id="30"/>
+    <w:bookmarkStart w:id="31" w:name="X1f820984f57b727edc20965138ee13069f96c01"/>
     <w:p>
       <w:pPr>
         <w:pStyle w:val="Heading3"/>
@@ -2121,9 +1972,9 @@
         <w:t xml:space="preserve">Phenology and activity pattern shifts mediating interactions (James?)</w:t>
       </w:r>
     </w:p>
-    <w:bookmarkEnd w:id="30"/>
     <w:bookmarkEnd w:id="31"/>
-    <w:bookmarkStart w:id="33" w:name="X42ca7aa69937316dee7b1e100d4320aa777518f"/>
+    <w:bookmarkEnd w:id="32"/>
+    <w:bookmarkStart w:id="34" w:name="X42ca7aa69937316dee7b1e100d4320aa777518f"/>
     <w:p>
       <w:pPr>
         <w:pStyle w:val="Heading1"/>
@@ -2149,7 +2000,7 @@
         <w:pStyle w:val="Compact"/>
         <w:numPr>
           <w:ilvl w:val="0"/>
-          <w:numId w:val="1007"/>
+          <w:numId w:val="1005"/>
         </w:numPr>
       </w:pPr>
       <w:r>
@@ -2161,7 +2012,7 @@
         <w:pStyle w:val="Compact"/>
         <w:numPr>
           <w:ilvl w:val="0"/>
-          <w:numId w:val="1007"/>
+          <w:numId w:val="1005"/>
         </w:numPr>
       </w:pPr>
       <w:r>
@@ -2189,7 +2040,7 @@
         <w:pStyle w:val="Compact"/>
         <w:numPr>
           <w:ilvl w:val="1"/>
-          <w:numId w:val="1008"/>
+          <w:numId w:val="1006"/>
         </w:numPr>
       </w:pPr>
       <w:r>
@@ -2201,7 +2052,7 @@
         <w:pStyle w:val="Compact"/>
         <w:numPr>
           <w:ilvl w:val="1"/>
-          <w:numId w:val="1008"/>
+          <w:numId w:val="1006"/>
         </w:numPr>
       </w:pPr>
       <w:r>
@@ -2213,7 +2064,7 @@
         <w:pStyle w:val="Compact"/>
         <w:numPr>
           <w:ilvl w:val="0"/>
-          <w:numId w:val="1007"/>
+          <w:numId w:val="1005"/>
         </w:numPr>
       </w:pPr>
       <w:r>
@@ -2225,7 +2076,7 @@
         <w:pStyle w:val="Compact"/>
         <w:numPr>
           <w:ilvl w:val="1"/>
-          <w:numId w:val="1009"/>
+          <w:numId w:val="1007"/>
         </w:numPr>
       </w:pPr>
       <w:r>
@@ -2244,7 +2095,7 @@
         <w:pStyle w:val="Compact"/>
         <w:numPr>
           <w:ilvl w:val="0"/>
-          <w:numId w:val="1007"/>
+          <w:numId w:val="1005"/>
         </w:numPr>
       </w:pPr>
       <w:r>
@@ -2256,14 +2107,14 @@
         <w:pStyle w:val="Compact"/>
         <w:numPr>
           <w:ilvl w:val="0"/>
-          <w:numId w:val="1007"/>
+          <w:numId w:val="1005"/>
         </w:numPr>
       </w:pPr>
       <w:r>
         <w:t xml:space="preserve">Conservation (Adrienne?)</w:t>
       </w:r>
     </w:p>
-    <w:bookmarkStart w:id="32" w:name="Xf9650dc0ea0b351fc010b34968d2cf3bde51c90"/>
+    <w:bookmarkStart w:id="33" w:name="Xf9650dc0ea0b351fc010b34968d2cf3bde51c90"/>
     <w:p>
       <w:pPr>
         <w:pStyle w:val="Heading4"/>
@@ -2277,7 +2128,7 @@
         <w:pStyle w:val="Compact"/>
         <w:numPr>
           <w:ilvl w:val="0"/>
-          <w:numId w:val="1010"/>
+          <w:numId w:val="1008"/>
         </w:numPr>
       </w:pPr>
       <w:r>
@@ -2289,7 +2140,7 @@
         <w:pStyle w:val="Compact"/>
         <w:numPr>
           <w:ilvl w:val="0"/>
-          <w:numId w:val="1010"/>
+          <w:numId w:val="1008"/>
         </w:numPr>
       </w:pPr>
       <w:r>
@@ -2301,7 +2152,7 @@
         <w:pStyle w:val="Compact"/>
         <w:numPr>
           <w:ilvl w:val="0"/>
-          <w:numId w:val="1010"/>
+          <w:numId w:val="1008"/>
         </w:numPr>
       </w:pPr>
       <w:r>
@@ -2313,7 +2164,7 @@
         <w:pStyle w:val="Compact"/>
         <w:numPr>
           <w:ilvl w:val="0"/>
-          <w:numId w:val="1010"/>
+          <w:numId w:val="1008"/>
         </w:numPr>
       </w:pPr>
       <w:r>
@@ -2325,7 +2176,7 @@
         <w:pStyle w:val="Compact"/>
         <w:numPr>
           <w:ilvl w:val="0"/>
-          <w:numId w:val="1010"/>
+          <w:numId w:val="1008"/>
         </w:numPr>
       </w:pPr>
       <w:r>
@@ -2337,16 +2188,16 @@
         <w:pStyle w:val="Compact"/>
         <w:numPr>
           <w:ilvl w:val="0"/>
-          <w:numId w:val="1010"/>
+          <w:numId w:val="1008"/>
         </w:numPr>
       </w:pPr>
       <w:r>
         <w:t xml:space="preserve">What SES systems modeling can do</w:t>
       </w:r>
     </w:p>
-    <w:bookmarkEnd w:id="32"/>
     <w:bookmarkEnd w:id="33"/>
-    <w:bookmarkStart w:id="39" w:name="X78b08fde953bb9dcb9bb22555137d822070b4a9"/>
+    <w:bookmarkEnd w:id="34"/>
+    <w:bookmarkStart w:id="40" w:name="X78b08fde953bb9dcb9bb22555137d822070b4a9"/>
     <w:p>
       <w:pPr>
         <w:pStyle w:val="Heading1"/>
@@ -2355,7 +2206,7 @@
         <w:t xml:space="preserve">Future directions: modelling challenges, gaps and possible solutions</w:t>
       </w:r>
     </w:p>
-    <w:bookmarkStart w:id="34" w:name="Xfdf6778d6c1a7f88e581fd361ab93058637952f"/>
+    <w:bookmarkStart w:id="35" w:name="Xfdf6778d6c1a7f88e581fd361ab93058637952f"/>
     <w:p>
       <w:pPr>
         <w:pStyle w:val="Heading4"/>
@@ -2371,8 +2222,8 @@
         <w:t xml:space="preserve">: (Mike) Requires lots of information on a given species to model life-cycles, challenges in applying stage-structured populations (metamorphosis) others….Solutions?</w:t>
       </w:r>
     </w:p>
-    <w:bookmarkEnd w:id="34"/>
-    <w:bookmarkStart w:id="35" w:name="X31af800422944976d7563c55da852b974856f47"/>
+    <w:bookmarkEnd w:id="35"/>
+    <w:bookmarkStart w:id="36" w:name="X31af800422944976d7563c55da852b974856f47"/>
     <w:p>
       <w:pPr>
         <w:pStyle w:val="Heading4"/>
@@ -2388,8 +2239,8 @@
         <w:t xml:space="preserve">: We need to understand the genomic, cellular and physiological processes that confer greater thermal tolerance and help prepare organisms for future heat stress events.</w:t>
       </w:r>
     </w:p>
-    <w:bookmarkEnd w:id="35"/>
-    <w:bookmarkStart w:id="36" w:name="Xbb6a1781224964eec5409b3879f03550788dea1"/>
+    <w:bookmarkEnd w:id="36"/>
+    <w:bookmarkStart w:id="37" w:name="Xbb6a1781224964eec5409b3879f03550788dea1"/>
     <w:p>
       <w:pPr>
         <w:pStyle w:val="Heading4"/>
@@ -2405,8 +2256,8 @@
         <w:t xml:space="preserve">: Animals behave. We need to model that. How do changes in behaviour impact interactions with other species and the environment. How might this impact plant productivity (Mike, Dan, DEB models)</w:t>
       </w:r>
     </w:p>
-    <w:bookmarkEnd w:id="36"/>
-    <w:bookmarkStart w:id="37" w:name="Xebf598c8d62402443261428456b1d908a4618f8"/>
+    <w:bookmarkEnd w:id="37"/>
+    <w:bookmarkStart w:id="38" w:name="Xebf598c8d62402443261428456b1d908a4618f8"/>
     <w:p>
       <w:pPr>
         <w:pStyle w:val="Heading4"/>
@@ -2434,8 +2285,8 @@
         <w:t xml:space="preserve">(Ary)</w:t>
       </w:r>
     </w:p>
-    <w:bookmarkEnd w:id="37"/>
-    <w:bookmarkStart w:id="38" w:name="Xf716fb10002f9360210b8203424711763374548"/>
+    <w:bookmarkEnd w:id="38"/>
+    <w:bookmarkStart w:id="39" w:name="Xf716fb10002f9360210b8203424711763374548"/>
     <w:p>
       <w:pPr>
         <w:pStyle w:val="Heading4"/>
@@ -2451,9 +2302,9 @@
         <w:t xml:space="preserve">: We need to understand the trade-offs between thermal tolerance and other traits such as growth rate, reproduction, and competitive ability. It is fine to confer greater thermal tolerance resistance but if this comes at a cost to reproduction, growth or biomass accumulation, then it may not be beneficial. (Dani, James, Brendan)</w:t>
       </w:r>
     </w:p>
-    <w:bookmarkEnd w:id="38"/>
     <w:bookmarkEnd w:id="39"/>
-    <w:bookmarkStart w:id="117" w:name="references"/>
+    <w:bookmarkEnd w:id="40"/>
+    <w:bookmarkStart w:id="118" w:name="references"/>
     <w:p>
       <w:pPr>
         <w:pStyle w:val="Heading1"/>
@@ -2462,8 +2313,8 @@
         <w:t xml:space="preserve">References</w:t>
       </w:r>
     </w:p>
-    <w:bookmarkStart w:id="116" w:name="refs"/>
-    <w:bookmarkStart w:id="40" w:name="ref-Barriopedro2023"/>
+    <w:bookmarkStart w:id="117" w:name="refs"/>
+    <w:bookmarkStart w:id="41" w:name="ref-Barriopedro2023"/>
     <w:p>
       <w:pPr>
         <w:pStyle w:val="Bibliography"/>
@@ -2513,8 +2364,8 @@
         <w:t xml:space="preserve">61, e2022RG000780</w:t>
       </w:r>
     </w:p>
-    <w:bookmarkEnd w:id="40"/>
-    <w:bookmarkStart w:id="41" w:name="ref-Aglas-Leitner2024"/>
+    <w:bookmarkEnd w:id="41"/>
+    <w:bookmarkStart w:id="42" w:name="ref-Aglas-Leitner2024"/>
     <w:p>
       <w:pPr>
         <w:pStyle w:val="Bibliography"/>
@@ -2561,8 +2412,8 @@
         <w:t xml:space="preserve">, Copernicus Meetings</w:t>
       </w:r>
     </w:p>
-    <w:bookmarkEnd w:id="41"/>
-    <w:bookmarkStart w:id="42" w:name="ref-Reichstein2007"/>
+    <w:bookmarkEnd w:id="42"/>
+    <w:bookmarkStart w:id="43" w:name="ref-Reichstein2007"/>
     <w:p>
       <w:pPr>
         <w:pStyle w:val="Bibliography"/>
@@ -2612,8 +2463,8 @@
         <w:t xml:space="preserve">13, 634–651</w:t>
       </w:r>
     </w:p>
-    <w:bookmarkEnd w:id="42"/>
-    <w:bookmarkStart w:id="43" w:name="ref-Margalef-Marrase2020"/>
+    <w:bookmarkEnd w:id="43"/>
+    <w:bookmarkStart w:id="44" w:name="ref-Margalef-Marrase2020"/>
     <w:p>
       <w:pPr>
         <w:pStyle w:val="Bibliography"/>
@@ -2663,8 +2514,8 @@
         <w:t xml:space="preserve">26, 3134–3146</w:t>
       </w:r>
     </w:p>
-    <w:bookmarkEnd w:id="43"/>
-    <w:bookmarkStart w:id="44" w:name="ref-Kazenel2024"/>
+    <w:bookmarkEnd w:id="44"/>
+    <w:bookmarkStart w:id="45" w:name="ref-Kazenel2024"/>
     <w:p>
       <w:pPr>
         <w:pStyle w:val="Bibliography"/>
@@ -2708,8 +2559,8 @@
         <w:t xml:space="preserve">Nature</w:t>
       </w:r>
     </w:p>
-    <w:bookmarkEnd w:id="44"/>
-    <w:bookmarkStart w:id="45" w:name="ref-Zhao2017"/>
+    <w:bookmarkEnd w:id="45"/>
+    <w:bookmarkStart w:id="46" w:name="ref-Zhao2017"/>
     <w:p>
       <w:pPr>
         <w:pStyle w:val="Bibliography"/>
@@ -2759,8 +2610,8 @@
         <w:t xml:space="preserve">114, 9326–9331</w:t>
       </w:r>
     </w:p>
-    <w:bookmarkEnd w:id="45"/>
-    <w:bookmarkStart w:id="46" w:name="ref-Tito2018"/>
+    <w:bookmarkEnd w:id="46"/>
+    <w:bookmarkStart w:id="47" w:name="ref-Tito2018"/>
     <w:p>
       <w:pPr>
         <w:pStyle w:val="Bibliography"/>
@@ -2810,8 +2661,8 @@
         <w:t xml:space="preserve">24, e592–e602</w:t>
       </w:r>
     </w:p>
-    <w:bookmarkEnd w:id="46"/>
-    <w:bookmarkStart w:id="47" w:name="ref-Bastos2014"/>
+    <w:bookmarkEnd w:id="47"/>
+    <w:bookmarkStart w:id="48" w:name="ref-Bastos2014"/>
     <w:p>
       <w:pPr>
         <w:pStyle w:val="Bibliography"/>
@@ -2861,8 +2712,8 @@
         <w:t xml:space="preserve">11, 3421–3435</w:t>
       </w:r>
     </w:p>
-    <w:bookmarkEnd w:id="47"/>
-    <w:bookmarkStart w:id="48" w:name="ref-Hesketh2023"/>
+    <w:bookmarkEnd w:id="48"/>
+    <w:bookmarkStart w:id="49" w:name="ref-Hesketh2023"/>
     <w:p>
       <w:pPr>
         <w:pStyle w:val="Bibliography"/>
@@ -2896,8 +2747,8 @@
         <w:t xml:space="preserve">29, 165–178</w:t>
       </w:r>
     </w:p>
-    <w:bookmarkEnd w:id="48"/>
-    <w:bookmarkStart w:id="49" w:name="ref-Martinez2023"/>
+    <w:bookmarkEnd w:id="49"/>
+    <w:bookmarkStart w:id="50" w:name="ref-Martinez2023"/>
     <w:p>
       <w:pPr>
         <w:pStyle w:val="Bibliography"/>
@@ -2941,8 +2792,8 @@
         <w:t xml:space="preserve">J. Appl. Entomol.</w:t>
       </w:r>
     </w:p>
-    <w:bookmarkEnd w:id="49"/>
-    <w:bookmarkStart w:id="50" w:name="ref-Rezende2020"/>
+    <w:bookmarkEnd w:id="50"/>
+    <w:bookmarkStart w:id="51" w:name="ref-Rezende2020"/>
     <w:p>
       <w:pPr>
         <w:pStyle w:val="Bibliography"/>
@@ -2992,8 +2843,8 @@
         <w:t xml:space="preserve">369, 1242–1245</w:t>
       </w:r>
     </w:p>
-    <w:bookmarkEnd w:id="50"/>
-    <w:bookmarkStart w:id="51" w:name="ref-Orsted2024"/>
+    <w:bookmarkEnd w:id="51"/>
+    <w:bookmarkStart w:id="52" w:name="ref-Orsted2024"/>
     <w:p>
       <w:pPr>
         <w:pStyle w:val="Bibliography"/>
@@ -3043,8 +2894,8 @@
         <w:t xml:space="preserve">27, e14421</w:t>
       </w:r>
     </w:p>
-    <w:bookmarkEnd w:id="51"/>
-    <w:bookmarkStart w:id="52" w:name="ref-Lopez-Goldar2024"/>
+    <w:bookmarkEnd w:id="52"/>
+    <w:bookmarkStart w:id="53" w:name="ref-Lopez-Goldar2024"/>
     <w:p>
       <w:pPr>
         <w:pStyle w:val="Bibliography"/>
@@ -3088,8 +2939,8 @@
         <w:t xml:space="preserve">Plant Cell Environ.</w:t>
       </w:r>
     </w:p>
-    <w:bookmarkEnd w:id="52"/>
-    <w:bookmarkStart w:id="53" w:name="ref-Huynh2024"/>
+    <w:bookmarkEnd w:id="53"/>
+    <w:bookmarkStart w:id="54" w:name="ref-Huynh2024"/>
     <w:p>
       <w:pPr>
         <w:pStyle w:val="Bibliography"/>
@@ -3139,8 +2990,8 @@
         <w:t xml:space="preserve">14, e70096</w:t>
       </w:r>
     </w:p>
-    <w:bookmarkEnd w:id="53"/>
-    <w:bookmarkStart w:id="54" w:name="ref-Trivedi2022"/>
+    <w:bookmarkEnd w:id="54"/>
+    <w:bookmarkStart w:id="55" w:name="ref-Trivedi2022"/>
     <w:p>
       <w:pPr>
         <w:pStyle w:val="Bibliography"/>
@@ -3190,8 +3041,8 @@
         <w:t xml:space="preserve">234, 1951–1959</w:t>
       </w:r>
     </w:p>
-    <w:bookmarkEnd w:id="54"/>
-    <w:bookmarkStart w:id="55" w:name="ref-Kooijman2010"/>
+    <w:bookmarkEnd w:id="55"/>
+    <w:bookmarkStart w:id="56" w:name="ref-Kooijman2010"/>
     <w:p>
       <w:pPr>
         <w:pStyle w:val="Bibliography"/>
@@ -3222,8 +3073,8 @@
         <w:t xml:space="preserve">, Cambridge university press</w:t>
       </w:r>
     </w:p>
-    <w:bookmarkEnd w:id="55"/>
-    <w:bookmarkStart w:id="56" w:name="ref-Kearney2009b"/>
+    <w:bookmarkEnd w:id="56"/>
+    <w:bookmarkStart w:id="57" w:name="ref-Kearney2009b"/>
     <w:p>
       <w:pPr>
         <w:pStyle w:val="Bibliography"/>
@@ -3257,8 +3108,8 @@
         <w:t xml:space="preserve">12, 334–350</w:t>
       </w:r>
     </w:p>
-    <w:bookmarkEnd w:id="56"/>
-    <w:bookmarkStart w:id="57" w:name="ref-Jusup2024"/>
+    <w:bookmarkEnd w:id="57"/>
+    <w:bookmarkStart w:id="58" w:name="ref-Jusup2024"/>
     <w:p>
       <w:pPr>
         <w:pStyle w:val="Bibliography"/>
@@ -3286,8 +3137,8 @@
         <w:t xml:space="preserve">arXiv preprint arXiv:2408. 13998</w:t>
       </w:r>
     </w:p>
-    <w:bookmarkEnd w:id="57"/>
-    <w:bookmarkStart w:id="58" w:name="ref-Kearney2024"/>
+    <w:bookmarkEnd w:id="58"/>
+    <w:bookmarkStart w:id="59" w:name="ref-Kearney2024"/>
     <w:p>
       <w:pPr>
         <w:pStyle w:val="Bibliography"/>
@@ -3330,8 +3181,8 @@
         <w:t xml:space="preserve">15, 1516–1531</w:t>
       </w:r>
     </w:p>
-    <w:bookmarkEnd w:id="58"/>
-    <w:bookmarkStart w:id="59" w:name="ref-Briscoe2023"/>
+    <w:bookmarkEnd w:id="59"/>
+    <w:bookmarkStart w:id="60" w:name="ref-Briscoe2023"/>
     <w:p>
       <w:pPr>
         <w:pStyle w:val="Bibliography"/>
@@ -3381,8 +3232,8 @@
         <w:t xml:space="preserve">29, 1451–1470</w:t>
       </w:r>
     </w:p>
-    <w:bookmarkEnd w:id="59"/>
-    <w:bookmarkStart w:id="60" w:name="ref-Rezende2014"/>
+    <w:bookmarkEnd w:id="60"/>
+    <w:bookmarkStart w:id="61" w:name="ref-Rezende2014"/>
     <w:p>
       <w:pPr>
         <w:pStyle w:val="Bibliography"/>
@@ -3432,8 +3283,8 @@
         <w:t xml:space="preserve">28, 799–809</w:t>
       </w:r>
     </w:p>
-    <w:bookmarkEnd w:id="60"/>
-    <w:bookmarkStart w:id="61" w:name="ref-Orsted2022"/>
+    <w:bookmarkEnd w:id="61"/>
+    <w:bookmarkStart w:id="62" w:name="ref-Bimler2018"/>
     <w:p>
       <w:pPr>
         <w:pStyle w:val="Bibliography"/>
@@ -3448,6 +3299,108 @@
         <w:t xml:space="preserve">	</w:t>
       </w:r>
       <w:r>
+        <w:t xml:space="preserve">Bimler, M.D.</w:t>
+      </w:r>
+      <w:r>
+        <w:t xml:space="preserve"> </w:t>
+      </w:r>
+      <w:r>
+        <w:rPr>
+          <w:i/>
+          <w:iCs/>
+        </w:rPr>
+        <w:t xml:space="preserve">et al.</w:t>
+      </w:r>
+      <w:r>
+        <w:t xml:space="preserve"> </w:t>
+      </w:r>
+      <w:r>
+        <w:t xml:space="preserve">(2018) Accurate predictions of coexistence in natural systems require the inclusion of facilitative interactions and environmental dependency.</w:t>
+      </w:r>
+      <w:r>
+        <w:t xml:space="preserve"> </w:t>
+      </w:r>
+      <w:r>
+        <w:rPr>
+          <w:i/>
+          <w:iCs/>
+        </w:rPr>
+        <w:t xml:space="preserve">J. Ecol.</w:t>
+      </w:r>
+      <w:r>
+        <w:t xml:space="preserve"> </w:t>
+      </w:r>
+      <w:r>
+        <w:t xml:space="preserve">106, 1839–1852</w:t>
+      </w:r>
+    </w:p>
+    <w:bookmarkEnd w:id="62"/>
+    <w:bookmarkStart w:id="63" w:name="ref-Bowler2022"/>
+    <w:p>
+      <w:pPr>
+        <w:pStyle w:val="Bibliography"/>
+      </w:pPr>
+      <w:r>
+        <w:t xml:space="preserve">23.</w:t>
+      </w:r>
+      <w:r>
+        <w:t xml:space="preserve"> </w:t>
+      </w:r>
+      <w:r>
+        <w:t xml:space="preserve">	</w:t>
+      </w:r>
+      <w:r>
+        <w:t xml:space="preserve">Bowler, C.H.</w:t>
+      </w:r>
+      <w:r>
+        <w:t xml:space="preserve"> </w:t>
+      </w:r>
+      <w:r>
+        <w:rPr>
+          <w:i/>
+          <w:iCs/>
+        </w:rPr>
+        <w:t xml:space="preserve">et al.</w:t>
+      </w:r>
+      <w:r>
+        <w:t xml:space="preserve"> </w:t>
+      </w:r>
+      <w:r>
+        <w:t xml:space="preserve">(2022) Accounting for demographic uncertainty increases predictions for species coexistence: A case study with annual plants.</w:t>
+      </w:r>
+      <w:r>
+        <w:t xml:space="preserve"> </w:t>
+      </w:r>
+      <w:r>
+        <w:rPr>
+          <w:i/>
+          <w:iCs/>
+        </w:rPr>
+        <w:t xml:space="preserve">Ecol. Lett.</w:t>
+      </w:r>
+      <w:r>
+        <w:t xml:space="preserve"> </w:t>
+      </w:r>
+      <w:r>
+        <w:t xml:space="preserve">25, 1618–1628</w:t>
+      </w:r>
+    </w:p>
+    <w:bookmarkEnd w:id="63"/>
+    <w:bookmarkStart w:id="64" w:name="ref-Orsted2022"/>
+    <w:p>
+      <w:pPr>
+        <w:pStyle w:val="Bibliography"/>
+      </w:pPr>
+      <w:r>
+        <w:t xml:space="preserve">24.</w:t>
+      </w:r>
+      <w:r>
+        <w:t xml:space="preserve"> </w:t>
+      </w:r>
+      <w:r>
+        <w:t xml:space="preserve">	</w:t>
+      </w:r>
+      <w:r>
         <w:t xml:space="preserve">Ørsted, M.</w:t>
       </w:r>
       <w:r>
@@ -3495,14 +3448,14 @@
         <w:t xml:space="preserve">225, jeb244514</w:t>
       </w:r>
     </w:p>
-    <w:bookmarkEnd w:id="61"/>
-    <w:bookmarkStart w:id="62" w:name="ref-Faber2024"/>
+    <w:bookmarkEnd w:id="64"/>
+    <w:bookmarkStart w:id="65" w:name="ref-Faber2024"/>
     <w:p>
       <w:pPr>
         <w:pStyle w:val="Bibliography"/>
       </w:pPr>
       <w:r>
-        <w:t xml:space="preserve">23.</w:t>
+        <w:t xml:space="preserve">25.</w:t>
       </w:r>
       <w:r>
         <w:t xml:space="preserve"> </w:t>
@@ -3546,14 +3499,14 @@
         <w:t xml:space="preserve">75, 3467–3482</w:t>
       </w:r>
     </w:p>
-    <w:bookmarkEnd w:id="62"/>
-    <w:bookmarkStart w:id="63" w:name="ref-Martinez-De_Leon2024"/>
+    <w:bookmarkEnd w:id="65"/>
+    <w:bookmarkStart w:id="66" w:name="ref-Martinez-De_Leon2024"/>
     <w:p>
       <w:pPr>
         <w:pStyle w:val="Bibliography"/>
       </w:pPr>
       <w:r>
-        <w:t xml:space="preserve">24.</w:t>
+        <w:t xml:space="preserve">26.</w:t>
       </w:r>
       <w:r>
         <w:t xml:space="preserve"> </w:t>
@@ -3575,14 +3528,14 @@
         <w:t xml:space="preserve">Trends Ecol. Evol.</w:t>
       </w:r>
     </w:p>
-    <w:bookmarkEnd w:id="63"/>
-    <w:bookmarkStart w:id="64" w:name="ref-Nisbet2000"/>
+    <w:bookmarkEnd w:id="66"/>
+    <w:bookmarkStart w:id="67" w:name="ref-Fontaine2022"/>
     <w:p>
       <w:pPr>
         <w:pStyle w:val="Bibliography"/>
       </w:pPr>
       <w:r>
-        <w:t xml:space="preserve">25.</w:t>
+        <w:t xml:space="preserve">27.</w:t>
       </w:r>
       <w:r>
         <w:t xml:space="preserve"> </w:t>
@@ -3591,6 +3544,934 @@
         <w:t xml:space="preserve">	</w:t>
       </w:r>
       <w:r>
+        <w:t xml:space="preserve">Fontaine, S.S.</w:t>
+      </w:r>
+      <w:r>
+        <w:t xml:space="preserve"> </w:t>
+      </w:r>
+      <w:r>
+        <w:rPr>
+          <w:i/>
+          <w:iCs/>
+        </w:rPr>
+        <w:t xml:space="preserve">et al.</w:t>
+      </w:r>
+      <w:r>
+        <w:t xml:space="preserve"> </w:t>
+      </w:r>
+      <w:r>
+        <w:t xml:space="preserve">(2022) Experimental manipulation of microbiota reduces host thermal tolerance and fitness under heat stress in a vertebrate ectotherm.</w:t>
+      </w:r>
+      <w:r>
+        <w:t xml:space="preserve"> </w:t>
+      </w:r>
+      <w:r>
+        <w:rPr>
+          <w:i/>
+          <w:iCs/>
+        </w:rPr>
+        <w:t xml:space="preserve">Nat. Ecol. Evol.</w:t>
+      </w:r>
+      <w:r>
+        <w:t xml:space="preserve"> </w:t>
+      </w:r>
+      <w:r>
+        <w:t xml:space="preserve">6, 405–417</w:t>
+      </w:r>
+    </w:p>
+    <w:bookmarkEnd w:id="67"/>
+    <w:bookmarkStart w:id="68" w:name="ref-Fontaine2023"/>
+    <w:p>
+      <w:pPr>
+        <w:pStyle w:val="Bibliography"/>
+      </w:pPr>
+      <w:r>
+        <w:t xml:space="preserve">28.</w:t>
+      </w:r>
+      <w:r>
+        <w:t xml:space="preserve"> </w:t>
+      </w:r>
+      <w:r>
+        <w:t xml:space="preserve">	</w:t>
+      </w:r>
+      <w:r>
+        <w:t xml:space="preserve">Fontaine, S.S. and Kohl, K.D. (2023) The microbiome buffers tadpole hosts from heat stress: A hologenomic approach to understand host-microbe interactions under warming.</w:t>
+      </w:r>
+      <w:r>
+        <w:t xml:space="preserve"> </w:t>
+      </w:r>
+      <w:r>
+        <w:rPr>
+          <w:i/>
+          <w:iCs/>
+        </w:rPr>
+        <w:t xml:space="preserve">J. Exp. Biol.</w:t>
+      </w:r>
+      <w:r>
+        <w:t xml:space="preserve"> </w:t>
+      </w:r>
+      <w:r>
+        <w:t xml:space="preserve">226, jeb245191</w:t>
+      </w:r>
+    </w:p>
+    <w:bookmarkEnd w:id="68"/>
+    <w:bookmarkStart w:id="69" w:name="ref-Hoang2019"/>
+    <w:p>
+      <w:pPr>
+        <w:pStyle w:val="Bibliography"/>
+      </w:pPr>
+      <w:r>
+        <w:t xml:space="preserve">29.</w:t>
+      </w:r>
+      <w:r>
+        <w:t xml:space="preserve"> </w:t>
+      </w:r>
+      <w:r>
+        <w:t xml:space="preserve">	</w:t>
+      </w:r>
+      <w:r>
+        <w:t xml:space="preserve">Hoang, K.L.</w:t>
+      </w:r>
+      <w:r>
+        <w:t xml:space="preserve"> </w:t>
+      </w:r>
+      <w:r>
+        <w:rPr>
+          <w:i/>
+          <w:iCs/>
+        </w:rPr>
+        <w:t xml:space="preserve">et al.</w:t>
+      </w:r>
+      <w:r>
+        <w:t xml:space="preserve"> </w:t>
+      </w:r>
+      <w:r>
+        <w:t xml:space="preserve">(2019) The effects of bacillus subtilis on caenorhabditis elegans fitness after heat stress.</w:t>
+      </w:r>
+      <w:r>
+        <w:t xml:space="preserve"> </w:t>
+      </w:r>
+      <w:r>
+        <w:rPr>
+          <w:i/>
+          <w:iCs/>
+        </w:rPr>
+        <w:t xml:space="preserve">Ecol. Evol.</w:t>
+      </w:r>
+      <w:r>
+        <w:t xml:space="preserve"> </w:t>
+      </w:r>
+      <w:r>
+        <w:t xml:space="preserve">9, 3491–3499</w:t>
+      </w:r>
+    </w:p>
+    <w:bookmarkEnd w:id="69"/>
+    <w:bookmarkStart w:id="70" w:name="ref-Gehman2019"/>
+    <w:p>
+      <w:pPr>
+        <w:pStyle w:val="Bibliography"/>
+      </w:pPr>
+      <w:r>
+        <w:t xml:space="preserve">30.</w:t>
+      </w:r>
+      <w:r>
+        <w:t xml:space="preserve"> </w:t>
+      </w:r>
+      <w:r>
+        <w:t xml:space="preserve">	</w:t>
+      </w:r>
+      <w:r>
+        <w:t xml:space="preserve">Gehman, A.-L.M. and Harley, C.D.G. (2019) Symbiotic endolithic microbes alter host morphology and reduce host vulnerability to high environmental temperatures.</w:t>
+      </w:r>
+      <w:r>
+        <w:t xml:space="preserve"> </w:t>
+      </w:r>
+      <w:r>
+        <w:rPr>
+          <w:i/>
+          <w:iCs/>
+        </w:rPr>
+        <w:t xml:space="preserve">Ecosphere</w:t>
+      </w:r>
+      <w:r>
+        <w:t xml:space="preserve"> </w:t>
+      </w:r>
+      <w:r>
+        <w:t xml:space="preserve">10, e02683</w:t>
+      </w:r>
+    </w:p>
+    <w:bookmarkEnd w:id="70"/>
+    <w:bookmarkStart w:id="71" w:name="ref-Hoang2021"/>
+    <w:p>
+      <w:pPr>
+        <w:pStyle w:val="Bibliography"/>
+      </w:pPr>
+      <w:r>
+        <w:t xml:space="preserve">31.</w:t>
+      </w:r>
+      <w:r>
+        <w:t xml:space="preserve"> </w:t>
+      </w:r>
+      <w:r>
+        <w:t xml:space="preserve">	</w:t>
+      </w:r>
+      <w:r>
+        <w:t xml:space="preserve">Hoang, K.L.</w:t>
+      </w:r>
+      <w:r>
+        <w:t xml:space="preserve"> </w:t>
+      </w:r>
+      <w:r>
+        <w:rPr>
+          <w:i/>
+          <w:iCs/>
+        </w:rPr>
+        <w:t xml:space="preserve">et al.</w:t>
+      </w:r>
+      <w:r>
+        <w:t xml:space="preserve"> </w:t>
+      </w:r>
+      <w:r>
+        <w:t xml:space="preserve">(2021) Association with a novel protective microbe facilitates host adaptation to a stressful environment.</w:t>
+      </w:r>
+      <w:r>
+        <w:t xml:space="preserve"> </w:t>
+      </w:r>
+      <w:r>
+        <w:rPr>
+          <w:i/>
+          <w:iCs/>
+        </w:rPr>
+        <w:t xml:space="preserve">Evol. Lett.</w:t>
+      </w:r>
+      <w:r>
+        <w:t xml:space="preserve"> </w:t>
+      </w:r>
+      <w:r>
+        <w:t xml:space="preserve">5, 118–129</w:t>
+      </w:r>
+    </w:p>
+    <w:bookmarkEnd w:id="71"/>
+    <w:bookmarkStart w:id="72" w:name="ref-Corbin2016"/>
+    <w:p>
+      <w:pPr>
+        <w:pStyle w:val="Bibliography"/>
+      </w:pPr>
+      <w:r>
+        <w:t xml:space="preserve">32.</w:t>
+      </w:r>
+      <w:r>
+        <w:t xml:space="preserve"> </w:t>
+      </w:r>
+      <w:r>
+        <w:t xml:space="preserve">	</w:t>
+      </w:r>
+      <w:r>
+        <w:t xml:space="preserve">Corbin, C.</w:t>
+      </w:r>
+      <w:r>
+        <w:t xml:space="preserve"> </w:t>
+      </w:r>
+      <w:r>
+        <w:rPr>
+          <w:i/>
+          <w:iCs/>
+        </w:rPr>
+        <w:t xml:space="preserve">et al.</w:t>
+      </w:r>
+      <w:r>
+        <w:t xml:space="preserve"> </w:t>
+      </w:r>
+      <w:r>
+        <w:t xml:space="preserve">(2016) Heritable symbionts in a world of varying temperature.</w:t>
+      </w:r>
+      <w:r>
+        <w:t xml:space="preserve"> </w:t>
+      </w:r>
+      <w:r>
+        <w:rPr>
+          <w:i/>
+          <w:iCs/>
+        </w:rPr>
+        <w:t xml:space="preserve">Heredity (Edinb.)</w:t>
+      </w:r>
+      <w:r>
+        <w:t xml:space="preserve"> </w:t>
+      </w:r>
+      <w:r>
+        <w:t xml:space="preserve">118, 10–20</w:t>
+      </w:r>
+    </w:p>
+    <w:bookmarkEnd w:id="72"/>
+    <w:bookmarkStart w:id="73" w:name="ref-Zhang2019"/>
+    <w:p>
+      <w:pPr>
+        <w:pStyle w:val="Bibliography"/>
+      </w:pPr>
+      <w:r>
+        <w:t xml:space="preserve">33.</w:t>
+      </w:r>
+      <w:r>
+        <w:t xml:space="preserve"> </w:t>
+      </w:r>
+      <w:r>
+        <w:t xml:space="preserve">	</w:t>
+      </w:r>
+      <w:r>
+        <w:t xml:space="preserve">Zhang, B.</w:t>
+      </w:r>
+      <w:r>
+        <w:t xml:space="preserve"> </w:t>
+      </w:r>
+      <w:r>
+        <w:rPr>
+          <w:i/>
+          <w:iCs/>
+        </w:rPr>
+        <w:t xml:space="preserve">et al.</w:t>
+      </w:r>
+      <w:r>
+        <w:t xml:space="preserve"> </w:t>
+      </w:r>
+      <w:r>
+        <w:t xml:space="preserve">(2019) Obligate bacterial endosymbionts limit thermal tolerance of insect host species.</w:t>
+      </w:r>
+      <w:r>
+        <w:t xml:space="preserve"> </w:t>
+      </w:r>
+      <w:r>
+        <w:rPr>
+          <w:i/>
+          <w:iCs/>
+        </w:rPr>
+        <w:t xml:space="preserve">Proc. Natl. Acad. Sci. U. S. A.</w:t>
+      </w:r>
+      <w:r>
+        <w:t xml:space="preserve"> </w:t>
+      </w:r>
+      <w:r>
+        <w:t xml:space="preserve">116, 24712–24718</w:t>
+      </w:r>
+    </w:p>
+    <w:bookmarkEnd w:id="73"/>
+    <w:bookmarkStart w:id="74" w:name="ref-Dunbar2007"/>
+    <w:p>
+      <w:pPr>
+        <w:pStyle w:val="Bibliography"/>
+      </w:pPr>
+      <w:r>
+        <w:t xml:space="preserve">34.</w:t>
+      </w:r>
+      <w:r>
+        <w:t xml:space="preserve"> </w:t>
+      </w:r>
+      <w:r>
+        <w:t xml:space="preserve">	</w:t>
+      </w:r>
+      <w:r>
+        <w:t xml:space="preserve">Dunbar, H.E.</w:t>
+      </w:r>
+      <w:r>
+        <w:t xml:space="preserve"> </w:t>
+      </w:r>
+      <w:r>
+        <w:rPr>
+          <w:i/>
+          <w:iCs/>
+        </w:rPr>
+        <w:t xml:space="preserve">et al.</w:t>
+      </w:r>
+      <w:r>
+        <w:t xml:space="preserve"> </w:t>
+      </w:r>
+      <w:r>
+        <w:t xml:space="preserve">(2007) Aphid thermal tolerance is governed by a point mutation in bacterial symbionts.</w:t>
+      </w:r>
+      <w:r>
+        <w:t xml:space="preserve"> </w:t>
+      </w:r>
+      <w:r>
+        <w:rPr>
+          <w:i/>
+          <w:iCs/>
+        </w:rPr>
+        <w:t xml:space="preserve">PLoS Biol.</w:t>
+      </w:r>
+      <w:r>
+        <w:t xml:space="preserve"> </w:t>
+      </w:r>
+      <w:r>
+        <w:t xml:space="preserve">5, e96</w:t>
+      </w:r>
+    </w:p>
+    <w:bookmarkEnd w:id="74"/>
+    <w:bookmarkStart w:id="75" w:name="ref-Chouhan2023"/>
+    <w:p>
+      <w:pPr>
+        <w:pStyle w:val="Bibliography"/>
+      </w:pPr>
+      <w:r>
+        <w:t xml:space="preserve">35.</w:t>
+      </w:r>
+      <w:r>
+        <w:t xml:space="preserve"> </w:t>
+      </w:r>
+      <w:r>
+        <w:t xml:space="preserve">	</w:t>
+      </w:r>
+      <w:r>
+        <w:t xml:space="preserve">Chouhan, D.</w:t>
+      </w:r>
+      <w:r>
+        <w:t xml:space="preserve"> </w:t>
+      </w:r>
+      <w:r>
+        <w:rPr>
+          <w:i/>
+          <w:iCs/>
+        </w:rPr>
+        <w:t xml:space="preserve">et al.</w:t>
+      </w:r>
+      <w:r>
+        <w:t xml:space="preserve"> </w:t>
+      </w:r>
+      <w:r>
+        <w:t xml:space="preserve">(2023) Plant-microbe interaction and their role in mitigation of heat stress. In</w:t>
+      </w:r>
+      <w:r>
+        <w:t xml:space="preserve"> </w:t>
+      </w:r>
+      <w:r>
+        <w:rPr>
+          <w:i/>
+          <w:iCs/>
+        </w:rPr>
+        <w:t xml:space="preserve">Rhizosphere biology</w:t>
+      </w:r>
+      <w:r>
+        <w:t xml:space="preserve">, pp. 127–147, Springer Nature Singapore</w:t>
+      </w:r>
+    </w:p>
+    <w:bookmarkEnd w:id="75"/>
+    <w:bookmarkStart w:id="76" w:name="ref-Liu2025"/>
+    <w:p>
+      <w:pPr>
+        <w:pStyle w:val="Bibliography"/>
+      </w:pPr>
+      <w:r>
+        <w:t xml:space="preserve">36.</w:t>
+      </w:r>
+      <w:r>
+        <w:t xml:space="preserve"> </w:t>
+      </w:r>
+      <w:r>
+        <w:t xml:space="preserve">	</w:t>
+      </w:r>
+      <w:r>
+        <w:t xml:space="preserve">Liu, Y.</w:t>
+      </w:r>
+      <w:r>
+        <w:t xml:space="preserve"> </w:t>
+      </w:r>
+      <w:r>
+        <w:rPr>
+          <w:i/>
+          <w:iCs/>
+        </w:rPr>
+        <w:t xml:space="preserve">et al.</w:t>
+      </w:r>
+      <w:r>
+        <w:t xml:space="preserve"> </w:t>
+      </w:r>
+      <w:r>
+        <w:t xml:space="preserve">(2025) Beneficial microorganisms: Regulating growth and defense for plant welfare.</w:t>
+      </w:r>
+      <w:r>
+        <w:t xml:space="preserve"> </w:t>
+      </w:r>
+      <w:r>
+        <w:rPr>
+          <w:i/>
+          <w:iCs/>
+        </w:rPr>
+        <w:t xml:space="preserve">Plant Biotechnol. J.</w:t>
+      </w:r>
+      <w:r>
+        <w:t xml:space="preserve"> </w:t>
+      </w:r>
+      <w:r>
+        <w:t xml:space="preserve">23, 986–998</w:t>
+      </w:r>
+    </w:p>
+    <w:bookmarkEnd w:id="76"/>
+    <w:bookmarkStart w:id="77" w:name="ref-Marquez2007"/>
+    <w:p>
+      <w:pPr>
+        <w:pStyle w:val="Bibliography"/>
+      </w:pPr>
+      <w:r>
+        <w:t xml:space="preserve">37.</w:t>
+      </w:r>
+      <w:r>
+        <w:t xml:space="preserve"> </w:t>
+      </w:r>
+      <w:r>
+        <w:t xml:space="preserve">	</w:t>
+      </w:r>
+      <w:r>
+        <w:t xml:space="preserve">Márquez, L.M.</w:t>
+      </w:r>
+      <w:r>
+        <w:t xml:space="preserve"> </w:t>
+      </w:r>
+      <w:r>
+        <w:rPr>
+          <w:i/>
+          <w:iCs/>
+        </w:rPr>
+        <w:t xml:space="preserve">et al.</w:t>
+      </w:r>
+      <w:r>
+        <w:t xml:space="preserve"> </w:t>
+      </w:r>
+      <w:r>
+        <w:t xml:space="preserve">(2007) A virus in a fungus in a plant: Three-way symbiosis required for thermal tolerance.</w:t>
+      </w:r>
+      <w:r>
+        <w:t xml:space="preserve"> </w:t>
+      </w:r>
+      <w:r>
+        <w:rPr>
+          <w:i/>
+          <w:iCs/>
+        </w:rPr>
+        <w:t xml:space="preserve">Science</w:t>
+      </w:r>
+      <w:r>
+        <w:t xml:space="preserve"> </w:t>
+      </w:r>
+      <w:r>
+        <w:t xml:space="preserve">315, 513–515</w:t>
+      </w:r>
+    </w:p>
+    <w:bookmarkEnd w:id="77"/>
+    <w:bookmarkStart w:id="78" w:name="ref-Huang2019"/>
+    <w:p>
+      <w:pPr>
+        <w:pStyle w:val="Bibliography"/>
+      </w:pPr>
+      <w:r>
+        <w:t xml:space="preserve">38.</w:t>
+      </w:r>
+      <w:r>
+        <w:t xml:space="preserve"> </w:t>
+      </w:r>
+      <w:r>
+        <w:t xml:space="preserve">	</w:t>
+      </w:r>
+      <w:r>
+        <w:t xml:space="preserve">Huang, A.C.</w:t>
+      </w:r>
+      <w:r>
+        <w:t xml:space="preserve"> </w:t>
+      </w:r>
+      <w:r>
+        <w:rPr>
+          <w:i/>
+          <w:iCs/>
+        </w:rPr>
+        <w:t xml:space="preserve">et al.</w:t>
+      </w:r>
+      <w:r>
+        <w:t xml:space="preserve"> </w:t>
+      </w:r>
+      <w:r>
+        <w:t xml:space="preserve">(2019) A specialized metabolic network selectively modulates arabidopsis root microbiota.</w:t>
+      </w:r>
+      <w:r>
+        <w:t xml:space="preserve"> </w:t>
+      </w:r>
+      <w:r>
+        <w:rPr>
+          <w:i/>
+          <w:iCs/>
+        </w:rPr>
+        <w:t xml:space="preserve">Science</w:t>
+      </w:r>
+      <w:r>
+        <w:t xml:space="preserve"> </w:t>
+      </w:r>
+      <w:r>
+        <w:t xml:space="preserve">364, eaau6389</w:t>
+      </w:r>
+    </w:p>
+    <w:bookmarkEnd w:id="78"/>
+    <w:bookmarkStart w:id="79" w:name="ref-Dastogeer2022"/>
+    <w:p>
+      <w:pPr>
+        <w:pStyle w:val="Bibliography"/>
+      </w:pPr>
+      <w:r>
+        <w:t xml:space="preserve">39.</w:t>
+      </w:r>
+      <w:r>
+        <w:t xml:space="preserve"> </w:t>
+      </w:r>
+      <w:r>
+        <w:t xml:space="preserve">	</w:t>
+      </w:r>
+      <w:r>
+        <w:t xml:space="preserve">Dastogeer, K.M.G.</w:t>
+      </w:r>
+      <w:r>
+        <w:t xml:space="preserve"> </w:t>
+      </w:r>
+      <w:r>
+        <w:rPr>
+          <w:i/>
+          <w:iCs/>
+        </w:rPr>
+        <w:t xml:space="preserve">et al.</w:t>
+      </w:r>
+      <w:r>
+        <w:t xml:space="preserve"> </w:t>
+      </w:r>
+      <w:r>
+        <w:t xml:space="preserve">(2022) Microbe-mediated thermotolerance in plants and pertinent mechanisms- a meta-analysis and review.</w:t>
+      </w:r>
+      <w:r>
+        <w:t xml:space="preserve"> </w:t>
+      </w:r>
+      <w:r>
+        <w:rPr>
+          <w:i/>
+          <w:iCs/>
+        </w:rPr>
+        <w:t xml:space="preserve">Front. Microbiol.</w:t>
+      </w:r>
+      <w:r>
+        <w:t xml:space="preserve"> </w:t>
+      </w:r>
+      <w:r>
+        <w:t xml:space="preserve">13, 833566</w:t>
+      </w:r>
+    </w:p>
+    <w:bookmarkEnd w:id="79"/>
+    <w:bookmarkStart w:id="80" w:name="ref-Shekhawat2022"/>
+    <w:p>
+      <w:pPr>
+        <w:pStyle w:val="Bibliography"/>
+      </w:pPr>
+      <w:r>
+        <w:t xml:space="preserve">40.</w:t>
+      </w:r>
+      <w:r>
+        <w:t xml:space="preserve"> </w:t>
+      </w:r>
+      <w:r>
+        <w:t xml:space="preserve">	</w:t>
+      </w:r>
+      <w:r>
+        <w:t xml:space="preserve">Shekhawat, K.</w:t>
+      </w:r>
+      <w:r>
+        <w:t xml:space="preserve"> </w:t>
+      </w:r>
+      <w:r>
+        <w:rPr>
+          <w:i/>
+          <w:iCs/>
+        </w:rPr>
+        <w:t xml:space="preserve">et al.</w:t>
+      </w:r>
+      <w:r>
+        <w:t xml:space="preserve"> </w:t>
+      </w:r>
+      <w:r>
+        <w:t xml:space="preserve">(2022) Beat the heat: Plant- and microbe-mediated strategies for crop thermotolerance.</w:t>
+      </w:r>
+      <w:r>
+        <w:t xml:space="preserve"> </w:t>
+      </w:r>
+      <w:r>
+        <w:rPr>
+          <w:i/>
+          <w:iCs/>
+        </w:rPr>
+        <w:t xml:space="preserve">Trends Plant Sci.</w:t>
+      </w:r>
+      <w:r>
+        <w:t xml:space="preserve"> </w:t>
+      </w:r>
+      <w:r>
+        <w:t xml:space="preserve">27, 802–813</w:t>
+      </w:r>
+    </w:p>
+    <w:bookmarkEnd w:id="80"/>
+    <w:bookmarkStart w:id="81" w:name="ref-Lobell2012"/>
+    <w:p>
+      <w:pPr>
+        <w:pStyle w:val="Bibliography"/>
+      </w:pPr>
+      <w:r>
+        <w:t xml:space="preserve">41.</w:t>
+      </w:r>
+      <w:r>
+        <w:t xml:space="preserve"> </w:t>
+      </w:r>
+      <w:r>
+        <w:t xml:space="preserve">	</w:t>
+      </w:r>
+      <w:r>
+        <w:t xml:space="preserve">Lobell, D.B.</w:t>
+      </w:r>
+      <w:r>
+        <w:t xml:space="preserve"> </w:t>
+      </w:r>
+      <w:r>
+        <w:rPr>
+          <w:i/>
+          <w:iCs/>
+        </w:rPr>
+        <w:t xml:space="preserve">et al.</w:t>
+      </w:r>
+      <w:r>
+        <w:t xml:space="preserve"> </w:t>
+      </w:r>
+      <w:r>
+        <w:t xml:space="preserve">(2012) Extreme heat effects on wheat senescence in india.</w:t>
+      </w:r>
+      <w:r>
+        <w:t xml:space="preserve"> </w:t>
+      </w:r>
+      <w:r>
+        <w:rPr>
+          <w:i/>
+          <w:iCs/>
+        </w:rPr>
+        <w:t xml:space="preserve">Nat. Clim. Chang.</w:t>
+      </w:r>
+      <w:r>
+        <w:t xml:space="preserve"> </w:t>
+      </w:r>
+      <w:r>
+        <w:t xml:space="preserve">2, 186–189</w:t>
+      </w:r>
+    </w:p>
+    <w:bookmarkEnd w:id="81"/>
+    <w:bookmarkStart w:id="82" w:name="ref-Farooq2011"/>
+    <w:p>
+      <w:pPr>
+        <w:pStyle w:val="Bibliography"/>
+      </w:pPr>
+      <w:r>
+        <w:t xml:space="preserve">42.</w:t>
+      </w:r>
+      <w:r>
+        <w:t xml:space="preserve"> </w:t>
+      </w:r>
+      <w:r>
+        <w:t xml:space="preserve">	</w:t>
+      </w:r>
+      <w:r>
+        <w:t xml:space="preserve">Farooq, M.</w:t>
+      </w:r>
+      <w:r>
+        <w:t xml:space="preserve"> </w:t>
+      </w:r>
+      <w:r>
+        <w:rPr>
+          <w:i/>
+          <w:iCs/>
+        </w:rPr>
+        <w:t xml:space="preserve">et al.</w:t>
+      </w:r>
+      <w:r>
+        <w:t xml:space="preserve"> </w:t>
+      </w:r>
+      <w:r>
+        <w:t xml:space="preserve">(2011) Heat stress in wheat during reproductive and grain-filling phases.</w:t>
+      </w:r>
+      <w:r>
+        <w:t xml:space="preserve"> </w:t>
+      </w:r>
+      <w:r>
+        <w:rPr>
+          <w:i/>
+          <w:iCs/>
+        </w:rPr>
+        <w:t xml:space="preserve">CRC Crit. Rev. Plant Sci.</w:t>
+      </w:r>
+      <w:r>
+        <w:t xml:space="preserve"> </w:t>
+      </w:r>
+      <w:r>
+        <w:t xml:space="preserve">30, 491–507</w:t>
+      </w:r>
+    </w:p>
+    <w:bookmarkEnd w:id="82"/>
+    <w:bookmarkStart w:id="83" w:name="ref-He2025"/>
+    <w:p>
+      <w:pPr>
+        <w:pStyle w:val="Bibliography"/>
+      </w:pPr>
+      <w:r>
+        <w:t xml:space="preserve">43.</w:t>
+      </w:r>
+      <w:r>
+        <w:t xml:space="preserve"> </w:t>
+      </w:r>
+      <w:r>
+        <w:t xml:space="preserve">	</w:t>
+      </w:r>
+      <w:r>
+        <w:t xml:space="preserve">He, J.</w:t>
+      </w:r>
+      <w:r>
+        <w:t xml:space="preserve"> </w:t>
+      </w:r>
+      <w:r>
+        <w:rPr>
+          <w:i/>
+          <w:iCs/>
+        </w:rPr>
+        <w:t xml:space="preserve">et al.</w:t>
+      </w:r>
+      <w:r>
+        <w:t xml:space="preserve"> </w:t>
+      </w:r>
+      <w:r>
+        <w:t xml:space="preserve">(2025) Technological advances on imaging and modelling of leaf structural traits: A review on heat stress in wheat.</w:t>
+      </w:r>
+      <w:r>
+        <w:t xml:space="preserve"> </w:t>
+      </w:r>
+      <w:r>
+        <w:rPr>
+          <w:i/>
+          <w:iCs/>
+        </w:rPr>
+        <w:t xml:space="preserve">Journal of Experimental Botany (in press)</w:t>
+      </w:r>
+    </w:p>
+    <w:bookmarkEnd w:id="83"/>
+    <w:bookmarkStart w:id="84" w:name="ref-Zhang2021"/>
+    <w:p>
+      <w:pPr>
+        <w:pStyle w:val="Bibliography"/>
+      </w:pPr>
+      <w:r>
+        <w:t xml:space="preserve">44.</w:t>
+      </w:r>
+      <w:r>
+        <w:t xml:space="preserve"> </w:t>
+      </w:r>
+      <w:r>
+        <w:t xml:space="preserve">	</w:t>
+      </w:r>
+      <w:r>
+        <w:t xml:space="preserve">Zhang, P.</w:t>
+      </w:r>
+      <w:r>
+        <w:t xml:space="preserve"> </w:t>
+      </w:r>
+      <w:r>
+        <w:rPr>
+          <w:i/>
+          <w:iCs/>
+        </w:rPr>
+        <w:t xml:space="preserve">et al.</w:t>
+      </w:r>
+      <w:r>
+        <w:t xml:space="preserve"> </w:t>
+      </w:r>
+      <w:r>
+        <w:t xml:space="preserve">(2021) Nanotechnology and artificial intelligence to enable sustainable and precision agriculture.</w:t>
+      </w:r>
+      <w:r>
+        <w:t xml:space="preserve"> </w:t>
+      </w:r>
+      <w:r>
+        <w:rPr>
+          <w:i/>
+          <w:iCs/>
+        </w:rPr>
+        <w:t xml:space="preserve">Nat. Plants</w:t>
+      </w:r>
+      <w:r>
+        <w:t xml:space="preserve"> </w:t>
+      </w:r>
+      <w:r>
+        <w:t xml:space="preserve">7, 864–876</w:t>
+      </w:r>
+    </w:p>
+    <w:bookmarkEnd w:id="84"/>
+    <w:bookmarkStart w:id="85" w:name="ref-Zhang2023a"/>
+    <w:p>
+      <w:pPr>
+        <w:pStyle w:val="Bibliography"/>
+      </w:pPr>
+      <w:r>
+        <w:t xml:space="preserve">45.</w:t>
+      </w:r>
+      <w:r>
+        <w:t xml:space="preserve"> </w:t>
+      </w:r>
+      <w:r>
+        <w:t xml:space="preserve">	</w:t>
+      </w:r>
+      <w:r>
+        <w:t xml:space="preserve">Zhang, J.</w:t>
+      </w:r>
+      <w:r>
+        <w:t xml:space="preserve"> </w:t>
+      </w:r>
+      <w:r>
+        <w:rPr>
+          <w:i/>
+          <w:iCs/>
+        </w:rPr>
+        <w:t xml:space="preserve">et al.</w:t>
+      </w:r>
+      <w:r>
+        <w:t xml:space="preserve"> </w:t>
+      </w:r>
+      <w:r>
+        <w:t xml:space="preserve">(2023) Applications of artificial neural networks in microorganism image analysis: A comprehensive review from conventional multilayer perceptron to popular convolutional neural network and potential visual transformer.</w:t>
+      </w:r>
+      <w:r>
+        <w:t xml:space="preserve"> </w:t>
+      </w:r>
+      <w:r>
+        <w:rPr>
+          <w:i/>
+          <w:iCs/>
+        </w:rPr>
+        <w:t xml:space="preserve">Artif. Intell. Rev.</w:t>
+      </w:r>
+      <w:r>
+        <w:t xml:space="preserve"> </w:t>
+      </w:r>
+      <w:r>
+        <w:t xml:space="preserve">56, 1013–1070</w:t>
+      </w:r>
+    </w:p>
+    <w:bookmarkEnd w:id="85"/>
+    <w:bookmarkStart w:id="86" w:name="ref-Nisbet2000"/>
+    <w:p>
+      <w:pPr>
+        <w:pStyle w:val="Bibliography"/>
+      </w:pPr>
+      <w:r>
+        <w:t xml:space="preserve">46.</w:t>
+      </w:r>
+      <w:r>
+        <w:t xml:space="preserve"> </w:t>
+      </w:r>
+      <w:r>
+        <w:t xml:space="preserve">	</w:t>
+      </w:r>
+      <w:r>
         <w:t xml:space="preserve">Nisbet, R.</w:t>
       </w:r>
       <w:r>
@@ -3626,14 +4507,14 @@
         <w:t xml:space="preserve">69, 913–926</w:t>
       </w:r>
     </w:p>
-    <w:bookmarkEnd w:id="64"/>
-    <w:bookmarkStart w:id="65" w:name="ref-Jager2020"/>
+    <w:bookmarkEnd w:id="86"/>
+    <w:bookmarkStart w:id="87" w:name="ref-Jager2020"/>
     <w:p>
       <w:pPr>
         <w:pStyle w:val="Bibliography"/>
       </w:pPr>
       <w:r>
-        <w:t xml:space="preserve">26.</w:t>
+        <w:t xml:space="preserve">47.</w:t>
       </w:r>
       <w:r>
         <w:t xml:space="preserve"> </w:t>
@@ -3673,14 +4554,14 @@
         <w:t xml:space="preserve">416, 108904</w:t>
       </w:r>
     </w:p>
-    <w:bookmarkEnd w:id="65"/>
-    <w:bookmarkStart w:id="66" w:name="ref-Haberle2025"/>
+    <w:bookmarkEnd w:id="87"/>
+    <w:bookmarkStart w:id="88" w:name="ref-Haberle2025"/>
     <w:p>
       <w:pPr>
         <w:pStyle w:val="Bibliography"/>
       </w:pPr>
       <w:r>
-        <w:t xml:space="preserve">27.</w:t>
+        <w:t xml:space="preserve">48.</w:t>
       </w:r>
       <w:r>
         <w:t xml:space="preserve"> </w:t>
@@ -3724,14 +4605,14 @@
         <w:t xml:space="preserve">958, 177664</w:t>
       </w:r>
     </w:p>
-    <w:bookmarkEnd w:id="66"/>
-    <w:bookmarkStart w:id="67" w:name="ref-Kearney2013"/>
+    <w:bookmarkEnd w:id="88"/>
+    <w:bookmarkStart w:id="89" w:name="ref-Kearney2013"/>
     <w:p>
       <w:pPr>
         <w:pStyle w:val="Bibliography"/>
       </w:pPr>
       <w:r>
-        <w:t xml:space="preserve">28.</w:t>
+        <w:t xml:space="preserve">49.</w:t>
       </w:r>
       <w:r>
         <w:t xml:space="preserve"> </w:t>
@@ -3775,14 +4656,14 @@
         <w:t xml:space="preserve">27, 950–966</w:t>
       </w:r>
     </w:p>
-    <w:bookmarkEnd w:id="67"/>
-    <w:bookmarkStart w:id="68" w:name="ref-Kearney2010"/>
+    <w:bookmarkEnd w:id="89"/>
+    <w:bookmarkStart w:id="90" w:name="ref-Kearney2010"/>
     <w:p>
       <w:pPr>
         <w:pStyle w:val="Bibliography"/>
       </w:pPr>
       <w:r>
-        <w:t xml:space="preserve">29.</w:t>
+        <w:t xml:space="preserve">50.</w:t>
       </w:r>
       <w:r>
         <w:t xml:space="preserve"> </w:t>
@@ -3826,14 +4707,14 @@
         <w:t xml:space="preserve">365, 3469–3483</w:t>
       </w:r>
     </w:p>
-    <w:bookmarkEnd w:id="68"/>
-    <w:bookmarkStart w:id="69" w:name="ref-Marques2018"/>
+    <w:bookmarkEnd w:id="90"/>
+    <w:bookmarkStart w:id="91" w:name="ref-Marques2018"/>
     <w:p>
       <w:pPr>
         <w:pStyle w:val="Bibliography"/>
       </w:pPr>
       <w:r>
-        <w:t xml:space="preserve">30.</w:t>
+        <w:t xml:space="preserve">51.</w:t>
       </w:r>
       <w:r>
         <w:t xml:space="preserve"> </w:t>
@@ -3889,14 +4770,14 @@
         <w:t xml:space="preserve">14, e1006100</w:t>
       </w:r>
     </w:p>
-    <w:bookmarkEnd w:id="69"/>
-    <w:bookmarkStart w:id="70" w:name="ref-Kooijman2021"/>
+    <w:bookmarkEnd w:id="91"/>
+    <w:bookmarkStart w:id="92" w:name="ref-Kooijman2021"/>
     <w:p>
       <w:pPr>
         <w:pStyle w:val="Bibliography"/>
       </w:pPr>
       <w:r>
-        <w:t xml:space="preserve">31.</w:t>
+        <w:t xml:space="preserve">52.</w:t>
       </w:r>
       <w:r>
         <w:t xml:space="preserve"> </w:t>
@@ -3940,14 +4821,14 @@
         <w:t xml:space="preserve">9, coab086</w:t>
       </w:r>
     </w:p>
-    <w:bookmarkEnd w:id="70"/>
-    <w:bookmarkStart w:id="71" w:name="ref-Bruggeman2009"/>
+    <w:bookmarkEnd w:id="92"/>
+    <w:bookmarkStart w:id="93" w:name="ref-Bruggeman2009"/>
     <w:p>
       <w:pPr>
         <w:pStyle w:val="Bibliography"/>
       </w:pPr>
       <w:r>
-        <w:t xml:space="preserve">32.</w:t>
+        <w:t xml:space="preserve">53.</w:t>
       </w:r>
       <w:r>
         <w:t xml:space="preserve"> </w:t>
@@ -4000,14 +4881,14 @@
         <w:t xml:space="preserve">37, W179–W184</w:t>
       </w:r>
     </w:p>
-    <w:bookmarkEnd w:id="71"/>
-    <w:bookmarkStart w:id="72" w:name="ref-Kearney2017"/>
+    <w:bookmarkEnd w:id="93"/>
+    <w:bookmarkStart w:id="94" w:name="ref-Kearney2017"/>
     <w:p>
       <w:pPr>
         <w:pStyle w:val="Bibliography"/>
       </w:pPr>
       <w:r>
-        <w:t xml:space="preserve">33.</w:t>
+        <w:t xml:space="preserve">54.</w:t>
       </w:r>
       <w:r>
         <w:t xml:space="preserve"> </w:t>
@@ -4059,14 +4940,14 @@
         <w:t xml:space="preserve">40, 664–674</w:t>
       </w:r>
     </w:p>
-    <w:bookmarkEnd w:id="72"/>
-    <w:bookmarkStart w:id="73" w:name="ref-Kearney2020a"/>
+    <w:bookmarkEnd w:id="94"/>
+    <w:bookmarkStart w:id="95" w:name="ref-Kearney2020a"/>
     <w:p>
       <w:pPr>
         <w:pStyle w:val="Bibliography"/>
       </w:pPr>
       <w:r>
-        <w:t xml:space="preserve">34.</w:t>
+        <w:t xml:space="preserve">55.</w:t>
       </w:r>
       <w:r>
         <w:t xml:space="preserve"> </w:t>
@@ -4118,14 +4999,14 @@
         <w:t xml:space="preserve">43, 85–96</w:t>
       </w:r>
     </w:p>
-    <w:bookmarkEnd w:id="73"/>
-    <w:bookmarkStart w:id="74" w:name="ref-Ricker1954a"/>
+    <w:bookmarkEnd w:id="95"/>
+    <w:bookmarkStart w:id="96" w:name="ref-Ricker1954a"/>
     <w:p>
       <w:pPr>
         <w:pStyle w:val="Bibliography"/>
       </w:pPr>
       <w:r>
-        <w:t xml:space="preserve">35.</w:t>
+        <w:t xml:space="preserve">56.</w:t>
       </w:r>
       <w:r>
         <w:t xml:space="preserve"> </w:t>
@@ -4153,14 +5034,14 @@
         <w:t xml:space="preserve">11, 559–623</w:t>
       </w:r>
     </w:p>
-    <w:bookmarkEnd w:id="74"/>
-    <w:bookmarkStart w:id="75" w:name="ref-Beverton2012"/>
+    <w:bookmarkEnd w:id="96"/>
+    <w:bookmarkStart w:id="97" w:name="ref-Beverton2012"/>
     <w:p>
       <w:pPr>
         <w:pStyle w:val="Bibliography"/>
       </w:pPr>
       <w:r>
-        <w:t xml:space="preserve">36.</w:t>
+        <w:t xml:space="preserve">57.</w:t>
       </w:r>
       <w:r>
         <w:t xml:space="preserve"> </w:t>
@@ -4185,14 +5066,14 @@
         <w:t xml:space="preserve">, Springer</w:t>
       </w:r>
     </w:p>
-    <w:bookmarkEnd w:id="75"/>
-    <w:bookmarkStart w:id="76" w:name="ref-Bertness1994"/>
+    <w:bookmarkEnd w:id="97"/>
+    <w:bookmarkStart w:id="98" w:name="ref-Bertness1994"/>
     <w:p>
       <w:pPr>
         <w:pStyle w:val="Bibliography"/>
       </w:pPr>
       <w:r>
-        <w:t xml:space="preserve">37.</w:t>
+        <w:t xml:space="preserve">58.</w:t>
       </w:r>
       <w:r>
         <w:t xml:space="preserve"> </w:t>
@@ -4220,14 +5101,14 @@
         <w:t xml:space="preserve">9, 191–193</w:t>
       </w:r>
     </w:p>
-    <w:bookmarkEnd w:id="76"/>
-    <w:bookmarkStart w:id="77" w:name="ref-Bimler2018"/>
+    <w:bookmarkEnd w:id="98"/>
+    <w:bookmarkStart w:id="99" w:name="ref-Weiss-Lehman2022"/>
     <w:p>
       <w:pPr>
         <w:pStyle w:val="Bibliography"/>
       </w:pPr>
       <w:r>
-        <w:t xml:space="preserve">38.</w:t>
+        <w:t xml:space="preserve">59.</w:t>
       </w:r>
       <w:r>
         <w:t xml:space="preserve"> </w:t>
@@ -4236,7 +5117,7 @@
         <w:t xml:space="preserve">	</w:t>
       </w:r>
       <w:r>
-        <w:t xml:space="preserve">Bimler, M.D.</w:t>
+        <w:t xml:space="preserve">Weiss-Lehman, C.P.</w:t>
       </w:r>
       <w:r>
         <w:t xml:space="preserve"> </w:t>
@@ -4252,33 +5133,33 @@
         <w:t xml:space="preserve"> </w:t>
       </w:r>
       <w:r>
-        <w:t xml:space="preserve">(2018) Accurate predictions of coexistence in natural systems require the inclusion of facilitative interactions and environmental dependency.</w:t>
-      </w:r>
-      <w:r>
-        <w:t xml:space="preserve"> </w:t>
-      </w:r>
-      <w:r>
-        <w:rPr>
-          <w:i/>
-          <w:iCs/>
-        </w:rPr>
-        <w:t xml:space="preserve">J. Ecol.</w:t>
-      </w:r>
-      <w:r>
-        <w:t xml:space="preserve"> </w:t>
-      </w:r>
-      <w:r>
-        <w:t xml:space="preserve">106, 1839–1852</w:t>
-      </w:r>
-    </w:p>
-    <w:bookmarkEnd w:id="77"/>
-    <w:bookmarkStart w:id="78" w:name="ref-Bowler2022"/>
+        <w:t xml:space="preserve">(2022) Disentangling key species interactions in diverse and heterogeneous communities: A bayesian sparse modelling approach.</w:t>
+      </w:r>
+      <w:r>
+        <w:t xml:space="preserve"> </w:t>
+      </w:r>
+      <w:r>
+        <w:rPr>
+          <w:i/>
+          <w:iCs/>
+        </w:rPr>
+        <w:t xml:space="preserve">Ecol. Lett.</w:t>
+      </w:r>
+      <w:r>
+        <w:t xml:space="preserve"> </w:t>
+      </w:r>
+      <w:r>
+        <w:t xml:space="preserve">25, 1263–1276</w:t>
+      </w:r>
+    </w:p>
+    <w:bookmarkEnd w:id="99"/>
+    <w:bookmarkStart w:id="100" w:name="ref-Delmas2019"/>
     <w:p>
       <w:pPr>
         <w:pStyle w:val="Bibliography"/>
       </w:pPr>
       <w:r>
-        <w:t xml:space="preserve">39.</w:t>
+        <w:t xml:space="preserve">60.</w:t>
       </w:r>
       <w:r>
         <w:t xml:space="preserve"> </w:t>
@@ -4287,7 +5168,7 @@
         <w:t xml:space="preserve">	</w:t>
       </w:r>
       <w:r>
-        <w:t xml:space="preserve">Bowler, C.H.</w:t>
+        <w:t xml:space="preserve">Delmas, E.</w:t>
       </w:r>
       <w:r>
         <w:t xml:space="preserve"> </w:t>
@@ -4303,7 +5184,179 @@
         <w:t xml:space="preserve"> </w:t>
       </w:r>
       <w:r>
-        <w:t xml:space="preserve">(2022) Accounting for demographic uncertainty increases predictions for species coexistence: A case study with annual plants.</w:t>
+        <w:t xml:space="preserve">(2019) Analysing ecological networks of species interactions.</w:t>
+      </w:r>
+      <w:r>
+        <w:t xml:space="preserve"> </w:t>
+      </w:r>
+      <w:r>
+        <w:rPr>
+          <w:i/>
+          <w:iCs/>
+        </w:rPr>
+        <w:t xml:space="preserve">Biol. Rev. Camb. Philos. Soc.</w:t>
+      </w:r>
+      <w:r>
+        <w:t xml:space="preserve"> </w:t>
+      </w:r>
+      <w:r>
+        <w:t xml:space="preserve">94, 16–36</w:t>
+      </w:r>
+    </w:p>
+    <w:bookmarkEnd w:id="100"/>
+    <w:bookmarkStart w:id="101" w:name="ref-Godoy2019"/>
+    <w:p>
+      <w:pPr>
+        <w:pStyle w:val="Bibliography"/>
+      </w:pPr>
+      <w:r>
+        <w:t xml:space="preserve">61.</w:t>
+      </w:r>
+      <w:r>
+        <w:t xml:space="preserve"> </w:t>
+      </w:r>
+      <w:r>
+        <w:t xml:space="preserve">	</w:t>
+      </w:r>
+      <w:r>
+        <w:t xml:space="preserve">Godoy, O. (2019) Coexistence theory as a tool to understand biological invasions in species interaction networks: Implications for the study of novel ecosystems.</w:t>
+      </w:r>
+      <w:r>
+        <w:t xml:space="preserve"> </w:t>
+      </w:r>
+      <w:r>
+        <w:rPr>
+          <w:i/>
+          <w:iCs/>
+        </w:rPr>
+        <w:t xml:space="preserve">Funct. Ecol.</w:t>
+      </w:r>
+      <w:r>
+        <w:t xml:space="preserve"> </w:t>
+      </w:r>
+      <w:r>
+        <w:t xml:space="preserve">33, 1190–1201</w:t>
+      </w:r>
+    </w:p>
+    <w:bookmarkEnd w:id="101"/>
+    <w:bookmarkStart w:id="102" w:name="ref-Poisot2021"/>
+    <w:p>
+      <w:pPr>
+        <w:pStyle w:val="Bibliography"/>
+      </w:pPr>
+      <w:r>
+        <w:t xml:space="preserve">62.</w:t>
+      </w:r>
+      <w:r>
+        <w:t xml:space="preserve"> </w:t>
+      </w:r>
+      <w:r>
+        <w:t xml:space="preserve">	</w:t>
+      </w:r>
+      <w:r>
+        <w:t xml:space="preserve">Poisot, T.</w:t>
+      </w:r>
+      <w:r>
+        <w:t xml:space="preserve"> </w:t>
+      </w:r>
+      <w:r>
+        <w:rPr>
+          <w:i/>
+          <w:iCs/>
+        </w:rPr>
+        <w:t xml:space="preserve">et al.</w:t>
+      </w:r>
+      <w:r>
+        <w:t xml:space="preserve"> </w:t>
+      </w:r>
+      <w:r>
+        <w:t xml:space="preserve">(2021) Global knowledge gaps in species interaction networks data.</w:t>
+      </w:r>
+      <w:r>
+        <w:t xml:space="preserve"> </w:t>
+      </w:r>
+      <w:r>
+        <w:rPr>
+          <w:i/>
+          <w:iCs/>
+        </w:rPr>
+        <w:t xml:space="preserve">J. Biogeogr.</w:t>
+      </w:r>
+      <w:r>
+        <w:t xml:space="preserve"> </w:t>
+      </w:r>
+      <w:r>
+        <w:t xml:space="preserve">48, 1552–1563</w:t>
+      </w:r>
+    </w:p>
+    <w:bookmarkEnd w:id="102"/>
+    <w:bookmarkStart w:id="103" w:name="ref-Hui2019"/>
+    <w:p>
+      <w:pPr>
+        <w:pStyle w:val="Bibliography"/>
+      </w:pPr>
+      <w:r>
+        <w:t xml:space="preserve">63.</w:t>
+      </w:r>
+      <w:r>
+        <w:t xml:space="preserve"> </w:t>
+      </w:r>
+      <w:r>
+        <w:t xml:space="preserve">	</w:t>
+      </w:r>
+      <w:r>
+        <w:t xml:space="preserve">Hui, C. and Richardson, D.M. (2019) How to invade an ecological network.</w:t>
+      </w:r>
+      <w:r>
+        <w:t xml:space="preserve"> </w:t>
+      </w:r>
+      <w:r>
+        <w:rPr>
+          <w:i/>
+          <w:iCs/>
+        </w:rPr>
+        <w:t xml:space="preserve">Trends Ecol. Evol.</w:t>
+      </w:r>
+      <w:r>
+        <w:t xml:space="preserve"> </w:t>
+      </w:r>
+      <w:r>
+        <w:t xml:space="preserve">34, 121–131</w:t>
+      </w:r>
+    </w:p>
+    <w:bookmarkEnd w:id="103"/>
+    <w:bookmarkStart w:id="104" w:name="ref-Gomez2023"/>
+    <w:p>
+      <w:pPr>
+        <w:pStyle w:val="Bibliography"/>
+      </w:pPr>
+      <w:r>
+        <w:t xml:space="preserve">64.</w:t>
+      </w:r>
+      <w:r>
+        <w:t xml:space="preserve"> </w:t>
+      </w:r>
+      <w:r>
+        <w:t xml:space="preserve">	</w:t>
+      </w:r>
+      <w:r>
+        <w:t xml:space="preserve">Gómez, J.M.</w:t>
+      </w:r>
+      <w:r>
+        <w:t xml:space="preserve"> </w:t>
+      </w:r>
+      <w:r>
+        <w:rPr>
+          <w:i/>
+          <w:iCs/>
+        </w:rPr>
+        <w:t xml:space="preserve">et al.</w:t>
+      </w:r>
+      <w:r>
+        <w:t xml:space="preserve"> </w:t>
+      </w:r>
+      <w:r>
+        <w:t xml:space="preserve">(2023) The role of phenotypic plasticity in shaping ecological networks.</w:t>
       </w:r>
       <w:r>
         <w:t xml:space="preserve"> </w:t>
@@ -4319,17 +5372,17 @@
         <w:t xml:space="preserve"> </w:t>
       </w:r>
       <w:r>
-        <w:t xml:space="preserve">25, 1618–1628</w:t>
-      </w:r>
-    </w:p>
-    <w:bookmarkEnd w:id="78"/>
-    <w:bookmarkStart w:id="79" w:name="ref-Weiss-Lehman2022"/>
+        <w:t xml:space="preserve">26, S47–S61</w:t>
+      </w:r>
+    </w:p>
+    <w:bookmarkEnd w:id="104"/>
+    <w:bookmarkStart w:id="105" w:name="ref-Lytle2023"/>
     <w:p>
       <w:pPr>
         <w:pStyle w:val="Bibliography"/>
       </w:pPr>
       <w:r>
-        <w:t xml:space="preserve">40.</w:t>
+        <w:t xml:space="preserve">65.</w:t>
       </w:r>
       <w:r>
         <w:t xml:space="preserve"> </w:t>
@@ -4338,7 +5391,42 @@
         <w:t xml:space="preserve">	</w:t>
       </w:r>
       <w:r>
-        <w:t xml:space="preserve">Weiss-Lehman, C.P.</w:t>
+        <w:t xml:space="preserve">Lytle, D.A. and Tonkin, J.D. (2023) Matrix community models for ecology and evolution.</w:t>
+      </w:r>
+      <w:r>
+        <w:t xml:space="preserve"> </w:t>
+      </w:r>
+      <w:r>
+        <w:rPr>
+          <w:i/>
+          <w:iCs/>
+        </w:rPr>
+        <w:t xml:space="preserve">npj Biodiversity</w:t>
+      </w:r>
+      <w:r>
+        <w:t xml:space="preserve"> </w:t>
+      </w:r>
+      <w:r>
+        <w:t xml:space="preserve">2, 26</w:t>
+      </w:r>
+    </w:p>
+    <w:bookmarkEnd w:id="105"/>
+    <w:bookmarkStart w:id="106" w:name="ref-Petsopoulos2021"/>
+    <w:p>
+      <w:pPr>
+        <w:pStyle w:val="Bibliography"/>
+      </w:pPr>
+      <w:r>
+        <w:t xml:space="preserve">66.</w:t>
+      </w:r>
+      <w:r>
+        <w:t xml:space="preserve"> </w:t>
+      </w:r>
+      <w:r>
+        <w:t xml:space="preserve">	</w:t>
+      </w:r>
+      <w:r>
+        <w:t xml:space="preserve">Petsopoulos, D.</w:t>
       </w:r>
       <w:r>
         <w:t xml:space="preserve"> </w:t>
@@ -4354,7 +5442,323 @@
         <w:t xml:space="preserve"> </w:t>
       </w:r>
       <w:r>
-        <w:t xml:space="preserve">(2022) Disentangling key species interactions in diverse and heterogeneous communities: A bayesian sparse modelling approach.</w:t>
+        <w:t xml:space="preserve">(2021) Using network ecology to understand and mitigate long-term insect declines.</w:t>
+      </w:r>
+      <w:r>
+        <w:t xml:space="preserve"> </w:t>
+      </w:r>
+      <w:r>
+        <w:rPr>
+          <w:i/>
+          <w:iCs/>
+        </w:rPr>
+        <w:t xml:space="preserve">Ecol. Entomol.</w:t>
+      </w:r>
+    </w:p>
+    <w:bookmarkEnd w:id="106"/>
+    <w:bookmarkStart w:id="107" w:name="ref-Dale2021"/>
+    <w:p>
+      <w:pPr>
+        <w:pStyle w:val="Bibliography"/>
+      </w:pPr>
+      <w:r>
+        <w:t xml:space="preserve">67.</w:t>
+      </w:r>
+      <w:r>
+        <w:t xml:space="preserve"> </w:t>
+      </w:r>
+      <w:r>
+        <w:t xml:space="preserve">	</w:t>
+      </w:r>
+      <w:r>
+        <w:t xml:space="preserve">Dale, M.R.T. and Fortin, M.-J. (2021)</w:t>
+      </w:r>
+      <w:r>
+        <w:t xml:space="preserve"> </w:t>
+      </w:r>
+      <w:r>
+        <w:rPr>
+          <w:i/>
+          <w:iCs/>
+        </w:rPr>
+        <w:t xml:space="preserve">Quantitative analysis of ecological networks</w:t>
+      </w:r>
+      <w:r>
+        <w:t xml:space="preserve">, Cambridge University Press</w:t>
+      </w:r>
+    </w:p>
+    <w:bookmarkEnd w:id="107"/>
+    <w:bookmarkStart w:id="108" w:name="ref-Lu2023"/>
+    <w:p>
+      <w:pPr>
+        <w:pStyle w:val="Bibliography"/>
+      </w:pPr>
+      <w:r>
+        <w:t xml:space="preserve">68.</w:t>
+      </w:r>
+      <w:r>
+        <w:t xml:space="preserve"> </w:t>
+      </w:r>
+      <w:r>
+        <w:t xml:space="preserve">	</w:t>
+      </w:r>
+      <w:r>
+        <w:t xml:space="preserve">Lu, Q.</w:t>
+      </w:r>
+      <w:r>
+        <w:t xml:space="preserve"> </w:t>
+      </w:r>
+      <w:r>
+        <w:rPr>
+          <w:i/>
+          <w:iCs/>
+        </w:rPr>
+        <w:t xml:space="preserve">et al.</w:t>
+      </w:r>
+      <w:r>
+        <w:t xml:space="preserve"> </w:t>
+      </w:r>
+      <w:r>
+        <w:t xml:space="preserve">(2023) Food webs reveal coexistence mechanisms and community organization in carnivores.</w:t>
+      </w:r>
+      <w:r>
+        <w:t xml:space="preserve"> </w:t>
+      </w:r>
+      <w:r>
+        <w:rPr>
+          <w:i/>
+          <w:iCs/>
+        </w:rPr>
+        <w:t xml:space="preserve">Curr. Biol.</w:t>
+      </w:r>
+      <w:r>
+        <w:t xml:space="preserve"> </w:t>
+      </w:r>
+      <w:r>
+        <w:t xml:space="preserve">33, 647–659</w:t>
+      </w:r>
+    </w:p>
+    <w:bookmarkEnd w:id="108"/>
+    <w:bookmarkStart w:id="109" w:name="ref-Carrara2015"/>
+    <w:p>
+      <w:pPr>
+        <w:pStyle w:val="Bibliography"/>
+      </w:pPr>
+      <w:r>
+        <w:t xml:space="preserve">69.</w:t>
+      </w:r>
+      <w:r>
+        <w:t xml:space="preserve"> </w:t>
+      </w:r>
+      <w:r>
+        <w:t xml:space="preserve">	</w:t>
+      </w:r>
+      <w:r>
+        <w:t xml:space="preserve">Carrara, F.</w:t>
+      </w:r>
+      <w:r>
+        <w:t xml:space="preserve"> </w:t>
+      </w:r>
+      <w:r>
+        <w:rPr>
+          <w:i/>
+          <w:iCs/>
+        </w:rPr>
+        <w:t xml:space="preserve">et al.</w:t>
+      </w:r>
+      <w:r>
+        <w:t xml:space="preserve"> </w:t>
+      </w:r>
+      <w:r>
+        <w:t xml:space="preserve">(2015) Inferring species interactions in ecological communities: A comparison of methods at different levels of complexity.</w:t>
+      </w:r>
+      <w:r>
+        <w:t xml:space="preserve"> </w:t>
+      </w:r>
+      <w:r>
+        <w:rPr>
+          <w:i/>
+          <w:iCs/>
+        </w:rPr>
+        <w:t xml:space="preserve">Methods Ecol. Evol.</w:t>
+      </w:r>
+      <w:r>
+        <w:t xml:space="preserve"> </w:t>
+      </w:r>
+      <w:r>
+        <w:t xml:space="preserve">6, 895–906</w:t>
+      </w:r>
+    </w:p>
+    <w:bookmarkEnd w:id="109"/>
+    <w:bookmarkStart w:id="110" w:name="ref-Vitali2022"/>
+    <w:p>
+      <w:pPr>
+        <w:pStyle w:val="Bibliography"/>
+      </w:pPr>
+      <w:r>
+        <w:t xml:space="preserve">70.</w:t>
+      </w:r>
+      <w:r>
+        <w:t xml:space="preserve"> </w:t>
+      </w:r>
+      <w:r>
+        <w:t xml:space="preserve">	</w:t>
+      </w:r>
+      <w:r>
+        <w:t xml:space="preserve">Vitali, A.</w:t>
+      </w:r>
+      <w:r>
+        <w:t xml:space="preserve"> </w:t>
+      </w:r>
+      <w:r>
+        <w:rPr>
+          <w:i/>
+          <w:iCs/>
+        </w:rPr>
+        <w:t xml:space="preserve">et al.</w:t>
+      </w:r>
+      <w:r>
+        <w:t xml:space="preserve"> </w:t>
+      </w:r>
+      <w:r>
+        <w:t xml:space="preserve">(2022) The disruption of a keystone interaction erodes pollination and seed dispersal networks.</w:t>
+      </w:r>
+      <w:r>
+        <w:t xml:space="preserve"> </w:t>
+      </w:r>
+      <w:r>
+        <w:rPr>
+          <w:i/>
+          <w:iCs/>
+        </w:rPr>
+        <w:t xml:space="preserve">Ecology</w:t>
+      </w:r>
+      <w:r>
+        <w:t xml:space="preserve"> </w:t>
+      </w:r>
+      <w:r>
+        <w:t xml:space="preserve">103, e03547</w:t>
+      </w:r>
+    </w:p>
+    <w:bookmarkEnd w:id="110"/>
+    <w:bookmarkStart w:id="111" w:name="ref-Riva2023"/>
+    <w:p>
+      <w:pPr>
+        <w:pStyle w:val="Bibliography"/>
+      </w:pPr>
+      <w:r>
+        <w:t xml:space="preserve">71.</w:t>
+      </w:r>
+      <w:r>
+        <w:t xml:space="preserve"> </w:t>
+      </w:r>
+      <w:r>
+        <w:t xml:space="preserve">	</w:t>
+      </w:r>
+      <w:r>
+        <w:t xml:space="preserve">Riva, F.</w:t>
+      </w:r>
+      <w:r>
+        <w:t xml:space="preserve"> </w:t>
+      </w:r>
+      <w:r>
+        <w:rPr>
+          <w:i/>
+          <w:iCs/>
+        </w:rPr>
+        <w:t xml:space="preserve">et al.</w:t>
+      </w:r>
+      <w:r>
+        <w:t xml:space="preserve"> </w:t>
+      </w:r>
+      <w:r>
+        <w:t xml:space="preserve">(2023) Toward a cohesive understanding of ecological complexity.</w:t>
+      </w:r>
+      <w:r>
+        <w:t xml:space="preserve"> </w:t>
+      </w:r>
+      <w:r>
+        <w:rPr>
+          <w:i/>
+          <w:iCs/>
+        </w:rPr>
+        <w:t xml:space="preserve">Sci. Adv.</w:t>
+      </w:r>
+      <w:r>
+        <w:t xml:space="preserve"> </w:t>
+      </w:r>
+      <w:r>
+        <w:t xml:space="preserve">9, eabq4207</w:t>
+      </w:r>
+    </w:p>
+    <w:bookmarkEnd w:id="111"/>
+    <w:bookmarkStart w:id="112" w:name="ref-Terry2020"/>
+    <w:p>
+      <w:pPr>
+        <w:pStyle w:val="Bibliography"/>
+      </w:pPr>
+      <w:r>
+        <w:t xml:space="preserve">72.</w:t>
+      </w:r>
+      <w:r>
+        <w:t xml:space="preserve"> </w:t>
+      </w:r>
+      <w:r>
+        <w:t xml:space="preserve">	</w:t>
+      </w:r>
+      <w:r>
+        <w:t xml:space="preserve">Terry, J.C.D. and Lewis, O.T. (2020) Finding missing links in interaction networks.</w:t>
+      </w:r>
+      <w:r>
+        <w:t xml:space="preserve"> </w:t>
+      </w:r>
+      <w:r>
+        <w:rPr>
+          <w:i/>
+          <w:iCs/>
+        </w:rPr>
+        <w:t xml:space="preserve">Ecology</w:t>
+      </w:r>
+      <w:r>
+        <w:t xml:space="preserve"> </w:t>
+      </w:r>
+      <w:r>
+        <w:t xml:space="preserve">101, e03047</w:t>
+      </w:r>
+    </w:p>
+    <w:bookmarkEnd w:id="112"/>
+    <w:bookmarkStart w:id="113" w:name="ref-Zou2024"/>
+    <w:p>
+      <w:pPr>
+        <w:pStyle w:val="Bibliography"/>
+      </w:pPr>
+      <w:r>
+        <w:t xml:space="preserve">73.</w:t>
+      </w:r>
+      <w:r>
+        <w:t xml:space="preserve"> </w:t>
+      </w:r>
+      <w:r>
+        <w:t xml:space="preserve">	</w:t>
+      </w:r>
+      <w:r>
+        <w:t xml:space="preserve">Zou, H.-X.</w:t>
+      </w:r>
+      <w:r>
+        <w:t xml:space="preserve"> </w:t>
+      </w:r>
+      <w:r>
+        <w:rPr>
+          <w:i/>
+          <w:iCs/>
+        </w:rPr>
+        <w:t xml:space="preserve">et al.</w:t>
+      </w:r>
+      <w:r>
+        <w:t xml:space="preserve"> </w:t>
+      </w:r>
+      <w:r>
+        <w:t xml:space="preserve">(2024) Time-dependent interaction modification generated from plant–soil feedback.</w:t>
       </w:r>
       <w:r>
         <w:t xml:space="preserve"> </w:t>
@@ -4370,17 +5774,17 @@
         <w:t xml:space="preserve"> </w:t>
       </w:r>
       <w:r>
-        <w:t xml:space="preserve">25, 1263–1276</w:t>
-      </w:r>
-    </w:p>
-    <w:bookmarkEnd w:id="79"/>
-    <w:bookmarkStart w:id="80" w:name="ref-Delmas2019"/>
+        <w:t xml:space="preserve">27, e14432</w:t>
+      </w:r>
+    </w:p>
+    <w:bookmarkEnd w:id="113"/>
+    <w:bookmarkStart w:id="114" w:name="ref-Li2023"/>
     <w:p>
       <w:pPr>
         <w:pStyle w:val="Bibliography"/>
       </w:pPr>
       <w:r>
-        <w:t xml:space="preserve">41.</w:t>
+        <w:t xml:space="preserve">74.</w:t>
       </w:r>
       <w:r>
         <w:t xml:space="preserve"> </w:t>
@@ -4389,7 +5793,7 @@
         <w:t xml:space="preserve">	</w:t>
       </w:r>
       <w:r>
-        <w:t xml:space="preserve">Delmas, E.</w:t>
+        <w:t xml:space="preserve">Li, Y.-J.</w:t>
       </w:r>
       <w:r>
         <w:t xml:space="preserve"> </w:t>
@@ -4405,33 +5809,33 @@
         <w:t xml:space="preserve"> </w:t>
       </w:r>
       <w:r>
-        <w:t xml:space="preserve">(2019) Analysing ecological networks of species interactions.</w:t>
-      </w:r>
-      <w:r>
-        <w:t xml:space="preserve"> </w:t>
-      </w:r>
-      <w:r>
-        <w:rPr>
-          <w:i/>
-          <w:iCs/>
-        </w:rPr>
-        <w:t xml:space="preserve">Biol. Rev. Camb. Philos. Soc.</w:t>
-      </w:r>
-      <w:r>
-        <w:t xml:space="preserve"> </w:t>
-      </w:r>
-      <w:r>
-        <w:t xml:space="preserve">94, 16–36</w:t>
-      </w:r>
-    </w:p>
-    <w:bookmarkEnd w:id="80"/>
-    <w:bookmarkStart w:id="81" w:name="ref-Godoy2019"/>
+        <w:t xml:space="preserve">(2023) Interspecific differences in thermal tolerance landscape explain aphid community abundance under climate change.</w:t>
+      </w:r>
+      <w:r>
+        <w:t xml:space="preserve"> </w:t>
+      </w:r>
+      <w:r>
+        <w:rPr>
+          <w:i/>
+          <w:iCs/>
+        </w:rPr>
+        <w:t xml:space="preserve">J. Therm. Biol.</w:t>
+      </w:r>
+      <w:r>
+        <w:t xml:space="preserve"> </w:t>
+      </w:r>
+      <w:r>
+        <w:t xml:space="preserve">114, 103583</w:t>
+      </w:r>
+    </w:p>
+    <w:bookmarkEnd w:id="114"/>
+    <w:bookmarkStart w:id="115" w:name="ref-Zhu2024"/>
     <w:p>
       <w:pPr>
         <w:pStyle w:val="Bibliography"/>
       </w:pPr>
       <w:r>
-        <w:t xml:space="preserve">42.</w:t>
+        <w:t xml:space="preserve">75.</w:t>
       </w:r>
       <w:r>
         <w:t xml:space="preserve"> </w:t>
@@ -4440,7 +5844,23 @@
         <w:t xml:space="preserve">	</w:t>
       </w:r>
       <w:r>
-        <w:t xml:space="preserve">Godoy, O. (2019) Coexistence theory as a tool to understand biological invasions in species interaction networks: Implications for the study of novel ecosystems.</w:t>
+        <w:t xml:space="preserve">Zhu, L.</w:t>
+      </w:r>
+      <w:r>
+        <w:t xml:space="preserve"> </w:t>
+      </w:r>
+      <w:r>
+        <w:rPr>
+          <w:i/>
+          <w:iCs/>
+        </w:rPr>
+        <w:t xml:space="preserve">et al.</w:t>
+      </w:r>
+      <w:r>
+        <w:t xml:space="preserve"> </w:t>
+      </w:r>
+      <w:r>
+        <w:t xml:space="preserve">(2024) Responses of a widespread pest insect to extreme high temperatures are stage-dependent and divergent among seasonal cohorts.</w:t>
       </w:r>
       <w:r>
         <w:t xml:space="preserve"> </w:t>
@@ -4456,17 +5876,17 @@
         <w:t xml:space="preserve"> </w:t>
       </w:r>
       <w:r>
-        <w:t xml:space="preserve">33, 1190–1201</w:t>
-      </w:r>
-    </w:p>
-    <w:bookmarkEnd w:id="81"/>
-    <w:bookmarkStart w:id="82" w:name="ref-Poisot2021"/>
+        <w:t xml:space="preserve">39, 165–180</w:t>
+      </w:r>
+    </w:p>
+    <w:bookmarkEnd w:id="115"/>
+    <w:bookmarkStart w:id="116" w:name="ref-Kearney2009a"/>
     <w:p>
       <w:pPr>
         <w:pStyle w:val="Bibliography"/>
       </w:pPr>
       <w:r>
-        <w:t xml:space="preserve">43.</w:t>
+        <w:t xml:space="preserve">76.</w:t>
       </w:r>
       <w:r>
         <w:t xml:space="preserve"> </w:t>
@@ -4475,7 +5895,7 @@
         <w:t xml:space="preserve">	</w:t>
       </w:r>
       <w:r>
-        <w:t xml:space="preserve">Poisot, T.</w:t>
+        <w:t xml:space="preserve">Kearney, M.</w:t>
       </w:r>
       <w:r>
         <w:t xml:space="preserve"> </w:t>
@@ -4491,1525 +5911,7 @@
         <w:t xml:space="preserve"> </w:t>
       </w:r>
       <w:r>
-        <w:t xml:space="preserve">(2021) Global knowledge gaps in species interaction networks data.</w:t>
-      </w:r>
-      <w:r>
-        <w:t xml:space="preserve"> </w:t>
-      </w:r>
-      <w:r>
-        <w:rPr>
-          <w:i/>
-          <w:iCs/>
-        </w:rPr>
-        <w:t xml:space="preserve">J. Biogeogr.</w:t>
-      </w:r>
-      <w:r>
-        <w:t xml:space="preserve"> </w:t>
-      </w:r>
-      <w:r>
-        <w:t xml:space="preserve">48, 1552–1563</w:t>
-      </w:r>
-    </w:p>
-    <w:bookmarkEnd w:id="82"/>
-    <w:bookmarkStart w:id="83" w:name="ref-Hui2019"/>
-    <w:p>
-      <w:pPr>
-        <w:pStyle w:val="Bibliography"/>
-      </w:pPr>
-      <w:r>
-        <w:t xml:space="preserve">44.</w:t>
-      </w:r>
-      <w:r>
-        <w:t xml:space="preserve"> </w:t>
-      </w:r>
-      <w:r>
-        <w:t xml:space="preserve">	</w:t>
-      </w:r>
-      <w:r>
-        <w:t xml:space="preserve">Hui, C. and Richardson, D.M. (2019) How to invade an ecological network.</w:t>
-      </w:r>
-      <w:r>
-        <w:t xml:space="preserve"> </w:t>
-      </w:r>
-      <w:r>
-        <w:rPr>
-          <w:i/>
-          <w:iCs/>
-        </w:rPr>
-        <w:t xml:space="preserve">Trends Ecol. Evol.</w:t>
-      </w:r>
-      <w:r>
-        <w:t xml:space="preserve"> </w:t>
-      </w:r>
-      <w:r>
-        <w:t xml:space="preserve">34, 121–131</w:t>
-      </w:r>
-    </w:p>
-    <w:bookmarkEnd w:id="83"/>
-    <w:bookmarkStart w:id="84" w:name="ref-Gomez2023"/>
-    <w:p>
-      <w:pPr>
-        <w:pStyle w:val="Bibliography"/>
-      </w:pPr>
-      <w:r>
-        <w:t xml:space="preserve">45.</w:t>
-      </w:r>
-      <w:r>
-        <w:t xml:space="preserve"> </w:t>
-      </w:r>
-      <w:r>
-        <w:t xml:space="preserve">	</w:t>
-      </w:r>
-      <w:r>
-        <w:t xml:space="preserve">Gómez, J.M.</w:t>
-      </w:r>
-      <w:r>
-        <w:t xml:space="preserve"> </w:t>
-      </w:r>
-      <w:r>
-        <w:rPr>
-          <w:i/>
-          <w:iCs/>
-        </w:rPr>
-        <w:t xml:space="preserve">et al.</w:t>
-      </w:r>
-      <w:r>
-        <w:t xml:space="preserve"> </w:t>
-      </w:r>
-      <w:r>
-        <w:t xml:space="preserve">(2023) The role of phenotypic plasticity in shaping ecological networks.</w:t>
-      </w:r>
-      <w:r>
-        <w:t xml:space="preserve"> </w:t>
-      </w:r>
-      <w:r>
-        <w:rPr>
-          <w:i/>
-          <w:iCs/>
-        </w:rPr>
-        <w:t xml:space="preserve">Ecol. Lett.</w:t>
-      </w:r>
-      <w:r>
-        <w:t xml:space="preserve"> </w:t>
-      </w:r>
-      <w:r>
-        <w:t xml:space="preserve">26, S47–S61</w:t>
-      </w:r>
-    </w:p>
-    <w:bookmarkEnd w:id="84"/>
-    <w:bookmarkStart w:id="85" w:name="ref-Lytle2023"/>
-    <w:p>
-      <w:pPr>
-        <w:pStyle w:val="Bibliography"/>
-      </w:pPr>
-      <w:r>
-        <w:t xml:space="preserve">46.</w:t>
-      </w:r>
-      <w:r>
-        <w:t xml:space="preserve"> </w:t>
-      </w:r>
-      <w:r>
-        <w:t xml:space="preserve">	</w:t>
-      </w:r>
-      <w:r>
-        <w:t xml:space="preserve">Lytle, D.A. and Tonkin, J.D. (2023) Matrix community models for ecology and evolution.</w:t>
-      </w:r>
-      <w:r>
-        <w:t xml:space="preserve"> </w:t>
-      </w:r>
-      <w:r>
-        <w:rPr>
-          <w:i/>
-          <w:iCs/>
-        </w:rPr>
-        <w:t xml:space="preserve">npj Biodiversity</w:t>
-      </w:r>
-      <w:r>
-        <w:t xml:space="preserve"> </w:t>
-      </w:r>
-      <w:r>
-        <w:t xml:space="preserve">2, 26</w:t>
-      </w:r>
-    </w:p>
-    <w:bookmarkEnd w:id="85"/>
-    <w:bookmarkStart w:id="86" w:name="ref-Petsopoulos2021"/>
-    <w:p>
-      <w:pPr>
-        <w:pStyle w:val="Bibliography"/>
-      </w:pPr>
-      <w:r>
-        <w:t xml:space="preserve">47.</w:t>
-      </w:r>
-      <w:r>
-        <w:t xml:space="preserve"> </w:t>
-      </w:r>
-      <w:r>
-        <w:t xml:space="preserve">	</w:t>
-      </w:r>
-      <w:r>
-        <w:t xml:space="preserve">Petsopoulos, D.</w:t>
-      </w:r>
-      <w:r>
-        <w:t xml:space="preserve"> </w:t>
-      </w:r>
-      <w:r>
-        <w:rPr>
-          <w:i/>
-          <w:iCs/>
-        </w:rPr>
-        <w:t xml:space="preserve">et al.</w:t>
-      </w:r>
-      <w:r>
-        <w:t xml:space="preserve"> </w:t>
-      </w:r>
-      <w:r>
-        <w:t xml:space="preserve">(2021) Using network ecology to understand and mitigate long-term insect declines.</w:t>
-      </w:r>
-      <w:r>
-        <w:t xml:space="preserve"> </w:t>
-      </w:r>
-      <w:r>
-        <w:rPr>
-          <w:i/>
-          <w:iCs/>
-        </w:rPr>
-        <w:t xml:space="preserve">Ecol. Entomol.</w:t>
-      </w:r>
-    </w:p>
-    <w:bookmarkEnd w:id="86"/>
-    <w:bookmarkStart w:id="87" w:name="ref-Dale2021"/>
-    <w:p>
-      <w:pPr>
-        <w:pStyle w:val="Bibliography"/>
-      </w:pPr>
-      <w:r>
-        <w:t xml:space="preserve">48.</w:t>
-      </w:r>
-      <w:r>
-        <w:t xml:space="preserve"> </w:t>
-      </w:r>
-      <w:r>
-        <w:t xml:space="preserve">	</w:t>
-      </w:r>
-      <w:r>
-        <w:t xml:space="preserve">Dale, M.R.T. and Fortin, M.-J. (2021)</w:t>
-      </w:r>
-      <w:r>
-        <w:t xml:space="preserve"> </w:t>
-      </w:r>
-      <w:r>
-        <w:rPr>
-          <w:i/>
-          <w:iCs/>
-        </w:rPr>
-        <w:t xml:space="preserve">Quantitative analysis of ecological networks</w:t>
-      </w:r>
-      <w:r>
-        <w:t xml:space="preserve">, Cambridge University Press</w:t>
-      </w:r>
-    </w:p>
-    <w:bookmarkEnd w:id="87"/>
-    <w:bookmarkStart w:id="88" w:name="ref-Lu2023"/>
-    <w:p>
-      <w:pPr>
-        <w:pStyle w:val="Bibliography"/>
-      </w:pPr>
-      <w:r>
-        <w:t xml:space="preserve">49.</w:t>
-      </w:r>
-      <w:r>
-        <w:t xml:space="preserve"> </w:t>
-      </w:r>
-      <w:r>
-        <w:t xml:space="preserve">	</w:t>
-      </w:r>
-      <w:r>
-        <w:t xml:space="preserve">Lu, Q.</w:t>
-      </w:r>
-      <w:r>
-        <w:t xml:space="preserve"> </w:t>
-      </w:r>
-      <w:r>
-        <w:rPr>
-          <w:i/>
-          <w:iCs/>
-        </w:rPr>
-        <w:t xml:space="preserve">et al.</w:t>
-      </w:r>
-      <w:r>
-        <w:t xml:space="preserve"> </w:t>
-      </w:r>
-      <w:r>
-        <w:t xml:space="preserve">(2023) Food webs reveal coexistence mechanisms and community organization in carnivores.</w:t>
-      </w:r>
-      <w:r>
-        <w:t xml:space="preserve"> </w:t>
-      </w:r>
-      <w:r>
-        <w:rPr>
-          <w:i/>
-          <w:iCs/>
-        </w:rPr>
-        <w:t xml:space="preserve">Curr. Biol.</w:t>
-      </w:r>
-      <w:r>
-        <w:t xml:space="preserve"> </w:t>
-      </w:r>
-      <w:r>
-        <w:t xml:space="preserve">33, 647–659</w:t>
-      </w:r>
-    </w:p>
-    <w:bookmarkEnd w:id="88"/>
-    <w:bookmarkStart w:id="89" w:name="ref-Carrara2015"/>
-    <w:p>
-      <w:pPr>
-        <w:pStyle w:val="Bibliography"/>
-      </w:pPr>
-      <w:r>
-        <w:t xml:space="preserve">50.</w:t>
-      </w:r>
-      <w:r>
-        <w:t xml:space="preserve"> </w:t>
-      </w:r>
-      <w:r>
-        <w:t xml:space="preserve">	</w:t>
-      </w:r>
-      <w:r>
-        <w:t xml:space="preserve">Carrara, F.</w:t>
-      </w:r>
-      <w:r>
-        <w:t xml:space="preserve"> </w:t>
-      </w:r>
-      <w:r>
-        <w:rPr>
-          <w:i/>
-          <w:iCs/>
-        </w:rPr>
-        <w:t xml:space="preserve">et al.</w:t>
-      </w:r>
-      <w:r>
-        <w:t xml:space="preserve"> </w:t>
-      </w:r>
-      <w:r>
-        <w:t xml:space="preserve">(2015) Inferring species interactions in ecological communities: A comparison of methods at different levels of complexity.</w:t>
-      </w:r>
-      <w:r>
-        <w:t xml:space="preserve"> </w:t>
-      </w:r>
-      <w:r>
-        <w:rPr>
-          <w:i/>
-          <w:iCs/>
-        </w:rPr>
-        <w:t xml:space="preserve">Methods Ecol. Evol.</w:t>
-      </w:r>
-      <w:r>
-        <w:t xml:space="preserve"> </w:t>
-      </w:r>
-      <w:r>
-        <w:t xml:space="preserve">6, 895–906</w:t>
-      </w:r>
-    </w:p>
-    <w:bookmarkEnd w:id="89"/>
-    <w:bookmarkStart w:id="90" w:name="ref-Vitali2022"/>
-    <w:p>
-      <w:pPr>
-        <w:pStyle w:val="Bibliography"/>
-      </w:pPr>
-      <w:r>
-        <w:t xml:space="preserve">51.</w:t>
-      </w:r>
-      <w:r>
-        <w:t xml:space="preserve"> </w:t>
-      </w:r>
-      <w:r>
-        <w:t xml:space="preserve">	</w:t>
-      </w:r>
-      <w:r>
-        <w:t xml:space="preserve">Vitali, A.</w:t>
-      </w:r>
-      <w:r>
-        <w:t xml:space="preserve"> </w:t>
-      </w:r>
-      <w:r>
-        <w:rPr>
-          <w:i/>
-          <w:iCs/>
-        </w:rPr>
-        <w:t xml:space="preserve">et al.</w:t>
-      </w:r>
-      <w:r>
-        <w:t xml:space="preserve"> </w:t>
-      </w:r>
-      <w:r>
-        <w:t xml:space="preserve">(2022) The disruption of a keystone interaction erodes pollination and seed dispersal networks.</w:t>
-      </w:r>
-      <w:r>
-        <w:t xml:space="preserve"> </w:t>
-      </w:r>
-      <w:r>
-        <w:rPr>
-          <w:i/>
-          <w:iCs/>
-        </w:rPr>
-        <w:t xml:space="preserve">Ecology</w:t>
-      </w:r>
-      <w:r>
-        <w:t xml:space="preserve"> </w:t>
-      </w:r>
-      <w:r>
-        <w:t xml:space="preserve">103, e03547</w:t>
-      </w:r>
-    </w:p>
-    <w:bookmarkEnd w:id="90"/>
-    <w:bookmarkStart w:id="91" w:name="ref-Riva2023"/>
-    <w:p>
-      <w:pPr>
-        <w:pStyle w:val="Bibliography"/>
-      </w:pPr>
-      <w:r>
-        <w:t xml:space="preserve">52.</w:t>
-      </w:r>
-      <w:r>
-        <w:t xml:space="preserve"> </w:t>
-      </w:r>
-      <w:r>
-        <w:t xml:space="preserve">	</w:t>
-      </w:r>
-      <w:r>
-        <w:t xml:space="preserve">Riva, F.</w:t>
-      </w:r>
-      <w:r>
-        <w:t xml:space="preserve"> </w:t>
-      </w:r>
-      <w:r>
-        <w:rPr>
-          <w:i/>
-          <w:iCs/>
-        </w:rPr>
-        <w:t xml:space="preserve">et al.</w:t>
-      </w:r>
-      <w:r>
-        <w:t xml:space="preserve"> </w:t>
-      </w:r>
-      <w:r>
-        <w:t xml:space="preserve">(2023) Toward a cohesive understanding of ecological complexity.</w:t>
-      </w:r>
-      <w:r>
-        <w:t xml:space="preserve"> </w:t>
-      </w:r>
-      <w:r>
-        <w:rPr>
-          <w:i/>
-          <w:iCs/>
-        </w:rPr>
-        <w:t xml:space="preserve">Sci. Adv.</w:t>
-      </w:r>
-      <w:r>
-        <w:t xml:space="preserve"> </w:t>
-      </w:r>
-      <w:r>
-        <w:t xml:space="preserve">9, eabq4207</w:t>
-      </w:r>
-    </w:p>
-    <w:bookmarkEnd w:id="91"/>
-    <w:bookmarkStart w:id="92" w:name="ref-Terry2020"/>
-    <w:p>
-      <w:pPr>
-        <w:pStyle w:val="Bibliography"/>
-      </w:pPr>
-      <w:r>
-        <w:t xml:space="preserve">53.</w:t>
-      </w:r>
-      <w:r>
-        <w:t xml:space="preserve"> </w:t>
-      </w:r>
-      <w:r>
-        <w:t xml:space="preserve">	</w:t>
-      </w:r>
-      <w:r>
-        <w:t xml:space="preserve">Terry, J.C.D. and Lewis, O.T. (2020) Finding missing links in interaction networks.</w:t>
-      </w:r>
-      <w:r>
-        <w:t xml:space="preserve"> </w:t>
-      </w:r>
-      <w:r>
-        <w:rPr>
-          <w:i/>
-          <w:iCs/>
-        </w:rPr>
-        <w:t xml:space="preserve">Ecology</w:t>
-      </w:r>
-      <w:r>
-        <w:t xml:space="preserve"> </w:t>
-      </w:r>
-      <w:r>
-        <w:t xml:space="preserve">101, e03047</w:t>
-      </w:r>
-    </w:p>
-    <w:bookmarkEnd w:id="92"/>
-    <w:bookmarkStart w:id="93" w:name="ref-Marquez2007"/>
-    <w:p>
-      <w:pPr>
-        <w:pStyle w:val="Bibliography"/>
-      </w:pPr>
-      <w:r>
-        <w:t xml:space="preserve">54.</w:t>
-      </w:r>
-      <w:r>
-        <w:t xml:space="preserve"> </w:t>
-      </w:r>
-      <w:r>
-        <w:t xml:space="preserve">	</w:t>
-      </w:r>
-      <w:r>
-        <w:t xml:space="preserve">Márquez, L.M.</w:t>
-      </w:r>
-      <w:r>
-        <w:t xml:space="preserve"> </w:t>
-      </w:r>
-      <w:r>
-        <w:rPr>
-          <w:i/>
-          <w:iCs/>
-        </w:rPr>
-        <w:t xml:space="preserve">et al.</w:t>
-      </w:r>
-      <w:r>
-        <w:t xml:space="preserve"> </w:t>
-      </w:r>
-      <w:r>
-        <w:t xml:space="preserve">(2007) A virus in a fungus in a plant: Three-way symbiosis required for thermal tolerance.</w:t>
-      </w:r>
-      <w:r>
-        <w:t xml:space="preserve"> </w:t>
-      </w:r>
-      <w:r>
-        <w:rPr>
-          <w:i/>
-          <w:iCs/>
-        </w:rPr>
-        <w:t xml:space="preserve">Science</w:t>
-      </w:r>
-      <w:r>
-        <w:t xml:space="preserve"> </w:t>
-      </w:r>
-      <w:r>
-        <w:t xml:space="preserve">315, 513–515</w:t>
-      </w:r>
-    </w:p>
-    <w:bookmarkEnd w:id="93"/>
-    <w:bookmarkStart w:id="94" w:name="ref-Zou2024"/>
-    <w:p>
-      <w:pPr>
-        <w:pStyle w:val="Bibliography"/>
-      </w:pPr>
-      <w:r>
-        <w:t xml:space="preserve">55.</w:t>
-      </w:r>
-      <w:r>
-        <w:t xml:space="preserve"> </w:t>
-      </w:r>
-      <w:r>
-        <w:t xml:space="preserve">	</w:t>
-      </w:r>
-      <w:r>
-        <w:t xml:space="preserve">Zou, H.-X.</w:t>
-      </w:r>
-      <w:r>
-        <w:t xml:space="preserve"> </w:t>
-      </w:r>
-      <w:r>
-        <w:rPr>
-          <w:i/>
-          <w:iCs/>
-        </w:rPr>
-        <w:t xml:space="preserve">et al.</w:t>
-      </w:r>
-      <w:r>
-        <w:t xml:space="preserve"> </w:t>
-      </w:r>
-      <w:r>
-        <w:t xml:space="preserve">(2024) Time-dependent interaction modification generated from plant–soil feedback.</w:t>
-      </w:r>
-      <w:r>
-        <w:t xml:space="preserve"> </w:t>
-      </w:r>
-      <w:r>
-        <w:rPr>
-          <w:i/>
-          <w:iCs/>
-        </w:rPr>
-        <w:t xml:space="preserve">Ecol. Lett.</w:t>
-      </w:r>
-      <w:r>
-        <w:t xml:space="preserve"> </w:t>
-      </w:r>
-      <w:r>
-        <w:t xml:space="preserve">27, e14432</w:t>
-      </w:r>
-    </w:p>
-    <w:bookmarkEnd w:id="94"/>
-    <w:bookmarkStart w:id="95" w:name="ref-Fontaine2022"/>
-    <w:p>
-      <w:pPr>
-        <w:pStyle w:val="Bibliography"/>
-      </w:pPr>
-      <w:r>
-        <w:t xml:space="preserve">56.</w:t>
-      </w:r>
-      <w:r>
-        <w:t xml:space="preserve"> </w:t>
-      </w:r>
-      <w:r>
-        <w:t xml:space="preserve">	</w:t>
-      </w:r>
-      <w:r>
-        <w:t xml:space="preserve">Fontaine, S.S.</w:t>
-      </w:r>
-      <w:r>
-        <w:t xml:space="preserve"> </w:t>
-      </w:r>
-      <w:r>
-        <w:rPr>
-          <w:i/>
-          <w:iCs/>
-        </w:rPr>
-        <w:t xml:space="preserve">et al.</w:t>
-      </w:r>
-      <w:r>
-        <w:t xml:space="preserve"> </w:t>
-      </w:r>
-      <w:r>
-        <w:t xml:space="preserve">(2022) Experimental manipulation of microbiota reduces host thermal tolerance and fitness under heat stress in a vertebrate ectotherm.</w:t>
-      </w:r>
-      <w:r>
-        <w:t xml:space="preserve"> </w:t>
-      </w:r>
-      <w:r>
-        <w:rPr>
-          <w:i/>
-          <w:iCs/>
-        </w:rPr>
-        <w:t xml:space="preserve">Nat. Ecol. Evol.</w:t>
-      </w:r>
-      <w:r>
-        <w:t xml:space="preserve"> </w:t>
-      </w:r>
-      <w:r>
-        <w:t xml:space="preserve">6, 405–417</w:t>
-      </w:r>
-    </w:p>
-    <w:bookmarkEnd w:id="95"/>
-    <w:bookmarkStart w:id="96" w:name="ref-Fontaine2023"/>
-    <w:p>
-      <w:pPr>
-        <w:pStyle w:val="Bibliography"/>
-      </w:pPr>
-      <w:r>
-        <w:t xml:space="preserve">57.</w:t>
-      </w:r>
-      <w:r>
-        <w:t xml:space="preserve"> </w:t>
-      </w:r>
-      <w:r>
-        <w:t xml:space="preserve">	</w:t>
-      </w:r>
-      <w:r>
-        <w:t xml:space="preserve">Fontaine, S.S. and Kohl, K.D. (2023) The microbiome buffers tadpole hosts from heat stress: A hologenomic approach to understand host-microbe interactions under warming.</w:t>
-      </w:r>
-      <w:r>
-        <w:t xml:space="preserve"> </w:t>
-      </w:r>
-      <w:r>
-        <w:rPr>
-          <w:i/>
-          <w:iCs/>
-        </w:rPr>
-        <w:t xml:space="preserve">J. Exp. Biol.</w:t>
-      </w:r>
-      <w:r>
-        <w:t xml:space="preserve"> </w:t>
-      </w:r>
-      <w:r>
-        <w:t xml:space="preserve">226, jeb245191</w:t>
-      </w:r>
-    </w:p>
-    <w:bookmarkEnd w:id="96"/>
-    <w:bookmarkStart w:id="97" w:name="ref-Hoang2019"/>
-    <w:p>
-      <w:pPr>
-        <w:pStyle w:val="Bibliography"/>
-      </w:pPr>
-      <w:r>
-        <w:t xml:space="preserve">58.</w:t>
-      </w:r>
-      <w:r>
-        <w:t xml:space="preserve"> </w:t>
-      </w:r>
-      <w:r>
-        <w:t xml:space="preserve">	</w:t>
-      </w:r>
-      <w:r>
-        <w:t xml:space="preserve">Hoang, K.L.</w:t>
-      </w:r>
-      <w:r>
-        <w:t xml:space="preserve"> </w:t>
-      </w:r>
-      <w:r>
-        <w:rPr>
-          <w:i/>
-          <w:iCs/>
-        </w:rPr>
-        <w:t xml:space="preserve">et al.</w:t>
-      </w:r>
-      <w:r>
-        <w:t xml:space="preserve"> </w:t>
-      </w:r>
-      <w:r>
-        <w:t xml:space="preserve">(2019) The effects of bacillus subtilis on caenorhabditis elegans fitness after heat stress.</w:t>
-      </w:r>
-      <w:r>
-        <w:t xml:space="preserve"> </w:t>
-      </w:r>
-      <w:r>
-        <w:rPr>
-          <w:i/>
-          <w:iCs/>
-        </w:rPr>
-        <w:t xml:space="preserve">Ecol. Evol.</w:t>
-      </w:r>
-      <w:r>
-        <w:t xml:space="preserve"> </w:t>
-      </w:r>
-      <w:r>
-        <w:t xml:space="preserve">9, 3491–3499</w:t>
-      </w:r>
-    </w:p>
-    <w:bookmarkEnd w:id="97"/>
-    <w:bookmarkStart w:id="98" w:name="ref-Gehman2019"/>
-    <w:p>
-      <w:pPr>
-        <w:pStyle w:val="Bibliography"/>
-      </w:pPr>
-      <w:r>
-        <w:t xml:space="preserve">59.</w:t>
-      </w:r>
-      <w:r>
-        <w:t xml:space="preserve"> </w:t>
-      </w:r>
-      <w:r>
-        <w:t xml:space="preserve">	</w:t>
-      </w:r>
-      <w:r>
-        <w:t xml:space="preserve">Gehman, A.-L.M. and Harley, C.D.G. (2019) Symbiotic endolithic microbes alter host morphology and reduce host vulnerability to high environmental temperatures.</w:t>
-      </w:r>
-      <w:r>
-        <w:t xml:space="preserve"> </w:t>
-      </w:r>
-      <w:r>
-        <w:rPr>
-          <w:i/>
-          <w:iCs/>
-        </w:rPr>
-        <w:t xml:space="preserve">Ecosphere</w:t>
-      </w:r>
-      <w:r>
-        <w:t xml:space="preserve"> </w:t>
-      </w:r>
-      <w:r>
-        <w:t xml:space="preserve">10, e02683</w:t>
-      </w:r>
-    </w:p>
-    <w:bookmarkEnd w:id="98"/>
-    <w:bookmarkStart w:id="99" w:name="ref-Hoang2021"/>
-    <w:p>
-      <w:pPr>
-        <w:pStyle w:val="Bibliography"/>
-      </w:pPr>
-      <w:r>
-        <w:t xml:space="preserve">60.</w:t>
-      </w:r>
-      <w:r>
-        <w:t xml:space="preserve"> </w:t>
-      </w:r>
-      <w:r>
-        <w:t xml:space="preserve">	</w:t>
-      </w:r>
-      <w:r>
-        <w:t xml:space="preserve">Hoang, K.L.</w:t>
-      </w:r>
-      <w:r>
-        <w:t xml:space="preserve"> </w:t>
-      </w:r>
-      <w:r>
-        <w:rPr>
-          <w:i/>
-          <w:iCs/>
-        </w:rPr>
-        <w:t xml:space="preserve">et al.</w:t>
-      </w:r>
-      <w:r>
-        <w:t xml:space="preserve"> </w:t>
-      </w:r>
-      <w:r>
-        <w:t xml:space="preserve">(2021) Association with a novel protective microbe facilitates host adaptation to a stressful environment.</w:t>
-      </w:r>
-      <w:r>
-        <w:t xml:space="preserve"> </w:t>
-      </w:r>
-      <w:r>
-        <w:rPr>
-          <w:i/>
-          <w:iCs/>
-        </w:rPr>
-        <w:t xml:space="preserve">Evol. Lett.</w:t>
-      </w:r>
-      <w:r>
-        <w:t xml:space="preserve"> </w:t>
-      </w:r>
-      <w:r>
-        <w:t xml:space="preserve">5, 118–129</w:t>
-      </w:r>
-    </w:p>
-    <w:bookmarkEnd w:id="99"/>
-    <w:bookmarkStart w:id="100" w:name="ref-Corbin2016"/>
-    <w:p>
-      <w:pPr>
-        <w:pStyle w:val="Bibliography"/>
-      </w:pPr>
-      <w:r>
-        <w:t xml:space="preserve">61.</w:t>
-      </w:r>
-      <w:r>
-        <w:t xml:space="preserve"> </w:t>
-      </w:r>
-      <w:r>
-        <w:t xml:space="preserve">	</w:t>
-      </w:r>
-      <w:r>
-        <w:t xml:space="preserve">Corbin, C.</w:t>
-      </w:r>
-      <w:r>
-        <w:t xml:space="preserve"> </w:t>
-      </w:r>
-      <w:r>
-        <w:rPr>
-          <w:i/>
-          <w:iCs/>
-        </w:rPr>
-        <w:t xml:space="preserve">et al.</w:t>
-      </w:r>
-      <w:r>
-        <w:t xml:space="preserve"> </w:t>
-      </w:r>
-      <w:r>
-        <w:t xml:space="preserve">(2016) Heritable symbionts in a world of varying temperature.</w:t>
-      </w:r>
-      <w:r>
-        <w:t xml:space="preserve"> </w:t>
-      </w:r>
-      <w:r>
-        <w:rPr>
-          <w:i/>
-          <w:iCs/>
-        </w:rPr>
-        <w:t xml:space="preserve">Heredity (Edinb.)</w:t>
-      </w:r>
-      <w:r>
-        <w:t xml:space="preserve"> </w:t>
-      </w:r>
-      <w:r>
-        <w:t xml:space="preserve">118, 10–20</w:t>
-      </w:r>
-    </w:p>
-    <w:bookmarkEnd w:id="100"/>
-    <w:bookmarkStart w:id="101" w:name="ref-Zhang2019"/>
-    <w:p>
-      <w:pPr>
-        <w:pStyle w:val="Bibliography"/>
-      </w:pPr>
-      <w:r>
-        <w:t xml:space="preserve">62.</w:t>
-      </w:r>
-      <w:r>
-        <w:t xml:space="preserve"> </w:t>
-      </w:r>
-      <w:r>
-        <w:t xml:space="preserve">	</w:t>
-      </w:r>
-      <w:r>
-        <w:t xml:space="preserve">Zhang, B.</w:t>
-      </w:r>
-      <w:r>
-        <w:t xml:space="preserve"> </w:t>
-      </w:r>
-      <w:r>
-        <w:rPr>
-          <w:i/>
-          <w:iCs/>
-        </w:rPr>
-        <w:t xml:space="preserve">et al.</w:t>
-      </w:r>
-      <w:r>
-        <w:t xml:space="preserve"> </w:t>
-      </w:r>
-      <w:r>
-        <w:t xml:space="preserve">(2019) Obligate bacterial endosymbionts limit thermal tolerance of insect host species.</w:t>
-      </w:r>
-      <w:r>
-        <w:t xml:space="preserve"> </w:t>
-      </w:r>
-      <w:r>
-        <w:rPr>
-          <w:i/>
-          <w:iCs/>
-        </w:rPr>
-        <w:t xml:space="preserve">Proc. Natl. Acad. Sci. U. S. A.</w:t>
-      </w:r>
-      <w:r>
-        <w:t xml:space="preserve"> </w:t>
-      </w:r>
-      <w:r>
-        <w:t xml:space="preserve">116, 24712–24718</w:t>
-      </w:r>
-    </w:p>
-    <w:bookmarkEnd w:id="101"/>
-    <w:bookmarkStart w:id="102" w:name="ref-Dunbar2007"/>
-    <w:p>
-      <w:pPr>
-        <w:pStyle w:val="Bibliography"/>
-      </w:pPr>
-      <w:r>
-        <w:t xml:space="preserve">63.</w:t>
-      </w:r>
-      <w:r>
-        <w:t xml:space="preserve"> </w:t>
-      </w:r>
-      <w:r>
-        <w:t xml:space="preserve">	</w:t>
-      </w:r>
-      <w:r>
-        <w:t xml:space="preserve">Dunbar, H.E.</w:t>
-      </w:r>
-      <w:r>
-        <w:t xml:space="preserve"> </w:t>
-      </w:r>
-      <w:r>
-        <w:rPr>
-          <w:i/>
-          <w:iCs/>
-        </w:rPr>
-        <w:t xml:space="preserve">et al.</w:t>
-      </w:r>
-      <w:r>
-        <w:t xml:space="preserve"> </w:t>
-      </w:r>
-      <w:r>
-        <w:t xml:space="preserve">(2007) Aphid thermal tolerance is governed by a point mutation in bacterial symbionts.</w:t>
-      </w:r>
-      <w:r>
-        <w:t xml:space="preserve"> </w:t>
-      </w:r>
-      <w:r>
-        <w:rPr>
-          <w:i/>
-          <w:iCs/>
-        </w:rPr>
-        <w:t xml:space="preserve">PLoS Biol.</w:t>
-      </w:r>
-      <w:r>
-        <w:t xml:space="preserve"> </w:t>
-      </w:r>
-      <w:r>
-        <w:t xml:space="preserve">5, e96</w:t>
-      </w:r>
-    </w:p>
-    <w:bookmarkEnd w:id="102"/>
-    <w:bookmarkStart w:id="103" w:name="ref-Chouhan2023"/>
-    <w:p>
-      <w:pPr>
-        <w:pStyle w:val="Bibliography"/>
-      </w:pPr>
-      <w:r>
-        <w:t xml:space="preserve">64.</w:t>
-      </w:r>
-      <w:r>
-        <w:t xml:space="preserve"> </w:t>
-      </w:r>
-      <w:r>
-        <w:t xml:space="preserve">	</w:t>
-      </w:r>
-      <w:r>
-        <w:t xml:space="preserve">Chouhan, D.</w:t>
-      </w:r>
-      <w:r>
-        <w:t xml:space="preserve"> </w:t>
-      </w:r>
-      <w:r>
-        <w:rPr>
-          <w:i/>
-          <w:iCs/>
-        </w:rPr>
-        <w:t xml:space="preserve">et al.</w:t>
-      </w:r>
-      <w:r>
-        <w:t xml:space="preserve"> </w:t>
-      </w:r>
-      <w:r>
-        <w:t xml:space="preserve">(2023) Plant-microbe interaction and their role in mitigation of heat stress. In</w:t>
-      </w:r>
-      <w:r>
-        <w:t xml:space="preserve"> </w:t>
-      </w:r>
-      <w:r>
-        <w:rPr>
-          <w:i/>
-          <w:iCs/>
-        </w:rPr>
-        <w:t xml:space="preserve">Rhizosphere biology</w:t>
-      </w:r>
-      <w:r>
-        <w:t xml:space="preserve">, pp. 127–147, Springer Nature Singapore</w:t>
-      </w:r>
-    </w:p>
-    <w:bookmarkEnd w:id="103"/>
-    <w:bookmarkStart w:id="104" w:name="ref-Liu2025"/>
-    <w:p>
-      <w:pPr>
-        <w:pStyle w:val="Bibliography"/>
-      </w:pPr>
-      <w:r>
-        <w:t xml:space="preserve">65.</w:t>
-      </w:r>
-      <w:r>
-        <w:t xml:space="preserve"> </w:t>
-      </w:r>
-      <w:r>
-        <w:t xml:space="preserve">	</w:t>
-      </w:r>
-      <w:r>
-        <w:t xml:space="preserve">Liu, Y.</w:t>
-      </w:r>
-      <w:r>
-        <w:t xml:space="preserve"> </w:t>
-      </w:r>
-      <w:r>
-        <w:rPr>
-          <w:i/>
-          <w:iCs/>
-        </w:rPr>
-        <w:t xml:space="preserve">et al.</w:t>
-      </w:r>
-      <w:r>
-        <w:t xml:space="preserve"> </w:t>
-      </w:r>
-      <w:r>
-        <w:t xml:space="preserve">(2025) Beneficial microorganisms: Regulating growth and defense for plant welfare.</w:t>
-      </w:r>
-      <w:r>
-        <w:t xml:space="preserve"> </w:t>
-      </w:r>
-      <w:r>
-        <w:rPr>
-          <w:i/>
-          <w:iCs/>
-        </w:rPr>
-        <w:t xml:space="preserve">Plant Biotechnol. J.</w:t>
-      </w:r>
-      <w:r>
-        <w:t xml:space="preserve"> </w:t>
-      </w:r>
-      <w:r>
-        <w:t xml:space="preserve">23, 986–998</w:t>
-      </w:r>
-    </w:p>
-    <w:bookmarkEnd w:id="104"/>
-    <w:bookmarkStart w:id="105" w:name="ref-Huang2019"/>
-    <w:p>
-      <w:pPr>
-        <w:pStyle w:val="Bibliography"/>
-      </w:pPr>
-      <w:r>
-        <w:t xml:space="preserve">66.</w:t>
-      </w:r>
-      <w:r>
-        <w:t xml:space="preserve"> </w:t>
-      </w:r>
-      <w:r>
-        <w:t xml:space="preserve">	</w:t>
-      </w:r>
-      <w:r>
-        <w:t xml:space="preserve">Huang, A.C.</w:t>
-      </w:r>
-      <w:r>
-        <w:t xml:space="preserve"> </w:t>
-      </w:r>
-      <w:r>
-        <w:rPr>
-          <w:i/>
-          <w:iCs/>
-        </w:rPr>
-        <w:t xml:space="preserve">et al.</w:t>
-      </w:r>
-      <w:r>
-        <w:t xml:space="preserve"> </w:t>
-      </w:r>
-      <w:r>
-        <w:t xml:space="preserve">(2019) A specialized metabolic network selectively modulates arabidopsis root microbiota.</w:t>
-      </w:r>
-      <w:r>
-        <w:t xml:space="preserve"> </w:t>
-      </w:r>
-      <w:r>
-        <w:rPr>
-          <w:i/>
-          <w:iCs/>
-        </w:rPr>
-        <w:t xml:space="preserve">Science</w:t>
-      </w:r>
-      <w:r>
-        <w:t xml:space="preserve"> </w:t>
-      </w:r>
-      <w:r>
-        <w:t xml:space="preserve">364, eaau6389</w:t>
-      </w:r>
-    </w:p>
-    <w:bookmarkEnd w:id="105"/>
-    <w:bookmarkStart w:id="106" w:name="ref-Dastogeer2022"/>
-    <w:p>
-      <w:pPr>
-        <w:pStyle w:val="Bibliography"/>
-      </w:pPr>
-      <w:r>
-        <w:t xml:space="preserve">67.</w:t>
-      </w:r>
-      <w:r>
-        <w:t xml:space="preserve"> </w:t>
-      </w:r>
-      <w:r>
-        <w:t xml:space="preserve">	</w:t>
-      </w:r>
-      <w:r>
-        <w:t xml:space="preserve">Dastogeer, K.M.G.</w:t>
-      </w:r>
-      <w:r>
-        <w:t xml:space="preserve"> </w:t>
-      </w:r>
-      <w:r>
-        <w:rPr>
-          <w:i/>
-          <w:iCs/>
-        </w:rPr>
-        <w:t xml:space="preserve">et al.</w:t>
-      </w:r>
-      <w:r>
-        <w:t xml:space="preserve"> </w:t>
-      </w:r>
-      <w:r>
-        <w:t xml:space="preserve">(2022) Microbe-mediated thermotolerance in plants and pertinent mechanisms- a meta-analysis and review.</w:t>
-      </w:r>
-      <w:r>
-        <w:t xml:space="preserve"> </w:t>
-      </w:r>
-      <w:r>
-        <w:rPr>
-          <w:i/>
-          <w:iCs/>
-        </w:rPr>
-        <w:t xml:space="preserve">Front. Microbiol.</w:t>
-      </w:r>
-      <w:r>
-        <w:t xml:space="preserve"> </w:t>
-      </w:r>
-      <w:r>
-        <w:t xml:space="preserve">13, 833566</w:t>
-      </w:r>
-    </w:p>
-    <w:bookmarkEnd w:id="106"/>
-    <w:bookmarkStart w:id="107" w:name="ref-Shekhawat2022"/>
-    <w:p>
-      <w:pPr>
-        <w:pStyle w:val="Bibliography"/>
-      </w:pPr>
-      <w:r>
-        <w:t xml:space="preserve">68.</w:t>
-      </w:r>
-      <w:r>
-        <w:t xml:space="preserve"> </w:t>
-      </w:r>
-      <w:r>
-        <w:t xml:space="preserve">	</w:t>
-      </w:r>
-      <w:r>
-        <w:t xml:space="preserve">Shekhawat, K.</w:t>
-      </w:r>
-      <w:r>
-        <w:t xml:space="preserve"> </w:t>
-      </w:r>
-      <w:r>
-        <w:rPr>
-          <w:i/>
-          <w:iCs/>
-        </w:rPr>
-        <w:t xml:space="preserve">et al.</w:t>
-      </w:r>
-      <w:r>
-        <w:t xml:space="preserve"> </w:t>
-      </w:r>
-      <w:r>
-        <w:t xml:space="preserve">(2022) Beat the heat: Plant- and microbe-mediated strategies for crop thermotolerance.</w:t>
-      </w:r>
-      <w:r>
-        <w:t xml:space="preserve"> </w:t>
-      </w:r>
-      <w:r>
-        <w:rPr>
-          <w:i/>
-          <w:iCs/>
-        </w:rPr>
-        <w:t xml:space="preserve">Trends Plant Sci.</w:t>
-      </w:r>
-      <w:r>
-        <w:t xml:space="preserve"> </w:t>
-      </w:r>
-      <w:r>
-        <w:t xml:space="preserve">27, 802–813</w:t>
-      </w:r>
-    </w:p>
-    <w:bookmarkEnd w:id="107"/>
-    <w:bookmarkStart w:id="108" w:name="ref-Lobell2012"/>
-    <w:p>
-      <w:pPr>
-        <w:pStyle w:val="Bibliography"/>
-      </w:pPr>
-      <w:r>
-        <w:t xml:space="preserve">69.</w:t>
-      </w:r>
-      <w:r>
-        <w:t xml:space="preserve"> </w:t>
-      </w:r>
-      <w:r>
-        <w:t xml:space="preserve">	</w:t>
-      </w:r>
-      <w:r>
-        <w:t xml:space="preserve">Lobell, D.B.</w:t>
-      </w:r>
-      <w:r>
-        <w:t xml:space="preserve"> </w:t>
-      </w:r>
-      <w:r>
-        <w:rPr>
-          <w:i/>
-          <w:iCs/>
-        </w:rPr>
-        <w:t xml:space="preserve">et al.</w:t>
-      </w:r>
-      <w:r>
-        <w:t xml:space="preserve"> </w:t>
-      </w:r>
-      <w:r>
-        <w:t xml:space="preserve">(2012) Extreme heat effects on wheat senescence in india.</w:t>
-      </w:r>
-      <w:r>
-        <w:t xml:space="preserve"> </w:t>
-      </w:r>
-      <w:r>
-        <w:rPr>
-          <w:i/>
-          <w:iCs/>
-        </w:rPr>
-        <w:t xml:space="preserve">Nat. Clim. Chang.</w:t>
-      </w:r>
-      <w:r>
-        <w:t xml:space="preserve"> </w:t>
-      </w:r>
-      <w:r>
-        <w:t xml:space="preserve">2, 186–189</w:t>
-      </w:r>
-    </w:p>
-    <w:bookmarkEnd w:id="108"/>
-    <w:bookmarkStart w:id="109" w:name="ref-Farooq2011"/>
-    <w:p>
-      <w:pPr>
-        <w:pStyle w:val="Bibliography"/>
-      </w:pPr>
-      <w:r>
-        <w:t xml:space="preserve">70.</w:t>
-      </w:r>
-      <w:r>
-        <w:t xml:space="preserve"> </w:t>
-      </w:r>
-      <w:r>
-        <w:t xml:space="preserve">	</w:t>
-      </w:r>
-      <w:r>
-        <w:t xml:space="preserve">Farooq, M.</w:t>
-      </w:r>
-      <w:r>
-        <w:t xml:space="preserve"> </w:t>
-      </w:r>
-      <w:r>
-        <w:rPr>
-          <w:i/>
-          <w:iCs/>
-        </w:rPr>
-        <w:t xml:space="preserve">et al.</w:t>
-      </w:r>
-      <w:r>
-        <w:t xml:space="preserve"> </w:t>
-      </w:r>
-      <w:r>
-        <w:t xml:space="preserve">(2011) Heat stress in wheat during reproductive and grain-filling phases.</w:t>
-      </w:r>
-      <w:r>
-        <w:t xml:space="preserve"> </w:t>
-      </w:r>
-      <w:r>
-        <w:rPr>
-          <w:i/>
-          <w:iCs/>
-        </w:rPr>
-        <w:t xml:space="preserve">CRC Crit. Rev. Plant Sci.</w:t>
-      </w:r>
-      <w:r>
-        <w:t xml:space="preserve"> </w:t>
-      </w:r>
-      <w:r>
-        <w:t xml:space="preserve">30, 491–507</w:t>
-      </w:r>
-    </w:p>
-    <w:bookmarkEnd w:id="109"/>
-    <w:bookmarkStart w:id="110" w:name="ref-He2025"/>
-    <w:p>
-      <w:pPr>
-        <w:pStyle w:val="Bibliography"/>
-      </w:pPr>
-      <w:r>
-        <w:t xml:space="preserve">71.</w:t>
-      </w:r>
-      <w:r>
-        <w:t xml:space="preserve"> </w:t>
-      </w:r>
-      <w:r>
-        <w:t xml:space="preserve">	</w:t>
-      </w:r>
-      <w:r>
-        <w:t xml:space="preserve">He, J.</w:t>
-      </w:r>
-      <w:r>
-        <w:t xml:space="preserve"> </w:t>
-      </w:r>
-      <w:r>
-        <w:rPr>
-          <w:i/>
-          <w:iCs/>
-        </w:rPr>
-        <w:t xml:space="preserve">et al.</w:t>
-      </w:r>
-      <w:r>
-        <w:t xml:space="preserve"> </w:t>
-      </w:r>
-      <w:r>
-        <w:t xml:space="preserve">(2025) Technological advances on imaging and modelling of leaf structural traits: A review on heat stress in wheat.</w:t>
-      </w:r>
-      <w:r>
-        <w:t xml:space="preserve"> </w:t>
-      </w:r>
-      <w:r>
-        <w:rPr>
-          <w:i/>
-          <w:iCs/>
-        </w:rPr>
-        <w:t xml:space="preserve">Journal of Experimental Botany (in press)</w:t>
-      </w:r>
-    </w:p>
-    <w:bookmarkEnd w:id="110"/>
-    <w:bookmarkStart w:id="111" w:name="ref-Zhang2021"/>
-    <w:p>
-      <w:pPr>
-        <w:pStyle w:val="Bibliography"/>
-      </w:pPr>
-      <w:r>
-        <w:t xml:space="preserve">72.</w:t>
-      </w:r>
-      <w:r>
-        <w:t xml:space="preserve"> </w:t>
-      </w:r>
-      <w:r>
-        <w:t xml:space="preserve">	</w:t>
-      </w:r>
-      <w:r>
-        <w:t xml:space="preserve">Zhang, P.</w:t>
-      </w:r>
-      <w:r>
-        <w:t xml:space="preserve"> </w:t>
-      </w:r>
-      <w:r>
-        <w:rPr>
-          <w:i/>
-          <w:iCs/>
-        </w:rPr>
-        <w:t xml:space="preserve">et al.</w:t>
-      </w:r>
-      <w:r>
-        <w:t xml:space="preserve"> </w:t>
-      </w:r>
-      <w:r>
-        <w:t xml:space="preserve">(2021) Nanotechnology and artificial intelligence to enable sustainable and precision agriculture.</w:t>
-      </w:r>
-      <w:r>
-        <w:t xml:space="preserve"> </w:t>
-      </w:r>
-      <w:r>
-        <w:rPr>
-          <w:i/>
-          <w:iCs/>
-        </w:rPr>
-        <w:t xml:space="preserve">Nat. Plants</w:t>
-      </w:r>
-      <w:r>
-        <w:t xml:space="preserve"> </w:t>
-      </w:r>
-      <w:r>
-        <w:t xml:space="preserve">7, 864–876</w:t>
-      </w:r>
-    </w:p>
-    <w:bookmarkEnd w:id="111"/>
-    <w:bookmarkStart w:id="112" w:name="ref-Zhang2023a"/>
-    <w:p>
-      <w:pPr>
-        <w:pStyle w:val="Bibliography"/>
-      </w:pPr>
-      <w:r>
-        <w:t xml:space="preserve">73.</w:t>
-      </w:r>
-      <w:r>
-        <w:t xml:space="preserve"> </w:t>
-      </w:r>
-      <w:r>
-        <w:t xml:space="preserve">	</w:t>
-      </w:r>
-      <w:r>
-        <w:t xml:space="preserve">Zhang, J.</w:t>
-      </w:r>
-      <w:r>
-        <w:t xml:space="preserve"> </w:t>
-      </w:r>
-      <w:r>
-        <w:rPr>
-          <w:i/>
-          <w:iCs/>
-        </w:rPr>
-        <w:t xml:space="preserve">et al.</w:t>
-      </w:r>
-      <w:r>
-        <w:t xml:space="preserve"> </w:t>
-      </w:r>
-      <w:r>
-        <w:t xml:space="preserve">(2023) Applications of artificial neural networks in microorganism image analysis: A comprehensive review from conventional multilayer perceptron to popular convolutional neural network and potential visual transformer.</w:t>
-      </w:r>
-      <w:r>
-        <w:t xml:space="preserve"> </w:t>
-      </w:r>
-      <w:r>
-        <w:rPr>
-          <w:i/>
-          <w:iCs/>
-        </w:rPr>
-        <w:t xml:space="preserve">Artif. Intell. Rev.</w:t>
-      </w:r>
-      <w:r>
-        <w:t xml:space="preserve"> </w:t>
-      </w:r>
-      <w:r>
-        <w:t xml:space="preserve">56, 1013–1070</w:t>
-      </w:r>
-    </w:p>
-    <w:bookmarkEnd w:id="112"/>
-    <w:bookmarkStart w:id="113" w:name="ref-Li2023"/>
-    <w:p>
-      <w:pPr>
-        <w:pStyle w:val="Bibliography"/>
-      </w:pPr>
-      <w:r>
-        <w:t xml:space="preserve">74.</w:t>
-      </w:r>
-      <w:r>
-        <w:t xml:space="preserve"> </w:t>
-      </w:r>
-      <w:r>
-        <w:t xml:space="preserve">	</w:t>
-      </w:r>
-      <w:r>
-        <w:t xml:space="preserve">Li, Y.-J.</w:t>
-      </w:r>
-      <w:r>
-        <w:t xml:space="preserve"> </w:t>
-      </w:r>
-      <w:r>
-        <w:rPr>
-          <w:i/>
-          <w:iCs/>
-        </w:rPr>
-        <w:t xml:space="preserve">et al.</w:t>
-      </w:r>
-      <w:r>
-        <w:t xml:space="preserve"> </w:t>
-      </w:r>
-      <w:r>
-        <w:t xml:space="preserve">(2023) Interspecific differences in thermal tolerance landscape explain aphid community abundance under climate change.</w:t>
-      </w:r>
-      <w:r>
-        <w:t xml:space="preserve"> </w:t>
-      </w:r>
-      <w:r>
-        <w:rPr>
-          <w:i/>
-          <w:iCs/>
-        </w:rPr>
-        <w:t xml:space="preserve">J. Therm. Biol.</w:t>
-      </w:r>
-      <w:r>
-        <w:t xml:space="preserve"> </w:t>
-      </w:r>
-      <w:r>
-        <w:t xml:space="preserve">114, 103583</w:t>
-      </w:r>
-    </w:p>
-    <w:bookmarkEnd w:id="113"/>
-    <w:bookmarkStart w:id="114" w:name="ref-Zhu2024"/>
-    <w:p>
-      <w:pPr>
-        <w:pStyle w:val="Bibliography"/>
-      </w:pPr>
-      <w:r>
-        <w:t xml:space="preserve">75.</w:t>
-      </w:r>
-      <w:r>
-        <w:t xml:space="preserve"> </w:t>
-      </w:r>
-      <w:r>
-        <w:t xml:space="preserve">	</w:t>
-      </w:r>
-      <w:r>
-        <w:t xml:space="preserve">Zhu, L.</w:t>
-      </w:r>
-      <w:r>
-        <w:t xml:space="preserve"> </w:t>
-      </w:r>
-      <w:r>
-        <w:rPr>
-          <w:i/>
-          <w:iCs/>
-        </w:rPr>
-        <w:t xml:space="preserve">et al.</w:t>
-      </w:r>
-      <w:r>
-        <w:t xml:space="preserve"> </w:t>
-      </w:r>
-      <w:r>
-        <w:t xml:space="preserve">(2024) Responses of a widespread pest insect to extreme high temperatures are stage-dependent and divergent among seasonal cohorts.</w:t>
+        <w:t xml:space="preserve">(2009) Integrating biophysical models and evolutionary theory to predict climatic impacts on species’ ranges: The dengue mosquito aedes aegypti in australia.</w:t>
       </w:r>
       <w:r>
         <w:t xml:space="preserve"> </w:t>
@@ -6025,63 +5927,12 @@
         <w:t xml:space="preserve"> </w:t>
       </w:r>
       <w:r>
-        <w:t xml:space="preserve">39, 165–180</w:t>
-      </w:r>
-    </w:p>
-    <w:bookmarkEnd w:id="114"/>
-    <w:bookmarkStart w:id="115" w:name="ref-Kearney2009a"/>
-    <w:p>
-      <w:pPr>
-        <w:pStyle w:val="Bibliography"/>
-      </w:pPr>
-      <w:r>
-        <w:t xml:space="preserve">76.</w:t>
-      </w:r>
-      <w:r>
-        <w:t xml:space="preserve"> </w:t>
-      </w:r>
-      <w:r>
-        <w:t xml:space="preserve">	</w:t>
-      </w:r>
-      <w:r>
-        <w:t xml:space="preserve">Kearney, M.</w:t>
-      </w:r>
-      <w:r>
-        <w:t xml:space="preserve"> </w:t>
-      </w:r>
-      <w:r>
-        <w:rPr>
-          <w:i/>
-          <w:iCs/>
-        </w:rPr>
-        <w:t xml:space="preserve">et al.</w:t>
-      </w:r>
-      <w:r>
-        <w:t xml:space="preserve"> </w:t>
-      </w:r>
-      <w:r>
-        <w:t xml:space="preserve">(2009) Integrating biophysical models and evolutionary theory to predict climatic impacts on species’ ranges: The dengue mosquito aedes aegypti in australia.</w:t>
-      </w:r>
-      <w:r>
-        <w:t xml:space="preserve"> </w:t>
-      </w:r>
-      <w:r>
-        <w:rPr>
-          <w:i/>
-          <w:iCs/>
-        </w:rPr>
-        <w:t xml:space="preserve">Funct. Ecol.</w:t>
-      </w:r>
-      <w:r>
-        <w:t xml:space="preserve"> </w:t>
-      </w:r>
-      <w:r>
         <w:t xml:space="preserve">23, 528–538</w:t>
       </w:r>
     </w:p>
-    <w:bookmarkEnd w:id="115"/>
     <w:bookmarkEnd w:id="116"/>
     <w:bookmarkEnd w:id="117"/>
+    <w:bookmarkEnd w:id="118"/>
     <w:sectPr>
       <w:pgSz w:h="15840" w:w="12240"/>
       <w:pgMar w:bottom="851" w:footer="720" w:gutter="0" w:header="720" w:left="851" w:right="851" w:top="851"/>
@@ -7147,12 +6998,6 @@
     <w:abstractNumId w:val="991"/>
   </w:num>
   <w:num w:numId="1008">
-    <w:abstractNumId w:val="991"/>
-  </w:num>
-  <w:num w:numId="1009">
-    <w:abstractNumId w:val="991"/>
-  </w:num>
-  <w:num w:numId="1010">
     <w:abstractNumId w:val="991"/>
   </w:num>
 </w:numbering>

--- a/docs/ms.docx
+++ b/docs/ms.docx
@@ -1974,7 +1974,7 @@
     </w:p>
     <w:bookmarkEnd w:id="31"/>
     <w:bookmarkEnd w:id="32"/>
-    <w:bookmarkStart w:id="34" w:name="X42ca7aa69937316dee7b1e100d4320aa777518f"/>
+    <w:bookmarkStart w:id="33" w:name="X42ca7aa69937316dee7b1e100d4320aa777518f"/>
     <w:p>
       <w:pPr>
         <w:pStyle w:val="Heading1"/>
@@ -2114,10 +2114,11 @@
         <w:t xml:space="preserve">Conservation (Adrienne?)</w:t>
       </w:r>
     </w:p>
-    <w:bookmarkStart w:id="33" w:name="Xf9650dc0ea0b351fc010b34968d2cf3bde51c90"/>
-    <w:p>
-      <w:pPr>
-        <w:pStyle w:val="Heading4"/>
+    <w:bookmarkEnd w:id="33"/>
+    <w:bookmarkStart w:id="34" w:name="Xf9650dc0ea0b351fc010b34968d2cf3bde51c90"/>
+    <w:p>
+      <w:pPr>
+        <w:pStyle w:val="Heading1"/>
       </w:pPr>
       <w:r>
         <w:t xml:space="preserve">Interacting species interacting with people: social-ecological systems (Steven and Xuemei) (~300-500 words)</w:t>
@@ -2125,77 +2126,177 @@
     </w:p>
     <w:p>
       <w:pPr>
-        <w:pStyle w:val="Compact"/>
-        <w:numPr>
-          <w:ilvl w:val="0"/>
-          <w:numId w:val="1008"/>
-        </w:numPr>
-      </w:pPr>
-      <w:r>
-        <w:t xml:space="preserve">Nested scale idea, from genetics to species to ecosystem to SES, if not presented earlier</w:t>
-      </w:r>
-    </w:p>
-    <w:p>
-      <w:pPr>
-        <w:pStyle w:val="Compact"/>
-        <w:numPr>
-          <w:ilvl w:val="0"/>
-          <w:numId w:val="1008"/>
-        </w:numPr>
-      </w:pPr>
-      <w:r>
-        <w:t xml:space="preserve">Must consider social-</w:t>
-      </w:r>
-    </w:p>
-    <w:p>
-      <w:pPr>
-        <w:pStyle w:val="Compact"/>
-        <w:numPr>
-          <w:ilvl w:val="0"/>
-          <w:numId w:val="1008"/>
-        </w:numPr>
-      </w:pPr>
-      <w:r>
-        <w:t xml:space="preserve">multiple pathways and varying magnitude of cascading impacts</w:t>
-      </w:r>
-    </w:p>
-    <w:p>
-      <w:pPr>
-        <w:pStyle w:val="Compact"/>
-        <w:numPr>
-          <w:ilvl w:val="0"/>
-          <w:numId w:val="1008"/>
-        </w:numPr>
-      </w:pPr>
-      <w:r>
-        <w:t xml:space="preserve">solutions need to be supported by the society</w:t>
-      </w:r>
-    </w:p>
-    <w:p>
-      <w:pPr>
-        <w:pStyle w:val="Compact"/>
-        <w:numPr>
-          <w:ilvl w:val="0"/>
-          <w:numId w:val="1008"/>
-        </w:numPr>
-      </w:pPr>
-      <w:r>
-        <w:t xml:space="preserve">Not sufficiently understood</w:t>
-      </w:r>
-    </w:p>
-    <w:p>
-      <w:pPr>
-        <w:pStyle w:val="Compact"/>
-        <w:numPr>
-          <w:ilvl w:val="0"/>
-          <w:numId w:val="1008"/>
-        </w:numPr>
-      </w:pPr>
-      <w:r>
-        <w:t xml:space="preserve">What SES systems modeling can do</w:t>
-      </w:r>
-    </w:p>
-    <w:bookmarkEnd w:id="33"/>
+        <w:pStyle w:val="FirstParagraph"/>
+      </w:pPr>
+      <w:r>
+        <w:t xml:space="preserve">Thermal stress to ecosystems may threaten the services those ecosystems provide to people</w:t>
+      </w:r>
+      <w:r>
+        <w:t xml:space="preserve"> </w:t>
+      </w:r>
+      <w:r>
+        <w:t xml:space="preserve">[76]</w:t>
+      </w:r>
+      <w:r>
+        <w:t xml:space="preserve">. For example, loss of output from production ecosystems will have substantial economic consequences for the local area. Degradation of natural ecosystems may affect their regulating services, such as flood mitigation, affecting nearby areas. Impacts on cultural services may be severe for communities that are closely connected to a landscape.</w:t>
+      </w:r>
+    </w:p>
+    <w:p>
+      <w:pPr>
+        <w:pStyle w:val="BodyText"/>
+      </w:pPr>
+      <w:r>
+        <w:t xml:space="preserve">In turn, people may respond to thermal risks to ecosystems in a variety of ways. For example, farmers or ecosystem managers may introduce new species or alter management practices; partial loss of ecosystems may lead farmers to farm remaining production ecosystems more intensively; and thermal stress may lead people to leave those areas where the stress is occurring, potentially leaving remaining communities more vulnerable to the impacts of thermal stress</w:t>
+      </w:r>
+      <w:r>
+        <w:t xml:space="preserve"> </w:t>
+      </w:r>
+      <w:r>
+        <w:t xml:space="preserve">[77]</w:t>
+      </w:r>
+      <w:r>
+        <w:t xml:space="preserve">. Thermal stressors may even influence producers’ psychological beliefs about their level of control over land management, and perceived resources available for management practices</w:t>
+      </w:r>
+      <w:r>
+        <w:t xml:space="preserve"> </w:t>
+      </w:r>
+      <w:r>
+        <w:t xml:space="preserve">[78]</w:t>
+      </w:r>
+      <w:r>
+        <w:t xml:space="preserve">. Thermal risks to ecosystems may also precipitate declines in individual wellbeing, and these consequences may accrue differently across regions and across peoples</w:t>
+      </w:r>
+      <w:r>
+        <w:t xml:space="preserve"> </w:t>
+      </w:r>
+      <w:r>
+        <w:t xml:space="preserve">[79]</w:t>
+      </w:r>
+      <w:r>
+        <w:t xml:space="preserve">, and compound or accelerate the prior responses. Many of these impacts and responses, however, are poorly understood.</w:t>
+      </w:r>
+    </w:p>
+    <w:p>
+      <w:pPr>
+        <w:pStyle w:val="BodyText"/>
+      </w:pPr>
+      <w:r>
+        <w:t xml:space="preserve">The impacts of thermal stress on ecosystems can affect not only nearby communities but also human dominant systems such as cities far away from the affected ecosystems. Cities are human dominant complex systems that are intrinsically connected to and relying on other regions to maintain their functionality</w:t>
+      </w:r>
+      <w:r>
+        <w:t xml:space="preserve"> </w:t>
+      </w:r>
+      <w:r>
+        <w:t xml:space="preserve">[80,81]</w:t>
+      </w:r>
+      <w:r>
+        <w:t xml:space="preserve">. On the other hand, adapting thermal risks in upper stream producers may also be influenced by the perception and behaviour of downstream consumers</w:t>
+      </w:r>
+      <w:r>
+        <w:t xml:space="preserve"> </w:t>
+      </w:r>
+      <w:r>
+        <w:t xml:space="preserve">[82]</w:t>
+      </w:r>
+      <w:r>
+        <w:t xml:space="preserve">. The cascading</w:t>
+      </w:r>
+      <w:r>
+        <w:t xml:space="preserve"> </w:t>
+      </w:r>
+      <w:r>
+        <w:t xml:space="preserve">[83]</w:t>
+      </w:r>
+      <w:r>
+        <w:t xml:space="preserve"> </w:t>
+      </w:r>
+      <w:r>
+        <w:t xml:space="preserve">and telecoupled</w:t>
+      </w:r>
+      <w:r>
+        <w:t xml:space="preserve"> </w:t>
+      </w:r>
+      <w:r>
+        <w:t xml:space="preserve">[84]</w:t>
+      </w:r>
+      <w:r>
+        <w:t xml:space="preserve"> </w:t>
+      </w:r>
+      <w:r>
+        <w:t xml:space="preserve">impacts on urban systems can be manifested through multiple ways. For example, extreme heat stress may affect essential ecosystem services such as food production (ref), which can in turn affect price and access to food to people living in urban centers, with financial, economic and health consequences. The impacts on local communities could lead to loss of livelihood, which forms a pressure that push rural people to migrate to cities</w:t>
+      </w:r>
+      <w:r>
+        <w:t xml:space="preserve"> </w:t>
+      </w:r>
+      <w:r>
+        <w:t xml:space="preserve">[85]</w:t>
+      </w:r>
+      <w:r>
+        <w:t xml:space="preserve">. These external pressures will interact with a system that is already constraint by multiple stressors, including direct impacts imposed by extreme heat and other aspects of clime change- to maintaining its normal functionality and the health and wellbeing of its citizens. If sufficiently widespread, economic and political destabilisation may occur as already observed in other parts of the world</w:t>
+      </w:r>
+      <w:r>
+        <w:t xml:space="preserve"> </w:t>
+      </w:r>
+      <w:r>
+        <w:t xml:space="preserve">[86]</w:t>
+      </w:r>
+      <w:r>
+        <w:t xml:space="preserve">, which could in turn affect the management of the original ecosystems.</w:t>
+      </w:r>
+    </w:p>
+    <w:p>
+      <w:pPr>
+        <w:pStyle w:val="BodyText"/>
+      </w:pPr>
+      <w:r>
+        <w:t xml:space="preserve">Understand these relationships between people and nature requires adopting a social-ecological systems perspective, where people and nature are interdependent and intertwined</w:t>
+      </w:r>
+      <w:r>
+        <w:t xml:space="preserve"> </w:t>
+      </w:r>
+      <w:r>
+        <w:t xml:space="preserve">[87]</w:t>
+      </w:r>
+      <w:r>
+        <w:t xml:space="preserve">. Social-ecological models aim to capture the social systems, natural systems and their interactions</w:t>
+      </w:r>
+      <w:r>
+        <w:t xml:space="preserve"> </w:t>
+      </w:r>
+      <w:r>
+        <w:t xml:space="preserve">[88]</w:t>
+      </w:r>
+      <w:r>
+        <w:t xml:space="preserve">. Such models can display non-trivial emergent behaviour resulting from complex interactions within the social-ecological systems. For example, responding to decreased productivity from thermal stress by farming more intensively could lead to a maladaptation or</w:t>
+      </w:r>
+      <w:r>
+        <w:t xml:space="preserve"> </w:t>
+      </w:r>
+      <w:r>
+        <w:t xml:space="preserve">‘</w:t>
+      </w:r>
+      <w:r>
+        <w:t xml:space="preserve">lock-in</w:t>
+      </w:r>
+      <w:r>
+        <w:t xml:space="preserve">’</w:t>
+      </w:r>
+      <w:r>
+        <w:t xml:space="preserve"> </w:t>
+      </w:r>
+      <w:r>
+        <w:t xml:space="preserve">from which it is difficult to escape</w:t>
+      </w:r>
+      <w:r>
+        <w:t xml:space="preserve"> </w:t>
+      </w:r>
+      <w:r>
+        <w:t xml:space="preserve">[89]</w:t>
+      </w:r>
+      <w:r>
+        <w:t xml:space="preserve">.</w:t>
+      </w:r>
+    </w:p>
     <w:bookmarkEnd w:id="34"/>
     <w:bookmarkStart w:id="40" w:name="X78b08fde953bb9dcb9bb22555137d822070b4a9"/>
     <w:p>
@@ -2276,7 +2377,7 @@
         <w:t xml:space="preserve"> </w:t>
       </w:r>
       <w:r>
-        <w:t xml:space="preserve">[76]</w:t>
+        <w:t xml:space="preserve">[90]</w:t>
       </w:r>
       <w:r>
         <w:t xml:space="preserve"> </w:t>
@@ -2304,7 +2405,7 @@
     </w:p>
     <w:bookmarkEnd w:id="39"/>
     <w:bookmarkEnd w:id="40"/>
-    <w:bookmarkStart w:id="118" w:name="references"/>
+    <w:bookmarkStart w:id="132" w:name="references"/>
     <w:p>
       <w:pPr>
         <w:pStyle w:val="Heading1"/>
@@ -2313,7 +2414,7 @@
         <w:t xml:space="preserve">References</w:t>
       </w:r>
     </w:p>
-    <w:bookmarkStart w:id="117" w:name="refs"/>
+    <w:bookmarkStart w:id="131" w:name="refs"/>
     <w:bookmarkStart w:id="41" w:name="ref-Barriopedro2023"/>
     <w:p>
       <w:pPr>
@@ -5880,7 +5981,7 @@
       </w:r>
     </w:p>
     <w:bookmarkEnd w:id="115"/>
-    <w:bookmarkStart w:id="116" w:name="ref-Kearney2009a"/>
+    <w:bookmarkStart w:id="116" w:name="ref-Assessment_undated-fv"/>
     <w:p>
       <w:pPr>
         <w:pStyle w:val="Bibliography"/>
@@ -5895,6 +5996,656 @@
         <w:t xml:space="preserve">	</w:t>
       </w:r>
       <w:r>
+        <w:t xml:space="preserve">Assessment, M.E. (2005) Opportunities and challenges for business and industryunioviedo.es</w:t>
+      </w:r>
+    </w:p>
+    <w:bookmarkEnd w:id="116"/>
+    <w:bookmarkStart w:id="117" w:name="ref-Dandy2019"/>
+    <w:p>
+      <w:pPr>
+        <w:pStyle w:val="Bibliography"/>
+      </w:pPr>
+      <w:r>
+        <w:t xml:space="preserve">77.</w:t>
+      </w:r>
+      <w:r>
+        <w:t xml:space="preserve"> </w:t>
+      </w:r>
+      <w:r>
+        <w:t xml:space="preserve">	</w:t>
+      </w:r>
+      <w:r>
+        <w:t xml:space="preserve">Dandy, J.</w:t>
+      </w:r>
+      <w:r>
+        <w:t xml:space="preserve"> </w:t>
+      </w:r>
+      <w:r>
+        <w:rPr>
+          <w:i/>
+          <w:iCs/>
+        </w:rPr>
+        <w:t xml:space="preserve">et al.</w:t>
+      </w:r>
+      <w:r>
+        <w:t xml:space="preserve"> </w:t>
+      </w:r>
+      <w:r>
+        <w:t xml:space="preserve">(2019) Leaving home: Place attachment and decisions to move in the face of environmental change.</w:t>
+      </w:r>
+      <w:r>
+        <w:t xml:space="preserve"> </w:t>
+      </w:r>
+      <w:r>
+        <w:rPr>
+          <w:i/>
+          <w:iCs/>
+        </w:rPr>
+        <w:t xml:space="preserve">Reg. Environ. Change</w:t>
+      </w:r>
+      <w:r>
+        <w:t xml:space="preserve"> </w:t>
+      </w:r>
+      <w:r>
+        <w:t xml:space="preserve">19, 615–620</w:t>
+      </w:r>
+    </w:p>
+    <w:bookmarkEnd w:id="117"/>
+    <w:bookmarkStart w:id="118" w:name="ref-Price2014"/>
+    <w:p>
+      <w:pPr>
+        <w:pStyle w:val="Bibliography"/>
+      </w:pPr>
+      <w:r>
+        <w:t xml:space="preserve">78.</w:t>
+      </w:r>
+      <w:r>
+        <w:t xml:space="preserve"> </w:t>
+      </w:r>
+      <w:r>
+        <w:t xml:space="preserve">	</w:t>
+      </w:r>
+      <w:r>
+        <w:t xml:space="preserve">Price, J.C. and Leviston, Z. (2014) Predicting pro-environmental agricultural practices: The social, psychological and contextual influences on land management.</w:t>
+      </w:r>
+      <w:r>
+        <w:t xml:space="preserve"> </w:t>
+      </w:r>
+      <w:r>
+        <w:rPr>
+          <w:i/>
+          <w:iCs/>
+        </w:rPr>
+        <w:t xml:space="preserve">J. Rural Stud.</w:t>
+      </w:r>
+      <w:r>
+        <w:t xml:space="preserve"> </w:t>
+      </w:r>
+      <w:r>
+        <w:t xml:space="preserve">34, 65–78</w:t>
+      </w:r>
+    </w:p>
+    <w:bookmarkEnd w:id="118"/>
+    <w:bookmarkStart w:id="119" w:name="ref-Leviston2018"/>
+    <w:p>
+      <w:pPr>
+        <w:pStyle w:val="Bibliography"/>
+      </w:pPr>
+      <w:r>
+        <w:t xml:space="preserve">79.</w:t>
+      </w:r>
+      <w:r>
+        <w:t xml:space="preserve"> </w:t>
+      </w:r>
+      <w:r>
+        <w:t xml:space="preserve">	</w:t>
+      </w:r>
+      <w:r>
+        <w:t xml:space="preserve">Leviston, Z.</w:t>
+      </w:r>
+      <w:r>
+        <w:t xml:space="preserve"> </w:t>
+      </w:r>
+      <w:r>
+        <w:rPr>
+          <w:i/>
+          <w:iCs/>
+        </w:rPr>
+        <w:t xml:space="preserve">et al.</w:t>
+      </w:r>
+      <w:r>
+        <w:t xml:space="preserve"> </w:t>
+      </w:r>
+      <w:r>
+        <w:t xml:space="preserve">(2018) Linkages between ecosystem services and human wellbeing: A nexus webs approach.</w:t>
+      </w:r>
+      <w:r>
+        <w:t xml:space="preserve"> </w:t>
+      </w:r>
+      <w:r>
+        <w:rPr>
+          <w:i/>
+          <w:iCs/>
+        </w:rPr>
+        <w:t xml:space="preserve">Ecol. Indic.</w:t>
+      </w:r>
+      <w:r>
+        <w:t xml:space="preserve"> </w:t>
+      </w:r>
+      <w:r>
+        <w:t xml:space="preserve">93, 658–668</w:t>
+      </w:r>
+    </w:p>
+    <w:bookmarkEnd w:id="119"/>
+    <w:bookmarkStart w:id="120" w:name="ref-Bai2016"/>
+    <w:p>
+      <w:pPr>
+        <w:pStyle w:val="Bibliography"/>
+      </w:pPr>
+      <w:r>
+        <w:t xml:space="preserve">80.</w:t>
+      </w:r>
+      <w:r>
+        <w:t xml:space="preserve"> </w:t>
+      </w:r>
+      <w:r>
+        <w:t xml:space="preserve">	</w:t>
+      </w:r>
+      <w:r>
+        <w:t xml:space="preserve">Bai, X.</w:t>
+      </w:r>
+      <w:r>
+        <w:t xml:space="preserve"> </w:t>
+      </w:r>
+      <w:r>
+        <w:rPr>
+          <w:i/>
+          <w:iCs/>
+        </w:rPr>
+        <w:t xml:space="preserve">et al.</w:t>
+      </w:r>
+      <w:r>
+        <w:t xml:space="preserve"> </w:t>
+      </w:r>
+      <w:r>
+        <w:t xml:space="preserve">(2016) Defining and advancing a systems approach for sustainable cities.</w:t>
+      </w:r>
+      <w:r>
+        <w:t xml:space="preserve"> </w:t>
+      </w:r>
+      <w:r>
+        <w:rPr>
+          <w:i/>
+          <w:iCs/>
+        </w:rPr>
+        <w:t xml:space="preserve">Curr. Opin. Environ. Sustain.</w:t>
+      </w:r>
+      <w:r>
+        <w:t xml:space="preserve"> </w:t>
+      </w:r>
+      <w:r>
+        <w:t xml:space="preserve">23, 69–78</w:t>
+      </w:r>
+    </w:p>
+    <w:bookmarkEnd w:id="120"/>
+    <w:bookmarkStart w:id="121" w:name="ref-Grimm2008"/>
+    <w:p>
+      <w:pPr>
+        <w:pStyle w:val="Bibliography"/>
+      </w:pPr>
+      <w:r>
+        <w:t xml:space="preserve">81.</w:t>
+      </w:r>
+      <w:r>
+        <w:t xml:space="preserve"> </w:t>
+      </w:r>
+      <w:r>
+        <w:t xml:space="preserve">	</w:t>
+      </w:r>
+      <w:r>
+        <w:t xml:space="preserve">Grimm, N.B.</w:t>
+      </w:r>
+      <w:r>
+        <w:t xml:space="preserve"> </w:t>
+      </w:r>
+      <w:r>
+        <w:rPr>
+          <w:i/>
+          <w:iCs/>
+        </w:rPr>
+        <w:t xml:space="preserve">et al.</w:t>
+      </w:r>
+      <w:r>
+        <w:t xml:space="preserve"> </w:t>
+      </w:r>
+      <w:r>
+        <w:t xml:space="preserve">(2008) Global change and the ecology of cities.</w:t>
+      </w:r>
+      <w:r>
+        <w:t xml:space="preserve"> </w:t>
+      </w:r>
+      <w:r>
+        <w:rPr>
+          <w:i/>
+          <w:iCs/>
+        </w:rPr>
+        <w:t xml:space="preserve">Science</w:t>
+      </w:r>
+      <w:r>
+        <w:t xml:space="preserve"> </w:t>
+      </w:r>
+      <w:r>
+        <w:t xml:space="preserve">319, 756–760</w:t>
+      </w:r>
+    </w:p>
+    <w:bookmarkEnd w:id="121"/>
+    <w:bookmarkStart w:id="122" w:name="ref-Hendricks2022"/>
+    <w:p>
+      <w:pPr>
+        <w:pStyle w:val="Bibliography"/>
+      </w:pPr>
+      <w:r>
+        <w:t xml:space="preserve">82.</w:t>
+      </w:r>
+      <w:r>
+        <w:t xml:space="preserve"> </w:t>
+      </w:r>
+      <w:r>
+        <w:t xml:space="preserve">	</w:t>
+      </w:r>
+      <w:r>
+        <w:t xml:space="preserve">Hendricks, J.</w:t>
+      </w:r>
+      <w:r>
+        <w:t xml:space="preserve"> </w:t>
+      </w:r>
+      <w:r>
+        <w:rPr>
+          <w:i/>
+          <w:iCs/>
+        </w:rPr>
+        <w:t xml:space="preserve">et al.</w:t>
+      </w:r>
+      <w:r>
+        <w:t xml:space="preserve"> </w:t>
+      </w:r>
+      <w:r>
+        <w:t xml:space="preserve">(2022) Public perceptions of potential adaptations for mitigating heat stress on australian dairy farms.</w:t>
+      </w:r>
+      <w:r>
+        <w:t xml:space="preserve"> </w:t>
+      </w:r>
+      <w:r>
+        <w:rPr>
+          <w:i/>
+          <w:iCs/>
+        </w:rPr>
+        <w:t xml:space="preserve">J. Dairy Sci.</w:t>
+      </w:r>
+      <w:r>
+        <w:t xml:space="preserve"> </w:t>
+      </w:r>
+      <w:r>
+        <w:t xml:space="preserve">105, 5893–5908</w:t>
+      </w:r>
+    </w:p>
+    <w:bookmarkEnd w:id="122"/>
+    <w:bookmarkStart w:id="123" w:name="ref-Sutanto2020"/>
+    <w:p>
+      <w:pPr>
+        <w:pStyle w:val="Bibliography"/>
+      </w:pPr>
+      <w:r>
+        <w:t xml:space="preserve">83.</w:t>
+      </w:r>
+      <w:r>
+        <w:t xml:space="preserve"> </w:t>
+      </w:r>
+      <w:r>
+        <w:t xml:space="preserve">	</w:t>
+      </w:r>
+      <w:r>
+        <w:t xml:space="preserve">Sutanto, S.J.</w:t>
+      </w:r>
+      <w:r>
+        <w:t xml:space="preserve"> </w:t>
+      </w:r>
+      <w:r>
+        <w:rPr>
+          <w:i/>
+          <w:iCs/>
+        </w:rPr>
+        <w:t xml:space="preserve">et al.</w:t>
+      </w:r>
+      <w:r>
+        <w:t xml:space="preserve"> </w:t>
+      </w:r>
+      <w:r>
+        <w:t xml:space="preserve">(2020) Heatwaves, droughts, and fires: Exploring compound and cascading dry hazards at the pan-european scale.</w:t>
+      </w:r>
+      <w:r>
+        <w:t xml:space="preserve"> </w:t>
+      </w:r>
+      <w:r>
+        <w:rPr>
+          <w:i/>
+          <w:iCs/>
+        </w:rPr>
+        <w:t xml:space="preserve">Environ. Int.</w:t>
+      </w:r>
+      <w:r>
+        <w:t xml:space="preserve"> </w:t>
+      </w:r>
+      <w:r>
+        <w:t xml:space="preserve">134, 105276</w:t>
+      </w:r>
+    </w:p>
+    <w:bookmarkEnd w:id="123"/>
+    <w:bookmarkStart w:id="124" w:name="ref-Liu2007"/>
+    <w:p>
+      <w:pPr>
+        <w:pStyle w:val="Bibliography"/>
+      </w:pPr>
+      <w:r>
+        <w:t xml:space="preserve">84.</w:t>
+      </w:r>
+      <w:r>
+        <w:t xml:space="preserve"> </w:t>
+      </w:r>
+      <w:r>
+        <w:t xml:space="preserve">	</w:t>
+      </w:r>
+      <w:r>
+        <w:t xml:space="preserve">Liu, J.</w:t>
+      </w:r>
+      <w:r>
+        <w:t xml:space="preserve"> </w:t>
+      </w:r>
+      <w:r>
+        <w:rPr>
+          <w:i/>
+          <w:iCs/>
+        </w:rPr>
+        <w:t xml:space="preserve">et al.</w:t>
+      </w:r>
+      <w:r>
+        <w:t xml:space="preserve"> </w:t>
+      </w:r>
+      <w:r>
+        <w:t xml:space="preserve">(2007) Coupled human and natural systems.</w:t>
+      </w:r>
+      <w:r>
+        <w:t xml:space="preserve"> </w:t>
+      </w:r>
+      <w:r>
+        <w:rPr>
+          <w:i/>
+          <w:iCs/>
+        </w:rPr>
+        <w:t xml:space="preserve">Ambio</w:t>
+      </w:r>
+      <w:r>
+        <w:t xml:space="preserve"> </w:t>
+      </w:r>
+      <w:r>
+        <w:t xml:space="preserve">36, 639–649</w:t>
+      </w:r>
+    </w:p>
+    <w:bookmarkEnd w:id="124"/>
+    <w:bookmarkStart w:id="125" w:name="ref-Black2011"/>
+    <w:p>
+      <w:pPr>
+        <w:pStyle w:val="Bibliography"/>
+      </w:pPr>
+      <w:r>
+        <w:t xml:space="preserve">85.</w:t>
+      </w:r>
+      <w:r>
+        <w:t xml:space="preserve"> </w:t>
+      </w:r>
+      <w:r>
+        <w:t xml:space="preserve">	</w:t>
+      </w:r>
+      <w:r>
+        <w:t xml:space="preserve">Black, R.</w:t>
+      </w:r>
+      <w:r>
+        <w:t xml:space="preserve"> </w:t>
+      </w:r>
+      <w:r>
+        <w:rPr>
+          <w:i/>
+          <w:iCs/>
+        </w:rPr>
+        <w:t xml:space="preserve">et al.</w:t>
+      </w:r>
+      <w:r>
+        <w:t xml:space="preserve"> </w:t>
+      </w:r>
+      <w:r>
+        <w:t xml:space="preserve">(2011) The effect of environmental change on human migration.</w:t>
+      </w:r>
+      <w:r>
+        <w:t xml:space="preserve"> </w:t>
+      </w:r>
+      <w:r>
+        <w:rPr>
+          <w:i/>
+          <w:iCs/>
+        </w:rPr>
+        <w:t xml:space="preserve">Glob. Environ. Change</w:t>
+      </w:r>
+      <w:r>
+        <w:t xml:space="preserve"> </w:t>
+      </w:r>
+      <w:r>
+        <w:t xml:space="preserve">21, S3–S11</w:t>
+      </w:r>
+    </w:p>
+    <w:bookmarkEnd w:id="125"/>
+    <w:bookmarkStart w:id="126" w:name="ref-Neil_Adger1999"/>
+    <w:p>
+      <w:pPr>
+        <w:pStyle w:val="Bibliography"/>
+      </w:pPr>
+      <w:r>
+        <w:t xml:space="preserve">86.</w:t>
+      </w:r>
+      <w:r>
+        <w:t xml:space="preserve"> </w:t>
+      </w:r>
+      <w:r>
+        <w:t xml:space="preserve">	</w:t>
+      </w:r>
+      <w:r>
+        <w:t xml:space="preserve">Neil Adger, W. (1999) Social vulnerability to climate change and extremes in coastal vietnam.</w:t>
+      </w:r>
+      <w:r>
+        <w:t xml:space="preserve"> </w:t>
+      </w:r>
+      <w:r>
+        <w:rPr>
+          <w:i/>
+          <w:iCs/>
+        </w:rPr>
+        <w:t xml:space="preserve">World Dev.</w:t>
+      </w:r>
+      <w:r>
+        <w:t xml:space="preserve"> </w:t>
+      </w:r>
+      <w:r>
+        <w:t xml:space="preserve">27, 249–269</w:t>
+      </w:r>
+    </w:p>
+    <w:bookmarkEnd w:id="126"/>
+    <w:bookmarkStart w:id="127" w:name="ref-Folke2016"/>
+    <w:p>
+      <w:pPr>
+        <w:pStyle w:val="Bibliography"/>
+      </w:pPr>
+      <w:r>
+        <w:t xml:space="preserve">87.</w:t>
+      </w:r>
+      <w:r>
+        <w:t xml:space="preserve"> </w:t>
+      </w:r>
+      <w:r>
+        <w:t xml:space="preserve">	</w:t>
+      </w:r>
+      <w:r>
+        <w:t xml:space="preserve">Folke, C.</w:t>
+      </w:r>
+      <w:r>
+        <w:t xml:space="preserve"> </w:t>
+      </w:r>
+      <w:r>
+        <w:rPr>
+          <w:i/>
+          <w:iCs/>
+        </w:rPr>
+        <w:t xml:space="preserve">et al.</w:t>
+      </w:r>
+      <w:r>
+        <w:t xml:space="preserve"> </w:t>
+      </w:r>
+      <w:r>
+        <w:t xml:space="preserve">(2016) Social-ecological resilience and biosphere-based sustainability science.</w:t>
+      </w:r>
+      <w:r>
+        <w:t xml:space="preserve"> </w:t>
+      </w:r>
+      <w:r>
+        <w:rPr>
+          <w:i/>
+          <w:iCs/>
+        </w:rPr>
+        <w:t xml:space="preserve">Ecology and Society</w:t>
+      </w:r>
+      <w:r>
+        <w:t xml:space="preserve"> </w:t>
+      </w:r>
+      <w:r>
+        <w:t xml:space="preserve">21</w:t>
+      </w:r>
+    </w:p>
+    <w:bookmarkEnd w:id="127"/>
+    <w:bookmarkStart w:id="128" w:name="ref-Schluter2012"/>
+    <w:p>
+      <w:pPr>
+        <w:pStyle w:val="Bibliography"/>
+      </w:pPr>
+      <w:r>
+        <w:t xml:space="preserve">88.</w:t>
+      </w:r>
+      <w:r>
+        <w:t xml:space="preserve"> </w:t>
+      </w:r>
+      <w:r>
+        <w:t xml:space="preserve">	</w:t>
+      </w:r>
+      <w:r>
+        <w:t xml:space="preserve">Schlüter, M.</w:t>
+      </w:r>
+      <w:r>
+        <w:t xml:space="preserve"> </w:t>
+      </w:r>
+      <w:r>
+        <w:rPr>
+          <w:i/>
+          <w:iCs/>
+        </w:rPr>
+        <w:t xml:space="preserve">et al.</w:t>
+      </w:r>
+      <w:r>
+        <w:t xml:space="preserve"> </w:t>
+      </w:r>
+      <w:r>
+        <w:t xml:space="preserve">(2012) New horizons for managing the environment: A review of coupled social‐ecological systems modeling: Social-ecological systems modeling.</w:t>
+      </w:r>
+      <w:r>
+        <w:t xml:space="preserve"> </w:t>
+      </w:r>
+      <w:r>
+        <w:rPr>
+          <w:i/>
+          <w:iCs/>
+        </w:rPr>
+        <w:t xml:space="preserve">Nat. Resour. Model.</w:t>
+      </w:r>
+      <w:r>
+        <w:t xml:space="preserve"> </w:t>
+      </w:r>
+      <w:r>
+        <w:t xml:space="preserve">25, 219–272</w:t>
+      </w:r>
+    </w:p>
+    <w:bookmarkEnd w:id="128"/>
+    <w:bookmarkStart w:id="129" w:name="ref-Wise2014"/>
+    <w:p>
+      <w:pPr>
+        <w:pStyle w:val="Bibliography"/>
+      </w:pPr>
+      <w:r>
+        <w:t xml:space="preserve">89.</w:t>
+      </w:r>
+      <w:r>
+        <w:t xml:space="preserve"> </w:t>
+      </w:r>
+      <w:r>
+        <w:t xml:space="preserve">	</w:t>
+      </w:r>
+      <w:r>
+        <w:t xml:space="preserve">Wise, R.M.</w:t>
+      </w:r>
+      <w:r>
+        <w:t xml:space="preserve"> </w:t>
+      </w:r>
+      <w:r>
+        <w:rPr>
+          <w:i/>
+          <w:iCs/>
+        </w:rPr>
+        <w:t xml:space="preserve">et al.</w:t>
+      </w:r>
+      <w:r>
+        <w:t xml:space="preserve"> </w:t>
+      </w:r>
+      <w:r>
+        <w:t xml:space="preserve">(2014) Reconceptualising adaptation to climate change as part of pathways of change and response.</w:t>
+      </w:r>
+      <w:r>
+        <w:t xml:space="preserve"> </w:t>
+      </w:r>
+      <w:r>
+        <w:rPr>
+          <w:i/>
+          <w:iCs/>
+        </w:rPr>
+        <w:t xml:space="preserve">Glob. Environ. Change</w:t>
+      </w:r>
+      <w:r>
+        <w:t xml:space="preserve"> </w:t>
+      </w:r>
+      <w:r>
+        <w:t xml:space="preserve">28, 325–336</w:t>
+      </w:r>
+    </w:p>
+    <w:bookmarkEnd w:id="129"/>
+    <w:bookmarkStart w:id="130" w:name="ref-Kearney2009a"/>
+    <w:p>
+      <w:pPr>
+        <w:pStyle w:val="Bibliography"/>
+      </w:pPr>
+      <w:r>
+        <w:t xml:space="preserve">90.</w:t>
+      </w:r>
+      <w:r>
+        <w:t xml:space="preserve"> </w:t>
+      </w:r>
+      <w:r>
+        <w:t xml:space="preserve">	</w:t>
+      </w:r>
+      <w:r>
         <w:t xml:space="preserve">Kearney, M.</w:t>
       </w:r>
       <w:r>
@@ -5930,9 +6681,9 @@
         <w:t xml:space="preserve">23, 528–538</w:t>
       </w:r>
     </w:p>
-    <w:bookmarkEnd w:id="116"/>
-    <w:bookmarkEnd w:id="117"/>
-    <w:bookmarkEnd w:id="118"/>
+    <w:bookmarkEnd w:id="130"/>
+    <w:bookmarkEnd w:id="131"/>
+    <w:bookmarkEnd w:id="132"/>
     <w:sectPr>
       <w:pgSz w:h="15840" w:w="12240"/>
       <w:pgMar w:bottom="851" w:footer="720" w:gutter="0" w:header="720" w:left="851" w:right="851" w:top="851"/>
@@ -6995,9 +7746,6 @@
     <w:abstractNumId w:val="991"/>
   </w:num>
   <w:num w:numId="1007">
-    <w:abstractNumId w:val="991"/>
-  </w:num>
-  <w:num w:numId="1008">
     <w:abstractNumId w:val="991"/>
   </w:num>
 </w:numbering>

--- a/docs/ms.docx
+++ b/docs/ms.docx
@@ -536,7 +536,7 @@
         <w:pStyle w:val="BodyText"/>
       </w:pPr>
       <w:r>
-        <w:t xml:space="preserve">Predicting how extreme heat impacts population dynamics and community interactions requires the coupling of physiological, biophysical, population and community ecology models. We argue that such a feat is becoming increasingly more tangible and will provide powerful new ways of predicting how extreme heat shapes community dynamics. Dynamic Energy Budget (DEB) theory can now be seamlessly integrated with biophysical models of heat and mass exchange to characterise organismal body temperatures and simulate the effects of extreme heat events on the entire life cycle of species within communities</w:t>
+        <w:t xml:space="preserve">Predicting how extreme heat impacts population dynamics and community interactions requires the coupling of physiological, biophysical, population and community ecology models. We argue that such a feat is becoming increasingly more tangible and will provide powerful new ways of predicting how extreme heat shapes community dynamics. Physiological models can now be seamlessly integrated with biophysical models of heat and mass exchange to characterise organismal body temperatures and simulate the effects of extreme heat events on the entire life cycle of species within communities</w:t>
       </w:r>
       <w:r>
         <w:t xml:space="preserve"> </w:t>
@@ -545,7 +545,7 @@
         <w:t xml:space="preserve">[16–20]</w:t>
       </w:r>
       <w:r>
-        <w:t xml:space="preserve">. Dynamic Energy Budgets that incorporate estimates of thermal sensitivity across species can capture the delicate balance between damage and repair in physiological systems</w:t>
+        <w:t xml:space="preserve">. Physiological models that incorporate estimates of thermal sensitivity across species can capture the delicate balance between damage and repair in physiological systems</w:t>
       </w:r>
       <w:r>
         <w:t xml:space="preserve"> </w:t>
@@ -557,7 +557,7 @@
         <w:t xml:space="preserve"> </w:t>
       </w:r>
       <w:r>
-        <w:t xml:space="preserve">to translate the immediate and cumulative impacts of extreme heat on growth, survival and reproduction. Importantly, mechanistic physiological models provide common currencies that can then be integrated into population and community ecology models to capture how extreme heat events perturb interactions among species</w:t>
+        <w:t xml:space="preserve">to translate the immediate and cumulative impacts of extreme heat on growth, survival and reproduction. Importantly, mechanistic physiological models provide common currencies that can be integrated into population and community ecology models to capture how extreme heat events perturb interactions among species</w:t>
       </w:r>
       <w:r>
         <w:t xml:space="preserve"> </w:t>
@@ -1974,7 +1974,190 @@
     </w:p>
     <w:bookmarkEnd w:id="31"/>
     <w:bookmarkEnd w:id="32"/>
-    <w:bookmarkStart w:id="33" w:name="X42ca7aa69937316dee7b1e100d4320aa777518f"/>
+    <w:bookmarkStart w:id="33" w:name="Xf9650dc0ea0b351fc010b34968d2cf3bde51c90"/>
+    <w:p>
+      <w:pPr>
+        <w:pStyle w:val="Heading1"/>
+      </w:pPr>
+      <w:r>
+        <w:t xml:space="preserve">Interacting species interacting with people: social-ecological systems (Steven and Xuemei) (~300-500 words)</w:t>
+      </w:r>
+    </w:p>
+    <w:p>
+      <w:pPr>
+        <w:pStyle w:val="FirstParagraph"/>
+      </w:pPr>
+      <w:r>
+        <w:t xml:space="preserve">Thermal stress to ecosystems may threaten the services those ecosystems provide to people</w:t>
+      </w:r>
+      <w:r>
+        <w:t xml:space="preserve"> </w:t>
+      </w:r>
+      <w:r>
+        <w:t xml:space="preserve">[76]</w:t>
+      </w:r>
+      <w:r>
+        <w:t xml:space="preserve">. For example, loss of output from production ecosystems will have substantial economic consequences for the local area. Degradation of natural ecosystems may affect their regulating services, such as flood mitigation, affecting nearby areas. Impacts on cultural services may be severe for communities that are closely connected to a landscape.</w:t>
+      </w:r>
+    </w:p>
+    <w:p>
+      <w:pPr>
+        <w:pStyle w:val="BodyText"/>
+      </w:pPr>
+      <w:r>
+        <w:t xml:space="preserve">In turn, people may respond to thermal risks to ecosystems in a variety of ways. For example, farmers or ecosystem managers may introduce new species or alter management practices; partial loss of ecosystems may lead farmers to farm remaining production ecosystems more intensively; and thermal stress may lead people to leave those areas where the stress is occurring, potentially leaving remaining communities more vulnerable to the impacts of thermal stress</w:t>
+      </w:r>
+      <w:r>
+        <w:t xml:space="preserve"> </w:t>
+      </w:r>
+      <w:r>
+        <w:t xml:space="preserve">[77]</w:t>
+      </w:r>
+      <w:r>
+        <w:t xml:space="preserve">. Thermal stressors may even influence producers’ psychological beliefs about their level of control over land management, and perceived resources available for management practices</w:t>
+      </w:r>
+      <w:r>
+        <w:t xml:space="preserve"> </w:t>
+      </w:r>
+      <w:r>
+        <w:t xml:space="preserve">[78]</w:t>
+      </w:r>
+      <w:r>
+        <w:t xml:space="preserve">. Thermal risks to ecosystems may also precipitate declines in individual wellbeing, and these consequences may accrue differently across regions and across peoples</w:t>
+      </w:r>
+      <w:r>
+        <w:t xml:space="preserve"> </w:t>
+      </w:r>
+      <w:r>
+        <w:t xml:space="preserve">[79]</w:t>
+      </w:r>
+      <w:r>
+        <w:t xml:space="preserve">, and compound or accelerate the prior responses. Many of these impacts and responses, however, are poorly understood.</w:t>
+      </w:r>
+    </w:p>
+    <w:p>
+      <w:pPr>
+        <w:pStyle w:val="BodyText"/>
+      </w:pPr>
+      <w:r>
+        <w:t xml:space="preserve">The impacts of thermal stress on ecosystems can affect not only nearby communities but also human dominant systems such as cities far away from the affected ecosystems. Cities are human dominant complex systems that are intrinsically connected to and relying on other regions to maintain their functionality</w:t>
+      </w:r>
+      <w:r>
+        <w:t xml:space="preserve"> </w:t>
+      </w:r>
+      <w:r>
+        <w:t xml:space="preserve">[80,81]</w:t>
+      </w:r>
+      <w:r>
+        <w:t xml:space="preserve">. On the other hand, adapting thermal risks in upper stream producers may also be influenced by the perception and behaviour of downstream consumers</w:t>
+      </w:r>
+      <w:r>
+        <w:t xml:space="preserve"> </w:t>
+      </w:r>
+      <w:r>
+        <w:t xml:space="preserve">[82]</w:t>
+      </w:r>
+      <w:r>
+        <w:t xml:space="preserve">. The cascading</w:t>
+      </w:r>
+      <w:r>
+        <w:t xml:space="preserve"> </w:t>
+      </w:r>
+      <w:r>
+        <w:t xml:space="preserve">[83]</w:t>
+      </w:r>
+      <w:r>
+        <w:t xml:space="preserve"> </w:t>
+      </w:r>
+      <w:r>
+        <w:t xml:space="preserve">and telecoupled</w:t>
+      </w:r>
+      <w:r>
+        <w:t xml:space="preserve"> </w:t>
+      </w:r>
+      <w:r>
+        <w:t xml:space="preserve">[84]</w:t>
+      </w:r>
+      <w:r>
+        <w:t xml:space="preserve"> </w:t>
+      </w:r>
+      <w:r>
+        <w:t xml:space="preserve">impacts on urban systems can be manifested through multiple ways. For example, extreme heat stress may affect essential ecosystem services such as food production (ref), which can in turn affect price and access to food to people living in urban centers, with financial, economic and health consequences. The impacts on local communities could lead to loss of livelihood, which forms a pressure that push rural people to migrate to cities</w:t>
+      </w:r>
+      <w:r>
+        <w:t xml:space="preserve"> </w:t>
+      </w:r>
+      <w:r>
+        <w:t xml:space="preserve">[85]</w:t>
+      </w:r>
+      <w:r>
+        <w:t xml:space="preserve">. These external pressures will interact with a system that is already constraint by multiple stressors, including direct impacts imposed by extreme heat and other aspects of clime change- to maintaining its normal functionality and the health and wellbeing of its citizens. If sufficiently widespread, economic and political destabilisation may occur as already observed in other parts of the world</w:t>
+      </w:r>
+      <w:r>
+        <w:t xml:space="preserve"> </w:t>
+      </w:r>
+      <w:r>
+        <w:t xml:space="preserve">[86]</w:t>
+      </w:r>
+      <w:r>
+        <w:t xml:space="preserve">, which could in turn affect the management of the original ecosystems.</w:t>
+      </w:r>
+    </w:p>
+    <w:p>
+      <w:pPr>
+        <w:pStyle w:val="BodyText"/>
+      </w:pPr>
+      <w:r>
+        <w:t xml:space="preserve">Understand these relationships between people and nature requires adopting a social-ecological systems perspective, where people and nature are interdependent and intertwined</w:t>
+      </w:r>
+      <w:r>
+        <w:t xml:space="preserve"> </w:t>
+      </w:r>
+      <w:r>
+        <w:t xml:space="preserve">[87]</w:t>
+      </w:r>
+      <w:r>
+        <w:t xml:space="preserve">. Social-ecological models aim to capture the social systems, natural systems and their interactions</w:t>
+      </w:r>
+      <w:r>
+        <w:t xml:space="preserve"> </w:t>
+      </w:r>
+      <w:r>
+        <w:t xml:space="preserve">[88]</w:t>
+      </w:r>
+      <w:r>
+        <w:t xml:space="preserve">. Such models can display non-trivial emergent behaviour resulting from complex interactions within the social-ecological systems. For example, responding to decreased productivity from thermal stress by farming more intensively could lead to a maladaptation or</w:t>
+      </w:r>
+      <w:r>
+        <w:t xml:space="preserve"> </w:t>
+      </w:r>
+      <w:r>
+        <w:t xml:space="preserve">‘</w:t>
+      </w:r>
+      <w:r>
+        <w:t xml:space="preserve">lock-in</w:t>
+      </w:r>
+      <w:r>
+        <w:t xml:space="preserve">’</w:t>
+      </w:r>
+      <w:r>
+        <w:t xml:space="preserve"> </w:t>
+      </w:r>
+      <w:r>
+        <w:t xml:space="preserve">from which it is difficult to escape</w:t>
+      </w:r>
+      <w:r>
+        <w:t xml:space="preserve"> </w:t>
+      </w:r>
+      <w:r>
+        <w:t xml:space="preserve">[89]</w:t>
+      </w:r>
+      <w:r>
+        <w:t xml:space="preserve">.</w:t>
+      </w:r>
+    </w:p>
+    <w:bookmarkEnd w:id="33"/>
+    <w:bookmarkStart w:id="34" w:name="X42ca7aa69937316dee7b1e100d4320aa777518f"/>
     <w:p>
       <w:pPr>
         <w:pStyle w:val="Heading1"/>
@@ -2112,189 +2295,6 @@
       </w:pPr>
       <w:r>
         <w:t xml:space="preserve">Conservation (Adrienne?)</w:t>
-      </w:r>
-    </w:p>
-    <w:bookmarkEnd w:id="33"/>
-    <w:bookmarkStart w:id="34" w:name="Xf9650dc0ea0b351fc010b34968d2cf3bde51c90"/>
-    <w:p>
-      <w:pPr>
-        <w:pStyle w:val="Heading1"/>
-      </w:pPr>
-      <w:r>
-        <w:t xml:space="preserve">Interacting species interacting with people: social-ecological systems (Steven and Xuemei) (~300-500 words)</w:t>
-      </w:r>
-    </w:p>
-    <w:p>
-      <w:pPr>
-        <w:pStyle w:val="FirstParagraph"/>
-      </w:pPr>
-      <w:r>
-        <w:t xml:space="preserve">Thermal stress to ecosystems may threaten the services those ecosystems provide to people</w:t>
-      </w:r>
-      <w:r>
-        <w:t xml:space="preserve"> </w:t>
-      </w:r>
-      <w:r>
-        <w:t xml:space="preserve">[76]</w:t>
-      </w:r>
-      <w:r>
-        <w:t xml:space="preserve">. For example, loss of output from production ecosystems will have substantial economic consequences for the local area. Degradation of natural ecosystems may affect their regulating services, such as flood mitigation, affecting nearby areas. Impacts on cultural services may be severe for communities that are closely connected to a landscape.</w:t>
-      </w:r>
-    </w:p>
-    <w:p>
-      <w:pPr>
-        <w:pStyle w:val="BodyText"/>
-      </w:pPr>
-      <w:r>
-        <w:t xml:space="preserve">In turn, people may respond to thermal risks to ecosystems in a variety of ways. For example, farmers or ecosystem managers may introduce new species or alter management practices; partial loss of ecosystems may lead farmers to farm remaining production ecosystems more intensively; and thermal stress may lead people to leave those areas where the stress is occurring, potentially leaving remaining communities more vulnerable to the impacts of thermal stress</w:t>
-      </w:r>
-      <w:r>
-        <w:t xml:space="preserve"> </w:t>
-      </w:r>
-      <w:r>
-        <w:t xml:space="preserve">[77]</w:t>
-      </w:r>
-      <w:r>
-        <w:t xml:space="preserve">. Thermal stressors may even influence producers’ psychological beliefs about their level of control over land management, and perceived resources available for management practices</w:t>
-      </w:r>
-      <w:r>
-        <w:t xml:space="preserve"> </w:t>
-      </w:r>
-      <w:r>
-        <w:t xml:space="preserve">[78]</w:t>
-      </w:r>
-      <w:r>
-        <w:t xml:space="preserve">. Thermal risks to ecosystems may also precipitate declines in individual wellbeing, and these consequences may accrue differently across regions and across peoples</w:t>
-      </w:r>
-      <w:r>
-        <w:t xml:space="preserve"> </w:t>
-      </w:r>
-      <w:r>
-        <w:t xml:space="preserve">[79]</w:t>
-      </w:r>
-      <w:r>
-        <w:t xml:space="preserve">, and compound or accelerate the prior responses. Many of these impacts and responses, however, are poorly understood.</w:t>
-      </w:r>
-    </w:p>
-    <w:p>
-      <w:pPr>
-        <w:pStyle w:val="BodyText"/>
-      </w:pPr>
-      <w:r>
-        <w:t xml:space="preserve">The impacts of thermal stress on ecosystems can affect not only nearby communities but also human dominant systems such as cities far away from the affected ecosystems. Cities are human dominant complex systems that are intrinsically connected to and relying on other regions to maintain their functionality</w:t>
-      </w:r>
-      <w:r>
-        <w:t xml:space="preserve"> </w:t>
-      </w:r>
-      <w:r>
-        <w:t xml:space="preserve">[80,81]</w:t>
-      </w:r>
-      <w:r>
-        <w:t xml:space="preserve">. On the other hand, adapting thermal risks in upper stream producers may also be influenced by the perception and behaviour of downstream consumers</w:t>
-      </w:r>
-      <w:r>
-        <w:t xml:space="preserve"> </w:t>
-      </w:r>
-      <w:r>
-        <w:t xml:space="preserve">[82]</w:t>
-      </w:r>
-      <w:r>
-        <w:t xml:space="preserve">. The cascading</w:t>
-      </w:r>
-      <w:r>
-        <w:t xml:space="preserve"> </w:t>
-      </w:r>
-      <w:r>
-        <w:t xml:space="preserve">[83]</w:t>
-      </w:r>
-      <w:r>
-        <w:t xml:space="preserve"> </w:t>
-      </w:r>
-      <w:r>
-        <w:t xml:space="preserve">and telecoupled</w:t>
-      </w:r>
-      <w:r>
-        <w:t xml:space="preserve"> </w:t>
-      </w:r>
-      <w:r>
-        <w:t xml:space="preserve">[84]</w:t>
-      </w:r>
-      <w:r>
-        <w:t xml:space="preserve"> </w:t>
-      </w:r>
-      <w:r>
-        <w:t xml:space="preserve">impacts on urban systems can be manifested through multiple ways. For example, extreme heat stress may affect essential ecosystem services such as food production (ref), which can in turn affect price and access to food to people living in urban centers, with financial, economic and health consequences. The impacts on local communities could lead to loss of livelihood, which forms a pressure that push rural people to migrate to cities</w:t>
-      </w:r>
-      <w:r>
-        <w:t xml:space="preserve"> </w:t>
-      </w:r>
-      <w:r>
-        <w:t xml:space="preserve">[85]</w:t>
-      </w:r>
-      <w:r>
-        <w:t xml:space="preserve">. These external pressures will interact with a system that is already constraint by multiple stressors, including direct impacts imposed by extreme heat and other aspects of clime change- to maintaining its normal functionality and the health and wellbeing of its citizens. If sufficiently widespread, economic and political destabilisation may occur as already observed in other parts of the world</w:t>
-      </w:r>
-      <w:r>
-        <w:t xml:space="preserve"> </w:t>
-      </w:r>
-      <w:r>
-        <w:t xml:space="preserve">[86]</w:t>
-      </w:r>
-      <w:r>
-        <w:t xml:space="preserve">, which could in turn affect the management of the original ecosystems.</w:t>
-      </w:r>
-    </w:p>
-    <w:p>
-      <w:pPr>
-        <w:pStyle w:val="BodyText"/>
-      </w:pPr>
-      <w:r>
-        <w:t xml:space="preserve">Understand these relationships between people and nature requires adopting a social-ecological systems perspective, where people and nature are interdependent and intertwined</w:t>
-      </w:r>
-      <w:r>
-        <w:t xml:space="preserve"> </w:t>
-      </w:r>
-      <w:r>
-        <w:t xml:space="preserve">[87]</w:t>
-      </w:r>
-      <w:r>
-        <w:t xml:space="preserve">. Social-ecological models aim to capture the social systems, natural systems and their interactions</w:t>
-      </w:r>
-      <w:r>
-        <w:t xml:space="preserve"> </w:t>
-      </w:r>
-      <w:r>
-        <w:t xml:space="preserve">[88]</w:t>
-      </w:r>
-      <w:r>
-        <w:t xml:space="preserve">. Such models can display non-trivial emergent behaviour resulting from complex interactions within the social-ecological systems. For example, responding to decreased productivity from thermal stress by farming more intensively could lead to a maladaptation or</w:t>
-      </w:r>
-      <w:r>
-        <w:t xml:space="preserve"> </w:t>
-      </w:r>
-      <w:r>
-        <w:t xml:space="preserve">‘</w:t>
-      </w:r>
-      <w:r>
-        <w:t xml:space="preserve">lock-in</w:t>
-      </w:r>
-      <w:r>
-        <w:t xml:space="preserve">’</w:t>
-      </w:r>
-      <w:r>
-        <w:t xml:space="preserve"> </w:t>
-      </w:r>
-      <w:r>
-        <w:t xml:space="preserve">from which it is difficult to escape</w:t>
-      </w:r>
-      <w:r>
-        <w:t xml:space="preserve"> </w:t>
-      </w:r>
-      <w:r>
-        <w:t xml:space="preserve">[89]</w:t>
-      </w:r>
-      <w:r>
-        <w:t xml:space="preserve">.</w:t>
       </w:r>
     </w:p>
     <w:bookmarkEnd w:id="34"/>

--- a/docs/ms.docx
+++ b/docs/ms.docx
@@ -648,7 +648,7 @@
       </w:r>
     </w:p>
     <w:bookmarkEnd w:id="22"/>
-    <w:bookmarkStart w:id="23" w:name="Xd22b977f88f0add426f49399196084251b1e16e"/>
+    <w:bookmarkStart w:id="24" w:name="Xd22b977f88f0add426f49399196084251b1e16e"/>
     <w:p>
       <w:pPr>
         <w:pStyle w:val="Heading1"/>
@@ -887,7 +887,15 @@
         <w:t xml:space="preserve"> </w:t>
       </w:r>
       <w:r>
-        <w:t xml:space="preserve">highlighting the potential generality of the TLS framework. Thermal load sensitivity models explicitly acknowledge that thermal sensitivity depends on the relative accumulation of damage to cellular and sub-cellular systems that compromise physiological function. Without periods of recovery, where damage can be repaired, organisms accumulate damage over time that reduces growth, survival and reproduction. The concept of damage/repair is critically important for understanding how heat waves affect organisms because such a mechanism can result in lagged responses to heat stress – a common feature of extreme heat events</w:t>
+        <w:t xml:space="preserve">highlighting the potential generality of the TLS framework. Thermal load sensitivity models explicitly acknowledge that thermal sensitivity depends on the relative accumulation of damage to cellular and sub-cellular systems that compromise physiological function. Without periods of recovery, where damage can be repaired, organisms accumulate damage over time that reduces growth, survival and reproduction.</w:t>
+      </w:r>
+    </w:p>
+    <w:p>
+      <w:pPr>
+        <w:pStyle w:val="BodyText"/>
+      </w:pPr>
+      <w:r>
+        <w:t xml:space="preserve">The concept of damage/repair is critically important for understanding how heat waves affect organisms because such a mechanism can result in lagged responses to heat stress – a common feature of extreme heat events</w:t>
       </w:r>
       <w:r>
         <w:t xml:space="preserve"> </w:t>
@@ -896,11 +904,496 @@
         <w:t xml:space="preserve">[26]</w:t>
       </w:r>
       <w:r>
-        <w:t xml:space="preserve">. In addition, modelling the intricate balance between damage and repair for a suite of different species can help identify susceptible species, life stages and tissues that are most at risk from extreme heat events which allow for more accurate predictions of the varying sensitivity of species across a community.</w:t>
-      </w:r>
-    </w:p>
-    <w:bookmarkEnd w:id="23"/>
-    <w:bookmarkStart w:id="24" w:name="X709d9ec1b3c8fb9d05ea9ded451dca156568e07"/>
+        <w:t xml:space="preserve">. Once a thermal tolerance landscape for a particular endpoint has been quantified, the thermal sensitivity (i.e., the slope</w:t>
+      </w:r>
+      <w:r>
+        <w:t xml:space="preserve"> </w:t>
+      </w:r>
+      <m:oMath>
+        <m:r>
+          <m:t>z</m:t>
+        </m:r>
+      </m:oMath>
+      <w:r>
+        <w:t xml:space="preserve">, Figure 1) can be used to predict the accumulation of damage during stressful temperatures experienced in nature</w:t>
+      </w:r>
+      <w:r>
+        <w:t xml:space="preserve"> </w:t>
+      </w:r>
+      <w:r>
+        <w:t xml:space="preserve">[11,12,24]</w:t>
+      </w:r>
+      <w:r>
+        <w:t xml:space="preserve">. A number of approaches can be used to capture the accumulation of damage</w:t>
+      </w:r>
+      <w:r>
+        <w:t xml:space="preserve"> </w:t>
+      </w:r>
+      <w:r>
+        <w:t xml:space="preserve">[11,12,24]</w:t>
+      </w:r>
+      <w:r>
+        <w:t xml:space="preserve">, but a simplistic way can be computed following Ørsted</w:t>
+      </w:r>
+      <w:r>
+        <w:t xml:space="preserve"> </w:t>
+      </w:r>
+      <w:r>
+        <w:rPr>
+          <w:i/>
+          <w:iCs/>
+        </w:rPr>
+        <w:t xml:space="preserve">et al.</w:t>
+      </w:r>
+      <w:r>
+        <w:t xml:space="preserve"> </w:t>
+      </w:r>
+      <w:r>
+        <w:t xml:space="preserve">[12]</w:t>
+      </w:r>
+      <w:r>
+        <w:t xml:space="preserve">:</w:t>
+      </w:r>
+    </w:p>
+    <w:p>
+      <w:pPr>
+        <w:pStyle w:val="BodyText"/>
+      </w:pPr>
+      <w:bookmarkStart w:id="23" w:name="eq-hi"/>
+      <m:oMathPara>
+        <m:oMathParaPr>
+          <m:jc m:val="center"/>
+        </m:oMathParaPr>
+        <m:oMath>
+          <m:r>
+            <m:t>H</m:t>
+          </m:r>
+          <m:r>
+            <m:t>I</m:t>
+          </m:r>
+          <m:r>
+            <m:rPr>
+              <m:sty m:val="p"/>
+            </m:rPr>
+            <m:t>=</m:t>
+          </m:r>
+          <m:nary>
+            <m:naryPr>
+              <m:chr m:val="∑"/>
+              <m:limLoc m:val="undOvr"/>
+              <m:subHide m:val="off"/>
+              <m:supHide m:val="off"/>
+            </m:naryPr>
+            <m:sub>
+              <m:r>
+                <m:t>i</m:t>
+              </m:r>
+              <m:r>
+                <m:rPr>
+                  <m:sty m:val="p"/>
+                </m:rPr>
+                <m:t>=</m:t>
+              </m:r>
+              <m:r>
+                <m:t>1</m:t>
+              </m:r>
+            </m:sub>
+            <m:sup>
+              <m:sSub>
+                <m:e>
+                  <m:r>
+                    <m:t>T</m:t>
+                  </m:r>
+                </m:e>
+                <m:sub>
+                  <m:r>
+                    <m:t>e</m:t>
+                  </m:r>
+                </m:sub>
+              </m:sSub>
+              <m:r>
+                <m:rPr>
+                  <m:sty m:val="p"/>
+                </m:rPr>
+                <m:t>&gt;</m:t>
+              </m:r>
+              <m:sSub>
+                <m:e>
+                  <m:r>
+                    <m:t>T</m:t>
+                  </m:r>
+                </m:e>
+                <m:sub>
+                  <m:r>
+                    <m:t>c</m:t>
+                  </m:r>
+                </m:sub>
+              </m:sSub>
+            </m:sup>
+            <m:e>
+              <m:f>
+                <m:fPr>
+                  <m:type m:val="bar"/>
+                </m:fPr>
+                <m:num>
+                  <m:r>
+                    <m:t>100</m:t>
+                  </m:r>
+                  <m:r>
+                    <m:rPr>
+                      <m:sty m:val="p"/>
+                    </m:rPr>
+                    <m:t>⋅</m:t>
+                  </m:r>
+                  <m:d>
+                    <m:dPr>
+                      <m:begChr m:val="("/>
+                      <m:endChr m:val=")"/>
+                      <m:sepChr m:val=""/>
+                      <m:grow/>
+                    </m:dPr>
+                    <m:e>
+                      <m:sSub>
+                        <m:e>
+                          <m:r>
+                            <m:t>t</m:t>
+                          </m:r>
+                        </m:e>
+                        <m:sub>
+                          <m:r>
+                            <m:t>i</m:t>
+                          </m:r>
+                          <m:r>
+                            <m:rPr>
+                              <m:sty m:val="p"/>
+                            </m:rPr>
+                            <m:t>+</m:t>
+                          </m:r>
+                          <m:r>
+                            <m:t>1</m:t>
+                          </m:r>
+                        </m:sub>
+                      </m:sSub>
+                      <m:r>
+                        <m:rPr>
+                          <m:sty m:val="p"/>
+                        </m:rPr>
+                        <m:t>−</m:t>
+                      </m:r>
+                      <m:sSub>
+                        <m:e>
+                          <m:r>
+                            <m:t>t</m:t>
+                          </m:r>
+                        </m:e>
+                        <m:sub>
+                          <m:r>
+                            <m:t>i</m:t>
+                          </m:r>
+                        </m:sub>
+                      </m:sSub>
+                    </m:e>
+                  </m:d>
+                </m:num>
+                <m:den>
+                  <m:sSup>
+                    <m:e>
+                      <m:r>
+                        <m:t>10</m:t>
+                      </m:r>
+                    </m:e>
+                    <m:sup>
+                      <m:d>
+                        <m:dPr>
+                          <m:begChr m:val="("/>
+                          <m:endChr m:val=")"/>
+                          <m:sepChr m:val=""/>
+                          <m:grow/>
+                        </m:dPr>
+                        <m:e>
+                          <m:r>
+                            <m:rPr>
+                              <m:sty m:val="p"/>
+                            </m:rPr>
+                            <m:t>−</m:t>
+                          </m:r>
+                          <m:f>
+                            <m:fPr>
+                              <m:type m:val="bar"/>
+                            </m:fPr>
+                            <m:num>
+                              <m:r>
+                                <m:t>1</m:t>
+                              </m:r>
+                            </m:num>
+                            <m:den>
+                              <m:r>
+                                <m:t>z</m:t>
+                              </m:r>
+                            </m:den>
+                          </m:f>
+                          <m:r>
+                            <m:rPr>
+                              <m:sty m:val="p"/>
+                            </m:rPr>
+                            <m:t>⋅</m:t>
+                          </m:r>
+                          <m:r>
+                            <m:t>m</m:t>
+                          </m:r>
+                          <m:r>
+                            <m:t>a</m:t>
+                          </m:r>
+                          <m:r>
+                            <m:t>x</m:t>
+                          </m:r>
+                          <m:d>
+                            <m:dPr>
+                              <m:begChr m:val="("/>
+                              <m:endChr m:val=")"/>
+                              <m:sepChr m:val=""/>
+                              <m:grow/>
+                            </m:dPr>
+                            <m:e>
+                              <m:sSub>
+                                <m:e>
+                                  <m:r>
+                                    <m:t>T</m:t>
+                                  </m:r>
+                                </m:e>
+                                <m:sub>
+                                  <m:r>
+                                    <m:t>i</m:t>
+                                  </m:r>
+                                </m:sub>
+                              </m:sSub>
+                              <m:r>
+                                <m:rPr>
+                                  <m:sty m:val="p"/>
+                                </m:rPr>
+                                <m:t>;</m:t>
+                              </m:r>
+                              <m:sSub>
+                                <m:e>
+                                  <m:r>
+                                    <m:t>T</m:t>
+                                  </m:r>
+                                </m:e>
+                                <m:sub>
+                                  <m:r>
+                                    <m:t>i</m:t>
+                                  </m:r>
+                                  <m:r>
+                                    <m:rPr>
+                                      <m:sty m:val="p"/>
+                                    </m:rPr>
+                                    <m:t>+</m:t>
+                                  </m:r>
+                                  <m:r>
+                                    <m:t>1</m:t>
+                                  </m:r>
+                                </m:sub>
+                              </m:sSub>
+                            </m:e>
+                          </m:d>
+                          <m:r>
+                            <m:rPr>
+                              <m:sty m:val="p"/>
+                            </m:rPr>
+                            <m:t>+</m:t>
+                          </m:r>
+                          <m:r>
+                            <m:t>α</m:t>
+                          </m:r>
+                        </m:e>
+                      </m:d>
+                    </m:sup>
+                  </m:sSup>
+                </m:den>
+              </m:f>
+            </m:e>
+          </m:nary>
+          <m:r>
+            <m:t>  </m:t>
+          </m:r>
+          <m:d>
+            <m:dPr>
+              <m:begChr m:val="("/>
+              <m:endChr m:val=")"/>
+              <m:sepChr m:val=""/>
+              <m:grow/>
+            </m:dPr>
+            <m:e>
+              <m:r>
+                <m:t>1</m:t>
+              </m:r>
+            </m:e>
+          </m:d>
+        </m:oMath>
+      </m:oMathPara>
+      <w:bookmarkEnd w:id="23"/>
+    </w:p>
+    <w:p>
+      <w:pPr>
+        <w:pStyle w:val="FirstParagraph"/>
+      </w:pPr>
+      <w:hyperlink w:anchor="eq-hi">
+        <w:r>
+          <w:rPr>
+            <w:rStyle w:val="Hyperlink"/>
+          </w:rPr>
+          <w:t xml:space="preserve">Equation 1</w:t>
+        </w:r>
+      </w:hyperlink>
+      <w:r>
+        <w:t xml:space="preserve"> </w:t>
+      </w:r>
+      <w:r>
+        <w:t xml:space="preserve">summaries heat injures (HI) sustained across time,</w:t>
+      </w:r>
+      <w:r>
+        <w:t xml:space="preserve"> </w:t>
+      </w:r>
+      <m:oMath>
+        <m:r>
+          <m:t>t</m:t>
+        </m:r>
+      </m:oMath>
+      <w:r>
+        <w:t xml:space="preserve">, during heat stress events (i.e., when body temperatures are greater than the critical temperatures,</w:t>
+      </w:r>
+      <w:r>
+        <w:t xml:space="preserve"> </w:t>
+      </w:r>
+      <m:oMath>
+        <m:sSub>
+          <m:e>
+            <m:r>
+              <m:t>T</m:t>
+            </m:r>
+          </m:e>
+          <m:sub>
+            <m:r>
+              <m:t>e</m:t>
+            </m:r>
+          </m:sub>
+        </m:sSub>
+        <m:r>
+          <m:rPr>
+            <m:sty m:val="p"/>
+          </m:rPr>
+          <m:t>&gt;</m:t>
+        </m:r>
+        <m:sSub>
+          <m:e>
+            <m:r>
+              <m:t>T</m:t>
+            </m:r>
+          </m:e>
+          <m:sub>
+            <m:r>
+              <m:t>c</m:t>
+            </m:r>
+          </m:sub>
+        </m:sSub>
+      </m:oMath>
+      <w:r>
+        <w:t xml:space="preserve">) using information about the maximum temperature,</w:t>
+      </w:r>
+      <w:r>
+        <w:t xml:space="preserve"> </w:t>
+      </w:r>
+      <m:oMath>
+        <m:r>
+          <m:t>T</m:t>
+        </m:r>
+      </m:oMath>
+      <w:r>
+        <w:t xml:space="preserve">, experienced between time point</w:t>
+      </w:r>
+      <w:r>
+        <w:t xml:space="preserve"> </w:t>
+      </w:r>
+      <m:oMath>
+        <m:sSub>
+          <m:e>
+            <m:r>
+              <m:t>t</m:t>
+            </m:r>
+          </m:e>
+          <m:sub>
+            <m:r>
+              <m:t>i</m:t>
+            </m:r>
+          </m:sub>
+        </m:sSub>
+      </m:oMath>
+      <w:r>
+        <w:t xml:space="preserve"> </w:t>
+      </w:r>
+      <w:r>
+        <w:t xml:space="preserve">and</w:t>
+      </w:r>
+      <w:r>
+        <w:t xml:space="preserve"> </w:t>
+      </w:r>
+      <m:oMath>
+        <m:sSub>
+          <m:e>
+            <m:r>
+              <m:t>t</m:t>
+            </m:r>
+          </m:e>
+          <m:sub>
+            <m:r>
+              <m:t>i</m:t>
+            </m:r>
+            <m:r>
+              <m:rPr>
+                <m:sty m:val="p"/>
+              </m:rPr>
+              <m:t>+</m:t>
+            </m:r>
+            <m:r>
+              <m:t>1</m:t>
+            </m:r>
+          </m:sub>
+        </m:sSub>
+      </m:oMath>
+      <w:r>
+        <w:t xml:space="preserve"> </w:t>
+      </w:r>
+      <w:r>
+        <w:t xml:space="preserve">and the thermal sensitivity (i.e.,</w:t>
+      </w:r>
+      <w:r>
+        <w:t xml:space="preserve"> </w:t>
+      </w:r>
+      <m:oMath>
+        <m:r>
+          <m:t>z</m:t>
+        </m:r>
+      </m:oMath>
+      <w:r>
+        <w:t xml:space="preserve"> </w:t>
+      </w:r>
+      <w:r>
+        <w:t xml:space="preserve">and</w:t>
+      </w:r>
+      <w:r>
+        <w:t xml:space="preserve"> </w:t>
+      </w:r>
+      <m:oMath>
+        <m:r>
+          <m:t>α</m:t>
+        </m:r>
+      </m:oMath>
+      <w:r>
+        <w:t xml:space="preserve">). Once an organism reaches a given threshold is the point when the endpoint has been reached. While the process of repair can be integrated within these models and decoupled from damage the measure of thermal sensitivity already captures some aspects of the repair process. In addition, modelling the intricate balance between damage and repair for a suite of different species can help identify susceptible species, life stages and tissues that are most at risk from extreme heat events which allow for more accurate predictions of the varying sensitivity of species across a community.</w:t>
+      </w:r>
+    </w:p>
+    <w:bookmarkEnd w:id="24"/>
+    <w:bookmarkStart w:id="25" w:name="X709d9ec1b3c8fb9d05ea9ded451dca156568e07"/>
     <w:p>
       <w:pPr>
         <w:pStyle w:val="Heading1"/>
@@ -1151,8 +1644,8 @@
         <w:t xml:space="preserve">. However, comprehensive models with high prediction powers for plant microbe interactions are still lacking, which hampers our understanding of the heat tolerance in plants and microorganisms.</w:t>
       </w:r>
     </w:p>
-    <w:bookmarkEnd w:id="24"/>
-    <w:bookmarkStart w:id="25" w:name="Xf7a8b061298c769a249e4cfc121bdb94e09ce12"/>
+    <w:bookmarkEnd w:id="25"/>
+    <w:bookmarkStart w:id="26" w:name="Xf7a8b061298c769a249e4cfc121bdb94e09ce12"/>
     <w:p>
       <w:pPr>
         <w:pStyle w:val="Heading1"/>
@@ -1266,8 +1759,8 @@
         <w:t xml:space="preserve">allow for simulations of life-cycles using parameters for diverse species. From these models key outputs on organisms such as body mass and size, reproductive success and events, along with survival can be used to parameterise vital rates needed for population and community models.</w:t>
       </w:r>
     </w:p>
-    <w:bookmarkEnd w:id="25"/>
-    <w:bookmarkStart w:id="26" w:name="Xbdb3df2871e98d114a1e4e74a52caa28253dc0c"/>
+    <w:bookmarkEnd w:id="26"/>
+    <w:bookmarkStart w:id="27" w:name="Xbdb3df2871e98d114a1e4e74a52caa28253dc0c"/>
     <w:p>
       <w:pPr>
         <w:pStyle w:val="Heading1"/>
@@ -1610,8 +2103,8 @@
         <w:t xml:space="preserve">[72]</w:t>
       </w:r>
     </w:p>
-    <w:bookmarkEnd w:id="26"/>
-    <w:bookmarkStart w:id="32" w:name="Xe7540e51cb84d29e47d083817996607ca5f8009"/>
+    <w:bookmarkEnd w:id="27"/>
+    <w:bookmarkStart w:id="33" w:name="Xe7540e51cb84d29e47d083817996607ca5f8009"/>
     <w:p>
       <w:pPr>
         <w:pStyle w:val="Heading1"/>
@@ -1693,7 +2186,7 @@
         <w:t xml:space="preserve">If uncertain about adding a sentence to the link to the models above, that’s ok, Dan, Mike, Margie and Belinda can add.</w:t>
       </w:r>
     </w:p>
-    <w:bookmarkStart w:id="27" w:name="X1b136e3eae891c477bc728d2597e572ca649eaa"/>
+    <w:bookmarkStart w:id="28" w:name="X1b136e3eae891c477bc728d2597e572ca649eaa"/>
     <w:p>
       <w:pPr>
         <w:pStyle w:val="Heading3"/>
@@ -1832,8 +2325,8 @@
         <w:t xml:space="preserve">. The paper provides a framework for modelling soil plant interactions</w:t>
       </w:r>
     </w:p>
-    <w:bookmarkEnd w:id="27"/>
-    <w:bookmarkStart w:id="28" w:name="X24738ef4513767bb724ce8804ac017259eaf2ee"/>
+    <w:bookmarkEnd w:id="28"/>
+    <w:bookmarkStart w:id="29" w:name="X24738ef4513767bb724ce8804ac017259eaf2ee"/>
     <w:p>
       <w:pPr>
         <w:pStyle w:val="Heading3"/>
@@ -1842,8 +2335,8 @@
         <w:t xml:space="preserve">Water availability can impact thermal sensitivity of plants and animals (Brendan)</w:t>
       </w:r>
     </w:p>
-    <w:bookmarkEnd w:id="28"/>
-    <w:bookmarkStart w:id="29" w:name="X1934a01dca617640c62902cb6b54ad742133dfc"/>
+    <w:bookmarkEnd w:id="29"/>
+    <w:bookmarkStart w:id="30" w:name="X1934a01dca617640c62902cb6b54ad742133dfc"/>
     <w:p>
       <w:pPr>
         <w:pStyle w:val="Heading3"/>
@@ -1935,8 +2428,8 @@
         <w:t xml:space="preserve">also found that different life-stages were affected differently by heat stress, with adults being more thermally tolerant than early developmental stages emphasising the need for models to capture such variation. However, such findings do not incorporate acclimation to heat stress or different microhabitat choice by the different species, which are both likely to be important for predicting the impacts of heat stress on community structure. It also ignores how interspecific interactions between competing aphid species will also likely mediate species abundance. It would be worth while integrating thermal tolerance landscapes with ecological models that capture interspecific interactions to better predict how heat stress will affect community structure.</w:t>
       </w:r>
     </w:p>
-    <w:bookmarkEnd w:id="29"/>
-    <w:bookmarkStart w:id="30" w:name="Xdbc91e02dcd505372e716f3d2147fb46ffba4bf"/>
+    <w:bookmarkEnd w:id="30"/>
+    <w:bookmarkStart w:id="31" w:name="Xdbc91e02dcd505372e716f3d2147fb46ffba4bf"/>
     <w:p>
       <w:pPr>
         <w:pStyle w:val="Heading3"/>
@@ -1962,8 +2455,8 @@
         <w:t xml:space="preserve">. Connects heat tolerance to population matrix models. And, shows acclimation responses (heat hardening).</w:t>
       </w:r>
     </w:p>
-    <w:bookmarkEnd w:id="30"/>
-    <w:bookmarkStart w:id="31" w:name="X1f820984f57b727edc20965138ee13069f96c01"/>
+    <w:bookmarkEnd w:id="31"/>
+    <w:bookmarkStart w:id="32" w:name="X1f820984f57b727edc20965138ee13069f96c01"/>
     <w:p>
       <w:pPr>
         <w:pStyle w:val="Heading3"/>
@@ -1972,9 +2465,9 @@
         <w:t xml:space="preserve">Phenology and activity pattern shifts mediating interactions (James?)</w:t>
       </w:r>
     </w:p>
-    <w:bookmarkEnd w:id="31"/>
     <w:bookmarkEnd w:id="32"/>
-    <w:bookmarkStart w:id="33" w:name="Xf9650dc0ea0b351fc010b34968d2cf3bde51c90"/>
+    <w:bookmarkEnd w:id="33"/>
+    <w:bookmarkStart w:id="34" w:name="Xf9650dc0ea0b351fc010b34968d2cf3bde51c90"/>
     <w:p>
       <w:pPr>
         <w:pStyle w:val="Heading1"/>
@@ -2156,8 +2649,8 @@
         <w:t xml:space="preserve">.</w:t>
       </w:r>
     </w:p>
-    <w:bookmarkEnd w:id="33"/>
-    <w:bookmarkStart w:id="34" w:name="X42ca7aa69937316dee7b1e100d4320aa777518f"/>
+    <w:bookmarkEnd w:id="34"/>
+    <w:bookmarkStart w:id="35" w:name="X42ca7aa69937316dee7b1e100d4320aa777518f"/>
     <w:p>
       <w:pPr>
         <w:pStyle w:val="Heading1"/>
@@ -2297,8 +2790,8 @@
         <w:t xml:space="preserve">Conservation (Adrienne?)</w:t>
       </w:r>
     </w:p>
-    <w:bookmarkEnd w:id="34"/>
-    <w:bookmarkStart w:id="40" w:name="X78b08fde953bb9dcb9bb22555137d822070b4a9"/>
+    <w:bookmarkEnd w:id="35"/>
+    <w:bookmarkStart w:id="41" w:name="X78b08fde953bb9dcb9bb22555137d822070b4a9"/>
     <w:p>
       <w:pPr>
         <w:pStyle w:val="Heading1"/>
@@ -2307,7 +2800,7 @@
         <w:t xml:space="preserve">Future directions: modelling challenges, gaps and possible solutions</w:t>
       </w:r>
     </w:p>
-    <w:bookmarkStart w:id="35" w:name="Xfdf6778d6c1a7f88e581fd361ab93058637952f"/>
+    <w:bookmarkStart w:id="36" w:name="Xfdf6778d6c1a7f88e581fd361ab93058637952f"/>
     <w:p>
       <w:pPr>
         <w:pStyle w:val="Heading4"/>
@@ -2323,8 +2816,8 @@
         <w:t xml:space="preserve">: (Mike) Requires lots of information on a given species to model life-cycles, challenges in applying stage-structured populations (metamorphosis) others….Solutions?</w:t>
       </w:r>
     </w:p>
-    <w:bookmarkEnd w:id="35"/>
-    <w:bookmarkStart w:id="36" w:name="X31af800422944976d7563c55da852b974856f47"/>
+    <w:bookmarkEnd w:id="36"/>
+    <w:bookmarkStart w:id="37" w:name="X31af800422944976d7563c55da852b974856f47"/>
     <w:p>
       <w:pPr>
         <w:pStyle w:val="Heading4"/>
@@ -2340,8 +2833,8 @@
         <w:t xml:space="preserve">: We need to understand the genomic, cellular and physiological processes that confer greater thermal tolerance and help prepare organisms for future heat stress events.</w:t>
       </w:r>
     </w:p>
-    <w:bookmarkEnd w:id="36"/>
-    <w:bookmarkStart w:id="37" w:name="Xbb6a1781224964eec5409b3879f03550788dea1"/>
+    <w:bookmarkEnd w:id="37"/>
+    <w:bookmarkStart w:id="38" w:name="Xbb6a1781224964eec5409b3879f03550788dea1"/>
     <w:p>
       <w:pPr>
         <w:pStyle w:val="Heading4"/>
@@ -2357,21 +2850,14 @@
         <w:t xml:space="preserve">: Animals behave. We need to model that. How do changes in behaviour impact interactions with other species and the environment. How might this impact plant productivity (Mike, Dan, DEB models)</w:t>
       </w:r>
     </w:p>
-    <w:bookmarkEnd w:id="37"/>
-    <w:bookmarkStart w:id="38" w:name="Xebf598c8d62402443261428456b1d908a4618f8"/>
+    <w:bookmarkEnd w:id="38"/>
+    <w:bookmarkStart w:id="39" w:name="X3ed7603d16b77139cf6e8da2c2d8afebe91fdfa"/>
     <w:p>
       <w:pPr>
         <w:pStyle w:val="Heading4"/>
       </w:pPr>
       <w:r>
-        <w:rPr>
-          <w:i/>
-          <w:iCs/>
-        </w:rPr>
-        <w:t xml:space="preserve">Evolutionary dynamics leading to changes in thermal sensitivity and exposure</w:t>
-      </w:r>
-      <w:r>
-        <w:t xml:space="preserve">: We need to understand how thermal sensitivity and exposure will evolve in response to climate change. Probably could cite</w:t>
+        <w:t xml:space="preserve">Evolutionary dynamics leading to changes in thermal sensitivity and exposure: But we need heritability (not often known) and selection intensity (good idea of what’s driving selection) We need to understand how thermal sensitivity and exposure will evolve in response to climate change. Probably could cite</w:t>
       </w:r>
       <w:r>
         <w:t xml:space="preserve"> </w:t>
@@ -2386,8 +2872,8 @@
         <w:t xml:space="preserve">(Ary)</w:t>
       </w:r>
     </w:p>
-    <w:bookmarkEnd w:id="38"/>
-    <w:bookmarkStart w:id="39" w:name="Xf716fb10002f9360210b8203424711763374548"/>
+    <w:bookmarkEnd w:id="39"/>
+    <w:bookmarkStart w:id="40" w:name="Xf716fb10002f9360210b8203424711763374548"/>
     <w:p>
       <w:pPr>
         <w:pStyle w:val="Heading4"/>
@@ -2403,9 +2889,9 @@
         <w:t xml:space="preserve">: We need to understand the trade-offs between thermal tolerance and other traits such as growth rate, reproduction, and competitive ability. It is fine to confer greater thermal tolerance resistance but if this comes at a cost to reproduction, growth or biomass accumulation, then it may not be beneficial. (Dani, James, Brendan)</w:t>
       </w:r>
     </w:p>
-    <w:bookmarkEnd w:id="39"/>
     <w:bookmarkEnd w:id="40"/>
-    <w:bookmarkStart w:id="132" w:name="references"/>
+    <w:bookmarkEnd w:id="41"/>
+    <w:bookmarkStart w:id="133" w:name="references"/>
     <w:p>
       <w:pPr>
         <w:pStyle w:val="Heading1"/>
@@ -2414,8 +2900,8 @@
         <w:t xml:space="preserve">References</w:t>
       </w:r>
     </w:p>
-    <w:bookmarkStart w:id="131" w:name="refs"/>
-    <w:bookmarkStart w:id="41" w:name="ref-Barriopedro2023"/>
+    <w:bookmarkStart w:id="132" w:name="refs"/>
+    <w:bookmarkStart w:id="42" w:name="ref-Barriopedro2023"/>
     <w:p>
       <w:pPr>
         <w:pStyle w:val="Bibliography"/>
@@ -2465,8 +2951,8 @@
         <w:t xml:space="preserve">61, e2022RG000780</w:t>
       </w:r>
     </w:p>
-    <w:bookmarkEnd w:id="41"/>
-    <w:bookmarkStart w:id="42" w:name="ref-Aglas-Leitner2024"/>
+    <w:bookmarkEnd w:id="42"/>
+    <w:bookmarkStart w:id="43" w:name="ref-Aglas-Leitner2024"/>
     <w:p>
       <w:pPr>
         <w:pStyle w:val="Bibliography"/>
@@ -2513,8 +2999,8 @@
         <w:t xml:space="preserve">, Copernicus Meetings</w:t>
       </w:r>
     </w:p>
-    <w:bookmarkEnd w:id="42"/>
-    <w:bookmarkStart w:id="43" w:name="ref-Reichstein2007"/>
+    <w:bookmarkEnd w:id="43"/>
+    <w:bookmarkStart w:id="44" w:name="ref-Reichstein2007"/>
     <w:p>
       <w:pPr>
         <w:pStyle w:val="Bibliography"/>
@@ -2564,8 +3050,8 @@
         <w:t xml:space="preserve">13, 634–651</w:t>
       </w:r>
     </w:p>
-    <w:bookmarkEnd w:id="43"/>
-    <w:bookmarkStart w:id="44" w:name="ref-Margalef-Marrase2020"/>
+    <w:bookmarkEnd w:id="44"/>
+    <w:bookmarkStart w:id="45" w:name="ref-Margalef-Marrase2020"/>
     <w:p>
       <w:pPr>
         <w:pStyle w:val="Bibliography"/>
@@ -2615,8 +3101,8 @@
         <w:t xml:space="preserve">26, 3134–3146</w:t>
       </w:r>
     </w:p>
-    <w:bookmarkEnd w:id="44"/>
-    <w:bookmarkStart w:id="45" w:name="ref-Kazenel2024"/>
+    <w:bookmarkEnd w:id="45"/>
+    <w:bookmarkStart w:id="46" w:name="ref-Kazenel2024"/>
     <w:p>
       <w:pPr>
         <w:pStyle w:val="Bibliography"/>
@@ -2660,8 +3146,8 @@
         <w:t xml:space="preserve">Nature</w:t>
       </w:r>
     </w:p>
-    <w:bookmarkEnd w:id="45"/>
-    <w:bookmarkStart w:id="46" w:name="ref-Zhao2017"/>
+    <w:bookmarkEnd w:id="46"/>
+    <w:bookmarkStart w:id="47" w:name="ref-Zhao2017"/>
     <w:p>
       <w:pPr>
         <w:pStyle w:val="Bibliography"/>
@@ -2711,8 +3197,8 @@
         <w:t xml:space="preserve">114, 9326–9331</w:t>
       </w:r>
     </w:p>
-    <w:bookmarkEnd w:id="46"/>
-    <w:bookmarkStart w:id="47" w:name="ref-Tito2018"/>
+    <w:bookmarkEnd w:id="47"/>
+    <w:bookmarkStart w:id="48" w:name="ref-Tito2018"/>
     <w:p>
       <w:pPr>
         <w:pStyle w:val="Bibliography"/>
@@ -2762,8 +3248,8 @@
         <w:t xml:space="preserve">24, e592–e602</w:t>
       </w:r>
     </w:p>
-    <w:bookmarkEnd w:id="47"/>
-    <w:bookmarkStart w:id="48" w:name="ref-Bastos2014"/>
+    <w:bookmarkEnd w:id="48"/>
+    <w:bookmarkStart w:id="49" w:name="ref-Bastos2014"/>
     <w:p>
       <w:pPr>
         <w:pStyle w:val="Bibliography"/>
@@ -2813,8 +3299,8 @@
         <w:t xml:space="preserve">11, 3421–3435</w:t>
       </w:r>
     </w:p>
-    <w:bookmarkEnd w:id="48"/>
-    <w:bookmarkStart w:id="49" w:name="ref-Hesketh2023"/>
+    <w:bookmarkEnd w:id="49"/>
+    <w:bookmarkStart w:id="50" w:name="ref-Hesketh2023"/>
     <w:p>
       <w:pPr>
         <w:pStyle w:val="Bibliography"/>
@@ -2848,8 +3334,8 @@
         <w:t xml:space="preserve">29, 165–178</w:t>
       </w:r>
     </w:p>
-    <w:bookmarkEnd w:id="49"/>
-    <w:bookmarkStart w:id="50" w:name="ref-Martinez2023"/>
+    <w:bookmarkEnd w:id="50"/>
+    <w:bookmarkStart w:id="51" w:name="ref-Martinez2023"/>
     <w:p>
       <w:pPr>
         <w:pStyle w:val="Bibliography"/>
@@ -2893,8 +3379,8 @@
         <w:t xml:space="preserve">J. Appl. Entomol.</w:t>
       </w:r>
     </w:p>
-    <w:bookmarkEnd w:id="50"/>
-    <w:bookmarkStart w:id="51" w:name="ref-Rezende2020"/>
+    <w:bookmarkEnd w:id="51"/>
+    <w:bookmarkStart w:id="52" w:name="ref-Rezende2020"/>
     <w:p>
       <w:pPr>
         <w:pStyle w:val="Bibliography"/>
@@ -2944,8 +3430,8 @@
         <w:t xml:space="preserve">369, 1242–1245</w:t>
       </w:r>
     </w:p>
-    <w:bookmarkEnd w:id="51"/>
-    <w:bookmarkStart w:id="52" w:name="ref-Orsted2024"/>
+    <w:bookmarkEnd w:id="52"/>
+    <w:bookmarkStart w:id="53" w:name="ref-Orsted2024"/>
     <w:p>
       <w:pPr>
         <w:pStyle w:val="Bibliography"/>
@@ -2995,8 +3481,8 @@
         <w:t xml:space="preserve">27, e14421</w:t>
       </w:r>
     </w:p>
-    <w:bookmarkEnd w:id="52"/>
-    <w:bookmarkStart w:id="53" w:name="ref-Lopez-Goldar2024"/>
+    <w:bookmarkEnd w:id="53"/>
+    <w:bookmarkStart w:id="54" w:name="ref-Lopez-Goldar2024"/>
     <w:p>
       <w:pPr>
         <w:pStyle w:val="Bibliography"/>
@@ -3040,8 +3526,8 @@
         <w:t xml:space="preserve">Plant Cell Environ.</w:t>
       </w:r>
     </w:p>
-    <w:bookmarkEnd w:id="53"/>
-    <w:bookmarkStart w:id="54" w:name="ref-Huynh2024"/>
+    <w:bookmarkEnd w:id="54"/>
+    <w:bookmarkStart w:id="55" w:name="ref-Huynh2024"/>
     <w:p>
       <w:pPr>
         <w:pStyle w:val="Bibliography"/>
@@ -3091,8 +3577,8 @@
         <w:t xml:space="preserve">14, e70096</w:t>
       </w:r>
     </w:p>
-    <w:bookmarkEnd w:id="54"/>
-    <w:bookmarkStart w:id="55" w:name="ref-Trivedi2022"/>
+    <w:bookmarkEnd w:id="55"/>
+    <w:bookmarkStart w:id="56" w:name="ref-Trivedi2022"/>
     <w:p>
       <w:pPr>
         <w:pStyle w:val="Bibliography"/>
@@ -3142,8 +3628,8 @@
         <w:t xml:space="preserve">234, 1951–1959</w:t>
       </w:r>
     </w:p>
-    <w:bookmarkEnd w:id="55"/>
-    <w:bookmarkStart w:id="56" w:name="ref-Kooijman2010"/>
+    <w:bookmarkEnd w:id="56"/>
+    <w:bookmarkStart w:id="57" w:name="ref-Kooijman2010"/>
     <w:p>
       <w:pPr>
         <w:pStyle w:val="Bibliography"/>
@@ -3174,8 +3660,8 @@
         <w:t xml:space="preserve">, Cambridge university press</w:t>
       </w:r>
     </w:p>
-    <w:bookmarkEnd w:id="56"/>
-    <w:bookmarkStart w:id="57" w:name="ref-Kearney2009b"/>
+    <w:bookmarkEnd w:id="57"/>
+    <w:bookmarkStart w:id="58" w:name="ref-Kearney2009b"/>
     <w:p>
       <w:pPr>
         <w:pStyle w:val="Bibliography"/>
@@ -3209,8 +3695,8 @@
         <w:t xml:space="preserve">12, 334–350</w:t>
       </w:r>
     </w:p>
-    <w:bookmarkEnd w:id="57"/>
-    <w:bookmarkStart w:id="58" w:name="ref-Jusup2024"/>
+    <w:bookmarkEnd w:id="58"/>
+    <w:bookmarkStart w:id="59" w:name="ref-Jusup2024"/>
     <w:p>
       <w:pPr>
         <w:pStyle w:val="Bibliography"/>
@@ -3238,8 +3724,8 @@
         <w:t xml:space="preserve">arXiv preprint arXiv:2408. 13998</w:t>
       </w:r>
     </w:p>
-    <w:bookmarkEnd w:id="58"/>
-    <w:bookmarkStart w:id="59" w:name="ref-Kearney2024"/>
+    <w:bookmarkEnd w:id="59"/>
+    <w:bookmarkStart w:id="60" w:name="ref-Kearney2024"/>
     <w:p>
       <w:pPr>
         <w:pStyle w:val="Bibliography"/>
@@ -3282,8 +3768,8 @@
         <w:t xml:space="preserve">15, 1516–1531</w:t>
       </w:r>
     </w:p>
-    <w:bookmarkEnd w:id="59"/>
-    <w:bookmarkStart w:id="60" w:name="ref-Briscoe2023"/>
+    <w:bookmarkEnd w:id="60"/>
+    <w:bookmarkStart w:id="61" w:name="ref-Briscoe2023"/>
     <w:p>
       <w:pPr>
         <w:pStyle w:val="Bibliography"/>
@@ -3333,8 +3819,8 @@
         <w:t xml:space="preserve">29, 1451–1470</w:t>
       </w:r>
     </w:p>
-    <w:bookmarkEnd w:id="60"/>
-    <w:bookmarkStart w:id="61" w:name="ref-Rezende2014"/>
+    <w:bookmarkEnd w:id="61"/>
+    <w:bookmarkStart w:id="62" w:name="ref-Rezende2014"/>
     <w:p>
       <w:pPr>
         <w:pStyle w:val="Bibliography"/>
@@ -3384,8 +3870,8 @@
         <w:t xml:space="preserve">28, 799–809</w:t>
       </w:r>
     </w:p>
-    <w:bookmarkEnd w:id="61"/>
-    <w:bookmarkStart w:id="62" w:name="ref-Bimler2018"/>
+    <w:bookmarkEnd w:id="62"/>
+    <w:bookmarkStart w:id="63" w:name="ref-Bimler2018"/>
     <w:p>
       <w:pPr>
         <w:pStyle w:val="Bibliography"/>
@@ -3435,8 +3921,8 @@
         <w:t xml:space="preserve">106, 1839–1852</w:t>
       </w:r>
     </w:p>
-    <w:bookmarkEnd w:id="62"/>
-    <w:bookmarkStart w:id="63" w:name="ref-Bowler2022"/>
+    <w:bookmarkEnd w:id="63"/>
+    <w:bookmarkStart w:id="64" w:name="ref-Bowler2022"/>
     <w:p>
       <w:pPr>
         <w:pStyle w:val="Bibliography"/>
@@ -3486,8 +3972,8 @@
         <w:t xml:space="preserve">25, 1618–1628</w:t>
       </w:r>
     </w:p>
-    <w:bookmarkEnd w:id="63"/>
-    <w:bookmarkStart w:id="64" w:name="ref-Orsted2022"/>
+    <w:bookmarkEnd w:id="64"/>
+    <w:bookmarkStart w:id="65" w:name="ref-Orsted2022"/>
     <w:p>
       <w:pPr>
         <w:pStyle w:val="Bibliography"/>
@@ -3549,8 +4035,8 @@
         <w:t xml:space="preserve">225, jeb244514</w:t>
       </w:r>
     </w:p>
-    <w:bookmarkEnd w:id="64"/>
-    <w:bookmarkStart w:id="65" w:name="ref-Faber2024"/>
+    <w:bookmarkEnd w:id="65"/>
+    <w:bookmarkStart w:id="66" w:name="ref-Faber2024"/>
     <w:p>
       <w:pPr>
         <w:pStyle w:val="Bibliography"/>
@@ -3600,8 +4086,8 @@
         <w:t xml:space="preserve">75, 3467–3482</w:t>
       </w:r>
     </w:p>
-    <w:bookmarkEnd w:id="65"/>
-    <w:bookmarkStart w:id="66" w:name="ref-Martinez-De_Leon2024"/>
+    <w:bookmarkEnd w:id="66"/>
+    <w:bookmarkStart w:id="67" w:name="ref-Martinez-De_Leon2024"/>
     <w:p>
       <w:pPr>
         <w:pStyle w:val="Bibliography"/>
@@ -3629,8 +4115,8 @@
         <w:t xml:space="preserve">Trends Ecol. Evol.</w:t>
       </w:r>
     </w:p>
-    <w:bookmarkEnd w:id="66"/>
-    <w:bookmarkStart w:id="67" w:name="ref-Fontaine2022"/>
+    <w:bookmarkEnd w:id="67"/>
+    <w:bookmarkStart w:id="68" w:name="ref-Fontaine2022"/>
     <w:p>
       <w:pPr>
         <w:pStyle w:val="Bibliography"/>
@@ -3680,8 +4166,8 @@
         <w:t xml:space="preserve">6, 405–417</w:t>
       </w:r>
     </w:p>
-    <w:bookmarkEnd w:id="67"/>
-    <w:bookmarkStart w:id="68" w:name="ref-Fontaine2023"/>
+    <w:bookmarkEnd w:id="68"/>
+    <w:bookmarkStart w:id="69" w:name="ref-Fontaine2023"/>
     <w:p>
       <w:pPr>
         <w:pStyle w:val="Bibliography"/>
@@ -3715,8 +4201,8 @@
         <w:t xml:space="preserve">226, jeb245191</w:t>
       </w:r>
     </w:p>
-    <w:bookmarkEnd w:id="68"/>
-    <w:bookmarkStart w:id="69" w:name="ref-Hoang2019"/>
+    <w:bookmarkEnd w:id="69"/>
+    <w:bookmarkStart w:id="70" w:name="ref-Hoang2019"/>
     <w:p>
       <w:pPr>
         <w:pStyle w:val="Bibliography"/>
@@ -3766,8 +4252,8 @@
         <w:t xml:space="preserve">9, 3491–3499</w:t>
       </w:r>
     </w:p>
-    <w:bookmarkEnd w:id="69"/>
-    <w:bookmarkStart w:id="70" w:name="ref-Gehman2019"/>
+    <w:bookmarkEnd w:id="70"/>
+    <w:bookmarkStart w:id="71" w:name="ref-Gehman2019"/>
     <w:p>
       <w:pPr>
         <w:pStyle w:val="Bibliography"/>
@@ -3801,8 +4287,8 @@
         <w:t xml:space="preserve">10, e02683</w:t>
       </w:r>
     </w:p>
-    <w:bookmarkEnd w:id="70"/>
-    <w:bookmarkStart w:id="71" w:name="ref-Hoang2021"/>
+    <w:bookmarkEnd w:id="71"/>
+    <w:bookmarkStart w:id="72" w:name="ref-Hoang2021"/>
     <w:p>
       <w:pPr>
         <w:pStyle w:val="Bibliography"/>
@@ -3852,8 +4338,8 @@
         <w:t xml:space="preserve">5, 118–129</w:t>
       </w:r>
     </w:p>
-    <w:bookmarkEnd w:id="71"/>
-    <w:bookmarkStart w:id="72" w:name="ref-Corbin2016"/>
+    <w:bookmarkEnd w:id="72"/>
+    <w:bookmarkStart w:id="73" w:name="ref-Corbin2016"/>
     <w:p>
       <w:pPr>
         <w:pStyle w:val="Bibliography"/>
@@ -3903,8 +4389,8 @@
         <w:t xml:space="preserve">118, 10–20</w:t>
       </w:r>
     </w:p>
-    <w:bookmarkEnd w:id="72"/>
-    <w:bookmarkStart w:id="73" w:name="ref-Zhang2019"/>
+    <w:bookmarkEnd w:id="73"/>
+    <w:bookmarkStart w:id="74" w:name="ref-Zhang2019"/>
     <w:p>
       <w:pPr>
         <w:pStyle w:val="Bibliography"/>
@@ -3954,8 +4440,8 @@
         <w:t xml:space="preserve">116, 24712–24718</w:t>
       </w:r>
     </w:p>
-    <w:bookmarkEnd w:id="73"/>
-    <w:bookmarkStart w:id="74" w:name="ref-Dunbar2007"/>
+    <w:bookmarkEnd w:id="74"/>
+    <w:bookmarkStart w:id="75" w:name="ref-Dunbar2007"/>
     <w:p>
       <w:pPr>
         <w:pStyle w:val="Bibliography"/>
@@ -4005,8 +4491,8 @@
         <w:t xml:space="preserve">5, e96</w:t>
       </w:r>
     </w:p>
-    <w:bookmarkEnd w:id="74"/>
-    <w:bookmarkStart w:id="75" w:name="ref-Chouhan2023"/>
+    <w:bookmarkEnd w:id="75"/>
+    <w:bookmarkStart w:id="76" w:name="ref-Chouhan2023"/>
     <w:p>
       <w:pPr>
         <w:pStyle w:val="Bibliography"/>
@@ -4053,8 +4539,8 @@
         <w:t xml:space="preserve">, pp. 127–147, Springer Nature Singapore</w:t>
       </w:r>
     </w:p>
-    <w:bookmarkEnd w:id="75"/>
-    <w:bookmarkStart w:id="76" w:name="ref-Liu2025"/>
+    <w:bookmarkEnd w:id="76"/>
+    <w:bookmarkStart w:id="77" w:name="ref-Liu2025"/>
     <w:p>
       <w:pPr>
         <w:pStyle w:val="Bibliography"/>
@@ -4104,8 +4590,8 @@
         <w:t xml:space="preserve">23, 986–998</w:t>
       </w:r>
     </w:p>
-    <w:bookmarkEnd w:id="76"/>
-    <w:bookmarkStart w:id="77" w:name="ref-Marquez2007"/>
+    <w:bookmarkEnd w:id="77"/>
+    <w:bookmarkStart w:id="78" w:name="ref-Marquez2007"/>
     <w:p>
       <w:pPr>
         <w:pStyle w:val="Bibliography"/>
@@ -4155,8 +4641,8 @@
         <w:t xml:space="preserve">315, 513–515</w:t>
       </w:r>
     </w:p>
-    <w:bookmarkEnd w:id="77"/>
-    <w:bookmarkStart w:id="78" w:name="ref-Huang2019"/>
+    <w:bookmarkEnd w:id="78"/>
+    <w:bookmarkStart w:id="79" w:name="ref-Huang2019"/>
     <w:p>
       <w:pPr>
         <w:pStyle w:val="Bibliography"/>
@@ -4206,8 +4692,8 @@
         <w:t xml:space="preserve">364, eaau6389</w:t>
       </w:r>
     </w:p>
-    <w:bookmarkEnd w:id="78"/>
-    <w:bookmarkStart w:id="79" w:name="ref-Dastogeer2022"/>
+    <w:bookmarkEnd w:id="79"/>
+    <w:bookmarkStart w:id="80" w:name="ref-Dastogeer2022"/>
     <w:p>
       <w:pPr>
         <w:pStyle w:val="Bibliography"/>
@@ -4257,8 +4743,8 @@
         <w:t xml:space="preserve">13, 833566</w:t>
       </w:r>
     </w:p>
-    <w:bookmarkEnd w:id="79"/>
-    <w:bookmarkStart w:id="80" w:name="ref-Shekhawat2022"/>
+    <w:bookmarkEnd w:id="80"/>
+    <w:bookmarkStart w:id="81" w:name="ref-Shekhawat2022"/>
     <w:p>
       <w:pPr>
         <w:pStyle w:val="Bibliography"/>
@@ -4308,8 +4794,8 @@
         <w:t xml:space="preserve">27, 802–813</w:t>
       </w:r>
     </w:p>
-    <w:bookmarkEnd w:id="80"/>
-    <w:bookmarkStart w:id="81" w:name="ref-Lobell2012"/>
+    <w:bookmarkEnd w:id="81"/>
+    <w:bookmarkStart w:id="82" w:name="ref-Lobell2012"/>
     <w:p>
       <w:pPr>
         <w:pStyle w:val="Bibliography"/>
@@ -4359,8 +4845,8 @@
         <w:t xml:space="preserve">2, 186–189</w:t>
       </w:r>
     </w:p>
-    <w:bookmarkEnd w:id="81"/>
-    <w:bookmarkStart w:id="82" w:name="ref-Farooq2011"/>
+    <w:bookmarkEnd w:id="82"/>
+    <w:bookmarkStart w:id="83" w:name="ref-Farooq2011"/>
     <w:p>
       <w:pPr>
         <w:pStyle w:val="Bibliography"/>
@@ -4410,8 +4896,8 @@
         <w:t xml:space="preserve">30, 491–507</w:t>
       </w:r>
     </w:p>
-    <w:bookmarkEnd w:id="82"/>
-    <w:bookmarkStart w:id="83" w:name="ref-He2025"/>
+    <w:bookmarkEnd w:id="83"/>
+    <w:bookmarkStart w:id="84" w:name="ref-He2025"/>
     <w:p>
       <w:pPr>
         <w:pStyle w:val="Bibliography"/>
@@ -4455,8 +4941,8 @@
         <w:t xml:space="preserve">Journal of Experimental Botany (in press)</w:t>
       </w:r>
     </w:p>
-    <w:bookmarkEnd w:id="83"/>
-    <w:bookmarkStart w:id="84" w:name="ref-Zhang2021"/>
+    <w:bookmarkEnd w:id="84"/>
+    <w:bookmarkStart w:id="85" w:name="ref-Zhang2021"/>
     <w:p>
       <w:pPr>
         <w:pStyle w:val="Bibliography"/>
@@ -4506,8 +4992,8 @@
         <w:t xml:space="preserve">7, 864–876</w:t>
       </w:r>
     </w:p>
-    <w:bookmarkEnd w:id="84"/>
-    <w:bookmarkStart w:id="85" w:name="ref-Zhang2023a"/>
+    <w:bookmarkEnd w:id="85"/>
+    <w:bookmarkStart w:id="86" w:name="ref-Zhang2023a"/>
     <w:p>
       <w:pPr>
         <w:pStyle w:val="Bibliography"/>
@@ -4557,8 +5043,8 @@
         <w:t xml:space="preserve">56, 1013–1070</w:t>
       </w:r>
     </w:p>
-    <w:bookmarkEnd w:id="85"/>
-    <w:bookmarkStart w:id="86" w:name="ref-Nisbet2000"/>
+    <w:bookmarkEnd w:id="86"/>
+    <w:bookmarkStart w:id="87" w:name="ref-Nisbet2000"/>
     <w:p>
       <w:pPr>
         <w:pStyle w:val="Bibliography"/>
@@ -4608,8 +5094,8 @@
         <w:t xml:space="preserve">69, 913–926</w:t>
       </w:r>
     </w:p>
-    <w:bookmarkEnd w:id="86"/>
-    <w:bookmarkStart w:id="87" w:name="ref-Jager2020"/>
+    <w:bookmarkEnd w:id="87"/>
+    <w:bookmarkStart w:id="88" w:name="ref-Jager2020"/>
     <w:p>
       <w:pPr>
         <w:pStyle w:val="Bibliography"/>
@@ -4655,8 +5141,8 @@
         <w:t xml:space="preserve">416, 108904</w:t>
       </w:r>
     </w:p>
-    <w:bookmarkEnd w:id="87"/>
-    <w:bookmarkStart w:id="88" w:name="ref-Haberle2025"/>
+    <w:bookmarkEnd w:id="88"/>
+    <w:bookmarkStart w:id="89" w:name="ref-Haberle2025"/>
     <w:p>
       <w:pPr>
         <w:pStyle w:val="Bibliography"/>
@@ -4706,8 +5192,8 @@
         <w:t xml:space="preserve">958, 177664</w:t>
       </w:r>
     </w:p>
-    <w:bookmarkEnd w:id="88"/>
-    <w:bookmarkStart w:id="89" w:name="ref-Kearney2013"/>
+    <w:bookmarkEnd w:id="89"/>
+    <w:bookmarkStart w:id="90" w:name="ref-Kearney2013"/>
     <w:p>
       <w:pPr>
         <w:pStyle w:val="Bibliography"/>
@@ -4757,8 +5243,8 @@
         <w:t xml:space="preserve">27, 950–966</w:t>
       </w:r>
     </w:p>
-    <w:bookmarkEnd w:id="89"/>
-    <w:bookmarkStart w:id="90" w:name="ref-Kearney2010"/>
+    <w:bookmarkEnd w:id="90"/>
+    <w:bookmarkStart w:id="91" w:name="ref-Kearney2010"/>
     <w:p>
       <w:pPr>
         <w:pStyle w:val="Bibliography"/>
@@ -4808,8 +5294,8 @@
         <w:t xml:space="preserve">365, 3469–3483</w:t>
       </w:r>
     </w:p>
-    <w:bookmarkEnd w:id="90"/>
-    <w:bookmarkStart w:id="91" w:name="ref-Marques2018"/>
+    <w:bookmarkEnd w:id="91"/>
+    <w:bookmarkStart w:id="92" w:name="ref-Marques2018"/>
     <w:p>
       <w:pPr>
         <w:pStyle w:val="Bibliography"/>
@@ -4871,8 +5357,8 @@
         <w:t xml:space="preserve">14, e1006100</w:t>
       </w:r>
     </w:p>
-    <w:bookmarkEnd w:id="91"/>
-    <w:bookmarkStart w:id="92" w:name="ref-Kooijman2021"/>
+    <w:bookmarkEnd w:id="92"/>
+    <w:bookmarkStart w:id="93" w:name="ref-Kooijman2021"/>
     <w:p>
       <w:pPr>
         <w:pStyle w:val="Bibliography"/>
@@ -4922,8 +5408,8 @@
         <w:t xml:space="preserve">9, coab086</w:t>
       </w:r>
     </w:p>
-    <w:bookmarkEnd w:id="92"/>
-    <w:bookmarkStart w:id="93" w:name="ref-Bruggeman2009"/>
+    <w:bookmarkEnd w:id="93"/>
+    <w:bookmarkStart w:id="94" w:name="ref-Bruggeman2009"/>
     <w:p>
       <w:pPr>
         <w:pStyle w:val="Bibliography"/>
@@ -4982,8 +5468,8 @@
         <w:t xml:space="preserve">37, W179–W184</w:t>
       </w:r>
     </w:p>
-    <w:bookmarkEnd w:id="93"/>
-    <w:bookmarkStart w:id="94" w:name="ref-Kearney2017"/>
+    <w:bookmarkEnd w:id="94"/>
+    <w:bookmarkStart w:id="95" w:name="ref-Kearney2017"/>
     <w:p>
       <w:pPr>
         <w:pStyle w:val="Bibliography"/>
@@ -5041,8 +5527,8 @@
         <w:t xml:space="preserve">40, 664–674</w:t>
       </w:r>
     </w:p>
-    <w:bookmarkEnd w:id="94"/>
-    <w:bookmarkStart w:id="95" w:name="ref-Kearney2020a"/>
+    <w:bookmarkEnd w:id="95"/>
+    <w:bookmarkStart w:id="96" w:name="ref-Kearney2020a"/>
     <w:p>
       <w:pPr>
         <w:pStyle w:val="Bibliography"/>
@@ -5100,8 +5586,8 @@
         <w:t xml:space="preserve">43, 85–96</w:t>
       </w:r>
     </w:p>
-    <w:bookmarkEnd w:id="95"/>
-    <w:bookmarkStart w:id="96" w:name="ref-Ricker1954a"/>
+    <w:bookmarkEnd w:id="96"/>
+    <w:bookmarkStart w:id="97" w:name="ref-Ricker1954a"/>
     <w:p>
       <w:pPr>
         <w:pStyle w:val="Bibliography"/>
@@ -5135,8 +5621,8 @@
         <w:t xml:space="preserve">11, 559–623</w:t>
       </w:r>
     </w:p>
-    <w:bookmarkEnd w:id="96"/>
-    <w:bookmarkStart w:id="97" w:name="ref-Beverton2012"/>
+    <w:bookmarkEnd w:id="97"/>
+    <w:bookmarkStart w:id="98" w:name="ref-Beverton2012"/>
     <w:p>
       <w:pPr>
         <w:pStyle w:val="Bibliography"/>
@@ -5167,8 +5653,8 @@
         <w:t xml:space="preserve">, Springer</w:t>
       </w:r>
     </w:p>
-    <w:bookmarkEnd w:id="97"/>
-    <w:bookmarkStart w:id="98" w:name="ref-Bertness1994"/>
+    <w:bookmarkEnd w:id="98"/>
+    <w:bookmarkStart w:id="99" w:name="ref-Bertness1994"/>
     <w:p>
       <w:pPr>
         <w:pStyle w:val="Bibliography"/>
@@ -5202,8 +5688,8 @@
         <w:t xml:space="preserve">9, 191–193</w:t>
       </w:r>
     </w:p>
-    <w:bookmarkEnd w:id="98"/>
-    <w:bookmarkStart w:id="99" w:name="ref-Weiss-Lehman2022"/>
+    <w:bookmarkEnd w:id="99"/>
+    <w:bookmarkStart w:id="100" w:name="ref-Weiss-Lehman2022"/>
     <w:p>
       <w:pPr>
         <w:pStyle w:val="Bibliography"/>
@@ -5253,8 +5739,8 @@
         <w:t xml:space="preserve">25, 1263–1276</w:t>
       </w:r>
     </w:p>
-    <w:bookmarkEnd w:id="99"/>
-    <w:bookmarkStart w:id="100" w:name="ref-Delmas2019"/>
+    <w:bookmarkEnd w:id="100"/>
+    <w:bookmarkStart w:id="101" w:name="ref-Delmas2019"/>
     <w:p>
       <w:pPr>
         <w:pStyle w:val="Bibliography"/>
@@ -5304,8 +5790,8 @@
         <w:t xml:space="preserve">94, 16–36</w:t>
       </w:r>
     </w:p>
-    <w:bookmarkEnd w:id="100"/>
-    <w:bookmarkStart w:id="101" w:name="ref-Godoy2019"/>
+    <w:bookmarkEnd w:id="101"/>
+    <w:bookmarkStart w:id="102" w:name="ref-Godoy2019"/>
     <w:p>
       <w:pPr>
         <w:pStyle w:val="Bibliography"/>
@@ -5339,8 +5825,8 @@
         <w:t xml:space="preserve">33, 1190–1201</w:t>
       </w:r>
     </w:p>
-    <w:bookmarkEnd w:id="101"/>
-    <w:bookmarkStart w:id="102" w:name="ref-Poisot2021"/>
+    <w:bookmarkEnd w:id="102"/>
+    <w:bookmarkStart w:id="103" w:name="ref-Poisot2021"/>
     <w:p>
       <w:pPr>
         <w:pStyle w:val="Bibliography"/>
@@ -5390,8 +5876,8 @@
         <w:t xml:space="preserve">48, 1552–1563</w:t>
       </w:r>
     </w:p>
-    <w:bookmarkEnd w:id="102"/>
-    <w:bookmarkStart w:id="103" w:name="ref-Hui2019"/>
+    <w:bookmarkEnd w:id="103"/>
+    <w:bookmarkStart w:id="104" w:name="ref-Hui2019"/>
     <w:p>
       <w:pPr>
         <w:pStyle w:val="Bibliography"/>
@@ -5425,8 +5911,8 @@
         <w:t xml:space="preserve">34, 121–131</w:t>
       </w:r>
     </w:p>
-    <w:bookmarkEnd w:id="103"/>
-    <w:bookmarkStart w:id="104" w:name="ref-Gomez2023"/>
+    <w:bookmarkEnd w:id="104"/>
+    <w:bookmarkStart w:id="105" w:name="ref-Gomez2023"/>
     <w:p>
       <w:pPr>
         <w:pStyle w:val="Bibliography"/>
@@ -5476,8 +5962,8 @@
         <w:t xml:space="preserve">26, S47–S61</w:t>
       </w:r>
     </w:p>
-    <w:bookmarkEnd w:id="104"/>
-    <w:bookmarkStart w:id="105" w:name="ref-Lytle2023"/>
+    <w:bookmarkEnd w:id="105"/>
+    <w:bookmarkStart w:id="106" w:name="ref-Lytle2023"/>
     <w:p>
       <w:pPr>
         <w:pStyle w:val="Bibliography"/>
@@ -5511,8 +5997,8 @@
         <w:t xml:space="preserve">2, 26</w:t>
       </w:r>
     </w:p>
-    <w:bookmarkEnd w:id="105"/>
-    <w:bookmarkStart w:id="106" w:name="ref-Petsopoulos2021"/>
+    <w:bookmarkEnd w:id="106"/>
+    <w:bookmarkStart w:id="107" w:name="ref-Petsopoulos2021"/>
     <w:p>
       <w:pPr>
         <w:pStyle w:val="Bibliography"/>
@@ -5556,8 +6042,8 @@
         <w:t xml:space="preserve">Ecol. Entomol.</w:t>
       </w:r>
     </w:p>
-    <w:bookmarkEnd w:id="106"/>
-    <w:bookmarkStart w:id="107" w:name="ref-Dale2021"/>
+    <w:bookmarkEnd w:id="107"/>
+    <w:bookmarkStart w:id="108" w:name="ref-Dale2021"/>
     <w:p>
       <w:pPr>
         <w:pStyle w:val="Bibliography"/>
@@ -5588,8 +6074,8 @@
         <w:t xml:space="preserve">, Cambridge University Press</w:t>
       </w:r>
     </w:p>
-    <w:bookmarkEnd w:id="107"/>
-    <w:bookmarkStart w:id="108" w:name="ref-Lu2023"/>
+    <w:bookmarkEnd w:id="108"/>
+    <w:bookmarkStart w:id="109" w:name="ref-Lu2023"/>
     <w:p>
       <w:pPr>
         <w:pStyle w:val="Bibliography"/>
@@ -5639,8 +6125,8 @@
         <w:t xml:space="preserve">33, 647–659</w:t>
       </w:r>
     </w:p>
-    <w:bookmarkEnd w:id="108"/>
-    <w:bookmarkStart w:id="109" w:name="ref-Carrara2015"/>
+    <w:bookmarkEnd w:id="109"/>
+    <w:bookmarkStart w:id="110" w:name="ref-Carrara2015"/>
     <w:p>
       <w:pPr>
         <w:pStyle w:val="Bibliography"/>
@@ -5690,8 +6176,8 @@
         <w:t xml:space="preserve">6, 895–906</w:t>
       </w:r>
     </w:p>
-    <w:bookmarkEnd w:id="109"/>
-    <w:bookmarkStart w:id="110" w:name="ref-Vitali2022"/>
+    <w:bookmarkEnd w:id="110"/>
+    <w:bookmarkStart w:id="111" w:name="ref-Vitali2022"/>
     <w:p>
       <w:pPr>
         <w:pStyle w:val="Bibliography"/>
@@ -5741,8 +6227,8 @@
         <w:t xml:space="preserve">103, e03547</w:t>
       </w:r>
     </w:p>
-    <w:bookmarkEnd w:id="110"/>
-    <w:bookmarkStart w:id="111" w:name="ref-Riva2023"/>
+    <w:bookmarkEnd w:id="111"/>
+    <w:bookmarkStart w:id="112" w:name="ref-Riva2023"/>
     <w:p>
       <w:pPr>
         <w:pStyle w:val="Bibliography"/>
@@ -5792,8 +6278,8 @@
         <w:t xml:space="preserve">9, eabq4207</w:t>
       </w:r>
     </w:p>
-    <w:bookmarkEnd w:id="111"/>
-    <w:bookmarkStart w:id="112" w:name="ref-Terry2020"/>
+    <w:bookmarkEnd w:id="112"/>
+    <w:bookmarkStart w:id="113" w:name="ref-Terry2020"/>
     <w:p>
       <w:pPr>
         <w:pStyle w:val="Bibliography"/>
@@ -5827,8 +6313,8 @@
         <w:t xml:space="preserve">101, e03047</w:t>
       </w:r>
     </w:p>
-    <w:bookmarkEnd w:id="112"/>
-    <w:bookmarkStart w:id="113" w:name="ref-Zou2024"/>
+    <w:bookmarkEnd w:id="113"/>
+    <w:bookmarkStart w:id="114" w:name="ref-Zou2024"/>
     <w:p>
       <w:pPr>
         <w:pStyle w:val="Bibliography"/>
@@ -5878,8 +6364,8 @@
         <w:t xml:space="preserve">27, e14432</w:t>
       </w:r>
     </w:p>
-    <w:bookmarkEnd w:id="113"/>
-    <w:bookmarkStart w:id="114" w:name="ref-Li2023"/>
+    <w:bookmarkEnd w:id="114"/>
+    <w:bookmarkStart w:id="115" w:name="ref-Li2023"/>
     <w:p>
       <w:pPr>
         <w:pStyle w:val="Bibliography"/>
@@ -5929,8 +6415,8 @@
         <w:t xml:space="preserve">114, 103583</w:t>
       </w:r>
     </w:p>
-    <w:bookmarkEnd w:id="114"/>
-    <w:bookmarkStart w:id="115" w:name="ref-Zhu2024"/>
+    <w:bookmarkEnd w:id="115"/>
+    <w:bookmarkStart w:id="116" w:name="ref-Zhu2024"/>
     <w:p>
       <w:pPr>
         <w:pStyle w:val="Bibliography"/>
@@ -5980,8 +6466,8 @@
         <w:t xml:space="preserve">39, 165–180</w:t>
       </w:r>
     </w:p>
-    <w:bookmarkEnd w:id="115"/>
-    <w:bookmarkStart w:id="116" w:name="ref-Assessment_undated-fv"/>
+    <w:bookmarkEnd w:id="116"/>
+    <w:bookmarkStart w:id="117" w:name="ref-Assessment_undated-fv"/>
     <w:p>
       <w:pPr>
         <w:pStyle w:val="Bibliography"/>
@@ -5999,8 +6485,8 @@
         <w:t xml:space="preserve">Assessment, M.E. (2005) Opportunities and challenges for business and industryunioviedo.es</w:t>
       </w:r>
     </w:p>
-    <w:bookmarkEnd w:id="116"/>
-    <w:bookmarkStart w:id="117" w:name="ref-Dandy2019"/>
+    <w:bookmarkEnd w:id="117"/>
+    <w:bookmarkStart w:id="118" w:name="ref-Dandy2019"/>
     <w:p>
       <w:pPr>
         <w:pStyle w:val="Bibliography"/>
@@ -6050,8 +6536,8 @@
         <w:t xml:space="preserve">19, 615–620</w:t>
       </w:r>
     </w:p>
-    <w:bookmarkEnd w:id="117"/>
-    <w:bookmarkStart w:id="118" w:name="ref-Price2014"/>
+    <w:bookmarkEnd w:id="118"/>
+    <w:bookmarkStart w:id="119" w:name="ref-Price2014"/>
     <w:p>
       <w:pPr>
         <w:pStyle w:val="Bibliography"/>
@@ -6085,8 +6571,8 @@
         <w:t xml:space="preserve">34, 65–78</w:t>
       </w:r>
     </w:p>
-    <w:bookmarkEnd w:id="118"/>
-    <w:bookmarkStart w:id="119" w:name="ref-Leviston2018"/>
+    <w:bookmarkEnd w:id="119"/>
+    <w:bookmarkStart w:id="120" w:name="ref-Leviston2018"/>
     <w:p>
       <w:pPr>
         <w:pStyle w:val="Bibliography"/>
@@ -6136,8 +6622,8 @@
         <w:t xml:space="preserve">93, 658–668</w:t>
       </w:r>
     </w:p>
-    <w:bookmarkEnd w:id="119"/>
-    <w:bookmarkStart w:id="120" w:name="ref-Bai2016"/>
+    <w:bookmarkEnd w:id="120"/>
+    <w:bookmarkStart w:id="121" w:name="ref-Bai2016"/>
     <w:p>
       <w:pPr>
         <w:pStyle w:val="Bibliography"/>
@@ -6187,8 +6673,8 @@
         <w:t xml:space="preserve">23, 69–78</w:t>
       </w:r>
     </w:p>
-    <w:bookmarkEnd w:id="120"/>
-    <w:bookmarkStart w:id="121" w:name="ref-Grimm2008"/>
+    <w:bookmarkEnd w:id="121"/>
+    <w:bookmarkStart w:id="122" w:name="ref-Grimm2008"/>
     <w:p>
       <w:pPr>
         <w:pStyle w:val="Bibliography"/>
@@ -6238,8 +6724,8 @@
         <w:t xml:space="preserve">319, 756–760</w:t>
       </w:r>
     </w:p>
-    <w:bookmarkEnd w:id="121"/>
-    <w:bookmarkStart w:id="122" w:name="ref-Hendricks2022"/>
+    <w:bookmarkEnd w:id="122"/>
+    <w:bookmarkStart w:id="123" w:name="ref-Hendricks2022"/>
     <w:p>
       <w:pPr>
         <w:pStyle w:val="Bibliography"/>
@@ -6289,8 +6775,8 @@
         <w:t xml:space="preserve">105, 5893–5908</w:t>
       </w:r>
     </w:p>
-    <w:bookmarkEnd w:id="122"/>
-    <w:bookmarkStart w:id="123" w:name="ref-Sutanto2020"/>
+    <w:bookmarkEnd w:id="123"/>
+    <w:bookmarkStart w:id="124" w:name="ref-Sutanto2020"/>
     <w:p>
       <w:pPr>
         <w:pStyle w:val="Bibliography"/>
@@ -6340,8 +6826,8 @@
         <w:t xml:space="preserve">134, 105276</w:t>
       </w:r>
     </w:p>
-    <w:bookmarkEnd w:id="123"/>
-    <w:bookmarkStart w:id="124" w:name="ref-Liu2007"/>
+    <w:bookmarkEnd w:id="124"/>
+    <w:bookmarkStart w:id="125" w:name="ref-Liu2007"/>
     <w:p>
       <w:pPr>
         <w:pStyle w:val="Bibliography"/>
@@ -6391,8 +6877,8 @@
         <w:t xml:space="preserve">36, 639–649</w:t>
       </w:r>
     </w:p>
-    <w:bookmarkEnd w:id="124"/>
-    <w:bookmarkStart w:id="125" w:name="ref-Black2011"/>
+    <w:bookmarkEnd w:id="125"/>
+    <w:bookmarkStart w:id="126" w:name="ref-Black2011"/>
     <w:p>
       <w:pPr>
         <w:pStyle w:val="Bibliography"/>
@@ -6442,8 +6928,8 @@
         <w:t xml:space="preserve">21, S3–S11</w:t>
       </w:r>
     </w:p>
-    <w:bookmarkEnd w:id="125"/>
-    <w:bookmarkStart w:id="126" w:name="ref-Neil_Adger1999"/>
+    <w:bookmarkEnd w:id="126"/>
+    <w:bookmarkStart w:id="127" w:name="ref-Neil_Adger1999"/>
     <w:p>
       <w:pPr>
         <w:pStyle w:val="Bibliography"/>
@@ -6477,8 +6963,8 @@
         <w:t xml:space="preserve">27, 249–269</w:t>
       </w:r>
     </w:p>
-    <w:bookmarkEnd w:id="126"/>
-    <w:bookmarkStart w:id="127" w:name="ref-Folke2016"/>
+    <w:bookmarkEnd w:id="127"/>
+    <w:bookmarkStart w:id="128" w:name="ref-Folke2016"/>
     <w:p>
       <w:pPr>
         <w:pStyle w:val="Bibliography"/>
@@ -6528,8 +7014,8 @@
         <w:t xml:space="preserve">21</w:t>
       </w:r>
     </w:p>
-    <w:bookmarkEnd w:id="127"/>
-    <w:bookmarkStart w:id="128" w:name="ref-Schluter2012"/>
+    <w:bookmarkEnd w:id="128"/>
+    <w:bookmarkStart w:id="129" w:name="ref-Schluter2012"/>
     <w:p>
       <w:pPr>
         <w:pStyle w:val="Bibliography"/>
@@ -6579,8 +7065,8 @@
         <w:t xml:space="preserve">25, 219–272</w:t>
       </w:r>
     </w:p>
-    <w:bookmarkEnd w:id="128"/>
-    <w:bookmarkStart w:id="129" w:name="ref-Wise2014"/>
+    <w:bookmarkEnd w:id="129"/>
+    <w:bookmarkStart w:id="130" w:name="ref-Wise2014"/>
     <w:p>
       <w:pPr>
         <w:pStyle w:val="Bibliography"/>
@@ -6630,8 +7116,8 @@
         <w:t xml:space="preserve">28, 325–336</w:t>
       </w:r>
     </w:p>
-    <w:bookmarkEnd w:id="129"/>
-    <w:bookmarkStart w:id="130" w:name="ref-Kearney2009a"/>
+    <w:bookmarkEnd w:id="130"/>
+    <w:bookmarkStart w:id="131" w:name="ref-Kearney2009a"/>
     <w:p>
       <w:pPr>
         <w:pStyle w:val="Bibliography"/>
@@ -6681,9 +7167,9 @@
         <w:t xml:space="preserve">23, 528–538</w:t>
       </w:r>
     </w:p>
-    <w:bookmarkEnd w:id="130"/>
     <w:bookmarkEnd w:id="131"/>
     <w:bookmarkEnd w:id="132"/>
+    <w:bookmarkEnd w:id="133"/>
     <w:sectPr>
       <w:pgSz w:h="15840" w:w="12240"/>
       <w:pgMar w:bottom="851" w:footer="720" w:gutter="0" w:header="720" w:left="851" w:right="851" w:top="851"/>

--- a/docs/ms.docx
+++ b/docs/ms.docx
@@ -1389,7 +1389,7 @@
         </m:r>
       </m:oMath>
       <w:r>
-        <w:t xml:space="preserve">). Once an organism reaches a given threshold is the point when the endpoint has been reached. While the process of repair can be integrated within these models and decoupled from damage the measure of thermal sensitivity already captures some aspects of the repair process. In addition, modelling the intricate balance between damage and repair for a suite of different species can help identify susceptible species, life stages and tissues that are most at risk from extreme heat events which allow for more accurate predictions of the varying sensitivity of species across a community.</w:t>
+        <w:t xml:space="preserve">). Once an organism accumulates damage to reach a given threshold the endpoint has been reached. While the process of repair can decoupled from damage and integrated within these models thermal sensitivity already captures aspects of the repair process. Modelling the intricate balance between damage and repair for a suite of different species can help identify susceptible species, life stages and tissues that are most at risk from extreme heat events which allow for more accurate predictions of the varying sensitivity of species across a community.</w:t>
       </w:r>
     </w:p>
     <w:bookmarkEnd w:id="24"/>

--- a/docs/ms.docx
+++ b/docs/ms.docx
@@ -101,13 +101,13 @@
         </m:r>
       </m:oMath>
       <w:r>
-        <w:t xml:space="preserve">, Micheal R. Kearney</w:t>
+        <w:t xml:space="preserve">, Belinda Medlyn</w:t>
       </w:r>
       <w:r>
         <w:rPr>
           <w:vertAlign w:val="superscript"/>
         </w:rPr>
-        <w:t xml:space="preserve">2</w:t>
+        <w:t xml:space="preserve">3</w:t>
       </w:r>
       <w:r>
         <w:t xml:space="preserve"> </w:t>
@@ -121,13 +121,13 @@
         </m:r>
       </m:oMath>
       <w:r>
-        <w:t xml:space="preserve">, Belinda Medlyn</w:t>
+        <w:t xml:space="preserve">, Margaret Mayfield</w:t>
       </w:r>
       <w:r>
         <w:rPr>
           <w:vertAlign w:val="superscript"/>
         </w:rPr>
-        <w:t xml:space="preserve">3</w:t>
+        <w:t xml:space="preserve">2</w:t>
       </w:r>
       <w:r>
         <w:t xml:space="preserve"> </w:t>
@@ -141,7 +141,124 @@
         </m:r>
       </m:oMath>
       <w:r>
-        <w:t xml:space="preserve">, Margaret Mayfield</w:t>
+        <w:t xml:space="preserve">, Ary Hoffmann</w:t>
+      </w:r>
+      <w:r>
+        <w:rPr>
+          <w:vertAlign w:val="superscript"/>
+        </w:rPr>
+        <w:t xml:space="preserve">1</w:t>
+      </w:r>
+      <w:r>
+        <w:t xml:space="preserve">, James Cook</w:t>
+      </w:r>
+      <w:r>
+        <w:rPr>
+          <w:vertAlign w:val="superscript"/>
+        </w:rPr>
+        <w:t xml:space="preserve">3</w:t>
+      </w:r>
+      <w:r>
+        <w:t xml:space="preserve">, Brajesh Singh</w:t>
+      </w:r>
+      <w:r>
+        <w:rPr>
+          <w:vertAlign w:val="superscript"/>
+        </w:rPr>
+        <w:t xml:space="preserve">3</w:t>
+      </w:r>
+      <w:r>
+        <w:t xml:space="preserve">, Adrienne Nicotra</w:t>
+      </w:r>
+      <w:r>
+        <w:rPr>
+          <w:vertAlign w:val="superscript"/>
+        </w:rPr>
+        <w:t xml:space="preserve">1,4</w:t>
+      </w:r>
+      <w:r>
+        <w:t xml:space="preserve">, Brendan Choat</w:t>
+      </w:r>
+      <w:r>
+        <w:rPr>
+          <w:vertAlign w:val="superscript"/>
+        </w:rPr>
+        <w:t xml:space="preserve">3</w:t>
+      </w:r>
+      <w:r>
+        <w:t xml:space="preserve">, Owen Atkin</w:t>
+      </w:r>
+      <w:r>
+        <w:rPr>
+          <w:vertAlign w:val="superscript"/>
+        </w:rPr>
+        <w:t xml:space="preserve">4</w:t>
+      </w:r>
+      <w:r>
+        <w:t xml:space="preserve">, Barry Pogson</w:t>
+      </w:r>
+      <w:r>
+        <w:rPr>
+          <w:vertAlign w:val="superscript"/>
+        </w:rPr>
+        <w:t xml:space="preserve">4</w:t>
+      </w:r>
+      <w:r>
+        <w:t xml:space="preserve">, Danielle Way</w:t>
+      </w:r>
+      <w:r>
+        <w:rPr>
+          <w:vertAlign w:val="superscript"/>
+        </w:rPr>
+        <w:t xml:space="preserve">4</w:t>
+      </w:r>
+      <w:r>
+        <w:t xml:space="preserve">, Alison Bentley</w:t>
+      </w:r>
+      <w:r>
+        <w:rPr>
+          <w:vertAlign w:val="superscript"/>
+        </w:rPr>
+        <w:t xml:space="preserve">4</w:t>
+      </w:r>
+      <w:r>
+        <w:t xml:space="preserve">, Ian Wright</w:t>
+      </w:r>
+      <w:r>
+        <w:rPr>
+          <w:vertAlign w:val="superscript"/>
+        </w:rPr>
+        <w:t xml:space="preserve">3</w:t>
+      </w:r>
+      <w:r>
+        <w:t xml:space="preserve">, Zhong-Hua Chen</w:t>
+      </w:r>
+      <w:r>
+        <w:rPr>
+          <w:vertAlign w:val="superscript"/>
+        </w:rPr>
+        <w:t xml:space="preserve">3</w:t>
+      </w:r>
+      <w:r>
+        <w:t xml:space="preserve">, Steven Lade</w:t>
+      </w:r>
+      <w:r>
+        <w:rPr>
+          <w:vertAlign w:val="superscript"/>
+        </w:rPr>
+        <w:t xml:space="preserve">5</w:t>
+      </w:r>
+      <w:r>
+        <w:t xml:space="preserve">, Xuemei Bai</w:t>
+      </w:r>
+      <w:r>
+        <w:rPr>
+          <w:vertAlign w:val="superscript"/>
+        </w:rPr>
+        <w:t xml:space="preserve">5</w:t>
+      </w:r>
+      <w:r>
+        <w:t xml:space="preserve">, Micheal R. Kearney</w:t>
       </w:r>
       <w:r>
         <w:rPr>
@@ -160,123 +277,6 @@
           <m:t>†</m:t>
         </m:r>
       </m:oMath>
-      <w:r>
-        <w:t xml:space="preserve">, Ary Hoffmann</w:t>
-      </w:r>
-      <w:r>
-        <w:rPr>
-          <w:vertAlign w:val="superscript"/>
-        </w:rPr>
-        <w:t xml:space="preserve">1</w:t>
-      </w:r>
-      <w:r>
-        <w:t xml:space="preserve">, James Cook</w:t>
-      </w:r>
-      <w:r>
-        <w:rPr>
-          <w:vertAlign w:val="superscript"/>
-        </w:rPr>
-        <w:t xml:space="preserve">3</w:t>
-      </w:r>
-      <w:r>
-        <w:t xml:space="preserve">, Brajesh Singh</w:t>
-      </w:r>
-      <w:r>
-        <w:rPr>
-          <w:vertAlign w:val="superscript"/>
-        </w:rPr>
-        <w:t xml:space="preserve">3</w:t>
-      </w:r>
-      <w:r>
-        <w:t xml:space="preserve">, Adrienne Nicotra</w:t>
-      </w:r>
-      <w:r>
-        <w:rPr>
-          <w:vertAlign w:val="superscript"/>
-        </w:rPr>
-        <w:t xml:space="preserve">1,4</w:t>
-      </w:r>
-      <w:r>
-        <w:t xml:space="preserve">, Brendan Choat</w:t>
-      </w:r>
-      <w:r>
-        <w:rPr>
-          <w:vertAlign w:val="superscript"/>
-        </w:rPr>
-        <w:t xml:space="preserve">3</w:t>
-      </w:r>
-      <w:r>
-        <w:t xml:space="preserve">, Owen Atkin</w:t>
-      </w:r>
-      <w:r>
-        <w:rPr>
-          <w:vertAlign w:val="superscript"/>
-        </w:rPr>
-        <w:t xml:space="preserve">4</w:t>
-      </w:r>
-      <w:r>
-        <w:t xml:space="preserve">, Barry Pogson</w:t>
-      </w:r>
-      <w:r>
-        <w:rPr>
-          <w:vertAlign w:val="superscript"/>
-        </w:rPr>
-        <w:t xml:space="preserve">4</w:t>
-      </w:r>
-      <w:r>
-        <w:t xml:space="preserve">, Danielle Way</w:t>
-      </w:r>
-      <w:r>
-        <w:rPr>
-          <w:vertAlign w:val="superscript"/>
-        </w:rPr>
-        <w:t xml:space="preserve">4</w:t>
-      </w:r>
-      <w:r>
-        <w:t xml:space="preserve">, Alison Bentley</w:t>
-      </w:r>
-      <w:r>
-        <w:rPr>
-          <w:vertAlign w:val="superscript"/>
-        </w:rPr>
-        <w:t xml:space="preserve">4</w:t>
-      </w:r>
-      <w:r>
-        <w:t xml:space="preserve">, Ian Wright</w:t>
-      </w:r>
-      <w:r>
-        <w:rPr>
-          <w:vertAlign w:val="superscript"/>
-        </w:rPr>
-        <w:t xml:space="preserve">3</w:t>
-      </w:r>
-      <w:r>
-        <w:t xml:space="preserve">, Zhong-Hua Chen</w:t>
-      </w:r>
-      <w:r>
-        <w:rPr>
-          <w:vertAlign w:val="superscript"/>
-        </w:rPr>
-        <w:t xml:space="preserve">3</w:t>
-      </w:r>
-      <w:r>
-        <w:t xml:space="preserve">, Steven Lade</w:t>
-      </w:r>
-      <w:r>
-        <w:rPr>
-          <w:vertAlign w:val="superscript"/>
-        </w:rPr>
-        <w:t xml:space="preserve">5</w:t>
-      </w:r>
-      <w:r>
-        <w:t xml:space="preserve">, Xuemei Bai</w:t>
-      </w:r>
-      <w:r>
-        <w:rPr>
-          <w:vertAlign w:val="superscript"/>
-        </w:rPr>
-        <w:t xml:space="preserve">5</w:t>
-      </w:r>
     </w:p>
     <w:p>
       <w:pPr>
@@ -429,17 +429,17 @@
         <w:pStyle w:val="FirstParagraph"/>
       </w:pPr>
       <w:r>
-        <w:t xml:space="preserve">Anthropogenic climate change is leading to more frequent and extreme heat waves. These short-term but large-scale events are radically re-shaping interactions among organisms, impacting biodiversity, community composition and ecosystem services crucial to natural systems and food security. Predicting heat wave impacts on interacting species requires an understanding of the processes driving differential exposure and sensitivity of organisms to extreme heat events in a life-cycle context. Key to developing this predictive capacity is the formulation of a modelling framework that captures species-specific responses. This includes knowledge of habitat-mediated changes in microclimates, biophysical controls on body temperature, temperature sensitivity of organismal physiology and fitness, and how the effects of heatwaves vary depending on thermal history. We show how existing models in disparate fields can be linked to achieve this level of understanding to allow for calculated responses to extreme heat now and into the future with implications for socioecological systems more generally.  </w:t>
+        <w:t xml:space="preserve">Anthropogenic climate change is leading to more frequent and extreme heat waves. These short-term but large-scale events are radically re-shaping interactions among organisms, impacting biodiversity, community composition and ecosystem services crucial to natural systems and food security. Predicting heat wave impacts on interacting species requires an understanding of the processes driving differential exposure and sensitivity of organisms to extreme heat events in a life-cycle context. To achieve this predictive capacity, we need to integrate models across scales while capturing species-specific responses at the level of individuals. This includes knowledge of habitat-mediated changes in microclimates, biophysical controls on body temperature, temperature sensitivity of organismal physiology, and how the effects of heatwaves vary depending on thermal history. We show how existing models in disparate fields can be linked to achieve a level of understanding necessary for calculated responses to extreme heat from individuals to socioecological systems, now and into the future.</w:t>
       </w:r>
     </w:p>
     <w:bookmarkEnd w:id="20"/>
-    <w:bookmarkStart w:id="21" w:name="Xebe326ccf6438bb59b06b215a72d468ba832b0f"/>
+    <w:bookmarkStart w:id="21" w:name="X34830df71e149b35ac0b6fcbe8f39884d8c43ee"/>
     <w:p>
       <w:pPr>
         <w:pStyle w:val="Heading1"/>
       </w:pPr>
       <w:r>
-        <w:t xml:space="preserve">A need for a mechanistically informed modelling framework for predicting the effects of extreme heat on community assemblages (Dan)</w:t>
+        <w:t xml:space="preserve">A need for a mechanistically informed modelling framework for interpreting and predicting the effects of extreme heat on community assemblages (Dan)</w:t>
       </w:r>
     </w:p>
     <w:p>
@@ -536,7 +536,7 @@
         <w:pStyle w:val="BodyText"/>
       </w:pPr>
       <w:r>
-        <w:t xml:space="preserve">Predicting how extreme heat impacts population dynamics and community interactions requires the coupling of physiological, biophysical, population and community ecology models. We argue that such a feat is becoming increasingly more tangible and will provide powerful new ways of predicting how extreme heat shapes community dynamics. Physiological models can now be seamlessly integrated with biophysical models of heat and mass exchange to characterise organismal body temperatures and simulate the effects of extreme heat events on the entire life cycle of species within communities</w:t>
+        <w:t xml:space="preserve">Predicting how extreme heat impacts population dynamics and community interactions requires the coupling of biophysical, physiological, population and community ecology models. We argue that such a feat is becoming increasingly more tangible and will provide powerful new ways of predicting how extreme heat shapes community dynamics. Physiological models can now be seamlessly integrated with biophysical models of heat and mass exchange to characterise organismal body temperatures and simulate the effects of extreme heat events on the entire life cycle of species within communities</w:t>
       </w:r>
       <w:r>
         <w:t xml:space="preserve"> </w:t>
@@ -610,33 +610,17 @@
         <w:t xml:space="preserve"> </w:t>
       </w:r>
       <w:r>
-        <w:t xml:space="preserve">will be relative to the biology of the organism in question. Nonetheless, our framework can capture these complexities and be extended to incorporate other, diverse interactions. We highlight the immense opportunities such an integration may provide through a greater understanding of the ways in which extreme heat stress manifests across species and by elucidating more clearly how and why interactions among species can change with implications for natural and agricultural systems, food security and ecosystem services. We discuss the challenges of applying such an integrated modelling framework moving forward and how it can be extended to include other critical features that capture evolutionary change and plasticity in response to extreme heat.</w:t>
+        <w:t xml:space="preserve">will be relative to the biology of the organism in question. Our framework can capture these complexities and be extended to incorporate other, diverse interactions. We highlight the immense opportunities such an integration may provide through a greater understanding of the ways in which extreme heat stress manifests across species and by elucidating more clearly how and why interactions among species can change, with implications for natural and agricultural systems, food security and ecosystem services. We discuss the challenges of applying such an integrated modelling framework and how it can incorporate other critical features that capture evolutionary change and plasticity in response to extreme heat.</w:t>
       </w:r>
     </w:p>
     <w:bookmarkEnd w:id="21"/>
-    <w:bookmarkStart w:id="22" w:name="X4209415c0137b038f4a3ce52e60f7db062b8bff"/>
+    <w:bookmarkStart w:id="22" w:name="X2b97b971c201f11017c10c1d6e4dbfd69043166"/>
     <w:p>
       <w:pPr>
         <w:pStyle w:val="Heading1"/>
       </w:pPr>
       <w:r>
-        <w:t xml:space="preserve">Models for predicting community wide</w:t>
-      </w:r>
-      <w:r>
-        <w:t xml:space="preserve"> </w:t>
-      </w:r>
-      <w:r>
-        <w:rPr>
-          <w:i/>
-          <w:iCs/>
-        </w:rPr>
-        <w:t xml:space="preserve">exposure</w:t>
-      </w:r>
-      <w:r>
-        <w:t xml:space="preserve"> </w:t>
-      </w:r>
-      <w:r>
-        <w:t xml:space="preserve">to extreme heat: Biophysics to the rescue!</w:t>
+        <w:t xml:space="preserve">A systems-modelling approach to modelling biotic impacts of heatwaves</w:t>
       </w:r>
     </w:p>
     <w:p>
@@ -644,65 +628,99 @@
         <w:pStyle w:val="FirstParagraph"/>
       </w:pPr>
       <w:r>
+        <w:rPr>
+          <w:b/>
+          <w:bCs/>
+        </w:rPr>
+        <w:t xml:space="preserve">?@fig-fig1</w:t>
+      </w:r>
+      <w:r>
+        <w:t xml:space="preserve"> </w:t>
+      </w:r>
+      <w:r>
+        <w:t xml:space="preserve">illustrates how a systems-modelling approach to understanding heatwave impacts can be achieved scaling from the level of the atmosphere to microclimate, and from individuals to populations and communities. Ultimately the impacts of extreme heat events on a community are driven by responses of individuals. Therefore, to understand extreme heat impacts on a community of organisms we must characterise the proximal thermal environments – the</w:t>
+      </w:r>
+      <w:r>
+        <w:t xml:space="preserve"> </w:t>
+      </w:r>
+      <w:r>
+        <w:t xml:space="preserve">‘</w:t>
+      </w:r>
+      <w:r>
+        <w:t xml:space="preserve">microclimates</w:t>
+      </w:r>
+      <w:r>
+        <w:t xml:space="preserve">’</w:t>
+      </w:r>
+      <w:r>
+        <w:t xml:space="preserve"> </w:t>
+      </w:r>
+      <w:r>
+        <w:t xml:space="preserve">– experienced by individuals of different species under a given atmospheric event, which can vary dramatically both vertically and horizontally at a given time. These microclimates must then be translated into physiological and behavioural responses, including the processes of thermal damage and repair, and how individuals mitigate their exposure to extreme heat through habitat selection and other behaviours. Dynamic energy budgets translate these individual responses into growth and reproduction trajectories across life cycles to drive population and community models of the resulting interactions. In the next sections we outline new developments in how we model all the components in</w:t>
+      </w:r>
+      <w:r>
+        <w:t xml:space="preserve"> </w:t>
+      </w:r>
+      <w:r>
+        <w:rPr>
+          <w:b/>
+          <w:bCs/>
+        </w:rPr>
+        <w:t xml:space="preserve">?@fig-fig1</w:t>
+      </w:r>
+      <w:r>
+        <w:t xml:space="preserve"> </w:t>
+      </w:r>
+      <w:r>
+        <w:t xml:space="preserve">such that a truly systems-based approach to modelling biotic impacts of heatwaves is now possible.</w:t>
+      </w:r>
+    </w:p>
+    <w:bookmarkEnd w:id="22"/>
+    <w:bookmarkStart w:id="23" w:name="Xbb8a3512749f7fb1c67948ca8a2ad003fcd6253"/>
+    <w:p>
+      <w:pPr>
+        <w:pStyle w:val="Heading1"/>
+      </w:pPr>
+      <w:r>
+        <w:t xml:space="preserve">The current climate of extreme weather modelling</w:t>
+      </w:r>
+    </w:p>
+    <w:bookmarkEnd w:id="23"/>
+    <w:bookmarkStart w:id="24" w:name="X4da05dea4acdb2054c1e59c2f12913febac8a0c"/>
+    <w:p>
+      <w:pPr>
+        <w:pStyle w:val="Heading1"/>
+      </w:pPr>
+      <w:r>
+        <w:t xml:space="preserve">From weather to microclimates: predicting community wide exposure to extreme heat</w:t>
+      </w:r>
+    </w:p>
+    <w:bookmarkEnd w:id="24"/>
+    <w:bookmarkStart w:id="25" w:name="X5a6e6d313f4187bfc77082e5e5979262b26b081"/>
+    <w:p>
+      <w:pPr>
+        <w:pStyle w:val="Heading1"/>
+      </w:pPr>
+      <w:r>
+        <w:t xml:space="preserve">Translating exposure to organism temperature: biophysics to the rescue!</w:t>
+      </w:r>
+    </w:p>
+    <w:p>
+      <w:pPr>
+        <w:pStyle w:val="FirstParagraph"/>
+      </w:pPr>
+      <w:r>
         <w:t xml:space="preserve">Understanding the impacts of extreme heat on a community of organisms requires that we estimate and predict the thermal environment that organisms actually experience in nature and the ways in which they mitigate their exposure to extreme heat. Climate modelling and weather event forecasting has historically been achieved through General Circulation Models – large partial differential equation networks of atmospheric, oceanic and biospheric energy and mass exchange processes – coded in fast but inflexible languages like Fortran and C. The emergence of the Julia language for scientific computing has created an opportunity to rebuild climate models in a more modular manner allowing easier interfacing between discipline-specific models and easier integration of the massive emerging power of AI for data assimilation and machine learning. Well-established models are now available to integrate information about atmospheric conditions and habitat (topography, vegetation structure, soil/substrate properties) into microclimates and then translate microclimates into trait-mediated (behaviour, morphology, physiology) body temperature through the principles of biophysical ecology. Elaborate … emphasise how very different trajectories of body temperature can arise from the same atmospheric events due to position in the habitat, morphological and physiological traits (endothermy, evaporative cooling capacity, etc.), and behavioural responses. Link this later to how it can be applied to infer differential exposure of members of a community to predict relative exposure with different degrees of detail (from rank-order stress exposure to hourly trajecto</w:t>
       </w:r>
     </w:p>
-    <w:bookmarkEnd w:id="22"/>
-    <w:bookmarkStart w:id="24" w:name="Xd22b977f88f0add426f49399196084251b1e16e"/>
+    <w:bookmarkEnd w:id="25"/>
+    <w:bookmarkStart w:id="27" w:name="Xd22b977f88f0add426f49399196084251b1e16e"/>
     <w:p>
       <w:pPr>
         <w:pStyle w:val="Heading1"/>
       </w:pPr>
       <w:r>
-        <w:t xml:space="preserve">Capturing the balance between physiological</w:t>
-      </w:r>
-      <w:r>
-        <w:t xml:space="preserve"> </w:t>
-      </w:r>
-      <w:r>
-        <w:rPr>
-          <w:i/>
-          <w:iCs/>
-        </w:rPr>
-        <w:t xml:space="preserve">damage</w:t>
-      </w:r>
-      <w:r>
-        <w:t xml:space="preserve"> </w:t>
-      </w:r>
-      <w:r>
-        <w:t xml:space="preserve">and</w:t>
-      </w:r>
-      <w:r>
-        <w:t xml:space="preserve"> </w:t>
-      </w:r>
-      <w:r>
-        <w:rPr>
-          <w:i/>
-          <w:iCs/>
-        </w:rPr>
-        <w:t xml:space="preserve">repair</w:t>
-      </w:r>
-      <w:r>
-        <w:t xml:space="preserve"> </w:t>
-      </w:r>
-      <w:r>
-        <w:t xml:space="preserve">to predict multi-species thermal</w:t>
-      </w:r>
-      <w:r>
-        <w:t xml:space="preserve"> </w:t>
-      </w:r>
-      <w:r>
-        <w:rPr>
-          <w:i/>
-          <w:iCs/>
-        </w:rPr>
-        <w:t xml:space="preserve">sensitivity</w:t>
-      </w:r>
-      <w:r>
-        <w:t xml:space="preserve"> </w:t>
-      </w:r>
-      <w:r>
-        <w:t xml:space="preserve">(Dan, Adrienne)</w:t>
+        <w:t xml:space="preserve">Capturing the balance between physiological damage and repair to predict multi-species thermal sensitivity (Dan, Adrienne)</w:t>
       </w:r>
     </w:p>
     <w:p>
@@ -875,7 +893,7 @@
         <w:t xml:space="preserve"> </w:t>
       </w:r>
       <w:r>
-        <w:t xml:space="preserve">also show that reproductive sensitivity was higher than mortality with heat injury accumulating faster to impact productivity earlier than survival. TLS theory has also been shown to apply well to photosynthetic function in plants</w:t>
+        <w:t xml:space="preserve">also show that reproductive sensitivity can be higher than mortality with heat injury accumulating faster to impact productivity earlier than survival. TLS theory has also been shown to apply well to photosynthetic function in plants</w:t>
       </w:r>
       <w:r>
         <w:t xml:space="preserve"> </w:t>
@@ -924,7 +942,7 @@
         <w:t xml:space="preserve">[11,12,24]</w:t>
       </w:r>
       <w:r>
-        <w:t xml:space="preserve">. A number of approaches can be used to capture the accumulation of damage</w:t>
+        <w:t xml:space="preserve">. Several approaches can be used to capture the accumulation of damage</w:t>
       </w:r>
       <w:r>
         <w:t xml:space="preserve"> </w:t>
@@ -959,7 +977,7 @@
       <w:pPr>
         <w:pStyle w:val="BodyText"/>
       </w:pPr>
-      <w:bookmarkStart w:id="23" w:name="eq-hi"/>
+      <w:bookmarkStart w:id="26" w:name="eq-hi"/>
       <m:oMathPara>
         <m:oMathParaPr>
           <m:jc m:val="center"/>
@@ -1231,7 +1249,7 @@
           </m:d>
         </m:oMath>
       </m:oMathPara>
-      <w:bookmarkEnd w:id="23"/>
+      <w:bookmarkEnd w:id="26"/>
     </w:p>
     <w:p>
       <w:pPr>
@@ -1249,7 +1267,7 @@
         <w:t xml:space="preserve"> </w:t>
       </w:r>
       <w:r>
-        <w:t xml:space="preserve">summaries heat injures (HI) sustained across time,</w:t>
+        <w:t xml:space="preserve">summarizes heat injures (HI) sustained across time,</w:t>
       </w:r>
       <w:r>
         <w:t xml:space="preserve"> </w:t>
@@ -1389,16 +1407,26 @@
         </m:r>
       </m:oMath>
       <w:r>
-        <w:t xml:space="preserve">). Once an organism accumulates damage to reach a given threshold the endpoint has been reached. While the process of repair can decoupled from damage and integrated within these models thermal sensitivity already captures aspects of the repair process. Modelling the intricate balance between damage and repair for a suite of different species can help identify susceptible species, life stages and tissues that are most at risk from extreme heat events which allow for more accurate predictions of the varying sensitivity of species across a community.</w:t>
-      </w:r>
-    </w:p>
-    <w:bookmarkEnd w:id="24"/>
-    <w:bookmarkStart w:id="25" w:name="X709d9ec1b3c8fb9d05ea9ded451dca156568e07"/>
+        <w:t xml:space="preserve">). Once an organism accumulates damage to reach a given threshold the endpoint has been reached. While the process of repair can be decoupled from damage and integrated within these models thermal sensitivity already captures aspects of the repair process. Modelling the intricate balance between damage and repair for a suite of different species can help identify susceptible species, life stages and tissues that are most at risk from extreme heat events which allow for more accurate predictions of the varying sensitivity of species across a community.</w:t>
+      </w:r>
+    </w:p>
+    <w:bookmarkEnd w:id="27"/>
+    <w:bookmarkStart w:id="28" w:name="X26e2617c7557035eb826bdba0aa1bfc30f8def3"/>
     <w:p>
       <w:pPr>
         <w:pStyle w:val="Heading1"/>
       </w:pPr>
       <w:r>
+        <w:t xml:space="preserve">Sensitivity to extreme heat is mediated by environmental feedbacks</w:t>
+      </w:r>
+    </w:p>
+    <w:bookmarkEnd w:id="28"/>
+    <w:bookmarkStart w:id="29" w:name="X709d9ec1b3c8fb9d05ea9ded451dca156568e07"/>
+    <w:p>
+      <w:pPr>
+        <w:pStyle w:val="Heading1"/>
+      </w:pPr>
+      <w:r>
         <w:t xml:space="preserve">Community interactions that can shape thermal sensitivity in plants and animals</w:t>
       </w:r>
     </w:p>
@@ -1644,8 +1672,8 @@
         <w:t xml:space="preserve">. However, comprehensive models with high prediction powers for plant microbe interactions are still lacking, which hampers our understanding of the heat tolerance in plants and microorganisms.</w:t>
       </w:r>
     </w:p>
-    <w:bookmarkEnd w:id="25"/>
-    <w:bookmarkStart w:id="26" w:name="Xf7a8b061298c769a249e4cfc121bdb94e09ce12"/>
+    <w:bookmarkEnd w:id="29"/>
+    <w:bookmarkStart w:id="30" w:name="Xf7a8b061298c769a249e4cfc121bdb94e09ce12"/>
     <w:p>
       <w:pPr>
         <w:pStyle w:val="Heading1"/>
@@ -1659,7 +1687,7 @@
         <w:pStyle w:val="FirstParagraph"/>
       </w:pPr>
       <w:r>
-        <w:t xml:space="preserve">Dynamic Energy Budget (DEB) models are physiologically (energetically) explicit life-cycle models that predict key life-history transitions, growth, reproduction and survival through time for diverse species</w:t>
+        <w:t xml:space="preserve">Dynamic Energy Budget (DEB) models are physiologically explicit life-cycle models of energy and mass uptake and conversion that predict key life-history transitions, growth, reproduction and survival through time for diverse species</w:t>
       </w:r>
       <w:r>
         <w:t xml:space="preserve"> </w:t>
@@ -1677,7 +1705,7 @@
         <w:t xml:space="preserve">[20]</w:t>
       </w:r>
       <w:r>
-        <w:t xml:space="preserve">. DEB models can translate short-term variation in factors, such as temperature, toxins (e.g., toxicants,</w:t>
+        <w:t xml:space="preserve">. DEB models can translate short-term (hourly) variation in factors, such as temperature, toxins (e.g., toxicants,</w:t>
       </w:r>
       <w:r>
         <w:t xml:space="preserve"> </w:t>
@@ -1698,7 +1726,7 @@
         <w:t xml:space="preserve"> </w:t>
       </w:r>
       <w:r>
-        <w:t xml:space="preserve">to understand how they affect development, growth, reproduction and survival</w:t>
+        <w:t xml:space="preserve">into long-term (days, months, years) effects on development, growth, reproduction and survival</w:t>
       </w:r>
       <w:r>
         <w:t xml:space="preserve"> </w:t>
@@ -1707,7 +1735,7 @@
         <w:t xml:space="preserve">[17,20]</w:t>
       </w:r>
       <w:r>
-        <w:t xml:space="preserve">. DEB theory, combined with biophysical models more generally, also allow the full water budget to be computed to account for heat stress impacts of a hydric nature, and computes obligate heat production of metabolism to feed back to the calculation of body temperature</w:t>
+        <w:t xml:space="preserve">. DEB theory, when combined with biophysical models more generally, allows the full water budget to be computed to account for heat stress impacts of a hydric nature, and computes obligate heat production of metabolism to feed back to the calculation of body temperature</w:t>
       </w:r>
       <w:r>
         <w:t xml:space="preserve"> </w:t>
@@ -1716,7 +1744,7 @@
         <w:t xml:space="preserve">[20]</w:t>
       </w:r>
       <w:r>
-        <w:t xml:space="preserve">. Perhaps most importantly, DEB theory calculates the life cycle trajectory and so can account for the effects of timing of heat wave impacts relative to life stage. Applied to multi-species assemblages, DEB models can capture how different species life-cycles are impacted by heat and interact with each other to predict how traits such as birth, age at maturity, reproductive events, energy flow and lifespan vary across species. While DEB models are parameter rich, key parameters have been estimated for &gt; 3000 species already</w:t>
+        <w:t xml:space="preserve">. Perhaps most importantly, DEB theory calculates the life cycle trajectory and so can account for the effects of timing of heat wave impacts relative to life stage. Applied to multi-species assemblages, DEB models can capture how different species’ life-cycles are impacted by heat and interact with each other to predict how traits such as birth, age at maturity, reproductive events, energy flow and lifespan vary across species. While DEB models are parameter rich, key parameters have been estimated for &gt; 5000 species already</w:t>
       </w:r>
       <w:r>
         <w:t xml:space="preserve"> </w:t>
@@ -1759,8 +1787,8 @@
         <w:t xml:space="preserve">allow for simulations of life-cycles using parameters for diverse species. From these models key outputs on organisms such as body mass and size, reproductive success and events, along with survival can be used to parameterise vital rates needed for population and community models.</w:t>
       </w:r>
     </w:p>
-    <w:bookmarkEnd w:id="26"/>
-    <w:bookmarkStart w:id="27" w:name="Xbdb3df2871e98d114a1e4e74a52caa28253dc0c"/>
+    <w:bookmarkEnd w:id="30"/>
+    <w:bookmarkStart w:id="31" w:name="Xbdb3df2871e98d114a1e4e74a52caa28253dc0c"/>
     <w:p>
       <w:pPr>
         <w:pStyle w:val="Heading1"/>
@@ -2103,8 +2131,8 @@
         <w:t xml:space="preserve">[72]</w:t>
       </w:r>
     </w:p>
-    <w:bookmarkEnd w:id="27"/>
-    <w:bookmarkStart w:id="33" w:name="Xe7540e51cb84d29e47d083817996607ca5f8009"/>
+    <w:bookmarkEnd w:id="31"/>
+    <w:bookmarkStart w:id="37" w:name="Xe7540e51cb84d29e47d083817996607ca5f8009"/>
     <w:p>
       <w:pPr>
         <w:pStyle w:val="Heading1"/>
@@ -2186,7 +2214,7 @@
         <w:t xml:space="preserve">If uncertain about adding a sentence to the link to the models above, that’s ok, Dan, Mike, Margie and Belinda can add.</w:t>
       </w:r>
     </w:p>
-    <w:bookmarkStart w:id="28" w:name="X1b136e3eae891c477bc728d2597e572ca649eaa"/>
+    <w:bookmarkStart w:id="32" w:name="X1b136e3eae891c477bc728d2597e572ca649eaa"/>
     <w:p>
       <w:pPr>
         <w:pStyle w:val="Heading3"/>
@@ -2325,8 +2353,8 @@
         <w:t xml:space="preserve">. The paper provides a framework for modelling soil plant interactions</w:t>
       </w:r>
     </w:p>
-    <w:bookmarkEnd w:id="28"/>
-    <w:bookmarkStart w:id="29" w:name="X24738ef4513767bb724ce8804ac017259eaf2ee"/>
+    <w:bookmarkEnd w:id="32"/>
+    <w:bookmarkStart w:id="33" w:name="X24738ef4513767bb724ce8804ac017259eaf2ee"/>
     <w:p>
       <w:pPr>
         <w:pStyle w:val="Heading3"/>
@@ -2335,8 +2363,8 @@
         <w:t xml:space="preserve">Water availability can impact thermal sensitivity of plants and animals (Brendan)</w:t>
       </w:r>
     </w:p>
-    <w:bookmarkEnd w:id="29"/>
-    <w:bookmarkStart w:id="30" w:name="X1934a01dca617640c62902cb6b54ad742133dfc"/>
+    <w:bookmarkEnd w:id="33"/>
+    <w:bookmarkStart w:id="34" w:name="X1934a01dca617640c62902cb6b54ad742133dfc"/>
     <w:p>
       <w:pPr>
         <w:pStyle w:val="Heading3"/>
@@ -2428,8 +2456,8 @@
         <w:t xml:space="preserve">also found that different life-stages were affected differently by heat stress, with adults being more thermally tolerant than early developmental stages emphasising the need for models to capture such variation. However, such findings do not incorporate acclimation to heat stress or different microhabitat choice by the different species, which are both likely to be important for predicting the impacts of heat stress on community structure. It also ignores how interspecific interactions between competing aphid species will also likely mediate species abundance. It would be worth while integrating thermal tolerance landscapes with ecological models that capture interspecific interactions to better predict how heat stress will affect community structure.</w:t>
       </w:r>
     </w:p>
-    <w:bookmarkEnd w:id="30"/>
-    <w:bookmarkStart w:id="31" w:name="Xdbc91e02dcd505372e716f3d2147fb46ffba4bf"/>
+    <w:bookmarkEnd w:id="34"/>
+    <w:bookmarkStart w:id="35" w:name="Xdbc91e02dcd505372e716f3d2147fb46ffba4bf"/>
     <w:p>
       <w:pPr>
         <w:pStyle w:val="Heading3"/>
@@ -2455,8 +2483,8 @@
         <w:t xml:space="preserve">. Connects heat tolerance to population matrix models. And, shows acclimation responses (heat hardening).</w:t>
       </w:r>
     </w:p>
-    <w:bookmarkEnd w:id="31"/>
-    <w:bookmarkStart w:id="32" w:name="X1f820984f57b727edc20965138ee13069f96c01"/>
+    <w:bookmarkEnd w:id="35"/>
+    <w:bookmarkStart w:id="36" w:name="X1f820984f57b727edc20965138ee13069f96c01"/>
     <w:p>
       <w:pPr>
         <w:pStyle w:val="Heading3"/>
@@ -2465,192 +2493,267 @@
         <w:t xml:space="preserve">Phenology and activity pattern shifts mediating interactions (James?)</w:t>
       </w:r>
     </w:p>
-    <w:bookmarkEnd w:id="32"/>
-    <w:bookmarkEnd w:id="33"/>
-    <w:bookmarkStart w:id="34" w:name="Xf9650dc0ea0b351fc010b34968d2cf3bde51c90"/>
-    <w:p>
-      <w:pPr>
-        <w:pStyle w:val="Heading1"/>
-      </w:pPr>
-      <w:r>
-        <w:t xml:space="preserve">Interacting species interacting with people: social-ecological systems (Steven and Xuemei) (~300-500 words)</w:t>
-      </w:r>
-    </w:p>
-    <w:p>
-      <w:pPr>
-        <w:pStyle w:val="FirstParagraph"/>
-      </w:pPr>
-      <w:r>
-        <w:t xml:space="preserve">Thermal stress to ecosystems may threaten the services those ecosystems provide to people</w:t>
-      </w:r>
-      <w:r>
-        <w:t xml:space="preserve"> </w:t>
-      </w:r>
-      <w:r>
-        <w:t xml:space="preserve">[76]</w:t>
-      </w:r>
-      <w:r>
-        <w:t xml:space="preserve">. For example, loss of output from production ecosystems will have substantial economic consequences for the local area. Degradation of natural ecosystems may affect their regulating services, such as flood mitigation, affecting nearby areas. Impacts on cultural services may be severe for communities that are closely connected to a landscape.</w:t>
-      </w:r>
-    </w:p>
-    <w:p>
-      <w:pPr>
-        <w:pStyle w:val="BodyText"/>
-      </w:pPr>
-      <w:r>
-        <w:t xml:space="preserve">In turn, people may respond to thermal risks to ecosystems in a variety of ways. For example, farmers or ecosystem managers may introduce new species or alter management practices; partial loss of ecosystems may lead farmers to farm remaining production ecosystems more intensively; and thermal stress may lead people to leave those areas where the stress is occurring, potentially leaving remaining communities more vulnerable to the impacts of thermal stress</w:t>
-      </w:r>
-      <w:r>
-        <w:t xml:space="preserve"> </w:t>
-      </w:r>
-      <w:r>
-        <w:t xml:space="preserve">[77]</w:t>
-      </w:r>
-      <w:r>
-        <w:t xml:space="preserve">. Thermal stressors may even influence producers’ psychological beliefs about their level of control over land management, and perceived resources available for management practices</w:t>
-      </w:r>
-      <w:r>
-        <w:t xml:space="preserve"> </w:t>
-      </w:r>
-      <w:r>
-        <w:t xml:space="preserve">[78]</w:t>
-      </w:r>
-      <w:r>
-        <w:t xml:space="preserve">. Thermal risks to ecosystems may also precipitate declines in individual wellbeing, and these consequences may accrue differently across regions and across peoples</w:t>
-      </w:r>
-      <w:r>
-        <w:t xml:space="preserve"> </w:t>
-      </w:r>
-      <w:r>
-        <w:t xml:space="preserve">[79]</w:t>
-      </w:r>
-      <w:r>
-        <w:t xml:space="preserve">, and compound or accelerate the prior responses. Many of these impacts and responses, however, are poorly understood.</w:t>
-      </w:r>
-    </w:p>
-    <w:p>
-      <w:pPr>
-        <w:pStyle w:val="BodyText"/>
-      </w:pPr>
-      <w:r>
-        <w:t xml:space="preserve">The impacts of thermal stress on ecosystems can affect not only nearby communities but also human dominant systems such as cities far away from the affected ecosystems. Cities are human dominant complex systems that are intrinsically connected to and relying on other regions to maintain their functionality</w:t>
-      </w:r>
-      <w:r>
-        <w:t xml:space="preserve"> </w:t>
-      </w:r>
-      <w:r>
-        <w:t xml:space="preserve">[80,81]</w:t>
-      </w:r>
-      <w:r>
-        <w:t xml:space="preserve">. On the other hand, adapting thermal risks in upper stream producers may also be influenced by the perception and behaviour of downstream consumers</w:t>
-      </w:r>
-      <w:r>
-        <w:t xml:space="preserve"> </w:t>
-      </w:r>
-      <w:r>
-        <w:t xml:space="preserve">[82]</w:t>
-      </w:r>
-      <w:r>
-        <w:t xml:space="preserve">. The cascading</w:t>
-      </w:r>
-      <w:r>
-        <w:t xml:space="preserve"> </w:t>
-      </w:r>
-      <w:r>
-        <w:t xml:space="preserve">[83]</w:t>
-      </w:r>
-      <w:r>
-        <w:t xml:space="preserve"> </w:t>
-      </w:r>
-      <w:r>
-        <w:t xml:space="preserve">and telecoupled</w:t>
-      </w:r>
-      <w:r>
-        <w:t xml:space="preserve"> </w:t>
-      </w:r>
-      <w:r>
-        <w:t xml:space="preserve">[84]</w:t>
-      </w:r>
-      <w:r>
-        <w:t xml:space="preserve"> </w:t>
-      </w:r>
-      <w:r>
-        <w:t xml:space="preserve">impacts on urban systems can be manifested through multiple ways. For example, extreme heat stress may affect essential ecosystem services such as food production (ref), which can in turn affect price and access to food to people living in urban centers, with financial, economic and health consequences. The impacts on local communities could lead to loss of livelihood, which forms a pressure that push rural people to migrate to cities</w:t>
-      </w:r>
-      <w:r>
-        <w:t xml:space="preserve"> </w:t>
-      </w:r>
-      <w:r>
-        <w:t xml:space="preserve">[85]</w:t>
-      </w:r>
-      <w:r>
-        <w:t xml:space="preserve">. These external pressures will interact with a system that is already constraint by multiple stressors, including direct impacts imposed by extreme heat and other aspects of clime change- to maintaining its normal functionality and the health and wellbeing of its citizens. If sufficiently widespread, economic and political destabilisation may occur as already observed in other parts of the world</w:t>
-      </w:r>
-      <w:r>
-        <w:t xml:space="preserve"> </w:t>
-      </w:r>
-      <w:r>
-        <w:t xml:space="preserve">[86]</w:t>
-      </w:r>
-      <w:r>
-        <w:t xml:space="preserve">, which could in turn affect the management of the original ecosystems.</w:t>
-      </w:r>
-    </w:p>
-    <w:p>
-      <w:pPr>
-        <w:pStyle w:val="BodyText"/>
-      </w:pPr>
-      <w:r>
-        <w:t xml:space="preserve">Understand these relationships between people and nature requires adopting a social-ecological systems perspective, where people and nature are interdependent and intertwined</w:t>
-      </w:r>
-      <w:r>
-        <w:t xml:space="preserve"> </w:t>
-      </w:r>
-      <w:r>
-        <w:t xml:space="preserve">[87]</w:t>
-      </w:r>
-      <w:r>
-        <w:t xml:space="preserve">. Social-ecological models aim to capture the social systems, natural systems and their interactions</w:t>
-      </w:r>
-      <w:r>
-        <w:t xml:space="preserve"> </w:t>
-      </w:r>
-      <w:r>
-        <w:t xml:space="preserve">[88]</w:t>
-      </w:r>
-      <w:r>
-        <w:t xml:space="preserve">. Such models can display non-trivial emergent behaviour resulting from complex interactions within the social-ecological systems. For example, responding to decreased productivity from thermal stress by farming more intensively could lead to a maladaptation or</w:t>
-      </w:r>
-      <w:r>
-        <w:t xml:space="preserve"> </w:t>
-      </w:r>
-      <w:r>
-        <w:t xml:space="preserve">‘</w:t>
-      </w:r>
-      <w:r>
-        <w:t xml:space="preserve">lock-in</w:t>
-      </w:r>
-      <w:r>
-        <w:t xml:space="preserve">’</w:t>
-      </w:r>
-      <w:r>
-        <w:t xml:space="preserve"> </w:t>
-      </w:r>
-      <w:r>
-        <w:t xml:space="preserve">from which it is difficult to escape</w:t>
-      </w:r>
-      <w:r>
-        <w:t xml:space="preserve"> </w:t>
-      </w:r>
-      <w:r>
-        <w:t xml:space="preserve">[89]</w:t>
-      </w:r>
-      <w:r>
-        <w:t xml:space="preserve">.</w:t>
-      </w:r>
-    </w:p>
-    <w:bookmarkEnd w:id="34"/>
-    <w:bookmarkStart w:id="35" w:name="X42ca7aa69937316dee7b1e100d4320aa777518f"/>
+    <w:tbl>
+      <w:tblPr>
+        <w:tblStyle w:val="Table"/>
+        <w:tblLook w:firstRow="0" w:lastRow="0" w:firstColumn="0" w:lastColumn="0" w:noHBand="0" w:noVBand="0" w:val="0000"/>
+        <w:tblBorders>
+          <w:left w:val="single" w:sz="24" w:space="0" w:color="0758E5"/>
+        </w:tblBorders>
+        <w:tblCellMar>
+          <w:left w:w="0" w:type="dxa"/>
+          <w:right w:w="0" w:type="dxa"/>
+        </w:tblCellMar>
+        <w:tblInd w:w="164" w:type="dxa"/>
+      </w:tblPr>
+      <w:tr>
+        <w:trPr>
+          <w:cantSplit/>
+        </w:trPr>
+        <w:tc>
+          <w:tcPr>
+            <w:tcMar>
+              <w:left w:w="144" w:type="dxa"/>
+            </w:tcMar>
+          </w:tcPr>
+          <w:p>
+            <w:pPr>
+              <w:pStyle w:val="FirstParagraph"/>
+            </w:pPr>
+            <w:pPr>
+              <w:spacing w:before="16" w:after="64"/>
+            </w:pPr>
+            <w:r>
+              <w:rPr>
+                <w:b/>
+                <w:bCs/>
+              </w:rPr>
+              <w:t xml:space="preserve">Box 1: Interacting species interacting with people: social-ecological systems</w:t>
+            </w:r>
+          </w:p>
+          <w:p>
+            <w:pPr>
+              <w:pStyle w:val="BodyText"/>
+            </w:pPr>
+            <w:pPr>
+              <w:spacing w:before="16"/>
+            </w:pPr>
+            <w:r>
+              <w:t xml:space="preserve">Thermal stress to ecosystems may threaten the services those ecosystems provide to people</w:t>
+            </w:r>
+            <w:r>
+              <w:t xml:space="preserve"> </w:t>
+            </w:r>
+            <w:r>
+              <w:t xml:space="preserve">[76]</w:t>
+            </w:r>
+            <w:r>
+              <w:t xml:space="preserve">. For example, loss of output from production ecosystems will have substantial economic consequences for the local area. Degradation of natural ecosystems may affect their regulating services, such as flood mitigation, affecting nearby areas. Impacts on cultural services may be severe for communities that are closely connected to a landscape.</w:t>
+            </w:r>
+          </w:p>
+          <w:p>
+            <w:pPr>
+              <w:pStyle w:val="BodyText"/>
+            </w:pPr>
+            <w:r>
+              <w:t xml:space="preserve">In turn, people may respond to thermal risks to ecosystems in a variety of ways. For example, farmers or ecosystem managers may introduce new species or alter management practices; partial loss of ecosystems may lead farmers to farm remaining production ecosystems more intensively; and thermal stress may lead people to leave those areas where the stress is occurring, potentially leaving remaining communities more vulnerable to the impacts of thermal stress</w:t>
+            </w:r>
+            <w:r>
+              <w:t xml:space="preserve"> </w:t>
+            </w:r>
+            <w:r>
+              <w:t xml:space="preserve">[77]</w:t>
+            </w:r>
+            <w:r>
+              <w:t xml:space="preserve">. Thermal stressors may even influence producers’ psychological beliefs about their level of control over land management, and perceived resources available for management practices</w:t>
+            </w:r>
+            <w:r>
+              <w:t xml:space="preserve"> </w:t>
+            </w:r>
+            <w:r>
+              <w:t xml:space="preserve">[78]</w:t>
+            </w:r>
+            <w:r>
+              <w:t xml:space="preserve">. Thermal risks to ecosystems may also precipitate declines in individual wellbeing, and these consequences may accrue differently across regions and across peoples</w:t>
+            </w:r>
+            <w:r>
+              <w:t xml:space="preserve"> </w:t>
+            </w:r>
+            <w:r>
+              <w:t xml:space="preserve">[79]</w:t>
+            </w:r>
+            <w:r>
+              <w:t xml:space="preserve">, and compound or accelerate the prior responses. Many of these impacts and responses, however, are poorly understood.</w:t>
+            </w:r>
+          </w:p>
+          <w:p>
+            <w:pPr>
+              <w:pStyle w:val="BodyText"/>
+            </w:pPr>
+            <w:r>
+              <w:t xml:space="preserve">The impacts of thermal stress on ecosystems can affect not only nearby communities but also human dominant systems such as cities far away from the affected ecosystems. Cities are human dominant complex systems that are intrinsically connected to and relying on other regions to maintain their functionality</w:t>
+            </w:r>
+            <w:r>
+              <w:t xml:space="preserve"> </w:t>
+            </w:r>
+            <w:r>
+              <w:t xml:space="preserve">[80,81]</w:t>
+            </w:r>
+            <w:r>
+              <w:t xml:space="preserve">. On the other hand, adapting thermal risks in upper stream producers may also be influenced by the perception and behaviour of downstream consumers</w:t>
+            </w:r>
+            <w:r>
+              <w:t xml:space="preserve"> </w:t>
+            </w:r>
+            <w:r>
+              <w:t xml:space="preserve">[82]</w:t>
+            </w:r>
+            <w:r>
+              <w:t xml:space="preserve">. The cascading</w:t>
+            </w:r>
+            <w:r>
+              <w:t xml:space="preserve"> </w:t>
+            </w:r>
+            <w:r>
+              <w:t xml:space="preserve">[83]</w:t>
+            </w:r>
+            <w:r>
+              <w:t xml:space="preserve"> </w:t>
+            </w:r>
+            <w:r>
+              <w:t xml:space="preserve">and telecoupled</w:t>
+            </w:r>
+            <w:r>
+              <w:t xml:space="preserve"> </w:t>
+            </w:r>
+            <w:r>
+              <w:t xml:space="preserve">[84]</w:t>
+            </w:r>
+            <w:r>
+              <w:t xml:space="preserve"> </w:t>
+            </w:r>
+            <w:r>
+              <w:t xml:space="preserve">impacts on urban systems can be manifested through multiple ways. For example, extreme heat stress may affect essential ecosystem services such as food production (ref), which can in turn affect price and access to food to people living in urban centers, with financial, economic and health consequences. The impacts on local communities could lead to loss of livelihood, which forms a pressure that push rural people to migrate to cities</w:t>
+            </w:r>
+            <w:r>
+              <w:t xml:space="preserve"> </w:t>
+            </w:r>
+            <w:r>
+              <w:t xml:space="preserve">[85]</w:t>
+            </w:r>
+            <w:r>
+              <w:t xml:space="preserve">. These external pressures will interact with a system that is already constraint by multiple stressors, including direct impacts imposed by extreme heat and other aspects of clime change- to maintaining its normal functionality and the health and wellbeing of its citizens. If sufficiently widespread, economic and political destabilisation may occur as already observed in other parts of the world</w:t>
+            </w:r>
+            <w:r>
+              <w:t xml:space="preserve"> </w:t>
+            </w:r>
+            <w:r>
+              <w:t xml:space="preserve">[86]</w:t>
+            </w:r>
+            <w:r>
+              <w:t xml:space="preserve">, which could in turn affect the management of the original ecosystems.</w:t>
+            </w:r>
+          </w:p>
+          <w:p>
+            <w:pPr>
+              <w:pStyle w:val="BodyText"/>
+            </w:pPr>
+            <w:r>
+              <w:t xml:space="preserve">Understand these relationships between people and nature requires adopting a social-ecological systems perspective, where people and nature are interdependent and intertwined</w:t>
+            </w:r>
+            <w:r>
+              <w:t xml:space="preserve"> </w:t>
+            </w:r>
+            <w:r>
+              <w:t xml:space="preserve">[87]</w:t>
+            </w:r>
+            <w:r>
+              <w:t xml:space="preserve">. Social-ecological models aim to capture the social systems, natural systems and their interactions</w:t>
+            </w:r>
+            <w:r>
+              <w:t xml:space="preserve"> </w:t>
+            </w:r>
+            <w:r>
+              <w:t xml:space="preserve">[88]</w:t>
+            </w:r>
+            <w:r>
+              <w:t xml:space="preserve">. Such models can display non-trivial emergent behaviour resulting from complex interactions within the social-ecological systems. For example, responding to decreased productivity from thermal stress by farming more intensively could lead to a maladaptation or</w:t>
+            </w:r>
+            <w:r>
+              <w:t xml:space="preserve"> </w:t>
+            </w:r>
+            <w:r>
+              <w:t xml:space="preserve">‘</w:t>
+            </w:r>
+            <w:r>
+              <w:t xml:space="preserve">lock-in</w:t>
+            </w:r>
+            <w:r>
+              <w:t xml:space="preserve">’</w:t>
+            </w:r>
+            <w:r>
+              <w:t xml:space="preserve"> </w:t>
+            </w:r>
+            <w:r>
+              <w:t xml:space="preserve">from which it is difficult to escape</w:t>
+            </w:r>
+            <w:r>
+              <w:t xml:space="preserve"> </w:t>
+            </w:r>
+            <w:r>
+              <w:t xml:space="preserve">[89]</w:t>
+            </w:r>
+            <w:r>
+              <w:t xml:space="preserve">.</w:t>
+            </w:r>
+          </w:p>
+          <w:p>
+            <w:pPr>
+              <w:pStyle w:val="BodyText"/>
+            </w:pPr>
+            <w:pPr>
+              <w:spacing w:after="16"/>
+            </w:pPr>
+            <w:r>
+              <w:t xml:space="preserve">Social-ecological models are conventionally built using process-based modelling frameworks such as agent-based models, dynamical systems models or state-and-transition models</w:t>
+            </w:r>
+            <w:r>
+              <w:t xml:space="preserve"> </w:t>
+            </w:r>
+            <w:r>
+              <w:t xml:space="preserve">[90]</w:t>
+            </w:r>
+            <w:r>
+              <w:t xml:space="preserve">. Process-based approaches are critical to understanding how emergent social-ecological phenomena develop</w:t>
+            </w:r>
+            <w:r>
+              <w:t xml:space="preserve"> </w:t>
+            </w:r>
+            <w:r>
+              <w:t xml:space="preserve">[91]</w:t>
+            </w:r>
+            <w:r>
+              <w:t xml:space="preserve">, such as tipping points, traps or other dynamics. Constructing process-based dynamical models requires knowledge and data about: the biophysical processes, which could be provided by the models from the previous sections; social processes, which could be developed from a combination of behavioural theory and empirical data; and interactions between them in the system of interest. Since obtaining all these data can be challenging, social-ecological modelling is often performed in an exploratory mode</w:t>
+            </w:r>
+            <w:r>
+              <w:t xml:space="preserve"> </w:t>
+            </w:r>
+            <w:r>
+              <w:t xml:space="preserve">[92]</w:t>
+            </w:r>
+            <w:r>
+              <w:t xml:space="preserve"> </w:t>
+            </w:r>
+            <w:r>
+              <w:t xml:space="preserve">to anticipate possible future modes of behaviour, such as the direction of change of human behaviour and environmental state or the risk of emergent phenomena such as tipping points, rather than trying to predict specific outcomes.</w:t>
+            </w:r>
+          </w:p>
+        </w:tc>
+      </w:tr>
+    </w:tbl>
+    <w:bookmarkEnd w:id="36"/>
+    <w:bookmarkEnd w:id="37"/>
+    <w:bookmarkStart w:id="38" w:name="X42ca7aa69937316dee7b1e100d4320aa777518f"/>
     <w:p>
       <w:pPr>
         <w:pStyle w:val="Heading1"/>
@@ -2790,8 +2893,8 @@
         <w:t xml:space="preserve">Conservation (Adrienne?)</w:t>
       </w:r>
     </w:p>
-    <w:bookmarkEnd w:id="35"/>
-    <w:bookmarkStart w:id="41" w:name="X78b08fde953bb9dcb9bb22555137d822070b4a9"/>
+    <w:bookmarkEnd w:id="38"/>
+    <w:bookmarkStart w:id="44" w:name="X78b08fde953bb9dcb9bb22555137d822070b4a9"/>
     <w:p>
       <w:pPr>
         <w:pStyle w:val="Heading1"/>
@@ -2800,7 +2903,7 @@
         <w:t xml:space="preserve">Future directions: modelling challenges, gaps and possible solutions</w:t>
       </w:r>
     </w:p>
-    <w:bookmarkStart w:id="36" w:name="Xfdf6778d6c1a7f88e581fd361ab93058637952f"/>
+    <w:bookmarkStart w:id="39" w:name="Xfdf6778d6c1a7f88e581fd361ab93058637952f"/>
     <w:p>
       <w:pPr>
         <w:pStyle w:val="Heading4"/>
@@ -2816,8 +2919,8 @@
         <w:t xml:space="preserve">: (Mike) Requires lots of information on a given species to model life-cycles, challenges in applying stage-structured populations (metamorphosis) others….Solutions?</w:t>
       </w:r>
     </w:p>
-    <w:bookmarkEnd w:id="36"/>
-    <w:bookmarkStart w:id="37" w:name="X31af800422944976d7563c55da852b974856f47"/>
+    <w:bookmarkEnd w:id="39"/>
+    <w:bookmarkStart w:id="40" w:name="X31af800422944976d7563c55da852b974856f47"/>
     <w:p>
       <w:pPr>
         <w:pStyle w:val="Heading4"/>
@@ -2833,8 +2936,8 @@
         <w:t xml:space="preserve">: We need to understand the genomic, cellular and physiological processes that confer greater thermal tolerance and help prepare organisms for future heat stress events.</w:t>
       </w:r>
     </w:p>
-    <w:bookmarkEnd w:id="37"/>
-    <w:bookmarkStart w:id="38" w:name="Xbb6a1781224964eec5409b3879f03550788dea1"/>
+    <w:bookmarkEnd w:id="40"/>
+    <w:bookmarkStart w:id="41" w:name="Xbb6a1781224964eec5409b3879f03550788dea1"/>
     <w:p>
       <w:pPr>
         <w:pStyle w:val="Heading4"/>
@@ -2850,8 +2953,8 @@
         <w:t xml:space="preserve">: Animals behave. We need to model that. How do changes in behaviour impact interactions with other species and the environment. How might this impact plant productivity (Mike, Dan, DEB models)</w:t>
       </w:r>
     </w:p>
-    <w:bookmarkEnd w:id="38"/>
-    <w:bookmarkStart w:id="39" w:name="X3ed7603d16b77139cf6e8da2c2d8afebe91fdfa"/>
+    <w:bookmarkEnd w:id="41"/>
+    <w:bookmarkStart w:id="42" w:name="X3ed7603d16b77139cf6e8da2c2d8afebe91fdfa"/>
     <w:p>
       <w:pPr>
         <w:pStyle w:val="Heading4"/>
@@ -2863,7 +2966,7 @@
         <w:t xml:space="preserve"> </w:t>
       </w:r>
       <w:r>
-        <w:t xml:space="preserve">[90]</w:t>
+        <w:t xml:space="preserve">[93]</w:t>
       </w:r>
       <w:r>
         <w:t xml:space="preserve"> </w:t>
@@ -2872,8 +2975,8 @@
         <w:t xml:space="preserve">(Ary)</w:t>
       </w:r>
     </w:p>
-    <w:bookmarkEnd w:id="39"/>
-    <w:bookmarkStart w:id="40" w:name="Xf716fb10002f9360210b8203424711763374548"/>
+    <w:bookmarkEnd w:id="42"/>
+    <w:bookmarkStart w:id="43" w:name="Xf716fb10002f9360210b8203424711763374548"/>
     <w:p>
       <w:pPr>
         <w:pStyle w:val="Heading4"/>
@@ -2889,9 +2992,9 @@
         <w:t xml:space="preserve">: We need to understand the trade-offs between thermal tolerance and other traits such as growth rate, reproduction, and competitive ability. It is fine to confer greater thermal tolerance resistance but if this comes at a cost to reproduction, growth or biomass accumulation, then it may not be beneficial. (Dani, James, Brendan)</w:t>
       </w:r>
     </w:p>
-    <w:bookmarkEnd w:id="40"/>
-    <w:bookmarkEnd w:id="41"/>
-    <w:bookmarkStart w:id="133" w:name="references"/>
+    <w:bookmarkEnd w:id="43"/>
+    <w:bookmarkEnd w:id="44"/>
+    <w:bookmarkStart w:id="139" w:name="references"/>
     <w:p>
       <w:pPr>
         <w:pStyle w:val="Heading1"/>
@@ -2900,8 +3003,8 @@
         <w:t xml:space="preserve">References</w:t>
       </w:r>
     </w:p>
-    <w:bookmarkStart w:id="132" w:name="refs"/>
-    <w:bookmarkStart w:id="42" w:name="ref-Barriopedro2023"/>
+    <w:bookmarkStart w:id="138" w:name="refs"/>
+    <w:bookmarkStart w:id="45" w:name="ref-Barriopedro2023"/>
     <w:p>
       <w:pPr>
         <w:pStyle w:val="Bibliography"/>
@@ -2951,8 +3054,8 @@
         <w:t xml:space="preserve">61, e2022RG000780</w:t>
       </w:r>
     </w:p>
-    <w:bookmarkEnd w:id="42"/>
-    <w:bookmarkStart w:id="43" w:name="ref-Aglas-Leitner2024"/>
+    <w:bookmarkEnd w:id="45"/>
+    <w:bookmarkStart w:id="46" w:name="ref-Aglas-Leitner2024"/>
     <w:p>
       <w:pPr>
         <w:pStyle w:val="Bibliography"/>
@@ -2999,8 +3102,8 @@
         <w:t xml:space="preserve">, Copernicus Meetings</w:t>
       </w:r>
     </w:p>
-    <w:bookmarkEnd w:id="43"/>
-    <w:bookmarkStart w:id="44" w:name="ref-Reichstein2007"/>
+    <w:bookmarkEnd w:id="46"/>
+    <w:bookmarkStart w:id="47" w:name="ref-Reichstein2007"/>
     <w:p>
       <w:pPr>
         <w:pStyle w:val="Bibliography"/>
@@ -3050,8 +3153,8 @@
         <w:t xml:space="preserve">13, 634–651</w:t>
       </w:r>
     </w:p>
-    <w:bookmarkEnd w:id="44"/>
-    <w:bookmarkStart w:id="45" w:name="ref-Margalef-Marrase2020"/>
+    <w:bookmarkEnd w:id="47"/>
+    <w:bookmarkStart w:id="48" w:name="ref-Margalef-Marrase2020"/>
     <w:p>
       <w:pPr>
         <w:pStyle w:val="Bibliography"/>
@@ -3101,8 +3204,8 @@
         <w:t xml:space="preserve">26, 3134–3146</w:t>
       </w:r>
     </w:p>
-    <w:bookmarkEnd w:id="45"/>
-    <w:bookmarkStart w:id="46" w:name="ref-Kazenel2024"/>
+    <w:bookmarkEnd w:id="48"/>
+    <w:bookmarkStart w:id="49" w:name="ref-Kazenel2024"/>
     <w:p>
       <w:pPr>
         <w:pStyle w:val="Bibliography"/>
@@ -3146,8 +3249,8 @@
         <w:t xml:space="preserve">Nature</w:t>
       </w:r>
     </w:p>
-    <w:bookmarkEnd w:id="46"/>
-    <w:bookmarkStart w:id="47" w:name="ref-Zhao2017"/>
+    <w:bookmarkEnd w:id="49"/>
+    <w:bookmarkStart w:id="50" w:name="ref-Zhao2017"/>
     <w:p>
       <w:pPr>
         <w:pStyle w:val="Bibliography"/>
@@ -3197,8 +3300,8 @@
         <w:t xml:space="preserve">114, 9326–9331</w:t>
       </w:r>
     </w:p>
-    <w:bookmarkEnd w:id="47"/>
-    <w:bookmarkStart w:id="48" w:name="ref-Tito2018"/>
+    <w:bookmarkEnd w:id="50"/>
+    <w:bookmarkStart w:id="51" w:name="ref-Tito2018"/>
     <w:p>
       <w:pPr>
         <w:pStyle w:val="Bibliography"/>
@@ -3248,8 +3351,8 @@
         <w:t xml:space="preserve">24, e592–e602</w:t>
       </w:r>
     </w:p>
-    <w:bookmarkEnd w:id="48"/>
-    <w:bookmarkStart w:id="49" w:name="ref-Bastos2014"/>
+    <w:bookmarkEnd w:id="51"/>
+    <w:bookmarkStart w:id="52" w:name="ref-Bastos2014"/>
     <w:p>
       <w:pPr>
         <w:pStyle w:val="Bibliography"/>
@@ -3299,8 +3402,8 @@
         <w:t xml:space="preserve">11, 3421–3435</w:t>
       </w:r>
     </w:p>
-    <w:bookmarkEnd w:id="49"/>
-    <w:bookmarkStart w:id="50" w:name="ref-Hesketh2023"/>
+    <w:bookmarkEnd w:id="52"/>
+    <w:bookmarkStart w:id="53" w:name="ref-Hesketh2023"/>
     <w:p>
       <w:pPr>
         <w:pStyle w:val="Bibliography"/>
@@ -3334,8 +3437,8 @@
         <w:t xml:space="preserve">29, 165–178</w:t>
       </w:r>
     </w:p>
-    <w:bookmarkEnd w:id="50"/>
-    <w:bookmarkStart w:id="51" w:name="ref-Martinez2023"/>
+    <w:bookmarkEnd w:id="53"/>
+    <w:bookmarkStart w:id="54" w:name="ref-Martinez2023"/>
     <w:p>
       <w:pPr>
         <w:pStyle w:val="Bibliography"/>
@@ -3379,8 +3482,8 @@
         <w:t xml:space="preserve">J. Appl. Entomol.</w:t>
       </w:r>
     </w:p>
-    <w:bookmarkEnd w:id="51"/>
-    <w:bookmarkStart w:id="52" w:name="ref-Rezende2020"/>
+    <w:bookmarkEnd w:id="54"/>
+    <w:bookmarkStart w:id="55" w:name="ref-Rezende2020"/>
     <w:p>
       <w:pPr>
         <w:pStyle w:val="Bibliography"/>
@@ -3430,8 +3533,8 @@
         <w:t xml:space="preserve">369, 1242–1245</w:t>
       </w:r>
     </w:p>
-    <w:bookmarkEnd w:id="52"/>
-    <w:bookmarkStart w:id="53" w:name="ref-Orsted2024"/>
+    <w:bookmarkEnd w:id="55"/>
+    <w:bookmarkStart w:id="56" w:name="ref-Orsted2024"/>
     <w:p>
       <w:pPr>
         <w:pStyle w:val="Bibliography"/>
@@ -3481,8 +3584,8 @@
         <w:t xml:space="preserve">27, e14421</w:t>
       </w:r>
     </w:p>
-    <w:bookmarkEnd w:id="53"/>
-    <w:bookmarkStart w:id="54" w:name="ref-Lopez-Goldar2024"/>
+    <w:bookmarkEnd w:id="56"/>
+    <w:bookmarkStart w:id="57" w:name="ref-Lopez-Goldar2024"/>
     <w:p>
       <w:pPr>
         <w:pStyle w:val="Bibliography"/>
@@ -3526,8 +3629,8 @@
         <w:t xml:space="preserve">Plant Cell Environ.</w:t>
       </w:r>
     </w:p>
-    <w:bookmarkEnd w:id="54"/>
-    <w:bookmarkStart w:id="55" w:name="ref-Huynh2024"/>
+    <w:bookmarkEnd w:id="57"/>
+    <w:bookmarkStart w:id="58" w:name="ref-Huynh2024"/>
     <w:p>
       <w:pPr>
         <w:pStyle w:val="Bibliography"/>
@@ -3577,8 +3680,8 @@
         <w:t xml:space="preserve">14, e70096</w:t>
       </w:r>
     </w:p>
-    <w:bookmarkEnd w:id="55"/>
-    <w:bookmarkStart w:id="56" w:name="ref-Trivedi2022"/>
+    <w:bookmarkEnd w:id="58"/>
+    <w:bookmarkStart w:id="59" w:name="ref-Trivedi2022"/>
     <w:p>
       <w:pPr>
         <w:pStyle w:val="Bibliography"/>
@@ -3628,8 +3731,8 @@
         <w:t xml:space="preserve">234, 1951–1959</w:t>
       </w:r>
     </w:p>
-    <w:bookmarkEnd w:id="56"/>
-    <w:bookmarkStart w:id="57" w:name="ref-Kooijman2010"/>
+    <w:bookmarkEnd w:id="59"/>
+    <w:bookmarkStart w:id="60" w:name="ref-Kooijman2010"/>
     <w:p>
       <w:pPr>
         <w:pStyle w:val="Bibliography"/>
@@ -3660,8 +3763,8 @@
         <w:t xml:space="preserve">, Cambridge university press</w:t>
       </w:r>
     </w:p>
-    <w:bookmarkEnd w:id="57"/>
-    <w:bookmarkStart w:id="58" w:name="ref-Kearney2009b"/>
+    <w:bookmarkEnd w:id="60"/>
+    <w:bookmarkStart w:id="61" w:name="ref-Kearney2009b"/>
     <w:p>
       <w:pPr>
         <w:pStyle w:val="Bibliography"/>
@@ -3695,8 +3798,8 @@
         <w:t xml:space="preserve">12, 334–350</w:t>
       </w:r>
     </w:p>
-    <w:bookmarkEnd w:id="58"/>
-    <w:bookmarkStart w:id="59" w:name="ref-Jusup2024"/>
+    <w:bookmarkEnd w:id="61"/>
+    <w:bookmarkStart w:id="62" w:name="ref-Jusup2024"/>
     <w:p>
       <w:pPr>
         <w:pStyle w:val="Bibliography"/>
@@ -3724,8 +3827,8 @@
         <w:t xml:space="preserve">arXiv preprint arXiv:2408. 13998</w:t>
       </w:r>
     </w:p>
-    <w:bookmarkEnd w:id="59"/>
-    <w:bookmarkStart w:id="60" w:name="ref-Kearney2024"/>
+    <w:bookmarkEnd w:id="62"/>
+    <w:bookmarkStart w:id="63" w:name="ref-Kearney2024"/>
     <w:p>
       <w:pPr>
         <w:pStyle w:val="Bibliography"/>
@@ -3768,8 +3871,8 @@
         <w:t xml:space="preserve">15, 1516–1531</w:t>
       </w:r>
     </w:p>
-    <w:bookmarkEnd w:id="60"/>
-    <w:bookmarkStart w:id="61" w:name="ref-Briscoe2023"/>
+    <w:bookmarkEnd w:id="63"/>
+    <w:bookmarkStart w:id="64" w:name="ref-Briscoe2023"/>
     <w:p>
       <w:pPr>
         <w:pStyle w:val="Bibliography"/>
@@ -3819,8 +3922,8 @@
         <w:t xml:space="preserve">29, 1451–1470</w:t>
       </w:r>
     </w:p>
-    <w:bookmarkEnd w:id="61"/>
-    <w:bookmarkStart w:id="62" w:name="ref-Rezende2014"/>
+    <w:bookmarkEnd w:id="64"/>
+    <w:bookmarkStart w:id="65" w:name="ref-Rezende2014"/>
     <w:p>
       <w:pPr>
         <w:pStyle w:val="Bibliography"/>
@@ -3870,8 +3973,8 @@
         <w:t xml:space="preserve">28, 799–809</w:t>
       </w:r>
     </w:p>
-    <w:bookmarkEnd w:id="62"/>
-    <w:bookmarkStart w:id="63" w:name="ref-Bimler2018"/>
+    <w:bookmarkEnd w:id="65"/>
+    <w:bookmarkStart w:id="66" w:name="ref-Bimler2018"/>
     <w:p>
       <w:pPr>
         <w:pStyle w:val="Bibliography"/>
@@ -3921,8 +4024,8 @@
         <w:t xml:space="preserve">106, 1839–1852</w:t>
       </w:r>
     </w:p>
-    <w:bookmarkEnd w:id="63"/>
-    <w:bookmarkStart w:id="64" w:name="ref-Bowler2022"/>
+    <w:bookmarkEnd w:id="66"/>
+    <w:bookmarkStart w:id="67" w:name="ref-Bowler2022"/>
     <w:p>
       <w:pPr>
         <w:pStyle w:val="Bibliography"/>
@@ -3972,8 +4075,8 @@
         <w:t xml:space="preserve">25, 1618–1628</w:t>
       </w:r>
     </w:p>
-    <w:bookmarkEnd w:id="64"/>
-    <w:bookmarkStart w:id="65" w:name="ref-Orsted2022"/>
+    <w:bookmarkEnd w:id="67"/>
+    <w:bookmarkStart w:id="68" w:name="ref-Orsted2022"/>
     <w:p>
       <w:pPr>
         <w:pStyle w:val="Bibliography"/>
@@ -4035,8 +4138,8 @@
         <w:t xml:space="preserve">225, jeb244514</w:t>
       </w:r>
     </w:p>
-    <w:bookmarkEnd w:id="65"/>
-    <w:bookmarkStart w:id="66" w:name="ref-Faber2024"/>
+    <w:bookmarkEnd w:id="68"/>
+    <w:bookmarkStart w:id="69" w:name="ref-Faber2024"/>
     <w:p>
       <w:pPr>
         <w:pStyle w:val="Bibliography"/>
@@ -4086,8 +4189,8 @@
         <w:t xml:space="preserve">75, 3467–3482</w:t>
       </w:r>
     </w:p>
-    <w:bookmarkEnd w:id="66"/>
-    <w:bookmarkStart w:id="67" w:name="ref-Martinez-De_Leon2024"/>
+    <w:bookmarkEnd w:id="69"/>
+    <w:bookmarkStart w:id="70" w:name="ref-Martinez-De_Leon2024"/>
     <w:p>
       <w:pPr>
         <w:pStyle w:val="Bibliography"/>
@@ -4115,8 +4218,8 @@
         <w:t xml:space="preserve">Trends Ecol. Evol.</w:t>
       </w:r>
     </w:p>
-    <w:bookmarkEnd w:id="67"/>
-    <w:bookmarkStart w:id="68" w:name="ref-Fontaine2022"/>
+    <w:bookmarkEnd w:id="70"/>
+    <w:bookmarkStart w:id="71" w:name="ref-Fontaine2022"/>
     <w:p>
       <w:pPr>
         <w:pStyle w:val="Bibliography"/>
@@ -4166,8 +4269,8 @@
         <w:t xml:space="preserve">6, 405–417</w:t>
       </w:r>
     </w:p>
-    <w:bookmarkEnd w:id="68"/>
-    <w:bookmarkStart w:id="69" w:name="ref-Fontaine2023"/>
+    <w:bookmarkEnd w:id="71"/>
+    <w:bookmarkStart w:id="72" w:name="ref-Fontaine2023"/>
     <w:p>
       <w:pPr>
         <w:pStyle w:val="Bibliography"/>
@@ -4201,8 +4304,8 @@
         <w:t xml:space="preserve">226, jeb245191</w:t>
       </w:r>
     </w:p>
-    <w:bookmarkEnd w:id="69"/>
-    <w:bookmarkStart w:id="70" w:name="ref-Hoang2019"/>
+    <w:bookmarkEnd w:id="72"/>
+    <w:bookmarkStart w:id="73" w:name="ref-Hoang2019"/>
     <w:p>
       <w:pPr>
         <w:pStyle w:val="Bibliography"/>
@@ -4252,8 +4355,8 @@
         <w:t xml:space="preserve">9, 3491–3499</w:t>
       </w:r>
     </w:p>
-    <w:bookmarkEnd w:id="70"/>
-    <w:bookmarkStart w:id="71" w:name="ref-Gehman2019"/>
+    <w:bookmarkEnd w:id="73"/>
+    <w:bookmarkStart w:id="74" w:name="ref-Gehman2019"/>
     <w:p>
       <w:pPr>
         <w:pStyle w:val="Bibliography"/>
@@ -4287,8 +4390,8 @@
         <w:t xml:space="preserve">10, e02683</w:t>
       </w:r>
     </w:p>
-    <w:bookmarkEnd w:id="71"/>
-    <w:bookmarkStart w:id="72" w:name="ref-Hoang2021"/>
+    <w:bookmarkEnd w:id="74"/>
+    <w:bookmarkStart w:id="75" w:name="ref-Hoang2021"/>
     <w:p>
       <w:pPr>
         <w:pStyle w:val="Bibliography"/>
@@ -4338,8 +4441,8 @@
         <w:t xml:space="preserve">5, 118–129</w:t>
       </w:r>
     </w:p>
-    <w:bookmarkEnd w:id="72"/>
-    <w:bookmarkStart w:id="73" w:name="ref-Corbin2016"/>
+    <w:bookmarkEnd w:id="75"/>
+    <w:bookmarkStart w:id="76" w:name="ref-Corbin2016"/>
     <w:p>
       <w:pPr>
         <w:pStyle w:val="Bibliography"/>
@@ -4389,8 +4492,8 @@
         <w:t xml:space="preserve">118, 10–20</w:t>
       </w:r>
     </w:p>
-    <w:bookmarkEnd w:id="73"/>
-    <w:bookmarkStart w:id="74" w:name="ref-Zhang2019"/>
+    <w:bookmarkEnd w:id="76"/>
+    <w:bookmarkStart w:id="77" w:name="ref-Zhang2019"/>
     <w:p>
       <w:pPr>
         <w:pStyle w:val="Bibliography"/>
@@ -4440,8 +4543,8 @@
         <w:t xml:space="preserve">116, 24712–24718</w:t>
       </w:r>
     </w:p>
-    <w:bookmarkEnd w:id="74"/>
-    <w:bookmarkStart w:id="75" w:name="ref-Dunbar2007"/>
+    <w:bookmarkEnd w:id="77"/>
+    <w:bookmarkStart w:id="78" w:name="ref-Dunbar2007"/>
     <w:p>
       <w:pPr>
         <w:pStyle w:val="Bibliography"/>
@@ -4491,8 +4594,8 @@
         <w:t xml:space="preserve">5, e96</w:t>
       </w:r>
     </w:p>
-    <w:bookmarkEnd w:id="75"/>
-    <w:bookmarkStart w:id="76" w:name="ref-Chouhan2023"/>
+    <w:bookmarkEnd w:id="78"/>
+    <w:bookmarkStart w:id="79" w:name="ref-Chouhan2023"/>
     <w:p>
       <w:pPr>
         <w:pStyle w:val="Bibliography"/>
@@ -4539,8 +4642,8 @@
         <w:t xml:space="preserve">, pp. 127–147, Springer Nature Singapore</w:t>
       </w:r>
     </w:p>
-    <w:bookmarkEnd w:id="76"/>
-    <w:bookmarkStart w:id="77" w:name="ref-Liu2025"/>
+    <w:bookmarkEnd w:id="79"/>
+    <w:bookmarkStart w:id="80" w:name="ref-Liu2025"/>
     <w:p>
       <w:pPr>
         <w:pStyle w:val="Bibliography"/>
@@ -4590,8 +4693,8 @@
         <w:t xml:space="preserve">23, 986–998</w:t>
       </w:r>
     </w:p>
-    <w:bookmarkEnd w:id="77"/>
-    <w:bookmarkStart w:id="78" w:name="ref-Marquez2007"/>
+    <w:bookmarkEnd w:id="80"/>
+    <w:bookmarkStart w:id="81" w:name="ref-Marquez2007"/>
     <w:p>
       <w:pPr>
         <w:pStyle w:val="Bibliography"/>
@@ -4641,8 +4744,8 @@
         <w:t xml:space="preserve">315, 513–515</w:t>
       </w:r>
     </w:p>
-    <w:bookmarkEnd w:id="78"/>
-    <w:bookmarkStart w:id="79" w:name="ref-Huang2019"/>
+    <w:bookmarkEnd w:id="81"/>
+    <w:bookmarkStart w:id="82" w:name="ref-Huang2019"/>
     <w:p>
       <w:pPr>
         <w:pStyle w:val="Bibliography"/>
@@ -4692,8 +4795,8 @@
         <w:t xml:space="preserve">364, eaau6389</w:t>
       </w:r>
     </w:p>
-    <w:bookmarkEnd w:id="79"/>
-    <w:bookmarkStart w:id="80" w:name="ref-Dastogeer2022"/>
+    <w:bookmarkEnd w:id="82"/>
+    <w:bookmarkStart w:id="83" w:name="ref-Dastogeer2022"/>
     <w:p>
       <w:pPr>
         <w:pStyle w:val="Bibliography"/>
@@ -4743,8 +4846,8 @@
         <w:t xml:space="preserve">13, 833566</w:t>
       </w:r>
     </w:p>
-    <w:bookmarkEnd w:id="80"/>
-    <w:bookmarkStart w:id="81" w:name="ref-Shekhawat2022"/>
+    <w:bookmarkEnd w:id="83"/>
+    <w:bookmarkStart w:id="84" w:name="ref-Shekhawat2022"/>
     <w:p>
       <w:pPr>
         <w:pStyle w:val="Bibliography"/>
@@ -4794,8 +4897,8 @@
         <w:t xml:space="preserve">27, 802–813</w:t>
       </w:r>
     </w:p>
-    <w:bookmarkEnd w:id="81"/>
-    <w:bookmarkStart w:id="82" w:name="ref-Lobell2012"/>
+    <w:bookmarkEnd w:id="84"/>
+    <w:bookmarkStart w:id="85" w:name="ref-Lobell2012"/>
     <w:p>
       <w:pPr>
         <w:pStyle w:val="Bibliography"/>
@@ -4845,8 +4948,8 @@
         <w:t xml:space="preserve">2, 186–189</w:t>
       </w:r>
     </w:p>
-    <w:bookmarkEnd w:id="82"/>
-    <w:bookmarkStart w:id="83" w:name="ref-Farooq2011"/>
+    <w:bookmarkEnd w:id="85"/>
+    <w:bookmarkStart w:id="86" w:name="ref-Farooq2011"/>
     <w:p>
       <w:pPr>
         <w:pStyle w:val="Bibliography"/>
@@ -4896,8 +4999,8 @@
         <w:t xml:space="preserve">30, 491–507</w:t>
       </w:r>
     </w:p>
-    <w:bookmarkEnd w:id="83"/>
-    <w:bookmarkStart w:id="84" w:name="ref-He2025"/>
+    <w:bookmarkEnd w:id="86"/>
+    <w:bookmarkStart w:id="87" w:name="ref-He2025"/>
     <w:p>
       <w:pPr>
         <w:pStyle w:val="Bibliography"/>
@@ -4941,8 +5044,8 @@
         <w:t xml:space="preserve">Journal of Experimental Botany (in press)</w:t>
       </w:r>
     </w:p>
-    <w:bookmarkEnd w:id="84"/>
-    <w:bookmarkStart w:id="85" w:name="ref-Zhang2021"/>
+    <w:bookmarkEnd w:id="87"/>
+    <w:bookmarkStart w:id="88" w:name="ref-Zhang2021"/>
     <w:p>
       <w:pPr>
         <w:pStyle w:val="Bibliography"/>
@@ -4992,8 +5095,8 @@
         <w:t xml:space="preserve">7, 864–876</w:t>
       </w:r>
     </w:p>
-    <w:bookmarkEnd w:id="85"/>
-    <w:bookmarkStart w:id="86" w:name="ref-Zhang2023a"/>
+    <w:bookmarkEnd w:id="88"/>
+    <w:bookmarkStart w:id="89" w:name="ref-Zhang2023a"/>
     <w:p>
       <w:pPr>
         <w:pStyle w:val="Bibliography"/>
@@ -5043,8 +5146,8 @@
         <w:t xml:space="preserve">56, 1013–1070</w:t>
       </w:r>
     </w:p>
-    <w:bookmarkEnd w:id="86"/>
-    <w:bookmarkStart w:id="87" w:name="ref-Nisbet2000"/>
+    <w:bookmarkEnd w:id="89"/>
+    <w:bookmarkStart w:id="90" w:name="ref-Nisbet2000"/>
     <w:p>
       <w:pPr>
         <w:pStyle w:val="Bibliography"/>
@@ -5094,8 +5197,8 @@
         <w:t xml:space="preserve">69, 913–926</w:t>
       </w:r>
     </w:p>
-    <w:bookmarkEnd w:id="87"/>
-    <w:bookmarkStart w:id="88" w:name="ref-Jager2020"/>
+    <w:bookmarkEnd w:id="90"/>
+    <w:bookmarkStart w:id="91" w:name="ref-Jager2020"/>
     <w:p>
       <w:pPr>
         <w:pStyle w:val="Bibliography"/>
@@ -5141,8 +5244,8 @@
         <w:t xml:space="preserve">416, 108904</w:t>
       </w:r>
     </w:p>
-    <w:bookmarkEnd w:id="88"/>
-    <w:bookmarkStart w:id="89" w:name="ref-Haberle2025"/>
+    <w:bookmarkEnd w:id="91"/>
+    <w:bookmarkStart w:id="92" w:name="ref-Haberle2025"/>
     <w:p>
       <w:pPr>
         <w:pStyle w:val="Bibliography"/>
@@ -5192,8 +5295,8 @@
         <w:t xml:space="preserve">958, 177664</w:t>
       </w:r>
     </w:p>
-    <w:bookmarkEnd w:id="89"/>
-    <w:bookmarkStart w:id="90" w:name="ref-Kearney2013"/>
+    <w:bookmarkEnd w:id="92"/>
+    <w:bookmarkStart w:id="93" w:name="ref-Kearney2013"/>
     <w:p>
       <w:pPr>
         <w:pStyle w:val="Bibliography"/>
@@ -5243,8 +5346,8 @@
         <w:t xml:space="preserve">27, 950–966</w:t>
       </w:r>
     </w:p>
-    <w:bookmarkEnd w:id="90"/>
-    <w:bookmarkStart w:id="91" w:name="ref-Kearney2010"/>
+    <w:bookmarkEnd w:id="93"/>
+    <w:bookmarkStart w:id="94" w:name="ref-Kearney2010"/>
     <w:p>
       <w:pPr>
         <w:pStyle w:val="Bibliography"/>
@@ -5294,8 +5397,8 @@
         <w:t xml:space="preserve">365, 3469–3483</w:t>
       </w:r>
     </w:p>
-    <w:bookmarkEnd w:id="91"/>
-    <w:bookmarkStart w:id="92" w:name="ref-Marques2018"/>
+    <w:bookmarkEnd w:id="94"/>
+    <w:bookmarkStart w:id="95" w:name="ref-Marques2018"/>
     <w:p>
       <w:pPr>
         <w:pStyle w:val="Bibliography"/>
@@ -5357,8 +5460,8 @@
         <w:t xml:space="preserve">14, e1006100</w:t>
       </w:r>
     </w:p>
-    <w:bookmarkEnd w:id="92"/>
-    <w:bookmarkStart w:id="93" w:name="ref-Kooijman2021"/>
+    <w:bookmarkEnd w:id="95"/>
+    <w:bookmarkStart w:id="96" w:name="ref-Kooijman2021"/>
     <w:p>
       <w:pPr>
         <w:pStyle w:val="Bibliography"/>
@@ -5408,8 +5511,8 @@
         <w:t xml:space="preserve">9, coab086</w:t>
       </w:r>
     </w:p>
-    <w:bookmarkEnd w:id="93"/>
-    <w:bookmarkStart w:id="94" w:name="ref-Bruggeman2009"/>
+    <w:bookmarkEnd w:id="96"/>
+    <w:bookmarkStart w:id="97" w:name="ref-Bruggeman2009"/>
     <w:p>
       <w:pPr>
         <w:pStyle w:val="Bibliography"/>
@@ -5468,8 +5571,8 @@
         <w:t xml:space="preserve">37, W179–W184</w:t>
       </w:r>
     </w:p>
-    <w:bookmarkEnd w:id="94"/>
-    <w:bookmarkStart w:id="95" w:name="ref-Kearney2017"/>
+    <w:bookmarkEnd w:id="97"/>
+    <w:bookmarkStart w:id="98" w:name="ref-Kearney2017"/>
     <w:p>
       <w:pPr>
         <w:pStyle w:val="Bibliography"/>
@@ -5527,8 +5630,8 @@
         <w:t xml:space="preserve">40, 664–674</w:t>
       </w:r>
     </w:p>
-    <w:bookmarkEnd w:id="95"/>
-    <w:bookmarkStart w:id="96" w:name="ref-Kearney2020a"/>
+    <w:bookmarkEnd w:id="98"/>
+    <w:bookmarkStart w:id="99" w:name="ref-Kearney2020a"/>
     <w:p>
       <w:pPr>
         <w:pStyle w:val="Bibliography"/>
@@ -5586,8 +5689,8 @@
         <w:t xml:space="preserve">43, 85–96</w:t>
       </w:r>
     </w:p>
-    <w:bookmarkEnd w:id="96"/>
-    <w:bookmarkStart w:id="97" w:name="ref-Ricker1954a"/>
+    <w:bookmarkEnd w:id="99"/>
+    <w:bookmarkStart w:id="100" w:name="ref-Ricker1954a"/>
     <w:p>
       <w:pPr>
         <w:pStyle w:val="Bibliography"/>
@@ -5621,8 +5724,8 @@
         <w:t xml:space="preserve">11, 559–623</w:t>
       </w:r>
     </w:p>
-    <w:bookmarkEnd w:id="97"/>
-    <w:bookmarkStart w:id="98" w:name="ref-Beverton2012"/>
+    <w:bookmarkEnd w:id="100"/>
+    <w:bookmarkStart w:id="101" w:name="ref-Beverton2012"/>
     <w:p>
       <w:pPr>
         <w:pStyle w:val="Bibliography"/>
@@ -5653,8 +5756,8 @@
         <w:t xml:space="preserve">, Springer</w:t>
       </w:r>
     </w:p>
-    <w:bookmarkEnd w:id="98"/>
-    <w:bookmarkStart w:id="99" w:name="ref-Bertness1994"/>
+    <w:bookmarkEnd w:id="101"/>
+    <w:bookmarkStart w:id="102" w:name="ref-Bertness1994"/>
     <w:p>
       <w:pPr>
         <w:pStyle w:val="Bibliography"/>
@@ -5688,8 +5791,8 @@
         <w:t xml:space="preserve">9, 191–193</w:t>
       </w:r>
     </w:p>
-    <w:bookmarkEnd w:id="99"/>
-    <w:bookmarkStart w:id="100" w:name="ref-Weiss-Lehman2022"/>
+    <w:bookmarkEnd w:id="102"/>
+    <w:bookmarkStart w:id="103" w:name="ref-Weiss-Lehman2022"/>
     <w:p>
       <w:pPr>
         <w:pStyle w:val="Bibliography"/>
@@ -5739,8 +5842,8 @@
         <w:t xml:space="preserve">25, 1263–1276</w:t>
       </w:r>
     </w:p>
-    <w:bookmarkEnd w:id="100"/>
-    <w:bookmarkStart w:id="101" w:name="ref-Delmas2019"/>
+    <w:bookmarkEnd w:id="103"/>
+    <w:bookmarkStart w:id="104" w:name="ref-Delmas2019"/>
     <w:p>
       <w:pPr>
         <w:pStyle w:val="Bibliography"/>
@@ -5790,8 +5893,8 @@
         <w:t xml:space="preserve">94, 16–36</w:t>
       </w:r>
     </w:p>
-    <w:bookmarkEnd w:id="101"/>
-    <w:bookmarkStart w:id="102" w:name="ref-Godoy2019"/>
+    <w:bookmarkEnd w:id="104"/>
+    <w:bookmarkStart w:id="105" w:name="ref-Godoy2019"/>
     <w:p>
       <w:pPr>
         <w:pStyle w:val="Bibliography"/>
@@ -5825,8 +5928,8 @@
         <w:t xml:space="preserve">33, 1190–1201</w:t>
       </w:r>
     </w:p>
-    <w:bookmarkEnd w:id="102"/>
-    <w:bookmarkStart w:id="103" w:name="ref-Poisot2021"/>
+    <w:bookmarkEnd w:id="105"/>
+    <w:bookmarkStart w:id="106" w:name="ref-Poisot2021"/>
     <w:p>
       <w:pPr>
         <w:pStyle w:val="Bibliography"/>
@@ -5876,8 +5979,8 @@
         <w:t xml:space="preserve">48, 1552–1563</w:t>
       </w:r>
     </w:p>
-    <w:bookmarkEnd w:id="103"/>
-    <w:bookmarkStart w:id="104" w:name="ref-Hui2019"/>
+    <w:bookmarkEnd w:id="106"/>
+    <w:bookmarkStart w:id="107" w:name="ref-Hui2019"/>
     <w:p>
       <w:pPr>
         <w:pStyle w:val="Bibliography"/>
@@ -5911,8 +6014,8 @@
         <w:t xml:space="preserve">34, 121–131</w:t>
       </w:r>
     </w:p>
-    <w:bookmarkEnd w:id="104"/>
-    <w:bookmarkStart w:id="105" w:name="ref-Gomez2023"/>
+    <w:bookmarkEnd w:id="107"/>
+    <w:bookmarkStart w:id="108" w:name="ref-Gomez2023"/>
     <w:p>
       <w:pPr>
         <w:pStyle w:val="Bibliography"/>
@@ -5962,8 +6065,8 @@
         <w:t xml:space="preserve">26, S47–S61</w:t>
       </w:r>
     </w:p>
-    <w:bookmarkEnd w:id="105"/>
-    <w:bookmarkStart w:id="106" w:name="ref-Lytle2023"/>
+    <w:bookmarkEnd w:id="108"/>
+    <w:bookmarkStart w:id="109" w:name="ref-Lytle2023"/>
     <w:p>
       <w:pPr>
         <w:pStyle w:val="Bibliography"/>
@@ -5997,8 +6100,8 @@
         <w:t xml:space="preserve">2, 26</w:t>
       </w:r>
     </w:p>
-    <w:bookmarkEnd w:id="106"/>
-    <w:bookmarkStart w:id="107" w:name="ref-Petsopoulos2021"/>
+    <w:bookmarkEnd w:id="109"/>
+    <w:bookmarkStart w:id="110" w:name="ref-Petsopoulos2021"/>
     <w:p>
       <w:pPr>
         <w:pStyle w:val="Bibliography"/>
@@ -6042,8 +6145,8 @@
         <w:t xml:space="preserve">Ecol. Entomol.</w:t>
       </w:r>
     </w:p>
-    <w:bookmarkEnd w:id="107"/>
-    <w:bookmarkStart w:id="108" w:name="ref-Dale2021"/>
+    <w:bookmarkEnd w:id="110"/>
+    <w:bookmarkStart w:id="111" w:name="ref-Dale2021"/>
     <w:p>
       <w:pPr>
         <w:pStyle w:val="Bibliography"/>
@@ -6074,8 +6177,8 @@
         <w:t xml:space="preserve">, Cambridge University Press</w:t>
       </w:r>
     </w:p>
-    <w:bookmarkEnd w:id="108"/>
-    <w:bookmarkStart w:id="109" w:name="ref-Lu2023"/>
+    <w:bookmarkEnd w:id="111"/>
+    <w:bookmarkStart w:id="112" w:name="ref-Lu2023"/>
     <w:p>
       <w:pPr>
         <w:pStyle w:val="Bibliography"/>
@@ -6125,8 +6228,8 @@
         <w:t xml:space="preserve">33, 647–659</w:t>
       </w:r>
     </w:p>
-    <w:bookmarkEnd w:id="109"/>
-    <w:bookmarkStart w:id="110" w:name="ref-Carrara2015"/>
+    <w:bookmarkEnd w:id="112"/>
+    <w:bookmarkStart w:id="113" w:name="ref-Carrara2015"/>
     <w:p>
       <w:pPr>
         <w:pStyle w:val="Bibliography"/>
@@ -6176,8 +6279,8 @@
         <w:t xml:space="preserve">6, 895–906</w:t>
       </w:r>
     </w:p>
-    <w:bookmarkEnd w:id="110"/>
-    <w:bookmarkStart w:id="111" w:name="ref-Vitali2022"/>
+    <w:bookmarkEnd w:id="113"/>
+    <w:bookmarkStart w:id="114" w:name="ref-Vitali2022"/>
     <w:p>
       <w:pPr>
         <w:pStyle w:val="Bibliography"/>
@@ -6227,8 +6330,8 @@
         <w:t xml:space="preserve">103, e03547</w:t>
       </w:r>
     </w:p>
-    <w:bookmarkEnd w:id="111"/>
-    <w:bookmarkStart w:id="112" w:name="ref-Riva2023"/>
+    <w:bookmarkEnd w:id="114"/>
+    <w:bookmarkStart w:id="115" w:name="ref-Riva2023"/>
     <w:p>
       <w:pPr>
         <w:pStyle w:val="Bibliography"/>
@@ -6278,8 +6381,8 @@
         <w:t xml:space="preserve">9, eabq4207</w:t>
       </w:r>
     </w:p>
-    <w:bookmarkEnd w:id="112"/>
-    <w:bookmarkStart w:id="113" w:name="ref-Terry2020"/>
+    <w:bookmarkEnd w:id="115"/>
+    <w:bookmarkStart w:id="116" w:name="ref-Terry2020"/>
     <w:p>
       <w:pPr>
         <w:pStyle w:val="Bibliography"/>
@@ -6313,8 +6416,8 @@
         <w:t xml:space="preserve">101, e03047</w:t>
       </w:r>
     </w:p>
-    <w:bookmarkEnd w:id="113"/>
-    <w:bookmarkStart w:id="114" w:name="ref-Zou2024"/>
+    <w:bookmarkEnd w:id="116"/>
+    <w:bookmarkStart w:id="117" w:name="ref-Zou2024"/>
     <w:p>
       <w:pPr>
         <w:pStyle w:val="Bibliography"/>
@@ -6364,8 +6467,8 @@
         <w:t xml:space="preserve">27, e14432</w:t>
       </w:r>
     </w:p>
-    <w:bookmarkEnd w:id="114"/>
-    <w:bookmarkStart w:id="115" w:name="ref-Li2023"/>
+    <w:bookmarkEnd w:id="117"/>
+    <w:bookmarkStart w:id="118" w:name="ref-Li2023"/>
     <w:p>
       <w:pPr>
         <w:pStyle w:val="Bibliography"/>
@@ -6415,8 +6518,8 @@
         <w:t xml:space="preserve">114, 103583</w:t>
       </w:r>
     </w:p>
-    <w:bookmarkEnd w:id="115"/>
-    <w:bookmarkStart w:id="116" w:name="ref-Zhu2024"/>
+    <w:bookmarkEnd w:id="118"/>
+    <w:bookmarkStart w:id="119" w:name="ref-Zhu2024"/>
     <w:p>
       <w:pPr>
         <w:pStyle w:val="Bibliography"/>
@@ -6466,8 +6569,8 @@
         <w:t xml:space="preserve">39, 165–180</w:t>
       </w:r>
     </w:p>
-    <w:bookmarkEnd w:id="116"/>
-    <w:bookmarkStart w:id="117" w:name="ref-Assessment_undated-fv"/>
+    <w:bookmarkEnd w:id="119"/>
+    <w:bookmarkStart w:id="120" w:name="ref-Assessment_undated-fv"/>
     <w:p>
       <w:pPr>
         <w:pStyle w:val="Bibliography"/>
@@ -6485,8 +6588,8 @@
         <w:t xml:space="preserve">Assessment, M.E. (2005) Opportunities and challenges for business and industryunioviedo.es</w:t>
       </w:r>
     </w:p>
-    <w:bookmarkEnd w:id="117"/>
-    <w:bookmarkStart w:id="118" w:name="ref-Dandy2019"/>
+    <w:bookmarkEnd w:id="120"/>
+    <w:bookmarkStart w:id="121" w:name="ref-Dandy2019"/>
     <w:p>
       <w:pPr>
         <w:pStyle w:val="Bibliography"/>
@@ -6536,8 +6639,8 @@
         <w:t xml:space="preserve">19, 615–620</w:t>
       </w:r>
     </w:p>
-    <w:bookmarkEnd w:id="118"/>
-    <w:bookmarkStart w:id="119" w:name="ref-Price2014"/>
+    <w:bookmarkEnd w:id="121"/>
+    <w:bookmarkStart w:id="122" w:name="ref-Price2014"/>
     <w:p>
       <w:pPr>
         <w:pStyle w:val="Bibliography"/>
@@ -6571,8 +6674,8 @@
         <w:t xml:space="preserve">34, 65–78</w:t>
       </w:r>
     </w:p>
-    <w:bookmarkEnd w:id="119"/>
-    <w:bookmarkStart w:id="120" w:name="ref-Leviston2018"/>
+    <w:bookmarkEnd w:id="122"/>
+    <w:bookmarkStart w:id="123" w:name="ref-Leviston2018"/>
     <w:p>
       <w:pPr>
         <w:pStyle w:val="Bibliography"/>
@@ -6622,8 +6725,8 @@
         <w:t xml:space="preserve">93, 658–668</w:t>
       </w:r>
     </w:p>
-    <w:bookmarkEnd w:id="120"/>
-    <w:bookmarkStart w:id="121" w:name="ref-Bai2016"/>
+    <w:bookmarkEnd w:id="123"/>
+    <w:bookmarkStart w:id="124" w:name="ref-Bai2016"/>
     <w:p>
       <w:pPr>
         <w:pStyle w:val="Bibliography"/>
@@ -6673,8 +6776,8 @@
         <w:t xml:space="preserve">23, 69–78</w:t>
       </w:r>
     </w:p>
-    <w:bookmarkEnd w:id="121"/>
-    <w:bookmarkStart w:id="122" w:name="ref-Grimm2008"/>
+    <w:bookmarkEnd w:id="124"/>
+    <w:bookmarkStart w:id="125" w:name="ref-Grimm2008"/>
     <w:p>
       <w:pPr>
         <w:pStyle w:val="Bibliography"/>
@@ -6724,8 +6827,8 @@
         <w:t xml:space="preserve">319, 756–760</w:t>
       </w:r>
     </w:p>
-    <w:bookmarkEnd w:id="122"/>
-    <w:bookmarkStart w:id="123" w:name="ref-Hendricks2022"/>
+    <w:bookmarkEnd w:id="125"/>
+    <w:bookmarkStart w:id="126" w:name="ref-Hendricks2022"/>
     <w:p>
       <w:pPr>
         <w:pStyle w:val="Bibliography"/>
@@ -6775,8 +6878,8 @@
         <w:t xml:space="preserve">105, 5893–5908</w:t>
       </w:r>
     </w:p>
-    <w:bookmarkEnd w:id="123"/>
-    <w:bookmarkStart w:id="124" w:name="ref-Sutanto2020"/>
+    <w:bookmarkEnd w:id="126"/>
+    <w:bookmarkStart w:id="127" w:name="ref-Sutanto2020"/>
     <w:p>
       <w:pPr>
         <w:pStyle w:val="Bibliography"/>
@@ -6826,8 +6929,8 @@
         <w:t xml:space="preserve">134, 105276</w:t>
       </w:r>
     </w:p>
-    <w:bookmarkEnd w:id="124"/>
-    <w:bookmarkStart w:id="125" w:name="ref-Liu2007"/>
+    <w:bookmarkEnd w:id="127"/>
+    <w:bookmarkStart w:id="128" w:name="ref-Liu2007"/>
     <w:p>
       <w:pPr>
         <w:pStyle w:val="Bibliography"/>
@@ -6877,8 +6980,8 @@
         <w:t xml:space="preserve">36, 639–649</w:t>
       </w:r>
     </w:p>
-    <w:bookmarkEnd w:id="125"/>
-    <w:bookmarkStart w:id="126" w:name="ref-Black2011"/>
+    <w:bookmarkEnd w:id="128"/>
+    <w:bookmarkStart w:id="129" w:name="ref-Black2011"/>
     <w:p>
       <w:pPr>
         <w:pStyle w:val="Bibliography"/>
@@ -6928,8 +7031,8 @@
         <w:t xml:space="preserve">21, S3–S11</w:t>
       </w:r>
     </w:p>
-    <w:bookmarkEnd w:id="126"/>
-    <w:bookmarkStart w:id="127" w:name="ref-Neil_Adger1999"/>
+    <w:bookmarkEnd w:id="129"/>
+    <w:bookmarkStart w:id="130" w:name="ref-Neil_Adger1999"/>
     <w:p>
       <w:pPr>
         <w:pStyle w:val="Bibliography"/>
@@ -6963,8 +7066,8 @@
         <w:t xml:space="preserve">27, 249–269</w:t>
       </w:r>
     </w:p>
-    <w:bookmarkEnd w:id="127"/>
-    <w:bookmarkStart w:id="128" w:name="ref-Folke2016"/>
+    <w:bookmarkEnd w:id="130"/>
+    <w:bookmarkStart w:id="131" w:name="ref-Folke2016"/>
     <w:p>
       <w:pPr>
         <w:pStyle w:val="Bibliography"/>
@@ -7014,8 +7117,8 @@
         <w:t xml:space="preserve">21</w:t>
       </w:r>
     </w:p>
-    <w:bookmarkEnd w:id="128"/>
-    <w:bookmarkStart w:id="129" w:name="ref-Schluter2012"/>
+    <w:bookmarkEnd w:id="131"/>
+    <w:bookmarkStart w:id="132" w:name="ref-Schluter2012"/>
     <w:p>
       <w:pPr>
         <w:pStyle w:val="Bibliography"/>
@@ -7065,8 +7168,8 @@
         <w:t xml:space="preserve">25, 219–272</w:t>
       </w:r>
     </w:p>
-    <w:bookmarkEnd w:id="129"/>
-    <w:bookmarkStart w:id="130" w:name="ref-Wise2014"/>
+    <w:bookmarkEnd w:id="132"/>
+    <w:bookmarkStart w:id="133" w:name="ref-Wise2014"/>
     <w:p>
       <w:pPr>
         <w:pStyle w:val="Bibliography"/>
@@ -7116,8 +7219,8 @@
         <w:t xml:space="preserve">28, 325–336</w:t>
       </w:r>
     </w:p>
-    <w:bookmarkEnd w:id="130"/>
-    <w:bookmarkStart w:id="131" w:name="ref-Kearney2009a"/>
+    <w:bookmarkEnd w:id="133"/>
+    <w:bookmarkStart w:id="134" w:name="ref-delgado2022routledge"/>
     <w:p>
       <w:pPr>
         <w:pStyle w:val="Bibliography"/>
@@ -7132,6 +7235,111 @@
         <w:t xml:space="preserve">	</w:t>
       </w:r>
       <w:r>
+        <w:t xml:space="preserve">Delgado Jr, R. (2022) The routledge handbook of research methods for social-ecological.</w:t>
+      </w:r>
+      <w:r>
+        <w:t xml:space="preserve"> </w:t>
+      </w:r>
+      <w:r>
+        <w:rPr>
+          <w:i/>
+          <w:iCs/>
+        </w:rPr>
+        <w:t xml:space="preserve">CHOICE: Current Reviews for Academic Libraries</w:t>
+      </w:r>
+      <w:r>
+        <w:t xml:space="preserve"> </w:t>
+      </w:r>
+      <w:r>
+        <w:t xml:space="preserve">60, 103–104</w:t>
+      </w:r>
+    </w:p>
+    <w:bookmarkEnd w:id="134"/>
+    <w:bookmarkStart w:id="135" w:name="ref-brown2021can"/>
+    <w:p>
+      <w:pPr>
+        <w:pStyle w:val="Bibliography"/>
+      </w:pPr>
+      <w:r>
+        <w:t xml:space="preserve">91.</w:t>
+      </w:r>
+      <w:r>
+        <w:t xml:space="preserve"> </w:t>
+      </w:r>
+      <w:r>
+        <w:t xml:space="preserve">	</w:t>
+      </w:r>
+      <w:r>
+        <w:t xml:space="preserve">Brown, C. and Rounsevell, M. (2021) How can social–ecological system models simulate the emergence of social–ecological crises?</w:t>
+      </w:r>
+      <w:r>
+        <w:t xml:space="preserve"> </w:t>
+      </w:r>
+      <w:r>
+        <w:rPr>
+          <w:i/>
+          <w:iCs/>
+        </w:rPr>
+        <w:t xml:space="preserve">People and Nature</w:t>
+      </w:r>
+      <w:r>
+        <w:t xml:space="preserve"> </w:t>
+      </w:r>
+      <w:r>
+        <w:t xml:space="preserve">3, 88–103</w:t>
+      </w:r>
+    </w:p>
+    <w:bookmarkEnd w:id="135"/>
+    <w:bookmarkStart w:id="136" w:name="ref-kwakkel2013exploratory"/>
+    <w:p>
+      <w:pPr>
+        <w:pStyle w:val="Bibliography"/>
+      </w:pPr>
+      <w:r>
+        <w:t xml:space="preserve">92.</w:t>
+      </w:r>
+      <w:r>
+        <w:t xml:space="preserve"> </w:t>
+      </w:r>
+      <w:r>
+        <w:t xml:space="preserve">	</w:t>
+      </w:r>
+      <w:r>
+        <w:t xml:space="preserve">Kwakkel, J.H. and Pruyt, E. (2013) Exploratory modeling and analysis, an approach for model-based foresight under deep uncertainty.</w:t>
+      </w:r>
+      <w:r>
+        <w:t xml:space="preserve"> </w:t>
+      </w:r>
+      <w:r>
+        <w:rPr>
+          <w:i/>
+          <w:iCs/>
+        </w:rPr>
+        <w:t xml:space="preserve">Technological Forecasting and Social Change</w:t>
+      </w:r>
+      <w:r>
+        <w:t xml:space="preserve"> </w:t>
+      </w:r>
+      <w:r>
+        <w:t xml:space="preserve">80, 419–431</w:t>
+      </w:r>
+    </w:p>
+    <w:bookmarkEnd w:id="136"/>
+    <w:bookmarkStart w:id="137" w:name="ref-Kearney2009a"/>
+    <w:p>
+      <w:pPr>
+        <w:pStyle w:val="Bibliography"/>
+      </w:pPr>
+      <w:r>
+        <w:t xml:space="preserve">93.</w:t>
+      </w:r>
+      <w:r>
+        <w:t xml:space="preserve"> </w:t>
+      </w:r>
+      <w:r>
+        <w:t xml:space="preserve">	</w:t>
+      </w:r>
+      <w:r>
         <w:t xml:space="preserve">Kearney, M.</w:t>
       </w:r>
       <w:r>
@@ -7167,9 +7375,9 @@
         <w:t xml:space="preserve">23, 528–538</w:t>
       </w:r>
     </w:p>
-    <w:bookmarkEnd w:id="131"/>
-    <w:bookmarkEnd w:id="132"/>
-    <w:bookmarkEnd w:id="133"/>
+    <w:bookmarkEnd w:id="137"/>
+    <w:bookmarkEnd w:id="138"/>
+    <w:bookmarkEnd w:id="139"/>
     <w:sectPr>
       <w:pgSz w:h="15840" w:w="12240"/>
       <w:pgMar w:bottom="851" w:footer="720" w:gutter="0" w:header="720" w:left="851" w:right="851" w:top="851"/>

--- a/docs/ms.docx
+++ b/docs/ms.docx
@@ -2132,7 +2132,133 @@
       </w:r>
     </w:p>
     <w:bookmarkEnd w:id="31"/>
-    <w:bookmarkStart w:id="37" w:name="Xe7540e51cb84d29e47d083817996607ca5f8009"/>
+    <w:bookmarkStart w:id="32" w:name="X5f60cb5872271d873b61a7524ce9c4bd1e0d2b7"/>
+    <w:p>
+      <w:pPr>
+        <w:pStyle w:val="Heading1"/>
+      </w:pPr>
+      <w:r>
+        <w:t xml:space="preserve">Integrating eco-evolutionary feedbacks within a systems-modelling framework</w:t>
+      </w:r>
+    </w:p>
+    <w:p>
+      <w:pPr>
+        <w:pStyle w:val="FirstParagraph"/>
+      </w:pPr>
+      <w:r>
+        <w:t xml:space="preserve">Extreme environments both shape organismal traits and act as a potent selective force allowing populations to evolve</w:t>
+      </w:r>
+      <w:r>
+        <w:t xml:space="preserve"> </w:t>
+      </w:r>
+      <w:r>
+        <w:t xml:space="preserve">[73,74]</w:t>
+      </w:r>
+      <w:r>
+        <w:t xml:space="preserve">. Phenotypic plasticty and adaptive evolutionary change are two crucial individual/population processes that are expected to allow systems to respond and build resilience to extreme heat. Extreme environments pose unique challenges for predicting evolutionary responses because they are, by definiton, rare events. Evolutionary responses will therefore depend on the frequency of extreme environments and the underlying genetic correlation between traits expressed across environments</w:t>
+      </w:r>
+      <w:r>
+        <w:t xml:space="preserve"> </w:t>
+      </w:r>
+      <w:r>
+        <w:t xml:space="preserve">[73]</w:t>
+      </w:r>
+      <w:r>
+        <w:t xml:space="preserve">. In addition, plastic trait responses can result in both maladaptive and adaptive outcomes by either shielding selection on genetic variation or by facilitating persistence and selection</w:t>
+      </w:r>
+      <w:r>
+        <w:t xml:space="preserve"> </w:t>
+      </w:r>
+      <w:r>
+        <w:t xml:space="preserve">[74]</w:t>
+      </w:r>
+      <w:r>
+        <w:t xml:space="preserve">. Both plasticity and evolution can be incorperated into a systems modelling framework by allowing environments to govern</w:t>
+      </w:r>
+      <w:r>
+        <w:t xml:space="preserve"> </w:t>
+      </w:r>
+      <w:r>
+        <w:t xml:space="preserve">‘</w:t>
+      </w:r>
+      <w:r>
+        <w:t xml:space="preserve">trait</w:t>
+      </w:r>
+      <w:r>
+        <w:t xml:space="preserve">’</w:t>
+      </w:r>
+      <w:r>
+        <w:t xml:space="preserve"> </w:t>
+      </w:r>
+      <w:r>
+        <w:t xml:space="preserve">development (plasticity) and by incoperating selection and genetic (co)variance estimates for</w:t>
+      </w:r>
+      <w:r>
+        <w:t xml:space="preserve"> </w:t>
+      </w:r>
+      <w:r>
+        <w:t xml:space="preserve">‘</w:t>
+      </w:r>
+      <w:r>
+        <w:t xml:space="preserve">traits</w:t>
+      </w:r>
+      <w:r>
+        <w:t xml:space="preserve">’</w:t>
+      </w:r>
+      <w:r>
+        <w:t xml:space="preserve"> </w:t>
+      </w:r>
+      <w:r>
+        <w:t xml:space="preserve">within these models (evolution). We speak of</w:t>
+      </w:r>
+      <w:r>
+        <w:t xml:space="preserve"> </w:t>
+      </w:r>
+      <w:r>
+        <w:t xml:space="preserve">‘</w:t>
+      </w:r>
+      <w:r>
+        <w:t xml:space="preserve">traits</w:t>
+      </w:r>
+      <w:r>
+        <w:t xml:space="preserve">’</w:t>
+      </w:r>
+      <w:r>
+        <w:t xml:space="preserve"> </w:t>
+      </w:r>
+      <w:r>
+        <w:t xml:space="preserve">broadly here because these need not be traits typically thought of by evolutionary ecologists (e.g., body mass, morphology). Rather,</w:t>
+      </w:r>
+      <w:r>
+        <w:t xml:space="preserve"> </w:t>
+      </w:r>
+      <w:r>
+        <w:t xml:space="preserve">‘</w:t>
+      </w:r>
+      <w:r>
+        <w:t xml:space="preserve">traits</w:t>
+      </w:r>
+      <w:r>
+        <w:t xml:space="preserve">’</w:t>
+      </w:r>
+      <w:r>
+        <w:t xml:space="preserve"> </w:t>
+      </w:r>
+      <w:r>
+        <w:t xml:space="preserve">can also include the parameters within models that allow functional taits to emerge</w:t>
+      </w:r>
+      <w:r>
+        <w:t xml:space="preserve"> </w:t>
+      </w:r>
+      <w:r>
+        <w:t xml:space="preserve">[75]</w:t>
+      </w:r>
+      <w:r>
+        <w:t xml:space="preserve">. Indeed, the paramaters of TLS or DEB models can be viewed as traits and respond to selection and the envionment. For example,</w:t>
+      </w:r>
+    </w:p>
+    <w:bookmarkEnd w:id="32"/>
+    <w:bookmarkStart w:id="38" w:name="Xe7540e51cb84d29e47d083817996607ca5f8009"/>
     <w:p>
       <w:pPr>
         <w:pStyle w:val="Heading1"/>
@@ -2214,7 +2340,7 @@
         <w:t xml:space="preserve">If uncertain about adding a sentence to the link to the models above, that’s ok, Dan, Mike, Margie and Belinda can add.</w:t>
       </w:r>
     </w:p>
-    <w:bookmarkStart w:id="32" w:name="X1b136e3eae891c477bc728d2597e572ca649eaa"/>
+    <w:bookmarkStart w:id="33" w:name="X1b136e3eae891c477bc728d2597e572ca649eaa"/>
     <w:p>
       <w:pPr>
         <w:pStyle w:val="Heading3"/>
@@ -2347,14 +2473,14 @@
         <w:t xml:space="preserve"> </w:t>
       </w:r>
       <w:r>
-        <w:t xml:space="preserve">[73]</w:t>
+        <w:t xml:space="preserve">[76]</w:t>
       </w:r>
       <w:r>
         <w:t xml:space="preserve">. The paper provides a framework for modelling soil plant interactions</w:t>
       </w:r>
     </w:p>
-    <w:bookmarkEnd w:id="32"/>
-    <w:bookmarkStart w:id="33" w:name="X24738ef4513767bb724ce8804ac017259eaf2ee"/>
+    <w:bookmarkEnd w:id="33"/>
+    <w:bookmarkStart w:id="34" w:name="X24738ef4513767bb724ce8804ac017259eaf2ee"/>
     <w:p>
       <w:pPr>
         <w:pStyle w:val="Heading3"/>
@@ -2363,8 +2489,8 @@
         <w:t xml:space="preserve">Water availability can impact thermal sensitivity of plants and animals (Brendan)</w:t>
       </w:r>
     </w:p>
-    <w:bookmarkEnd w:id="33"/>
-    <w:bookmarkStart w:id="34" w:name="X1934a01dca617640c62902cb6b54ad742133dfc"/>
+    <w:bookmarkEnd w:id="34"/>
+    <w:bookmarkStart w:id="35" w:name="X1934a01dca617640c62902cb6b54ad742133dfc"/>
     <w:p>
       <w:pPr>
         <w:pStyle w:val="Heading3"/>
@@ -2404,7 +2530,7 @@
         <w:t xml:space="preserve"> </w:t>
       </w:r>
       <w:r>
-        <w:t xml:space="preserve">[74]</w:t>
+        <w:t xml:space="preserve">[77]</w:t>
       </w:r>
       <w:r>
         <w:t xml:space="preserve"> </w:t>
@@ -2447,7 +2573,7 @@
         <w:t xml:space="preserve"> </w:t>
       </w:r>
       <w:r>
-        <w:t xml:space="preserve">[74]</w:t>
+        <w:t xml:space="preserve">[77]</w:t>
       </w:r>
       <w:r>
         <w:t xml:space="preserve"> </w:t>
@@ -2456,8 +2582,8 @@
         <w:t xml:space="preserve">also found that different life-stages were affected differently by heat stress, with adults being more thermally tolerant than early developmental stages emphasising the need for models to capture such variation. However, such findings do not incorporate acclimation to heat stress or different microhabitat choice by the different species, which are both likely to be important for predicting the impacts of heat stress on community structure. It also ignores how interspecific interactions between competing aphid species will also likely mediate species abundance. It would be worth while integrating thermal tolerance landscapes with ecological models that capture interspecific interactions to better predict how heat stress will affect community structure.</w:t>
       </w:r>
     </w:p>
-    <w:bookmarkEnd w:id="34"/>
-    <w:bookmarkStart w:id="35" w:name="Xdbc91e02dcd505372e716f3d2147fb46ffba4bf"/>
+    <w:bookmarkEnd w:id="35"/>
+    <w:bookmarkStart w:id="36" w:name="Xdbc91e02dcd505372e716f3d2147fb46ffba4bf"/>
     <w:p>
       <w:pPr>
         <w:pStyle w:val="Heading3"/>
@@ -2477,14 +2603,14 @@
         <w:t xml:space="preserve"> </w:t>
       </w:r>
       <w:r>
-        <w:t xml:space="preserve">[75]</w:t>
+        <w:t xml:space="preserve">[78]</w:t>
       </w:r>
       <w:r>
         <w:t xml:space="preserve">. Connects heat tolerance to population matrix models. And, shows acclimation responses (heat hardening).</w:t>
       </w:r>
     </w:p>
-    <w:bookmarkEnd w:id="35"/>
-    <w:bookmarkStart w:id="36" w:name="X1f820984f57b727edc20965138ee13069f96c01"/>
+    <w:bookmarkEnd w:id="36"/>
+    <w:bookmarkStart w:id="37" w:name="X1f820984f57b727edc20965138ee13069f96c01"/>
     <w:p>
       <w:pPr>
         <w:pStyle w:val="Heading3"/>
@@ -2545,7 +2671,7 @@
               <w:t xml:space="preserve"> </w:t>
             </w:r>
             <w:r>
-              <w:t xml:space="preserve">[76]</w:t>
+              <w:t xml:space="preserve">[79]</w:t>
             </w:r>
             <w:r>
               <w:t xml:space="preserve">. For example, loss of output from production ecosystems will have substantial economic consequences for the local area. Degradation of natural ecosystems may affect their regulating services, such as flood mitigation, affecting nearby areas. Impacts on cultural services may be severe for communities that are closely connected to a landscape.</w:t>
@@ -2562,7 +2688,7 @@
               <w:t xml:space="preserve"> </w:t>
             </w:r>
             <w:r>
-              <w:t xml:space="preserve">[77]</w:t>
+              <w:t xml:space="preserve">[80]</w:t>
             </w:r>
             <w:r>
               <w:t xml:space="preserve">. Thermal stressors may even influence producers’ psychological beliefs about their level of control over land management, and perceived resources available for management practices</w:t>
@@ -2571,7 +2697,7 @@
               <w:t xml:space="preserve"> </w:t>
             </w:r>
             <w:r>
-              <w:t xml:space="preserve">[78]</w:t>
+              <w:t xml:space="preserve">[81]</w:t>
             </w:r>
             <w:r>
               <w:t xml:space="preserve">. Thermal risks to ecosystems may also precipitate declines in individual wellbeing, and these consequences may accrue differently across regions and across peoples</w:t>
@@ -2580,7 +2706,7 @@
               <w:t xml:space="preserve"> </w:t>
             </w:r>
             <w:r>
-              <w:t xml:space="preserve">[79]</w:t>
+              <w:t xml:space="preserve">[82]</w:t>
             </w:r>
             <w:r>
               <w:t xml:space="preserve">, and compound or accelerate the prior responses. Many of these impacts and responses, however, are poorly understood.</w:t>
@@ -2597,7 +2723,7 @@
               <w:t xml:space="preserve"> </w:t>
             </w:r>
             <w:r>
-              <w:t xml:space="preserve">[80,81]</w:t>
+              <w:t xml:space="preserve">[83,84]</w:t>
             </w:r>
             <w:r>
               <w:t xml:space="preserve">. On the other hand, adapting thermal risks in upper stream producers may also be influenced by the perception and behaviour of downstream consumers</w:t>
@@ -2606,7 +2732,7 @@
               <w:t xml:space="preserve"> </w:t>
             </w:r>
             <w:r>
-              <w:t xml:space="preserve">[82]</w:t>
+              <w:t xml:space="preserve">[85]</w:t>
             </w:r>
             <w:r>
               <w:t xml:space="preserve">. The cascading</w:t>
@@ -2615,7 +2741,7 @@
               <w:t xml:space="preserve"> </w:t>
             </w:r>
             <w:r>
-              <w:t xml:space="preserve">[83]</w:t>
+              <w:t xml:space="preserve">[86]</w:t>
             </w:r>
             <w:r>
               <w:t xml:space="preserve"> </w:t>
@@ -2627,7 +2753,7 @@
               <w:t xml:space="preserve"> </w:t>
             </w:r>
             <w:r>
-              <w:t xml:space="preserve">[84]</w:t>
+              <w:t xml:space="preserve">[87]</w:t>
             </w:r>
             <w:r>
               <w:t xml:space="preserve"> </w:t>
@@ -2639,7 +2765,7 @@
               <w:t xml:space="preserve"> </w:t>
             </w:r>
             <w:r>
-              <w:t xml:space="preserve">[85]</w:t>
+              <w:t xml:space="preserve">[88]</w:t>
             </w:r>
             <w:r>
               <w:t xml:space="preserve">. These external pressures will interact with a system that is already constraint by multiple stressors, including direct impacts imposed by extreme heat and other aspects of clime change- to maintaining its normal functionality and the health and wellbeing of its citizens. If sufficiently widespread, economic and political destabilisation may occur as already observed in other parts of the world</w:t>
@@ -2648,7 +2774,7 @@
               <w:t xml:space="preserve"> </w:t>
             </w:r>
             <w:r>
-              <w:t xml:space="preserve">[86]</w:t>
+              <w:t xml:space="preserve">[89]</w:t>
             </w:r>
             <w:r>
               <w:t xml:space="preserve">, which could in turn affect the management of the original ecosystems.</w:t>
@@ -2665,7 +2791,7 @@
               <w:t xml:space="preserve"> </w:t>
             </w:r>
             <w:r>
-              <w:t xml:space="preserve">[87]</w:t>
+              <w:t xml:space="preserve">[90]</w:t>
             </w:r>
             <w:r>
               <w:t xml:space="preserve">. Social-ecological models aim to capture the social systems, natural systems and their interactions</w:t>
@@ -2674,7 +2800,7 @@
               <w:t xml:space="preserve"> </w:t>
             </w:r>
             <w:r>
-              <w:t xml:space="preserve">[88]</w:t>
+              <w:t xml:space="preserve">[91]</w:t>
             </w:r>
             <w:r>
               <w:t xml:space="preserve">. Such models can display non-trivial emergent behaviour resulting from complex interactions within the social-ecological systems. For example, responding to decreased productivity from thermal stress by farming more intensively could lead to a maladaptation or</w:t>
@@ -2701,7 +2827,7 @@
               <w:t xml:space="preserve"> </w:t>
             </w:r>
             <w:r>
-              <w:t xml:space="preserve">[89]</w:t>
+              <w:t xml:space="preserve">[92]</w:t>
             </w:r>
             <w:r>
               <w:t xml:space="preserve">.</w:t>
@@ -2721,7 +2847,17 @@
               <w:t xml:space="preserve"> </w:t>
             </w:r>
             <w:r>
-              <w:t xml:space="preserve">[90]</w:t>
+              <w:t xml:space="preserve">[</w:t>
+            </w:r>
+            <w:r>
+              <w:rPr>
+                <w:b/>
+                <w:bCs/>
+              </w:rPr>
+              <w:t xml:space="preserve">delgado2022routledge?</w:t>
+            </w:r>
+            <w:r>
+              <w:t xml:space="preserve">]</w:t>
             </w:r>
             <w:r>
               <w:t xml:space="preserve">. Process-based approaches are critical to understanding how emergent social-ecological phenomena develop</w:t>
@@ -2730,7 +2866,17 @@
               <w:t xml:space="preserve"> </w:t>
             </w:r>
             <w:r>
-              <w:t xml:space="preserve">[91]</w:t>
+              <w:t xml:space="preserve">[</w:t>
+            </w:r>
+            <w:r>
+              <w:rPr>
+                <w:b/>
+                <w:bCs/>
+              </w:rPr>
+              <w:t xml:space="preserve">brown2021can?</w:t>
+            </w:r>
+            <w:r>
+              <w:t xml:space="preserve">]</w:t>
             </w:r>
             <w:r>
               <w:t xml:space="preserve">, such as tipping points, traps or other dynamics. Constructing process-based dynamical models requires knowledge and data about: the biophysical processes, which could be provided by the models from the previous sections; social processes, which could be developed from a combination of behavioural theory and empirical data; and interactions between them in the system of interest. Since obtaining all these data can be challenging, social-ecological modelling is often performed in an exploratory mode</w:t>
@@ -2739,7 +2885,17 @@
               <w:t xml:space="preserve"> </w:t>
             </w:r>
             <w:r>
-              <w:t xml:space="preserve">[92]</w:t>
+              <w:t xml:space="preserve">[</w:t>
+            </w:r>
+            <w:r>
+              <w:rPr>
+                <w:b/>
+                <w:bCs/>
+              </w:rPr>
+              <w:t xml:space="preserve">kwakkel2013exploratory?</w:t>
+            </w:r>
+            <w:r>
+              <w:t xml:space="preserve">]</w:t>
             </w:r>
             <w:r>
               <w:t xml:space="preserve"> </w:t>
@@ -2751,9 +2907,9 @@
         </w:tc>
       </w:tr>
     </w:tbl>
-    <w:bookmarkEnd w:id="36"/>
     <w:bookmarkEnd w:id="37"/>
-    <w:bookmarkStart w:id="38" w:name="X42ca7aa69937316dee7b1e100d4320aa777518f"/>
+    <w:bookmarkEnd w:id="38"/>
+    <w:bookmarkStart w:id="39" w:name="X42ca7aa69937316dee7b1e100d4320aa777518f"/>
     <w:p>
       <w:pPr>
         <w:pStyle w:val="Heading1"/>
@@ -2893,8 +3049,8 @@
         <w:t xml:space="preserve">Conservation (Adrienne?)</w:t>
       </w:r>
     </w:p>
-    <w:bookmarkEnd w:id="38"/>
-    <w:bookmarkStart w:id="44" w:name="X78b08fde953bb9dcb9bb22555137d822070b4a9"/>
+    <w:bookmarkEnd w:id="39"/>
+    <w:bookmarkStart w:id="41" w:name="X78b08fde953bb9dcb9bb22555137d822070b4a9"/>
     <w:p>
       <w:pPr>
         <w:pStyle w:val="Heading1"/>
@@ -2903,32 +3059,61 @@
         <w:t xml:space="preserve">Future directions: modelling challenges, gaps and possible solutions</w:t>
       </w:r>
     </w:p>
-    <w:bookmarkStart w:id="39" w:name="Xfdf6778d6c1a7f88e581fd361ab93058637952f"/>
-    <w:p>
-      <w:pPr>
-        <w:pStyle w:val="Heading4"/>
-      </w:pPr>
-      <w:r>
-        <w:rPr>
-          <w:i/>
-          <w:iCs/>
-        </w:rPr>
-        <w:t xml:space="preserve">Data Limitations for Applying DEB Theory</w:t>
-      </w:r>
-      <w:r>
-        <w:t xml:space="preserve">: (Mike) Requires lots of information on a given species to model life-cycles, challenges in applying stage-structured populations (metamorphosis) others….Solutions?</w:t>
-      </w:r>
-    </w:p>
-    <w:bookmarkEnd w:id="39"/>
-    <w:bookmarkStart w:id="40" w:name="X31af800422944976d7563c55da852b974856f47"/>
-    <w:p>
-      <w:pPr>
-        <w:pStyle w:val="Heading4"/>
-      </w:pPr>
-      <w:r>
-        <w:rPr>
-          <w:i/>
-          <w:iCs/>
+    <w:p>
+      <w:pPr>
+        <w:pStyle w:val="FirstParagraph"/>
+      </w:pPr>
+      <w:r>
+        <w:t xml:space="preserve">We have discussed ways in which a better understanding of the impacts of extreme heat on plant and animal systems can be captured through the coupling of models from diverse research fields – models that translate the effects of atmospheric conditions to the biophysical experiences of organisms and how this then scales up to impact individuals, populations and communities. As part of demonstrating the ways in which these models can be coupled, we have developed a series of case studies to show how such a systems modelling framework can be approached (see</w:t>
+      </w:r>
+      <w:r>
+        <w:t xml:space="preserve"> </w:t>
+      </w:r>
+      <w:hyperlink r:id="rId40">
+        <w:r>
+          <w:rPr>
+            <w:rStyle w:val="Hyperlink"/>
+            <w:i/>
+            <w:iCs/>
+          </w:rPr>
+          <w:t xml:space="preserve">Supplementary Online Material</w:t>
+        </w:r>
+      </w:hyperlink>
+      <w:r>
+        <w:t xml:space="preserve">). While our case studies are necessarily hypothetical in nature they move us one step closer to implementing these models in real-world systems. However, there are still many challenges and gaps in our understanding of the impacts of extreme heat on organisms and communities that need to be addressed, which we outline below:</w:t>
+      </w:r>
+    </w:p>
+    <w:p>
+      <w:pPr>
+        <w:pStyle w:val="Compact"/>
+        <w:numPr>
+          <w:ilvl w:val="0"/>
+          <w:numId w:val="1008"/>
+        </w:numPr>
+      </w:pPr>
+      <w:r>
+        <w:rPr>
+          <w:b/>
+          <w:bCs/>
+        </w:rPr>
+        <w:t xml:space="preserve">Data limitations for applying DEB theory</w:t>
+      </w:r>
+      <w:r>
+        <w:t xml:space="preserve">: DEB models require a lot of information on a given species to model life-cycles, and there are challenges in applying stage-structured populations (e.g., metamorphosis). We need to develop solutions to these challenges (Mike).</w:t>
+      </w:r>
+    </w:p>
+    <w:p>
+      <w:pPr>
+        <w:pStyle w:val="Compact"/>
+        <w:numPr>
+          <w:ilvl w:val="0"/>
+          <w:numId w:val="1008"/>
+        </w:numPr>
+      </w:pPr>
+      <w:r>
+        <w:rPr>
+          <w:b/>
+          <w:bCs/>
         </w:rPr>
         <w:t xml:space="preserve">Better understanding of the mechanisms enhancing thermal tolerance in plants and animals</w:t>
       </w:r>
@@ -2936,81 +3121,270 @@
         <w:t xml:space="preserve">: We need to understand the genomic, cellular and physiological processes that confer greater thermal tolerance and help prepare organisms for future heat stress events.</w:t>
       </w:r>
     </w:p>
-    <w:bookmarkEnd w:id="40"/>
-    <w:bookmarkStart w:id="41" w:name="Xbb6a1781224964eec5409b3879f03550788dea1"/>
-    <w:p>
-      <w:pPr>
-        <w:pStyle w:val="Heading4"/>
-      </w:pPr>
-      <w:r>
-        <w:rPr>
-          <w:i/>
-          <w:iCs/>
+    <w:p>
+      <w:pPr>
+        <w:pStyle w:val="Compact"/>
+        <w:numPr>
+          <w:ilvl w:val="0"/>
+          <w:numId w:val="1008"/>
+        </w:numPr>
+      </w:pPr>
+      <w:r>
+        <w:rPr>
+          <w:b/>
+          <w:bCs/>
         </w:rPr>
         <w:t xml:space="preserve">Behavioural responses to heat stress</w:t>
       </w:r>
       <w:r>
-        <w:t xml:space="preserve">: Animals behave. We need to model that. How do changes in behaviour impact interactions with other species and the environment. How might this impact plant productivity (Mike, Dan, DEB models)</w:t>
+        <w:t xml:space="preserve">: Animals behave. We need to model that. How do changes in behaviour impact interactions with other species and the environment? How might this impact plant productivity (Mike, Dan, DEB models)?</w:t>
+      </w:r>
+    </w:p>
+    <w:p>
+      <w:pPr>
+        <w:pStyle w:val="Compact"/>
+        <w:numPr>
+          <w:ilvl w:val="0"/>
+          <w:numId w:val="1008"/>
+        </w:numPr>
+      </w:pPr>
+      <w:r>
+        <w:rPr>
+          <w:b/>
+          <w:bCs/>
+        </w:rPr>
+        <w:t xml:space="preserve">Evolutionary dynamics leading to changes in thermal sensitivity and exposure</w:t>
+      </w:r>
+      <w:r>
+        <w:t xml:space="preserve">: We need to understand how thermal sensitivity and exposure will evolve in response to climate change. This requires knowledge of heritability (not often known) and selection intensity (good idea of what’s driving selection). We could cite</w:t>
+      </w:r>
+      <w:r>
+        <w:t xml:space="preserve"> </w:t>
+      </w:r>
+      <w:r>
+        <w:t xml:space="preserve">[93]</w:t>
+      </w:r>
+      <w:r>
+        <w:t xml:space="preserve"> </w:t>
+      </w:r>
+      <w:r>
+        <w:t xml:space="preserve">(Ary).</w:t>
+      </w:r>
+    </w:p>
+    <w:p>
+      <w:pPr>
+        <w:pStyle w:val="Compact"/>
+        <w:numPr>
+          <w:ilvl w:val="0"/>
+          <w:numId w:val="1008"/>
+        </w:numPr>
+      </w:pPr>
+      <w:r>
+        <w:rPr>
+          <w:b/>
+          <w:bCs/>
+        </w:rPr>
+        <w:t xml:space="preserve">Trade-offs between thermal tolerance and other traits</w:t>
+      </w:r>
+      <w:r>
+        <w:t xml:space="preserve">: We need to understand the trade-offs between thermal tolerance and other traits such as growth rate, reproduction, and competitive ability. It is fine to confer greater thermal tolerance resistance but if this comes at a cost to reproduction, growth or biomass accumulation, then it may not be beneficial (Dani, James, Brendan).</w:t>
+      </w:r>
+    </w:p>
+    <w:p>
+      <w:pPr>
+        <w:pStyle w:val="Compact"/>
+        <w:numPr>
+          <w:ilvl w:val="0"/>
+          <w:numId w:val="1008"/>
+        </w:numPr>
+      </w:pPr>
+      <w:r>
+        <w:rPr>
+          <w:b/>
+          <w:bCs/>
+        </w:rPr>
+        <w:t xml:space="preserve">Social-ecological systems</w:t>
+      </w:r>
+      <w:r>
+        <w:t xml:space="preserve">: We need to understand how the impacts of extreme heat on ecosystems can affect the services those ecosystems provide to people and how people may respond to thermal risks to ecosystems. This requires a social-ecological systems perspective that captures the interactions between social and natural systems (Alison, Owen, Belinda, Mike).</w:t>
+      </w:r>
+    </w:p>
+    <w:p>
+      <w:pPr>
+        <w:pStyle w:val="FirstParagraph"/>
+      </w:pPr>
+      <w:r>
+        <w:t xml:space="preserve">Developing a systems modelling framework will require collaboration between different research fields, including biophysics, physiology, evology and evolutionary biology. By working collaboratively, we can develop a more calculated understanding that extreme heat will have on plants and animals, populations and communities along with how to mitigate these impacts to preserve ecosysem function now and into the future.</w:t>
       </w:r>
     </w:p>
     <w:bookmarkEnd w:id="41"/>
-    <w:bookmarkStart w:id="42" w:name="X3ed7603d16b77139cf6e8da2c2d8afebe91fdfa"/>
-    <w:p>
-      <w:pPr>
-        <w:pStyle w:val="Heading4"/>
-      </w:pPr>
-      <w:r>
-        <w:t xml:space="preserve">Evolutionary dynamics leading to changes in thermal sensitivity and exposure: But we need heritability (not often known) and selection intensity (good idea of what’s driving selection) We need to understand how thermal sensitivity and exposure will evolve in response to climate change. Probably could cite</w:t>
-      </w:r>
-      <w:r>
-        <w:t xml:space="preserve"> </w:t>
-      </w:r>
-      <w:r>
-        <w:t xml:space="preserve">[93]</w:t>
-      </w:r>
-      <w:r>
-        <w:t xml:space="preserve"> </w:t>
-      </w:r>
-      <w:r>
-        <w:t xml:space="preserve">(Ary)</w:t>
+    <w:bookmarkStart w:id="136" w:name="references"/>
+    <w:p>
+      <w:pPr>
+        <w:pStyle w:val="Heading1"/>
+      </w:pPr>
+      <w:r>
+        <w:t xml:space="preserve">References</w:t>
+      </w:r>
+    </w:p>
+    <w:bookmarkStart w:id="135" w:name="refs"/>
+    <w:bookmarkStart w:id="42" w:name="ref-Barriopedro2023"/>
+    <w:p>
+      <w:pPr>
+        <w:pStyle w:val="Bibliography"/>
+      </w:pPr>
+      <w:r>
+        <w:t xml:space="preserve">1.</w:t>
+      </w:r>
+      <w:r>
+        <w:t xml:space="preserve"> </w:t>
+      </w:r>
+      <w:r>
+        <w:t xml:space="preserve">	</w:t>
+      </w:r>
+      <w:r>
+        <w:t xml:space="preserve">Barriopedro, D.</w:t>
+      </w:r>
+      <w:r>
+        <w:t xml:space="preserve"> </w:t>
+      </w:r>
+      <w:r>
+        <w:rPr>
+          <w:i/>
+          <w:iCs/>
+        </w:rPr>
+        <w:t xml:space="preserve">et al.</w:t>
+      </w:r>
+      <w:r>
+        <w:t xml:space="preserve"> </w:t>
+      </w:r>
+      <w:r>
+        <w:t xml:space="preserve">(2023) Heat waves: Physical understanding and scientific challenges.</w:t>
+      </w:r>
+      <w:r>
+        <w:t xml:space="preserve"> </w:t>
+      </w:r>
+      <w:r>
+        <w:rPr>
+          <w:i/>
+          <w:iCs/>
+        </w:rPr>
+        <w:t xml:space="preserve">Rev. Geophys.</w:t>
+      </w:r>
+      <w:r>
+        <w:t xml:space="preserve"> </w:t>
+      </w:r>
+      <w:r>
+        <w:t xml:space="preserve">61, e2022RG000780</w:t>
       </w:r>
     </w:p>
     <w:bookmarkEnd w:id="42"/>
-    <w:bookmarkStart w:id="43" w:name="Xf716fb10002f9360210b8203424711763374548"/>
-    <w:p>
-      <w:pPr>
-        <w:pStyle w:val="Heading4"/>
-      </w:pPr>
-      <w:r>
-        <w:rPr>
-          <w:i/>
-          <w:iCs/>
-        </w:rPr>
-        <w:t xml:space="preserve">Trade-offs between thermal tolerance and other traits</w:t>
-      </w:r>
-      <w:r>
-        <w:t xml:space="preserve">: We need to understand the trade-offs between thermal tolerance and other traits such as growth rate, reproduction, and competitive ability. It is fine to confer greater thermal tolerance resistance but if this comes at a cost to reproduction, growth or biomass accumulation, then it may not be beneficial. (Dani, James, Brendan)</w:t>
+    <w:bookmarkStart w:id="43" w:name="ref-Aglas-Leitner2024"/>
+    <w:p>
+      <w:pPr>
+        <w:pStyle w:val="Bibliography"/>
+      </w:pPr>
+      <w:r>
+        <w:t xml:space="preserve">2.</w:t>
+      </w:r>
+      <w:r>
+        <w:t xml:space="preserve"> </w:t>
+      </w:r>
+      <w:r>
+        <w:t xml:space="preserve">	</w:t>
+      </w:r>
+      <w:r>
+        <w:t xml:space="preserve">Aglas-Leitner, P.</w:t>
+      </w:r>
+      <w:r>
+        <w:t xml:space="preserve"> </w:t>
+      </w:r>
+      <w:r>
+        <w:rPr>
+          <w:i/>
+          <w:iCs/>
+        </w:rPr>
+        <w:t xml:space="preserve">et al.</w:t>
+      </w:r>
+      <w:r>
+        <w:t xml:space="preserve"> </w:t>
+      </w:r>
+      <w:r>
+        <w:t xml:space="preserve">(2024)</w:t>
+      </w:r>
+      <w:r>
+        <w:t xml:space="preserve"> </w:t>
+      </w:r>
+      <w:r>
+        <w:rPr>
+          <w:i/>
+          <w:iCs/>
+        </w:rPr>
+        <w:t xml:space="preserve">Recent extreme heatwaves dwarfed by projected future events</w:t>
+      </w:r>
+      <w:r>
+        <w:t xml:space="preserve">, Copernicus Meetings</w:t>
       </w:r>
     </w:p>
     <w:bookmarkEnd w:id="43"/>
+    <w:bookmarkStart w:id="44" w:name="ref-Reichstein2007"/>
+    <w:p>
+      <w:pPr>
+        <w:pStyle w:val="Bibliography"/>
+      </w:pPr>
+      <w:r>
+        <w:t xml:space="preserve">3.</w:t>
+      </w:r>
+      <w:r>
+        <w:t xml:space="preserve"> </w:t>
+      </w:r>
+      <w:r>
+        <w:t xml:space="preserve">	</w:t>
+      </w:r>
+      <w:r>
+        <w:t xml:space="preserve">Reichstein, M.</w:t>
+      </w:r>
+      <w:r>
+        <w:t xml:space="preserve"> </w:t>
+      </w:r>
+      <w:r>
+        <w:rPr>
+          <w:i/>
+          <w:iCs/>
+        </w:rPr>
+        <w:t xml:space="preserve">et al.</w:t>
+      </w:r>
+      <w:r>
+        <w:t xml:space="preserve"> </w:t>
+      </w:r>
+      <w:r>
+        <w:t xml:space="preserve">(2007) Reduction of ecosystem productivity and respiration during the european summer 2003 climate anomaly: A joint flux tower, remote sensing and modelling analysis.</w:t>
+      </w:r>
+      <w:r>
+        <w:t xml:space="preserve"> </w:t>
+      </w:r>
+      <w:r>
+        <w:rPr>
+          <w:i/>
+          <w:iCs/>
+        </w:rPr>
+        <w:t xml:space="preserve">Global Change Biology</w:t>
+      </w:r>
+      <w:r>
+        <w:t xml:space="preserve"> </w:t>
+      </w:r>
+      <w:r>
+        <w:t xml:space="preserve">13, 634–651</w:t>
+      </w:r>
+    </w:p>
     <w:bookmarkEnd w:id="44"/>
-    <w:bookmarkStart w:id="139" w:name="references"/>
-    <w:p>
-      <w:pPr>
-        <w:pStyle w:val="Heading1"/>
-      </w:pPr>
-      <w:r>
-        <w:t xml:space="preserve">References</w:t>
-      </w:r>
-    </w:p>
-    <w:bookmarkStart w:id="138" w:name="refs"/>
-    <w:bookmarkStart w:id="45" w:name="ref-Barriopedro2023"/>
+    <w:bookmarkStart w:id="45" w:name="ref-Margalef-Marrase2020"/>
     <w:p>
       <w:pPr>
         <w:pStyle w:val="Bibliography"/>
       </w:pPr>
       <w:r>
-        <w:t xml:space="preserve">1.</w:t>
+        <w:t xml:space="preserve">4.</w:t>
       </w:r>
       <w:r>
         <w:t xml:space="preserve"> </w:t>
@@ -3019,7 +3393,7 @@
         <w:t xml:space="preserve">	</w:t>
       </w:r>
       <w:r>
-        <w:t xml:space="preserve">Barriopedro, D.</w:t>
+        <w:t xml:space="preserve">Margalef-Marrase, J.</w:t>
       </w:r>
       <w:r>
         <w:t xml:space="preserve"> </w:t>
@@ -3035,33 +3409,33 @@
         <w:t xml:space="preserve"> </w:t>
       </w:r>
       <w:r>
-        <w:t xml:space="preserve">(2023) Heat waves: Physical understanding and scientific challenges.</w:t>
-      </w:r>
-      <w:r>
-        <w:t xml:space="preserve"> </w:t>
-      </w:r>
-      <w:r>
-        <w:rPr>
-          <w:i/>
-          <w:iCs/>
-        </w:rPr>
-        <w:t xml:space="preserve">Rev. Geophys.</w:t>
-      </w:r>
-      <w:r>
-        <w:t xml:space="preserve"> </w:t>
-      </w:r>
-      <w:r>
-        <w:t xml:space="preserve">61, e2022RG000780</w:t>
+        <w:t xml:space="preserve">(2020) Relationship between heatwave-induced forest die-off and climatic suitability in multiple tree species.</w:t>
+      </w:r>
+      <w:r>
+        <w:t xml:space="preserve"> </w:t>
+      </w:r>
+      <w:r>
+        <w:rPr>
+          <w:i/>
+          <w:iCs/>
+        </w:rPr>
+        <w:t xml:space="preserve">Global Change Biology</w:t>
+      </w:r>
+      <w:r>
+        <w:t xml:space="preserve"> </w:t>
+      </w:r>
+      <w:r>
+        <w:t xml:space="preserve">26, 3134–3146</w:t>
       </w:r>
     </w:p>
     <w:bookmarkEnd w:id="45"/>
-    <w:bookmarkStart w:id="46" w:name="ref-Aglas-Leitner2024"/>
+    <w:bookmarkStart w:id="46" w:name="ref-Kazenel2024"/>
     <w:p>
       <w:pPr>
         <w:pStyle w:val="Bibliography"/>
       </w:pPr>
       <w:r>
-        <w:t xml:space="preserve">2.</w:t>
+        <w:t xml:space="preserve">5.</w:t>
       </w:r>
       <w:r>
         <w:t xml:space="preserve"> </w:t>
@@ -3070,7 +3444,7 @@
         <w:t xml:space="preserve">	</w:t>
       </w:r>
       <w:r>
-        <w:t xml:space="preserve">Aglas-Leitner, P.</w:t>
+        <w:t xml:space="preserve">Kazenel, M.R.</w:t>
       </w:r>
       <w:r>
         <w:t xml:space="preserve"> </w:t>
@@ -3086,30 +3460,27 @@
         <w:t xml:space="preserve"> </w:t>
       </w:r>
       <w:r>
-        <w:t xml:space="preserve">(2024)</w:t>
-      </w:r>
-      <w:r>
-        <w:t xml:space="preserve"> </w:t>
-      </w:r>
-      <w:r>
-        <w:rPr>
-          <w:i/>
-          <w:iCs/>
-        </w:rPr>
-        <w:t xml:space="preserve">Recent extreme heatwaves dwarfed by projected future events</w:t>
-      </w:r>
-      <w:r>
-        <w:t xml:space="preserve">, Copernicus Meetings</w:t>
+        <w:t xml:space="preserve">(2024) Heat and desiccation tolerances predict bee abundance under climate change.</w:t>
+      </w:r>
+      <w:r>
+        <w:t xml:space="preserve"> </w:t>
+      </w:r>
+      <w:r>
+        <w:rPr>
+          <w:i/>
+          <w:iCs/>
+        </w:rPr>
+        <w:t xml:space="preserve">Nature</w:t>
       </w:r>
     </w:p>
     <w:bookmarkEnd w:id="46"/>
-    <w:bookmarkStart w:id="47" w:name="ref-Reichstein2007"/>
+    <w:bookmarkStart w:id="47" w:name="ref-Zhao2017"/>
     <w:p>
       <w:pPr>
         <w:pStyle w:val="Bibliography"/>
       </w:pPr>
       <w:r>
-        <w:t xml:space="preserve">3.</w:t>
+        <w:t xml:space="preserve">6.</w:t>
       </w:r>
       <w:r>
         <w:t xml:space="preserve"> </w:t>
@@ -3118,7 +3489,7 @@
         <w:t xml:space="preserve">	</w:t>
       </w:r>
       <w:r>
-        <w:t xml:space="preserve">Reichstein, M.</w:t>
+        <w:t xml:space="preserve">Zhao, C.</w:t>
       </w:r>
       <w:r>
         <w:t xml:space="preserve"> </w:t>
@@ -3134,7 +3505,144 @@
         <w:t xml:space="preserve"> </w:t>
       </w:r>
       <w:r>
-        <w:t xml:space="preserve">(2007) Reduction of ecosystem productivity and respiration during the european summer 2003 climate anomaly: A joint flux tower, remote sensing and modelling analysis.</w:t>
+        <w:t xml:space="preserve">(2017) Temperature increase reduces global yields of major crops in four independent estimates.</w:t>
+      </w:r>
+      <w:r>
+        <w:t xml:space="preserve"> </w:t>
+      </w:r>
+      <w:r>
+        <w:rPr>
+          <w:i/>
+          <w:iCs/>
+        </w:rPr>
+        <w:t xml:space="preserve">Proc. Natl. Acad. Sci. U. S. A.</w:t>
+      </w:r>
+      <w:r>
+        <w:t xml:space="preserve"> </w:t>
+      </w:r>
+      <w:r>
+        <w:t xml:space="preserve">114, 9326–9331</w:t>
+      </w:r>
+    </w:p>
+    <w:bookmarkEnd w:id="47"/>
+    <w:bookmarkStart w:id="48" w:name="ref-Tito2018"/>
+    <w:p>
+      <w:pPr>
+        <w:pStyle w:val="Bibliography"/>
+      </w:pPr>
+      <w:r>
+        <w:t xml:space="preserve">7.</w:t>
+      </w:r>
+      <w:r>
+        <w:t xml:space="preserve"> </w:t>
+      </w:r>
+      <w:r>
+        <w:t xml:space="preserve">	</w:t>
+      </w:r>
+      <w:r>
+        <w:t xml:space="preserve">Tito, R.</w:t>
+      </w:r>
+      <w:r>
+        <w:t xml:space="preserve"> </w:t>
+      </w:r>
+      <w:r>
+        <w:rPr>
+          <w:i/>
+          <w:iCs/>
+        </w:rPr>
+        <w:t xml:space="preserve">et al.</w:t>
+      </w:r>
+      <w:r>
+        <w:t xml:space="preserve"> </w:t>
+      </w:r>
+      <w:r>
+        <w:t xml:space="preserve">(2018) Global climate change increases risk of crop yield losses and food insecurity in the tropical andes.</w:t>
+      </w:r>
+      <w:r>
+        <w:t xml:space="preserve"> </w:t>
+      </w:r>
+      <w:r>
+        <w:rPr>
+          <w:i/>
+          <w:iCs/>
+        </w:rPr>
+        <w:t xml:space="preserve">Global change biology</w:t>
+      </w:r>
+      <w:r>
+        <w:t xml:space="preserve"> </w:t>
+      </w:r>
+      <w:r>
+        <w:t xml:space="preserve">24, e592–e602</w:t>
+      </w:r>
+    </w:p>
+    <w:bookmarkEnd w:id="48"/>
+    <w:bookmarkStart w:id="49" w:name="ref-Bastos2014"/>
+    <w:p>
+      <w:pPr>
+        <w:pStyle w:val="Bibliography"/>
+      </w:pPr>
+      <w:r>
+        <w:t xml:space="preserve">8.</w:t>
+      </w:r>
+      <w:r>
+        <w:t xml:space="preserve"> </w:t>
+      </w:r>
+      <w:r>
+        <w:t xml:space="preserve">	</w:t>
+      </w:r>
+      <w:r>
+        <w:t xml:space="preserve">Bastos, A.</w:t>
+      </w:r>
+      <w:r>
+        <w:t xml:space="preserve"> </w:t>
+      </w:r>
+      <w:r>
+        <w:rPr>
+          <w:i/>
+          <w:iCs/>
+        </w:rPr>
+        <w:t xml:space="preserve">et al.</w:t>
+      </w:r>
+      <w:r>
+        <w:t xml:space="preserve"> </w:t>
+      </w:r>
+      <w:r>
+        <w:t xml:space="preserve">(2014) Analysing the spatio-temporal impacts of the 2003 and 2010 extreme heatwaves on plant productivity in europe.</w:t>
+      </w:r>
+      <w:r>
+        <w:t xml:space="preserve"> </w:t>
+      </w:r>
+      <w:r>
+        <w:rPr>
+          <w:i/>
+          <w:iCs/>
+        </w:rPr>
+        <w:t xml:space="preserve">Biogeosciences</w:t>
+      </w:r>
+      <w:r>
+        <w:t xml:space="preserve"> </w:t>
+      </w:r>
+      <w:r>
+        <w:t xml:space="preserve">11, 3421–3435</w:t>
+      </w:r>
+    </w:p>
+    <w:bookmarkEnd w:id="49"/>
+    <w:bookmarkStart w:id="50" w:name="ref-Hesketh2023"/>
+    <w:p>
+      <w:pPr>
+        <w:pStyle w:val="Bibliography"/>
+      </w:pPr>
+      <w:r>
+        <w:t xml:space="preserve">9.</w:t>
+      </w:r>
+      <w:r>
+        <w:t xml:space="preserve"> </w:t>
+      </w:r>
+      <w:r>
+        <w:t xml:space="preserve">	</w:t>
+      </w:r>
+      <w:r>
+        <w:t xml:space="preserve">Hesketh, A.V. and Harley, C.D.G. (2023) Extreme heatwave drives topography-dependent patterns of mortality in a bed-forming intertidal barnacle, with implications for associated community structure.</w:t>
       </w:r>
       <w:r>
         <w:t xml:space="preserve"> </w:t>
@@ -3150,17 +3658,17 @@
         <w:t xml:space="preserve"> </w:t>
       </w:r>
       <w:r>
-        <w:t xml:space="preserve">13, 634–651</w:t>
-      </w:r>
-    </w:p>
-    <w:bookmarkEnd w:id="47"/>
-    <w:bookmarkStart w:id="48" w:name="ref-Margalef-Marrase2020"/>
+        <w:t xml:space="preserve">29, 165–178</w:t>
+      </w:r>
+    </w:p>
+    <w:bookmarkEnd w:id="50"/>
+    <w:bookmarkStart w:id="51" w:name="ref-Martinez2023"/>
     <w:p>
       <w:pPr>
         <w:pStyle w:val="Bibliography"/>
       </w:pPr>
       <w:r>
-        <w:t xml:space="preserve">4.</w:t>
+        <w:t xml:space="preserve">10.</w:t>
       </w:r>
       <w:r>
         <w:t xml:space="preserve"> </w:t>
@@ -3169,7 +3677,7 @@
         <w:t xml:space="preserve">	</w:t>
       </w:r>
       <w:r>
-        <w:t xml:space="preserve">Margalef-Marrase, J.</w:t>
+        <w:t xml:space="preserve">Martinez, L.D.</w:t>
       </w:r>
       <w:r>
         <w:t xml:space="preserve"> </w:t>
@@ -3185,7 +3693,441 @@
         <w:t xml:space="preserve"> </w:t>
       </w:r>
       <w:r>
-        <w:t xml:space="preserve">(2020) Relationship between heatwave-induced forest die-off and climatic suitability in multiple tree species.</w:t>
+        <w:t xml:space="preserve">(2023) Effect of simulated heat waves on the behaviour of two mirid predators.</w:t>
+      </w:r>
+      <w:r>
+        <w:t xml:space="preserve"> </w:t>
+      </w:r>
+      <w:r>
+        <w:rPr>
+          <w:i/>
+          <w:iCs/>
+        </w:rPr>
+        <w:t xml:space="preserve">J. Appl. Entomol.</w:t>
+      </w:r>
+    </w:p>
+    <w:bookmarkEnd w:id="51"/>
+    <w:bookmarkStart w:id="52" w:name="ref-Rezende2020"/>
+    <w:p>
+      <w:pPr>
+        <w:pStyle w:val="Bibliography"/>
+      </w:pPr>
+      <w:r>
+        <w:t xml:space="preserve">11.</w:t>
+      </w:r>
+      <w:r>
+        <w:t xml:space="preserve"> </w:t>
+      </w:r>
+      <w:r>
+        <w:t xml:space="preserve">	</w:t>
+      </w:r>
+      <w:r>
+        <w:t xml:space="preserve">Rezende, E.L.</w:t>
+      </w:r>
+      <w:r>
+        <w:t xml:space="preserve"> </w:t>
+      </w:r>
+      <w:r>
+        <w:rPr>
+          <w:i/>
+          <w:iCs/>
+        </w:rPr>
+        <w:t xml:space="preserve">et al.</w:t>
+      </w:r>
+      <w:r>
+        <w:t xml:space="preserve"> </w:t>
+      </w:r>
+      <w:r>
+        <w:t xml:space="preserve">(2020) Predicting temperature mortality and selection in natural drosophila populations.</w:t>
+      </w:r>
+      <w:r>
+        <w:t xml:space="preserve"> </w:t>
+      </w:r>
+      <w:r>
+        <w:rPr>
+          <w:i/>
+          <w:iCs/>
+        </w:rPr>
+        <w:t xml:space="preserve">Science</w:t>
+      </w:r>
+      <w:r>
+        <w:t xml:space="preserve"> </w:t>
+      </w:r>
+      <w:r>
+        <w:t xml:space="preserve">369, 1242–1245</w:t>
+      </w:r>
+    </w:p>
+    <w:bookmarkEnd w:id="52"/>
+    <w:bookmarkStart w:id="53" w:name="ref-Orsted2024"/>
+    <w:p>
+      <w:pPr>
+        <w:pStyle w:val="Bibliography"/>
+      </w:pPr>
+      <w:r>
+        <w:t xml:space="preserve">12.</w:t>
+      </w:r>
+      <w:r>
+        <w:t xml:space="preserve"> </w:t>
+      </w:r>
+      <w:r>
+        <w:t xml:space="preserve">	</w:t>
+      </w:r>
+      <w:r>
+        <w:t xml:space="preserve">Ørsted, M.</w:t>
+      </w:r>
+      <w:r>
+        <w:t xml:space="preserve"> </w:t>
+      </w:r>
+      <w:r>
+        <w:rPr>
+          <w:i/>
+          <w:iCs/>
+        </w:rPr>
+        <w:t xml:space="preserve">et al.</w:t>
+      </w:r>
+      <w:r>
+        <w:t xml:space="preserve"> </w:t>
+      </w:r>
+      <w:r>
+        <w:t xml:space="preserve">(2024) Thermal limits of survival and reproduction depend on stress duration: A case study of drosophila suzukii.</w:t>
+      </w:r>
+      <w:r>
+        <w:t xml:space="preserve"> </w:t>
+      </w:r>
+      <w:r>
+        <w:rPr>
+          <w:i/>
+          <w:iCs/>
+        </w:rPr>
+        <w:t xml:space="preserve">Ecol. Lett.</w:t>
+      </w:r>
+      <w:r>
+        <w:t xml:space="preserve"> </w:t>
+      </w:r>
+      <w:r>
+        <w:t xml:space="preserve">27, e14421</w:t>
+      </w:r>
+    </w:p>
+    <w:bookmarkEnd w:id="53"/>
+    <w:bookmarkStart w:id="54" w:name="ref-Lopez-Goldar2024"/>
+    <w:p>
+      <w:pPr>
+        <w:pStyle w:val="Bibliography"/>
+      </w:pPr>
+      <w:r>
+        <w:t xml:space="preserve">13.</w:t>
+      </w:r>
+      <w:r>
+        <w:t xml:space="preserve"> </w:t>
+      </w:r>
+      <w:r>
+        <w:t xml:space="preserve">	</w:t>
+      </w:r>
+      <w:r>
+        <w:t xml:space="preserve">López-Goldar, X.</w:t>
+      </w:r>
+      <w:r>
+        <w:t xml:space="preserve"> </w:t>
+      </w:r>
+      <w:r>
+        <w:rPr>
+          <w:i/>
+          <w:iCs/>
+        </w:rPr>
+        <w:t xml:space="preserve">et al.</w:t>
+      </w:r>
+      <w:r>
+        <w:t xml:space="preserve"> </w:t>
+      </w:r>
+      <w:r>
+        <w:t xml:space="preserve">(2024) Heat waves induce milkweed resistance to a specialist herbivore via increased toxicity and reduced nutrient content.</w:t>
+      </w:r>
+      <w:r>
+        <w:t xml:space="preserve"> </w:t>
+      </w:r>
+      <w:r>
+        <w:rPr>
+          <w:i/>
+          <w:iCs/>
+        </w:rPr>
+        <w:t xml:space="preserve">Plant Cell Environ.</w:t>
+      </w:r>
+    </w:p>
+    <w:bookmarkEnd w:id="54"/>
+    <w:bookmarkStart w:id="55" w:name="ref-Huynh2024"/>
+    <w:p>
+      <w:pPr>
+        <w:pStyle w:val="Bibliography"/>
+      </w:pPr>
+      <w:r>
+        <w:t xml:space="preserve">14.</w:t>
+      </w:r>
+      <w:r>
+        <w:t xml:space="preserve"> </w:t>
+      </w:r>
+      <w:r>
+        <w:t xml:space="preserve">	</w:t>
+      </w:r>
+      <w:r>
+        <w:t xml:space="preserve">Huỳnh, T.-H.</w:t>
+      </w:r>
+      <w:r>
+        <w:t xml:space="preserve"> </w:t>
+      </w:r>
+      <w:r>
+        <w:rPr>
+          <w:i/>
+          <w:iCs/>
+        </w:rPr>
+        <w:t xml:space="preserve">et al.</w:t>
+      </w:r>
+      <w:r>
+        <w:t xml:space="preserve"> </w:t>
+      </w:r>
+      <w:r>
+        <w:t xml:space="preserve">(2024) Heatwave-induced functional shifts in zooplankton communities result in weaker top-down control on phytoplankton.</w:t>
+      </w:r>
+      <w:r>
+        <w:t xml:space="preserve"> </w:t>
+      </w:r>
+      <w:r>
+        <w:rPr>
+          <w:i/>
+          <w:iCs/>
+        </w:rPr>
+        <w:t xml:space="preserve">Ecol. Evol.</w:t>
+      </w:r>
+      <w:r>
+        <w:t xml:space="preserve"> </w:t>
+      </w:r>
+      <w:r>
+        <w:t xml:space="preserve">14, e70096</w:t>
+      </w:r>
+    </w:p>
+    <w:bookmarkEnd w:id="55"/>
+    <w:bookmarkStart w:id="56" w:name="ref-Trivedi2022"/>
+    <w:p>
+      <w:pPr>
+        <w:pStyle w:val="Bibliography"/>
+      </w:pPr>
+      <w:r>
+        <w:t xml:space="preserve">15.</w:t>
+      </w:r>
+      <w:r>
+        <w:t xml:space="preserve"> </w:t>
+      </w:r>
+      <w:r>
+        <w:t xml:space="preserve">	</w:t>
+      </w:r>
+      <w:r>
+        <w:t xml:space="preserve">Trivedi, P.</w:t>
+      </w:r>
+      <w:r>
+        <w:t xml:space="preserve"> </w:t>
+      </w:r>
+      <w:r>
+        <w:rPr>
+          <w:i/>
+          <w:iCs/>
+        </w:rPr>
+        <w:t xml:space="preserve">et al.</w:t>
+      </w:r>
+      <w:r>
+        <w:t xml:space="preserve"> </w:t>
+      </w:r>
+      <w:r>
+        <w:t xml:space="preserve">(2022) Plant–microbiome interactions under a changing world: Responses, consequences and perspectives.</w:t>
+      </w:r>
+      <w:r>
+        <w:t xml:space="preserve"> </w:t>
+      </w:r>
+      <w:r>
+        <w:rPr>
+          <w:i/>
+          <w:iCs/>
+        </w:rPr>
+        <w:t xml:space="preserve">New Phytol.</w:t>
+      </w:r>
+      <w:r>
+        <w:t xml:space="preserve"> </w:t>
+      </w:r>
+      <w:r>
+        <w:t xml:space="preserve">234, 1951–1959</w:t>
+      </w:r>
+    </w:p>
+    <w:bookmarkEnd w:id="56"/>
+    <w:bookmarkStart w:id="57" w:name="ref-Kooijman2010"/>
+    <w:p>
+      <w:pPr>
+        <w:pStyle w:val="Bibliography"/>
+      </w:pPr>
+      <w:r>
+        <w:t xml:space="preserve">16.</w:t>
+      </w:r>
+      <w:r>
+        <w:t xml:space="preserve"> </w:t>
+      </w:r>
+      <w:r>
+        <w:t xml:space="preserve">	</w:t>
+      </w:r>
+      <w:r>
+        <w:t xml:space="preserve">Kooijman, S.A.L.M. (2010)</w:t>
+      </w:r>
+      <w:r>
+        <w:t xml:space="preserve"> </w:t>
+      </w:r>
+      <w:r>
+        <w:rPr>
+          <w:i/>
+          <w:iCs/>
+        </w:rPr>
+        <w:t xml:space="preserve">Dynamic energy budget theory for metabolic organisation</w:t>
+      </w:r>
+      <w:r>
+        <w:t xml:space="preserve">, Cambridge university press</w:t>
+      </w:r>
+    </w:p>
+    <w:bookmarkEnd w:id="57"/>
+    <w:bookmarkStart w:id="58" w:name="ref-Kearney2009b"/>
+    <w:p>
+      <w:pPr>
+        <w:pStyle w:val="Bibliography"/>
+      </w:pPr>
+      <w:r>
+        <w:t xml:space="preserve">17.</w:t>
+      </w:r>
+      <w:r>
+        <w:t xml:space="preserve"> </w:t>
+      </w:r>
+      <w:r>
+        <w:t xml:space="preserve">	</w:t>
+      </w:r>
+      <w:r>
+        <w:t xml:space="preserve">Kearney, M. and Porter, W. (2009) Mechanistic niche modelling: Combining physiological and spatial data to predict species’ ranges.</w:t>
+      </w:r>
+      <w:r>
+        <w:t xml:space="preserve"> </w:t>
+      </w:r>
+      <w:r>
+        <w:rPr>
+          <w:i/>
+          <w:iCs/>
+        </w:rPr>
+        <w:t xml:space="preserve">Ecol. Lett.</w:t>
+      </w:r>
+      <w:r>
+        <w:t xml:space="preserve"> </w:t>
+      </w:r>
+      <w:r>
+        <w:t xml:space="preserve">12, 334–350</w:t>
+      </w:r>
+    </w:p>
+    <w:bookmarkEnd w:id="58"/>
+    <w:bookmarkStart w:id="59" w:name="ref-Jusup2024"/>
+    <w:p>
+      <w:pPr>
+        <w:pStyle w:val="Bibliography"/>
+      </w:pPr>
+      <w:r>
+        <w:t xml:space="preserve">18.</w:t>
+      </w:r>
+      <w:r>
+        <w:t xml:space="preserve"> </w:t>
+      </w:r>
+      <w:r>
+        <w:t xml:space="preserve">	</w:t>
+      </w:r>
+      <w:r>
+        <w:t xml:space="preserve">Jusup, M. and Kearney, M.R. (2024) The untapped power of a general theory of organismal metabolism.</w:t>
+      </w:r>
+      <w:r>
+        <w:t xml:space="preserve"> </w:t>
+      </w:r>
+      <w:r>
+        <w:rPr>
+          <w:i/>
+          <w:iCs/>
+        </w:rPr>
+        <w:t xml:space="preserve">arXiv preprint arXiv:2408. 13998</w:t>
+      </w:r>
+    </w:p>
+    <w:bookmarkEnd w:id="59"/>
+    <w:bookmarkStart w:id="60" w:name="ref-Kearney2024"/>
+    <w:p>
+      <w:pPr>
+        <w:pStyle w:val="Bibliography"/>
+      </w:pPr>
+      <w:r>
+        <w:t xml:space="preserve">19.</w:t>
+      </w:r>
+      <w:r>
+        <w:t xml:space="preserve"> </w:t>
+      </w:r>
+      <w:r>
+        <w:t xml:space="preserve">	</w:t>
+      </w:r>
+      <w:r>
+        <w:t xml:space="preserve">Kearney, M.R. and Leigh, A. (2024) Fast, accurate and accessible calculations of leaf temperature and its physiological consequences with</w:t>
+      </w:r>
+      <w:r>
+        <w:t xml:space="preserve"> </w:t>
+      </w:r>
+      <w:r>
+        <w:t xml:space="preserve">NicheMapR</w:t>
+      </w:r>
+      <w:r>
+        <w:t xml:space="preserve">.</w:t>
+      </w:r>
+      <w:r>
+        <w:t xml:space="preserve"> </w:t>
+      </w:r>
+      <w:r>
+        <w:rPr>
+          <w:i/>
+          <w:iCs/>
+        </w:rPr>
+        <w:t xml:space="preserve">Methods Ecol. Evol.</w:t>
+      </w:r>
+      <w:r>
+        <w:t xml:space="preserve"> </w:t>
+      </w:r>
+      <w:r>
+        <w:t xml:space="preserve">15, 1516–1531</w:t>
+      </w:r>
+    </w:p>
+    <w:bookmarkEnd w:id="60"/>
+    <w:bookmarkStart w:id="61" w:name="ref-Briscoe2023"/>
+    <w:p>
+      <w:pPr>
+        <w:pStyle w:val="Bibliography"/>
+      </w:pPr>
+      <w:r>
+        <w:t xml:space="preserve">20.</w:t>
+      </w:r>
+      <w:r>
+        <w:t xml:space="preserve"> </w:t>
+      </w:r>
+      <w:r>
+        <w:t xml:space="preserve">	</w:t>
+      </w:r>
+      <w:r>
+        <w:t xml:space="preserve">Briscoe, N.J.</w:t>
+      </w:r>
+      <w:r>
+        <w:t xml:space="preserve"> </w:t>
+      </w:r>
+      <w:r>
+        <w:rPr>
+          <w:i/>
+          <w:iCs/>
+        </w:rPr>
+        <w:t xml:space="preserve">et al.</w:t>
+      </w:r>
+      <w:r>
+        <w:t xml:space="preserve"> </w:t>
+      </w:r>
+      <w:r>
+        <w:t xml:space="preserve">(2023) Mechanistic forecasts of species responses to climate change: The promise of biophysical ecology.</w:t>
       </w:r>
       <w:r>
         <w:t xml:space="preserve"> </w:t>
@@ -3201,17 +4143,17 @@
         <w:t xml:space="preserve"> </w:t>
       </w:r>
       <w:r>
-        <w:t xml:space="preserve">26, 3134–3146</w:t>
-      </w:r>
-    </w:p>
-    <w:bookmarkEnd w:id="48"/>
-    <w:bookmarkStart w:id="49" w:name="ref-Kazenel2024"/>
+        <w:t xml:space="preserve">29, 1451–1470</w:t>
+      </w:r>
+    </w:p>
+    <w:bookmarkEnd w:id="61"/>
+    <w:bookmarkStart w:id="62" w:name="ref-Rezende2014"/>
     <w:p>
       <w:pPr>
         <w:pStyle w:val="Bibliography"/>
       </w:pPr>
       <w:r>
-        <w:t xml:space="preserve">5.</w:t>
+        <w:t xml:space="preserve">21.</w:t>
       </w:r>
       <w:r>
         <w:t xml:space="preserve"> </w:t>
@@ -3220,7 +4162,7 @@
         <w:t xml:space="preserve">	</w:t>
       </w:r>
       <w:r>
-        <w:t xml:space="preserve">Kazenel, M.R.</w:t>
+        <w:t xml:space="preserve">Rezende, E.L.</w:t>
       </w:r>
       <w:r>
         <w:t xml:space="preserve"> </w:t>
@@ -3236,27 +4178,33 @@
         <w:t xml:space="preserve"> </w:t>
       </w:r>
       <w:r>
-        <w:t xml:space="preserve">(2024) Heat and desiccation tolerances predict bee abundance under climate change.</w:t>
-      </w:r>
-      <w:r>
-        <w:t xml:space="preserve"> </w:t>
-      </w:r>
-      <w:r>
-        <w:rPr>
-          <w:i/>
-          <w:iCs/>
-        </w:rPr>
-        <w:t xml:space="preserve">Nature</w:t>
-      </w:r>
-    </w:p>
-    <w:bookmarkEnd w:id="49"/>
-    <w:bookmarkStart w:id="50" w:name="ref-Zhao2017"/>
+        <w:t xml:space="preserve">(2014) Tolerance landscapes in thermal ecology.</w:t>
+      </w:r>
+      <w:r>
+        <w:t xml:space="preserve"> </w:t>
+      </w:r>
+      <w:r>
+        <w:rPr>
+          <w:i/>
+          <w:iCs/>
+        </w:rPr>
+        <w:t xml:space="preserve">Funct. Ecol.</w:t>
+      </w:r>
+      <w:r>
+        <w:t xml:space="preserve"> </w:t>
+      </w:r>
+      <w:r>
+        <w:t xml:space="preserve">28, 799–809</w:t>
+      </w:r>
+    </w:p>
+    <w:bookmarkEnd w:id="62"/>
+    <w:bookmarkStart w:id="63" w:name="ref-Bimler2018"/>
     <w:p>
       <w:pPr>
         <w:pStyle w:val="Bibliography"/>
       </w:pPr>
       <w:r>
-        <w:t xml:space="preserve">6.</w:t>
+        <w:t xml:space="preserve">22.</w:t>
       </w:r>
       <w:r>
         <w:t xml:space="preserve"> </w:t>
@@ -3265,7 +4213,7 @@
         <w:t xml:space="preserve">	</w:t>
       </w:r>
       <w:r>
-        <w:t xml:space="preserve">Zhao, C.</w:t>
+        <w:t xml:space="preserve">Bimler, M.D.</w:t>
       </w:r>
       <w:r>
         <w:t xml:space="preserve"> </w:t>
@@ -3281,7 +4229,526 @@
         <w:t xml:space="preserve"> </w:t>
       </w:r>
       <w:r>
-        <w:t xml:space="preserve">(2017) Temperature increase reduces global yields of major crops in four independent estimates.</w:t>
+        <w:t xml:space="preserve">(2018) Accurate predictions of coexistence in natural systems require the inclusion of facilitative interactions and environmental dependency.</w:t>
+      </w:r>
+      <w:r>
+        <w:t xml:space="preserve"> </w:t>
+      </w:r>
+      <w:r>
+        <w:rPr>
+          <w:i/>
+          <w:iCs/>
+        </w:rPr>
+        <w:t xml:space="preserve">J. Ecol.</w:t>
+      </w:r>
+      <w:r>
+        <w:t xml:space="preserve"> </w:t>
+      </w:r>
+      <w:r>
+        <w:t xml:space="preserve">106, 1839–1852</w:t>
+      </w:r>
+    </w:p>
+    <w:bookmarkEnd w:id="63"/>
+    <w:bookmarkStart w:id="64" w:name="ref-Bowler2022"/>
+    <w:p>
+      <w:pPr>
+        <w:pStyle w:val="Bibliography"/>
+      </w:pPr>
+      <w:r>
+        <w:t xml:space="preserve">23.</w:t>
+      </w:r>
+      <w:r>
+        <w:t xml:space="preserve"> </w:t>
+      </w:r>
+      <w:r>
+        <w:t xml:space="preserve">	</w:t>
+      </w:r>
+      <w:r>
+        <w:t xml:space="preserve">Bowler, C.H.</w:t>
+      </w:r>
+      <w:r>
+        <w:t xml:space="preserve"> </w:t>
+      </w:r>
+      <w:r>
+        <w:rPr>
+          <w:i/>
+          <w:iCs/>
+        </w:rPr>
+        <w:t xml:space="preserve">et al.</w:t>
+      </w:r>
+      <w:r>
+        <w:t xml:space="preserve"> </w:t>
+      </w:r>
+      <w:r>
+        <w:t xml:space="preserve">(2022) Accounting for demographic uncertainty increases predictions for species coexistence: A case study with annual plants.</w:t>
+      </w:r>
+      <w:r>
+        <w:t xml:space="preserve"> </w:t>
+      </w:r>
+      <w:r>
+        <w:rPr>
+          <w:i/>
+          <w:iCs/>
+        </w:rPr>
+        <w:t xml:space="preserve">Ecol. Lett.</w:t>
+      </w:r>
+      <w:r>
+        <w:t xml:space="preserve"> </w:t>
+      </w:r>
+      <w:r>
+        <w:t xml:space="preserve">25, 1618–1628</w:t>
+      </w:r>
+    </w:p>
+    <w:bookmarkEnd w:id="64"/>
+    <w:bookmarkStart w:id="65" w:name="ref-Orsted2022"/>
+    <w:p>
+      <w:pPr>
+        <w:pStyle w:val="Bibliography"/>
+      </w:pPr>
+      <w:r>
+        <w:t xml:space="preserve">24.</w:t>
+      </w:r>
+      <w:r>
+        <w:t xml:space="preserve"> </w:t>
+      </w:r>
+      <w:r>
+        <w:t xml:space="preserve">	</w:t>
+      </w:r>
+      <w:r>
+        <w:t xml:space="preserve">Ørsted, M.</w:t>
+      </w:r>
+      <w:r>
+        <w:t xml:space="preserve"> </w:t>
+      </w:r>
+      <w:r>
+        <w:rPr>
+          <w:i/>
+          <w:iCs/>
+        </w:rPr>
+        <w:t xml:space="preserve">et al.</w:t>
+      </w:r>
+      <w:r>
+        <w:t xml:space="preserve"> </w:t>
+      </w:r>
+      <w:r>
+        <w:t xml:space="preserve">(2022) Finding the right thermal limit: A framework to reconcile ecological, physiological and methodological aspects of</w:t>
+      </w:r>
+      <w:r>
+        <w:t xml:space="preserve"> </w:t>
+      </w:r>
+      <w:r>
+        <w:t xml:space="preserve">CTmax</w:t>
+      </w:r>
+      <w:r>
+        <w:t xml:space="preserve"> </w:t>
+      </w:r>
+      <w:r>
+        <w:t xml:space="preserve">in ectotherms.</w:t>
+      </w:r>
+      <w:r>
+        <w:t xml:space="preserve"> </w:t>
+      </w:r>
+      <w:r>
+        <w:rPr>
+          <w:i/>
+          <w:iCs/>
+        </w:rPr>
+        <w:t xml:space="preserve">J. Exp. Biol.</w:t>
+      </w:r>
+      <w:r>
+        <w:t xml:space="preserve"> </w:t>
+      </w:r>
+      <w:r>
+        <w:t xml:space="preserve">225, jeb244514</w:t>
+      </w:r>
+    </w:p>
+    <w:bookmarkEnd w:id="65"/>
+    <w:bookmarkStart w:id="66" w:name="ref-Faber2024"/>
+    <w:p>
+      <w:pPr>
+        <w:pStyle w:val="Bibliography"/>
+      </w:pPr>
+      <w:r>
+        <w:t xml:space="preserve">25.</w:t>
+      </w:r>
+      <w:r>
+        <w:t xml:space="preserve"> </w:t>
+      </w:r>
+      <w:r>
+        <w:t xml:space="preserve">	</w:t>
+      </w:r>
+      <w:r>
+        <w:t xml:space="preserve">Faber, A.H.</w:t>
+      </w:r>
+      <w:r>
+        <w:t xml:space="preserve"> </w:t>
+      </w:r>
+      <w:r>
+        <w:rPr>
+          <w:i/>
+          <w:iCs/>
+        </w:rPr>
+        <w:t xml:space="preserve">et al.</w:t>
+      </w:r>
+      <w:r>
+        <w:t xml:space="preserve"> </w:t>
+      </w:r>
+      <w:r>
+        <w:t xml:space="preserve">(2024) Application of the thermal death time model in predicting thermal damage accumulation in plants.</w:t>
+      </w:r>
+      <w:r>
+        <w:t xml:space="preserve"> </w:t>
+      </w:r>
+      <w:r>
+        <w:rPr>
+          <w:i/>
+          <w:iCs/>
+        </w:rPr>
+        <w:t xml:space="preserve">J. Exp. Bot.</w:t>
+      </w:r>
+      <w:r>
+        <w:t xml:space="preserve"> </w:t>
+      </w:r>
+      <w:r>
+        <w:t xml:space="preserve">75, 3467–3482</w:t>
+      </w:r>
+    </w:p>
+    <w:bookmarkEnd w:id="66"/>
+    <w:bookmarkStart w:id="67" w:name="ref-Martinez-De_Leon2024"/>
+    <w:p>
+      <w:pPr>
+        <w:pStyle w:val="Bibliography"/>
+      </w:pPr>
+      <w:r>
+        <w:t xml:space="preserve">26.</w:t>
+      </w:r>
+      <w:r>
+        <w:t xml:space="preserve"> </w:t>
+      </w:r>
+      <w:r>
+        <w:t xml:space="preserve">	</w:t>
+      </w:r>
+      <w:r>
+        <w:t xml:space="preserve">Martínez-De León, G. and Thakur, M.P. (2024) Ecological debts induced by heat extremes.</w:t>
+      </w:r>
+      <w:r>
+        <w:t xml:space="preserve"> </w:t>
+      </w:r>
+      <w:r>
+        <w:rPr>
+          <w:i/>
+          <w:iCs/>
+        </w:rPr>
+        <w:t xml:space="preserve">Trends Ecol. Evol.</w:t>
+      </w:r>
+    </w:p>
+    <w:bookmarkEnd w:id="67"/>
+    <w:bookmarkStart w:id="68" w:name="ref-Fontaine2022"/>
+    <w:p>
+      <w:pPr>
+        <w:pStyle w:val="Bibliography"/>
+      </w:pPr>
+      <w:r>
+        <w:t xml:space="preserve">27.</w:t>
+      </w:r>
+      <w:r>
+        <w:t xml:space="preserve"> </w:t>
+      </w:r>
+      <w:r>
+        <w:t xml:space="preserve">	</w:t>
+      </w:r>
+      <w:r>
+        <w:t xml:space="preserve">Fontaine, S.S.</w:t>
+      </w:r>
+      <w:r>
+        <w:t xml:space="preserve"> </w:t>
+      </w:r>
+      <w:r>
+        <w:rPr>
+          <w:i/>
+          <w:iCs/>
+        </w:rPr>
+        <w:t xml:space="preserve">et al.</w:t>
+      </w:r>
+      <w:r>
+        <w:t xml:space="preserve"> </w:t>
+      </w:r>
+      <w:r>
+        <w:t xml:space="preserve">(2022) Experimental manipulation of microbiota reduces host thermal tolerance and fitness under heat stress in a vertebrate ectotherm.</w:t>
+      </w:r>
+      <w:r>
+        <w:t xml:space="preserve"> </w:t>
+      </w:r>
+      <w:r>
+        <w:rPr>
+          <w:i/>
+          <w:iCs/>
+        </w:rPr>
+        <w:t xml:space="preserve">Nat. Ecol. Evol.</w:t>
+      </w:r>
+      <w:r>
+        <w:t xml:space="preserve"> </w:t>
+      </w:r>
+      <w:r>
+        <w:t xml:space="preserve">6, 405–417</w:t>
+      </w:r>
+    </w:p>
+    <w:bookmarkEnd w:id="68"/>
+    <w:bookmarkStart w:id="69" w:name="ref-Fontaine2023"/>
+    <w:p>
+      <w:pPr>
+        <w:pStyle w:val="Bibliography"/>
+      </w:pPr>
+      <w:r>
+        <w:t xml:space="preserve">28.</w:t>
+      </w:r>
+      <w:r>
+        <w:t xml:space="preserve"> </w:t>
+      </w:r>
+      <w:r>
+        <w:t xml:space="preserve">	</w:t>
+      </w:r>
+      <w:r>
+        <w:t xml:space="preserve">Fontaine, S.S. and Kohl, K.D. (2023) The microbiome buffers tadpole hosts from heat stress: A hologenomic approach to understand host-microbe interactions under warming.</w:t>
+      </w:r>
+      <w:r>
+        <w:t xml:space="preserve"> </w:t>
+      </w:r>
+      <w:r>
+        <w:rPr>
+          <w:i/>
+          <w:iCs/>
+        </w:rPr>
+        <w:t xml:space="preserve">J. Exp. Biol.</w:t>
+      </w:r>
+      <w:r>
+        <w:t xml:space="preserve"> </w:t>
+      </w:r>
+      <w:r>
+        <w:t xml:space="preserve">226, jeb245191</w:t>
+      </w:r>
+    </w:p>
+    <w:bookmarkEnd w:id="69"/>
+    <w:bookmarkStart w:id="70" w:name="ref-Hoang2019"/>
+    <w:p>
+      <w:pPr>
+        <w:pStyle w:val="Bibliography"/>
+      </w:pPr>
+      <w:r>
+        <w:t xml:space="preserve">29.</w:t>
+      </w:r>
+      <w:r>
+        <w:t xml:space="preserve"> </w:t>
+      </w:r>
+      <w:r>
+        <w:t xml:space="preserve">	</w:t>
+      </w:r>
+      <w:r>
+        <w:t xml:space="preserve">Hoang, K.L.</w:t>
+      </w:r>
+      <w:r>
+        <w:t xml:space="preserve"> </w:t>
+      </w:r>
+      <w:r>
+        <w:rPr>
+          <w:i/>
+          <w:iCs/>
+        </w:rPr>
+        <w:t xml:space="preserve">et al.</w:t>
+      </w:r>
+      <w:r>
+        <w:t xml:space="preserve"> </w:t>
+      </w:r>
+      <w:r>
+        <w:t xml:space="preserve">(2019) The effects of bacillus subtilis on caenorhabditis elegans fitness after heat stress.</w:t>
+      </w:r>
+      <w:r>
+        <w:t xml:space="preserve"> </w:t>
+      </w:r>
+      <w:r>
+        <w:rPr>
+          <w:i/>
+          <w:iCs/>
+        </w:rPr>
+        <w:t xml:space="preserve">Ecol. Evol.</w:t>
+      </w:r>
+      <w:r>
+        <w:t xml:space="preserve"> </w:t>
+      </w:r>
+      <w:r>
+        <w:t xml:space="preserve">9, 3491–3499</w:t>
+      </w:r>
+    </w:p>
+    <w:bookmarkEnd w:id="70"/>
+    <w:bookmarkStart w:id="71" w:name="ref-Gehman2019"/>
+    <w:p>
+      <w:pPr>
+        <w:pStyle w:val="Bibliography"/>
+      </w:pPr>
+      <w:r>
+        <w:t xml:space="preserve">30.</w:t>
+      </w:r>
+      <w:r>
+        <w:t xml:space="preserve"> </w:t>
+      </w:r>
+      <w:r>
+        <w:t xml:space="preserve">	</w:t>
+      </w:r>
+      <w:r>
+        <w:t xml:space="preserve">Gehman, A.-L.M. and Harley, C.D.G. (2019) Symbiotic endolithic microbes alter host morphology and reduce host vulnerability to high environmental temperatures.</w:t>
+      </w:r>
+      <w:r>
+        <w:t xml:space="preserve"> </w:t>
+      </w:r>
+      <w:r>
+        <w:rPr>
+          <w:i/>
+          <w:iCs/>
+        </w:rPr>
+        <w:t xml:space="preserve">Ecosphere</w:t>
+      </w:r>
+      <w:r>
+        <w:t xml:space="preserve"> </w:t>
+      </w:r>
+      <w:r>
+        <w:t xml:space="preserve">10, e02683</w:t>
+      </w:r>
+    </w:p>
+    <w:bookmarkEnd w:id="71"/>
+    <w:bookmarkStart w:id="72" w:name="ref-Hoang2021"/>
+    <w:p>
+      <w:pPr>
+        <w:pStyle w:val="Bibliography"/>
+      </w:pPr>
+      <w:r>
+        <w:t xml:space="preserve">31.</w:t>
+      </w:r>
+      <w:r>
+        <w:t xml:space="preserve"> </w:t>
+      </w:r>
+      <w:r>
+        <w:t xml:space="preserve">	</w:t>
+      </w:r>
+      <w:r>
+        <w:t xml:space="preserve">Hoang, K.L.</w:t>
+      </w:r>
+      <w:r>
+        <w:t xml:space="preserve"> </w:t>
+      </w:r>
+      <w:r>
+        <w:rPr>
+          <w:i/>
+          <w:iCs/>
+        </w:rPr>
+        <w:t xml:space="preserve">et al.</w:t>
+      </w:r>
+      <w:r>
+        <w:t xml:space="preserve"> </w:t>
+      </w:r>
+      <w:r>
+        <w:t xml:space="preserve">(2021) Association with a novel protective microbe facilitates host adaptation to a stressful environment.</w:t>
+      </w:r>
+      <w:r>
+        <w:t xml:space="preserve"> </w:t>
+      </w:r>
+      <w:r>
+        <w:rPr>
+          <w:i/>
+          <w:iCs/>
+        </w:rPr>
+        <w:t xml:space="preserve">Evol. Lett.</w:t>
+      </w:r>
+      <w:r>
+        <w:t xml:space="preserve"> </w:t>
+      </w:r>
+      <w:r>
+        <w:t xml:space="preserve">5, 118–129</w:t>
+      </w:r>
+    </w:p>
+    <w:bookmarkEnd w:id="72"/>
+    <w:bookmarkStart w:id="73" w:name="ref-Corbin2016"/>
+    <w:p>
+      <w:pPr>
+        <w:pStyle w:val="Bibliography"/>
+      </w:pPr>
+      <w:r>
+        <w:t xml:space="preserve">32.</w:t>
+      </w:r>
+      <w:r>
+        <w:t xml:space="preserve"> </w:t>
+      </w:r>
+      <w:r>
+        <w:t xml:space="preserve">	</w:t>
+      </w:r>
+      <w:r>
+        <w:t xml:space="preserve">Corbin, C.</w:t>
+      </w:r>
+      <w:r>
+        <w:t xml:space="preserve"> </w:t>
+      </w:r>
+      <w:r>
+        <w:rPr>
+          <w:i/>
+          <w:iCs/>
+        </w:rPr>
+        <w:t xml:space="preserve">et al.</w:t>
+      </w:r>
+      <w:r>
+        <w:t xml:space="preserve"> </w:t>
+      </w:r>
+      <w:r>
+        <w:t xml:space="preserve">(2016) Heritable symbionts in a world of varying temperature.</w:t>
+      </w:r>
+      <w:r>
+        <w:t xml:space="preserve"> </w:t>
+      </w:r>
+      <w:r>
+        <w:rPr>
+          <w:i/>
+          <w:iCs/>
+        </w:rPr>
+        <w:t xml:space="preserve">Heredity (Edinb.)</w:t>
+      </w:r>
+      <w:r>
+        <w:t xml:space="preserve"> </w:t>
+      </w:r>
+      <w:r>
+        <w:t xml:space="preserve">118, 10–20</w:t>
+      </w:r>
+    </w:p>
+    <w:bookmarkEnd w:id="73"/>
+    <w:bookmarkStart w:id="74" w:name="ref-Zhang2019"/>
+    <w:p>
+      <w:pPr>
+        <w:pStyle w:val="Bibliography"/>
+      </w:pPr>
+      <w:r>
+        <w:t xml:space="preserve">33.</w:t>
+      </w:r>
+      <w:r>
+        <w:t xml:space="preserve"> </w:t>
+      </w:r>
+      <w:r>
+        <w:t xml:space="preserve">	</w:t>
+      </w:r>
+      <w:r>
+        <w:t xml:space="preserve">Zhang, B.</w:t>
+      </w:r>
+      <w:r>
+        <w:t xml:space="preserve"> </w:t>
+      </w:r>
+      <w:r>
+        <w:rPr>
+          <w:i/>
+          <w:iCs/>
+        </w:rPr>
+        <w:t xml:space="preserve">et al.</w:t>
+      </w:r>
+      <w:r>
+        <w:t xml:space="preserve"> </w:t>
+      </w:r>
+      <w:r>
+        <w:t xml:space="preserve">(2019) Obligate bacterial endosymbionts limit thermal tolerance of insect host species.</w:t>
       </w:r>
       <w:r>
         <w:t xml:space="preserve"> </w:t>
@@ -3297,17 +4764,17 @@
         <w:t xml:space="preserve"> </w:t>
       </w:r>
       <w:r>
-        <w:t xml:space="preserve">114, 9326–9331</w:t>
-      </w:r>
-    </w:p>
-    <w:bookmarkEnd w:id="50"/>
-    <w:bookmarkStart w:id="51" w:name="ref-Tito2018"/>
+        <w:t xml:space="preserve">116, 24712–24718</w:t>
+      </w:r>
+    </w:p>
+    <w:bookmarkEnd w:id="74"/>
+    <w:bookmarkStart w:id="75" w:name="ref-Dunbar2007"/>
     <w:p>
       <w:pPr>
         <w:pStyle w:val="Bibliography"/>
       </w:pPr>
       <w:r>
-        <w:t xml:space="preserve">7.</w:t>
+        <w:t xml:space="preserve">34.</w:t>
       </w:r>
       <w:r>
         <w:t xml:space="preserve"> </w:t>
@@ -3316,7 +4783,7 @@
         <w:t xml:space="preserve">	</w:t>
       </w:r>
       <w:r>
-        <w:t xml:space="preserve">Tito, R.</w:t>
+        <w:t xml:space="preserve">Dunbar, H.E.</w:t>
       </w:r>
       <w:r>
         <w:t xml:space="preserve"> </w:t>
@@ -3332,33 +4799,33 @@
         <w:t xml:space="preserve"> </w:t>
       </w:r>
       <w:r>
-        <w:t xml:space="preserve">(2018) Global climate change increases risk of crop yield losses and food insecurity in the tropical andes.</w:t>
-      </w:r>
-      <w:r>
-        <w:t xml:space="preserve"> </w:t>
-      </w:r>
-      <w:r>
-        <w:rPr>
-          <w:i/>
-          <w:iCs/>
-        </w:rPr>
-        <w:t xml:space="preserve">Global change biology</w:t>
-      </w:r>
-      <w:r>
-        <w:t xml:space="preserve"> </w:t>
-      </w:r>
-      <w:r>
-        <w:t xml:space="preserve">24, e592–e602</w:t>
-      </w:r>
-    </w:p>
-    <w:bookmarkEnd w:id="51"/>
-    <w:bookmarkStart w:id="52" w:name="ref-Bastos2014"/>
+        <w:t xml:space="preserve">(2007) Aphid thermal tolerance is governed by a point mutation in bacterial symbionts.</w:t>
+      </w:r>
+      <w:r>
+        <w:t xml:space="preserve"> </w:t>
+      </w:r>
+      <w:r>
+        <w:rPr>
+          <w:i/>
+          <w:iCs/>
+        </w:rPr>
+        <w:t xml:space="preserve">PLoS Biol.</w:t>
+      </w:r>
+      <w:r>
+        <w:t xml:space="preserve"> </w:t>
+      </w:r>
+      <w:r>
+        <w:t xml:space="preserve">5, e96</w:t>
+      </w:r>
+    </w:p>
+    <w:bookmarkEnd w:id="75"/>
+    <w:bookmarkStart w:id="76" w:name="ref-Chouhan2023"/>
     <w:p>
       <w:pPr>
         <w:pStyle w:val="Bibliography"/>
       </w:pPr>
       <w:r>
-        <w:t xml:space="preserve">8.</w:t>
+        <w:t xml:space="preserve">35.</w:t>
       </w:r>
       <w:r>
         <w:t xml:space="preserve"> </w:t>
@@ -3367,7 +4834,7 @@
         <w:t xml:space="preserve">	</w:t>
       </w:r>
       <w:r>
-        <w:t xml:space="preserve">Bastos, A.</w:t>
+        <w:t xml:space="preserve">Chouhan, D.</w:t>
       </w:r>
       <w:r>
         <w:t xml:space="preserve"> </w:t>
@@ -3383,33 +4850,30 @@
         <w:t xml:space="preserve"> </w:t>
       </w:r>
       <w:r>
-        <w:t xml:space="preserve">(2014) Analysing the spatio-temporal impacts of the 2003 and 2010 extreme heatwaves on plant productivity in europe.</w:t>
-      </w:r>
-      <w:r>
-        <w:t xml:space="preserve"> </w:t>
-      </w:r>
-      <w:r>
-        <w:rPr>
-          <w:i/>
-          <w:iCs/>
-        </w:rPr>
-        <w:t xml:space="preserve">Biogeosciences</w:t>
-      </w:r>
-      <w:r>
-        <w:t xml:space="preserve"> </w:t>
-      </w:r>
-      <w:r>
-        <w:t xml:space="preserve">11, 3421–3435</w:t>
-      </w:r>
-    </w:p>
-    <w:bookmarkEnd w:id="52"/>
-    <w:bookmarkStart w:id="53" w:name="ref-Hesketh2023"/>
+        <w:t xml:space="preserve">(2023) Plant-microbe interaction and their role in mitigation of heat stress. In</w:t>
+      </w:r>
+      <w:r>
+        <w:t xml:space="preserve"> </w:t>
+      </w:r>
+      <w:r>
+        <w:rPr>
+          <w:i/>
+          <w:iCs/>
+        </w:rPr>
+        <w:t xml:space="preserve">Rhizosphere biology</w:t>
+      </w:r>
+      <w:r>
+        <w:t xml:space="preserve">, pp. 127–147, Springer Nature Singapore</w:t>
+      </w:r>
+    </w:p>
+    <w:bookmarkEnd w:id="76"/>
+    <w:bookmarkStart w:id="77" w:name="ref-Liu2025"/>
     <w:p>
       <w:pPr>
         <w:pStyle w:val="Bibliography"/>
       </w:pPr>
       <w:r>
-        <w:t xml:space="preserve">9.</w:t>
+        <w:t xml:space="preserve">36.</w:t>
       </w:r>
       <w:r>
         <w:t xml:space="preserve"> </w:t>
@@ -3418,33 +4882,49 @@
         <w:t xml:space="preserve">	</w:t>
       </w:r>
       <w:r>
-        <w:t xml:space="preserve">Hesketh, A.V. and Harley, C.D.G. (2023) Extreme heatwave drives topography-dependent patterns of mortality in a bed-forming intertidal barnacle, with implications for associated community structure.</w:t>
-      </w:r>
-      <w:r>
-        <w:t xml:space="preserve"> </w:t>
-      </w:r>
-      <w:r>
-        <w:rPr>
-          <w:i/>
-          <w:iCs/>
-        </w:rPr>
-        <w:t xml:space="preserve">Global Change Biology</w:t>
-      </w:r>
-      <w:r>
-        <w:t xml:space="preserve"> </w:t>
-      </w:r>
-      <w:r>
-        <w:t xml:space="preserve">29, 165–178</w:t>
-      </w:r>
-    </w:p>
-    <w:bookmarkEnd w:id="53"/>
-    <w:bookmarkStart w:id="54" w:name="ref-Martinez2023"/>
+        <w:t xml:space="preserve">Liu, Y.</w:t>
+      </w:r>
+      <w:r>
+        <w:t xml:space="preserve"> </w:t>
+      </w:r>
+      <w:r>
+        <w:rPr>
+          <w:i/>
+          <w:iCs/>
+        </w:rPr>
+        <w:t xml:space="preserve">et al.</w:t>
+      </w:r>
+      <w:r>
+        <w:t xml:space="preserve"> </w:t>
+      </w:r>
+      <w:r>
+        <w:t xml:space="preserve">(2025) Beneficial microorganisms: Regulating growth and defense for plant welfare.</w:t>
+      </w:r>
+      <w:r>
+        <w:t xml:space="preserve"> </w:t>
+      </w:r>
+      <w:r>
+        <w:rPr>
+          <w:i/>
+          <w:iCs/>
+        </w:rPr>
+        <w:t xml:space="preserve">Plant Biotechnol. J.</w:t>
+      </w:r>
+      <w:r>
+        <w:t xml:space="preserve"> </w:t>
+      </w:r>
+      <w:r>
+        <w:t xml:space="preserve">23, 986–998</w:t>
+      </w:r>
+    </w:p>
+    <w:bookmarkEnd w:id="77"/>
+    <w:bookmarkStart w:id="78" w:name="ref-Marquez2007"/>
     <w:p>
       <w:pPr>
         <w:pStyle w:val="Bibliography"/>
       </w:pPr>
       <w:r>
-        <w:t xml:space="preserve">10.</w:t>
+        <w:t xml:space="preserve">37.</w:t>
       </w:r>
       <w:r>
         <w:t xml:space="preserve"> </w:t>
@@ -3453,7 +4933,7 @@
         <w:t xml:space="preserve">	</w:t>
       </w:r>
       <w:r>
-        <w:t xml:space="preserve">Martinez, L.D.</w:t>
+        <w:t xml:space="preserve">Márquez, L.M.</w:t>
       </w:r>
       <w:r>
         <w:t xml:space="preserve"> </w:t>
@@ -3469,27 +4949,33 @@
         <w:t xml:space="preserve"> </w:t>
       </w:r>
       <w:r>
-        <w:t xml:space="preserve">(2023) Effect of simulated heat waves on the behaviour of two mirid predators.</w:t>
-      </w:r>
-      <w:r>
-        <w:t xml:space="preserve"> </w:t>
-      </w:r>
-      <w:r>
-        <w:rPr>
-          <w:i/>
-          <w:iCs/>
-        </w:rPr>
-        <w:t xml:space="preserve">J. Appl. Entomol.</w:t>
-      </w:r>
-    </w:p>
-    <w:bookmarkEnd w:id="54"/>
-    <w:bookmarkStart w:id="55" w:name="ref-Rezende2020"/>
+        <w:t xml:space="preserve">(2007) A virus in a fungus in a plant: Three-way symbiosis required for thermal tolerance.</w:t>
+      </w:r>
+      <w:r>
+        <w:t xml:space="preserve"> </w:t>
+      </w:r>
+      <w:r>
+        <w:rPr>
+          <w:i/>
+          <w:iCs/>
+        </w:rPr>
+        <w:t xml:space="preserve">Science</w:t>
+      </w:r>
+      <w:r>
+        <w:t xml:space="preserve"> </w:t>
+      </w:r>
+      <w:r>
+        <w:t xml:space="preserve">315, 513–515</w:t>
+      </w:r>
+    </w:p>
+    <w:bookmarkEnd w:id="78"/>
+    <w:bookmarkStart w:id="79" w:name="ref-Huang2019"/>
     <w:p>
       <w:pPr>
         <w:pStyle w:val="Bibliography"/>
       </w:pPr>
       <w:r>
-        <w:t xml:space="preserve">11.</w:t>
+        <w:t xml:space="preserve">38.</w:t>
       </w:r>
       <w:r>
         <w:t xml:space="preserve"> </w:t>
@@ -3498,7 +4984,7 @@
         <w:t xml:space="preserve">	</w:t>
       </w:r>
       <w:r>
-        <w:t xml:space="preserve">Rezende, E.L.</w:t>
+        <w:t xml:space="preserve">Huang, A.C.</w:t>
       </w:r>
       <w:r>
         <w:t xml:space="preserve"> </w:t>
@@ -3514,7 +5000,7 @@
         <w:t xml:space="preserve"> </w:t>
       </w:r>
       <w:r>
-        <w:t xml:space="preserve">(2020) Predicting temperature mortality and selection in natural drosophila populations.</w:t>
+        <w:t xml:space="preserve">(2019) A specialized metabolic network selectively modulates arabidopsis root microbiota.</w:t>
       </w:r>
       <w:r>
         <w:t xml:space="preserve"> </w:t>
@@ -3530,17 +5016,17 @@
         <w:t xml:space="preserve"> </w:t>
       </w:r>
       <w:r>
-        <w:t xml:space="preserve">369, 1242–1245</w:t>
-      </w:r>
-    </w:p>
-    <w:bookmarkEnd w:id="55"/>
-    <w:bookmarkStart w:id="56" w:name="ref-Orsted2024"/>
+        <w:t xml:space="preserve">364, eaau6389</w:t>
+      </w:r>
+    </w:p>
+    <w:bookmarkEnd w:id="79"/>
+    <w:bookmarkStart w:id="80" w:name="ref-Dastogeer2022"/>
     <w:p>
       <w:pPr>
         <w:pStyle w:val="Bibliography"/>
       </w:pPr>
       <w:r>
-        <w:t xml:space="preserve">12.</w:t>
+        <w:t xml:space="preserve">39.</w:t>
       </w:r>
       <w:r>
         <w:t xml:space="preserve"> </w:t>
@@ -3549,7 +5035,7 @@
         <w:t xml:space="preserve">	</w:t>
       </w:r>
       <w:r>
-        <w:t xml:space="preserve">Ørsted, M.</w:t>
+        <w:t xml:space="preserve">Dastogeer, K.M.G.</w:t>
       </w:r>
       <w:r>
         <w:t xml:space="preserve"> </w:t>
@@ -3565,7 +5051,1003 @@
         <w:t xml:space="preserve"> </w:t>
       </w:r>
       <w:r>
-        <w:t xml:space="preserve">(2024) Thermal limits of survival and reproduction depend on stress duration: A case study of drosophila suzukii.</w:t>
+        <w:t xml:space="preserve">(2022) Microbe-mediated thermotolerance in plants and pertinent mechanisms- a meta-analysis and review.</w:t>
+      </w:r>
+      <w:r>
+        <w:t xml:space="preserve"> </w:t>
+      </w:r>
+      <w:r>
+        <w:rPr>
+          <w:i/>
+          <w:iCs/>
+        </w:rPr>
+        <w:t xml:space="preserve">Front. Microbiol.</w:t>
+      </w:r>
+      <w:r>
+        <w:t xml:space="preserve"> </w:t>
+      </w:r>
+      <w:r>
+        <w:t xml:space="preserve">13, 833566</w:t>
+      </w:r>
+    </w:p>
+    <w:bookmarkEnd w:id="80"/>
+    <w:bookmarkStart w:id="81" w:name="ref-Shekhawat2022"/>
+    <w:p>
+      <w:pPr>
+        <w:pStyle w:val="Bibliography"/>
+      </w:pPr>
+      <w:r>
+        <w:t xml:space="preserve">40.</w:t>
+      </w:r>
+      <w:r>
+        <w:t xml:space="preserve"> </w:t>
+      </w:r>
+      <w:r>
+        <w:t xml:space="preserve">	</w:t>
+      </w:r>
+      <w:r>
+        <w:t xml:space="preserve">Shekhawat, K.</w:t>
+      </w:r>
+      <w:r>
+        <w:t xml:space="preserve"> </w:t>
+      </w:r>
+      <w:r>
+        <w:rPr>
+          <w:i/>
+          <w:iCs/>
+        </w:rPr>
+        <w:t xml:space="preserve">et al.</w:t>
+      </w:r>
+      <w:r>
+        <w:t xml:space="preserve"> </w:t>
+      </w:r>
+      <w:r>
+        <w:t xml:space="preserve">(2022) Beat the heat: Plant- and microbe-mediated strategies for crop thermotolerance.</w:t>
+      </w:r>
+      <w:r>
+        <w:t xml:space="preserve"> </w:t>
+      </w:r>
+      <w:r>
+        <w:rPr>
+          <w:i/>
+          <w:iCs/>
+        </w:rPr>
+        <w:t xml:space="preserve">Trends Plant Sci.</w:t>
+      </w:r>
+      <w:r>
+        <w:t xml:space="preserve"> </w:t>
+      </w:r>
+      <w:r>
+        <w:t xml:space="preserve">27, 802–813</w:t>
+      </w:r>
+    </w:p>
+    <w:bookmarkEnd w:id="81"/>
+    <w:bookmarkStart w:id="82" w:name="ref-Lobell2012"/>
+    <w:p>
+      <w:pPr>
+        <w:pStyle w:val="Bibliography"/>
+      </w:pPr>
+      <w:r>
+        <w:t xml:space="preserve">41.</w:t>
+      </w:r>
+      <w:r>
+        <w:t xml:space="preserve"> </w:t>
+      </w:r>
+      <w:r>
+        <w:t xml:space="preserve">	</w:t>
+      </w:r>
+      <w:r>
+        <w:t xml:space="preserve">Lobell, D.B.</w:t>
+      </w:r>
+      <w:r>
+        <w:t xml:space="preserve"> </w:t>
+      </w:r>
+      <w:r>
+        <w:rPr>
+          <w:i/>
+          <w:iCs/>
+        </w:rPr>
+        <w:t xml:space="preserve">et al.</w:t>
+      </w:r>
+      <w:r>
+        <w:t xml:space="preserve"> </w:t>
+      </w:r>
+      <w:r>
+        <w:t xml:space="preserve">(2012) Extreme heat effects on wheat senescence in india.</w:t>
+      </w:r>
+      <w:r>
+        <w:t xml:space="preserve"> </w:t>
+      </w:r>
+      <w:r>
+        <w:rPr>
+          <w:i/>
+          <w:iCs/>
+        </w:rPr>
+        <w:t xml:space="preserve">Nat. Clim. Chang.</w:t>
+      </w:r>
+      <w:r>
+        <w:t xml:space="preserve"> </w:t>
+      </w:r>
+      <w:r>
+        <w:t xml:space="preserve">2, 186–189</w:t>
+      </w:r>
+    </w:p>
+    <w:bookmarkEnd w:id="82"/>
+    <w:bookmarkStart w:id="83" w:name="ref-Farooq2011"/>
+    <w:p>
+      <w:pPr>
+        <w:pStyle w:val="Bibliography"/>
+      </w:pPr>
+      <w:r>
+        <w:t xml:space="preserve">42.</w:t>
+      </w:r>
+      <w:r>
+        <w:t xml:space="preserve"> </w:t>
+      </w:r>
+      <w:r>
+        <w:t xml:space="preserve">	</w:t>
+      </w:r>
+      <w:r>
+        <w:t xml:space="preserve">Farooq, M.</w:t>
+      </w:r>
+      <w:r>
+        <w:t xml:space="preserve"> </w:t>
+      </w:r>
+      <w:r>
+        <w:rPr>
+          <w:i/>
+          <w:iCs/>
+        </w:rPr>
+        <w:t xml:space="preserve">et al.</w:t>
+      </w:r>
+      <w:r>
+        <w:t xml:space="preserve"> </w:t>
+      </w:r>
+      <w:r>
+        <w:t xml:space="preserve">(2011) Heat stress in wheat during reproductive and grain-filling phases.</w:t>
+      </w:r>
+      <w:r>
+        <w:t xml:space="preserve"> </w:t>
+      </w:r>
+      <w:r>
+        <w:rPr>
+          <w:i/>
+          <w:iCs/>
+        </w:rPr>
+        <w:t xml:space="preserve">CRC Crit. Rev. Plant Sci.</w:t>
+      </w:r>
+      <w:r>
+        <w:t xml:space="preserve"> </w:t>
+      </w:r>
+      <w:r>
+        <w:t xml:space="preserve">30, 491–507</w:t>
+      </w:r>
+    </w:p>
+    <w:bookmarkEnd w:id="83"/>
+    <w:bookmarkStart w:id="84" w:name="ref-He2025"/>
+    <w:p>
+      <w:pPr>
+        <w:pStyle w:val="Bibliography"/>
+      </w:pPr>
+      <w:r>
+        <w:t xml:space="preserve">43.</w:t>
+      </w:r>
+      <w:r>
+        <w:t xml:space="preserve"> </w:t>
+      </w:r>
+      <w:r>
+        <w:t xml:space="preserve">	</w:t>
+      </w:r>
+      <w:r>
+        <w:t xml:space="preserve">He, J.</w:t>
+      </w:r>
+      <w:r>
+        <w:t xml:space="preserve"> </w:t>
+      </w:r>
+      <w:r>
+        <w:rPr>
+          <w:i/>
+          <w:iCs/>
+        </w:rPr>
+        <w:t xml:space="preserve">et al.</w:t>
+      </w:r>
+      <w:r>
+        <w:t xml:space="preserve"> </w:t>
+      </w:r>
+      <w:r>
+        <w:t xml:space="preserve">(2025) Technological advances on imaging and modelling of leaf structural traits: A review on heat stress in wheat.</w:t>
+      </w:r>
+      <w:r>
+        <w:t xml:space="preserve"> </w:t>
+      </w:r>
+      <w:r>
+        <w:rPr>
+          <w:i/>
+          <w:iCs/>
+        </w:rPr>
+        <w:t xml:space="preserve">Journal of Experimental Botany (in press)</w:t>
+      </w:r>
+    </w:p>
+    <w:bookmarkEnd w:id="84"/>
+    <w:bookmarkStart w:id="85" w:name="ref-Zhang2021"/>
+    <w:p>
+      <w:pPr>
+        <w:pStyle w:val="Bibliography"/>
+      </w:pPr>
+      <w:r>
+        <w:t xml:space="preserve">44.</w:t>
+      </w:r>
+      <w:r>
+        <w:t xml:space="preserve"> </w:t>
+      </w:r>
+      <w:r>
+        <w:t xml:space="preserve">	</w:t>
+      </w:r>
+      <w:r>
+        <w:t xml:space="preserve">Zhang, P.</w:t>
+      </w:r>
+      <w:r>
+        <w:t xml:space="preserve"> </w:t>
+      </w:r>
+      <w:r>
+        <w:rPr>
+          <w:i/>
+          <w:iCs/>
+        </w:rPr>
+        <w:t xml:space="preserve">et al.</w:t>
+      </w:r>
+      <w:r>
+        <w:t xml:space="preserve"> </w:t>
+      </w:r>
+      <w:r>
+        <w:t xml:space="preserve">(2021) Nanotechnology and artificial intelligence to enable sustainable and precision agriculture.</w:t>
+      </w:r>
+      <w:r>
+        <w:t xml:space="preserve"> </w:t>
+      </w:r>
+      <w:r>
+        <w:rPr>
+          <w:i/>
+          <w:iCs/>
+        </w:rPr>
+        <w:t xml:space="preserve">Nat. Plants</w:t>
+      </w:r>
+      <w:r>
+        <w:t xml:space="preserve"> </w:t>
+      </w:r>
+      <w:r>
+        <w:t xml:space="preserve">7, 864–876</w:t>
+      </w:r>
+    </w:p>
+    <w:bookmarkEnd w:id="85"/>
+    <w:bookmarkStart w:id="86" w:name="ref-Zhang2023a"/>
+    <w:p>
+      <w:pPr>
+        <w:pStyle w:val="Bibliography"/>
+      </w:pPr>
+      <w:r>
+        <w:t xml:space="preserve">45.</w:t>
+      </w:r>
+      <w:r>
+        <w:t xml:space="preserve"> </w:t>
+      </w:r>
+      <w:r>
+        <w:t xml:space="preserve">	</w:t>
+      </w:r>
+      <w:r>
+        <w:t xml:space="preserve">Zhang, J.</w:t>
+      </w:r>
+      <w:r>
+        <w:t xml:space="preserve"> </w:t>
+      </w:r>
+      <w:r>
+        <w:rPr>
+          <w:i/>
+          <w:iCs/>
+        </w:rPr>
+        <w:t xml:space="preserve">et al.</w:t>
+      </w:r>
+      <w:r>
+        <w:t xml:space="preserve"> </w:t>
+      </w:r>
+      <w:r>
+        <w:t xml:space="preserve">(2023) Applications of artificial neural networks in microorganism image analysis: A comprehensive review from conventional multilayer perceptron to popular convolutional neural network and potential visual transformer.</w:t>
+      </w:r>
+      <w:r>
+        <w:t xml:space="preserve"> </w:t>
+      </w:r>
+      <w:r>
+        <w:rPr>
+          <w:i/>
+          <w:iCs/>
+        </w:rPr>
+        <w:t xml:space="preserve">Artif. Intell. Rev.</w:t>
+      </w:r>
+      <w:r>
+        <w:t xml:space="preserve"> </w:t>
+      </w:r>
+      <w:r>
+        <w:t xml:space="preserve">56, 1013–1070</w:t>
+      </w:r>
+    </w:p>
+    <w:bookmarkEnd w:id="86"/>
+    <w:bookmarkStart w:id="87" w:name="ref-Nisbet2000"/>
+    <w:p>
+      <w:pPr>
+        <w:pStyle w:val="Bibliography"/>
+      </w:pPr>
+      <w:r>
+        <w:t xml:space="preserve">46.</w:t>
+      </w:r>
+      <w:r>
+        <w:t xml:space="preserve"> </w:t>
+      </w:r>
+      <w:r>
+        <w:t xml:space="preserve">	</w:t>
+      </w:r>
+      <w:r>
+        <w:t xml:space="preserve">Nisbet, R.</w:t>
+      </w:r>
+      <w:r>
+        <w:t xml:space="preserve"> </w:t>
+      </w:r>
+      <w:r>
+        <w:rPr>
+          <w:i/>
+          <w:iCs/>
+        </w:rPr>
+        <w:t xml:space="preserve">et al.</w:t>
+      </w:r>
+      <w:r>
+        <w:t xml:space="preserve"> </w:t>
+      </w:r>
+      <w:r>
+        <w:t xml:space="preserve">(2000) From molecules to ecosystems through dynamic energy budget models.</w:t>
+      </w:r>
+      <w:r>
+        <w:t xml:space="preserve"> </w:t>
+      </w:r>
+      <w:r>
+        <w:rPr>
+          <w:i/>
+          <w:iCs/>
+        </w:rPr>
+        <w:t xml:space="preserve">Journal of Animal Ecology</w:t>
+      </w:r>
+      <w:r>
+        <w:t xml:space="preserve"> </w:t>
+      </w:r>
+      <w:r>
+        <w:t xml:space="preserve">69, 913–926</w:t>
+      </w:r>
+    </w:p>
+    <w:bookmarkEnd w:id="87"/>
+    <w:bookmarkStart w:id="88" w:name="ref-Jager2020"/>
+    <w:p>
+      <w:pPr>
+        <w:pStyle w:val="Bibliography"/>
+      </w:pPr>
+      <w:r>
+        <w:t xml:space="preserve">47.</w:t>
+      </w:r>
+      <w:r>
+        <w:t xml:space="preserve"> </w:t>
+      </w:r>
+      <w:r>
+        <w:t xml:space="preserve">	</w:t>
+      </w:r>
+      <w:r>
+        <w:t xml:space="preserve">Jager, T. (2020) Revisiting simplified</w:t>
+      </w:r>
+      <w:r>
+        <w:t xml:space="preserve"> </w:t>
+      </w:r>
+      <w:r>
+        <w:t xml:space="preserve">DEBtox</w:t>
+      </w:r>
+      <w:r>
+        <w:t xml:space="preserve"> </w:t>
+      </w:r>
+      <w:r>
+        <w:t xml:space="preserve">models for analysing ecotoxicity data.</w:t>
+      </w:r>
+      <w:r>
+        <w:t xml:space="preserve"> </w:t>
+      </w:r>
+      <w:r>
+        <w:rPr>
+          <w:i/>
+          <w:iCs/>
+        </w:rPr>
+        <w:t xml:space="preserve">Ecol. Modell.</w:t>
+      </w:r>
+      <w:r>
+        <w:t xml:space="preserve"> </w:t>
+      </w:r>
+      <w:r>
+        <w:t xml:space="preserve">416, 108904</w:t>
+      </w:r>
+    </w:p>
+    <w:bookmarkEnd w:id="88"/>
+    <w:bookmarkStart w:id="89" w:name="ref-Haberle2025"/>
+    <w:p>
+      <w:pPr>
+        <w:pStyle w:val="Bibliography"/>
+      </w:pPr>
+      <w:r>
+        <w:t xml:space="preserve">48.</w:t>
+      </w:r>
+      <w:r>
+        <w:t xml:space="preserve"> </w:t>
+      </w:r>
+      <w:r>
+        <w:t xml:space="preserve">	</w:t>
+      </w:r>
+      <w:r>
+        <w:t xml:space="preserve">Haberle, I.</w:t>
+      </w:r>
+      <w:r>
+        <w:t xml:space="preserve"> </w:t>
+      </w:r>
+      <w:r>
+        <w:rPr>
+          <w:i/>
+          <w:iCs/>
+        </w:rPr>
+        <w:t xml:space="preserve">et al.</w:t>
+      </w:r>
+      <w:r>
+        <w:t xml:space="preserve"> </w:t>
+      </w:r>
+      <w:r>
+        <w:t xml:space="preserve">(2025) Comparing freshwater mussel responses to stress using life-history and dynamic energy budget theory.</w:t>
+      </w:r>
+      <w:r>
+        <w:t xml:space="preserve"> </w:t>
+      </w:r>
+      <w:r>
+        <w:rPr>
+          <w:i/>
+          <w:iCs/>
+        </w:rPr>
+        <w:t xml:space="preserve">Sci. Total Environ.</w:t>
+      </w:r>
+      <w:r>
+        <w:t xml:space="preserve"> </w:t>
+      </w:r>
+      <w:r>
+        <w:t xml:space="preserve">958, 177664</w:t>
+      </w:r>
+    </w:p>
+    <w:bookmarkEnd w:id="89"/>
+    <w:bookmarkStart w:id="90" w:name="ref-Kearney2013"/>
+    <w:p>
+      <w:pPr>
+        <w:pStyle w:val="Bibliography"/>
+      </w:pPr>
+      <w:r>
+        <w:t xml:space="preserve">49.</w:t>
+      </w:r>
+      <w:r>
+        <w:t xml:space="preserve"> </w:t>
+      </w:r>
+      <w:r>
+        <w:t xml:space="preserve">	</w:t>
+      </w:r>
+      <w:r>
+        <w:t xml:space="preserve">Kearney, M.R.</w:t>
+      </w:r>
+      <w:r>
+        <w:t xml:space="preserve"> </w:t>
+      </w:r>
+      <w:r>
+        <w:rPr>
+          <w:i/>
+          <w:iCs/>
+        </w:rPr>
+        <w:t xml:space="preserve">et al.</w:t>
+      </w:r>
+      <w:r>
+        <w:t xml:space="preserve"> </w:t>
+      </w:r>
+      <w:r>
+        <w:t xml:space="preserve">(2013) Balancing heat, water and nutrients under environmental change: A thermodynamic niche framework.</w:t>
+      </w:r>
+      <w:r>
+        <w:t xml:space="preserve"> </w:t>
+      </w:r>
+      <w:r>
+        <w:rPr>
+          <w:i/>
+          <w:iCs/>
+        </w:rPr>
+        <w:t xml:space="preserve">Funct. Ecol.</w:t>
+      </w:r>
+      <w:r>
+        <w:t xml:space="preserve"> </w:t>
+      </w:r>
+      <w:r>
+        <w:t xml:space="preserve">27, 950–966</w:t>
+      </w:r>
+    </w:p>
+    <w:bookmarkEnd w:id="90"/>
+    <w:bookmarkStart w:id="91" w:name="ref-Kearney2010"/>
+    <w:p>
+      <w:pPr>
+        <w:pStyle w:val="Bibliography"/>
+      </w:pPr>
+      <w:r>
+        <w:t xml:space="preserve">50.</w:t>
+      </w:r>
+      <w:r>
+        <w:t xml:space="preserve"> </w:t>
+      </w:r>
+      <w:r>
+        <w:t xml:space="preserve">	</w:t>
+      </w:r>
+      <w:r>
+        <w:t xml:space="preserve">Kearney, M.</w:t>
+      </w:r>
+      <w:r>
+        <w:t xml:space="preserve"> </w:t>
+      </w:r>
+      <w:r>
+        <w:rPr>
+          <w:i/>
+          <w:iCs/>
+        </w:rPr>
+        <w:t xml:space="preserve">et al.</w:t>
+      </w:r>
+      <w:r>
+        <w:t xml:space="preserve"> </w:t>
+      </w:r>
+      <w:r>
+        <w:t xml:space="preserve">(2010) Modelling the ecological niche from functional traits.</w:t>
+      </w:r>
+      <w:r>
+        <w:t xml:space="preserve"> </w:t>
+      </w:r>
+      <w:r>
+        <w:rPr>
+          <w:i/>
+          <w:iCs/>
+        </w:rPr>
+        <w:t xml:space="preserve">Philos. Trans. R. Soc. Lond. B Biol. Sci.</w:t>
+      </w:r>
+      <w:r>
+        <w:t xml:space="preserve"> </w:t>
+      </w:r>
+      <w:r>
+        <w:t xml:space="preserve">365, 3469–3483</w:t>
+      </w:r>
+    </w:p>
+    <w:bookmarkEnd w:id="91"/>
+    <w:bookmarkStart w:id="92" w:name="ref-Marques2018"/>
+    <w:p>
+      <w:pPr>
+        <w:pStyle w:val="Bibliography"/>
+      </w:pPr>
+      <w:r>
+        <w:t xml:space="preserve">51.</w:t>
+      </w:r>
+      <w:r>
+        <w:t xml:space="preserve"> </w:t>
+      </w:r>
+      <w:r>
+        <w:t xml:space="preserve">	</w:t>
+      </w:r>
+      <w:r>
+        <w:t xml:space="preserve">Marques, G.M.</w:t>
+      </w:r>
+      <w:r>
+        <w:t xml:space="preserve"> </w:t>
+      </w:r>
+      <w:r>
+        <w:rPr>
+          <w:i/>
+          <w:iCs/>
+        </w:rPr>
+        <w:t xml:space="preserve">et al.</w:t>
+      </w:r>
+      <w:r>
+        <w:t xml:space="preserve"> </w:t>
+      </w:r>
+      <w:r>
+        <w:t xml:space="preserve">(2018) The</w:t>
+      </w:r>
+      <w:r>
+        <w:t xml:space="preserve"> </w:t>
+      </w:r>
+      <w:r>
+        <w:t xml:space="preserve">AmP</w:t>
+      </w:r>
+      <w:r>
+        <w:t xml:space="preserve"> </w:t>
+      </w:r>
+      <w:r>
+        <w:t xml:space="preserve">project: Comparing species on the basis of dynamic energy budget parameters.</w:t>
+      </w:r>
+      <w:r>
+        <w:t xml:space="preserve"> </w:t>
+      </w:r>
+      <w:r>
+        <w:rPr>
+          <w:i/>
+          <w:iCs/>
+        </w:rPr>
+        <w:t xml:space="preserve">PLoS Comput. Biol.</w:t>
+      </w:r>
+      <w:r>
+        <w:t xml:space="preserve"> </w:t>
+      </w:r>
+      <w:r>
+        <w:t xml:space="preserve">14, e1006100</w:t>
+      </w:r>
+    </w:p>
+    <w:bookmarkEnd w:id="92"/>
+    <w:bookmarkStart w:id="93" w:name="ref-Kooijman2021"/>
+    <w:p>
+      <w:pPr>
+        <w:pStyle w:val="Bibliography"/>
+      </w:pPr>
+      <w:r>
+        <w:t xml:space="preserve">52.</w:t>
+      </w:r>
+      <w:r>
+        <w:t xml:space="preserve"> </w:t>
+      </w:r>
+      <w:r>
+        <w:t xml:space="preserve">	</w:t>
+      </w:r>
+      <w:r>
+        <w:t xml:space="preserve">Kooijman, S.A.L.M.</w:t>
+      </w:r>
+      <w:r>
+        <w:t xml:space="preserve"> </w:t>
+      </w:r>
+      <w:r>
+        <w:rPr>
+          <w:i/>
+          <w:iCs/>
+        </w:rPr>
+        <w:t xml:space="preserve">et al.</w:t>
+      </w:r>
+      <w:r>
+        <w:t xml:space="preserve"> </w:t>
+      </w:r>
+      <w:r>
+        <w:t xml:space="preserve">(2021) Multidimensional scaling for animal traits in the context of dynamic energy budget theory.</w:t>
+      </w:r>
+      <w:r>
+        <w:t xml:space="preserve"> </w:t>
+      </w:r>
+      <w:r>
+        <w:rPr>
+          <w:i/>
+          <w:iCs/>
+        </w:rPr>
+        <w:t xml:space="preserve">Conserv. Physiol.</w:t>
+      </w:r>
+      <w:r>
+        <w:t xml:space="preserve"> </w:t>
+      </w:r>
+      <w:r>
+        <w:t xml:space="preserve">9, coab086</w:t>
+      </w:r>
+    </w:p>
+    <w:bookmarkEnd w:id="93"/>
+    <w:bookmarkStart w:id="94" w:name="ref-Bruggeman2009"/>
+    <w:p>
+      <w:pPr>
+        <w:pStyle w:val="Bibliography"/>
+      </w:pPr>
+      <w:r>
+        <w:t xml:space="preserve">53.</w:t>
+      </w:r>
+      <w:r>
+        <w:t xml:space="preserve"> </w:t>
+      </w:r>
+      <w:r>
+        <w:t xml:space="preserve">	</w:t>
+      </w:r>
+      <w:r>
+        <w:t xml:space="preserve">Bruggeman, J.</w:t>
+      </w:r>
+      <w:r>
+        <w:t xml:space="preserve"> </w:t>
+      </w:r>
+      <w:r>
+        <w:rPr>
+          <w:i/>
+          <w:iCs/>
+        </w:rPr>
+        <w:t xml:space="preserve">et al.</w:t>
+      </w:r>
+      <w:r>
+        <w:t xml:space="preserve"> </w:t>
+      </w:r>
+      <w:r>
+        <w:t xml:space="preserve">(2009)</w:t>
+      </w:r>
+      <w:r>
+        <w:t xml:space="preserve"> </w:t>
+      </w:r>
+      <w:r>
+        <w:t xml:space="preserve">PhyloPars</w:t>
+      </w:r>
+      <w:r>
+        <w:t xml:space="preserve">: Estimation of missing parameter values using phylogeny.</w:t>
+      </w:r>
+      <w:r>
+        <w:t xml:space="preserve"> </w:t>
+      </w:r>
+      <w:r>
+        <w:rPr>
+          <w:i/>
+          <w:iCs/>
+        </w:rPr>
+        <w:t xml:space="preserve">Nucleic Acids Research</w:t>
+      </w:r>
+      <w:r>
+        <w:t xml:space="preserve"> </w:t>
+      </w:r>
+      <w:r>
+        <w:t xml:space="preserve">37, W179–W184</w:t>
+      </w:r>
+    </w:p>
+    <w:bookmarkEnd w:id="94"/>
+    <w:bookmarkStart w:id="95" w:name="ref-Kearney2017"/>
+    <w:p>
+      <w:pPr>
+        <w:pStyle w:val="Bibliography"/>
+      </w:pPr>
+      <w:r>
+        <w:t xml:space="preserve">54.</w:t>
+      </w:r>
+      <w:r>
+        <w:t xml:space="preserve"> </w:t>
+      </w:r>
+      <w:r>
+        <w:t xml:space="preserve">	</w:t>
+      </w:r>
+      <w:r>
+        <w:t xml:space="preserve">Kearney, M.R. and Porter, W.P. (2017)</w:t>
+      </w:r>
+      <w:r>
+        <w:t xml:space="preserve"> </w:t>
+      </w:r>
+      <w:r>
+        <w:t xml:space="preserve">NicheMapR</w:t>
+      </w:r>
+      <w:r>
+        <w:t xml:space="preserve"> </w:t>
+      </w:r>
+      <w:r>
+        <w:t xml:space="preserve">– an</w:t>
+      </w:r>
+      <w:r>
+        <w:t xml:space="preserve"> </w:t>
+      </w:r>
+      <w:r>
+        <w:t xml:space="preserve">R</w:t>
+      </w:r>
+      <w:r>
+        <w:t xml:space="preserve"> </w:t>
+      </w:r>
+      <w:r>
+        <w:t xml:space="preserve">package for biophysical modelling: The microclimate model.</w:t>
+      </w:r>
+      <w:r>
+        <w:t xml:space="preserve"> </w:t>
+      </w:r>
+      <w:r>
+        <w:rPr>
+          <w:i/>
+          <w:iCs/>
+        </w:rPr>
+        <w:t xml:space="preserve">Ecography (Cop.)</w:t>
+      </w:r>
+      <w:r>
+        <w:t xml:space="preserve"> </w:t>
+      </w:r>
+      <w:r>
+        <w:t xml:space="preserve">40, 664–674</w:t>
+      </w:r>
+    </w:p>
+    <w:bookmarkEnd w:id="95"/>
+    <w:bookmarkStart w:id="96" w:name="ref-Kearney2020a"/>
+    <w:p>
+      <w:pPr>
+        <w:pStyle w:val="Bibliography"/>
+      </w:pPr>
+      <w:r>
+        <w:t xml:space="preserve">55.</w:t>
+      </w:r>
+      <w:r>
+        <w:t xml:space="preserve"> </w:t>
+      </w:r>
+      <w:r>
+        <w:t xml:space="preserve">	</w:t>
+      </w:r>
+      <w:r>
+        <w:t xml:space="preserve">Kearney, M.R. and Porter, W.P. (2020)</w:t>
+      </w:r>
+      <w:r>
+        <w:t xml:space="preserve"> </w:t>
+      </w:r>
+      <w:r>
+        <w:t xml:space="preserve">NicheMapR</w:t>
+      </w:r>
+      <w:r>
+        <w:t xml:space="preserve"> </w:t>
+      </w:r>
+      <w:r>
+        <w:t xml:space="preserve">– an</w:t>
+      </w:r>
+      <w:r>
+        <w:t xml:space="preserve"> </w:t>
+      </w:r>
+      <w:r>
+        <w:t xml:space="preserve">R</w:t>
+      </w:r>
+      <w:r>
+        <w:t xml:space="preserve"> </w:t>
+      </w:r>
+      <w:r>
+        <w:t xml:space="preserve">package for biophysical modelling: The ectotherm and dynamic energy budget models.</w:t>
+      </w:r>
+      <w:r>
+        <w:t xml:space="preserve"> </w:t>
+      </w:r>
+      <w:r>
+        <w:rPr>
+          <w:i/>
+          <w:iCs/>
+        </w:rPr>
+        <w:t xml:space="preserve">Ecography (Cop.)</w:t>
+      </w:r>
+      <w:r>
+        <w:t xml:space="preserve"> </w:t>
+      </w:r>
+      <w:r>
+        <w:t xml:space="preserve">43, 85–96</w:t>
+      </w:r>
+    </w:p>
+    <w:bookmarkEnd w:id="96"/>
+    <w:bookmarkStart w:id="97" w:name="ref-Ricker1954a"/>
+    <w:p>
+      <w:pPr>
+        <w:pStyle w:val="Bibliography"/>
+      </w:pPr>
+      <w:r>
+        <w:t xml:space="preserve">56.</w:t>
+      </w:r>
+      <w:r>
+        <w:t xml:space="preserve"> </w:t>
+      </w:r>
+      <w:r>
+        <w:t xml:space="preserve">	</w:t>
+      </w:r>
+      <w:r>
+        <w:t xml:space="preserve">Ricker, W.E. (1954) Stock and recruitment.</w:t>
+      </w:r>
+      <w:r>
+        <w:t xml:space="preserve"> </w:t>
+      </w:r>
+      <w:r>
+        <w:rPr>
+          <w:i/>
+          <w:iCs/>
+        </w:rPr>
+        <w:t xml:space="preserve">J. Fish. Res. Board Can.</w:t>
+      </w:r>
+      <w:r>
+        <w:t xml:space="preserve"> </w:t>
+      </w:r>
+      <w:r>
+        <w:t xml:space="preserve">11, 559–623</w:t>
+      </w:r>
+    </w:p>
+    <w:bookmarkEnd w:id="97"/>
+    <w:bookmarkStart w:id="98" w:name="ref-Beverton2012"/>
+    <w:p>
+      <w:pPr>
+        <w:pStyle w:val="Bibliography"/>
+      </w:pPr>
+      <w:r>
+        <w:t xml:space="preserve">57.</w:t>
+      </w:r>
+      <w:r>
+        <w:t xml:space="preserve"> </w:t>
+      </w:r>
+      <w:r>
+        <w:t xml:space="preserve">	</w:t>
+      </w:r>
+      <w:r>
+        <w:t xml:space="preserve">Beverton, R.J.H. and Holt, S. (2012)</w:t>
+      </w:r>
+      <w:r>
+        <w:t xml:space="preserve"> </w:t>
+      </w:r>
+      <w:r>
+        <w:rPr>
+          <w:i/>
+          <w:iCs/>
+        </w:rPr>
+        <w:t xml:space="preserve">On the dynamics of exploited fish populations</w:t>
+      </w:r>
+      <w:r>
+        <w:t xml:space="preserve">, Springer</w:t>
+      </w:r>
+    </w:p>
+    <w:bookmarkEnd w:id="98"/>
+    <w:bookmarkStart w:id="99" w:name="ref-Bertness1994"/>
+    <w:p>
+      <w:pPr>
+        <w:pStyle w:val="Bibliography"/>
+      </w:pPr>
+      <w:r>
+        <w:t xml:space="preserve">58.</w:t>
+      </w:r>
+      <w:r>
+        <w:t xml:space="preserve"> </w:t>
+      </w:r>
+      <w:r>
+        <w:t xml:space="preserve">	</w:t>
+      </w:r>
+      <w:r>
+        <w:t xml:space="preserve">Bertness, M. and Callaway, R. (1994) Positive interactions in communities.</w:t>
+      </w:r>
+      <w:r>
+        <w:t xml:space="preserve"> </w:t>
+      </w:r>
+      <w:r>
+        <w:rPr>
+          <w:i/>
+          <w:iCs/>
+        </w:rPr>
+        <w:t xml:space="preserve">Trends Ecol. Evol.</w:t>
+      </w:r>
+      <w:r>
+        <w:t xml:space="preserve"> </w:t>
+      </w:r>
+      <w:r>
+        <w:t xml:space="preserve">9, 191–193</w:t>
+      </w:r>
+    </w:p>
+    <w:bookmarkEnd w:id="99"/>
+    <w:bookmarkStart w:id="100" w:name="ref-Weiss-Lehman2022"/>
+    <w:p>
+      <w:pPr>
+        <w:pStyle w:val="Bibliography"/>
+      </w:pPr>
+      <w:r>
+        <w:t xml:space="preserve">59.</w:t>
+      </w:r>
+      <w:r>
+        <w:t xml:space="preserve"> </w:t>
+      </w:r>
+      <w:r>
+        <w:t xml:space="preserve">	</w:t>
+      </w:r>
+      <w:r>
+        <w:t xml:space="preserve">Weiss-Lehman, C.P.</w:t>
+      </w:r>
+      <w:r>
+        <w:t xml:space="preserve"> </w:t>
+      </w:r>
+      <w:r>
+        <w:rPr>
+          <w:i/>
+          <w:iCs/>
+        </w:rPr>
+        <w:t xml:space="preserve">et al.</w:t>
+      </w:r>
+      <w:r>
+        <w:t xml:space="preserve"> </w:t>
+      </w:r>
+      <w:r>
+        <w:t xml:space="preserve">(2022) Disentangling key species interactions in diverse and heterogeneous communities: A bayesian sparse modelling approach.</w:t>
       </w:r>
       <w:r>
         <w:t xml:space="preserve"> </w:t>
@@ -3581,17 +6063,17 @@
         <w:t xml:space="preserve"> </w:t>
       </w:r>
       <w:r>
-        <w:t xml:space="preserve">27, e14421</w:t>
-      </w:r>
-    </w:p>
-    <w:bookmarkEnd w:id="56"/>
-    <w:bookmarkStart w:id="57" w:name="ref-Lopez-Goldar2024"/>
+        <w:t xml:space="preserve">25, 1263–1276</w:t>
+      </w:r>
+    </w:p>
+    <w:bookmarkEnd w:id="100"/>
+    <w:bookmarkStart w:id="101" w:name="ref-Delmas2019"/>
     <w:p>
       <w:pPr>
         <w:pStyle w:val="Bibliography"/>
       </w:pPr>
       <w:r>
-        <w:t xml:space="preserve">13.</w:t>
+        <w:t xml:space="preserve">60.</w:t>
       </w:r>
       <w:r>
         <w:t xml:space="preserve"> </w:t>
@@ -3600,7 +6082,7 @@
         <w:t xml:space="preserve">	</w:t>
       </w:r>
       <w:r>
-        <w:t xml:space="preserve">López-Goldar, X.</w:t>
+        <w:t xml:space="preserve">Delmas, E.</w:t>
       </w:r>
       <w:r>
         <w:t xml:space="preserve"> </w:t>
@@ -3616,27 +6098,33 @@
         <w:t xml:space="preserve"> </w:t>
       </w:r>
       <w:r>
-        <w:t xml:space="preserve">(2024) Heat waves induce milkweed resistance to a specialist herbivore via increased toxicity and reduced nutrient content.</w:t>
-      </w:r>
-      <w:r>
-        <w:t xml:space="preserve"> </w:t>
-      </w:r>
-      <w:r>
-        <w:rPr>
-          <w:i/>
-          <w:iCs/>
-        </w:rPr>
-        <w:t xml:space="preserve">Plant Cell Environ.</w:t>
-      </w:r>
-    </w:p>
-    <w:bookmarkEnd w:id="57"/>
-    <w:bookmarkStart w:id="58" w:name="ref-Huynh2024"/>
+        <w:t xml:space="preserve">(2019) Analysing ecological networks of species interactions.</w:t>
+      </w:r>
+      <w:r>
+        <w:t xml:space="preserve"> </w:t>
+      </w:r>
+      <w:r>
+        <w:rPr>
+          <w:i/>
+          <w:iCs/>
+        </w:rPr>
+        <w:t xml:space="preserve">Biol. Rev. Camb. Philos. Soc.</w:t>
+      </w:r>
+      <w:r>
+        <w:t xml:space="preserve"> </w:t>
+      </w:r>
+      <w:r>
+        <w:t xml:space="preserve">94, 16–36</w:t>
+      </w:r>
+    </w:p>
+    <w:bookmarkEnd w:id="101"/>
+    <w:bookmarkStart w:id="102" w:name="ref-Godoy2019"/>
     <w:p>
       <w:pPr>
         <w:pStyle w:val="Bibliography"/>
       </w:pPr>
       <w:r>
-        <w:t xml:space="preserve">14.</w:t>
+        <w:t xml:space="preserve">61.</w:t>
       </w:r>
       <w:r>
         <w:t xml:space="preserve"> </w:t>
@@ -3645,7 +6133,42 @@
         <w:t xml:space="preserve">	</w:t>
       </w:r>
       <w:r>
-        <w:t xml:space="preserve">Huỳnh, T.-H.</w:t>
+        <w:t xml:space="preserve">Godoy, O. (2019) Coexistence theory as a tool to understand biological invasions in species interaction networks: Implications for the study of novel ecosystems.</w:t>
+      </w:r>
+      <w:r>
+        <w:t xml:space="preserve"> </w:t>
+      </w:r>
+      <w:r>
+        <w:rPr>
+          <w:i/>
+          <w:iCs/>
+        </w:rPr>
+        <w:t xml:space="preserve">Funct. Ecol.</w:t>
+      </w:r>
+      <w:r>
+        <w:t xml:space="preserve"> </w:t>
+      </w:r>
+      <w:r>
+        <w:t xml:space="preserve">33, 1190–1201</w:t>
+      </w:r>
+    </w:p>
+    <w:bookmarkEnd w:id="102"/>
+    <w:bookmarkStart w:id="103" w:name="ref-Poisot2021"/>
+    <w:p>
+      <w:pPr>
+        <w:pStyle w:val="Bibliography"/>
+      </w:pPr>
+      <w:r>
+        <w:t xml:space="preserve">62.</w:t>
+      </w:r>
+      <w:r>
+        <w:t xml:space="preserve"> </w:t>
+      </w:r>
+      <w:r>
+        <w:t xml:space="preserve">	</w:t>
+      </w:r>
+      <w:r>
+        <w:t xml:space="preserve">Poisot, T.</w:t>
       </w:r>
       <w:r>
         <w:t xml:space="preserve"> </w:t>
@@ -3661,33 +6184,33 @@
         <w:t xml:space="preserve"> </w:t>
       </w:r>
       <w:r>
-        <w:t xml:space="preserve">(2024) Heatwave-induced functional shifts in zooplankton communities result in weaker top-down control on phytoplankton.</w:t>
-      </w:r>
-      <w:r>
-        <w:t xml:space="preserve"> </w:t>
-      </w:r>
-      <w:r>
-        <w:rPr>
-          <w:i/>
-          <w:iCs/>
-        </w:rPr>
-        <w:t xml:space="preserve">Ecol. Evol.</w:t>
-      </w:r>
-      <w:r>
-        <w:t xml:space="preserve"> </w:t>
-      </w:r>
-      <w:r>
-        <w:t xml:space="preserve">14, e70096</w:t>
-      </w:r>
-    </w:p>
-    <w:bookmarkEnd w:id="58"/>
-    <w:bookmarkStart w:id="59" w:name="ref-Trivedi2022"/>
+        <w:t xml:space="preserve">(2021) Global knowledge gaps in species interaction networks data.</w:t>
+      </w:r>
+      <w:r>
+        <w:t xml:space="preserve"> </w:t>
+      </w:r>
+      <w:r>
+        <w:rPr>
+          <w:i/>
+          <w:iCs/>
+        </w:rPr>
+        <w:t xml:space="preserve">J. Biogeogr.</w:t>
+      </w:r>
+      <w:r>
+        <w:t xml:space="preserve"> </w:t>
+      </w:r>
+      <w:r>
+        <w:t xml:space="preserve">48, 1552–1563</w:t>
+      </w:r>
+    </w:p>
+    <w:bookmarkEnd w:id="103"/>
+    <w:bookmarkStart w:id="104" w:name="ref-Hui2019"/>
     <w:p>
       <w:pPr>
         <w:pStyle w:val="Bibliography"/>
       </w:pPr>
       <w:r>
-        <w:t xml:space="preserve">15.</w:t>
+        <w:t xml:space="preserve">63.</w:t>
       </w:r>
       <w:r>
         <w:t xml:space="preserve"> </w:t>
@@ -3696,7 +6219,42 @@
         <w:t xml:space="preserve">	</w:t>
       </w:r>
       <w:r>
-        <w:t xml:space="preserve">Trivedi, P.</w:t>
+        <w:t xml:space="preserve">Hui, C. and Richardson, D.M. (2019) How to invade an ecological network.</w:t>
+      </w:r>
+      <w:r>
+        <w:t xml:space="preserve"> </w:t>
+      </w:r>
+      <w:r>
+        <w:rPr>
+          <w:i/>
+          <w:iCs/>
+        </w:rPr>
+        <w:t xml:space="preserve">Trends Ecol. Evol.</w:t>
+      </w:r>
+      <w:r>
+        <w:t xml:space="preserve"> </w:t>
+      </w:r>
+      <w:r>
+        <w:t xml:space="preserve">34, 121–131</w:t>
+      </w:r>
+    </w:p>
+    <w:bookmarkEnd w:id="104"/>
+    <w:bookmarkStart w:id="105" w:name="ref-Gomez2023"/>
+    <w:p>
+      <w:pPr>
+        <w:pStyle w:val="Bibliography"/>
+      </w:pPr>
+      <w:r>
+        <w:t xml:space="preserve">64.</w:t>
+      </w:r>
+      <w:r>
+        <w:t xml:space="preserve"> </w:t>
+      </w:r>
+      <w:r>
+        <w:t xml:space="preserve">	</w:t>
+      </w:r>
+      <w:r>
+        <w:t xml:space="preserve">Gómez, J.M.</w:t>
       </w:r>
       <w:r>
         <w:t xml:space="preserve"> </w:t>
@@ -3712,33 +6270,33 @@
         <w:t xml:space="preserve"> </w:t>
       </w:r>
       <w:r>
-        <w:t xml:space="preserve">(2022) Plant–microbiome interactions under a changing world: Responses, consequences and perspectives.</w:t>
-      </w:r>
-      <w:r>
-        <w:t xml:space="preserve"> </w:t>
-      </w:r>
-      <w:r>
-        <w:rPr>
-          <w:i/>
-          <w:iCs/>
-        </w:rPr>
-        <w:t xml:space="preserve">New Phytol.</w:t>
-      </w:r>
-      <w:r>
-        <w:t xml:space="preserve"> </w:t>
-      </w:r>
-      <w:r>
-        <w:t xml:space="preserve">234, 1951–1959</w:t>
-      </w:r>
-    </w:p>
-    <w:bookmarkEnd w:id="59"/>
-    <w:bookmarkStart w:id="60" w:name="ref-Kooijman2010"/>
+        <w:t xml:space="preserve">(2023) The role of phenotypic plasticity in shaping ecological networks.</w:t>
+      </w:r>
+      <w:r>
+        <w:t xml:space="preserve"> </w:t>
+      </w:r>
+      <w:r>
+        <w:rPr>
+          <w:i/>
+          <w:iCs/>
+        </w:rPr>
+        <w:t xml:space="preserve">Ecol. Lett.</w:t>
+      </w:r>
+      <w:r>
+        <w:t xml:space="preserve"> </w:t>
+      </w:r>
+      <w:r>
+        <w:t xml:space="preserve">26, S47–S61</w:t>
+      </w:r>
+    </w:p>
+    <w:bookmarkEnd w:id="105"/>
+    <w:bookmarkStart w:id="106" w:name="ref-Lytle2023"/>
     <w:p>
       <w:pPr>
         <w:pStyle w:val="Bibliography"/>
       </w:pPr>
       <w:r>
-        <w:t xml:space="preserve">16.</w:t>
+        <w:t xml:space="preserve">65.</w:t>
       </w:r>
       <w:r>
         <w:t xml:space="preserve"> </w:t>
@@ -3747,30 +6305,33 @@
         <w:t xml:space="preserve">	</w:t>
       </w:r>
       <w:r>
-        <w:t xml:space="preserve">Kooijman, S.A.L.M. (2010)</w:t>
-      </w:r>
-      <w:r>
-        <w:t xml:space="preserve"> </w:t>
-      </w:r>
-      <w:r>
-        <w:rPr>
-          <w:i/>
-          <w:iCs/>
-        </w:rPr>
-        <w:t xml:space="preserve">Dynamic energy budget theory for metabolic organisation</w:t>
-      </w:r>
-      <w:r>
-        <w:t xml:space="preserve">, Cambridge university press</w:t>
-      </w:r>
-    </w:p>
-    <w:bookmarkEnd w:id="60"/>
-    <w:bookmarkStart w:id="61" w:name="ref-Kearney2009b"/>
+        <w:t xml:space="preserve">Lytle, D.A. and Tonkin, J.D. (2023) Matrix community models for ecology and evolution.</w:t>
+      </w:r>
+      <w:r>
+        <w:t xml:space="preserve"> </w:t>
+      </w:r>
+      <w:r>
+        <w:rPr>
+          <w:i/>
+          <w:iCs/>
+        </w:rPr>
+        <w:t xml:space="preserve">npj Biodiversity</w:t>
+      </w:r>
+      <w:r>
+        <w:t xml:space="preserve"> </w:t>
+      </w:r>
+      <w:r>
+        <w:t xml:space="preserve">2, 26</w:t>
+      </w:r>
+    </w:p>
+    <w:bookmarkEnd w:id="106"/>
+    <w:bookmarkStart w:id="107" w:name="ref-Petsopoulos2021"/>
     <w:p>
       <w:pPr>
         <w:pStyle w:val="Bibliography"/>
       </w:pPr>
       <w:r>
-        <w:t xml:space="preserve">17.</w:t>
+        <w:t xml:space="preserve">66.</w:t>
       </w:r>
       <w:r>
         <w:t xml:space="preserve"> </w:t>
@@ -3779,33 +6340,43 @@
         <w:t xml:space="preserve">	</w:t>
       </w:r>
       <w:r>
-        <w:t xml:space="preserve">Kearney, M. and Porter, W. (2009) Mechanistic niche modelling: Combining physiological and spatial data to predict species’ ranges.</w:t>
-      </w:r>
-      <w:r>
-        <w:t xml:space="preserve"> </w:t>
-      </w:r>
-      <w:r>
-        <w:rPr>
-          <w:i/>
-          <w:iCs/>
-        </w:rPr>
-        <w:t xml:space="preserve">Ecol. Lett.</w:t>
-      </w:r>
-      <w:r>
-        <w:t xml:space="preserve"> </w:t>
-      </w:r>
-      <w:r>
-        <w:t xml:space="preserve">12, 334–350</w:t>
-      </w:r>
-    </w:p>
-    <w:bookmarkEnd w:id="61"/>
-    <w:bookmarkStart w:id="62" w:name="ref-Jusup2024"/>
+        <w:t xml:space="preserve">Petsopoulos, D.</w:t>
+      </w:r>
+      <w:r>
+        <w:t xml:space="preserve"> </w:t>
+      </w:r>
+      <w:r>
+        <w:rPr>
+          <w:i/>
+          <w:iCs/>
+        </w:rPr>
+        <w:t xml:space="preserve">et al.</w:t>
+      </w:r>
+      <w:r>
+        <w:t xml:space="preserve"> </w:t>
+      </w:r>
+      <w:r>
+        <w:t xml:space="preserve">(2021) Using network ecology to understand and mitigate long-term insect declines.</w:t>
+      </w:r>
+      <w:r>
+        <w:t xml:space="preserve"> </w:t>
+      </w:r>
+      <w:r>
+        <w:rPr>
+          <w:i/>
+          <w:iCs/>
+        </w:rPr>
+        <w:t xml:space="preserve">Ecol. Entomol.</w:t>
+      </w:r>
+    </w:p>
+    <w:bookmarkEnd w:id="107"/>
+    <w:bookmarkStart w:id="108" w:name="ref-Dale2021"/>
     <w:p>
       <w:pPr>
         <w:pStyle w:val="Bibliography"/>
       </w:pPr>
       <w:r>
-        <w:t xml:space="preserve">18.</w:t>
+        <w:t xml:space="preserve">67.</w:t>
       </w:r>
       <w:r>
         <w:t xml:space="preserve"> </w:t>
@@ -3814,27 +6385,30 @@
         <w:t xml:space="preserve">	</w:t>
       </w:r>
       <w:r>
-        <w:t xml:space="preserve">Jusup, M. and Kearney, M.R. (2024) The untapped power of a general theory of organismal metabolism.</w:t>
-      </w:r>
-      <w:r>
-        <w:t xml:space="preserve"> </w:t>
-      </w:r>
-      <w:r>
-        <w:rPr>
-          <w:i/>
-          <w:iCs/>
-        </w:rPr>
-        <w:t xml:space="preserve">arXiv preprint arXiv:2408. 13998</w:t>
-      </w:r>
-    </w:p>
-    <w:bookmarkEnd w:id="62"/>
-    <w:bookmarkStart w:id="63" w:name="ref-Kearney2024"/>
+        <w:t xml:space="preserve">Dale, M.R.T. and Fortin, M.-J. (2021)</w:t>
+      </w:r>
+      <w:r>
+        <w:t xml:space="preserve"> </w:t>
+      </w:r>
+      <w:r>
+        <w:rPr>
+          <w:i/>
+          <w:iCs/>
+        </w:rPr>
+        <w:t xml:space="preserve">Quantitative analysis of ecological networks</w:t>
+      </w:r>
+      <w:r>
+        <w:t xml:space="preserve">, Cambridge University Press</w:t>
+      </w:r>
+    </w:p>
+    <w:bookmarkEnd w:id="108"/>
+    <w:bookmarkStart w:id="109" w:name="ref-Lu2023"/>
     <w:p>
       <w:pPr>
         <w:pStyle w:val="Bibliography"/>
       </w:pPr>
       <w:r>
-        <w:t xml:space="preserve">19.</w:t>
+        <w:t xml:space="preserve">68.</w:t>
       </w:r>
       <w:r>
         <w:t xml:space="preserve"> </w:t>
@@ -3843,16 +6417,74 @@
         <w:t xml:space="preserve">	</w:t>
       </w:r>
       <w:r>
-        <w:t xml:space="preserve">Kearney, M.R. and Leigh, A. (2024) Fast, accurate and accessible calculations of leaf temperature and its physiological consequences with</w:t>
-      </w:r>
-      <w:r>
-        <w:t xml:space="preserve"> </w:t>
-      </w:r>
-      <w:r>
-        <w:t xml:space="preserve">NicheMapR</w:t>
-      </w:r>
-      <w:r>
-        <w:t xml:space="preserve">.</w:t>
+        <w:t xml:space="preserve">Lu, Q.</w:t>
+      </w:r>
+      <w:r>
+        <w:t xml:space="preserve"> </w:t>
+      </w:r>
+      <w:r>
+        <w:rPr>
+          <w:i/>
+          <w:iCs/>
+        </w:rPr>
+        <w:t xml:space="preserve">et al.</w:t>
+      </w:r>
+      <w:r>
+        <w:t xml:space="preserve"> </w:t>
+      </w:r>
+      <w:r>
+        <w:t xml:space="preserve">(2023) Food webs reveal coexistence mechanisms and community organization in carnivores.</w:t>
+      </w:r>
+      <w:r>
+        <w:t xml:space="preserve"> </w:t>
+      </w:r>
+      <w:r>
+        <w:rPr>
+          <w:i/>
+          <w:iCs/>
+        </w:rPr>
+        <w:t xml:space="preserve">Curr. Biol.</w:t>
+      </w:r>
+      <w:r>
+        <w:t xml:space="preserve"> </w:t>
+      </w:r>
+      <w:r>
+        <w:t xml:space="preserve">33, 647–659</w:t>
+      </w:r>
+    </w:p>
+    <w:bookmarkEnd w:id="109"/>
+    <w:bookmarkStart w:id="110" w:name="ref-Carrara2015"/>
+    <w:p>
+      <w:pPr>
+        <w:pStyle w:val="Bibliography"/>
+      </w:pPr>
+      <w:r>
+        <w:t xml:space="preserve">69.</w:t>
+      </w:r>
+      <w:r>
+        <w:t xml:space="preserve"> </w:t>
+      </w:r>
+      <w:r>
+        <w:t xml:space="preserve">	</w:t>
+      </w:r>
+      <w:r>
+        <w:t xml:space="preserve">Carrara, F.</w:t>
+      </w:r>
+      <w:r>
+        <w:t xml:space="preserve"> </w:t>
+      </w:r>
+      <w:r>
+        <w:rPr>
+          <w:i/>
+          <w:iCs/>
+        </w:rPr>
+        <w:t xml:space="preserve">et al.</w:t>
+      </w:r>
+      <w:r>
+        <w:t xml:space="preserve"> </w:t>
+      </w:r>
+      <w:r>
+        <w:t xml:space="preserve">(2015) Inferring species interactions in ecological communities: A comparison of methods at different levels of complexity.</w:t>
       </w:r>
       <w:r>
         <w:t xml:space="preserve"> </w:t>
@@ -3868,17 +6500,17 @@
         <w:t xml:space="preserve"> </w:t>
       </w:r>
       <w:r>
-        <w:t xml:space="preserve">15, 1516–1531</w:t>
-      </w:r>
-    </w:p>
-    <w:bookmarkEnd w:id="63"/>
-    <w:bookmarkStart w:id="64" w:name="ref-Briscoe2023"/>
+        <w:t xml:space="preserve">6, 895–906</w:t>
+      </w:r>
+    </w:p>
+    <w:bookmarkEnd w:id="110"/>
+    <w:bookmarkStart w:id="111" w:name="ref-Vitali2022"/>
     <w:p>
       <w:pPr>
         <w:pStyle w:val="Bibliography"/>
       </w:pPr>
       <w:r>
-        <w:t xml:space="preserve">20.</w:t>
+        <w:t xml:space="preserve">70.</w:t>
       </w:r>
       <w:r>
         <w:t xml:space="preserve"> </w:t>
@@ -3887,7 +6519,7 @@
         <w:t xml:space="preserve">	</w:t>
       </w:r>
       <w:r>
-        <w:t xml:space="preserve">Briscoe, N.J.</w:t>
+        <w:t xml:space="preserve">Vitali, A.</w:t>
       </w:r>
       <w:r>
         <w:t xml:space="preserve"> </w:t>
@@ -3903,33 +6535,33 @@
         <w:t xml:space="preserve"> </w:t>
       </w:r>
       <w:r>
-        <w:t xml:space="preserve">(2023) Mechanistic forecasts of species responses to climate change: The promise of biophysical ecology.</w:t>
-      </w:r>
-      <w:r>
-        <w:t xml:space="preserve"> </w:t>
-      </w:r>
-      <w:r>
-        <w:rPr>
-          <w:i/>
-          <w:iCs/>
-        </w:rPr>
-        <w:t xml:space="preserve">Global Change Biology</w:t>
-      </w:r>
-      <w:r>
-        <w:t xml:space="preserve"> </w:t>
-      </w:r>
-      <w:r>
-        <w:t xml:space="preserve">29, 1451–1470</w:t>
-      </w:r>
-    </w:p>
-    <w:bookmarkEnd w:id="64"/>
-    <w:bookmarkStart w:id="65" w:name="ref-Rezende2014"/>
+        <w:t xml:space="preserve">(2022) The disruption of a keystone interaction erodes pollination and seed dispersal networks.</w:t>
+      </w:r>
+      <w:r>
+        <w:t xml:space="preserve"> </w:t>
+      </w:r>
+      <w:r>
+        <w:rPr>
+          <w:i/>
+          <w:iCs/>
+        </w:rPr>
+        <w:t xml:space="preserve">Ecology</w:t>
+      </w:r>
+      <w:r>
+        <w:t xml:space="preserve"> </w:t>
+      </w:r>
+      <w:r>
+        <w:t xml:space="preserve">103, e03547</w:t>
+      </w:r>
+    </w:p>
+    <w:bookmarkEnd w:id="111"/>
+    <w:bookmarkStart w:id="112" w:name="ref-Riva2023"/>
     <w:p>
       <w:pPr>
         <w:pStyle w:val="Bibliography"/>
       </w:pPr>
       <w:r>
-        <w:t xml:space="preserve">21.</w:t>
+        <w:t xml:space="preserve">71.</w:t>
       </w:r>
       <w:r>
         <w:t xml:space="preserve"> </w:t>
@@ -3938,7 +6570,7 @@
         <w:t xml:space="preserve">	</w:t>
       </w:r>
       <w:r>
-        <w:t xml:space="preserve">Rezende, E.L.</w:t>
+        <w:t xml:space="preserve">Riva, F.</w:t>
       </w:r>
       <w:r>
         <w:t xml:space="preserve"> </w:t>
@@ -3954,33 +6586,33 @@
         <w:t xml:space="preserve"> </w:t>
       </w:r>
       <w:r>
-        <w:t xml:space="preserve">(2014) Tolerance landscapes in thermal ecology.</w:t>
-      </w:r>
-      <w:r>
-        <w:t xml:space="preserve"> </w:t>
-      </w:r>
-      <w:r>
-        <w:rPr>
-          <w:i/>
-          <w:iCs/>
-        </w:rPr>
-        <w:t xml:space="preserve">Funct. Ecol.</w:t>
-      </w:r>
-      <w:r>
-        <w:t xml:space="preserve"> </w:t>
-      </w:r>
-      <w:r>
-        <w:t xml:space="preserve">28, 799–809</w:t>
-      </w:r>
-    </w:p>
-    <w:bookmarkEnd w:id="65"/>
-    <w:bookmarkStart w:id="66" w:name="ref-Bimler2018"/>
+        <w:t xml:space="preserve">(2023) Toward a cohesive understanding of ecological complexity.</w:t>
+      </w:r>
+      <w:r>
+        <w:t xml:space="preserve"> </w:t>
+      </w:r>
+      <w:r>
+        <w:rPr>
+          <w:i/>
+          <w:iCs/>
+        </w:rPr>
+        <w:t xml:space="preserve">Sci. Adv.</w:t>
+      </w:r>
+      <w:r>
+        <w:t xml:space="preserve"> </w:t>
+      </w:r>
+      <w:r>
+        <w:t xml:space="preserve">9, eabq4207</w:t>
+      </w:r>
+    </w:p>
+    <w:bookmarkEnd w:id="112"/>
+    <w:bookmarkStart w:id="113" w:name="ref-Terry2020"/>
     <w:p>
       <w:pPr>
         <w:pStyle w:val="Bibliography"/>
       </w:pPr>
       <w:r>
-        <w:t xml:space="preserve">22.</w:t>
+        <w:t xml:space="preserve">72.</w:t>
       </w:r>
       <w:r>
         <w:t xml:space="preserve"> </w:t>
@@ -3989,7 +6621,77 @@
         <w:t xml:space="preserve">	</w:t>
       </w:r>
       <w:r>
-        <w:t xml:space="preserve">Bimler, M.D.</w:t>
+        <w:t xml:space="preserve">Terry, J.C.D. and Lewis, O.T. (2020) Finding missing links in interaction networks.</w:t>
+      </w:r>
+      <w:r>
+        <w:t xml:space="preserve"> </w:t>
+      </w:r>
+      <w:r>
+        <w:rPr>
+          <w:i/>
+          <w:iCs/>
+        </w:rPr>
+        <w:t xml:space="preserve">Ecology</w:t>
+      </w:r>
+      <w:r>
+        <w:t xml:space="preserve"> </w:t>
+      </w:r>
+      <w:r>
+        <w:t xml:space="preserve">101, e03047</w:t>
+      </w:r>
+    </w:p>
+    <w:bookmarkEnd w:id="113"/>
+    <w:bookmarkStart w:id="114" w:name="ref-Chevin2017"/>
+    <w:p>
+      <w:pPr>
+        <w:pStyle w:val="Bibliography"/>
+      </w:pPr>
+      <w:r>
+        <w:t xml:space="preserve">73.</w:t>
+      </w:r>
+      <w:r>
+        <w:t xml:space="preserve"> </w:t>
+      </w:r>
+      <w:r>
+        <w:t xml:space="preserve">	</w:t>
+      </w:r>
+      <w:r>
+        <w:t xml:space="preserve">Chevin, L.-M. and Hoffmann, A.A. (2017) Evolution of phenotypic plasticity in extreme environments.</w:t>
+      </w:r>
+      <w:r>
+        <w:t xml:space="preserve"> </w:t>
+      </w:r>
+      <w:r>
+        <w:rPr>
+          <w:i/>
+          <w:iCs/>
+        </w:rPr>
+        <w:t xml:space="preserve">Philos. Trans. R. Soc. Lond. B Biol. Sci.</w:t>
+      </w:r>
+      <w:r>
+        <w:t xml:space="preserve"> </w:t>
+      </w:r>
+      <w:r>
+        <w:t xml:space="preserve">372</w:t>
+      </w:r>
+    </w:p>
+    <w:bookmarkEnd w:id="114"/>
+    <w:bookmarkStart w:id="115" w:name="ref-Urban2024"/>
+    <w:p>
+      <w:pPr>
+        <w:pStyle w:val="Bibliography"/>
+      </w:pPr>
+      <w:r>
+        <w:t xml:space="preserve">74.</w:t>
+      </w:r>
+      <w:r>
+        <w:t xml:space="preserve"> </w:t>
+      </w:r>
+      <w:r>
+        <w:t xml:space="preserve">	</w:t>
+      </w:r>
+      <w:r>
+        <w:t xml:space="preserve">Urban, M.C.</w:t>
       </w:r>
       <w:r>
         <w:t xml:space="preserve"> </w:t>
@@ -4005,33 +6707,33 @@
         <w:t xml:space="preserve"> </w:t>
       </w:r>
       <w:r>
-        <w:t xml:space="preserve">(2018) Accurate predictions of coexistence in natural systems require the inclusion of facilitative interactions and environmental dependency.</w:t>
-      </w:r>
-      <w:r>
-        <w:t xml:space="preserve"> </w:t>
-      </w:r>
-      <w:r>
-        <w:rPr>
-          <w:i/>
-          <w:iCs/>
-        </w:rPr>
-        <w:t xml:space="preserve">J. Ecol.</w:t>
-      </w:r>
-      <w:r>
-        <w:t xml:space="preserve"> </w:t>
-      </w:r>
-      <w:r>
-        <w:t xml:space="preserve">106, 1839–1852</w:t>
-      </w:r>
-    </w:p>
-    <w:bookmarkEnd w:id="66"/>
-    <w:bookmarkStart w:id="67" w:name="ref-Bowler2022"/>
+        <w:t xml:space="preserve">(2024) When and how can we predict adaptive responses to climate change?</w:t>
+      </w:r>
+      <w:r>
+        <w:t xml:space="preserve"> </w:t>
+      </w:r>
+      <w:r>
+        <w:rPr>
+          <w:i/>
+          <w:iCs/>
+        </w:rPr>
+        <w:t xml:space="preserve">Evolution Letters</w:t>
+      </w:r>
+      <w:r>
+        <w:t xml:space="preserve"> </w:t>
+      </w:r>
+      <w:r>
+        <w:t xml:space="preserve">8, 172–187</w:t>
+      </w:r>
+    </w:p>
+    <w:bookmarkEnd w:id="115"/>
+    <w:bookmarkStart w:id="116" w:name="ref-Sousa2010"/>
     <w:p>
       <w:pPr>
         <w:pStyle w:val="Bibliography"/>
       </w:pPr>
       <w:r>
-        <w:t xml:space="preserve">23.</w:t>
+        <w:t xml:space="preserve">75.</w:t>
       </w:r>
       <w:r>
         <w:t xml:space="preserve"> </w:t>
@@ -4040,7 +6742,7 @@
         <w:t xml:space="preserve">	</w:t>
       </w:r>
       <w:r>
-        <w:t xml:space="preserve">Bowler, C.H.</w:t>
+        <w:t xml:space="preserve">Sousa, T.</w:t>
       </w:r>
       <w:r>
         <w:t xml:space="preserve"> </w:t>
@@ -4056,1329 +6758,7 @@
         <w:t xml:space="preserve"> </w:t>
       </w:r>
       <w:r>
-        <w:t xml:space="preserve">(2022) Accounting for demographic uncertainty increases predictions for species coexistence: A case study with annual plants.</w:t>
-      </w:r>
-      <w:r>
-        <w:t xml:space="preserve"> </w:t>
-      </w:r>
-      <w:r>
-        <w:rPr>
-          <w:i/>
-          <w:iCs/>
-        </w:rPr>
-        <w:t xml:space="preserve">Ecol. Lett.</w:t>
-      </w:r>
-      <w:r>
-        <w:t xml:space="preserve"> </w:t>
-      </w:r>
-      <w:r>
-        <w:t xml:space="preserve">25, 1618–1628</w:t>
-      </w:r>
-    </w:p>
-    <w:bookmarkEnd w:id="67"/>
-    <w:bookmarkStart w:id="68" w:name="ref-Orsted2022"/>
-    <w:p>
-      <w:pPr>
-        <w:pStyle w:val="Bibliography"/>
-      </w:pPr>
-      <w:r>
-        <w:t xml:space="preserve">24.</w:t>
-      </w:r>
-      <w:r>
-        <w:t xml:space="preserve"> </w:t>
-      </w:r>
-      <w:r>
-        <w:t xml:space="preserve">	</w:t>
-      </w:r>
-      <w:r>
-        <w:t xml:space="preserve">Ørsted, M.</w:t>
-      </w:r>
-      <w:r>
-        <w:t xml:space="preserve"> </w:t>
-      </w:r>
-      <w:r>
-        <w:rPr>
-          <w:i/>
-          <w:iCs/>
-        </w:rPr>
-        <w:t xml:space="preserve">et al.</w:t>
-      </w:r>
-      <w:r>
-        <w:t xml:space="preserve"> </w:t>
-      </w:r>
-      <w:r>
-        <w:t xml:space="preserve">(2022) Finding the right thermal limit: A framework to reconcile ecological, physiological and methodological aspects of</w:t>
-      </w:r>
-      <w:r>
-        <w:t xml:space="preserve"> </w:t>
-      </w:r>
-      <w:r>
-        <w:t xml:space="preserve">CTmax</w:t>
-      </w:r>
-      <w:r>
-        <w:t xml:space="preserve"> </w:t>
-      </w:r>
-      <w:r>
-        <w:t xml:space="preserve">in ectotherms.</w:t>
-      </w:r>
-      <w:r>
-        <w:t xml:space="preserve"> </w:t>
-      </w:r>
-      <w:r>
-        <w:rPr>
-          <w:i/>
-          <w:iCs/>
-        </w:rPr>
-        <w:t xml:space="preserve">J. Exp. Biol.</w:t>
-      </w:r>
-      <w:r>
-        <w:t xml:space="preserve"> </w:t>
-      </w:r>
-      <w:r>
-        <w:t xml:space="preserve">225, jeb244514</w:t>
-      </w:r>
-    </w:p>
-    <w:bookmarkEnd w:id="68"/>
-    <w:bookmarkStart w:id="69" w:name="ref-Faber2024"/>
-    <w:p>
-      <w:pPr>
-        <w:pStyle w:val="Bibliography"/>
-      </w:pPr>
-      <w:r>
-        <w:t xml:space="preserve">25.</w:t>
-      </w:r>
-      <w:r>
-        <w:t xml:space="preserve"> </w:t>
-      </w:r>
-      <w:r>
-        <w:t xml:space="preserve">	</w:t>
-      </w:r>
-      <w:r>
-        <w:t xml:space="preserve">Faber, A.H.</w:t>
-      </w:r>
-      <w:r>
-        <w:t xml:space="preserve"> </w:t>
-      </w:r>
-      <w:r>
-        <w:rPr>
-          <w:i/>
-          <w:iCs/>
-        </w:rPr>
-        <w:t xml:space="preserve">et al.</w:t>
-      </w:r>
-      <w:r>
-        <w:t xml:space="preserve"> </w:t>
-      </w:r>
-      <w:r>
-        <w:t xml:space="preserve">(2024) Application of the thermal death time model in predicting thermal damage accumulation in plants.</w:t>
-      </w:r>
-      <w:r>
-        <w:t xml:space="preserve"> </w:t>
-      </w:r>
-      <w:r>
-        <w:rPr>
-          <w:i/>
-          <w:iCs/>
-        </w:rPr>
-        <w:t xml:space="preserve">J. Exp. Bot.</w:t>
-      </w:r>
-      <w:r>
-        <w:t xml:space="preserve"> </w:t>
-      </w:r>
-      <w:r>
-        <w:t xml:space="preserve">75, 3467–3482</w:t>
-      </w:r>
-    </w:p>
-    <w:bookmarkEnd w:id="69"/>
-    <w:bookmarkStart w:id="70" w:name="ref-Martinez-De_Leon2024"/>
-    <w:p>
-      <w:pPr>
-        <w:pStyle w:val="Bibliography"/>
-      </w:pPr>
-      <w:r>
-        <w:t xml:space="preserve">26.</w:t>
-      </w:r>
-      <w:r>
-        <w:t xml:space="preserve"> </w:t>
-      </w:r>
-      <w:r>
-        <w:t xml:space="preserve">	</w:t>
-      </w:r>
-      <w:r>
-        <w:t xml:space="preserve">Martínez-De León, G. and Thakur, M.P. (2024) Ecological debts induced by heat extremes.</w:t>
-      </w:r>
-      <w:r>
-        <w:t xml:space="preserve"> </w:t>
-      </w:r>
-      <w:r>
-        <w:rPr>
-          <w:i/>
-          <w:iCs/>
-        </w:rPr>
-        <w:t xml:space="preserve">Trends Ecol. Evol.</w:t>
-      </w:r>
-    </w:p>
-    <w:bookmarkEnd w:id="70"/>
-    <w:bookmarkStart w:id="71" w:name="ref-Fontaine2022"/>
-    <w:p>
-      <w:pPr>
-        <w:pStyle w:val="Bibliography"/>
-      </w:pPr>
-      <w:r>
-        <w:t xml:space="preserve">27.</w:t>
-      </w:r>
-      <w:r>
-        <w:t xml:space="preserve"> </w:t>
-      </w:r>
-      <w:r>
-        <w:t xml:space="preserve">	</w:t>
-      </w:r>
-      <w:r>
-        <w:t xml:space="preserve">Fontaine, S.S.</w:t>
-      </w:r>
-      <w:r>
-        <w:t xml:space="preserve"> </w:t>
-      </w:r>
-      <w:r>
-        <w:rPr>
-          <w:i/>
-          <w:iCs/>
-        </w:rPr>
-        <w:t xml:space="preserve">et al.</w:t>
-      </w:r>
-      <w:r>
-        <w:t xml:space="preserve"> </w:t>
-      </w:r>
-      <w:r>
-        <w:t xml:space="preserve">(2022) Experimental manipulation of microbiota reduces host thermal tolerance and fitness under heat stress in a vertebrate ectotherm.</w:t>
-      </w:r>
-      <w:r>
-        <w:t xml:space="preserve"> </w:t>
-      </w:r>
-      <w:r>
-        <w:rPr>
-          <w:i/>
-          <w:iCs/>
-        </w:rPr>
-        <w:t xml:space="preserve">Nat. Ecol. Evol.</w:t>
-      </w:r>
-      <w:r>
-        <w:t xml:space="preserve"> </w:t>
-      </w:r>
-      <w:r>
-        <w:t xml:space="preserve">6, 405–417</w:t>
-      </w:r>
-    </w:p>
-    <w:bookmarkEnd w:id="71"/>
-    <w:bookmarkStart w:id="72" w:name="ref-Fontaine2023"/>
-    <w:p>
-      <w:pPr>
-        <w:pStyle w:val="Bibliography"/>
-      </w:pPr>
-      <w:r>
-        <w:t xml:space="preserve">28.</w:t>
-      </w:r>
-      <w:r>
-        <w:t xml:space="preserve"> </w:t>
-      </w:r>
-      <w:r>
-        <w:t xml:space="preserve">	</w:t>
-      </w:r>
-      <w:r>
-        <w:t xml:space="preserve">Fontaine, S.S. and Kohl, K.D. (2023) The microbiome buffers tadpole hosts from heat stress: A hologenomic approach to understand host-microbe interactions under warming.</w:t>
-      </w:r>
-      <w:r>
-        <w:t xml:space="preserve"> </w:t>
-      </w:r>
-      <w:r>
-        <w:rPr>
-          <w:i/>
-          <w:iCs/>
-        </w:rPr>
-        <w:t xml:space="preserve">J. Exp. Biol.</w:t>
-      </w:r>
-      <w:r>
-        <w:t xml:space="preserve"> </w:t>
-      </w:r>
-      <w:r>
-        <w:t xml:space="preserve">226, jeb245191</w:t>
-      </w:r>
-    </w:p>
-    <w:bookmarkEnd w:id="72"/>
-    <w:bookmarkStart w:id="73" w:name="ref-Hoang2019"/>
-    <w:p>
-      <w:pPr>
-        <w:pStyle w:val="Bibliography"/>
-      </w:pPr>
-      <w:r>
-        <w:t xml:space="preserve">29.</w:t>
-      </w:r>
-      <w:r>
-        <w:t xml:space="preserve"> </w:t>
-      </w:r>
-      <w:r>
-        <w:t xml:space="preserve">	</w:t>
-      </w:r>
-      <w:r>
-        <w:t xml:space="preserve">Hoang, K.L.</w:t>
-      </w:r>
-      <w:r>
-        <w:t xml:space="preserve"> </w:t>
-      </w:r>
-      <w:r>
-        <w:rPr>
-          <w:i/>
-          <w:iCs/>
-        </w:rPr>
-        <w:t xml:space="preserve">et al.</w:t>
-      </w:r>
-      <w:r>
-        <w:t xml:space="preserve"> </w:t>
-      </w:r>
-      <w:r>
-        <w:t xml:space="preserve">(2019) The effects of bacillus subtilis on caenorhabditis elegans fitness after heat stress.</w:t>
-      </w:r>
-      <w:r>
-        <w:t xml:space="preserve"> </w:t>
-      </w:r>
-      <w:r>
-        <w:rPr>
-          <w:i/>
-          <w:iCs/>
-        </w:rPr>
-        <w:t xml:space="preserve">Ecol. Evol.</w:t>
-      </w:r>
-      <w:r>
-        <w:t xml:space="preserve"> </w:t>
-      </w:r>
-      <w:r>
-        <w:t xml:space="preserve">9, 3491–3499</w:t>
-      </w:r>
-    </w:p>
-    <w:bookmarkEnd w:id="73"/>
-    <w:bookmarkStart w:id="74" w:name="ref-Gehman2019"/>
-    <w:p>
-      <w:pPr>
-        <w:pStyle w:val="Bibliography"/>
-      </w:pPr>
-      <w:r>
-        <w:t xml:space="preserve">30.</w:t>
-      </w:r>
-      <w:r>
-        <w:t xml:space="preserve"> </w:t>
-      </w:r>
-      <w:r>
-        <w:t xml:space="preserve">	</w:t>
-      </w:r>
-      <w:r>
-        <w:t xml:space="preserve">Gehman, A.-L.M. and Harley, C.D.G. (2019) Symbiotic endolithic microbes alter host morphology and reduce host vulnerability to high environmental temperatures.</w:t>
-      </w:r>
-      <w:r>
-        <w:t xml:space="preserve"> </w:t>
-      </w:r>
-      <w:r>
-        <w:rPr>
-          <w:i/>
-          <w:iCs/>
-        </w:rPr>
-        <w:t xml:space="preserve">Ecosphere</w:t>
-      </w:r>
-      <w:r>
-        <w:t xml:space="preserve"> </w:t>
-      </w:r>
-      <w:r>
-        <w:t xml:space="preserve">10, e02683</w:t>
-      </w:r>
-    </w:p>
-    <w:bookmarkEnd w:id="74"/>
-    <w:bookmarkStart w:id="75" w:name="ref-Hoang2021"/>
-    <w:p>
-      <w:pPr>
-        <w:pStyle w:val="Bibliography"/>
-      </w:pPr>
-      <w:r>
-        <w:t xml:space="preserve">31.</w:t>
-      </w:r>
-      <w:r>
-        <w:t xml:space="preserve"> </w:t>
-      </w:r>
-      <w:r>
-        <w:t xml:space="preserve">	</w:t>
-      </w:r>
-      <w:r>
-        <w:t xml:space="preserve">Hoang, K.L.</w:t>
-      </w:r>
-      <w:r>
-        <w:t xml:space="preserve"> </w:t>
-      </w:r>
-      <w:r>
-        <w:rPr>
-          <w:i/>
-          <w:iCs/>
-        </w:rPr>
-        <w:t xml:space="preserve">et al.</w:t>
-      </w:r>
-      <w:r>
-        <w:t xml:space="preserve"> </w:t>
-      </w:r>
-      <w:r>
-        <w:t xml:space="preserve">(2021) Association with a novel protective microbe facilitates host adaptation to a stressful environment.</w:t>
-      </w:r>
-      <w:r>
-        <w:t xml:space="preserve"> </w:t>
-      </w:r>
-      <w:r>
-        <w:rPr>
-          <w:i/>
-          <w:iCs/>
-        </w:rPr>
-        <w:t xml:space="preserve">Evol. Lett.</w:t>
-      </w:r>
-      <w:r>
-        <w:t xml:space="preserve"> </w:t>
-      </w:r>
-      <w:r>
-        <w:t xml:space="preserve">5, 118–129</w:t>
-      </w:r>
-    </w:p>
-    <w:bookmarkEnd w:id="75"/>
-    <w:bookmarkStart w:id="76" w:name="ref-Corbin2016"/>
-    <w:p>
-      <w:pPr>
-        <w:pStyle w:val="Bibliography"/>
-      </w:pPr>
-      <w:r>
-        <w:t xml:space="preserve">32.</w:t>
-      </w:r>
-      <w:r>
-        <w:t xml:space="preserve"> </w:t>
-      </w:r>
-      <w:r>
-        <w:t xml:space="preserve">	</w:t>
-      </w:r>
-      <w:r>
-        <w:t xml:space="preserve">Corbin, C.</w:t>
-      </w:r>
-      <w:r>
-        <w:t xml:space="preserve"> </w:t>
-      </w:r>
-      <w:r>
-        <w:rPr>
-          <w:i/>
-          <w:iCs/>
-        </w:rPr>
-        <w:t xml:space="preserve">et al.</w:t>
-      </w:r>
-      <w:r>
-        <w:t xml:space="preserve"> </w:t>
-      </w:r>
-      <w:r>
-        <w:t xml:space="preserve">(2016) Heritable symbionts in a world of varying temperature.</w:t>
-      </w:r>
-      <w:r>
-        <w:t xml:space="preserve"> </w:t>
-      </w:r>
-      <w:r>
-        <w:rPr>
-          <w:i/>
-          <w:iCs/>
-        </w:rPr>
-        <w:t xml:space="preserve">Heredity (Edinb.)</w:t>
-      </w:r>
-      <w:r>
-        <w:t xml:space="preserve"> </w:t>
-      </w:r>
-      <w:r>
-        <w:t xml:space="preserve">118, 10–20</w:t>
-      </w:r>
-    </w:p>
-    <w:bookmarkEnd w:id="76"/>
-    <w:bookmarkStart w:id="77" w:name="ref-Zhang2019"/>
-    <w:p>
-      <w:pPr>
-        <w:pStyle w:val="Bibliography"/>
-      </w:pPr>
-      <w:r>
-        <w:t xml:space="preserve">33.</w:t>
-      </w:r>
-      <w:r>
-        <w:t xml:space="preserve"> </w:t>
-      </w:r>
-      <w:r>
-        <w:t xml:space="preserve">	</w:t>
-      </w:r>
-      <w:r>
-        <w:t xml:space="preserve">Zhang, B.</w:t>
-      </w:r>
-      <w:r>
-        <w:t xml:space="preserve"> </w:t>
-      </w:r>
-      <w:r>
-        <w:rPr>
-          <w:i/>
-          <w:iCs/>
-        </w:rPr>
-        <w:t xml:space="preserve">et al.</w:t>
-      </w:r>
-      <w:r>
-        <w:t xml:space="preserve"> </w:t>
-      </w:r>
-      <w:r>
-        <w:t xml:space="preserve">(2019) Obligate bacterial endosymbionts limit thermal tolerance of insect host species.</w:t>
-      </w:r>
-      <w:r>
-        <w:t xml:space="preserve"> </w:t>
-      </w:r>
-      <w:r>
-        <w:rPr>
-          <w:i/>
-          <w:iCs/>
-        </w:rPr>
-        <w:t xml:space="preserve">Proc. Natl. Acad. Sci. U. S. A.</w:t>
-      </w:r>
-      <w:r>
-        <w:t xml:space="preserve"> </w:t>
-      </w:r>
-      <w:r>
-        <w:t xml:space="preserve">116, 24712–24718</w:t>
-      </w:r>
-    </w:p>
-    <w:bookmarkEnd w:id="77"/>
-    <w:bookmarkStart w:id="78" w:name="ref-Dunbar2007"/>
-    <w:p>
-      <w:pPr>
-        <w:pStyle w:val="Bibliography"/>
-      </w:pPr>
-      <w:r>
-        <w:t xml:space="preserve">34.</w:t>
-      </w:r>
-      <w:r>
-        <w:t xml:space="preserve"> </w:t>
-      </w:r>
-      <w:r>
-        <w:t xml:space="preserve">	</w:t>
-      </w:r>
-      <w:r>
-        <w:t xml:space="preserve">Dunbar, H.E.</w:t>
-      </w:r>
-      <w:r>
-        <w:t xml:space="preserve"> </w:t>
-      </w:r>
-      <w:r>
-        <w:rPr>
-          <w:i/>
-          <w:iCs/>
-        </w:rPr>
-        <w:t xml:space="preserve">et al.</w:t>
-      </w:r>
-      <w:r>
-        <w:t xml:space="preserve"> </w:t>
-      </w:r>
-      <w:r>
-        <w:t xml:space="preserve">(2007) Aphid thermal tolerance is governed by a point mutation in bacterial symbionts.</w:t>
-      </w:r>
-      <w:r>
-        <w:t xml:space="preserve"> </w:t>
-      </w:r>
-      <w:r>
-        <w:rPr>
-          <w:i/>
-          <w:iCs/>
-        </w:rPr>
-        <w:t xml:space="preserve">PLoS Biol.</w:t>
-      </w:r>
-      <w:r>
-        <w:t xml:space="preserve"> </w:t>
-      </w:r>
-      <w:r>
-        <w:t xml:space="preserve">5, e96</w:t>
-      </w:r>
-    </w:p>
-    <w:bookmarkEnd w:id="78"/>
-    <w:bookmarkStart w:id="79" w:name="ref-Chouhan2023"/>
-    <w:p>
-      <w:pPr>
-        <w:pStyle w:val="Bibliography"/>
-      </w:pPr>
-      <w:r>
-        <w:t xml:space="preserve">35.</w:t>
-      </w:r>
-      <w:r>
-        <w:t xml:space="preserve"> </w:t>
-      </w:r>
-      <w:r>
-        <w:t xml:space="preserve">	</w:t>
-      </w:r>
-      <w:r>
-        <w:t xml:space="preserve">Chouhan, D.</w:t>
-      </w:r>
-      <w:r>
-        <w:t xml:space="preserve"> </w:t>
-      </w:r>
-      <w:r>
-        <w:rPr>
-          <w:i/>
-          <w:iCs/>
-        </w:rPr>
-        <w:t xml:space="preserve">et al.</w:t>
-      </w:r>
-      <w:r>
-        <w:t xml:space="preserve"> </w:t>
-      </w:r>
-      <w:r>
-        <w:t xml:space="preserve">(2023) Plant-microbe interaction and their role in mitigation of heat stress. In</w:t>
-      </w:r>
-      <w:r>
-        <w:t xml:space="preserve"> </w:t>
-      </w:r>
-      <w:r>
-        <w:rPr>
-          <w:i/>
-          <w:iCs/>
-        </w:rPr>
-        <w:t xml:space="preserve">Rhizosphere biology</w:t>
-      </w:r>
-      <w:r>
-        <w:t xml:space="preserve">, pp. 127–147, Springer Nature Singapore</w:t>
-      </w:r>
-    </w:p>
-    <w:bookmarkEnd w:id="79"/>
-    <w:bookmarkStart w:id="80" w:name="ref-Liu2025"/>
-    <w:p>
-      <w:pPr>
-        <w:pStyle w:val="Bibliography"/>
-      </w:pPr>
-      <w:r>
-        <w:t xml:space="preserve">36.</w:t>
-      </w:r>
-      <w:r>
-        <w:t xml:space="preserve"> </w:t>
-      </w:r>
-      <w:r>
-        <w:t xml:space="preserve">	</w:t>
-      </w:r>
-      <w:r>
-        <w:t xml:space="preserve">Liu, Y.</w:t>
-      </w:r>
-      <w:r>
-        <w:t xml:space="preserve"> </w:t>
-      </w:r>
-      <w:r>
-        <w:rPr>
-          <w:i/>
-          <w:iCs/>
-        </w:rPr>
-        <w:t xml:space="preserve">et al.</w:t>
-      </w:r>
-      <w:r>
-        <w:t xml:space="preserve"> </w:t>
-      </w:r>
-      <w:r>
-        <w:t xml:space="preserve">(2025) Beneficial microorganisms: Regulating growth and defense for plant welfare.</w:t>
-      </w:r>
-      <w:r>
-        <w:t xml:space="preserve"> </w:t>
-      </w:r>
-      <w:r>
-        <w:rPr>
-          <w:i/>
-          <w:iCs/>
-        </w:rPr>
-        <w:t xml:space="preserve">Plant Biotechnol. J.</w:t>
-      </w:r>
-      <w:r>
-        <w:t xml:space="preserve"> </w:t>
-      </w:r>
-      <w:r>
-        <w:t xml:space="preserve">23, 986–998</w:t>
-      </w:r>
-    </w:p>
-    <w:bookmarkEnd w:id="80"/>
-    <w:bookmarkStart w:id="81" w:name="ref-Marquez2007"/>
-    <w:p>
-      <w:pPr>
-        <w:pStyle w:val="Bibliography"/>
-      </w:pPr>
-      <w:r>
-        <w:t xml:space="preserve">37.</w:t>
-      </w:r>
-      <w:r>
-        <w:t xml:space="preserve"> </w:t>
-      </w:r>
-      <w:r>
-        <w:t xml:space="preserve">	</w:t>
-      </w:r>
-      <w:r>
-        <w:t xml:space="preserve">Márquez, L.M.</w:t>
-      </w:r>
-      <w:r>
-        <w:t xml:space="preserve"> </w:t>
-      </w:r>
-      <w:r>
-        <w:rPr>
-          <w:i/>
-          <w:iCs/>
-        </w:rPr>
-        <w:t xml:space="preserve">et al.</w:t>
-      </w:r>
-      <w:r>
-        <w:t xml:space="preserve"> </w:t>
-      </w:r>
-      <w:r>
-        <w:t xml:space="preserve">(2007) A virus in a fungus in a plant: Three-way symbiosis required for thermal tolerance.</w:t>
-      </w:r>
-      <w:r>
-        <w:t xml:space="preserve"> </w:t>
-      </w:r>
-      <w:r>
-        <w:rPr>
-          <w:i/>
-          <w:iCs/>
-        </w:rPr>
-        <w:t xml:space="preserve">Science</w:t>
-      </w:r>
-      <w:r>
-        <w:t xml:space="preserve"> </w:t>
-      </w:r>
-      <w:r>
-        <w:t xml:space="preserve">315, 513–515</w:t>
-      </w:r>
-    </w:p>
-    <w:bookmarkEnd w:id="81"/>
-    <w:bookmarkStart w:id="82" w:name="ref-Huang2019"/>
-    <w:p>
-      <w:pPr>
-        <w:pStyle w:val="Bibliography"/>
-      </w:pPr>
-      <w:r>
-        <w:t xml:space="preserve">38.</w:t>
-      </w:r>
-      <w:r>
-        <w:t xml:space="preserve"> </w:t>
-      </w:r>
-      <w:r>
-        <w:t xml:space="preserve">	</w:t>
-      </w:r>
-      <w:r>
-        <w:t xml:space="preserve">Huang, A.C.</w:t>
-      </w:r>
-      <w:r>
-        <w:t xml:space="preserve"> </w:t>
-      </w:r>
-      <w:r>
-        <w:rPr>
-          <w:i/>
-          <w:iCs/>
-        </w:rPr>
-        <w:t xml:space="preserve">et al.</w:t>
-      </w:r>
-      <w:r>
-        <w:t xml:space="preserve"> </w:t>
-      </w:r>
-      <w:r>
-        <w:t xml:space="preserve">(2019) A specialized metabolic network selectively modulates arabidopsis root microbiota.</w:t>
-      </w:r>
-      <w:r>
-        <w:t xml:space="preserve"> </w:t>
-      </w:r>
-      <w:r>
-        <w:rPr>
-          <w:i/>
-          <w:iCs/>
-        </w:rPr>
-        <w:t xml:space="preserve">Science</w:t>
-      </w:r>
-      <w:r>
-        <w:t xml:space="preserve"> </w:t>
-      </w:r>
-      <w:r>
-        <w:t xml:space="preserve">364, eaau6389</w:t>
-      </w:r>
-    </w:p>
-    <w:bookmarkEnd w:id="82"/>
-    <w:bookmarkStart w:id="83" w:name="ref-Dastogeer2022"/>
-    <w:p>
-      <w:pPr>
-        <w:pStyle w:val="Bibliography"/>
-      </w:pPr>
-      <w:r>
-        <w:t xml:space="preserve">39.</w:t>
-      </w:r>
-      <w:r>
-        <w:t xml:space="preserve"> </w:t>
-      </w:r>
-      <w:r>
-        <w:t xml:space="preserve">	</w:t>
-      </w:r>
-      <w:r>
-        <w:t xml:space="preserve">Dastogeer, K.M.G.</w:t>
-      </w:r>
-      <w:r>
-        <w:t xml:space="preserve"> </w:t>
-      </w:r>
-      <w:r>
-        <w:rPr>
-          <w:i/>
-          <w:iCs/>
-        </w:rPr>
-        <w:t xml:space="preserve">et al.</w:t>
-      </w:r>
-      <w:r>
-        <w:t xml:space="preserve"> </w:t>
-      </w:r>
-      <w:r>
-        <w:t xml:space="preserve">(2022) Microbe-mediated thermotolerance in plants and pertinent mechanisms- a meta-analysis and review.</w:t>
-      </w:r>
-      <w:r>
-        <w:t xml:space="preserve"> </w:t>
-      </w:r>
-      <w:r>
-        <w:rPr>
-          <w:i/>
-          <w:iCs/>
-        </w:rPr>
-        <w:t xml:space="preserve">Front. Microbiol.</w:t>
-      </w:r>
-      <w:r>
-        <w:t xml:space="preserve"> </w:t>
-      </w:r>
-      <w:r>
-        <w:t xml:space="preserve">13, 833566</w:t>
-      </w:r>
-    </w:p>
-    <w:bookmarkEnd w:id="83"/>
-    <w:bookmarkStart w:id="84" w:name="ref-Shekhawat2022"/>
-    <w:p>
-      <w:pPr>
-        <w:pStyle w:val="Bibliography"/>
-      </w:pPr>
-      <w:r>
-        <w:t xml:space="preserve">40.</w:t>
-      </w:r>
-      <w:r>
-        <w:t xml:space="preserve"> </w:t>
-      </w:r>
-      <w:r>
-        <w:t xml:space="preserve">	</w:t>
-      </w:r>
-      <w:r>
-        <w:t xml:space="preserve">Shekhawat, K.</w:t>
-      </w:r>
-      <w:r>
-        <w:t xml:space="preserve"> </w:t>
-      </w:r>
-      <w:r>
-        <w:rPr>
-          <w:i/>
-          <w:iCs/>
-        </w:rPr>
-        <w:t xml:space="preserve">et al.</w:t>
-      </w:r>
-      <w:r>
-        <w:t xml:space="preserve"> </w:t>
-      </w:r>
-      <w:r>
-        <w:t xml:space="preserve">(2022) Beat the heat: Plant- and microbe-mediated strategies for crop thermotolerance.</w:t>
-      </w:r>
-      <w:r>
-        <w:t xml:space="preserve"> </w:t>
-      </w:r>
-      <w:r>
-        <w:rPr>
-          <w:i/>
-          <w:iCs/>
-        </w:rPr>
-        <w:t xml:space="preserve">Trends Plant Sci.</w:t>
-      </w:r>
-      <w:r>
-        <w:t xml:space="preserve"> </w:t>
-      </w:r>
-      <w:r>
-        <w:t xml:space="preserve">27, 802–813</w:t>
-      </w:r>
-    </w:p>
-    <w:bookmarkEnd w:id="84"/>
-    <w:bookmarkStart w:id="85" w:name="ref-Lobell2012"/>
-    <w:p>
-      <w:pPr>
-        <w:pStyle w:val="Bibliography"/>
-      </w:pPr>
-      <w:r>
-        <w:t xml:space="preserve">41.</w:t>
-      </w:r>
-      <w:r>
-        <w:t xml:space="preserve"> </w:t>
-      </w:r>
-      <w:r>
-        <w:t xml:space="preserve">	</w:t>
-      </w:r>
-      <w:r>
-        <w:t xml:space="preserve">Lobell, D.B.</w:t>
-      </w:r>
-      <w:r>
-        <w:t xml:space="preserve"> </w:t>
-      </w:r>
-      <w:r>
-        <w:rPr>
-          <w:i/>
-          <w:iCs/>
-        </w:rPr>
-        <w:t xml:space="preserve">et al.</w:t>
-      </w:r>
-      <w:r>
-        <w:t xml:space="preserve"> </w:t>
-      </w:r>
-      <w:r>
-        <w:t xml:space="preserve">(2012) Extreme heat effects on wheat senescence in india.</w:t>
-      </w:r>
-      <w:r>
-        <w:t xml:space="preserve"> </w:t>
-      </w:r>
-      <w:r>
-        <w:rPr>
-          <w:i/>
-          <w:iCs/>
-        </w:rPr>
-        <w:t xml:space="preserve">Nat. Clim. Chang.</w:t>
-      </w:r>
-      <w:r>
-        <w:t xml:space="preserve"> </w:t>
-      </w:r>
-      <w:r>
-        <w:t xml:space="preserve">2, 186–189</w:t>
-      </w:r>
-    </w:p>
-    <w:bookmarkEnd w:id="85"/>
-    <w:bookmarkStart w:id="86" w:name="ref-Farooq2011"/>
-    <w:p>
-      <w:pPr>
-        <w:pStyle w:val="Bibliography"/>
-      </w:pPr>
-      <w:r>
-        <w:t xml:space="preserve">42.</w:t>
-      </w:r>
-      <w:r>
-        <w:t xml:space="preserve"> </w:t>
-      </w:r>
-      <w:r>
-        <w:t xml:space="preserve">	</w:t>
-      </w:r>
-      <w:r>
-        <w:t xml:space="preserve">Farooq, M.</w:t>
-      </w:r>
-      <w:r>
-        <w:t xml:space="preserve"> </w:t>
-      </w:r>
-      <w:r>
-        <w:rPr>
-          <w:i/>
-          <w:iCs/>
-        </w:rPr>
-        <w:t xml:space="preserve">et al.</w:t>
-      </w:r>
-      <w:r>
-        <w:t xml:space="preserve"> </w:t>
-      </w:r>
-      <w:r>
-        <w:t xml:space="preserve">(2011) Heat stress in wheat during reproductive and grain-filling phases.</w:t>
-      </w:r>
-      <w:r>
-        <w:t xml:space="preserve"> </w:t>
-      </w:r>
-      <w:r>
-        <w:rPr>
-          <w:i/>
-          <w:iCs/>
-        </w:rPr>
-        <w:t xml:space="preserve">CRC Crit. Rev. Plant Sci.</w:t>
-      </w:r>
-      <w:r>
-        <w:t xml:space="preserve"> </w:t>
-      </w:r>
-      <w:r>
-        <w:t xml:space="preserve">30, 491–507</w:t>
-      </w:r>
-    </w:p>
-    <w:bookmarkEnd w:id="86"/>
-    <w:bookmarkStart w:id="87" w:name="ref-He2025"/>
-    <w:p>
-      <w:pPr>
-        <w:pStyle w:val="Bibliography"/>
-      </w:pPr>
-      <w:r>
-        <w:t xml:space="preserve">43.</w:t>
-      </w:r>
-      <w:r>
-        <w:t xml:space="preserve"> </w:t>
-      </w:r>
-      <w:r>
-        <w:t xml:space="preserve">	</w:t>
-      </w:r>
-      <w:r>
-        <w:t xml:space="preserve">He, J.</w:t>
-      </w:r>
-      <w:r>
-        <w:t xml:space="preserve"> </w:t>
-      </w:r>
-      <w:r>
-        <w:rPr>
-          <w:i/>
-          <w:iCs/>
-        </w:rPr>
-        <w:t xml:space="preserve">et al.</w:t>
-      </w:r>
-      <w:r>
-        <w:t xml:space="preserve"> </w:t>
-      </w:r>
-      <w:r>
-        <w:t xml:space="preserve">(2025) Technological advances on imaging and modelling of leaf structural traits: A review on heat stress in wheat.</w:t>
-      </w:r>
-      <w:r>
-        <w:t xml:space="preserve"> </w:t>
-      </w:r>
-      <w:r>
-        <w:rPr>
-          <w:i/>
-          <w:iCs/>
-        </w:rPr>
-        <w:t xml:space="preserve">Journal of Experimental Botany (in press)</w:t>
-      </w:r>
-    </w:p>
-    <w:bookmarkEnd w:id="87"/>
-    <w:bookmarkStart w:id="88" w:name="ref-Zhang2021"/>
-    <w:p>
-      <w:pPr>
-        <w:pStyle w:val="Bibliography"/>
-      </w:pPr>
-      <w:r>
-        <w:t xml:space="preserve">44.</w:t>
-      </w:r>
-      <w:r>
-        <w:t xml:space="preserve"> </w:t>
-      </w:r>
-      <w:r>
-        <w:t xml:space="preserve">	</w:t>
-      </w:r>
-      <w:r>
-        <w:t xml:space="preserve">Zhang, P.</w:t>
-      </w:r>
-      <w:r>
-        <w:t xml:space="preserve"> </w:t>
-      </w:r>
-      <w:r>
-        <w:rPr>
-          <w:i/>
-          <w:iCs/>
-        </w:rPr>
-        <w:t xml:space="preserve">et al.</w:t>
-      </w:r>
-      <w:r>
-        <w:t xml:space="preserve"> </w:t>
-      </w:r>
-      <w:r>
-        <w:t xml:space="preserve">(2021) Nanotechnology and artificial intelligence to enable sustainable and precision agriculture.</w:t>
-      </w:r>
-      <w:r>
-        <w:t xml:space="preserve"> </w:t>
-      </w:r>
-      <w:r>
-        <w:rPr>
-          <w:i/>
-          <w:iCs/>
-        </w:rPr>
-        <w:t xml:space="preserve">Nat. Plants</w:t>
-      </w:r>
-      <w:r>
-        <w:t xml:space="preserve"> </w:t>
-      </w:r>
-      <w:r>
-        <w:t xml:space="preserve">7, 864–876</w:t>
-      </w:r>
-    </w:p>
-    <w:bookmarkEnd w:id="88"/>
-    <w:bookmarkStart w:id="89" w:name="ref-Zhang2023a"/>
-    <w:p>
-      <w:pPr>
-        <w:pStyle w:val="Bibliography"/>
-      </w:pPr>
-      <w:r>
-        <w:t xml:space="preserve">45.</w:t>
-      </w:r>
-      <w:r>
-        <w:t xml:space="preserve"> </w:t>
-      </w:r>
-      <w:r>
-        <w:t xml:space="preserve">	</w:t>
-      </w:r>
-      <w:r>
-        <w:t xml:space="preserve">Zhang, J.</w:t>
-      </w:r>
-      <w:r>
-        <w:t xml:space="preserve"> </w:t>
-      </w:r>
-      <w:r>
-        <w:rPr>
-          <w:i/>
-          <w:iCs/>
-        </w:rPr>
-        <w:t xml:space="preserve">et al.</w:t>
-      </w:r>
-      <w:r>
-        <w:t xml:space="preserve"> </w:t>
-      </w:r>
-      <w:r>
-        <w:t xml:space="preserve">(2023) Applications of artificial neural networks in microorganism image analysis: A comprehensive review from conventional multilayer perceptron to popular convolutional neural network and potential visual transformer.</w:t>
-      </w:r>
-      <w:r>
-        <w:t xml:space="preserve"> </w:t>
-      </w:r>
-      <w:r>
-        <w:rPr>
-          <w:i/>
-          <w:iCs/>
-        </w:rPr>
-        <w:t xml:space="preserve">Artif. Intell. Rev.</w:t>
-      </w:r>
-      <w:r>
-        <w:t xml:space="preserve"> </w:t>
-      </w:r>
-      <w:r>
-        <w:t xml:space="preserve">56, 1013–1070</w:t>
-      </w:r>
-    </w:p>
-    <w:bookmarkEnd w:id="89"/>
-    <w:bookmarkStart w:id="90" w:name="ref-Nisbet2000"/>
-    <w:p>
-      <w:pPr>
-        <w:pStyle w:val="Bibliography"/>
-      </w:pPr>
-      <w:r>
-        <w:t xml:space="preserve">46.</w:t>
-      </w:r>
-      <w:r>
-        <w:t xml:space="preserve"> </w:t>
-      </w:r>
-      <w:r>
-        <w:t xml:space="preserve">	</w:t>
-      </w:r>
-      <w:r>
-        <w:t xml:space="preserve">Nisbet, R.</w:t>
-      </w:r>
-      <w:r>
-        <w:t xml:space="preserve"> </w:t>
-      </w:r>
-      <w:r>
-        <w:rPr>
-          <w:i/>
-          <w:iCs/>
-        </w:rPr>
-        <w:t xml:space="preserve">et al.</w:t>
-      </w:r>
-      <w:r>
-        <w:t xml:space="preserve"> </w:t>
-      </w:r>
-      <w:r>
-        <w:t xml:space="preserve">(2000) From molecules to ecosystems through dynamic energy budget models.</w:t>
-      </w:r>
-      <w:r>
-        <w:t xml:space="preserve"> </w:t>
-      </w:r>
-      <w:r>
-        <w:rPr>
-          <w:i/>
-          <w:iCs/>
-        </w:rPr>
-        <w:t xml:space="preserve">Journal of Animal Ecology</w:t>
-      </w:r>
-      <w:r>
-        <w:t xml:space="preserve"> </w:t>
-      </w:r>
-      <w:r>
-        <w:t xml:space="preserve">69, 913–926</w:t>
-      </w:r>
-    </w:p>
-    <w:bookmarkEnd w:id="90"/>
-    <w:bookmarkStart w:id="91" w:name="ref-Jager2020"/>
-    <w:p>
-      <w:pPr>
-        <w:pStyle w:val="Bibliography"/>
-      </w:pPr>
-      <w:r>
-        <w:t xml:space="preserve">47.</w:t>
-      </w:r>
-      <w:r>
-        <w:t xml:space="preserve"> </w:t>
-      </w:r>
-      <w:r>
-        <w:t xml:space="preserve">	</w:t>
-      </w:r>
-      <w:r>
-        <w:t xml:space="preserve">Jager, T. (2020) Revisiting simplified</w:t>
-      </w:r>
-      <w:r>
-        <w:t xml:space="preserve"> </w:t>
-      </w:r>
-      <w:r>
-        <w:t xml:space="preserve">DEBtox</w:t>
-      </w:r>
-      <w:r>
-        <w:t xml:space="preserve"> </w:t>
-      </w:r>
-      <w:r>
-        <w:t xml:space="preserve">models for analysing ecotoxicity data.</w:t>
-      </w:r>
-      <w:r>
-        <w:t xml:space="preserve"> </w:t>
-      </w:r>
-      <w:r>
-        <w:rPr>
-          <w:i/>
-          <w:iCs/>
-        </w:rPr>
-        <w:t xml:space="preserve">Ecol. Modell.</w:t>
-      </w:r>
-      <w:r>
-        <w:t xml:space="preserve"> </w:t>
-      </w:r>
-      <w:r>
-        <w:t xml:space="preserve">416, 108904</w:t>
-      </w:r>
-    </w:p>
-    <w:bookmarkEnd w:id="91"/>
-    <w:bookmarkStart w:id="92" w:name="ref-Haberle2025"/>
-    <w:p>
-      <w:pPr>
-        <w:pStyle w:val="Bibliography"/>
-      </w:pPr>
-      <w:r>
-        <w:t xml:space="preserve">48.</w:t>
-      </w:r>
-      <w:r>
-        <w:t xml:space="preserve"> </w:t>
-      </w:r>
-      <w:r>
-        <w:t xml:space="preserve">	</w:t>
-      </w:r>
-      <w:r>
-        <w:t xml:space="preserve">Haberle, I.</w:t>
-      </w:r>
-      <w:r>
-        <w:t xml:space="preserve"> </w:t>
-      </w:r>
-      <w:r>
-        <w:rPr>
-          <w:i/>
-          <w:iCs/>
-        </w:rPr>
-        <w:t xml:space="preserve">et al.</w:t>
-      </w:r>
-      <w:r>
-        <w:t xml:space="preserve"> </w:t>
-      </w:r>
-      <w:r>
-        <w:t xml:space="preserve">(2025) Comparing freshwater mussel responses to stress using life-history and dynamic energy budget theory.</w:t>
-      </w:r>
-      <w:r>
-        <w:t xml:space="preserve"> </w:t>
-      </w:r>
-      <w:r>
-        <w:rPr>
-          <w:i/>
-          <w:iCs/>
-        </w:rPr>
-        <w:t xml:space="preserve">Sci. Total Environ.</w:t>
-      </w:r>
-      <w:r>
-        <w:t xml:space="preserve"> </w:t>
-      </w:r>
-      <w:r>
-        <w:t xml:space="preserve">958, 177664</w:t>
-      </w:r>
-    </w:p>
-    <w:bookmarkEnd w:id="92"/>
-    <w:bookmarkStart w:id="93" w:name="ref-Kearney2013"/>
-    <w:p>
-      <w:pPr>
-        <w:pStyle w:val="Bibliography"/>
-      </w:pPr>
-      <w:r>
-        <w:t xml:space="preserve">49.</w:t>
-      </w:r>
-      <w:r>
-        <w:t xml:space="preserve"> </w:t>
-      </w:r>
-      <w:r>
-        <w:t xml:space="preserve">	</w:t>
-      </w:r>
-      <w:r>
-        <w:t xml:space="preserve">Kearney, M.R.</w:t>
-      </w:r>
-      <w:r>
-        <w:t xml:space="preserve"> </w:t>
-      </w:r>
-      <w:r>
-        <w:rPr>
-          <w:i/>
-          <w:iCs/>
-        </w:rPr>
-        <w:t xml:space="preserve">et al.</w:t>
-      </w:r>
-      <w:r>
-        <w:t xml:space="preserve"> </w:t>
-      </w:r>
-      <w:r>
-        <w:t xml:space="preserve">(2013) Balancing heat, water and nutrients under environmental change: A thermodynamic niche framework.</w:t>
-      </w:r>
-      <w:r>
-        <w:t xml:space="preserve"> </w:t>
-      </w:r>
-      <w:r>
-        <w:rPr>
-          <w:i/>
-          <w:iCs/>
-        </w:rPr>
-        <w:t xml:space="preserve">Funct. Ecol.</w:t>
-      </w:r>
-      <w:r>
-        <w:t xml:space="preserve"> </w:t>
-      </w:r>
-      <w:r>
-        <w:t xml:space="preserve">27, 950–966</w:t>
-      </w:r>
-    </w:p>
-    <w:bookmarkEnd w:id="93"/>
-    <w:bookmarkStart w:id="94" w:name="ref-Kearney2010"/>
-    <w:p>
-      <w:pPr>
-        <w:pStyle w:val="Bibliography"/>
-      </w:pPr>
-      <w:r>
-        <w:t xml:space="preserve">50.</w:t>
-      </w:r>
-      <w:r>
-        <w:t xml:space="preserve"> </w:t>
-      </w:r>
-      <w:r>
-        <w:t xml:space="preserve">	</w:t>
-      </w:r>
-      <w:r>
-        <w:t xml:space="preserve">Kearney, M.</w:t>
-      </w:r>
-      <w:r>
-        <w:t xml:space="preserve"> </w:t>
-      </w:r>
-      <w:r>
-        <w:rPr>
-          <w:i/>
-          <w:iCs/>
-        </w:rPr>
-        <w:t xml:space="preserve">et al.</w:t>
-      </w:r>
-      <w:r>
-        <w:t xml:space="preserve"> </w:t>
-      </w:r>
-      <w:r>
-        <w:t xml:space="preserve">(2010) Modelling the ecological niche from functional traits.</w:t>
+        <w:t xml:space="preserve">(2010) Dynamic energy budget theory restores coherence in biology.</w:t>
       </w:r>
       <w:r>
         <w:t xml:space="preserve"> </w:t>
@@ -5394,1026 +6774,7 @@
         <w:t xml:space="preserve"> </w:t>
       </w:r>
       <w:r>
-        <w:t xml:space="preserve">365, 3469–3483</w:t>
-      </w:r>
-    </w:p>
-    <w:bookmarkEnd w:id="94"/>
-    <w:bookmarkStart w:id="95" w:name="ref-Marques2018"/>
-    <w:p>
-      <w:pPr>
-        <w:pStyle w:val="Bibliography"/>
-      </w:pPr>
-      <w:r>
-        <w:t xml:space="preserve">51.</w:t>
-      </w:r>
-      <w:r>
-        <w:t xml:space="preserve"> </w:t>
-      </w:r>
-      <w:r>
-        <w:t xml:space="preserve">	</w:t>
-      </w:r>
-      <w:r>
-        <w:t xml:space="preserve">Marques, G.M.</w:t>
-      </w:r>
-      <w:r>
-        <w:t xml:space="preserve"> </w:t>
-      </w:r>
-      <w:r>
-        <w:rPr>
-          <w:i/>
-          <w:iCs/>
-        </w:rPr>
-        <w:t xml:space="preserve">et al.</w:t>
-      </w:r>
-      <w:r>
-        <w:t xml:space="preserve"> </w:t>
-      </w:r>
-      <w:r>
-        <w:t xml:space="preserve">(2018) The</w:t>
-      </w:r>
-      <w:r>
-        <w:t xml:space="preserve"> </w:t>
-      </w:r>
-      <w:r>
-        <w:t xml:space="preserve">AmP</w:t>
-      </w:r>
-      <w:r>
-        <w:t xml:space="preserve"> </w:t>
-      </w:r>
-      <w:r>
-        <w:t xml:space="preserve">project: Comparing species on the basis of dynamic energy budget parameters.</w:t>
-      </w:r>
-      <w:r>
-        <w:t xml:space="preserve"> </w:t>
-      </w:r>
-      <w:r>
-        <w:rPr>
-          <w:i/>
-          <w:iCs/>
-        </w:rPr>
-        <w:t xml:space="preserve">PLoS Comput. Biol.</w:t>
-      </w:r>
-      <w:r>
-        <w:t xml:space="preserve"> </w:t>
-      </w:r>
-      <w:r>
-        <w:t xml:space="preserve">14, e1006100</w:t>
-      </w:r>
-    </w:p>
-    <w:bookmarkEnd w:id="95"/>
-    <w:bookmarkStart w:id="96" w:name="ref-Kooijman2021"/>
-    <w:p>
-      <w:pPr>
-        <w:pStyle w:val="Bibliography"/>
-      </w:pPr>
-      <w:r>
-        <w:t xml:space="preserve">52.</w:t>
-      </w:r>
-      <w:r>
-        <w:t xml:space="preserve"> </w:t>
-      </w:r>
-      <w:r>
-        <w:t xml:space="preserve">	</w:t>
-      </w:r>
-      <w:r>
-        <w:t xml:space="preserve">Kooijman, S.A.L.M.</w:t>
-      </w:r>
-      <w:r>
-        <w:t xml:space="preserve"> </w:t>
-      </w:r>
-      <w:r>
-        <w:rPr>
-          <w:i/>
-          <w:iCs/>
-        </w:rPr>
-        <w:t xml:space="preserve">et al.</w:t>
-      </w:r>
-      <w:r>
-        <w:t xml:space="preserve"> </w:t>
-      </w:r>
-      <w:r>
-        <w:t xml:space="preserve">(2021) Multidimensional scaling for animal traits in the context of dynamic energy budget theory.</w:t>
-      </w:r>
-      <w:r>
-        <w:t xml:space="preserve"> </w:t>
-      </w:r>
-      <w:r>
-        <w:rPr>
-          <w:i/>
-          <w:iCs/>
-        </w:rPr>
-        <w:t xml:space="preserve">Conserv. Physiol.</w:t>
-      </w:r>
-      <w:r>
-        <w:t xml:space="preserve"> </w:t>
-      </w:r>
-      <w:r>
-        <w:t xml:space="preserve">9, coab086</w:t>
-      </w:r>
-    </w:p>
-    <w:bookmarkEnd w:id="96"/>
-    <w:bookmarkStart w:id="97" w:name="ref-Bruggeman2009"/>
-    <w:p>
-      <w:pPr>
-        <w:pStyle w:val="Bibliography"/>
-      </w:pPr>
-      <w:r>
-        <w:t xml:space="preserve">53.</w:t>
-      </w:r>
-      <w:r>
-        <w:t xml:space="preserve"> </w:t>
-      </w:r>
-      <w:r>
-        <w:t xml:space="preserve">	</w:t>
-      </w:r>
-      <w:r>
-        <w:t xml:space="preserve">Bruggeman, J.</w:t>
-      </w:r>
-      <w:r>
-        <w:t xml:space="preserve"> </w:t>
-      </w:r>
-      <w:r>
-        <w:rPr>
-          <w:i/>
-          <w:iCs/>
-        </w:rPr>
-        <w:t xml:space="preserve">et al.</w:t>
-      </w:r>
-      <w:r>
-        <w:t xml:space="preserve"> </w:t>
-      </w:r>
-      <w:r>
-        <w:t xml:space="preserve">(2009)</w:t>
-      </w:r>
-      <w:r>
-        <w:t xml:space="preserve"> </w:t>
-      </w:r>
-      <w:r>
-        <w:t xml:space="preserve">PhyloPars</w:t>
-      </w:r>
-      <w:r>
-        <w:t xml:space="preserve">: Estimation of missing parameter values using phylogeny.</w:t>
-      </w:r>
-      <w:r>
-        <w:t xml:space="preserve"> </w:t>
-      </w:r>
-      <w:r>
-        <w:rPr>
-          <w:i/>
-          <w:iCs/>
-        </w:rPr>
-        <w:t xml:space="preserve">Nucleic Acids Research</w:t>
-      </w:r>
-      <w:r>
-        <w:t xml:space="preserve"> </w:t>
-      </w:r>
-      <w:r>
-        <w:t xml:space="preserve">37, W179–W184</w:t>
-      </w:r>
-    </w:p>
-    <w:bookmarkEnd w:id="97"/>
-    <w:bookmarkStart w:id="98" w:name="ref-Kearney2017"/>
-    <w:p>
-      <w:pPr>
-        <w:pStyle w:val="Bibliography"/>
-      </w:pPr>
-      <w:r>
-        <w:t xml:space="preserve">54.</w:t>
-      </w:r>
-      <w:r>
-        <w:t xml:space="preserve"> </w:t>
-      </w:r>
-      <w:r>
-        <w:t xml:space="preserve">	</w:t>
-      </w:r>
-      <w:r>
-        <w:t xml:space="preserve">Kearney, M.R. and Porter, W.P. (2017)</w:t>
-      </w:r>
-      <w:r>
-        <w:t xml:space="preserve"> </w:t>
-      </w:r>
-      <w:r>
-        <w:t xml:space="preserve">NicheMapR</w:t>
-      </w:r>
-      <w:r>
-        <w:t xml:space="preserve"> </w:t>
-      </w:r>
-      <w:r>
-        <w:t xml:space="preserve">– an</w:t>
-      </w:r>
-      <w:r>
-        <w:t xml:space="preserve"> </w:t>
-      </w:r>
-      <w:r>
-        <w:t xml:space="preserve">R</w:t>
-      </w:r>
-      <w:r>
-        <w:t xml:space="preserve"> </w:t>
-      </w:r>
-      <w:r>
-        <w:t xml:space="preserve">package for biophysical modelling: The microclimate model.</w:t>
-      </w:r>
-      <w:r>
-        <w:t xml:space="preserve"> </w:t>
-      </w:r>
-      <w:r>
-        <w:rPr>
-          <w:i/>
-          <w:iCs/>
-        </w:rPr>
-        <w:t xml:space="preserve">Ecography (Cop.)</w:t>
-      </w:r>
-      <w:r>
-        <w:t xml:space="preserve"> </w:t>
-      </w:r>
-      <w:r>
-        <w:t xml:space="preserve">40, 664–674</w:t>
-      </w:r>
-    </w:p>
-    <w:bookmarkEnd w:id="98"/>
-    <w:bookmarkStart w:id="99" w:name="ref-Kearney2020a"/>
-    <w:p>
-      <w:pPr>
-        <w:pStyle w:val="Bibliography"/>
-      </w:pPr>
-      <w:r>
-        <w:t xml:space="preserve">55.</w:t>
-      </w:r>
-      <w:r>
-        <w:t xml:space="preserve"> </w:t>
-      </w:r>
-      <w:r>
-        <w:t xml:space="preserve">	</w:t>
-      </w:r>
-      <w:r>
-        <w:t xml:space="preserve">Kearney, M.R. and Porter, W.P. (2020)</w:t>
-      </w:r>
-      <w:r>
-        <w:t xml:space="preserve"> </w:t>
-      </w:r>
-      <w:r>
-        <w:t xml:space="preserve">NicheMapR</w:t>
-      </w:r>
-      <w:r>
-        <w:t xml:space="preserve"> </w:t>
-      </w:r>
-      <w:r>
-        <w:t xml:space="preserve">– an</w:t>
-      </w:r>
-      <w:r>
-        <w:t xml:space="preserve"> </w:t>
-      </w:r>
-      <w:r>
-        <w:t xml:space="preserve">R</w:t>
-      </w:r>
-      <w:r>
-        <w:t xml:space="preserve"> </w:t>
-      </w:r>
-      <w:r>
-        <w:t xml:space="preserve">package for biophysical modelling: The ectotherm and dynamic energy budget models.</w:t>
-      </w:r>
-      <w:r>
-        <w:t xml:space="preserve"> </w:t>
-      </w:r>
-      <w:r>
-        <w:rPr>
-          <w:i/>
-          <w:iCs/>
-        </w:rPr>
-        <w:t xml:space="preserve">Ecography (Cop.)</w:t>
-      </w:r>
-      <w:r>
-        <w:t xml:space="preserve"> </w:t>
-      </w:r>
-      <w:r>
-        <w:t xml:space="preserve">43, 85–96</w:t>
-      </w:r>
-    </w:p>
-    <w:bookmarkEnd w:id="99"/>
-    <w:bookmarkStart w:id="100" w:name="ref-Ricker1954a"/>
-    <w:p>
-      <w:pPr>
-        <w:pStyle w:val="Bibliography"/>
-      </w:pPr>
-      <w:r>
-        <w:t xml:space="preserve">56.</w:t>
-      </w:r>
-      <w:r>
-        <w:t xml:space="preserve"> </w:t>
-      </w:r>
-      <w:r>
-        <w:t xml:space="preserve">	</w:t>
-      </w:r>
-      <w:r>
-        <w:t xml:space="preserve">Ricker, W.E. (1954) Stock and recruitment.</w:t>
-      </w:r>
-      <w:r>
-        <w:t xml:space="preserve"> </w:t>
-      </w:r>
-      <w:r>
-        <w:rPr>
-          <w:i/>
-          <w:iCs/>
-        </w:rPr>
-        <w:t xml:space="preserve">J. Fish. Res. Board Can.</w:t>
-      </w:r>
-      <w:r>
-        <w:t xml:space="preserve"> </w:t>
-      </w:r>
-      <w:r>
-        <w:t xml:space="preserve">11, 559–623</w:t>
-      </w:r>
-    </w:p>
-    <w:bookmarkEnd w:id="100"/>
-    <w:bookmarkStart w:id="101" w:name="ref-Beverton2012"/>
-    <w:p>
-      <w:pPr>
-        <w:pStyle w:val="Bibliography"/>
-      </w:pPr>
-      <w:r>
-        <w:t xml:space="preserve">57.</w:t>
-      </w:r>
-      <w:r>
-        <w:t xml:space="preserve"> </w:t>
-      </w:r>
-      <w:r>
-        <w:t xml:space="preserve">	</w:t>
-      </w:r>
-      <w:r>
-        <w:t xml:space="preserve">Beverton, R.J.H. and Holt, S. (2012)</w:t>
-      </w:r>
-      <w:r>
-        <w:t xml:space="preserve"> </w:t>
-      </w:r>
-      <w:r>
-        <w:rPr>
-          <w:i/>
-          <w:iCs/>
-        </w:rPr>
-        <w:t xml:space="preserve">On the dynamics of exploited fish populations</w:t>
-      </w:r>
-      <w:r>
-        <w:t xml:space="preserve">, Springer</w:t>
-      </w:r>
-    </w:p>
-    <w:bookmarkEnd w:id="101"/>
-    <w:bookmarkStart w:id="102" w:name="ref-Bertness1994"/>
-    <w:p>
-      <w:pPr>
-        <w:pStyle w:val="Bibliography"/>
-      </w:pPr>
-      <w:r>
-        <w:t xml:space="preserve">58.</w:t>
-      </w:r>
-      <w:r>
-        <w:t xml:space="preserve"> </w:t>
-      </w:r>
-      <w:r>
-        <w:t xml:space="preserve">	</w:t>
-      </w:r>
-      <w:r>
-        <w:t xml:space="preserve">Bertness, M. and Callaway, R. (1994) Positive interactions in communities.</w:t>
-      </w:r>
-      <w:r>
-        <w:t xml:space="preserve"> </w:t>
-      </w:r>
-      <w:r>
-        <w:rPr>
-          <w:i/>
-          <w:iCs/>
-        </w:rPr>
-        <w:t xml:space="preserve">Trends Ecol. Evol.</w:t>
-      </w:r>
-      <w:r>
-        <w:t xml:space="preserve"> </w:t>
-      </w:r>
-      <w:r>
-        <w:t xml:space="preserve">9, 191–193</w:t>
-      </w:r>
-    </w:p>
-    <w:bookmarkEnd w:id="102"/>
-    <w:bookmarkStart w:id="103" w:name="ref-Weiss-Lehman2022"/>
-    <w:p>
-      <w:pPr>
-        <w:pStyle w:val="Bibliography"/>
-      </w:pPr>
-      <w:r>
-        <w:t xml:space="preserve">59.</w:t>
-      </w:r>
-      <w:r>
-        <w:t xml:space="preserve"> </w:t>
-      </w:r>
-      <w:r>
-        <w:t xml:space="preserve">	</w:t>
-      </w:r>
-      <w:r>
-        <w:t xml:space="preserve">Weiss-Lehman, C.P.</w:t>
-      </w:r>
-      <w:r>
-        <w:t xml:space="preserve"> </w:t>
-      </w:r>
-      <w:r>
-        <w:rPr>
-          <w:i/>
-          <w:iCs/>
-        </w:rPr>
-        <w:t xml:space="preserve">et al.</w:t>
-      </w:r>
-      <w:r>
-        <w:t xml:space="preserve"> </w:t>
-      </w:r>
-      <w:r>
-        <w:t xml:space="preserve">(2022) Disentangling key species interactions in diverse and heterogeneous communities: A bayesian sparse modelling approach.</w:t>
-      </w:r>
-      <w:r>
-        <w:t xml:space="preserve"> </w:t>
-      </w:r>
-      <w:r>
-        <w:rPr>
-          <w:i/>
-          <w:iCs/>
-        </w:rPr>
-        <w:t xml:space="preserve">Ecol. Lett.</w:t>
-      </w:r>
-      <w:r>
-        <w:t xml:space="preserve"> </w:t>
-      </w:r>
-      <w:r>
-        <w:t xml:space="preserve">25, 1263–1276</w:t>
-      </w:r>
-    </w:p>
-    <w:bookmarkEnd w:id="103"/>
-    <w:bookmarkStart w:id="104" w:name="ref-Delmas2019"/>
-    <w:p>
-      <w:pPr>
-        <w:pStyle w:val="Bibliography"/>
-      </w:pPr>
-      <w:r>
-        <w:t xml:space="preserve">60.</w:t>
-      </w:r>
-      <w:r>
-        <w:t xml:space="preserve"> </w:t>
-      </w:r>
-      <w:r>
-        <w:t xml:space="preserve">	</w:t>
-      </w:r>
-      <w:r>
-        <w:t xml:space="preserve">Delmas, E.</w:t>
-      </w:r>
-      <w:r>
-        <w:t xml:space="preserve"> </w:t>
-      </w:r>
-      <w:r>
-        <w:rPr>
-          <w:i/>
-          <w:iCs/>
-        </w:rPr>
-        <w:t xml:space="preserve">et al.</w:t>
-      </w:r>
-      <w:r>
-        <w:t xml:space="preserve"> </w:t>
-      </w:r>
-      <w:r>
-        <w:t xml:space="preserve">(2019) Analysing ecological networks of species interactions.</w:t>
-      </w:r>
-      <w:r>
-        <w:t xml:space="preserve"> </w:t>
-      </w:r>
-      <w:r>
-        <w:rPr>
-          <w:i/>
-          <w:iCs/>
-        </w:rPr>
-        <w:t xml:space="preserve">Biol. Rev. Camb. Philos. Soc.</w:t>
-      </w:r>
-      <w:r>
-        <w:t xml:space="preserve"> </w:t>
-      </w:r>
-      <w:r>
-        <w:t xml:space="preserve">94, 16–36</w:t>
-      </w:r>
-    </w:p>
-    <w:bookmarkEnd w:id="104"/>
-    <w:bookmarkStart w:id="105" w:name="ref-Godoy2019"/>
-    <w:p>
-      <w:pPr>
-        <w:pStyle w:val="Bibliography"/>
-      </w:pPr>
-      <w:r>
-        <w:t xml:space="preserve">61.</w:t>
-      </w:r>
-      <w:r>
-        <w:t xml:space="preserve"> </w:t>
-      </w:r>
-      <w:r>
-        <w:t xml:space="preserve">	</w:t>
-      </w:r>
-      <w:r>
-        <w:t xml:space="preserve">Godoy, O. (2019) Coexistence theory as a tool to understand biological invasions in species interaction networks: Implications for the study of novel ecosystems.</w:t>
-      </w:r>
-      <w:r>
-        <w:t xml:space="preserve"> </w:t>
-      </w:r>
-      <w:r>
-        <w:rPr>
-          <w:i/>
-          <w:iCs/>
-        </w:rPr>
-        <w:t xml:space="preserve">Funct. Ecol.</w:t>
-      </w:r>
-      <w:r>
-        <w:t xml:space="preserve"> </w:t>
-      </w:r>
-      <w:r>
-        <w:t xml:space="preserve">33, 1190–1201</w:t>
-      </w:r>
-    </w:p>
-    <w:bookmarkEnd w:id="105"/>
-    <w:bookmarkStart w:id="106" w:name="ref-Poisot2021"/>
-    <w:p>
-      <w:pPr>
-        <w:pStyle w:val="Bibliography"/>
-      </w:pPr>
-      <w:r>
-        <w:t xml:space="preserve">62.</w:t>
-      </w:r>
-      <w:r>
-        <w:t xml:space="preserve"> </w:t>
-      </w:r>
-      <w:r>
-        <w:t xml:space="preserve">	</w:t>
-      </w:r>
-      <w:r>
-        <w:t xml:space="preserve">Poisot, T.</w:t>
-      </w:r>
-      <w:r>
-        <w:t xml:space="preserve"> </w:t>
-      </w:r>
-      <w:r>
-        <w:rPr>
-          <w:i/>
-          <w:iCs/>
-        </w:rPr>
-        <w:t xml:space="preserve">et al.</w:t>
-      </w:r>
-      <w:r>
-        <w:t xml:space="preserve"> </w:t>
-      </w:r>
-      <w:r>
-        <w:t xml:space="preserve">(2021) Global knowledge gaps in species interaction networks data.</w:t>
-      </w:r>
-      <w:r>
-        <w:t xml:space="preserve"> </w:t>
-      </w:r>
-      <w:r>
-        <w:rPr>
-          <w:i/>
-          <w:iCs/>
-        </w:rPr>
-        <w:t xml:space="preserve">J. Biogeogr.</w:t>
-      </w:r>
-      <w:r>
-        <w:t xml:space="preserve"> </w:t>
-      </w:r>
-      <w:r>
-        <w:t xml:space="preserve">48, 1552–1563</w:t>
-      </w:r>
-    </w:p>
-    <w:bookmarkEnd w:id="106"/>
-    <w:bookmarkStart w:id="107" w:name="ref-Hui2019"/>
-    <w:p>
-      <w:pPr>
-        <w:pStyle w:val="Bibliography"/>
-      </w:pPr>
-      <w:r>
-        <w:t xml:space="preserve">63.</w:t>
-      </w:r>
-      <w:r>
-        <w:t xml:space="preserve"> </w:t>
-      </w:r>
-      <w:r>
-        <w:t xml:space="preserve">	</w:t>
-      </w:r>
-      <w:r>
-        <w:t xml:space="preserve">Hui, C. and Richardson, D.M. (2019) How to invade an ecological network.</w:t>
-      </w:r>
-      <w:r>
-        <w:t xml:space="preserve"> </w:t>
-      </w:r>
-      <w:r>
-        <w:rPr>
-          <w:i/>
-          <w:iCs/>
-        </w:rPr>
-        <w:t xml:space="preserve">Trends Ecol. Evol.</w:t>
-      </w:r>
-      <w:r>
-        <w:t xml:space="preserve"> </w:t>
-      </w:r>
-      <w:r>
-        <w:t xml:space="preserve">34, 121–131</w:t>
-      </w:r>
-    </w:p>
-    <w:bookmarkEnd w:id="107"/>
-    <w:bookmarkStart w:id="108" w:name="ref-Gomez2023"/>
-    <w:p>
-      <w:pPr>
-        <w:pStyle w:val="Bibliography"/>
-      </w:pPr>
-      <w:r>
-        <w:t xml:space="preserve">64.</w:t>
-      </w:r>
-      <w:r>
-        <w:t xml:space="preserve"> </w:t>
-      </w:r>
-      <w:r>
-        <w:t xml:space="preserve">	</w:t>
-      </w:r>
-      <w:r>
-        <w:t xml:space="preserve">Gómez, J.M.</w:t>
-      </w:r>
-      <w:r>
-        <w:t xml:space="preserve"> </w:t>
-      </w:r>
-      <w:r>
-        <w:rPr>
-          <w:i/>
-          <w:iCs/>
-        </w:rPr>
-        <w:t xml:space="preserve">et al.</w:t>
-      </w:r>
-      <w:r>
-        <w:t xml:space="preserve"> </w:t>
-      </w:r>
-      <w:r>
-        <w:t xml:space="preserve">(2023) The role of phenotypic plasticity in shaping ecological networks.</w:t>
-      </w:r>
-      <w:r>
-        <w:t xml:space="preserve"> </w:t>
-      </w:r>
-      <w:r>
-        <w:rPr>
-          <w:i/>
-          <w:iCs/>
-        </w:rPr>
-        <w:t xml:space="preserve">Ecol. Lett.</w:t>
-      </w:r>
-      <w:r>
-        <w:t xml:space="preserve"> </w:t>
-      </w:r>
-      <w:r>
-        <w:t xml:space="preserve">26, S47–S61</w:t>
-      </w:r>
-    </w:p>
-    <w:bookmarkEnd w:id="108"/>
-    <w:bookmarkStart w:id="109" w:name="ref-Lytle2023"/>
-    <w:p>
-      <w:pPr>
-        <w:pStyle w:val="Bibliography"/>
-      </w:pPr>
-      <w:r>
-        <w:t xml:space="preserve">65.</w:t>
-      </w:r>
-      <w:r>
-        <w:t xml:space="preserve"> </w:t>
-      </w:r>
-      <w:r>
-        <w:t xml:space="preserve">	</w:t>
-      </w:r>
-      <w:r>
-        <w:t xml:space="preserve">Lytle, D.A. and Tonkin, J.D. (2023) Matrix community models for ecology and evolution.</w:t>
-      </w:r>
-      <w:r>
-        <w:t xml:space="preserve"> </w:t>
-      </w:r>
-      <w:r>
-        <w:rPr>
-          <w:i/>
-          <w:iCs/>
-        </w:rPr>
-        <w:t xml:space="preserve">npj Biodiversity</w:t>
-      </w:r>
-      <w:r>
-        <w:t xml:space="preserve"> </w:t>
-      </w:r>
-      <w:r>
-        <w:t xml:space="preserve">2, 26</w:t>
-      </w:r>
-    </w:p>
-    <w:bookmarkEnd w:id="109"/>
-    <w:bookmarkStart w:id="110" w:name="ref-Petsopoulos2021"/>
-    <w:p>
-      <w:pPr>
-        <w:pStyle w:val="Bibliography"/>
-      </w:pPr>
-      <w:r>
-        <w:t xml:space="preserve">66.</w:t>
-      </w:r>
-      <w:r>
-        <w:t xml:space="preserve"> </w:t>
-      </w:r>
-      <w:r>
-        <w:t xml:space="preserve">	</w:t>
-      </w:r>
-      <w:r>
-        <w:t xml:space="preserve">Petsopoulos, D.</w:t>
-      </w:r>
-      <w:r>
-        <w:t xml:space="preserve"> </w:t>
-      </w:r>
-      <w:r>
-        <w:rPr>
-          <w:i/>
-          <w:iCs/>
-        </w:rPr>
-        <w:t xml:space="preserve">et al.</w:t>
-      </w:r>
-      <w:r>
-        <w:t xml:space="preserve"> </w:t>
-      </w:r>
-      <w:r>
-        <w:t xml:space="preserve">(2021) Using network ecology to understand and mitigate long-term insect declines.</w:t>
-      </w:r>
-      <w:r>
-        <w:t xml:space="preserve"> </w:t>
-      </w:r>
-      <w:r>
-        <w:rPr>
-          <w:i/>
-          <w:iCs/>
-        </w:rPr>
-        <w:t xml:space="preserve">Ecol. Entomol.</w:t>
-      </w:r>
-    </w:p>
-    <w:bookmarkEnd w:id="110"/>
-    <w:bookmarkStart w:id="111" w:name="ref-Dale2021"/>
-    <w:p>
-      <w:pPr>
-        <w:pStyle w:val="Bibliography"/>
-      </w:pPr>
-      <w:r>
-        <w:t xml:space="preserve">67.</w:t>
-      </w:r>
-      <w:r>
-        <w:t xml:space="preserve"> </w:t>
-      </w:r>
-      <w:r>
-        <w:t xml:space="preserve">	</w:t>
-      </w:r>
-      <w:r>
-        <w:t xml:space="preserve">Dale, M.R.T. and Fortin, M.-J. (2021)</w:t>
-      </w:r>
-      <w:r>
-        <w:t xml:space="preserve"> </w:t>
-      </w:r>
-      <w:r>
-        <w:rPr>
-          <w:i/>
-          <w:iCs/>
-        </w:rPr>
-        <w:t xml:space="preserve">Quantitative analysis of ecological networks</w:t>
-      </w:r>
-      <w:r>
-        <w:t xml:space="preserve">, Cambridge University Press</w:t>
-      </w:r>
-    </w:p>
-    <w:bookmarkEnd w:id="111"/>
-    <w:bookmarkStart w:id="112" w:name="ref-Lu2023"/>
-    <w:p>
-      <w:pPr>
-        <w:pStyle w:val="Bibliography"/>
-      </w:pPr>
-      <w:r>
-        <w:t xml:space="preserve">68.</w:t>
-      </w:r>
-      <w:r>
-        <w:t xml:space="preserve"> </w:t>
-      </w:r>
-      <w:r>
-        <w:t xml:space="preserve">	</w:t>
-      </w:r>
-      <w:r>
-        <w:t xml:space="preserve">Lu, Q.</w:t>
-      </w:r>
-      <w:r>
-        <w:t xml:space="preserve"> </w:t>
-      </w:r>
-      <w:r>
-        <w:rPr>
-          <w:i/>
-          <w:iCs/>
-        </w:rPr>
-        <w:t xml:space="preserve">et al.</w:t>
-      </w:r>
-      <w:r>
-        <w:t xml:space="preserve"> </w:t>
-      </w:r>
-      <w:r>
-        <w:t xml:space="preserve">(2023) Food webs reveal coexistence mechanisms and community organization in carnivores.</w:t>
-      </w:r>
-      <w:r>
-        <w:t xml:space="preserve"> </w:t>
-      </w:r>
-      <w:r>
-        <w:rPr>
-          <w:i/>
-          <w:iCs/>
-        </w:rPr>
-        <w:t xml:space="preserve">Curr. Biol.</w:t>
-      </w:r>
-      <w:r>
-        <w:t xml:space="preserve"> </w:t>
-      </w:r>
-      <w:r>
-        <w:t xml:space="preserve">33, 647–659</w:t>
-      </w:r>
-    </w:p>
-    <w:bookmarkEnd w:id="112"/>
-    <w:bookmarkStart w:id="113" w:name="ref-Carrara2015"/>
-    <w:p>
-      <w:pPr>
-        <w:pStyle w:val="Bibliography"/>
-      </w:pPr>
-      <w:r>
-        <w:t xml:space="preserve">69.</w:t>
-      </w:r>
-      <w:r>
-        <w:t xml:space="preserve"> </w:t>
-      </w:r>
-      <w:r>
-        <w:t xml:space="preserve">	</w:t>
-      </w:r>
-      <w:r>
-        <w:t xml:space="preserve">Carrara, F.</w:t>
-      </w:r>
-      <w:r>
-        <w:t xml:space="preserve"> </w:t>
-      </w:r>
-      <w:r>
-        <w:rPr>
-          <w:i/>
-          <w:iCs/>
-        </w:rPr>
-        <w:t xml:space="preserve">et al.</w:t>
-      </w:r>
-      <w:r>
-        <w:t xml:space="preserve"> </w:t>
-      </w:r>
-      <w:r>
-        <w:t xml:space="preserve">(2015) Inferring species interactions in ecological communities: A comparison of methods at different levels of complexity.</w:t>
-      </w:r>
-      <w:r>
-        <w:t xml:space="preserve"> </w:t>
-      </w:r>
-      <w:r>
-        <w:rPr>
-          <w:i/>
-          <w:iCs/>
-        </w:rPr>
-        <w:t xml:space="preserve">Methods Ecol. Evol.</w:t>
-      </w:r>
-      <w:r>
-        <w:t xml:space="preserve"> </w:t>
-      </w:r>
-      <w:r>
-        <w:t xml:space="preserve">6, 895–906</w:t>
-      </w:r>
-    </w:p>
-    <w:bookmarkEnd w:id="113"/>
-    <w:bookmarkStart w:id="114" w:name="ref-Vitali2022"/>
-    <w:p>
-      <w:pPr>
-        <w:pStyle w:val="Bibliography"/>
-      </w:pPr>
-      <w:r>
-        <w:t xml:space="preserve">70.</w:t>
-      </w:r>
-      <w:r>
-        <w:t xml:space="preserve"> </w:t>
-      </w:r>
-      <w:r>
-        <w:t xml:space="preserve">	</w:t>
-      </w:r>
-      <w:r>
-        <w:t xml:space="preserve">Vitali, A.</w:t>
-      </w:r>
-      <w:r>
-        <w:t xml:space="preserve"> </w:t>
-      </w:r>
-      <w:r>
-        <w:rPr>
-          <w:i/>
-          <w:iCs/>
-        </w:rPr>
-        <w:t xml:space="preserve">et al.</w:t>
-      </w:r>
-      <w:r>
-        <w:t xml:space="preserve"> </w:t>
-      </w:r>
-      <w:r>
-        <w:t xml:space="preserve">(2022) The disruption of a keystone interaction erodes pollination and seed dispersal networks.</w:t>
-      </w:r>
-      <w:r>
-        <w:t xml:space="preserve"> </w:t>
-      </w:r>
-      <w:r>
-        <w:rPr>
-          <w:i/>
-          <w:iCs/>
-        </w:rPr>
-        <w:t xml:space="preserve">Ecology</w:t>
-      </w:r>
-      <w:r>
-        <w:t xml:space="preserve"> </w:t>
-      </w:r>
-      <w:r>
-        <w:t xml:space="preserve">103, e03547</w:t>
-      </w:r>
-    </w:p>
-    <w:bookmarkEnd w:id="114"/>
-    <w:bookmarkStart w:id="115" w:name="ref-Riva2023"/>
-    <w:p>
-      <w:pPr>
-        <w:pStyle w:val="Bibliography"/>
-      </w:pPr>
-      <w:r>
-        <w:t xml:space="preserve">71.</w:t>
-      </w:r>
-      <w:r>
-        <w:t xml:space="preserve"> </w:t>
-      </w:r>
-      <w:r>
-        <w:t xml:space="preserve">	</w:t>
-      </w:r>
-      <w:r>
-        <w:t xml:space="preserve">Riva, F.</w:t>
-      </w:r>
-      <w:r>
-        <w:t xml:space="preserve"> </w:t>
-      </w:r>
-      <w:r>
-        <w:rPr>
-          <w:i/>
-          <w:iCs/>
-        </w:rPr>
-        <w:t xml:space="preserve">et al.</w:t>
-      </w:r>
-      <w:r>
-        <w:t xml:space="preserve"> </w:t>
-      </w:r>
-      <w:r>
-        <w:t xml:space="preserve">(2023) Toward a cohesive understanding of ecological complexity.</w:t>
-      </w:r>
-      <w:r>
-        <w:t xml:space="preserve"> </w:t>
-      </w:r>
-      <w:r>
-        <w:rPr>
-          <w:i/>
-          <w:iCs/>
-        </w:rPr>
-        <w:t xml:space="preserve">Sci. Adv.</w:t>
-      </w:r>
-      <w:r>
-        <w:t xml:space="preserve"> </w:t>
-      </w:r>
-      <w:r>
-        <w:t xml:space="preserve">9, eabq4207</w:t>
-      </w:r>
-    </w:p>
-    <w:bookmarkEnd w:id="115"/>
-    <w:bookmarkStart w:id="116" w:name="ref-Terry2020"/>
-    <w:p>
-      <w:pPr>
-        <w:pStyle w:val="Bibliography"/>
-      </w:pPr>
-      <w:r>
-        <w:t xml:space="preserve">72.</w:t>
-      </w:r>
-      <w:r>
-        <w:t xml:space="preserve"> </w:t>
-      </w:r>
-      <w:r>
-        <w:t xml:space="preserve">	</w:t>
-      </w:r>
-      <w:r>
-        <w:t xml:space="preserve">Terry, J.C.D. and Lewis, O.T. (2020) Finding missing links in interaction networks.</w:t>
-      </w:r>
-      <w:r>
-        <w:t xml:space="preserve"> </w:t>
-      </w:r>
-      <w:r>
-        <w:rPr>
-          <w:i/>
-          <w:iCs/>
-        </w:rPr>
-        <w:t xml:space="preserve">Ecology</w:t>
-      </w:r>
-      <w:r>
-        <w:t xml:space="preserve"> </w:t>
-      </w:r>
-      <w:r>
-        <w:t xml:space="preserve">101, e03047</w:t>
+        <w:t xml:space="preserve">365, 3413–3428</w:t>
       </w:r>
     </w:p>
     <w:bookmarkEnd w:id="116"/>
@@ -6423,7 +6784,7 @@
         <w:pStyle w:val="Bibliography"/>
       </w:pPr>
       <w:r>
-        <w:t xml:space="preserve">73.</w:t>
+        <w:t xml:space="preserve">76.</w:t>
       </w:r>
       <w:r>
         <w:t xml:space="preserve"> </w:t>
@@ -6474,7 +6835,7 @@
         <w:pStyle w:val="Bibliography"/>
       </w:pPr>
       <w:r>
-        <w:t xml:space="preserve">74.</w:t>
+        <w:t xml:space="preserve">77.</w:t>
       </w:r>
       <w:r>
         <w:t xml:space="preserve"> </w:t>
@@ -6525,7 +6886,7 @@
         <w:pStyle w:val="Bibliography"/>
       </w:pPr>
       <w:r>
-        <w:t xml:space="preserve">75.</w:t>
+        <w:t xml:space="preserve">78.</w:t>
       </w:r>
       <w:r>
         <w:t xml:space="preserve"> </w:t>
@@ -6576,7 +6937,7 @@
         <w:pStyle w:val="Bibliography"/>
       </w:pPr>
       <w:r>
-        <w:t xml:space="preserve">76.</w:t>
+        <w:t xml:space="preserve">79.</w:t>
       </w:r>
       <w:r>
         <w:t xml:space="preserve"> </w:t>
@@ -6595,7 +6956,7 @@
         <w:pStyle w:val="Bibliography"/>
       </w:pPr>
       <w:r>
-        <w:t xml:space="preserve">77.</w:t>
+        <w:t xml:space="preserve">80.</w:t>
       </w:r>
       <w:r>
         <w:t xml:space="preserve"> </w:t>
@@ -6646,7 +7007,7 @@
         <w:pStyle w:val="Bibliography"/>
       </w:pPr>
       <w:r>
-        <w:t xml:space="preserve">78.</w:t>
+        <w:t xml:space="preserve">81.</w:t>
       </w:r>
       <w:r>
         <w:t xml:space="preserve"> </w:t>
@@ -6681,7 +7042,7 @@
         <w:pStyle w:val="Bibliography"/>
       </w:pPr>
       <w:r>
-        <w:t xml:space="preserve">79.</w:t>
+        <w:t xml:space="preserve">82.</w:t>
       </w:r>
       <w:r>
         <w:t xml:space="preserve"> </w:t>
@@ -6732,7 +7093,7 @@
         <w:pStyle w:val="Bibliography"/>
       </w:pPr>
       <w:r>
-        <w:t xml:space="preserve">80.</w:t>
+        <w:t xml:space="preserve">83.</w:t>
       </w:r>
       <w:r>
         <w:t xml:space="preserve"> </w:t>
@@ -6783,7 +7144,7 @@
         <w:pStyle w:val="Bibliography"/>
       </w:pPr>
       <w:r>
-        <w:t xml:space="preserve">81.</w:t>
+        <w:t xml:space="preserve">84.</w:t>
       </w:r>
       <w:r>
         <w:t xml:space="preserve"> </w:t>
@@ -6834,7 +7195,7 @@
         <w:pStyle w:val="Bibliography"/>
       </w:pPr>
       <w:r>
-        <w:t xml:space="preserve">82.</w:t>
+        <w:t xml:space="preserve">85.</w:t>
       </w:r>
       <w:r>
         <w:t xml:space="preserve"> </w:t>
@@ -6885,7 +7246,7 @@
         <w:pStyle w:val="Bibliography"/>
       </w:pPr>
       <w:r>
-        <w:t xml:space="preserve">83.</w:t>
+        <w:t xml:space="preserve">86.</w:t>
       </w:r>
       <w:r>
         <w:t xml:space="preserve"> </w:t>
@@ -6936,7 +7297,7 @@
         <w:pStyle w:val="Bibliography"/>
       </w:pPr>
       <w:r>
-        <w:t xml:space="preserve">84.</w:t>
+        <w:t xml:space="preserve">87.</w:t>
       </w:r>
       <w:r>
         <w:t xml:space="preserve"> </w:t>
@@ -6987,7 +7348,7 @@
         <w:pStyle w:val="Bibliography"/>
       </w:pPr>
       <w:r>
-        <w:t xml:space="preserve">85.</w:t>
+        <w:t xml:space="preserve">88.</w:t>
       </w:r>
       <w:r>
         <w:t xml:space="preserve"> </w:t>
@@ -7038,7 +7399,7 @@
         <w:pStyle w:val="Bibliography"/>
       </w:pPr>
       <w:r>
-        <w:t xml:space="preserve">86.</w:t>
+        <w:t xml:space="preserve">89.</w:t>
       </w:r>
       <w:r>
         <w:t xml:space="preserve"> </w:t>
@@ -7073,7 +7434,7 @@
         <w:pStyle w:val="Bibliography"/>
       </w:pPr>
       <w:r>
-        <w:t xml:space="preserve">87.</w:t>
+        <w:t xml:space="preserve">90.</w:t>
       </w:r>
       <w:r>
         <w:t xml:space="preserve"> </w:t>
@@ -7124,7 +7485,7 @@
         <w:pStyle w:val="Bibliography"/>
       </w:pPr>
       <w:r>
-        <w:t xml:space="preserve">88.</w:t>
+        <w:t xml:space="preserve">91.</w:t>
       </w:r>
       <w:r>
         <w:t xml:space="preserve"> </w:t>
@@ -7175,7 +7536,7 @@
         <w:pStyle w:val="Bibliography"/>
       </w:pPr>
       <w:r>
-        <w:t xml:space="preserve">89.</w:t>
+        <w:t xml:space="preserve">92.</w:t>
       </w:r>
       <w:r>
         <w:t xml:space="preserve"> </w:t>
@@ -7220,13 +7581,13 @@
       </w:r>
     </w:p>
     <w:bookmarkEnd w:id="133"/>
-    <w:bookmarkStart w:id="134" w:name="ref-delgado2022routledge"/>
+    <w:bookmarkStart w:id="134" w:name="ref-Kearney2009a"/>
     <w:p>
       <w:pPr>
         <w:pStyle w:val="Bibliography"/>
       </w:pPr>
       <w:r>
-        <w:t xml:space="preserve">90.</w:t>
+        <w:t xml:space="preserve">93.</w:t>
       </w:r>
       <w:r>
         <w:t xml:space="preserve"> </w:t>
@@ -7235,149 +7596,44 @@
         <w:t xml:space="preserve">	</w:t>
       </w:r>
       <w:r>
-        <w:t xml:space="preserve">Delgado Jr, R. (2022) The routledge handbook of research methods for social-ecological.</w:t>
-      </w:r>
-      <w:r>
-        <w:t xml:space="preserve"> </w:t>
-      </w:r>
-      <w:r>
-        <w:rPr>
-          <w:i/>
-          <w:iCs/>
-        </w:rPr>
-        <w:t xml:space="preserve">CHOICE: Current Reviews for Academic Libraries</w:t>
-      </w:r>
-      <w:r>
-        <w:t xml:space="preserve"> </w:t>
-      </w:r>
-      <w:r>
-        <w:t xml:space="preserve">60, 103–104</w:t>
+        <w:t xml:space="preserve">Kearney, M.</w:t>
+      </w:r>
+      <w:r>
+        <w:t xml:space="preserve"> </w:t>
+      </w:r>
+      <w:r>
+        <w:rPr>
+          <w:i/>
+          <w:iCs/>
+        </w:rPr>
+        <w:t xml:space="preserve">et al.</w:t>
+      </w:r>
+      <w:r>
+        <w:t xml:space="preserve"> </w:t>
+      </w:r>
+      <w:r>
+        <w:t xml:space="preserve">(2009) Integrating biophysical models and evolutionary theory to predict climatic impacts on species’ ranges: The dengue mosquito aedes aegypti in australia.</w:t>
+      </w:r>
+      <w:r>
+        <w:t xml:space="preserve"> </w:t>
+      </w:r>
+      <w:r>
+        <w:rPr>
+          <w:i/>
+          <w:iCs/>
+        </w:rPr>
+        <w:t xml:space="preserve">Funct. Ecol.</w:t>
+      </w:r>
+      <w:r>
+        <w:t xml:space="preserve"> </w:t>
+      </w:r>
+      <w:r>
+        <w:t xml:space="preserve">23, 528–538</w:t>
       </w:r>
     </w:p>
     <w:bookmarkEnd w:id="134"/>
-    <w:bookmarkStart w:id="135" w:name="ref-brown2021can"/>
-    <w:p>
-      <w:pPr>
-        <w:pStyle w:val="Bibliography"/>
-      </w:pPr>
-      <w:r>
-        <w:t xml:space="preserve">91.</w:t>
-      </w:r>
-      <w:r>
-        <w:t xml:space="preserve"> </w:t>
-      </w:r>
-      <w:r>
-        <w:t xml:space="preserve">	</w:t>
-      </w:r>
-      <w:r>
-        <w:t xml:space="preserve">Brown, C. and Rounsevell, M. (2021) How can social–ecological system models simulate the emergence of social–ecological crises?</w:t>
-      </w:r>
-      <w:r>
-        <w:t xml:space="preserve"> </w:t>
-      </w:r>
-      <w:r>
-        <w:rPr>
-          <w:i/>
-          <w:iCs/>
-        </w:rPr>
-        <w:t xml:space="preserve">People and Nature</w:t>
-      </w:r>
-      <w:r>
-        <w:t xml:space="preserve"> </w:t>
-      </w:r>
-      <w:r>
-        <w:t xml:space="preserve">3, 88–103</w:t>
-      </w:r>
-    </w:p>
     <w:bookmarkEnd w:id="135"/>
-    <w:bookmarkStart w:id="136" w:name="ref-kwakkel2013exploratory"/>
-    <w:p>
-      <w:pPr>
-        <w:pStyle w:val="Bibliography"/>
-      </w:pPr>
-      <w:r>
-        <w:t xml:space="preserve">92.</w:t>
-      </w:r>
-      <w:r>
-        <w:t xml:space="preserve"> </w:t>
-      </w:r>
-      <w:r>
-        <w:t xml:space="preserve">	</w:t>
-      </w:r>
-      <w:r>
-        <w:t xml:space="preserve">Kwakkel, J.H. and Pruyt, E. (2013) Exploratory modeling and analysis, an approach for model-based foresight under deep uncertainty.</w:t>
-      </w:r>
-      <w:r>
-        <w:t xml:space="preserve"> </w:t>
-      </w:r>
-      <w:r>
-        <w:rPr>
-          <w:i/>
-          <w:iCs/>
-        </w:rPr>
-        <w:t xml:space="preserve">Technological Forecasting and Social Change</w:t>
-      </w:r>
-      <w:r>
-        <w:t xml:space="preserve"> </w:t>
-      </w:r>
-      <w:r>
-        <w:t xml:space="preserve">80, 419–431</w:t>
-      </w:r>
-    </w:p>
     <w:bookmarkEnd w:id="136"/>
-    <w:bookmarkStart w:id="137" w:name="ref-Kearney2009a"/>
-    <w:p>
-      <w:pPr>
-        <w:pStyle w:val="Bibliography"/>
-      </w:pPr>
-      <w:r>
-        <w:t xml:space="preserve">93.</w:t>
-      </w:r>
-      <w:r>
-        <w:t xml:space="preserve"> </w:t>
-      </w:r>
-      <w:r>
-        <w:t xml:space="preserve">	</w:t>
-      </w:r>
-      <w:r>
-        <w:t xml:space="preserve">Kearney, M.</w:t>
-      </w:r>
-      <w:r>
-        <w:t xml:space="preserve"> </w:t>
-      </w:r>
-      <w:r>
-        <w:rPr>
-          <w:i/>
-          <w:iCs/>
-        </w:rPr>
-        <w:t xml:space="preserve">et al.</w:t>
-      </w:r>
-      <w:r>
-        <w:t xml:space="preserve"> </w:t>
-      </w:r>
-      <w:r>
-        <w:t xml:space="preserve">(2009) Integrating biophysical models and evolutionary theory to predict climatic impacts on species’ ranges: The dengue mosquito aedes aegypti in australia.</w:t>
-      </w:r>
-      <w:r>
-        <w:t xml:space="preserve"> </w:t>
-      </w:r>
-      <w:r>
-        <w:rPr>
-          <w:i/>
-          <w:iCs/>
-        </w:rPr>
-        <w:t xml:space="preserve">Funct. Ecol.</w:t>
-      </w:r>
-      <w:r>
-        <w:t xml:space="preserve"> </w:t>
-      </w:r>
-      <w:r>
-        <w:t xml:space="preserve">23, 528–538</w:t>
-      </w:r>
-    </w:p>
-    <w:bookmarkEnd w:id="137"/>
-    <w:bookmarkEnd w:id="138"/>
-    <w:bookmarkEnd w:id="139"/>
     <w:sectPr>
       <w:pgSz w:h="15840" w:w="12240"/>
       <w:pgMar w:bottom="851" w:footer="720" w:gutter="0" w:header="720" w:left="851" w:right="851" w:top="851"/>
@@ -8164,6 +8420,91 @@
       <w:rPr>
         <w:rFonts w:ascii="Wingdings" w:hAnsi="Wingdings" w:cs="Wingdings" w:hint="default"/>
       </w:rPr>
+    </w:lvl>
+  </w:abstractNum>
+  <w:abstractNum w:abstractNumId="99411">
+    <w:nsid w:val="00A99411"/>
+    <w:multiLevelType w:val="multilevel"/>
+    <w:lvl w:ilvl="0">
+      <w:start w:val="1"/>
+      <w:numFmt w:val="decimal"/>
+      <w:lvlText w:val="%1."/>
+      <w:lvlJc w:val="left"/>
+      <w:pPr>
+        <w:ind w:left="720" w:hanging="360"/>
+      </w:pPr>
+    </w:lvl>
+    <w:lvl w:ilvl="1">
+      <w:start w:val="1"/>
+      <w:numFmt w:val="decimal"/>
+      <w:lvlText w:val="%2."/>
+      <w:lvlJc w:val="left"/>
+      <w:pPr>
+        <w:ind w:left="1440" w:hanging="360"/>
+      </w:pPr>
+    </w:lvl>
+    <w:lvl w:ilvl="2">
+      <w:start w:val="1"/>
+      <w:numFmt w:val="decimal"/>
+      <w:lvlText w:val="%3."/>
+      <w:lvlJc w:val="left"/>
+      <w:pPr>
+        <w:ind w:left="2160" w:hanging="360"/>
+      </w:pPr>
+    </w:lvl>
+    <w:lvl w:ilvl="3">
+      <w:start w:val="1"/>
+      <w:numFmt w:val="decimal"/>
+      <w:lvlText w:val="%4."/>
+      <w:lvlJc w:val="left"/>
+      <w:pPr>
+        <w:ind w:left="2880" w:hanging="360"/>
+      </w:pPr>
+    </w:lvl>
+    <w:lvl w:ilvl="4">
+      <w:start w:val="1"/>
+      <w:numFmt w:val="decimal"/>
+      <w:lvlText w:val="%5."/>
+      <w:lvlJc w:val="left"/>
+      <w:pPr>
+        <w:ind w:left="3600" w:hanging="360"/>
+      </w:pPr>
+    </w:lvl>
+    <w:lvl w:ilvl="5">
+      <w:start w:val="1"/>
+      <w:numFmt w:val="decimal"/>
+      <w:lvlText w:val="%6."/>
+      <w:lvlJc w:val="left"/>
+      <w:pPr>
+        <w:ind w:left="4320" w:hanging="360"/>
+      </w:pPr>
+    </w:lvl>
+    <w:lvl w:ilvl="6">
+      <w:start w:val="1"/>
+      <w:numFmt w:val="decimal"/>
+      <w:lvlText w:val="%7."/>
+      <w:lvlJc w:val="left"/>
+      <w:pPr>
+        <w:ind w:left="5040" w:hanging="360"/>
+      </w:pPr>
+    </w:lvl>
+    <w:lvl w:ilvl="7">
+      <w:start w:val="1"/>
+      <w:numFmt w:val="decimal"/>
+      <w:lvlText w:val="%8."/>
+      <w:lvlJc w:val="left"/>
+      <w:pPr>
+        <w:ind w:left="5760" w:hanging="360"/>
+      </w:pPr>
+    </w:lvl>
+    <w:lvl w:ilvl="8">
+      <w:start w:val="1"/>
+      <w:numFmt w:val="decimal"/>
+      <w:lvlText w:val="%9."/>
+      <w:lvlJc w:val="left"/>
+      <w:pPr>
+        <w:ind w:left="6480" w:hanging="360"/>
+      </w:pPr>
     </w:lvl>
   </w:abstractNum>
   <w:num w16cid:durableId="423309980" w:numId="1">
@@ -8441,6 +8782,36 @@
   </w:num>
   <w:num w:numId="1007">
     <w:abstractNumId w:val="991"/>
+  </w:num>
+  <w:num w:numId="1008">
+    <w:abstractNumId w:val="99411"/>
+    <w:lvlOverride w:ilvl="0">
+      <w:startOverride w:val="1"/>
+    </w:lvlOverride>
+    <w:lvlOverride w:ilvl="1">
+      <w:startOverride w:val="1"/>
+    </w:lvlOverride>
+    <w:lvlOverride w:ilvl="2">
+      <w:startOverride w:val="1"/>
+    </w:lvlOverride>
+    <w:lvlOverride w:ilvl="3">
+      <w:startOverride w:val="1"/>
+    </w:lvlOverride>
+    <w:lvlOverride w:ilvl="4">
+      <w:startOverride w:val="1"/>
+    </w:lvlOverride>
+    <w:lvlOverride w:ilvl="5">
+      <w:startOverride w:val="1"/>
+    </w:lvlOverride>
+    <w:lvlOverride w:ilvl="6">
+      <w:startOverride w:val="1"/>
+    </w:lvlOverride>
+    <w:lvlOverride w:ilvl="7">
+      <w:startOverride w:val="1"/>
+    </w:lvlOverride>
+    <w:lvlOverride w:ilvl="8">
+      <w:startOverride w:val="1"/>
+    </w:lvlOverride>
   </w:num>
 </w:numbering>
 </file>

--- a/docs/ms.docx
+++ b/docs/ms.docx
@@ -7,61 +7,7 @@
         <w:pStyle w:val="Title"/>
       </w:pPr>
       <w:r>
-        <w:t xml:space="preserve">A</w:t>
-      </w:r>
-      <w:r>
-        <w:t xml:space="preserve"> </w:t>
-      </w:r>
-      <w:r>
-        <w:t xml:space="preserve">systems-modelling</w:t>
-      </w:r>
-      <w:r>
-        <w:t xml:space="preserve"> </w:t>
-      </w:r>
-      <w:r>
-        <w:t xml:space="preserve">approach</w:t>
-      </w:r>
-      <w:r>
-        <w:t xml:space="preserve"> </w:t>
-      </w:r>
-      <w:r>
-        <w:t xml:space="preserve">to</w:t>
-      </w:r>
-      <w:r>
-        <w:t xml:space="preserve"> </w:t>
-      </w:r>
-      <w:r>
-        <w:t xml:space="preserve">predict</w:t>
-      </w:r>
-      <w:r>
-        <w:t xml:space="preserve"> </w:t>
-      </w:r>
-      <w:r>
-        <w:t xml:space="preserve">biological</w:t>
-      </w:r>
-      <w:r>
-        <w:t xml:space="preserve"> </w:t>
-      </w:r>
-      <w:r>
-        <w:t xml:space="preserve">responses</w:t>
-      </w:r>
-      <w:r>
-        <w:t xml:space="preserve"> </w:t>
-      </w:r>
-      <w:r>
-        <w:t xml:space="preserve">to</w:t>
-      </w:r>
-      <w:r>
-        <w:t xml:space="preserve"> </w:t>
-      </w:r>
-      <w:r>
-        <w:t xml:space="preserve">extreme</w:t>
-      </w:r>
-      <w:r>
-        <w:t xml:space="preserve"> </w:t>
-      </w:r>
-      <w:r>
-        <w:t xml:space="preserve">heat</w:t>
+        <w:t xml:space="preserve">A systems-modelling approach to predict biological responses to extreme heat</w:t>
       </w:r>
     </w:p>
     <w:p>
@@ -580,13 +526,7 @@
         <w:t xml:space="preserve"> </w:t>
       </w:r>
       <w:r>
-        <w:t xml:space="preserve">‘</w:t>
-      </w:r>
-      <w:r>
-        <w:t xml:space="preserve">extreme heat</w:t>
-      </w:r>
-      <w:r>
-        <w:t xml:space="preserve">’</w:t>
+        <w:t xml:space="preserve">‘extreme heat’</w:t>
       </w:r>
       <w:r>
         <w:t xml:space="preserve"> </w:t>
@@ -598,13 +538,7 @@
         <w:t xml:space="preserve"> </w:t>
       </w:r>
       <w:r>
-        <w:t xml:space="preserve">‘</w:t>
-      </w:r>
-      <w:r>
-        <w:t xml:space="preserve">extreme</w:t>
-      </w:r>
-      <w:r>
-        <w:t xml:space="preserve">’</w:t>
+        <w:t xml:space="preserve">‘extreme’</w:t>
       </w:r>
       <w:r>
         <w:t xml:space="preserve"> </w:t>
@@ -644,13 +578,7 @@
         <w:t xml:space="preserve"> </w:t>
       </w:r>
       <w:r>
-        <w:t xml:space="preserve">‘</w:t>
-      </w:r>
-      <w:r>
-        <w:t xml:space="preserve">microclimates</w:t>
-      </w:r>
-      <w:r>
-        <w:t xml:space="preserve">’</w:t>
+        <w:t xml:space="preserve">‘microclimates’</w:t>
       </w:r>
       <w:r>
         <w:t xml:space="preserve"> </w:t>
@@ -1066,8 +994,8 @@
                   <m:d>
                     <m:dPr>
                       <m:begChr m:val="("/>
+                      <m:sepChr m:val=""/>
                       <m:endChr m:val=")"/>
-                      <m:sepChr m:val=""/>
                       <m:grow/>
                     </m:dPr>
                     <m:e>
@@ -1124,8 +1052,8 @@
                       <m:d>
                         <m:dPr>
                           <m:begChr m:val="("/>
+                          <m:sepChr m:val=""/>
                           <m:endChr m:val=")"/>
-                          <m:sepChr m:val=""/>
                           <m:grow/>
                         </m:dPr>
                         <m:e>
@@ -1168,8 +1096,8 @@
                           <m:d>
                             <m:dPr>
                               <m:begChr m:val="("/>
+                              <m:sepChr m:val=""/>
                               <m:endChr m:val=")"/>
-                              <m:sepChr m:val=""/>
                               <m:grow/>
                             </m:dPr>
                             <m:e>
@@ -1237,8 +1165,8 @@
           <m:d>
             <m:dPr>
               <m:begChr m:val="("/>
+              <m:sepChr m:val=""/>
               <m:endChr m:val=")"/>
-              <m:sepChr m:val=""/>
               <m:grow/>
             </m:dPr>
             <m:e>
@@ -1800,13 +1728,7 @@
         <w:t xml:space="preserve"> </w:t>
       </w:r>
       <w:r>
-        <w:t xml:space="preserve">‘</w:t>
-      </w:r>
-      <w:r>
-        <w:t xml:space="preserve">speak</w:t>
-      </w:r>
-      <w:r>
-        <w:t xml:space="preserve">’</w:t>
+        <w:t xml:space="preserve">‘speak’</w:t>
       </w:r>
       <w:r>
         <w:t xml:space="preserve"> </w:t>
@@ -2132,7 +2054,7 @@
       </w:r>
     </w:p>
     <w:bookmarkEnd w:id="31"/>
-    <w:bookmarkStart w:id="32" w:name="X5f60cb5872271d873b61a7524ce9c4bd1e0d2b7"/>
+    <w:bookmarkStart w:id="33" w:name="X5f60cb5872271d873b61a7524ce9c4bd1e0d2b7"/>
     <w:p>
       <w:pPr>
         <w:pStyle w:val="Heading1"/>
@@ -2146,16 +2068,16 @@
         <w:pStyle w:val="FirstParagraph"/>
       </w:pPr>
       <w:r>
-        <w:t xml:space="preserve">Extreme environments both shape organismal traits and act as a potent selective force allowing populations to evolve</w:t>
-      </w:r>
-      <w:r>
-        <w:t xml:space="preserve"> </w:t>
-      </w:r>
-      <w:r>
-        <w:t xml:space="preserve">[73,74]</w:t>
-      </w:r>
-      <w:r>
-        <w:t xml:space="preserve">. Phenotypic plasticty and adaptive evolutionary change are two crucial individual/population processes that are expected to allow systems to respond and build resilience to extreme heat. Extreme environments pose unique challenges for predicting evolutionary responses because they are, by definiton, rare events. Evolutionary responses will therefore depend on the frequency of extreme environments and the underlying genetic correlation between traits expressed across environments</w:t>
+        <w:t xml:space="preserve">Extreme environments both impact trait development and act as a potent selective force allowing populations to evolve</w:t>
+      </w:r>
+      <w:r>
+        <w:t xml:space="preserve"> </w:t>
+      </w:r>
+      <w:r>
+        <w:t xml:space="preserve">[73–75]</w:t>
+      </w:r>
+      <w:r>
+        <w:t xml:space="preserve">. Phenotypic plasticty and adaptive evolutionary change are two processes that are expected to allow systems to respond and build resilience to extreme heat. Evolutionary responses will depend on the amount of phenotypic and genetic variation exposed to natural selection and the strength of selection on phenotypes. Extreme environments pose unique challenges for predicting evolutionary change because they are, by definiton, rare events. Evolutionary responses will therefore depend on the frequency of extreme environments and the underlying genetic correlation between traits expressed across common and extreme environments</w:t>
       </w:r>
       <w:r>
         <w:t xml:space="preserve"> </w:t>
@@ -2170,7 +2092,7 @@
         <w:t xml:space="preserve"> </w:t>
       </w:r>
       <w:r>
-        <w:t xml:space="preserve">[74]</w:t>
+        <w:t xml:space="preserve">[74,76–79]</w:t>
       </w:r>
       <w:r>
         <w:t xml:space="preserve">. Both plasticity and evolution can be incorperated into a systems modelling framework by allowing environments to govern</w:t>
@@ -2179,13 +2101,7 @@
         <w:t xml:space="preserve"> </w:t>
       </w:r>
       <w:r>
-        <w:t xml:space="preserve">‘</w:t>
-      </w:r>
-      <w:r>
-        <w:t xml:space="preserve">trait</w:t>
-      </w:r>
-      <w:r>
-        <w:t xml:space="preserve">’</w:t>
+        <w:t xml:space="preserve">‘trait’</w:t>
       </w:r>
       <w:r>
         <w:t xml:space="preserve"> </w:t>
@@ -2197,13 +2113,7 @@
         <w:t xml:space="preserve"> </w:t>
       </w:r>
       <w:r>
-        <w:t xml:space="preserve">‘</w:t>
-      </w:r>
-      <w:r>
-        <w:t xml:space="preserve">traits</w:t>
-      </w:r>
-      <w:r>
-        <w:t xml:space="preserve">’</w:t>
+        <w:t xml:space="preserve">‘traits’</w:t>
       </w:r>
       <w:r>
         <w:t xml:space="preserve"> </w:t>
@@ -2215,13 +2125,7 @@
         <w:t xml:space="preserve"> </w:t>
       </w:r>
       <w:r>
-        <w:t xml:space="preserve">‘</w:t>
-      </w:r>
-      <w:r>
-        <w:t xml:space="preserve">traits</w:t>
-      </w:r>
-      <w:r>
-        <w:t xml:space="preserve">’</w:t>
+        <w:t xml:space="preserve">‘traits’</w:t>
       </w:r>
       <w:r>
         <w:t xml:space="preserve"> </w:t>
@@ -2233,13 +2137,7 @@
         <w:t xml:space="preserve"> </w:t>
       </w:r>
       <w:r>
-        <w:t xml:space="preserve">‘</w:t>
-      </w:r>
-      <w:r>
-        <w:t xml:space="preserve">traits</w:t>
-      </w:r>
-      <w:r>
-        <w:t xml:space="preserve">’</w:t>
+        <w:t xml:space="preserve">‘traits’</w:t>
       </w:r>
       <w:r>
         <w:t xml:space="preserve"> </w:t>
@@ -2251,14 +2149,151 @@
         <w:t xml:space="preserve"> </w:t>
       </w:r>
       <w:r>
-        <w:t xml:space="preserve">[75]</w:t>
-      </w:r>
-      <w:r>
-        <w:t xml:space="preserve">. Indeed, the paramaters of TLS or DEB models can be viewed as traits and respond to selection and the envionment. For example,</w:t>
-      </w:r>
-    </w:p>
-    <w:bookmarkEnd w:id="32"/>
-    <w:bookmarkStart w:id="38" w:name="Xe7540e51cb84d29e47d083817996607ca5f8009"/>
+        <w:t xml:space="preserve">[80]</w:t>
+      </w:r>
+      <w:r>
+        <w:t xml:space="preserve">. Plasticity can be captured by mapping trait development to the environment. In contrast, evolutionary change that considers genetic correlation between traits (i.e., constraints) can be predcited using the multivariate breeders equation:</w:t>
+      </w:r>
+    </w:p>
+    <w:p>
+      <w:pPr>
+        <w:pStyle w:val="BodyText"/>
+      </w:pPr>
+      <w:bookmarkStart w:id="32" w:name="eq-breeders"/>
+      <m:oMathPara>
+        <m:oMathParaPr>
+          <m:jc m:val="center"/>
+        </m:oMathParaPr>
+        <m:oMath>
+          <m:r>
+            <m:t>Δ</m:t>
+          </m:r>
+          <m:acc>
+            <m:accPr>
+              <m:chr m:val="‾"/>
+            </m:accPr>
+            <m:e>
+              <m:r>
+                <m:rPr>
+                  <m:nor/>
+                  <m:sty m:val="b"/>
+                </m:rPr>
+                <m:t>z</m:t>
+              </m:r>
+            </m:e>
+          </m:acc>
+          <m:r>
+            <m:rPr>
+              <m:sty m:val="p"/>
+            </m:rPr>
+            <m:t>=</m:t>
+          </m:r>
+          <m:r>
+            <m:rPr>
+              <m:nor/>
+              <m:sty m:val="b"/>
+            </m:rPr>
+            <m:t>G</m:t>
+          </m:r>
+          <m:r>
+            <m:rPr>
+              <m:sty m:val="p"/>
+            </m:rPr>
+            <m:t>⋅</m:t>
+          </m:r>
+          <m:r>
+            <m:t>β</m:t>
+          </m:r>
+          <m:r>
+            <m:t>  </m:t>
+          </m:r>
+          <m:d>
+            <m:dPr>
+              <m:begChr m:val="("/>
+              <m:sepChr m:val=""/>
+              <m:endChr m:val=")"/>
+              <m:grow/>
+            </m:dPr>
+            <m:e>
+              <m:r>
+                <m:t>2</m:t>
+              </m:r>
+            </m:e>
+          </m:d>
+        </m:oMath>
+      </m:oMathPara>
+      <w:bookmarkEnd w:id="32"/>
+    </w:p>
+    <w:p>
+      <w:pPr>
+        <w:pStyle w:val="FirstParagraph"/>
+      </w:pPr>
+      <w:r>
+        <w:t xml:space="preserve">where</w:t>
+      </w:r>
+      <w:r>
+        <w:t xml:space="preserve"> </w:t>
+      </w:r>
+      <m:oMath>
+        <m:r>
+          <m:t>Δ</m:t>
+        </m:r>
+        <m:acc>
+          <m:accPr>
+            <m:chr m:val="‾"/>
+          </m:accPr>
+          <m:e>
+            <m:r>
+              <m:rPr>
+                <m:nor/>
+                <m:sty m:val="b"/>
+              </m:rPr>
+              <m:t>z</m:t>
+            </m:r>
+          </m:e>
+        </m:acc>
+      </m:oMath>
+      <w:r>
+        <w:t xml:space="preserve"> </w:t>
+      </w:r>
+      <w:r>
+        <w:t xml:space="preserve">is the vector of changes in the mean trait values,</w:t>
+      </w:r>
+      <w:r>
+        <w:t xml:space="preserve"> </w:t>
+      </w:r>
+      <m:oMath>
+        <m:r>
+          <m:rPr>
+            <m:nor/>
+            <m:sty m:val="b"/>
+          </m:rPr>
+          <m:t>G</m:t>
+        </m:r>
+      </m:oMath>
+      <w:r>
+        <w:t xml:space="preserve"> </w:t>
+      </w:r>
+      <w:r>
+        <w:t xml:space="preserve">is the genetic covariance matrix and</w:t>
+      </w:r>
+      <w:r>
+        <w:t xml:space="preserve"> </w:t>
+      </w:r>
+      <m:oMath>
+        <m:r>
+          <m:t>β</m:t>
+        </m:r>
+      </m:oMath>
+      <w:r>
+        <w:t xml:space="preserve"> </w:t>
+      </w:r>
+      <w:r>
+        <w:t xml:space="preserve">is the vector of standardised selection gradients.</w:t>
+      </w:r>
+    </w:p>
+    <w:bookmarkEnd w:id="33"/>
+    <w:bookmarkStart w:id="39" w:name="Xe7540e51cb84d29e47d083817996607ca5f8009"/>
     <w:p>
       <w:pPr>
         <w:pStyle w:val="Heading1"/>
@@ -2340,7 +2375,7 @@
         <w:t xml:space="preserve">If uncertain about adding a sentence to the link to the models above, that’s ok, Dan, Mike, Margie and Belinda can add.</w:t>
       </w:r>
     </w:p>
-    <w:bookmarkStart w:id="33" w:name="X1b136e3eae891c477bc728d2597e572ca649eaa"/>
+    <w:bookmarkStart w:id="34" w:name="X1b136e3eae891c477bc728d2597e572ca649eaa"/>
     <w:p>
       <w:pPr>
         <w:pStyle w:val="Heading3"/>
@@ -2473,14 +2508,14 @@
         <w:t xml:space="preserve"> </w:t>
       </w:r>
       <w:r>
-        <w:t xml:space="preserve">[76]</w:t>
+        <w:t xml:space="preserve">[81]</w:t>
       </w:r>
       <w:r>
         <w:t xml:space="preserve">. The paper provides a framework for modelling soil plant interactions</w:t>
       </w:r>
     </w:p>
-    <w:bookmarkEnd w:id="33"/>
-    <w:bookmarkStart w:id="34" w:name="X24738ef4513767bb724ce8804ac017259eaf2ee"/>
+    <w:bookmarkEnd w:id="34"/>
+    <w:bookmarkStart w:id="35" w:name="X24738ef4513767bb724ce8804ac017259eaf2ee"/>
     <w:p>
       <w:pPr>
         <w:pStyle w:val="Heading3"/>
@@ -2489,8 +2524,8 @@
         <w:t xml:space="preserve">Water availability can impact thermal sensitivity of plants and animals (Brendan)</w:t>
       </w:r>
     </w:p>
-    <w:bookmarkEnd w:id="34"/>
-    <w:bookmarkStart w:id="35" w:name="X1934a01dca617640c62902cb6b54ad742133dfc"/>
+    <w:bookmarkEnd w:id="35"/>
+    <w:bookmarkStart w:id="36" w:name="X1934a01dca617640c62902cb6b54ad742133dfc"/>
     <w:p>
       <w:pPr>
         <w:pStyle w:val="Heading3"/>
@@ -2530,7 +2565,7 @@
         <w:t xml:space="preserve"> </w:t>
       </w:r>
       <w:r>
-        <w:t xml:space="preserve">[77]</w:t>
+        <w:t xml:space="preserve">[82]</w:t>
       </w:r>
       <w:r>
         <w:t xml:space="preserve"> </w:t>
@@ -2573,7 +2608,7 @@
         <w:t xml:space="preserve"> </w:t>
       </w:r>
       <w:r>
-        <w:t xml:space="preserve">[77]</w:t>
+        <w:t xml:space="preserve">[82]</w:t>
       </w:r>
       <w:r>
         <w:t xml:space="preserve"> </w:t>
@@ -2582,8 +2617,8 @@
         <w:t xml:space="preserve">also found that different life-stages were affected differently by heat stress, with adults being more thermally tolerant than early developmental stages emphasising the need for models to capture such variation. However, such findings do not incorporate acclimation to heat stress or different microhabitat choice by the different species, which are both likely to be important for predicting the impacts of heat stress on community structure. It also ignores how interspecific interactions between competing aphid species will also likely mediate species abundance. It would be worth while integrating thermal tolerance landscapes with ecological models that capture interspecific interactions to better predict how heat stress will affect community structure.</w:t>
       </w:r>
     </w:p>
-    <w:bookmarkEnd w:id="35"/>
-    <w:bookmarkStart w:id="36" w:name="Xdbc91e02dcd505372e716f3d2147fb46ffba4bf"/>
+    <w:bookmarkEnd w:id="36"/>
+    <w:bookmarkStart w:id="37" w:name="Xdbc91e02dcd505372e716f3d2147fb46ffba4bf"/>
     <w:p>
       <w:pPr>
         <w:pStyle w:val="Heading3"/>
@@ -2603,14 +2638,14 @@
         <w:t xml:space="preserve"> </w:t>
       </w:r>
       <w:r>
-        <w:t xml:space="preserve">[78]</w:t>
+        <w:t xml:space="preserve">[83]</w:t>
       </w:r>
       <w:r>
         <w:t xml:space="preserve">. Connects heat tolerance to population matrix models. And, shows acclimation responses (heat hardening).</w:t>
       </w:r>
     </w:p>
-    <w:bookmarkEnd w:id="36"/>
-    <w:bookmarkStart w:id="37" w:name="X1f820984f57b727edc20965138ee13069f96c01"/>
+    <w:bookmarkEnd w:id="37"/>
+    <w:bookmarkStart w:id="38" w:name="X1f820984f57b727edc20965138ee13069f96c01"/>
     <w:p>
       <w:pPr>
         <w:pStyle w:val="Heading3"/>
@@ -2671,7 +2706,7 @@
               <w:t xml:space="preserve"> </w:t>
             </w:r>
             <w:r>
-              <w:t xml:space="preserve">[79]</w:t>
+              <w:t xml:space="preserve">[84]</w:t>
             </w:r>
             <w:r>
               <w:t xml:space="preserve">. For example, loss of output from production ecosystems will have substantial economic consequences for the local area. Degradation of natural ecosystems may affect their regulating services, such as flood mitigation, affecting nearby areas. Impacts on cultural services may be severe for communities that are closely connected to a landscape.</w:t>
@@ -2688,7 +2723,7 @@
               <w:t xml:space="preserve"> </w:t>
             </w:r>
             <w:r>
-              <w:t xml:space="preserve">[80]</w:t>
+              <w:t xml:space="preserve">[85]</w:t>
             </w:r>
             <w:r>
               <w:t xml:space="preserve">. Thermal stressors may even influence producers’ psychological beliefs about their level of control over land management, and perceived resources available for management practices</w:t>
@@ -2697,7 +2732,7 @@
               <w:t xml:space="preserve"> </w:t>
             </w:r>
             <w:r>
-              <w:t xml:space="preserve">[81]</w:t>
+              <w:t xml:space="preserve">[86]</w:t>
             </w:r>
             <w:r>
               <w:t xml:space="preserve">. Thermal risks to ecosystems may also precipitate declines in individual wellbeing, and these consequences may accrue differently across regions and across peoples</w:t>
@@ -2706,7 +2741,7 @@
               <w:t xml:space="preserve"> </w:t>
             </w:r>
             <w:r>
-              <w:t xml:space="preserve">[82]</w:t>
+              <w:t xml:space="preserve">[87]</w:t>
             </w:r>
             <w:r>
               <w:t xml:space="preserve">, and compound or accelerate the prior responses. Many of these impacts and responses, however, are poorly understood.</w:t>
@@ -2723,7 +2758,7 @@
               <w:t xml:space="preserve"> </w:t>
             </w:r>
             <w:r>
-              <w:t xml:space="preserve">[83,84]</w:t>
+              <w:t xml:space="preserve">[88,89]</w:t>
             </w:r>
             <w:r>
               <w:t xml:space="preserve">. On the other hand, adapting thermal risks in upper stream producers may also be influenced by the perception and behaviour of downstream consumers</w:t>
@@ -2732,7 +2767,7 @@
               <w:t xml:space="preserve"> </w:t>
             </w:r>
             <w:r>
-              <w:t xml:space="preserve">[85]</w:t>
+              <w:t xml:space="preserve">[90]</w:t>
             </w:r>
             <w:r>
               <w:t xml:space="preserve">. The cascading</w:t>
@@ -2741,7 +2776,7 @@
               <w:t xml:space="preserve"> </w:t>
             </w:r>
             <w:r>
-              <w:t xml:space="preserve">[86]</w:t>
+              <w:t xml:space="preserve">[91]</w:t>
             </w:r>
             <w:r>
               <w:t xml:space="preserve"> </w:t>
@@ -2753,7 +2788,7 @@
               <w:t xml:space="preserve"> </w:t>
             </w:r>
             <w:r>
-              <w:t xml:space="preserve">[87]</w:t>
+              <w:t xml:space="preserve">[92]</w:t>
             </w:r>
             <w:r>
               <w:t xml:space="preserve"> </w:t>
@@ -2765,7 +2800,7 @@
               <w:t xml:space="preserve"> </w:t>
             </w:r>
             <w:r>
-              <w:t xml:space="preserve">[88]</w:t>
+              <w:t xml:space="preserve">[93]</w:t>
             </w:r>
             <w:r>
               <w:t xml:space="preserve">. These external pressures will interact with a system that is already constraint by multiple stressors, including direct impacts imposed by extreme heat and other aspects of clime change- to maintaining its normal functionality and the health and wellbeing of its citizens. If sufficiently widespread, economic and political destabilisation may occur as already observed in other parts of the world</w:t>
@@ -2774,7 +2809,7 @@
               <w:t xml:space="preserve"> </w:t>
             </w:r>
             <w:r>
-              <w:t xml:space="preserve">[89]</w:t>
+              <w:t xml:space="preserve">[94]</w:t>
             </w:r>
             <w:r>
               <w:t xml:space="preserve">, which could in turn affect the management of the original ecosystems.</w:t>
@@ -2791,7 +2826,7 @@
               <w:t xml:space="preserve"> </w:t>
             </w:r>
             <w:r>
-              <w:t xml:space="preserve">[90]</w:t>
+              <w:t xml:space="preserve">[95]</w:t>
             </w:r>
             <w:r>
               <w:t xml:space="preserve">. Social-ecological models aim to capture the social systems, natural systems and their interactions</w:t>
@@ -2800,7 +2835,7 @@
               <w:t xml:space="preserve"> </w:t>
             </w:r>
             <w:r>
-              <w:t xml:space="preserve">[91]</w:t>
+              <w:t xml:space="preserve">[96]</w:t>
             </w:r>
             <w:r>
               <w:t xml:space="preserve">. Such models can display non-trivial emergent behaviour resulting from complex interactions within the social-ecological systems. For example, responding to decreased productivity from thermal stress by farming more intensively could lead to a maladaptation or</w:t>
@@ -2809,13 +2844,7 @@
               <w:t xml:space="preserve"> </w:t>
             </w:r>
             <w:r>
-              <w:t xml:space="preserve">‘</w:t>
-            </w:r>
-            <w:r>
-              <w:t xml:space="preserve">lock-in</w:t>
-            </w:r>
-            <w:r>
-              <w:t xml:space="preserve">’</w:t>
+              <w:t xml:space="preserve">‘lock-in’</w:t>
             </w:r>
             <w:r>
               <w:t xml:space="preserve"> </w:t>
@@ -2827,7 +2856,7 @@
               <w:t xml:space="preserve"> </w:t>
             </w:r>
             <w:r>
-              <w:t xml:space="preserve">[92]</w:t>
+              <w:t xml:space="preserve">[97]</w:t>
             </w:r>
             <w:r>
               <w:t xml:space="preserve">.</w:t>
@@ -2907,21 +2936,15 @@
         </w:tc>
       </w:tr>
     </w:tbl>
-    <w:bookmarkEnd w:id="37"/>
     <w:bookmarkEnd w:id="38"/>
-    <w:bookmarkStart w:id="39" w:name="X42ca7aa69937316dee7b1e100d4320aa777518f"/>
+    <w:bookmarkEnd w:id="39"/>
+    <w:bookmarkStart w:id="40" w:name="X42ca7aa69937316dee7b1e100d4320aa777518f"/>
     <w:p>
       <w:pPr>
         <w:pStyle w:val="Heading1"/>
       </w:pPr>
       <w:r>
-        <w:t xml:space="preserve">‘</w:t>
-      </w:r>
-      <w:r>
-        <w:t xml:space="preserve">Hot</w:t>
-      </w:r>
-      <w:r>
-        <w:t xml:space="preserve">’</w:t>
+        <w:t xml:space="preserve">‘Hot’</w:t>
       </w:r>
       <w:r>
         <w:t xml:space="preserve"> </w:t>
@@ -3049,8 +3072,8 @@
         <w:t xml:space="preserve">Conservation (Adrienne?)</w:t>
       </w:r>
     </w:p>
-    <w:bookmarkEnd w:id="39"/>
-    <w:bookmarkStart w:id="41" w:name="X78b08fde953bb9dcb9bb22555137d822070b4a9"/>
+    <w:bookmarkEnd w:id="40"/>
+    <w:bookmarkStart w:id="42" w:name="X78b08fde953bb9dcb9bb22555137d822070b4a9"/>
     <w:p>
       <w:pPr>
         <w:pStyle w:val="Heading1"/>
@@ -3069,7 +3092,7 @@
       <w:r>
         <w:t xml:space="preserve"> </w:t>
       </w:r>
-      <w:hyperlink r:id="rId40">
+      <w:hyperlink r:id="rId41">
         <w:r>
           <w:rPr>
             <w:rStyle w:val="Hyperlink"/>
@@ -3137,7 +3160,22 @@
         <w:t xml:space="preserve">Behavioural responses to heat stress</w:t>
       </w:r>
       <w:r>
-        <w:t xml:space="preserve">: Animals behave. We need to model that. How do changes in behaviour impact interactions with other species and the environment? How might this impact plant productivity (Mike, Dan, DEB models)?</w:t>
+        <w:t xml:space="preserve">: Greater detail in the ways both plants and animals</w:t>
+      </w:r>
+      <w:r>
+        <w:t xml:space="preserve"> </w:t>
+      </w:r>
+      <w:r>
+        <w:t xml:space="preserve">‘behave’</w:t>
+      </w:r>
+      <w:r>
+        <w:t xml:space="preserve"> </w:t>
+      </w:r>
+      <w:r>
+        <w:t xml:space="preserve">to extreme heat is needed to better understand physiological and behavioural adjustments that might mitigate exposure to heat stress.</w:t>
+      </w:r>
+      <w:r>
+        <w:br/>
       </w:r>
     </w:p>
     <w:p>
@@ -3162,7 +3200,7 @@
         <w:t xml:space="preserve"> </w:t>
       </w:r>
       <w:r>
-        <w:t xml:space="preserve">[93]</w:t>
+        <w:t xml:space="preserve">[98]</w:t>
       </w:r>
       <w:r>
         <w:t xml:space="preserve"> </w:t>
@@ -3214,11 +3252,11 @@
         <w:pStyle w:val="FirstParagraph"/>
       </w:pPr>
       <w:r>
-        <w:t xml:space="preserve">Developing a systems modelling framework will require collaboration between different research fields, including biophysics, physiology, evology and evolutionary biology. By working collaboratively, we can develop a more calculated understanding that extreme heat will have on plants and animals, populations and communities along with how to mitigate these impacts to preserve ecosysem function now and into the future.</w:t>
-      </w:r>
-    </w:p>
-    <w:bookmarkEnd w:id="41"/>
-    <w:bookmarkStart w:id="136" w:name="references"/>
+        <w:t xml:space="preserve">Developing a systems modelling framework will require collaboration between different research fields, including biophysics, physiology, ecology and evolutionary biology. By working collaboratively, we can develop a more calculated understanding of the impacts that extreme heat will have on plants and animals, populations, and communities along with how to mitigate these impacts to preserve socio-ecological systems now and into the future.</w:t>
+      </w:r>
+    </w:p>
+    <w:bookmarkEnd w:id="42"/>
+    <w:bookmarkStart w:id="142" w:name="references"/>
     <w:p>
       <w:pPr>
         <w:pStyle w:val="Heading1"/>
@@ -3227,8 +3265,8 @@
         <w:t xml:space="preserve">References</w:t>
       </w:r>
     </w:p>
-    <w:bookmarkStart w:id="135" w:name="refs"/>
-    <w:bookmarkStart w:id="42" w:name="ref-Barriopedro2023"/>
+    <w:bookmarkStart w:id="141" w:name="refs"/>
+    <w:bookmarkStart w:id="43" w:name="ref-Barriopedro2023"/>
     <w:p>
       <w:pPr>
         <w:pStyle w:val="Bibliography"/>
@@ -3278,8 +3316,8 @@
         <w:t xml:space="preserve">61, e2022RG000780</w:t>
       </w:r>
     </w:p>
-    <w:bookmarkEnd w:id="42"/>
-    <w:bookmarkStart w:id="43" w:name="ref-Aglas-Leitner2024"/>
+    <w:bookmarkEnd w:id="43"/>
+    <w:bookmarkStart w:id="44" w:name="ref-Aglas-Leitner2024"/>
     <w:p>
       <w:pPr>
         <w:pStyle w:val="Bibliography"/>
@@ -3326,8 +3364,8 @@
         <w:t xml:space="preserve">, Copernicus Meetings</w:t>
       </w:r>
     </w:p>
-    <w:bookmarkEnd w:id="43"/>
-    <w:bookmarkStart w:id="44" w:name="ref-Reichstein2007"/>
+    <w:bookmarkEnd w:id="44"/>
+    <w:bookmarkStart w:id="45" w:name="ref-Reichstein2007"/>
     <w:p>
       <w:pPr>
         <w:pStyle w:val="Bibliography"/>
@@ -3377,8 +3415,8 @@
         <w:t xml:space="preserve">13, 634–651</w:t>
       </w:r>
     </w:p>
-    <w:bookmarkEnd w:id="44"/>
-    <w:bookmarkStart w:id="45" w:name="ref-Margalef-Marrase2020"/>
+    <w:bookmarkEnd w:id="45"/>
+    <w:bookmarkStart w:id="46" w:name="ref-Margalef-Marrase2020"/>
     <w:p>
       <w:pPr>
         <w:pStyle w:val="Bibliography"/>
@@ -3428,8 +3466,8 @@
         <w:t xml:space="preserve">26, 3134–3146</w:t>
       </w:r>
     </w:p>
-    <w:bookmarkEnd w:id="45"/>
-    <w:bookmarkStart w:id="46" w:name="ref-Kazenel2024"/>
+    <w:bookmarkEnd w:id="46"/>
+    <w:bookmarkStart w:id="47" w:name="ref-Kazenel2024"/>
     <w:p>
       <w:pPr>
         <w:pStyle w:val="Bibliography"/>
@@ -3473,8 +3511,8 @@
         <w:t xml:space="preserve">Nature</w:t>
       </w:r>
     </w:p>
-    <w:bookmarkEnd w:id="46"/>
-    <w:bookmarkStart w:id="47" w:name="ref-Zhao2017"/>
+    <w:bookmarkEnd w:id="47"/>
+    <w:bookmarkStart w:id="48" w:name="ref-Zhao2017"/>
     <w:p>
       <w:pPr>
         <w:pStyle w:val="Bibliography"/>
@@ -3524,8 +3562,8 @@
         <w:t xml:space="preserve">114, 9326–9331</w:t>
       </w:r>
     </w:p>
-    <w:bookmarkEnd w:id="47"/>
-    <w:bookmarkStart w:id="48" w:name="ref-Tito2018"/>
+    <w:bookmarkEnd w:id="48"/>
+    <w:bookmarkStart w:id="49" w:name="ref-Tito2018"/>
     <w:p>
       <w:pPr>
         <w:pStyle w:val="Bibliography"/>
@@ -3575,8 +3613,8 @@
         <w:t xml:space="preserve">24, e592–e602</w:t>
       </w:r>
     </w:p>
-    <w:bookmarkEnd w:id="48"/>
-    <w:bookmarkStart w:id="49" w:name="ref-Bastos2014"/>
+    <w:bookmarkEnd w:id="49"/>
+    <w:bookmarkStart w:id="50" w:name="ref-Bastos2014"/>
     <w:p>
       <w:pPr>
         <w:pStyle w:val="Bibliography"/>
@@ -3626,8 +3664,8 @@
         <w:t xml:space="preserve">11, 3421–3435</w:t>
       </w:r>
     </w:p>
-    <w:bookmarkEnd w:id="49"/>
-    <w:bookmarkStart w:id="50" w:name="ref-Hesketh2023"/>
+    <w:bookmarkEnd w:id="50"/>
+    <w:bookmarkStart w:id="51" w:name="ref-Hesketh2023"/>
     <w:p>
       <w:pPr>
         <w:pStyle w:val="Bibliography"/>
@@ -3661,8 +3699,8 @@
         <w:t xml:space="preserve">29, 165–178</w:t>
       </w:r>
     </w:p>
-    <w:bookmarkEnd w:id="50"/>
-    <w:bookmarkStart w:id="51" w:name="ref-Martinez2023"/>
+    <w:bookmarkEnd w:id="51"/>
+    <w:bookmarkStart w:id="52" w:name="ref-Martinez2023"/>
     <w:p>
       <w:pPr>
         <w:pStyle w:val="Bibliography"/>
@@ -3706,8 +3744,8 @@
         <w:t xml:space="preserve">J. Appl. Entomol.</w:t>
       </w:r>
     </w:p>
-    <w:bookmarkEnd w:id="51"/>
-    <w:bookmarkStart w:id="52" w:name="ref-Rezende2020"/>
+    <w:bookmarkEnd w:id="52"/>
+    <w:bookmarkStart w:id="53" w:name="ref-Rezende2020"/>
     <w:p>
       <w:pPr>
         <w:pStyle w:val="Bibliography"/>
@@ -3757,8 +3795,8 @@
         <w:t xml:space="preserve">369, 1242–1245</w:t>
       </w:r>
     </w:p>
-    <w:bookmarkEnd w:id="52"/>
-    <w:bookmarkStart w:id="53" w:name="ref-Orsted2024"/>
+    <w:bookmarkEnd w:id="53"/>
+    <w:bookmarkStart w:id="54" w:name="ref-Orsted2024"/>
     <w:p>
       <w:pPr>
         <w:pStyle w:val="Bibliography"/>
@@ -3808,8 +3846,8 @@
         <w:t xml:space="preserve">27, e14421</w:t>
       </w:r>
     </w:p>
-    <w:bookmarkEnd w:id="53"/>
-    <w:bookmarkStart w:id="54" w:name="ref-Lopez-Goldar2024"/>
+    <w:bookmarkEnd w:id="54"/>
+    <w:bookmarkStart w:id="55" w:name="ref-Lopez-Goldar2024"/>
     <w:p>
       <w:pPr>
         <w:pStyle w:val="Bibliography"/>
@@ -3853,8 +3891,8 @@
         <w:t xml:space="preserve">Plant Cell Environ.</w:t>
       </w:r>
     </w:p>
-    <w:bookmarkEnd w:id="54"/>
-    <w:bookmarkStart w:id="55" w:name="ref-Huynh2024"/>
+    <w:bookmarkEnd w:id="55"/>
+    <w:bookmarkStart w:id="56" w:name="ref-Huynh2024"/>
     <w:p>
       <w:pPr>
         <w:pStyle w:val="Bibliography"/>
@@ -3904,8 +3942,8 @@
         <w:t xml:space="preserve">14, e70096</w:t>
       </w:r>
     </w:p>
-    <w:bookmarkEnd w:id="55"/>
-    <w:bookmarkStart w:id="56" w:name="ref-Trivedi2022"/>
+    <w:bookmarkEnd w:id="56"/>
+    <w:bookmarkStart w:id="57" w:name="ref-Trivedi2022"/>
     <w:p>
       <w:pPr>
         <w:pStyle w:val="Bibliography"/>
@@ -3955,8 +3993,8 @@
         <w:t xml:space="preserve">234, 1951–1959</w:t>
       </w:r>
     </w:p>
-    <w:bookmarkEnd w:id="56"/>
-    <w:bookmarkStart w:id="57" w:name="ref-Kooijman2010"/>
+    <w:bookmarkEnd w:id="57"/>
+    <w:bookmarkStart w:id="58" w:name="ref-Kooijman2010"/>
     <w:p>
       <w:pPr>
         <w:pStyle w:val="Bibliography"/>
@@ -3987,8 +4025,8 @@
         <w:t xml:space="preserve">, Cambridge university press</w:t>
       </w:r>
     </w:p>
-    <w:bookmarkEnd w:id="57"/>
-    <w:bookmarkStart w:id="58" w:name="ref-Kearney2009b"/>
+    <w:bookmarkEnd w:id="58"/>
+    <w:bookmarkStart w:id="59" w:name="ref-Kearney2009b"/>
     <w:p>
       <w:pPr>
         <w:pStyle w:val="Bibliography"/>
@@ -4022,8 +4060,8 @@
         <w:t xml:space="preserve">12, 334–350</w:t>
       </w:r>
     </w:p>
-    <w:bookmarkEnd w:id="58"/>
-    <w:bookmarkStart w:id="59" w:name="ref-Jusup2024"/>
+    <w:bookmarkEnd w:id="59"/>
+    <w:bookmarkStart w:id="60" w:name="ref-Jusup2024"/>
     <w:p>
       <w:pPr>
         <w:pStyle w:val="Bibliography"/>
@@ -4051,8 +4089,8 @@
         <w:t xml:space="preserve">arXiv preprint arXiv:2408. 13998</w:t>
       </w:r>
     </w:p>
-    <w:bookmarkEnd w:id="59"/>
-    <w:bookmarkStart w:id="60" w:name="ref-Kearney2024"/>
+    <w:bookmarkEnd w:id="60"/>
+    <w:bookmarkStart w:id="61" w:name="ref-Kearney2024"/>
     <w:p>
       <w:pPr>
         <w:pStyle w:val="Bibliography"/>
@@ -4095,8 +4133,8 @@
         <w:t xml:space="preserve">15, 1516–1531</w:t>
       </w:r>
     </w:p>
-    <w:bookmarkEnd w:id="60"/>
-    <w:bookmarkStart w:id="61" w:name="ref-Briscoe2023"/>
+    <w:bookmarkEnd w:id="61"/>
+    <w:bookmarkStart w:id="62" w:name="ref-Briscoe2023"/>
     <w:p>
       <w:pPr>
         <w:pStyle w:val="Bibliography"/>
@@ -4146,8 +4184,8 @@
         <w:t xml:space="preserve">29, 1451–1470</w:t>
       </w:r>
     </w:p>
-    <w:bookmarkEnd w:id="61"/>
-    <w:bookmarkStart w:id="62" w:name="ref-Rezende2014"/>
+    <w:bookmarkEnd w:id="62"/>
+    <w:bookmarkStart w:id="63" w:name="ref-Rezende2014"/>
     <w:p>
       <w:pPr>
         <w:pStyle w:val="Bibliography"/>
@@ -4197,8 +4235,8 @@
         <w:t xml:space="preserve">28, 799–809</w:t>
       </w:r>
     </w:p>
-    <w:bookmarkEnd w:id="62"/>
-    <w:bookmarkStart w:id="63" w:name="ref-Bimler2018"/>
+    <w:bookmarkEnd w:id="63"/>
+    <w:bookmarkStart w:id="64" w:name="ref-Bimler2018"/>
     <w:p>
       <w:pPr>
         <w:pStyle w:val="Bibliography"/>
@@ -4248,8 +4286,8 @@
         <w:t xml:space="preserve">106, 1839–1852</w:t>
       </w:r>
     </w:p>
-    <w:bookmarkEnd w:id="63"/>
-    <w:bookmarkStart w:id="64" w:name="ref-Bowler2022"/>
+    <w:bookmarkEnd w:id="64"/>
+    <w:bookmarkStart w:id="65" w:name="ref-Bowler2022"/>
     <w:p>
       <w:pPr>
         <w:pStyle w:val="Bibliography"/>
@@ -4299,8 +4337,8 @@
         <w:t xml:space="preserve">25, 1618–1628</w:t>
       </w:r>
     </w:p>
-    <w:bookmarkEnd w:id="64"/>
-    <w:bookmarkStart w:id="65" w:name="ref-Orsted2022"/>
+    <w:bookmarkEnd w:id="65"/>
+    <w:bookmarkStart w:id="66" w:name="ref-Orsted2022"/>
     <w:p>
       <w:pPr>
         <w:pStyle w:val="Bibliography"/>
@@ -4362,8 +4400,8 @@
         <w:t xml:space="preserve">225, jeb244514</w:t>
       </w:r>
     </w:p>
-    <w:bookmarkEnd w:id="65"/>
-    <w:bookmarkStart w:id="66" w:name="ref-Faber2024"/>
+    <w:bookmarkEnd w:id="66"/>
+    <w:bookmarkStart w:id="67" w:name="ref-Faber2024"/>
     <w:p>
       <w:pPr>
         <w:pStyle w:val="Bibliography"/>
@@ -4413,8 +4451,8 @@
         <w:t xml:space="preserve">75, 3467–3482</w:t>
       </w:r>
     </w:p>
-    <w:bookmarkEnd w:id="66"/>
-    <w:bookmarkStart w:id="67" w:name="ref-Martinez-De_Leon2024"/>
+    <w:bookmarkEnd w:id="67"/>
+    <w:bookmarkStart w:id="68" w:name="ref-Martinez-De_Leon2024"/>
     <w:p>
       <w:pPr>
         <w:pStyle w:val="Bibliography"/>
@@ -4442,8 +4480,8 @@
         <w:t xml:space="preserve">Trends Ecol. Evol.</w:t>
       </w:r>
     </w:p>
-    <w:bookmarkEnd w:id="67"/>
-    <w:bookmarkStart w:id="68" w:name="ref-Fontaine2022"/>
+    <w:bookmarkEnd w:id="68"/>
+    <w:bookmarkStart w:id="69" w:name="ref-Fontaine2022"/>
     <w:p>
       <w:pPr>
         <w:pStyle w:val="Bibliography"/>
@@ -4493,8 +4531,8 @@
         <w:t xml:space="preserve">6, 405–417</w:t>
       </w:r>
     </w:p>
-    <w:bookmarkEnd w:id="68"/>
-    <w:bookmarkStart w:id="69" w:name="ref-Fontaine2023"/>
+    <w:bookmarkEnd w:id="69"/>
+    <w:bookmarkStart w:id="70" w:name="ref-Fontaine2023"/>
     <w:p>
       <w:pPr>
         <w:pStyle w:val="Bibliography"/>
@@ -4528,8 +4566,8 @@
         <w:t xml:space="preserve">226, jeb245191</w:t>
       </w:r>
     </w:p>
-    <w:bookmarkEnd w:id="69"/>
-    <w:bookmarkStart w:id="70" w:name="ref-Hoang2019"/>
+    <w:bookmarkEnd w:id="70"/>
+    <w:bookmarkStart w:id="71" w:name="ref-Hoang2019"/>
     <w:p>
       <w:pPr>
         <w:pStyle w:val="Bibliography"/>
@@ -4579,8 +4617,8 @@
         <w:t xml:space="preserve">9, 3491–3499</w:t>
       </w:r>
     </w:p>
-    <w:bookmarkEnd w:id="70"/>
-    <w:bookmarkStart w:id="71" w:name="ref-Gehman2019"/>
+    <w:bookmarkEnd w:id="71"/>
+    <w:bookmarkStart w:id="72" w:name="ref-Gehman2019"/>
     <w:p>
       <w:pPr>
         <w:pStyle w:val="Bibliography"/>
@@ -4614,8 +4652,8 @@
         <w:t xml:space="preserve">10, e02683</w:t>
       </w:r>
     </w:p>
-    <w:bookmarkEnd w:id="71"/>
-    <w:bookmarkStart w:id="72" w:name="ref-Hoang2021"/>
+    <w:bookmarkEnd w:id="72"/>
+    <w:bookmarkStart w:id="73" w:name="ref-Hoang2021"/>
     <w:p>
       <w:pPr>
         <w:pStyle w:val="Bibliography"/>
@@ -4665,8 +4703,8 @@
         <w:t xml:space="preserve">5, 118–129</w:t>
       </w:r>
     </w:p>
-    <w:bookmarkEnd w:id="72"/>
-    <w:bookmarkStart w:id="73" w:name="ref-Corbin2016"/>
+    <w:bookmarkEnd w:id="73"/>
+    <w:bookmarkStart w:id="74" w:name="ref-Corbin2016"/>
     <w:p>
       <w:pPr>
         <w:pStyle w:val="Bibliography"/>
@@ -4716,8 +4754,8 @@
         <w:t xml:space="preserve">118, 10–20</w:t>
       </w:r>
     </w:p>
-    <w:bookmarkEnd w:id="73"/>
-    <w:bookmarkStart w:id="74" w:name="ref-Zhang2019"/>
+    <w:bookmarkEnd w:id="74"/>
+    <w:bookmarkStart w:id="75" w:name="ref-Zhang2019"/>
     <w:p>
       <w:pPr>
         <w:pStyle w:val="Bibliography"/>
@@ -4767,8 +4805,8 @@
         <w:t xml:space="preserve">116, 24712–24718</w:t>
       </w:r>
     </w:p>
-    <w:bookmarkEnd w:id="74"/>
-    <w:bookmarkStart w:id="75" w:name="ref-Dunbar2007"/>
+    <w:bookmarkEnd w:id="75"/>
+    <w:bookmarkStart w:id="76" w:name="ref-Dunbar2007"/>
     <w:p>
       <w:pPr>
         <w:pStyle w:val="Bibliography"/>
@@ -4818,8 +4856,8 @@
         <w:t xml:space="preserve">5, e96</w:t>
       </w:r>
     </w:p>
-    <w:bookmarkEnd w:id="75"/>
-    <w:bookmarkStart w:id="76" w:name="ref-Chouhan2023"/>
+    <w:bookmarkEnd w:id="76"/>
+    <w:bookmarkStart w:id="77" w:name="ref-Chouhan2023"/>
     <w:p>
       <w:pPr>
         <w:pStyle w:val="Bibliography"/>
@@ -4866,8 +4904,8 @@
         <w:t xml:space="preserve">, pp. 127–147, Springer Nature Singapore</w:t>
       </w:r>
     </w:p>
-    <w:bookmarkEnd w:id="76"/>
-    <w:bookmarkStart w:id="77" w:name="ref-Liu2025"/>
+    <w:bookmarkEnd w:id="77"/>
+    <w:bookmarkStart w:id="78" w:name="ref-Liu2025"/>
     <w:p>
       <w:pPr>
         <w:pStyle w:val="Bibliography"/>
@@ -4917,8 +4955,8 @@
         <w:t xml:space="preserve">23, 986–998</w:t>
       </w:r>
     </w:p>
-    <w:bookmarkEnd w:id="77"/>
-    <w:bookmarkStart w:id="78" w:name="ref-Marquez2007"/>
+    <w:bookmarkEnd w:id="78"/>
+    <w:bookmarkStart w:id="79" w:name="ref-Marquez2007"/>
     <w:p>
       <w:pPr>
         <w:pStyle w:val="Bibliography"/>
@@ -4968,8 +5006,8 @@
         <w:t xml:space="preserve">315, 513–515</w:t>
       </w:r>
     </w:p>
-    <w:bookmarkEnd w:id="78"/>
-    <w:bookmarkStart w:id="79" w:name="ref-Huang2019"/>
+    <w:bookmarkEnd w:id="79"/>
+    <w:bookmarkStart w:id="80" w:name="ref-Huang2019"/>
     <w:p>
       <w:pPr>
         <w:pStyle w:val="Bibliography"/>
@@ -5019,8 +5057,8 @@
         <w:t xml:space="preserve">364, eaau6389</w:t>
       </w:r>
     </w:p>
-    <w:bookmarkEnd w:id="79"/>
-    <w:bookmarkStart w:id="80" w:name="ref-Dastogeer2022"/>
+    <w:bookmarkEnd w:id="80"/>
+    <w:bookmarkStart w:id="81" w:name="ref-Dastogeer2022"/>
     <w:p>
       <w:pPr>
         <w:pStyle w:val="Bibliography"/>
@@ -5070,8 +5108,8 @@
         <w:t xml:space="preserve">13, 833566</w:t>
       </w:r>
     </w:p>
-    <w:bookmarkEnd w:id="80"/>
-    <w:bookmarkStart w:id="81" w:name="ref-Shekhawat2022"/>
+    <w:bookmarkEnd w:id="81"/>
+    <w:bookmarkStart w:id="82" w:name="ref-Shekhawat2022"/>
     <w:p>
       <w:pPr>
         <w:pStyle w:val="Bibliography"/>
@@ -5121,8 +5159,8 @@
         <w:t xml:space="preserve">27, 802–813</w:t>
       </w:r>
     </w:p>
-    <w:bookmarkEnd w:id="81"/>
-    <w:bookmarkStart w:id="82" w:name="ref-Lobell2012"/>
+    <w:bookmarkEnd w:id="82"/>
+    <w:bookmarkStart w:id="83" w:name="ref-Lobell2012"/>
     <w:p>
       <w:pPr>
         <w:pStyle w:val="Bibliography"/>
@@ -5172,8 +5210,8 @@
         <w:t xml:space="preserve">2, 186–189</w:t>
       </w:r>
     </w:p>
-    <w:bookmarkEnd w:id="82"/>
-    <w:bookmarkStart w:id="83" w:name="ref-Farooq2011"/>
+    <w:bookmarkEnd w:id="83"/>
+    <w:bookmarkStart w:id="84" w:name="ref-Farooq2011"/>
     <w:p>
       <w:pPr>
         <w:pStyle w:val="Bibliography"/>
@@ -5223,8 +5261,8 @@
         <w:t xml:space="preserve">30, 491–507</w:t>
       </w:r>
     </w:p>
-    <w:bookmarkEnd w:id="83"/>
-    <w:bookmarkStart w:id="84" w:name="ref-He2025"/>
+    <w:bookmarkEnd w:id="84"/>
+    <w:bookmarkStart w:id="85" w:name="ref-He2025"/>
     <w:p>
       <w:pPr>
         <w:pStyle w:val="Bibliography"/>
@@ -5268,8 +5306,8 @@
         <w:t xml:space="preserve">Journal of Experimental Botany (in press)</w:t>
       </w:r>
     </w:p>
-    <w:bookmarkEnd w:id="84"/>
-    <w:bookmarkStart w:id="85" w:name="ref-Zhang2021"/>
+    <w:bookmarkEnd w:id="85"/>
+    <w:bookmarkStart w:id="86" w:name="ref-Zhang2021"/>
     <w:p>
       <w:pPr>
         <w:pStyle w:val="Bibliography"/>
@@ -5319,8 +5357,8 @@
         <w:t xml:space="preserve">7, 864–876</w:t>
       </w:r>
     </w:p>
-    <w:bookmarkEnd w:id="85"/>
-    <w:bookmarkStart w:id="86" w:name="ref-Zhang2023a"/>
+    <w:bookmarkEnd w:id="86"/>
+    <w:bookmarkStart w:id="87" w:name="ref-Zhang2023a"/>
     <w:p>
       <w:pPr>
         <w:pStyle w:val="Bibliography"/>
@@ -5370,8 +5408,8 @@
         <w:t xml:space="preserve">56, 1013–1070</w:t>
       </w:r>
     </w:p>
-    <w:bookmarkEnd w:id="86"/>
-    <w:bookmarkStart w:id="87" w:name="ref-Nisbet2000"/>
+    <w:bookmarkEnd w:id="87"/>
+    <w:bookmarkStart w:id="88" w:name="ref-Nisbet2000"/>
     <w:p>
       <w:pPr>
         <w:pStyle w:val="Bibliography"/>
@@ -5421,8 +5459,8 @@
         <w:t xml:space="preserve">69, 913–926</w:t>
       </w:r>
     </w:p>
-    <w:bookmarkEnd w:id="87"/>
-    <w:bookmarkStart w:id="88" w:name="ref-Jager2020"/>
+    <w:bookmarkEnd w:id="88"/>
+    <w:bookmarkStart w:id="89" w:name="ref-Jager2020"/>
     <w:p>
       <w:pPr>
         <w:pStyle w:val="Bibliography"/>
@@ -5468,8 +5506,8 @@
         <w:t xml:space="preserve">416, 108904</w:t>
       </w:r>
     </w:p>
-    <w:bookmarkEnd w:id="88"/>
-    <w:bookmarkStart w:id="89" w:name="ref-Haberle2025"/>
+    <w:bookmarkEnd w:id="89"/>
+    <w:bookmarkStart w:id="90" w:name="ref-Haberle2025"/>
     <w:p>
       <w:pPr>
         <w:pStyle w:val="Bibliography"/>
@@ -5519,8 +5557,8 @@
         <w:t xml:space="preserve">958, 177664</w:t>
       </w:r>
     </w:p>
-    <w:bookmarkEnd w:id="89"/>
-    <w:bookmarkStart w:id="90" w:name="ref-Kearney2013"/>
+    <w:bookmarkEnd w:id="90"/>
+    <w:bookmarkStart w:id="91" w:name="ref-Kearney2013"/>
     <w:p>
       <w:pPr>
         <w:pStyle w:val="Bibliography"/>
@@ -5570,8 +5608,8 @@
         <w:t xml:space="preserve">27, 950–966</w:t>
       </w:r>
     </w:p>
-    <w:bookmarkEnd w:id="90"/>
-    <w:bookmarkStart w:id="91" w:name="ref-Kearney2010"/>
+    <w:bookmarkEnd w:id="91"/>
+    <w:bookmarkStart w:id="92" w:name="ref-Kearney2010"/>
     <w:p>
       <w:pPr>
         <w:pStyle w:val="Bibliography"/>
@@ -5621,8 +5659,8 @@
         <w:t xml:space="preserve">365, 3469–3483</w:t>
       </w:r>
     </w:p>
-    <w:bookmarkEnd w:id="91"/>
-    <w:bookmarkStart w:id="92" w:name="ref-Marques2018"/>
+    <w:bookmarkEnd w:id="92"/>
+    <w:bookmarkStart w:id="93" w:name="ref-Marques2018"/>
     <w:p>
       <w:pPr>
         <w:pStyle w:val="Bibliography"/>
@@ -5684,8 +5722,8 @@
         <w:t xml:space="preserve">14, e1006100</w:t>
       </w:r>
     </w:p>
-    <w:bookmarkEnd w:id="92"/>
-    <w:bookmarkStart w:id="93" w:name="ref-Kooijman2021"/>
+    <w:bookmarkEnd w:id="93"/>
+    <w:bookmarkStart w:id="94" w:name="ref-Kooijman2021"/>
     <w:p>
       <w:pPr>
         <w:pStyle w:val="Bibliography"/>
@@ -5735,8 +5773,8 @@
         <w:t xml:space="preserve">9, coab086</w:t>
       </w:r>
     </w:p>
-    <w:bookmarkEnd w:id="93"/>
-    <w:bookmarkStart w:id="94" w:name="ref-Bruggeman2009"/>
+    <w:bookmarkEnd w:id="94"/>
+    <w:bookmarkStart w:id="95" w:name="ref-Bruggeman2009"/>
     <w:p>
       <w:pPr>
         <w:pStyle w:val="Bibliography"/>
@@ -5795,8 +5833,8 @@
         <w:t xml:space="preserve">37, W179–W184</w:t>
       </w:r>
     </w:p>
-    <w:bookmarkEnd w:id="94"/>
-    <w:bookmarkStart w:id="95" w:name="ref-Kearney2017"/>
+    <w:bookmarkEnd w:id="95"/>
+    <w:bookmarkStart w:id="96" w:name="ref-Kearney2017"/>
     <w:p>
       <w:pPr>
         <w:pStyle w:val="Bibliography"/>
@@ -5854,8 +5892,8 @@
         <w:t xml:space="preserve">40, 664–674</w:t>
       </w:r>
     </w:p>
-    <w:bookmarkEnd w:id="95"/>
-    <w:bookmarkStart w:id="96" w:name="ref-Kearney2020a"/>
+    <w:bookmarkEnd w:id="96"/>
+    <w:bookmarkStart w:id="97" w:name="ref-Kearney2020a"/>
     <w:p>
       <w:pPr>
         <w:pStyle w:val="Bibliography"/>
@@ -5913,8 +5951,8 @@
         <w:t xml:space="preserve">43, 85–96</w:t>
       </w:r>
     </w:p>
-    <w:bookmarkEnd w:id="96"/>
-    <w:bookmarkStart w:id="97" w:name="ref-Ricker1954a"/>
+    <w:bookmarkEnd w:id="97"/>
+    <w:bookmarkStart w:id="98" w:name="ref-Ricker1954a"/>
     <w:p>
       <w:pPr>
         <w:pStyle w:val="Bibliography"/>
@@ -5948,8 +5986,8 @@
         <w:t xml:space="preserve">11, 559–623</w:t>
       </w:r>
     </w:p>
-    <w:bookmarkEnd w:id="97"/>
-    <w:bookmarkStart w:id="98" w:name="ref-Beverton2012"/>
+    <w:bookmarkEnd w:id="98"/>
+    <w:bookmarkStart w:id="99" w:name="ref-Beverton2012"/>
     <w:p>
       <w:pPr>
         <w:pStyle w:val="Bibliography"/>
@@ -5980,8 +6018,8 @@
         <w:t xml:space="preserve">, Springer</w:t>
       </w:r>
     </w:p>
-    <w:bookmarkEnd w:id="98"/>
-    <w:bookmarkStart w:id="99" w:name="ref-Bertness1994"/>
+    <w:bookmarkEnd w:id="99"/>
+    <w:bookmarkStart w:id="100" w:name="ref-Bertness1994"/>
     <w:p>
       <w:pPr>
         <w:pStyle w:val="Bibliography"/>
@@ -6015,8 +6053,8 @@
         <w:t xml:space="preserve">9, 191–193</w:t>
       </w:r>
     </w:p>
-    <w:bookmarkEnd w:id="99"/>
-    <w:bookmarkStart w:id="100" w:name="ref-Weiss-Lehman2022"/>
+    <w:bookmarkEnd w:id="100"/>
+    <w:bookmarkStart w:id="101" w:name="ref-Weiss-Lehman2022"/>
     <w:p>
       <w:pPr>
         <w:pStyle w:val="Bibliography"/>
@@ -6066,8 +6104,8 @@
         <w:t xml:space="preserve">25, 1263–1276</w:t>
       </w:r>
     </w:p>
-    <w:bookmarkEnd w:id="100"/>
-    <w:bookmarkStart w:id="101" w:name="ref-Delmas2019"/>
+    <w:bookmarkEnd w:id="101"/>
+    <w:bookmarkStart w:id="102" w:name="ref-Delmas2019"/>
     <w:p>
       <w:pPr>
         <w:pStyle w:val="Bibliography"/>
@@ -6117,8 +6155,8 @@
         <w:t xml:space="preserve">94, 16–36</w:t>
       </w:r>
     </w:p>
-    <w:bookmarkEnd w:id="101"/>
-    <w:bookmarkStart w:id="102" w:name="ref-Godoy2019"/>
+    <w:bookmarkEnd w:id="102"/>
+    <w:bookmarkStart w:id="103" w:name="ref-Godoy2019"/>
     <w:p>
       <w:pPr>
         <w:pStyle w:val="Bibliography"/>
@@ -6152,8 +6190,8 @@
         <w:t xml:space="preserve">33, 1190–1201</w:t>
       </w:r>
     </w:p>
-    <w:bookmarkEnd w:id="102"/>
-    <w:bookmarkStart w:id="103" w:name="ref-Poisot2021"/>
+    <w:bookmarkEnd w:id="103"/>
+    <w:bookmarkStart w:id="104" w:name="ref-Poisot2021"/>
     <w:p>
       <w:pPr>
         <w:pStyle w:val="Bibliography"/>
@@ -6203,8 +6241,8 @@
         <w:t xml:space="preserve">48, 1552–1563</w:t>
       </w:r>
     </w:p>
-    <w:bookmarkEnd w:id="103"/>
-    <w:bookmarkStart w:id="104" w:name="ref-Hui2019"/>
+    <w:bookmarkEnd w:id="104"/>
+    <w:bookmarkStart w:id="105" w:name="ref-Hui2019"/>
     <w:p>
       <w:pPr>
         <w:pStyle w:val="Bibliography"/>
@@ -6238,8 +6276,8 @@
         <w:t xml:space="preserve">34, 121–131</w:t>
       </w:r>
     </w:p>
-    <w:bookmarkEnd w:id="104"/>
-    <w:bookmarkStart w:id="105" w:name="ref-Gomez2023"/>
+    <w:bookmarkEnd w:id="105"/>
+    <w:bookmarkStart w:id="106" w:name="ref-Gomez2023"/>
     <w:p>
       <w:pPr>
         <w:pStyle w:val="Bibliography"/>
@@ -6289,8 +6327,8 @@
         <w:t xml:space="preserve">26, S47–S61</w:t>
       </w:r>
     </w:p>
-    <w:bookmarkEnd w:id="105"/>
-    <w:bookmarkStart w:id="106" w:name="ref-Lytle2023"/>
+    <w:bookmarkEnd w:id="106"/>
+    <w:bookmarkStart w:id="107" w:name="ref-Lytle2023"/>
     <w:p>
       <w:pPr>
         <w:pStyle w:val="Bibliography"/>
@@ -6324,8 +6362,8 @@
         <w:t xml:space="preserve">2, 26</w:t>
       </w:r>
     </w:p>
-    <w:bookmarkEnd w:id="106"/>
-    <w:bookmarkStart w:id="107" w:name="ref-Petsopoulos2021"/>
+    <w:bookmarkEnd w:id="107"/>
+    <w:bookmarkStart w:id="108" w:name="ref-Petsopoulos2021"/>
     <w:p>
       <w:pPr>
         <w:pStyle w:val="Bibliography"/>
@@ -6369,8 +6407,8 @@
         <w:t xml:space="preserve">Ecol. Entomol.</w:t>
       </w:r>
     </w:p>
-    <w:bookmarkEnd w:id="107"/>
-    <w:bookmarkStart w:id="108" w:name="ref-Dale2021"/>
+    <w:bookmarkEnd w:id="108"/>
+    <w:bookmarkStart w:id="109" w:name="ref-Dale2021"/>
     <w:p>
       <w:pPr>
         <w:pStyle w:val="Bibliography"/>
@@ -6401,8 +6439,8 @@
         <w:t xml:space="preserve">, Cambridge University Press</w:t>
       </w:r>
     </w:p>
-    <w:bookmarkEnd w:id="108"/>
-    <w:bookmarkStart w:id="109" w:name="ref-Lu2023"/>
+    <w:bookmarkEnd w:id="109"/>
+    <w:bookmarkStart w:id="110" w:name="ref-Lu2023"/>
     <w:p>
       <w:pPr>
         <w:pStyle w:val="Bibliography"/>
@@ -6452,8 +6490,8 @@
         <w:t xml:space="preserve">33, 647–659</w:t>
       </w:r>
     </w:p>
-    <w:bookmarkEnd w:id="109"/>
-    <w:bookmarkStart w:id="110" w:name="ref-Carrara2015"/>
+    <w:bookmarkEnd w:id="110"/>
+    <w:bookmarkStart w:id="111" w:name="ref-Carrara2015"/>
     <w:p>
       <w:pPr>
         <w:pStyle w:val="Bibliography"/>
@@ -6503,8 +6541,8 @@
         <w:t xml:space="preserve">6, 895–906</w:t>
       </w:r>
     </w:p>
-    <w:bookmarkEnd w:id="110"/>
-    <w:bookmarkStart w:id="111" w:name="ref-Vitali2022"/>
+    <w:bookmarkEnd w:id="111"/>
+    <w:bookmarkStart w:id="112" w:name="ref-Vitali2022"/>
     <w:p>
       <w:pPr>
         <w:pStyle w:val="Bibliography"/>
@@ -6554,8 +6592,8 @@
         <w:t xml:space="preserve">103, e03547</w:t>
       </w:r>
     </w:p>
-    <w:bookmarkEnd w:id="111"/>
-    <w:bookmarkStart w:id="112" w:name="ref-Riva2023"/>
+    <w:bookmarkEnd w:id="112"/>
+    <w:bookmarkStart w:id="113" w:name="ref-Riva2023"/>
     <w:p>
       <w:pPr>
         <w:pStyle w:val="Bibliography"/>
@@ -6605,8 +6643,8 @@
         <w:t xml:space="preserve">9, eabq4207</w:t>
       </w:r>
     </w:p>
-    <w:bookmarkEnd w:id="112"/>
-    <w:bookmarkStart w:id="113" w:name="ref-Terry2020"/>
+    <w:bookmarkEnd w:id="113"/>
+    <w:bookmarkStart w:id="114" w:name="ref-Terry2020"/>
     <w:p>
       <w:pPr>
         <w:pStyle w:val="Bibliography"/>
@@ -6640,8 +6678,8 @@
         <w:t xml:space="preserve">101, e03047</w:t>
       </w:r>
     </w:p>
-    <w:bookmarkEnd w:id="113"/>
-    <w:bookmarkStart w:id="114" w:name="ref-Chevin2017"/>
+    <w:bookmarkEnd w:id="114"/>
+    <w:bookmarkStart w:id="115" w:name="ref-Chevin2017"/>
     <w:p>
       <w:pPr>
         <w:pStyle w:val="Bibliography"/>
@@ -6675,8 +6713,8 @@
         <w:t xml:space="preserve">372</w:t>
       </w:r>
     </w:p>
-    <w:bookmarkEnd w:id="114"/>
-    <w:bookmarkStart w:id="115" w:name="ref-Urban2024"/>
+    <w:bookmarkEnd w:id="115"/>
+    <w:bookmarkStart w:id="116" w:name="ref-Urban2024"/>
     <w:p>
       <w:pPr>
         <w:pStyle w:val="Bibliography"/>
@@ -6726,8 +6764,8 @@
         <w:t xml:space="preserve">8, 172–187</w:t>
       </w:r>
     </w:p>
-    <w:bookmarkEnd w:id="115"/>
-    <w:bookmarkStart w:id="116" w:name="ref-Sousa2010"/>
+    <w:bookmarkEnd w:id="116"/>
+    <w:bookmarkStart w:id="117" w:name="ref-Hoffmann2011"/>
     <w:p>
       <w:pPr>
         <w:pStyle w:val="Bibliography"/>
@@ -6742,6 +6780,213 @@
         <w:t xml:space="preserve">	</w:t>
       </w:r>
       <w:r>
+        <w:t xml:space="preserve">Hoffmann, A.A. and Sgrò, C.M. (2011) Climate change and evolutionary adaptation. 470, 479–485</w:t>
+      </w:r>
+    </w:p>
+    <w:bookmarkEnd w:id="117"/>
+    <w:bookmarkStart w:id="118" w:name="ref-Hoffmann2022"/>
+    <w:p>
+      <w:pPr>
+        <w:pStyle w:val="Bibliography"/>
+      </w:pPr>
+      <w:r>
+        <w:t xml:space="preserve">76.</w:t>
+      </w:r>
+      <w:r>
+        <w:t xml:space="preserve"> </w:t>
+      </w:r>
+      <w:r>
+        <w:t xml:space="preserve">	</w:t>
+      </w:r>
+      <w:r>
+        <w:t xml:space="preserve">Hoffmann, A.A. and Bridle, J. (2022) The dangers of irreversibility in an age of increased uncertainty: Revisiting plasticity in invertebrates.</w:t>
+      </w:r>
+      <w:r>
+        <w:t xml:space="preserve"> </w:t>
+      </w:r>
+      <w:r>
+        <w:rPr>
+          <w:i/>
+          <w:iCs/>
+        </w:rPr>
+        <w:t xml:space="preserve">Oikos</w:t>
+      </w:r>
+      <w:r>
+        <w:t xml:space="preserve"> </w:t>
+      </w:r>
+      <w:r>
+        <w:t xml:space="preserve">2022</w:t>
+      </w:r>
+    </w:p>
+    <w:bookmarkEnd w:id="118"/>
+    <w:bookmarkStart w:id="119" w:name="ref-Ghalambor2015"/>
+    <w:p>
+      <w:pPr>
+        <w:pStyle w:val="Bibliography"/>
+      </w:pPr>
+      <w:r>
+        <w:t xml:space="preserve">77.</w:t>
+      </w:r>
+      <w:r>
+        <w:t xml:space="preserve"> </w:t>
+      </w:r>
+      <w:r>
+        <w:t xml:space="preserve">	</w:t>
+      </w:r>
+      <w:r>
+        <w:t xml:space="preserve">Ghalambor, C.</w:t>
+      </w:r>
+      <w:r>
+        <w:t xml:space="preserve"> </w:t>
+      </w:r>
+      <w:r>
+        <w:rPr>
+          <w:i/>
+          <w:iCs/>
+        </w:rPr>
+        <w:t xml:space="preserve">et al.</w:t>
+      </w:r>
+      <w:r>
+        <w:t xml:space="preserve"> </w:t>
+      </w:r>
+      <w:r>
+        <w:t xml:space="preserve">(2015) Non-adaptive plasticity potentiates rapid adaptive evolution of gene expression in nature.</w:t>
+      </w:r>
+      <w:r>
+        <w:t xml:space="preserve"> </w:t>
+      </w:r>
+      <w:r>
+        <w:rPr>
+          <w:i/>
+          <w:iCs/>
+        </w:rPr>
+        <w:t xml:space="preserve">Nature</w:t>
+      </w:r>
+      <w:r>
+        <w:t xml:space="preserve"> </w:t>
+      </w:r>
+      <w:r>
+        <w:t xml:space="preserve">525, 372–375</w:t>
+      </w:r>
+    </w:p>
+    <w:bookmarkEnd w:id="119"/>
+    <w:bookmarkStart w:id="120" w:name="ref-Oostra2018"/>
+    <w:p>
+      <w:pPr>
+        <w:pStyle w:val="Bibliography"/>
+      </w:pPr>
+      <w:r>
+        <w:t xml:space="preserve">78.</w:t>
+      </w:r>
+      <w:r>
+        <w:t xml:space="preserve"> </w:t>
+      </w:r>
+      <w:r>
+        <w:t xml:space="preserve">	</w:t>
+      </w:r>
+      <w:r>
+        <w:t xml:space="preserve">Oostra, V.</w:t>
+      </w:r>
+      <w:r>
+        <w:t xml:space="preserve"> </w:t>
+      </w:r>
+      <w:r>
+        <w:rPr>
+          <w:i/>
+          <w:iCs/>
+        </w:rPr>
+        <w:t xml:space="preserve">et al.</w:t>
+      </w:r>
+      <w:r>
+        <w:t xml:space="preserve"> </w:t>
+      </w:r>
+      <w:r>
+        <w:t xml:space="preserve">(2018) Strong phenotypic plasticity limits potential for evolutionary responses to climate change.</w:t>
+      </w:r>
+      <w:r>
+        <w:t xml:space="preserve"> </w:t>
+      </w:r>
+      <w:r>
+        <w:rPr>
+          <w:i/>
+          <w:iCs/>
+        </w:rPr>
+        <w:t xml:space="preserve">Nat. Commun.</w:t>
+      </w:r>
+      <w:r>
+        <w:t xml:space="preserve"> </w:t>
+      </w:r>
+      <w:r>
+        <w:t xml:space="preserve">9, 1005</w:t>
+      </w:r>
+    </w:p>
+    <w:bookmarkEnd w:id="120"/>
+    <w:bookmarkStart w:id="121" w:name="ref-Noble2019"/>
+    <w:p>
+      <w:pPr>
+        <w:pStyle w:val="Bibliography"/>
+      </w:pPr>
+      <w:r>
+        <w:t xml:space="preserve">79.</w:t>
+      </w:r>
+      <w:r>
+        <w:t xml:space="preserve"> </w:t>
+      </w:r>
+      <w:r>
+        <w:t xml:space="preserve">	</w:t>
+      </w:r>
+      <w:r>
+        <w:t xml:space="preserve">Noble, D.W.A.</w:t>
+      </w:r>
+      <w:r>
+        <w:t xml:space="preserve"> </w:t>
+      </w:r>
+      <w:r>
+        <w:rPr>
+          <w:i/>
+          <w:iCs/>
+        </w:rPr>
+        <w:t xml:space="preserve">et al.</w:t>
+      </w:r>
+      <w:r>
+        <w:t xml:space="preserve"> </w:t>
+      </w:r>
+      <w:r>
+        <w:t xml:space="preserve">(2019) Plastic responses to novel environments are biased towards phenotype dimensions with high additive genetic variation.</w:t>
+      </w:r>
+      <w:r>
+        <w:t xml:space="preserve"> </w:t>
+      </w:r>
+      <w:r>
+        <w:rPr>
+          <w:i/>
+          <w:iCs/>
+        </w:rPr>
+        <w:t xml:space="preserve">Proc. Natl. Acad. Sci. U. S. A.</w:t>
+      </w:r>
+      <w:r>
+        <w:t xml:space="preserve"> </w:t>
+      </w:r>
+      <w:r>
+        <w:t xml:space="preserve">116, 13452–13461</w:t>
+      </w:r>
+    </w:p>
+    <w:bookmarkEnd w:id="121"/>
+    <w:bookmarkStart w:id="122" w:name="ref-Sousa2010"/>
+    <w:p>
+      <w:pPr>
+        <w:pStyle w:val="Bibliography"/>
+      </w:pPr>
+      <w:r>
+        <w:t xml:space="preserve">80.</w:t>
+      </w:r>
+      <w:r>
+        <w:t xml:space="preserve"> </w:t>
+      </w:r>
+      <w:r>
+        <w:t xml:space="preserve">	</w:t>
+      </w:r>
+      <w:r>
         <w:t xml:space="preserve">Sousa, T.</w:t>
       </w:r>
       <w:r>
@@ -6777,14 +7022,14 @@
         <w:t xml:space="preserve">365, 3413–3428</w:t>
       </w:r>
     </w:p>
-    <w:bookmarkEnd w:id="116"/>
-    <w:bookmarkStart w:id="117" w:name="ref-Zou2024"/>
+    <w:bookmarkEnd w:id="122"/>
+    <w:bookmarkStart w:id="123" w:name="ref-Zou2024"/>
     <w:p>
       <w:pPr>
         <w:pStyle w:val="Bibliography"/>
       </w:pPr>
       <w:r>
-        <w:t xml:space="preserve">76.</w:t>
+        <w:t xml:space="preserve">81.</w:t>
       </w:r>
       <w:r>
         <w:t xml:space="preserve"> </w:t>
@@ -6828,14 +7073,14 @@
         <w:t xml:space="preserve">27, e14432</w:t>
       </w:r>
     </w:p>
-    <w:bookmarkEnd w:id="117"/>
-    <w:bookmarkStart w:id="118" w:name="ref-Li2023"/>
+    <w:bookmarkEnd w:id="123"/>
+    <w:bookmarkStart w:id="124" w:name="ref-Li2023"/>
     <w:p>
       <w:pPr>
         <w:pStyle w:val="Bibliography"/>
       </w:pPr>
       <w:r>
-        <w:t xml:space="preserve">77.</w:t>
+        <w:t xml:space="preserve">82.</w:t>
       </w:r>
       <w:r>
         <w:t xml:space="preserve"> </w:t>
@@ -6879,14 +7124,14 @@
         <w:t xml:space="preserve">114, 103583</w:t>
       </w:r>
     </w:p>
-    <w:bookmarkEnd w:id="118"/>
-    <w:bookmarkStart w:id="119" w:name="ref-Zhu2024"/>
+    <w:bookmarkEnd w:id="124"/>
+    <w:bookmarkStart w:id="125" w:name="ref-Zhu2024"/>
     <w:p>
       <w:pPr>
         <w:pStyle w:val="Bibliography"/>
       </w:pPr>
       <w:r>
-        <w:t xml:space="preserve">78.</w:t>
+        <w:t xml:space="preserve">83.</w:t>
       </w:r>
       <w:r>
         <w:t xml:space="preserve"> </w:t>
@@ -6930,14 +7175,14 @@
         <w:t xml:space="preserve">39, 165–180</w:t>
       </w:r>
     </w:p>
-    <w:bookmarkEnd w:id="119"/>
-    <w:bookmarkStart w:id="120" w:name="ref-Assessment_undated-fv"/>
+    <w:bookmarkEnd w:id="125"/>
+    <w:bookmarkStart w:id="126" w:name="ref-Assessment_undated-fv"/>
     <w:p>
       <w:pPr>
         <w:pStyle w:val="Bibliography"/>
       </w:pPr>
       <w:r>
-        <w:t xml:space="preserve">79.</w:t>
+        <w:t xml:space="preserve">84.</w:t>
       </w:r>
       <w:r>
         <w:t xml:space="preserve"> </w:t>
@@ -6949,14 +7194,14 @@
         <w:t xml:space="preserve">Assessment, M.E. (2005) Opportunities and challenges for business and industryunioviedo.es</w:t>
       </w:r>
     </w:p>
-    <w:bookmarkEnd w:id="120"/>
-    <w:bookmarkStart w:id="121" w:name="ref-Dandy2019"/>
+    <w:bookmarkEnd w:id="126"/>
+    <w:bookmarkStart w:id="127" w:name="ref-Dandy2019"/>
     <w:p>
       <w:pPr>
         <w:pStyle w:val="Bibliography"/>
       </w:pPr>
       <w:r>
-        <w:t xml:space="preserve">80.</w:t>
+        <w:t xml:space="preserve">85.</w:t>
       </w:r>
       <w:r>
         <w:t xml:space="preserve"> </w:t>
@@ -7000,14 +7245,14 @@
         <w:t xml:space="preserve">19, 615–620</w:t>
       </w:r>
     </w:p>
-    <w:bookmarkEnd w:id="121"/>
-    <w:bookmarkStart w:id="122" w:name="ref-Price2014"/>
+    <w:bookmarkEnd w:id="127"/>
+    <w:bookmarkStart w:id="128" w:name="ref-Price2014"/>
     <w:p>
       <w:pPr>
         <w:pStyle w:val="Bibliography"/>
       </w:pPr>
       <w:r>
-        <w:t xml:space="preserve">81.</w:t>
+        <w:t xml:space="preserve">86.</w:t>
       </w:r>
       <w:r>
         <w:t xml:space="preserve"> </w:t>
@@ -7035,14 +7280,14 @@
         <w:t xml:space="preserve">34, 65–78</w:t>
       </w:r>
     </w:p>
-    <w:bookmarkEnd w:id="122"/>
-    <w:bookmarkStart w:id="123" w:name="ref-Leviston2018"/>
+    <w:bookmarkEnd w:id="128"/>
+    <w:bookmarkStart w:id="129" w:name="ref-Leviston2018"/>
     <w:p>
       <w:pPr>
         <w:pStyle w:val="Bibliography"/>
       </w:pPr>
       <w:r>
-        <w:t xml:space="preserve">82.</w:t>
+        <w:t xml:space="preserve">87.</w:t>
       </w:r>
       <w:r>
         <w:t xml:space="preserve"> </w:t>
@@ -7086,14 +7331,14 @@
         <w:t xml:space="preserve">93, 658–668</w:t>
       </w:r>
     </w:p>
-    <w:bookmarkEnd w:id="123"/>
-    <w:bookmarkStart w:id="124" w:name="ref-Bai2016"/>
+    <w:bookmarkEnd w:id="129"/>
+    <w:bookmarkStart w:id="130" w:name="ref-Bai2016"/>
     <w:p>
       <w:pPr>
         <w:pStyle w:val="Bibliography"/>
       </w:pPr>
       <w:r>
-        <w:t xml:space="preserve">83.</w:t>
+        <w:t xml:space="preserve">88.</w:t>
       </w:r>
       <w:r>
         <w:t xml:space="preserve"> </w:t>
@@ -7137,14 +7382,14 @@
         <w:t xml:space="preserve">23, 69–78</w:t>
       </w:r>
     </w:p>
-    <w:bookmarkEnd w:id="124"/>
-    <w:bookmarkStart w:id="125" w:name="ref-Grimm2008"/>
+    <w:bookmarkEnd w:id="130"/>
+    <w:bookmarkStart w:id="131" w:name="ref-Grimm2008"/>
     <w:p>
       <w:pPr>
         <w:pStyle w:val="Bibliography"/>
       </w:pPr>
       <w:r>
-        <w:t xml:space="preserve">84.</w:t>
+        <w:t xml:space="preserve">89.</w:t>
       </w:r>
       <w:r>
         <w:t xml:space="preserve"> </w:t>
@@ -7188,14 +7433,14 @@
         <w:t xml:space="preserve">319, 756–760</w:t>
       </w:r>
     </w:p>
-    <w:bookmarkEnd w:id="125"/>
-    <w:bookmarkStart w:id="126" w:name="ref-Hendricks2022"/>
+    <w:bookmarkEnd w:id="131"/>
+    <w:bookmarkStart w:id="132" w:name="ref-Hendricks2022"/>
     <w:p>
       <w:pPr>
         <w:pStyle w:val="Bibliography"/>
       </w:pPr>
       <w:r>
-        <w:t xml:space="preserve">85.</w:t>
+        <w:t xml:space="preserve">90.</w:t>
       </w:r>
       <w:r>
         <w:t xml:space="preserve"> </w:t>
@@ -7239,14 +7484,14 @@
         <w:t xml:space="preserve">105, 5893–5908</w:t>
       </w:r>
     </w:p>
-    <w:bookmarkEnd w:id="126"/>
-    <w:bookmarkStart w:id="127" w:name="ref-Sutanto2020"/>
+    <w:bookmarkEnd w:id="132"/>
+    <w:bookmarkStart w:id="133" w:name="ref-Sutanto2020"/>
     <w:p>
       <w:pPr>
         <w:pStyle w:val="Bibliography"/>
       </w:pPr>
       <w:r>
-        <w:t xml:space="preserve">86.</w:t>
+        <w:t xml:space="preserve">91.</w:t>
       </w:r>
       <w:r>
         <w:t xml:space="preserve"> </w:t>
@@ -7290,14 +7535,14 @@
         <w:t xml:space="preserve">134, 105276</w:t>
       </w:r>
     </w:p>
-    <w:bookmarkEnd w:id="127"/>
-    <w:bookmarkStart w:id="128" w:name="ref-Liu2007"/>
+    <w:bookmarkEnd w:id="133"/>
+    <w:bookmarkStart w:id="134" w:name="ref-Liu2007"/>
     <w:p>
       <w:pPr>
         <w:pStyle w:val="Bibliography"/>
       </w:pPr>
       <w:r>
-        <w:t xml:space="preserve">87.</w:t>
+        <w:t xml:space="preserve">92.</w:t>
       </w:r>
       <w:r>
         <w:t xml:space="preserve"> </w:t>
@@ -7341,14 +7586,14 @@
         <w:t xml:space="preserve">36, 639–649</w:t>
       </w:r>
     </w:p>
-    <w:bookmarkEnd w:id="128"/>
-    <w:bookmarkStart w:id="129" w:name="ref-Black2011"/>
+    <w:bookmarkEnd w:id="134"/>
+    <w:bookmarkStart w:id="135" w:name="ref-Black2011"/>
     <w:p>
       <w:pPr>
         <w:pStyle w:val="Bibliography"/>
       </w:pPr>
       <w:r>
-        <w:t xml:space="preserve">88.</w:t>
+        <w:t xml:space="preserve">93.</w:t>
       </w:r>
       <w:r>
         <w:t xml:space="preserve"> </w:t>
@@ -7392,14 +7637,14 @@
         <w:t xml:space="preserve">21, S3–S11</w:t>
       </w:r>
     </w:p>
-    <w:bookmarkEnd w:id="129"/>
-    <w:bookmarkStart w:id="130" w:name="ref-Neil_Adger1999"/>
+    <w:bookmarkEnd w:id="135"/>
+    <w:bookmarkStart w:id="136" w:name="ref-Neil_Adger1999"/>
     <w:p>
       <w:pPr>
         <w:pStyle w:val="Bibliography"/>
       </w:pPr>
       <w:r>
-        <w:t xml:space="preserve">89.</w:t>
+        <w:t xml:space="preserve">94.</w:t>
       </w:r>
       <w:r>
         <w:t xml:space="preserve"> </w:t>
@@ -7427,14 +7672,14 @@
         <w:t xml:space="preserve">27, 249–269</w:t>
       </w:r>
     </w:p>
-    <w:bookmarkEnd w:id="130"/>
-    <w:bookmarkStart w:id="131" w:name="ref-Folke2016"/>
+    <w:bookmarkEnd w:id="136"/>
+    <w:bookmarkStart w:id="137" w:name="ref-Folke2016"/>
     <w:p>
       <w:pPr>
         <w:pStyle w:val="Bibliography"/>
       </w:pPr>
       <w:r>
-        <w:t xml:space="preserve">90.</w:t>
+        <w:t xml:space="preserve">95.</w:t>
       </w:r>
       <w:r>
         <w:t xml:space="preserve"> </w:t>
@@ -7478,14 +7723,14 @@
         <w:t xml:space="preserve">21</w:t>
       </w:r>
     </w:p>
-    <w:bookmarkEnd w:id="131"/>
-    <w:bookmarkStart w:id="132" w:name="ref-Schluter2012"/>
+    <w:bookmarkEnd w:id="137"/>
+    <w:bookmarkStart w:id="138" w:name="ref-Schluter2012"/>
     <w:p>
       <w:pPr>
         <w:pStyle w:val="Bibliography"/>
       </w:pPr>
       <w:r>
-        <w:t xml:space="preserve">91.</w:t>
+        <w:t xml:space="preserve">96.</w:t>
       </w:r>
       <w:r>
         <w:t xml:space="preserve"> </w:t>
@@ -7529,14 +7774,14 @@
         <w:t xml:space="preserve">25, 219–272</w:t>
       </w:r>
     </w:p>
-    <w:bookmarkEnd w:id="132"/>
-    <w:bookmarkStart w:id="133" w:name="ref-Wise2014"/>
+    <w:bookmarkEnd w:id="138"/>
+    <w:bookmarkStart w:id="139" w:name="ref-Wise2014"/>
     <w:p>
       <w:pPr>
         <w:pStyle w:val="Bibliography"/>
       </w:pPr>
       <w:r>
-        <w:t xml:space="preserve">92.</w:t>
+        <w:t xml:space="preserve">97.</w:t>
       </w:r>
       <w:r>
         <w:t xml:space="preserve"> </w:t>
@@ -7580,14 +7825,14 @@
         <w:t xml:space="preserve">28, 325–336</w:t>
       </w:r>
     </w:p>
-    <w:bookmarkEnd w:id="133"/>
-    <w:bookmarkStart w:id="134" w:name="ref-Kearney2009a"/>
+    <w:bookmarkEnd w:id="139"/>
+    <w:bookmarkStart w:id="140" w:name="ref-Kearney2009a"/>
     <w:p>
       <w:pPr>
         <w:pStyle w:val="Bibliography"/>
       </w:pPr>
       <w:r>
-        <w:t xml:space="preserve">93.</w:t>
+        <w:t xml:space="preserve">98.</w:t>
       </w:r>
       <w:r>
         <w:t xml:space="preserve"> </w:t>
@@ -7631,9 +7876,9 @@
         <w:t xml:space="preserve">23, 528–538</w:t>
       </w:r>
     </w:p>
-    <w:bookmarkEnd w:id="134"/>
-    <w:bookmarkEnd w:id="135"/>
-    <w:bookmarkEnd w:id="136"/>
+    <w:bookmarkEnd w:id="140"/>
+    <w:bookmarkEnd w:id="141"/>
+    <w:bookmarkEnd w:id="142"/>
     <w:sectPr>
       <w:pgSz w:h="15840" w:w="12240"/>
       <w:pgMar w:bottom="851" w:footer="720" w:gutter="0" w:header="720" w:left="851" w:right="851" w:top="851"/>

--- a/docs/ms.docx
+++ b/docs/ms.docx
@@ -27,18 +27,6 @@
         <w:t xml:space="preserve"> </w:t>
       </w:r>
       <m:oMath>
-        <m:r>
-          <m:rPr>
-            <m:sty m:val="p"/>
-          </m:rPr>
-          <m:t>†</m:t>
-        </m:r>
-        <m:r>
-          <m:rPr>
-            <m:sty m:val="p"/>
-          </m:rPr>
-          <m:t>,</m:t>
-        </m:r>
         <m:r>
           <m:rPr>
             <m:sty m:val="p"/>
@@ -96,123 +84,6 @@
         <w:t xml:space="preserve">1</w:t>
       </w:r>
       <w:r>
-        <w:t xml:space="preserve">, James Cook</w:t>
-      </w:r>
-      <w:r>
-        <w:rPr>
-          <w:vertAlign w:val="superscript"/>
-        </w:rPr>
-        <w:t xml:space="preserve">3</w:t>
-      </w:r>
-      <w:r>
-        <w:t xml:space="preserve">, Brajesh Singh</w:t>
-      </w:r>
-      <w:r>
-        <w:rPr>
-          <w:vertAlign w:val="superscript"/>
-        </w:rPr>
-        <w:t xml:space="preserve">3</w:t>
-      </w:r>
-      <w:r>
-        <w:t xml:space="preserve">, Adrienne Nicotra</w:t>
-      </w:r>
-      <w:r>
-        <w:rPr>
-          <w:vertAlign w:val="superscript"/>
-        </w:rPr>
-        <w:t xml:space="preserve">1,4</w:t>
-      </w:r>
-      <w:r>
-        <w:t xml:space="preserve">, Brendan Choat</w:t>
-      </w:r>
-      <w:r>
-        <w:rPr>
-          <w:vertAlign w:val="superscript"/>
-        </w:rPr>
-        <w:t xml:space="preserve">3</w:t>
-      </w:r>
-      <w:r>
-        <w:t xml:space="preserve">, Owen Atkin</w:t>
-      </w:r>
-      <w:r>
-        <w:rPr>
-          <w:vertAlign w:val="superscript"/>
-        </w:rPr>
-        <w:t xml:space="preserve">4</w:t>
-      </w:r>
-      <w:r>
-        <w:t xml:space="preserve">, Barry Pogson</w:t>
-      </w:r>
-      <w:r>
-        <w:rPr>
-          <w:vertAlign w:val="superscript"/>
-        </w:rPr>
-        <w:t xml:space="preserve">4</w:t>
-      </w:r>
-      <w:r>
-        <w:t xml:space="preserve">, Danielle Way</w:t>
-      </w:r>
-      <w:r>
-        <w:rPr>
-          <w:vertAlign w:val="superscript"/>
-        </w:rPr>
-        <w:t xml:space="preserve">4</w:t>
-      </w:r>
-      <w:r>
-        <w:t xml:space="preserve">, Alison Bentley</w:t>
-      </w:r>
-      <w:r>
-        <w:rPr>
-          <w:vertAlign w:val="superscript"/>
-        </w:rPr>
-        <w:t xml:space="preserve">4</w:t>
-      </w:r>
-      <w:r>
-        <w:t xml:space="preserve">, Ian Wright</w:t>
-      </w:r>
-      <w:r>
-        <w:rPr>
-          <w:vertAlign w:val="superscript"/>
-        </w:rPr>
-        <w:t xml:space="preserve">3</w:t>
-      </w:r>
-      <w:r>
-        <w:t xml:space="preserve">, Zhong-Hua Chen</w:t>
-      </w:r>
-      <w:r>
-        <w:rPr>
-          <w:vertAlign w:val="superscript"/>
-        </w:rPr>
-        <w:t xml:space="preserve">3</w:t>
-      </w:r>
-      <w:r>
-        <w:t xml:space="preserve">, Steven Lade</w:t>
-      </w:r>
-      <w:r>
-        <w:rPr>
-          <w:vertAlign w:val="superscript"/>
-        </w:rPr>
-        <w:t xml:space="preserve">5</w:t>
-      </w:r>
-      <w:r>
-        <w:t xml:space="preserve">, Xuemei Bai</w:t>
-      </w:r>
-      <w:r>
-        <w:rPr>
-          <w:vertAlign w:val="superscript"/>
-        </w:rPr>
-        <w:t xml:space="preserve">5</w:t>
-      </w:r>
-      <w:r>
-        <w:t xml:space="preserve">, Micheal R. Kearney</w:t>
-      </w:r>
-      <w:r>
-        <w:rPr>
-          <w:vertAlign w:val="superscript"/>
-        </w:rPr>
-        <w:t xml:space="preserve">2</w:t>
-      </w:r>
-      <w:r>
         <w:t xml:space="preserve"> </w:t>
       </w:r>
       <m:oMath>
@@ -223,108 +94,155 @@
           <m:t>†</m:t>
         </m:r>
       </m:oMath>
-    </w:p>
-    <w:p>
-      <w:pPr>
-        <w:pStyle w:val="BodyText"/>
-      </w:pPr>
-      <w:r>
-        <w:rPr>
-          <w:b/>
-          <w:bCs/>
-        </w:rPr>
-        <w:t xml:space="preserve">Affiliations</w:t>
-      </w:r>
-      <w:r>
-        <w:t xml:space="preserve">:</w:t>
-      </w:r>
-    </w:p>
-    <w:p>
-      <w:pPr>
-        <w:pStyle w:val="BodyText"/>
-      </w:pPr>
+      <w:r>
+        <w:t xml:space="preserve">, James Cook</w:t>
+      </w:r>
       <w:r>
         <w:rPr>
           <w:vertAlign w:val="superscript"/>
         </w:rPr>
-        <w:t xml:space="preserve">1</w:t>
-      </w:r>
-      <w:r>
-        <w:t xml:space="preserve"> </w:t>
-      </w:r>
-      <w:r>
-        <w:t xml:space="preserve">Division of Ecology and Evolution, Research School of Biology, The Australian National University, Canberra ACT 2602, Australia  </w:t>
-      </w:r>
-      <w:r>
-        <w:br/>
+        <w:t xml:space="preserve">3</w:t>
+      </w:r>
+      <w:r>
+        <w:t xml:space="preserve">, Brajesh Singh</w:t>
       </w:r>
       <w:r>
         <w:rPr>
           <w:vertAlign w:val="superscript"/>
         </w:rPr>
+        <w:t xml:space="preserve">3</w:t>
+      </w:r>
+      <w:r>
+        <w:t xml:space="preserve">, Adrienne Nicotra</w:t>
+      </w:r>
+      <w:r>
+        <w:rPr>
+          <w:vertAlign w:val="superscript"/>
+        </w:rPr>
+        <w:t xml:space="preserve">1,4</w:t>
+      </w:r>
+      <w:r>
+        <w:t xml:space="preserve">, Brendan Choat</w:t>
+      </w:r>
+      <w:r>
+        <w:rPr>
+          <w:vertAlign w:val="superscript"/>
+        </w:rPr>
+        <w:t xml:space="preserve">3</w:t>
+      </w:r>
+      <w:r>
+        <w:t xml:space="preserve">, Owen Atkin</w:t>
+      </w:r>
+      <w:r>
+        <w:rPr>
+          <w:vertAlign w:val="superscript"/>
+        </w:rPr>
+        <w:t xml:space="preserve">4</w:t>
+      </w:r>
+      <w:r>
+        <w:t xml:space="preserve">, Barry Pogson</w:t>
+      </w:r>
+      <w:r>
+        <w:rPr>
+          <w:vertAlign w:val="superscript"/>
+        </w:rPr>
+        <w:t xml:space="preserve">4</w:t>
+      </w:r>
+      <w:r>
+        <w:t xml:space="preserve">, Danielle Way</w:t>
+      </w:r>
+      <w:r>
+        <w:rPr>
+          <w:vertAlign w:val="superscript"/>
+        </w:rPr>
+        <w:t xml:space="preserve">4</w:t>
+      </w:r>
+      <w:r>
+        <w:t xml:space="preserve">, Alison Bentley</w:t>
+      </w:r>
+      <w:r>
+        <w:rPr>
+          <w:vertAlign w:val="superscript"/>
+        </w:rPr>
+        <w:t xml:space="preserve">4</w:t>
+      </w:r>
+      <w:r>
+        <w:t xml:space="preserve">, Ian Wright</w:t>
+      </w:r>
+      <w:r>
+        <w:rPr>
+          <w:vertAlign w:val="superscript"/>
+        </w:rPr>
+        <w:t xml:space="preserve">3</w:t>
+      </w:r>
+      <w:r>
+        <w:t xml:space="preserve">, Zhong-Hua Chen</w:t>
+      </w:r>
+      <w:r>
+        <w:rPr>
+          <w:vertAlign w:val="superscript"/>
+        </w:rPr>
+        <w:t xml:space="preserve">3</w:t>
+      </w:r>
+      <w:r>
+        <w:t xml:space="preserve"> </w:t>
+      </w:r>
+      <m:oMath>
+        <m:r>
+          <m:rPr>
+            <m:sty m:val="p"/>
+          </m:rPr>
+          <m:t>†</m:t>
+        </m:r>
+      </m:oMath>
+      <w:r>
+        <w:t xml:space="preserve">, Steven Lade</w:t>
+      </w:r>
+      <w:r>
+        <w:rPr>
+          <w:vertAlign w:val="superscript"/>
+        </w:rPr>
+        <w:t xml:space="preserve">5</w:t>
+      </w:r>
+      <w:r>
+        <w:t xml:space="preserve"> </w:t>
+      </w:r>
+      <m:oMath>
+        <m:r>
+          <m:rPr>
+            <m:sty m:val="p"/>
+          </m:rPr>
+          <m:t>†</m:t>
+        </m:r>
+      </m:oMath>
+      <w:r>
+        <w:t xml:space="preserve">, Xuemei Bai</w:t>
+      </w:r>
+      <w:r>
+        <w:rPr>
+          <w:vertAlign w:val="superscript"/>
+        </w:rPr>
+        <w:t xml:space="preserve">5</w:t>
+      </w:r>
+      <w:r>
+        <w:t xml:space="preserve"> </w:t>
+      </w:r>
+      <m:oMath>
+        <m:r>
+          <m:rPr>
+            <m:sty m:val="p"/>
+          </m:rPr>
+          <m:t>†</m:t>
+        </m:r>
+      </m:oMath>
+      <w:r>
+        <w:t xml:space="preserve">, Micheal R. Kearney</w:t>
+      </w:r>
+      <w:r>
+        <w:rPr>
+          <w:vertAlign w:val="superscript"/>
+        </w:rPr>
         <w:t xml:space="preserve">2</w:t>
-      </w:r>
-      <w:r>
-        <w:t xml:space="preserve"> </w:t>
-      </w:r>
-      <w:r>
-        <w:t xml:space="preserve">School of Biosciences, The University of Melbourne, Australia </w:t>
-      </w:r>
-      <w:r>
-        <w:t xml:space="preserve"> </w:t>
-      </w:r>
-      <w:r>
-        <w:rPr>
-          <w:vertAlign w:val="superscript"/>
-        </w:rPr>
-        <w:t xml:space="preserve">3</w:t>
-      </w:r>
-      <w:r>
-        <w:t xml:space="preserve"> </w:t>
-      </w:r>
-      <w:r>
-        <w:t xml:space="preserve">Hawksbury Institute for the Environment, Western Sydney University, Australia</w:t>
-      </w:r>
-      <w:r>
-        <w:br/>
-      </w:r>
-      <w:r>
-        <w:rPr>
-          <w:vertAlign w:val="superscript"/>
-        </w:rPr>
-        <w:t xml:space="preserve">4</w:t>
-      </w:r>
-      <w:r>
-        <w:t xml:space="preserve"> </w:t>
-      </w:r>
-      <w:r>
-        <w:t xml:space="preserve">Division of Plant Sciences, Research School of Biology, The Australian National University, Canberra ACT 2602, Australia</w:t>
-      </w:r>
-      <w:r>
-        <w:br/>
-      </w:r>
-      <w:r>
-        <w:rPr>
-          <w:vertAlign w:val="superscript"/>
-        </w:rPr>
-        <w:t xml:space="preserve">5</w:t>
-      </w:r>
-      <w:r>
-        <w:t xml:space="preserve"> </w:t>
-      </w:r>
-      <w:r>
-        <w:t xml:space="preserve">Fenner School of Environment and Society, The Australian National University, Canberra ACT 2602, Australia </w:t>
-      </w:r>
-    </w:p>
-    <w:p>
-      <w:pPr>
-        <w:pStyle w:val="BodyText"/>
-      </w:pPr>
-      <w:r>
-        <w:rPr>
-          <w:vertAlign w:val="superscript"/>
-        </w:rPr>
-        <w:t xml:space="preserve">1</w:t>
       </w:r>
       <w:r>
         <w:t xml:space="preserve"> </w:t>
@@ -337,11 +255,125 @@
           <m:t>‡</m:t>
         </m:r>
       </m:oMath>
-      <w:r>
-        <w:t xml:space="preserve"> </w:t>
-      </w:r>
-      <w:r>
-        <w:t xml:space="preserve">Correspondance: daniel.noble@anu.edu.au</w:t>
+    </w:p>
+    <w:p>
+      <w:pPr>
+        <w:pStyle w:val="BodyText"/>
+      </w:pPr>
+      <w:r>
+        <w:rPr>
+          <w:b/>
+          <w:bCs/>
+        </w:rPr>
+        <w:t xml:space="preserve">Affiliations</w:t>
+      </w:r>
+      <w:r>
+        <w:t xml:space="preserve">:</w:t>
+      </w:r>
+    </w:p>
+    <w:p>
+      <w:pPr>
+        <w:pStyle w:val="BodyText"/>
+      </w:pPr>
+      <w:r>
+        <w:rPr>
+          <w:vertAlign w:val="superscript"/>
+        </w:rPr>
+        <w:t xml:space="preserve">1</w:t>
+      </w:r>
+      <w:r>
+        <w:t xml:space="preserve"> </w:t>
+      </w:r>
+      <w:r>
+        <w:t xml:space="preserve">Division of Ecology and Evolution, Research School of Biology, The Australian National University, Canberra ACT 2602, Australia  </w:t>
+      </w:r>
+      <w:r>
+        <w:br/>
+      </w:r>
+      <w:r>
+        <w:rPr>
+          <w:vertAlign w:val="superscript"/>
+        </w:rPr>
+        <w:t xml:space="preserve">2</w:t>
+      </w:r>
+      <w:r>
+        <w:t xml:space="preserve"> </w:t>
+      </w:r>
+      <w:r>
+        <w:t xml:space="preserve">School of Biosciences, The University of Melbourne, Australia </w:t>
+      </w:r>
+      <w:r>
+        <w:t xml:space="preserve"> </w:t>
+      </w:r>
+      <w:r>
+        <w:rPr>
+          <w:vertAlign w:val="superscript"/>
+        </w:rPr>
+        <w:t xml:space="preserve">3</w:t>
+      </w:r>
+      <w:r>
+        <w:t xml:space="preserve"> </w:t>
+      </w:r>
+      <w:r>
+        <w:t xml:space="preserve">Hawksbury Institute for the Environment, Western Sydney University, Australia</w:t>
+      </w:r>
+      <w:r>
+        <w:br/>
+      </w:r>
+      <w:r>
+        <w:rPr>
+          <w:vertAlign w:val="superscript"/>
+        </w:rPr>
+        <w:t xml:space="preserve">4</w:t>
+      </w:r>
+      <w:r>
+        <w:t xml:space="preserve"> </w:t>
+      </w:r>
+      <w:r>
+        <w:t xml:space="preserve">Division of Plant Sciences, Research School of Biology, The Australian National University, Canberra ACT 2602, Australia</w:t>
+      </w:r>
+      <w:r>
+        <w:br/>
+      </w:r>
+      <w:r>
+        <w:rPr>
+          <w:vertAlign w:val="superscript"/>
+        </w:rPr>
+        <w:t xml:space="preserve">5</w:t>
+      </w:r>
+      <w:r>
+        <w:t xml:space="preserve"> </w:t>
+      </w:r>
+      <w:r>
+        <w:t xml:space="preserve">Fenner School of Environment and Society, The Australian National University, Canberra ACT 2602, Australia </w:t>
+      </w:r>
+    </w:p>
+    <w:p>
+      <w:pPr>
+        <w:pStyle w:val="BodyText"/>
+      </w:pPr>
+      <w:r>
+        <w:rPr>
+          <w:vertAlign w:val="superscript"/>
+        </w:rPr>
+        <w:t xml:space="preserve">1</w:t>
+      </w:r>
+      <w:r>
+        <w:t xml:space="preserve"> </w:t>
+      </w:r>
+      <m:oMath>
+        <m:r>
+          <m:rPr>
+            <m:sty m:val="p"/>
+          </m:rPr>
+          <m:t>‡</m:t>
+        </m:r>
+      </m:oMath>
+      <w:r>
+        <w:t xml:space="preserve"> </w:t>
+      </w:r>
+      <w:r>
+        <w:t xml:space="preserve">Correspondance: daniel.noble@anu.edu.au &amp; m.kearney@unimelb.edu.au</w:t>
       </w:r>
       <w:r>
         <w:br/>
@@ -2077,7 +2109,7 @@
         <w:t xml:space="preserve">[73–75]</w:t>
       </w:r>
       <w:r>
-        <w:t xml:space="preserve">. Phenotypic plasticty and adaptive evolutionary change are two processes that are expected to allow systems to respond and build resilience to extreme heat. Evolutionary responses will depend on the amount of phenotypic and genetic variation exposed to natural selection and the strength of selection on phenotypes. Extreme environments pose unique challenges for predicting evolutionary change because they are, by definiton, rare events. Evolutionary responses will therefore depend on the frequency of extreme environments and the underlying genetic correlation between traits expressed across common and extreme environments</w:t>
+        <w:t xml:space="preserve">. Phenotypic plasticty and adaptive evolutionary change are two processes that are expected to allow systems to respond and build resilience to extreme heat. Evolutionary responses will depend on the amount of phenotypic and genetic variation exposed to natural selection and the strength of selection on phenotypes. Extreme environments pose unique challenges for predicting evolutionary change because they are, by definiton, rare events. Adaptive evolution will therefore depend on the frequency of extreme environments and the underlying genetic correlation between traits expressed across common and extreme environments</w:t>
       </w:r>
       <w:r>
         <w:t xml:space="preserve"> </w:t>
@@ -2086,7 +2118,7 @@
         <w:t xml:space="preserve">[73]</w:t>
       </w:r>
       <w:r>
-        <w:t xml:space="preserve">. In addition, plastic trait responses can result in both maladaptive and adaptive outcomes by either shielding selection on genetic variation or by facilitating persistence and selection</w:t>
+        <w:t xml:space="preserve">. In addition, phenotypic plasticity can result in both maladaptive and adaptive outcomes by either shielding selection on genetic variation or by facilitating persistence and selection</w:t>
       </w:r>
       <w:r>
         <w:t xml:space="preserve"> </w:t>

--- a/docs/ms.docx
+++ b/docs/ms.docx
@@ -598,7 +598,7 @@
           <w:b/>
           <w:bCs/>
         </w:rPr>
-        <w:t xml:space="preserve">?@fig-fig1</w:t>
+        <w:t xml:space="preserve">?@fig-sys</w:t>
       </w:r>
       <w:r>
         <w:t xml:space="preserve"> </w:t>
@@ -626,7 +626,7 @@
           <w:b/>
           <w:bCs/>
         </w:rPr>
-        <w:t xml:space="preserve">?@fig-fig1</w:t>
+        <w:t xml:space="preserve">?@fig-sys</w:t>
       </w:r>
       <w:r>
         <w:t xml:space="preserve"> </w:t>
@@ -2908,17 +2908,7 @@
               <w:t xml:space="preserve"> </w:t>
             </w:r>
             <w:r>
-              <w:t xml:space="preserve">[</w:t>
-            </w:r>
-            <w:r>
-              <w:rPr>
-                <w:b/>
-                <w:bCs/>
-              </w:rPr>
-              <w:t xml:space="preserve">delgado2022routledge?</w:t>
-            </w:r>
-            <w:r>
-              <w:t xml:space="preserve">]</w:t>
+              <w:t xml:space="preserve">[98]</w:t>
             </w:r>
             <w:r>
               <w:t xml:space="preserve">. Process-based approaches are critical to understanding how emergent social-ecological phenomena develop</w:t>
@@ -2927,17 +2917,7 @@
               <w:t xml:space="preserve"> </w:t>
             </w:r>
             <w:r>
-              <w:t xml:space="preserve">[</w:t>
-            </w:r>
-            <w:r>
-              <w:rPr>
-                <w:b/>
-                <w:bCs/>
-              </w:rPr>
-              <w:t xml:space="preserve">brown2021can?</w:t>
-            </w:r>
-            <w:r>
-              <w:t xml:space="preserve">]</w:t>
+              <w:t xml:space="preserve">[99]</w:t>
             </w:r>
             <w:r>
               <w:t xml:space="preserve">, such as tipping points, traps or other dynamics. Constructing process-based dynamical models requires knowledge and data about: the biophysical processes, which could be provided by the models from the previous sections; social processes, which could be developed from a combination of behavioural theory and empirical data; and interactions between them in the system of interest. Since obtaining all these data can be challenging, social-ecological modelling is often performed in an exploratory mode</w:t>
@@ -2946,17 +2926,7 @@
               <w:t xml:space="preserve"> </w:t>
             </w:r>
             <w:r>
-              <w:t xml:space="preserve">[</w:t>
-            </w:r>
-            <w:r>
-              <w:rPr>
-                <w:b/>
-                <w:bCs/>
-              </w:rPr>
-              <w:t xml:space="preserve">kwakkel2013exploratory?</w:t>
-            </w:r>
-            <w:r>
-              <w:t xml:space="preserve">]</w:t>
+              <w:t xml:space="preserve">[100]</w:t>
             </w:r>
             <w:r>
               <w:t xml:space="preserve"> </w:t>
@@ -3232,7 +3202,7 @@
         <w:t xml:space="preserve"> </w:t>
       </w:r>
       <w:r>
-        <w:t xml:space="preserve">[98]</w:t>
+        <w:t xml:space="preserve">[101]</w:t>
       </w:r>
       <w:r>
         <w:t xml:space="preserve"> </w:t>
@@ -3288,7 +3258,7 @@
       </w:r>
     </w:p>
     <w:bookmarkEnd w:id="42"/>
-    <w:bookmarkStart w:id="142" w:name="references"/>
+    <w:bookmarkStart w:id="145" w:name="references"/>
     <w:p>
       <w:pPr>
         <w:pStyle w:val="Heading1"/>
@@ -3297,7 +3267,7 @@
         <w:t xml:space="preserve">References</w:t>
       </w:r>
     </w:p>
-    <w:bookmarkStart w:id="141" w:name="refs"/>
+    <w:bookmarkStart w:id="144" w:name="refs"/>
     <w:bookmarkStart w:id="43" w:name="ref-Barriopedro2023"/>
     <w:p>
       <w:pPr>
@@ -7858,7 +7828,7 @@
       </w:r>
     </w:p>
     <w:bookmarkEnd w:id="139"/>
-    <w:bookmarkStart w:id="140" w:name="ref-Kearney2009a"/>
+    <w:bookmarkStart w:id="140" w:name="ref-Biggs2021"/>
     <w:p>
       <w:pPr>
         <w:pStyle w:val="Bibliography"/>
@@ -7873,6 +7843,124 @@
         <w:t xml:space="preserve">	</w:t>
       </w:r>
       <w:r>
+        <w:t xml:space="preserve">Biggs, R.</w:t>
+      </w:r>
+      <w:r>
+        <w:t xml:space="preserve"> </w:t>
+      </w:r>
+      <w:r>
+        <w:rPr>
+          <w:i/>
+          <w:iCs/>
+        </w:rPr>
+        <w:t xml:space="preserve">et al.</w:t>
+      </w:r>
+      <w:r>
+        <w:t xml:space="preserve"> </w:t>
+      </w:r>
+      <w:r>
+        <w:t xml:space="preserve">(2021)</w:t>
+      </w:r>
+      <w:r>
+        <w:t xml:space="preserve"> </w:t>
+      </w:r>
+      <w:r>
+        <w:rPr>
+          <w:i/>
+          <w:iCs/>
+        </w:rPr>
+        <w:t xml:space="preserve">The routledge handbook of research methods for social-ecological systems</w:t>
+      </w:r>
+      <w:r>
+        <w:t xml:space="preserve">, Taylor &amp; Francis</w:t>
+      </w:r>
+    </w:p>
+    <w:bookmarkEnd w:id="140"/>
+    <w:bookmarkStart w:id="141" w:name="ref-Brown2021"/>
+    <w:p>
+      <w:pPr>
+        <w:pStyle w:val="Bibliography"/>
+      </w:pPr>
+      <w:r>
+        <w:t xml:space="preserve">99.</w:t>
+      </w:r>
+      <w:r>
+        <w:t xml:space="preserve"> </w:t>
+      </w:r>
+      <w:r>
+        <w:t xml:space="preserve">	</w:t>
+      </w:r>
+      <w:r>
+        <w:t xml:space="preserve">Brown, C. and Rounsevell, M. (2021) How can social–ecological system models simulate the emergence of social–ecological crises?</w:t>
+      </w:r>
+      <w:r>
+        <w:t xml:space="preserve"> </w:t>
+      </w:r>
+      <w:r>
+        <w:rPr>
+          <w:i/>
+          <w:iCs/>
+        </w:rPr>
+        <w:t xml:space="preserve">People Nat. (Hoboken)</w:t>
+      </w:r>
+      <w:r>
+        <w:t xml:space="preserve"> </w:t>
+      </w:r>
+      <w:r>
+        <w:t xml:space="preserve">3, 88–103</w:t>
+      </w:r>
+    </w:p>
+    <w:bookmarkEnd w:id="141"/>
+    <w:bookmarkStart w:id="142" w:name="ref-Kwakkel2013"/>
+    <w:p>
+      <w:pPr>
+        <w:pStyle w:val="Bibliography"/>
+      </w:pPr>
+      <w:r>
+        <w:t xml:space="preserve">100.</w:t>
+      </w:r>
+      <w:r>
+        <w:t xml:space="preserve"> </w:t>
+      </w:r>
+      <w:r>
+        <w:t xml:space="preserve">	</w:t>
+      </w:r>
+      <w:r>
+        <w:t xml:space="preserve">Kwakkel, J.H. and Pruyt, E. (2013) Exploratory modeling and analysis, an approach for model-based foresight under deep uncertainty.</w:t>
+      </w:r>
+      <w:r>
+        <w:t xml:space="preserve"> </w:t>
+      </w:r>
+      <w:r>
+        <w:rPr>
+          <w:i/>
+          <w:iCs/>
+        </w:rPr>
+        <w:t xml:space="preserve">Technol. Forecast. Soc. Change</w:t>
+      </w:r>
+      <w:r>
+        <w:t xml:space="preserve"> </w:t>
+      </w:r>
+      <w:r>
+        <w:t xml:space="preserve">80, 419–431</w:t>
+      </w:r>
+    </w:p>
+    <w:bookmarkEnd w:id="142"/>
+    <w:bookmarkStart w:id="143" w:name="ref-Kearney2009a"/>
+    <w:p>
+      <w:pPr>
+        <w:pStyle w:val="Bibliography"/>
+      </w:pPr>
+      <w:r>
+        <w:t xml:space="preserve">101.</w:t>
+      </w:r>
+      <w:r>
+        <w:t xml:space="preserve"> </w:t>
+      </w:r>
+      <w:r>
+        <w:t xml:space="preserve">	</w:t>
+      </w:r>
+      <w:r>
         <w:t xml:space="preserve">Kearney, M.</w:t>
       </w:r>
       <w:r>
@@ -7908,9 +7996,9 @@
         <w:t xml:space="preserve">23, 528–538</w:t>
       </w:r>
     </w:p>
-    <w:bookmarkEnd w:id="140"/>
-    <w:bookmarkEnd w:id="141"/>
-    <w:bookmarkEnd w:id="142"/>
+    <w:bookmarkEnd w:id="143"/>
+    <w:bookmarkEnd w:id="144"/>
+    <w:bookmarkEnd w:id="145"/>
     <w:sectPr>
       <w:pgSz w:h="15840" w:w="12240"/>
       <w:pgMar w:bottom="851" w:footer="720" w:gutter="0" w:header="720" w:left="851" w:right="851" w:top="851"/>

--- a/docs/ms.docx
+++ b/docs/ms.docx
@@ -2184,7 +2184,16 @@
         <w:t xml:space="preserve">[80]</w:t>
       </w:r>
       <w:r>
-        <w:t xml:space="preserve">. Plasticity can be captured by mapping trait development to the environment. In contrast, evolutionary change that considers genetic correlation between traits (i.e., constraints) can be predcited using the multivariate breeders equation:</w:t>
+        <w:t xml:space="preserve">. Plasticity can be captured by mapping trait development to the environment. In contrast, evolutionary change that considers genetic correlation between traits (i.e., constraints) can be predcited using the multivariate breeders equation</w:t>
+      </w:r>
+      <w:r>
+        <w:t xml:space="preserve"> </w:t>
+      </w:r>
+      <w:r>
+        <w:t xml:space="preserve">[81]</w:t>
+      </w:r>
+      <w:r>
+        <w:t xml:space="preserve">:</w:t>
       </w:r>
     </w:p>
     <w:p>
@@ -2207,7 +2216,6 @@
             <m:e>
               <m:r>
                 <m:rPr>
-                  <m:nor/>
                   <m:sty m:val="b"/>
                 </m:rPr>
                 <m:t>z</m:t>
@@ -2222,7 +2230,6 @@
           </m:r>
           <m:r>
             <m:rPr>
-              <m:nor/>
               <m:sty m:val="b"/>
             </m:rPr>
             <m:t>G</m:t>
@@ -2234,6 +2241,9 @@
             <m:t>⋅</m:t>
           </m:r>
           <m:r>
+            <m:rPr>
+              <m:sty m:val="b"/>
+            </m:rPr>
             <m:t>β</m:t>
           </m:r>
           <m:r>
@@ -2277,7 +2287,6 @@
           <m:e>
             <m:r>
               <m:rPr>
-                <m:nor/>
                 <m:sty m:val="b"/>
               </m:rPr>
               <m:t>z</m:t>
@@ -2297,7 +2306,6 @@
       <m:oMath>
         <m:r>
           <m:rPr>
-            <m:nor/>
             <m:sty m:val="b"/>
           </m:rPr>
           <m:t>G</m:t>
@@ -2314,6 +2322,9 @@
       </w:r>
       <m:oMath>
         <m:r>
+          <m:rPr>
+            <m:sty m:val="b"/>
+          </m:rPr>
           <m:t>β</m:t>
         </m:r>
       </m:oMath>
@@ -2321,7 +2332,99 @@
         <w:t xml:space="preserve"> </w:t>
       </w:r>
       <w:r>
-        <w:t xml:space="preserve">is the vector of standardised selection gradients.</w:t>
+        <w:t xml:space="preserve">is the vector of standardised selection gradients that regress each trait on relative fitness (i.e.,</w:t>
+      </w:r>
+      <w:r>
+        <w:t xml:space="preserve"> </w:t>
+      </w:r>
+      <m:oMath>
+        <m:r>
+          <m:rPr>
+            <m:sty m:val="b"/>
+          </m:rPr>
+          <m:t>ω</m:t>
+        </m:r>
+        <m:r>
+          <m:rPr>
+            <m:sty m:val="p"/>
+          </m:rPr>
+          <m:t>=</m:t>
+        </m:r>
+        <m:r>
+          <m:rPr>
+            <m:sty m:val="b"/>
+          </m:rPr>
+          <m:t>α</m:t>
+        </m:r>
+        <m:r>
+          <m:rPr>
+            <m:sty m:val="p"/>
+          </m:rPr>
+          <m:t>+</m:t>
+        </m:r>
+        <m:sSup>
+          <m:e>
+            <m:r>
+              <m:rPr>
+                <m:sty m:val="b"/>
+              </m:rPr>
+              <m:t>β</m:t>
+            </m:r>
+          </m:e>
+          <m:sup>
+            <m:r>
+              <m:rPr>
+                <m:sty m:val="b"/>
+              </m:rPr>
+              <m:t>T</m:t>
+            </m:r>
+          </m:sup>
+        </m:sSup>
+        <m:r>
+          <m:rPr>
+            <m:sty m:val="p"/>
+          </m:rPr>
+          <m:t>⋅</m:t>
+        </m:r>
+        <m:r>
+          <m:rPr>
+            <m:sty m:val="b"/>
+          </m:rPr>
+          <m:t>z</m:t>
+        </m:r>
+        <m:r>
+          <m:rPr>
+            <m:sty m:val="p"/>
+          </m:rPr>
+          <m:t>+</m:t>
+        </m:r>
+        <m:r>
+          <m:rPr>
+            <m:sty m:val="b"/>
+          </m:rPr>
+          <m:t>e</m:t>
+        </m:r>
+      </m:oMath>
+      <w:r>
+        <w:t xml:space="preserve">;</w:t>
+      </w:r>
+      <w:r>
+        <w:t xml:space="preserve"> </w:t>
+      </w:r>
+      <w:r>
+        <w:t xml:space="preserve">[82]</w:t>
+      </w:r>
+      <w:r>
+        <w:t xml:space="preserve">). While the multivariate breeders equation can be applied, and is versatile, it will likely only be useful for predicting short term evolutonary responses</w:t>
+      </w:r>
+      <w:r>
+        <w:t xml:space="preserve"> </w:t>
+      </w:r>
+      <w:r>
+        <w:t xml:space="preserve">[82]</w:t>
+      </w:r>
+      <w:r>
+        <w:t xml:space="preserve">.</w:t>
       </w:r>
     </w:p>
     <w:bookmarkEnd w:id="33"/>
@@ -2540,7 +2643,7 @@
         <w:t xml:space="preserve"> </w:t>
       </w:r>
       <w:r>
-        <w:t xml:space="preserve">[81]</w:t>
+        <w:t xml:space="preserve">[83]</w:t>
       </w:r>
       <w:r>
         <w:t xml:space="preserve">. The paper provides a framework for modelling soil plant interactions</w:t>
@@ -2597,7 +2700,7 @@
         <w:t xml:space="preserve"> </w:t>
       </w:r>
       <w:r>
-        <w:t xml:space="preserve">[82]</w:t>
+        <w:t xml:space="preserve">[84]</w:t>
       </w:r>
       <w:r>
         <w:t xml:space="preserve"> </w:t>
@@ -2640,7 +2743,7 @@
         <w:t xml:space="preserve"> </w:t>
       </w:r>
       <w:r>
-        <w:t xml:space="preserve">[82]</w:t>
+        <w:t xml:space="preserve">[84]</w:t>
       </w:r>
       <w:r>
         <w:t xml:space="preserve"> </w:t>
@@ -2670,7 +2773,7 @@
         <w:t xml:space="preserve"> </w:t>
       </w:r>
       <w:r>
-        <w:t xml:space="preserve">[83]</w:t>
+        <w:t xml:space="preserve">[85]</w:t>
       </w:r>
       <w:r>
         <w:t xml:space="preserve">. Connects heat tolerance to population matrix models. And, shows acclimation responses (heat hardening).</w:t>
@@ -2738,7 +2841,7 @@
               <w:t xml:space="preserve"> </w:t>
             </w:r>
             <w:r>
-              <w:t xml:space="preserve">[84]</w:t>
+              <w:t xml:space="preserve">[86]</w:t>
             </w:r>
             <w:r>
               <w:t xml:space="preserve">. For example, loss of output from production ecosystems will have substantial economic consequences for the local area. Degradation of natural ecosystems may affect their regulating services, such as flood mitigation, affecting nearby areas. Impacts on cultural services may be severe for communities that are closely connected to a landscape.</w:t>
@@ -2755,7 +2858,7 @@
               <w:t xml:space="preserve"> </w:t>
             </w:r>
             <w:r>
-              <w:t xml:space="preserve">[85]</w:t>
+              <w:t xml:space="preserve">[87]</w:t>
             </w:r>
             <w:r>
               <w:t xml:space="preserve">. Thermal stressors may even influence producers’ psychological beliefs about their level of control over land management, and perceived resources available for management practices</w:t>
@@ -2764,7 +2867,7 @@
               <w:t xml:space="preserve"> </w:t>
             </w:r>
             <w:r>
-              <w:t xml:space="preserve">[86]</w:t>
+              <w:t xml:space="preserve">[88]</w:t>
             </w:r>
             <w:r>
               <w:t xml:space="preserve">. Thermal risks to ecosystems may also precipitate declines in individual wellbeing, and these consequences may accrue differently across regions and across peoples</w:t>
@@ -2773,7 +2876,7 @@
               <w:t xml:space="preserve"> </w:t>
             </w:r>
             <w:r>
-              <w:t xml:space="preserve">[87]</w:t>
+              <w:t xml:space="preserve">[89]</w:t>
             </w:r>
             <w:r>
               <w:t xml:space="preserve">, and compound or accelerate the prior responses. Many of these impacts and responses, however, are poorly understood.</w:t>
@@ -2790,7 +2893,7 @@
               <w:t xml:space="preserve"> </w:t>
             </w:r>
             <w:r>
-              <w:t xml:space="preserve">[88,89]</w:t>
+              <w:t xml:space="preserve">[90,91]</w:t>
             </w:r>
             <w:r>
               <w:t xml:space="preserve">. On the other hand, adapting thermal risks in upper stream producers may also be influenced by the perception and behaviour of downstream consumers</w:t>
@@ -2799,7 +2902,7 @@
               <w:t xml:space="preserve"> </w:t>
             </w:r>
             <w:r>
-              <w:t xml:space="preserve">[90]</w:t>
+              <w:t xml:space="preserve">[92]</w:t>
             </w:r>
             <w:r>
               <w:t xml:space="preserve">. The cascading</w:t>
@@ -2808,7 +2911,7 @@
               <w:t xml:space="preserve"> </w:t>
             </w:r>
             <w:r>
-              <w:t xml:space="preserve">[91]</w:t>
+              <w:t xml:space="preserve">[93]</w:t>
             </w:r>
             <w:r>
               <w:t xml:space="preserve"> </w:t>
@@ -2820,7 +2923,7 @@
               <w:t xml:space="preserve"> </w:t>
             </w:r>
             <w:r>
-              <w:t xml:space="preserve">[92]</w:t>
+              <w:t xml:space="preserve">[94]</w:t>
             </w:r>
             <w:r>
               <w:t xml:space="preserve"> </w:t>
@@ -2832,7 +2935,7 @@
               <w:t xml:space="preserve"> </w:t>
             </w:r>
             <w:r>
-              <w:t xml:space="preserve">[93]</w:t>
+              <w:t xml:space="preserve">[95]</w:t>
             </w:r>
             <w:r>
               <w:t xml:space="preserve">. These external pressures will interact with a system that is already constraint by multiple stressors, including direct impacts imposed by extreme heat and other aspects of clime change- to maintaining its normal functionality and the health and wellbeing of its citizens. If sufficiently widespread, economic and political destabilisation may occur as already observed in other parts of the world</w:t>
@@ -2841,7 +2944,7 @@
               <w:t xml:space="preserve"> </w:t>
             </w:r>
             <w:r>
-              <w:t xml:space="preserve">[94]</w:t>
+              <w:t xml:space="preserve">[96]</w:t>
             </w:r>
             <w:r>
               <w:t xml:space="preserve">, which could in turn affect the management of the original ecosystems.</w:t>
@@ -2858,7 +2961,7 @@
               <w:t xml:space="preserve"> </w:t>
             </w:r>
             <w:r>
-              <w:t xml:space="preserve">[95]</w:t>
+              <w:t xml:space="preserve">[97]</w:t>
             </w:r>
             <w:r>
               <w:t xml:space="preserve">. Social-ecological models aim to capture the social systems, natural systems and their interactions</w:t>
@@ -2867,7 +2970,7 @@
               <w:t xml:space="preserve"> </w:t>
             </w:r>
             <w:r>
-              <w:t xml:space="preserve">[96]</w:t>
+              <w:t xml:space="preserve">[98]</w:t>
             </w:r>
             <w:r>
               <w:t xml:space="preserve">. Such models can display non-trivial emergent behaviour resulting from complex interactions within the social-ecological systems. For example, responding to decreased productivity from thermal stress by farming more intensively could lead to a maladaptation or</w:t>
@@ -2888,7 +2991,7 @@
               <w:t xml:space="preserve"> </w:t>
             </w:r>
             <w:r>
-              <w:t xml:space="preserve">[97]</w:t>
+              <w:t xml:space="preserve">[99]</w:t>
             </w:r>
             <w:r>
               <w:t xml:space="preserve">.</w:t>
@@ -2908,7 +3011,7 @@
               <w:t xml:space="preserve"> </w:t>
             </w:r>
             <w:r>
-              <w:t xml:space="preserve">[98]</w:t>
+              <w:t xml:space="preserve">[100]</w:t>
             </w:r>
             <w:r>
               <w:t xml:space="preserve">. Process-based approaches are critical to understanding how emergent social-ecological phenomena develop</w:t>
@@ -2917,7 +3020,7 @@
               <w:t xml:space="preserve"> </w:t>
             </w:r>
             <w:r>
-              <w:t xml:space="preserve">[99]</w:t>
+              <w:t xml:space="preserve">[101]</w:t>
             </w:r>
             <w:r>
               <w:t xml:space="preserve">, such as tipping points, traps or other dynamics. Constructing process-based dynamical models requires knowledge and data about: the biophysical processes, which could be provided by the models from the previous sections; social processes, which could be developed from a combination of behavioural theory and empirical data; and interactions between them in the system of interest. Since obtaining all these data can be challenging, social-ecological modelling is often performed in an exploratory mode</w:t>
@@ -2926,7 +3029,7 @@
               <w:t xml:space="preserve"> </w:t>
             </w:r>
             <w:r>
-              <w:t xml:space="preserve">[100]</w:t>
+              <w:t xml:space="preserve">[102]</w:t>
             </w:r>
             <w:r>
               <w:t xml:space="preserve"> </w:t>
@@ -3074,14 +3177,55 @@
         <w:t xml:space="preserve">Conservation (Adrienne?)</w:t>
       </w:r>
     </w:p>
+    <w:tbl>
+      <w:tblPr>
+        <w:tblStyle w:val="Table"/>
+        <w:tblLook w:firstRow="0" w:lastRow="0" w:firstColumn="0" w:lastColumn="0" w:noHBand="0" w:noVBand="0" w:val="0000"/>
+        <w:tblBorders>
+          <w:left w:val="single" w:sz="24" w:space="0" w:color="0758E5"/>
+        </w:tblBorders>
+        <w:tblCellMar>
+          <w:left w:w="0" w:type="dxa"/>
+          <w:right w:w="0" w:type="dxa"/>
+        </w:tblCellMar>
+        <w:tblInd w:w="164" w:type="dxa"/>
+      </w:tblPr>
+      <w:tr>
+        <w:trPr>
+          <w:cantSplit/>
+        </w:trPr>
+        <w:tc>
+          <w:tcPr>
+            <w:tcMar>
+              <w:left w:w="144" w:type="dxa"/>
+            </w:tcMar>
+          </w:tcPr>
+          <w:p>
+            <w:pPr>
+              <w:pStyle w:val="FirstParagraph"/>
+            </w:pPr>
+            <w:pPr>
+              <w:spacing w:before="16" w:after="64"/>
+            </w:pPr>
+            <w:r>
+              <w:rPr>
+                <w:b/>
+                <w:bCs/>
+              </w:rPr>
+              <w:t xml:space="preserve">Outstanding Questions</w:t>
+            </w:r>
+          </w:p>
+        </w:tc>
+      </w:tr>
+    </w:tbl>
     <w:bookmarkEnd w:id="40"/>
-    <w:bookmarkStart w:id="42" w:name="X78b08fde953bb9dcb9bb22555137d822070b4a9"/>
+    <w:bookmarkStart w:id="42" w:name="concluding-remarks"/>
     <w:p>
       <w:pPr>
         <w:pStyle w:val="Heading1"/>
       </w:pPr>
       <w:r>
-        <w:t xml:space="preserve">Future directions: modelling challenges, gaps and possible solutions</w:t>
+        <w:t xml:space="preserve">Concluding Remarks</w:t>
       </w:r>
     </w:p>
     <w:p>
@@ -3105,7 +3249,20 @@
         </w:r>
       </w:hyperlink>
       <w:r>
-        <w:t xml:space="preserve">). While our case studies are necessarily hypothetical in nature they move us one step closer to implementing these models in real-world systems. However, there are still many challenges and gaps in our understanding of the impacts of extreme heat on organisms and communities that need to be addressed, which we outline below:</w:t>
+        <w:t xml:space="preserve">). While our case studies are necessarily hypothetical in nature they move us one step closer to implementing these models in real-world systems. However, there are still many challenges and gaps (see</w:t>
+      </w:r>
+      <w:r>
+        <w:t xml:space="preserve"> </w:t>
+      </w:r>
+      <w:r>
+        <w:rPr>
+          <w:b/>
+          <w:bCs/>
+        </w:rPr>
+        <w:t xml:space="preserve">Outstanding Questions</w:t>
+      </w:r>
+      <w:r>
+        <w:t xml:space="preserve">) in our understanding of the impacts of extreme heat on organisms and communities that need to be addressed, which we outline below:</w:t>
       </w:r>
     </w:p>
     <w:p>
@@ -3202,7 +3359,7 @@
         <w:t xml:space="preserve"> </w:t>
       </w:r>
       <w:r>
-        <w:t xml:space="preserve">[101]</w:t>
+        <w:t xml:space="preserve">[103]</w:t>
       </w:r>
       <w:r>
         <w:t xml:space="preserve"> </w:t>
@@ -3254,11 +3411,11 @@
         <w:pStyle w:val="FirstParagraph"/>
       </w:pPr>
       <w:r>
-        <w:t xml:space="preserve">Developing a systems modelling framework will require collaboration between different research fields, including biophysics, physiology, ecology and evolutionary biology. By working collaboratively, we can develop a more calculated understanding of the impacts that extreme heat will have on plants and animals, populations, and communities along with how to mitigate these impacts to preserve socio-ecological systems now and into the future.</w:t>
+        <w:t xml:space="preserve">Developing a systems modelling framework will require collaboration between different research fields, including biophysics, physiology, ecology and evolutionary biology. By working collaboratively, we can develop a more calculated understanding of the impacts that extreme heat will have on organisms, populations, and communities along with how to mitigate these impacts to preserve diverse systems now and into the future.</w:t>
       </w:r>
     </w:p>
     <w:bookmarkEnd w:id="42"/>
-    <w:bookmarkStart w:id="145" w:name="references"/>
+    <w:bookmarkStart w:id="147" w:name="references"/>
     <w:p>
       <w:pPr>
         <w:pStyle w:val="Heading1"/>
@@ -3267,7 +3424,7 @@
         <w:t xml:space="preserve">References</w:t>
       </w:r>
     </w:p>
-    <w:bookmarkStart w:id="144" w:name="refs"/>
+    <w:bookmarkStart w:id="146" w:name="refs"/>
     <w:bookmarkStart w:id="43" w:name="ref-Barriopedro2023"/>
     <w:p>
       <w:pPr>
@@ -7025,7 +7182,7 @@
       </w:r>
     </w:p>
     <w:bookmarkEnd w:id="122"/>
-    <w:bookmarkStart w:id="123" w:name="ref-Zou2024"/>
+    <w:bookmarkStart w:id="123" w:name="ref-Lande1979"/>
     <w:p>
       <w:pPr>
         <w:pStyle w:val="Bibliography"/>
@@ -7040,6 +7197,73 @@
         <w:t xml:space="preserve">	</w:t>
       </w:r>
       <w:r>
+        <w:t xml:space="preserve">Lande, R. (1979) Quantitative genetic analysis of multivariate evolution, applied to brain:body size allometry.</w:t>
+      </w:r>
+      <w:r>
+        <w:t xml:space="preserve"> </w:t>
+      </w:r>
+      <w:r>
+        <w:rPr>
+          <w:i/>
+          <w:iCs/>
+        </w:rPr>
+        <w:t xml:space="preserve">Evolution</w:t>
+      </w:r>
+      <w:r>
+        <w:t xml:space="preserve"> </w:t>
+      </w:r>
+      <w:r>
+        <w:t xml:space="preserve">33</w:t>
+      </w:r>
+    </w:p>
+    <w:bookmarkEnd w:id="123"/>
+    <w:bookmarkStart w:id="124" w:name="ref-Walsh2018"/>
+    <w:p>
+      <w:pPr>
+        <w:pStyle w:val="Bibliography"/>
+      </w:pPr>
+      <w:r>
+        <w:t xml:space="preserve">82.</w:t>
+      </w:r>
+      <w:r>
+        <w:t xml:space="preserve"> </w:t>
+      </w:r>
+      <w:r>
+        <w:t xml:space="preserve">	</w:t>
+      </w:r>
+      <w:r>
+        <w:t xml:space="preserve">Walsh, B. and Lynch, M. (2018)</w:t>
+      </w:r>
+      <w:r>
+        <w:t xml:space="preserve"> </w:t>
+      </w:r>
+      <w:r>
+        <w:rPr>
+          <w:i/>
+          <w:iCs/>
+        </w:rPr>
+        <w:t xml:space="preserve">Evolution and selection of quantitative traits</w:t>
+      </w:r>
+      <w:r>
+        <w:t xml:space="preserve">, Oxford University Press</w:t>
+      </w:r>
+    </w:p>
+    <w:bookmarkEnd w:id="124"/>
+    <w:bookmarkStart w:id="125" w:name="ref-Zou2024"/>
+    <w:p>
+      <w:pPr>
+        <w:pStyle w:val="Bibliography"/>
+      </w:pPr>
+      <w:r>
+        <w:t xml:space="preserve">83.</w:t>
+      </w:r>
+      <w:r>
+        <w:t xml:space="preserve"> </w:t>
+      </w:r>
+      <w:r>
+        <w:t xml:space="preserve">	</w:t>
+      </w:r>
+      <w:r>
         <w:t xml:space="preserve">Zou, H.-X.</w:t>
       </w:r>
       <w:r>
@@ -7075,14 +7299,14 @@
         <w:t xml:space="preserve">27, e14432</w:t>
       </w:r>
     </w:p>
-    <w:bookmarkEnd w:id="123"/>
-    <w:bookmarkStart w:id="124" w:name="ref-Li2023"/>
+    <w:bookmarkEnd w:id="125"/>
+    <w:bookmarkStart w:id="126" w:name="ref-Li2023"/>
     <w:p>
       <w:pPr>
         <w:pStyle w:val="Bibliography"/>
       </w:pPr>
       <w:r>
-        <w:t xml:space="preserve">82.</w:t>
+        <w:t xml:space="preserve">84.</w:t>
       </w:r>
       <w:r>
         <w:t xml:space="preserve"> </w:t>
@@ -7126,14 +7350,14 @@
         <w:t xml:space="preserve">114, 103583</w:t>
       </w:r>
     </w:p>
-    <w:bookmarkEnd w:id="124"/>
-    <w:bookmarkStart w:id="125" w:name="ref-Zhu2024"/>
+    <w:bookmarkEnd w:id="126"/>
+    <w:bookmarkStart w:id="127" w:name="ref-Zhu2024"/>
     <w:p>
       <w:pPr>
         <w:pStyle w:val="Bibliography"/>
       </w:pPr>
       <w:r>
-        <w:t xml:space="preserve">83.</w:t>
+        <w:t xml:space="preserve">85.</w:t>
       </w:r>
       <w:r>
         <w:t xml:space="preserve"> </w:t>
@@ -7177,14 +7401,14 @@
         <w:t xml:space="preserve">39, 165–180</w:t>
       </w:r>
     </w:p>
-    <w:bookmarkEnd w:id="125"/>
-    <w:bookmarkStart w:id="126" w:name="ref-Assessment_undated-fv"/>
+    <w:bookmarkEnd w:id="127"/>
+    <w:bookmarkStart w:id="128" w:name="ref-Assessment_undated-fv"/>
     <w:p>
       <w:pPr>
         <w:pStyle w:val="Bibliography"/>
       </w:pPr>
       <w:r>
-        <w:t xml:space="preserve">84.</w:t>
+        <w:t xml:space="preserve">86.</w:t>
       </w:r>
       <w:r>
         <w:t xml:space="preserve"> </w:t>
@@ -7196,14 +7420,14 @@
         <w:t xml:space="preserve">Assessment, M.E. (2005) Opportunities and challenges for business and industryunioviedo.es</w:t>
       </w:r>
     </w:p>
-    <w:bookmarkEnd w:id="126"/>
-    <w:bookmarkStart w:id="127" w:name="ref-Dandy2019"/>
+    <w:bookmarkEnd w:id="128"/>
+    <w:bookmarkStart w:id="129" w:name="ref-Dandy2019"/>
     <w:p>
       <w:pPr>
         <w:pStyle w:val="Bibliography"/>
       </w:pPr>
       <w:r>
-        <w:t xml:space="preserve">85.</w:t>
+        <w:t xml:space="preserve">87.</w:t>
       </w:r>
       <w:r>
         <w:t xml:space="preserve"> </w:t>
@@ -7247,14 +7471,14 @@
         <w:t xml:space="preserve">19, 615–620</w:t>
       </w:r>
     </w:p>
-    <w:bookmarkEnd w:id="127"/>
-    <w:bookmarkStart w:id="128" w:name="ref-Price2014"/>
+    <w:bookmarkEnd w:id="129"/>
+    <w:bookmarkStart w:id="130" w:name="ref-Price2014"/>
     <w:p>
       <w:pPr>
         <w:pStyle w:val="Bibliography"/>
       </w:pPr>
       <w:r>
-        <w:t xml:space="preserve">86.</w:t>
+        <w:t xml:space="preserve">88.</w:t>
       </w:r>
       <w:r>
         <w:t xml:space="preserve"> </w:t>
@@ -7282,14 +7506,14 @@
         <w:t xml:space="preserve">34, 65–78</w:t>
       </w:r>
     </w:p>
-    <w:bookmarkEnd w:id="128"/>
-    <w:bookmarkStart w:id="129" w:name="ref-Leviston2018"/>
+    <w:bookmarkEnd w:id="130"/>
+    <w:bookmarkStart w:id="131" w:name="ref-Leviston2018"/>
     <w:p>
       <w:pPr>
         <w:pStyle w:val="Bibliography"/>
       </w:pPr>
       <w:r>
-        <w:t xml:space="preserve">87.</w:t>
+        <w:t xml:space="preserve">89.</w:t>
       </w:r>
       <w:r>
         <w:t xml:space="preserve"> </w:t>
@@ -7333,14 +7557,14 @@
         <w:t xml:space="preserve">93, 658–668</w:t>
       </w:r>
     </w:p>
-    <w:bookmarkEnd w:id="129"/>
-    <w:bookmarkStart w:id="130" w:name="ref-Bai2016"/>
+    <w:bookmarkEnd w:id="131"/>
+    <w:bookmarkStart w:id="132" w:name="ref-Bai2016"/>
     <w:p>
       <w:pPr>
         <w:pStyle w:val="Bibliography"/>
       </w:pPr>
       <w:r>
-        <w:t xml:space="preserve">88.</w:t>
+        <w:t xml:space="preserve">90.</w:t>
       </w:r>
       <w:r>
         <w:t xml:space="preserve"> </w:t>
@@ -7384,14 +7608,14 @@
         <w:t xml:space="preserve">23, 69–78</w:t>
       </w:r>
     </w:p>
-    <w:bookmarkEnd w:id="130"/>
-    <w:bookmarkStart w:id="131" w:name="ref-Grimm2008"/>
+    <w:bookmarkEnd w:id="132"/>
+    <w:bookmarkStart w:id="133" w:name="ref-Grimm2008"/>
     <w:p>
       <w:pPr>
         <w:pStyle w:val="Bibliography"/>
       </w:pPr>
       <w:r>
-        <w:t xml:space="preserve">89.</w:t>
+        <w:t xml:space="preserve">91.</w:t>
       </w:r>
       <w:r>
         <w:t xml:space="preserve"> </w:t>
@@ -7435,14 +7659,14 @@
         <w:t xml:space="preserve">319, 756–760</w:t>
       </w:r>
     </w:p>
-    <w:bookmarkEnd w:id="131"/>
-    <w:bookmarkStart w:id="132" w:name="ref-Hendricks2022"/>
+    <w:bookmarkEnd w:id="133"/>
+    <w:bookmarkStart w:id="134" w:name="ref-Hendricks2022"/>
     <w:p>
       <w:pPr>
         <w:pStyle w:val="Bibliography"/>
       </w:pPr>
       <w:r>
-        <w:t xml:space="preserve">90.</w:t>
+        <w:t xml:space="preserve">92.</w:t>
       </w:r>
       <w:r>
         <w:t xml:space="preserve"> </w:t>
@@ -7486,14 +7710,14 @@
         <w:t xml:space="preserve">105, 5893–5908</w:t>
       </w:r>
     </w:p>
-    <w:bookmarkEnd w:id="132"/>
-    <w:bookmarkStart w:id="133" w:name="ref-Sutanto2020"/>
+    <w:bookmarkEnd w:id="134"/>
+    <w:bookmarkStart w:id="135" w:name="ref-Sutanto2020"/>
     <w:p>
       <w:pPr>
         <w:pStyle w:val="Bibliography"/>
       </w:pPr>
       <w:r>
-        <w:t xml:space="preserve">91.</w:t>
+        <w:t xml:space="preserve">93.</w:t>
       </w:r>
       <w:r>
         <w:t xml:space="preserve"> </w:t>
@@ -7537,14 +7761,14 @@
         <w:t xml:space="preserve">134, 105276</w:t>
       </w:r>
     </w:p>
-    <w:bookmarkEnd w:id="133"/>
-    <w:bookmarkStart w:id="134" w:name="ref-Liu2007"/>
+    <w:bookmarkEnd w:id="135"/>
+    <w:bookmarkStart w:id="136" w:name="ref-Liu2007"/>
     <w:p>
       <w:pPr>
         <w:pStyle w:val="Bibliography"/>
       </w:pPr>
       <w:r>
-        <w:t xml:space="preserve">92.</w:t>
+        <w:t xml:space="preserve">94.</w:t>
       </w:r>
       <w:r>
         <w:t xml:space="preserve"> </w:t>
@@ -7588,14 +7812,14 @@
         <w:t xml:space="preserve">36, 639–649</w:t>
       </w:r>
     </w:p>
-    <w:bookmarkEnd w:id="134"/>
-    <w:bookmarkStart w:id="135" w:name="ref-Black2011"/>
+    <w:bookmarkEnd w:id="136"/>
+    <w:bookmarkStart w:id="137" w:name="ref-Black2011"/>
     <w:p>
       <w:pPr>
         <w:pStyle w:val="Bibliography"/>
       </w:pPr>
       <w:r>
-        <w:t xml:space="preserve">93.</w:t>
+        <w:t xml:space="preserve">95.</w:t>
       </w:r>
       <w:r>
         <w:t xml:space="preserve"> </w:t>
@@ -7639,14 +7863,14 @@
         <w:t xml:space="preserve">21, S3–S11</w:t>
       </w:r>
     </w:p>
-    <w:bookmarkEnd w:id="135"/>
-    <w:bookmarkStart w:id="136" w:name="ref-Neil_Adger1999"/>
+    <w:bookmarkEnd w:id="137"/>
+    <w:bookmarkStart w:id="138" w:name="ref-Neil_Adger1999"/>
     <w:p>
       <w:pPr>
         <w:pStyle w:val="Bibliography"/>
       </w:pPr>
       <w:r>
-        <w:t xml:space="preserve">94.</w:t>
+        <w:t xml:space="preserve">96.</w:t>
       </w:r>
       <w:r>
         <w:t xml:space="preserve"> </w:t>
@@ -7674,14 +7898,14 @@
         <w:t xml:space="preserve">27, 249–269</w:t>
       </w:r>
     </w:p>
-    <w:bookmarkEnd w:id="136"/>
-    <w:bookmarkStart w:id="137" w:name="ref-Folke2016"/>
+    <w:bookmarkEnd w:id="138"/>
+    <w:bookmarkStart w:id="139" w:name="ref-Folke2016"/>
     <w:p>
       <w:pPr>
         <w:pStyle w:val="Bibliography"/>
       </w:pPr>
       <w:r>
-        <w:t xml:space="preserve">95.</w:t>
+        <w:t xml:space="preserve">97.</w:t>
       </w:r>
       <w:r>
         <w:t xml:space="preserve"> </w:t>
@@ -7725,14 +7949,14 @@
         <w:t xml:space="preserve">21</w:t>
       </w:r>
     </w:p>
-    <w:bookmarkEnd w:id="137"/>
-    <w:bookmarkStart w:id="138" w:name="ref-Schluter2012"/>
+    <w:bookmarkEnd w:id="139"/>
+    <w:bookmarkStart w:id="140" w:name="ref-Schluter2012"/>
     <w:p>
       <w:pPr>
         <w:pStyle w:val="Bibliography"/>
       </w:pPr>
       <w:r>
-        <w:t xml:space="preserve">96.</w:t>
+        <w:t xml:space="preserve">98.</w:t>
       </w:r>
       <w:r>
         <w:t xml:space="preserve"> </w:t>
@@ -7776,14 +8000,14 @@
         <w:t xml:space="preserve">25, 219–272</w:t>
       </w:r>
     </w:p>
-    <w:bookmarkEnd w:id="138"/>
-    <w:bookmarkStart w:id="139" w:name="ref-Wise2014"/>
+    <w:bookmarkEnd w:id="140"/>
+    <w:bookmarkStart w:id="141" w:name="ref-Wise2014"/>
     <w:p>
       <w:pPr>
         <w:pStyle w:val="Bibliography"/>
       </w:pPr>
       <w:r>
-        <w:t xml:space="preserve">97.</w:t>
+        <w:t xml:space="preserve">99.</w:t>
       </w:r>
       <w:r>
         <w:t xml:space="preserve"> </w:t>
@@ -7827,14 +8051,14 @@
         <w:t xml:space="preserve">28, 325–336</w:t>
       </w:r>
     </w:p>
-    <w:bookmarkEnd w:id="139"/>
-    <w:bookmarkStart w:id="140" w:name="ref-Biggs2021"/>
+    <w:bookmarkEnd w:id="141"/>
+    <w:bookmarkStart w:id="142" w:name="ref-Biggs2021"/>
     <w:p>
       <w:pPr>
         <w:pStyle w:val="Bibliography"/>
       </w:pPr>
       <w:r>
-        <w:t xml:space="preserve">98.</w:t>
+        <w:t xml:space="preserve">100.</w:t>
       </w:r>
       <w:r>
         <w:t xml:space="preserve"> </w:t>
@@ -7875,14 +8099,14 @@
         <w:t xml:space="preserve">, Taylor &amp; Francis</w:t>
       </w:r>
     </w:p>
-    <w:bookmarkEnd w:id="140"/>
-    <w:bookmarkStart w:id="141" w:name="ref-Brown2021"/>
+    <w:bookmarkEnd w:id="142"/>
+    <w:bookmarkStart w:id="143" w:name="ref-Brown2021"/>
     <w:p>
       <w:pPr>
         <w:pStyle w:val="Bibliography"/>
       </w:pPr>
       <w:r>
-        <w:t xml:space="preserve">99.</w:t>
+        <w:t xml:space="preserve">101.</w:t>
       </w:r>
       <w:r>
         <w:t xml:space="preserve"> </w:t>
@@ -7910,14 +8134,14 @@
         <w:t xml:space="preserve">3, 88–103</w:t>
       </w:r>
     </w:p>
-    <w:bookmarkEnd w:id="141"/>
-    <w:bookmarkStart w:id="142" w:name="ref-Kwakkel2013"/>
+    <w:bookmarkEnd w:id="143"/>
+    <w:bookmarkStart w:id="144" w:name="ref-Kwakkel2013"/>
     <w:p>
       <w:pPr>
         <w:pStyle w:val="Bibliography"/>
       </w:pPr>
       <w:r>
-        <w:t xml:space="preserve">100.</w:t>
+        <w:t xml:space="preserve">102.</w:t>
       </w:r>
       <w:r>
         <w:t xml:space="preserve"> </w:t>
@@ -7945,14 +8169,14 @@
         <w:t xml:space="preserve">80, 419–431</w:t>
       </w:r>
     </w:p>
-    <w:bookmarkEnd w:id="142"/>
-    <w:bookmarkStart w:id="143" w:name="ref-Kearney2009a"/>
+    <w:bookmarkEnd w:id="144"/>
+    <w:bookmarkStart w:id="145" w:name="ref-Kearney2009a"/>
     <w:p>
       <w:pPr>
         <w:pStyle w:val="Bibliography"/>
       </w:pPr>
       <w:r>
-        <w:t xml:space="preserve">101.</w:t>
+        <w:t xml:space="preserve">103.</w:t>
       </w:r>
       <w:r>
         <w:t xml:space="preserve"> </w:t>
@@ -7996,9 +8220,9 @@
         <w:t xml:space="preserve">23, 528–538</w:t>
       </w:r>
     </w:p>
-    <w:bookmarkEnd w:id="143"/>
-    <w:bookmarkEnd w:id="144"/>
     <w:bookmarkEnd w:id="145"/>
+    <w:bookmarkEnd w:id="146"/>
+    <w:bookmarkEnd w:id="147"/>
     <w:sectPr>
       <w:pgSz w:h="15840" w:w="12240"/>
       <w:pgMar w:bottom="851" w:footer="720" w:gutter="0" w:header="720" w:left="851" w:right="851" w:top="851"/>

--- a/docs/ms.docx
+++ b/docs/ms.docx
@@ -580,7 +580,7 @@
       </w:r>
     </w:p>
     <w:bookmarkEnd w:id="21"/>
-    <w:bookmarkStart w:id="22" w:name="X2b97b971c201f11017c10c1d6e4dbfd69043166"/>
+    <w:bookmarkStart w:id="26" w:name="X2b97b971c201f11017c10c1d6e4dbfd69043166"/>
     <w:p>
       <w:pPr>
         <w:pStyle w:val="Heading1"/>
@@ -593,13 +593,14 @@
       <w:pPr>
         <w:pStyle w:val="FirstParagraph"/>
       </w:pPr>
-      <w:r>
-        <w:rPr>
-          <w:b/>
-          <w:bCs/>
-        </w:rPr>
-        <w:t xml:space="preserve">?@fig-sys</w:t>
-      </w:r>
+      <w:hyperlink w:anchor="fig-sys">
+        <w:r>
+          <w:rPr>
+            <w:rStyle w:val="Hyperlink"/>
+          </w:rPr>
+          <w:t xml:space="preserve">Figure 1</w:t>
+        </w:r>
+      </w:hyperlink>
       <w:r>
         <w:t xml:space="preserve"> </w:t>
       </w:r>
@@ -621,13 +622,14 @@
       <w:r>
         <w:t xml:space="preserve"> </w:t>
       </w:r>
-      <w:r>
-        <w:rPr>
-          <w:b/>
-          <w:bCs/>
-        </w:rPr>
-        <w:t xml:space="preserve">?@fig-sys</w:t>
-      </w:r>
+      <w:hyperlink w:anchor="fig-sys">
+        <w:r>
+          <w:rPr>
+            <w:rStyle w:val="Hyperlink"/>
+          </w:rPr>
+          <w:t xml:space="preserve">Figure 1</w:t>
+        </w:r>
+      </w:hyperlink>
       <w:r>
         <w:t xml:space="preserve"> </w:t>
       </w:r>
@@ -635,8 +637,87 @@
         <w:t xml:space="preserve">such that a truly systems-based approach to modelling biotic impacts of heatwaves is now possible.</w:t>
       </w:r>
     </w:p>
-    <w:bookmarkEnd w:id="22"/>
-    <w:bookmarkStart w:id="23" w:name="Xbb8a3512749f7fb1c67948ca8a2ad003fcd6253"/>
+    <w:tbl>
+      <w:tblPr>
+        <w:tblStyle w:val="Table"/>
+        <w:tblW w:type="pct" w:w="5000"/>
+        <w:tblLayout w:type="fixed"/>
+        <w:tblLook w:firstRow="0" w:lastRow="0" w:firstColumn="0" w:lastColumn="0" w:noHBand="0" w:noVBand="0" w:val="0000"/>
+      </w:tblPr>
+      <w:tblGrid>
+        <w:gridCol w:w="7920"/>
+      </w:tblGrid>
+      <w:tr>
+        <w:tc>
+          <w:tcPr/>
+          <w:bookmarkStart w:id="25" w:name="fig-sys"/>
+          <w:p>
+            <w:pPr>
+              <w:pStyle w:val="Compact"/>
+              <w:jc w:val="center"/>
+            </w:pPr>
+            <w:r>
+              <w:drawing>
+                <wp:inline>
+                  <wp:extent cx="6096000" cy="4876800"/>
+                  <wp:effectExtent b="0" l="0" r="0" t="0"/>
+                  <wp:docPr descr="" title="" id="23" name="Picture"/>
+                  <a:graphic>
+                    <a:graphicData uri="http://schemas.openxmlformats.org/drawingml/2006/picture">
+                      <pic:pic>
+                        <pic:nvPicPr>
+                          <pic:cNvPr descr="ms_files/figure-docx/fig-sys-1.png" id="24" name="Picture"/>
+                          <pic:cNvPicPr>
+                            <a:picLocks noChangeArrowheads="1" noChangeAspect="1"/>
+                          </pic:cNvPicPr>
+                        </pic:nvPicPr>
+                        <pic:blipFill>
+                          <a:blip r:embed="rId22"/>
+                          <a:stretch>
+                            <a:fillRect/>
+                          </a:stretch>
+                        </pic:blipFill>
+                        <pic:spPr bwMode="auto">
+                          <a:xfrm>
+                            <a:off x="0" y="0"/>
+                            <a:ext cx="6096000" cy="4876800"/>
+                          </a:xfrm>
+                          <a:prstGeom prst="rect">
+                            <a:avLst/>
+                          </a:prstGeom>
+                          <a:noFill/>
+                          <a:ln w="9525">
+                            <a:noFill/>
+                            <a:headEnd/>
+                            <a:tailEnd/>
+                          </a:ln>
+                        </pic:spPr>
+                      </pic:pic>
+                    </a:graphicData>
+                  </a:graphic>
+                </wp:inline>
+              </w:drawing>
+            </w:r>
+          </w:p>
+          <w:p>
+            <w:pPr>
+              <w:jc w:val="center"/>
+            </w:pPr>
+            <w:pPr>
+              <w:jc w:val="start"/>
+              <w:spacing w:before="200"/>
+              <w:pStyle w:val="ImageCaption"/>
+            </w:pPr>
+            <w:r>
+              <w:t xml:space="preserve">Figure 1- The proposed modelling integration developed in our Opinion integrates climate/biophysical models to predict temperatures species experience in their respective microhabitats. Temperatures experienced by organisms provide inputs for damage-repair and dynamic energy budget models that integrate temperature exposure with explicit physiological models that simulate development, behaviour, survival and reproduction in response to temperature across life history stages Physiological models can be built around the unique life cycles of the diverse species in communities, capturing lagged responses to extreme heat, phenological mismatches and mechanistically informed responses to extreme heat for species of the system in question. Outputs (behaviour, growth rate/ biomass accumulation, survival and reproduction) from physiological models of individual organisms can then be integrated into population and community ecology models to predict population growth and community interactions for a given system change. We show how environment-mediated feedbacks influence organism thermal exposure and sensitivity (e.g., water availability, microbiota) which can vary across different life stages and organs. The integration of existing models in this novel way will allow simulations at the organismal level to generate emergent predictions for entire communities. In turn, such simulations will allow quantitative predictions to be made on how extreme heatwaves perturb biological systems and allow for the development and implementation of strategies to enhance both biological and socioecological system resilience to extreme heat.</w:t>
+            </w:r>
+          </w:p>
+          <w:bookmarkEnd w:id="25"/>
+        </w:tc>
+      </w:tr>
+    </w:tbl>
+    <w:bookmarkEnd w:id="26"/>
+    <w:bookmarkStart w:id="27" w:name="Xbb8a3512749f7fb1c67948ca8a2ad003fcd6253"/>
     <w:p>
       <w:pPr>
         <w:pStyle w:val="Heading1"/>
@@ -645,8 +726,8 @@
         <w:t xml:space="preserve">The current climate of extreme weather modelling</w:t>
       </w:r>
     </w:p>
-    <w:bookmarkEnd w:id="23"/>
-    <w:bookmarkStart w:id="24" w:name="X4da05dea4acdb2054c1e59c2f12913febac8a0c"/>
+    <w:bookmarkEnd w:id="27"/>
+    <w:bookmarkStart w:id="28" w:name="X4da05dea4acdb2054c1e59c2f12913febac8a0c"/>
     <w:p>
       <w:pPr>
         <w:pStyle w:val="Heading1"/>
@@ -655,8 +736,8 @@
         <w:t xml:space="preserve">From weather to microclimates: predicting community wide exposure to extreme heat</w:t>
       </w:r>
     </w:p>
-    <w:bookmarkEnd w:id="24"/>
-    <w:bookmarkStart w:id="25" w:name="X5a6e6d313f4187bfc77082e5e5979262b26b081"/>
+    <w:bookmarkEnd w:id="28"/>
+    <w:bookmarkStart w:id="29" w:name="X5a6e6d313f4187bfc77082e5e5979262b26b081"/>
     <w:p>
       <w:pPr>
         <w:pStyle w:val="Heading1"/>
@@ -673,8 +754,8 @@
         <w:t xml:space="preserve">Understanding the impacts of extreme heat on a community of organisms requires that we estimate and predict the thermal environment that organisms actually experience in nature and the ways in which they mitigate their exposure to extreme heat. Climate modelling and weather event forecasting has historically been achieved through General Circulation Models – large partial differential equation networks of atmospheric, oceanic and biospheric energy and mass exchange processes – coded in fast but inflexible languages like Fortran and C. The emergence of the Julia language for scientific computing has created an opportunity to rebuild climate models in a more modular manner allowing easier interfacing between discipline-specific models and easier integration of the massive emerging power of AI for data assimilation and machine learning. Well-established models are now available to integrate information about atmospheric conditions and habitat (topography, vegetation structure, soil/substrate properties) into microclimates and then translate microclimates into trait-mediated (behaviour, morphology, physiology) body temperature through the principles of biophysical ecology. Elaborate … emphasise how very different trajectories of body temperature can arise from the same atmospheric events due to position in the habitat, morphological and physiological traits (endothermy, evaporative cooling capacity, etc.), and behavioural responses. Link this later to how it can be applied to infer differential exposure of members of a community to predict relative exposure with different degrees of detail (from rank-order stress exposure to hourly trajecto</w:t>
       </w:r>
     </w:p>
-    <w:bookmarkEnd w:id="25"/>
-    <w:bookmarkStart w:id="27" w:name="Xd22b977f88f0add426f49399196084251b1e16e"/>
+    <w:bookmarkEnd w:id="29"/>
+    <w:bookmarkStart w:id="31" w:name="Xd22b977f88f0add426f49399196084251b1e16e"/>
     <w:p>
       <w:pPr>
         <w:pStyle w:val="Heading1"/>
@@ -937,7 +1018,7 @@
       <w:pPr>
         <w:pStyle w:val="BodyText"/>
       </w:pPr>
-      <w:bookmarkStart w:id="26" w:name="eq-hi"/>
+      <w:bookmarkStart w:id="30" w:name="eq-hi"/>
       <m:oMathPara>
         <m:oMathParaPr>
           <m:jc m:val="center"/>
@@ -1209,7 +1290,7 @@
           </m:d>
         </m:oMath>
       </m:oMathPara>
-      <w:bookmarkEnd w:id="26"/>
+      <w:bookmarkEnd w:id="30"/>
     </w:p>
     <w:p>
       <w:pPr>
@@ -1370,8 +1451,8 @@
         <w:t xml:space="preserve">). Once an organism accumulates damage to reach a given threshold the endpoint has been reached. While the process of repair can be decoupled from damage and integrated within these models thermal sensitivity already captures aspects of the repair process. Modelling the intricate balance between damage and repair for a suite of different species can help identify susceptible species, life stages and tissues that are most at risk from extreme heat events which allow for more accurate predictions of the varying sensitivity of species across a community.</w:t>
       </w:r>
     </w:p>
-    <w:bookmarkEnd w:id="27"/>
-    <w:bookmarkStart w:id="28" w:name="X26e2617c7557035eb826bdba0aa1bfc30f8def3"/>
+    <w:bookmarkEnd w:id="31"/>
+    <w:bookmarkStart w:id="32" w:name="X26e2617c7557035eb826bdba0aa1bfc30f8def3"/>
     <w:p>
       <w:pPr>
         <w:pStyle w:val="Heading1"/>
@@ -1380,8 +1461,8 @@
         <w:t xml:space="preserve">Sensitivity to extreme heat is mediated by environmental feedbacks</w:t>
       </w:r>
     </w:p>
-    <w:bookmarkEnd w:id="28"/>
-    <w:bookmarkStart w:id="29" w:name="X709d9ec1b3c8fb9d05ea9ded451dca156568e07"/>
+    <w:bookmarkEnd w:id="32"/>
+    <w:bookmarkStart w:id="33" w:name="X709d9ec1b3c8fb9d05ea9ded451dca156568e07"/>
     <w:p>
       <w:pPr>
         <w:pStyle w:val="Heading1"/>
@@ -1632,8 +1713,8 @@
         <w:t xml:space="preserve">. However, comprehensive models with high prediction powers for plant microbe interactions are still lacking, which hampers our understanding of the heat tolerance in plants and microorganisms.</w:t>
       </w:r>
     </w:p>
-    <w:bookmarkEnd w:id="29"/>
-    <w:bookmarkStart w:id="30" w:name="Xf7a8b061298c769a249e4cfc121bdb94e09ce12"/>
+    <w:bookmarkEnd w:id="33"/>
+    <w:bookmarkStart w:id="34" w:name="Xf7a8b061298c769a249e4cfc121bdb94e09ce12"/>
     <w:p>
       <w:pPr>
         <w:pStyle w:val="Heading1"/>
@@ -1747,8 +1828,8 @@
         <w:t xml:space="preserve">allow for simulations of life-cycles using parameters for diverse species. From these models key outputs on organisms such as body mass and size, reproductive success and events, along with survival can be used to parameterise vital rates needed for population and community models.</w:t>
       </w:r>
     </w:p>
-    <w:bookmarkEnd w:id="30"/>
-    <w:bookmarkStart w:id="31" w:name="Xbdb3df2871e98d114a1e4e74a52caa28253dc0c"/>
+    <w:bookmarkEnd w:id="34"/>
+    <w:bookmarkStart w:id="35" w:name="Xbdb3df2871e98d114a1e4e74a52caa28253dc0c"/>
     <w:p>
       <w:pPr>
         <w:pStyle w:val="Heading1"/>
@@ -2085,8 +2166,8 @@
         <w:t xml:space="preserve">[72]</w:t>
       </w:r>
     </w:p>
-    <w:bookmarkEnd w:id="31"/>
-    <w:bookmarkStart w:id="33" w:name="X5f60cb5872271d873b61a7524ce9c4bd1e0d2b7"/>
+    <w:bookmarkEnd w:id="35"/>
+    <w:bookmarkStart w:id="37" w:name="X5f60cb5872271d873b61a7524ce9c4bd1e0d2b7"/>
     <w:p>
       <w:pPr>
         <w:pStyle w:val="Heading1"/>
@@ -2109,7 +2190,7 @@
         <w:t xml:space="preserve">[73–75]</w:t>
       </w:r>
       <w:r>
-        <w:t xml:space="preserve">. Phenotypic plasticty and adaptive evolutionary change are two processes that are expected to allow systems to respond and build resilience to extreme heat. Evolutionary responses will depend on the amount of phenotypic and genetic variation exposed to natural selection and the strength of selection on phenotypes. Extreme environments pose unique challenges for predicting evolutionary change because they are, by definiton, rare events. Adaptive evolution will therefore depend on the frequency of extreme environments and the underlying genetic correlation between traits expressed across common and extreme environments</w:t>
+        <w:t xml:space="preserve">. Phenotypic plasticty and adaptive evolutionary change are two processes that are expected to allow systems to respond and build resilience to extreme heat. Evolutionary responses will depend on the amount of phenotypic and genetic variation exposed to natural selection and the strength of selection on phenotypes. Extreme environments pose unique challenges for predicting evolutionary change because they are, by definiton, rare events. Adaptive evolution will therefore depend on the frequency of extreme environments and the underlying genetic correlation between traits expressed across environments</w:t>
       </w:r>
       <w:r>
         <w:t xml:space="preserve"> </w:t>
@@ -2118,7 +2199,7 @@
         <w:t xml:space="preserve">[73]</w:t>
       </w:r>
       <w:r>
-        <w:t xml:space="preserve">. In addition, phenotypic plasticity can result in both maladaptive and adaptive outcomes by either shielding selection on genetic variation or by facilitating persistence and selection</w:t>
+        <w:t xml:space="preserve">. In addition, phenotypic plasticity can result in both maladaptive and adaptive outcomes by either shielding selection on genetic variation or by facilitating persistence and selection making the relative role of plasticity and adaptive evolution to building population resilience complex</w:t>
       </w:r>
       <w:r>
         <w:t xml:space="preserve"> </w:t>
@@ -2127,7 +2208,15 @@
         <w:t xml:space="preserve">[74,76–79]</w:t>
       </w:r>
       <w:r>
-        <w:t xml:space="preserve">. Both plasticity and evolution can be incorperated into a systems modelling framework by allowing environments to govern</w:t>
+        <w:t xml:space="preserve">.</w:t>
+      </w:r>
+    </w:p>
+    <w:p>
+      <w:pPr>
+        <w:pStyle w:val="BodyText"/>
+      </w:pPr>
+      <w:r>
+        <w:t xml:space="preserve">Plasticity and evolution can be incorperated into a systems modelling framework by allowing environments to govern</w:t>
       </w:r>
       <w:r>
         <w:t xml:space="preserve"> </w:t>
@@ -2184,7 +2273,10 @@
         <w:t xml:space="preserve">[80]</w:t>
       </w:r>
       <w:r>
-        <w:t xml:space="preserve">. Plasticity can be captured by mapping trait development to the environment. In contrast, evolutionary change that considers genetic correlation between traits (i.e., constraints) can be predcited using the multivariate breeders equation</w:t>
+        <w:t xml:space="preserve"> </w:t>
+      </w:r>
+      <w:r>
+        <w:t xml:space="preserve">or even function-valued traits</w:t>
       </w:r>
       <w:r>
         <w:t xml:space="preserve"> </w:t>
@@ -2193,6 +2285,15 @@
         <w:t xml:space="preserve">[81]</w:t>
       </w:r>
       <w:r>
+        <w:t xml:space="preserve">. Plasticity can be captured by mapping trait development to the environment. In contrast, evolutionary change takes place in multivariate trait space where genetic correlations between traits (i.e., constraints) and varying can be predcited using the multivariate breeders equation</w:t>
+      </w:r>
+      <w:r>
+        <w:t xml:space="preserve"> </w:t>
+      </w:r>
+      <w:r>
+        <w:t xml:space="preserve">[82]</w:t>
+      </w:r>
+      <w:r>
         <w:t xml:space="preserve">:</w:t>
       </w:r>
     </w:p>
@@ -2200,7 +2301,7 @@
       <w:pPr>
         <w:pStyle w:val="BodyText"/>
       </w:pPr>
-      <w:bookmarkStart w:id="32" w:name="eq-breeders"/>
+      <w:bookmarkStart w:id="36" w:name="eq-breeders"/>
       <m:oMathPara>
         <m:oMathParaPr>
           <m:jc m:val="center"/>
@@ -2264,7 +2365,7 @@
           </m:d>
         </m:oMath>
       </m:oMathPara>
-      <w:bookmarkEnd w:id="32"/>
+      <w:bookmarkEnd w:id="36"/>
     </w:p>
     <w:p>
       <w:pPr>
@@ -2412,23 +2513,175 @@
         <w:t xml:space="preserve"> </w:t>
       </w:r>
       <w:r>
-        <w:t xml:space="preserve">[82]</w:t>
-      </w:r>
-      <w:r>
-        <w:t xml:space="preserve">). While the multivariate breeders equation can be applied, and is versatile, it will likely only be useful for predicting short term evolutonary responses</w:t>
-      </w:r>
-      <w:r>
-        <w:t xml:space="preserve"> </w:t>
-      </w:r>
-      <w:r>
-        <w:t xml:space="preserve">[82]</w:t>
+        <w:t xml:space="preserve">[83]</w:t>
+      </w:r>
+      <w:r>
+        <w:t xml:space="preserve">). While the multivariate breeders equation can be useful for predicting short term evolutonary responses (i.e., one or a few generations) it is likely limited in predictive power over longer timespans because of changes in heritability and selection through time</w:t>
+      </w:r>
+      <w:r>
+        <w:t xml:space="preserve"> </w:t>
+      </w:r>
+      <w:r>
+        <w:t xml:space="preserve">[75,83]</w:t>
       </w:r>
       <w:r>
         <w:t xml:space="preserve">.</w:t>
       </w:r>
     </w:p>
-    <w:bookmarkEnd w:id="33"/>
-    <w:bookmarkStart w:id="39" w:name="Xe7540e51cb84d29e47d083817996607ca5f8009"/>
+    <w:p>
+      <w:pPr>
+        <w:pStyle w:val="BodyText"/>
+      </w:pPr>
+      <w:r>
+        <w:t xml:space="preserve">Measuring and incorperating both plasticity and evolution into our proposed systems modelling framework is still rare and usually focused on one or a few</w:t>
+      </w:r>
+      <w:r>
+        <w:t xml:space="preserve"> </w:t>
+      </w:r>
+      <w:r>
+        <w:t xml:space="preserve">‘traits’</w:t>
+      </w:r>
+      <w:r>
+        <w:t xml:space="preserve">. Studies that have attempted to measure plasticty and evolutionary potential in traits demonstrate how such processes can shape outcomes in important ways</w:t>
+      </w:r>
+      <w:r>
+        <w:t xml:space="preserve"> </w:t>
+      </w:r>
+      <w:r>
+        <w:t xml:space="preserve">[84–87,</w:t>
+      </w:r>
+      <w:r>
+        <w:rPr>
+          <w:b/>
+          <w:bCs/>
+        </w:rPr>
+        <w:t xml:space="preserve">Pottier2022?</w:t>
+      </w:r>
+      <w:r>
+        <w:t xml:space="preserve">,</w:t>
+      </w:r>
+      <w:r>
+        <w:rPr>
+          <w:b/>
+          <w:bCs/>
+        </w:rPr>
+        <w:t xml:space="preserve">Leiva2024?</w:t>
+      </w:r>
+      <w:r>
+        <w:t xml:space="preserve">]</w:t>
+      </w:r>
+      <w:r>
+        <w:t xml:space="preserve">. For example, using isogenic lines of</w:t>
+      </w:r>
+      <w:r>
+        <w:t xml:space="preserve"> </w:t>
+      </w:r>
+      <w:r>
+        <w:rPr>
+          <w:i/>
+          <w:iCs/>
+        </w:rPr>
+        <w:t xml:space="preserve">Drosophia melanogaster</w:t>
+      </w:r>
+      <w:r>
+        <w:t xml:space="preserve">,</w:t>
+      </w:r>
+      <w:r>
+        <w:t xml:space="preserve"> </w:t>
+      </w:r>
+      <w:r>
+        <w:t xml:space="preserve">[</w:t>
+      </w:r>
+      <w:r>
+        <w:rPr>
+          <w:b/>
+          <w:bCs/>
+        </w:rPr>
+        <w:t xml:space="preserve">Leiva2024?</w:t>
+      </w:r>
+      <w:r>
+        <w:t xml:space="preserve">]</w:t>
+      </w:r>
+      <w:r>
+        <w:t xml:space="preserve"> </w:t>
+      </w:r>
+      <w:r>
+        <w:t xml:space="preserve">show evidence for genetic variation in both upper thermal limits (</w:t>
+      </w:r>
+      <m:oMath>
+        <m:r>
+          <m:t>C</m:t>
+        </m:r>
+        <m:sSub>
+          <m:e>
+            <m:r>
+              <m:t>T</m:t>
+            </m:r>
+          </m:e>
+          <m:sub>
+            <m:r>
+              <m:t>m</m:t>
+            </m:r>
+            <m:r>
+              <m:t>a</m:t>
+            </m:r>
+            <m:r>
+              <m:t>x</m:t>
+            </m:r>
+          </m:sub>
+        </m:sSub>
+      </m:oMath>
+      <w:r>
+        <w:t xml:space="preserve">) and thermal sensitivity (i.e,</w:t>
+      </w:r>
+      <w:r>
+        <w:t xml:space="preserve"> </w:t>
+      </w:r>
+      <m:oMath>
+        <m:r>
+          <m:t>z</m:t>
+        </m:r>
+      </m:oMath>
+      <w:r>
+        <w:t xml:space="preserve">, slope from TDT curves) using a TDT framework. Simulations also show that selection on one parameter will also induce changes in the other. Additionally, thermal sensitivity in</w:t>
+      </w:r>
+      <w:r>
+        <w:t xml:space="preserve"> </w:t>
+      </w:r>
+      <w:r>
+        <w:rPr>
+          <w:i/>
+          <w:iCs/>
+        </w:rPr>
+        <w:t xml:space="preserve">Drosophia</w:t>
+      </w:r>
+      <w:r>
+        <w:t xml:space="preserve"> </w:t>
+      </w:r>
+      <w:r>
+        <w:t xml:space="preserve">species is also known to respond plastically to temperature</w:t>
+      </w:r>
+      <w:r>
+        <w:t xml:space="preserve"> </w:t>
+      </w:r>
+      <w:r>
+        <w:t xml:space="preserve">[85]</w:t>
+      </w:r>
+      <w:r>
+        <w:t xml:space="preserve">, and in locusts drought can also affect heat tolerance</w:t>
+      </w:r>
+      <w:r>
+        <w:t xml:space="preserve"> </w:t>
+      </w:r>
+      <w:r>
+        <w:t xml:space="preserve">[84]</w:t>
+      </w:r>
+      <w:r>
+        <w:t xml:space="preserve">.</w:t>
+      </w:r>
+    </w:p>
+    <w:bookmarkEnd w:id="37"/>
+    <w:bookmarkStart w:id="43" w:name="Xe7540e51cb84d29e47d083817996607ca5f8009"/>
     <w:p>
       <w:pPr>
         <w:pStyle w:val="Heading1"/>
@@ -2510,7 +2763,7 @@
         <w:t xml:space="preserve">If uncertain about adding a sentence to the link to the models above, that’s ok, Dan, Mike, Margie and Belinda can add.</w:t>
       </w:r>
     </w:p>
-    <w:bookmarkStart w:id="34" w:name="X1b136e3eae891c477bc728d2597e572ca649eaa"/>
+    <w:bookmarkStart w:id="38" w:name="X1b136e3eae891c477bc728d2597e572ca649eaa"/>
     <w:p>
       <w:pPr>
         <w:pStyle w:val="Heading3"/>
@@ -2643,14 +2896,14 @@
         <w:t xml:space="preserve"> </w:t>
       </w:r>
       <w:r>
-        <w:t xml:space="preserve">[83]</w:t>
+        <w:t xml:space="preserve">[88]</w:t>
       </w:r>
       <w:r>
         <w:t xml:space="preserve">. The paper provides a framework for modelling soil plant interactions</w:t>
       </w:r>
     </w:p>
-    <w:bookmarkEnd w:id="34"/>
-    <w:bookmarkStart w:id="35" w:name="X24738ef4513767bb724ce8804ac017259eaf2ee"/>
+    <w:bookmarkEnd w:id="38"/>
+    <w:bookmarkStart w:id="39" w:name="X24738ef4513767bb724ce8804ac017259eaf2ee"/>
     <w:p>
       <w:pPr>
         <w:pStyle w:val="Heading3"/>
@@ -2659,8 +2912,8 @@
         <w:t xml:space="preserve">Water availability can impact thermal sensitivity of plants and animals (Brendan)</w:t>
       </w:r>
     </w:p>
-    <w:bookmarkEnd w:id="35"/>
-    <w:bookmarkStart w:id="36" w:name="X1934a01dca617640c62902cb6b54ad742133dfc"/>
+    <w:bookmarkEnd w:id="39"/>
+    <w:bookmarkStart w:id="40" w:name="X1934a01dca617640c62902cb6b54ad742133dfc"/>
     <w:p>
       <w:pPr>
         <w:pStyle w:val="Heading3"/>
@@ -2700,7 +2953,7 @@
         <w:t xml:space="preserve"> </w:t>
       </w:r>
       <w:r>
-        <w:t xml:space="preserve">[84]</w:t>
+        <w:t xml:space="preserve">[89]</w:t>
       </w:r>
       <w:r>
         <w:t xml:space="preserve"> </w:t>
@@ -2743,7 +2996,7 @@
         <w:t xml:space="preserve"> </w:t>
       </w:r>
       <w:r>
-        <w:t xml:space="preserve">[84]</w:t>
+        <w:t xml:space="preserve">[89]</w:t>
       </w:r>
       <w:r>
         <w:t xml:space="preserve"> </w:t>
@@ -2752,8 +3005,8 @@
         <w:t xml:space="preserve">also found that different life-stages were affected differently by heat stress, with adults being more thermally tolerant than early developmental stages emphasising the need for models to capture such variation. However, such findings do not incorporate acclimation to heat stress or different microhabitat choice by the different species, which are both likely to be important for predicting the impacts of heat stress on community structure. It also ignores how interspecific interactions between competing aphid species will also likely mediate species abundance. It would be worth while integrating thermal tolerance landscapes with ecological models that capture interspecific interactions to better predict how heat stress will affect community structure.</w:t>
       </w:r>
     </w:p>
-    <w:bookmarkEnd w:id="36"/>
-    <w:bookmarkStart w:id="37" w:name="Xdbc91e02dcd505372e716f3d2147fb46ffba4bf"/>
+    <w:bookmarkEnd w:id="40"/>
+    <w:bookmarkStart w:id="41" w:name="Xdbc91e02dcd505372e716f3d2147fb46ffba4bf"/>
     <w:p>
       <w:pPr>
         <w:pStyle w:val="Heading3"/>
@@ -2773,14 +3026,14 @@
         <w:t xml:space="preserve"> </w:t>
       </w:r>
       <w:r>
-        <w:t xml:space="preserve">[85]</w:t>
+        <w:t xml:space="preserve">[90]</w:t>
       </w:r>
       <w:r>
         <w:t xml:space="preserve">. Connects heat tolerance to population matrix models. And, shows acclimation responses (heat hardening).</w:t>
       </w:r>
     </w:p>
-    <w:bookmarkEnd w:id="37"/>
-    <w:bookmarkStart w:id="38" w:name="X1f820984f57b727edc20965138ee13069f96c01"/>
+    <w:bookmarkEnd w:id="41"/>
+    <w:bookmarkStart w:id="42" w:name="X1f820984f57b727edc20965138ee13069f96c01"/>
     <w:p>
       <w:pPr>
         <w:pStyle w:val="Heading3"/>
@@ -2841,7 +3094,7 @@
               <w:t xml:space="preserve"> </w:t>
             </w:r>
             <w:r>
-              <w:t xml:space="preserve">[86]</w:t>
+              <w:t xml:space="preserve">[91]</w:t>
             </w:r>
             <w:r>
               <w:t xml:space="preserve">. For example, loss of output from production ecosystems will have substantial economic consequences for the local area. Degradation of natural ecosystems may affect their regulating services, such as flood mitigation, affecting nearby areas. Impacts on cultural services may be severe for communities that are closely connected to a landscape.</w:t>
@@ -2858,7 +3111,7 @@
               <w:t xml:space="preserve"> </w:t>
             </w:r>
             <w:r>
-              <w:t xml:space="preserve">[87]</w:t>
+              <w:t xml:space="preserve">[92]</w:t>
             </w:r>
             <w:r>
               <w:t xml:space="preserve">. Thermal stressors may even influence producers’ psychological beliefs about their level of control over land management, and perceived resources available for management practices</w:t>
@@ -2867,7 +3120,7 @@
               <w:t xml:space="preserve"> </w:t>
             </w:r>
             <w:r>
-              <w:t xml:space="preserve">[88]</w:t>
+              <w:t xml:space="preserve">[93]</w:t>
             </w:r>
             <w:r>
               <w:t xml:space="preserve">. Thermal risks to ecosystems may also precipitate declines in individual wellbeing, and these consequences may accrue differently across regions and across peoples</w:t>
@@ -2876,7 +3129,7 @@
               <w:t xml:space="preserve"> </w:t>
             </w:r>
             <w:r>
-              <w:t xml:space="preserve">[89]</w:t>
+              <w:t xml:space="preserve">[94]</w:t>
             </w:r>
             <w:r>
               <w:t xml:space="preserve">, and compound or accelerate the prior responses. Many of these impacts and responses, however, are poorly understood.</w:t>
@@ -2893,7 +3146,7 @@
               <w:t xml:space="preserve"> </w:t>
             </w:r>
             <w:r>
-              <w:t xml:space="preserve">[90,91]</w:t>
+              <w:t xml:space="preserve">[95,96]</w:t>
             </w:r>
             <w:r>
               <w:t xml:space="preserve">. On the other hand, adapting thermal risks in upper stream producers may also be influenced by the perception and behaviour of downstream consumers</w:t>
@@ -2902,7 +3155,7 @@
               <w:t xml:space="preserve"> </w:t>
             </w:r>
             <w:r>
-              <w:t xml:space="preserve">[92]</w:t>
+              <w:t xml:space="preserve">[97]</w:t>
             </w:r>
             <w:r>
               <w:t xml:space="preserve">. The cascading</w:t>
@@ -2911,7 +3164,7 @@
               <w:t xml:space="preserve"> </w:t>
             </w:r>
             <w:r>
-              <w:t xml:space="preserve">[93]</w:t>
+              <w:t xml:space="preserve">[98]</w:t>
             </w:r>
             <w:r>
               <w:t xml:space="preserve"> </w:t>
@@ -2923,7 +3176,7 @@
               <w:t xml:space="preserve"> </w:t>
             </w:r>
             <w:r>
-              <w:t xml:space="preserve">[94]</w:t>
+              <w:t xml:space="preserve">[99]</w:t>
             </w:r>
             <w:r>
               <w:t xml:space="preserve"> </w:t>
@@ -2935,7 +3188,7 @@
               <w:t xml:space="preserve"> </w:t>
             </w:r>
             <w:r>
-              <w:t xml:space="preserve">[95]</w:t>
+              <w:t xml:space="preserve">[100]</w:t>
             </w:r>
             <w:r>
               <w:t xml:space="preserve">. These external pressures will interact with a system that is already constraint by multiple stressors, including direct impacts imposed by extreme heat and other aspects of clime change- to maintaining its normal functionality and the health and wellbeing of its citizens. If sufficiently widespread, economic and political destabilisation may occur as already observed in other parts of the world</w:t>
@@ -2944,7 +3197,7 @@
               <w:t xml:space="preserve"> </w:t>
             </w:r>
             <w:r>
-              <w:t xml:space="preserve">[96]</w:t>
+              <w:t xml:space="preserve">[101]</w:t>
             </w:r>
             <w:r>
               <w:t xml:space="preserve">, which could in turn affect the management of the original ecosystems.</w:t>
@@ -2961,7 +3214,7 @@
               <w:t xml:space="preserve"> </w:t>
             </w:r>
             <w:r>
-              <w:t xml:space="preserve">[97]</w:t>
+              <w:t xml:space="preserve">[102]</w:t>
             </w:r>
             <w:r>
               <w:t xml:space="preserve">. Social-ecological models aim to capture the social systems, natural systems and their interactions</w:t>
@@ -2970,7 +3223,7 @@
               <w:t xml:space="preserve"> </w:t>
             </w:r>
             <w:r>
-              <w:t xml:space="preserve">[98]</w:t>
+              <w:t xml:space="preserve">[103]</w:t>
             </w:r>
             <w:r>
               <w:t xml:space="preserve">. Such models can display non-trivial emergent behaviour resulting from complex interactions within the social-ecological systems. For example, responding to decreased productivity from thermal stress by farming more intensively could lead to a maladaptation or</w:t>
@@ -2991,7 +3244,7 @@
               <w:t xml:space="preserve"> </w:t>
             </w:r>
             <w:r>
-              <w:t xml:space="preserve">[99]</w:t>
+              <w:t xml:space="preserve">[104]</w:t>
             </w:r>
             <w:r>
               <w:t xml:space="preserve">.</w:t>
@@ -3011,7 +3264,7 @@
               <w:t xml:space="preserve"> </w:t>
             </w:r>
             <w:r>
-              <w:t xml:space="preserve">[100]</w:t>
+              <w:t xml:space="preserve">[105]</w:t>
             </w:r>
             <w:r>
               <w:t xml:space="preserve">. Process-based approaches are critical to understanding how emergent social-ecological phenomena develop</w:t>
@@ -3020,7 +3273,7 @@
               <w:t xml:space="preserve"> </w:t>
             </w:r>
             <w:r>
-              <w:t xml:space="preserve">[101]</w:t>
+              <w:t xml:space="preserve">[106]</w:t>
             </w:r>
             <w:r>
               <w:t xml:space="preserve">, such as tipping points, traps or other dynamics. Constructing process-based dynamical models requires knowledge and data about: the biophysical processes, which could be provided by the models from the previous sections; social processes, which could be developed from a combination of behavioural theory and empirical data; and interactions between them in the system of interest. Since obtaining all these data can be challenging, social-ecological modelling is often performed in an exploratory mode</w:t>
@@ -3029,7 +3282,7 @@
               <w:t xml:space="preserve"> </w:t>
             </w:r>
             <w:r>
-              <w:t xml:space="preserve">[102]</w:t>
+              <w:t xml:space="preserve">[107]</w:t>
             </w:r>
             <w:r>
               <w:t xml:space="preserve"> </w:t>
@@ -3041,9 +3294,9 @@
         </w:tc>
       </w:tr>
     </w:tbl>
-    <w:bookmarkEnd w:id="38"/>
-    <w:bookmarkEnd w:id="39"/>
-    <w:bookmarkStart w:id="40" w:name="X42ca7aa69937316dee7b1e100d4320aa777518f"/>
+    <w:bookmarkEnd w:id="42"/>
+    <w:bookmarkEnd w:id="43"/>
+    <w:bookmarkStart w:id="44" w:name="X42ca7aa69937316dee7b1e100d4320aa777518f"/>
     <w:p>
       <w:pPr>
         <w:pStyle w:val="Heading1"/>
@@ -3218,8 +3471,8 @@
         </w:tc>
       </w:tr>
     </w:tbl>
-    <w:bookmarkEnd w:id="40"/>
-    <w:bookmarkStart w:id="42" w:name="concluding-remarks"/>
+    <w:bookmarkEnd w:id="44"/>
+    <w:bookmarkStart w:id="46" w:name="concluding-remarks"/>
     <w:p>
       <w:pPr>
         <w:pStyle w:val="Heading1"/>
@@ -3238,7 +3491,7 @@
       <w:r>
         <w:t xml:space="preserve"> </w:t>
       </w:r>
-      <w:hyperlink r:id="rId41">
+      <w:hyperlink r:id="rId45">
         <w:r>
           <w:rPr>
             <w:rStyle w:val="Hyperlink"/>
@@ -3262,7 +3515,7 @@
         <w:t xml:space="preserve">Outstanding Questions</w:t>
       </w:r>
       <w:r>
-        <w:t xml:space="preserve">) in our understanding of the impacts of extreme heat on organisms and communities that need to be addressed, which we outline below:</w:t>
+        <w:t xml:space="preserve">) in our understanding of the impacts of extreme heat on organisms and communities that need to be addressed. These include:</w:t>
       </w:r>
     </w:p>
     <w:p>
@@ -3359,7 +3612,7 @@
         <w:t xml:space="preserve"> </w:t>
       </w:r>
       <w:r>
-        <w:t xml:space="preserve">[103]</w:t>
+        <w:t xml:space="preserve">[86]</w:t>
       </w:r>
       <w:r>
         <w:t xml:space="preserve"> </w:t>
@@ -3411,11 +3664,11 @@
         <w:pStyle w:val="FirstParagraph"/>
       </w:pPr>
       <w:r>
-        <w:t xml:space="preserve">Developing a systems modelling framework will require collaboration between different research fields, including biophysics, physiology, ecology and evolutionary biology. By working collaboratively, we can develop a more calculated understanding of the impacts that extreme heat will have on organisms, populations, and communities along with how to mitigate these impacts to preserve diverse systems now and into the future.</w:t>
-      </w:r>
-    </w:p>
-    <w:bookmarkEnd w:id="42"/>
-    <w:bookmarkStart w:id="147" w:name="references"/>
+        <w:t xml:space="preserve">Developing a systems modelling framework will require collaboration between different research fields, including biophysics, physiology, ecology and evolutionary biology as well as socio-ecologists. By working collaboratively and integratively we can develop a more calculated understanding of the impacts that extreme heat will have on organisms, populations, and communities along with how to mitigate these impacts to preserve diverse systems now and into the future.</w:t>
+      </w:r>
+    </w:p>
+    <w:bookmarkEnd w:id="46"/>
+    <w:bookmarkStart w:id="155" w:name="references"/>
     <w:p>
       <w:pPr>
         <w:pStyle w:val="Heading1"/>
@@ -3424,8 +3677,8 @@
         <w:t xml:space="preserve">References</w:t>
       </w:r>
     </w:p>
-    <w:bookmarkStart w:id="146" w:name="refs"/>
-    <w:bookmarkStart w:id="43" w:name="ref-Barriopedro2023"/>
+    <w:bookmarkStart w:id="154" w:name="refs"/>
+    <w:bookmarkStart w:id="47" w:name="ref-Barriopedro2023"/>
     <w:p>
       <w:pPr>
         <w:pStyle w:val="Bibliography"/>
@@ -3475,8 +3728,8 @@
         <w:t xml:space="preserve">61, e2022RG000780</w:t>
       </w:r>
     </w:p>
-    <w:bookmarkEnd w:id="43"/>
-    <w:bookmarkStart w:id="44" w:name="ref-Aglas-Leitner2024"/>
+    <w:bookmarkEnd w:id="47"/>
+    <w:bookmarkStart w:id="48" w:name="ref-Aglas-Leitner2024"/>
     <w:p>
       <w:pPr>
         <w:pStyle w:val="Bibliography"/>
@@ -3523,8 +3776,8 @@
         <w:t xml:space="preserve">, Copernicus Meetings</w:t>
       </w:r>
     </w:p>
-    <w:bookmarkEnd w:id="44"/>
-    <w:bookmarkStart w:id="45" w:name="ref-Reichstein2007"/>
+    <w:bookmarkEnd w:id="48"/>
+    <w:bookmarkStart w:id="49" w:name="ref-Reichstein2007"/>
     <w:p>
       <w:pPr>
         <w:pStyle w:val="Bibliography"/>
@@ -3574,8 +3827,8 @@
         <w:t xml:space="preserve">13, 634–651</w:t>
       </w:r>
     </w:p>
-    <w:bookmarkEnd w:id="45"/>
-    <w:bookmarkStart w:id="46" w:name="ref-Margalef-Marrase2020"/>
+    <w:bookmarkEnd w:id="49"/>
+    <w:bookmarkStart w:id="50" w:name="ref-Margalef-Marrase2020"/>
     <w:p>
       <w:pPr>
         <w:pStyle w:val="Bibliography"/>
@@ -3625,8 +3878,8 @@
         <w:t xml:space="preserve">26, 3134–3146</w:t>
       </w:r>
     </w:p>
-    <w:bookmarkEnd w:id="46"/>
-    <w:bookmarkStart w:id="47" w:name="ref-Kazenel2024"/>
+    <w:bookmarkEnd w:id="50"/>
+    <w:bookmarkStart w:id="51" w:name="ref-Kazenel2024"/>
     <w:p>
       <w:pPr>
         <w:pStyle w:val="Bibliography"/>
@@ -3670,8 +3923,8 @@
         <w:t xml:space="preserve">Nature</w:t>
       </w:r>
     </w:p>
-    <w:bookmarkEnd w:id="47"/>
-    <w:bookmarkStart w:id="48" w:name="ref-Zhao2017"/>
+    <w:bookmarkEnd w:id="51"/>
+    <w:bookmarkStart w:id="52" w:name="ref-Zhao2017"/>
     <w:p>
       <w:pPr>
         <w:pStyle w:val="Bibliography"/>
@@ -3721,8 +3974,8 @@
         <w:t xml:space="preserve">114, 9326–9331</w:t>
       </w:r>
     </w:p>
-    <w:bookmarkEnd w:id="48"/>
-    <w:bookmarkStart w:id="49" w:name="ref-Tito2018"/>
+    <w:bookmarkEnd w:id="52"/>
+    <w:bookmarkStart w:id="53" w:name="ref-Tito2018"/>
     <w:p>
       <w:pPr>
         <w:pStyle w:val="Bibliography"/>
@@ -3772,8 +4025,8 @@
         <w:t xml:space="preserve">24, e592–e602</w:t>
       </w:r>
     </w:p>
-    <w:bookmarkEnd w:id="49"/>
-    <w:bookmarkStart w:id="50" w:name="ref-Bastos2014"/>
+    <w:bookmarkEnd w:id="53"/>
+    <w:bookmarkStart w:id="54" w:name="ref-Bastos2014"/>
     <w:p>
       <w:pPr>
         <w:pStyle w:val="Bibliography"/>
@@ -3823,8 +4076,8 @@
         <w:t xml:space="preserve">11, 3421–3435</w:t>
       </w:r>
     </w:p>
-    <w:bookmarkEnd w:id="50"/>
-    <w:bookmarkStart w:id="51" w:name="ref-Hesketh2023"/>
+    <w:bookmarkEnd w:id="54"/>
+    <w:bookmarkStart w:id="55" w:name="ref-Hesketh2023"/>
     <w:p>
       <w:pPr>
         <w:pStyle w:val="Bibliography"/>
@@ -3858,8 +4111,8 @@
         <w:t xml:space="preserve">29, 165–178</w:t>
       </w:r>
     </w:p>
-    <w:bookmarkEnd w:id="51"/>
-    <w:bookmarkStart w:id="52" w:name="ref-Martinez2023"/>
+    <w:bookmarkEnd w:id="55"/>
+    <w:bookmarkStart w:id="56" w:name="ref-Martinez2023"/>
     <w:p>
       <w:pPr>
         <w:pStyle w:val="Bibliography"/>
@@ -3903,8 +4156,8 @@
         <w:t xml:space="preserve">J. Appl. Entomol.</w:t>
       </w:r>
     </w:p>
-    <w:bookmarkEnd w:id="52"/>
-    <w:bookmarkStart w:id="53" w:name="ref-Rezende2020"/>
+    <w:bookmarkEnd w:id="56"/>
+    <w:bookmarkStart w:id="57" w:name="ref-Rezende2020"/>
     <w:p>
       <w:pPr>
         <w:pStyle w:val="Bibliography"/>
@@ -3954,8 +4207,8 @@
         <w:t xml:space="preserve">369, 1242–1245</w:t>
       </w:r>
     </w:p>
-    <w:bookmarkEnd w:id="53"/>
-    <w:bookmarkStart w:id="54" w:name="ref-Orsted2024"/>
+    <w:bookmarkEnd w:id="57"/>
+    <w:bookmarkStart w:id="58" w:name="ref-Orsted2024"/>
     <w:p>
       <w:pPr>
         <w:pStyle w:val="Bibliography"/>
@@ -4005,8 +4258,8 @@
         <w:t xml:space="preserve">27, e14421</w:t>
       </w:r>
     </w:p>
-    <w:bookmarkEnd w:id="54"/>
-    <w:bookmarkStart w:id="55" w:name="ref-Lopez-Goldar2024"/>
+    <w:bookmarkEnd w:id="58"/>
+    <w:bookmarkStart w:id="59" w:name="ref-Lopez-Goldar2024"/>
     <w:p>
       <w:pPr>
         <w:pStyle w:val="Bibliography"/>
@@ -4050,8 +4303,8 @@
         <w:t xml:space="preserve">Plant Cell Environ.</w:t>
       </w:r>
     </w:p>
-    <w:bookmarkEnd w:id="55"/>
-    <w:bookmarkStart w:id="56" w:name="ref-Huynh2024"/>
+    <w:bookmarkEnd w:id="59"/>
+    <w:bookmarkStart w:id="60" w:name="ref-Huynh2024"/>
     <w:p>
       <w:pPr>
         <w:pStyle w:val="Bibliography"/>
@@ -4101,8 +4354,8 @@
         <w:t xml:space="preserve">14, e70096</w:t>
       </w:r>
     </w:p>
-    <w:bookmarkEnd w:id="56"/>
-    <w:bookmarkStart w:id="57" w:name="ref-Trivedi2022"/>
+    <w:bookmarkEnd w:id="60"/>
+    <w:bookmarkStart w:id="61" w:name="ref-Trivedi2022"/>
     <w:p>
       <w:pPr>
         <w:pStyle w:val="Bibliography"/>
@@ -4152,8 +4405,8 @@
         <w:t xml:space="preserve">234, 1951–1959</w:t>
       </w:r>
     </w:p>
-    <w:bookmarkEnd w:id="57"/>
-    <w:bookmarkStart w:id="58" w:name="ref-Kooijman2010"/>
+    <w:bookmarkEnd w:id="61"/>
+    <w:bookmarkStart w:id="62" w:name="ref-Kooijman2010"/>
     <w:p>
       <w:pPr>
         <w:pStyle w:val="Bibliography"/>
@@ -4184,8 +4437,8 @@
         <w:t xml:space="preserve">, Cambridge university press</w:t>
       </w:r>
     </w:p>
-    <w:bookmarkEnd w:id="58"/>
-    <w:bookmarkStart w:id="59" w:name="ref-Kearney2009b"/>
+    <w:bookmarkEnd w:id="62"/>
+    <w:bookmarkStart w:id="63" w:name="ref-Kearney2009b"/>
     <w:p>
       <w:pPr>
         <w:pStyle w:val="Bibliography"/>
@@ -4219,8 +4472,8 @@
         <w:t xml:space="preserve">12, 334–350</w:t>
       </w:r>
     </w:p>
-    <w:bookmarkEnd w:id="59"/>
-    <w:bookmarkStart w:id="60" w:name="ref-Jusup2024"/>
+    <w:bookmarkEnd w:id="63"/>
+    <w:bookmarkStart w:id="64" w:name="ref-Jusup2024"/>
     <w:p>
       <w:pPr>
         <w:pStyle w:val="Bibliography"/>
@@ -4248,8 +4501,8 @@
         <w:t xml:space="preserve">arXiv preprint arXiv:2408. 13998</w:t>
       </w:r>
     </w:p>
-    <w:bookmarkEnd w:id="60"/>
-    <w:bookmarkStart w:id="61" w:name="ref-Kearney2024"/>
+    <w:bookmarkEnd w:id="64"/>
+    <w:bookmarkStart w:id="65" w:name="ref-Kearney2024"/>
     <w:p>
       <w:pPr>
         <w:pStyle w:val="Bibliography"/>
@@ -4292,8 +4545,8 @@
         <w:t xml:space="preserve">15, 1516–1531</w:t>
       </w:r>
     </w:p>
-    <w:bookmarkEnd w:id="61"/>
-    <w:bookmarkStart w:id="62" w:name="ref-Briscoe2023"/>
+    <w:bookmarkEnd w:id="65"/>
+    <w:bookmarkStart w:id="66" w:name="ref-Briscoe2023"/>
     <w:p>
       <w:pPr>
         <w:pStyle w:val="Bibliography"/>
@@ -4343,8 +4596,8 @@
         <w:t xml:space="preserve">29, 1451–1470</w:t>
       </w:r>
     </w:p>
-    <w:bookmarkEnd w:id="62"/>
-    <w:bookmarkStart w:id="63" w:name="ref-Rezende2014"/>
+    <w:bookmarkEnd w:id="66"/>
+    <w:bookmarkStart w:id="67" w:name="ref-Rezende2014"/>
     <w:p>
       <w:pPr>
         <w:pStyle w:val="Bibliography"/>
@@ -4394,8 +4647,8 @@
         <w:t xml:space="preserve">28, 799–809</w:t>
       </w:r>
     </w:p>
-    <w:bookmarkEnd w:id="63"/>
-    <w:bookmarkStart w:id="64" w:name="ref-Bimler2018"/>
+    <w:bookmarkEnd w:id="67"/>
+    <w:bookmarkStart w:id="68" w:name="ref-Bimler2018"/>
     <w:p>
       <w:pPr>
         <w:pStyle w:val="Bibliography"/>
@@ -4445,8 +4698,8 @@
         <w:t xml:space="preserve">106, 1839–1852</w:t>
       </w:r>
     </w:p>
-    <w:bookmarkEnd w:id="64"/>
-    <w:bookmarkStart w:id="65" w:name="ref-Bowler2022"/>
+    <w:bookmarkEnd w:id="68"/>
+    <w:bookmarkStart w:id="69" w:name="ref-Bowler2022"/>
     <w:p>
       <w:pPr>
         <w:pStyle w:val="Bibliography"/>
@@ -4496,8 +4749,8 @@
         <w:t xml:space="preserve">25, 1618–1628</w:t>
       </w:r>
     </w:p>
-    <w:bookmarkEnd w:id="65"/>
-    <w:bookmarkStart w:id="66" w:name="ref-Orsted2022"/>
+    <w:bookmarkEnd w:id="69"/>
+    <w:bookmarkStart w:id="70" w:name="ref-Orsted2022"/>
     <w:p>
       <w:pPr>
         <w:pStyle w:val="Bibliography"/>
@@ -4559,8 +4812,8 @@
         <w:t xml:space="preserve">225, jeb244514</w:t>
       </w:r>
     </w:p>
-    <w:bookmarkEnd w:id="66"/>
-    <w:bookmarkStart w:id="67" w:name="ref-Faber2024"/>
+    <w:bookmarkEnd w:id="70"/>
+    <w:bookmarkStart w:id="71" w:name="ref-Faber2024"/>
     <w:p>
       <w:pPr>
         <w:pStyle w:val="Bibliography"/>
@@ -4610,8 +4863,8 @@
         <w:t xml:space="preserve">75, 3467–3482</w:t>
       </w:r>
     </w:p>
-    <w:bookmarkEnd w:id="67"/>
-    <w:bookmarkStart w:id="68" w:name="ref-Martinez-De_Leon2024"/>
+    <w:bookmarkEnd w:id="71"/>
+    <w:bookmarkStart w:id="72" w:name="ref-Martinez-De_Leon2024"/>
     <w:p>
       <w:pPr>
         <w:pStyle w:val="Bibliography"/>
@@ -4639,8 +4892,8 @@
         <w:t xml:space="preserve">Trends Ecol. Evol.</w:t>
       </w:r>
     </w:p>
-    <w:bookmarkEnd w:id="68"/>
-    <w:bookmarkStart w:id="69" w:name="ref-Fontaine2022"/>
+    <w:bookmarkEnd w:id="72"/>
+    <w:bookmarkStart w:id="73" w:name="ref-Fontaine2022"/>
     <w:p>
       <w:pPr>
         <w:pStyle w:val="Bibliography"/>
@@ -4690,8 +4943,8 @@
         <w:t xml:space="preserve">6, 405–417</w:t>
       </w:r>
     </w:p>
-    <w:bookmarkEnd w:id="69"/>
-    <w:bookmarkStart w:id="70" w:name="ref-Fontaine2023"/>
+    <w:bookmarkEnd w:id="73"/>
+    <w:bookmarkStart w:id="74" w:name="ref-Fontaine2023"/>
     <w:p>
       <w:pPr>
         <w:pStyle w:val="Bibliography"/>
@@ -4725,8 +4978,8 @@
         <w:t xml:space="preserve">226, jeb245191</w:t>
       </w:r>
     </w:p>
-    <w:bookmarkEnd w:id="70"/>
-    <w:bookmarkStart w:id="71" w:name="ref-Hoang2019"/>
+    <w:bookmarkEnd w:id="74"/>
+    <w:bookmarkStart w:id="75" w:name="ref-Hoang2019"/>
     <w:p>
       <w:pPr>
         <w:pStyle w:val="Bibliography"/>
@@ -4776,8 +5029,8 @@
         <w:t xml:space="preserve">9, 3491–3499</w:t>
       </w:r>
     </w:p>
-    <w:bookmarkEnd w:id="71"/>
-    <w:bookmarkStart w:id="72" w:name="ref-Gehman2019"/>
+    <w:bookmarkEnd w:id="75"/>
+    <w:bookmarkStart w:id="76" w:name="ref-Gehman2019"/>
     <w:p>
       <w:pPr>
         <w:pStyle w:val="Bibliography"/>
@@ -4811,8 +5064,8 @@
         <w:t xml:space="preserve">10, e02683</w:t>
       </w:r>
     </w:p>
-    <w:bookmarkEnd w:id="72"/>
-    <w:bookmarkStart w:id="73" w:name="ref-Hoang2021"/>
+    <w:bookmarkEnd w:id="76"/>
+    <w:bookmarkStart w:id="77" w:name="ref-Hoang2021"/>
     <w:p>
       <w:pPr>
         <w:pStyle w:val="Bibliography"/>
@@ -4862,8 +5115,8 @@
         <w:t xml:space="preserve">5, 118–129</w:t>
       </w:r>
     </w:p>
-    <w:bookmarkEnd w:id="73"/>
-    <w:bookmarkStart w:id="74" w:name="ref-Corbin2016"/>
+    <w:bookmarkEnd w:id="77"/>
+    <w:bookmarkStart w:id="78" w:name="ref-Corbin2016"/>
     <w:p>
       <w:pPr>
         <w:pStyle w:val="Bibliography"/>
@@ -4913,8 +5166,8 @@
         <w:t xml:space="preserve">118, 10–20</w:t>
       </w:r>
     </w:p>
-    <w:bookmarkEnd w:id="74"/>
-    <w:bookmarkStart w:id="75" w:name="ref-Zhang2019"/>
+    <w:bookmarkEnd w:id="78"/>
+    <w:bookmarkStart w:id="79" w:name="ref-Zhang2019"/>
     <w:p>
       <w:pPr>
         <w:pStyle w:val="Bibliography"/>
@@ -4964,8 +5217,8 @@
         <w:t xml:space="preserve">116, 24712–24718</w:t>
       </w:r>
     </w:p>
-    <w:bookmarkEnd w:id="75"/>
-    <w:bookmarkStart w:id="76" w:name="ref-Dunbar2007"/>
+    <w:bookmarkEnd w:id="79"/>
+    <w:bookmarkStart w:id="80" w:name="ref-Dunbar2007"/>
     <w:p>
       <w:pPr>
         <w:pStyle w:val="Bibliography"/>
@@ -5015,8 +5268,8 @@
         <w:t xml:space="preserve">5, e96</w:t>
       </w:r>
     </w:p>
-    <w:bookmarkEnd w:id="76"/>
-    <w:bookmarkStart w:id="77" w:name="ref-Chouhan2023"/>
+    <w:bookmarkEnd w:id="80"/>
+    <w:bookmarkStart w:id="81" w:name="ref-Chouhan2023"/>
     <w:p>
       <w:pPr>
         <w:pStyle w:val="Bibliography"/>
@@ -5063,8 +5316,8 @@
         <w:t xml:space="preserve">, pp. 127–147, Springer Nature Singapore</w:t>
       </w:r>
     </w:p>
-    <w:bookmarkEnd w:id="77"/>
-    <w:bookmarkStart w:id="78" w:name="ref-Liu2025"/>
+    <w:bookmarkEnd w:id="81"/>
+    <w:bookmarkStart w:id="82" w:name="ref-Liu2025"/>
     <w:p>
       <w:pPr>
         <w:pStyle w:val="Bibliography"/>
@@ -5114,8 +5367,8 @@
         <w:t xml:space="preserve">23, 986–998</w:t>
       </w:r>
     </w:p>
-    <w:bookmarkEnd w:id="78"/>
-    <w:bookmarkStart w:id="79" w:name="ref-Marquez2007"/>
+    <w:bookmarkEnd w:id="82"/>
+    <w:bookmarkStart w:id="83" w:name="ref-Marquez2007"/>
     <w:p>
       <w:pPr>
         <w:pStyle w:val="Bibliography"/>
@@ -5165,8 +5418,8 @@
         <w:t xml:space="preserve">315, 513–515</w:t>
       </w:r>
     </w:p>
-    <w:bookmarkEnd w:id="79"/>
-    <w:bookmarkStart w:id="80" w:name="ref-Huang2019"/>
+    <w:bookmarkEnd w:id="83"/>
+    <w:bookmarkStart w:id="84" w:name="ref-Huang2019"/>
     <w:p>
       <w:pPr>
         <w:pStyle w:val="Bibliography"/>
@@ -5216,8 +5469,8 @@
         <w:t xml:space="preserve">364, eaau6389</w:t>
       </w:r>
     </w:p>
-    <w:bookmarkEnd w:id="80"/>
-    <w:bookmarkStart w:id="81" w:name="ref-Dastogeer2022"/>
+    <w:bookmarkEnd w:id="84"/>
+    <w:bookmarkStart w:id="85" w:name="ref-Dastogeer2022"/>
     <w:p>
       <w:pPr>
         <w:pStyle w:val="Bibliography"/>
@@ -5267,8 +5520,8 @@
         <w:t xml:space="preserve">13, 833566</w:t>
       </w:r>
     </w:p>
-    <w:bookmarkEnd w:id="81"/>
-    <w:bookmarkStart w:id="82" w:name="ref-Shekhawat2022"/>
+    <w:bookmarkEnd w:id="85"/>
+    <w:bookmarkStart w:id="86" w:name="ref-Shekhawat2022"/>
     <w:p>
       <w:pPr>
         <w:pStyle w:val="Bibliography"/>
@@ -5318,8 +5571,8 @@
         <w:t xml:space="preserve">27, 802–813</w:t>
       </w:r>
     </w:p>
-    <w:bookmarkEnd w:id="82"/>
-    <w:bookmarkStart w:id="83" w:name="ref-Lobell2012"/>
+    <w:bookmarkEnd w:id="86"/>
+    <w:bookmarkStart w:id="87" w:name="ref-Lobell2012"/>
     <w:p>
       <w:pPr>
         <w:pStyle w:val="Bibliography"/>
@@ -5369,8 +5622,8 @@
         <w:t xml:space="preserve">2, 186–189</w:t>
       </w:r>
     </w:p>
-    <w:bookmarkEnd w:id="83"/>
-    <w:bookmarkStart w:id="84" w:name="ref-Farooq2011"/>
+    <w:bookmarkEnd w:id="87"/>
+    <w:bookmarkStart w:id="88" w:name="ref-Farooq2011"/>
     <w:p>
       <w:pPr>
         <w:pStyle w:val="Bibliography"/>
@@ -5420,8 +5673,8 @@
         <w:t xml:space="preserve">30, 491–507</w:t>
       </w:r>
     </w:p>
-    <w:bookmarkEnd w:id="84"/>
-    <w:bookmarkStart w:id="85" w:name="ref-He2025"/>
+    <w:bookmarkEnd w:id="88"/>
+    <w:bookmarkStart w:id="89" w:name="ref-He2025"/>
     <w:p>
       <w:pPr>
         <w:pStyle w:val="Bibliography"/>
@@ -5465,8 +5718,8 @@
         <w:t xml:space="preserve">Journal of Experimental Botany (in press)</w:t>
       </w:r>
     </w:p>
-    <w:bookmarkEnd w:id="85"/>
-    <w:bookmarkStart w:id="86" w:name="ref-Zhang2021"/>
+    <w:bookmarkEnd w:id="89"/>
+    <w:bookmarkStart w:id="90" w:name="ref-Zhang2021"/>
     <w:p>
       <w:pPr>
         <w:pStyle w:val="Bibliography"/>
@@ -5516,8 +5769,8 @@
         <w:t xml:space="preserve">7, 864–876</w:t>
       </w:r>
     </w:p>
-    <w:bookmarkEnd w:id="86"/>
-    <w:bookmarkStart w:id="87" w:name="ref-Zhang2023a"/>
+    <w:bookmarkEnd w:id="90"/>
+    <w:bookmarkStart w:id="91" w:name="ref-Zhang2023a"/>
     <w:p>
       <w:pPr>
         <w:pStyle w:val="Bibliography"/>
@@ -5567,8 +5820,8 @@
         <w:t xml:space="preserve">56, 1013–1070</w:t>
       </w:r>
     </w:p>
-    <w:bookmarkEnd w:id="87"/>
-    <w:bookmarkStart w:id="88" w:name="ref-Nisbet2000"/>
+    <w:bookmarkEnd w:id="91"/>
+    <w:bookmarkStart w:id="92" w:name="ref-Nisbet2000"/>
     <w:p>
       <w:pPr>
         <w:pStyle w:val="Bibliography"/>
@@ -5618,8 +5871,8 @@
         <w:t xml:space="preserve">69, 913–926</w:t>
       </w:r>
     </w:p>
-    <w:bookmarkEnd w:id="88"/>
-    <w:bookmarkStart w:id="89" w:name="ref-Jager2020"/>
+    <w:bookmarkEnd w:id="92"/>
+    <w:bookmarkStart w:id="93" w:name="ref-Jager2020"/>
     <w:p>
       <w:pPr>
         <w:pStyle w:val="Bibliography"/>
@@ -5665,8 +5918,8 @@
         <w:t xml:space="preserve">416, 108904</w:t>
       </w:r>
     </w:p>
-    <w:bookmarkEnd w:id="89"/>
-    <w:bookmarkStart w:id="90" w:name="ref-Haberle2025"/>
+    <w:bookmarkEnd w:id="93"/>
+    <w:bookmarkStart w:id="94" w:name="ref-Haberle2025"/>
     <w:p>
       <w:pPr>
         <w:pStyle w:val="Bibliography"/>
@@ -5716,8 +5969,8 @@
         <w:t xml:space="preserve">958, 177664</w:t>
       </w:r>
     </w:p>
-    <w:bookmarkEnd w:id="90"/>
-    <w:bookmarkStart w:id="91" w:name="ref-Kearney2013"/>
+    <w:bookmarkEnd w:id="94"/>
+    <w:bookmarkStart w:id="95" w:name="ref-Kearney2013"/>
     <w:p>
       <w:pPr>
         <w:pStyle w:val="Bibliography"/>
@@ -5767,8 +6020,8 @@
         <w:t xml:space="preserve">27, 950–966</w:t>
       </w:r>
     </w:p>
-    <w:bookmarkEnd w:id="91"/>
-    <w:bookmarkStart w:id="92" w:name="ref-Kearney2010"/>
+    <w:bookmarkEnd w:id="95"/>
+    <w:bookmarkStart w:id="96" w:name="ref-Kearney2010"/>
     <w:p>
       <w:pPr>
         <w:pStyle w:val="Bibliography"/>
@@ -5818,8 +6071,8 @@
         <w:t xml:space="preserve">365, 3469–3483</w:t>
       </w:r>
     </w:p>
-    <w:bookmarkEnd w:id="92"/>
-    <w:bookmarkStart w:id="93" w:name="ref-Marques2018"/>
+    <w:bookmarkEnd w:id="96"/>
+    <w:bookmarkStart w:id="97" w:name="ref-Marques2018"/>
     <w:p>
       <w:pPr>
         <w:pStyle w:val="Bibliography"/>
@@ -5881,8 +6134,8 @@
         <w:t xml:space="preserve">14, e1006100</w:t>
       </w:r>
     </w:p>
-    <w:bookmarkEnd w:id="93"/>
-    <w:bookmarkStart w:id="94" w:name="ref-Kooijman2021"/>
+    <w:bookmarkEnd w:id="97"/>
+    <w:bookmarkStart w:id="98" w:name="ref-Kooijman2021"/>
     <w:p>
       <w:pPr>
         <w:pStyle w:val="Bibliography"/>
@@ -5932,8 +6185,8 @@
         <w:t xml:space="preserve">9, coab086</w:t>
       </w:r>
     </w:p>
-    <w:bookmarkEnd w:id="94"/>
-    <w:bookmarkStart w:id="95" w:name="ref-Bruggeman2009"/>
+    <w:bookmarkEnd w:id="98"/>
+    <w:bookmarkStart w:id="99" w:name="ref-Bruggeman2009"/>
     <w:p>
       <w:pPr>
         <w:pStyle w:val="Bibliography"/>
@@ -5992,8 +6245,8 @@
         <w:t xml:space="preserve">37, W179–W184</w:t>
       </w:r>
     </w:p>
-    <w:bookmarkEnd w:id="95"/>
-    <w:bookmarkStart w:id="96" w:name="ref-Kearney2017"/>
+    <w:bookmarkEnd w:id="99"/>
+    <w:bookmarkStart w:id="100" w:name="ref-Kearney2017"/>
     <w:p>
       <w:pPr>
         <w:pStyle w:val="Bibliography"/>
@@ -6051,8 +6304,8 @@
         <w:t xml:space="preserve">40, 664–674</w:t>
       </w:r>
     </w:p>
-    <w:bookmarkEnd w:id="96"/>
-    <w:bookmarkStart w:id="97" w:name="ref-Kearney2020a"/>
+    <w:bookmarkEnd w:id="100"/>
+    <w:bookmarkStart w:id="101" w:name="ref-Kearney2020a"/>
     <w:p>
       <w:pPr>
         <w:pStyle w:val="Bibliography"/>
@@ -6110,8 +6363,8 @@
         <w:t xml:space="preserve">43, 85–96</w:t>
       </w:r>
     </w:p>
-    <w:bookmarkEnd w:id="97"/>
-    <w:bookmarkStart w:id="98" w:name="ref-Ricker1954a"/>
+    <w:bookmarkEnd w:id="101"/>
+    <w:bookmarkStart w:id="102" w:name="ref-Ricker1954a"/>
     <w:p>
       <w:pPr>
         <w:pStyle w:val="Bibliography"/>
@@ -6145,8 +6398,8 @@
         <w:t xml:space="preserve">11, 559–623</w:t>
       </w:r>
     </w:p>
-    <w:bookmarkEnd w:id="98"/>
-    <w:bookmarkStart w:id="99" w:name="ref-Beverton2012"/>
+    <w:bookmarkEnd w:id="102"/>
+    <w:bookmarkStart w:id="103" w:name="ref-Beverton2012"/>
     <w:p>
       <w:pPr>
         <w:pStyle w:val="Bibliography"/>
@@ -6177,8 +6430,8 @@
         <w:t xml:space="preserve">, Springer</w:t>
       </w:r>
     </w:p>
-    <w:bookmarkEnd w:id="99"/>
-    <w:bookmarkStart w:id="100" w:name="ref-Bertness1994"/>
+    <w:bookmarkEnd w:id="103"/>
+    <w:bookmarkStart w:id="104" w:name="ref-Bertness1994"/>
     <w:p>
       <w:pPr>
         <w:pStyle w:val="Bibliography"/>
@@ -6212,8 +6465,8 @@
         <w:t xml:space="preserve">9, 191–193</w:t>
       </w:r>
     </w:p>
-    <w:bookmarkEnd w:id="100"/>
-    <w:bookmarkStart w:id="101" w:name="ref-Weiss-Lehman2022"/>
+    <w:bookmarkEnd w:id="104"/>
+    <w:bookmarkStart w:id="105" w:name="ref-Weiss-Lehman2022"/>
     <w:p>
       <w:pPr>
         <w:pStyle w:val="Bibliography"/>
@@ -6263,8 +6516,8 @@
         <w:t xml:space="preserve">25, 1263–1276</w:t>
       </w:r>
     </w:p>
-    <w:bookmarkEnd w:id="101"/>
-    <w:bookmarkStart w:id="102" w:name="ref-Delmas2019"/>
+    <w:bookmarkEnd w:id="105"/>
+    <w:bookmarkStart w:id="106" w:name="ref-Delmas2019"/>
     <w:p>
       <w:pPr>
         <w:pStyle w:val="Bibliography"/>
@@ -6314,8 +6567,8 @@
         <w:t xml:space="preserve">94, 16–36</w:t>
       </w:r>
     </w:p>
-    <w:bookmarkEnd w:id="102"/>
-    <w:bookmarkStart w:id="103" w:name="ref-Godoy2019"/>
+    <w:bookmarkEnd w:id="106"/>
+    <w:bookmarkStart w:id="107" w:name="ref-Godoy2019"/>
     <w:p>
       <w:pPr>
         <w:pStyle w:val="Bibliography"/>
@@ -6349,8 +6602,8 @@
         <w:t xml:space="preserve">33, 1190–1201</w:t>
       </w:r>
     </w:p>
-    <w:bookmarkEnd w:id="103"/>
-    <w:bookmarkStart w:id="104" w:name="ref-Poisot2021"/>
+    <w:bookmarkEnd w:id="107"/>
+    <w:bookmarkStart w:id="108" w:name="ref-Poisot2021"/>
     <w:p>
       <w:pPr>
         <w:pStyle w:val="Bibliography"/>
@@ -6400,8 +6653,8 @@
         <w:t xml:space="preserve">48, 1552–1563</w:t>
       </w:r>
     </w:p>
-    <w:bookmarkEnd w:id="104"/>
-    <w:bookmarkStart w:id="105" w:name="ref-Hui2019"/>
+    <w:bookmarkEnd w:id="108"/>
+    <w:bookmarkStart w:id="109" w:name="ref-Hui2019"/>
     <w:p>
       <w:pPr>
         <w:pStyle w:val="Bibliography"/>
@@ -6435,8 +6688,8 @@
         <w:t xml:space="preserve">34, 121–131</w:t>
       </w:r>
     </w:p>
-    <w:bookmarkEnd w:id="105"/>
-    <w:bookmarkStart w:id="106" w:name="ref-Gomez2023"/>
+    <w:bookmarkEnd w:id="109"/>
+    <w:bookmarkStart w:id="110" w:name="ref-Gomez2023"/>
     <w:p>
       <w:pPr>
         <w:pStyle w:val="Bibliography"/>
@@ -6486,8 +6739,8 @@
         <w:t xml:space="preserve">26, S47–S61</w:t>
       </w:r>
     </w:p>
-    <w:bookmarkEnd w:id="106"/>
-    <w:bookmarkStart w:id="107" w:name="ref-Lytle2023"/>
+    <w:bookmarkEnd w:id="110"/>
+    <w:bookmarkStart w:id="111" w:name="ref-Lytle2023"/>
     <w:p>
       <w:pPr>
         <w:pStyle w:val="Bibliography"/>
@@ -6521,8 +6774,8 @@
         <w:t xml:space="preserve">2, 26</w:t>
       </w:r>
     </w:p>
-    <w:bookmarkEnd w:id="107"/>
-    <w:bookmarkStart w:id="108" w:name="ref-Petsopoulos2021"/>
+    <w:bookmarkEnd w:id="111"/>
+    <w:bookmarkStart w:id="112" w:name="ref-Petsopoulos2021"/>
     <w:p>
       <w:pPr>
         <w:pStyle w:val="Bibliography"/>
@@ -6566,8 +6819,8 @@
         <w:t xml:space="preserve">Ecol. Entomol.</w:t>
       </w:r>
     </w:p>
-    <w:bookmarkEnd w:id="108"/>
-    <w:bookmarkStart w:id="109" w:name="ref-Dale2021"/>
+    <w:bookmarkEnd w:id="112"/>
+    <w:bookmarkStart w:id="113" w:name="ref-Dale2021"/>
     <w:p>
       <w:pPr>
         <w:pStyle w:val="Bibliography"/>
@@ -6598,8 +6851,8 @@
         <w:t xml:space="preserve">, Cambridge University Press</w:t>
       </w:r>
     </w:p>
-    <w:bookmarkEnd w:id="109"/>
-    <w:bookmarkStart w:id="110" w:name="ref-Lu2023"/>
+    <w:bookmarkEnd w:id="113"/>
+    <w:bookmarkStart w:id="114" w:name="ref-Lu2023"/>
     <w:p>
       <w:pPr>
         <w:pStyle w:val="Bibliography"/>
@@ -6649,8 +6902,8 @@
         <w:t xml:space="preserve">33, 647–659</w:t>
       </w:r>
     </w:p>
-    <w:bookmarkEnd w:id="110"/>
-    <w:bookmarkStart w:id="111" w:name="ref-Carrara2015"/>
+    <w:bookmarkEnd w:id="114"/>
+    <w:bookmarkStart w:id="115" w:name="ref-Carrara2015"/>
     <w:p>
       <w:pPr>
         <w:pStyle w:val="Bibliography"/>
@@ -6700,8 +6953,8 @@
         <w:t xml:space="preserve">6, 895–906</w:t>
       </w:r>
     </w:p>
-    <w:bookmarkEnd w:id="111"/>
-    <w:bookmarkStart w:id="112" w:name="ref-Vitali2022"/>
+    <w:bookmarkEnd w:id="115"/>
+    <w:bookmarkStart w:id="116" w:name="ref-Vitali2022"/>
     <w:p>
       <w:pPr>
         <w:pStyle w:val="Bibliography"/>
@@ -6751,8 +7004,8 @@
         <w:t xml:space="preserve">103, e03547</w:t>
       </w:r>
     </w:p>
-    <w:bookmarkEnd w:id="112"/>
-    <w:bookmarkStart w:id="113" w:name="ref-Riva2023"/>
+    <w:bookmarkEnd w:id="116"/>
+    <w:bookmarkStart w:id="117" w:name="ref-Riva2023"/>
     <w:p>
       <w:pPr>
         <w:pStyle w:val="Bibliography"/>
@@ -6802,8 +7055,8 @@
         <w:t xml:space="preserve">9, eabq4207</w:t>
       </w:r>
     </w:p>
-    <w:bookmarkEnd w:id="113"/>
-    <w:bookmarkStart w:id="114" w:name="ref-Terry2020"/>
+    <w:bookmarkEnd w:id="117"/>
+    <w:bookmarkStart w:id="118" w:name="ref-Terry2020"/>
     <w:p>
       <w:pPr>
         <w:pStyle w:val="Bibliography"/>
@@ -6837,8 +7090,8 @@
         <w:t xml:space="preserve">101, e03047</w:t>
       </w:r>
     </w:p>
-    <w:bookmarkEnd w:id="114"/>
-    <w:bookmarkStart w:id="115" w:name="ref-Chevin2017"/>
+    <w:bookmarkEnd w:id="118"/>
+    <w:bookmarkStart w:id="119" w:name="ref-Chevin2017"/>
     <w:p>
       <w:pPr>
         <w:pStyle w:val="Bibliography"/>
@@ -6872,8 +7125,8 @@
         <w:t xml:space="preserve">372</w:t>
       </w:r>
     </w:p>
-    <w:bookmarkEnd w:id="115"/>
-    <w:bookmarkStart w:id="116" w:name="ref-Urban2024"/>
+    <w:bookmarkEnd w:id="119"/>
+    <w:bookmarkStart w:id="120" w:name="ref-Urban2024"/>
     <w:p>
       <w:pPr>
         <w:pStyle w:val="Bibliography"/>
@@ -6923,8 +7176,8 @@
         <w:t xml:space="preserve">8, 172–187</w:t>
       </w:r>
     </w:p>
-    <w:bookmarkEnd w:id="116"/>
-    <w:bookmarkStart w:id="117" w:name="ref-Hoffmann2011"/>
+    <w:bookmarkEnd w:id="120"/>
+    <w:bookmarkStart w:id="121" w:name="ref-Hoffmann2011"/>
     <w:p>
       <w:pPr>
         <w:pStyle w:val="Bibliography"/>
@@ -6942,8 +7195,8 @@
         <w:t xml:space="preserve">Hoffmann, A.A. and Sgrò, C.M. (2011) Climate change and evolutionary adaptation. 470, 479–485</w:t>
       </w:r>
     </w:p>
-    <w:bookmarkEnd w:id="117"/>
-    <w:bookmarkStart w:id="118" w:name="ref-Hoffmann2022"/>
+    <w:bookmarkEnd w:id="121"/>
+    <w:bookmarkStart w:id="122" w:name="ref-Hoffmann2022"/>
     <w:p>
       <w:pPr>
         <w:pStyle w:val="Bibliography"/>
@@ -6977,8 +7230,8 @@
         <w:t xml:space="preserve">2022</w:t>
       </w:r>
     </w:p>
-    <w:bookmarkEnd w:id="118"/>
-    <w:bookmarkStart w:id="119" w:name="ref-Ghalambor2015"/>
+    <w:bookmarkEnd w:id="122"/>
+    <w:bookmarkStart w:id="123" w:name="ref-Ghalambor2015"/>
     <w:p>
       <w:pPr>
         <w:pStyle w:val="Bibliography"/>
@@ -7028,8 +7281,8 @@
         <w:t xml:space="preserve">525, 372–375</w:t>
       </w:r>
     </w:p>
-    <w:bookmarkEnd w:id="119"/>
-    <w:bookmarkStart w:id="120" w:name="ref-Oostra2018"/>
+    <w:bookmarkEnd w:id="123"/>
+    <w:bookmarkStart w:id="124" w:name="ref-Oostra2018"/>
     <w:p>
       <w:pPr>
         <w:pStyle w:val="Bibliography"/>
@@ -7079,8 +7332,8 @@
         <w:t xml:space="preserve">9, 1005</w:t>
       </w:r>
     </w:p>
-    <w:bookmarkEnd w:id="120"/>
-    <w:bookmarkStart w:id="121" w:name="ref-Noble2019"/>
+    <w:bookmarkEnd w:id="124"/>
+    <w:bookmarkStart w:id="125" w:name="ref-Noble2019"/>
     <w:p>
       <w:pPr>
         <w:pStyle w:val="Bibliography"/>
@@ -7130,8 +7383,8 @@
         <w:t xml:space="preserve">116, 13452–13461</w:t>
       </w:r>
     </w:p>
-    <w:bookmarkEnd w:id="121"/>
-    <w:bookmarkStart w:id="122" w:name="ref-Sousa2010"/>
+    <w:bookmarkEnd w:id="125"/>
+    <w:bookmarkStart w:id="126" w:name="ref-Sousa2010"/>
     <w:p>
       <w:pPr>
         <w:pStyle w:val="Bibliography"/>
@@ -7181,8 +7434,8 @@
         <w:t xml:space="preserve">365, 3413–3428</w:t>
       </w:r>
     </w:p>
-    <w:bookmarkEnd w:id="122"/>
-    <w:bookmarkStart w:id="123" w:name="ref-Lande1979"/>
+    <w:bookmarkEnd w:id="126"/>
+    <w:bookmarkStart w:id="127" w:name="ref-Stinchcombe2012"/>
     <w:p>
       <w:pPr>
         <w:pStyle w:val="Bibliography"/>
@@ -7197,6 +7450,57 @@
         <w:t xml:space="preserve">	</w:t>
       </w:r>
       <w:r>
+        <w:t xml:space="preserve">Stinchcombe, J.R.</w:t>
+      </w:r>
+      <w:r>
+        <w:t xml:space="preserve"> </w:t>
+      </w:r>
+      <w:r>
+        <w:rPr>
+          <w:i/>
+          <w:iCs/>
+        </w:rPr>
+        <w:t xml:space="preserve">et al.</w:t>
+      </w:r>
+      <w:r>
+        <w:t xml:space="preserve"> </w:t>
+      </w:r>
+      <w:r>
+        <w:t xml:space="preserve">(2012) Genetics and evolution of function-valued traits: Understanding environmentally responsive phenotypes.</w:t>
+      </w:r>
+      <w:r>
+        <w:t xml:space="preserve"> </w:t>
+      </w:r>
+      <w:r>
+        <w:rPr>
+          <w:i/>
+          <w:iCs/>
+        </w:rPr>
+        <w:t xml:space="preserve">Trends Ecol. Evol.</w:t>
+      </w:r>
+      <w:r>
+        <w:t xml:space="preserve"> </w:t>
+      </w:r>
+      <w:r>
+        <w:t xml:space="preserve">27, 637–647</w:t>
+      </w:r>
+    </w:p>
+    <w:bookmarkEnd w:id="127"/>
+    <w:bookmarkStart w:id="128" w:name="ref-Lande1979"/>
+    <w:p>
+      <w:pPr>
+        <w:pStyle w:val="Bibliography"/>
+      </w:pPr>
+      <w:r>
+        <w:t xml:space="preserve">82.</w:t>
+      </w:r>
+      <w:r>
+        <w:t xml:space="preserve"> </w:t>
+      </w:r>
+      <w:r>
+        <w:t xml:space="preserve">	</w:t>
+      </w:r>
+      <w:r>
         <w:t xml:space="preserve">Lande, R. (1979) Quantitative genetic analysis of multivariate evolution, applied to brain:body size allometry.</w:t>
       </w:r>
       <w:r>
@@ -7216,14 +7520,14 @@
         <w:t xml:space="preserve">33</w:t>
       </w:r>
     </w:p>
-    <w:bookmarkEnd w:id="123"/>
-    <w:bookmarkStart w:id="124" w:name="ref-Walsh2018"/>
+    <w:bookmarkEnd w:id="128"/>
+    <w:bookmarkStart w:id="129" w:name="ref-Walsh2018"/>
     <w:p>
       <w:pPr>
         <w:pStyle w:val="Bibliography"/>
       </w:pPr>
       <w:r>
-        <w:t xml:space="preserve">82.</w:t>
+        <w:t xml:space="preserve">83.</w:t>
       </w:r>
       <w:r>
         <w:t xml:space="preserve"> </w:t>
@@ -7248,14 +7552,14 @@
         <w:t xml:space="preserve">, Oxford University Press</w:t>
       </w:r>
     </w:p>
-    <w:bookmarkEnd w:id="124"/>
-    <w:bookmarkStart w:id="125" w:name="ref-Zou2024"/>
+    <w:bookmarkEnd w:id="129"/>
+    <w:bookmarkStart w:id="130" w:name="ref-Youngblood2025"/>
     <w:p>
       <w:pPr>
         <w:pStyle w:val="Bibliography"/>
       </w:pPr>
       <w:r>
-        <w:t xml:space="preserve">83.</w:t>
+        <w:t xml:space="preserve">84.</w:t>
       </w:r>
       <w:r>
         <w:t xml:space="preserve"> </w:t>
@@ -7264,6 +7568,204 @@
         <w:t xml:space="preserve">	</w:t>
       </w:r>
       <w:r>
+        <w:t xml:space="preserve">Youngblood, J.P.</w:t>
+      </w:r>
+      <w:r>
+        <w:t xml:space="preserve"> </w:t>
+      </w:r>
+      <w:r>
+        <w:rPr>
+          <w:i/>
+          <w:iCs/>
+        </w:rPr>
+        <w:t xml:space="preserve">et al.</w:t>
+      </w:r>
+      <w:r>
+        <w:t xml:space="preserve"> </w:t>
+      </w:r>
+      <w:r>
+        <w:t xml:space="preserve">(2025) Dehydration worsens heat tolerance of locusts and amplifies predicted impacts of climate change.</w:t>
+      </w:r>
+      <w:r>
+        <w:t xml:space="preserve"> </w:t>
+      </w:r>
+      <w:r>
+        <w:rPr>
+          <w:i/>
+          <w:iCs/>
+        </w:rPr>
+        <w:t xml:space="preserve">Funct. Ecol.</w:t>
+      </w:r>
+    </w:p>
+    <w:bookmarkEnd w:id="130"/>
+    <w:bookmarkStart w:id="131" w:name="ref-Baeza_Icaza2025"/>
+    <w:p>
+      <w:pPr>
+        <w:pStyle w:val="Bibliography"/>
+      </w:pPr>
+      <w:r>
+        <w:t xml:space="preserve">85.</w:t>
+      </w:r>
+      <w:r>
+        <w:t xml:space="preserve"> </w:t>
+      </w:r>
+      <w:r>
+        <w:t xml:space="preserve">	</w:t>
+      </w:r>
+      <w:r>
+        <w:t xml:space="preserve">Baeza Icaza, A.</w:t>
+      </w:r>
+      <w:r>
+        <w:t xml:space="preserve"> </w:t>
+      </w:r>
+      <w:r>
+        <w:rPr>
+          <w:i/>
+          <w:iCs/>
+        </w:rPr>
+        <w:t xml:space="preserve">et al.</w:t>
+      </w:r>
+      <w:r>
+        <w:t xml:space="preserve"> </w:t>
+      </w:r>
+      <w:r>
+        <w:t xml:space="preserve">(2025) Warm acclimation reduces the sensitivity of drosophila species to heat stress at ecologically relevant scales.</w:t>
+      </w:r>
+      <w:r>
+        <w:t xml:space="preserve"> </w:t>
+      </w:r>
+      <w:r>
+        <w:rPr>
+          <w:i/>
+          <w:iCs/>
+        </w:rPr>
+        <w:t xml:space="preserve">J. Anim. Ecol.</w:t>
+      </w:r>
+      <w:r>
+        <w:t xml:space="preserve"> </w:t>
+      </w:r>
+      <w:r>
+        <w:t xml:space="preserve">94, 896–907</w:t>
+      </w:r>
+    </w:p>
+    <w:bookmarkEnd w:id="131"/>
+    <w:bookmarkStart w:id="132" w:name="ref-Kearney2009a"/>
+    <w:p>
+      <w:pPr>
+        <w:pStyle w:val="Bibliography"/>
+      </w:pPr>
+      <w:r>
+        <w:t xml:space="preserve">86.</w:t>
+      </w:r>
+      <w:r>
+        <w:t xml:space="preserve"> </w:t>
+      </w:r>
+      <w:r>
+        <w:t xml:space="preserve">	</w:t>
+      </w:r>
+      <w:r>
+        <w:t xml:space="preserve">Kearney, M.</w:t>
+      </w:r>
+      <w:r>
+        <w:t xml:space="preserve"> </w:t>
+      </w:r>
+      <w:r>
+        <w:rPr>
+          <w:i/>
+          <w:iCs/>
+        </w:rPr>
+        <w:t xml:space="preserve">et al.</w:t>
+      </w:r>
+      <w:r>
+        <w:t xml:space="preserve"> </w:t>
+      </w:r>
+      <w:r>
+        <w:t xml:space="preserve">(2009) Integrating biophysical models and evolutionary theory to predict climatic impacts on species’ ranges: The dengue mosquito aedes aegypti in australia.</w:t>
+      </w:r>
+      <w:r>
+        <w:t xml:space="preserve"> </w:t>
+      </w:r>
+      <w:r>
+        <w:rPr>
+          <w:i/>
+          <w:iCs/>
+        </w:rPr>
+        <w:t xml:space="preserve">Funct. Ecol.</w:t>
+      </w:r>
+      <w:r>
+        <w:t xml:space="preserve"> </w:t>
+      </w:r>
+      <w:r>
+        <w:t xml:space="preserve">23, 528–538</w:t>
+      </w:r>
+    </w:p>
+    <w:bookmarkEnd w:id="132"/>
+    <w:bookmarkStart w:id="133" w:name="ref-Ellner2011"/>
+    <w:p>
+      <w:pPr>
+        <w:pStyle w:val="Bibliography"/>
+      </w:pPr>
+      <w:r>
+        <w:t xml:space="preserve">87.</w:t>
+      </w:r>
+      <w:r>
+        <w:t xml:space="preserve"> </w:t>
+      </w:r>
+      <w:r>
+        <w:t xml:space="preserve">	</w:t>
+      </w:r>
+      <w:r>
+        <w:t xml:space="preserve">Ellner, S.P.</w:t>
+      </w:r>
+      <w:r>
+        <w:t xml:space="preserve"> </w:t>
+      </w:r>
+      <w:r>
+        <w:rPr>
+          <w:i/>
+          <w:iCs/>
+        </w:rPr>
+        <w:t xml:space="preserve">et al.</w:t>
+      </w:r>
+      <w:r>
+        <w:t xml:space="preserve"> </w:t>
+      </w:r>
+      <w:r>
+        <w:t xml:space="preserve">(2011) Does rapid evolution matter? Measuring the rate of contemporary evolution and its impacts on ecological dynamics: How much does rapid evolution matter?</w:t>
+      </w:r>
+      <w:r>
+        <w:t xml:space="preserve"> </w:t>
+      </w:r>
+      <w:r>
+        <w:rPr>
+          <w:i/>
+          <w:iCs/>
+        </w:rPr>
+        <w:t xml:space="preserve">Ecol. Lett.</w:t>
+      </w:r>
+      <w:r>
+        <w:t xml:space="preserve"> </w:t>
+      </w:r>
+      <w:r>
+        <w:t xml:space="preserve">14, 603–614</w:t>
+      </w:r>
+    </w:p>
+    <w:bookmarkEnd w:id="133"/>
+    <w:bookmarkStart w:id="134" w:name="ref-Zou2024"/>
+    <w:p>
+      <w:pPr>
+        <w:pStyle w:val="Bibliography"/>
+      </w:pPr>
+      <w:r>
+        <w:t xml:space="preserve">88.</w:t>
+      </w:r>
+      <w:r>
+        <w:t xml:space="preserve"> </w:t>
+      </w:r>
+      <w:r>
+        <w:t xml:space="preserve">	</w:t>
+      </w:r>
+      <w:r>
         <w:t xml:space="preserve">Zou, H.-X.</w:t>
       </w:r>
       <w:r>
@@ -7299,14 +7801,14 @@
         <w:t xml:space="preserve">27, e14432</w:t>
       </w:r>
     </w:p>
-    <w:bookmarkEnd w:id="125"/>
-    <w:bookmarkStart w:id="126" w:name="ref-Li2023"/>
+    <w:bookmarkEnd w:id="134"/>
+    <w:bookmarkStart w:id="135" w:name="ref-Li2023"/>
     <w:p>
       <w:pPr>
         <w:pStyle w:val="Bibliography"/>
       </w:pPr>
       <w:r>
-        <w:t xml:space="preserve">84.</w:t>
+        <w:t xml:space="preserve">89.</w:t>
       </w:r>
       <w:r>
         <w:t xml:space="preserve"> </w:t>
@@ -7350,14 +7852,14 @@
         <w:t xml:space="preserve">114, 103583</w:t>
       </w:r>
     </w:p>
-    <w:bookmarkEnd w:id="126"/>
-    <w:bookmarkStart w:id="127" w:name="ref-Zhu2024"/>
+    <w:bookmarkEnd w:id="135"/>
+    <w:bookmarkStart w:id="136" w:name="ref-Zhu2024"/>
     <w:p>
       <w:pPr>
         <w:pStyle w:val="Bibliography"/>
       </w:pPr>
       <w:r>
-        <w:t xml:space="preserve">85.</w:t>
+        <w:t xml:space="preserve">90.</w:t>
       </w:r>
       <w:r>
         <w:t xml:space="preserve"> </w:t>
@@ -7401,14 +7903,14 @@
         <w:t xml:space="preserve">39, 165–180</w:t>
       </w:r>
     </w:p>
-    <w:bookmarkEnd w:id="127"/>
-    <w:bookmarkStart w:id="128" w:name="ref-Assessment_undated-fv"/>
+    <w:bookmarkEnd w:id="136"/>
+    <w:bookmarkStart w:id="137" w:name="ref-Assessment_undated-fv"/>
     <w:p>
       <w:pPr>
         <w:pStyle w:val="Bibliography"/>
       </w:pPr>
       <w:r>
-        <w:t xml:space="preserve">86.</w:t>
+        <w:t xml:space="preserve">91.</w:t>
       </w:r>
       <w:r>
         <w:t xml:space="preserve"> </w:t>
@@ -7420,14 +7922,14 @@
         <w:t xml:space="preserve">Assessment, M.E. (2005) Opportunities and challenges for business and industryunioviedo.es</w:t>
       </w:r>
     </w:p>
-    <w:bookmarkEnd w:id="128"/>
-    <w:bookmarkStart w:id="129" w:name="ref-Dandy2019"/>
+    <w:bookmarkEnd w:id="137"/>
+    <w:bookmarkStart w:id="138" w:name="ref-Dandy2019"/>
     <w:p>
       <w:pPr>
         <w:pStyle w:val="Bibliography"/>
       </w:pPr>
       <w:r>
-        <w:t xml:space="preserve">87.</w:t>
+        <w:t xml:space="preserve">92.</w:t>
       </w:r>
       <w:r>
         <w:t xml:space="preserve"> </w:t>
@@ -7471,14 +7973,14 @@
         <w:t xml:space="preserve">19, 615–620</w:t>
       </w:r>
     </w:p>
-    <w:bookmarkEnd w:id="129"/>
-    <w:bookmarkStart w:id="130" w:name="ref-Price2014"/>
+    <w:bookmarkEnd w:id="138"/>
+    <w:bookmarkStart w:id="139" w:name="ref-Price2014"/>
     <w:p>
       <w:pPr>
         <w:pStyle w:val="Bibliography"/>
       </w:pPr>
       <w:r>
-        <w:t xml:space="preserve">88.</w:t>
+        <w:t xml:space="preserve">93.</w:t>
       </w:r>
       <w:r>
         <w:t xml:space="preserve"> </w:t>
@@ -7506,14 +8008,14 @@
         <w:t xml:space="preserve">34, 65–78</w:t>
       </w:r>
     </w:p>
-    <w:bookmarkEnd w:id="130"/>
-    <w:bookmarkStart w:id="131" w:name="ref-Leviston2018"/>
+    <w:bookmarkEnd w:id="139"/>
+    <w:bookmarkStart w:id="140" w:name="ref-Leviston2018"/>
     <w:p>
       <w:pPr>
         <w:pStyle w:val="Bibliography"/>
       </w:pPr>
       <w:r>
-        <w:t xml:space="preserve">89.</w:t>
+        <w:t xml:space="preserve">94.</w:t>
       </w:r>
       <w:r>
         <w:t xml:space="preserve"> </w:t>
@@ -7557,14 +8059,14 @@
         <w:t xml:space="preserve">93, 658–668</w:t>
       </w:r>
     </w:p>
-    <w:bookmarkEnd w:id="131"/>
-    <w:bookmarkStart w:id="132" w:name="ref-Bai2016"/>
+    <w:bookmarkEnd w:id="140"/>
+    <w:bookmarkStart w:id="141" w:name="ref-Bai2016"/>
     <w:p>
       <w:pPr>
         <w:pStyle w:val="Bibliography"/>
       </w:pPr>
       <w:r>
-        <w:t xml:space="preserve">90.</w:t>
+        <w:t xml:space="preserve">95.</w:t>
       </w:r>
       <w:r>
         <w:t xml:space="preserve"> </w:t>
@@ -7608,14 +8110,14 @@
         <w:t xml:space="preserve">23, 69–78</w:t>
       </w:r>
     </w:p>
-    <w:bookmarkEnd w:id="132"/>
-    <w:bookmarkStart w:id="133" w:name="ref-Grimm2008"/>
+    <w:bookmarkEnd w:id="141"/>
+    <w:bookmarkStart w:id="142" w:name="ref-Grimm2008"/>
     <w:p>
       <w:pPr>
         <w:pStyle w:val="Bibliography"/>
       </w:pPr>
       <w:r>
-        <w:t xml:space="preserve">91.</w:t>
+        <w:t xml:space="preserve">96.</w:t>
       </w:r>
       <w:r>
         <w:t xml:space="preserve"> </w:t>
@@ -7659,14 +8161,14 @@
         <w:t xml:space="preserve">319, 756–760</w:t>
       </w:r>
     </w:p>
-    <w:bookmarkEnd w:id="133"/>
-    <w:bookmarkStart w:id="134" w:name="ref-Hendricks2022"/>
+    <w:bookmarkEnd w:id="142"/>
+    <w:bookmarkStart w:id="143" w:name="ref-Hendricks2022"/>
     <w:p>
       <w:pPr>
         <w:pStyle w:val="Bibliography"/>
       </w:pPr>
       <w:r>
-        <w:t xml:space="preserve">92.</w:t>
+        <w:t xml:space="preserve">97.</w:t>
       </w:r>
       <w:r>
         <w:t xml:space="preserve"> </w:t>
@@ -7710,14 +8212,14 @@
         <w:t xml:space="preserve">105, 5893–5908</w:t>
       </w:r>
     </w:p>
-    <w:bookmarkEnd w:id="134"/>
-    <w:bookmarkStart w:id="135" w:name="ref-Sutanto2020"/>
+    <w:bookmarkEnd w:id="143"/>
+    <w:bookmarkStart w:id="144" w:name="ref-Sutanto2020"/>
     <w:p>
       <w:pPr>
         <w:pStyle w:val="Bibliography"/>
       </w:pPr>
       <w:r>
-        <w:t xml:space="preserve">93.</w:t>
+        <w:t xml:space="preserve">98.</w:t>
       </w:r>
       <w:r>
         <w:t xml:space="preserve"> </w:t>
@@ -7761,14 +8263,14 @@
         <w:t xml:space="preserve">134, 105276</w:t>
       </w:r>
     </w:p>
-    <w:bookmarkEnd w:id="135"/>
-    <w:bookmarkStart w:id="136" w:name="ref-Liu2007"/>
+    <w:bookmarkEnd w:id="144"/>
+    <w:bookmarkStart w:id="145" w:name="ref-Liu2007"/>
     <w:p>
       <w:pPr>
         <w:pStyle w:val="Bibliography"/>
       </w:pPr>
       <w:r>
-        <w:t xml:space="preserve">94.</w:t>
+        <w:t xml:space="preserve">99.</w:t>
       </w:r>
       <w:r>
         <w:t xml:space="preserve"> </w:t>
@@ -7812,14 +8314,14 @@
         <w:t xml:space="preserve">36, 639–649</w:t>
       </w:r>
     </w:p>
-    <w:bookmarkEnd w:id="136"/>
-    <w:bookmarkStart w:id="137" w:name="ref-Black2011"/>
+    <w:bookmarkEnd w:id="145"/>
+    <w:bookmarkStart w:id="146" w:name="ref-Black2011"/>
     <w:p>
       <w:pPr>
         <w:pStyle w:val="Bibliography"/>
       </w:pPr>
       <w:r>
-        <w:t xml:space="preserve">95.</w:t>
+        <w:t xml:space="preserve">100.</w:t>
       </w:r>
       <w:r>
         <w:t xml:space="preserve"> </w:t>
@@ -7863,14 +8365,14 @@
         <w:t xml:space="preserve">21, S3–S11</w:t>
       </w:r>
     </w:p>
-    <w:bookmarkEnd w:id="137"/>
-    <w:bookmarkStart w:id="138" w:name="ref-Neil_Adger1999"/>
+    <w:bookmarkEnd w:id="146"/>
+    <w:bookmarkStart w:id="147" w:name="ref-Neil_Adger1999"/>
     <w:p>
       <w:pPr>
         <w:pStyle w:val="Bibliography"/>
       </w:pPr>
       <w:r>
-        <w:t xml:space="preserve">96.</w:t>
+        <w:t xml:space="preserve">101.</w:t>
       </w:r>
       <w:r>
         <w:t xml:space="preserve"> </w:t>
@@ -7898,14 +8400,14 @@
         <w:t xml:space="preserve">27, 249–269</w:t>
       </w:r>
     </w:p>
-    <w:bookmarkEnd w:id="138"/>
-    <w:bookmarkStart w:id="139" w:name="ref-Folke2016"/>
+    <w:bookmarkEnd w:id="147"/>
+    <w:bookmarkStart w:id="148" w:name="ref-Folke2016"/>
     <w:p>
       <w:pPr>
         <w:pStyle w:val="Bibliography"/>
       </w:pPr>
       <w:r>
-        <w:t xml:space="preserve">97.</w:t>
+        <w:t xml:space="preserve">102.</w:t>
       </w:r>
       <w:r>
         <w:t xml:space="preserve"> </w:t>
@@ -7949,14 +8451,14 @@
         <w:t xml:space="preserve">21</w:t>
       </w:r>
     </w:p>
-    <w:bookmarkEnd w:id="139"/>
-    <w:bookmarkStart w:id="140" w:name="ref-Schluter2012"/>
+    <w:bookmarkEnd w:id="148"/>
+    <w:bookmarkStart w:id="149" w:name="ref-Schluter2012"/>
     <w:p>
       <w:pPr>
         <w:pStyle w:val="Bibliography"/>
       </w:pPr>
       <w:r>
-        <w:t xml:space="preserve">98.</w:t>
+        <w:t xml:space="preserve">103.</w:t>
       </w:r>
       <w:r>
         <w:t xml:space="preserve"> </w:t>
@@ -8000,14 +8502,14 @@
         <w:t xml:space="preserve">25, 219–272</w:t>
       </w:r>
     </w:p>
-    <w:bookmarkEnd w:id="140"/>
-    <w:bookmarkStart w:id="141" w:name="ref-Wise2014"/>
+    <w:bookmarkEnd w:id="149"/>
+    <w:bookmarkStart w:id="150" w:name="ref-Wise2014"/>
     <w:p>
       <w:pPr>
         <w:pStyle w:val="Bibliography"/>
       </w:pPr>
       <w:r>
-        <w:t xml:space="preserve">99.</w:t>
+        <w:t xml:space="preserve">104.</w:t>
       </w:r>
       <w:r>
         <w:t xml:space="preserve"> </w:t>
@@ -8051,14 +8553,14 @@
         <w:t xml:space="preserve">28, 325–336</w:t>
       </w:r>
     </w:p>
-    <w:bookmarkEnd w:id="141"/>
-    <w:bookmarkStart w:id="142" w:name="ref-Biggs2021"/>
+    <w:bookmarkEnd w:id="150"/>
+    <w:bookmarkStart w:id="151" w:name="ref-Biggs2021"/>
     <w:p>
       <w:pPr>
         <w:pStyle w:val="Bibliography"/>
       </w:pPr>
       <w:r>
-        <w:t xml:space="preserve">100.</w:t>
+        <w:t xml:space="preserve">105.</w:t>
       </w:r>
       <w:r>
         <w:t xml:space="preserve"> </w:t>
@@ -8099,14 +8601,14 @@
         <w:t xml:space="preserve">, Taylor &amp; Francis</w:t>
       </w:r>
     </w:p>
-    <w:bookmarkEnd w:id="142"/>
-    <w:bookmarkStart w:id="143" w:name="ref-Brown2021"/>
+    <w:bookmarkEnd w:id="151"/>
+    <w:bookmarkStart w:id="152" w:name="ref-Brown2021"/>
     <w:p>
       <w:pPr>
         <w:pStyle w:val="Bibliography"/>
       </w:pPr>
       <w:r>
-        <w:t xml:space="preserve">101.</w:t>
+        <w:t xml:space="preserve">106.</w:t>
       </w:r>
       <w:r>
         <w:t xml:space="preserve"> </w:t>
@@ -8134,14 +8636,14 @@
         <w:t xml:space="preserve">3, 88–103</w:t>
       </w:r>
     </w:p>
-    <w:bookmarkEnd w:id="143"/>
-    <w:bookmarkStart w:id="144" w:name="ref-Kwakkel2013"/>
+    <w:bookmarkEnd w:id="152"/>
+    <w:bookmarkStart w:id="153" w:name="ref-Kwakkel2013"/>
     <w:p>
       <w:pPr>
         <w:pStyle w:val="Bibliography"/>
       </w:pPr>
       <w:r>
-        <w:t xml:space="preserve">102.</w:t>
+        <w:t xml:space="preserve">107.</w:t>
       </w:r>
       <w:r>
         <w:t xml:space="preserve"> </w:t>
@@ -8169,60 +8671,9 @@
         <w:t xml:space="preserve">80, 419–431</w:t>
       </w:r>
     </w:p>
-    <w:bookmarkEnd w:id="144"/>
-    <w:bookmarkStart w:id="145" w:name="ref-Kearney2009a"/>
-    <w:p>
-      <w:pPr>
-        <w:pStyle w:val="Bibliography"/>
-      </w:pPr>
-      <w:r>
-        <w:t xml:space="preserve">103.</w:t>
-      </w:r>
-      <w:r>
-        <w:t xml:space="preserve"> </w:t>
-      </w:r>
-      <w:r>
-        <w:t xml:space="preserve">	</w:t>
-      </w:r>
-      <w:r>
-        <w:t xml:space="preserve">Kearney, M.</w:t>
-      </w:r>
-      <w:r>
-        <w:t xml:space="preserve"> </w:t>
-      </w:r>
-      <w:r>
-        <w:rPr>
-          <w:i/>
-          <w:iCs/>
-        </w:rPr>
-        <w:t xml:space="preserve">et al.</w:t>
-      </w:r>
-      <w:r>
-        <w:t xml:space="preserve"> </w:t>
-      </w:r>
-      <w:r>
-        <w:t xml:space="preserve">(2009) Integrating biophysical models and evolutionary theory to predict climatic impacts on species’ ranges: The dengue mosquito aedes aegypti in australia.</w:t>
-      </w:r>
-      <w:r>
-        <w:t xml:space="preserve"> </w:t>
-      </w:r>
-      <w:r>
-        <w:rPr>
-          <w:i/>
-          <w:iCs/>
-        </w:rPr>
-        <w:t xml:space="preserve">Funct. Ecol.</w:t>
-      </w:r>
-      <w:r>
-        <w:t xml:space="preserve"> </w:t>
-      </w:r>
-      <w:r>
-        <w:t xml:space="preserve">23, 528–538</w:t>
-      </w:r>
-    </w:p>
-    <w:bookmarkEnd w:id="145"/>
-    <w:bookmarkEnd w:id="146"/>
-    <w:bookmarkEnd w:id="147"/>
+    <w:bookmarkEnd w:id="153"/>
+    <w:bookmarkEnd w:id="154"/>
+    <w:bookmarkEnd w:id="155"/>
     <w:sectPr>
       <w:pgSz w:h="15840" w:w="12240"/>
       <w:pgMar w:bottom="851" w:footer="720" w:gutter="0" w:header="720" w:left="851" w:right="851" w:top="851"/>

--- a/docs/ms.docx
+++ b/docs/ms.docx
@@ -617,7 +617,7 @@
         <w:t xml:space="preserve"> </w:t>
       </w:r>
       <w:r>
-        <w:t xml:space="preserve">– experienced by individuals of different species under a given atmospheric event, which can vary dramatically both vertically and horizontally at a given time. These microclimates must then be translated into physiological and behavioural responses, including the processes of thermal damage and repair, and how individuals mitigate their exposure to extreme heat through habitat selection and other behaviours. Dynamic energy budgets translate these individual responses into growth and reproduction trajectories across life cycles to drive population and community models of the resulting interactions. In the next sections we outline new developments in how we model all the components in</w:t>
+        <w:t xml:space="preserve">– experienced by individuals of different species under a given atmospheric event, which can vary dramatically both vertically and horizontally at a given time. These microclimates must then be translated into physiological and behavioural responses, including the processes of thermal damage and repair, and how individuals mitigate their exposure to extreme heat through habitat selection and other avoidance strategies. Dynamic energy budgets translate these individual responses into growth and reproduction trajectories across life cycles to drive population and community models of the resulting interactions. In the next sections we outline new developments in how we model all the components in</w:t>
       </w:r>
       <w:r>
         <w:t xml:space="preserve"> </w:t>
@@ -2190,7 +2190,7 @@
         <w:t xml:space="preserve">[73–75]</w:t>
       </w:r>
       <w:r>
-        <w:t xml:space="preserve">. Phenotypic plasticty and adaptive evolutionary change are two processes that are expected to allow systems to respond and build resilience to extreme heat. Evolutionary responses will depend on the amount of phenotypic and genetic variation exposed to natural selection and the strength of selection on phenotypes. Extreme environments pose unique challenges for predicting evolutionary change because they are, by definiton, rare events. Adaptive evolution will therefore depend on the frequency of extreme environments and the underlying genetic correlation between traits expressed across environments</w:t>
+        <w:t xml:space="preserve">. Phenotypic plasticty and adaptive evolutionary change are two processes that are expected to allow systems to respond and build resilience to extreme heat. Evolutionary responses will depend on the amount of phenotypic and genetic variation exposed to natural selection and the strength of selection on phenotypes. Extreme environments pose unique challenges for predicting evolutionary change because they are, by definition, rare events. Adaptive evolution will therefore depend on the frequency of extreme environments and the underlying genetic correlation between traits expressed across environments</w:t>
       </w:r>
       <w:r>
         <w:t xml:space="preserve"> </w:t>
@@ -2216,7 +2216,7 @@
         <w:pStyle w:val="BodyText"/>
       </w:pPr>
       <w:r>
-        <w:t xml:space="preserve">Plasticity and evolution can be incorperated into a systems modelling framework by allowing environments to govern</w:t>
+        <w:t xml:space="preserve">Plasticity and evolution can be incorporated into a systems modelling framework by allowing environments to govern</w:t>
       </w:r>
       <w:r>
         <w:t xml:space="preserve"> </w:t>
@@ -2228,7 +2228,7 @@
         <w:t xml:space="preserve"> </w:t>
       </w:r>
       <w:r>
-        <w:t xml:space="preserve">development (plasticity) and by incoperating selection and genetic (co)variance estimates for</w:t>
+        <w:t xml:space="preserve">development (plasticity) and by incorporating selection and genetic (co)variance estimates for</w:t>
       </w:r>
       <w:r>
         <w:t xml:space="preserve"> </w:t>
@@ -2285,7 +2285,7 @@
         <w:t xml:space="preserve">[81]</w:t>
       </w:r>
       <w:r>
-        <w:t xml:space="preserve">. Plasticity can be captured by mapping trait development to the environment. In contrast, evolutionary change takes place in multivariate trait space where genetic correlations between traits (i.e., constraints) and varying can be predcited using the multivariate breeders equation</w:t>
+        <w:t xml:space="preserve">. Plasticity can be captured by mapping trait development to the environment. In contrast, evolutionary change takes place in multivariate trait space where genetic correlations between traits (i.e., constraints) and varying can be predicted using the multivariate breeders equation</w:t>
       </w:r>
       <w:r>
         <w:t xml:space="preserve"> </w:t>

--- a/docs/ms.docx
+++ b/docs/ms.docx
@@ -95,87 +95,6 @@
         </m:r>
       </m:oMath>
       <w:r>
-        <w:t xml:space="preserve">, James Cook</w:t>
-      </w:r>
-      <w:r>
-        <w:rPr>
-          <w:vertAlign w:val="superscript"/>
-        </w:rPr>
-        <w:t xml:space="preserve">3</w:t>
-      </w:r>
-      <w:r>
-        <w:t xml:space="preserve">, Brajesh Singh</w:t>
-      </w:r>
-      <w:r>
-        <w:rPr>
-          <w:vertAlign w:val="superscript"/>
-        </w:rPr>
-        <w:t xml:space="preserve">3</w:t>
-      </w:r>
-      <w:r>
-        <w:t xml:space="preserve">, Adrienne Nicotra</w:t>
-      </w:r>
-      <w:r>
-        <w:rPr>
-          <w:vertAlign w:val="superscript"/>
-        </w:rPr>
-        <w:t xml:space="preserve">1,4</w:t>
-      </w:r>
-      <w:r>
-        <w:t xml:space="preserve">, Brendan Choat</w:t>
-      </w:r>
-      <w:r>
-        <w:rPr>
-          <w:vertAlign w:val="superscript"/>
-        </w:rPr>
-        <w:t xml:space="preserve">3</w:t>
-      </w:r>
-      <w:r>
-        <w:t xml:space="preserve">, Owen Atkin</w:t>
-      </w:r>
-      <w:r>
-        <w:rPr>
-          <w:vertAlign w:val="superscript"/>
-        </w:rPr>
-        <w:t xml:space="preserve">4</w:t>
-      </w:r>
-      <w:r>
-        <w:t xml:space="preserve">, Barry Pogson</w:t>
-      </w:r>
-      <w:r>
-        <w:rPr>
-          <w:vertAlign w:val="superscript"/>
-        </w:rPr>
-        <w:t xml:space="preserve">4</w:t>
-      </w:r>
-      <w:r>
-        <w:t xml:space="preserve">, Danielle Way</w:t>
-      </w:r>
-      <w:r>
-        <w:rPr>
-          <w:vertAlign w:val="superscript"/>
-        </w:rPr>
-        <w:t xml:space="preserve">4</w:t>
-      </w:r>
-      <w:r>
-        <w:t xml:space="preserve">, Alison Bentley</w:t>
-      </w:r>
-      <w:r>
-        <w:rPr>
-          <w:vertAlign w:val="superscript"/>
-        </w:rPr>
-        <w:t xml:space="preserve">4</w:t>
-      </w:r>
-      <w:r>
-        <w:t xml:space="preserve">, Ian Wright</w:t>
-      </w:r>
-      <w:r>
-        <w:rPr>
-          <w:vertAlign w:val="superscript"/>
-        </w:rPr>
-        <w:t xml:space="preserve">3</w:t>
-      </w:r>
-      <w:r>
         <w:t xml:space="preserve">, Zhong-Hua Chen</w:t>
       </w:r>
       <w:r>
@@ -236,6 +155,98 @@
         </m:r>
       </m:oMath>
       <w:r>
+        <w:t xml:space="preserve">, Danielle Way</w:t>
+      </w:r>
+      <w:r>
+        <w:rPr>
+          <w:vertAlign w:val="superscript"/>
+        </w:rPr>
+        <w:t xml:space="preserve">4</w:t>
+      </w:r>
+      <w:r>
+        <w:t xml:space="preserve"> </w:t>
+      </w:r>
+      <m:oMath>
+        <m:r>
+          <m:rPr>
+            <m:sty m:val="p"/>
+          </m:rPr>
+          <m:t>†</m:t>
+        </m:r>
+      </m:oMath>
+      <w:r>
+        <w:t xml:space="preserve">, James Cook</w:t>
+      </w:r>
+      <w:r>
+        <w:rPr>
+          <w:vertAlign w:val="superscript"/>
+        </w:rPr>
+        <w:t xml:space="preserve">3</w:t>
+      </w:r>
+      <w:r>
+        <w:t xml:space="preserve">, Brajesh Singh</w:t>
+      </w:r>
+      <w:r>
+        <w:rPr>
+          <w:vertAlign w:val="superscript"/>
+        </w:rPr>
+        <w:t xml:space="preserve">3</w:t>
+      </w:r>
+      <w:r>
+        <w:t xml:space="preserve">, Adrienne Nicotra</w:t>
+      </w:r>
+      <w:r>
+        <w:rPr>
+          <w:vertAlign w:val="superscript"/>
+        </w:rPr>
+        <w:t xml:space="preserve">1,4</w:t>
+      </w:r>
+      <w:r>
+        <w:t xml:space="preserve">, Brendan Choat</w:t>
+      </w:r>
+      <w:r>
+        <w:rPr>
+          <w:vertAlign w:val="superscript"/>
+        </w:rPr>
+        <w:t xml:space="preserve">3</w:t>
+      </w:r>
+      <w:r>
+        <w:t xml:space="preserve">, Owen Atkin</w:t>
+      </w:r>
+      <w:r>
+        <w:rPr>
+          <w:vertAlign w:val="superscript"/>
+        </w:rPr>
+        <w:t xml:space="preserve">4</w:t>
+      </w:r>
+      <w:r>
+        <w:t xml:space="preserve">, Barry Pogson</w:t>
+      </w:r>
+      <w:r>
+        <w:rPr>
+          <w:vertAlign w:val="superscript"/>
+        </w:rPr>
+        <w:t xml:space="preserve">4</w:t>
+      </w:r>
+      <w:r>
+        <w:t xml:space="preserve">, Alison Bentley</w:t>
+      </w:r>
+      <w:r>
+        <w:rPr>
+          <w:vertAlign w:val="superscript"/>
+        </w:rPr>
+        <w:t xml:space="preserve">4</w:t>
+      </w:r>
+      <w:r>
+        <w:t xml:space="preserve">, Ian Wright</w:t>
+      </w:r>
+      <w:r>
+        <w:rPr>
+          <w:vertAlign w:val="superscript"/>
+        </w:rPr>
+        <w:t xml:space="preserve">3</w:t>
+      </w:r>
+      <w:r>
         <w:t xml:space="preserve">, Micheal R. Kearney</w:t>
       </w:r>
       <w:r>
@@ -514,7 +525,7 @@
         <w:pStyle w:val="BodyText"/>
       </w:pPr>
       <w:r>
-        <w:t xml:space="preserve">Predicting how extreme heat impacts population dynamics and community interactions requires the coupling of biophysical, physiological, population and community ecology models. We argue that such a feat is becoming increasingly more tangible and will provide powerful new ways of predicting how extreme heat shapes community dynamics. Physiological models can now be seamlessly integrated with biophysical models of heat and mass exchange to characterise organismal body temperatures and simulate the effects of extreme heat events on the entire life cycle of species within communities</w:t>
+        <w:t xml:space="preserve">Predicting how extreme heat impacts population dynamics and community interactions requires the coupling of biophysical, physiological, population and community ecology models. We argue that such a feat is becoming increasingly more tangible and will provide powerful new ways of predicting how extreme heat shapes community dynamics. Physiological models can now be seamlessly integrated with biophysical models of heat and mass exchange to characterise temperatures experienced by organisms and simulate the effects of extreme heat events on the entire life cycle of species within communities</w:t>
       </w:r>
       <w:r>
         <w:t xml:space="preserve"> </w:t>
@@ -552,7 +563,7 @@
         <w:pStyle w:val="BodyText"/>
       </w:pPr>
       <w:r>
-        <w:t xml:space="preserve">Here, we bring together and discuss modelling approaches across diverse fields to establish a bridge for thinking about how we might begin integrating them to predict how extreme heat will affect communities. We focus our discussion on plant, insect and microbial communities given the strong interconnections between them, the ease with which they can be studied and their significance to natural and agricultural productivity. Importantly,</w:t>
+        <w:t xml:space="preserve">Here, we bring together and discuss modelling approaches across diverse fields to establish a bridge for thinking about how we might begin integrating them to predict how extreme heat will affect communities. We focus our discussion on plant, insect and microbial communities given the strong interconnections between them, the ease with which they can be studied, and their significance to natural and agricultural productivity. Importantly,</w:t>
       </w:r>
       <w:r>
         <w:t xml:space="preserve"> </w:t>
@@ -605,7 +616,7 @@
         <w:t xml:space="preserve"> </w:t>
       </w:r>
       <w:r>
-        <w:t xml:space="preserve">illustrates how a systems-modelling approach to understanding heatwave impacts can be achieved scaling from the level of the atmosphere to microclimate, and from individuals to populations and communities. Ultimately the impacts of extreme heat events on a community are driven by responses of individuals. Therefore, to understand extreme heat impacts on a community of organisms we must characterise the proximal thermal environments – the</w:t>
+        <w:t xml:space="preserve">illustrates how a systems-modelling approach to understanding heatwave impacts can be achieved, scaling from the level of the atmosphere to microclimate, and from individuals to populations and communities. Ultimately the impacts of extreme heat events on a community are driven by responses of individuals. Therefore, to understand extreme heat impacts on a community of organisms, we must characterise the proximal thermal environments – the</w:t>
       </w:r>
       <w:r>
         <w:t xml:space="preserve"> </w:t>
@@ -617,7 +628,7 @@
         <w:t xml:space="preserve"> </w:t>
       </w:r>
       <w:r>
-        <w:t xml:space="preserve">– experienced by individuals of different species under a given atmospheric event, which can vary dramatically both vertically and horizontally at a given time. These microclimates must then be translated into physiological and behavioural responses, including the processes of thermal damage and repair, and how individuals mitigate their exposure to extreme heat through habitat selection and other avoidance strategies. Dynamic energy budgets translate these individual responses into growth and reproduction trajectories across life cycles to drive population and community models of the resulting interactions. In the next sections we outline new developments in how we model all the components in</w:t>
+        <w:t xml:space="preserve">– experienced by individuals of different species under a given atmospheric event, which can vary dramatically both vertically and horizontally at a given time. These microclimates must then be translated into physiological and behavioural responses, including the processes of thermal damage and repair, and how individuals mitigate their exposure to extreme heat through habitat selection and other avoidance strategies. Dynamic energy budgets translate these individual responses into growth and reproduction trajectories across life cycles to drive population and community models of the resulting interactions. In the next sections, we outline new developments in how we model all the components in</w:t>
       </w:r>
       <w:r>
         <w:t xml:space="preserve"> </w:t>
@@ -726,8 +737,105 @@
         <w:t xml:space="preserve">The current climate of extreme weather modelling</w:t>
       </w:r>
     </w:p>
+    <w:p>
+      <w:pPr>
+        <w:pStyle w:val="FirstParagraph"/>
+      </w:pPr>
+      <w:r>
+        <w:t xml:space="preserve">An understanding of heatwave impacts on biology requires environmental inputs about weather conditions. These data may come from weather stations or models. Weather station observations of air temperature, radiation, wind speed, cloud cover and humidity are readily available as raw timeseries from the stations themselves, and as interpolated products such as WorldClim</w:t>
+      </w:r>
+      <w:r>
+        <w:t xml:space="preserve"> </w:t>
+      </w:r>
+      <w:r>
+        <w:t xml:space="preserve">[24]</w:t>
+      </w:r>
+      <w:r>
+        <w:t xml:space="preserve">.</w:t>
+      </w:r>
+    </w:p>
+    <w:p>
+      <w:pPr>
+        <w:pStyle w:val="BodyText"/>
+      </w:pPr>
+      <w:r>
+        <w:t xml:space="preserve">Weather stations can of course only tell us about past heat wave events. Climate modelling and weather event forecasting is achieved through General Circulation Models (GCMs) – large partial differential equation networks of atmospheric, oceanic and biospheric energy and mass exchange processes. Future climate change scenarios are generally produced at monthly time-scales, but can be superimposed on historical weather patterns to infer the nature of future heatwaves (</w:t>
+      </w:r>
+      <w:r>
+        <w:rPr>
+          <w:b/>
+          <w:bCs/>
+        </w:rPr>
+        <w:t xml:space="preserve">Belinda – add something more here?</w:t>
+      </w:r>
+      <w:r>
+        <w:t xml:space="preserve">). Historical analyses are facilitated by GCMs via</w:t>
+      </w:r>
+      <w:r>
+        <w:t xml:space="preserve"> </w:t>
+      </w:r>
+      <w:r>
+        <w:t xml:space="preserve">‘reanalysis’</w:t>
+      </w:r>
+      <w:r>
+        <w:t xml:space="preserve"> </w:t>
+      </w:r>
+      <w:r>
+        <w:t xml:space="preserve">datasets produced by calibrating GCMs with observations to produce continuous gridded weather data, including</w:t>
+      </w:r>
+      <w:r>
+        <w:t xml:space="preserve"> </w:t>
+      </w:r>
+      <w:r>
+        <w:t xml:space="preserve">‘surface’</w:t>
+      </w:r>
+      <w:r>
+        <w:t xml:space="preserve"> </w:t>
+      </w:r>
+      <w:r>
+        <w:t xml:space="preserve">temperatures, soil temperatures and profiles of temperature, pressure, wind speed and humidity at different levels in the atmosphere</w:t>
+      </w:r>
+      <w:r>
+        <w:t xml:space="preserve"> </w:t>
+      </w:r>
+      <w:r>
+        <w:t xml:space="preserve">[25–29]</w:t>
+      </w:r>
+      <w:r>
+        <w:t xml:space="preserve">. The most state-of-the-art of these are ERA5 and ERA5-Land, hourly products at ~31km and ~9km resolutions, respectively.</w:t>
+      </w:r>
+    </w:p>
+    <w:p>
+      <w:pPr>
+        <w:pStyle w:val="BodyText"/>
+      </w:pPr>
+      <w:r>
+        <w:t xml:space="preserve">Historically, GCMs were – coded in fast but inflexible languages like Fortran and C. The emergence of the Julia language</w:t>
+      </w:r>
+      <w:r>
+        <w:t xml:space="preserve"> </w:t>
+      </w:r>
+      <w:r>
+        <w:t xml:space="preserve">[30]</w:t>
+      </w:r>
+      <w:r>
+        <w:t xml:space="preserve"> </w:t>
+      </w:r>
+      <w:r>
+        <w:t xml:space="preserve">for scientific computing has created an opportunity to rebuild climate models in a more modular manner, allowing easier interfacing between discipline-specific models and easier integration of the massive emerging power of AI for data assimilation and machine learning</w:t>
+      </w:r>
+      <w:r>
+        <w:t xml:space="preserve"> </w:t>
+      </w:r>
+      <w:r>
+        <w:t xml:space="preserve">[31]</w:t>
+      </w:r>
+      <w:r>
+        <w:t xml:space="preserve">. The translation of GCMs and associated land-surface models into more accessible and modular languages opens up new opportunities for collaboration between biologists and earth scientists to better integrate the processes in the atmosphere and the biosphere to generate better predictions of weather events and their biological impacts.</w:t>
+      </w:r>
+    </w:p>
     <w:bookmarkEnd w:id="27"/>
-    <w:bookmarkStart w:id="28" w:name="X4da05dea4acdb2054c1e59c2f12913febac8a0c"/>
+    <w:bookmarkStart w:id="29" w:name="X4da05dea4acdb2054c1e59c2f12913febac8a0c"/>
     <w:p>
       <w:pPr>
         <w:pStyle w:val="Heading1"/>
@@ -736,8 +844,172 @@
         <w:t xml:space="preserve">From weather to microclimates: predicting community wide exposure to extreme heat</w:t>
       </w:r>
     </w:p>
-    <w:bookmarkEnd w:id="28"/>
-    <w:bookmarkStart w:id="29" w:name="X5a6e6d313f4187bfc77082e5e5979262b26b081"/>
+    <w:p>
+      <w:pPr>
+        <w:pStyle w:val="FirstParagraph"/>
+      </w:pPr>
+      <w:r>
+        <w:t xml:space="preserve">Ultimately, we need to know how an extreme weather event is experienced by different members of a community. This can vary widely; when the air temperature at a weather station is 50°C, an organism a metre below the surface may be 25 °C cooler, where soil temperatures are tracking the mean monthly air temperature (</w:t>
+      </w:r>
+      <w:hyperlink w:anchor="fig-sys">
+        <w:r>
+          <w:rPr>
+            <w:rStyle w:val="Hyperlink"/>
+          </w:rPr>
+          <w:t xml:space="preserve">Figure 1</w:t>
+        </w:r>
+      </w:hyperlink>
+      <w:r>
+        <w:t xml:space="preserve">). Exactly how much the soil lags and damps the atmospheric dynamics depends intimately on the soil properties, especially its moisture level. Conditions above ground depend on the nature of the vegetation, especially through shading, changes in wind profiles and evaporative cooling. Vegetation and soil also interact strongly; past soil moisture regimes and heat wave events may have led to leaf loss and hence increased radiation exposure of the soil surface, while stomatal behaviour alters transpiration and hence soil moisture conditions. Thus, there are strong</w:t>
+      </w:r>
+      <w:r>
+        <w:t xml:space="preserve"> </w:t>
+      </w:r>
+      <w:r>
+        <w:t xml:space="preserve">‘memory’</w:t>
+      </w:r>
+      <w:r>
+        <w:t xml:space="preserve"> </w:t>
+      </w:r>
+      <w:r>
+        <w:t xml:space="preserve">effects of past weather conditions that determine how a given heat wave manifests through a habitat, so the same atmospheric heat wave conditions can have different implications for microclimate conditions depending on the recent history of rainfall and temperature. Despite the complexity and non-linearity of these interactions across the soil-plant-atmosphere continuum (SPAC), there is existing capacity, and growing potential, to model them and determine individual-specific exposure to extreme heat.</w:t>
+      </w:r>
+    </w:p>
+    <w:p>
+      <w:pPr>
+        <w:pStyle w:val="BodyText"/>
+      </w:pPr>
+      <w:r>
+        <w:t xml:space="preserve">To some extent, the GCMs described in the previous section have these dynamics built into them via modules called</w:t>
+      </w:r>
+      <w:r>
+        <w:t xml:space="preserve"> </w:t>
+      </w:r>
+      <w:r>
+        <w:t xml:space="preserve">‘land-surface models’</w:t>
+      </w:r>
+      <w:r>
+        <w:t xml:space="preserve"> </w:t>
+      </w:r>
+      <w:r>
+        <w:t xml:space="preserve">(LSMs), which aim to capture feedbacks between the land surface and associated vegetation. These LSMs will at minimum represent air, soil and canopy temperatures. LSMs that represent the plant canopy with multiple layers will represent the change in leaf temperature with canopy depth; models may also represent thermal gradients through the soil. Land surface schemes will typically do this using energy balance approaches. In contrast dynamic vegetation models may use simpler empirical regression approaches to estimate soil and understory temperatures</w:t>
+      </w:r>
+      <w:r>
+        <w:t xml:space="preserve"> </w:t>
+      </w:r>
+      <w:r>
+        <w:t xml:space="preserve">[e.g. 32]</w:t>
+      </w:r>
+      <w:r>
+        <w:t xml:space="preserve">.</w:t>
+      </w:r>
+    </w:p>
+    <w:p>
+      <w:pPr>
+        <w:pStyle w:val="BodyText"/>
+      </w:pPr>
+      <w:r>
+        <w:t xml:space="preserve">The primary role of LSMs is to better understand the atmospheric dynamics rather than resolve the details of microclimates to which organisms are exposed. Thus, agronomists and ecologists have developed microclimate models that can provide more detailed inferences of environmental exposure. These microclimate models take the atmospheric conditions as independent forcing variables, together with detailed information on terrain (slope, aspect, hill shade), vegetation [leaf/plant-area index, leaf area index (LAI) and soil properties (thermal and hydraulic properties)] to predict how radiation, wind speed, air temperature, humidity, soil temperature and soil moisture vary on centimeter scales. The available models vary in the processes they incorporate and the extent that they use physical first principles</w:t>
+      </w:r>
+      <w:r>
+        <w:t xml:space="preserve"> </w:t>
+      </w:r>
+      <w:r>
+        <w:t xml:space="preserve">[33–39]</w:t>
+      </w:r>
+      <w:r>
+        <w:t xml:space="preserve">. Our</w:t>
+      </w:r>
+      <w:r>
+        <w:t xml:space="preserve"> </w:t>
+      </w:r>
+      <w:hyperlink r:id="rId28">
+        <w:r>
+          <w:rPr>
+            <w:rStyle w:val="Hyperlink"/>
+            <w:i/>
+            <w:iCs/>
+          </w:rPr>
+          <w:t xml:space="preserve">Supplementary Online Material</w:t>
+        </w:r>
+      </w:hyperlink>
+      <w:r>
+        <w:t xml:space="preserve"> </w:t>
+      </w:r>
+      <w:r>
+        <w:t xml:space="preserve">provides a tutorial on how to use the</w:t>
+      </w:r>
+      <w:r>
+        <w:t xml:space="preserve"> </w:t>
+      </w:r>
+      <w:r>
+        <w:rPr>
+          <w:i/>
+          <w:iCs/>
+        </w:rPr>
+        <w:t xml:space="preserve">NicheMapR</w:t>
+      </w:r>
+      <w:r>
+        <w:t xml:space="preserve"> </w:t>
+      </w:r>
+      <w:r>
+        <w:t xml:space="preserve">model</w:t>
+      </w:r>
+      <w:r>
+        <w:t xml:space="preserve"> </w:t>
+      </w:r>
+      <w:r>
+        <w:t xml:space="preserve">[33,35]</w:t>
+      </w:r>
+      <w:r>
+        <w:t xml:space="preserve"> </w:t>
+      </w:r>
+      <w:r>
+        <w:t xml:space="preserve">to predict microclimates from climate data.</w:t>
+      </w:r>
+    </w:p>
+    <w:p>
+      <w:pPr>
+        <w:pStyle w:val="BodyText"/>
+      </w:pPr>
+      <w:r>
+        <w:t xml:space="preserve">Opportunities lie in more closely coupling the dynamics of the atmosphere and vegetation with microclimate models. In particular, responses of plant water use to heatwaves can amplify or reduce high temperatures via effects on photosynthetic capacity, stomatal decoupling, cuticular conductance, leaf damage and plant mortality. These impacts obviously are important for the plants themselves, but also for thermal regime within the plant canopy. Many LSMs use an LAI climatology, but it is very likely that LAI will change with climate change in the short term (and with vegetation composition in the longer term), with consequences for thermal regime. Thus, forecasting future thermal regimes also involves forecasting future vegetation dynamics, with interesting challenges that include interactions between high</w:t>
+      </w:r>
+      <w:r>
+        <w:t xml:space="preserve"> </w:t>
+      </w:r>
+      <m:oMath>
+        <m:r>
+          <m:t>C</m:t>
+        </m:r>
+        <m:sSub>
+          <m:e>
+            <m:r>
+              <m:t>O</m:t>
+            </m:r>
+          </m:e>
+          <m:sub>
+            <m:r>
+              <m:t>2</m:t>
+            </m:r>
+          </m:sub>
+        </m:sSub>
+      </m:oMath>
+      <w:r>
+        <w:t xml:space="preserve">, LAI and canopy shading</w:t>
+      </w:r>
+      <w:r>
+        <w:t xml:space="preserve"> </w:t>
+      </w:r>
+      <w:r>
+        <w:t xml:space="preserve">[40]</w:t>
+      </w:r>
+      <w:r>
+        <w:t xml:space="preserve">.</w:t>
+      </w:r>
+    </w:p>
+    <w:bookmarkEnd w:id="29"/>
+    <w:bookmarkStart w:id="30" w:name="X5a6e6d313f4187bfc77082e5e5979262b26b081"/>
     <w:p>
       <w:pPr>
         <w:pStyle w:val="Heading1"/>
@@ -751,11 +1023,114 @@
         <w:pStyle w:val="FirstParagraph"/>
       </w:pPr>
       <w:r>
-        <w:t xml:space="preserve">Understanding the impacts of extreme heat on a community of organisms requires that we estimate and predict the thermal environment that organisms actually experience in nature and the ways in which they mitigate their exposure to extreme heat. Climate modelling and weather event forecasting has historically been achieved through General Circulation Models – large partial differential equation networks of atmospheric, oceanic and biospheric energy and mass exchange processes – coded in fast but inflexible languages like Fortran and C. The emergence of the Julia language for scientific computing has created an opportunity to rebuild climate models in a more modular manner allowing easier interfacing between discipline-specific models and easier integration of the massive emerging power of AI for data assimilation and machine learning. Well-established models are now available to integrate information about atmospheric conditions and habitat (topography, vegetation structure, soil/substrate properties) into microclimates and then translate microclimates into trait-mediated (behaviour, morphology, physiology) body temperature through the principles of biophysical ecology. Elaborate … emphasise how very different trajectories of body temperature can arise from the same atmospheric events due to position in the habitat, morphological and physiological traits (endothermy, evaporative cooling capacity, etc.), and behavioural responses. Link this later to how it can be applied to infer differential exposure of members of a community to predict relative exposure with different degrees of detail (from rank-order stress exposure to hourly trajecto</w:t>
-      </w:r>
-    </w:p>
-    <w:bookmarkEnd w:id="29"/>
-    <w:bookmarkStart w:id="31" w:name="Xd22b977f88f0add426f49399196084251b1e16e"/>
+        <w:t xml:space="preserve">Once microclimates are quantified, it is now straight-forward to compute heat-budgets of organisms as a function of their traits using the principles of biophysical ecology and thereby compute their temperature. Biophysical models have a long history</w:t>
+      </w:r>
+      <w:r>
+        <w:t xml:space="preserve"> </w:t>
+      </w:r>
+      <w:r>
+        <w:t xml:space="preserve">[e.g. 41,42]</w:t>
+      </w:r>
+      <w:r>
+        <w:t xml:space="preserve">, but have become more widely applied in the past 20 years, facilitated by developments in environmental datasets, microclimate modelling, and the emergence of high-level programming languages such as R</w:t>
+      </w:r>
+      <w:r>
+        <w:t xml:space="preserve"> </w:t>
+      </w:r>
+      <w:r>
+        <w:t xml:space="preserve">[20]</w:t>
+      </w:r>
+      <w:r>
+        <w:t xml:space="preserve">. Biophysical models of ectothermic animals can account for complex radiation settings and the role of evaporative water loss from the skin, breath and eyes</w:t>
+      </w:r>
+      <w:r>
+        <w:t xml:space="preserve"> </w:t>
+      </w:r>
+      <w:r>
+        <w:t xml:space="preserve">[33,</w:t>
+      </w:r>
+      <w:r>
+        <w:rPr>
+          <w:b/>
+          <w:bCs/>
+        </w:rPr>
+        <w:t xml:space="preserve">Riddle?</w:t>
+      </w:r>
+      <w:r>
+        <w:t xml:space="preserve">]</w:t>
+      </w:r>
+      <w:r>
+        <w:t xml:space="preserve">. Equivalent models of leaves incorporate the dynamic role of stomata</w:t>
+      </w:r>
+      <w:r>
+        <w:t xml:space="preserve"> </w:t>
+      </w:r>
+      <w:r>
+        <w:t xml:space="preserve">[19,e.g., 43]</w:t>
+      </w:r>
+      <w:r>
+        <w:t xml:space="preserve">, while models of endotherms can account for the role of insulation and metabolic heat production</w:t>
+      </w:r>
+      <w:r>
+        <w:t xml:space="preserve"> </w:t>
+      </w:r>
+      <w:r>
+        <w:t xml:space="preserve">[44]</w:t>
+      </w:r>
+      <w:r>
+        <w:t xml:space="preserve">. Future development in biophysical modelling of organismal temperature under extreme heat involves understanding the nuances of physiological and behavioural responses. For example, lizards may pant when exposed to high temperatures</w:t>
+      </w:r>
+      <w:r>
+        <w:t xml:space="preserve"> </w:t>
+      </w:r>
+      <w:r>
+        <w:t xml:space="preserve">[45]</w:t>
+      </w:r>
+      <w:r>
+        <w:t xml:space="preserve">, birds may</w:t>
+      </w:r>
+      <w:r>
+        <w:t xml:space="preserve"> </w:t>
+      </w:r>
+      <w:r>
+        <w:t xml:space="preserve">‘wind surf’</w:t>
+      </w:r>
+      <w:r>
+        <w:t xml:space="preserve"> </w:t>
+      </w:r>
+      <w:r>
+        <w:t xml:space="preserve">or seek unusual retreats</w:t>
+      </w:r>
+      <w:r>
+        <w:t xml:space="preserve"> </w:t>
+      </w:r>
+      <w:r>
+        <w:t xml:space="preserve">[46]</w:t>
+      </w:r>
+      <w:r>
+        <w:t xml:space="preserve">, and stomatal behaviour may depart from the typical responses to vapour pressure and light intensity to allow emergency cooling</w:t>
+      </w:r>
+      <w:r>
+        <w:t xml:space="preserve"> </w:t>
+      </w:r>
+      <w:r>
+        <w:t xml:space="preserve">[47]</w:t>
+      </w:r>
+      <w:r>
+        <w:t xml:space="preserve">, though this response may depend on prior soil moisture conditions</w:t>
+      </w:r>
+      <w:r>
+        <w:t xml:space="preserve"> </w:t>
+      </w:r>
+      <w:r>
+        <w:t xml:space="preserve">[48]</w:t>
+      </w:r>
+      <w:r>
+        <w:t xml:space="preserve">. The application of biophysical heat budget models in concert with microclimate models can thus be used to infer differential exposure of members of a community to specific temperatures to predict relative exposure with different degrees of detail, from rank-order stress exposure to hourly trajectories that can be linked to physiological models of damage and repair.</w:t>
+      </w:r>
+    </w:p>
+    <w:bookmarkEnd w:id="30"/>
+    <w:bookmarkStart w:id="32" w:name="Xd22b977f88f0add426f49399196084251b1e16e"/>
     <w:p>
       <w:pPr>
         <w:pStyle w:val="Heading1"/>
@@ -807,7 +1182,7 @@
         <w:t xml:space="preserve"> </w:t>
       </w:r>
       <w:r>
-        <w:t xml:space="preserve">[21,24]</w:t>
+        <w:t xml:space="preserve">[21,49]</w:t>
       </w:r>
       <w:r>
         <w:t xml:space="preserve">. Sensitivity to extreme heat can be captured by thermal load sensitivity (TLS) / thermal death time (TDT) models that explicitly account for how heat stress depends on both temperature and the duration of time at a given temperature</w:t>
@@ -868,13 +1243,35 @@
         </m:sSub>
       </m:oMath>
       <w:r>
-        <w:t xml:space="preserve">) or some measure of fertility, but this need not be the case. Endpoints are predicted by assuming the effect of time at a given temperature decreases survival or fertility exponentially</w:t>
-      </w:r>
-      <w:r>
-        <w:t xml:space="preserve"> </w:t>
-      </w:r>
-      <w:r>
-        <w:t xml:space="preserve">[11,12,21,24]</w:t>
+        <w:t xml:space="preserve">) or some measure of fertility, but this need not be the case</w:t>
+      </w:r>
+      <w:r>
+        <w:t xml:space="preserve"> </w:t>
+      </w:r>
+      <w:r>
+        <w:t xml:space="preserve">[e.g. Table 1 in</w:t>
+      </w:r>
+      <w:r>
+        <w:t xml:space="preserve"> </w:t>
+      </w:r>
+      <w:r>
+        <w:rPr>
+          <w:b/>
+          <w:bCs/>
+        </w:rPr>
+        <w:t xml:space="preserve">Jagadish2021?</w:t>
+      </w:r>
+      <w:r>
+        <w:t xml:space="preserve">]</w:t>
+      </w:r>
+      <w:r>
+        <w:t xml:space="preserve">. Endpoints are predicted by assuming the effect of time at a given temperature decreases survival or fertility exponentially</w:t>
+      </w:r>
+      <w:r>
+        <w:t xml:space="preserve"> </w:t>
+      </w:r>
+      <w:r>
+        <w:t xml:space="preserve">[11,12,21,49]</w:t>
       </w:r>
       <w:r>
         <w:t xml:space="preserve">. For example, Ørsted</w:t>
@@ -940,7 +1337,20 @@
         <w:t xml:space="preserve"> </w:t>
       </w:r>
       <w:r>
-        <w:t xml:space="preserve">[25]</w:t>
+        <w:t xml:space="preserve">[50,@</w:t>
+      </w:r>
+      <w:r>
+        <w:t xml:space="preserve"> </w:t>
+      </w:r>
+      <w:r>
+        <w:rPr>
+          <w:b/>
+          <w:bCs/>
+        </w:rPr>
+        <w:t xml:space="preserve">Jagadish2021?</w:t>
+      </w:r>
+      <w:r>
+        <w:t xml:space="preserve">]</w:t>
       </w:r>
       <w:r>
         <w:t xml:space="preserve"> </w:t>
@@ -960,7 +1370,7 @@
         <w:t xml:space="preserve"> </w:t>
       </w:r>
       <w:r>
-        <w:t xml:space="preserve">[26]</w:t>
+        <w:t xml:space="preserve">[51]</w:t>
       </w:r>
       <w:r>
         <w:t xml:space="preserve">. Once a thermal tolerance landscape for a particular endpoint has been quantified, the thermal sensitivity (i.e., the slope</w:t>
@@ -980,7 +1390,7 @@
         <w:t xml:space="preserve"> </w:t>
       </w:r>
       <w:r>
-        <w:t xml:space="preserve">[11,12,24]</w:t>
+        <w:t xml:space="preserve">[11,12,49]</w:t>
       </w:r>
       <w:r>
         <w:t xml:space="preserve">. Several approaches can be used to capture the accumulation of damage</w:t>
@@ -989,7 +1399,7 @@
         <w:t xml:space="preserve"> </w:t>
       </w:r>
       <w:r>
-        <w:t xml:space="preserve">[11,12,24]</w:t>
+        <w:t xml:space="preserve">[11,12,49]</w:t>
       </w:r>
       <w:r>
         <w:t xml:space="preserve">, but a simplistic way can be computed following Ørsted</w:t>
@@ -1018,7 +1428,7 @@
       <w:pPr>
         <w:pStyle w:val="BodyText"/>
       </w:pPr>
-      <w:bookmarkStart w:id="30" w:name="eq-hi"/>
+      <w:bookmarkStart w:id="31" w:name="eq-hi"/>
       <m:oMathPara>
         <m:oMathParaPr>
           <m:jc m:val="center"/>
@@ -1290,7 +1700,7 @@
           </m:d>
         </m:oMath>
       </m:oMathPara>
-      <w:bookmarkEnd w:id="30"/>
+      <w:bookmarkEnd w:id="31"/>
     </w:p>
     <w:p>
       <w:pPr>
@@ -1448,11 +1858,11 @@
         </m:r>
       </m:oMath>
       <w:r>
-        <w:t xml:space="preserve">). Once an organism accumulates damage to reach a given threshold the endpoint has been reached. While the process of repair can be decoupled from damage and integrated within these models thermal sensitivity already captures aspects of the repair process. Modelling the intricate balance between damage and repair for a suite of different species can help identify susceptible species, life stages and tissues that are most at risk from extreme heat events which allow for more accurate predictions of the varying sensitivity of species across a community.</w:t>
-      </w:r>
-    </w:p>
-    <w:bookmarkEnd w:id="31"/>
-    <w:bookmarkStart w:id="32" w:name="X26e2617c7557035eb826bdba0aa1bfc30f8def3"/>
+        <w:t xml:space="preserve">). Once an organism accumulates damage to reach a given threshold the endpoint has been reached. While the process of repair can be decoupled from damage and integrated within these models thermal sensitivity already captures aspects of the repair process. Modelling the intricate balance between damage and repair for a suite of different species can help identify susceptible species, life stages and tissues that are most at risk from extreme heat events, which allows for more accurate predictions of the varying sensitivity of species across a community.</w:t>
+      </w:r>
+    </w:p>
+    <w:bookmarkEnd w:id="32"/>
+    <w:bookmarkStart w:id="33" w:name="X26e2617c7557035eb826bdba0aa1bfc30f8def3"/>
     <w:p>
       <w:pPr>
         <w:pStyle w:val="Heading1"/>
@@ -1461,8 +1871,8 @@
         <w:t xml:space="preserve">Sensitivity to extreme heat is mediated by environmental feedbacks</w:t>
       </w:r>
     </w:p>
-    <w:bookmarkEnd w:id="32"/>
-    <w:bookmarkStart w:id="33" w:name="X709d9ec1b3c8fb9d05ea9ded451dca156568e07"/>
+    <w:bookmarkEnd w:id="33"/>
+    <w:bookmarkStart w:id="34" w:name="X709d9ec1b3c8fb9d05ea9ded451dca156568e07"/>
     <w:p>
       <w:pPr>
         <w:pStyle w:val="Heading1"/>
@@ -1482,7 +1892,7 @@
         <w:t xml:space="preserve"> </w:t>
       </w:r>
       <w:r>
-        <w:t xml:space="preserve">[27]</w:t>
+        <w:t xml:space="preserve">[52]</w:t>
       </w:r>
       <w:r>
         <w:t xml:space="preserve">, which is thought to be associated with transcriptional buffering of hosts by the natural microbiome</w:t>
@@ -1491,7 +1901,7 @@
         <w:t xml:space="preserve"> </w:t>
       </w:r>
       <w:r>
-        <w:t xml:space="preserve">[28]</w:t>
+        <w:t xml:space="preserve">[53]</w:t>
       </w:r>
       <w:r>
         <w:t xml:space="preserve">. Specific gut bacteria may provide a protective effect on their host.</w:t>
@@ -1532,7 +1942,7 @@
         <w:t xml:space="preserve"> </w:t>
       </w:r>
       <w:r>
-        <w:t xml:space="preserve">[29]</w:t>
+        <w:t xml:space="preserve">[54]</w:t>
       </w:r>
       <w:r>
         <w:t xml:space="preserve">. Moreover, this protective effect can influence the ability of the host to evolve further resistance to the heat shock and harboured more bacteria</w:t>
@@ -1541,7 +1951,7 @@
         <w:t xml:space="preserve"> </w:t>
       </w:r>
       <w:r>
-        <w:t xml:space="preserve">[30]</w:t>
+        <w:t xml:space="preserve">[55]</w:t>
       </w:r>
       <w:r>
         <w:t xml:space="preserve">. Even microbes that are normally parasitic on their hosts can generate benefits to them under stressful conditions. In the mussel</w:t>
@@ -1563,7 +1973,7 @@
         <w:t xml:space="preserve"> </w:t>
       </w:r>
       <w:r>
-        <w:t xml:space="preserve">[31]</w:t>
+        <w:t xml:space="preserve">[56]</w:t>
       </w:r>
       <w:r>
         <w:t xml:space="preserve">, On the other hand, many endosymbionts including those providing host benefits appear particularly sensitive to heat</w:t>
@@ -1572,7 +1982,7 @@
         <w:t xml:space="preserve"> </w:t>
       </w:r>
       <w:r>
-        <w:t xml:space="preserve">[32]</w:t>
+        <w:t xml:space="preserve">[57]</w:t>
       </w:r>
       <w:r>
         <w:t xml:space="preserve">. The density of</w:t>
@@ -1613,7 +2023,7 @@
         <w:t xml:space="preserve"> </w:t>
       </w:r>
       <w:r>
-        <w:t xml:space="preserve">[33]</w:t>
+        <w:t xml:space="preserve">[58]</w:t>
       </w:r>
       <w:r>
         <w:t xml:space="preserve">. Nevertheless, the heat tolerance of pea aphids can be sharply increased through a mutation in a heat shock protein encoded by</w:t>
@@ -1632,7 +2042,7 @@
         <w:t xml:space="preserve"> </w:t>
       </w:r>
       <w:r>
-        <w:t xml:space="preserve">[34]</w:t>
+        <w:t xml:space="preserve">[59]</w:t>
       </w:r>
       <w:r>
         <w:t xml:space="preserve">.</w:t>
@@ -1649,7 +2059,7 @@
         <w:t xml:space="preserve"> </w:t>
       </w:r>
       <w:r>
-        <w:t xml:space="preserve">[35–37]</w:t>
+        <w:t xml:space="preserve">[60–62]</w:t>
       </w:r>
       <w:r>
         <w:t xml:space="preserve">. These interactions are usually achieved by stimulating the production of essential phytohormones, secondary metabolites, organic acids, and amino acids that helps the plant to mitigate heat stress</w:t>
@@ -1658,7 +2068,7 @@
         <w:t xml:space="preserve"> </w:t>
       </w:r>
       <w:r>
-        <w:t xml:space="preserve">[38,39]</w:t>
+        <w:t xml:space="preserve">[63,64]</w:t>
       </w:r>
       <w:r>
         <w:t xml:space="preserve">. Under the current global climate change scenarios, each degree Celsius increase in global mean temperature is estimated to reduce the global yield of wheat by 6.0% and soybean (Glycine max) by 3.1%</w:t>
@@ -1667,7 +2077,7 @@
         <w:t xml:space="preserve"> </w:t>
       </w:r>
       <w:r>
-        <w:t xml:space="preserve">[40]</w:t>
+        <w:t xml:space="preserve">[65]</w:t>
       </w:r>
       <w:r>
         <w:t xml:space="preserve">. For instance, bread wheat (</w:t>
@@ -1686,7 +2096,7 @@
         <w:t xml:space="preserve"> </w:t>
       </w:r>
       <w:r>
-        <w:t xml:space="preserve">[41,42]</w:t>
+        <w:t xml:space="preserve">[66,67]</w:t>
       </w:r>
       <w:r>
         <w:t xml:space="preserve">. The complexity of plant-microbe interaction under heat stress means that enormous efforts are required to decipher the interaction networks at molecular, tissue, and organism levels. These cannot be fully understood without the advanced bioinformatics tools and models of Artificial Intelligence/Machine Learning (AI/ML) in the new era of AI for all aspects of sciences. There are excellent AI/ML models developed for plants</w:t>
@@ -1695,7 +2105,7 @@
         <w:t xml:space="preserve"> </w:t>
       </w:r>
       <w:r>
-        <w:t xml:space="preserve">[43,44]</w:t>
+        <w:t xml:space="preserve">[68,69]</w:t>
       </w:r>
       <w:r>
         <w:t xml:space="preserve"> </w:t>
@@ -1707,14 +2117,14 @@
         <w:t xml:space="preserve"> </w:t>
       </w:r>
       <w:r>
-        <w:t xml:space="preserve">[45]</w:t>
+        <w:t xml:space="preserve">[70]</w:t>
       </w:r>
       <w:r>
         <w:t xml:space="preserve">. However, comprehensive models with high prediction powers for plant microbe interactions are still lacking, which hampers our understanding of the heat tolerance in plants and microorganisms.</w:t>
       </w:r>
     </w:p>
-    <w:bookmarkEnd w:id="33"/>
-    <w:bookmarkStart w:id="34" w:name="Xf7a8b061298c769a249e4cfc121bdb94e09ce12"/>
+    <w:bookmarkEnd w:id="34"/>
+    <w:bookmarkStart w:id="35" w:name="Xf7a8b061298c769a249e4cfc121bdb94e09ce12"/>
     <w:p>
       <w:pPr>
         <w:pStyle w:val="Heading1"/>
@@ -1734,7 +2144,7 @@
         <w:t xml:space="preserve"> </w:t>
       </w:r>
       <w:r>
-        <w:t xml:space="preserve">[16,46]</w:t>
+        <w:t xml:space="preserve">[16,71]</w:t>
       </w:r>
       <w:r>
         <w:t xml:space="preserve">. DEB models consider organisms as a thermodynamic system (adhering to energy-mass balance) capturing the exchange of food, water, respiratory gases and metabolic waste from egg to adult</w:t>
@@ -1752,7 +2162,7 @@
         <w:t xml:space="preserve"> </w:t>
       </w:r>
       <w:r>
-        <w:t xml:space="preserve">[48]</w:t>
+        <w:t xml:space="preserve">[73]</w:t>
       </w:r>
       <w:r>
         <w:t xml:space="preserve">) and resource availability (nutrients)</w:t>
@@ -1761,7 +2171,7 @@
         <w:t xml:space="preserve"> </w:t>
       </w:r>
       <w:r>
-        <w:t xml:space="preserve">[49,50]</w:t>
+        <w:t xml:space="preserve">[74,75]</w:t>
       </w:r>
       <w:r>
         <w:t xml:space="preserve"> </w:t>
@@ -1791,7 +2201,7 @@
         <w:t xml:space="preserve"> </w:t>
       </w:r>
       <w:r>
-        <w:t xml:space="preserve">[51,52]</w:t>
+        <w:t xml:space="preserve">[76,77]</w:t>
       </w:r>
       <w:r>
         <w:t xml:space="preserve">. New analytical approaches using phylogenetic imputation methods can be used to predict DEB parameters for over 1.3 million species providing immense opportunities to model how heat will affect life-cycles of multi-species assemblages (see https://deb.bolding-bruggeman.com,</w:t>
@@ -1800,7 +2210,7 @@
         <w:t xml:space="preserve"> </w:t>
       </w:r>
       <w:r>
-        <w:t xml:space="preserve">[53]</w:t>
+        <w:t xml:space="preserve">[78]</w:t>
       </w:r>
       <w:r>
         <w:t xml:space="preserve">). In addition, software packages such as</w:t>
@@ -1819,7 +2229,7 @@
         <w:t xml:space="preserve"> </w:t>
       </w:r>
       <w:r>
-        <w:t xml:space="preserve">[54,55]</w:t>
+        <w:t xml:space="preserve">[33,79]</w:t>
       </w:r>
       <w:r>
         <w:t xml:space="preserve"> </w:t>
@@ -1828,8 +2238,8 @@
         <w:t xml:space="preserve">allow for simulations of life-cycles using parameters for diverse species. From these models key outputs on organisms such as body mass and size, reproductive success and events, along with survival can be used to parameterise vital rates needed for population and community models.</w:t>
       </w:r>
     </w:p>
-    <w:bookmarkEnd w:id="34"/>
-    <w:bookmarkStart w:id="35" w:name="Xbdb3df2871e98d114a1e4e74a52caa28253dc0c"/>
+    <w:bookmarkEnd w:id="35"/>
+    <w:bookmarkStart w:id="36" w:name="Xbdb3df2871e98d114a1e4e74a52caa28253dc0c"/>
     <w:p>
       <w:pPr>
         <w:pStyle w:val="Heading1"/>
@@ -1861,7 +2271,7 @@
         <w:t xml:space="preserve"> </w:t>
       </w:r>
       <w:r>
-        <w:t xml:space="preserve">[56]</w:t>
+        <w:t xml:space="preserve">[80]</w:t>
       </w:r>
       <w:r>
         <w:t xml:space="preserve"> </w:t>
@@ -1873,7 +2283,7 @@
         <w:t xml:space="preserve"> </w:t>
       </w:r>
       <w:r>
-        <w:t xml:space="preserve">[57]</w:t>
+        <w:t xml:space="preserve">[81]</w:t>
       </w:r>
       <w:r>
         <w:t xml:space="preserve"> </w:t>
@@ -1885,7 +2295,7 @@
         <w:t xml:space="preserve"> </w:t>
       </w:r>
       <w:r>
-        <w:t xml:space="preserve">[58]</w:t>
+        <w:t xml:space="preserve">[82]</w:t>
       </w:r>
       <w:r>
         <w:t xml:space="preserve">. In thinking about thermal extremes, it is likely that species experience a switch from amenable to harsh conditions, making it likely that interaction outcomes may flip signs</w:t>
@@ -1968,14 +2378,14 @@
         <w:t xml:space="preserve"> </w:t>
       </w:r>
       <w:r>
-        <w:t xml:space="preserve">[59]</w:t>
+        <w:t xml:space="preserve">[83]</w:t>
       </w:r>
       <w:r>
         <w:t xml:space="preserve">.</w:t>
       </w:r>
     </w:p>
-    <w:bookmarkEnd w:id="35"/>
-    <w:bookmarkStart w:id="37" w:name="X5f60cb5872271d873b61a7524ce9c4bd1e0d2b7"/>
+    <w:bookmarkEnd w:id="36"/>
+    <w:bookmarkStart w:id="38" w:name="X5f60cb5872271d873b61a7524ce9c4bd1e0d2b7"/>
     <w:p>
       <w:pPr>
         <w:pStyle w:val="Heading1"/>
@@ -1995,7 +2405,7 @@
         <w:t xml:space="preserve"> </w:t>
       </w:r>
       <w:r>
-        <w:t xml:space="preserve">[60–62]</w:t>
+        <w:t xml:space="preserve">[84–86]</w:t>
       </w:r>
       <w:r>
         <w:t xml:space="preserve">. Phenotypic plasticity and adaptive evolutionary change are two processes that are expected to allow systems to respond and build resilience to extreme heat. Evolutionary responses will depend on the amount of phenotypic and genetic variation exposed to natural selection and the strength of selection on phenotypes. Extreme environments pose unique challenges for predicting evolutionary change because they are, by definition, rare events. Adaptive evolution will therefore depend on the frequency of extreme environments and the underlying genetic correlation between traits expressed across environments</w:t>
@@ -2004,7 +2414,7 @@
         <w:t xml:space="preserve"> </w:t>
       </w:r>
       <w:r>
-        <w:t xml:space="preserve">[60]</w:t>
+        <w:t xml:space="preserve">[84]</w:t>
       </w:r>
       <w:r>
         <w:t xml:space="preserve">. In addition, phenotypic plasticity can result in both maladaptive and adaptive outcomes by either shielding selection on genetic variation or by facilitating persistence and selection making the relative role of plasticity and adaptive evolution to building population resilience complex</w:t>
@@ -2013,7 +2423,7 @@
         <w:t xml:space="preserve"> </w:t>
       </w:r>
       <w:r>
-        <w:t xml:space="preserve">[61,63–66]</w:t>
+        <w:t xml:space="preserve">[85,87–90]</w:t>
       </w:r>
       <w:r>
         <w:t xml:space="preserve">.</w:t>
@@ -2078,7 +2488,7 @@
         <w:t xml:space="preserve"> </w:t>
       </w:r>
       <w:r>
-        <w:t xml:space="preserve">[67]</w:t>
+        <w:t xml:space="preserve">[91]</w:t>
       </w:r>
       <w:r>
         <w:t xml:space="preserve"> </w:t>
@@ -2090,7 +2500,7 @@
         <w:t xml:space="preserve"> </w:t>
       </w:r>
       <w:r>
-        <w:t xml:space="preserve">[68]</w:t>
+        <w:t xml:space="preserve">[92]</w:t>
       </w:r>
       <w:r>
         <w:t xml:space="preserve">. Plasticity can be captured by mapping trait development to the environment. In contrast, evolutionary change takes place in multivariate trait space where genetic variance and covariance between traits (i.e., constraints) along with varying patterns of selection can be used to predcit trait change across generations. One way to make such predictions is by using the multivariate breeders equation</w:t>
@@ -2099,7 +2509,7 @@
         <w:t xml:space="preserve"> </w:t>
       </w:r>
       <w:r>
-        <w:t xml:space="preserve">[69]</w:t>
+        <w:t xml:space="preserve">[93]</w:t>
       </w:r>
       <w:r>
         <w:t xml:space="preserve">:</w:t>
@@ -2109,7 +2519,7 @@
       <w:pPr>
         <w:pStyle w:val="BodyText"/>
       </w:pPr>
-      <w:bookmarkStart w:id="36" w:name="eq-breeders"/>
+      <w:bookmarkStart w:id="37" w:name="eq-breeders"/>
       <m:oMathPara>
         <m:oMathParaPr>
           <m:jc m:val="center"/>
@@ -2173,7 +2583,7 @@
           </m:d>
         </m:oMath>
       </m:oMathPara>
-      <w:bookmarkEnd w:id="36"/>
+      <w:bookmarkEnd w:id="37"/>
     </w:p>
     <w:p>
       <w:pPr>
@@ -2321,7 +2731,7 @@
         <w:t xml:space="preserve"> </w:t>
       </w:r>
       <w:r>
-        <w:t xml:space="preserve">[70]</w:t>
+        <w:t xml:space="preserve">[94]</w:t>
       </w:r>
       <w:r>
         <w:t xml:space="preserve">). While the multivariate breeders equation can be useful for predicting short term evolutionary responses (i.e., one or a few generations) it is likely limited in predictive power over longer timespans because of changes in heritability and selection through time</w:t>
@@ -2330,7 +2740,7 @@
         <w:t xml:space="preserve"> </w:t>
       </w:r>
       <w:r>
-        <w:t xml:space="preserve">[62,70]</w:t>
+        <w:t xml:space="preserve">[86,94]</w:t>
       </w:r>
       <w:r>
         <w:t xml:space="preserve">.</w:t>
@@ -2356,7 +2766,7 @@
         <w:t xml:space="preserve"> </w:t>
       </w:r>
       <w:r>
-        <w:t xml:space="preserve">[71–76]</w:t>
+        <w:t xml:space="preserve">[95–100]</w:t>
       </w:r>
       <w:r>
         <w:t xml:space="preserve">. For example, using isogenic lines of</w:t>
@@ -2378,7 +2788,7 @@
         <w:t xml:space="preserve"> </w:t>
       </w:r>
       <w:r>
-        <w:t xml:space="preserve">[76]</w:t>
+        <w:t xml:space="preserve">[100]</w:t>
       </w:r>
       <w:r>
         <w:t xml:space="preserve"> </w:t>
@@ -2443,7 +2853,7 @@
         <w:t xml:space="preserve"> </w:t>
       </w:r>
       <w:r>
-        <w:t xml:space="preserve">[72]</w:t>
+        <w:t xml:space="preserve">[96]</w:t>
       </w:r>
       <w:r>
         <w:t xml:space="preserve">, and in locusts drought can also affect heat tolerance</w:t>
@@ -2452,7 +2862,7 @@
         <w:t xml:space="preserve"> </w:t>
       </w:r>
       <w:r>
-        <w:t xml:space="preserve">[71]</w:t>
+        <w:t xml:space="preserve">[95]</w:t>
       </w:r>
       <w:r>
         <w:t xml:space="preserve">.</w:t>
@@ -2510,7 +2920,7 @@
               <w:t xml:space="preserve"> </w:t>
             </w:r>
             <w:r>
-              <w:t xml:space="preserve">[77]</w:t>
+              <w:t xml:space="preserve">[101]</w:t>
             </w:r>
             <w:r>
               <w:t xml:space="preserve">. For example, loss of output from production ecosystems will have substantial economic consequences for the local area. Degradation of natural ecosystems may affect their regulating services, such as flood mitigation, affecting nearby areas. Impacts on cultural services may be severe for communities that are closely connected to a landscape.</w:t>
@@ -2527,7 +2937,7 @@
               <w:t xml:space="preserve"> </w:t>
             </w:r>
             <w:r>
-              <w:t xml:space="preserve">[78]</w:t>
+              <w:t xml:space="preserve">[102]</w:t>
             </w:r>
             <w:r>
               <w:t xml:space="preserve">. Thermal stressors may even influence producers’ psychological beliefs about their level of control over land management, and perceived resources available for management practices</w:t>
@@ -2536,7 +2946,7 @@
               <w:t xml:space="preserve"> </w:t>
             </w:r>
             <w:r>
-              <w:t xml:space="preserve">[79]</w:t>
+              <w:t xml:space="preserve">[103]</w:t>
             </w:r>
             <w:r>
               <w:t xml:space="preserve">. Thermal risks to ecosystems may also precipitate declines in individual wellbeing, and these consequences may accrue differently across regions and across peoples</w:t>
@@ -2545,7 +2955,7 @@
               <w:t xml:space="preserve"> </w:t>
             </w:r>
             <w:r>
-              <w:t xml:space="preserve">[80]</w:t>
+              <w:t xml:space="preserve">[104]</w:t>
             </w:r>
             <w:r>
               <w:t xml:space="preserve">, and compound or accelerate the prior responses. Many of these impacts and responses, however, are poorly understood.</w:t>
@@ -2562,7 +2972,7 @@
               <w:t xml:space="preserve"> </w:t>
             </w:r>
             <w:r>
-              <w:t xml:space="preserve">[81,82]</w:t>
+              <w:t xml:space="preserve">[105,106]</w:t>
             </w:r>
             <w:r>
               <w:t xml:space="preserve">. On the other hand, adapting thermal risks in upper stream producers may also be influenced by the perception and behaviour of downstream consumers</w:t>
@@ -2571,7 +2981,7 @@
               <w:t xml:space="preserve"> </w:t>
             </w:r>
             <w:r>
-              <w:t xml:space="preserve">[83]</w:t>
+              <w:t xml:space="preserve">[107]</w:t>
             </w:r>
             <w:r>
               <w:t xml:space="preserve">. The cascading</w:t>
@@ -2580,7 +2990,7 @@
               <w:t xml:space="preserve"> </w:t>
             </w:r>
             <w:r>
-              <w:t xml:space="preserve">[84]</w:t>
+              <w:t xml:space="preserve">[108]</w:t>
             </w:r>
             <w:r>
               <w:t xml:space="preserve"> </w:t>
@@ -2592,7 +3002,7 @@
               <w:t xml:space="preserve"> </w:t>
             </w:r>
             <w:r>
-              <w:t xml:space="preserve">[85]</w:t>
+              <w:t xml:space="preserve">[109]</w:t>
             </w:r>
             <w:r>
               <w:t xml:space="preserve"> </w:t>
@@ -2604,7 +3014,7 @@
               <w:t xml:space="preserve"> </w:t>
             </w:r>
             <w:r>
-              <w:t xml:space="preserve">[86]</w:t>
+              <w:t xml:space="preserve">[110]</w:t>
             </w:r>
             <w:r>
               <w:t xml:space="preserve">. These external pressures will interact with a system that is already constraint by multiple stressors, including direct impacts imposed by extreme heat and other aspects of clime change- to maintaining its normal functionality and the health and wellbeing of its citizens. If sufficiently widespread, economic and political destabilisation may occur as already observed in other parts of the world</w:t>
@@ -2613,7 +3023,7 @@
               <w:t xml:space="preserve"> </w:t>
             </w:r>
             <w:r>
-              <w:t xml:space="preserve">[87]</w:t>
+              <w:t xml:space="preserve">[111]</w:t>
             </w:r>
             <w:r>
               <w:t xml:space="preserve">, which could in turn affect the management of the original ecosystems.</w:t>
@@ -2630,7 +3040,7 @@
               <w:t xml:space="preserve"> </w:t>
             </w:r>
             <w:r>
-              <w:t xml:space="preserve">[88]</w:t>
+              <w:t xml:space="preserve">[112]</w:t>
             </w:r>
             <w:r>
               <w:t xml:space="preserve">. Social-ecological models aim to capture the social systems, natural systems and their interactions</w:t>
@@ -2639,7 +3049,7 @@
               <w:t xml:space="preserve"> </w:t>
             </w:r>
             <w:r>
-              <w:t xml:space="preserve">[89]</w:t>
+              <w:t xml:space="preserve">[113]</w:t>
             </w:r>
             <w:r>
               <w:t xml:space="preserve">. Such models can display non-trivial emergent behaviour resulting from complex interactions within the social-ecological systems. For example, responding to decreased productivity from thermal stress by farming more intensively could lead to a maladaptation or</w:t>
@@ -2660,7 +3070,7 @@
               <w:t xml:space="preserve"> </w:t>
             </w:r>
             <w:r>
-              <w:t xml:space="preserve">[90]</w:t>
+              <w:t xml:space="preserve">[114]</w:t>
             </w:r>
             <w:r>
               <w:t xml:space="preserve">.</w:t>
@@ -2680,7 +3090,7 @@
               <w:t xml:space="preserve"> </w:t>
             </w:r>
             <w:r>
-              <w:t xml:space="preserve">[91]</w:t>
+              <w:t xml:space="preserve">[115]</w:t>
             </w:r>
             <w:r>
               <w:t xml:space="preserve">. Process-based approaches are critical to understanding how emergent social-ecological phenomena develop</w:t>
@@ -2689,7 +3099,7 @@
               <w:t xml:space="preserve"> </w:t>
             </w:r>
             <w:r>
-              <w:t xml:space="preserve">[92]</w:t>
+              <w:t xml:space="preserve">[116]</w:t>
             </w:r>
             <w:r>
               <w:t xml:space="preserve">, such as tipping points, traps or other dynamics. Constructing process-based dynamical models requires knowledge and data about: the biophysical processes, which could be provided by the models from the previous sections; social processes, which could be developed from a combination of behavioural theory and empirical data; and interactions between them in the system of interest. Since obtaining all these data can be challenging, social-ecological modelling is often performed in an exploratory mode</w:t>
@@ -2698,7 +3108,7 @@
               <w:t xml:space="preserve"> </w:t>
             </w:r>
             <w:r>
-              <w:t xml:space="preserve">[93]</w:t>
+              <w:t xml:space="preserve">[117]</w:t>
             </w:r>
             <w:r>
               <w:t xml:space="preserve"> </w:t>
@@ -2710,8 +3120,8 @@
         </w:tc>
       </w:tr>
     </w:tbl>
-    <w:bookmarkEnd w:id="37"/>
-    <w:bookmarkStart w:id="38" w:name="X42ca7aa69937316dee7b1e100d4320aa777518f"/>
+    <w:bookmarkEnd w:id="38"/>
+    <w:bookmarkStart w:id="39" w:name="X42ca7aa69937316dee7b1e100d4320aa777518f"/>
     <w:p>
       <w:pPr>
         <w:pStyle w:val="Heading1"/>
@@ -2886,7 +3296,7 @@
         </w:tc>
       </w:tr>
     </w:tbl>
-    <w:bookmarkEnd w:id="38"/>
+    <w:bookmarkEnd w:id="39"/>
     <w:bookmarkStart w:id="40" w:name="concluding-remarks"/>
     <w:p>
       <w:pPr>
@@ -2906,7 +3316,7 @@
       <w:r>
         <w:t xml:space="preserve"> </w:t>
       </w:r>
-      <w:hyperlink r:id="rId39">
+      <w:hyperlink r:id="rId28">
         <w:r>
           <w:rPr>
             <w:rStyle w:val="Hyperlink"/>
@@ -3027,7 +3437,7 @@
         <w:t xml:space="preserve"> </w:t>
       </w:r>
       <w:r>
-        <w:t xml:space="preserve">[73]</w:t>
+        <w:t xml:space="preserve">[97]</w:t>
       </w:r>
       <w:r>
         <w:t xml:space="preserve"> </w:t>
@@ -3083,7 +3493,7 @@
       </w:r>
     </w:p>
     <w:bookmarkEnd w:id="40"/>
-    <w:bookmarkStart w:id="151" w:name="references"/>
+    <w:bookmarkStart w:id="159" w:name="references"/>
     <w:p>
       <w:pPr>
         <w:pStyle w:val="Heading1"/>
@@ -3097,7 +3507,7 @@
         <w:pStyle w:val="FirstParagraph"/>
       </w:pPr>
     </w:p>
-    <w:bookmarkStart w:id="150" w:name="refs"/>
+    <w:bookmarkStart w:id="158" w:name="refs"/>
     <w:bookmarkStart w:id="41" w:name="ref-Barriopedro2023"/>
     <w:p>
       <w:pPr>
@@ -4170,7 +4580,7 @@
       </w:r>
     </w:p>
     <w:bookmarkEnd w:id="63"/>
-    <w:bookmarkStart w:id="64" w:name="ref-Orsted2022"/>
+    <w:bookmarkStart w:id="64" w:name="ref-Fick2017"/>
     <w:p>
       <w:pPr>
         <w:pStyle w:val="Bibliography"/>
@@ -4185,6 +4595,1369 @@
         <w:t xml:space="preserve">	</w:t>
       </w:r>
       <w:r>
+        <w:t xml:space="preserve">Fick, S.E. and Hijmans, R.J. (2017)</w:t>
+      </w:r>
+      <w:r>
+        <w:t xml:space="preserve"> </w:t>
+      </w:r>
+      <w:r>
+        <w:t xml:space="preserve">WorldClim</w:t>
+      </w:r>
+      <w:r>
+        <w:t xml:space="preserve"> </w:t>
+      </w:r>
+      <w:r>
+        <w:t xml:space="preserve">2: New 1‐km spatial resolution climate surfaces for global land areas:</w:t>
+      </w:r>
+      <w:r>
+        <w:t xml:space="preserve"> </w:t>
+      </w:r>
+      <w:r>
+        <w:t xml:space="preserve">NEW</w:t>
+      </w:r>
+      <w:r>
+        <w:t xml:space="preserve"> </w:t>
+      </w:r>
+      <w:r>
+        <w:t xml:space="preserve">CLIMATE</w:t>
+      </w:r>
+      <w:r>
+        <w:t xml:space="preserve"> </w:t>
+      </w:r>
+      <w:r>
+        <w:t xml:space="preserve">SURFACES</w:t>
+      </w:r>
+      <w:r>
+        <w:t xml:space="preserve"> </w:t>
+      </w:r>
+      <w:r>
+        <w:t xml:space="preserve">FOR</w:t>
+      </w:r>
+      <w:r>
+        <w:t xml:space="preserve"> </w:t>
+      </w:r>
+      <w:r>
+        <w:t xml:space="preserve">GLOBAL</w:t>
+      </w:r>
+      <w:r>
+        <w:t xml:space="preserve"> </w:t>
+      </w:r>
+      <w:r>
+        <w:t xml:space="preserve">LAND</w:t>
+      </w:r>
+      <w:r>
+        <w:t xml:space="preserve"> </w:t>
+      </w:r>
+      <w:r>
+        <w:t xml:space="preserve">AREAS</w:t>
+      </w:r>
+      <w:r>
+        <w:t xml:space="preserve">.</w:t>
+      </w:r>
+      <w:r>
+        <w:t xml:space="preserve"> </w:t>
+      </w:r>
+      <w:r>
+        <w:rPr>
+          <w:i/>
+          <w:iCs/>
+        </w:rPr>
+        <w:t xml:space="preserve">Int. J. Climatol.</w:t>
+      </w:r>
+      <w:r>
+        <w:t xml:space="preserve"> </w:t>
+      </w:r>
+      <w:r>
+        <w:t xml:space="preserve">37, 4302–4315</w:t>
+      </w:r>
+    </w:p>
+    <w:bookmarkEnd w:id="64"/>
+    <w:bookmarkStart w:id="65" w:name="ref-Kalnay2018"/>
+    <w:p>
+      <w:pPr>
+        <w:pStyle w:val="Bibliography"/>
+      </w:pPr>
+      <w:r>
+        <w:t xml:space="preserve">25.</w:t>
+      </w:r>
+      <w:r>
+        <w:t xml:space="preserve"> </w:t>
+      </w:r>
+      <w:r>
+        <w:t xml:space="preserve">	</w:t>
+      </w:r>
+      <w:r>
+        <w:t xml:space="preserve">Kalnay, E.</w:t>
+      </w:r>
+      <w:r>
+        <w:t xml:space="preserve"> </w:t>
+      </w:r>
+      <w:r>
+        <w:rPr>
+          <w:i/>
+          <w:iCs/>
+        </w:rPr>
+        <w:t xml:space="preserve">et al.</w:t>
+      </w:r>
+      <w:r>
+        <w:t xml:space="preserve"> </w:t>
+      </w:r>
+      <w:r>
+        <w:t xml:space="preserve">(2018) The</w:t>
+      </w:r>
+      <w:r>
+        <w:t xml:space="preserve"> </w:t>
+      </w:r>
+      <w:r>
+        <w:t xml:space="preserve">NCEP</w:t>
+      </w:r>
+      <w:r>
+        <w:t xml:space="preserve">/</w:t>
+      </w:r>
+      <w:r>
+        <w:t xml:space="preserve">NCAR</w:t>
+      </w:r>
+      <w:r>
+        <w:t xml:space="preserve"> </w:t>
+      </w:r>
+      <w:r>
+        <w:t xml:space="preserve">40-year reanalysis project. In</w:t>
+      </w:r>
+      <w:r>
+        <w:t xml:space="preserve"> </w:t>
+      </w:r>
+      <w:r>
+        <w:rPr>
+          <w:i/>
+          <w:iCs/>
+        </w:rPr>
+        <w:t xml:space="preserve">Renewable energy</w:t>
+      </w:r>
+      <w:r>
+        <w:t xml:space="preserve">, pp. 146–194, Routledge</w:t>
+      </w:r>
+    </w:p>
+    <w:bookmarkEnd w:id="65"/>
+    <w:bookmarkStart w:id="66" w:name="ref-Hersbach2020"/>
+    <w:p>
+      <w:pPr>
+        <w:pStyle w:val="Bibliography"/>
+      </w:pPr>
+      <w:r>
+        <w:t xml:space="preserve">26.</w:t>
+      </w:r>
+      <w:r>
+        <w:t xml:space="preserve"> </w:t>
+      </w:r>
+      <w:r>
+        <w:t xml:space="preserve">	</w:t>
+      </w:r>
+      <w:r>
+        <w:t xml:space="preserve">Hersbach, H.</w:t>
+      </w:r>
+      <w:r>
+        <w:t xml:space="preserve"> </w:t>
+      </w:r>
+      <w:r>
+        <w:rPr>
+          <w:i/>
+          <w:iCs/>
+        </w:rPr>
+        <w:t xml:space="preserve">et al.</w:t>
+      </w:r>
+      <w:r>
+        <w:t xml:space="preserve"> </w:t>
+      </w:r>
+      <w:r>
+        <w:t xml:space="preserve">(2020) The</w:t>
+      </w:r>
+      <w:r>
+        <w:t xml:space="preserve"> </w:t>
+      </w:r>
+      <w:r>
+        <w:t xml:space="preserve">ERA5</w:t>
+      </w:r>
+      <w:r>
+        <w:t xml:space="preserve"> </w:t>
+      </w:r>
+      <w:r>
+        <w:t xml:space="preserve">global reanalysis.</w:t>
+      </w:r>
+      <w:r>
+        <w:t xml:space="preserve"> </w:t>
+      </w:r>
+      <w:r>
+        <w:rPr>
+          <w:i/>
+          <w:iCs/>
+        </w:rPr>
+        <w:t xml:space="preserve">Quart. J. Roy. Meteor. Soc.</w:t>
+      </w:r>
+      <w:r>
+        <w:t xml:space="preserve"> </w:t>
+      </w:r>
+      <w:r>
+        <w:t xml:space="preserve">146, 1999–2049</w:t>
+      </w:r>
+    </w:p>
+    <w:bookmarkEnd w:id="66"/>
+    <w:bookmarkStart w:id="67" w:name="ref-Klinges2022"/>
+    <w:p>
+      <w:pPr>
+        <w:pStyle w:val="Bibliography"/>
+      </w:pPr>
+      <w:r>
+        <w:t xml:space="preserve">27.</w:t>
+      </w:r>
+      <w:r>
+        <w:t xml:space="preserve"> </w:t>
+      </w:r>
+      <w:r>
+        <w:t xml:space="preserve">	</w:t>
+      </w:r>
+      <w:r>
+        <w:t xml:space="preserve">Klinges, D.H.</w:t>
+      </w:r>
+      <w:r>
+        <w:t xml:space="preserve"> </w:t>
+      </w:r>
+      <w:r>
+        <w:rPr>
+          <w:i/>
+          <w:iCs/>
+        </w:rPr>
+        <w:t xml:space="preserve">et al.</w:t>
+      </w:r>
+      <w:r>
+        <w:t xml:space="preserve"> </w:t>
+      </w:r>
+      <w:r>
+        <w:t xml:space="preserve">(2022)</w:t>
+      </w:r>
+      <w:r>
+        <w:t xml:space="preserve"> </w:t>
+      </w:r>
+      <w:r>
+        <w:t xml:space="preserve">mcera5</w:t>
+      </w:r>
+      <w:r>
+        <w:t xml:space="preserve"> </w:t>
+      </w:r>
+      <w:r>
+        <w:t xml:space="preserve">: Driving microclimate models with</w:t>
+      </w:r>
+      <w:r>
+        <w:t xml:space="preserve"> </w:t>
+      </w:r>
+      <w:r>
+        <w:t xml:space="preserve">ERA5</w:t>
+      </w:r>
+      <w:r>
+        <w:t xml:space="preserve"> </w:t>
+      </w:r>
+      <w:r>
+        <w:t xml:space="preserve">global gridded climate data.</w:t>
+      </w:r>
+      <w:r>
+        <w:t xml:space="preserve"> </w:t>
+      </w:r>
+      <w:r>
+        <w:rPr>
+          <w:i/>
+          <w:iCs/>
+        </w:rPr>
+        <w:t xml:space="preserve">Methods Ecol. Evol.</w:t>
+      </w:r>
+      <w:r>
+        <w:t xml:space="preserve"> </w:t>
+      </w:r>
+      <w:r>
+        <w:t xml:space="preserve">13, 1402–1411</w:t>
+      </w:r>
+    </w:p>
+    <w:bookmarkEnd w:id="67"/>
+    <w:bookmarkStart w:id="68" w:name="ref-Meyer2023"/>
+    <w:p>
+      <w:pPr>
+        <w:pStyle w:val="Bibliography"/>
+      </w:pPr>
+      <w:r>
+        <w:t xml:space="preserve">28.</w:t>
+      </w:r>
+      <w:r>
+        <w:t xml:space="preserve"> </w:t>
+      </w:r>
+      <w:r>
+        <w:t xml:space="preserve">	</w:t>
+      </w:r>
+      <w:r>
+        <w:t xml:space="preserve">Meyer, A.V.</w:t>
+      </w:r>
+      <w:r>
+        <w:t xml:space="preserve"> </w:t>
+      </w:r>
+      <w:r>
+        <w:rPr>
+          <w:i/>
+          <w:iCs/>
+        </w:rPr>
+        <w:t xml:space="preserve">et al.</w:t>
+      </w:r>
+      <w:r>
+        <w:t xml:space="preserve"> </w:t>
+      </w:r>
+      <w:r>
+        <w:t xml:space="preserve">(2023) A guide and tools for selecting and accessing microclimate data for mechanistic niche modeling.</w:t>
+      </w:r>
+      <w:r>
+        <w:t xml:space="preserve"> </w:t>
+      </w:r>
+      <w:r>
+        <w:rPr>
+          <w:i/>
+          <w:iCs/>
+        </w:rPr>
+        <w:t xml:space="preserve">Ecosphere</w:t>
+      </w:r>
+      <w:r>
+        <w:t xml:space="preserve"> </w:t>
+      </w:r>
+      <w:r>
+        <w:t xml:space="preserve">14</w:t>
+      </w:r>
+    </w:p>
+    <w:bookmarkEnd w:id="68"/>
+    <w:bookmarkStart w:id="69" w:name="ref-Munoz-Sabater2021"/>
+    <w:p>
+      <w:pPr>
+        <w:pStyle w:val="Bibliography"/>
+      </w:pPr>
+      <w:r>
+        <w:t xml:space="preserve">29.</w:t>
+      </w:r>
+      <w:r>
+        <w:t xml:space="preserve"> </w:t>
+      </w:r>
+      <w:r>
+        <w:t xml:space="preserve">	</w:t>
+      </w:r>
+      <w:r>
+        <w:t xml:space="preserve">Muñoz-Sabater, J.</w:t>
+      </w:r>
+      <w:r>
+        <w:t xml:space="preserve"> </w:t>
+      </w:r>
+      <w:r>
+        <w:rPr>
+          <w:i/>
+          <w:iCs/>
+        </w:rPr>
+        <w:t xml:space="preserve">et al.</w:t>
+      </w:r>
+      <w:r>
+        <w:t xml:space="preserve"> </w:t>
+      </w:r>
+      <w:r>
+        <w:t xml:space="preserve">(2021)</w:t>
+      </w:r>
+      <w:r>
+        <w:t xml:space="preserve"> </w:t>
+      </w:r>
+      <w:r>
+        <w:t xml:space="preserve">ERA5</w:t>
+      </w:r>
+      <w:r>
+        <w:t xml:space="preserve">-land: A state-of-the-art global reanalysis dataset for land applications.</w:t>
+      </w:r>
+      <w:r>
+        <w:t xml:space="preserve"> </w:t>
+      </w:r>
+      <w:r>
+        <w:rPr>
+          <w:i/>
+          <w:iCs/>
+        </w:rPr>
+        <w:t xml:space="preserve">Earth system science data</w:t>
+      </w:r>
+      <w:r>
+        <w:t xml:space="preserve"> </w:t>
+      </w:r>
+      <w:r>
+        <w:t xml:space="preserve">13, 4349–4383</w:t>
+      </w:r>
+    </w:p>
+    <w:bookmarkEnd w:id="69"/>
+    <w:bookmarkStart w:id="70" w:name="ref-Bezanson2012"/>
+    <w:p>
+      <w:pPr>
+        <w:pStyle w:val="Bibliography"/>
+      </w:pPr>
+      <w:r>
+        <w:t xml:space="preserve">30.</w:t>
+      </w:r>
+      <w:r>
+        <w:t xml:space="preserve"> </w:t>
+      </w:r>
+      <w:r>
+        <w:t xml:space="preserve">	</w:t>
+      </w:r>
+      <w:r>
+        <w:t xml:space="preserve">Bezanson, J.</w:t>
+      </w:r>
+      <w:r>
+        <w:t xml:space="preserve"> </w:t>
+      </w:r>
+      <w:r>
+        <w:rPr>
+          <w:i/>
+          <w:iCs/>
+        </w:rPr>
+        <w:t xml:space="preserve">et al.</w:t>
+      </w:r>
+      <w:r>
+        <w:t xml:space="preserve"> </w:t>
+      </w:r>
+      <w:r>
+        <w:t xml:space="preserve">(2012) Julia: A fast dynamic language for technical computing.</w:t>
+      </w:r>
+      <w:r>
+        <w:t xml:space="preserve"> </w:t>
+      </w:r>
+      <w:r>
+        <w:rPr>
+          <w:i/>
+          <w:iCs/>
+        </w:rPr>
+        <w:t xml:space="preserve">arXiv [cs.PL]</w:t>
+      </w:r>
+    </w:p>
+    <w:bookmarkEnd w:id="70"/>
+    <w:bookmarkStart w:id="71" w:name="ref-Yatunin2025"/>
+    <w:p>
+      <w:pPr>
+        <w:pStyle w:val="Bibliography"/>
+      </w:pPr>
+      <w:r>
+        <w:t xml:space="preserve">31.</w:t>
+      </w:r>
+      <w:r>
+        <w:t xml:space="preserve"> </w:t>
+      </w:r>
+      <w:r>
+        <w:t xml:space="preserve">	</w:t>
+      </w:r>
+      <w:r>
+        <w:t xml:space="preserve">Yatunin, D.</w:t>
+      </w:r>
+      <w:r>
+        <w:t xml:space="preserve"> </w:t>
+      </w:r>
+      <w:r>
+        <w:rPr>
+          <w:i/>
+          <w:iCs/>
+        </w:rPr>
+        <w:t xml:space="preserve">et al.</w:t>
+      </w:r>
+      <w:r>
+        <w:t xml:space="preserve"> </w:t>
+      </w:r>
+      <w:r>
+        <w:t xml:space="preserve">(2025) The climate modeling alliance atmosphere dynamical core: Concepts, numerics, and scaling.</w:t>
+      </w:r>
+      <w:r>
+        <w:t xml:space="preserve"> </w:t>
+      </w:r>
+      <w:r>
+        <w:rPr>
+          <w:i/>
+          <w:iCs/>
+        </w:rPr>
+        <w:t xml:space="preserve">Authorea Preprints</w:t>
+      </w:r>
+    </w:p>
+    <w:bookmarkEnd w:id="71"/>
+    <w:bookmarkStart w:id="72" w:name="ref-Braziunas2025"/>
+    <w:p>
+      <w:pPr>
+        <w:pStyle w:val="Bibliography"/>
+      </w:pPr>
+      <w:r>
+        <w:t xml:space="preserve">32.</w:t>
+      </w:r>
+      <w:r>
+        <w:t xml:space="preserve"> </w:t>
+      </w:r>
+      <w:r>
+        <w:t xml:space="preserve">	</w:t>
+      </w:r>
+      <w:r>
+        <w:t xml:space="preserve">Braziunas, K.H.</w:t>
+      </w:r>
+      <w:r>
+        <w:t xml:space="preserve"> </w:t>
+      </w:r>
+      <w:r>
+        <w:rPr>
+          <w:i/>
+          <w:iCs/>
+        </w:rPr>
+        <w:t xml:space="preserve">et al.</w:t>
+      </w:r>
+      <w:r>
+        <w:t xml:space="preserve"> </w:t>
+      </w:r>
+      <w:r>
+        <w:t xml:space="preserve">(2025) Microclimate temperature effects propagate across scales in forest ecosystems.</w:t>
+      </w:r>
+      <w:r>
+        <w:t xml:space="preserve"> </w:t>
+      </w:r>
+      <w:r>
+        <w:rPr>
+          <w:i/>
+          <w:iCs/>
+        </w:rPr>
+        <w:t xml:space="preserve">Landsc. Ecol.</w:t>
+      </w:r>
+      <w:r>
+        <w:t xml:space="preserve"> </w:t>
+      </w:r>
+      <w:r>
+        <w:t xml:space="preserve">40, 37</w:t>
+      </w:r>
+    </w:p>
+    <w:bookmarkEnd w:id="72"/>
+    <w:bookmarkStart w:id="73" w:name="ref-Kearney2017"/>
+    <w:p>
+      <w:pPr>
+        <w:pStyle w:val="Bibliography"/>
+      </w:pPr>
+      <w:r>
+        <w:t xml:space="preserve">33.</w:t>
+      </w:r>
+      <w:r>
+        <w:t xml:space="preserve"> </w:t>
+      </w:r>
+      <w:r>
+        <w:t xml:space="preserve">	</w:t>
+      </w:r>
+      <w:r>
+        <w:t xml:space="preserve">Kearney, M.R. and Porter, W.P. (2017)</w:t>
+      </w:r>
+      <w:r>
+        <w:t xml:space="preserve"> </w:t>
+      </w:r>
+      <w:r>
+        <w:t xml:space="preserve">NicheMapR</w:t>
+      </w:r>
+      <w:r>
+        <w:t xml:space="preserve"> </w:t>
+      </w:r>
+      <w:r>
+        <w:t xml:space="preserve">– an</w:t>
+      </w:r>
+      <w:r>
+        <w:t xml:space="preserve"> </w:t>
+      </w:r>
+      <w:r>
+        <w:t xml:space="preserve">R</w:t>
+      </w:r>
+      <w:r>
+        <w:t xml:space="preserve"> </w:t>
+      </w:r>
+      <w:r>
+        <w:t xml:space="preserve">package for biophysical modelling: The microclimate model.</w:t>
+      </w:r>
+      <w:r>
+        <w:t xml:space="preserve"> </w:t>
+      </w:r>
+      <w:r>
+        <w:rPr>
+          <w:i/>
+          <w:iCs/>
+        </w:rPr>
+        <w:t xml:space="preserve">Ecography (Cop.)</w:t>
+      </w:r>
+      <w:r>
+        <w:t xml:space="preserve"> </w:t>
+      </w:r>
+      <w:r>
+        <w:t xml:space="preserve">40, 664–674</w:t>
+      </w:r>
+    </w:p>
+    <w:bookmarkEnd w:id="73"/>
+    <w:bookmarkStart w:id="74" w:name="ref-Maclean2019"/>
+    <w:p>
+      <w:pPr>
+        <w:pStyle w:val="Bibliography"/>
+      </w:pPr>
+      <w:r>
+        <w:t xml:space="preserve">34.</w:t>
+      </w:r>
+      <w:r>
+        <w:t xml:space="preserve"> </w:t>
+      </w:r>
+      <w:r>
+        <w:t xml:space="preserve">	</w:t>
+      </w:r>
+      <w:r>
+        <w:t xml:space="preserve">Maclean, I.M.D.</w:t>
+      </w:r>
+      <w:r>
+        <w:t xml:space="preserve"> </w:t>
+      </w:r>
+      <w:r>
+        <w:rPr>
+          <w:i/>
+          <w:iCs/>
+        </w:rPr>
+        <w:t xml:space="preserve">et al.</w:t>
+      </w:r>
+      <w:r>
+        <w:t xml:space="preserve"> </w:t>
+      </w:r>
+      <w:r>
+        <w:t xml:space="preserve">(2019) Microclima: An r package for modelling meso‐ and microclimate.</w:t>
+      </w:r>
+      <w:r>
+        <w:t xml:space="preserve"> </w:t>
+      </w:r>
+      <w:r>
+        <w:rPr>
+          <w:i/>
+          <w:iCs/>
+        </w:rPr>
+        <w:t xml:space="preserve">Methods Ecol. Evol.</w:t>
+      </w:r>
+      <w:r>
+        <w:t xml:space="preserve"> </w:t>
+      </w:r>
+      <w:r>
+        <w:t xml:space="preserve">10, 280–290</w:t>
+      </w:r>
+    </w:p>
+    <w:bookmarkEnd w:id="74"/>
+    <w:bookmarkStart w:id="75" w:name="ref-Kearney2020"/>
+    <w:p>
+      <w:pPr>
+        <w:pStyle w:val="Bibliography"/>
+      </w:pPr>
+      <w:r>
+        <w:t xml:space="preserve">35.</w:t>
+      </w:r>
+      <w:r>
+        <w:t xml:space="preserve"> </w:t>
+      </w:r>
+      <w:r>
+        <w:t xml:space="preserve">	</w:t>
+      </w:r>
+      <w:r>
+        <w:t xml:space="preserve">Kearney, M.R.</w:t>
+      </w:r>
+      <w:r>
+        <w:t xml:space="preserve"> </w:t>
+      </w:r>
+      <w:r>
+        <w:rPr>
+          <w:i/>
+          <w:iCs/>
+        </w:rPr>
+        <w:t xml:space="preserve">et al.</w:t>
+      </w:r>
+      <w:r>
+        <w:t xml:space="preserve"> </w:t>
+      </w:r>
+      <w:r>
+        <w:t xml:space="preserve">(2020) A method for computing hourly, historical, terrain‐corrected microclimate anywhere on earth.</w:t>
+      </w:r>
+      <w:r>
+        <w:t xml:space="preserve"> </w:t>
+      </w:r>
+      <w:r>
+        <w:rPr>
+          <w:i/>
+          <w:iCs/>
+        </w:rPr>
+        <w:t xml:space="preserve">Methods Ecol. Evol.</w:t>
+      </w:r>
+      <w:r>
+        <w:t xml:space="preserve"> </w:t>
+      </w:r>
+      <w:r>
+        <w:t xml:space="preserve">11, 38–43</w:t>
+      </w:r>
+    </w:p>
+    <w:bookmarkEnd w:id="75"/>
+    <w:bookmarkStart w:id="76" w:name="ref-Maclean2021"/>
+    <w:p>
+      <w:pPr>
+        <w:pStyle w:val="Bibliography"/>
+      </w:pPr>
+      <w:r>
+        <w:t xml:space="preserve">36.</w:t>
+      </w:r>
+      <w:r>
+        <w:t xml:space="preserve"> </w:t>
+      </w:r>
+      <w:r>
+        <w:t xml:space="preserve">	</w:t>
+      </w:r>
+      <w:r>
+        <w:t xml:space="preserve">Maclean, I.M.D.</w:t>
+      </w:r>
+      <w:r>
+        <w:t xml:space="preserve"> </w:t>
+      </w:r>
+      <w:r>
+        <w:rPr>
+          <w:i/>
+          <w:iCs/>
+        </w:rPr>
+        <w:t xml:space="preserve">et al.</w:t>
+      </w:r>
+      <w:r>
+        <w:t xml:space="preserve"> </w:t>
+      </w:r>
+      <w:r>
+        <w:t xml:space="preserve">(2021) On the measurement of microclimate.</w:t>
+      </w:r>
+      <w:r>
+        <w:t xml:space="preserve"> </w:t>
+      </w:r>
+      <w:r>
+        <w:rPr>
+          <w:i/>
+          <w:iCs/>
+        </w:rPr>
+        <w:t xml:space="preserve">Methods Ecol. Evol.</w:t>
+      </w:r>
+      <w:r>
+        <w:t xml:space="preserve"> </w:t>
+      </w:r>
+      <w:r>
+        <w:t xml:space="preserve">12, 1397–1410</w:t>
+      </w:r>
+    </w:p>
+    <w:bookmarkEnd w:id="76"/>
+    <w:bookmarkStart w:id="77" w:name="ref-Buckley2023"/>
+    <w:p>
+      <w:pPr>
+        <w:pStyle w:val="Bibliography"/>
+      </w:pPr>
+      <w:r>
+        <w:t xml:space="preserve">37.</w:t>
+      </w:r>
+      <w:r>
+        <w:t xml:space="preserve"> </w:t>
+      </w:r>
+      <w:r>
+        <w:t xml:space="preserve">	</w:t>
+      </w:r>
+      <w:r>
+        <w:t xml:space="preserve">Buckley, L.B.</w:t>
+      </w:r>
+      <w:r>
+        <w:t xml:space="preserve"> </w:t>
+      </w:r>
+      <w:r>
+        <w:rPr>
+          <w:i/>
+          <w:iCs/>
+        </w:rPr>
+        <w:t xml:space="preserve">et al.</w:t>
+      </w:r>
+      <w:r>
+        <w:t xml:space="preserve"> </w:t>
+      </w:r>
+      <w:r>
+        <w:t xml:space="preserve">(2023)</w:t>
+      </w:r>
+      <w:r>
+        <w:t xml:space="preserve"> </w:t>
+      </w:r>
+      <w:r>
+        <w:t xml:space="preserve">TrenchR</w:t>
+      </w:r>
+      <w:r>
+        <w:t xml:space="preserve">: An</w:t>
+      </w:r>
+      <w:r>
+        <w:t xml:space="preserve"> </w:t>
+      </w:r>
+      <w:r>
+        <w:t xml:space="preserve">R</w:t>
+      </w:r>
+      <w:r>
+        <w:t xml:space="preserve"> </w:t>
+      </w:r>
+      <w:r>
+        <w:t xml:space="preserve">package for modular and accessible microclimate and biophysical ecology.</w:t>
+      </w:r>
+      <w:r>
+        <w:t xml:space="preserve"> </w:t>
+      </w:r>
+      <w:r>
+        <w:rPr>
+          <w:i/>
+          <w:iCs/>
+        </w:rPr>
+        <w:t xml:space="preserve">PLOS Clim</w:t>
+      </w:r>
+      <w:r>
+        <w:t xml:space="preserve"> </w:t>
+      </w:r>
+      <w:r>
+        <w:t xml:space="preserve">2, e0000139</w:t>
+      </w:r>
+    </w:p>
+    <w:bookmarkEnd w:id="77"/>
+    <w:bookmarkStart w:id="78" w:name="ref-De_Frenne2024"/>
+    <w:p>
+      <w:pPr>
+        <w:pStyle w:val="Bibliography"/>
+      </w:pPr>
+      <w:r>
+        <w:t xml:space="preserve">38.</w:t>
+      </w:r>
+      <w:r>
+        <w:t xml:space="preserve"> </w:t>
+      </w:r>
+      <w:r>
+        <w:t xml:space="preserve">	</w:t>
+      </w:r>
+      <w:r>
+        <w:t xml:space="preserve">De Frenne, P.</w:t>
+      </w:r>
+      <w:r>
+        <w:t xml:space="preserve"> </w:t>
+      </w:r>
+      <w:r>
+        <w:rPr>
+          <w:i/>
+          <w:iCs/>
+        </w:rPr>
+        <w:t xml:space="preserve">et al.</w:t>
+      </w:r>
+      <w:r>
+        <w:t xml:space="preserve"> </w:t>
+      </w:r>
+      <w:r>
+        <w:t xml:space="preserve">(2024) Ten practical guidelines for microclimate research in terrestrial ecosystems.</w:t>
+      </w:r>
+      <w:r>
+        <w:t xml:space="preserve"> </w:t>
+      </w:r>
+      <w:r>
+        <w:rPr>
+          <w:i/>
+          <w:iCs/>
+        </w:rPr>
+        <w:t xml:space="preserve">Methods Ecol. Evol.</w:t>
+      </w:r>
+    </w:p>
+    <w:bookmarkEnd w:id="78"/>
+    <w:bookmarkStart w:id="79" w:name="ref-Levy2016"/>
+    <w:p>
+      <w:pPr>
+        <w:pStyle w:val="Bibliography"/>
+      </w:pPr>
+      <w:r>
+        <w:t xml:space="preserve">39.</w:t>
+      </w:r>
+      <w:r>
+        <w:t xml:space="preserve"> </w:t>
+      </w:r>
+      <w:r>
+        <w:t xml:space="preserve">	</w:t>
+      </w:r>
+      <w:r>
+        <w:t xml:space="preserve">Levy, O.</w:t>
+      </w:r>
+      <w:r>
+        <w:t xml:space="preserve"> </w:t>
+      </w:r>
+      <w:r>
+        <w:rPr>
+          <w:i/>
+          <w:iCs/>
+        </w:rPr>
+        <w:t xml:space="preserve">et al.</w:t>
+      </w:r>
+      <w:r>
+        <w:t xml:space="preserve"> </w:t>
+      </w:r>
+      <w:r>
+        <w:t xml:space="preserve">(2016) A dynamically downscaled projection of past and future microclimates.</w:t>
+      </w:r>
+      <w:r>
+        <w:t xml:space="preserve"> </w:t>
+      </w:r>
+      <w:r>
+        <w:rPr>
+          <w:i/>
+          <w:iCs/>
+        </w:rPr>
+        <w:t xml:space="preserve">Ecology</w:t>
+      </w:r>
+      <w:r>
+        <w:t xml:space="preserve"> </w:t>
+      </w:r>
+      <w:r>
+        <w:t xml:space="preserve">97, 1888–1888</w:t>
+      </w:r>
+    </w:p>
+    <w:bookmarkEnd w:id="79"/>
+    <w:bookmarkStart w:id="80" w:name="ref-Manzoni2022"/>
+    <w:p>
+      <w:pPr>
+        <w:pStyle w:val="Bibliography"/>
+      </w:pPr>
+      <w:r>
+        <w:t xml:space="preserve">40.</w:t>
+      </w:r>
+      <w:r>
+        <w:t xml:space="preserve"> </w:t>
+      </w:r>
+      <w:r>
+        <w:t xml:space="preserve">	</w:t>
+      </w:r>
+      <w:r>
+        <w:t xml:space="preserve">Manzoni, S.</w:t>
+      </w:r>
+      <w:r>
+        <w:t xml:space="preserve"> </w:t>
+      </w:r>
+      <w:r>
+        <w:rPr>
+          <w:i/>
+          <w:iCs/>
+        </w:rPr>
+        <w:t xml:space="preserve">et al.</w:t>
+      </w:r>
+      <w:r>
+        <w:t xml:space="preserve"> </w:t>
+      </w:r>
+      <w:r>
+        <w:t xml:space="preserve">(2022) Consistent responses of vegetation gas exchange to elevated atmospheric</w:t>
+      </w:r>
+      <w:r>
+        <w:t xml:space="preserve"> </w:t>
+      </w:r>
+      <w:r>
+        <w:t xml:space="preserve">CO</w:t>
+      </w:r>
+      <w:r>
+        <w:t xml:space="preserve"> </w:t>
+      </w:r>
+      <w:r>
+        <w:t xml:space="preserve">2 emerge from heuristic and optimization models.</w:t>
+      </w:r>
+      <w:r>
+        <w:t xml:space="preserve"> </w:t>
+      </w:r>
+      <w:r>
+        <w:rPr>
+          <w:i/>
+          <w:iCs/>
+        </w:rPr>
+        <w:t xml:space="preserve">Biogeosciences</w:t>
+      </w:r>
+      <w:r>
+        <w:t xml:space="preserve"> </w:t>
+      </w:r>
+      <w:r>
+        <w:t xml:space="preserve">19, 4387–4414</w:t>
+      </w:r>
+    </w:p>
+    <w:bookmarkEnd w:id="80"/>
+    <w:bookmarkStart w:id="81" w:name="ref-Porter1973"/>
+    <w:p>
+      <w:pPr>
+        <w:pStyle w:val="Bibliography"/>
+      </w:pPr>
+      <w:r>
+        <w:t xml:space="preserve">41.</w:t>
+      </w:r>
+      <w:r>
+        <w:t xml:space="preserve"> </w:t>
+      </w:r>
+      <w:r>
+        <w:t xml:space="preserve">	</w:t>
+      </w:r>
+      <w:r>
+        <w:t xml:space="preserve">Porter, W.P.</w:t>
+      </w:r>
+      <w:r>
+        <w:t xml:space="preserve"> </w:t>
+      </w:r>
+      <w:r>
+        <w:rPr>
+          <w:i/>
+          <w:iCs/>
+        </w:rPr>
+        <w:t xml:space="preserve">et al.</w:t>
+      </w:r>
+      <w:r>
+        <w:t xml:space="preserve"> </w:t>
+      </w:r>
+      <w:r>
+        <w:t xml:space="preserve">(1973) Behavioral implications of mechanistic ecology : Thermal and behavioral modeling of desert ectotherms and their microenvironment.</w:t>
+      </w:r>
+      <w:r>
+        <w:t xml:space="preserve"> </w:t>
+      </w:r>
+      <w:r>
+        <w:rPr>
+          <w:i/>
+          <w:iCs/>
+        </w:rPr>
+        <w:t xml:space="preserve">Oecologia</w:t>
+      </w:r>
+      <w:r>
+        <w:t xml:space="preserve"> </w:t>
+      </w:r>
+      <w:r>
+        <w:t xml:space="preserve">13, 1–54</w:t>
+      </w:r>
+    </w:p>
+    <w:bookmarkEnd w:id="81"/>
+    <w:bookmarkStart w:id="82" w:name="ref-Porter1969"/>
+    <w:p>
+      <w:pPr>
+        <w:pStyle w:val="Bibliography"/>
+      </w:pPr>
+      <w:r>
+        <w:t xml:space="preserve">42.</w:t>
+      </w:r>
+      <w:r>
+        <w:t xml:space="preserve"> </w:t>
+      </w:r>
+      <w:r>
+        <w:t xml:space="preserve">	</w:t>
+      </w:r>
+      <w:r>
+        <w:t xml:space="preserve">Porter, W.P. and Gates, D.M. (1969) Thermodynamic equilibria of animals with environment.</w:t>
+      </w:r>
+      <w:r>
+        <w:t xml:space="preserve"> </w:t>
+      </w:r>
+      <w:r>
+        <w:rPr>
+          <w:i/>
+          <w:iCs/>
+        </w:rPr>
+        <w:t xml:space="preserve">Ecol. Monogr.</w:t>
+      </w:r>
+      <w:r>
+        <w:t xml:space="preserve"> </w:t>
+      </w:r>
+      <w:r>
+        <w:t xml:space="preserve">39, 227–244</w:t>
+      </w:r>
+    </w:p>
+    <w:bookmarkEnd w:id="82"/>
+    <w:bookmarkStart w:id="83" w:name="ref-Duursma2015"/>
+    <w:p>
+      <w:pPr>
+        <w:pStyle w:val="Bibliography"/>
+      </w:pPr>
+      <w:r>
+        <w:t xml:space="preserve">43.</w:t>
+      </w:r>
+      <w:r>
+        <w:t xml:space="preserve"> </w:t>
+      </w:r>
+      <w:r>
+        <w:t xml:space="preserve">	</w:t>
+      </w:r>
+      <w:r>
+        <w:t xml:space="preserve">Duursma, R.A. (2015) Plantecophys–an</w:t>
+      </w:r>
+      <w:r>
+        <w:t xml:space="preserve"> </w:t>
+      </w:r>
+      <w:r>
+        <w:t xml:space="preserve">R</w:t>
+      </w:r>
+      <w:r>
+        <w:t xml:space="preserve"> </w:t>
+      </w:r>
+      <w:r>
+        <w:t xml:space="preserve">package for analysing and modelling leaf gas exchange data.</w:t>
+      </w:r>
+      <w:r>
+        <w:t xml:space="preserve"> </w:t>
+      </w:r>
+      <w:r>
+        <w:rPr>
+          <w:i/>
+          <w:iCs/>
+        </w:rPr>
+        <w:t xml:space="preserve">PLoS One</w:t>
+      </w:r>
+      <w:r>
+        <w:t xml:space="preserve"> </w:t>
+      </w:r>
+      <w:r>
+        <w:t xml:space="preserve">10, e0143346</w:t>
+      </w:r>
+    </w:p>
+    <w:bookmarkEnd w:id="83"/>
+    <w:bookmarkStart w:id="84" w:name="ref-Briscoe2022"/>
+    <w:p>
+      <w:pPr>
+        <w:pStyle w:val="Bibliography"/>
+      </w:pPr>
+      <w:r>
+        <w:t xml:space="preserve">44.</w:t>
+      </w:r>
+      <w:r>
+        <w:t xml:space="preserve"> </w:t>
+      </w:r>
+      <w:r>
+        <w:t xml:space="preserve">	</w:t>
+      </w:r>
+      <w:r>
+        <w:t xml:space="preserve">Briscoe, N.J.</w:t>
+      </w:r>
+      <w:r>
+        <w:t xml:space="preserve"> </w:t>
+      </w:r>
+      <w:r>
+        <w:rPr>
+          <w:i/>
+          <w:iCs/>
+        </w:rPr>
+        <w:t xml:space="preserve">et al.</w:t>
+      </w:r>
+      <w:r>
+        <w:t xml:space="preserve"> </w:t>
+      </w:r>
+      <w:r>
+        <w:t xml:space="preserve">(2022) Too hot to hunt: Mechanistic predictions of thermal refuge from cat predation risk.</w:t>
+      </w:r>
+      <w:r>
+        <w:t xml:space="preserve"> </w:t>
+      </w:r>
+      <w:r>
+        <w:rPr>
+          <w:i/>
+          <w:iCs/>
+        </w:rPr>
+        <w:t xml:space="preserve">Conserv. Lett.</w:t>
+      </w:r>
+      <w:r>
+        <w:t xml:space="preserve"> </w:t>
+      </w:r>
+      <w:r>
+        <w:t xml:space="preserve">15</w:t>
+      </w:r>
+    </w:p>
+    <w:bookmarkEnd w:id="84"/>
+    <w:bookmarkStart w:id="85" w:name="ref-Loughran2020"/>
+    <w:p>
+      <w:pPr>
+        <w:pStyle w:val="Bibliography"/>
+      </w:pPr>
+      <w:r>
+        <w:t xml:space="preserve">45.</w:t>
+      </w:r>
+      <w:r>
+        <w:t xml:space="preserve"> </w:t>
+      </w:r>
+      <w:r>
+        <w:t xml:space="preserve">	</w:t>
+      </w:r>
+      <w:r>
+        <w:t xml:space="preserve">Loughran, C.L. and Wolf, B.O. (2020) The functional significance of panting as a mechanism of thermoregulation and its relationship to the critical thermal maxima in lizards.</w:t>
+      </w:r>
+      <w:r>
+        <w:t xml:space="preserve"> </w:t>
+      </w:r>
+      <w:r>
+        <w:rPr>
+          <w:i/>
+          <w:iCs/>
+        </w:rPr>
+        <w:t xml:space="preserve">J. Exp. Biol.</w:t>
+      </w:r>
+      <w:r>
+        <w:t xml:space="preserve"> </w:t>
+      </w:r>
+      <w:r>
+        <w:t xml:space="preserve">223, jeb224139</w:t>
+      </w:r>
+    </w:p>
+    <w:bookmarkEnd w:id="85"/>
+    <w:bookmarkStart w:id="86" w:name="ref-Sharpe2022"/>
+    <w:p>
+      <w:pPr>
+        <w:pStyle w:val="Bibliography"/>
+      </w:pPr>
+      <w:r>
+        <w:t xml:space="preserve">46.</w:t>
+      </w:r>
+      <w:r>
+        <w:t xml:space="preserve"> </w:t>
+      </w:r>
+      <w:r>
+        <w:t xml:space="preserve">	</w:t>
+      </w:r>
+      <w:r>
+        <w:t xml:space="preserve">Sharpe, L.L.</w:t>
+      </w:r>
+      <w:r>
+        <w:t xml:space="preserve"> </w:t>
+      </w:r>
+      <w:r>
+        <w:rPr>
+          <w:i/>
+          <w:iCs/>
+        </w:rPr>
+        <w:t xml:space="preserve">et al.</w:t>
+      </w:r>
+      <w:r>
+        <w:t xml:space="preserve"> </w:t>
+      </w:r>
+      <w:r>
+        <w:t xml:space="preserve">(2022) In the hot seat: Behavioral change and old-growth trees underpin an australian songbird’s response to extreme heat.</w:t>
+      </w:r>
+      <w:r>
+        <w:t xml:space="preserve"> </w:t>
+      </w:r>
+      <w:r>
+        <w:rPr>
+          <w:i/>
+          <w:iCs/>
+        </w:rPr>
+        <w:t xml:space="preserve">Front. Ecol. Evol.</w:t>
+      </w:r>
+      <w:r>
+        <w:t xml:space="preserve"> </w:t>
+      </w:r>
+      <w:r>
+        <w:t xml:space="preserve">10</w:t>
+      </w:r>
+    </w:p>
+    <w:bookmarkEnd w:id="86"/>
+    <w:bookmarkStart w:id="87" w:name="ref-Drake2018"/>
+    <w:p>
+      <w:pPr>
+        <w:pStyle w:val="Bibliography"/>
+      </w:pPr>
+      <w:r>
+        <w:t xml:space="preserve">47.</w:t>
+      </w:r>
+      <w:r>
+        <w:t xml:space="preserve"> </w:t>
+      </w:r>
+      <w:r>
+        <w:t xml:space="preserve">	</w:t>
+      </w:r>
+      <w:r>
+        <w:t xml:space="preserve">Drake, J.E.</w:t>
+      </w:r>
+      <w:r>
+        <w:t xml:space="preserve"> </w:t>
+      </w:r>
+      <w:r>
+        <w:rPr>
+          <w:i/>
+          <w:iCs/>
+        </w:rPr>
+        <w:t xml:space="preserve">et al.</w:t>
+      </w:r>
+      <w:r>
+        <w:t xml:space="preserve"> </w:t>
+      </w:r>
+      <w:r>
+        <w:t xml:space="preserve">(2018) Trees tolerate an extreme heatwave via sustained transpirational cooling and increased leaf thermal tolerance.</w:t>
+      </w:r>
+      <w:r>
+        <w:t xml:space="preserve"> </w:t>
+      </w:r>
+      <w:r>
+        <w:rPr>
+          <w:i/>
+          <w:iCs/>
+        </w:rPr>
+        <w:t xml:space="preserve">Glob. Chang. Biol.</w:t>
+      </w:r>
+      <w:r>
+        <w:t xml:space="preserve"> </w:t>
+      </w:r>
+      <w:r>
+        <w:t xml:space="preserve">24, 2390–2402</w:t>
+      </w:r>
+    </w:p>
+    <w:bookmarkEnd w:id="87"/>
+    <w:bookmarkStart w:id="88" w:name="ref-Posch2024"/>
+    <w:p>
+      <w:pPr>
+        <w:pStyle w:val="Bibliography"/>
+      </w:pPr>
+      <w:r>
+        <w:t xml:space="preserve">48.</w:t>
+      </w:r>
+      <w:r>
+        <w:t xml:space="preserve"> </w:t>
+      </w:r>
+      <w:r>
+        <w:t xml:space="preserve">	</w:t>
+      </w:r>
+      <w:r>
+        <w:t xml:space="preserve">Posch, B.C.</w:t>
+      </w:r>
+      <w:r>
+        <w:t xml:space="preserve"> </w:t>
+      </w:r>
+      <w:r>
+        <w:rPr>
+          <w:i/>
+          <w:iCs/>
+        </w:rPr>
+        <w:t xml:space="preserve">et al.</w:t>
+      </w:r>
+      <w:r>
+        <w:t xml:space="preserve"> </w:t>
+      </w:r>
+      <w:r>
+        <w:t xml:space="preserve">(2024) Intensive leaf cooling promotes tree survival during a record heatwave.</w:t>
+      </w:r>
+      <w:r>
+        <w:t xml:space="preserve"> </w:t>
+      </w:r>
+      <w:r>
+        <w:rPr>
+          <w:i/>
+          <w:iCs/>
+        </w:rPr>
+        <w:t xml:space="preserve">Proc. Natl. Acad. Sci. U. S. A.</w:t>
+      </w:r>
+      <w:r>
+        <w:t xml:space="preserve"> </w:t>
+      </w:r>
+      <w:r>
+        <w:t xml:space="preserve">121, e2408583121</w:t>
+      </w:r>
+    </w:p>
+    <w:bookmarkEnd w:id="88"/>
+    <w:bookmarkStart w:id="89" w:name="ref-Orsted2022"/>
+    <w:p>
+      <w:pPr>
+        <w:pStyle w:val="Bibliography"/>
+      </w:pPr>
+      <w:r>
+        <w:t xml:space="preserve">49.</w:t>
+      </w:r>
+      <w:r>
+        <w:t xml:space="preserve"> </w:t>
+      </w:r>
+      <w:r>
+        <w:t xml:space="preserve">	</w:t>
+      </w:r>
+      <w:r>
         <w:t xml:space="preserve">Ørsted, M.</w:t>
       </w:r>
       <w:r>
@@ -4232,14 +6005,14 @@
         <w:t xml:space="preserve">225, jeb244514</w:t>
       </w:r>
     </w:p>
-    <w:bookmarkEnd w:id="64"/>
-    <w:bookmarkStart w:id="65" w:name="ref-Faber2024"/>
+    <w:bookmarkEnd w:id="89"/>
+    <w:bookmarkStart w:id="90" w:name="ref-Faber2024"/>
     <w:p>
       <w:pPr>
         <w:pStyle w:val="Bibliography"/>
       </w:pPr>
       <w:r>
-        <w:t xml:space="preserve">25.</w:t>
+        <w:t xml:space="preserve">50.</w:t>
       </w:r>
       <w:r>
         <w:t xml:space="preserve"> </w:t>
@@ -4283,14 +6056,14 @@
         <w:t xml:space="preserve">75, 3467–3482</w:t>
       </w:r>
     </w:p>
-    <w:bookmarkEnd w:id="65"/>
-    <w:bookmarkStart w:id="66" w:name="ref-Martinez-De_Leon2024"/>
+    <w:bookmarkEnd w:id="90"/>
+    <w:bookmarkStart w:id="91" w:name="ref-Martinez-De_Leon2024"/>
     <w:p>
       <w:pPr>
         <w:pStyle w:val="Bibliography"/>
       </w:pPr>
       <w:r>
-        <w:t xml:space="preserve">26.</w:t>
+        <w:t xml:space="preserve">51.</w:t>
       </w:r>
       <w:r>
         <w:t xml:space="preserve"> </w:t>
@@ -4312,14 +6085,14 @@
         <w:t xml:space="preserve">Trends Ecol. Evol.</w:t>
       </w:r>
     </w:p>
-    <w:bookmarkEnd w:id="66"/>
-    <w:bookmarkStart w:id="67" w:name="ref-Fontaine2022"/>
+    <w:bookmarkEnd w:id="91"/>
+    <w:bookmarkStart w:id="92" w:name="ref-Fontaine2022"/>
     <w:p>
       <w:pPr>
         <w:pStyle w:val="Bibliography"/>
       </w:pPr>
       <w:r>
-        <w:t xml:space="preserve">27.</w:t>
+        <w:t xml:space="preserve">52.</w:t>
       </w:r>
       <w:r>
         <w:t xml:space="preserve"> </w:t>
@@ -4363,14 +6136,14 @@
         <w:t xml:space="preserve">6, 405–417</w:t>
       </w:r>
     </w:p>
-    <w:bookmarkEnd w:id="67"/>
-    <w:bookmarkStart w:id="68" w:name="ref-Fontaine2023"/>
+    <w:bookmarkEnd w:id="92"/>
+    <w:bookmarkStart w:id="93" w:name="ref-Fontaine2023"/>
     <w:p>
       <w:pPr>
         <w:pStyle w:val="Bibliography"/>
       </w:pPr>
       <w:r>
-        <w:t xml:space="preserve">28.</w:t>
+        <w:t xml:space="preserve">53.</w:t>
       </w:r>
       <w:r>
         <w:t xml:space="preserve"> </w:t>
@@ -4398,14 +6171,14 @@
         <w:t xml:space="preserve">226, jeb245191</w:t>
       </w:r>
     </w:p>
-    <w:bookmarkEnd w:id="68"/>
-    <w:bookmarkStart w:id="69" w:name="ref-Hoang2019"/>
+    <w:bookmarkEnd w:id="93"/>
+    <w:bookmarkStart w:id="94" w:name="ref-Hoang2019"/>
     <w:p>
       <w:pPr>
         <w:pStyle w:val="Bibliography"/>
       </w:pPr>
       <w:r>
-        <w:t xml:space="preserve">29.</w:t>
+        <w:t xml:space="preserve">54.</w:t>
       </w:r>
       <w:r>
         <w:t xml:space="preserve"> </w:t>
@@ -4449,14 +6222,14 @@
         <w:t xml:space="preserve">9, 3491–3499</w:t>
       </w:r>
     </w:p>
-    <w:bookmarkEnd w:id="69"/>
-    <w:bookmarkStart w:id="70" w:name="ref-Gehman2019"/>
+    <w:bookmarkEnd w:id="94"/>
+    <w:bookmarkStart w:id="95" w:name="ref-Gehman2019"/>
     <w:p>
       <w:pPr>
         <w:pStyle w:val="Bibliography"/>
       </w:pPr>
       <w:r>
-        <w:t xml:space="preserve">30.</w:t>
+        <w:t xml:space="preserve">55.</w:t>
       </w:r>
       <w:r>
         <w:t xml:space="preserve"> </w:t>
@@ -4484,14 +6257,14 @@
         <w:t xml:space="preserve">10, e02683</w:t>
       </w:r>
     </w:p>
-    <w:bookmarkEnd w:id="70"/>
-    <w:bookmarkStart w:id="71" w:name="ref-Hoang2021"/>
+    <w:bookmarkEnd w:id="95"/>
+    <w:bookmarkStart w:id="96" w:name="ref-Hoang2021"/>
     <w:p>
       <w:pPr>
         <w:pStyle w:val="Bibliography"/>
       </w:pPr>
       <w:r>
-        <w:t xml:space="preserve">31.</w:t>
+        <w:t xml:space="preserve">56.</w:t>
       </w:r>
       <w:r>
         <w:t xml:space="preserve"> </w:t>
@@ -4535,14 +6308,14 @@
         <w:t xml:space="preserve">5, 118–129</w:t>
       </w:r>
     </w:p>
-    <w:bookmarkEnd w:id="71"/>
-    <w:bookmarkStart w:id="72" w:name="ref-Corbin2016"/>
+    <w:bookmarkEnd w:id="96"/>
+    <w:bookmarkStart w:id="97" w:name="ref-Corbin2016"/>
     <w:p>
       <w:pPr>
         <w:pStyle w:val="Bibliography"/>
       </w:pPr>
       <w:r>
-        <w:t xml:space="preserve">32.</w:t>
+        <w:t xml:space="preserve">57.</w:t>
       </w:r>
       <w:r>
         <w:t xml:space="preserve"> </w:t>
@@ -4586,14 +6359,14 @@
         <w:t xml:space="preserve">118, 10–20</w:t>
       </w:r>
     </w:p>
-    <w:bookmarkEnd w:id="72"/>
-    <w:bookmarkStart w:id="73" w:name="ref-Zhang2019"/>
+    <w:bookmarkEnd w:id="97"/>
+    <w:bookmarkStart w:id="98" w:name="ref-Zhang2019"/>
     <w:p>
       <w:pPr>
         <w:pStyle w:val="Bibliography"/>
       </w:pPr>
       <w:r>
-        <w:t xml:space="preserve">33.</w:t>
+        <w:t xml:space="preserve">58.</w:t>
       </w:r>
       <w:r>
         <w:t xml:space="preserve"> </w:t>
@@ -4637,14 +6410,14 @@
         <w:t xml:space="preserve">116, 24712–24718</w:t>
       </w:r>
     </w:p>
-    <w:bookmarkEnd w:id="73"/>
-    <w:bookmarkStart w:id="74" w:name="ref-Dunbar2007"/>
+    <w:bookmarkEnd w:id="98"/>
+    <w:bookmarkStart w:id="99" w:name="ref-Dunbar2007"/>
     <w:p>
       <w:pPr>
         <w:pStyle w:val="Bibliography"/>
       </w:pPr>
       <w:r>
-        <w:t xml:space="preserve">34.</w:t>
+        <w:t xml:space="preserve">59.</w:t>
       </w:r>
       <w:r>
         <w:t xml:space="preserve"> </w:t>
@@ -4688,14 +6461,14 @@
         <w:t xml:space="preserve">5, e96</w:t>
       </w:r>
     </w:p>
-    <w:bookmarkEnd w:id="74"/>
-    <w:bookmarkStart w:id="75" w:name="ref-Chouhan2023"/>
+    <w:bookmarkEnd w:id="99"/>
+    <w:bookmarkStart w:id="100" w:name="ref-Chouhan2023"/>
     <w:p>
       <w:pPr>
         <w:pStyle w:val="Bibliography"/>
       </w:pPr>
       <w:r>
-        <w:t xml:space="preserve">35.</w:t>
+        <w:t xml:space="preserve">60.</w:t>
       </w:r>
       <w:r>
         <w:t xml:space="preserve"> </w:t>
@@ -4736,14 +6509,14 @@
         <w:t xml:space="preserve">, pp. 127–147, Springer Nature Singapore</w:t>
       </w:r>
     </w:p>
-    <w:bookmarkEnd w:id="75"/>
-    <w:bookmarkStart w:id="76" w:name="ref-Liu2025"/>
+    <w:bookmarkEnd w:id="100"/>
+    <w:bookmarkStart w:id="101" w:name="ref-Liu2025"/>
     <w:p>
       <w:pPr>
         <w:pStyle w:val="Bibliography"/>
       </w:pPr>
       <w:r>
-        <w:t xml:space="preserve">36.</w:t>
+        <w:t xml:space="preserve">61.</w:t>
       </w:r>
       <w:r>
         <w:t xml:space="preserve"> </w:t>
@@ -4787,14 +6560,14 @@
         <w:t xml:space="preserve">23, 986–998</w:t>
       </w:r>
     </w:p>
-    <w:bookmarkEnd w:id="76"/>
-    <w:bookmarkStart w:id="77" w:name="ref-Marquez2007"/>
+    <w:bookmarkEnd w:id="101"/>
+    <w:bookmarkStart w:id="102" w:name="ref-Marquez2007"/>
     <w:p>
       <w:pPr>
         <w:pStyle w:val="Bibliography"/>
       </w:pPr>
       <w:r>
-        <w:t xml:space="preserve">37.</w:t>
+        <w:t xml:space="preserve">62.</w:t>
       </w:r>
       <w:r>
         <w:t xml:space="preserve"> </w:t>
@@ -4838,14 +6611,14 @@
         <w:t xml:space="preserve">315, 513–515</w:t>
       </w:r>
     </w:p>
-    <w:bookmarkEnd w:id="77"/>
-    <w:bookmarkStart w:id="78" w:name="ref-Huang2019"/>
+    <w:bookmarkEnd w:id="102"/>
+    <w:bookmarkStart w:id="103" w:name="ref-Huang2019"/>
     <w:p>
       <w:pPr>
         <w:pStyle w:val="Bibliography"/>
       </w:pPr>
       <w:r>
-        <w:t xml:space="preserve">38.</w:t>
+        <w:t xml:space="preserve">63.</w:t>
       </w:r>
       <w:r>
         <w:t xml:space="preserve"> </w:t>
@@ -4889,14 +6662,14 @@
         <w:t xml:space="preserve">364, eaau6389</w:t>
       </w:r>
     </w:p>
-    <w:bookmarkEnd w:id="78"/>
-    <w:bookmarkStart w:id="79" w:name="ref-Dastogeer2022"/>
+    <w:bookmarkEnd w:id="103"/>
+    <w:bookmarkStart w:id="104" w:name="ref-Dastogeer2022"/>
     <w:p>
       <w:pPr>
         <w:pStyle w:val="Bibliography"/>
       </w:pPr>
       <w:r>
-        <w:t xml:space="preserve">39.</w:t>
+        <w:t xml:space="preserve">64.</w:t>
       </w:r>
       <w:r>
         <w:t xml:space="preserve"> </w:t>
@@ -4940,14 +6713,14 @@
         <w:t xml:space="preserve">13, 833566</w:t>
       </w:r>
     </w:p>
-    <w:bookmarkEnd w:id="79"/>
-    <w:bookmarkStart w:id="80" w:name="ref-Shekhawat2022"/>
+    <w:bookmarkEnd w:id="104"/>
+    <w:bookmarkStart w:id="105" w:name="ref-Shekhawat2022"/>
     <w:p>
       <w:pPr>
         <w:pStyle w:val="Bibliography"/>
       </w:pPr>
       <w:r>
-        <w:t xml:space="preserve">40.</w:t>
+        <w:t xml:space="preserve">65.</w:t>
       </w:r>
       <w:r>
         <w:t xml:space="preserve"> </w:t>
@@ -4991,14 +6764,14 @@
         <w:t xml:space="preserve">27, 802–813</w:t>
       </w:r>
     </w:p>
-    <w:bookmarkEnd w:id="80"/>
-    <w:bookmarkStart w:id="81" w:name="ref-Lobell2012"/>
+    <w:bookmarkEnd w:id="105"/>
+    <w:bookmarkStart w:id="106" w:name="ref-Lobell2012"/>
     <w:p>
       <w:pPr>
         <w:pStyle w:val="Bibliography"/>
       </w:pPr>
       <w:r>
-        <w:t xml:space="preserve">41.</w:t>
+        <w:t xml:space="preserve">66.</w:t>
       </w:r>
       <w:r>
         <w:t xml:space="preserve"> </w:t>
@@ -5042,14 +6815,14 @@
         <w:t xml:space="preserve">2, 186–189</w:t>
       </w:r>
     </w:p>
-    <w:bookmarkEnd w:id="81"/>
-    <w:bookmarkStart w:id="82" w:name="ref-Farooq2011"/>
+    <w:bookmarkEnd w:id="106"/>
+    <w:bookmarkStart w:id="107" w:name="ref-Farooq2011"/>
     <w:p>
       <w:pPr>
         <w:pStyle w:val="Bibliography"/>
       </w:pPr>
       <w:r>
-        <w:t xml:space="preserve">42.</w:t>
+        <w:t xml:space="preserve">67.</w:t>
       </w:r>
       <w:r>
         <w:t xml:space="preserve"> </w:t>
@@ -5093,14 +6866,14 @@
         <w:t xml:space="preserve">30, 491–507</w:t>
       </w:r>
     </w:p>
-    <w:bookmarkEnd w:id="82"/>
-    <w:bookmarkStart w:id="83" w:name="ref-He2025"/>
+    <w:bookmarkEnd w:id="107"/>
+    <w:bookmarkStart w:id="108" w:name="ref-He2025"/>
     <w:p>
       <w:pPr>
         <w:pStyle w:val="Bibliography"/>
       </w:pPr>
       <w:r>
-        <w:t xml:space="preserve">43.</w:t>
+        <w:t xml:space="preserve">68.</w:t>
       </w:r>
       <w:r>
         <w:t xml:space="preserve"> </w:t>
@@ -5138,14 +6911,14 @@
         <w:t xml:space="preserve">Journal of Experimental Botany (in press)</w:t>
       </w:r>
     </w:p>
-    <w:bookmarkEnd w:id="83"/>
-    <w:bookmarkStart w:id="84" w:name="ref-Zhang2021"/>
+    <w:bookmarkEnd w:id="108"/>
+    <w:bookmarkStart w:id="109" w:name="ref-Zhang2021"/>
     <w:p>
       <w:pPr>
         <w:pStyle w:val="Bibliography"/>
       </w:pPr>
       <w:r>
-        <w:t xml:space="preserve">44.</w:t>
+        <w:t xml:space="preserve">69.</w:t>
       </w:r>
       <w:r>
         <w:t xml:space="preserve"> </w:t>
@@ -5189,14 +6962,14 @@
         <w:t xml:space="preserve">7, 864–876</w:t>
       </w:r>
     </w:p>
-    <w:bookmarkEnd w:id="84"/>
-    <w:bookmarkStart w:id="85" w:name="ref-Zhang2023a"/>
+    <w:bookmarkEnd w:id="109"/>
+    <w:bookmarkStart w:id="110" w:name="ref-Zhang2023a"/>
     <w:p>
       <w:pPr>
         <w:pStyle w:val="Bibliography"/>
       </w:pPr>
       <w:r>
-        <w:t xml:space="preserve">45.</w:t>
+        <w:t xml:space="preserve">70.</w:t>
       </w:r>
       <w:r>
         <w:t xml:space="preserve"> </w:t>
@@ -5240,14 +7013,14 @@
         <w:t xml:space="preserve">56, 1013–1070</w:t>
       </w:r>
     </w:p>
-    <w:bookmarkEnd w:id="85"/>
-    <w:bookmarkStart w:id="86" w:name="ref-Nisbet2000"/>
+    <w:bookmarkEnd w:id="110"/>
+    <w:bookmarkStart w:id="111" w:name="ref-Nisbet2000"/>
     <w:p>
       <w:pPr>
         <w:pStyle w:val="Bibliography"/>
       </w:pPr>
       <w:r>
-        <w:t xml:space="preserve">46.</w:t>
+        <w:t xml:space="preserve">71.</w:t>
       </w:r>
       <w:r>
         <w:t xml:space="preserve"> </w:t>
@@ -5291,14 +7064,14 @@
         <w:t xml:space="preserve">69, 913–926</w:t>
       </w:r>
     </w:p>
-    <w:bookmarkEnd w:id="86"/>
-    <w:bookmarkStart w:id="87" w:name="ref-Jager2020"/>
+    <w:bookmarkEnd w:id="111"/>
+    <w:bookmarkStart w:id="112" w:name="ref-Jager2020"/>
     <w:p>
       <w:pPr>
         <w:pStyle w:val="Bibliography"/>
       </w:pPr>
       <w:r>
-        <w:t xml:space="preserve">47.</w:t>
+        <w:t xml:space="preserve">72.</w:t>
       </w:r>
       <w:r>
         <w:t xml:space="preserve"> </w:t>
@@ -5338,14 +7111,14 @@
         <w:t xml:space="preserve">416, 108904</w:t>
       </w:r>
     </w:p>
-    <w:bookmarkEnd w:id="87"/>
-    <w:bookmarkStart w:id="88" w:name="ref-Haberle2025"/>
+    <w:bookmarkEnd w:id="112"/>
+    <w:bookmarkStart w:id="113" w:name="ref-Haberle2025"/>
     <w:p>
       <w:pPr>
         <w:pStyle w:val="Bibliography"/>
       </w:pPr>
       <w:r>
-        <w:t xml:space="preserve">48.</w:t>
+        <w:t xml:space="preserve">73.</w:t>
       </w:r>
       <w:r>
         <w:t xml:space="preserve"> </w:t>
@@ -5389,14 +7162,14 @@
         <w:t xml:space="preserve">958, 177664</w:t>
       </w:r>
     </w:p>
-    <w:bookmarkEnd w:id="88"/>
-    <w:bookmarkStart w:id="89" w:name="ref-Kearney2013"/>
+    <w:bookmarkEnd w:id="113"/>
+    <w:bookmarkStart w:id="114" w:name="ref-Kearney2013"/>
     <w:p>
       <w:pPr>
         <w:pStyle w:val="Bibliography"/>
       </w:pPr>
       <w:r>
-        <w:t xml:space="preserve">49.</w:t>
+        <w:t xml:space="preserve">74.</w:t>
       </w:r>
       <w:r>
         <w:t xml:space="preserve"> </w:t>
@@ -5440,14 +7213,14 @@
         <w:t xml:space="preserve">27, 950–966</w:t>
       </w:r>
     </w:p>
-    <w:bookmarkEnd w:id="89"/>
-    <w:bookmarkStart w:id="90" w:name="ref-Kearney2010"/>
+    <w:bookmarkEnd w:id="114"/>
+    <w:bookmarkStart w:id="115" w:name="ref-Kearney2010"/>
     <w:p>
       <w:pPr>
         <w:pStyle w:val="Bibliography"/>
       </w:pPr>
       <w:r>
-        <w:t xml:space="preserve">50.</w:t>
+        <w:t xml:space="preserve">75.</w:t>
       </w:r>
       <w:r>
         <w:t xml:space="preserve"> </w:t>
@@ -5491,14 +7264,14 @@
         <w:t xml:space="preserve">365, 3469–3483</w:t>
       </w:r>
     </w:p>
-    <w:bookmarkEnd w:id="90"/>
-    <w:bookmarkStart w:id="91" w:name="ref-Marques2018"/>
+    <w:bookmarkEnd w:id="115"/>
+    <w:bookmarkStart w:id="116" w:name="ref-Marques2018"/>
     <w:p>
       <w:pPr>
         <w:pStyle w:val="Bibliography"/>
       </w:pPr>
       <w:r>
-        <w:t xml:space="preserve">51.</w:t>
+        <w:t xml:space="preserve">76.</w:t>
       </w:r>
       <w:r>
         <w:t xml:space="preserve"> </w:t>
@@ -5554,14 +7327,14 @@
         <w:t xml:space="preserve">14, e1006100</w:t>
       </w:r>
     </w:p>
-    <w:bookmarkEnd w:id="91"/>
-    <w:bookmarkStart w:id="92" w:name="ref-Kooijman2021"/>
+    <w:bookmarkEnd w:id="116"/>
+    <w:bookmarkStart w:id="117" w:name="ref-Kooijman2021"/>
     <w:p>
       <w:pPr>
         <w:pStyle w:val="Bibliography"/>
       </w:pPr>
       <w:r>
-        <w:t xml:space="preserve">52.</w:t>
+        <w:t xml:space="preserve">77.</w:t>
       </w:r>
       <w:r>
         <w:t xml:space="preserve"> </w:t>
@@ -5605,14 +7378,14 @@
         <w:t xml:space="preserve">9, coab086</w:t>
       </w:r>
     </w:p>
-    <w:bookmarkEnd w:id="92"/>
-    <w:bookmarkStart w:id="93" w:name="ref-Bruggeman2009"/>
+    <w:bookmarkEnd w:id="117"/>
+    <w:bookmarkStart w:id="118" w:name="ref-Bruggeman2009"/>
     <w:p>
       <w:pPr>
         <w:pStyle w:val="Bibliography"/>
       </w:pPr>
       <w:r>
-        <w:t xml:space="preserve">53.</w:t>
+        <w:t xml:space="preserve">78.</w:t>
       </w:r>
       <w:r>
         <w:t xml:space="preserve"> </w:t>
@@ -5665,14 +7438,14 @@
         <w:t xml:space="preserve">37, W179–W184</w:t>
       </w:r>
     </w:p>
-    <w:bookmarkEnd w:id="93"/>
-    <w:bookmarkStart w:id="94" w:name="ref-Kearney2017"/>
+    <w:bookmarkEnd w:id="118"/>
+    <w:bookmarkStart w:id="119" w:name="ref-Kearney2020a"/>
     <w:p>
       <w:pPr>
         <w:pStyle w:val="Bibliography"/>
       </w:pPr>
       <w:r>
-        <w:t xml:space="preserve">54.</w:t>
+        <w:t xml:space="preserve">79.</w:t>
       </w:r>
       <w:r>
         <w:t xml:space="preserve"> </w:t>
@@ -5681,7 +7454,7 @@
         <w:t xml:space="preserve">	</w:t>
       </w:r>
       <w:r>
-        <w:t xml:space="preserve">Kearney, M.R. and Porter, W.P. (2017)</w:t>
+        <w:t xml:space="preserve">Kearney, M.R. and Porter, W.P. (2020)</w:t>
       </w:r>
       <w:r>
         <w:t xml:space="preserve"> </w:t>
@@ -5705,7 +7478,7 @@
         <w:t xml:space="preserve"> </w:t>
       </w:r>
       <w:r>
-        <w:t xml:space="preserve">package for biophysical modelling: The microclimate model.</w:t>
+        <w:t xml:space="preserve">package for biophysical modelling: The ectotherm and dynamic energy budget models.</w:t>
       </w:r>
       <w:r>
         <w:t xml:space="preserve"> </w:t>
@@ -5721,17 +7494,17 @@
         <w:t xml:space="preserve"> </w:t>
       </w:r>
       <w:r>
-        <w:t xml:space="preserve">40, 664–674</w:t>
-      </w:r>
-    </w:p>
-    <w:bookmarkEnd w:id="94"/>
-    <w:bookmarkStart w:id="95" w:name="ref-Kearney2020a"/>
+        <w:t xml:space="preserve">43, 85–96</w:t>
+      </w:r>
+    </w:p>
+    <w:bookmarkEnd w:id="119"/>
+    <w:bookmarkStart w:id="120" w:name="ref-Ricker1954a"/>
     <w:p>
       <w:pPr>
         <w:pStyle w:val="Bibliography"/>
       </w:pPr>
       <w:r>
-        <w:t xml:space="preserve">55.</w:t>
+        <w:t xml:space="preserve">80.</w:t>
       </w:r>
       <w:r>
         <w:t xml:space="preserve"> </w:t>
@@ -5740,57 +7513,33 @@
         <w:t xml:space="preserve">	</w:t>
       </w:r>
       <w:r>
-        <w:t xml:space="preserve">Kearney, M.R. and Porter, W.P. (2020)</w:t>
-      </w:r>
-      <w:r>
-        <w:t xml:space="preserve"> </w:t>
-      </w:r>
-      <w:r>
-        <w:t xml:space="preserve">NicheMapR</w:t>
-      </w:r>
-      <w:r>
-        <w:t xml:space="preserve"> </w:t>
-      </w:r>
-      <w:r>
-        <w:t xml:space="preserve">– an</w:t>
-      </w:r>
-      <w:r>
-        <w:t xml:space="preserve"> </w:t>
-      </w:r>
-      <w:r>
-        <w:t xml:space="preserve">R</w:t>
-      </w:r>
-      <w:r>
-        <w:t xml:space="preserve"> </w:t>
-      </w:r>
-      <w:r>
-        <w:t xml:space="preserve">package for biophysical modelling: The ectotherm and dynamic energy budget models.</w:t>
-      </w:r>
-      <w:r>
-        <w:t xml:space="preserve"> </w:t>
-      </w:r>
-      <w:r>
-        <w:rPr>
-          <w:i/>
-          <w:iCs/>
-        </w:rPr>
-        <w:t xml:space="preserve">Ecography (Cop.)</w:t>
-      </w:r>
-      <w:r>
-        <w:t xml:space="preserve"> </w:t>
-      </w:r>
-      <w:r>
-        <w:t xml:space="preserve">43, 85–96</w:t>
-      </w:r>
-    </w:p>
-    <w:bookmarkEnd w:id="95"/>
-    <w:bookmarkStart w:id="96" w:name="ref-Ricker1954a"/>
+        <w:t xml:space="preserve">Ricker, W.E. (1954) Stock and recruitment.</w:t>
+      </w:r>
+      <w:r>
+        <w:t xml:space="preserve"> </w:t>
+      </w:r>
+      <w:r>
+        <w:rPr>
+          <w:i/>
+          <w:iCs/>
+        </w:rPr>
+        <w:t xml:space="preserve">J. Fish. Res. Board Can.</w:t>
+      </w:r>
+      <w:r>
+        <w:t xml:space="preserve"> </w:t>
+      </w:r>
+      <w:r>
+        <w:t xml:space="preserve">11, 559–623</w:t>
+      </w:r>
+    </w:p>
+    <w:bookmarkEnd w:id="120"/>
+    <w:bookmarkStart w:id="121" w:name="ref-Beverton2012"/>
     <w:p>
       <w:pPr>
         <w:pStyle w:val="Bibliography"/>
       </w:pPr>
       <w:r>
-        <w:t xml:space="preserve">56.</w:t>
+        <w:t xml:space="preserve">81.</w:t>
       </w:r>
       <w:r>
         <w:t xml:space="preserve"> </w:t>
@@ -5799,33 +7548,30 @@
         <w:t xml:space="preserve">	</w:t>
       </w:r>
       <w:r>
-        <w:t xml:space="preserve">Ricker, W.E. (1954) Stock and recruitment.</w:t>
-      </w:r>
-      <w:r>
-        <w:t xml:space="preserve"> </w:t>
-      </w:r>
-      <w:r>
-        <w:rPr>
-          <w:i/>
-          <w:iCs/>
-        </w:rPr>
-        <w:t xml:space="preserve">J. Fish. Res. Board Can.</w:t>
-      </w:r>
-      <w:r>
-        <w:t xml:space="preserve"> </w:t>
-      </w:r>
-      <w:r>
-        <w:t xml:space="preserve">11, 559–623</w:t>
-      </w:r>
-    </w:p>
-    <w:bookmarkEnd w:id="96"/>
-    <w:bookmarkStart w:id="97" w:name="ref-Beverton2012"/>
+        <w:t xml:space="preserve">Beverton, R.J.H. and Holt, S. (2012)</w:t>
+      </w:r>
+      <w:r>
+        <w:t xml:space="preserve"> </w:t>
+      </w:r>
+      <w:r>
+        <w:rPr>
+          <w:i/>
+          <w:iCs/>
+        </w:rPr>
+        <w:t xml:space="preserve">On the dynamics of exploited fish populations</w:t>
+      </w:r>
+      <w:r>
+        <w:t xml:space="preserve">, Springer</w:t>
+      </w:r>
+    </w:p>
+    <w:bookmarkEnd w:id="121"/>
+    <w:bookmarkStart w:id="122" w:name="ref-Bertness1994"/>
     <w:p>
       <w:pPr>
         <w:pStyle w:val="Bibliography"/>
       </w:pPr>
       <w:r>
-        <w:t xml:space="preserve">57.</w:t>
+        <w:t xml:space="preserve">82.</w:t>
       </w:r>
       <w:r>
         <w:t xml:space="preserve"> </w:t>
@@ -5834,30 +7580,33 @@
         <w:t xml:space="preserve">	</w:t>
       </w:r>
       <w:r>
-        <w:t xml:space="preserve">Beverton, R.J.H. and Holt, S. (2012)</w:t>
-      </w:r>
-      <w:r>
-        <w:t xml:space="preserve"> </w:t>
-      </w:r>
-      <w:r>
-        <w:rPr>
-          <w:i/>
-          <w:iCs/>
-        </w:rPr>
-        <w:t xml:space="preserve">On the dynamics of exploited fish populations</w:t>
-      </w:r>
-      <w:r>
-        <w:t xml:space="preserve">, Springer</w:t>
-      </w:r>
-    </w:p>
-    <w:bookmarkEnd w:id="97"/>
-    <w:bookmarkStart w:id="98" w:name="ref-Bertness1994"/>
+        <w:t xml:space="preserve">Bertness, M. and Callaway, R. (1994) Positive interactions in communities.</w:t>
+      </w:r>
+      <w:r>
+        <w:t xml:space="preserve"> </w:t>
+      </w:r>
+      <w:r>
+        <w:rPr>
+          <w:i/>
+          <w:iCs/>
+        </w:rPr>
+        <w:t xml:space="preserve">Trends Ecol. Evol.</w:t>
+      </w:r>
+      <w:r>
+        <w:t xml:space="preserve"> </w:t>
+      </w:r>
+      <w:r>
+        <w:t xml:space="preserve">9, 191–193</w:t>
+      </w:r>
+    </w:p>
+    <w:bookmarkEnd w:id="122"/>
+    <w:bookmarkStart w:id="123" w:name="ref-Weiss-Lehman2022"/>
     <w:p>
       <w:pPr>
         <w:pStyle w:val="Bibliography"/>
       </w:pPr>
       <w:r>
-        <w:t xml:space="preserve">58.</w:t>
+        <w:t xml:space="preserve">83.</w:t>
       </w:r>
       <w:r>
         <w:t xml:space="preserve"> </w:t>
@@ -5866,7 +7615,418 @@
         <w:t xml:space="preserve">	</w:t>
       </w:r>
       <w:r>
-        <w:t xml:space="preserve">Bertness, M. and Callaway, R. (1994) Positive interactions in communities.</w:t>
+        <w:t xml:space="preserve">Weiss-Lehman, C.P.</w:t>
+      </w:r>
+      <w:r>
+        <w:t xml:space="preserve"> </w:t>
+      </w:r>
+      <w:r>
+        <w:rPr>
+          <w:i/>
+          <w:iCs/>
+        </w:rPr>
+        <w:t xml:space="preserve">et al.</w:t>
+      </w:r>
+      <w:r>
+        <w:t xml:space="preserve"> </w:t>
+      </w:r>
+      <w:r>
+        <w:t xml:space="preserve">(2022) Disentangling key species interactions in diverse and heterogeneous communities: A bayesian sparse modelling approach.</w:t>
+      </w:r>
+      <w:r>
+        <w:t xml:space="preserve"> </w:t>
+      </w:r>
+      <w:r>
+        <w:rPr>
+          <w:i/>
+          <w:iCs/>
+        </w:rPr>
+        <w:t xml:space="preserve">Ecol. Lett.</w:t>
+      </w:r>
+      <w:r>
+        <w:t xml:space="preserve"> </w:t>
+      </w:r>
+      <w:r>
+        <w:t xml:space="preserve">25, 1263–1276</w:t>
+      </w:r>
+    </w:p>
+    <w:bookmarkEnd w:id="123"/>
+    <w:bookmarkStart w:id="124" w:name="ref-Chevin2017"/>
+    <w:p>
+      <w:pPr>
+        <w:pStyle w:val="Bibliography"/>
+      </w:pPr>
+      <w:r>
+        <w:t xml:space="preserve">84.</w:t>
+      </w:r>
+      <w:r>
+        <w:t xml:space="preserve"> </w:t>
+      </w:r>
+      <w:r>
+        <w:t xml:space="preserve">	</w:t>
+      </w:r>
+      <w:r>
+        <w:t xml:space="preserve">Chevin, L.-M. and Hoffmann, A.A. (2017) Evolution of phenotypic plasticity in extreme environments.</w:t>
+      </w:r>
+      <w:r>
+        <w:t xml:space="preserve"> </w:t>
+      </w:r>
+      <w:r>
+        <w:rPr>
+          <w:i/>
+          <w:iCs/>
+        </w:rPr>
+        <w:t xml:space="preserve">Philos. Trans. R. Soc. Lond. B Biol. Sci.</w:t>
+      </w:r>
+      <w:r>
+        <w:t xml:space="preserve"> </w:t>
+      </w:r>
+      <w:r>
+        <w:t xml:space="preserve">372</w:t>
+      </w:r>
+    </w:p>
+    <w:bookmarkEnd w:id="124"/>
+    <w:bookmarkStart w:id="125" w:name="ref-Urban2024"/>
+    <w:p>
+      <w:pPr>
+        <w:pStyle w:val="Bibliography"/>
+      </w:pPr>
+      <w:r>
+        <w:t xml:space="preserve">85.</w:t>
+      </w:r>
+      <w:r>
+        <w:t xml:space="preserve"> </w:t>
+      </w:r>
+      <w:r>
+        <w:t xml:space="preserve">	</w:t>
+      </w:r>
+      <w:r>
+        <w:t xml:space="preserve">Urban, M.C.</w:t>
+      </w:r>
+      <w:r>
+        <w:t xml:space="preserve"> </w:t>
+      </w:r>
+      <w:r>
+        <w:rPr>
+          <w:i/>
+          <w:iCs/>
+        </w:rPr>
+        <w:t xml:space="preserve">et al.</w:t>
+      </w:r>
+      <w:r>
+        <w:t xml:space="preserve"> </w:t>
+      </w:r>
+      <w:r>
+        <w:t xml:space="preserve">(2024) When and how can we predict adaptive responses to climate change?</w:t>
+      </w:r>
+      <w:r>
+        <w:t xml:space="preserve"> </w:t>
+      </w:r>
+      <w:r>
+        <w:rPr>
+          <w:i/>
+          <w:iCs/>
+        </w:rPr>
+        <w:t xml:space="preserve">Evolution Letters</w:t>
+      </w:r>
+      <w:r>
+        <w:t xml:space="preserve"> </w:t>
+      </w:r>
+      <w:r>
+        <w:t xml:space="preserve">8, 172–187</w:t>
+      </w:r>
+    </w:p>
+    <w:bookmarkEnd w:id="125"/>
+    <w:bookmarkStart w:id="126" w:name="ref-Hoffmann2011"/>
+    <w:p>
+      <w:pPr>
+        <w:pStyle w:val="Bibliography"/>
+      </w:pPr>
+      <w:r>
+        <w:t xml:space="preserve">86.</w:t>
+      </w:r>
+      <w:r>
+        <w:t xml:space="preserve"> </w:t>
+      </w:r>
+      <w:r>
+        <w:t xml:space="preserve">	</w:t>
+      </w:r>
+      <w:r>
+        <w:t xml:space="preserve">Hoffmann, A.A. and Sgrò, C.M. (2011) Climate change and evolutionary adaptation. 470, 479–485</w:t>
+      </w:r>
+    </w:p>
+    <w:bookmarkEnd w:id="126"/>
+    <w:bookmarkStart w:id="127" w:name="ref-Hoffmann2022"/>
+    <w:p>
+      <w:pPr>
+        <w:pStyle w:val="Bibliography"/>
+      </w:pPr>
+      <w:r>
+        <w:t xml:space="preserve">87.</w:t>
+      </w:r>
+      <w:r>
+        <w:t xml:space="preserve"> </w:t>
+      </w:r>
+      <w:r>
+        <w:t xml:space="preserve">	</w:t>
+      </w:r>
+      <w:r>
+        <w:t xml:space="preserve">Hoffmann, A.A. and Bridle, J. (2022) The dangers of irreversibility in an age of increased uncertainty: Revisiting plasticity in invertebrates.</w:t>
+      </w:r>
+      <w:r>
+        <w:t xml:space="preserve"> </w:t>
+      </w:r>
+      <w:r>
+        <w:rPr>
+          <w:i/>
+          <w:iCs/>
+        </w:rPr>
+        <w:t xml:space="preserve">Oikos</w:t>
+      </w:r>
+      <w:r>
+        <w:t xml:space="preserve"> </w:t>
+      </w:r>
+      <w:r>
+        <w:t xml:space="preserve">2022</w:t>
+      </w:r>
+    </w:p>
+    <w:bookmarkEnd w:id="127"/>
+    <w:bookmarkStart w:id="128" w:name="ref-Ghalambor2015"/>
+    <w:p>
+      <w:pPr>
+        <w:pStyle w:val="Bibliography"/>
+      </w:pPr>
+      <w:r>
+        <w:t xml:space="preserve">88.</w:t>
+      </w:r>
+      <w:r>
+        <w:t xml:space="preserve"> </w:t>
+      </w:r>
+      <w:r>
+        <w:t xml:space="preserve">	</w:t>
+      </w:r>
+      <w:r>
+        <w:t xml:space="preserve">Ghalambor, C.</w:t>
+      </w:r>
+      <w:r>
+        <w:t xml:space="preserve"> </w:t>
+      </w:r>
+      <w:r>
+        <w:rPr>
+          <w:i/>
+          <w:iCs/>
+        </w:rPr>
+        <w:t xml:space="preserve">et al.</w:t>
+      </w:r>
+      <w:r>
+        <w:t xml:space="preserve"> </w:t>
+      </w:r>
+      <w:r>
+        <w:t xml:space="preserve">(2015) Non-adaptive plasticity potentiates rapid adaptive evolution of gene expression in nature.</w:t>
+      </w:r>
+      <w:r>
+        <w:t xml:space="preserve"> </w:t>
+      </w:r>
+      <w:r>
+        <w:rPr>
+          <w:i/>
+          <w:iCs/>
+        </w:rPr>
+        <w:t xml:space="preserve">Nature</w:t>
+      </w:r>
+      <w:r>
+        <w:t xml:space="preserve"> </w:t>
+      </w:r>
+      <w:r>
+        <w:t xml:space="preserve">525, 372–375</w:t>
+      </w:r>
+    </w:p>
+    <w:bookmarkEnd w:id="128"/>
+    <w:bookmarkStart w:id="129" w:name="ref-Oostra2018"/>
+    <w:p>
+      <w:pPr>
+        <w:pStyle w:val="Bibliography"/>
+      </w:pPr>
+      <w:r>
+        <w:t xml:space="preserve">89.</w:t>
+      </w:r>
+      <w:r>
+        <w:t xml:space="preserve"> </w:t>
+      </w:r>
+      <w:r>
+        <w:t xml:space="preserve">	</w:t>
+      </w:r>
+      <w:r>
+        <w:t xml:space="preserve">Oostra, V.</w:t>
+      </w:r>
+      <w:r>
+        <w:t xml:space="preserve"> </w:t>
+      </w:r>
+      <w:r>
+        <w:rPr>
+          <w:i/>
+          <w:iCs/>
+        </w:rPr>
+        <w:t xml:space="preserve">et al.</w:t>
+      </w:r>
+      <w:r>
+        <w:t xml:space="preserve"> </w:t>
+      </w:r>
+      <w:r>
+        <w:t xml:space="preserve">(2018) Strong phenotypic plasticity limits potential for evolutionary responses to climate change.</w:t>
+      </w:r>
+      <w:r>
+        <w:t xml:space="preserve"> </w:t>
+      </w:r>
+      <w:r>
+        <w:rPr>
+          <w:i/>
+          <w:iCs/>
+        </w:rPr>
+        <w:t xml:space="preserve">Nat. Commun.</w:t>
+      </w:r>
+      <w:r>
+        <w:t xml:space="preserve"> </w:t>
+      </w:r>
+      <w:r>
+        <w:t xml:space="preserve">9, 1005</w:t>
+      </w:r>
+    </w:p>
+    <w:bookmarkEnd w:id="129"/>
+    <w:bookmarkStart w:id="130" w:name="ref-Noble2019"/>
+    <w:p>
+      <w:pPr>
+        <w:pStyle w:val="Bibliography"/>
+      </w:pPr>
+      <w:r>
+        <w:t xml:space="preserve">90.</w:t>
+      </w:r>
+      <w:r>
+        <w:t xml:space="preserve"> </w:t>
+      </w:r>
+      <w:r>
+        <w:t xml:space="preserve">	</w:t>
+      </w:r>
+      <w:r>
+        <w:t xml:space="preserve">Noble, D.W.A.</w:t>
+      </w:r>
+      <w:r>
+        <w:t xml:space="preserve"> </w:t>
+      </w:r>
+      <w:r>
+        <w:rPr>
+          <w:i/>
+          <w:iCs/>
+        </w:rPr>
+        <w:t xml:space="preserve">et al.</w:t>
+      </w:r>
+      <w:r>
+        <w:t xml:space="preserve"> </w:t>
+      </w:r>
+      <w:r>
+        <w:t xml:space="preserve">(2019) Plastic responses to novel environments are biased towards phenotype dimensions with high additive genetic variation.</w:t>
+      </w:r>
+      <w:r>
+        <w:t xml:space="preserve"> </w:t>
+      </w:r>
+      <w:r>
+        <w:rPr>
+          <w:i/>
+          <w:iCs/>
+        </w:rPr>
+        <w:t xml:space="preserve">Proc. Natl. Acad. Sci. U. S. A.</w:t>
+      </w:r>
+      <w:r>
+        <w:t xml:space="preserve"> </w:t>
+      </w:r>
+      <w:r>
+        <w:t xml:space="preserve">116, 13452–13461</w:t>
+      </w:r>
+    </w:p>
+    <w:bookmarkEnd w:id="130"/>
+    <w:bookmarkStart w:id="131" w:name="ref-Sousa2010"/>
+    <w:p>
+      <w:pPr>
+        <w:pStyle w:val="Bibliography"/>
+      </w:pPr>
+      <w:r>
+        <w:t xml:space="preserve">91.</w:t>
+      </w:r>
+      <w:r>
+        <w:t xml:space="preserve"> </w:t>
+      </w:r>
+      <w:r>
+        <w:t xml:space="preserve">	</w:t>
+      </w:r>
+      <w:r>
+        <w:t xml:space="preserve">Sousa, T.</w:t>
+      </w:r>
+      <w:r>
+        <w:t xml:space="preserve"> </w:t>
+      </w:r>
+      <w:r>
+        <w:rPr>
+          <w:i/>
+          <w:iCs/>
+        </w:rPr>
+        <w:t xml:space="preserve">et al.</w:t>
+      </w:r>
+      <w:r>
+        <w:t xml:space="preserve"> </w:t>
+      </w:r>
+      <w:r>
+        <w:t xml:space="preserve">(2010) Dynamic energy budget theory restores coherence in biology.</w:t>
+      </w:r>
+      <w:r>
+        <w:t xml:space="preserve"> </w:t>
+      </w:r>
+      <w:r>
+        <w:rPr>
+          <w:i/>
+          <w:iCs/>
+        </w:rPr>
+        <w:t xml:space="preserve">Philos. Trans. R. Soc. Lond. B Biol. Sci.</w:t>
+      </w:r>
+      <w:r>
+        <w:t xml:space="preserve"> </w:t>
+      </w:r>
+      <w:r>
+        <w:t xml:space="preserve">365, 3413–3428</w:t>
+      </w:r>
+    </w:p>
+    <w:bookmarkEnd w:id="131"/>
+    <w:bookmarkStart w:id="132" w:name="ref-Stinchcombe2012"/>
+    <w:p>
+      <w:pPr>
+        <w:pStyle w:val="Bibliography"/>
+      </w:pPr>
+      <w:r>
+        <w:t xml:space="preserve">92.</w:t>
+      </w:r>
+      <w:r>
+        <w:t xml:space="preserve"> </w:t>
+      </w:r>
+      <w:r>
+        <w:t xml:space="preserve">	</w:t>
+      </w:r>
+      <w:r>
+        <w:t xml:space="preserve">Stinchcombe, J.R.</w:t>
+      </w:r>
+      <w:r>
+        <w:t xml:space="preserve"> </w:t>
+      </w:r>
+      <w:r>
+        <w:rPr>
+          <w:i/>
+          <w:iCs/>
+        </w:rPr>
+        <w:t xml:space="preserve">et al.</w:t>
+      </w:r>
+      <w:r>
+        <w:t xml:space="preserve"> </w:t>
+      </w:r>
+      <w:r>
+        <w:t xml:space="preserve">(2012) Genetics and evolution of function-valued traits: Understanding environmentally responsive phenotypes.</w:t>
       </w:r>
       <w:r>
         <w:t xml:space="preserve"> </w:t>
@@ -5882,17 +8042,17 @@
         <w:t xml:space="preserve"> </w:t>
       </w:r>
       <w:r>
-        <w:t xml:space="preserve">9, 191–193</w:t>
-      </w:r>
-    </w:p>
-    <w:bookmarkEnd w:id="98"/>
-    <w:bookmarkStart w:id="99" w:name="ref-Weiss-Lehman2022"/>
+        <w:t xml:space="preserve">27, 637–647</w:t>
+      </w:r>
+    </w:p>
+    <w:bookmarkEnd w:id="132"/>
+    <w:bookmarkStart w:id="133" w:name="ref-Lande1979"/>
     <w:p>
       <w:pPr>
         <w:pStyle w:val="Bibliography"/>
       </w:pPr>
       <w:r>
-        <w:t xml:space="preserve">59.</w:t>
+        <w:t xml:space="preserve">93.</w:t>
       </w:r>
       <w:r>
         <w:t xml:space="preserve"> </w:t>
@@ -5901,7 +8061,74 @@
         <w:t xml:space="preserve">	</w:t>
       </w:r>
       <w:r>
-        <w:t xml:space="preserve">Weiss-Lehman, C.P.</w:t>
+        <w:t xml:space="preserve">Lande, R. (1979) Quantitative genetic analysis of multivariate evolution, applied to brain:body size allometry.</w:t>
+      </w:r>
+      <w:r>
+        <w:t xml:space="preserve"> </w:t>
+      </w:r>
+      <w:r>
+        <w:rPr>
+          <w:i/>
+          <w:iCs/>
+        </w:rPr>
+        <w:t xml:space="preserve">Evolution</w:t>
+      </w:r>
+      <w:r>
+        <w:t xml:space="preserve"> </w:t>
+      </w:r>
+      <w:r>
+        <w:t xml:space="preserve">33</w:t>
+      </w:r>
+    </w:p>
+    <w:bookmarkEnd w:id="133"/>
+    <w:bookmarkStart w:id="134" w:name="ref-Walsh2018"/>
+    <w:p>
+      <w:pPr>
+        <w:pStyle w:val="Bibliography"/>
+      </w:pPr>
+      <w:r>
+        <w:t xml:space="preserve">94.</w:t>
+      </w:r>
+      <w:r>
+        <w:t xml:space="preserve"> </w:t>
+      </w:r>
+      <w:r>
+        <w:t xml:space="preserve">	</w:t>
+      </w:r>
+      <w:r>
+        <w:t xml:space="preserve">Walsh, B. and Lynch, M. (2018)</w:t>
+      </w:r>
+      <w:r>
+        <w:t xml:space="preserve"> </w:t>
+      </w:r>
+      <w:r>
+        <w:rPr>
+          <w:i/>
+          <w:iCs/>
+        </w:rPr>
+        <w:t xml:space="preserve">Evolution and selection of quantitative traits</w:t>
+      </w:r>
+      <w:r>
+        <w:t xml:space="preserve">, Oxford University Press</w:t>
+      </w:r>
+    </w:p>
+    <w:bookmarkEnd w:id="134"/>
+    <w:bookmarkStart w:id="135" w:name="ref-Youngblood2025"/>
+    <w:p>
+      <w:pPr>
+        <w:pStyle w:val="Bibliography"/>
+      </w:pPr>
+      <w:r>
+        <w:t xml:space="preserve">95.</w:t>
+      </w:r>
+      <w:r>
+        <w:t xml:space="preserve"> </w:t>
+      </w:r>
+      <w:r>
+        <w:t xml:space="preserve">	</w:t>
+      </w:r>
+      <w:r>
+        <w:t xml:space="preserve">Youngblood, J.P.</w:t>
       </w:r>
       <w:r>
         <w:t xml:space="preserve"> </w:t>
@@ -5917,7 +8144,154 @@
         <w:t xml:space="preserve"> </w:t>
       </w:r>
       <w:r>
-        <w:t xml:space="preserve">(2022) Disentangling key species interactions in diverse and heterogeneous communities: A bayesian sparse modelling approach.</w:t>
+        <w:t xml:space="preserve">(2025) Dehydration worsens heat tolerance of locusts and amplifies predicted impacts of climate change.</w:t>
+      </w:r>
+      <w:r>
+        <w:t xml:space="preserve"> </w:t>
+      </w:r>
+      <w:r>
+        <w:rPr>
+          <w:i/>
+          <w:iCs/>
+        </w:rPr>
+        <w:t xml:space="preserve">Funct. Ecol.</w:t>
+      </w:r>
+    </w:p>
+    <w:bookmarkEnd w:id="135"/>
+    <w:bookmarkStart w:id="136" w:name="ref-Baeza_Icaza2025"/>
+    <w:p>
+      <w:pPr>
+        <w:pStyle w:val="Bibliography"/>
+      </w:pPr>
+      <w:r>
+        <w:t xml:space="preserve">96.</w:t>
+      </w:r>
+      <w:r>
+        <w:t xml:space="preserve"> </w:t>
+      </w:r>
+      <w:r>
+        <w:t xml:space="preserve">	</w:t>
+      </w:r>
+      <w:r>
+        <w:t xml:space="preserve">Baeza Icaza, A.</w:t>
+      </w:r>
+      <w:r>
+        <w:t xml:space="preserve"> </w:t>
+      </w:r>
+      <w:r>
+        <w:rPr>
+          <w:i/>
+          <w:iCs/>
+        </w:rPr>
+        <w:t xml:space="preserve">et al.</w:t>
+      </w:r>
+      <w:r>
+        <w:t xml:space="preserve"> </w:t>
+      </w:r>
+      <w:r>
+        <w:t xml:space="preserve">(2025) Warm acclimation reduces the sensitivity of drosophila species to heat stress at ecologically relevant scales.</w:t>
+      </w:r>
+      <w:r>
+        <w:t xml:space="preserve"> </w:t>
+      </w:r>
+      <w:r>
+        <w:rPr>
+          <w:i/>
+          <w:iCs/>
+        </w:rPr>
+        <w:t xml:space="preserve">J. Anim. Ecol.</w:t>
+      </w:r>
+      <w:r>
+        <w:t xml:space="preserve"> </w:t>
+      </w:r>
+      <w:r>
+        <w:t xml:space="preserve">94, 896–907</w:t>
+      </w:r>
+    </w:p>
+    <w:bookmarkEnd w:id="136"/>
+    <w:bookmarkStart w:id="137" w:name="ref-Kearney2009a"/>
+    <w:p>
+      <w:pPr>
+        <w:pStyle w:val="Bibliography"/>
+      </w:pPr>
+      <w:r>
+        <w:t xml:space="preserve">97.</w:t>
+      </w:r>
+      <w:r>
+        <w:t xml:space="preserve"> </w:t>
+      </w:r>
+      <w:r>
+        <w:t xml:space="preserve">	</w:t>
+      </w:r>
+      <w:r>
+        <w:t xml:space="preserve">Kearney, M.</w:t>
+      </w:r>
+      <w:r>
+        <w:t xml:space="preserve"> </w:t>
+      </w:r>
+      <w:r>
+        <w:rPr>
+          <w:i/>
+          <w:iCs/>
+        </w:rPr>
+        <w:t xml:space="preserve">et al.</w:t>
+      </w:r>
+      <w:r>
+        <w:t xml:space="preserve"> </w:t>
+      </w:r>
+      <w:r>
+        <w:t xml:space="preserve">(2009) Integrating biophysical models and evolutionary theory to predict climatic impacts on species’ ranges: The dengue mosquito aedes aegypti in australia.</w:t>
+      </w:r>
+      <w:r>
+        <w:t xml:space="preserve"> </w:t>
+      </w:r>
+      <w:r>
+        <w:rPr>
+          <w:i/>
+          <w:iCs/>
+        </w:rPr>
+        <w:t xml:space="preserve">Funct. Ecol.</w:t>
+      </w:r>
+      <w:r>
+        <w:t xml:space="preserve"> </w:t>
+      </w:r>
+      <w:r>
+        <w:t xml:space="preserve">23, 528–538</w:t>
+      </w:r>
+    </w:p>
+    <w:bookmarkEnd w:id="137"/>
+    <w:bookmarkStart w:id="138" w:name="ref-Ellner2011"/>
+    <w:p>
+      <w:pPr>
+        <w:pStyle w:val="Bibliography"/>
+      </w:pPr>
+      <w:r>
+        <w:t xml:space="preserve">98.</w:t>
+      </w:r>
+      <w:r>
+        <w:t xml:space="preserve"> </w:t>
+      </w:r>
+      <w:r>
+        <w:t xml:space="preserve">	</w:t>
+      </w:r>
+      <w:r>
+        <w:t xml:space="preserve">Ellner, S.P.</w:t>
+      </w:r>
+      <w:r>
+        <w:t xml:space="preserve"> </w:t>
+      </w:r>
+      <w:r>
+        <w:rPr>
+          <w:i/>
+          <w:iCs/>
+        </w:rPr>
+        <w:t xml:space="preserve">et al.</w:t>
+      </w:r>
+      <w:r>
+        <w:t xml:space="preserve"> </w:t>
+      </w:r>
+      <w:r>
+        <w:t xml:space="preserve">(2011) Does rapid evolution matter? Measuring the rate of contemporary evolution and its impacts on ecological dynamics: How much does rapid evolution matter?</w:t>
       </w:r>
       <w:r>
         <w:t xml:space="preserve"> </w:t>
@@ -5933,17 +8307,17 @@
         <w:t xml:space="preserve"> </w:t>
       </w:r>
       <w:r>
-        <w:t xml:space="preserve">25, 1263–1276</w:t>
-      </w:r>
-    </w:p>
-    <w:bookmarkEnd w:id="99"/>
-    <w:bookmarkStart w:id="100" w:name="ref-Chevin2017"/>
+        <w:t xml:space="preserve">14, 603–614</w:t>
+      </w:r>
+    </w:p>
+    <w:bookmarkEnd w:id="138"/>
+    <w:bookmarkStart w:id="139" w:name="ref-Pottier2022a"/>
     <w:p>
       <w:pPr>
         <w:pStyle w:val="Bibliography"/>
       </w:pPr>
       <w:r>
-        <w:t xml:space="preserve">60.</w:t>
+        <w:t xml:space="preserve">99.</w:t>
       </w:r>
       <w:r>
         <w:t xml:space="preserve"> </w:t>
@@ -5952,33 +8326,49 @@
         <w:t xml:space="preserve">	</w:t>
       </w:r>
       <w:r>
-        <w:t xml:space="preserve">Chevin, L.-M. and Hoffmann, A.A. (2017) Evolution of phenotypic plasticity in extreme environments.</w:t>
-      </w:r>
-      <w:r>
-        <w:t xml:space="preserve"> </w:t>
-      </w:r>
-      <w:r>
-        <w:rPr>
-          <w:i/>
-          <w:iCs/>
-        </w:rPr>
-        <w:t xml:space="preserve">Philos. Trans. R. Soc. Lond. B Biol. Sci.</w:t>
-      </w:r>
-      <w:r>
-        <w:t xml:space="preserve"> </w:t>
-      </w:r>
-      <w:r>
-        <w:t xml:space="preserve">372</w:t>
-      </w:r>
-    </w:p>
-    <w:bookmarkEnd w:id="100"/>
-    <w:bookmarkStart w:id="101" w:name="ref-Urban2024"/>
+        <w:t xml:space="preserve">Pottier, P.</w:t>
+      </w:r>
+      <w:r>
+        <w:t xml:space="preserve"> </w:t>
+      </w:r>
+      <w:r>
+        <w:rPr>
+          <w:i/>
+          <w:iCs/>
+        </w:rPr>
+        <w:t xml:space="preserve">et al.</w:t>
+      </w:r>
+      <w:r>
+        <w:t xml:space="preserve"> </w:t>
+      </w:r>
+      <w:r>
+        <w:t xml:space="preserve">(2022) Developmental plasticity in thermal tolerance: Ontogenetic variation, persistence, and future directions.</w:t>
+      </w:r>
+      <w:r>
+        <w:t xml:space="preserve"> </w:t>
+      </w:r>
+      <w:r>
+        <w:rPr>
+          <w:i/>
+          <w:iCs/>
+        </w:rPr>
+        <w:t xml:space="preserve">Ecol. Lett.</w:t>
+      </w:r>
+      <w:r>
+        <w:t xml:space="preserve"> </w:t>
+      </w:r>
+      <w:r>
+        <w:t xml:space="preserve">25, 2245–2268</w:t>
+      </w:r>
+    </w:p>
+    <w:bookmarkEnd w:id="139"/>
+    <w:bookmarkStart w:id="140" w:name="ref-Leiva2024b"/>
     <w:p>
       <w:pPr>
         <w:pStyle w:val="Bibliography"/>
       </w:pPr>
       <w:r>
-        <w:t xml:space="preserve">61.</w:t>
+        <w:t xml:space="preserve">100.</w:t>
       </w:r>
       <w:r>
         <w:t xml:space="preserve"> </w:t>
@@ -5987,7 +8377,7 @@
         <w:t xml:space="preserve">	</w:t>
       </w:r>
       <w:r>
-        <w:t xml:space="preserve">Urban, M.C.</w:t>
+        <w:t xml:space="preserve">Leiva, F.P.</w:t>
       </w:r>
       <w:r>
         <w:t xml:space="preserve"> </w:t>
@@ -6003,33 +8393,17 @@
         <w:t xml:space="preserve"> </w:t>
       </w:r>
       <w:r>
-        <w:t xml:space="preserve">(2024) When and how can we predict adaptive responses to climate change?</w:t>
-      </w:r>
-      <w:r>
-        <w:t xml:space="preserve"> </w:t>
-      </w:r>
-      <w:r>
-        <w:rPr>
-          <w:i/>
-          <w:iCs/>
-        </w:rPr>
-        <w:t xml:space="preserve">Evolution Letters</w:t>
-      </w:r>
-      <w:r>
-        <w:t xml:space="preserve"> </w:t>
-      </w:r>
-      <w:r>
-        <w:t xml:space="preserve">8, 172–187</w:t>
-      </w:r>
-    </w:p>
-    <w:bookmarkEnd w:id="101"/>
-    <w:bookmarkStart w:id="102" w:name="ref-Hoffmann2011"/>
+        <w:t xml:space="preserve">(2024) Genetic variation of heat tolerance in a model ectotherm: An approach using thermal death time curves</w:t>
+      </w:r>
+    </w:p>
+    <w:bookmarkEnd w:id="140"/>
+    <w:bookmarkStart w:id="141" w:name="ref-Assessment_undated-fv"/>
     <w:p>
       <w:pPr>
         <w:pStyle w:val="Bibliography"/>
       </w:pPr>
       <w:r>
-        <w:t xml:space="preserve">62.</w:t>
+        <w:t xml:space="preserve">101.</w:t>
       </w:r>
       <w:r>
         <w:t xml:space="preserve"> </w:t>
@@ -6038,17 +8412,17 @@
         <w:t xml:space="preserve">	</w:t>
       </w:r>
       <w:r>
-        <w:t xml:space="preserve">Hoffmann, A.A. and Sgrò, C.M. (2011) Climate change and evolutionary adaptation. 470, 479–485</w:t>
-      </w:r>
-    </w:p>
-    <w:bookmarkEnd w:id="102"/>
-    <w:bookmarkStart w:id="103" w:name="ref-Hoffmann2022"/>
+        <w:t xml:space="preserve">Assessment, M.E. (2005) Opportunities and challenges for business and industryunioviedo.es</w:t>
+      </w:r>
+    </w:p>
+    <w:bookmarkEnd w:id="141"/>
+    <w:bookmarkStart w:id="142" w:name="ref-Dandy2019"/>
     <w:p>
       <w:pPr>
         <w:pStyle w:val="Bibliography"/>
       </w:pPr>
       <w:r>
-        <w:t xml:space="preserve">63.</w:t>
+        <w:t xml:space="preserve">102.</w:t>
       </w:r>
       <w:r>
         <w:t xml:space="preserve"> </w:t>
@@ -6057,33 +8431,49 @@
         <w:t xml:space="preserve">	</w:t>
       </w:r>
       <w:r>
-        <w:t xml:space="preserve">Hoffmann, A.A. and Bridle, J. (2022) The dangers of irreversibility in an age of increased uncertainty: Revisiting plasticity in invertebrates.</w:t>
-      </w:r>
-      <w:r>
-        <w:t xml:space="preserve"> </w:t>
-      </w:r>
-      <w:r>
-        <w:rPr>
-          <w:i/>
-          <w:iCs/>
-        </w:rPr>
-        <w:t xml:space="preserve">Oikos</w:t>
-      </w:r>
-      <w:r>
-        <w:t xml:space="preserve"> </w:t>
-      </w:r>
-      <w:r>
-        <w:t xml:space="preserve">2022</w:t>
-      </w:r>
-    </w:p>
-    <w:bookmarkEnd w:id="103"/>
-    <w:bookmarkStart w:id="104" w:name="ref-Ghalambor2015"/>
+        <w:t xml:space="preserve">Dandy, J.</w:t>
+      </w:r>
+      <w:r>
+        <w:t xml:space="preserve"> </w:t>
+      </w:r>
+      <w:r>
+        <w:rPr>
+          <w:i/>
+          <w:iCs/>
+        </w:rPr>
+        <w:t xml:space="preserve">et al.</w:t>
+      </w:r>
+      <w:r>
+        <w:t xml:space="preserve"> </w:t>
+      </w:r>
+      <w:r>
+        <w:t xml:space="preserve">(2019) Leaving home: Place attachment and decisions to move in the face of environmental change.</w:t>
+      </w:r>
+      <w:r>
+        <w:t xml:space="preserve"> </w:t>
+      </w:r>
+      <w:r>
+        <w:rPr>
+          <w:i/>
+          <w:iCs/>
+        </w:rPr>
+        <w:t xml:space="preserve">Reg. Environ. Change</w:t>
+      </w:r>
+      <w:r>
+        <w:t xml:space="preserve"> </w:t>
+      </w:r>
+      <w:r>
+        <w:t xml:space="preserve">19, 615–620</w:t>
+      </w:r>
+    </w:p>
+    <w:bookmarkEnd w:id="142"/>
+    <w:bookmarkStart w:id="143" w:name="ref-Price2014"/>
     <w:p>
       <w:pPr>
         <w:pStyle w:val="Bibliography"/>
       </w:pPr>
       <w:r>
-        <w:t xml:space="preserve">64.</w:t>
+        <w:t xml:space="preserve">103.</w:t>
       </w:r>
       <w:r>
         <w:t xml:space="preserve"> </w:t>
@@ -6092,7 +8482,42 @@
         <w:t xml:space="preserve">	</w:t>
       </w:r>
       <w:r>
-        <w:t xml:space="preserve">Ghalambor, C.</w:t>
+        <w:t xml:space="preserve">Price, J.C. and Leviston, Z. (2014) Predicting pro-environmental agricultural practices: The social, psychological and contextual influences on land management.</w:t>
+      </w:r>
+      <w:r>
+        <w:t xml:space="preserve"> </w:t>
+      </w:r>
+      <w:r>
+        <w:rPr>
+          <w:i/>
+          <w:iCs/>
+        </w:rPr>
+        <w:t xml:space="preserve">J. Rural Stud.</w:t>
+      </w:r>
+      <w:r>
+        <w:t xml:space="preserve"> </w:t>
+      </w:r>
+      <w:r>
+        <w:t xml:space="preserve">34, 65–78</w:t>
+      </w:r>
+    </w:p>
+    <w:bookmarkEnd w:id="143"/>
+    <w:bookmarkStart w:id="144" w:name="ref-Leviston2018"/>
+    <w:p>
+      <w:pPr>
+        <w:pStyle w:val="Bibliography"/>
+      </w:pPr>
+      <w:r>
+        <w:t xml:space="preserve">104.</w:t>
+      </w:r>
+      <w:r>
+        <w:t xml:space="preserve"> </w:t>
+      </w:r>
+      <w:r>
+        <w:t xml:space="preserve">	</w:t>
+      </w:r>
+      <w:r>
+        <w:t xml:space="preserve">Leviston, Z.</w:t>
       </w:r>
       <w:r>
         <w:t xml:space="preserve"> </w:t>
@@ -6108,33 +8533,33 @@
         <w:t xml:space="preserve"> </w:t>
       </w:r>
       <w:r>
-        <w:t xml:space="preserve">(2015) Non-adaptive plasticity potentiates rapid adaptive evolution of gene expression in nature.</w:t>
-      </w:r>
-      <w:r>
-        <w:t xml:space="preserve"> </w:t>
-      </w:r>
-      <w:r>
-        <w:rPr>
-          <w:i/>
-          <w:iCs/>
-        </w:rPr>
-        <w:t xml:space="preserve">Nature</w:t>
-      </w:r>
-      <w:r>
-        <w:t xml:space="preserve"> </w:t>
-      </w:r>
-      <w:r>
-        <w:t xml:space="preserve">525, 372–375</w:t>
-      </w:r>
-    </w:p>
-    <w:bookmarkEnd w:id="104"/>
-    <w:bookmarkStart w:id="105" w:name="ref-Oostra2018"/>
+        <w:t xml:space="preserve">(2018) Linkages between ecosystem services and human wellbeing: A nexus webs approach.</w:t>
+      </w:r>
+      <w:r>
+        <w:t xml:space="preserve"> </w:t>
+      </w:r>
+      <w:r>
+        <w:rPr>
+          <w:i/>
+          <w:iCs/>
+        </w:rPr>
+        <w:t xml:space="preserve">Ecol. Indic.</w:t>
+      </w:r>
+      <w:r>
+        <w:t xml:space="preserve"> </w:t>
+      </w:r>
+      <w:r>
+        <w:t xml:space="preserve">93, 658–668</w:t>
+      </w:r>
+    </w:p>
+    <w:bookmarkEnd w:id="144"/>
+    <w:bookmarkStart w:id="145" w:name="ref-Bai2016"/>
     <w:p>
       <w:pPr>
         <w:pStyle w:val="Bibliography"/>
       </w:pPr>
       <w:r>
-        <w:t xml:space="preserve">65.</w:t>
+        <w:t xml:space="preserve">105.</w:t>
       </w:r>
       <w:r>
         <w:t xml:space="preserve"> </w:t>
@@ -6143,7 +8568,7 @@
         <w:t xml:space="preserve">	</w:t>
       </w:r>
       <w:r>
-        <w:t xml:space="preserve">Oostra, V.</w:t>
+        <w:t xml:space="preserve">Bai, X.</w:t>
       </w:r>
       <w:r>
         <w:t xml:space="preserve"> </w:t>
@@ -6159,33 +8584,33 @@
         <w:t xml:space="preserve"> </w:t>
       </w:r>
       <w:r>
-        <w:t xml:space="preserve">(2018) Strong phenotypic plasticity limits potential for evolutionary responses to climate change.</w:t>
-      </w:r>
-      <w:r>
-        <w:t xml:space="preserve"> </w:t>
-      </w:r>
-      <w:r>
-        <w:rPr>
-          <w:i/>
-          <w:iCs/>
-        </w:rPr>
-        <w:t xml:space="preserve">Nat. Commun.</w:t>
-      </w:r>
-      <w:r>
-        <w:t xml:space="preserve"> </w:t>
-      </w:r>
-      <w:r>
-        <w:t xml:space="preserve">9, 1005</w:t>
-      </w:r>
-    </w:p>
-    <w:bookmarkEnd w:id="105"/>
-    <w:bookmarkStart w:id="106" w:name="ref-Noble2019"/>
+        <w:t xml:space="preserve">(2016) Defining and advancing a systems approach for sustainable cities.</w:t>
+      </w:r>
+      <w:r>
+        <w:t xml:space="preserve"> </w:t>
+      </w:r>
+      <w:r>
+        <w:rPr>
+          <w:i/>
+          <w:iCs/>
+        </w:rPr>
+        <w:t xml:space="preserve">Curr. Opin. Environ. Sustain.</w:t>
+      </w:r>
+      <w:r>
+        <w:t xml:space="preserve"> </w:t>
+      </w:r>
+      <w:r>
+        <w:t xml:space="preserve">23, 69–78</w:t>
+      </w:r>
+    </w:p>
+    <w:bookmarkEnd w:id="145"/>
+    <w:bookmarkStart w:id="146" w:name="ref-Grimm2008"/>
     <w:p>
       <w:pPr>
         <w:pStyle w:val="Bibliography"/>
       </w:pPr>
       <w:r>
-        <w:t xml:space="preserve">66.</w:t>
+        <w:t xml:space="preserve">106.</w:t>
       </w:r>
       <w:r>
         <w:t xml:space="preserve"> </w:t>
@@ -6194,7 +8619,7 @@
         <w:t xml:space="preserve">	</w:t>
       </w:r>
       <w:r>
-        <w:t xml:space="preserve">Noble, D.W.A.</w:t>
+        <w:t xml:space="preserve">Grimm, N.B.</w:t>
       </w:r>
       <w:r>
         <w:t xml:space="preserve"> </w:t>
@@ -6210,33 +8635,33 @@
         <w:t xml:space="preserve"> </w:t>
       </w:r>
       <w:r>
-        <w:t xml:space="preserve">(2019) Plastic responses to novel environments are biased towards phenotype dimensions with high additive genetic variation.</w:t>
-      </w:r>
-      <w:r>
-        <w:t xml:space="preserve"> </w:t>
-      </w:r>
-      <w:r>
-        <w:rPr>
-          <w:i/>
-          <w:iCs/>
-        </w:rPr>
-        <w:t xml:space="preserve">Proc. Natl. Acad. Sci. U. S. A.</w:t>
-      </w:r>
-      <w:r>
-        <w:t xml:space="preserve"> </w:t>
-      </w:r>
-      <w:r>
-        <w:t xml:space="preserve">116, 13452–13461</w:t>
-      </w:r>
-    </w:p>
-    <w:bookmarkEnd w:id="106"/>
-    <w:bookmarkStart w:id="107" w:name="ref-Sousa2010"/>
+        <w:t xml:space="preserve">(2008) Global change and the ecology of cities.</w:t>
+      </w:r>
+      <w:r>
+        <w:t xml:space="preserve"> </w:t>
+      </w:r>
+      <w:r>
+        <w:rPr>
+          <w:i/>
+          <w:iCs/>
+        </w:rPr>
+        <w:t xml:space="preserve">Science</w:t>
+      </w:r>
+      <w:r>
+        <w:t xml:space="preserve"> </w:t>
+      </w:r>
+      <w:r>
+        <w:t xml:space="preserve">319, 756–760</w:t>
+      </w:r>
+    </w:p>
+    <w:bookmarkEnd w:id="146"/>
+    <w:bookmarkStart w:id="147" w:name="ref-Hendricks2022"/>
     <w:p>
       <w:pPr>
         <w:pStyle w:val="Bibliography"/>
       </w:pPr>
       <w:r>
-        <w:t xml:space="preserve">67.</w:t>
+        <w:t xml:space="preserve">107.</w:t>
       </w:r>
       <w:r>
         <w:t xml:space="preserve"> </w:t>
@@ -6245,7 +8670,7 @@
         <w:t xml:space="preserve">	</w:t>
       </w:r>
       <w:r>
-        <w:t xml:space="preserve">Sousa, T.</w:t>
+        <w:t xml:space="preserve">Hendricks, J.</w:t>
       </w:r>
       <w:r>
         <w:t xml:space="preserve"> </w:t>
@@ -6261,33 +8686,33 @@
         <w:t xml:space="preserve"> </w:t>
       </w:r>
       <w:r>
-        <w:t xml:space="preserve">(2010) Dynamic energy budget theory restores coherence in biology.</w:t>
-      </w:r>
-      <w:r>
-        <w:t xml:space="preserve"> </w:t>
-      </w:r>
-      <w:r>
-        <w:rPr>
-          <w:i/>
-          <w:iCs/>
-        </w:rPr>
-        <w:t xml:space="preserve">Philos. Trans. R. Soc. Lond. B Biol. Sci.</w:t>
-      </w:r>
-      <w:r>
-        <w:t xml:space="preserve"> </w:t>
-      </w:r>
-      <w:r>
-        <w:t xml:space="preserve">365, 3413–3428</w:t>
-      </w:r>
-    </w:p>
-    <w:bookmarkEnd w:id="107"/>
-    <w:bookmarkStart w:id="108" w:name="ref-Stinchcombe2012"/>
+        <w:t xml:space="preserve">(2022) Public perceptions of potential adaptations for mitigating heat stress on australian dairy farms.</w:t>
+      </w:r>
+      <w:r>
+        <w:t xml:space="preserve"> </w:t>
+      </w:r>
+      <w:r>
+        <w:rPr>
+          <w:i/>
+          <w:iCs/>
+        </w:rPr>
+        <w:t xml:space="preserve">J. Dairy Sci.</w:t>
+      </w:r>
+      <w:r>
+        <w:t xml:space="preserve"> </w:t>
+      </w:r>
+      <w:r>
+        <w:t xml:space="preserve">105, 5893–5908</w:t>
+      </w:r>
+    </w:p>
+    <w:bookmarkEnd w:id="147"/>
+    <w:bookmarkStart w:id="148" w:name="ref-Sutanto2020"/>
     <w:p>
       <w:pPr>
         <w:pStyle w:val="Bibliography"/>
       </w:pPr>
       <w:r>
-        <w:t xml:space="preserve">68.</w:t>
+        <w:t xml:space="preserve">108.</w:t>
       </w:r>
       <w:r>
         <w:t xml:space="preserve"> </w:t>
@@ -6296,7 +8721,7 @@
         <w:t xml:space="preserve">	</w:t>
       </w:r>
       <w:r>
-        <w:t xml:space="preserve">Stinchcombe, J.R.</w:t>
+        <w:t xml:space="preserve">Sutanto, S.J.</w:t>
       </w:r>
       <w:r>
         <w:t xml:space="preserve"> </w:t>
@@ -6312,33 +8737,33 @@
         <w:t xml:space="preserve"> </w:t>
       </w:r>
       <w:r>
-        <w:t xml:space="preserve">(2012) Genetics and evolution of function-valued traits: Understanding environmentally responsive phenotypes.</w:t>
-      </w:r>
-      <w:r>
-        <w:t xml:space="preserve"> </w:t>
-      </w:r>
-      <w:r>
-        <w:rPr>
-          <w:i/>
-          <w:iCs/>
-        </w:rPr>
-        <w:t xml:space="preserve">Trends Ecol. Evol.</w:t>
-      </w:r>
-      <w:r>
-        <w:t xml:space="preserve"> </w:t>
-      </w:r>
-      <w:r>
-        <w:t xml:space="preserve">27, 637–647</w:t>
-      </w:r>
-    </w:p>
-    <w:bookmarkEnd w:id="108"/>
-    <w:bookmarkStart w:id="109" w:name="ref-Lande1979"/>
+        <w:t xml:space="preserve">(2020) Heatwaves, droughts, and fires: Exploring compound and cascading dry hazards at the pan-european scale.</w:t>
+      </w:r>
+      <w:r>
+        <w:t xml:space="preserve"> </w:t>
+      </w:r>
+      <w:r>
+        <w:rPr>
+          <w:i/>
+          <w:iCs/>
+        </w:rPr>
+        <w:t xml:space="preserve">Environ. Int.</w:t>
+      </w:r>
+      <w:r>
+        <w:t xml:space="preserve"> </w:t>
+      </w:r>
+      <w:r>
+        <w:t xml:space="preserve">134, 105276</w:t>
+      </w:r>
+    </w:p>
+    <w:bookmarkEnd w:id="148"/>
+    <w:bookmarkStart w:id="149" w:name="ref-Liu2007"/>
     <w:p>
       <w:pPr>
         <w:pStyle w:val="Bibliography"/>
       </w:pPr>
       <w:r>
-        <w:t xml:space="preserve">69.</w:t>
+        <w:t xml:space="preserve">109.</w:t>
       </w:r>
       <w:r>
         <w:t xml:space="preserve"> </w:t>
@@ -6347,33 +8772,49 @@
         <w:t xml:space="preserve">	</w:t>
       </w:r>
       <w:r>
-        <w:t xml:space="preserve">Lande, R. (1979) Quantitative genetic analysis of multivariate evolution, applied to brain:body size allometry.</w:t>
-      </w:r>
-      <w:r>
-        <w:t xml:space="preserve"> </w:t>
-      </w:r>
-      <w:r>
-        <w:rPr>
-          <w:i/>
-          <w:iCs/>
-        </w:rPr>
-        <w:t xml:space="preserve">Evolution</w:t>
-      </w:r>
-      <w:r>
-        <w:t xml:space="preserve"> </w:t>
-      </w:r>
-      <w:r>
-        <w:t xml:space="preserve">33</w:t>
-      </w:r>
-    </w:p>
-    <w:bookmarkEnd w:id="109"/>
-    <w:bookmarkStart w:id="110" w:name="ref-Walsh2018"/>
+        <w:t xml:space="preserve">Liu, J.</w:t>
+      </w:r>
+      <w:r>
+        <w:t xml:space="preserve"> </w:t>
+      </w:r>
+      <w:r>
+        <w:rPr>
+          <w:i/>
+          <w:iCs/>
+        </w:rPr>
+        <w:t xml:space="preserve">et al.</w:t>
+      </w:r>
+      <w:r>
+        <w:t xml:space="preserve"> </w:t>
+      </w:r>
+      <w:r>
+        <w:t xml:space="preserve">(2007) Coupled human and natural systems.</w:t>
+      </w:r>
+      <w:r>
+        <w:t xml:space="preserve"> </w:t>
+      </w:r>
+      <w:r>
+        <w:rPr>
+          <w:i/>
+          <w:iCs/>
+        </w:rPr>
+        <w:t xml:space="preserve">Ambio</w:t>
+      </w:r>
+      <w:r>
+        <w:t xml:space="preserve"> </w:t>
+      </w:r>
+      <w:r>
+        <w:t xml:space="preserve">36, 639–649</w:t>
+      </w:r>
+    </w:p>
+    <w:bookmarkEnd w:id="149"/>
+    <w:bookmarkStart w:id="150" w:name="ref-Black2011"/>
     <w:p>
       <w:pPr>
         <w:pStyle w:val="Bibliography"/>
       </w:pPr>
       <w:r>
-        <w:t xml:space="preserve">70.</w:t>
+        <w:t xml:space="preserve">110.</w:t>
       </w:r>
       <w:r>
         <w:t xml:space="preserve"> </w:t>
@@ -6382,30 +8823,49 @@
         <w:t xml:space="preserve">	</w:t>
       </w:r>
       <w:r>
-        <w:t xml:space="preserve">Walsh, B. and Lynch, M. (2018)</w:t>
-      </w:r>
-      <w:r>
-        <w:t xml:space="preserve"> </w:t>
-      </w:r>
-      <w:r>
-        <w:rPr>
-          <w:i/>
-          <w:iCs/>
-        </w:rPr>
-        <w:t xml:space="preserve">Evolution and selection of quantitative traits</w:t>
-      </w:r>
-      <w:r>
-        <w:t xml:space="preserve">, Oxford University Press</w:t>
-      </w:r>
-    </w:p>
-    <w:bookmarkEnd w:id="110"/>
-    <w:bookmarkStart w:id="111" w:name="ref-Youngblood2025"/>
+        <w:t xml:space="preserve">Black, R.</w:t>
+      </w:r>
+      <w:r>
+        <w:t xml:space="preserve"> </w:t>
+      </w:r>
+      <w:r>
+        <w:rPr>
+          <w:i/>
+          <w:iCs/>
+        </w:rPr>
+        <w:t xml:space="preserve">et al.</w:t>
+      </w:r>
+      <w:r>
+        <w:t xml:space="preserve"> </w:t>
+      </w:r>
+      <w:r>
+        <w:t xml:space="preserve">(2011) The effect of environmental change on human migration.</w:t>
+      </w:r>
+      <w:r>
+        <w:t xml:space="preserve"> </w:t>
+      </w:r>
+      <w:r>
+        <w:rPr>
+          <w:i/>
+          <w:iCs/>
+        </w:rPr>
+        <w:t xml:space="preserve">Glob. Environ. Change</w:t>
+      </w:r>
+      <w:r>
+        <w:t xml:space="preserve"> </w:t>
+      </w:r>
+      <w:r>
+        <w:t xml:space="preserve">21, S3–S11</w:t>
+      </w:r>
+    </w:p>
+    <w:bookmarkEnd w:id="150"/>
+    <w:bookmarkStart w:id="151" w:name="ref-Neil_Adger1999"/>
     <w:p>
       <w:pPr>
         <w:pStyle w:val="Bibliography"/>
       </w:pPr>
       <w:r>
-        <w:t xml:space="preserve">71.</w:t>
+        <w:t xml:space="preserve">111.</w:t>
       </w:r>
       <w:r>
         <w:t xml:space="preserve"> </w:t>
@@ -6414,7 +8874,42 @@
         <w:t xml:space="preserve">	</w:t>
       </w:r>
       <w:r>
-        <w:t xml:space="preserve">Youngblood, J.P.</w:t>
+        <w:t xml:space="preserve">Neil Adger, W. (1999) Social vulnerability to climate change and extremes in coastal vietnam.</w:t>
+      </w:r>
+      <w:r>
+        <w:t xml:space="preserve"> </w:t>
+      </w:r>
+      <w:r>
+        <w:rPr>
+          <w:i/>
+          <w:iCs/>
+        </w:rPr>
+        <w:t xml:space="preserve">World Dev.</w:t>
+      </w:r>
+      <w:r>
+        <w:t xml:space="preserve"> </w:t>
+      </w:r>
+      <w:r>
+        <w:t xml:space="preserve">27, 249–269</w:t>
+      </w:r>
+    </w:p>
+    <w:bookmarkEnd w:id="151"/>
+    <w:bookmarkStart w:id="152" w:name="ref-Folke2016"/>
+    <w:p>
+      <w:pPr>
+        <w:pStyle w:val="Bibliography"/>
+      </w:pPr>
+      <w:r>
+        <w:t xml:space="preserve">112.</w:t>
+      </w:r>
+      <w:r>
+        <w:t xml:space="preserve"> </w:t>
+      </w:r>
+      <w:r>
+        <w:t xml:space="preserve">	</w:t>
+      </w:r>
+      <w:r>
+        <w:t xml:space="preserve">Folke, C.</w:t>
       </w:r>
       <w:r>
         <w:t xml:space="preserve"> </w:t>
@@ -6430,27 +8925,33 @@
         <w:t xml:space="preserve"> </w:t>
       </w:r>
       <w:r>
-        <w:t xml:space="preserve">(2025) Dehydration worsens heat tolerance of locusts and amplifies predicted impacts of climate change.</w:t>
-      </w:r>
-      <w:r>
-        <w:t xml:space="preserve"> </w:t>
-      </w:r>
-      <w:r>
-        <w:rPr>
-          <w:i/>
-          <w:iCs/>
-        </w:rPr>
-        <w:t xml:space="preserve">Funct. Ecol.</w:t>
-      </w:r>
-    </w:p>
-    <w:bookmarkEnd w:id="111"/>
-    <w:bookmarkStart w:id="112" w:name="ref-Baeza_Icaza2025"/>
+        <w:t xml:space="preserve">(2016) Social-ecological resilience and biosphere-based sustainability science.</w:t>
+      </w:r>
+      <w:r>
+        <w:t xml:space="preserve"> </w:t>
+      </w:r>
+      <w:r>
+        <w:rPr>
+          <w:i/>
+          <w:iCs/>
+        </w:rPr>
+        <w:t xml:space="preserve">Ecology and Society</w:t>
+      </w:r>
+      <w:r>
+        <w:t xml:space="preserve"> </w:t>
+      </w:r>
+      <w:r>
+        <w:t xml:space="preserve">21</w:t>
+      </w:r>
+    </w:p>
+    <w:bookmarkEnd w:id="152"/>
+    <w:bookmarkStart w:id="153" w:name="ref-Schluter2012"/>
     <w:p>
       <w:pPr>
         <w:pStyle w:val="Bibliography"/>
       </w:pPr>
       <w:r>
-        <w:t xml:space="preserve">72.</w:t>
+        <w:t xml:space="preserve">113.</w:t>
       </w:r>
       <w:r>
         <w:t xml:space="preserve"> </w:t>
@@ -6459,7 +8960,7 @@
         <w:t xml:space="preserve">	</w:t>
       </w:r>
       <w:r>
-        <w:t xml:space="preserve">Baeza Icaza, A.</w:t>
+        <w:t xml:space="preserve">Schlüter, M.</w:t>
       </w:r>
       <w:r>
         <w:t xml:space="preserve"> </w:t>
@@ -6475,33 +8976,33 @@
         <w:t xml:space="preserve"> </w:t>
       </w:r>
       <w:r>
-        <w:t xml:space="preserve">(2025) Warm acclimation reduces the sensitivity of drosophila species to heat stress at ecologically relevant scales.</w:t>
-      </w:r>
-      <w:r>
-        <w:t xml:space="preserve"> </w:t>
-      </w:r>
-      <w:r>
-        <w:rPr>
-          <w:i/>
-          <w:iCs/>
-        </w:rPr>
-        <w:t xml:space="preserve">J. Anim. Ecol.</w:t>
-      </w:r>
-      <w:r>
-        <w:t xml:space="preserve"> </w:t>
-      </w:r>
-      <w:r>
-        <w:t xml:space="preserve">94, 896–907</w:t>
-      </w:r>
-    </w:p>
-    <w:bookmarkEnd w:id="112"/>
-    <w:bookmarkStart w:id="113" w:name="ref-Kearney2009a"/>
+        <w:t xml:space="preserve">(2012) New horizons for managing the environment: A review of coupled social‐ecological systems modeling: Social-ecological systems modeling.</w:t>
+      </w:r>
+      <w:r>
+        <w:t xml:space="preserve"> </w:t>
+      </w:r>
+      <w:r>
+        <w:rPr>
+          <w:i/>
+          <w:iCs/>
+        </w:rPr>
+        <w:t xml:space="preserve">Nat. Resour. Model.</w:t>
+      </w:r>
+      <w:r>
+        <w:t xml:space="preserve"> </w:t>
+      </w:r>
+      <w:r>
+        <w:t xml:space="preserve">25, 219–272</w:t>
+      </w:r>
+    </w:p>
+    <w:bookmarkEnd w:id="153"/>
+    <w:bookmarkStart w:id="154" w:name="ref-Wise2014"/>
     <w:p>
       <w:pPr>
         <w:pStyle w:val="Bibliography"/>
       </w:pPr>
       <w:r>
-        <w:t xml:space="preserve">73.</w:t>
+        <w:t xml:space="preserve">114.</w:t>
       </w:r>
       <w:r>
         <w:t xml:space="preserve"> </w:t>
@@ -6510,7 +9011,7 @@
         <w:t xml:space="preserve">	</w:t>
       </w:r>
       <w:r>
-        <w:t xml:space="preserve">Kearney, M.</w:t>
+        <w:t xml:space="preserve">Wise, R.M.</w:t>
       </w:r>
       <w:r>
         <w:t xml:space="preserve"> </w:t>
@@ -6526,33 +9027,33 @@
         <w:t xml:space="preserve"> </w:t>
       </w:r>
       <w:r>
-        <w:t xml:space="preserve">(2009) Integrating biophysical models and evolutionary theory to predict climatic impacts on species’ ranges: The dengue mosquito aedes aegypti in australia.</w:t>
-      </w:r>
-      <w:r>
-        <w:t xml:space="preserve"> </w:t>
-      </w:r>
-      <w:r>
-        <w:rPr>
-          <w:i/>
-          <w:iCs/>
-        </w:rPr>
-        <w:t xml:space="preserve">Funct. Ecol.</w:t>
-      </w:r>
-      <w:r>
-        <w:t xml:space="preserve"> </w:t>
-      </w:r>
-      <w:r>
-        <w:t xml:space="preserve">23, 528–538</w:t>
-      </w:r>
-    </w:p>
-    <w:bookmarkEnd w:id="113"/>
-    <w:bookmarkStart w:id="114" w:name="ref-Ellner2011"/>
+        <w:t xml:space="preserve">(2014) Reconceptualising adaptation to climate change as part of pathways of change and response.</w:t>
+      </w:r>
+      <w:r>
+        <w:t xml:space="preserve"> </w:t>
+      </w:r>
+      <w:r>
+        <w:rPr>
+          <w:i/>
+          <w:iCs/>
+        </w:rPr>
+        <w:t xml:space="preserve">Glob. Environ. Change</w:t>
+      </w:r>
+      <w:r>
+        <w:t xml:space="preserve"> </w:t>
+      </w:r>
+      <w:r>
+        <w:t xml:space="preserve">28, 325–336</w:t>
+      </w:r>
+    </w:p>
+    <w:bookmarkEnd w:id="154"/>
+    <w:bookmarkStart w:id="155" w:name="ref-Biggs2021"/>
     <w:p>
       <w:pPr>
         <w:pStyle w:val="Bibliography"/>
       </w:pPr>
       <w:r>
-        <w:t xml:space="preserve">74.</w:t>
+        <w:t xml:space="preserve">115.</w:t>
       </w:r>
       <w:r>
         <w:t xml:space="preserve"> </w:t>
@@ -6561,7 +9062,7 @@
         <w:t xml:space="preserve">	</w:t>
       </w:r>
       <w:r>
-        <w:t xml:space="preserve">Ellner, S.P.</w:t>
+        <w:t xml:space="preserve">Biggs, R.</w:t>
       </w:r>
       <w:r>
         <w:t xml:space="preserve"> </w:t>
@@ -6577,33 +9078,30 @@
         <w:t xml:space="preserve"> </w:t>
       </w:r>
       <w:r>
-        <w:t xml:space="preserve">(2011) Does rapid evolution matter? Measuring the rate of contemporary evolution and its impacts on ecological dynamics: How much does rapid evolution matter?</w:t>
-      </w:r>
-      <w:r>
-        <w:t xml:space="preserve"> </w:t>
-      </w:r>
-      <w:r>
-        <w:rPr>
-          <w:i/>
-          <w:iCs/>
-        </w:rPr>
-        <w:t xml:space="preserve">Ecol. Lett.</w:t>
-      </w:r>
-      <w:r>
-        <w:t xml:space="preserve"> </w:t>
-      </w:r>
-      <w:r>
-        <w:t xml:space="preserve">14, 603–614</w:t>
-      </w:r>
-    </w:p>
-    <w:bookmarkEnd w:id="114"/>
-    <w:bookmarkStart w:id="115" w:name="ref-Pottier2022a"/>
+        <w:t xml:space="preserve">(2021)</w:t>
+      </w:r>
+      <w:r>
+        <w:t xml:space="preserve"> </w:t>
+      </w:r>
+      <w:r>
+        <w:rPr>
+          <w:i/>
+          <w:iCs/>
+        </w:rPr>
+        <w:t xml:space="preserve">The routledge handbook of research methods for social-ecological systems</w:t>
+      </w:r>
+      <w:r>
+        <w:t xml:space="preserve">, Taylor &amp; Francis</w:t>
+      </w:r>
+    </w:p>
+    <w:bookmarkEnd w:id="155"/>
+    <w:bookmarkStart w:id="156" w:name="ref-Brown2021"/>
     <w:p>
       <w:pPr>
         <w:pStyle w:val="Bibliography"/>
       </w:pPr>
       <w:r>
-        <w:t xml:space="preserve">75.</w:t>
+        <w:t xml:space="preserve">116.</w:t>
       </w:r>
       <w:r>
         <w:t xml:space="preserve"> </w:t>
@@ -6612,49 +9110,33 @@
         <w:t xml:space="preserve">	</w:t>
       </w:r>
       <w:r>
-        <w:t xml:space="preserve">Pottier, P.</w:t>
-      </w:r>
-      <w:r>
-        <w:t xml:space="preserve"> </w:t>
-      </w:r>
-      <w:r>
-        <w:rPr>
-          <w:i/>
-          <w:iCs/>
-        </w:rPr>
-        <w:t xml:space="preserve">et al.</w:t>
-      </w:r>
-      <w:r>
-        <w:t xml:space="preserve"> </w:t>
-      </w:r>
-      <w:r>
-        <w:t xml:space="preserve">(2022) Developmental plasticity in thermal tolerance: Ontogenetic variation, persistence, and future directions.</w:t>
-      </w:r>
-      <w:r>
-        <w:t xml:space="preserve"> </w:t>
-      </w:r>
-      <w:r>
-        <w:rPr>
-          <w:i/>
-          <w:iCs/>
-        </w:rPr>
-        <w:t xml:space="preserve">Ecol. Lett.</w:t>
-      </w:r>
-      <w:r>
-        <w:t xml:space="preserve"> </w:t>
-      </w:r>
-      <w:r>
-        <w:t xml:space="preserve">25, 2245–2268</w:t>
-      </w:r>
-    </w:p>
-    <w:bookmarkEnd w:id="115"/>
-    <w:bookmarkStart w:id="116" w:name="ref-Leiva2024b"/>
+        <w:t xml:space="preserve">Brown, C. and Rounsevell, M. (2021) How can social–ecological system models simulate the emergence of social–ecological crises?</w:t>
+      </w:r>
+      <w:r>
+        <w:t xml:space="preserve"> </w:t>
+      </w:r>
+      <w:r>
+        <w:rPr>
+          <w:i/>
+          <w:iCs/>
+        </w:rPr>
+        <w:t xml:space="preserve">People Nat. (Hoboken)</w:t>
+      </w:r>
+      <w:r>
+        <w:t xml:space="preserve"> </w:t>
+      </w:r>
+      <w:r>
+        <w:t xml:space="preserve">3, 88–103</w:t>
+      </w:r>
+    </w:p>
+    <w:bookmarkEnd w:id="156"/>
+    <w:bookmarkStart w:id="157" w:name="ref-Kwakkel2013"/>
     <w:p>
       <w:pPr>
         <w:pStyle w:val="Bibliography"/>
       </w:pPr>
       <w:r>
-        <w:t xml:space="preserve">76.</w:t>
+        <w:t xml:space="preserve">117.</w:t>
       </w:r>
       <w:r>
         <w:t xml:space="preserve"> </w:t>
@@ -6663,774 +9145,6 @@
         <w:t xml:space="preserve">	</w:t>
       </w:r>
       <w:r>
-        <w:t xml:space="preserve">Leiva, F.P.</w:t>
-      </w:r>
-      <w:r>
-        <w:t xml:space="preserve"> </w:t>
-      </w:r>
-      <w:r>
-        <w:rPr>
-          <w:i/>
-          <w:iCs/>
-        </w:rPr>
-        <w:t xml:space="preserve">et al.</w:t>
-      </w:r>
-      <w:r>
-        <w:t xml:space="preserve"> </w:t>
-      </w:r>
-      <w:r>
-        <w:t xml:space="preserve">(2024) Genetic variation of heat tolerance in a model ectotherm: An approach using thermal death time curves</w:t>
-      </w:r>
-    </w:p>
-    <w:bookmarkEnd w:id="116"/>
-    <w:bookmarkStart w:id="117" w:name="ref-Assessment_undated-fv"/>
-    <w:p>
-      <w:pPr>
-        <w:pStyle w:val="Bibliography"/>
-      </w:pPr>
-      <w:r>
-        <w:t xml:space="preserve">77.</w:t>
-      </w:r>
-      <w:r>
-        <w:t xml:space="preserve"> </w:t>
-      </w:r>
-      <w:r>
-        <w:t xml:space="preserve">	</w:t>
-      </w:r>
-      <w:r>
-        <w:t xml:space="preserve">Assessment, M.E. (2005) Opportunities and challenges for business and industryunioviedo.es</w:t>
-      </w:r>
-    </w:p>
-    <w:bookmarkEnd w:id="117"/>
-    <w:bookmarkStart w:id="118" w:name="ref-Dandy2019"/>
-    <w:p>
-      <w:pPr>
-        <w:pStyle w:val="Bibliography"/>
-      </w:pPr>
-      <w:r>
-        <w:t xml:space="preserve">78.</w:t>
-      </w:r>
-      <w:r>
-        <w:t xml:space="preserve"> </w:t>
-      </w:r>
-      <w:r>
-        <w:t xml:space="preserve">	</w:t>
-      </w:r>
-      <w:r>
-        <w:t xml:space="preserve">Dandy, J.</w:t>
-      </w:r>
-      <w:r>
-        <w:t xml:space="preserve"> </w:t>
-      </w:r>
-      <w:r>
-        <w:rPr>
-          <w:i/>
-          <w:iCs/>
-        </w:rPr>
-        <w:t xml:space="preserve">et al.</w:t>
-      </w:r>
-      <w:r>
-        <w:t xml:space="preserve"> </w:t>
-      </w:r>
-      <w:r>
-        <w:t xml:space="preserve">(2019) Leaving home: Place attachment and decisions to move in the face of environmental change.</w:t>
-      </w:r>
-      <w:r>
-        <w:t xml:space="preserve"> </w:t>
-      </w:r>
-      <w:r>
-        <w:rPr>
-          <w:i/>
-          <w:iCs/>
-        </w:rPr>
-        <w:t xml:space="preserve">Reg. Environ. Change</w:t>
-      </w:r>
-      <w:r>
-        <w:t xml:space="preserve"> </w:t>
-      </w:r>
-      <w:r>
-        <w:t xml:space="preserve">19, 615–620</w:t>
-      </w:r>
-    </w:p>
-    <w:bookmarkEnd w:id="118"/>
-    <w:bookmarkStart w:id="119" w:name="ref-Price2014"/>
-    <w:p>
-      <w:pPr>
-        <w:pStyle w:val="Bibliography"/>
-      </w:pPr>
-      <w:r>
-        <w:t xml:space="preserve">79.</w:t>
-      </w:r>
-      <w:r>
-        <w:t xml:space="preserve"> </w:t>
-      </w:r>
-      <w:r>
-        <w:t xml:space="preserve">	</w:t>
-      </w:r>
-      <w:r>
-        <w:t xml:space="preserve">Price, J.C. and Leviston, Z. (2014) Predicting pro-environmental agricultural practices: The social, psychological and contextual influences on land management.</w:t>
-      </w:r>
-      <w:r>
-        <w:t xml:space="preserve"> </w:t>
-      </w:r>
-      <w:r>
-        <w:rPr>
-          <w:i/>
-          <w:iCs/>
-        </w:rPr>
-        <w:t xml:space="preserve">J. Rural Stud.</w:t>
-      </w:r>
-      <w:r>
-        <w:t xml:space="preserve"> </w:t>
-      </w:r>
-      <w:r>
-        <w:t xml:space="preserve">34, 65–78</w:t>
-      </w:r>
-    </w:p>
-    <w:bookmarkEnd w:id="119"/>
-    <w:bookmarkStart w:id="120" w:name="ref-Leviston2018"/>
-    <w:p>
-      <w:pPr>
-        <w:pStyle w:val="Bibliography"/>
-      </w:pPr>
-      <w:r>
-        <w:t xml:space="preserve">80.</w:t>
-      </w:r>
-      <w:r>
-        <w:t xml:space="preserve"> </w:t>
-      </w:r>
-      <w:r>
-        <w:t xml:space="preserve">	</w:t>
-      </w:r>
-      <w:r>
-        <w:t xml:space="preserve">Leviston, Z.</w:t>
-      </w:r>
-      <w:r>
-        <w:t xml:space="preserve"> </w:t>
-      </w:r>
-      <w:r>
-        <w:rPr>
-          <w:i/>
-          <w:iCs/>
-        </w:rPr>
-        <w:t xml:space="preserve">et al.</w:t>
-      </w:r>
-      <w:r>
-        <w:t xml:space="preserve"> </w:t>
-      </w:r>
-      <w:r>
-        <w:t xml:space="preserve">(2018) Linkages between ecosystem services and human wellbeing: A nexus webs approach.</w:t>
-      </w:r>
-      <w:r>
-        <w:t xml:space="preserve"> </w:t>
-      </w:r>
-      <w:r>
-        <w:rPr>
-          <w:i/>
-          <w:iCs/>
-        </w:rPr>
-        <w:t xml:space="preserve">Ecol. Indic.</w:t>
-      </w:r>
-      <w:r>
-        <w:t xml:space="preserve"> </w:t>
-      </w:r>
-      <w:r>
-        <w:t xml:space="preserve">93, 658–668</w:t>
-      </w:r>
-    </w:p>
-    <w:bookmarkEnd w:id="120"/>
-    <w:bookmarkStart w:id="121" w:name="ref-Bai2016"/>
-    <w:p>
-      <w:pPr>
-        <w:pStyle w:val="Bibliography"/>
-      </w:pPr>
-      <w:r>
-        <w:t xml:space="preserve">81.</w:t>
-      </w:r>
-      <w:r>
-        <w:t xml:space="preserve"> </w:t>
-      </w:r>
-      <w:r>
-        <w:t xml:space="preserve">	</w:t>
-      </w:r>
-      <w:r>
-        <w:t xml:space="preserve">Bai, X.</w:t>
-      </w:r>
-      <w:r>
-        <w:t xml:space="preserve"> </w:t>
-      </w:r>
-      <w:r>
-        <w:rPr>
-          <w:i/>
-          <w:iCs/>
-        </w:rPr>
-        <w:t xml:space="preserve">et al.</w:t>
-      </w:r>
-      <w:r>
-        <w:t xml:space="preserve"> </w:t>
-      </w:r>
-      <w:r>
-        <w:t xml:space="preserve">(2016) Defining and advancing a systems approach for sustainable cities.</w:t>
-      </w:r>
-      <w:r>
-        <w:t xml:space="preserve"> </w:t>
-      </w:r>
-      <w:r>
-        <w:rPr>
-          <w:i/>
-          <w:iCs/>
-        </w:rPr>
-        <w:t xml:space="preserve">Curr. Opin. Environ. Sustain.</w:t>
-      </w:r>
-      <w:r>
-        <w:t xml:space="preserve"> </w:t>
-      </w:r>
-      <w:r>
-        <w:t xml:space="preserve">23, 69–78</w:t>
-      </w:r>
-    </w:p>
-    <w:bookmarkEnd w:id="121"/>
-    <w:bookmarkStart w:id="122" w:name="ref-Grimm2008"/>
-    <w:p>
-      <w:pPr>
-        <w:pStyle w:val="Bibliography"/>
-      </w:pPr>
-      <w:r>
-        <w:t xml:space="preserve">82.</w:t>
-      </w:r>
-      <w:r>
-        <w:t xml:space="preserve"> </w:t>
-      </w:r>
-      <w:r>
-        <w:t xml:space="preserve">	</w:t>
-      </w:r>
-      <w:r>
-        <w:t xml:space="preserve">Grimm, N.B.</w:t>
-      </w:r>
-      <w:r>
-        <w:t xml:space="preserve"> </w:t>
-      </w:r>
-      <w:r>
-        <w:rPr>
-          <w:i/>
-          <w:iCs/>
-        </w:rPr>
-        <w:t xml:space="preserve">et al.</w:t>
-      </w:r>
-      <w:r>
-        <w:t xml:space="preserve"> </w:t>
-      </w:r>
-      <w:r>
-        <w:t xml:space="preserve">(2008) Global change and the ecology of cities.</w:t>
-      </w:r>
-      <w:r>
-        <w:t xml:space="preserve"> </w:t>
-      </w:r>
-      <w:r>
-        <w:rPr>
-          <w:i/>
-          <w:iCs/>
-        </w:rPr>
-        <w:t xml:space="preserve">Science</w:t>
-      </w:r>
-      <w:r>
-        <w:t xml:space="preserve"> </w:t>
-      </w:r>
-      <w:r>
-        <w:t xml:space="preserve">319, 756–760</w:t>
-      </w:r>
-    </w:p>
-    <w:bookmarkEnd w:id="122"/>
-    <w:bookmarkStart w:id="123" w:name="ref-Hendricks2022"/>
-    <w:p>
-      <w:pPr>
-        <w:pStyle w:val="Bibliography"/>
-      </w:pPr>
-      <w:r>
-        <w:t xml:space="preserve">83.</w:t>
-      </w:r>
-      <w:r>
-        <w:t xml:space="preserve"> </w:t>
-      </w:r>
-      <w:r>
-        <w:t xml:space="preserve">	</w:t>
-      </w:r>
-      <w:r>
-        <w:t xml:space="preserve">Hendricks, J.</w:t>
-      </w:r>
-      <w:r>
-        <w:t xml:space="preserve"> </w:t>
-      </w:r>
-      <w:r>
-        <w:rPr>
-          <w:i/>
-          <w:iCs/>
-        </w:rPr>
-        <w:t xml:space="preserve">et al.</w:t>
-      </w:r>
-      <w:r>
-        <w:t xml:space="preserve"> </w:t>
-      </w:r>
-      <w:r>
-        <w:t xml:space="preserve">(2022) Public perceptions of potential adaptations for mitigating heat stress on australian dairy farms.</w:t>
-      </w:r>
-      <w:r>
-        <w:t xml:space="preserve"> </w:t>
-      </w:r>
-      <w:r>
-        <w:rPr>
-          <w:i/>
-          <w:iCs/>
-        </w:rPr>
-        <w:t xml:space="preserve">J. Dairy Sci.</w:t>
-      </w:r>
-      <w:r>
-        <w:t xml:space="preserve"> </w:t>
-      </w:r>
-      <w:r>
-        <w:t xml:space="preserve">105, 5893–5908</w:t>
-      </w:r>
-    </w:p>
-    <w:bookmarkEnd w:id="123"/>
-    <w:bookmarkStart w:id="124" w:name="ref-Sutanto2020"/>
-    <w:p>
-      <w:pPr>
-        <w:pStyle w:val="Bibliography"/>
-      </w:pPr>
-      <w:r>
-        <w:t xml:space="preserve">84.</w:t>
-      </w:r>
-      <w:r>
-        <w:t xml:space="preserve"> </w:t>
-      </w:r>
-      <w:r>
-        <w:t xml:space="preserve">	</w:t>
-      </w:r>
-      <w:r>
-        <w:t xml:space="preserve">Sutanto, S.J.</w:t>
-      </w:r>
-      <w:r>
-        <w:t xml:space="preserve"> </w:t>
-      </w:r>
-      <w:r>
-        <w:rPr>
-          <w:i/>
-          <w:iCs/>
-        </w:rPr>
-        <w:t xml:space="preserve">et al.</w:t>
-      </w:r>
-      <w:r>
-        <w:t xml:space="preserve"> </w:t>
-      </w:r>
-      <w:r>
-        <w:t xml:space="preserve">(2020) Heatwaves, droughts, and fires: Exploring compound and cascading dry hazards at the pan-european scale.</w:t>
-      </w:r>
-      <w:r>
-        <w:t xml:space="preserve"> </w:t>
-      </w:r>
-      <w:r>
-        <w:rPr>
-          <w:i/>
-          <w:iCs/>
-        </w:rPr>
-        <w:t xml:space="preserve">Environ. Int.</w:t>
-      </w:r>
-      <w:r>
-        <w:t xml:space="preserve"> </w:t>
-      </w:r>
-      <w:r>
-        <w:t xml:space="preserve">134, 105276</w:t>
-      </w:r>
-    </w:p>
-    <w:bookmarkEnd w:id="124"/>
-    <w:bookmarkStart w:id="125" w:name="ref-Liu2007"/>
-    <w:p>
-      <w:pPr>
-        <w:pStyle w:val="Bibliography"/>
-      </w:pPr>
-      <w:r>
-        <w:t xml:space="preserve">85.</w:t>
-      </w:r>
-      <w:r>
-        <w:t xml:space="preserve"> </w:t>
-      </w:r>
-      <w:r>
-        <w:t xml:space="preserve">	</w:t>
-      </w:r>
-      <w:r>
-        <w:t xml:space="preserve">Liu, J.</w:t>
-      </w:r>
-      <w:r>
-        <w:t xml:space="preserve"> </w:t>
-      </w:r>
-      <w:r>
-        <w:rPr>
-          <w:i/>
-          <w:iCs/>
-        </w:rPr>
-        <w:t xml:space="preserve">et al.</w:t>
-      </w:r>
-      <w:r>
-        <w:t xml:space="preserve"> </w:t>
-      </w:r>
-      <w:r>
-        <w:t xml:space="preserve">(2007) Coupled human and natural systems.</w:t>
-      </w:r>
-      <w:r>
-        <w:t xml:space="preserve"> </w:t>
-      </w:r>
-      <w:r>
-        <w:rPr>
-          <w:i/>
-          <w:iCs/>
-        </w:rPr>
-        <w:t xml:space="preserve">Ambio</w:t>
-      </w:r>
-      <w:r>
-        <w:t xml:space="preserve"> </w:t>
-      </w:r>
-      <w:r>
-        <w:t xml:space="preserve">36, 639–649</w:t>
-      </w:r>
-    </w:p>
-    <w:bookmarkEnd w:id="125"/>
-    <w:bookmarkStart w:id="126" w:name="ref-Black2011"/>
-    <w:p>
-      <w:pPr>
-        <w:pStyle w:val="Bibliography"/>
-      </w:pPr>
-      <w:r>
-        <w:t xml:space="preserve">86.</w:t>
-      </w:r>
-      <w:r>
-        <w:t xml:space="preserve"> </w:t>
-      </w:r>
-      <w:r>
-        <w:t xml:space="preserve">	</w:t>
-      </w:r>
-      <w:r>
-        <w:t xml:space="preserve">Black, R.</w:t>
-      </w:r>
-      <w:r>
-        <w:t xml:space="preserve"> </w:t>
-      </w:r>
-      <w:r>
-        <w:rPr>
-          <w:i/>
-          <w:iCs/>
-        </w:rPr>
-        <w:t xml:space="preserve">et al.</w:t>
-      </w:r>
-      <w:r>
-        <w:t xml:space="preserve"> </w:t>
-      </w:r>
-      <w:r>
-        <w:t xml:space="preserve">(2011) The effect of environmental change on human migration.</w:t>
-      </w:r>
-      <w:r>
-        <w:t xml:space="preserve"> </w:t>
-      </w:r>
-      <w:r>
-        <w:rPr>
-          <w:i/>
-          <w:iCs/>
-        </w:rPr>
-        <w:t xml:space="preserve">Glob. Environ. Change</w:t>
-      </w:r>
-      <w:r>
-        <w:t xml:space="preserve"> </w:t>
-      </w:r>
-      <w:r>
-        <w:t xml:space="preserve">21, S3–S11</w:t>
-      </w:r>
-    </w:p>
-    <w:bookmarkEnd w:id="126"/>
-    <w:bookmarkStart w:id="127" w:name="ref-Neil_Adger1999"/>
-    <w:p>
-      <w:pPr>
-        <w:pStyle w:val="Bibliography"/>
-      </w:pPr>
-      <w:r>
-        <w:t xml:space="preserve">87.</w:t>
-      </w:r>
-      <w:r>
-        <w:t xml:space="preserve"> </w:t>
-      </w:r>
-      <w:r>
-        <w:t xml:space="preserve">	</w:t>
-      </w:r>
-      <w:r>
-        <w:t xml:space="preserve">Neil Adger, W. (1999) Social vulnerability to climate change and extremes in coastal vietnam.</w:t>
-      </w:r>
-      <w:r>
-        <w:t xml:space="preserve"> </w:t>
-      </w:r>
-      <w:r>
-        <w:rPr>
-          <w:i/>
-          <w:iCs/>
-        </w:rPr>
-        <w:t xml:space="preserve">World Dev.</w:t>
-      </w:r>
-      <w:r>
-        <w:t xml:space="preserve"> </w:t>
-      </w:r>
-      <w:r>
-        <w:t xml:space="preserve">27, 249–269</w:t>
-      </w:r>
-    </w:p>
-    <w:bookmarkEnd w:id="127"/>
-    <w:bookmarkStart w:id="128" w:name="ref-Folke2016"/>
-    <w:p>
-      <w:pPr>
-        <w:pStyle w:val="Bibliography"/>
-      </w:pPr>
-      <w:r>
-        <w:t xml:space="preserve">88.</w:t>
-      </w:r>
-      <w:r>
-        <w:t xml:space="preserve"> </w:t>
-      </w:r>
-      <w:r>
-        <w:t xml:space="preserve">	</w:t>
-      </w:r>
-      <w:r>
-        <w:t xml:space="preserve">Folke, C.</w:t>
-      </w:r>
-      <w:r>
-        <w:t xml:space="preserve"> </w:t>
-      </w:r>
-      <w:r>
-        <w:rPr>
-          <w:i/>
-          <w:iCs/>
-        </w:rPr>
-        <w:t xml:space="preserve">et al.</w:t>
-      </w:r>
-      <w:r>
-        <w:t xml:space="preserve"> </w:t>
-      </w:r>
-      <w:r>
-        <w:t xml:space="preserve">(2016) Social-ecological resilience and biosphere-based sustainability science.</w:t>
-      </w:r>
-      <w:r>
-        <w:t xml:space="preserve"> </w:t>
-      </w:r>
-      <w:r>
-        <w:rPr>
-          <w:i/>
-          <w:iCs/>
-        </w:rPr>
-        <w:t xml:space="preserve">Ecology and Society</w:t>
-      </w:r>
-      <w:r>
-        <w:t xml:space="preserve"> </w:t>
-      </w:r>
-      <w:r>
-        <w:t xml:space="preserve">21</w:t>
-      </w:r>
-    </w:p>
-    <w:bookmarkEnd w:id="128"/>
-    <w:bookmarkStart w:id="129" w:name="ref-Schluter2012"/>
-    <w:p>
-      <w:pPr>
-        <w:pStyle w:val="Bibliography"/>
-      </w:pPr>
-      <w:r>
-        <w:t xml:space="preserve">89.</w:t>
-      </w:r>
-      <w:r>
-        <w:t xml:space="preserve"> </w:t>
-      </w:r>
-      <w:r>
-        <w:t xml:space="preserve">	</w:t>
-      </w:r>
-      <w:r>
-        <w:t xml:space="preserve">Schlüter, M.</w:t>
-      </w:r>
-      <w:r>
-        <w:t xml:space="preserve"> </w:t>
-      </w:r>
-      <w:r>
-        <w:rPr>
-          <w:i/>
-          <w:iCs/>
-        </w:rPr>
-        <w:t xml:space="preserve">et al.</w:t>
-      </w:r>
-      <w:r>
-        <w:t xml:space="preserve"> </w:t>
-      </w:r>
-      <w:r>
-        <w:t xml:space="preserve">(2012) New horizons for managing the environment: A review of coupled social‐ecological systems modeling: Social-ecological systems modeling.</w:t>
-      </w:r>
-      <w:r>
-        <w:t xml:space="preserve"> </w:t>
-      </w:r>
-      <w:r>
-        <w:rPr>
-          <w:i/>
-          <w:iCs/>
-        </w:rPr>
-        <w:t xml:space="preserve">Nat. Resour. Model.</w:t>
-      </w:r>
-      <w:r>
-        <w:t xml:space="preserve"> </w:t>
-      </w:r>
-      <w:r>
-        <w:t xml:space="preserve">25, 219–272</w:t>
-      </w:r>
-    </w:p>
-    <w:bookmarkEnd w:id="129"/>
-    <w:bookmarkStart w:id="130" w:name="ref-Wise2014"/>
-    <w:p>
-      <w:pPr>
-        <w:pStyle w:val="Bibliography"/>
-      </w:pPr>
-      <w:r>
-        <w:t xml:space="preserve">90.</w:t>
-      </w:r>
-      <w:r>
-        <w:t xml:space="preserve"> </w:t>
-      </w:r>
-      <w:r>
-        <w:t xml:space="preserve">	</w:t>
-      </w:r>
-      <w:r>
-        <w:t xml:space="preserve">Wise, R.M.</w:t>
-      </w:r>
-      <w:r>
-        <w:t xml:space="preserve"> </w:t>
-      </w:r>
-      <w:r>
-        <w:rPr>
-          <w:i/>
-          <w:iCs/>
-        </w:rPr>
-        <w:t xml:space="preserve">et al.</w:t>
-      </w:r>
-      <w:r>
-        <w:t xml:space="preserve"> </w:t>
-      </w:r>
-      <w:r>
-        <w:t xml:space="preserve">(2014) Reconceptualising adaptation to climate change as part of pathways of change and response.</w:t>
-      </w:r>
-      <w:r>
-        <w:t xml:space="preserve"> </w:t>
-      </w:r>
-      <w:r>
-        <w:rPr>
-          <w:i/>
-          <w:iCs/>
-        </w:rPr>
-        <w:t xml:space="preserve">Glob. Environ. Change</w:t>
-      </w:r>
-      <w:r>
-        <w:t xml:space="preserve"> </w:t>
-      </w:r>
-      <w:r>
-        <w:t xml:space="preserve">28, 325–336</w:t>
-      </w:r>
-    </w:p>
-    <w:bookmarkEnd w:id="130"/>
-    <w:bookmarkStart w:id="131" w:name="ref-Biggs2021"/>
-    <w:p>
-      <w:pPr>
-        <w:pStyle w:val="Bibliography"/>
-      </w:pPr>
-      <w:r>
-        <w:t xml:space="preserve">91.</w:t>
-      </w:r>
-      <w:r>
-        <w:t xml:space="preserve"> </w:t>
-      </w:r>
-      <w:r>
-        <w:t xml:space="preserve">	</w:t>
-      </w:r>
-      <w:r>
-        <w:t xml:space="preserve">Biggs, R.</w:t>
-      </w:r>
-      <w:r>
-        <w:t xml:space="preserve"> </w:t>
-      </w:r>
-      <w:r>
-        <w:rPr>
-          <w:i/>
-          <w:iCs/>
-        </w:rPr>
-        <w:t xml:space="preserve">et al.</w:t>
-      </w:r>
-      <w:r>
-        <w:t xml:space="preserve"> </w:t>
-      </w:r>
-      <w:r>
-        <w:t xml:space="preserve">(2021)</w:t>
-      </w:r>
-      <w:r>
-        <w:t xml:space="preserve"> </w:t>
-      </w:r>
-      <w:r>
-        <w:rPr>
-          <w:i/>
-          <w:iCs/>
-        </w:rPr>
-        <w:t xml:space="preserve">The routledge handbook of research methods for social-ecological systems</w:t>
-      </w:r>
-      <w:r>
-        <w:t xml:space="preserve">, Taylor &amp; Francis</w:t>
-      </w:r>
-    </w:p>
-    <w:bookmarkEnd w:id="131"/>
-    <w:bookmarkStart w:id="132" w:name="ref-Brown2021"/>
-    <w:p>
-      <w:pPr>
-        <w:pStyle w:val="Bibliography"/>
-      </w:pPr>
-      <w:r>
-        <w:t xml:space="preserve">92.</w:t>
-      </w:r>
-      <w:r>
-        <w:t xml:space="preserve"> </w:t>
-      </w:r>
-      <w:r>
-        <w:t xml:space="preserve">	</w:t>
-      </w:r>
-      <w:r>
-        <w:t xml:space="preserve">Brown, C. and Rounsevell, M. (2021) How can social–ecological system models simulate the emergence of social–ecological crises?</w:t>
-      </w:r>
-      <w:r>
-        <w:t xml:space="preserve"> </w:t>
-      </w:r>
-      <w:r>
-        <w:rPr>
-          <w:i/>
-          <w:iCs/>
-        </w:rPr>
-        <w:t xml:space="preserve">People Nat. (Hoboken)</w:t>
-      </w:r>
-      <w:r>
-        <w:t xml:space="preserve"> </w:t>
-      </w:r>
-      <w:r>
-        <w:t xml:space="preserve">3, 88–103</w:t>
-      </w:r>
-    </w:p>
-    <w:bookmarkEnd w:id="132"/>
-    <w:bookmarkStart w:id="133" w:name="ref-Kwakkel2013"/>
-    <w:p>
-      <w:pPr>
-        <w:pStyle w:val="Bibliography"/>
-      </w:pPr>
-      <w:r>
-        <w:t xml:space="preserve">93.</w:t>
-      </w:r>
-      <w:r>
-        <w:t xml:space="preserve"> </w:t>
-      </w:r>
-      <w:r>
-        <w:t xml:space="preserve">	</w:t>
-      </w:r>
-      <w:r>
         <w:t xml:space="preserve">Kwakkel, J.H. and Pruyt, E. (2013) Exploratory modeling and analysis, an approach for model-based foresight under deep uncertainty.</w:t>
       </w:r>
       <w:r>
@@ -7450,1315 +9164,13 @@
         <w:t xml:space="preserve">80, 419–431</w:t>
       </w:r>
     </w:p>
-    <w:bookmarkEnd w:id="133"/>
-    <w:bookmarkStart w:id="134" w:name="ref-Delmas2019"/>
-    <w:p>
-      <w:pPr>
-        <w:pStyle w:val="Bibliography"/>
-      </w:pPr>
-      <w:r>
-        <w:t xml:space="preserve">94.</w:t>
-      </w:r>
-      <w:r>
-        <w:t xml:space="preserve"> </w:t>
-      </w:r>
-      <w:r>
-        <w:t xml:space="preserve">	</w:t>
-      </w:r>
-      <w:r>
-        <w:t xml:space="preserve">Delmas, E.</w:t>
-      </w:r>
-      <w:r>
-        <w:t xml:space="preserve"> </w:t>
-      </w:r>
-      <w:r>
-        <w:rPr>
-          <w:i/>
-          <w:iCs/>
-        </w:rPr>
-        <w:t xml:space="preserve">et al.</w:t>
-      </w:r>
-      <w:r>
-        <w:t xml:space="preserve"> </w:t>
-      </w:r>
-      <w:r>
-        <w:t xml:space="preserve">(2019) Analysing ecological networks of species interactions.</w:t>
-      </w:r>
-      <w:r>
-        <w:t xml:space="preserve"> </w:t>
-      </w:r>
-      <w:r>
-        <w:rPr>
-          <w:i/>
-          <w:iCs/>
-        </w:rPr>
-        <w:t xml:space="preserve">Biol. Rev. Camb. Philos. Soc.</w:t>
-      </w:r>
-      <w:r>
-        <w:t xml:space="preserve"> </w:t>
-      </w:r>
-      <w:r>
-        <w:t xml:space="preserve">94, 16–36</w:t>
-      </w:r>
-    </w:p>
-    <w:bookmarkEnd w:id="134"/>
-    <w:bookmarkStart w:id="135" w:name="ref-Godoy2019"/>
-    <w:p>
-      <w:pPr>
-        <w:pStyle w:val="Bibliography"/>
-      </w:pPr>
-      <w:r>
-        <w:t xml:space="preserve">95.</w:t>
-      </w:r>
-      <w:r>
-        <w:t xml:space="preserve"> </w:t>
-      </w:r>
-      <w:r>
-        <w:t xml:space="preserve">	</w:t>
-      </w:r>
-      <w:r>
-        <w:t xml:space="preserve">Godoy, O. (2019) Coexistence theory as a tool to understand biological invasions in species interaction networks: Implications for the study of novel ecosystems.</w:t>
-      </w:r>
-      <w:r>
-        <w:t xml:space="preserve"> </w:t>
-      </w:r>
-      <w:r>
-        <w:rPr>
-          <w:i/>
-          <w:iCs/>
-        </w:rPr>
-        <w:t xml:space="preserve">Funct. Ecol.</w:t>
-      </w:r>
-      <w:r>
-        <w:t xml:space="preserve"> </w:t>
-      </w:r>
-      <w:r>
-        <w:t xml:space="preserve">33, 1190–1201</w:t>
-      </w:r>
-    </w:p>
-    <w:bookmarkEnd w:id="135"/>
-    <w:bookmarkStart w:id="136" w:name="ref-Poisot2021"/>
-    <w:p>
-      <w:pPr>
-        <w:pStyle w:val="Bibliography"/>
-      </w:pPr>
-      <w:r>
-        <w:t xml:space="preserve">96.</w:t>
-      </w:r>
-      <w:r>
-        <w:t xml:space="preserve"> </w:t>
-      </w:r>
-      <w:r>
-        <w:t xml:space="preserve">	</w:t>
-      </w:r>
-      <w:r>
-        <w:t xml:space="preserve">Poisot, T.</w:t>
-      </w:r>
-      <w:r>
-        <w:t xml:space="preserve"> </w:t>
-      </w:r>
-      <w:r>
-        <w:rPr>
-          <w:i/>
-          <w:iCs/>
-        </w:rPr>
-        <w:t xml:space="preserve">et al.</w:t>
-      </w:r>
-      <w:r>
-        <w:t xml:space="preserve"> </w:t>
-      </w:r>
-      <w:r>
-        <w:t xml:space="preserve">(2021) Global knowledge gaps in species interaction networks data.</w:t>
-      </w:r>
-      <w:r>
-        <w:t xml:space="preserve"> </w:t>
-      </w:r>
-      <w:r>
-        <w:rPr>
-          <w:i/>
-          <w:iCs/>
-        </w:rPr>
-        <w:t xml:space="preserve">J. Biogeogr.</w:t>
-      </w:r>
-      <w:r>
-        <w:t xml:space="preserve"> </w:t>
-      </w:r>
-      <w:r>
-        <w:t xml:space="preserve">48, 1552–1563</w:t>
-      </w:r>
-    </w:p>
-    <w:bookmarkEnd w:id="136"/>
-    <w:bookmarkStart w:id="137" w:name="ref-Hui2019"/>
-    <w:p>
-      <w:pPr>
-        <w:pStyle w:val="Bibliography"/>
-      </w:pPr>
-      <w:r>
-        <w:t xml:space="preserve">97.</w:t>
-      </w:r>
-      <w:r>
-        <w:t xml:space="preserve"> </w:t>
-      </w:r>
-      <w:r>
-        <w:t xml:space="preserve">	</w:t>
-      </w:r>
-      <w:r>
-        <w:t xml:space="preserve">Hui, C. and Richardson, D.M. (2019) How to invade an ecological network.</w:t>
-      </w:r>
-      <w:r>
-        <w:t xml:space="preserve"> </w:t>
-      </w:r>
-      <w:r>
-        <w:rPr>
-          <w:i/>
-          <w:iCs/>
-        </w:rPr>
-        <w:t xml:space="preserve">Trends Ecol. Evol.</w:t>
-      </w:r>
-      <w:r>
-        <w:t xml:space="preserve"> </w:t>
-      </w:r>
-      <w:r>
-        <w:t xml:space="preserve">34, 121–131</w:t>
-      </w:r>
-    </w:p>
-    <w:bookmarkEnd w:id="137"/>
-    <w:bookmarkStart w:id="138" w:name="ref-Gomez2023"/>
-    <w:p>
-      <w:pPr>
-        <w:pStyle w:val="Bibliography"/>
-      </w:pPr>
-      <w:r>
-        <w:t xml:space="preserve">98.</w:t>
-      </w:r>
-      <w:r>
-        <w:t xml:space="preserve"> </w:t>
-      </w:r>
-      <w:r>
-        <w:t xml:space="preserve">	</w:t>
-      </w:r>
-      <w:r>
-        <w:t xml:space="preserve">Gómez, J.M.</w:t>
-      </w:r>
-      <w:r>
-        <w:t xml:space="preserve"> </w:t>
-      </w:r>
-      <w:r>
-        <w:rPr>
-          <w:i/>
-          <w:iCs/>
-        </w:rPr>
-        <w:t xml:space="preserve">et al.</w:t>
-      </w:r>
-      <w:r>
-        <w:t xml:space="preserve"> </w:t>
-      </w:r>
-      <w:r>
-        <w:t xml:space="preserve">(2023) The role of phenotypic plasticity in shaping ecological networks.</w:t>
-      </w:r>
-      <w:r>
-        <w:t xml:space="preserve"> </w:t>
-      </w:r>
-      <w:r>
-        <w:rPr>
-          <w:i/>
-          <w:iCs/>
-        </w:rPr>
-        <w:t xml:space="preserve">Ecol. Lett.</w:t>
-      </w:r>
-      <w:r>
-        <w:t xml:space="preserve"> </w:t>
-      </w:r>
-      <w:r>
-        <w:t xml:space="preserve">26, S47–S61</w:t>
-      </w:r>
-    </w:p>
-    <w:bookmarkEnd w:id="138"/>
-    <w:bookmarkStart w:id="139" w:name="ref-Lytle2023"/>
-    <w:p>
-      <w:pPr>
-        <w:pStyle w:val="Bibliography"/>
-      </w:pPr>
-      <w:r>
-        <w:t xml:space="preserve">99.</w:t>
-      </w:r>
-      <w:r>
-        <w:t xml:space="preserve"> </w:t>
-      </w:r>
-      <w:r>
-        <w:t xml:space="preserve">	</w:t>
-      </w:r>
-      <w:r>
-        <w:t xml:space="preserve">Lytle, D.A. and Tonkin, J.D. (2023) Matrix community models for ecology and evolution.</w:t>
-      </w:r>
-      <w:r>
-        <w:t xml:space="preserve"> </w:t>
-      </w:r>
-      <w:r>
-        <w:rPr>
-          <w:i/>
-          <w:iCs/>
-        </w:rPr>
-        <w:t xml:space="preserve">npj Biodiversity</w:t>
-      </w:r>
-      <w:r>
-        <w:t xml:space="preserve"> </w:t>
-      </w:r>
-      <w:r>
-        <w:t xml:space="preserve">2, 26</w:t>
-      </w:r>
-    </w:p>
-    <w:bookmarkEnd w:id="139"/>
-    <w:bookmarkStart w:id="140" w:name="ref-Petsopoulos2021"/>
-    <w:p>
-      <w:pPr>
-        <w:pStyle w:val="Bibliography"/>
-      </w:pPr>
-      <w:r>
-        <w:t xml:space="preserve">100.</w:t>
-      </w:r>
-      <w:r>
-        <w:t xml:space="preserve"> </w:t>
-      </w:r>
-      <w:r>
-        <w:t xml:space="preserve">	</w:t>
-      </w:r>
-      <w:r>
-        <w:t xml:space="preserve">Petsopoulos, D.</w:t>
-      </w:r>
-      <w:r>
-        <w:t xml:space="preserve"> </w:t>
-      </w:r>
-      <w:r>
-        <w:rPr>
-          <w:i/>
-          <w:iCs/>
-        </w:rPr>
-        <w:t xml:space="preserve">et al.</w:t>
-      </w:r>
-      <w:r>
-        <w:t xml:space="preserve"> </w:t>
-      </w:r>
-      <w:r>
-        <w:t xml:space="preserve">(2021) Using network ecology to understand and mitigate long-term insect declines.</w:t>
-      </w:r>
-      <w:r>
-        <w:t xml:space="preserve"> </w:t>
-      </w:r>
-      <w:r>
-        <w:rPr>
-          <w:i/>
-          <w:iCs/>
-        </w:rPr>
-        <w:t xml:space="preserve">Ecol. Entomol.</w:t>
-      </w:r>
-    </w:p>
-    <w:bookmarkEnd w:id="140"/>
-    <w:bookmarkStart w:id="141" w:name="ref-Dale2021"/>
-    <w:p>
-      <w:pPr>
-        <w:pStyle w:val="Bibliography"/>
-      </w:pPr>
-      <w:r>
-        <w:t xml:space="preserve">101.</w:t>
-      </w:r>
-      <w:r>
-        <w:t xml:space="preserve"> </w:t>
-      </w:r>
-      <w:r>
-        <w:t xml:space="preserve">	</w:t>
-      </w:r>
-      <w:r>
-        <w:t xml:space="preserve">Dale, M.R.T. and Fortin, M.-J. (2021)</w:t>
-      </w:r>
-      <w:r>
-        <w:t xml:space="preserve"> </w:t>
-      </w:r>
-      <w:r>
-        <w:rPr>
-          <w:i/>
-          <w:iCs/>
-        </w:rPr>
-        <w:t xml:space="preserve">Quantitative analysis of ecological networks</w:t>
-      </w:r>
-      <w:r>
-        <w:t xml:space="preserve">, Cambridge University Press</w:t>
-      </w:r>
-    </w:p>
-    <w:bookmarkEnd w:id="141"/>
-    <w:bookmarkStart w:id="142" w:name="ref-Lu2023"/>
-    <w:p>
-      <w:pPr>
-        <w:pStyle w:val="Bibliography"/>
-      </w:pPr>
-      <w:r>
-        <w:t xml:space="preserve">102.</w:t>
-      </w:r>
-      <w:r>
-        <w:t xml:space="preserve"> </w:t>
-      </w:r>
-      <w:r>
-        <w:t xml:space="preserve">	</w:t>
-      </w:r>
-      <w:r>
-        <w:t xml:space="preserve">Lu, Q.</w:t>
-      </w:r>
-      <w:r>
-        <w:t xml:space="preserve"> </w:t>
-      </w:r>
-      <w:r>
-        <w:rPr>
-          <w:i/>
-          <w:iCs/>
-        </w:rPr>
-        <w:t xml:space="preserve">et al.</w:t>
-      </w:r>
-      <w:r>
-        <w:t xml:space="preserve"> </w:t>
-      </w:r>
-      <w:r>
-        <w:t xml:space="preserve">(2023) Food webs reveal coexistence mechanisms and community organization in carnivores.</w:t>
-      </w:r>
-      <w:r>
-        <w:t xml:space="preserve"> </w:t>
-      </w:r>
-      <w:r>
-        <w:rPr>
-          <w:i/>
-          <w:iCs/>
-        </w:rPr>
-        <w:t xml:space="preserve">Curr. Biol.</w:t>
-      </w:r>
-      <w:r>
-        <w:t xml:space="preserve"> </w:t>
-      </w:r>
-      <w:r>
-        <w:t xml:space="preserve">33, 647–659</w:t>
-      </w:r>
-    </w:p>
-    <w:bookmarkEnd w:id="142"/>
-    <w:bookmarkStart w:id="143" w:name="ref-Carrara2015"/>
-    <w:p>
-      <w:pPr>
-        <w:pStyle w:val="Bibliography"/>
-      </w:pPr>
-      <w:r>
-        <w:t xml:space="preserve">103.</w:t>
-      </w:r>
-      <w:r>
-        <w:t xml:space="preserve"> </w:t>
-      </w:r>
-      <w:r>
-        <w:t xml:space="preserve">	</w:t>
-      </w:r>
-      <w:r>
-        <w:t xml:space="preserve">Carrara, F.</w:t>
-      </w:r>
-      <w:r>
-        <w:t xml:space="preserve"> </w:t>
-      </w:r>
-      <w:r>
-        <w:rPr>
-          <w:i/>
-          <w:iCs/>
-        </w:rPr>
-        <w:t xml:space="preserve">et al.</w:t>
-      </w:r>
-      <w:r>
-        <w:t xml:space="preserve"> </w:t>
-      </w:r>
-      <w:r>
-        <w:t xml:space="preserve">(2015) Inferring species interactions in ecological communities: A comparison of methods at different levels of complexity.</w:t>
-      </w:r>
-      <w:r>
-        <w:t xml:space="preserve"> </w:t>
-      </w:r>
-      <w:r>
-        <w:rPr>
-          <w:i/>
-          <w:iCs/>
-        </w:rPr>
-        <w:t xml:space="preserve">Methods Ecol. Evol.</w:t>
-      </w:r>
-      <w:r>
-        <w:t xml:space="preserve"> </w:t>
-      </w:r>
-      <w:r>
-        <w:t xml:space="preserve">6, 895–906</w:t>
-      </w:r>
-    </w:p>
-    <w:bookmarkEnd w:id="143"/>
-    <w:bookmarkStart w:id="144" w:name="ref-Vitali2022"/>
-    <w:p>
-      <w:pPr>
-        <w:pStyle w:val="Bibliography"/>
-      </w:pPr>
-      <w:r>
-        <w:t xml:space="preserve">104.</w:t>
-      </w:r>
-      <w:r>
-        <w:t xml:space="preserve"> </w:t>
-      </w:r>
-      <w:r>
-        <w:t xml:space="preserve">	</w:t>
-      </w:r>
-      <w:r>
-        <w:t xml:space="preserve">Vitali, A.</w:t>
-      </w:r>
-      <w:r>
-        <w:t xml:space="preserve"> </w:t>
-      </w:r>
-      <w:r>
-        <w:rPr>
-          <w:i/>
-          <w:iCs/>
-        </w:rPr>
-        <w:t xml:space="preserve">et al.</w:t>
-      </w:r>
-      <w:r>
-        <w:t xml:space="preserve"> </w:t>
-      </w:r>
-      <w:r>
-        <w:t xml:space="preserve">(2022) The disruption of a keystone interaction erodes pollination and seed dispersal networks.</w:t>
-      </w:r>
-      <w:r>
-        <w:t xml:space="preserve"> </w:t>
-      </w:r>
-      <w:r>
-        <w:rPr>
-          <w:i/>
-          <w:iCs/>
-        </w:rPr>
-        <w:t xml:space="preserve">Ecology</w:t>
-      </w:r>
-      <w:r>
-        <w:t xml:space="preserve"> </w:t>
-      </w:r>
-      <w:r>
-        <w:t xml:space="preserve">103, e03547</w:t>
-      </w:r>
-    </w:p>
-    <w:bookmarkEnd w:id="144"/>
-    <w:bookmarkStart w:id="145" w:name="ref-Riva2023"/>
-    <w:p>
-      <w:pPr>
-        <w:pStyle w:val="Bibliography"/>
-      </w:pPr>
-      <w:r>
-        <w:t xml:space="preserve">105.</w:t>
-      </w:r>
-      <w:r>
-        <w:t xml:space="preserve"> </w:t>
-      </w:r>
-      <w:r>
-        <w:t xml:space="preserve">	</w:t>
-      </w:r>
-      <w:r>
-        <w:t xml:space="preserve">Riva, F.</w:t>
-      </w:r>
-      <w:r>
-        <w:t xml:space="preserve"> </w:t>
-      </w:r>
-      <w:r>
-        <w:rPr>
-          <w:i/>
-          <w:iCs/>
-        </w:rPr>
-        <w:t xml:space="preserve">et al.</w:t>
-      </w:r>
-      <w:r>
-        <w:t xml:space="preserve"> </w:t>
-      </w:r>
-      <w:r>
-        <w:t xml:space="preserve">(2023) Toward a cohesive understanding of ecological complexity.</w:t>
-      </w:r>
-      <w:r>
-        <w:t xml:space="preserve"> </w:t>
-      </w:r>
-      <w:r>
-        <w:rPr>
-          <w:i/>
-          <w:iCs/>
-        </w:rPr>
-        <w:t xml:space="preserve">Sci. Adv.</w:t>
-      </w:r>
-      <w:r>
-        <w:t xml:space="preserve"> </w:t>
-      </w:r>
-      <w:r>
-        <w:t xml:space="preserve">9, eabq4207</w:t>
-      </w:r>
-    </w:p>
-    <w:bookmarkEnd w:id="145"/>
-    <w:bookmarkStart w:id="146" w:name="ref-Terry2020"/>
-    <w:p>
-      <w:pPr>
-        <w:pStyle w:val="Bibliography"/>
-      </w:pPr>
-      <w:r>
-        <w:t xml:space="preserve">106.</w:t>
-      </w:r>
-      <w:r>
-        <w:t xml:space="preserve"> </w:t>
-      </w:r>
-      <w:r>
-        <w:t xml:space="preserve">	</w:t>
-      </w:r>
-      <w:r>
-        <w:t xml:space="preserve">Terry, J.C.D. and Lewis, O.T. (2020) Finding missing links in interaction networks.</w:t>
-      </w:r>
-      <w:r>
-        <w:t xml:space="preserve"> </w:t>
-      </w:r>
-      <w:r>
-        <w:rPr>
-          <w:i/>
-          <w:iCs/>
-        </w:rPr>
-        <w:t xml:space="preserve">Ecology</w:t>
-      </w:r>
-      <w:r>
-        <w:t xml:space="preserve"> </w:t>
-      </w:r>
-      <w:r>
-        <w:t xml:space="preserve">101, e03047</w:t>
-      </w:r>
-    </w:p>
-    <w:bookmarkEnd w:id="146"/>
-    <w:bookmarkStart w:id="147" w:name="ref-Zou2024"/>
-    <w:p>
-      <w:pPr>
-        <w:pStyle w:val="Bibliography"/>
-      </w:pPr>
-      <w:r>
-        <w:t xml:space="preserve">107.</w:t>
-      </w:r>
-      <w:r>
-        <w:t xml:space="preserve"> </w:t>
-      </w:r>
-      <w:r>
-        <w:t xml:space="preserve">	</w:t>
-      </w:r>
-      <w:r>
-        <w:t xml:space="preserve">Zou, H.-X.</w:t>
-      </w:r>
-      <w:r>
-        <w:t xml:space="preserve"> </w:t>
-      </w:r>
-      <w:r>
-        <w:rPr>
-          <w:i/>
-          <w:iCs/>
-        </w:rPr>
-        <w:t xml:space="preserve">et al.</w:t>
-      </w:r>
-      <w:r>
-        <w:t xml:space="preserve"> </w:t>
-      </w:r>
-      <w:r>
-        <w:t xml:space="preserve">(2024) Time-dependent interaction modification generated from plant–soil feedback.</w:t>
-      </w:r>
-      <w:r>
-        <w:t xml:space="preserve"> </w:t>
-      </w:r>
-      <w:r>
-        <w:rPr>
-          <w:i/>
-          <w:iCs/>
-        </w:rPr>
-        <w:t xml:space="preserve">Ecol. Lett.</w:t>
-      </w:r>
-      <w:r>
-        <w:t xml:space="preserve"> </w:t>
-      </w:r>
-      <w:r>
-        <w:t xml:space="preserve">27, e14432</w:t>
-      </w:r>
-    </w:p>
-    <w:bookmarkEnd w:id="147"/>
-    <w:bookmarkStart w:id="148" w:name="ref-Li2023"/>
-    <w:p>
-      <w:pPr>
-        <w:pStyle w:val="Bibliography"/>
-      </w:pPr>
-      <w:r>
-        <w:t xml:space="preserve">108.</w:t>
-      </w:r>
-      <w:r>
-        <w:t xml:space="preserve"> </w:t>
-      </w:r>
-      <w:r>
-        <w:t xml:space="preserve">	</w:t>
-      </w:r>
-      <w:r>
-        <w:t xml:space="preserve">Li, Y.-J.</w:t>
-      </w:r>
-      <w:r>
-        <w:t xml:space="preserve"> </w:t>
-      </w:r>
-      <w:r>
-        <w:rPr>
-          <w:i/>
-          <w:iCs/>
-        </w:rPr>
-        <w:t xml:space="preserve">et al.</w:t>
-      </w:r>
-      <w:r>
-        <w:t xml:space="preserve"> </w:t>
-      </w:r>
-      <w:r>
-        <w:t xml:space="preserve">(2023) Interspecific differences in thermal tolerance landscape explain aphid community abundance under climate change.</w:t>
-      </w:r>
-      <w:r>
-        <w:t xml:space="preserve"> </w:t>
-      </w:r>
-      <w:r>
-        <w:rPr>
-          <w:i/>
-          <w:iCs/>
-        </w:rPr>
-        <w:t xml:space="preserve">J. Therm. Biol.</w:t>
-      </w:r>
-      <w:r>
-        <w:t xml:space="preserve"> </w:t>
-      </w:r>
-      <w:r>
-        <w:t xml:space="preserve">114, 103583</w:t>
-      </w:r>
-    </w:p>
-    <w:bookmarkEnd w:id="148"/>
-    <w:bookmarkStart w:id="149" w:name="ref-Zhu2024"/>
-    <w:p>
-      <w:pPr>
-        <w:pStyle w:val="Bibliography"/>
-      </w:pPr>
-      <w:r>
-        <w:t xml:space="preserve">109.</w:t>
-      </w:r>
-      <w:r>
-        <w:t xml:space="preserve"> </w:t>
-      </w:r>
-      <w:r>
-        <w:t xml:space="preserve">	</w:t>
-      </w:r>
-      <w:r>
-        <w:t xml:space="preserve">Zhu, L.</w:t>
-      </w:r>
-      <w:r>
-        <w:t xml:space="preserve"> </w:t>
-      </w:r>
-      <w:r>
-        <w:rPr>
-          <w:i/>
-          <w:iCs/>
-        </w:rPr>
-        <w:t xml:space="preserve">et al.</w:t>
-      </w:r>
-      <w:r>
-        <w:t xml:space="preserve"> </w:t>
-      </w:r>
-      <w:r>
-        <w:t xml:space="preserve">(2024) Responses of a widespread pest insect to extreme high temperatures are stage-dependent and divergent among seasonal cohorts.</w:t>
-      </w:r>
-      <w:r>
-        <w:t xml:space="preserve"> </w:t>
-      </w:r>
-      <w:r>
-        <w:rPr>
-          <w:i/>
-          <w:iCs/>
-        </w:rPr>
-        <w:t xml:space="preserve">Funct. Ecol.</w:t>
-      </w:r>
-      <w:r>
-        <w:t xml:space="preserve"> </w:t>
-      </w:r>
-      <w:r>
-        <w:t xml:space="preserve">39, 165–180</w:t>
-      </w:r>
-    </w:p>
-    <w:bookmarkEnd w:id="149"/>
-    <w:bookmarkEnd w:id="150"/>
+    <w:bookmarkEnd w:id="157"/>
+    <w:bookmarkEnd w:id="158"/>
     <w:p>
       <w:pPr>
         <w:pStyle w:val="BodyText"/>
       </w:pPr>
     </w:p>
-    <w:bookmarkEnd w:id="151"/>
-    <w:bookmarkStart w:id="153" w:name="endnotes-to-keep-track-off"/>
-    <w:p>
-      <w:pPr>
-        <w:pStyle w:val="Heading1"/>
-      </w:pPr>
-      <w:r>
-        <w:t xml:space="preserve">Endnotes To Keep Track off</w:t>
-      </w:r>
-    </w:p>
-    <w:bookmarkStart w:id="152" w:name="pop-ecology-section"/>
-    <w:p>
-      <w:pPr>
-        <w:pStyle w:val="Heading2"/>
-      </w:pPr>
-      <w:r>
-        <w:t xml:space="preserve">Pop ecology section</w:t>
-      </w:r>
-    </w:p>
-    <w:p>
-      <w:pPr>
-        <w:pStyle w:val="Compact"/>
-        <w:numPr>
-          <w:ilvl w:val="0"/>
-          <w:numId w:val="1005"/>
-        </w:numPr>
-      </w:pPr>
-      <w:r>
-        <w:t xml:space="preserve">How can we link mechanistic physiological models with population and community ecology theory?</w:t>
-      </w:r>
-    </w:p>
-    <w:p>
-      <w:pPr>
-        <w:pStyle w:val="Compact"/>
-        <w:numPr>
-          <w:ilvl w:val="0"/>
-          <w:numId w:val="1005"/>
-        </w:numPr>
-      </w:pPr>
-      <w:r>
-        <w:t xml:space="preserve">Introducing population and network models to link outputs from DEB (survival, reproduction, abundance) to population growth.</w:t>
-      </w:r>
-    </w:p>
-    <w:p>
-      <w:pPr>
-        <w:pStyle w:val="Compact"/>
-        <w:numPr>
-          <w:ilvl w:val="0"/>
-          <w:numId w:val="1005"/>
-        </w:numPr>
-      </w:pPr>
-      <w:r>
-        <w:t xml:space="preserve">How people are analysing communities with network theory. Some important papers</w:t>
-      </w:r>
-      <w:r>
-        <w:t xml:space="preserve"> </w:t>
-      </w:r>
-      <w:r>
-        <w:t xml:space="preserve">[94]</w:t>
-      </w:r>
-      <w:r>
-        <w:t xml:space="preserve"> </w:t>
-      </w:r>
-      <w:r>
-        <w:t xml:space="preserve">[95]</w:t>
-      </w:r>
-      <w:r>
-        <w:t xml:space="preserve"> </w:t>
-      </w:r>
-      <w:r>
-        <w:t xml:space="preserve">[96]</w:t>
-      </w:r>
-      <w:r>
-        <w:t xml:space="preserve"> </w:t>
-      </w:r>
-      <w:r>
-        <w:t xml:space="preserve">[97]</w:t>
-      </w:r>
-      <w:r>
-        <w:t xml:space="preserve"> </w:t>
-      </w:r>
-      <w:r>
-        <w:t xml:space="preserve">[98]</w:t>
-      </w:r>
-      <w:r>
-        <w:t xml:space="preserve"> </w:t>
-      </w:r>
-      <w:r>
-        <w:t xml:space="preserve">[99]</w:t>
-      </w:r>
-      <w:r>
-        <w:t xml:space="preserve"> </w:t>
-      </w:r>
-      <w:r>
-        <w:t xml:space="preserve">[100]</w:t>
-      </w:r>
-      <w:r>
-        <w:t xml:space="preserve"> </w:t>
-      </w:r>
-      <w:r>
-        <w:t xml:space="preserve">Should also look at this book</w:t>
-      </w:r>
-      <w:r>
-        <w:t xml:space="preserve"> </w:t>
-      </w:r>
-      <w:r>
-        <w:t xml:space="preserve">[101]</w:t>
-      </w:r>
-    </w:p>
-    <w:p>
-      <w:pPr>
-        <w:pStyle w:val="Compact"/>
-        <w:numPr>
-          <w:ilvl w:val="0"/>
-          <w:numId w:val="1005"/>
-        </w:numPr>
-      </w:pPr>
-      <w:r>
-        <w:t xml:space="preserve">How can we capture interactions among species within the community to predict how heat stress will affect community structure?</w:t>
-      </w:r>
-    </w:p>
-    <w:p>
-      <w:pPr>
-        <w:pStyle w:val="Compact"/>
-        <w:numPr>
-          <w:ilvl w:val="0"/>
-          <w:numId w:val="1005"/>
-        </w:numPr>
-      </w:pPr>
-      <w:r>
-        <w:t xml:space="preserve">Figure 2: demonstrating how TLS, biophysical and DEB models can be used to predict heat stress impacts on plants and animals, growth, reproduction, survival. (Dan, Margie)</w:t>
-      </w:r>
-    </w:p>
-    <w:p>
-      <w:pPr>
-        <w:pStyle w:val="Compact"/>
-        <w:numPr>
-          <w:ilvl w:val="0"/>
-          <w:numId w:val="1005"/>
-        </w:numPr>
-      </w:pPr>
-      <w:r>
-        <w:t xml:space="preserve">Also this is a cool paper</w:t>
-      </w:r>
-      <w:r>
-        <w:t xml:space="preserve"> </w:t>
-      </w:r>
-      <w:r>
-        <w:t xml:space="preserve">[102]</w:t>
-      </w:r>
-      <w:r>
-        <w:t xml:space="preserve"> </w:t>
-      </w:r>
-      <w:r>
-        <w:t xml:space="preserve">on carnivores diets by DNA sequencing fecal data</w:t>
-      </w:r>
-      <w:r>
-        <w:t xml:space="preserve"> </w:t>
-      </w:r>
-      <w:r>
-        <w:t xml:space="preserve">-The other way to model interactions us using foundational community ecology/ species abundance models see</w:t>
-      </w:r>
-      <w:r>
-        <w:t xml:space="preserve"> </w:t>
-      </w:r>
-      <w:r>
-        <w:t xml:space="preserve">[103]</w:t>
-      </w:r>
-      <w:r>
-        <w:t xml:space="preserve">. We can here model the actual abundance of a given species and it would seem more flexible to incorporate thermal tolerance infor into these models.</w:t>
-      </w:r>
-    </w:p>
-    <w:p>
-      <w:pPr>
-        <w:pStyle w:val="Compact"/>
-        <w:numPr>
-          <w:ilvl w:val="0"/>
-          <w:numId w:val="1005"/>
-        </w:numPr>
-      </w:pPr>
-      <w:r>
-        <w:t xml:space="preserve">have a close look at</w:t>
-      </w:r>
-      <w:r>
-        <w:t xml:space="preserve"> </w:t>
-      </w:r>
-      <w:r>
-        <w:t xml:space="preserve">[104]</w:t>
-      </w:r>
-      <w:r>
-        <w:t xml:space="preserve"> </w:t>
-      </w:r>
-      <w:r>
-        <w:t xml:space="preserve">and</w:t>
-      </w:r>
-      <w:r>
-        <w:t xml:space="preserve"> </w:t>
-      </w:r>
-      <w:r>
-        <w:t xml:space="preserve">[105]</w:t>
-      </w:r>
-      <w:r>
-        <w:t xml:space="preserve">, limitations</w:t>
-      </w:r>
-      <w:r>
-        <w:t xml:space="preserve"> </w:t>
-      </w:r>
-      <w:r>
-        <w:t xml:space="preserve">[106]</w:t>
-      </w:r>
-    </w:p>
-    <w:bookmarkEnd w:id="152"/>
-    <w:bookmarkEnd w:id="153"/>
-    <w:bookmarkStart w:id="159" w:name="Xe7540e51cb84d29e47d083817996607ca5f8009"/>
-    <w:p>
-      <w:pPr>
-        <w:pStyle w:val="Heading1"/>
-      </w:pPr>
-      <w:r>
-        <w:t xml:space="preserve">Incorporating context-dependent environmental feedback to evaluate resilience to extreme heat (Brajesh, Brendan, James, Everyone else who wants to contribute)</w:t>
-      </w:r>
-    </w:p>
-    <w:p>
-      <w:pPr>
-        <w:pStyle w:val="Compact"/>
-        <w:numPr>
-          <w:ilvl w:val="0"/>
-          <w:numId w:val="1006"/>
-        </w:numPr>
-      </w:pPr>
-      <w:r>
-        <w:t xml:space="preserve">Goal of this section is to briefly focus on the BIOLOGY that will shift thermal exposure and sensitivity in plants and animals.</w:t>
-      </w:r>
-    </w:p>
-    <w:p>
-      <w:pPr>
-        <w:pStyle w:val="Compact"/>
-        <w:numPr>
-          <w:ilvl w:val="0"/>
-          <w:numId w:val="1006"/>
-        </w:numPr>
-      </w:pPr>
-      <w:r>
-        <w:t xml:space="preserve">I</w:t>
-      </w:r>
-      <w:r>
-        <w:t xml:space="preserve"> </w:t>
-      </w:r>
-      <w:r>
-        <w:rPr>
-          <w:b/>
-          <w:bCs/>
-        </w:rPr>
-        <w:t xml:space="preserve">just</w:t>
-      </w:r>
-      <w:r>
-        <w:t xml:space="preserve"> </w:t>
-      </w:r>
-      <w:r>
-        <w:t xml:space="preserve">found this important paper for which a lot can be gleaned upon. Many of the important things we have been discussing are discussed in here:</w:t>
-      </w:r>
-      <w:r>
-        <w:t xml:space="preserve"> </w:t>
-      </w:r>
-      <w:r>
-        <w:t xml:space="preserve">[26]</w:t>
-      </w:r>
-      <w:r>
-        <w:t xml:space="preserve">, so we should be careful to make our narrative distinct. The limitation of this study is it lacks the focus on modelling frameworks, so I think us distinguishing how we link these concepts back into the model would be quite novel and distinguish ourselves from them..</w:t>
-      </w:r>
-    </w:p>
-    <w:p>
-      <w:pPr>
-        <w:pStyle w:val="Compact"/>
-        <w:numPr>
-          <w:ilvl w:val="0"/>
-          <w:numId w:val="1006"/>
-        </w:numPr>
-      </w:pPr>
-      <w:r>
-        <w:t xml:space="preserve">Then, we overlay briefly how we might capture that in the modelling framework we setup above. For example, you all write the biology and we then need to think about how we can adjust models to capture these nuances.</w:t>
-      </w:r>
-    </w:p>
-    <w:p>
-      <w:pPr>
-        <w:pStyle w:val="Compact"/>
-        <w:numPr>
-          <w:ilvl w:val="0"/>
-          <w:numId w:val="1006"/>
-        </w:numPr>
-      </w:pPr>
-      <w:r>
-        <w:t xml:space="preserve">If uncertain about adding a sentence to the link to the models above, that’s ok, Dan, Mike, Margie and Belinda can add.</w:t>
-      </w:r>
-    </w:p>
-    <w:bookmarkStart w:id="154" w:name="X1b136e3eae891c477bc728d2597e572ca649eaa"/>
-    <w:p>
-      <w:pPr>
-        <w:pStyle w:val="Heading3"/>
-      </w:pPr>
-      <w:r>
-        <w:t xml:space="preserve">Microbial communities can impact thermal sensitivity in plants and animals (Brajesh)</w:t>
-      </w:r>
-    </w:p>
-    <w:p>
-      <w:pPr>
-        <w:pStyle w:val="Compact"/>
-        <w:numPr>
-          <w:ilvl w:val="0"/>
-          <w:numId w:val="1007"/>
-        </w:numPr>
-      </w:pPr>
-      <w:r>
-        <w:t xml:space="preserve">Here’s some text of a cool example I had written up. Feel free to use Braj or shift completely if you’d like.</w:t>
-      </w:r>
-      <w:r>
-        <w:t xml:space="preserve"> </w:t>
-      </w:r>
-      <w:r>
-        <w:t xml:space="preserve">Interactions with symbiotic microbiota can also directly impact thermal tolerance of a focal species. For example, in plants, Márquez</w:t>
-      </w:r>
-      <w:r>
-        <w:t xml:space="preserve"> </w:t>
-      </w:r>
-      <w:r>
-        <w:rPr>
-          <w:i/>
-          <w:iCs/>
-        </w:rPr>
-        <w:t xml:space="preserve">et. al</w:t>
-      </w:r>
-      <w:r>
-        <w:t xml:space="preserve"> </w:t>
-      </w:r>
-      <w:r>
-        <w:t xml:space="preserve">[37]</w:t>
-      </w:r>
-      <w:r>
-        <w:t xml:space="preserve"> </w:t>
-      </w:r>
-      <w:r>
-        <w:t xml:space="preserve">describe a three-way mutualistic association between a tropical panic grass (</w:t>
-      </w:r>
-      <w:r>
-        <w:rPr>
-          <w:i/>
-          <w:iCs/>
-        </w:rPr>
-        <w:t xml:space="preserve">Dichanthelium lanuginosum</w:t>
-      </w:r>
-      <w:r>
-        <w:t xml:space="preserve">), the fungus,</w:t>
-      </w:r>
-      <w:r>
-        <w:t xml:space="preserve"> </w:t>
-      </w:r>
-      <w:r>
-        <w:rPr>
-          <w:i/>
-          <w:iCs/>
-        </w:rPr>
-        <w:t xml:space="preserve">Curvularia protuberata</w:t>
-      </w:r>
-      <w:r>
-        <w:t xml:space="preserve">, and a</w:t>
-      </w:r>
-      <w:r>
-        <w:t xml:space="preserve"> </w:t>
-      </w:r>
-      <w:r>
-        <w:rPr>
-          <w:i/>
-          <w:iCs/>
-        </w:rPr>
-        <w:t xml:space="preserve">Curvularia</w:t>
-      </w:r>
-      <w:r>
-        <w:t xml:space="preserve"> </w:t>
-      </w:r>
-      <w:r>
-        <w:t xml:space="preserve">virus whereby thermal tolerance of the fungus and grass is highly dependent on fungal-virus associations. Endophytic fungus cured of the virus were unable to survive extreme heating events (temperatures of 65</w:t>
-      </w:r>
-      <m:oMath>
-        <m:sSup>
-          <m:e>
-            <m:r>
-              <m:t>​</m:t>
-            </m:r>
-          </m:e>
-          <m:sup>
-            <m:r>
-              <m:rPr>
-                <m:sty m:val="p"/>
-              </m:rPr>
-              <m:t>∘</m:t>
-            </m:r>
-          </m:sup>
-        </m:sSup>
-      </m:oMath>
-      <w:r>
-        <w:t xml:space="preserve">C for 2 weeks). However, when the fungus were inoculated with the virus, heat tolerance was restored. Fascinatingly, the virus could be manipulated to confer heat tolerance to tomato (</w:t>
-      </w:r>
-      <w:r>
-        <w:rPr>
-          <w:i/>
-          <w:iCs/>
-        </w:rPr>
-        <w:t xml:space="preserve">Solanum lycopersicon</w:t>
-      </w:r>
-      <w:r>
-        <w:t xml:space="preserve">) demonstrating the potential for conferring thermal tolerance to other plant species. The mechanisms by which fungal-virus associations confer thermal tolerance are not yet understood but are hypothesized to involve scavenging of reactive oxygen species (ROS) by fungal endophytes generated by plant defense mechanisms in response to heat stress.</w:t>
-      </w:r>
-    </w:p>
-    <w:p>
-      <w:pPr>
-        <w:pStyle w:val="Compact"/>
-        <w:numPr>
-          <w:ilvl w:val="0"/>
-          <w:numId w:val="1007"/>
-        </w:numPr>
-      </w:pPr>
-      <w:r>
-        <w:t xml:space="preserve">See</w:t>
-      </w:r>
-      <w:r>
-        <w:t xml:space="preserve"> </w:t>
-      </w:r>
-      <w:r>
-        <w:t xml:space="preserve">[107]</w:t>
-      </w:r>
-      <w:r>
-        <w:t xml:space="preserve">. The paper provides a framework for modelling soil plant interactions</w:t>
-      </w:r>
-    </w:p>
-    <w:bookmarkEnd w:id="154"/>
-    <w:bookmarkStart w:id="155" w:name="X24738ef4513767bb724ce8804ac017259eaf2ee"/>
-    <w:p>
-      <w:pPr>
-        <w:pStyle w:val="Heading3"/>
-      </w:pPr>
-      <w:r>
-        <w:t xml:space="preserve">Water availability can impact thermal sensitivity of plants and animals (Brendan)</w:t>
-      </w:r>
-    </w:p>
-    <w:bookmarkEnd w:id="155"/>
-    <w:bookmarkStart w:id="156" w:name="X1934a01dca617640c62902cb6b54ad742133dfc"/>
-    <w:p>
-      <w:pPr>
-        <w:pStyle w:val="Heading3"/>
-      </w:pPr>
-      <w:r>
-        <w:t xml:space="preserve">Competition can impact thermal sensitivity of plants and animals (James? Feel free to add a different section title here.)</w:t>
-      </w:r>
-    </w:p>
-    <w:p>
-      <w:pPr>
-        <w:pStyle w:val="Compact"/>
-        <w:numPr>
-          <w:ilvl w:val="0"/>
-          <w:numId w:val="1008"/>
-        </w:numPr>
-      </w:pPr>
-      <w:r>
-        <w:t xml:space="preserve">James. Added some text around a few examples below. Feel fre eto use/integrate or completely throw away. Or, we can move some of this into other sections.</w:t>
-      </w:r>
-      <w:r>
-        <w:t xml:space="preserve"> </w:t>
-      </w:r>
-      <w:r>
-        <w:t xml:space="preserve">Competition among species within a community can influence a focal species’ tolerance to heat stress. Competition can influence microhabitat selection and the availability of thermal refugia which can protect against thermal extremes, the diet of a focal species that can indirectly influence physiological tolerance of temperature stress, and the availability of resources that can help buffer against heat stress. For example, Li</w:t>
-      </w:r>
-      <w:r>
-        <w:t xml:space="preserve"> </w:t>
-      </w:r>
-      <w:r>
-        <w:rPr>
-          <w:i/>
-          <w:iCs/>
-        </w:rPr>
-        <w:t xml:space="preserve">et al.</w:t>
-      </w:r>
-      <w:r>
-        <w:t xml:space="preserve"> </w:t>
-      </w:r>
-      <w:r>
-        <w:t xml:space="preserve">[108]</w:t>
-      </w:r>
-      <w:r>
-        <w:t xml:space="preserve"> </w:t>
-      </w:r>
-      <w:r>
-        <w:t xml:space="preserve">measured the thermal tolerance landscape for three aphid species that are pests for cereal crops globally to understand whether they could predict changes in community abundance. Using a thermal death time (TDT) approach to estimate the cumulative impacts of heat stress on survival they found that one species,</w:t>
-      </w:r>
-      <w:r>
-        <w:t xml:space="preserve"> </w:t>
-      </w:r>
-      <w:r>
-        <w:rPr>
-          <w:i/>
-          <w:iCs/>
-        </w:rPr>
-        <w:t xml:space="preserve">Rhopalosiphum padi</w:t>
-      </w:r>
-      <w:r>
-        <w:t xml:space="preserve">, showed high heat tolerance and accumulated less injury over natural temperature fluctuations. The ability to maintain high relative abundance in the face of extreme heat may allow this species to outcompete other aphids explaining why it dominates in southern parts of its range.</w:t>
-      </w:r>
-    </w:p>
-    <w:p>
-      <w:pPr>
-        <w:pStyle w:val="FirstParagraph"/>
-      </w:pPr>
-      <w:r>
-        <w:t xml:space="preserve">Li</w:t>
-      </w:r>
-      <w:r>
-        <w:t xml:space="preserve"> </w:t>
-      </w:r>
-      <w:r>
-        <w:rPr>
-          <w:i/>
-          <w:iCs/>
-        </w:rPr>
-        <w:t xml:space="preserve">et al.</w:t>
-      </w:r>
-      <w:r>
-        <w:t xml:space="preserve"> </w:t>
-      </w:r>
-      <w:r>
-        <w:t xml:space="preserve">[108]</w:t>
-      </w:r>
-      <w:r>
-        <w:t xml:space="preserve"> </w:t>
-      </w:r>
-      <w:r>
-        <w:t xml:space="preserve">also found that different life-stages were affected differently by heat stress, with adults being more thermally tolerant than early developmental stages emphasising the need for models to capture such variation. However, such findings do not incorporate acclimation to heat stress or different microhabitat choice by the different species, which are both likely to be important for predicting the impacts of heat stress on community structure. It also ignores how interspecific interactions between competing aphid species will also likely mediate species abundance. It would be worth while integrating thermal tolerance landscapes with ecological models that capture interspecific interactions to better predict how heat stress will affect community structure.</w:t>
-      </w:r>
-    </w:p>
-    <w:bookmarkEnd w:id="156"/>
-    <w:bookmarkStart w:id="157" w:name="Xdbc91e02dcd505372e716f3d2147fb46ffba4bf"/>
-    <w:p>
-      <w:pPr>
-        <w:pStyle w:val="Heading3"/>
-      </w:pPr>
-      <w:r>
-        <w:t xml:space="preserve">Acclimation can impact thermal sensitivity of plants and animals (Everyone)</w:t>
-      </w:r>
-    </w:p>
-    <w:p>
-      <w:pPr>
-        <w:pStyle w:val="FirstParagraph"/>
-      </w:pPr>
-      <w:r>
-        <w:t xml:space="preserve">A very important paper</w:t>
-      </w:r>
-      <w:r>
-        <w:t xml:space="preserve"> </w:t>
-      </w:r>
-      <w:r>
-        <w:t xml:space="preserve">[109]</w:t>
-      </w:r>
-      <w:r>
-        <w:t xml:space="preserve">. Connects heat tolerance to population matrix models. And, shows acclimation responses (heat hardening).</w:t>
-      </w:r>
-    </w:p>
-    <w:bookmarkEnd w:id="157"/>
-    <w:bookmarkStart w:id="158" w:name="X1f820984f57b727edc20965138ee13069f96c01"/>
-    <w:p>
-      <w:pPr>
-        <w:pStyle w:val="Heading3"/>
-      </w:pPr>
-      <w:r>
-        <w:t xml:space="preserve">Phenology and activity pattern shifts mediating interactions (James?)</w:t>
-      </w:r>
-    </w:p>
-    <w:bookmarkEnd w:id="158"/>
     <w:bookmarkEnd w:id="159"/>
     <w:sectPr>
       <w:pgSz w:h="15840" w:w="12240"/>
@@ -9926,18 +10338,6 @@
     <w:lvlOverride w:ilvl="8">
       <w:startOverride w:val="1"/>
     </w:lvlOverride>
-  </w:num>
-  <w:num w:numId="1005">
-    <w:abstractNumId w:val="991"/>
-  </w:num>
-  <w:num w:numId="1006">
-    <w:abstractNumId w:val="991"/>
-  </w:num>
-  <w:num w:numId="1007">
-    <w:abstractNumId w:val="991"/>
-  </w:num>
-  <w:num w:numId="1008">
-    <w:abstractNumId w:val="991"/>
   </w:num>
 </w:numbering>
 </file>

--- a/docs/ms.docx
+++ b/docs/ms.docx
@@ -849,7 +849,7 @@
         <w:pStyle w:val="FirstParagraph"/>
       </w:pPr>
       <w:r>
-        <w:t xml:space="preserve">Ultimately, we need to know how an extreme weather event is experienced by different members of a community. This can vary widely; when the air temperature at a weather station is 50°C, an organism a metre below the surface may be 25 °C cooler, where soil temperatures are tracking the mean monthly air temperature (</w:t>
+        <w:t xml:space="preserve">Ultimately, we need to know how an extreme weather event is experienced by different species in a community. This can vary widely; when the air temperature at a weather station is 50°C, an organism a metre below the surface may be 25°C cooler, where soil temperatures are tracking the mean monthly air temperature (</w:t>
       </w:r>
       <w:hyperlink w:anchor="fig-sys">
         <w:r>
@@ -1047,17 +1047,7 @@
         <w:t xml:space="preserve"> </w:t>
       </w:r>
       <w:r>
-        <w:t xml:space="preserve">[33,</w:t>
-      </w:r>
-      <w:r>
-        <w:rPr>
-          <w:b/>
-          <w:bCs/>
-        </w:rPr>
-        <w:t xml:space="preserve">Riddle?</w:t>
-      </w:r>
-      <w:r>
-        <w:t xml:space="preserve">]</w:t>
+        <w:t xml:space="preserve">[33,43]</w:t>
       </w:r>
       <w:r>
         <w:t xml:space="preserve">. Equivalent models of leaves incorporate the dynamic role of stomata</w:t>
@@ -1066,7 +1056,7 @@
         <w:t xml:space="preserve"> </w:t>
       </w:r>
       <w:r>
-        <w:t xml:space="preserve">[19,e.g., 43]</w:t>
+        <w:t xml:space="preserve">[19,e.g., 44]</w:t>
       </w:r>
       <w:r>
         <w:t xml:space="preserve">, while models of endotherms can account for the role of insulation and metabolic heat production</w:t>
@@ -1075,7 +1065,7 @@
         <w:t xml:space="preserve"> </w:t>
       </w:r>
       <w:r>
-        <w:t xml:space="preserve">[44]</w:t>
+        <w:t xml:space="preserve">[45]</w:t>
       </w:r>
       <w:r>
         <w:t xml:space="preserve">. Future development in biophysical modelling of organismal temperature under extreme heat involves understanding the nuances of physiological and behavioural responses. For example, lizards may pant when exposed to high temperatures</w:t>
@@ -1084,7 +1074,7 @@
         <w:t xml:space="preserve"> </w:t>
       </w:r>
       <w:r>
-        <w:t xml:space="preserve">[45]</w:t>
+        <w:t xml:space="preserve">[46]</w:t>
       </w:r>
       <w:r>
         <w:t xml:space="preserve">, birds may</w:t>
@@ -1105,7 +1095,7 @@
         <w:t xml:space="preserve"> </w:t>
       </w:r>
       <w:r>
-        <w:t xml:space="preserve">[46]</w:t>
+        <w:t xml:space="preserve">[47]</w:t>
       </w:r>
       <w:r>
         <w:t xml:space="preserve">, and stomatal behaviour may depart from the typical responses to vapour pressure and light intensity to allow emergency cooling</w:t>
@@ -1114,7 +1104,7 @@
         <w:t xml:space="preserve"> </w:t>
       </w:r>
       <w:r>
-        <w:t xml:space="preserve">[47]</w:t>
+        <w:t xml:space="preserve">[48]</w:t>
       </w:r>
       <w:r>
         <w:t xml:space="preserve">, though this response may depend on prior soil moisture conditions</w:t>
@@ -1123,7 +1113,7 @@
         <w:t xml:space="preserve"> </w:t>
       </w:r>
       <w:r>
-        <w:t xml:space="preserve">[48]</w:t>
+        <w:t xml:space="preserve">[49]</w:t>
       </w:r>
       <w:r>
         <w:t xml:space="preserve">. The application of biophysical heat budget models in concert with microclimate models can thus be used to infer differential exposure of members of a community to specific temperatures to predict relative exposure with different degrees of detail, from rank-order stress exposure to hourly trajectories that can be linked to physiological models of damage and repair.</w:t>
@@ -1182,7 +1172,7 @@
         <w:t xml:space="preserve"> </w:t>
       </w:r>
       <w:r>
-        <w:t xml:space="preserve">[21,49]</w:t>
+        <w:t xml:space="preserve">[21,50]</w:t>
       </w:r>
       <w:r>
         <w:t xml:space="preserve">. Sensitivity to extreme heat can be captured by thermal load sensitivity (TLS) / thermal death time (TDT) models that explicitly account for how heat stress depends on both temperature and the duration of time at a given temperature</w:t>
@@ -1249,20 +1239,7 @@
         <w:t xml:space="preserve"> </w:t>
       </w:r>
       <w:r>
-        <w:t xml:space="preserve">[e.g. Table 1 in</w:t>
-      </w:r>
-      <w:r>
-        <w:t xml:space="preserve"> </w:t>
-      </w:r>
-      <w:r>
-        <w:rPr>
-          <w:b/>
-          <w:bCs/>
-        </w:rPr>
-        <w:t xml:space="preserve">Jagadish2021?</w:t>
-      </w:r>
-      <w:r>
-        <w:t xml:space="preserve">]</w:t>
+        <w:t xml:space="preserve">[e.g. Table 1 in 51]</w:t>
       </w:r>
       <w:r>
         <w:t xml:space="preserve">. Endpoints are predicted by assuming the effect of time at a given temperature decreases survival or fertility exponentially</w:t>
@@ -1271,7 +1248,7 @@
         <w:t xml:space="preserve"> </w:t>
       </w:r>
       <w:r>
-        <w:t xml:space="preserve">[11,12,21,49]</w:t>
+        <w:t xml:space="preserve">[11,12,21,50]</w:t>
       </w:r>
       <w:r>
         <w:t xml:space="preserve">. For example, Ørsted</w:t>
@@ -1337,20 +1314,7 @@
         <w:t xml:space="preserve"> </w:t>
       </w:r>
       <w:r>
-        <w:t xml:space="preserve">[50,@</w:t>
-      </w:r>
-      <w:r>
-        <w:t xml:space="preserve"> </w:t>
-      </w:r>
-      <w:r>
-        <w:rPr>
-          <w:b/>
-          <w:bCs/>
-        </w:rPr>
-        <w:t xml:space="preserve">Jagadish2021?</w:t>
-      </w:r>
-      <w:r>
-        <w:t xml:space="preserve">]</w:t>
+        <w:t xml:space="preserve">[@ 51,52]</w:t>
       </w:r>
       <w:r>
         <w:t xml:space="preserve"> </w:t>
@@ -1370,7 +1334,7 @@
         <w:t xml:space="preserve"> </w:t>
       </w:r>
       <w:r>
-        <w:t xml:space="preserve">[51]</w:t>
+        <w:t xml:space="preserve">[53]</w:t>
       </w:r>
       <w:r>
         <w:t xml:space="preserve">. Once a thermal tolerance landscape for a particular endpoint has been quantified, the thermal sensitivity (i.e., the slope</w:t>
@@ -1390,7 +1354,7 @@
         <w:t xml:space="preserve"> </w:t>
       </w:r>
       <w:r>
-        <w:t xml:space="preserve">[11,12,49]</w:t>
+        <w:t xml:space="preserve">[11,12,50]</w:t>
       </w:r>
       <w:r>
         <w:t xml:space="preserve">. Several approaches can be used to capture the accumulation of damage</w:t>
@@ -1399,7 +1363,7 @@
         <w:t xml:space="preserve"> </w:t>
       </w:r>
       <w:r>
-        <w:t xml:space="preserve">[11,12,49]</w:t>
+        <w:t xml:space="preserve">[11,12,50]</w:t>
       </w:r>
       <w:r>
         <w:t xml:space="preserve">, but a simplistic way can be computed following Ørsted</w:t>
@@ -1892,7 +1856,7 @@
         <w:t xml:space="preserve"> </w:t>
       </w:r>
       <w:r>
-        <w:t xml:space="preserve">[52]</w:t>
+        <w:t xml:space="preserve">[54]</w:t>
       </w:r>
       <w:r>
         <w:t xml:space="preserve">, which is thought to be associated with transcriptional buffering of hosts by the natural microbiome</w:t>
@@ -1901,7 +1865,7 @@
         <w:t xml:space="preserve"> </w:t>
       </w:r>
       <w:r>
-        <w:t xml:space="preserve">[53]</w:t>
+        <w:t xml:space="preserve">[55]</w:t>
       </w:r>
       <w:r>
         <w:t xml:space="preserve">. Specific gut bacteria may provide a protective effect on their host.</w:t>
@@ -1942,7 +1906,7 @@
         <w:t xml:space="preserve"> </w:t>
       </w:r>
       <w:r>
-        <w:t xml:space="preserve">[54]</w:t>
+        <w:t xml:space="preserve">[56]</w:t>
       </w:r>
       <w:r>
         <w:t xml:space="preserve">. Moreover, this protective effect can influence the ability of the host to evolve further resistance to the heat shock and harboured more bacteria</w:t>
@@ -1951,7 +1915,7 @@
         <w:t xml:space="preserve"> </w:t>
       </w:r>
       <w:r>
-        <w:t xml:space="preserve">[55]</w:t>
+        <w:t xml:space="preserve">[57]</w:t>
       </w:r>
       <w:r>
         <w:t xml:space="preserve">. Even microbes that are normally parasitic on their hosts can generate benefits to them under stressful conditions. In the mussel</w:t>
@@ -1973,7 +1937,7 @@
         <w:t xml:space="preserve"> </w:t>
       </w:r>
       <w:r>
-        <w:t xml:space="preserve">[56]</w:t>
+        <w:t xml:space="preserve">[58]</w:t>
       </w:r>
       <w:r>
         <w:t xml:space="preserve">, On the other hand, many endosymbionts including those providing host benefits appear particularly sensitive to heat</w:t>
@@ -1982,7 +1946,7 @@
         <w:t xml:space="preserve"> </w:t>
       </w:r>
       <w:r>
-        <w:t xml:space="preserve">[57]</w:t>
+        <w:t xml:space="preserve">[59]</w:t>
       </w:r>
       <w:r>
         <w:t xml:space="preserve">. The density of</w:t>
@@ -2023,7 +1987,7 @@
         <w:t xml:space="preserve"> </w:t>
       </w:r>
       <w:r>
-        <w:t xml:space="preserve">[58]</w:t>
+        <w:t xml:space="preserve">[60]</w:t>
       </w:r>
       <w:r>
         <w:t xml:space="preserve">. Nevertheless, the heat tolerance of pea aphids can be sharply increased through a mutation in a heat shock protein encoded by</w:t>
@@ -2042,7 +2006,7 @@
         <w:t xml:space="preserve"> </w:t>
       </w:r>
       <w:r>
-        <w:t xml:space="preserve">[59]</w:t>
+        <w:t xml:space="preserve">[61]</w:t>
       </w:r>
       <w:r>
         <w:t xml:space="preserve">.</w:t>
@@ -2059,7 +2023,7 @@
         <w:t xml:space="preserve"> </w:t>
       </w:r>
       <w:r>
-        <w:t xml:space="preserve">[60–62]</w:t>
+        <w:t xml:space="preserve">[62–64]</w:t>
       </w:r>
       <w:r>
         <w:t xml:space="preserve">. These interactions are usually achieved by stimulating the production of essential phytohormones, secondary metabolites, organic acids, and amino acids that helps the plant to mitigate heat stress</w:t>
@@ -2068,7 +2032,7 @@
         <w:t xml:space="preserve"> </w:t>
       </w:r>
       <w:r>
-        <w:t xml:space="preserve">[63,64]</w:t>
+        <w:t xml:space="preserve">[65,66]</w:t>
       </w:r>
       <w:r>
         <w:t xml:space="preserve">. Under the current global climate change scenarios, each degree Celsius increase in global mean temperature is estimated to reduce the global yield of wheat by 6.0% and soybean (Glycine max) by 3.1%</w:t>
@@ -2077,7 +2041,7 @@
         <w:t xml:space="preserve"> </w:t>
       </w:r>
       <w:r>
-        <w:t xml:space="preserve">[65]</w:t>
+        <w:t xml:space="preserve">[67]</w:t>
       </w:r>
       <w:r>
         <w:t xml:space="preserve">. For instance, bread wheat (</w:t>
@@ -2096,7 +2060,7 @@
         <w:t xml:space="preserve"> </w:t>
       </w:r>
       <w:r>
-        <w:t xml:space="preserve">[66,67]</w:t>
+        <w:t xml:space="preserve">[68,69]</w:t>
       </w:r>
       <w:r>
         <w:t xml:space="preserve">. The complexity of plant-microbe interaction under heat stress means that enormous efforts are required to decipher the interaction networks at molecular, tissue, and organism levels. These cannot be fully understood without the advanced bioinformatics tools and models of Artificial Intelligence/Machine Learning (AI/ML) in the new era of AI for all aspects of sciences. There are excellent AI/ML models developed for plants</w:t>
@@ -2105,7 +2069,7 @@
         <w:t xml:space="preserve"> </w:t>
       </w:r>
       <w:r>
-        <w:t xml:space="preserve">[68,69]</w:t>
+        <w:t xml:space="preserve">[70,71]</w:t>
       </w:r>
       <w:r>
         <w:t xml:space="preserve"> </w:t>
@@ -2117,7 +2081,7 @@
         <w:t xml:space="preserve"> </w:t>
       </w:r>
       <w:r>
-        <w:t xml:space="preserve">[70]</w:t>
+        <w:t xml:space="preserve">[72]</w:t>
       </w:r>
       <w:r>
         <w:t xml:space="preserve">. However, comprehensive models with high prediction powers for plant microbe interactions are still lacking, which hampers our understanding of the heat tolerance in plants and microorganisms.</w:t>
@@ -2144,7 +2108,7 @@
         <w:t xml:space="preserve"> </w:t>
       </w:r>
       <w:r>
-        <w:t xml:space="preserve">[16,71]</w:t>
+        <w:t xml:space="preserve">[16,73]</w:t>
       </w:r>
       <w:r>
         <w:t xml:space="preserve">. DEB models consider organisms as a thermodynamic system (adhering to energy-mass balance) capturing the exchange of food, water, respiratory gases and metabolic waste from egg to adult</w:t>
@@ -2162,7 +2126,7 @@
         <w:t xml:space="preserve"> </w:t>
       </w:r>
       <w:r>
-        <w:t xml:space="preserve">[73]</w:t>
+        <w:t xml:space="preserve">[75]</w:t>
       </w:r>
       <w:r>
         <w:t xml:space="preserve">) and resource availability (nutrients)</w:t>
@@ -2171,7 +2135,7 @@
         <w:t xml:space="preserve"> </w:t>
       </w:r>
       <w:r>
-        <w:t xml:space="preserve">[74,75]</w:t>
+        <w:t xml:space="preserve">[76,77]</w:t>
       </w:r>
       <w:r>
         <w:t xml:space="preserve"> </w:t>
@@ -2201,7 +2165,7 @@
         <w:t xml:space="preserve"> </w:t>
       </w:r>
       <w:r>
-        <w:t xml:space="preserve">[76,77]</w:t>
+        <w:t xml:space="preserve">[78,79]</w:t>
       </w:r>
       <w:r>
         <w:t xml:space="preserve">. New analytical approaches using phylogenetic imputation methods can be used to predict DEB parameters for over 1.3 million species providing immense opportunities to model how heat will affect life-cycles of multi-species assemblages (see https://deb.bolding-bruggeman.com,</w:t>
@@ -2210,7 +2174,7 @@
         <w:t xml:space="preserve"> </w:t>
       </w:r>
       <w:r>
-        <w:t xml:space="preserve">[78]</w:t>
+        <w:t xml:space="preserve">[80]</w:t>
       </w:r>
       <w:r>
         <w:t xml:space="preserve">). In addition, software packages such as</w:t>
@@ -2229,7 +2193,7 @@
         <w:t xml:space="preserve"> </w:t>
       </w:r>
       <w:r>
-        <w:t xml:space="preserve">[33,79]</w:t>
+        <w:t xml:space="preserve">[33,81]</w:t>
       </w:r>
       <w:r>
         <w:t xml:space="preserve"> </w:t>
@@ -2271,7 +2235,7 @@
         <w:t xml:space="preserve"> </w:t>
       </w:r>
       <w:r>
-        <w:t xml:space="preserve">[80]</w:t>
+        <w:t xml:space="preserve">[82]</w:t>
       </w:r>
       <w:r>
         <w:t xml:space="preserve"> </w:t>
@@ -2283,7 +2247,7 @@
         <w:t xml:space="preserve"> </w:t>
       </w:r>
       <w:r>
-        <w:t xml:space="preserve">[81]</w:t>
+        <w:t xml:space="preserve">[83]</w:t>
       </w:r>
       <w:r>
         <w:t xml:space="preserve"> </w:t>
@@ -2295,7 +2259,7 @@
         <w:t xml:space="preserve"> </w:t>
       </w:r>
       <w:r>
-        <w:t xml:space="preserve">[82]</w:t>
+        <w:t xml:space="preserve">[84]</w:t>
       </w:r>
       <w:r>
         <w:t xml:space="preserve">. In thinking about thermal extremes, it is likely that species experience a switch from amenable to harsh conditions, making it likely that interaction outcomes may flip signs</w:t>
@@ -2378,7 +2342,7 @@
         <w:t xml:space="preserve"> </w:t>
       </w:r>
       <w:r>
-        <w:t xml:space="preserve">[83]</w:t>
+        <w:t xml:space="preserve">[85]</w:t>
       </w:r>
       <w:r>
         <w:t xml:space="preserve">.</w:t>
@@ -2405,7 +2369,7 @@
         <w:t xml:space="preserve"> </w:t>
       </w:r>
       <w:r>
-        <w:t xml:space="preserve">[84–86]</w:t>
+        <w:t xml:space="preserve">[86–88]</w:t>
       </w:r>
       <w:r>
         <w:t xml:space="preserve">. Phenotypic plasticity and adaptive evolutionary change are two processes that are expected to allow systems to respond and build resilience to extreme heat. Evolutionary responses will depend on the amount of phenotypic and genetic variation exposed to natural selection and the strength of selection on phenotypes. Extreme environments pose unique challenges for predicting evolutionary change because they are, by definition, rare events. Adaptive evolution will therefore depend on the frequency of extreme environments and the underlying genetic correlation between traits expressed across environments</w:t>
@@ -2414,7 +2378,7 @@
         <w:t xml:space="preserve"> </w:t>
       </w:r>
       <w:r>
-        <w:t xml:space="preserve">[84]</w:t>
+        <w:t xml:space="preserve">[86]</w:t>
       </w:r>
       <w:r>
         <w:t xml:space="preserve">. In addition, phenotypic plasticity can result in both maladaptive and adaptive outcomes by either shielding selection on genetic variation or by facilitating persistence and selection making the relative role of plasticity and adaptive evolution to building population resilience complex</w:t>
@@ -2423,7 +2387,7 @@
         <w:t xml:space="preserve"> </w:t>
       </w:r>
       <w:r>
-        <w:t xml:space="preserve">[85,87–90]</w:t>
+        <w:t xml:space="preserve">[87,89–92]</w:t>
       </w:r>
       <w:r>
         <w:t xml:space="preserve">.</w:t>
@@ -2488,7 +2452,7 @@
         <w:t xml:space="preserve"> </w:t>
       </w:r>
       <w:r>
-        <w:t xml:space="preserve">[91]</w:t>
+        <w:t xml:space="preserve">[93]</w:t>
       </w:r>
       <w:r>
         <w:t xml:space="preserve"> </w:t>
@@ -2500,7 +2464,7 @@
         <w:t xml:space="preserve"> </w:t>
       </w:r>
       <w:r>
-        <w:t xml:space="preserve">[92]</w:t>
+        <w:t xml:space="preserve">[94]</w:t>
       </w:r>
       <w:r>
         <w:t xml:space="preserve">. Plasticity can be captured by mapping trait development to the environment. In contrast, evolutionary change takes place in multivariate trait space where genetic variance and covariance between traits (i.e., constraints) along with varying patterns of selection can be used to predcit trait change across generations. One way to make such predictions is by using the multivariate breeders equation</w:t>
@@ -2509,7 +2473,7 @@
         <w:t xml:space="preserve"> </w:t>
       </w:r>
       <w:r>
-        <w:t xml:space="preserve">[93]</w:t>
+        <w:t xml:space="preserve">[95]</w:t>
       </w:r>
       <w:r>
         <w:t xml:space="preserve">:</w:t>
@@ -2731,7 +2695,7 @@
         <w:t xml:space="preserve"> </w:t>
       </w:r>
       <w:r>
-        <w:t xml:space="preserve">[94]</w:t>
+        <w:t xml:space="preserve">[96]</w:t>
       </w:r>
       <w:r>
         <w:t xml:space="preserve">). While the multivariate breeders equation can be useful for predicting short term evolutionary responses (i.e., one or a few generations) it is likely limited in predictive power over longer timespans because of changes in heritability and selection through time</w:t>
@@ -2740,7 +2704,7 @@
         <w:t xml:space="preserve"> </w:t>
       </w:r>
       <w:r>
-        <w:t xml:space="preserve">[86,94]</w:t>
+        <w:t xml:space="preserve">[88,96]</w:t>
       </w:r>
       <w:r>
         <w:t xml:space="preserve">.</w:t>
@@ -2766,7 +2730,7 @@
         <w:t xml:space="preserve"> </w:t>
       </w:r>
       <w:r>
-        <w:t xml:space="preserve">[95–100]</w:t>
+        <w:t xml:space="preserve">[97–102]</w:t>
       </w:r>
       <w:r>
         <w:t xml:space="preserve">. For example, using isogenic lines of</w:t>
@@ -2788,7 +2752,7 @@
         <w:t xml:space="preserve"> </w:t>
       </w:r>
       <w:r>
-        <w:t xml:space="preserve">[100]</w:t>
+        <w:t xml:space="preserve">[102]</w:t>
       </w:r>
       <w:r>
         <w:t xml:space="preserve"> </w:t>
@@ -2853,7 +2817,7 @@
         <w:t xml:space="preserve"> </w:t>
       </w:r>
       <w:r>
-        <w:t xml:space="preserve">[96]</w:t>
+        <w:t xml:space="preserve">[98]</w:t>
       </w:r>
       <w:r>
         <w:t xml:space="preserve">, and in locusts drought can also affect heat tolerance</w:t>
@@ -2862,7 +2826,7 @@
         <w:t xml:space="preserve"> </w:t>
       </w:r>
       <w:r>
-        <w:t xml:space="preserve">[95]</w:t>
+        <w:t xml:space="preserve">[97]</w:t>
       </w:r>
       <w:r>
         <w:t xml:space="preserve">.</w:t>
@@ -2920,7 +2884,7 @@
               <w:t xml:space="preserve"> </w:t>
             </w:r>
             <w:r>
-              <w:t xml:space="preserve">[101]</w:t>
+              <w:t xml:space="preserve">[103]</w:t>
             </w:r>
             <w:r>
               <w:t xml:space="preserve">. For example, loss of output from production ecosystems will have substantial economic consequences for the local area. Degradation of natural ecosystems may affect their regulating services, such as flood mitigation, affecting nearby areas. Impacts on cultural services may be severe for communities that are closely connected to a landscape.</w:t>
@@ -2937,7 +2901,7 @@
               <w:t xml:space="preserve"> </w:t>
             </w:r>
             <w:r>
-              <w:t xml:space="preserve">[102]</w:t>
+              <w:t xml:space="preserve">[104]</w:t>
             </w:r>
             <w:r>
               <w:t xml:space="preserve">. Thermal stressors may even influence producers’ psychological beliefs about their level of control over land management, and perceived resources available for management practices</w:t>
@@ -2946,7 +2910,7 @@
               <w:t xml:space="preserve"> </w:t>
             </w:r>
             <w:r>
-              <w:t xml:space="preserve">[103]</w:t>
+              <w:t xml:space="preserve">[105]</w:t>
             </w:r>
             <w:r>
               <w:t xml:space="preserve">. Thermal risks to ecosystems may also precipitate declines in individual wellbeing, and these consequences may accrue differently across regions and across peoples</w:t>
@@ -2955,7 +2919,7 @@
               <w:t xml:space="preserve"> </w:t>
             </w:r>
             <w:r>
-              <w:t xml:space="preserve">[104]</w:t>
+              <w:t xml:space="preserve">[106]</w:t>
             </w:r>
             <w:r>
               <w:t xml:space="preserve">, and compound or accelerate the prior responses. Many of these impacts and responses, however, are poorly understood.</w:t>
@@ -2972,7 +2936,7 @@
               <w:t xml:space="preserve"> </w:t>
             </w:r>
             <w:r>
-              <w:t xml:space="preserve">[105,106]</w:t>
+              <w:t xml:space="preserve">[107,108]</w:t>
             </w:r>
             <w:r>
               <w:t xml:space="preserve">. On the other hand, adapting thermal risks in upper stream producers may also be influenced by the perception and behaviour of downstream consumers</w:t>
@@ -2981,7 +2945,7 @@
               <w:t xml:space="preserve"> </w:t>
             </w:r>
             <w:r>
-              <w:t xml:space="preserve">[107]</w:t>
+              <w:t xml:space="preserve">[109]</w:t>
             </w:r>
             <w:r>
               <w:t xml:space="preserve">. The cascading</w:t>
@@ -2990,7 +2954,7 @@
               <w:t xml:space="preserve"> </w:t>
             </w:r>
             <w:r>
-              <w:t xml:space="preserve">[108]</w:t>
+              <w:t xml:space="preserve">[110]</w:t>
             </w:r>
             <w:r>
               <w:t xml:space="preserve"> </w:t>
@@ -3002,7 +2966,7 @@
               <w:t xml:space="preserve"> </w:t>
             </w:r>
             <w:r>
-              <w:t xml:space="preserve">[109]</w:t>
+              <w:t xml:space="preserve">[111]</w:t>
             </w:r>
             <w:r>
               <w:t xml:space="preserve"> </w:t>
@@ -3014,7 +2978,7 @@
               <w:t xml:space="preserve"> </w:t>
             </w:r>
             <w:r>
-              <w:t xml:space="preserve">[110]</w:t>
+              <w:t xml:space="preserve">[112]</w:t>
             </w:r>
             <w:r>
               <w:t xml:space="preserve">. These external pressures will interact with a system that is already constraint by multiple stressors, including direct impacts imposed by extreme heat and other aspects of clime change- to maintaining its normal functionality and the health and wellbeing of its citizens. If sufficiently widespread, economic and political destabilisation may occur as already observed in other parts of the world</w:t>
@@ -3023,7 +2987,7 @@
               <w:t xml:space="preserve"> </w:t>
             </w:r>
             <w:r>
-              <w:t xml:space="preserve">[111]</w:t>
+              <w:t xml:space="preserve">[113]</w:t>
             </w:r>
             <w:r>
               <w:t xml:space="preserve">, which could in turn affect the management of the original ecosystems.</w:t>
@@ -3040,7 +3004,7 @@
               <w:t xml:space="preserve"> </w:t>
             </w:r>
             <w:r>
-              <w:t xml:space="preserve">[112]</w:t>
+              <w:t xml:space="preserve">[114]</w:t>
             </w:r>
             <w:r>
               <w:t xml:space="preserve">. Social-ecological models aim to capture the social systems, natural systems and their interactions</w:t>
@@ -3049,7 +3013,7 @@
               <w:t xml:space="preserve"> </w:t>
             </w:r>
             <w:r>
-              <w:t xml:space="preserve">[113]</w:t>
+              <w:t xml:space="preserve">[115]</w:t>
             </w:r>
             <w:r>
               <w:t xml:space="preserve">. Such models can display non-trivial emergent behaviour resulting from complex interactions within the social-ecological systems. For example, responding to decreased productivity from thermal stress by farming more intensively could lead to a maladaptation or</w:t>
@@ -3070,7 +3034,7 @@
               <w:t xml:space="preserve"> </w:t>
             </w:r>
             <w:r>
-              <w:t xml:space="preserve">[114]</w:t>
+              <w:t xml:space="preserve">[116]</w:t>
             </w:r>
             <w:r>
               <w:t xml:space="preserve">.</w:t>
@@ -3090,7 +3054,7 @@
               <w:t xml:space="preserve"> </w:t>
             </w:r>
             <w:r>
-              <w:t xml:space="preserve">[115]</w:t>
+              <w:t xml:space="preserve">[117]</w:t>
             </w:r>
             <w:r>
               <w:t xml:space="preserve">. Process-based approaches are critical to understanding how emergent social-ecological phenomena develop</w:t>
@@ -3099,7 +3063,7 @@
               <w:t xml:space="preserve"> </w:t>
             </w:r>
             <w:r>
-              <w:t xml:space="preserve">[116]</w:t>
+              <w:t xml:space="preserve">[118]</w:t>
             </w:r>
             <w:r>
               <w:t xml:space="preserve">, such as tipping points, traps or other dynamics. Constructing process-based dynamical models requires knowledge and data about: the biophysical processes, which could be provided by the models from the previous sections; social processes, which could be developed from a combination of behavioural theory and empirical data; and interactions between them in the system of interest. Since obtaining all these data can be challenging, social-ecological modelling is often performed in an exploratory mode</w:t>
@@ -3108,7 +3072,7 @@
               <w:t xml:space="preserve"> </w:t>
             </w:r>
             <w:r>
-              <w:t xml:space="preserve">[117]</w:t>
+              <w:t xml:space="preserve">[119]</w:t>
             </w:r>
             <w:r>
               <w:t xml:space="preserve"> </w:t>
@@ -3437,7 +3401,7 @@
         <w:t xml:space="preserve"> </w:t>
       </w:r>
       <w:r>
-        <w:t xml:space="preserve">[97]</w:t>
+        <w:t xml:space="preserve">[99]</w:t>
       </w:r>
       <w:r>
         <w:t xml:space="preserve"> </w:t>
@@ -3493,7 +3457,7 @@
       </w:r>
     </w:p>
     <w:bookmarkEnd w:id="40"/>
-    <w:bookmarkStart w:id="159" w:name="references"/>
+    <w:bookmarkStart w:id="161" w:name="references"/>
     <w:p>
       <w:pPr>
         <w:pStyle w:val="Heading1"/>
@@ -3507,7 +3471,7 @@
         <w:pStyle w:val="FirstParagraph"/>
       </w:pPr>
     </w:p>
-    <w:bookmarkStart w:id="158" w:name="refs"/>
+    <w:bookmarkStart w:id="160" w:name="refs"/>
     <w:bookmarkStart w:id="41" w:name="ref-Barriopedro2023"/>
     <w:p>
       <w:pPr>
@@ -5657,7 +5621,7 @@
       </w:r>
     </w:p>
     <w:bookmarkEnd w:id="82"/>
-    <w:bookmarkStart w:id="83" w:name="ref-Duursma2015"/>
+    <w:bookmarkStart w:id="83" w:name="ref-Riddell2017"/>
     <w:p>
       <w:pPr>
         <w:pStyle w:val="Bibliography"/>
@@ -5672,6 +5636,57 @@
         <w:t xml:space="preserve">	</w:t>
       </w:r>
       <w:r>
+        <w:t xml:space="preserve">Riddell, E.A.</w:t>
+      </w:r>
+      <w:r>
+        <w:t xml:space="preserve"> </w:t>
+      </w:r>
+      <w:r>
+        <w:rPr>
+          <w:i/>
+          <w:iCs/>
+        </w:rPr>
+        <w:t xml:space="preserve">et al.</w:t>
+      </w:r>
+      <w:r>
+        <w:t xml:space="preserve"> </w:t>
+      </w:r>
+      <w:r>
+        <w:t xml:space="preserve">(2017) Physical calculations of resistance to water loss improve predictions of species range models.</w:t>
+      </w:r>
+      <w:r>
+        <w:t xml:space="preserve"> </w:t>
+      </w:r>
+      <w:r>
+        <w:rPr>
+          <w:i/>
+          <w:iCs/>
+        </w:rPr>
+        <w:t xml:space="preserve">Ecol. Monogr.</w:t>
+      </w:r>
+      <w:r>
+        <w:t xml:space="preserve"> </w:t>
+      </w:r>
+      <w:r>
+        <w:t xml:space="preserve">87, 21–33</w:t>
+      </w:r>
+    </w:p>
+    <w:bookmarkEnd w:id="83"/>
+    <w:bookmarkStart w:id="84" w:name="ref-Duursma2015"/>
+    <w:p>
+      <w:pPr>
+        <w:pStyle w:val="Bibliography"/>
+      </w:pPr>
+      <w:r>
+        <w:t xml:space="preserve">44.</w:t>
+      </w:r>
+      <w:r>
+        <w:t xml:space="preserve"> </w:t>
+      </w:r>
+      <w:r>
+        <w:t xml:space="preserve">	</w:t>
+      </w:r>
+      <w:r>
         <w:t xml:space="preserve">Duursma, R.A. (2015) Plantecophys–an</w:t>
       </w:r>
       <w:r>
@@ -5703,14 +5718,14 @@
         <w:t xml:space="preserve">10, e0143346</w:t>
       </w:r>
     </w:p>
-    <w:bookmarkEnd w:id="83"/>
-    <w:bookmarkStart w:id="84" w:name="ref-Briscoe2022"/>
+    <w:bookmarkEnd w:id="84"/>
+    <w:bookmarkStart w:id="85" w:name="ref-Briscoe2022"/>
     <w:p>
       <w:pPr>
         <w:pStyle w:val="Bibliography"/>
       </w:pPr>
       <w:r>
-        <w:t xml:space="preserve">44.</w:t>
+        <w:t xml:space="preserve">45.</w:t>
       </w:r>
       <w:r>
         <w:t xml:space="preserve"> </w:t>
@@ -5754,14 +5769,14 @@
         <w:t xml:space="preserve">15</w:t>
       </w:r>
     </w:p>
-    <w:bookmarkEnd w:id="84"/>
-    <w:bookmarkStart w:id="85" w:name="ref-Loughran2020"/>
+    <w:bookmarkEnd w:id="85"/>
+    <w:bookmarkStart w:id="86" w:name="ref-Loughran2020"/>
     <w:p>
       <w:pPr>
         <w:pStyle w:val="Bibliography"/>
       </w:pPr>
       <w:r>
-        <w:t xml:space="preserve">45.</w:t>
+        <w:t xml:space="preserve">46.</w:t>
       </w:r>
       <w:r>
         <w:t xml:space="preserve"> </w:t>
@@ -5789,14 +5804,14 @@
         <w:t xml:space="preserve">223, jeb224139</w:t>
       </w:r>
     </w:p>
-    <w:bookmarkEnd w:id="85"/>
-    <w:bookmarkStart w:id="86" w:name="ref-Sharpe2022"/>
+    <w:bookmarkEnd w:id="86"/>
+    <w:bookmarkStart w:id="87" w:name="ref-Sharpe2022"/>
     <w:p>
       <w:pPr>
         <w:pStyle w:val="Bibliography"/>
       </w:pPr>
       <w:r>
-        <w:t xml:space="preserve">46.</w:t>
+        <w:t xml:space="preserve">47.</w:t>
       </w:r>
       <w:r>
         <w:t xml:space="preserve"> </w:t>
@@ -5840,14 +5855,14 @@
         <w:t xml:space="preserve">10</w:t>
       </w:r>
     </w:p>
-    <w:bookmarkEnd w:id="86"/>
-    <w:bookmarkStart w:id="87" w:name="ref-Drake2018"/>
+    <w:bookmarkEnd w:id="87"/>
+    <w:bookmarkStart w:id="88" w:name="ref-Drake2018"/>
     <w:p>
       <w:pPr>
         <w:pStyle w:val="Bibliography"/>
       </w:pPr>
       <w:r>
-        <w:t xml:space="preserve">47.</w:t>
+        <w:t xml:space="preserve">48.</w:t>
       </w:r>
       <w:r>
         <w:t xml:space="preserve"> </w:t>
@@ -5891,14 +5906,14 @@
         <w:t xml:space="preserve">24, 2390–2402</w:t>
       </w:r>
     </w:p>
-    <w:bookmarkEnd w:id="87"/>
-    <w:bookmarkStart w:id="88" w:name="ref-Posch2024"/>
+    <w:bookmarkEnd w:id="88"/>
+    <w:bookmarkStart w:id="89" w:name="ref-Posch2024"/>
     <w:p>
       <w:pPr>
         <w:pStyle w:val="Bibliography"/>
       </w:pPr>
       <w:r>
-        <w:t xml:space="preserve">48.</w:t>
+        <w:t xml:space="preserve">49.</w:t>
       </w:r>
       <w:r>
         <w:t xml:space="preserve"> </w:t>
@@ -5942,14 +5957,14 @@
         <w:t xml:space="preserve">121, e2408583121</w:t>
       </w:r>
     </w:p>
-    <w:bookmarkEnd w:id="88"/>
-    <w:bookmarkStart w:id="89" w:name="ref-Orsted2022"/>
+    <w:bookmarkEnd w:id="89"/>
+    <w:bookmarkStart w:id="90" w:name="ref-Orsted2022"/>
     <w:p>
       <w:pPr>
         <w:pStyle w:val="Bibliography"/>
       </w:pPr>
       <w:r>
-        <w:t xml:space="preserve">49.</w:t>
+        <w:t xml:space="preserve">50.</w:t>
       </w:r>
       <w:r>
         <w:t xml:space="preserve"> </w:t>
@@ -6005,14 +6020,14 @@
         <w:t xml:space="preserve">225, jeb244514</w:t>
       </w:r>
     </w:p>
-    <w:bookmarkEnd w:id="89"/>
-    <w:bookmarkStart w:id="90" w:name="ref-Faber2024"/>
+    <w:bookmarkEnd w:id="90"/>
+    <w:bookmarkStart w:id="91" w:name="ref-Jagadish2021"/>
     <w:p>
       <w:pPr>
         <w:pStyle w:val="Bibliography"/>
       </w:pPr>
       <w:r>
-        <w:t xml:space="preserve">50.</w:t>
+        <w:t xml:space="preserve">51.</w:t>
       </w:r>
       <w:r>
         <w:t xml:space="preserve"> </w:t>
@@ -6021,6 +6036,57 @@
         <w:t xml:space="preserve">	</w:t>
       </w:r>
       <w:r>
+        <w:t xml:space="preserve">Jagadish, S.V.K.</w:t>
+      </w:r>
+      <w:r>
+        <w:t xml:space="preserve"> </w:t>
+      </w:r>
+      <w:r>
+        <w:rPr>
+          <w:i/>
+          <w:iCs/>
+        </w:rPr>
+        <w:t xml:space="preserve">et al.</w:t>
+      </w:r>
+      <w:r>
+        <w:t xml:space="preserve"> </w:t>
+      </w:r>
+      <w:r>
+        <w:t xml:space="preserve">(2021) Plant heat stress: Concepts directing future research.</w:t>
+      </w:r>
+      <w:r>
+        <w:t xml:space="preserve"> </w:t>
+      </w:r>
+      <w:r>
+        <w:rPr>
+          <w:i/>
+          <w:iCs/>
+        </w:rPr>
+        <w:t xml:space="preserve">Plant Cell Environ.</w:t>
+      </w:r>
+      <w:r>
+        <w:t xml:space="preserve"> </w:t>
+      </w:r>
+      <w:r>
+        <w:t xml:space="preserve">44, 1992–2005</w:t>
+      </w:r>
+    </w:p>
+    <w:bookmarkEnd w:id="91"/>
+    <w:bookmarkStart w:id="92" w:name="ref-Faber2024"/>
+    <w:p>
+      <w:pPr>
+        <w:pStyle w:val="Bibliography"/>
+      </w:pPr>
+      <w:r>
+        <w:t xml:space="preserve">52.</w:t>
+      </w:r>
+      <w:r>
+        <w:t xml:space="preserve"> </w:t>
+      </w:r>
+      <w:r>
+        <w:t xml:space="preserve">	</w:t>
+      </w:r>
+      <w:r>
         <w:t xml:space="preserve">Faber, A.H.</w:t>
       </w:r>
       <w:r>
@@ -6056,14 +6122,14 @@
         <w:t xml:space="preserve">75, 3467–3482</w:t>
       </w:r>
     </w:p>
-    <w:bookmarkEnd w:id="90"/>
-    <w:bookmarkStart w:id="91" w:name="ref-Martinez-De_Leon2024"/>
+    <w:bookmarkEnd w:id="92"/>
+    <w:bookmarkStart w:id="93" w:name="ref-Martinez-De_Leon2024"/>
     <w:p>
       <w:pPr>
         <w:pStyle w:val="Bibliography"/>
       </w:pPr>
       <w:r>
-        <w:t xml:space="preserve">51.</w:t>
+        <w:t xml:space="preserve">53.</w:t>
       </w:r>
       <w:r>
         <w:t xml:space="preserve"> </w:t>
@@ -6085,14 +6151,14 @@
         <w:t xml:space="preserve">Trends Ecol. Evol.</w:t>
       </w:r>
     </w:p>
-    <w:bookmarkEnd w:id="91"/>
-    <w:bookmarkStart w:id="92" w:name="ref-Fontaine2022"/>
+    <w:bookmarkEnd w:id="93"/>
+    <w:bookmarkStart w:id="94" w:name="ref-Fontaine2022"/>
     <w:p>
       <w:pPr>
         <w:pStyle w:val="Bibliography"/>
       </w:pPr>
       <w:r>
-        <w:t xml:space="preserve">52.</w:t>
+        <w:t xml:space="preserve">54.</w:t>
       </w:r>
       <w:r>
         <w:t xml:space="preserve"> </w:t>
@@ -6136,14 +6202,14 @@
         <w:t xml:space="preserve">6, 405–417</w:t>
       </w:r>
     </w:p>
-    <w:bookmarkEnd w:id="92"/>
-    <w:bookmarkStart w:id="93" w:name="ref-Fontaine2023"/>
+    <w:bookmarkEnd w:id="94"/>
+    <w:bookmarkStart w:id="95" w:name="ref-Fontaine2023"/>
     <w:p>
       <w:pPr>
         <w:pStyle w:val="Bibliography"/>
       </w:pPr>
       <w:r>
-        <w:t xml:space="preserve">53.</w:t>
+        <w:t xml:space="preserve">55.</w:t>
       </w:r>
       <w:r>
         <w:t xml:space="preserve"> </w:t>
@@ -6171,14 +6237,14 @@
         <w:t xml:space="preserve">226, jeb245191</w:t>
       </w:r>
     </w:p>
-    <w:bookmarkEnd w:id="93"/>
-    <w:bookmarkStart w:id="94" w:name="ref-Hoang2019"/>
+    <w:bookmarkEnd w:id="95"/>
+    <w:bookmarkStart w:id="96" w:name="ref-Hoang2019"/>
     <w:p>
       <w:pPr>
         <w:pStyle w:val="Bibliography"/>
       </w:pPr>
       <w:r>
-        <w:t xml:space="preserve">54.</w:t>
+        <w:t xml:space="preserve">56.</w:t>
       </w:r>
       <w:r>
         <w:t xml:space="preserve"> </w:t>
@@ -6222,14 +6288,14 @@
         <w:t xml:space="preserve">9, 3491–3499</w:t>
       </w:r>
     </w:p>
-    <w:bookmarkEnd w:id="94"/>
-    <w:bookmarkStart w:id="95" w:name="ref-Gehman2019"/>
+    <w:bookmarkEnd w:id="96"/>
+    <w:bookmarkStart w:id="97" w:name="ref-Gehman2019"/>
     <w:p>
       <w:pPr>
         <w:pStyle w:val="Bibliography"/>
       </w:pPr>
       <w:r>
-        <w:t xml:space="preserve">55.</w:t>
+        <w:t xml:space="preserve">57.</w:t>
       </w:r>
       <w:r>
         <w:t xml:space="preserve"> </w:t>
@@ -6257,14 +6323,14 @@
         <w:t xml:space="preserve">10, e02683</w:t>
       </w:r>
     </w:p>
-    <w:bookmarkEnd w:id="95"/>
-    <w:bookmarkStart w:id="96" w:name="ref-Hoang2021"/>
+    <w:bookmarkEnd w:id="97"/>
+    <w:bookmarkStart w:id="98" w:name="ref-Hoang2021"/>
     <w:p>
       <w:pPr>
         <w:pStyle w:val="Bibliography"/>
       </w:pPr>
       <w:r>
-        <w:t xml:space="preserve">56.</w:t>
+        <w:t xml:space="preserve">58.</w:t>
       </w:r>
       <w:r>
         <w:t xml:space="preserve"> </w:t>
@@ -6308,14 +6374,14 @@
         <w:t xml:space="preserve">5, 118–129</w:t>
       </w:r>
     </w:p>
-    <w:bookmarkEnd w:id="96"/>
-    <w:bookmarkStart w:id="97" w:name="ref-Corbin2016"/>
+    <w:bookmarkEnd w:id="98"/>
+    <w:bookmarkStart w:id="99" w:name="ref-Corbin2016"/>
     <w:p>
       <w:pPr>
         <w:pStyle w:val="Bibliography"/>
       </w:pPr>
       <w:r>
-        <w:t xml:space="preserve">57.</w:t>
+        <w:t xml:space="preserve">59.</w:t>
       </w:r>
       <w:r>
         <w:t xml:space="preserve"> </w:t>
@@ -6359,14 +6425,14 @@
         <w:t xml:space="preserve">118, 10–20</w:t>
       </w:r>
     </w:p>
-    <w:bookmarkEnd w:id="97"/>
-    <w:bookmarkStart w:id="98" w:name="ref-Zhang2019"/>
+    <w:bookmarkEnd w:id="99"/>
+    <w:bookmarkStart w:id="100" w:name="ref-Zhang2019"/>
     <w:p>
       <w:pPr>
         <w:pStyle w:val="Bibliography"/>
       </w:pPr>
       <w:r>
-        <w:t xml:space="preserve">58.</w:t>
+        <w:t xml:space="preserve">60.</w:t>
       </w:r>
       <w:r>
         <w:t xml:space="preserve"> </w:t>
@@ -6410,14 +6476,14 @@
         <w:t xml:space="preserve">116, 24712–24718</w:t>
       </w:r>
     </w:p>
-    <w:bookmarkEnd w:id="98"/>
-    <w:bookmarkStart w:id="99" w:name="ref-Dunbar2007"/>
+    <w:bookmarkEnd w:id="100"/>
+    <w:bookmarkStart w:id="101" w:name="ref-Dunbar2007"/>
     <w:p>
       <w:pPr>
         <w:pStyle w:val="Bibliography"/>
       </w:pPr>
       <w:r>
-        <w:t xml:space="preserve">59.</w:t>
+        <w:t xml:space="preserve">61.</w:t>
       </w:r>
       <w:r>
         <w:t xml:space="preserve"> </w:t>
@@ -6461,14 +6527,14 @@
         <w:t xml:space="preserve">5, e96</w:t>
       </w:r>
     </w:p>
-    <w:bookmarkEnd w:id="99"/>
-    <w:bookmarkStart w:id="100" w:name="ref-Chouhan2023"/>
+    <w:bookmarkEnd w:id="101"/>
+    <w:bookmarkStart w:id="102" w:name="ref-Chouhan2023"/>
     <w:p>
       <w:pPr>
         <w:pStyle w:val="Bibliography"/>
       </w:pPr>
       <w:r>
-        <w:t xml:space="preserve">60.</w:t>
+        <w:t xml:space="preserve">62.</w:t>
       </w:r>
       <w:r>
         <w:t xml:space="preserve"> </w:t>
@@ -6509,14 +6575,14 @@
         <w:t xml:space="preserve">, pp. 127–147, Springer Nature Singapore</w:t>
       </w:r>
     </w:p>
-    <w:bookmarkEnd w:id="100"/>
-    <w:bookmarkStart w:id="101" w:name="ref-Liu2025"/>
+    <w:bookmarkEnd w:id="102"/>
+    <w:bookmarkStart w:id="103" w:name="ref-Liu2025"/>
     <w:p>
       <w:pPr>
         <w:pStyle w:val="Bibliography"/>
       </w:pPr>
       <w:r>
-        <w:t xml:space="preserve">61.</w:t>
+        <w:t xml:space="preserve">63.</w:t>
       </w:r>
       <w:r>
         <w:t xml:space="preserve"> </w:t>
@@ -6560,14 +6626,14 @@
         <w:t xml:space="preserve">23, 986–998</w:t>
       </w:r>
     </w:p>
-    <w:bookmarkEnd w:id="101"/>
-    <w:bookmarkStart w:id="102" w:name="ref-Marquez2007"/>
+    <w:bookmarkEnd w:id="103"/>
+    <w:bookmarkStart w:id="104" w:name="ref-Marquez2007"/>
     <w:p>
       <w:pPr>
         <w:pStyle w:val="Bibliography"/>
       </w:pPr>
       <w:r>
-        <w:t xml:space="preserve">62.</w:t>
+        <w:t xml:space="preserve">64.</w:t>
       </w:r>
       <w:r>
         <w:t xml:space="preserve"> </w:t>
@@ -6611,14 +6677,14 @@
         <w:t xml:space="preserve">315, 513–515</w:t>
       </w:r>
     </w:p>
-    <w:bookmarkEnd w:id="102"/>
-    <w:bookmarkStart w:id="103" w:name="ref-Huang2019"/>
+    <w:bookmarkEnd w:id="104"/>
+    <w:bookmarkStart w:id="105" w:name="ref-Huang2019"/>
     <w:p>
       <w:pPr>
         <w:pStyle w:val="Bibliography"/>
       </w:pPr>
       <w:r>
-        <w:t xml:space="preserve">63.</w:t>
+        <w:t xml:space="preserve">65.</w:t>
       </w:r>
       <w:r>
         <w:t xml:space="preserve"> </w:t>
@@ -6662,14 +6728,14 @@
         <w:t xml:space="preserve">364, eaau6389</w:t>
       </w:r>
     </w:p>
-    <w:bookmarkEnd w:id="103"/>
-    <w:bookmarkStart w:id="104" w:name="ref-Dastogeer2022"/>
+    <w:bookmarkEnd w:id="105"/>
+    <w:bookmarkStart w:id="106" w:name="ref-Dastogeer2022"/>
     <w:p>
       <w:pPr>
         <w:pStyle w:val="Bibliography"/>
       </w:pPr>
       <w:r>
-        <w:t xml:space="preserve">64.</w:t>
+        <w:t xml:space="preserve">66.</w:t>
       </w:r>
       <w:r>
         <w:t xml:space="preserve"> </w:t>
@@ -6713,14 +6779,14 @@
         <w:t xml:space="preserve">13, 833566</w:t>
       </w:r>
     </w:p>
-    <w:bookmarkEnd w:id="104"/>
-    <w:bookmarkStart w:id="105" w:name="ref-Shekhawat2022"/>
+    <w:bookmarkEnd w:id="106"/>
+    <w:bookmarkStart w:id="107" w:name="ref-Shekhawat2022"/>
     <w:p>
       <w:pPr>
         <w:pStyle w:val="Bibliography"/>
       </w:pPr>
       <w:r>
-        <w:t xml:space="preserve">65.</w:t>
+        <w:t xml:space="preserve">67.</w:t>
       </w:r>
       <w:r>
         <w:t xml:space="preserve"> </w:t>
@@ -6764,14 +6830,14 @@
         <w:t xml:space="preserve">27, 802–813</w:t>
       </w:r>
     </w:p>
-    <w:bookmarkEnd w:id="105"/>
-    <w:bookmarkStart w:id="106" w:name="ref-Lobell2012"/>
+    <w:bookmarkEnd w:id="107"/>
+    <w:bookmarkStart w:id="108" w:name="ref-Lobell2012"/>
     <w:p>
       <w:pPr>
         <w:pStyle w:val="Bibliography"/>
       </w:pPr>
       <w:r>
-        <w:t xml:space="preserve">66.</w:t>
+        <w:t xml:space="preserve">68.</w:t>
       </w:r>
       <w:r>
         <w:t xml:space="preserve"> </w:t>
@@ -6815,14 +6881,14 @@
         <w:t xml:space="preserve">2, 186–189</w:t>
       </w:r>
     </w:p>
-    <w:bookmarkEnd w:id="106"/>
-    <w:bookmarkStart w:id="107" w:name="ref-Farooq2011"/>
+    <w:bookmarkEnd w:id="108"/>
+    <w:bookmarkStart w:id="109" w:name="ref-Farooq2011"/>
     <w:p>
       <w:pPr>
         <w:pStyle w:val="Bibliography"/>
       </w:pPr>
       <w:r>
-        <w:t xml:space="preserve">67.</w:t>
+        <w:t xml:space="preserve">69.</w:t>
       </w:r>
       <w:r>
         <w:t xml:space="preserve"> </w:t>
@@ -6866,14 +6932,14 @@
         <w:t xml:space="preserve">30, 491–507</w:t>
       </w:r>
     </w:p>
-    <w:bookmarkEnd w:id="107"/>
-    <w:bookmarkStart w:id="108" w:name="ref-He2025"/>
+    <w:bookmarkEnd w:id="109"/>
+    <w:bookmarkStart w:id="110" w:name="ref-He2025"/>
     <w:p>
       <w:pPr>
         <w:pStyle w:val="Bibliography"/>
       </w:pPr>
       <w:r>
-        <w:t xml:space="preserve">68.</w:t>
+        <w:t xml:space="preserve">70.</w:t>
       </w:r>
       <w:r>
         <w:t xml:space="preserve"> </w:t>
@@ -6911,14 +6977,14 @@
         <w:t xml:space="preserve">Journal of Experimental Botany (in press)</w:t>
       </w:r>
     </w:p>
-    <w:bookmarkEnd w:id="108"/>
-    <w:bookmarkStart w:id="109" w:name="ref-Zhang2021"/>
+    <w:bookmarkEnd w:id="110"/>
+    <w:bookmarkStart w:id="111" w:name="ref-Zhang2021"/>
     <w:p>
       <w:pPr>
         <w:pStyle w:val="Bibliography"/>
       </w:pPr>
       <w:r>
-        <w:t xml:space="preserve">69.</w:t>
+        <w:t xml:space="preserve">71.</w:t>
       </w:r>
       <w:r>
         <w:t xml:space="preserve"> </w:t>
@@ -6962,14 +7028,14 @@
         <w:t xml:space="preserve">7, 864–876</w:t>
       </w:r>
     </w:p>
-    <w:bookmarkEnd w:id="109"/>
-    <w:bookmarkStart w:id="110" w:name="ref-Zhang2023a"/>
+    <w:bookmarkEnd w:id="111"/>
+    <w:bookmarkStart w:id="112" w:name="ref-Zhang2023a"/>
     <w:p>
       <w:pPr>
         <w:pStyle w:val="Bibliography"/>
       </w:pPr>
       <w:r>
-        <w:t xml:space="preserve">70.</w:t>
+        <w:t xml:space="preserve">72.</w:t>
       </w:r>
       <w:r>
         <w:t xml:space="preserve"> </w:t>
@@ -7013,14 +7079,14 @@
         <w:t xml:space="preserve">56, 1013–1070</w:t>
       </w:r>
     </w:p>
-    <w:bookmarkEnd w:id="110"/>
-    <w:bookmarkStart w:id="111" w:name="ref-Nisbet2000"/>
+    <w:bookmarkEnd w:id="112"/>
+    <w:bookmarkStart w:id="113" w:name="ref-Nisbet2000"/>
     <w:p>
       <w:pPr>
         <w:pStyle w:val="Bibliography"/>
       </w:pPr>
       <w:r>
-        <w:t xml:space="preserve">71.</w:t>
+        <w:t xml:space="preserve">73.</w:t>
       </w:r>
       <w:r>
         <w:t xml:space="preserve"> </w:t>
@@ -7064,14 +7130,14 @@
         <w:t xml:space="preserve">69, 913–926</w:t>
       </w:r>
     </w:p>
-    <w:bookmarkEnd w:id="111"/>
-    <w:bookmarkStart w:id="112" w:name="ref-Jager2020"/>
+    <w:bookmarkEnd w:id="113"/>
+    <w:bookmarkStart w:id="114" w:name="ref-Jager2020"/>
     <w:p>
       <w:pPr>
         <w:pStyle w:val="Bibliography"/>
       </w:pPr>
       <w:r>
-        <w:t xml:space="preserve">72.</w:t>
+        <w:t xml:space="preserve">74.</w:t>
       </w:r>
       <w:r>
         <w:t xml:space="preserve"> </w:t>
@@ -7111,14 +7177,14 @@
         <w:t xml:space="preserve">416, 108904</w:t>
       </w:r>
     </w:p>
-    <w:bookmarkEnd w:id="112"/>
-    <w:bookmarkStart w:id="113" w:name="ref-Haberle2025"/>
+    <w:bookmarkEnd w:id="114"/>
+    <w:bookmarkStart w:id="115" w:name="ref-Haberle2025"/>
     <w:p>
       <w:pPr>
         <w:pStyle w:val="Bibliography"/>
       </w:pPr>
       <w:r>
-        <w:t xml:space="preserve">73.</w:t>
+        <w:t xml:space="preserve">75.</w:t>
       </w:r>
       <w:r>
         <w:t xml:space="preserve"> </w:t>
@@ -7162,14 +7228,14 @@
         <w:t xml:space="preserve">958, 177664</w:t>
       </w:r>
     </w:p>
-    <w:bookmarkEnd w:id="113"/>
-    <w:bookmarkStart w:id="114" w:name="ref-Kearney2013"/>
+    <w:bookmarkEnd w:id="115"/>
+    <w:bookmarkStart w:id="116" w:name="ref-Kearney2013"/>
     <w:p>
       <w:pPr>
         <w:pStyle w:val="Bibliography"/>
       </w:pPr>
       <w:r>
-        <w:t xml:space="preserve">74.</w:t>
+        <w:t xml:space="preserve">76.</w:t>
       </w:r>
       <w:r>
         <w:t xml:space="preserve"> </w:t>
@@ -7213,14 +7279,14 @@
         <w:t xml:space="preserve">27, 950–966</w:t>
       </w:r>
     </w:p>
-    <w:bookmarkEnd w:id="114"/>
-    <w:bookmarkStart w:id="115" w:name="ref-Kearney2010"/>
+    <w:bookmarkEnd w:id="116"/>
+    <w:bookmarkStart w:id="117" w:name="ref-Kearney2010"/>
     <w:p>
       <w:pPr>
         <w:pStyle w:val="Bibliography"/>
       </w:pPr>
       <w:r>
-        <w:t xml:space="preserve">75.</w:t>
+        <w:t xml:space="preserve">77.</w:t>
       </w:r>
       <w:r>
         <w:t xml:space="preserve"> </w:t>
@@ -7264,14 +7330,14 @@
         <w:t xml:space="preserve">365, 3469–3483</w:t>
       </w:r>
     </w:p>
-    <w:bookmarkEnd w:id="115"/>
-    <w:bookmarkStart w:id="116" w:name="ref-Marques2018"/>
+    <w:bookmarkEnd w:id="117"/>
+    <w:bookmarkStart w:id="118" w:name="ref-Marques2018"/>
     <w:p>
       <w:pPr>
         <w:pStyle w:val="Bibliography"/>
       </w:pPr>
       <w:r>
-        <w:t xml:space="preserve">76.</w:t>
+        <w:t xml:space="preserve">78.</w:t>
       </w:r>
       <w:r>
         <w:t xml:space="preserve"> </w:t>
@@ -7327,14 +7393,14 @@
         <w:t xml:space="preserve">14, e1006100</w:t>
       </w:r>
     </w:p>
-    <w:bookmarkEnd w:id="116"/>
-    <w:bookmarkStart w:id="117" w:name="ref-Kooijman2021"/>
+    <w:bookmarkEnd w:id="118"/>
+    <w:bookmarkStart w:id="119" w:name="ref-Kooijman2021"/>
     <w:p>
       <w:pPr>
         <w:pStyle w:val="Bibliography"/>
       </w:pPr>
       <w:r>
-        <w:t xml:space="preserve">77.</w:t>
+        <w:t xml:space="preserve">79.</w:t>
       </w:r>
       <w:r>
         <w:t xml:space="preserve"> </w:t>
@@ -7378,14 +7444,14 @@
         <w:t xml:space="preserve">9, coab086</w:t>
       </w:r>
     </w:p>
-    <w:bookmarkEnd w:id="117"/>
-    <w:bookmarkStart w:id="118" w:name="ref-Bruggeman2009"/>
+    <w:bookmarkEnd w:id="119"/>
+    <w:bookmarkStart w:id="120" w:name="ref-Bruggeman2009"/>
     <w:p>
       <w:pPr>
         <w:pStyle w:val="Bibliography"/>
       </w:pPr>
       <w:r>
-        <w:t xml:space="preserve">78.</w:t>
+        <w:t xml:space="preserve">80.</w:t>
       </w:r>
       <w:r>
         <w:t xml:space="preserve"> </w:t>
@@ -7438,14 +7504,14 @@
         <w:t xml:space="preserve">37, W179–W184</w:t>
       </w:r>
     </w:p>
-    <w:bookmarkEnd w:id="118"/>
-    <w:bookmarkStart w:id="119" w:name="ref-Kearney2020a"/>
+    <w:bookmarkEnd w:id="120"/>
+    <w:bookmarkStart w:id="121" w:name="ref-Kearney2020a"/>
     <w:p>
       <w:pPr>
         <w:pStyle w:val="Bibliography"/>
       </w:pPr>
       <w:r>
-        <w:t xml:space="preserve">79.</w:t>
+        <w:t xml:space="preserve">81.</w:t>
       </w:r>
       <w:r>
         <w:t xml:space="preserve"> </w:t>
@@ -7497,14 +7563,14 @@
         <w:t xml:space="preserve">43, 85–96</w:t>
       </w:r>
     </w:p>
-    <w:bookmarkEnd w:id="119"/>
-    <w:bookmarkStart w:id="120" w:name="ref-Ricker1954a"/>
+    <w:bookmarkEnd w:id="121"/>
+    <w:bookmarkStart w:id="122" w:name="ref-Ricker1954a"/>
     <w:p>
       <w:pPr>
         <w:pStyle w:val="Bibliography"/>
       </w:pPr>
       <w:r>
-        <w:t xml:space="preserve">80.</w:t>
+        <w:t xml:space="preserve">82.</w:t>
       </w:r>
       <w:r>
         <w:t xml:space="preserve"> </w:t>
@@ -7532,14 +7598,14 @@
         <w:t xml:space="preserve">11, 559–623</w:t>
       </w:r>
     </w:p>
-    <w:bookmarkEnd w:id="120"/>
-    <w:bookmarkStart w:id="121" w:name="ref-Beverton2012"/>
+    <w:bookmarkEnd w:id="122"/>
+    <w:bookmarkStart w:id="123" w:name="ref-Beverton2012"/>
     <w:p>
       <w:pPr>
         <w:pStyle w:val="Bibliography"/>
       </w:pPr>
       <w:r>
-        <w:t xml:space="preserve">81.</w:t>
+        <w:t xml:space="preserve">83.</w:t>
       </w:r>
       <w:r>
         <w:t xml:space="preserve"> </w:t>
@@ -7564,14 +7630,14 @@
         <w:t xml:space="preserve">, Springer</w:t>
       </w:r>
     </w:p>
-    <w:bookmarkEnd w:id="121"/>
-    <w:bookmarkStart w:id="122" w:name="ref-Bertness1994"/>
+    <w:bookmarkEnd w:id="123"/>
+    <w:bookmarkStart w:id="124" w:name="ref-Bertness1994"/>
     <w:p>
       <w:pPr>
         <w:pStyle w:val="Bibliography"/>
       </w:pPr>
       <w:r>
-        <w:t xml:space="preserve">82.</w:t>
+        <w:t xml:space="preserve">84.</w:t>
       </w:r>
       <w:r>
         <w:t xml:space="preserve"> </w:t>
@@ -7599,14 +7665,14 @@
         <w:t xml:space="preserve">9, 191–193</w:t>
       </w:r>
     </w:p>
-    <w:bookmarkEnd w:id="122"/>
-    <w:bookmarkStart w:id="123" w:name="ref-Weiss-Lehman2022"/>
+    <w:bookmarkEnd w:id="124"/>
+    <w:bookmarkStart w:id="125" w:name="ref-Weiss-Lehman2022"/>
     <w:p>
       <w:pPr>
         <w:pStyle w:val="Bibliography"/>
       </w:pPr>
       <w:r>
-        <w:t xml:space="preserve">83.</w:t>
+        <w:t xml:space="preserve">85.</w:t>
       </w:r>
       <w:r>
         <w:t xml:space="preserve"> </w:t>
@@ -7650,14 +7716,14 @@
         <w:t xml:space="preserve">25, 1263–1276</w:t>
       </w:r>
     </w:p>
-    <w:bookmarkEnd w:id="123"/>
-    <w:bookmarkStart w:id="124" w:name="ref-Chevin2017"/>
+    <w:bookmarkEnd w:id="125"/>
+    <w:bookmarkStart w:id="126" w:name="ref-Chevin2017"/>
     <w:p>
       <w:pPr>
         <w:pStyle w:val="Bibliography"/>
       </w:pPr>
       <w:r>
-        <w:t xml:space="preserve">84.</w:t>
+        <w:t xml:space="preserve">86.</w:t>
       </w:r>
       <w:r>
         <w:t xml:space="preserve"> </w:t>
@@ -7685,14 +7751,14 @@
         <w:t xml:space="preserve">372</w:t>
       </w:r>
     </w:p>
-    <w:bookmarkEnd w:id="124"/>
-    <w:bookmarkStart w:id="125" w:name="ref-Urban2024"/>
+    <w:bookmarkEnd w:id="126"/>
+    <w:bookmarkStart w:id="127" w:name="ref-Urban2024"/>
     <w:p>
       <w:pPr>
         <w:pStyle w:val="Bibliography"/>
       </w:pPr>
       <w:r>
-        <w:t xml:space="preserve">85.</w:t>
+        <w:t xml:space="preserve">87.</w:t>
       </w:r>
       <w:r>
         <w:t xml:space="preserve"> </w:t>
@@ -7736,14 +7802,14 @@
         <w:t xml:space="preserve">8, 172–187</w:t>
       </w:r>
     </w:p>
-    <w:bookmarkEnd w:id="125"/>
-    <w:bookmarkStart w:id="126" w:name="ref-Hoffmann2011"/>
+    <w:bookmarkEnd w:id="127"/>
+    <w:bookmarkStart w:id="128" w:name="ref-Hoffmann2011"/>
     <w:p>
       <w:pPr>
         <w:pStyle w:val="Bibliography"/>
       </w:pPr>
       <w:r>
-        <w:t xml:space="preserve">86.</w:t>
+        <w:t xml:space="preserve">88.</w:t>
       </w:r>
       <w:r>
         <w:t xml:space="preserve"> </w:t>
@@ -7755,14 +7821,14 @@
         <w:t xml:space="preserve">Hoffmann, A.A. and Sgrò, C.M. (2011) Climate change and evolutionary adaptation. 470, 479–485</w:t>
       </w:r>
     </w:p>
-    <w:bookmarkEnd w:id="126"/>
-    <w:bookmarkStart w:id="127" w:name="ref-Hoffmann2022"/>
+    <w:bookmarkEnd w:id="128"/>
+    <w:bookmarkStart w:id="129" w:name="ref-Hoffmann2022"/>
     <w:p>
       <w:pPr>
         <w:pStyle w:val="Bibliography"/>
       </w:pPr>
       <w:r>
-        <w:t xml:space="preserve">87.</w:t>
+        <w:t xml:space="preserve">89.</w:t>
       </w:r>
       <w:r>
         <w:t xml:space="preserve"> </w:t>
@@ -7790,14 +7856,14 @@
         <w:t xml:space="preserve">2022</w:t>
       </w:r>
     </w:p>
-    <w:bookmarkEnd w:id="127"/>
-    <w:bookmarkStart w:id="128" w:name="ref-Ghalambor2015"/>
+    <w:bookmarkEnd w:id="129"/>
+    <w:bookmarkStart w:id="130" w:name="ref-Ghalambor2015"/>
     <w:p>
       <w:pPr>
         <w:pStyle w:val="Bibliography"/>
       </w:pPr>
       <w:r>
-        <w:t xml:space="preserve">88.</w:t>
+        <w:t xml:space="preserve">90.</w:t>
       </w:r>
       <w:r>
         <w:t xml:space="preserve"> </w:t>
@@ -7841,14 +7907,14 @@
         <w:t xml:space="preserve">525, 372–375</w:t>
       </w:r>
     </w:p>
-    <w:bookmarkEnd w:id="128"/>
-    <w:bookmarkStart w:id="129" w:name="ref-Oostra2018"/>
+    <w:bookmarkEnd w:id="130"/>
+    <w:bookmarkStart w:id="131" w:name="ref-Oostra2018"/>
     <w:p>
       <w:pPr>
         <w:pStyle w:val="Bibliography"/>
       </w:pPr>
       <w:r>
-        <w:t xml:space="preserve">89.</w:t>
+        <w:t xml:space="preserve">91.</w:t>
       </w:r>
       <w:r>
         <w:t xml:space="preserve"> </w:t>
@@ -7892,14 +7958,14 @@
         <w:t xml:space="preserve">9, 1005</w:t>
       </w:r>
     </w:p>
-    <w:bookmarkEnd w:id="129"/>
-    <w:bookmarkStart w:id="130" w:name="ref-Noble2019"/>
+    <w:bookmarkEnd w:id="131"/>
+    <w:bookmarkStart w:id="132" w:name="ref-Noble2019"/>
     <w:p>
       <w:pPr>
         <w:pStyle w:val="Bibliography"/>
       </w:pPr>
       <w:r>
-        <w:t xml:space="preserve">90.</w:t>
+        <w:t xml:space="preserve">92.</w:t>
       </w:r>
       <w:r>
         <w:t xml:space="preserve"> </w:t>
@@ -7943,14 +8009,14 @@
         <w:t xml:space="preserve">116, 13452–13461</w:t>
       </w:r>
     </w:p>
-    <w:bookmarkEnd w:id="130"/>
-    <w:bookmarkStart w:id="131" w:name="ref-Sousa2010"/>
+    <w:bookmarkEnd w:id="132"/>
+    <w:bookmarkStart w:id="133" w:name="ref-Sousa2010"/>
     <w:p>
       <w:pPr>
         <w:pStyle w:val="Bibliography"/>
       </w:pPr>
       <w:r>
-        <w:t xml:space="preserve">91.</w:t>
+        <w:t xml:space="preserve">93.</w:t>
       </w:r>
       <w:r>
         <w:t xml:space="preserve"> </w:t>
@@ -7994,14 +8060,14 @@
         <w:t xml:space="preserve">365, 3413–3428</w:t>
       </w:r>
     </w:p>
-    <w:bookmarkEnd w:id="131"/>
-    <w:bookmarkStart w:id="132" w:name="ref-Stinchcombe2012"/>
+    <w:bookmarkEnd w:id="133"/>
+    <w:bookmarkStart w:id="134" w:name="ref-Stinchcombe2012"/>
     <w:p>
       <w:pPr>
         <w:pStyle w:val="Bibliography"/>
       </w:pPr>
       <w:r>
-        <w:t xml:space="preserve">92.</w:t>
+        <w:t xml:space="preserve">94.</w:t>
       </w:r>
       <w:r>
         <w:t xml:space="preserve"> </w:t>
@@ -8045,14 +8111,14 @@
         <w:t xml:space="preserve">27, 637–647</w:t>
       </w:r>
     </w:p>
-    <w:bookmarkEnd w:id="132"/>
-    <w:bookmarkStart w:id="133" w:name="ref-Lande1979"/>
+    <w:bookmarkEnd w:id="134"/>
+    <w:bookmarkStart w:id="135" w:name="ref-Lande1979"/>
     <w:p>
       <w:pPr>
         <w:pStyle w:val="Bibliography"/>
       </w:pPr>
       <w:r>
-        <w:t xml:space="preserve">93.</w:t>
+        <w:t xml:space="preserve">95.</w:t>
       </w:r>
       <w:r>
         <w:t xml:space="preserve"> </w:t>
@@ -8080,14 +8146,14 @@
         <w:t xml:space="preserve">33</w:t>
       </w:r>
     </w:p>
-    <w:bookmarkEnd w:id="133"/>
-    <w:bookmarkStart w:id="134" w:name="ref-Walsh2018"/>
+    <w:bookmarkEnd w:id="135"/>
+    <w:bookmarkStart w:id="136" w:name="ref-Walsh2018"/>
     <w:p>
       <w:pPr>
         <w:pStyle w:val="Bibliography"/>
       </w:pPr>
       <w:r>
-        <w:t xml:space="preserve">94.</w:t>
+        <w:t xml:space="preserve">96.</w:t>
       </w:r>
       <w:r>
         <w:t xml:space="preserve"> </w:t>
@@ -8112,14 +8178,14 @@
         <w:t xml:space="preserve">, Oxford University Press</w:t>
       </w:r>
     </w:p>
-    <w:bookmarkEnd w:id="134"/>
-    <w:bookmarkStart w:id="135" w:name="ref-Youngblood2025"/>
+    <w:bookmarkEnd w:id="136"/>
+    <w:bookmarkStart w:id="137" w:name="ref-Youngblood2025"/>
     <w:p>
       <w:pPr>
         <w:pStyle w:val="Bibliography"/>
       </w:pPr>
       <w:r>
-        <w:t xml:space="preserve">95.</w:t>
+        <w:t xml:space="preserve">97.</w:t>
       </w:r>
       <w:r>
         <w:t xml:space="preserve"> </w:t>
@@ -8157,14 +8223,14 @@
         <w:t xml:space="preserve">Funct. Ecol.</w:t>
       </w:r>
     </w:p>
-    <w:bookmarkEnd w:id="135"/>
-    <w:bookmarkStart w:id="136" w:name="ref-Baeza_Icaza2025"/>
+    <w:bookmarkEnd w:id="137"/>
+    <w:bookmarkStart w:id="138" w:name="ref-Baeza_Icaza2025"/>
     <w:p>
       <w:pPr>
         <w:pStyle w:val="Bibliography"/>
       </w:pPr>
       <w:r>
-        <w:t xml:space="preserve">96.</w:t>
+        <w:t xml:space="preserve">98.</w:t>
       </w:r>
       <w:r>
         <w:t xml:space="preserve"> </w:t>
@@ -8208,14 +8274,14 @@
         <w:t xml:space="preserve">94, 896–907</w:t>
       </w:r>
     </w:p>
-    <w:bookmarkEnd w:id="136"/>
-    <w:bookmarkStart w:id="137" w:name="ref-Kearney2009a"/>
+    <w:bookmarkEnd w:id="138"/>
+    <w:bookmarkStart w:id="139" w:name="ref-Kearney2009a"/>
     <w:p>
       <w:pPr>
         <w:pStyle w:val="Bibliography"/>
       </w:pPr>
       <w:r>
-        <w:t xml:space="preserve">97.</w:t>
+        <w:t xml:space="preserve">99.</w:t>
       </w:r>
       <w:r>
         <w:t xml:space="preserve"> </w:t>
@@ -8259,14 +8325,14 @@
         <w:t xml:space="preserve">23, 528–538</w:t>
       </w:r>
     </w:p>
-    <w:bookmarkEnd w:id="137"/>
-    <w:bookmarkStart w:id="138" w:name="ref-Ellner2011"/>
+    <w:bookmarkEnd w:id="139"/>
+    <w:bookmarkStart w:id="140" w:name="ref-Ellner2011"/>
     <w:p>
       <w:pPr>
         <w:pStyle w:val="Bibliography"/>
       </w:pPr>
       <w:r>
-        <w:t xml:space="preserve">98.</w:t>
+        <w:t xml:space="preserve">100.</w:t>
       </w:r>
       <w:r>
         <w:t xml:space="preserve"> </w:t>
@@ -8310,14 +8376,14 @@
         <w:t xml:space="preserve">14, 603–614</w:t>
       </w:r>
     </w:p>
-    <w:bookmarkEnd w:id="138"/>
-    <w:bookmarkStart w:id="139" w:name="ref-Pottier2022a"/>
+    <w:bookmarkEnd w:id="140"/>
+    <w:bookmarkStart w:id="141" w:name="ref-Pottier2022a"/>
     <w:p>
       <w:pPr>
         <w:pStyle w:val="Bibliography"/>
       </w:pPr>
       <w:r>
-        <w:t xml:space="preserve">99.</w:t>
+        <w:t xml:space="preserve">101.</w:t>
       </w:r>
       <w:r>
         <w:t xml:space="preserve"> </w:t>
@@ -8361,14 +8427,14 @@
         <w:t xml:space="preserve">25, 2245–2268</w:t>
       </w:r>
     </w:p>
-    <w:bookmarkEnd w:id="139"/>
-    <w:bookmarkStart w:id="140" w:name="ref-Leiva2024b"/>
+    <w:bookmarkEnd w:id="141"/>
+    <w:bookmarkStart w:id="142" w:name="ref-Leiva2024b"/>
     <w:p>
       <w:pPr>
         <w:pStyle w:val="Bibliography"/>
       </w:pPr>
       <w:r>
-        <w:t xml:space="preserve">100.</w:t>
+        <w:t xml:space="preserve">102.</w:t>
       </w:r>
       <w:r>
         <w:t xml:space="preserve"> </w:t>
@@ -8396,14 +8462,14 @@
         <w:t xml:space="preserve">(2024) Genetic variation of heat tolerance in a model ectotherm: An approach using thermal death time curves</w:t>
       </w:r>
     </w:p>
-    <w:bookmarkEnd w:id="140"/>
-    <w:bookmarkStart w:id="141" w:name="ref-Assessment_undated-fv"/>
+    <w:bookmarkEnd w:id="142"/>
+    <w:bookmarkStart w:id="143" w:name="ref-Assessment_undated-fv"/>
     <w:p>
       <w:pPr>
         <w:pStyle w:val="Bibliography"/>
       </w:pPr>
       <w:r>
-        <w:t xml:space="preserve">101.</w:t>
+        <w:t xml:space="preserve">103.</w:t>
       </w:r>
       <w:r>
         <w:t xml:space="preserve"> </w:t>
@@ -8415,14 +8481,14 @@
         <w:t xml:space="preserve">Assessment, M.E. (2005) Opportunities and challenges for business and industryunioviedo.es</w:t>
       </w:r>
     </w:p>
-    <w:bookmarkEnd w:id="141"/>
-    <w:bookmarkStart w:id="142" w:name="ref-Dandy2019"/>
+    <w:bookmarkEnd w:id="143"/>
+    <w:bookmarkStart w:id="144" w:name="ref-Dandy2019"/>
     <w:p>
       <w:pPr>
         <w:pStyle w:val="Bibliography"/>
       </w:pPr>
       <w:r>
-        <w:t xml:space="preserve">102.</w:t>
+        <w:t xml:space="preserve">104.</w:t>
       </w:r>
       <w:r>
         <w:t xml:space="preserve"> </w:t>
@@ -8466,14 +8532,14 @@
         <w:t xml:space="preserve">19, 615–620</w:t>
       </w:r>
     </w:p>
-    <w:bookmarkEnd w:id="142"/>
-    <w:bookmarkStart w:id="143" w:name="ref-Price2014"/>
+    <w:bookmarkEnd w:id="144"/>
+    <w:bookmarkStart w:id="145" w:name="ref-Price2014"/>
     <w:p>
       <w:pPr>
         <w:pStyle w:val="Bibliography"/>
       </w:pPr>
       <w:r>
-        <w:t xml:space="preserve">103.</w:t>
+        <w:t xml:space="preserve">105.</w:t>
       </w:r>
       <w:r>
         <w:t xml:space="preserve"> </w:t>
@@ -8501,14 +8567,14 @@
         <w:t xml:space="preserve">34, 65–78</w:t>
       </w:r>
     </w:p>
-    <w:bookmarkEnd w:id="143"/>
-    <w:bookmarkStart w:id="144" w:name="ref-Leviston2018"/>
+    <w:bookmarkEnd w:id="145"/>
+    <w:bookmarkStart w:id="146" w:name="ref-Leviston2018"/>
     <w:p>
       <w:pPr>
         <w:pStyle w:val="Bibliography"/>
       </w:pPr>
       <w:r>
-        <w:t xml:space="preserve">104.</w:t>
+        <w:t xml:space="preserve">106.</w:t>
       </w:r>
       <w:r>
         <w:t xml:space="preserve"> </w:t>
@@ -8552,14 +8618,14 @@
         <w:t xml:space="preserve">93, 658–668</w:t>
       </w:r>
     </w:p>
-    <w:bookmarkEnd w:id="144"/>
-    <w:bookmarkStart w:id="145" w:name="ref-Bai2016"/>
+    <w:bookmarkEnd w:id="146"/>
+    <w:bookmarkStart w:id="147" w:name="ref-Bai2016"/>
     <w:p>
       <w:pPr>
         <w:pStyle w:val="Bibliography"/>
       </w:pPr>
       <w:r>
-        <w:t xml:space="preserve">105.</w:t>
+        <w:t xml:space="preserve">107.</w:t>
       </w:r>
       <w:r>
         <w:t xml:space="preserve"> </w:t>
@@ -8603,14 +8669,14 @@
         <w:t xml:space="preserve">23, 69–78</w:t>
       </w:r>
     </w:p>
-    <w:bookmarkEnd w:id="145"/>
-    <w:bookmarkStart w:id="146" w:name="ref-Grimm2008"/>
+    <w:bookmarkEnd w:id="147"/>
+    <w:bookmarkStart w:id="148" w:name="ref-Grimm2008"/>
     <w:p>
       <w:pPr>
         <w:pStyle w:val="Bibliography"/>
       </w:pPr>
       <w:r>
-        <w:t xml:space="preserve">106.</w:t>
+        <w:t xml:space="preserve">108.</w:t>
       </w:r>
       <w:r>
         <w:t xml:space="preserve"> </w:t>
@@ -8654,14 +8720,14 @@
         <w:t xml:space="preserve">319, 756–760</w:t>
       </w:r>
     </w:p>
-    <w:bookmarkEnd w:id="146"/>
-    <w:bookmarkStart w:id="147" w:name="ref-Hendricks2022"/>
+    <w:bookmarkEnd w:id="148"/>
+    <w:bookmarkStart w:id="149" w:name="ref-Hendricks2022"/>
     <w:p>
       <w:pPr>
         <w:pStyle w:val="Bibliography"/>
       </w:pPr>
       <w:r>
-        <w:t xml:space="preserve">107.</w:t>
+        <w:t xml:space="preserve">109.</w:t>
       </w:r>
       <w:r>
         <w:t xml:space="preserve"> </w:t>
@@ -8705,14 +8771,14 @@
         <w:t xml:space="preserve">105, 5893–5908</w:t>
       </w:r>
     </w:p>
-    <w:bookmarkEnd w:id="147"/>
-    <w:bookmarkStart w:id="148" w:name="ref-Sutanto2020"/>
+    <w:bookmarkEnd w:id="149"/>
+    <w:bookmarkStart w:id="150" w:name="ref-Sutanto2020"/>
     <w:p>
       <w:pPr>
         <w:pStyle w:val="Bibliography"/>
       </w:pPr>
       <w:r>
-        <w:t xml:space="preserve">108.</w:t>
+        <w:t xml:space="preserve">110.</w:t>
       </w:r>
       <w:r>
         <w:t xml:space="preserve"> </w:t>
@@ -8756,14 +8822,14 @@
         <w:t xml:space="preserve">134, 105276</w:t>
       </w:r>
     </w:p>
-    <w:bookmarkEnd w:id="148"/>
-    <w:bookmarkStart w:id="149" w:name="ref-Liu2007"/>
+    <w:bookmarkEnd w:id="150"/>
+    <w:bookmarkStart w:id="151" w:name="ref-Liu2007"/>
     <w:p>
       <w:pPr>
         <w:pStyle w:val="Bibliography"/>
       </w:pPr>
       <w:r>
-        <w:t xml:space="preserve">109.</w:t>
+        <w:t xml:space="preserve">111.</w:t>
       </w:r>
       <w:r>
         <w:t xml:space="preserve"> </w:t>
@@ -8807,14 +8873,14 @@
         <w:t xml:space="preserve">36, 639–649</w:t>
       </w:r>
     </w:p>
-    <w:bookmarkEnd w:id="149"/>
-    <w:bookmarkStart w:id="150" w:name="ref-Black2011"/>
+    <w:bookmarkEnd w:id="151"/>
+    <w:bookmarkStart w:id="152" w:name="ref-Black2011"/>
     <w:p>
       <w:pPr>
         <w:pStyle w:val="Bibliography"/>
       </w:pPr>
       <w:r>
-        <w:t xml:space="preserve">110.</w:t>
+        <w:t xml:space="preserve">112.</w:t>
       </w:r>
       <w:r>
         <w:t xml:space="preserve"> </w:t>
@@ -8858,14 +8924,14 @@
         <w:t xml:space="preserve">21, S3–S11</w:t>
       </w:r>
     </w:p>
-    <w:bookmarkEnd w:id="150"/>
-    <w:bookmarkStart w:id="151" w:name="ref-Neil_Adger1999"/>
+    <w:bookmarkEnd w:id="152"/>
+    <w:bookmarkStart w:id="153" w:name="ref-Neil_Adger1999"/>
     <w:p>
       <w:pPr>
         <w:pStyle w:val="Bibliography"/>
       </w:pPr>
       <w:r>
-        <w:t xml:space="preserve">111.</w:t>
+        <w:t xml:space="preserve">113.</w:t>
       </w:r>
       <w:r>
         <w:t xml:space="preserve"> </w:t>
@@ -8893,14 +8959,14 @@
         <w:t xml:space="preserve">27, 249–269</w:t>
       </w:r>
     </w:p>
-    <w:bookmarkEnd w:id="151"/>
-    <w:bookmarkStart w:id="152" w:name="ref-Folke2016"/>
+    <w:bookmarkEnd w:id="153"/>
+    <w:bookmarkStart w:id="154" w:name="ref-Folke2016"/>
     <w:p>
       <w:pPr>
         <w:pStyle w:val="Bibliography"/>
       </w:pPr>
       <w:r>
-        <w:t xml:space="preserve">112.</w:t>
+        <w:t xml:space="preserve">114.</w:t>
       </w:r>
       <w:r>
         <w:t xml:space="preserve"> </w:t>
@@ -8944,14 +9010,14 @@
         <w:t xml:space="preserve">21</w:t>
       </w:r>
     </w:p>
-    <w:bookmarkEnd w:id="152"/>
-    <w:bookmarkStart w:id="153" w:name="ref-Schluter2012"/>
+    <w:bookmarkEnd w:id="154"/>
+    <w:bookmarkStart w:id="155" w:name="ref-Schluter2012"/>
     <w:p>
       <w:pPr>
         <w:pStyle w:val="Bibliography"/>
       </w:pPr>
       <w:r>
-        <w:t xml:space="preserve">113.</w:t>
+        <w:t xml:space="preserve">115.</w:t>
       </w:r>
       <w:r>
         <w:t xml:space="preserve"> </w:t>
@@ -8995,14 +9061,14 @@
         <w:t xml:space="preserve">25, 219–272</w:t>
       </w:r>
     </w:p>
-    <w:bookmarkEnd w:id="153"/>
-    <w:bookmarkStart w:id="154" w:name="ref-Wise2014"/>
+    <w:bookmarkEnd w:id="155"/>
+    <w:bookmarkStart w:id="156" w:name="ref-Wise2014"/>
     <w:p>
       <w:pPr>
         <w:pStyle w:val="Bibliography"/>
       </w:pPr>
       <w:r>
-        <w:t xml:space="preserve">114.</w:t>
+        <w:t xml:space="preserve">116.</w:t>
       </w:r>
       <w:r>
         <w:t xml:space="preserve"> </w:t>
@@ -9046,14 +9112,14 @@
         <w:t xml:space="preserve">28, 325–336</w:t>
       </w:r>
     </w:p>
-    <w:bookmarkEnd w:id="154"/>
-    <w:bookmarkStart w:id="155" w:name="ref-Biggs2021"/>
+    <w:bookmarkEnd w:id="156"/>
+    <w:bookmarkStart w:id="157" w:name="ref-Biggs2021"/>
     <w:p>
       <w:pPr>
         <w:pStyle w:val="Bibliography"/>
       </w:pPr>
       <w:r>
-        <w:t xml:space="preserve">115.</w:t>
+        <w:t xml:space="preserve">117.</w:t>
       </w:r>
       <w:r>
         <w:t xml:space="preserve"> </w:t>
@@ -9094,14 +9160,14 @@
         <w:t xml:space="preserve">, Taylor &amp; Francis</w:t>
       </w:r>
     </w:p>
-    <w:bookmarkEnd w:id="155"/>
-    <w:bookmarkStart w:id="156" w:name="ref-Brown2021"/>
+    <w:bookmarkEnd w:id="157"/>
+    <w:bookmarkStart w:id="158" w:name="ref-Brown2021"/>
     <w:p>
       <w:pPr>
         <w:pStyle w:val="Bibliography"/>
       </w:pPr>
       <w:r>
-        <w:t xml:space="preserve">116.</w:t>
+        <w:t xml:space="preserve">118.</w:t>
       </w:r>
       <w:r>
         <w:t xml:space="preserve"> </w:t>
@@ -9129,14 +9195,14 @@
         <w:t xml:space="preserve">3, 88–103</w:t>
       </w:r>
     </w:p>
-    <w:bookmarkEnd w:id="156"/>
-    <w:bookmarkStart w:id="157" w:name="ref-Kwakkel2013"/>
+    <w:bookmarkEnd w:id="158"/>
+    <w:bookmarkStart w:id="159" w:name="ref-Kwakkel2013"/>
     <w:p>
       <w:pPr>
         <w:pStyle w:val="Bibliography"/>
       </w:pPr>
       <w:r>
-        <w:t xml:space="preserve">117.</w:t>
+        <w:t xml:space="preserve">119.</w:t>
       </w:r>
       <w:r>
         <w:t xml:space="preserve"> </w:t>
@@ -9164,14 +9230,14 @@
         <w:t xml:space="preserve">80, 419–431</w:t>
       </w:r>
     </w:p>
-    <w:bookmarkEnd w:id="157"/>
-    <w:bookmarkEnd w:id="158"/>
+    <w:bookmarkEnd w:id="159"/>
+    <w:bookmarkEnd w:id="160"/>
     <w:p>
       <w:pPr>
         <w:pStyle w:val="BodyText"/>
       </w:pPr>
     </w:p>
-    <w:bookmarkEnd w:id="159"/>
+    <w:bookmarkEnd w:id="161"/>
     <w:sectPr>
       <w:pgSz w:h="15840" w:w="12240"/>
       <w:pgMar w:bottom="851" w:footer="720" w:gutter="0" w:header="720" w:left="851" w:right="851" w:top="851"/>

--- a/docs/ms.docx
+++ b/docs/ms.docx
@@ -7,7 +7,61 @@
         <w:pStyle w:val="Title"/>
       </w:pPr>
       <w:r>
-        <w:t xml:space="preserve">A systems-modelling approach to predict biological responses to extreme heat</w:t>
+        <w:t xml:space="preserve">A</w:t>
+      </w:r>
+      <w:r>
+        <w:t xml:space="preserve"> </w:t>
+      </w:r>
+      <w:r>
+        <w:t xml:space="preserve">systems-modelling</w:t>
+      </w:r>
+      <w:r>
+        <w:t xml:space="preserve"> </w:t>
+      </w:r>
+      <w:r>
+        <w:t xml:space="preserve">approach</w:t>
+      </w:r>
+      <w:r>
+        <w:t xml:space="preserve"> </w:t>
+      </w:r>
+      <w:r>
+        <w:t xml:space="preserve">to</w:t>
+      </w:r>
+      <w:r>
+        <w:t xml:space="preserve"> </w:t>
+      </w:r>
+      <w:r>
+        <w:t xml:space="preserve">predict</w:t>
+      </w:r>
+      <w:r>
+        <w:t xml:space="preserve"> </w:t>
+      </w:r>
+      <w:r>
+        <w:t xml:space="preserve">biological</w:t>
+      </w:r>
+      <w:r>
+        <w:t xml:space="preserve"> </w:t>
+      </w:r>
+      <w:r>
+        <w:t xml:space="preserve">responses</w:t>
+      </w:r>
+      <w:r>
+        <w:t xml:space="preserve"> </w:t>
+      </w:r>
+      <w:r>
+        <w:t xml:space="preserve">to</w:t>
+      </w:r>
+      <w:r>
+        <w:t xml:space="preserve"> </w:t>
+      </w:r>
+      <w:r>
+        <w:t xml:space="preserve">extreme</w:t>
+      </w:r>
+      <w:r>
+        <w:t xml:space="preserve"> </w:t>
+      </w:r>
+      <w:r>
+        <w:t xml:space="preserve">heat</w:t>
       </w:r>
     </w:p>
     <w:p>
@@ -569,7 +623,13 @@
         <w:t xml:space="preserve"> </w:t>
       </w:r>
       <w:r>
-        <w:t xml:space="preserve">‘extreme heat’</w:t>
+        <w:t xml:space="preserve">‘</w:t>
+      </w:r>
+      <w:r>
+        <w:t xml:space="preserve">extreme heat</w:t>
+      </w:r>
+      <w:r>
+        <w:t xml:space="preserve">’</w:t>
       </w:r>
       <w:r>
         <w:t xml:space="preserve"> </w:t>
@@ -581,7 +641,13 @@
         <w:t xml:space="preserve"> </w:t>
       </w:r>
       <w:r>
-        <w:t xml:space="preserve">‘extreme’</w:t>
+        <w:t xml:space="preserve">‘</w:t>
+      </w:r>
+      <w:r>
+        <w:t xml:space="preserve">extreme</w:t>
+      </w:r>
+      <w:r>
+        <w:t xml:space="preserve">’</w:t>
       </w:r>
       <w:r>
         <w:t xml:space="preserve"> </w:t>
@@ -622,7 +688,13 @@
         <w:t xml:space="preserve"> </w:t>
       </w:r>
       <w:r>
-        <w:t xml:space="preserve">‘microclimates’</w:t>
+        <w:t xml:space="preserve">‘</w:t>
+      </w:r>
+      <w:r>
+        <w:t xml:space="preserve">microclimates</w:t>
+      </w:r>
+      <w:r>
+        <w:t xml:space="preserve">’</w:t>
       </w:r>
       <w:r>
         <w:t xml:space="preserve"> </w:t>
@@ -775,7 +847,13 @@
         <w:t xml:space="preserve"> </w:t>
       </w:r>
       <w:r>
-        <w:t xml:space="preserve">‘reanalysis’</w:t>
+        <w:t xml:space="preserve">‘</w:t>
+      </w:r>
+      <w:r>
+        <w:t xml:space="preserve">reanalysis</w:t>
+      </w:r>
+      <w:r>
+        <w:t xml:space="preserve">’</w:t>
       </w:r>
       <w:r>
         <w:t xml:space="preserve"> </w:t>
@@ -787,7 +865,13 @@
         <w:t xml:space="preserve"> </w:t>
       </w:r>
       <w:r>
-        <w:t xml:space="preserve">‘surface’</w:t>
+        <w:t xml:space="preserve">‘</w:t>
+      </w:r>
+      <w:r>
+        <w:t xml:space="preserve">surface</w:t>
+      </w:r>
+      <w:r>
+        <w:t xml:space="preserve">’</w:t>
       </w:r>
       <w:r>
         <w:t xml:space="preserve"> </w:t>
@@ -866,7 +950,13 @@
         <w:t xml:space="preserve"> </w:t>
       </w:r>
       <w:r>
-        <w:t xml:space="preserve">‘memory’</w:t>
+        <w:t xml:space="preserve">‘</w:t>
+      </w:r>
+      <w:r>
+        <w:t xml:space="preserve">memory</w:t>
+      </w:r>
+      <w:r>
+        <w:t xml:space="preserve">’</w:t>
       </w:r>
       <w:r>
         <w:t xml:space="preserve"> </w:t>
@@ -886,7 +976,13 @@
         <w:t xml:space="preserve"> </w:t>
       </w:r>
       <w:r>
-        <w:t xml:space="preserve">‘land-surface models’</w:t>
+        <w:t xml:space="preserve">‘</w:t>
+      </w:r>
+      <w:r>
+        <w:t xml:space="preserve">land-surface models</w:t>
+      </w:r>
+      <w:r>
+        <w:t xml:space="preserve">’</w:t>
       </w:r>
       <w:r>
         <w:t xml:space="preserve"> </w:t>
@@ -1083,7 +1179,13 @@
         <w:t xml:space="preserve"> </w:t>
       </w:r>
       <w:r>
-        <w:t xml:space="preserve">‘wind surf’</w:t>
+        <w:t xml:space="preserve">‘</w:t>
+      </w:r>
+      <w:r>
+        <w:t xml:space="preserve">wind surf</w:t>
+      </w:r>
+      <w:r>
+        <w:t xml:space="preserve">’</w:t>
       </w:r>
       <w:r>
         <w:t xml:space="preserve"> </w:t>
@@ -1314,7 +1416,7 @@
         <w:t xml:space="preserve"> </w:t>
       </w:r>
       <w:r>
-        <w:t xml:space="preserve">[@ 51,52]</w:t>
+        <w:t xml:space="preserve">[51,52]</w:t>
       </w:r>
       <w:r>
         <w:t xml:space="preserve"> </w:t>
@@ -1481,8 +1583,8 @@
                   <m:d>
                     <m:dPr>
                       <m:begChr m:val="("/>
+                      <m:endChr m:val=")"/>
                       <m:sepChr m:val=""/>
-                      <m:endChr m:val=")"/>
                       <m:grow/>
                     </m:dPr>
                     <m:e>
@@ -1539,8 +1641,8 @@
                       <m:d>
                         <m:dPr>
                           <m:begChr m:val="("/>
+                          <m:endChr m:val=")"/>
                           <m:sepChr m:val=""/>
-                          <m:endChr m:val=")"/>
                           <m:grow/>
                         </m:dPr>
                         <m:e>
@@ -1583,8 +1685,8 @@
                           <m:d>
                             <m:dPr>
                               <m:begChr m:val="("/>
+                              <m:endChr m:val=")"/>
                               <m:sepChr m:val=""/>
-                              <m:endChr m:val=")"/>
                               <m:grow/>
                             </m:dPr>
                             <m:e>
@@ -1652,8 +1754,8 @@
           <m:d>
             <m:dPr>
               <m:begChr m:val="("/>
+              <m:endChr m:val=")"/>
               <m:sepChr m:val=""/>
-              <m:endChr m:val=")"/>
               <m:grow/>
             </m:dPr>
             <m:e>
@@ -2111,7 +2213,7 @@
         <w:t xml:space="preserve">[16,73]</w:t>
       </w:r>
       <w:r>
-        <w:t xml:space="preserve">. DEB models consider organisms as a thermodynamic system (adhering to energy-mass balance) capturing the exchange of food, water, respiratory gases and metabolic waste from egg to adult</w:t>
+        <w:t xml:space="preserve">. DEB models consider organisms as a thermodynamic system (adhering to energy-mass balance) capturing the exchange of food, water, respiratory gases and metabolic waste throughout the life cycle</w:t>
       </w:r>
       <w:r>
         <w:t xml:space="preserve"> </w:t>
@@ -2150,6 +2252,15 @@
         <w:t xml:space="preserve">[17,20]</w:t>
       </w:r>
       <w:r>
+        <w:t xml:space="preserve">, though their application to plants is considerably less developed that for animal and microbial systems</w:t>
+      </w:r>
+      <w:r>
+        <w:t xml:space="preserve"> </w:t>
+      </w:r>
+      <w:r>
+        <w:t xml:space="preserve">[78]</w:t>
+      </w:r>
+      <w:r>
         <w:t xml:space="preserve">. DEB theory, when combined with biophysical models more generally, allows the full water budget to be computed to account for heat stress impacts of a hydric nature, and computes obligate heat production of metabolism to feed back to the calculation of body temperature</w:t>
       </w:r>
       <w:r>
@@ -2165,7 +2276,19 @@
         <w:t xml:space="preserve"> </w:t>
       </w:r>
       <w:r>
-        <w:t xml:space="preserve">[78,79]</w:t>
+        <w:t xml:space="preserve">[79,80]</w:t>
+      </w:r>
+      <w:r>
+        <w:t xml:space="preserve"> </w:t>
+      </w:r>
+      <w:r>
+        <w:t xml:space="preserve">and approaches for using DEB theory to model plant growth and performance are being developed</w:t>
+      </w:r>
+      <w:r>
+        <w:t xml:space="preserve"> </w:t>
+      </w:r>
+      <w:r>
+        <w:t xml:space="preserve">[78]</w:t>
       </w:r>
       <w:r>
         <w:t xml:space="preserve">. New analytical approaches using phylogenetic imputation methods can be used to predict DEB parameters for over 1.3 million species providing immense opportunities to model how heat will affect life-cycles of multi-species assemblages (see https://deb.bolding-bruggeman.com,</w:t>
@@ -2174,7 +2297,7 @@
         <w:t xml:space="preserve"> </w:t>
       </w:r>
       <w:r>
-        <w:t xml:space="preserve">[80]</w:t>
+        <w:t xml:space="preserve">[81]</w:t>
       </w:r>
       <w:r>
         <w:t xml:space="preserve">). In addition, software packages such as</w:t>
@@ -2193,7 +2316,7 @@
         <w:t xml:space="preserve"> </w:t>
       </w:r>
       <w:r>
-        <w:t xml:space="preserve">[33,81]</w:t>
+        <w:t xml:space="preserve">[33,82]</w:t>
       </w:r>
       <w:r>
         <w:t xml:space="preserve"> </w:t>
@@ -2203,7 +2326,7 @@
       </w:r>
     </w:p>
     <w:bookmarkEnd w:id="35"/>
-    <w:bookmarkStart w:id="36" w:name="Xbdb3df2871e98d114a1e4e74a52caa28253dc0c"/>
+    <w:bookmarkStart w:id="37" w:name="Xbdb3df2871e98d114a1e4e74a52caa28253dc0c"/>
     <w:p>
       <w:pPr>
         <w:pStyle w:val="Heading1"/>
@@ -2215,7 +2338,13 @@
         <w:t xml:space="preserve"> </w:t>
       </w:r>
       <w:r>
-        <w:t xml:space="preserve">‘speak’</w:t>
+        <w:t xml:space="preserve">‘</w:t>
+      </w:r>
+      <w:r>
+        <w:t xml:space="preserve">speak</w:t>
+      </w:r>
+      <w:r>
+        <w:t xml:space="preserve">’</w:t>
       </w:r>
       <w:r>
         <w:t xml:space="preserve"> </w:t>
@@ -2235,7 +2364,7 @@
         <w:t xml:space="preserve"> </w:t>
       </w:r>
       <w:r>
-        <w:t xml:space="preserve">[82]</w:t>
+        <w:t xml:space="preserve">[83]</w:t>
       </w:r>
       <w:r>
         <w:t xml:space="preserve"> </w:t>
@@ -2247,7 +2376,7 @@
         <w:t xml:space="preserve"> </w:t>
       </w:r>
       <w:r>
-        <w:t xml:space="preserve">[83]</w:t>
+        <w:t xml:space="preserve">[84]</w:t>
       </w:r>
       <w:r>
         <w:t xml:space="preserve"> </w:t>
@@ -2259,7 +2388,7 @@
         <w:t xml:space="preserve"> </w:t>
       </w:r>
       <w:r>
-        <w:t xml:space="preserve">[84]</w:t>
+        <w:t xml:space="preserve">[85]</w:t>
       </w:r>
       <w:r>
         <w:t xml:space="preserve">. In thinking about thermal extremes, it is likely that species experience a switch from amenable to harsh conditions, making it likely that interaction outcomes may flip signs</w:t>
@@ -2342,491 +2471,7 @@
         <w:t xml:space="preserve"> </w:t>
       </w:r>
       <w:r>
-        <w:t xml:space="preserve">[85]</w:t>
-      </w:r>
-      <w:r>
-        <w:t xml:space="preserve">.</w:t>
-      </w:r>
-    </w:p>
-    <w:bookmarkEnd w:id="36"/>
-    <w:bookmarkStart w:id="38" w:name="X5f60cb5872271d873b61a7524ce9c4bd1e0d2b7"/>
-    <w:p>
-      <w:pPr>
-        <w:pStyle w:val="Heading1"/>
-      </w:pPr>
-      <w:r>
-        <w:t xml:space="preserve">Integrating eco-evolutionary feedbacks within a systems-modelling framework</w:t>
-      </w:r>
-    </w:p>
-    <w:p>
-      <w:pPr>
-        <w:pStyle w:val="FirstParagraph"/>
-      </w:pPr>
-      <w:r>
-        <w:t xml:space="preserve">Extreme environments both impact trait development and act as a potent selective force allowing populations to evolve</w:t>
-      </w:r>
-      <w:r>
-        <w:t xml:space="preserve"> </w:t>
-      </w:r>
-      <w:r>
-        <w:t xml:space="preserve">[86–88]</w:t>
-      </w:r>
-      <w:r>
-        <w:t xml:space="preserve">. Phenotypic plasticity and adaptive evolutionary change are two processes that are expected to allow systems to respond and build resilience to extreme heat. Evolutionary responses will depend on the amount of phenotypic and genetic variation exposed to natural selection and the strength of selection on phenotypes. Extreme environments pose unique challenges for predicting evolutionary change because they are, by definition, rare events. Adaptive evolution will therefore depend on the frequency of extreme environments and the underlying genetic correlation between traits expressed across environments</w:t>
-      </w:r>
-      <w:r>
-        <w:t xml:space="preserve"> </w:t>
-      </w:r>
-      <w:r>
         <w:t xml:space="preserve">[86]</w:t>
-      </w:r>
-      <w:r>
-        <w:t xml:space="preserve">. In addition, phenotypic plasticity can result in both maladaptive and adaptive outcomes by either shielding selection on genetic variation or by facilitating persistence and selection making the relative role of plasticity and adaptive evolution to building population resilience complex</w:t>
-      </w:r>
-      <w:r>
-        <w:t xml:space="preserve"> </w:t>
-      </w:r>
-      <w:r>
-        <w:t xml:space="preserve">[87,89–92]</w:t>
-      </w:r>
-      <w:r>
-        <w:t xml:space="preserve">.</w:t>
-      </w:r>
-    </w:p>
-    <w:p>
-      <w:pPr>
-        <w:pStyle w:val="BodyText"/>
-      </w:pPr>
-      <w:r>
-        <w:t xml:space="preserve">Plasticity and evolution can be incorporated into a systems modelling framework by allowing environments to govern</w:t>
-      </w:r>
-      <w:r>
-        <w:t xml:space="preserve"> </w:t>
-      </w:r>
-      <w:r>
-        <w:t xml:space="preserve">‘trait’</w:t>
-      </w:r>
-      <w:r>
-        <w:t xml:space="preserve"> </w:t>
-      </w:r>
-      <w:r>
-        <w:t xml:space="preserve">development (plasticity) and by incorporating selection and genetic (co)variance estimates for</w:t>
-      </w:r>
-      <w:r>
-        <w:t xml:space="preserve"> </w:t>
-      </w:r>
-      <w:r>
-        <w:t xml:space="preserve">‘traits’</w:t>
-      </w:r>
-      <w:r>
-        <w:t xml:space="preserve"> </w:t>
-      </w:r>
-      <w:r>
-        <w:t xml:space="preserve">within these models (evolution). We speak of</w:t>
-      </w:r>
-      <w:r>
-        <w:t xml:space="preserve"> </w:t>
-      </w:r>
-      <w:r>
-        <w:t xml:space="preserve">‘traits’</w:t>
-      </w:r>
-      <w:r>
-        <w:t xml:space="preserve"> </w:t>
-      </w:r>
-      <w:r>
-        <w:t xml:space="preserve">broadly here because these need not be traits typically thought of by evolutionary ecologists (e.g., body mass, morphology). Rather,</w:t>
-      </w:r>
-      <w:r>
-        <w:t xml:space="preserve"> </w:t>
-      </w:r>
-      <w:r>
-        <w:t xml:space="preserve">‘traits’</w:t>
-      </w:r>
-      <w:r>
-        <w:t xml:space="preserve"> </w:t>
-      </w:r>
-      <w:r>
-        <w:t xml:space="preserve">can also include the parameters within models that allow functional traits to emerge</w:t>
-      </w:r>
-      <w:r>
-        <w:t xml:space="preserve"> </w:t>
-      </w:r>
-      <w:r>
-        <w:t xml:space="preserve">[93]</w:t>
-      </w:r>
-      <w:r>
-        <w:t xml:space="preserve"> </w:t>
-      </w:r>
-      <w:r>
-        <w:t xml:space="preserve">or even function-valued traits</w:t>
-      </w:r>
-      <w:r>
-        <w:t xml:space="preserve"> </w:t>
-      </w:r>
-      <w:r>
-        <w:t xml:space="preserve">[94]</w:t>
-      </w:r>
-      <w:r>
-        <w:t xml:space="preserve">. Plasticity can be captured by mapping trait development to the environment. In contrast, evolutionary change takes place in multivariate trait space where genetic variance and covariance between traits (i.e., constraints) along with varying patterns of selection can be used to predcit trait change across generations. One way to make such predictions is by using the multivariate breeders equation</w:t>
-      </w:r>
-      <w:r>
-        <w:t xml:space="preserve"> </w:t>
-      </w:r>
-      <w:r>
-        <w:t xml:space="preserve">[95]</w:t>
-      </w:r>
-      <w:r>
-        <w:t xml:space="preserve">:</w:t>
-      </w:r>
-    </w:p>
-    <w:p>
-      <w:pPr>
-        <w:pStyle w:val="BodyText"/>
-      </w:pPr>
-      <w:bookmarkStart w:id="37" w:name="eq-breeders"/>
-      <m:oMathPara>
-        <m:oMathParaPr>
-          <m:jc m:val="center"/>
-        </m:oMathParaPr>
-        <m:oMath>
-          <m:r>
-            <m:t>Δ</m:t>
-          </m:r>
-          <m:acc>
-            <m:accPr>
-              <m:chr m:val="‾"/>
-            </m:accPr>
-            <m:e>
-              <m:r>
-                <m:rPr>
-                  <m:sty m:val="b"/>
-                </m:rPr>
-                <m:t>z</m:t>
-              </m:r>
-            </m:e>
-          </m:acc>
-          <m:r>
-            <m:rPr>
-              <m:sty m:val="p"/>
-            </m:rPr>
-            <m:t>=</m:t>
-          </m:r>
-          <m:r>
-            <m:rPr>
-              <m:sty m:val="b"/>
-            </m:rPr>
-            <m:t>G</m:t>
-          </m:r>
-          <m:r>
-            <m:rPr>
-              <m:sty m:val="p"/>
-            </m:rPr>
-            <m:t>⋅</m:t>
-          </m:r>
-          <m:r>
-            <m:rPr>
-              <m:sty m:val="b"/>
-            </m:rPr>
-            <m:t>β</m:t>
-          </m:r>
-          <m:r>
-            <m:t>  </m:t>
-          </m:r>
-          <m:d>
-            <m:dPr>
-              <m:begChr m:val="("/>
-              <m:sepChr m:val=""/>
-              <m:endChr m:val=")"/>
-              <m:grow/>
-            </m:dPr>
-            <m:e>
-              <m:r>
-                <m:t>2</m:t>
-              </m:r>
-            </m:e>
-          </m:d>
-        </m:oMath>
-      </m:oMathPara>
-      <w:bookmarkEnd w:id="37"/>
-    </w:p>
-    <w:p>
-      <w:pPr>
-        <w:pStyle w:val="FirstParagraph"/>
-      </w:pPr>
-      <w:r>
-        <w:t xml:space="preserve">where</w:t>
-      </w:r>
-      <w:r>
-        <w:t xml:space="preserve"> </w:t>
-      </w:r>
-      <m:oMath>
-        <m:r>
-          <m:t>Δ</m:t>
-        </m:r>
-        <m:acc>
-          <m:accPr>
-            <m:chr m:val="‾"/>
-          </m:accPr>
-          <m:e>
-            <m:r>
-              <m:rPr>
-                <m:sty m:val="b"/>
-              </m:rPr>
-              <m:t>z</m:t>
-            </m:r>
-          </m:e>
-        </m:acc>
-      </m:oMath>
-      <w:r>
-        <w:t xml:space="preserve"> </w:t>
-      </w:r>
-      <w:r>
-        <w:t xml:space="preserve">is the vector of changes in the mean trait values,</w:t>
-      </w:r>
-      <w:r>
-        <w:t xml:space="preserve"> </w:t>
-      </w:r>
-      <m:oMath>
-        <m:r>
-          <m:rPr>
-            <m:sty m:val="b"/>
-          </m:rPr>
-          <m:t>G</m:t>
-        </m:r>
-      </m:oMath>
-      <w:r>
-        <w:t xml:space="preserve"> </w:t>
-      </w:r>
-      <w:r>
-        <w:t xml:space="preserve">is the genetic covariance matrix and</w:t>
-      </w:r>
-      <w:r>
-        <w:t xml:space="preserve"> </w:t>
-      </w:r>
-      <m:oMath>
-        <m:r>
-          <m:rPr>
-            <m:sty m:val="b"/>
-          </m:rPr>
-          <m:t>β</m:t>
-        </m:r>
-      </m:oMath>
-      <w:r>
-        <w:t xml:space="preserve"> </w:t>
-      </w:r>
-      <w:r>
-        <w:t xml:space="preserve">is the vector of standardised selection gradients that regress each trait on relative fitness (i.e.,</w:t>
-      </w:r>
-      <w:r>
-        <w:t xml:space="preserve"> </w:t>
-      </w:r>
-      <m:oMath>
-        <m:r>
-          <m:rPr>
-            <m:sty m:val="b"/>
-          </m:rPr>
-          <m:t>ω</m:t>
-        </m:r>
-        <m:r>
-          <m:rPr>
-            <m:sty m:val="p"/>
-          </m:rPr>
-          <m:t>=</m:t>
-        </m:r>
-        <m:r>
-          <m:rPr>
-            <m:sty m:val="b"/>
-          </m:rPr>
-          <m:t>α</m:t>
-        </m:r>
-        <m:r>
-          <m:rPr>
-            <m:sty m:val="p"/>
-          </m:rPr>
-          <m:t>+</m:t>
-        </m:r>
-        <m:sSup>
-          <m:e>
-            <m:r>
-              <m:rPr>
-                <m:sty m:val="b"/>
-              </m:rPr>
-              <m:t>β</m:t>
-            </m:r>
-          </m:e>
-          <m:sup>
-            <m:r>
-              <m:rPr>
-                <m:sty m:val="b"/>
-              </m:rPr>
-              <m:t>T</m:t>
-            </m:r>
-          </m:sup>
-        </m:sSup>
-        <m:r>
-          <m:rPr>
-            <m:sty m:val="p"/>
-          </m:rPr>
-          <m:t>⋅</m:t>
-        </m:r>
-        <m:r>
-          <m:rPr>
-            <m:sty m:val="b"/>
-          </m:rPr>
-          <m:t>z</m:t>
-        </m:r>
-        <m:r>
-          <m:rPr>
-            <m:sty m:val="p"/>
-          </m:rPr>
-          <m:t>+</m:t>
-        </m:r>
-        <m:r>
-          <m:rPr>
-            <m:sty m:val="b"/>
-          </m:rPr>
-          <m:t>e</m:t>
-        </m:r>
-      </m:oMath>
-      <w:r>
-        <w:t xml:space="preserve">;</w:t>
-      </w:r>
-      <w:r>
-        <w:t xml:space="preserve"> </w:t>
-      </w:r>
-      <w:r>
-        <w:t xml:space="preserve">[96]</w:t>
-      </w:r>
-      <w:r>
-        <w:t xml:space="preserve">). While the multivariate breeders equation can be useful for predicting short term evolutionary responses (i.e., one or a few generations) it is likely limited in predictive power over longer timespans because of changes in heritability and selection through time</w:t>
-      </w:r>
-      <w:r>
-        <w:t xml:space="preserve"> </w:t>
-      </w:r>
-      <w:r>
-        <w:t xml:space="preserve">[88,96]</w:t>
-      </w:r>
-      <w:r>
-        <w:t xml:space="preserve">.</w:t>
-      </w:r>
-    </w:p>
-    <w:p>
-      <w:pPr>
-        <w:pStyle w:val="BodyText"/>
-      </w:pPr>
-      <w:r>
-        <w:t xml:space="preserve">Measuring and incorporating both plasticity and evolution into our proposed systems modelling framework is still rare and usually focused on one or a few</w:t>
-      </w:r>
-      <w:r>
-        <w:t xml:space="preserve"> </w:t>
-      </w:r>
-      <w:r>
-        <w:t xml:space="preserve">‘traits’</w:t>
-      </w:r>
-      <w:r>
-        <w:t xml:space="preserve">. Studies that have attempted to measure plasticity and evolutionary potential in traits demonstrate how such processes can shape outcomes in important ways</w:t>
-      </w:r>
-      <w:r>
-        <w:t xml:space="preserve"> </w:t>
-      </w:r>
-      <w:r>
-        <w:t xml:space="preserve">[97–102]</w:t>
-      </w:r>
-      <w:r>
-        <w:t xml:space="preserve">. For example, using isogenic lines of</w:t>
-      </w:r>
-      <w:r>
-        <w:t xml:space="preserve"> </w:t>
-      </w:r>
-      <w:r>
-        <w:rPr>
-          <w:i/>
-          <w:iCs/>
-        </w:rPr>
-        <w:t xml:space="preserve">Drosophia melanogaster</w:t>
-      </w:r>
-      <w:r>
-        <w:t xml:space="preserve">,</w:t>
-      </w:r>
-      <w:r>
-        <w:t xml:space="preserve"> </w:t>
-      </w:r>
-      <w:r>
-        <w:t xml:space="preserve">[102]</w:t>
-      </w:r>
-      <w:r>
-        <w:t xml:space="preserve"> </w:t>
-      </w:r>
-      <w:r>
-        <w:t xml:space="preserve">show evidence for genetic variation in both upper thermal limits (</w:t>
-      </w:r>
-      <m:oMath>
-        <m:r>
-          <m:t>C</m:t>
-        </m:r>
-        <m:sSub>
-          <m:e>
-            <m:r>
-              <m:t>T</m:t>
-            </m:r>
-          </m:e>
-          <m:sub>
-            <m:r>
-              <m:t>m</m:t>
-            </m:r>
-            <m:r>
-              <m:t>a</m:t>
-            </m:r>
-            <m:r>
-              <m:t>x</m:t>
-            </m:r>
-          </m:sub>
-        </m:sSub>
-      </m:oMath>
-      <w:r>
-        <w:t xml:space="preserve">) and thermal sensitivity (i.e,</w:t>
-      </w:r>
-      <w:r>
-        <w:t xml:space="preserve"> </w:t>
-      </w:r>
-      <m:oMath>
-        <m:r>
-          <m:t>z</m:t>
-        </m:r>
-      </m:oMath>
-      <w:r>
-        <w:t xml:space="preserve">, slope from TDT curves) using a TDT framework. Simulations also show that selection on one parameter will also induce changes in the other. Additionally, thermal sensitivity in</w:t>
-      </w:r>
-      <w:r>
-        <w:t xml:space="preserve"> </w:t>
-      </w:r>
-      <w:r>
-        <w:rPr>
-          <w:i/>
-          <w:iCs/>
-        </w:rPr>
-        <w:t xml:space="preserve">Drosophia</w:t>
-      </w:r>
-      <w:r>
-        <w:t xml:space="preserve"> </w:t>
-      </w:r>
-      <w:r>
-        <w:t xml:space="preserve">species is also known to respond plastically to temperature</w:t>
-      </w:r>
-      <w:r>
-        <w:t xml:space="preserve"> </w:t>
-      </w:r>
-      <w:r>
-        <w:t xml:space="preserve">[98]</w:t>
-      </w:r>
-      <w:r>
-        <w:t xml:space="preserve">, and in locusts drought can also affect heat tolerance</w:t>
-      </w:r>
-      <w:r>
-        <w:t xml:space="preserve"> </w:t>
-      </w:r>
-      <w:r>
-        <w:t xml:space="preserve">[97]</w:t>
       </w:r>
       <w:r>
         <w:t xml:space="preserve">.</w:t>
@@ -2867,7 +2512,7 @@
                 <w:b/>
                 <w:bCs/>
               </w:rPr>
-              <w:t xml:space="preserve">Box 1: Interacting species interacting with people: social-ecological systems</w:t>
+              <w:t xml:space="preserve">Box 2: Integrating eco-evolutionary feedbacks within a systems-modelling framework</w:t>
             </w:r>
           </w:p>
           <w:p>
@@ -2878,16 +2523,34 @@
               <w:spacing w:before="16"/>
             </w:pPr>
             <w:r>
-              <w:t xml:space="preserve">Thermal stress to ecosystems may threaten the services those ecosystems provide to people</w:t>
+              <w:t xml:space="preserve">Extreme environments both impact trait development and act as a potent selective force allowing populations to evolve</w:t>
             </w:r>
             <w:r>
               <w:t xml:space="preserve"> </w:t>
             </w:r>
             <w:r>
-              <w:t xml:space="preserve">[103]</w:t>
-            </w:r>
-            <w:r>
-              <w:t xml:space="preserve">. For example, loss of output from production ecosystems will have substantial economic consequences for the local area. Degradation of natural ecosystems may affect their regulating services, such as flood mitigation, affecting nearby areas. Impacts on cultural services may be severe for communities that are closely connected to a landscape.</w:t>
+              <w:t xml:space="preserve">[87–89]</w:t>
+            </w:r>
+            <w:r>
+              <w:t xml:space="preserve">. Phenotypic plasticity and adaptive evolutionary change are two processes that are expected to allow systems to respond and build resilience to extreme heat. Evolutionary responses will depend on the amount of phenotypic and genetic variation exposed to natural selection and the strength of selection on phenotypes. Extreme environments pose unique challenges for predicting evolutionary change because they are, by definition, rare events. Adaptive evolution will therefore depend on the frequency of extreme environments and the underlying genetic correlation between traits expressed across environments</w:t>
+            </w:r>
+            <w:r>
+              <w:t xml:space="preserve"> </w:t>
+            </w:r>
+            <w:r>
+              <w:t xml:space="preserve">[87]</w:t>
+            </w:r>
+            <w:r>
+              <w:t xml:space="preserve">. In addition, phenotypic plasticity can result in both maladaptive and adaptive outcomes by either shielding selection on genetic variation or by facilitating persistence and selection making the relative role of plasticity and adaptive evolution to building population resilience complex</w:t>
+            </w:r>
+            <w:r>
+              <w:t xml:space="preserve"> </w:t>
+            </w:r>
+            <w:r>
+              <w:t xml:space="preserve">[88,90–93]</w:t>
+            </w:r>
+            <w:r>
+              <w:t xml:space="preserve">.</w:t>
             </w:r>
           </w:p>
           <w:p>
@@ -2895,146 +2558,337 @@
               <w:pStyle w:val="BodyText"/>
             </w:pPr>
             <w:r>
-              <w:t xml:space="preserve">In turn, people may respond to thermal risks to ecosystems in a variety of ways. For example, farmers or ecosystem managers may introduce new species or alter management practices; partial loss of ecosystems may lead farmers to farm remaining production ecosystems more intensively; and thermal stress may lead people to leave those areas where the stress is occurring, potentially leaving remaining communities more vulnerable to the impacts of thermal stress</w:t>
+              <w:t xml:space="preserve">Plasticity and evolution can be incorporated into a systems modelling framework by allowing environments to govern</w:t>
             </w:r>
             <w:r>
               <w:t xml:space="preserve"> </w:t>
             </w:r>
             <w:r>
-              <w:t xml:space="preserve">[104]</w:t>
-            </w:r>
-            <w:r>
-              <w:t xml:space="preserve">. Thermal stressors may even influence producers’ psychological beliefs about their level of control over land management, and perceived resources available for management practices</w:t>
+              <w:t xml:space="preserve">‘</w:t>
+            </w:r>
+            <w:r>
+              <w:t xml:space="preserve">trait</w:t>
+            </w:r>
+            <w:r>
+              <w:t xml:space="preserve">’</w:t>
             </w:r>
             <w:r>
               <w:t xml:space="preserve"> </w:t>
             </w:r>
             <w:r>
-              <w:t xml:space="preserve">[105]</w:t>
-            </w:r>
-            <w:r>
-              <w:t xml:space="preserve">. Thermal risks to ecosystems may also precipitate declines in individual wellbeing, and these consequences may accrue differently across regions and across peoples</w:t>
+              <w:t xml:space="preserve">development (plasticity) and by incorporating selection and genetic (co)variance estimates for</w:t>
             </w:r>
             <w:r>
               <w:t xml:space="preserve"> </w:t>
             </w:r>
             <w:r>
-              <w:t xml:space="preserve">[106]</w:t>
-            </w:r>
-            <w:r>
-              <w:t xml:space="preserve">, and compound or accelerate the prior responses. Many of these impacts and responses, however, are poorly understood.</w:t>
+              <w:t xml:space="preserve">‘</w:t>
+            </w:r>
+            <w:r>
+              <w:t xml:space="preserve">traits</w:t>
+            </w:r>
+            <w:r>
+              <w:t xml:space="preserve">’</w:t>
+            </w:r>
+            <w:r>
+              <w:t xml:space="preserve"> </w:t>
+            </w:r>
+            <w:r>
+              <w:t xml:space="preserve">within these models (evolution). We speak of</w:t>
+            </w:r>
+            <w:r>
+              <w:t xml:space="preserve"> </w:t>
+            </w:r>
+            <w:r>
+              <w:t xml:space="preserve">‘</w:t>
+            </w:r>
+            <w:r>
+              <w:t xml:space="preserve">traits</w:t>
+            </w:r>
+            <w:r>
+              <w:t xml:space="preserve">’</w:t>
+            </w:r>
+            <w:r>
+              <w:t xml:space="preserve"> </w:t>
+            </w:r>
+            <w:r>
+              <w:t xml:space="preserve">broadly here because these need not be traits typically thought of by evolutionary ecologists (e.g., body mass, morphology). Rather,</w:t>
+            </w:r>
+            <w:r>
+              <w:t xml:space="preserve"> </w:t>
+            </w:r>
+            <w:r>
+              <w:t xml:space="preserve">‘</w:t>
+            </w:r>
+            <w:r>
+              <w:t xml:space="preserve">traits</w:t>
+            </w:r>
+            <w:r>
+              <w:t xml:space="preserve">’</w:t>
+            </w:r>
+            <w:r>
+              <w:t xml:space="preserve"> </w:t>
+            </w:r>
+            <w:r>
+              <w:t xml:space="preserve">can also include the parameters within models that allow functional traits to emerge</w:t>
+            </w:r>
+            <w:r>
+              <w:t xml:space="preserve"> </w:t>
+            </w:r>
+            <w:r>
+              <w:t xml:space="preserve">[94]</w:t>
+            </w:r>
+            <w:r>
+              <w:t xml:space="preserve"> </w:t>
+            </w:r>
+            <w:r>
+              <w:t xml:space="preserve">or even function-valued traits</w:t>
+            </w:r>
+            <w:r>
+              <w:t xml:space="preserve"> </w:t>
+            </w:r>
+            <w:r>
+              <w:t xml:space="preserve">[95]</w:t>
+            </w:r>
+            <w:r>
+              <w:t xml:space="preserve">. Plasticity can be captured by mapping trait development to the environment. In contrast, evolutionary change takes place in multivariate trait space where genetic variance and covariance between traits (i.e., constraints) along with varying patterns of selection can be used to predcit trait change across generations. One way to make such predictions is by using the multivariate breeders equation</w:t>
+            </w:r>
+            <w:r>
+              <w:t xml:space="preserve"> </w:t>
+            </w:r>
+            <w:r>
+              <w:t xml:space="preserve">[96]</w:t>
+            </w:r>
+            <w:r>
+              <w:t xml:space="preserve">:</w:t>
             </w:r>
           </w:p>
           <w:p>
             <w:pPr>
               <w:pStyle w:val="BodyText"/>
             </w:pPr>
-            <w:r>
-              <w:t xml:space="preserve">The impacts of thermal stress on ecosystems can affect not only nearby communities but also human dominant systems such as cities far away from the affected ecosystems. Cities are human dominant complex systems that are intrinsically connected to and relying on other regions to maintain their functionality</w:t>
-            </w:r>
-            <w:r>
-              <w:t xml:space="preserve"> </w:t>
-            </w:r>
-            <w:r>
-              <w:t xml:space="preserve">[107,108]</w:t>
-            </w:r>
-            <w:r>
-              <w:t xml:space="preserve">. On the other hand, adapting thermal risks in upper stream producers may also be influenced by the perception and behaviour of downstream consumers</w:t>
-            </w:r>
-            <w:r>
-              <w:t xml:space="preserve"> </w:t>
-            </w:r>
-            <w:r>
-              <w:t xml:space="preserve">[109]</w:t>
-            </w:r>
-            <w:r>
-              <w:t xml:space="preserve">. The cascading</w:t>
-            </w:r>
-            <w:r>
-              <w:t xml:space="preserve"> </w:t>
-            </w:r>
-            <w:r>
-              <w:t xml:space="preserve">[110]</w:t>
-            </w:r>
-            <w:r>
-              <w:t xml:space="preserve"> </w:t>
-            </w:r>
-            <w:r>
-              <w:t xml:space="preserve">and telecoupled</w:t>
-            </w:r>
-            <w:r>
-              <w:t xml:space="preserve"> </w:t>
-            </w:r>
-            <w:r>
-              <w:t xml:space="preserve">[111]</w:t>
-            </w:r>
-            <w:r>
-              <w:t xml:space="preserve"> </w:t>
-            </w:r>
-            <w:r>
-              <w:t xml:space="preserve">impacts on urban systems can be manifested through multiple ways. For example, extreme heat stress may affect essential ecosystem services such as food production (ref), which can in turn affect price and access to food to people living in urban centers, with financial, economic and health consequences. The impacts on local communities could lead to loss of livelihood, which forms a pressure that push rural people to migrate to cities</w:t>
-            </w:r>
-            <w:r>
-              <w:t xml:space="preserve"> </w:t>
-            </w:r>
-            <w:r>
-              <w:t xml:space="preserve">[112]</w:t>
-            </w:r>
-            <w:r>
-              <w:t xml:space="preserve">. These external pressures will interact with a system that is already constraint by multiple stressors, including direct impacts imposed by extreme heat and other aspects of clime change- to maintaining its normal functionality and the health and wellbeing of its citizens. If sufficiently widespread, economic and political destabilisation may occur as already observed in other parts of the world</w:t>
-            </w:r>
-            <w:r>
-              <w:t xml:space="preserve"> </w:t>
-            </w:r>
-            <w:r>
-              <w:t xml:space="preserve">[113]</w:t>
-            </w:r>
-            <w:r>
-              <w:t xml:space="preserve">, which could in turn affect the management of the original ecosystems.</w:t>
-            </w:r>
+            <w:bookmarkStart w:id="36" w:name="eq-breeders"/>
+            <m:oMathPara>
+              <m:oMathParaPr>
+                <m:jc m:val="center"/>
+              </m:oMathParaPr>
+              <m:oMath>
+                <m:r>
+                  <m:t>Δ</m:t>
+                </m:r>
+                <m:acc>
+                  <m:accPr>
+                    <m:chr m:val="‾"/>
+                  </m:accPr>
+                  <m:e>
+                    <m:r>
+                      <m:rPr>
+                        <m:sty m:val="b"/>
+                      </m:rPr>
+                      <m:t>z</m:t>
+                    </m:r>
+                  </m:e>
+                </m:acc>
+                <m:r>
+                  <m:rPr>
+                    <m:sty m:val="p"/>
+                  </m:rPr>
+                  <m:t>=</m:t>
+                </m:r>
+                <m:r>
+                  <m:rPr>
+                    <m:sty m:val="b"/>
+                  </m:rPr>
+                  <m:t>G</m:t>
+                </m:r>
+                <m:r>
+                  <m:rPr>
+                    <m:sty m:val="p"/>
+                  </m:rPr>
+                  <m:t>⋅</m:t>
+                </m:r>
+                <m:r>
+                  <m:rPr>
+                    <m:sty m:val="b"/>
+                  </m:rPr>
+                  <m:t>β</m:t>
+                </m:r>
+                <m:r>
+                  <m:t>  </m:t>
+                </m:r>
+                <m:d>
+                  <m:dPr>
+                    <m:begChr m:val="("/>
+                    <m:endChr m:val=")"/>
+                    <m:sepChr m:val=""/>
+                    <m:grow/>
+                  </m:dPr>
+                  <m:e>
+                    <m:r>
+                      <m:t>2</m:t>
+                    </m:r>
+                  </m:e>
+                </m:d>
+              </m:oMath>
+            </m:oMathPara>
+            <w:bookmarkEnd w:id="36"/>
           </w:p>
           <w:p>
             <w:pPr>
-              <w:pStyle w:val="BodyText"/>
+              <w:pStyle w:val="FirstParagraph"/>
             </w:pPr>
             <w:r>
-              <w:t xml:space="preserve">Understand these relationships between people and nature requires adopting a social-ecological systems perspective, where people and nature are interdependent and intertwined</w:t>
+              <w:t xml:space="preserve">where</w:t>
             </w:r>
             <w:r>
               <w:t xml:space="preserve"> </w:t>
             </w:r>
-            <w:r>
-              <w:t xml:space="preserve">[114]</w:t>
-            </w:r>
-            <w:r>
-              <w:t xml:space="preserve">. Social-ecological models aim to capture the social systems, natural systems and their interactions</w:t>
-            </w:r>
+            <m:oMath>
+              <m:r>
+                <m:t>Δ</m:t>
+              </m:r>
+              <m:acc>
+                <m:accPr>
+                  <m:chr m:val="‾"/>
+                </m:accPr>
+                <m:e>
+                  <m:r>
+                    <m:rPr>
+                      <m:sty m:val="b"/>
+                    </m:rPr>
+                    <m:t>z</m:t>
+                  </m:r>
+                </m:e>
+              </m:acc>
+            </m:oMath>
             <w:r>
               <w:t xml:space="preserve"> </w:t>
             </w:r>
             <w:r>
-              <w:t xml:space="preserve">[115]</w:t>
-            </w:r>
-            <w:r>
-              <w:t xml:space="preserve">. Such models can display non-trivial emergent behaviour resulting from complex interactions within the social-ecological systems. For example, responding to decreased productivity from thermal stress by farming more intensively could lead to a maladaptation or</w:t>
+              <w:t xml:space="preserve">is the vector of changes in the mean trait values,</w:t>
             </w:r>
             <w:r>
               <w:t xml:space="preserve"> </w:t>
             </w:r>
-            <w:r>
-              <w:t xml:space="preserve">‘lock-in’</w:t>
-            </w:r>
+            <m:oMath>
+              <m:r>
+                <m:rPr>
+                  <m:sty m:val="b"/>
+                </m:rPr>
+                <m:t>G</m:t>
+              </m:r>
+            </m:oMath>
             <w:r>
               <w:t xml:space="preserve"> </w:t>
             </w:r>
             <w:r>
-              <w:t xml:space="preserve">from which it is difficult to escape</w:t>
+              <w:t xml:space="preserve">is the genetic covariance matrix and</w:t>
             </w:r>
             <w:r>
               <w:t xml:space="preserve"> </w:t>
             </w:r>
-            <w:r>
-              <w:t xml:space="preserve">[116]</w:t>
+            <m:oMath>
+              <m:r>
+                <m:rPr>
+                  <m:sty m:val="b"/>
+                </m:rPr>
+                <m:t>β</m:t>
+              </m:r>
+            </m:oMath>
+            <w:r>
+              <w:t xml:space="preserve"> </w:t>
+            </w:r>
+            <w:r>
+              <w:t xml:space="preserve">is the vector of standardised selection gradients that regress each trait on relative fitness (i.e.,</w:t>
+            </w:r>
+            <w:r>
+              <w:t xml:space="preserve"> </w:t>
+            </w:r>
+            <m:oMath>
+              <m:r>
+                <m:rPr>
+                  <m:sty m:val="b"/>
+                </m:rPr>
+                <m:t>ω</m:t>
+              </m:r>
+              <m:r>
+                <m:rPr>
+                  <m:sty m:val="p"/>
+                </m:rPr>
+                <m:t>=</m:t>
+              </m:r>
+              <m:r>
+                <m:rPr>
+                  <m:sty m:val="b"/>
+                </m:rPr>
+                <m:t>α</m:t>
+              </m:r>
+              <m:r>
+                <m:rPr>
+                  <m:sty m:val="p"/>
+                </m:rPr>
+                <m:t>+</m:t>
+              </m:r>
+              <m:sSup>
+                <m:e>
+                  <m:r>
+                    <m:rPr>
+                      <m:sty m:val="b"/>
+                    </m:rPr>
+                    <m:t>β</m:t>
+                  </m:r>
+                </m:e>
+                <m:sup>
+                  <m:r>
+                    <m:rPr>
+                      <m:sty m:val="b"/>
+                    </m:rPr>
+                    <m:t>T</m:t>
+                  </m:r>
+                </m:sup>
+              </m:sSup>
+              <m:r>
+                <m:rPr>
+                  <m:sty m:val="p"/>
+                </m:rPr>
+                <m:t>⋅</m:t>
+              </m:r>
+              <m:r>
+                <m:rPr>
+                  <m:sty m:val="b"/>
+                </m:rPr>
+                <m:t>z</m:t>
+              </m:r>
+              <m:r>
+                <m:rPr>
+                  <m:sty m:val="p"/>
+                </m:rPr>
+                <m:t>+</m:t>
+              </m:r>
+              <m:r>
+                <m:rPr>
+                  <m:sty m:val="b"/>
+                </m:rPr>
+                <m:t>e</m:t>
+              </m:r>
+            </m:oMath>
+            <w:r>
+              <w:t xml:space="preserve">;</w:t>
+            </w:r>
+            <w:r>
+              <w:t xml:space="preserve"> </w:t>
+            </w:r>
+            <w:r>
+              <w:t xml:space="preserve">[97]</w:t>
+            </w:r>
+            <w:r>
+              <w:t xml:space="preserve">). While the multivariate breeders equation can be useful for predicting short term evolutionary responses (i.e., one or a few generations) it is likely limited in predictive power over longer timespans because of changes in heritability and selection through time</w:t>
+            </w:r>
+            <w:r>
+              <w:t xml:space="preserve"> </w:t>
+            </w:r>
+            <w:r>
+              <w:t xml:space="preserve">[89,97]</w:t>
             </w:r>
             <w:r>
               <w:t xml:space="preserve">.</w:t>
@@ -3048,50 +2902,412 @@
               <w:spacing w:after="16"/>
             </w:pPr>
             <w:r>
-              <w:t xml:space="preserve">Social-ecological models are conventionally built using process-based modelling frameworks such as agent-based models, dynamical systems models or state-and-transition models</w:t>
+              <w:t xml:space="preserve">Measuring and incorporating both plasticity and evolution into our proposed systems modelling framework is still rare and usually focused on one or a few</w:t>
             </w:r>
             <w:r>
               <w:t xml:space="preserve"> </w:t>
             </w:r>
             <w:r>
-              <w:t xml:space="preserve">[117]</w:t>
-            </w:r>
-            <w:r>
-              <w:t xml:space="preserve">. Process-based approaches are critical to understanding how emergent social-ecological phenomena develop</w:t>
+              <w:t xml:space="preserve">‘</w:t>
+            </w:r>
+            <w:r>
+              <w:t xml:space="preserve">traits</w:t>
+            </w:r>
+            <w:r>
+              <w:t xml:space="preserve">’</w:t>
+            </w:r>
+            <w:r>
+              <w:t xml:space="preserve">. Studies that have attempted to measure plasticity and evolutionary potential in traits demonstrate how such processes can shape outcomes in important ways</w:t>
             </w:r>
             <w:r>
               <w:t xml:space="preserve"> </w:t>
             </w:r>
             <w:r>
-              <w:t xml:space="preserve">[118]</w:t>
-            </w:r>
-            <w:r>
-              <w:t xml:space="preserve">, such as tipping points, traps or other dynamics. Constructing process-based dynamical models requires knowledge and data about: the biophysical processes, which could be provided by the models from the previous sections; social processes, which could be developed from a combination of behavioural theory and empirical data; and interactions between them in the system of interest. Since obtaining all these data can be challenging, social-ecological modelling is often performed in an exploratory mode</w:t>
+              <w:t xml:space="preserve">[98–103]</w:t>
+            </w:r>
+            <w:r>
+              <w:t xml:space="preserve">. For example, using isogenic lines of</w:t>
             </w:r>
             <w:r>
               <w:t xml:space="preserve"> </w:t>
             </w:r>
             <w:r>
-              <w:t xml:space="preserve">[119]</w:t>
+              <w:rPr>
+                <w:i/>
+                <w:iCs/>
+              </w:rPr>
+              <w:t xml:space="preserve">Drosophia melanogaster</w:t>
+            </w:r>
+            <w:r>
+              <w:t xml:space="preserve">,</w:t>
             </w:r>
             <w:r>
               <w:t xml:space="preserve"> </w:t>
             </w:r>
             <w:r>
-              <w:t xml:space="preserve">to anticipate possible future modes of behaviour, such as the direction of change of human behaviour and environmental state or the risk of emergent phenomena such as tipping points, rather than trying to predict specific outcomes.</w:t>
+              <w:t xml:space="preserve">[103]</w:t>
+            </w:r>
+            <w:r>
+              <w:t xml:space="preserve"> </w:t>
+            </w:r>
+            <w:r>
+              <w:t xml:space="preserve">show evidence for genetic variation in both upper thermal limits (</w:t>
+            </w:r>
+            <m:oMath>
+              <m:r>
+                <m:t>C</m:t>
+              </m:r>
+              <m:sSub>
+                <m:e>
+                  <m:r>
+                    <m:t>T</m:t>
+                  </m:r>
+                </m:e>
+                <m:sub>
+                  <m:r>
+                    <m:t>m</m:t>
+                  </m:r>
+                  <m:r>
+                    <m:t>a</m:t>
+                  </m:r>
+                  <m:r>
+                    <m:t>x</m:t>
+                  </m:r>
+                </m:sub>
+              </m:sSub>
+            </m:oMath>
+            <w:r>
+              <w:t xml:space="preserve">) and thermal sensitivity (i.e,</w:t>
+            </w:r>
+            <w:r>
+              <w:t xml:space="preserve"> </w:t>
+            </w:r>
+            <m:oMath>
+              <m:r>
+                <m:t>z</m:t>
+              </m:r>
+            </m:oMath>
+            <w:r>
+              <w:t xml:space="preserve">, slope from TDT curves) using a TDT framework. Simulations also show that selection on one parameter will also induce changes in the other. Additionally, thermal sensitivity in</w:t>
+            </w:r>
+            <w:r>
+              <w:t xml:space="preserve"> </w:t>
+            </w:r>
+            <w:r>
+              <w:rPr>
+                <w:i/>
+                <w:iCs/>
+              </w:rPr>
+              <w:t xml:space="preserve">Drosophia</w:t>
+            </w:r>
+            <w:r>
+              <w:t xml:space="preserve"> </w:t>
+            </w:r>
+            <w:r>
+              <w:t xml:space="preserve">species is also known to respond plastically to temperature</w:t>
+            </w:r>
+            <w:r>
+              <w:t xml:space="preserve"> </w:t>
+            </w:r>
+            <w:r>
+              <w:t xml:space="preserve">[99]</w:t>
+            </w:r>
+            <w:r>
+              <w:t xml:space="preserve">, and in locusts drought can also affect heat tolerance</w:t>
+            </w:r>
+            <w:r>
+              <w:t xml:space="preserve"> </w:t>
+            </w:r>
+            <w:r>
+              <w:t xml:space="preserve">[98]</w:t>
+            </w:r>
+            <w:r>
+              <w:t xml:space="preserve">.</w:t>
             </w:r>
           </w:p>
         </w:tc>
       </w:tr>
     </w:tbl>
-    <w:bookmarkEnd w:id="38"/>
-    <w:bookmarkStart w:id="39" w:name="X42ca7aa69937316dee7b1e100d4320aa777518f"/>
+    <w:p>
+      <w:pPr>
+        <w:pStyle w:val="BodyText"/>
+      </w:pPr>
+      <w:r>
+        <w:t xml:space="preserve"> </w:t>
+      </w:r>
+    </w:p>
+    <w:tbl>
+      <w:tblPr>
+        <w:tblStyle w:val="Table"/>
+        <w:tblLook w:firstRow="0" w:lastRow="0" w:firstColumn="0" w:lastColumn="0" w:noHBand="0" w:noVBand="0" w:val="0000"/>
+        <w:tblBorders>
+          <w:left w:val="single" w:sz="24" w:space="0" w:color="0758E5"/>
+        </w:tblBorders>
+        <w:tblCellMar>
+          <w:left w:w="0" w:type="dxa"/>
+          <w:right w:w="0" w:type="dxa"/>
+        </w:tblCellMar>
+        <w:tblInd w:w="164" w:type="dxa"/>
+      </w:tblPr>
+      <w:tr>
+        <w:trPr>
+          <w:cantSplit/>
+        </w:trPr>
+        <w:tc>
+          <w:tcPr>
+            <w:tcMar>
+              <w:left w:w="144" w:type="dxa"/>
+            </w:tcMar>
+          </w:tcPr>
+          <w:p>
+            <w:pPr>
+              <w:pStyle w:val="BodyText"/>
+            </w:pPr>
+            <w:pPr>
+              <w:spacing w:before="16" w:after="64"/>
+            </w:pPr>
+            <w:r>
+              <w:rPr>
+                <w:b/>
+                <w:bCs/>
+              </w:rPr>
+              <w:t xml:space="preserve">Box 3: Interacting species interacting with people: social-ecological systems</w:t>
+            </w:r>
+          </w:p>
+          <w:p>
+            <w:pPr>
+              <w:pStyle w:val="BodyText"/>
+            </w:pPr>
+            <w:pPr>
+              <w:spacing w:before="16"/>
+            </w:pPr>
+            <w:r>
+              <w:t xml:space="preserve">Thermal stress to ecosystems may threaten the services those ecosystems provide to people</w:t>
+            </w:r>
+            <w:r>
+              <w:t xml:space="preserve"> </w:t>
+            </w:r>
+            <w:r>
+              <w:t xml:space="preserve">[104]</w:t>
+            </w:r>
+            <w:r>
+              <w:t xml:space="preserve">. For example, loss of output from production ecosystems will have substantial economic consequences for the local area. Degradation of natural ecosystems may affect their regulating services, such as flood mitigation, affecting nearby areas. Impacts on cultural services may be severe for communities that are closely connected to a landscape.</w:t>
+            </w:r>
+          </w:p>
+          <w:p>
+            <w:pPr>
+              <w:pStyle w:val="BodyText"/>
+            </w:pPr>
+            <w:r>
+              <w:t xml:space="preserve">In turn, people may respond to thermal risks to ecosystems in a variety of ways. For example, farmers or ecosystem managers may introduce new species or alter management practices; partial loss of ecosystems may lead farmers to farm remaining production ecosystems more intensively; and thermal stress may lead people to leave those areas where the stress is occurring, potentially leaving remaining communities more vulnerable to the impacts of thermal stress</w:t>
+            </w:r>
+            <w:r>
+              <w:t xml:space="preserve"> </w:t>
+            </w:r>
+            <w:r>
+              <w:t xml:space="preserve">[105]</w:t>
+            </w:r>
+            <w:r>
+              <w:t xml:space="preserve">. Thermal stressors may even influence producers’ psychological beliefs about their level of control over land management, and perceived resources available for management practices</w:t>
+            </w:r>
+            <w:r>
+              <w:t xml:space="preserve"> </w:t>
+            </w:r>
+            <w:r>
+              <w:t xml:space="preserve">[106]</w:t>
+            </w:r>
+            <w:r>
+              <w:t xml:space="preserve">. Thermal risks to ecosystems may also precipitate declines in individual wellbeing, and these consequences may accrue differently across regions and across peoples</w:t>
+            </w:r>
+            <w:r>
+              <w:t xml:space="preserve"> </w:t>
+            </w:r>
+            <w:r>
+              <w:t xml:space="preserve">[107]</w:t>
+            </w:r>
+            <w:r>
+              <w:t xml:space="preserve">, and compound or accelerate the prior responses. Many of these impacts and responses, however, are poorly understood.</w:t>
+            </w:r>
+          </w:p>
+          <w:p>
+            <w:pPr>
+              <w:pStyle w:val="BodyText"/>
+            </w:pPr>
+            <w:r>
+              <w:t xml:space="preserve">The impacts of thermal stress on ecosystems can affect not only nearby communities but also human dominant systems such as cities far away from the affected ecosystems. Cities are human dominant complex systems that are intrinsically connected to and relying on other regions to maintain their functionality</w:t>
+            </w:r>
+            <w:r>
+              <w:t xml:space="preserve"> </w:t>
+            </w:r>
+            <w:r>
+              <w:t xml:space="preserve">[108,109]</w:t>
+            </w:r>
+            <w:r>
+              <w:t xml:space="preserve">. On the other hand, adapting thermal risks in upper stream producers may also be influenced by the perception and behaviour of downstream consumers</w:t>
+            </w:r>
+            <w:r>
+              <w:t xml:space="preserve"> </w:t>
+            </w:r>
+            <w:r>
+              <w:t xml:space="preserve">[110]</w:t>
+            </w:r>
+            <w:r>
+              <w:t xml:space="preserve">. The cascading</w:t>
+            </w:r>
+            <w:r>
+              <w:t xml:space="preserve"> </w:t>
+            </w:r>
+            <w:r>
+              <w:t xml:space="preserve">[111]</w:t>
+            </w:r>
+            <w:r>
+              <w:t xml:space="preserve"> </w:t>
+            </w:r>
+            <w:r>
+              <w:t xml:space="preserve">and telecoupled</w:t>
+            </w:r>
+            <w:r>
+              <w:t xml:space="preserve"> </w:t>
+            </w:r>
+            <w:r>
+              <w:t xml:space="preserve">[112]</w:t>
+            </w:r>
+            <w:r>
+              <w:t xml:space="preserve"> </w:t>
+            </w:r>
+            <w:r>
+              <w:t xml:space="preserve">impacts on urban systems can be manifested through multiple ways. For example, extreme heat stress may affect essential ecosystem services such as food production (ref), which can in turn affect price and access to food to people living in urban centers, with financial, economic and health consequences. The impacts on local communities could lead to loss of livelihood, which forms a pressure that push rural people to migrate to cities</w:t>
+            </w:r>
+            <w:r>
+              <w:t xml:space="preserve"> </w:t>
+            </w:r>
+            <w:r>
+              <w:t xml:space="preserve">[113]</w:t>
+            </w:r>
+            <w:r>
+              <w:t xml:space="preserve">. These external pressures will interact with a system that is already constraint by multiple stressors, including direct impacts imposed by extreme heat and other aspects of clime change- to maintaining its normal functionality and the health and wellbeing of its citizens. If sufficiently widespread, economic and political destabilisation may occur as already observed in other parts of the world</w:t>
+            </w:r>
+            <w:r>
+              <w:t xml:space="preserve"> </w:t>
+            </w:r>
+            <w:r>
+              <w:t xml:space="preserve">[114]</w:t>
+            </w:r>
+            <w:r>
+              <w:t xml:space="preserve">, which could in turn affect the management of the original ecosystems.</w:t>
+            </w:r>
+          </w:p>
+          <w:p>
+            <w:pPr>
+              <w:pStyle w:val="BodyText"/>
+            </w:pPr>
+            <w:r>
+              <w:t xml:space="preserve">Understand these relationships between people and nature requires adopting a social-ecological systems perspective, where people and nature are interdependent and intertwined</w:t>
+            </w:r>
+            <w:r>
+              <w:t xml:space="preserve"> </w:t>
+            </w:r>
+            <w:r>
+              <w:t xml:space="preserve">[115]</w:t>
+            </w:r>
+            <w:r>
+              <w:t xml:space="preserve">. Social-ecological models aim to capture the social systems, natural systems and their interactions</w:t>
+            </w:r>
+            <w:r>
+              <w:t xml:space="preserve"> </w:t>
+            </w:r>
+            <w:r>
+              <w:t xml:space="preserve">[116]</w:t>
+            </w:r>
+            <w:r>
+              <w:t xml:space="preserve">. Such models can display non-trivial emergent behaviour resulting from complex interactions within the social-ecological systems. For example, responding to decreased productivity from thermal stress by farming more intensively could lead to a maladaptation or</w:t>
+            </w:r>
+            <w:r>
+              <w:t xml:space="preserve"> </w:t>
+            </w:r>
+            <w:r>
+              <w:t xml:space="preserve">‘</w:t>
+            </w:r>
+            <w:r>
+              <w:t xml:space="preserve">lock-in</w:t>
+            </w:r>
+            <w:r>
+              <w:t xml:space="preserve">’</w:t>
+            </w:r>
+            <w:r>
+              <w:t xml:space="preserve"> </w:t>
+            </w:r>
+            <w:r>
+              <w:t xml:space="preserve">from which it is difficult to escape</w:t>
+            </w:r>
+            <w:r>
+              <w:t xml:space="preserve"> </w:t>
+            </w:r>
+            <w:r>
+              <w:t xml:space="preserve">[117]</w:t>
+            </w:r>
+            <w:r>
+              <w:t xml:space="preserve">.</w:t>
+            </w:r>
+          </w:p>
+          <w:p>
+            <w:pPr>
+              <w:pStyle w:val="BodyText"/>
+            </w:pPr>
+            <w:pPr>
+              <w:spacing w:after="16"/>
+            </w:pPr>
+            <w:r>
+              <w:t xml:space="preserve">Social-ecological models are conventionally built using process-based modelling frameworks such as agent-based models, dynamical systems models or state-and-transition models</w:t>
+            </w:r>
+            <w:r>
+              <w:t xml:space="preserve"> </w:t>
+            </w:r>
+            <w:r>
+              <w:t xml:space="preserve">[118]</w:t>
+            </w:r>
+            <w:r>
+              <w:t xml:space="preserve">. Process-based approaches are critical to understanding how emergent social-ecological phenomena develop</w:t>
+            </w:r>
+            <w:r>
+              <w:t xml:space="preserve"> </w:t>
+            </w:r>
+            <w:r>
+              <w:t xml:space="preserve">[119]</w:t>
+            </w:r>
+            <w:r>
+              <w:t xml:space="preserve">, such as tipping points, traps or other dynamics. Constructing process-based dynamical models requires knowledge and data about: the biophysical processes, which could be provided by the models from the previous sections; social processes, which could be developed from a combination of behavioural theory and empirical data; and interactions between them in the system of interest. Since obtaining all these data can be challenging, social-ecological modelling is often performed in an exploratory mode</w:t>
+            </w:r>
+            <w:r>
+              <w:t xml:space="preserve"> </w:t>
+            </w:r>
+            <w:r>
+              <w:t xml:space="preserve">[120]</w:t>
+            </w:r>
+            <w:r>
+              <w:t xml:space="preserve"> </w:t>
+            </w:r>
+            <w:r>
+              <w:t xml:space="preserve">to anticipate possible future modes of behaviour, such as the direction of change of human behaviour and environmental state or the risk of emergent phenomena such as tipping points, rather than trying to predict specific outcomes.</w:t>
+            </w:r>
+          </w:p>
+        </w:tc>
+      </w:tr>
+    </w:tbl>
+    <w:bookmarkEnd w:id="37"/>
+    <w:bookmarkStart w:id="38" w:name="X42ca7aa69937316dee7b1e100d4320aa777518f"/>
     <w:p>
       <w:pPr>
         <w:pStyle w:val="Heading1"/>
       </w:pPr>
       <w:r>
-        <w:t xml:space="preserve">‘Hot’</w:t>
+        <w:t xml:space="preserve">‘</w:t>
+      </w:r>
+      <w:r>
+        <w:t xml:space="preserve">Hot</w:t>
+      </w:r>
+      <w:r>
+        <w:t xml:space="preserve">’</w:t>
       </w:r>
       <w:r>
         <w:t xml:space="preserve"> </w:t>
@@ -3257,11 +3473,47 @@
               <w:t xml:space="preserve">Outstanding Questions</w:t>
             </w:r>
           </w:p>
+          <w:p>
+            <w:pPr>
+              <w:pStyle w:val="Compact"/>
+              <w:numPr>
+                <w:ilvl w:val="0"/>
+                <w:numId w:val="1004"/>
+              </w:numPr>
+            </w:pPr>
+            <w:r>
+              <w:t xml:space="preserve">How effective are models relying on parameters for closely related species applied species without much data at predicting the impacts of extreme heat on species and communities?</w:t>
+            </w:r>
+          </w:p>
+          <w:p>
+            <w:pPr>
+              <w:pStyle w:val="Compact"/>
+              <w:numPr>
+                <w:ilvl w:val="0"/>
+                <w:numId w:val="1004"/>
+              </w:numPr>
+            </w:pPr>
+            <w:r>
+              <w:t xml:space="preserve">How can we capture longer-term evolutionary responses to extreme heat in a systems modelling framework?</w:t>
+            </w:r>
+          </w:p>
+          <w:p>
+            <w:pPr>
+              <w:pStyle w:val="Compact"/>
+              <w:numPr>
+                <w:ilvl w:val="0"/>
+                <w:numId w:val="1004"/>
+              </w:numPr>
+            </w:pPr>
+            <w:r>
+              <w:t xml:space="preserve">For modular plant species, can we build and couple dynamic energy budget models to predict how extreme heat will impact tissue and life cycle dynamics?</w:t>
+            </w:r>
+          </w:p>
         </w:tc>
       </w:tr>
     </w:tbl>
-    <w:bookmarkEnd w:id="39"/>
-    <w:bookmarkStart w:id="40" w:name="concluding-remarks"/>
+    <w:bookmarkEnd w:id="38"/>
+    <w:bookmarkStart w:id="39" w:name="concluding-remarks"/>
     <w:p>
       <w:pPr>
         <w:pStyle w:val="Heading1"/>
@@ -3304,181 +3556,83 @@
         <w:t xml:space="preserve">Outstanding Questions</w:t>
       </w:r>
       <w:r>
-        <w:t xml:space="preserve">) in our understanding of the impacts of extreme heat on organisms and communities that need to be addressed. These include:</w:t>
-      </w:r>
-    </w:p>
-    <w:p>
-      <w:pPr>
-        <w:pStyle w:val="Compact"/>
-        <w:numPr>
-          <w:ilvl w:val="0"/>
-          <w:numId w:val="1004"/>
-        </w:numPr>
-      </w:pPr>
-      <w:r>
-        <w:rPr>
-          <w:b/>
-          <w:bCs/>
-        </w:rPr>
-        <w:t xml:space="preserve">Data limitations for applying DEB theory</w:t>
-      </w:r>
-      <w:r>
-        <w:t xml:space="preserve">: DEB models require a lot of information on a given species to model life-cycles, and there are challenges in applying stage-structured populations (e.g., metamorphosis). We need to develop solutions to these challenges (Mike).</w:t>
-      </w:r>
-    </w:p>
-    <w:p>
-      <w:pPr>
-        <w:pStyle w:val="Compact"/>
-        <w:numPr>
-          <w:ilvl w:val="0"/>
-          <w:numId w:val="1004"/>
-        </w:numPr>
-      </w:pPr>
-      <w:r>
-        <w:rPr>
-          <w:b/>
-          <w:bCs/>
-        </w:rPr>
-        <w:t xml:space="preserve">Better understanding of the mechanisms enhancing thermal tolerance in plants and animals</w:t>
-      </w:r>
-      <w:r>
-        <w:t xml:space="preserve">: We need to understand the genomic, cellular and physiological processes that confer greater thermal tolerance and help prepare organisms for future heat stress events.</w:t>
-      </w:r>
-    </w:p>
-    <w:p>
-      <w:pPr>
-        <w:pStyle w:val="Compact"/>
-        <w:numPr>
-          <w:ilvl w:val="0"/>
-          <w:numId w:val="1004"/>
-        </w:numPr>
-      </w:pPr>
-      <w:r>
-        <w:rPr>
-          <w:b/>
-          <w:bCs/>
-        </w:rPr>
-        <w:t xml:space="preserve">Behavioural responses to heat stress</w:t>
-      </w:r>
-      <w:r>
-        <w:t xml:space="preserve">: Greater detail in the ways both plants and animals</w:t>
-      </w:r>
-      <w:r>
-        <w:t xml:space="preserve"> </w:t>
-      </w:r>
-      <w:r>
-        <w:t xml:space="preserve">‘behave’</w:t>
-      </w:r>
-      <w:r>
-        <w:t xml:space="preserve"> </w:t>
-      </w:r>
-      <w:r>
-        <w:t xml:space="preserve">to extreme heat is needed to better understand physiological and behavioural adjustments that might mitigate exposure to heat stress.</w:t>
-      </w:r>
-      <w:r>
-        <w:br/>
-      </w:r>
-    </w:p>
-    <w:p>
-      <w:pPr>
-        <w:pStyle w:val="Compact"/>
-        <w:numPr>
-          <w:ilvl w:val="0"/>
-          <w:numId w:val="1004"/>
-        </w:numPr>
-      </w:pPr>
-      <w:r>
-        <w:rPr>
-          <w:b/>
-          <w:bCs/>
-        </w:rPr>
-        <w:t xml:space="preserve">Evolutionary dynamics leading to changes in thermal sensitivity and exposure</w:t>
-      </w:r>
-      <w:r>
-        <w:t xml:space="preserve">: We need to understand how thermal sensitivity and exposure will evolve in response to climate change. This requires knowledge of heritability (not often known) and selection intensity (good idea of what’s driving selection). We could cite</w:t>
-      </w:r>
-      <w:r>
-        <w:t xml:space="preserve"> </w:t>
-      </w:r>
-      <w:r>
-        <w:t xml:space="preserve">[99]</w:t>
-      </w:r>
-      <w:r>
-        <w:t xml:space="preserve"> </w:t>
-      </w:r>
-      <w:r>
-        <w:t xml:space="preserve">(Ary).</w:t>
-      </w:r>
-    </w:p>
-    <w:p>
-      <w:pPr>
-        <w:pStyle w:val="Compact"/>
-        <w:numPr>
-          <w:ilvl w:val="0"/>
-          <w:numId w:val="1004"/>
-        </w:numPr>
-      </w:pPr>
-      <w:r>
-        <w:rPr>
-          <w:b/>
-          <w:bCs/>
-        </w:rPr>
-        <w:t xml:space="preserve">Trade-offs between thermal tolerance and other traits</w:t>
-      </w:r>
-      <w:r>
-        <w:t xml:space="preserve">: We need to understand the trade-offs between thermal tolerance and other traits such as growth rate, reproduction, and competitive ability. It is fine to confer greater thermal tolerance resistance but if this comes at a cost to reproduction, growth or biomass accumulation, then it may not be beneficial (Dani, James, Brendan).</w:t>
-      </w:r>
-    </w:p>
-    <w:p>
-      <w:pPr>
-        <w:pStyle w:val="Compact"/>
-        <w:numPr>
-          <w:ilvl w:val="0"/>
-          <w:numId w:val="1004"/>
-        </w:numPr>
-      </w:pPr>
-      <w:r>
-        <w:rPr>
-          <w:b/>
-          <w:bCs/>
-        </w:rPr>
-        <w:t xml:space="preserve">Social-ecological systems</w:t>
-      </w:r>
-      <w:r>
-        <w:t xml:space="preserve">: We need to understand how the impacts of extreme heat on ecosystems can affect the services those ecosystems provide to people and how people may respond to thermal risks to ecosystems. This requires a social-ecological systems perspective that captures the interactions between social and natural systems (Alison, Owen, Belinda, Mike).</w:t>
+        <w:t xml:space="preserve">). Developing a systems modelling framework will require collaboration between different research fields, including biophysics, physiology, ecology and evolutionary biology as well as socio-ecologists. By working collaboratively and integrativly we can develop a more calculated understanding of the impacts that extreme heat will have on organisms, populations, and communities along with how to mitigate these impacts to preserve diverse systems now and into the future.</w:t>
+      </w:r>
+    </w:p>
+    <w:bookmarkEnd w:id="39"/>
+    <w:bookmarkStart w:id="161" w:name="references"/>
+    <w:p>
+      <w:pPr>
+        <w:pStyle w:val="Heading1"/>
+      </w:pPr>
+      <w:r>
+        <w:t xml:space="preserve">References</w:t>
       </w:r>
     </w:p>
     <w:p>
       <w:pPr>
         <w:pStyle w:val="FirstParagraph"/>
       </w:pPr>
-      <w:r>
-        <w:t xml:space="preserve">Developing a systems modelling framework will require collaboration between different research fields, including biophysics, physiology, ecology and evolutionary biology as well as socio-ecologists. By working collaboratively and integrativly we can develop a more calculated understanding of the impacts that extreme heat will have on organisms, populations, and communities along with how to mitigate these impacts to preserve diverse systems now and into the future.</w:t>
+    </w:p>
+    <w:bookmarkStart w:id="160" w:name="refs"/>
+    <w:bookmarkStart w:id="40" w:name="ref-Barriopedro2023"/>
+    <w:p>
+      <w:pPr>
+        <w:pStyle w:val="Bibliography"/>
+      </w:pPr>
+      <w:r>
+        <w:t xml:space="preserve">1.</w:t>
+      </w:r>
+      <w:r>
+        <w:t xml:space="preserve"> </w:t>
+      </w:r>
+      <w:r>
+        <w:t xml:space="preserve">	</w:t>
+      </w:r>
+      <w:r>
+        <w:t xml:space="preserve">Barriopedro, D.</w:t>
+      </w:r>
+      <w:r>
+        <w:t xml:space="preserve"> </w:t>
+      </w:r>
+      <w:r>
+        <w:rPr>
+          <w:i/>
+          <w:iCs/>
+        </w:rPr>
+        <w:t xml:space="preserve">et al.</w:t>
+      </w:r>
+      <w:r>
+        <w:t xml:space="preserve"> </w:t>
+      </w:r>
+      <w:r>
+        <w:t xml:space="preserve">(2023) Heat waves: Physical understanding and scientific challenges.</w:t>
+      </w:r>
+      <w:r>
+        <w:t xml:space="preserve"> </w:t>
+      </w:r>
+      <w:r>
+        <w:rPr>
+          <w:i/>
+          <w:iCs/>
+        </w:rPr>
+        <w:t xml:space="preserve">Rev. Geophys.</w:t>
+      </w:r>
+      <w:r>
+        <w:t xml:space="preserve"> </w:t>
+      </w:r>
+      <w:r>
+        <w:t xml:space="preserve">61, e2022RG000780</w:t>
       </w:r>
     </w:p>
     <w:bookmarkEnd w:id="40"/>
-    <w:bookmarkStart w:id="161" w:name="references"/>
-    <w:p>
-      <w:pPr>
-        <w:pStyle w:val="Heading1"/>
-      </w:pPr>
-      <w:r>
-        <w:t xml:space="preserve">References</w:t>
-      </w:r>
-    </w:p>
-    <w:p>
-      <w:pPr>
-        <w:pStyle w:val="FirstParagraph"/>
-      </w:pPr>
-    </w:p>
-    <w:bookmarkStart w:id="160" w:name="refs"/>
-    <w:bookmarkStart w:id="41" w:name="ref-Barriopedro2023"/>
+    <w:bookmarkStart w:id="41" w:name="ref-Aglas-Leitner2024"/>
     <w:p>
       <w:pPr>
         <w:pStyle w:val="Bibliography"/>
       </w:pPr>
       <w:r>
-        <w:t xml:space="preserve">1.</w:t>
+        <w:t xml:space="preserve">2.</w:t>
       </w:r>
       <w:r>
         <w:t xml:space="preserve"> </w:t>
@@ -3487,7 +3641,7 @@
         <w:t xml:space="preserve">	</w:t>
       </w:r>
       <w:r>
-        <w:t xml:space="preserve">Barriopedro, D.</w:t>
+        <w:t xml:space="preserve">Aglas-Leitner, P.</w:t>
       </w:r>
       <w:r>
         <w:t xml:space="preserve"> </w:t>
@@ -3503,33 +3657,30 @@
         <w:t xml:space="preserve"> </w:t>
       </w:r>
       <w:r>
-        <w:t xml:space="preserve">(2023) Heat waves: Physical understanding and scientific challenges.</w:t>
-      </w:r>
-      <w:r>
-        <w:t xml:space="preserve"> </w:t>
-      </w:r>
-      <w:r>
-        <w:rPr>
-          <w:i/>
-          <w:iCs/>
-        </w:rPr>
-        <w:t xml:space="preserve">Rev. Geophys.</w:t>
-      </w:r>
-      <w:r>
-        <w:t xml:space="preserve"> </w:t>
-      </w:r>
-      <w:r>
-        <w:t xml:space="preserve">61, e2022RG000780</w:t>
+        <w:t xml:space="preserve">(2024)</w:t>
+      </w:r>
+      <w:r>
+        <w:t xml:space="preserve"> </w:t>
+      </w:r>
+      <w:r>
+        <w:rPr>
+          <w:i/>
+          <w:iCs/>
+        </w:rPr>
+        <w:t xml:space="preserve">Recent extreme heatwaves dwarfed by projected future events</w:t>
+      </w:r>
+      <w:r>
+        <w:t xml:space="preserve">, Copernicus Meetings</w:t>
       </w:r>
     </w:p>
     <w:bookmarkEnd w:id="41"/>
-    <w:bookmarkStart w:id="42" w:name="ref-Aglas-Leitner2024"/>
+    <w:bookmarkStart w:id="42" w:name="ref-Reichstein2007"/>
     <w:p>
       <w:pPr>
         <w:pStyle w:val="Bibliography"/>
       </w:pPr>
       <w:r>
-        <w:t xml:space="preserve">2.</w:t>
+        <w:t xml:space="preserve">3.</w:t>
       </w:r>
       <w:r>
         <w:t xml:space="preserve"> </w:t>
@@ -3538,7 +3689,7 @@
         <w:t xml:space="preserve">	</w:t>
       </w:r>
       <w:r>
-        <w:t xml:space="preserve">Aglas-Leitner, P.</w:t>
+        <w:t xml:space="preserve">Reichstein, M.</w:t>
       </w:r>
       <w:r>
         <w:t xml:space="preserve"> </w:t>
@@ -3554,30 +3705,33 @@
         <w:t xml:space="preserve"> </w:t>
       </w:r>
       <w:r>
-        <w:t xml:space="preserve">(2024)</w:t>
-      </w:r>
-      <w:r>
-        <w:t xml:space="preserve"> </w:t>
-      </w:r>
-      <w:r>
-        <w:rPr>
-          <w:i/>
-          <w:iCs/>
-        </w:rPr>
-        <w:t xml:space="preserve">Recent extreme heatwaves dwarfed by projected future events</w:t>
-      </w:r>
-      <w:r>
-        <w:t xml:space="preserve">, Copernicus Meetings</w:t>
+        <w:t xml:space="preserve">(2007) Reduction of ecosystem productivity and respiration during the european summer 2003 climate anomaly: A joint flux tower, remote sensing and modelling analysis.</w:t>
+      </w:r>
+      <w:r>
+        <w:t xml:space="preserve"> </w:t>
+      </w:r>
+      <w:r>
+        <w:rPr>
+          <w:i/>
+          <w:iCs/>
+        </w:rPr>
+        <w:t xml:space="preserve">Global Change Biology</w:t>
+      </w:r>
+      <w:r>
+        <w:t xml:space="preserve"> </w:t>
+      </w:r>
+      <w:r>
+        <w:t xml:space="preserve">13, 634–651</w:t>
       </w:r>
     </w:p>
     <w:bookmarkEnd w:id="42"/>
-    <w:bookmarkStart w:id="43" w:name="ref-Reichstein2007"/>
+    <w:bookmarkStart w:id="43" w:name="ref-Margalef-Marrase2020"/>
     <w:p>
       <w:pPr>
         <w:pStyle w:val="Bibliography"/>
       </w:pPr>
       <w:r>
-        <w:t xml:space="preserve">3.</w:t>
+        <w:t xml:space="preserve">4.</w:t>
       </w:r>
       <w:r>
         <w:t xml:space="preserve"> </w:t>
@@ -3586,7 +3740,7 @@
         <w:t xml:space="preserve">	</w:t>
       </w:r>
       <w:r>
-        <w:t xml:space="preserve">Reichstein, M.</w:t>
+        <w:t xml:space="preserve">Margalef-Marrase, J.</w:t>
       </w:r>
       <w:r>
         <w:t xml:space="preserve"> </w:t>
@@ -3602,7 +3756,7 @@
         <w:t xml:space="preserve"> </w:t>
       </w:r>
       <w:r>
-        <w:t xml:space="preserve">(2007) Reduction of ecosystem productivity and respiration during the european summer 2003 climate anomaly: A joint flux tower, remote sensing and modelling analysis.</w:t>
+        <w:t xml:space="preserve">(2020) Relationship between heatwave-induced forest die-off and climatic suitability in multiple tree species.</w:t>
       </w:r>
       <w:r>
         <w:t xml:space="preserve"> </w:t>
@@ -3618,17 +3772,17 @@
         <w:t xml:space="preserve"> </w:t>
       </w:r>
       <w:r>
-        <w:t xml:space="preserve">13, 634–651</w:t>
+        <w:t xml:space="preserve">26, 3134–3146</w:t>
       </w:r>
     </w:p>
     <w:bookmarkEnd w:id="43"/>
-    <w:bookmarkStart w:id="44" w:name="ref-Margalef-Marrase2020"/>
+    <w:bookmarkStart w:id="44" w:name="ref-Kazenel2024"/>
     <w:p>
       <w:pPr>
         <w:pStyle w:val="Bibliography"/>
       </w:pPr>
       <w:r>
-        <w:t xml:space="preserve">4.</w:t>
+        <w:t xml:space="preserve">5.</w:t>
       </w:r>
       <w:r>
         <w:t xml:space="preserve"> </w:t>
@@ -3637,7 +3791,7 @@
         <w:t xml:space="preserve">	</w:t>
       </w:r>
       <w:r>
-        <w:t xml:space="preserve">Margalef-Marrase, J.</w:t>
+        <w:t xml:space="preserve">Kazenel, M.R.</w:t>
       </w:r>
       <w:r>
         <w:t xml:space="preserve"> </w:t>
@@ -3653,7 +3807,189 @@
         <w:t xml:space="preserve"> </w:t>
       </w:r>
       <w:r>
-        <w:t xml:space="preserve">(2020) Relationship between heatwave-induced forest die-off and climatic suitability in multiple tree species.</w:t>
+        <w:t xml:space="preserve">(2024) Heat and desiccation tolerances predict bee abundance under climate change.</w:t>
+      </w:r>
+      <w:r>
+        <w:t xml:space="preserve"> </w:t>
+      </w:r>
+      <w:r>
+        <w:rPr>
+          <w:i/>
+          <w:iCs/>
+        </w:rPr>
+        <w:t xml:space="preserve">Nature</w:t>
+      </w:r>
+    </w:p>
+    <w:bookmarkEnd w:id="44"/>
+    <w:bookmarkStart w:id="45" w:name="ref-Zhao2017"/>
+    <w:p>
+      <w:pPr>
+        <w:pStyle w:val="Bibliography"/>
+      </w:pPr>
+      <w:r>
+        <w:t xml:space="preserve">6.</w:t>
+      </w:r>
+      <w:r>
+        <w:t xml:space="preserve"> </w:t>
+      </w:r>
+      <w:r>
+        <w:t xml:space="preserve">	</w:t>
+      </w:r>
+      <w:r>
+        <w:t xml:space="preserve">Zhao, C.</w:t>
+      </w:r>
+      <w:r>
+        <w:t xml:space="preserve"> </w:t>
+      </w:r>
+      <w:r>
+        <w:rPr>
+          <w:i/>
+          <w:iCs/>
+        </w:rPr>
+        <w:t xml:space="preserve">et al.</w:t>
+      </w:r>
+      <w:r>
+        <w:t xml:space="preserve"> </w:t>
+      </w:r>
+      <w:r>
+        <w:t xml:space="preserve">(2017) Temperature increase reduces global yields of major crops in four independent estimates.</w:t>
+      </w:r>
+      <w:r>
+        <w:t xml:space="preserve"> </w:t>
+      </w:r>
+      <w:r>
+        <w:rPr>
+          <w:i/>
+          <w:iCs/>
+        </w:rPr>
+        <w:t xml:space="preserve">Proc. Natl. Acad. Sci. U. S. A.</w:t>
+      </w:r>
+      <w:r>
+        <w:t xml:space="preserve"> </w:t>
+      </w:r>
+      <w:r>
+        <w:t xml:space="preserve">114, 9326–9331</w:t>
+      </w:r>
+    </w:p>
+    <w:bookmarkEnd w:id="45"/>
+    <w:bookmarkStart w:id="46" w:name="ref-Tito2018"/>
+    <w:p>
+      <w:pPr>
+        <w:pStyle w:val="Bibliography"/>
+      </w:pPr>
+      <w:r>
+        <w:t xml:space="preserve">7.</w:t>
+      </w:r>
+      <w:r>
+        <w:t xml:space="preserve"> </w:t>
+      </w:r>
+      <w:r>
+        <w:t xml:space="preserve">	</w:t>
+      </w:r>
+      <w:r>
+        <w:t xml:space="preserve">Tito, R.</w:t>
+      </w:r>
+      <w:r>
+        <w:t xml:space="preserve"> </w:t>
+      </w:r>
+      <w:r>
+        <w:rPr>
+          <w:i/>
+          <w:iCs/>
+        </w:rPr>
+        <w:t xml:space="preserve">et al.</w:t>
+      </w:r>
+      <w:r>
+        <w:t xml:space="preserve"> </w:t>
+      </w:r>
+      <w:r>
+        <w:t xml:space="preserve">(2018) Global climate change increases risk of crop yield losses and food insecurity in the tropical andes.</w:t>
+      </w:r>
+      <w:r>
+        <w:t xml:space="preserve"> </w:t>
+      </w:r>
+      <w:r>
+        <w:rPr>
+          <w:i/>
+          <w:iCs/>
+        </w:rPr>
+        <w:t xml:space="preserve">Global change biology</w:t>
+      </w:r>
+      <w:r>
+        <w:t xml:space="preserve"> </w:t>
+      </w:r>
+      <w:r>
+        <w:t xml:space="preserve">24, e592–e602</w:t>
+      </w:r>
+    </w:p>
+    <w:bookmarkEnd w:id="46"/>
+    <w:bookmarkStart w:id="47" w:name="ref-Bastos2014"/>
+    <w:p>
+      <w:pPr>
+        <w:pStyle w:val="Bibliography"/>
+      </w:pPr>
+      <w:r>
+        <w:t xml:space="preserve">8.</w:t>
+      </w:r>
+      <w:r>
+        <w:t xml:space="preserve"> </w:t>
+      </w:r>
+      <w:r>
+        <w:t xml:space="preserve">	</w:t>
+      </w:r>
+      <w:r>
+        <w:t xml:space="preserve">Bastos, A.</w:t>
+      </w:r>
+      <w:r>
+        <w:t xml:space="preserve"> </w:t>
+      </w:r>
+      <w:r>
+        <w:rPr>
+          <w:i/>
+          <w:iCs/>
+        </w:rPr>
+        <w:t xml:space="preserve">et al.</w:t>
+      </w:r>
+      <w:r>
+        <w:t xml:space="preserve"> </w:t>
+      </w:r>
+      <w:r>
+        <w:t xml:space="preserve">(2014) Analysing the spatio-temporal impacts of the 2003 and 2010 extreme heatwaves on plant productivity in europe.</w:t>
+      </w:r>
+      <w:r>
+        <w:t xml:space="preserve"> </w:t>
+      </w:r>
+      <w:r>
+        <w:rPr>
+          <w:i/>
+          <w:iCs/>
+        </w:rPr>
+        <w:t xml:space="preserve">Biogeosciences</w:t>
+      </w:r>
+      <w:r>
+        <w:t xml:space="preserve"> </w:t>
+      </w:r>
+      <w:r>
+        <w:t xml:space="preserve">11, 3421–3435</w:t>
+      </w:r>
+    </w:p>
+    <w:bookmarkEnd w:id="47"/>
+    <w:bookmarkStart w:id="48" w:name="ref-Hesketh2023"/>
+    <w:p>
+      <w:pPr>
+        <w:pStyle w:val="Bibliography"/>
+      </w:pPr>
+      <w:r>
+        <w:t xml:space="preserve">9.</w:t>
+      </w:r>
+      <w:r>
+        <w:t xml:space="preserve"> </w:t>
+      </w:r>
+      <w:r>
+        <w:t xml:space="preserve">	</w:t>
+      </w:r>
+      <w:r>
+        <w:t xml:space="preserve">Hesketh, A.V. and Harley, C.D.G. (2023) Extreme heatwave drives topography-dependent patterns of mortality in a bed-forming intertidal barnacle, with implications for associated community structure.</w:t>
       </w:r>
       <w:r>
         <w:t xml:space="preserve"> </w:t>
@@ -3669,17 +4005,17 @@
         <w:t xml:space="preserve"> </w:t>
       </w:r>
       <w:r>
-        <w:t xml:space="preserve">26, 3134–3146</w:t>
-      </w:r>
-    </w:p>
-    <w:bookmarkEnd w:id="44"/>
-    <w:bookmarkStart w:id="45" w:name="ref-Kazenel2024"/>
+        <w:t xml:space="preserve">29, 165–178</w:t>
+      </w:r>
+    </w:p>
+    <w:bookmarkEnd w:id="48"/>
+    <w:bookmarkStart w:id="49" w:name="ref-Martinez2023"/>
     <w:p>
       <w:pPr>
         <w:pStyle w:val="Bibliography"/>
       </w:pPr>
       <w:r>
-        <w:t xml:space="preserve">5.</w:t>
+        <w:t xml:space="preserve">10.</w:t>
       </w:r>
       <w:r>
         <w:t xml:space="preserve"> </w:t>
@@ -3688,7 +4024,7 @@
         <w:t xml:space="preserve">	</w:t>
       </w:r>
       <w:r>
-        <w:t xml:space="preserve">Kazenel, M.R.</w:t>
+        <w:t xml:space="preserve">Martinez, L.D.</w:t>
       </w:r>
       <w:r>
         <w:t xml:space="preserve"> </w:t>
@@ -3704,27 +4040,27 @@
         <w:t xml:space="preserve"> </w:t>
       </w:r>
       <w:r>
-        <w:t xml:space="preserve">(2024) Heat and desiccation tolerances predict bee abundance under climate change.</w:t>
-      </w:r>
-      <w:r>
-        <w:t xml:space="preserve"> </w:t>
-      </w:r>
-      <w:r>
-        <w:rPr>
-          <w:i/>
-          <w:iCs/>
-        </w:rPr>
-        <w:t xml:space="preserve">Nature</w:t>
-      </w:r>
-    </w:p>
-    <w:bookmarkEnd w:id="45"/>
-    <w:bookmarkStart w:id="46" w:name="ref-Zhao2017"/>
+        <w:t xml:space="preserve">(2023) Effect of simulated heat waves on the behaviour of two mirid predators.</w:t>
+      </w:r>
+      <w:r>
+        <w:t xml:space="preserve"> </w:t>
+      </w:r>
+      <w:r>
+        <w:rPr>
+          <w:i/>
+          <w:iCs/>
+        </w:rPr>
+        <w:t xml:space="preserve">J. Appl. Entomol.</w:t>
+      </w:r>
+    </w:p>
+    <w:bookmarkEnd w:id="49"/>
+    <w:bookmarkStart w:id="50" w:name="ref-Rezende2020"/>
     <w:p>
       <w:pPr>
         <w:pStyle w:val="Bibliography"/>
       </w:pPr>
       <w:r>
-        <w:t xml:space="preserve">6.</w:t>
+        <w:t xml:space="preserve">11.</w:t>
       </w:r>
       <w:r>
         <w:t xml:space="preserve"> </w:t>
@@ -3733,7 +4069,7 @@
         <w:t xml:space="preserve">	</w:t>
       </w:r>
       <w:r>
-        <w:t xml:space="preserve">Zhao, C.</w:t>
+        <w:t xml:space="preserve">Rezende, E.L.</w:t>
       </w:r>
       <w:r>
         <w:t xml:space="preserve"> </w:t>
@@ -3749,7 +4085,1963 @@
         <w:t xml:space="preserve"> </w:t>
       </w:r>
       <w:r>
-        <w:t xml:space="preserve">(2017) Temperature increase reduces global yields of major crops in four independent estimates.</w:t>
+        <w:t xml:space="preserve">(2020) Predicting temperature mortality and selection in natural drosophila populations.</w:t>
+      </w:r>
+      <w:r>
+        <w:t xml:space="preserve"> </w:t>
+      </w:r>
+      <w:r>
+        <w:rPr>
+          <w:i/>
+          <w:iCs/>
+        </w:rPr>
+        <w:t xml:space="preserve">Science</w:t>
+      </w:r>
+      <w:r>
+        <w:t xml:space="preserve"> </w:t>
+      </w:r>
+      <w:r>
+        <w:t xml:space="preserve">369, 1242–1245</w:t>
+      </w:r>
+    </w:p>
+    <w:bookmarkEnd w:id="50"/>
+    <w:bookmarkStart w:id="51" w:name="ref-Orsted2024"/>
+    <w:p>
+      <w:pPr>
+        <w:pStyle w:val="Bibliography"/>
+      </w:pPr>
+      <w:r>
+        <w:t xml:space="preserve">12.</w:t>
+      </w:r>
+      <w:r>
+        <w:t xml:space="preserve"> </w:t>
+      </w:r>
+      <w:r>
+        <w:t xml:space="preserve">	</w:t>
+      </w:r>
+      <w:r>
+        <w:t xml:space="preserve">Ørsted, M.</w:t>
+      </w:r>
+      <w:r>
+        <w:t xml:space="preserve"> </w:t>
+      </w:r>
+      <w:r>
+        <w:rPr>
+          <w:i/>
+          <w:iCs/>
+        </w:rPr>
+        <w:t xml:space="preserve">et al.</w:t>
+      </w:r>
+      <w:r>
+        <w:t xml:space="preserve"> </w:t>
+      </w:r>
+      <w:r>
+        <w:t xml:space="preserve">(2024) Thermal limits of survival and reproduction depend on stress duration: A case study of drosophila suzukii.</w:t>
+      </w:r>
+      <w:r>
+        <w:t xml:space="preserve"> </w:t>
+      </w:r>
+      <w:r>
+        <w:rPr>
+          <w:i/>
+          <w:iCs/>
+        </w:rPr>
+        <w:t xml:space="preserve">Ecol. Lett.</w:t>
+      </w:r>
+      <w:r>
+        <w:t xml:space="preserve"> </w:t>
+      </w:r>
+      <w:r>
+        <w:t xml:space="preserve">27, e14421</w:t>
+      </w:r>
+    </w:p>
+    <w:bookmarkEnd w:id="51"/>
+    <w:bookmarkStart w:id="52" w:name="ref-Lopez-Goldar2024"/>
+    <w:p>
+      <w:pPr>
+        <w:pStyle w:val="Bibliography"/>
+      </w:pPr>
+      <w:r>
+        <w:t xml:space="preserve">13.</w:t>
+      </w:r>
+      <w:r>
+        <w:t xml:space="preserve"> </w:t>
+      </w:r>
+      <w:r>
+        <w:t xml:space="preserve">	</w:t>
+      </w:r>
+      <w:r>
+        <w:t xml:space="preserve">López-Goldar, X.</w:t>
+      </w:r>
+      <w:r>
+        <w:t xml:space="preserve"> </w:t>
+      </w:r>
+      <w:r>
+        <w:rPr>
+          <w:i/>
+          <w:iCs/>
+        </w:rPr>
+        <w:t xml:space="preserve">et al.</w:t>
+      </w:r>
+      <w:r>
+        <w:t xml:space="preserve"> </w:t>
+      </w:r>
+      <w:r>
+        <w:t xml:space="preserve">(2024) Heat waves induce milkweed resistance to a specialist herbivore via increased toxicity and reduced nutrient content.</w:t>
+      </w:r>
+      <w:r>
+        <w:t xml:space="preserve"> </w:t>
+      </w:r>
+      <w:r>
+        <w:rPr>
+          <w:i/>
+          <w:iCs/>
+        </w:rPr>
+        <w:t xml:space="preserve">Plant Cell Environ.</w:t>
+      </w:r>
+    </w:p>
+    <w:bookmarkEnd w:id="52"/>
+    <w:bookmarkStart w:id="53" w:name="ref-Huynh2024"/>
+    <w:p>
+      <w:pPr>
+        <w:pStyle w:val="Bibliography"/>
+      </w:pPr>
+      <w:r>
+        <w:t xml:space="preserve">14.</w:t>
+      </w:r>
+      <w:r>
+        <w:t xml:space="preserve"> </w:t>
+      </w:r>
+      <w:r>
+        <w:t xml:space="preserve">	</w:t>
+      </w:r>
+      <w:r>
+        <w:t xml:space="preserve">Huỳnh, T.-H.</w:t>
+      </w:r>
+      <w:r>
+        <w:t xml:space="preserve"> </w:t>
+      </w:r>
+      <w:r>
+        <w:rPr>
+          <w:i/>
+          <w:iCs/>
+        </w:rPr>
+        <w:t xml:space="preserve">et al.</w:t>
+      </w:r>
+      <w:r>
+        <w:t xml:space="preserve"> </w:t>
+      </w:r>
+      <w:r>
+        <w:t xml:space="preserve">(2024) Heatwave-induced functional shifts in zooplankton communities result in weaker top-down control on phytoplankton.</w:t>
+      </w:r>
+      <w:r>
+        <w:t xml:space="preserve"> </w:t>
+      </w:r>
+      <w:r>
+        <w:rPr>
+          <w:i/>
+          <w:iCs/>
+        </w:rPr>
+        <w:t xml:space="preserve">Ecol. Evol.</w:t>
+      </w:r>
+      <w:r>
+        <w:t xml:space="preserve"> </w:t>
+      </w:r>
+      <w:r>
+        <w:t xml:space="preserve">14, e70096</w:t>
+      </w:r>
+    </w:p>
+    <w:bookmarkEnd w:id="53"/>
+    <w:bookmarkStart w:id="54" w:name="ref-Trivedi2022"/>
+    <w:p>
+      <w:pPr>
+        <w:pStyle w:val="Bibliography"/>
+      </w:pPr>
+      <w:r>
+        <w:t xml:space="preserve">15.</w:t>
+      </w:r>
+      <w:r>
+        <w:t xml:space="preserve"> </w:t>
+      </w:r>
+      <w:r>
+        <w:t xml:space="preserve">	</w:t>
+      </w:r>
+      <w:r>
+        <w:t xml:space="preserve">Trivedi, P.</w:t>
+      </w:r>
+      <w:r>
+        <w:t xml:space="preserve"> </w:t>
+      </w:r>
+      <w:r>
+        <w:rPr>
+          <w:i/>
+          <w:iCs/>
+        </w:rPr>
+        <w:t xml:space="preserve">et al.</w:t>
+      </w:r>
+      <w:r>
+        <w:t xml:space="preserve"> </w:t>
+      </w:r>
+      <w:r>
+        <w:t xml:space="preserve">(2022) Plant–microbiome interactions under a changing world: Responses, consequences and perspectives.</w:t>
+      </w:r>
+      <w:r>
+        <w:t xml:space="preserve"> </w:t>
+      </w:r>
+      <w:r>
+        <w:rPr>
+          <w:i/>
+          <w:iCs/>
+        </w:rPr>
+        <w:t xml:space="preserve">New Phytol.</w:t>
+      </w:r>
+      <w:r>
+        <w:t xml:space="preserve"> </w:t>
+      </w:r>
+      <w:r>
+        <w:t xml:space="preserve">234, 1951–1959</w:t>
+      </w:r>
+    </w:p>
+    <w:bookmarkEnd w:id="54"/>
+    <w:bookmarkStart w:id="55" w:name="ref-Kooijman2010"/>
+    <w:p>
+      <w:pPr>
+        <w:pStyle w:val="Bibliography"/>
+      </w:pPr>
+      <w:r>
+        <w:t xml:space="preserve">16.</w:t>
+      </w:r>
+      <w:r>
+        <w:t xml:space="preserve"> </w:t>
+      </w:r>
+      <w:r>
+        <w:t xml:space="preserve">	</w:t>
+      </w:r>
+      <w:r>
+        <w:t xml:space="preserve">Kooijman, S.A.L.M. (2010)</w:t>
+      </w:r>
+      <w:r>
+        <w:t xml:space="preserve"> </w:t>
+      </w:r>
+      <w:r>
+        <w:rPr>
+          <w:i/>
+          <w:iCs/>
+        </w:rPr>
+        <w:t xml:space="preserve">Dynamic energy budget theory for metabolic organisation</w:t>
+      </w:r>
+      <w:r>
+        <w:t xml:space="preserve">, Cambridge university press</w:t>
+      </w:r>
+    </w:p>
+    <w:bookmarkEnd w:id="55"/>
+    <w:bookmarkStart w:id="56" w:name="ref-Kearney2009b"/>
+    <w:p>
+      <w:pPr>
+        <w:pStyle w:val="Bibliography"/>
+      </w:pPr>
+      <w:r>
+        <w:t xml:space="preserve">17.</w:t>
+      </w:r>
+      <w:r>
+        <w:t xml:space="preserve"> </w:t>
+      </w:r>
+      <w:r>
+        <w:t xml:space="preserve">	</w:t>
+      </w:r>
+      <w:r>
+        <w:t xml:space="preserve">Kearney, M. and Porter, W. (2009) Mechanistic niche modelling: Combining physiological and spatial data to predict species’ ranges.</w:t>
+      </w:r>
+      <w:r>
+        <w:t xml:space="preserve"> </w:t>
+      </w:r>
+      <w:r>
+        <w:rPr>
+          <w:i/>
+          <w:iCs/>
+        </w:rPr>
+        <w:t xml:space="preserve">Ecol. Lett.</w:t>
+      </w:r>
+      <w:r>
+        <w:t xml:space="preserve"> </w:t>
+      </w:r>
+      <w:r>
+        <w:t xml:space="preserve">12, 334–350</w:t>
+      </w:r>
+    </w:p>
+    <w:bookmarkEnd w:id="56"/>
+    <w:bookmarkStart w:id="57" w:name="ref-Jusup2024"/>
+    <w:p>
+      <w:pPr>
+        <w:pStyle w:val="Bibliography"/>
+      </w:pPr>
+      <w:r>
+        <w:t xml:space="preserve">18.</w:t>
+      </w:r>
+      <w:r>
+        <w:t xml:space="preserve"> </w:t>
+      </w:r>
+      <w:r>
+        <w:t xml:space="preserve">	</w:t>
+      </w:r>
+      <w:r>
+        <w:t xml:space="preserve">Jusup, M. and Kearney, M.R. (2024) The untapped power of a general theory of organismal metabolism.</w:t>
+      </w:r>
+      <w:r>
+        <w:t xml:space="preserve"> </w:t>
+      </w:r>
+      <w:r>
+        <w:rPr>
+          <w:i/>
+          <w:iCs/>
+        </w:rPr>
+        <w:t xml:space="preserve">arXiv preprint arXiv:2408. 13998</w:t>
+      </w:r>
+    </w:p>
+    <w:bookmarkEnd w:id="57"/>
+    <w:bookmarkStart w:id="58" w:name="ref-Kearney2024"/>
+    <w:p>
+      <w:pPr>
+        <w:pStyle w:val="Bibliography"/>
+      </w:pPr>
+      <w:r>
+        <w:t xml:space="preserve">19.</w:t>
+      </w:r>
+      <w:r>
+        <w:t xml:space="preserve"> </w:t>
+      </w:r>
+      <w:r>
+        <w:t xml:space="preserve">	</w:t>
+      </w:r>
+      <w:r>
+        <w:t xml:space="preserve">Kearney, M.R. and Leigh, A. (2024) Fast, accurate and accessible calculations of leaf temperature and its physiological consequences with</w:t>
+      </w:r>
+      <w:r>
+        <w:t xml:space="preserve"> </w:t>
+      </w:r>
+      <w:r>
+        <w:t xml:space="preserve">NicheMapR</w:t>
+      </w:r>
+      <w:r>
+        <w:t xml:space="preserve">.</w:t>
+      </w:r>
+      <w:r>
+        <w:t xml:space="preserve"> </w:t>
+      </w:r>
+      <w:r>
+        <w:rPr>
+          <w:i/>
+          <w:iCs/>
+        </w:rPr>
+        <w:t xml:space="preserve">Methods Ecol. Evol.</w:t>
+      </w:r>
+      <w:r>
+        <w:t xml:space="preserve"> </w:t>
+      </w:r>
+      <w:r>
+        <w:t xml:space="preserve">15, 1516–1531</w:t>
+      </w:r>
+    </w:p>
+    <w:bookmarkEnd w:id="58"/>
+    <w:bookmarkStart w:id="59" w:name="ref-Briscoe2023"/>
+    <w:p>
+      <w:pPr>
+        <w:pStyle w:val="Bibliography"/>
+      </w:pPr>
+      <w:r>
+        <w:t xml:space="preserve">20.</w:t>
+      </w:r>
+      <w:r>
+        <w:t xml:space="preserve"> </w:t>
+      </w:r>
+      <w:r>
+        <w:t xml:space="preserve">	</w:t>
+      </w:r>
+      <w:r>
+        <w:t xml:space="preserve">Briscoe, N.J.</w:t>
+      </w:r>
+      <w:r>
+        <w:t xml:space="preserve"> </w:t>
+      </w:r>
+      <w:r>
+        <w:rPr>
+          <w:i/>
+          <w:iCs/>
+        </w:rPr>
+        <w:t xml:space="preserve">et al.</w:t>
+      </w:r>
+      <w:r>
+        <w:t xml:space="preserve"> </w:t>
+      </w:r>
+      <w:r>
+        <w:t xml:space="preserve">(2023) Mechanistic forecasts of species responses to climate change: The promise of biophysical ecology.</w:t>
+      </w:r>
+      <w:r>
+        <w:t xml:space="preserve"> </w:t>
+      </w:r>
+      <w:r>
+        <w:rPr>
+          <w:i/>
+          <w:iCs/>
+        </w:rPr>
+        <w:t xml:space="preserve">Global Change Biology</w:t>
+      </w:r>
+      <w:r>
+        <w:t xml:space="preserve"> </w:t>
+      </w:r>
+      <w:r>
+        <w:t xml:space="preserve">29, 1451–1470</w:t>
+      </w:r>
+    </w:p>
+    <w:bookmarkEnd w:id="59"/>
+    <w:bookmarkStart w:id="60" w:name="ref-Rezende2014"/>
+    <w:p>
+      <w:pPr>
+        <w:pStyle w:val="Bibliography"/>
+      </w:pPr>
+      <w:r>
+        <w:t xml:space="preserve">21.</w:t>
+      </w:r>
+      <w:r>
+        <w:t xml:space="preserve"> </w:t>
+      </w:r>
+      <w:r>
+        <w:t xml:space="preserve">	</w:t>
+      </w:r>
+      <w:r>
+        <w:t xml:space="preserve">Rezende, E.L.</w:t>
+      </w:r>
+      <w:r>
+        <w:t xml:space="preserve"> </w:t>
+      </w:r>
+      <w:r>
+        <w:rPr>
+          <w:i/>
+          <w:iCs/>
+        </w:rPr>
+        <w:t xml:space="preserve">et al.</w:t>
+      </w:r>
+      <w:r>
+        <w:t xml:space="preserve"> </w:t>
+      </w:r>
+      <w:r>
+        <w:t xml:space="preserve">(2014) Tolerance landscapes in thermal ecology.</w:t>
+      </w:r>
+      <w:r>
+        <w:t xml:space="preserve"> </w:t>
+      </w:r>
+      <w:r>
+        <w:rPr>
+          <w:i/>
+          <w:iCs/>
+        </w:rPr>
+        <w:t xml:space="preserve">Funct. Ecol.</w:t>
+      </w:r>
+      <w:r>
+        <w:t xml:space="preserve"> </w:t>
+      </w:r>
+      <w:r>
+        <w:t xml:space="preserve">28, 799–809</w:t>
+      </w:r>
+    </w:p>
+    <w:bookmarkEnd w:id="60"/>
+    <w:bookmarkStart w:id="61" w:name="ref-Bimler2018"/>
+    <w:p>
+      <w:pPr>
+        <w:pStyle w:val="Bibliography"/>
+      </w:pPr>
+      <w:r>
+        <w:t xml:space="preserve">22.</w:t>
+      </w:r>
+      <w:r>
+        <w:t xml:space="preserve"> </w:t>
+      </w:r>
+      <w:r>
+        <w:t xml:space="preserve">	</w:t>
+      </w:r>
+      <w:r>
+        <w:t xml:space="preserve">Bimler, M.D.</w:t>
+      </w:r>
+      <w:r>
+        <w:t xml:space="preserve"> </w:t>
+      </w:r>
+      <w:r>
+        <w:rPr>
+          <w:i/>
+          <w:iCs/>
+        </w:rPr>
+        <w:t xml:space="preserve">et al.</w:t>
+      </w:r>
+      <w:r>
+        <w:t xml:space="preserve"> </w:t>
+      </w:r>
+      <w:r>
+        <w:t xml:space="preserve">(2018) Accurate predictions of coexistence in natural systems require the inclusion of facilitative interactions and environmental dependency.</w:t>
+      </w:r>
+      <w:r>
+        <w:t xml:space="preserve"> </w:t>
+      </w:r>
+      <w:r>
+        <w:rPr>
+          <w:i/>
+          <w:iCs/>
+        </w:rPr>
+        <w:t xml:space="preserve">J. Ecol.</w:t>
+      </w:r>
+      <w:r>
+        <w:t xml:space="preserve"> </w:t>
+      </w:r>
+      <w:r>
+        <w:t xml:space="preserve">106, 1839–1852</w:t>
+      </w:r>
+    </w:p>
+    <w:bookmarkEnd w:id="61"/>
+    <w:bookmarkStart w:id="62" w:name="ref-Bowler2022"/>
+    <w:p>
+      <w:pPr>
+        <w:pStyle w:val="Bibliography"/>
+      </w:pPr>
+      <w:r>
+        <w:t xml:space="preserve">23.</w:t>
+      </w:r>
+      <w:r>
+        <w:t xml:space="preserve"> </w:t>
+      </w:r>
+      <w:r>
+        <w:t xml:space="preserve">	</w:t>
+      </w:r>
+      <w:r>
+        <w:t xml:space="preserve">Bowler, C.H.</w:t>
+      </w:r>
+      <w:r>
+        <w:t xml:space="preserve"> </w:t>
+      </w:r>
+      <w:r>
+        <w:rPr>
+          <w:i/>
+          <w:iCs/>
+        </w:rPr>
+        <w:t xml:space="preserve">et al.</w:t>
+      </w:r>
+      <w:r>
+        <w:t xml:space="preserve"> </w:t>
+      </w:r>
+      <w:r>
+        <w:t xml:space="preserve">(2022) Accounting for demographic uncertainty increases predictions for species coexistence: A case study with annual plants.</w:t>
+      </w:r>
+      <w:r>
+        <w:t xml:space="preserve"> </w:t>
+      </w:r>
+      <w:r>
+        <w:rPr>
+          <w:i/>
+          <w:iCs/>
+        </w:rPr>
+        <w:t xml:space="preserve">Ecol. Lett.</w:t>
+      </w:r>
+      <w:r>
+        <w:t xml:space="preserve"> </w:t>
+      </w:r>
+      <w:r>
+        <w:t xml:space="preserve">25, 1618–1628</w:t>
+      </w:r>
+    </w:p>
+    <w:bookmarkEnd w:id="62"/>
+    <w:bookmarkStart w:id="63" w:name="ref-Fick2017"/>
+    <w:p>
+      <w:pPr>
+        <w:pStyle w:val="Bibliography"/>
+      </w:pPr>
+      <w:r>
+        <w:t xml:space="preserve">24.</w:t>
+      </w:r>
+      <w:r>
+        <w:t xml:space="preserve"> </w:t>
+      </w:r>
+      <w:r>
+        <w:t xml:space="preserve">	</w:t>
+      </w:r>
+      <w:r>
+        <w:t xml:space="preserve">Fick, S.E. and Hijmans, R.J. (2017)</w:t>
+      </w:r>
+      <w:r>
+        <w:t xml:space="preserve"> </w:t>
+      </w:r>
+      <w:r>
+        <w:t xml:space="preserve">WorldClim</w:t>
+      </w:r>
+      <w:r>
+        <w:t xml:space="preserve"> </w:t>
+      </w:r>
+      <w:r>
+        <w:t xml:space="preserve">2: New 1‐km spatial resolution climate surfaces for global land areas:</w:t>
+      </w:r>
+      <w:r>
+        <w:t xml:space="preserve"> </w:t>
+      </w:r>
+      <w:r>
+        <w:t xml:space="preserve">NEW</w:t>
+      </w:r>
+      <w:r>
+        <w:t xml:space="preserve"> </w:t>
+      </w:r>
+      <w:r>
+        <w:t xml:space="preserve">CLIMATE</w:t>
+      </w:r>
+      <w:r>
+        <w:t xml:space="preserve"> </w:t>
+      </w:r>
+      <w:r>
+        <w:t xml:space="preserve">SURFACES</w:t>
+      </w:r>
+      <w:r>
+        <w:t xml:space="preserve"> </w:t>
+      </w:r>
+      <w:r>
+        <w:t xml:space="preserve">FOR</w:t>
+      </w:r>
+      <w:r>
+        <w:t xml:space="preserve"> </w:t>
+      </w:r>
+      <w:r>
+        <w:t xml:space="preserve">GLOBAL</w:t>
+      </w:r>
+      <w:r>
+        <w:t xml:space="preserve"> </w:t>
+      </w:r>
+      <w:r>
+        <w:t xml:space="preserve">LAND</w:t>
+      </w:r>
+      <w:r>
+        <w:t xml:space="preserve"> </w:t>
+      </w:r>
+      <w:r>
+        <w:t xml:space="preserve">AREAS</w:t>
+      </w:r>
+      <w:r>
+        <w:t xml:space="preserve">.</w:t>
+      </w:r>
+      <w:r>
+        <w:t xml:space="preserve"> </w:t>
+      </w:r>
+      <w:r>
+        <w:rPr>
+          <w:i/>
+          <w:iCs/>
+        </w:rPr>
+        <w:t xml:space="preserve">Int. J. Climatol.</w:t>
+      </w:r>
+      <w:r>
+        <w:t xml:space="preserve"> </w:t>
+      </w:r>
+      <w:r>
+        <w:t xml:space="preserve">37, 4302–4315</w:t>
+      </w:r>
+    </w:p>
+    <w:bookmarkEnd w:id="63"/>
+    <w:bookmarkStart w:id="64" w:name="ref-Kalnay2018"/>
+    <w:p>
+      <w:pPr>
+        <w:pStyle w:val="Bibliography"/>
+      </w:pPr>
+      <w:r>
+        <w:t xml:space="preserve">25.</w:t>
+      </w:r>
+      <w:r>
+        <w:t xml:space="preserve"> </w:t>
+      </w:r>
+      <w:r>
+        <w:t xml:space="preserve">	</w:t>
+      </w:r>
+      <w:r>
+        <w:t xml:space="preserve">Kalnay, E.</w:t>
+      </w:r>
+      <w:r>
+        <w:t xml:space="preserve"> </w:t>
+      </w:r>
+      <w:r>
+        <w:rPr>
+          <w:i/>
+          <w:iCs/>
+        </w:rPr>
+        <w:t xml:space="preserve">et al.</w:t>
+      </w:r>
+      <w:r>
+        <w:t xml:space="preserve"> </w:t>
+      </w:r>
+      <w:r>
+        <w:t xml:space="preserve">(2018) The</w:t>
+      </w:r>
+      <w:r>
+        <w:t xml:space="preserve"> </w:t>
+      </w:r>
+      <w:r>
+        <w:t xml:space="preserve">NCEP</w:t>
+      </w:r>
+      <w:r>
+        <w:t xml:space="preserve">/</w:t>
+      </w:r>
+      <w:r>
+        <w:t xml:space="preserve">NCAR</w:t>
+      </w:r>
+      <w:r>
+        <w:t xml:space="preserve"> </w:t>
+      </w:r>
+      <w:r>
+        <w:t xml:space="preserve">40-year reanalysis project. In</w:t>
+      </w:r>
+      <w:r>
+        <w:t xml:space="preserve"> </w:t>
+      </w:r>
+      <w:r>
+        <w:rPr>
+          <w:i/>
+          <w:iCs/>
+        </w:rPr>
+        <w:t xml:space="preserve">Renewable energy</w:t>
+      </w:r>
+      <w:r>
+        <w:t xml:space="preserve">, pp. 146–194, Routledge</w:t>
+      </w:r>
+    </w:p>
+    <w:bookmarkEnd w:id="64"/>
+    <w:bookmarkStart w:id="65" w:name="ref-Hersbach2020"/>
+    <w:p>
+      <w:pPr>
+        <w:pStyle w:val="Bibliography"/>
+      </w:pPr>
+      <w:r>
+        <w:t xml:space="preserve">26.</w:t>
+      </w:r>
+      <w:r>
+        <w:t xml:space="preserve"> </w:t>
+      </w:r>
+      <w:r>
+        <w:t xml:space="preserve">	</w:t>
+      </w:r>
+      <w:r>
+        <w:t xml:space="preserve">Hersbach, H.</w:t>
+      </w:r>
+      <w:r>
+        <w:t xml:space="preserve"> </w:t>
+      </w:r>
+      <w:r>
+        <w:rPr>
+          <w:i/>
+          <w:iCs/>
+        </w:rPr>
+        <w:t xml:space="preserve">et al.</w:t>
+      </w:r>
+      <w:r>
+        <w:t xml:space="preserve"> </w:t>
+      </w:r>
+      <w:r>
+        <w:t xml:space="preserve">(2020) The</w:t>
+      </w:r>
+      <w:r>
+        <w:t xml:space="preserve"> </w:t>
+      </w:r>
+      <w:r>
+        <w:t xml:space="preserve">ERA5</w:t>
+      </w:r>
+      <w:r>
+        <w:t xml:space="preserve"> </w:t>
+      </w:r>
+      <w:r>
+        <w:t xml:space="preserve">global reanalysis.</w:t>
+      </w:r>
+      <w:r>
+        <w:t xml:space="preserve"> </w:t>
+      </w:r>
+      <w:r>
+        <w:rPr>
+          <w:i/>
+          <w:iCs/>
+        </w:rPr>
+        <w:t xml:space="preserve">Quart. J. Roy. Meteor. Soc.</w:t>
+      </w:r>
+      <w:r>
+        <w:t xml:space="preserve"> </w:t>
+      </w:r>
+      <w:r>
+        <w:t xml:space="preserve">146, 1999–2049</w:t>
+      </w:r>
+    </w:p>
+    <w:bookmarkEnd w:id="65"/>
+    <w:bookmarkStart w:id="66" w:name="ref-Klinges2022"/>
+    <w:p>
+      <w:pPr>
+        <w:pStyle w:val="Bibliography"/>
+      </w:pPr>
+      <w:r>
+        <w:t xml:space="preserve">27.</w:t>
+      </w:r>
+      <w:r>
+        <w:t xml:space="preserve"> </w:t>
+      </w:r>
+      <w:r>
+        <w:t xml:space="preserve">	</w:t>
+      </w:r>
+      <w:r>
+        <w:t xml:space="preserve">Klinges, D.H.</w:t>
+      </w:r>
+      <w:r>
+        <w:t xml:space="preserve"> </w:t>
+      </w:r>
+      <w:r>
+        <w:rPr>
+          <w:i/>
+          <w:iCs/>
+        </w:rPr>
+        <w:t xml:space="preserve">et al.</w:t>
+      </w:r>
+      <w:r>
+        <w:t xml:space="preserve"> </w:t>
+      </w:r>
+      <w:r>
+        <w:t xml:space="preserve">(2022)</w:t>
+      </w:r>
+      <w:r>
+        <w:t xml:space="preserve"> </w:t>
+      </w:r>
+      <w:r>
+        <w:t xml:space="preserve">mcera5</w:t>
+      </w:r>
+      <w:r>
+        <w:t xml:space="preserve"> </w:t>
+      </w:r>
+      <w:r>
+        <w:t xml:space="preserve">: Driving microclimate models with</w:t>
+      </w:r>
+      <w:r>
+        <w:t xml:space="preserve"> </w:t>
+      </w:r>
+      <w:r>
+        <w:t xml:space="preserve">ERA5</w:t>
+      </w:r>
+      <w:r>
+        <w:t xml:space="preserve"> </w:t>
+      </w:r>
+      <w:r>
+        <w:t xml:space="preserve">global gridded climate data.</w:t>
+      </w:r>
+      <w:r>
+        <w:t xml:space="preserve"> </w:t>
+      </w:r>
+      <w:r>
+        <w:rPr>
+          <w:i/>
+          <w:iCs/>
+        </w:rPr>
+        <w:t xml:space="preserve">Methods Ecol. Evol.</w:t>
+      </w:r>
+      <w:r>
+        <w:t xml:space="preserve"> </w:t>
+      </w:r>
+      <w:r>
+        <w:t xml:space="preserve">13, 1402–1411</w:t>
+      </w:r>
+    </w:p>
+    <w:bookmarkEnd w:id="66"/>
+    <w:bookmarkStart w:id="67" w:name="ref-Meyer2023"/>
+    <w:p>
+      <w:pPr>
+        <w:pStyle w:val="Bibliography"/>
+      </w:pPr>
+      <w:r>
+        <w:t xml:space="preserve">28.</w:t>
+      </w:r>
+      <w:r>
+        <w:t xml:space="preserve"> </w:t>
+      </w:r>
+      <w:r>
+        <w:t xml:space="preserve">	</w:t>
+      </w:r>
+      <w:r>
+        <w:t xml:space="preserve">Meyer, A.V.</w:t>
+      </w:r>
+      <w:r>
+        <w:t xml:space="preserve"> </w:t>
+      </w:r>
+      <w:r>
+        <w:rPr>
+          <w:i/>
+          <w:iCs/>
+        </w:rPr>
+        <w:t xml:space="preserve">et al.</w:t>
+      </w:r>
+      <w:r>
+        <w:t xml:space="preserve"> </w:t>
+      </w:r>
+      <w:r>
+        <w:t xml:space="preserve">(2023) A guide and tools for selecting and accessing microclimate data for mechanistic niche modeling.</w:t>
+      </w:r>
+      <w:r>
+        <w:t xml:space="preserve"> </w:t>
+      </w:r>
+      <w:r>
+        <w:rPr>
+          <w:i/>
+          <w:iCs/>
+        </w:rPr>
+        <w:t xml:space="preserve">Ecosphere</w:t>
+      </w:r>
+      <w:r>
+        <w:t xml:space="preserve"> </w:t>
+      </w:r>
+      <w:r>
+        <w:t xml:space="preserve">14</w:t>
+      </w:r>
+    </w:p>
+    <w:bookmarkEnd w:id="67"/>
+    <w:bookmarkStart w:id="68" w:name="ref-Munoz-Sabater2021"/>
+    <w:p>
+      <w:pPr>
+        <w:pStyle w:val="Bibliography"/>
+      </w:pPr>
+      <w:r>
+        <w:t xml:space="preserve">29.</w:t>
+      </w:r>
+      <w:r>
+        <w:t xml:space="preserve"> </w:t>
+      </w:r>
+      <w:r>
+        <w:t xml:space="preserve">	</w:t>
+      </w:r>
+      <w:r>
+        <w:t xml:space="preserve">Muñoz-Sabater, J.</w:t>
+      </w:r>
+      <w:r>
+        <w:t xml:space="preserve"> </w:t>
+      </w:r>
+      <w:r>
+        <w:rPr>
+          <w:i/>
+          <w:iCs/>
+        </w:rPr>
+        <w:t xml:space="preserve">et al.</w:t>
+      </w:r>
+      <w:r>
+        <w:t xml:space="preserve"> </w:t>
+      </w:r>
+      <w:r>
+        <w:t xml:space="preserve">(2021)</w:t>
+      </w:r>
+      <w:r>
+        <w:t xml:space="preserve"> </w:t>
+      </w:r>
+      <w:r>
+        <w:t xml:space="preserve">ERA5</w:t>
+      </w:r>
+      <w:r>
+        <w:t xml:space="preserve">-land: A state-of-the-art global reanalysis dataset for land applications.</w:t>
+      </w:r>
+      <w:r>
+        <w:t xml:space="preserve"> </w:t>
+      </w:r>
+      <w:r>
+        <w:rPr>
+          <w:i/>
+          <w:iCs/>
+        </w:rPr>
+        <w:t xml:space="preserve">Earth system science data</w:t>
+      </w:r>
+      <w:r>
+        <w:t xml:space="preserve"> </w:t>
+      </w:r>
+      <w:r>
+        <w:t xml:space="preserve">13, 4349–4383</w:t>
+      </w:r>
+    </w:p>
+    <w:bookmarkEnd w:id="68"/>
+    <w:bookmarkStart w:id="69" w:name="ref-Bezanson2012"/>
+    <w:p>
+      <w:pPr>
+        <w:pStyle w:val="Bibliography"/>
+      </w:pPr>
+      <w:r>
+        <w:t xml:space="preserve">30.</w:t>
+      </w:r>
+      <w:r>
+        <w:t xml:space="preserve"> </w:t>
+      </w:r>
+      <w:r>
+        <w:t xml:space="preserve">	</w:t>
+      </w:r>
+      <w:r>
+        <w:t xml:space="preserve">Bezanson, J.</w:t>
+      </w:r>
+      <w:r>
+        <w:t xml:space="preserve"> </w:t>
+      </w:r>
+      <w:r>
+        <w:rPr>
+          <w:i/>
+          <w:iCs/>
+        </w:rPr>
+        <w:t xml:space="preserve">et al.</w:t>
+      </w:r>
+      <w:r>
+        <w:t xml:space="preserve"> </w:t>
+      </w:r>
+      <w:r>
+        <w:t xml:space="preserve">(2012) Julia: A fast dynamic language for technical computing.</w:t>
+      </w:r>
+      <w:r>
+        <w:t xml:space="preserve"> </w:t>
+      </w:r>
+      <w:r>
+        <w:rPr>
+          <w:i/>
+          <w:iCs/>
+        </w:rPr>
+        <w:t xml:space="preserve">arXiv [cs.PL]</w:t>
+      </w:r>
+    </w:p>
+    <w:bookmarkEnd w:id="69"/>
+    <w:bookmarkStart w:id="70" w:name="ref-Yatunin2025"/>
+    <w:p>
+      <w:pPr>
+        <w:pStyle w:val="Bibliography"/>
+      </w:pPr>
+      <w:r>
+        <w:t xml:space="preserve">31.</w:t>
+      </w:r>
+      <w:r>
+        <w:t xml:space="preserve"> </w:t>
+      </w:r>
+      <w:r>
+        <w:t xml:space="preserve">	</w:t>
+      </w:r>
+      <w:r>
+        <w:t xml:space="preserve">Yatunin, D.</w:t>
+      </w:r>
+      <w:r>
+        <w:t xml:space="preserve"> </w:t>
+      </w:r>
+      <w:r>
+        <w:rPr>
+          <w:i/>
+          <w:iCs/>
+        </w:rPr>
+        <w:t xml:space="preserve">et al.</w:t>
+      </w:r>
+      <w:r>
+        <w:t xml:space="preserve"> </w:t>
+      </w:r>
+      <w:r>
+        <w:t xml:space="preserve">(2025) The climate modeling alliance atmosphere dynamical core: Concepts, numerics, and scaling.</w:t>
+      </w:r>
+      <w:r>
+        <w:t xml:space="preserve"> </w:t>
+      </w:r>
+      <w:r>
+        <w:rPr>
+          <w:i/>
+          <w:iCs/>
+        </w:rPr>
+        <w:t xml:space="preserve">Authorea Preprints</w:t>
+      </w:r>
+    </w:p>
+    <w:bookmarkEnd w:id="70"/>
+    <w:bookmarkStart w:id="71" w:name="ref-Braziunas2025"/>
+    <w:p>
+      <w:pPr>
+        <w:pStyle w:val="Bibliography"/>
+      </w:pPr>
+      <w:r>
+        <w:t xml:space="preserve">32.</w:t>
+      </w:r>
+      <w:r>
+        <w:t xml:space="preserve"> </w:t>
+      </w:r>
+      <w:r>
+        <w:t xml:space="preserve">	</w:t>
+      </w:r>
+      <w:r>
+        <w:t xml:space="preserve">Braziunas, K.H.</w:t>
+      </w:r>
+      <w:r>
+        <w:t xml:space="preserve"> </w:t>
+      </w:r>
+      <w:r>
+        <w:rPr>
+          <w:i/>
+          <w:iCs/>
+        </w:rPr>
+        <w:t xml:space="preserve">et al.</w:t>
+      </w:r>
+      <w:r>
+        <w:t xml:space="preserve"> </w:t>
+      </w:r>
+      <w:r>
+        <w:t xml:space="preserve">(2025) Microclimate temperature effects propagate across scales in forest ecosystems.</w:t>
+      </w:r>
+      <w:r>
+        <w:t xml:space="preserve"> </w:t>
+      </w:r>
+      <w:r>
+        <w:rPr>
+          <w:i/>
+          <w:iCs/>
+        </w:rPr>
+        <w:t xml:space="preserve">Landsc. Ecol.</w:t>
+      </w:r>
+      <w:r>
+        <w:t xml:space="preserve"> </w:t>
+      </w:r>
+      <w:r>
+        <w:t xml:space="preserve">40, 37</w:t>
+      </w:r>
+    </w:p>
+    <w:bookmarkEnd w:id="71"/>
+    <w:bookmarkStart w:id="72" w:name="ref-Kearney2017"/>
+    <w:p>
+      <w:pPr>
+        <w:pStyle w:val="Bibliography"/>
+      </w:pPr>
+      <w:r>
+        <w:t xml:space="preserve">33.</w:t>
+      </w:r>
+      <w:r>
+        <w:t xml:space="preserve"> </w:t>
+      </w:r>
+      <w:r>
+        <w:t xml:space="preserve">	</w:t>
+      </w:r>
+      <w:r>
+        <w:t xml:space="preserve">Kearney, M.R. and Porter, W.P. (2017)</w:t>
+      </w:r>
+      <w:r>
+        <w:t xml:space="preserve"> </w:t>
+      </w:r>
+      <w:r>
+        <w:t xml:space="preserve">NicheMapR</w:t>
+      </w:r>
+      <w:r>
+        <w:t xml:space="preserve"> </w:t>
+      </w:r>
+      <w:r>
+        <w:t xml:space="preserve">– an</w:t>
+      </w:r>
+      <w:r>
+        <w:t xml:space="preserve"> </w:t>
+      </w:r>
+      <w:r>
+        <w:t xml:space="preserve">R</w:t>
+      </w:r>
+      <w:r>
+        <w:t xml:space="preserve"> </w:t>
+      </w:r>
+      <w:r>
+        <w:t xml:space="preserve">package for biophysical modelling: The microclimate model.</w:t>
+      </w:r>
+      <w:r>
+        <w:t xml:space="preserve"> </w:t>
+      </w:r>
+      <w:r>
+        <w:rPr>
+          <w:i/>
+          <w:iCs/>
+        </w:rPr>
+        <w:t xml:space="preserve">Ecography (Cop.)</w:t>
+      </w:r>
+      <w:r>
+        <w:t xml:space="preserve"> </w:t>
+      </w:r>
+      <w:r>
+        <w:t xml:space="preserve">40, 664–674</w:t>
+      </w:r>
+    </w:p>
+    <w:bookmarkEnd w:id="72"/>
+    <w:bookmarkStart w:id="73" w:name="ref-Maclean2019"/>
+    <w:p>
+      <w:pPr>
+        <w:pStyle w:val="Bibliography"/>
+      </w:pPr>
+      <w:r>
+        <w:t xml:space="preserve">34.</w:t>
+      </w:r>
+      <w:r>
+        <w:t xml:space="preserve"> </w:t>
+      </w:r>
+      <w:r>
+        <w:t xml:space="preserve">	</w:t>
+      </w:r>
+      <w:r>
+        <w:t xml:space="preserve">Maclean, I.M.D.</w:t>
+      </w:r>
+      <w:r>
+        <w:t xml:space="preserve"> </w:t>
+      </w:r>
+      <w:r>
+        <w:rPr>
+          <w:i/>
+          <w:iCs/>
+        </w:rPr>
+        <w:t xml:space="preserve">et al.</w:t>
+      </w:r>
+      <w:r>
+        <w:t xml:space="preserve"> </w:t>
+      </w:r>
+      <w:r>
+        <w:t xml:space="preserve">(2019) Microclima: An r package for modelling meso‐ and microclimate.</w:t>
+      </w:r>
+      <w:r>
+        <w:t xml:space="preserve"> </w:t>
+      </w:r>
+      <w:r>
+        <w:rPr>
+          <w:i/>
+          <w:iCs/>
+        </w:rPr>
+        <w:t xml:space="preserve">Methods Ecol. Evol.</w:t>
+      </w:r>
+      <w:r>
+        <w:t xml:space="preserve"> </w:t>
+      </w:r>
+      <w:r>
+        <w:t xml:space="preserve">10, 280–290</w:t>
+      </w:r>
+    </w:p>
+    <w:bookmarkEnd w:id="73"/>
+    <w:bookmarkStart w:id="74" w:name="ref-Kearney2020"/>
+    <w:p>
+      <w:pPr>
+        <w:pStyle w:val="Bibliography"/>
+      </w:pPr>
+      <w:r>
+        <w:t xml:space="preserve">35.</w:t>
+      </w:r>
+      <w:r>
+        <w:t xml:space="preserve"> </w:t>
+      </w:r>
+      <w:r>
+        <w:t xml:space="preserve">	</w:t>
+      </w:r>
+      <w:r>
+        <w:t xml:space="preserve">Kearney, M.R.</w:t>
+      </w:r>
+      <w:r>
+        <w:t xml:space="preserve"> </w:t>
+      </w:r>
+      <w:r>
+        <w:rPr>
+          <w:i/>
+          <w:iCs/>
+        </w:rPr>
+        <w:t xml:space="preserve">et al.</w:t>
+      </w:r>
+      <w:r>
+        <w:t xml:space="preserve"> </w:t>
+      </w:r>
+      <w:r>
+        <w:t xml:space="preserve">(2020) A method for computing hourly, historical, terrain‐corrected microclimate anywhere on earth.</w:t>
+      </w:r>
+      <w:r>
+        <w:t xml:space="preserve"> </w:t>
+      </w:r>
+      <w:r>
+        <w:rPr>
+          <w:i/>
+          <w:iCs/>
+        </w:rPr>
+        <w:t xml:space="preserve">Methods Ecol. Evol.</w:t>
+      </w:r>
+      <w:r>
+        <w:t xml:space="preserve"> </w:t>
+      </w:r>
+      <w:r>
+        <w:t xml:space="preserve">11, 38–43</w:t>
+      </w:r>
+    </w:p>
+    <w:bookmarkEnd w:id="74"/>
+    <w:bookmarkStart w:id="75" w:name="ref-Maclean2021"/>
+    <w:p>
+      <w:pPr>
+        <w:pStyle w:val="Bibliography"/>
+      </w:pPr>
+      <w:r>
+        <w:t xml:space="preserve">36.</w:t>
+      </w:r>
+      <w:r>
+        <w:t xml:space="preserve"> </w:t>
+      </w:r>
+      <w:r>
+        <w:t xml:space="preserve">	</w:t>
+      </w:r>
+      <w:r>
+        <w:t xml:space="preserve">Maclean, I.M.D.</w:t>
+      </w:r>
+      <w:r>
+        <w:t xml:space="preserve"> </w:t>
+      </w:r>
+      <w:r>
+        <w:rPr>
+          <w:i/>
+          <w:iCs/>
+        </w:rPr>
+        <w:t xml:space="preserve">et al.</w:t>
+      </w:r>
+      <w:r>
+        <w:t xml:space="preserve"> </w:t>
+      </w:r>
+      <w:r>
+        <w:t xml:space="preserve">(2021) On the measurement of microclimate.</w:t>
+      </w:r>
+      <w:r>
+        <w:t xml:space="preserve"> </w:t>
+      </w:r>
+      <w:r>
+        <w:rPr>
+          <w:i/>
+          <w:iCs/>
+        </w:rPr>
+        <w:t xml:space="preserve">Methods Ecol. Evol.</w:t>
+      </w:r>
+      <w:r>
+        <w:t xml:space="preserve"> </w:t>
+      </w:r>
+      <w:r>
+        <w:t xml:space="preserve">12, 1397–1410</w:t>
+      </w:r>
+    </w:p>
+    <w:bookmarkEnd w:id="75"/>
+    <w:bookmarkStart w:id="76" w:name="ref-Buckley2023"/>
+    <w:p>
+      <w:pPr>
+        <w:pStyle w:val="Bibliography"/>
+      </w:pPr>
+      <w:r>
+        <w:t xml:space="preserve">37.</w:t>
+      </w:r>
+      <w:r>
+        <w:t xml:space="preserve"> </w:t>
+      </w:r>
+      <w:r>
+        <w:t xml:space="preserve">	</w:t>
+      </w:r>
+      <w:r>
+        <w:t xml:space="preserve">Buckley, L.B.</w:t>
+      </w:r>
+      <w:r>
+        <w:t xml:space="preserve"> </w:t>
+      </w:r>
+      <w:r>
+        <w:rPr>
+          <w:i/>
+          <w:iCs/>
+        </w:rPr>
+        <w:t xml:space="preserve">et al.</w:t>
+      </w:r>
+      <w:r>
+        <w:t xml:space="preserve"> </w:t>
+      </w:r>
+      <w:r>
+        <w:t xml:space="preserve">(2023)</w:t>
+      </w:r>
+      <w:r>
+        <w:t xml:space="preserve"> </w:t>
+      </w:r>
+      <w:r>
+        <w:t xml:space="preserve">TrenchR</w:t>
+      </w:r>
+      <w:r>
+        <w:t xml:space="preserve">: An</w:t>
+      </w:r>
+      <w:r>
+        <w:t xml:space="preserve"> </w:t>
+      </w:r>
+      <w:r>
+        <w:t xml:space="preserve">R</w:t>
+      </w:r>
+      <w:r>
+        <w:t xml:space="preserve"> </w:t>
+      </w:r>
+      <w:r>
+        <w:t xml:space="preserve">package for modular and accessible microclimate and biophysical ecology.</w:t>
+      </w:r>
+      <w:r>
+        <w:t xml:space="preserve"> </w:t>
+      </w:r>
+      <w:r>
+        <w:rPr>
+          <w:i/>
+          <w:iCs/>
+        </w:rPr>
+        <w:t xml:space="preserve">PLOS Clim</w:t>
+      </w:r>
+      <w:r>
+        <w:t xml:space="preserve"> </w:t>
+      </w:r>
+      <w:r>
+        <w:t xml:space="preserve">2, e0000139</w:t>
+      </w:r>
+    </w:p>
+    <w:bookmarkEnd w:id="76"/>
+    <w:bookmarkStart w:id="77" w:name="ref-De_Frenne2024"/>
+    <w:p>
+      <w:pPr>
+        <w:pStyle w:val="Bibliography"/>
+      </w:pPr>
+      <w:r>
+        <w:t xml:space="preserve">38.</w:t>
+      </w:r>
+      <w:r>
+        <w:t xml:space="preserve"> </w:t>
+      </w:r>
+      <w:r>
+        <w:t xml:space="preserve">	</w:t>
+      </w:r>
+      <w:r>
+        <w:t xml:space="preserve">De Frenne, P.</w:t>
+      </w:r>
+      <w:r>
+        <w:t xml:space="preserve"> </w:t>
+      </w:r>
+      <w:r>
+        <w:rPr>
+          <w:i/>
+          <w:iCs/>
+        </w:rPr>
+        <w:t xml:space="preserve">et al.</w:t>
+      </w:r>
+      <w:r>
+        <w:t xml:space="preserve"> </w:t>
+      </w:r>
+      <w:r>
+        <w:t xml:space="preserve">(2024) Ten practical guidelines for microclimate research in terrestrial ecosystems.</w:t>
+      </w:r>
+      <w:r>
+        <w:t xml:space="preserve"> </w:t>
+      </w:r>
+      <w:r>
+        <w:rPr>
+          <w:i/>
+          <w:iCs/>
+        </w:rPr>
+        <w:t xml:space="preserve">Methods Ecol. Evol.</w:t>
+      </w:r>
+    </w:p>
+    <w:bookmarkEnd w:id="77"/>
+    <w:bookmarkStart w:id="78" w:name="ref-Levy2016"/>
+    <w:p>
+      <w:pPr>
+        <w:pStyle w:val="Bibliography"/>
+      </w:pPr>
+      <w:r>
+        <w:t xml:space="preserve">39.</w:t>
+      </w:r>
+      <w:r>
+        <w:t xml:space="preserve"> </w:t>
+      </w:r>
+      <w:r>
+        <w:t xml:space="preserve">	</w:t>
+      </w:r>
+      <w:r>
+        <w:t xml:space="preserve">Levy, O.</w:t>
+      </w:r>
+      <w:r>
+        <w:t xml:space="preserve"> </w:t>
+      </w:r>
+      <w:r>
+        <w:rPr>
+          <w:i/>
+          <w:iCs/>
+        </w:rPr>
+        <w:t xml:space="preserve">et al.</w:t>
+      </w:r>
+      <w:r>
+        <w:t xml:space="preserve"> </w:t>
+      </w:r>
+      <w:r>
+        <w:t xml:space="preserve">(2016) A dynamically downscaled projection of past and future microclimates.</w:t>
+      </w:r>
+      <w:r>
+        <w:t xml:space="preserve"> </w:t>
+      </w:r>
+      <w:r>
+        <w:rPr>
+          <w:i/>
+          <w:iCs/>
+        </w:rPr>
+        <w:t xml:space="preserve">Ecology</w:t>
+      </w:r>
+      <w:r>
+        <w:t xml:space="preserve"> </w:t>
+      </w:r>
+      <w:r>
+        <w:t xml:space="preserve">97, 1888–1888</w:t>
+      </w:r>
+    </w:p>
+    <w:bookmarkEnd w:id="78"/>
+    <w:bookmarkStart w:id="79" w:name="ref-Manzoni2022"/>
+    <w:p>
+      <w:pPr>
+        <w:pStyle w:val="Bibliography"/>
+      </w:pPr>
+      <w:r>
+        <w:t xml:space="preserve">40.</w:t>
+      </w:r>
+      <w:r>
+        <w:t xml:space="preserve"> </w:t>
+      </w:r>
+      <w:r>
+        <w:t xml:space="preserve">	</w:t>
+      </w:r>
+      <w:r>
+        <w:t xml:space="preserve">Manzoni, S.</w:t>
+      </w:r>
+      <w:r>
+        <w:t xml:space="preserve"> </w:t>
+      </w:r>
+      <w:r>
+        <w:rPr>
+          <w:i/>
+          <w:iCs/>
+        </w:rPr>
+        <w:t xml:space="preserve">et al.</w:t>
+      </w:r>
+      <w:r>
+        <w:t xml:space="preserve"> </w:t>
+      </w:r>
+      <w:r>
+        <w:t xml:space="preserve">(2022) Consistent responses of vegetation gas exchange to elevated atmospheric</w:t>
+      </w:r>
+      <w:r>
+        <w:t xml:space="preserve"> </w:t>
+      </w:r>
+      <w:r>
+        <w:t xml:space="preserve">CO</w:t>
+      </w:r>
+      <w:r>
+        <w:t xml:space="preserve"> </w:t>
+      </w:r>
+      <w:r>
+        <w:t xml:space="preserve">2 emerge from heuristic and optimization models.</w:t>
+      </w:r>
+      <w:r>
+        <w:t xml:space="preserve"> </w:t>
+      </w:r>
+      <w:r>
+        <w:rPr>
+          <w:i/>
+          <w:iCs/>
+        </w:rPr>
+        <w:t xml:space="preserve">Biogeosciences</w:t>
+      </w:r>
+      <w:r>
+        <w:t xml:space="preserve"> </w:t>
+      </w:r>
+      <w:r>
+        <w:t xml:space="preserve">19, 4387–4414</w:t>
+      </w:r>
+    </w:p>
+    <w:bookmarkEnd w:id="79"/>
+    <w:bookmarkStart w:id="80" w:name="ref-Porter1973"/>
+    <w:p>
+      <w:pPr>
+        <w:pStyle w:val="Bibliography"/>
+      </w:pPr>
+      <w:r>
+        <w:t xml:space="preserve">41.</w:t>
+      </w:r>
+      <w:r>
+        <w:t xml:space="preserve"> </w:t>
+      </w:r>
+      <w:r>
+        <w:t xml:space="preserve">	</w:t>
+      </w:r>
+      <w:r>
+        <w:t xml:space="preserve">Porter, W.P.</w:t>
+      </w:r>
+      <w:r>
+        <w:t xml:space="preserve"> </w:t>
+      </w:r>
+      <w:r>
+        <w:rPr>
+          <w:i/>
+          <w:iCs/>
+        </w:rPr>
+        <w:t xml:space="preserve">et al.</w:t>
+      </w:r>
+      <w:r>
+        <w:t xml:space="preserve"> </w:t>
+      </w:r>
+      <w:r>
+        <w:t xml:space="preserve">(1973) Behavioral implications of mechanistic ecology : Thermal and behavioral modeling of desert ectotherms and their microenvironment.</w:t>
+      </w:r>
+      <w:r>
+        <w:t xml:space="preserve"> </w:t>
+      </w:r>
+      <w:r>
+        <w:rPr>
+          <w:i/>
+          <w:iCs/>
+        </w:rPr>
+        <w:t xml:space="preserve">Oecologia</w:t>
+      </w:r>
+      <w:r>
+        <w:t xml:space="preserve"> </w:t>
+      </w:r>
+      <w:r>
+        <w:t xml:space="preserve">13, 1–54</w:t>
+      </w:r>
+    </w:p>
+    <w:bookmarkEnd w:id="80"/>
+    <w:bookmarkStart w:id="81" w:name="ref-Porter1969"/>
+    <w:p>
+      <w:pPr>
+        <w:pStyle w:val="Bibliography"/>
+      </w:pPr>
+      <w:r>
+        <w:t xml:space="preserve">42.</w:t>
+      </w:r>
+      <w:r>
+        <w:t xml:space="preserve"> </w:t>
+      </w:r>
+      <w:r>
+        <w:t xml:space="preserve">	</w:t>
+      </w:r>
+      <w:r>
+        <w:t xml:space="preserve">Porter, W.P. and Gates, D.M. (1969) Thermodynamic equilibria of animals with environment.</w:t>
+      </w:r>
+      <w:r>
+        <w:t xml:space="preserve"> </w:t>
+      </w:r>
+      <w:r>
+        <w:rPr>
+          <w:i/>
+          <w:iCs/>
+        </w:rPr>
+        <w:t xml:space="preserve">Ecol. Monogr.</w:t>
+      </w:r>
+      <w:r>
+        <w:t xml:space="preserve"> </w:t>
+      </w:r>
+      <w:r>
+        <w:t xml:space="preserve">39, 227–244</w:t>
+      </w:r>
+    </w:p>
+    <w:bookmarkEnd w:id="81"/>
+    <w:bookmarkStart w:id="82" w:name="ref-Riddell2017"/>
+    <w:p>
+      <w:pPr>
+        <w:pStyle w:val="Bibliography"/>
+      </w:pPr>
+      <w:r>
+        <w:t xml:space="preserve">43.</w:t>
+      </w:r>
+      <w:r>
+        <w:t xml:space="preserve"> </w:t>
+      </w:r>
+      <w:r>
+        <w:t xml:space="preserve">	</w:t>
+      </w:r>
+      <w:r>
+        <w:t xml:space="preserve">Riddell, E.A.</w:t>
+      </w:r>
+      <w:r>
+        <w:t xml:space="preserve"> </w:t>
+      </w:r>
+      <w:r>
+        <w:rPr>
+          <w:i/>
+          <w:iCs/>
+        </w:rPr>
+        <w:t xml:space="preserve">et al.</w:t>
+      </w:r>
+      <w:r>
+        <w:t xml:space="preserve"> </w:t>
+      </w:r>
+      <w:r>
+        <w:t xml:space="preserve">(2017) Physical calculations of resistance to water loss improve predictions of species range models.</w:t>
+      </w:r>
+      <w:r>
+        <w:t xml:space="preserve"> </w:t>
+      </w:r>
+      <w:r>
+        <w:rPr>
+          <w:i/>
+          <w:iCs/>
+        </w:rPr>
+        <w:t xml:space="preserve">Ecol. Monogr.</w:t>
+      </w:r>
+      <w:r>
+        <w:t xml:space="preserve"> </w:t>
+      </w:r>
+      <w:r>
+        <w:t xml:space="preserve">87, 21–33</w:t>
+      </w:r>
+    </w:p>
+    <w:bookmarkEnd w:id="82"/>
+    <w:bookmarkStart w:id="83" w:name="ref-Duursma2015"/>
+    <w:p>
+      <w:pPr>
+        <w:pStyle w:val="Bibliography"/>
+      </w:pPr>
+      <w:r>
+        <w:t xml:space="preserve">44.</w:t>
+      </w:r>
+      <w:r>
+        <w:t xml:space="preserve"> </w:t>
+      </w:r>
+      <w:r>
+        <w:t xml:space="preserve">	</w:t>
+      </w:r>
+      <w:r>
+        <w:t xml:space="preserve">Duursma, R.A. (2015) Plantecophys–an</w:t>
+      </w:r>
+      <w:r>
+        <w:t xml:space="preserve"> </w:t>
+      </w:r>
+      <w:r>
+        <w:t xml:space="preserve">R</w:t>
+      </w:r>
+      <w:r>
+        <w:t xml:space="preserve"> </w:t>
+      </w:r>
+      <w:r>
+        <w:t xml:space="preserve">package for analysing and modelling leaf gas exchange data.</w:t>
+      </w:r>
+      <w:r>
+        <w:t xml:space="preserve"> </w:t>
+      </w:r>
+      <w:r>
+        <w:rPr>
+          <w:i/>
+          <w:iCs/>
+        </w:rPr>
+        <w:t xml:space="preserve">PLoS One</w:t>
+      </w:r>
+      <w:r>
+        <w:t xml:space="preserve"> </w:t>
+      </w:r>
+      <w:r>
+        <w:t xml:space="preserve">10, e0143346</w:t>
+      </w:r>
+    </w:p>
+    <w:bookmarkEnd w:id="83"/>
+    <w:bookmarkStart w:id="84" w:name="ref-Briscoe2022"/>
+    <w:p>
+      <w:pPr>
+        <w:pStyle w:val="Bibliography"/>
+      </w:pPr>
+      <w:r>
+        <w:t xml:space="preserve">45.</w:t>
+      </w:r>
+      <w:r>
+        <w:t xml:space="preserve"> </w:t>
+      </w:r>
+      <w:r>
+        <w:t xml:space="preserve">	</w:t>
+      </w:r>
+      <w:r>
+        <w:t xml:space="preserve">Briscoe, N.J.</w:t>
+      </w:r>
+      <w:r>
+        <w:t xml:space="preserve"> </w:t>
+      </w:r>
+      <w:r>
+        <w:rPr>
+          <w:i/>
+          <w:iCs/>
+        </w:rPr>
+        <w:t xml:space="preserve">et al.</w:t>
+      </w:r>
+      <w:r>
+        <w:t xml:space="preserve"> </w:t>
+      </w:r>
+      <w:r>
+        <w:t xml:space="preserve">(2022) Too hot to hunt: Mechanistic predictions of thermal refuge from cat predation risk.</w:t>
+      </w:r>
+      <w:r>
+        <w:t xml:space="preserve"> </w:t>
+      </w:r>
+      <w:r>
+        <w:rPr>
+          <w:i/>
+          <w:iCs/>
+        </w:rPr>
+        <w:t xml:space="preserve">Conserv. Lett.</w:t>
+      </w:r>
+      <w:r>
+        <w:t xml:space="preserve"> </w:t>
+      </w:r>
+      <w:r>
+        <w:t xml:space="preserve">15</w:t>
+      </w:r>
+    </w:p>
+    <w:bookmarkEnd w:id="84"/>
+    <w:bookmarkStart w:id="85" w:name="ref-Loughran2020"/>
+    <w:p>
+      <w:pPr>
+        <w:pStyle w:val="Bibliography"/>
+      </w:pPr>
+      <w:r>
+        <w:t xml:space="preserve">46.</w:t>
+      </w:r>
+      <w:r>
+        <w:t xml:space="preserve"> </w:t>
+      </w:r>
+      <w:r>
+        <w:t xml:space="preserve">	</w:t>
+      </w:r>
+      <w:r>
+        <w:t xml:space="preserve">Loughran, C.L. and Wolf, B.O. (2020) The functional significance of panting as a mechanism of thermoregulation and its relationship to the critical thermal maxima in lizards.</w:t>
+      </w:r>
+      <w:r>
+        <w:t xml:space="preserve"> </w:t>
+      </w:r>
+      <w:r>
+        <w:rPr>
+          <w:i/>
+          <w:iCs/>
+        </w:rPr>
+        <w:t xml:space="preserve">J. Exp. Biol.</w:t>
+      </w:r>
+      <w:r>
+        <w:t xml:space="preserve"> </w:t>
+      </w:r>
+      <w:r>
+        <w:t xml:space="preserve">223, jeb224139</w:t>
+      </w:r>
+    </w:p>
+    <w:bookmarkEnd w:id="85"/>
+    <w:bookmarkStart w:id="86" w:name="ref-Sharpe2022"/>
+    <w:p>
+      <w:pPr>
+        <w:pStyle w:val="Bibliography"/>
+      </w:pPr>
+      <w:r>
+        <w:t xml:space="preserve">47.</w:t>
+      </w:r>
+      <w:r>
+        <w:t xml:space="preserve"> </w:t>
+      </w:r>
+      <w:r>
+        <w:t xml:space="preserve">	</w:t>
+      </w:r>
+      <w:r>
+        <w:t xml:space="preserve">Sharpe, L.L.</w:t>
+      </w:r>
+      <w:r>
+        <w:t xml:space="preserve"> </w:t>
+      </w:r>
+      <w:r>
+        <w:rPr>
+          <w:i/>
+          <w:iCs/>
+        </w:rPr>
+        <w:t xml:space="preserve">et al.</w:t>
+      </w:r>
+      <w:r>
+        <w:t xml:space="preserve"> </w:t>
+      </w:r>
+      <w:r>
+        <w:t xml:space="preserve">(2022) In the hot seat: Behavioral change and old-growth trees underpin an australian songbird’s response to extreme heat.</w:t>
+      </w:r>
+      <w:r>
+        <w:t xml:space="preserve"> </w:t>
+      </w:r>
+      <w:r>
+        <w:rPr>
+          <w:i/>
+          <w:iCs/>
+        </w:rPr>
+        <w:t xml:space="preserve">Front. Ecol. Evol.</w:t>
+      </w:r>
+      <w:r>
+        <w:t xml:space="preserve"> </w:t>
+      </w:r>
+      <w:r>
+        <w:t xml:space="preserve">10</w:t>
+      </w:r>
+    </w:p>
+    <w:bookmarkEnd w:id="86"/>
+    <w:bookmarkStart w:id="87" w:name="ref-Drake2018"/>
+    <w:p>
+      <w:pPr>
+        <w:pStyle w:val="Bibliography"/>
+      </w:pPr>
+      <w:r>
+        <w:t xml:space="preserve">48.</w:t>
+      </w:r>
+      <w:r>
+        <w:t xml:space="preserve"> </w:t>
+      </w:r>
+      <w:r>
+        <w:t xml:space="preserve">	</w:t>
+      </w:r>
+      <w:r>
+        <w:t xml:space="preserve">Drake, J.E.</w:t>
+      </w:r>
+      <w:r>
+        <w:t xml:space="preserve"> </w:t>
+      </w:r>
+      <w:r>
+        <w:rPr>
+          <w:i/>
+          <w:iCs/>
+        </w:rPr>
+        <w:t xml:space="preserve">et al.</w:t>
+      </w:r>
+      <w:r>
+        <w:t xml:space="preserve"> </w:t>
+      </w:r>
+      <w:r>
+        <w:t xml:space="preserve">(2018) Trees tolerate an extreme heatwave via sustained transpirational cooling and increased leaf thermal tolerance.</w:t>
+      </w:r>
+      <w:r>
+        <w:t xml:space="preserve"> </w:t>
+      </w:r>
+      <w:r>
+        <w:rPr>
+          <w:i/>
+          <w:iCs/>
+        </w:rPr>
+        <w:t xml:space="preserve">Glob. Chang. Biol.</w:t>
+      </w:r>
+      <w:r>
+        <w:t xml:space="preserve"> </w:t>
+      </w:r>
+      <w:r>
+        <w:t xml:space="preserve">24, 2390–2402</w:t>
+      </w:r>
+    </w:p>
+    <w:bookmarkEnd w:id="87"/>
+    <w:bookmarkStart w:id="88" w:name="ref-Posch2024"/>
+    <w:p>
+      <w:pPr>
+        <w:pStyle w:val="Bibliography"/>
+      </w:pPr>
+      <w:r>
+        <w:t xml:space="preserve">49.</w:t>
+      </w:r>
+      <w:r>
+        <w:t xml:space="preserve"> </w:t>
+      </w:r>
+      <w:r>
+        <w:t xml:space="preserve">	</w:t>
+      </w:r>
+      <w:r>
+        <w:t xml:space="preserve">Posch, B.C.</w:t>
+      </w:r>
+      <w:r>
+        <w:t xml:space="preserve"> </w:t>
+      </w:r>
+      <w:r>
+        <w:rPr>
+          <w:i/>
+          <w:iCs/>
+        </w:rPr>
+        <w:t xml:space="preserve">et al.</w:t>
+      </w:r>
+      <w:r>
+        <w:t xml:space="preserve"> </w:t>
+      </w:r>
+      <w:r>
+        <w:t xml:space="preserve">(2024) Intensive leaf cooling promotes tree survival during a record heatwave.</w:t>
       </w:r>
       <w:r>
         <w:t xml:space="preserve"> </w:t>
@@ -3765,17 +6057,17 @@
         <w:t xml:space="preserve"> </w:t>
       </w:r>
       <w:r>
-        <w:t xml:space="preserve">114, 9326–9331</w:t>
-      </w:r>
-    </w:p>
-    <w:bookmarkEnd w:id="46"/>
-    <w:bookmarkStart w:id="47" w:name="ref-Tito2018"/>
+        <w:t xml:space="preserve">121, e2408583121</w:t>
+      </w:r>
+    </w:p>
+    <w:bookmarkEnd w:id="88"/>
+    <w:bookmarkStart w:id="89" w:name="ref-Orsted2022"/>
     <w:p>
       <w:pPr>
         <w:pStyle w:val="Bibliography"/>
       </w:pPr>
       <w:r>
-        <w:t xml:space="preserve">7.</w:t>
+        <w:t xml:space="preserve">50.</w:t>
       </w:r>
       <w:r>
         <w:t xml:space="preserve"> </w:t>
@@ -3784,7 +6076,7 @@
         <w:t xml:space="preserve">	</w:t>
       </w:r>
       <w:r>
-        <w:t xml:space="preserve">Tito, R.</w:t>
+        <w:t xml:space="preserve">Ørsted, M.</w:t>
       </w:r>
       <w:r>
         <w:t xml:space="preserve"> </w:t>
@@ -3800,33 +6092,45 @@
         <w:t xml:space="preserve"> </w:t>
       </w:r>
       <w:r>
-        <w:t xml:space="preserve">(2018) Global climate change increases risk of crop yield losses and food insecurity in the tropical andes.</w:t>
-      </w:r>
-      <w:r>
-        <w:t xml:space="preserve"> </w:t>
-      </w:r>
-      <w:r>
-        <w:rPr>
-          <w:i/>
-          <w:iCs/>
-        </w:rPr>
-        <w:t xml:space="preserve">Global change biology</w:t>
-      </w:r>
-      <w:r>
-        <w:t xml:space="preserve"> </w:t>
-      </w:r>
-      <w:r>
-        <w:t xml:space="preserve">24, e592–e602</w:t>
-      </w:r>
-    </w:p>
-    <w:bookmarkEnd w:id="47"/>
-    <w:bookmarkStart w:id="48" w:name="ref-Bastos2014"/>
+        <w:t xml:space="preserve">(2022) Finding the right thermal limit: A framework to reconcile ecological, physiological and methodological aspects of</w:t>
+      </w:r>
+      <w:r>
+        <w:t xml:space="preserve"> </w:t>
+      </w:r>
+      <w:r>
+        <w:t xml:space="preserve">CTmax</w:t>
+      </w:r>
+      <w:r>
+        <w:t xml:space="preserve"> </w:t>
+      </w:r>
+      <w:r>
+        <w:t xml:space="preserve">in ectotherms.</w:t>
+      </w:r>
+      <w:r>
+        <w:t xml:space="preserve"> </w:t>
+      </w:r>
+      <w:r>
+        <w:rPr>
+          <w:i/>
+          <w:iCs/>
+        </w:rPr>
+        <w:t xml:space="preserve">J. Exp. Biol.</w:t>
+      </w:r>
+      <w:r>
+        <w:t xml:space="preserve"> </w:t>
+      </w:r>
+      <w:r>
+        <w:t xml:space="preserve">225, jeb244514</w:t>
+      </w:r>
+    </w:p>
+    <w:bookmarkEnd w:id="89"/>
+    <w:bookmarkStart w:id="90" w:name="ref-Jagadish2021"/>
     <w:p>
       <w:pPr>
         <w:pStyle w:val="Bibliography"/>
       </w:pPr>
       <w:r>
-        <w:t xml:space="preserve">8.</w:t>
+        <w:t xml:space="preserve">51.</w:t>
       </w:r>
       <w:r>
         <w:t xml:space="preserve"> </w:t>
@@ -3835,7 +6139,7 @@
         <w:t xml:space="preserve">	</w:t>
       </w:r>
       <w:r>
-        <w:t xml:space="preserve">Bastos, A.</w:t>
+        <w:t xml:space="preserve">Jagadish, S.V.K.</w:t>
       </w:r>
       <w:r>
         <w:t xml:space="preserve"> </w:t>
@@ -3851,33 +6155,33 @@
         <w:t xml:space="preserve"> </w:t>
       </w:r>
       <w:r>
-        <w:t xml:space="preserve">(2014) Analysing the spatio-temporal impacts of the 2003 and 2010 extreme heatwaves on plant productivity in europe.</w:t>
-      </w:r>
-      <w:r>
-        <w:t xml:space="preserve"> </w:t>
-      </w:r>
-      <w:r>
-        <w:rPr>
-          <w:i/>
-          <w:iCs/>
-        </w:rPr>
-        <w:t xml:space="preserve">Biogeosciences</w:t>
-      </w:r>
-      <w:r>
-        <w:t xml:space="preserve"> </w:t>
-      </w:r>
-      <w:r>
-        <w:t xml:space="preserve">11, 3421–3435</w:t>
-      </w:r>
-    </w:p>
-    <w:bookmarkEnd w:id="48"/>
-    <w:bookmarkStart w:id="49" w:name="ref-Hesketh2023"/>
+        <w:t xml:space="preserve">(2021) Plant heat stress: Concepts directing future research.</w:t>
+      </w:r>
+      <w:r>
+        <w:t xml:space="preserve"> </w:t>
+      </w:r>
+      <w:r>
+        <w:rPr>
+          <w:i/>
+          <w:iCs/>
+        </w:rPr>
+        <w:t xml:space="preserve">Plant Cell Environ.</w:t>
+      </w:r>
+      <w:r>
+        <w:t xml:space="preserve"> </w:t>
+      </w:r>
+      <w:r>
+        <w:t xml:space="preserve">44, 1992–2005</w:t>
+      </w:r>
+    </w:p>
+    <w:bookmarkEnd w:id="90"/>
+    <w:bookmarkStart w:id="91" w:name="ref-Faber2024"/>
     <w:p>
       <w:pPr>
         <w:pStyle w:val="Bibliography"/>
       </w:pPr>
       <w:r>
-        <w:t xml:space="preserve">9.</w:t>
+        <w:t xml:space="preserve">52.</w:t>
       </w:r>
       <w:r>
         <w:t xml:space="preserve"> </w:t>
@@ -3886,33 +6190,49 @@
         <w:t xml:space="preserve">	</w:t>
       </w:r>
       <w:r>
-        <w:t xml:space="preserve">Hesketh, A.V. and Harley, C.D.G. (2023) Extreme heatwave drives topography-dependent patterns of mortality in a bed-forming intertidal barnacle, with implications for associated community structure.</w:t>
-      </w:r>
-      <w:r>
-        <w:t xml:space="preserve"> </w:t>
-      </w:r>
-      <w:r>
-        <w:rPr>
-          <w:i/>
-          <w:iCs/>
-        </w:rPr>
-        <w:t xml:space="preserve">Global Change Biology</w:t>
-      </w:r>
-      <w:r>
-        <w:t xml:space="preserve"> </w:t>
-      </w:r>
-      <w:r>
-        <w:t xml:space="preserve">29, 165–178</w:t>
-      </w:r>
-    </w:p>
-    <w:bookmarkEnd w:id="49"/>
-    <w:bookmarkStart w:id="50" w:name="ref-Martinez2023"/>
+        <w:t xml:space="preserve">Faber, A.H.</w:t>
+      </w:r>
+      <w:r>
+        <w:t xml:space="preserve"> </w:t>
+      </w:r>
+      <w:r>
+        <w:rPr>
+          <w:i/>
+          <w:iCs/>
+        </w:rPr>
+        <w:t xml:space="preserve">et al.</w:t>
+      </w:r>
+      <w:r>
+        <w:t xml:space="preserve"> </w:t>
+      </w:r>
+      <w:r>
+        <w:t xml:space="preserve">(2024) Application of the thermal death time model in predicting thermal damage accumulation in plants.</w:t>
+      </w:r>
+      <w:r>
+        <w:t xml:space="preserve"> </w:t>
+      </w:r>
+      <w:r>
+        <w:rPr>
+          <w:i/>
+          <w:iCs/>
+        </w:rPr>
+        <w:t xml:space="preserve">J. Exp. Bot.</w:t>
+      </w:r>
+      <w:r>
+        <w:t xml:space="preserve"> </w:t>
+      </w:r>
+      <w:r>
+        <w:t xml:space="preserve">75, 3467–3482</w:t>
+      </w:r>
+    </w:p>
+    <w:bookmarkEnd w:id="91"/>
+    <w:bookmarkStart w:id="92" w:name="ref-Martinez-De_Leon2024"/>
     <w:p>
       <w:pPr>
         <w:pStyle w:val="Bibliography"/>
       </w:pPr>
       <w:r>
-        <w:t xml:space="preserve">10.</w:t>
+        <w:t xml:space="preserve">53.</w:t>
       </w:r>
       <w:r>
         <w:t xml:space="preserve"> </w:t>
@@ -3921,7 +6241,36 @@
         <w:t xml:space="preserve">	</w:t>
       </w:r>
       <w:r>
-        <w:t xml:space="preserve">Martinez, L.D.</w:t>
+        <w:t xml:space="preserve">Martínez-De León, G. and Thakur, M.P. (2024) Ecological debts induced by heat extremes.</w:t>
+      </w:r>
+      <w:r>
+        <w:t xml:space="preserve"> </w:t>
+      </w:r>
+      <w:r>
+        <w:rPr>
+          <w:i/>
+          <w:iCs/>
+        </w:rPr>
+        <w:t xml:space="preserve">Trends Ecol. Evol.</w:t>
+      </w:r>
+    </w:p>
+    <w:bookmarkEnd w:id="92"/>
+    <w:bookmarkStart w:id="93" w:name="ref-Fontaine2022"/>
+    <w:p>
+      <w:pPr>
+        <w:pStyle w:val="Bibliography"/>
+      </w:pPr>
+      <w:r>
+        <w:t xml:space="preserve">54.</w:t>
+      </w:r>
+      <w:r>
+        <w:t xml:space="preserve"> </w:t>
+      </w:r>
+      <w:r>
+        <w:t xml:space="preserve">	</w:t>
+      </w:r>
+      <w:r>
+        <w:t xml:space="preserve">Fontaine, S.S.</w:t>
       </w:r>
       <w:r>
         <w:t xml:space="preserve"> </w:t>
@@ -3937,27 +6286,33 @@
         <w:t xml:space="preserve"> </w:t>
       </w:r>
       <w:r>
-        <w:t xml:space="preserve">(2023) Effect of simulated heat waves on the behaviour of two mirid predators.</w:t>
-      </w:r>
-      <w:r>
-        <w:t xml:space="preserve"> </w:t>
-      </w:r>
-      <w:r>
-        <w:rPr>
-          <w:i/>
-          <w:iCs/>
-        </w:rPr>
-        <w:t xml:space="preserve">J. Appl. Entomol.</w:t>
-      </w:r>
-    </w:p>
-    <w:bookmarkEnd w:id="50"/>
-    <w:bookmarkStart w:id="51" w:name="ref-Rezende2020"/>
+        <w:t xml:space="preserve">(2022) Experimental manipulation of microbiota reduces host thermal tolerance and fitness under heat stress in a vertebrate ectotherm.</w:t>
+      </w:r>
+      <w:r>
+        <w:t xml:space="preserve"> </w:t>
+      </w:r>
+      <w:r>
+        <w:rPr>
+          <w:i/>
+          <w:iCs/>
+        </w:rPr>
+        <w:t xml:space="preserve">Nat. Ecol. Evol.</w:t>
+      </w:r>
+      <w:r>
+        <w:t xml:space="preserve"> </w:t>
+      </w:r>
+      <w:r>
+        <w:t xml:space="preserve">6, 405–417</w:t>
+      </w:r>
+    </w:p>
+    <w:bookmarkEnd w:id="93"/>
+    <w:bookmarkStart w:id="94" w:name="ref-Fontaine2023"/>
     <w:p>
       <w:pPr>
         <w:pStyle w:val="Bibliography"/>
       </w:pPr>
       <w:r>
-        <w:t xml:space="preserve">11.</w:t>
+        <w:t xml:space="preserve">55.</w:t>
       </w:r>
       <w:r>
         <w:t xml:space="preserve"> </w:t>
@@ -3966,7 +6321,42 @@
         <w:t xml:space="preserve">	</w:t>
       </w:r>
       <w:r>
-        <w:t xml:space="preserve">Rezende, E.L.</w:t>
+        <w:t xml:space="preserve">Fontaine, S.S. and Kohl, K.D. (2023) The microbiome buffers tadpole hosts from heat stress: A hologenomic approach to understand host-microbe interactions under warming.</w:t>
+      </w:r>
+      <w:r>
+        <w:t xml:space="preserve"> </w:t>
+      </w:r>
+      <w:r>
+        <w:rPr>
+          <w:i/>
+          <w:iCs/>
+        </w:rPr>
+        <w:t xml:space="preserve">J. Exp. Biol.</w:t>
+      </w:r>
+      <w:r>
+        <w:t xml:space="preserve"> </w:t>
+      </w:r>
+      <w:r>
+        <w:t xml:space="preserve">226, jeb245191</w:t>
+      </w:r>
+    </w:p>
+    <w:bookmarkEnd w:id="94"/>
+    <w:bookmarkStart w:id="95" w:name="ref-Hoang2019"/>
+    <w:p>
+      <w:pPr>
+        <w:pStyle w:val="Bibliography"/>
+      </w:pPr>
+      <w:r>
+        <w:t xml:space="preserve">56.</w:t>
+      </w:r>
+      <w:r>
+        <w:t xml:space="preserve"> </w:t>
+      </w:r>
+      <w:r>
+        <w:t xml:space="preserve">	</w:t>
+      </w:r>
+      <w:r>
+        <w:t xml:space="preserve">Hoang, K.L.</w:t>
       </w:r>
       <w:r>
         <w:t xml:space="preserve"> </w:t>
@@ -3982,7 +6372,396 @@
         <w:t xml:space="preserve"> </w:t>
       </w:r>
       <w:r>
-        <w:t xml:space="preserve">(2020) Predicting temperature mortality and selection in natural drosophila populations.</w:t>
+        <w:t xml:space="preserve">(2019) The effects of bacillus subtilis on caenorhabditis elegans fitness after heat stress.</w:t>
+      </w:r>
+      <w:r>
+        <w:t xml:space="preserve"> </w:t>
+      </w:r>
+      <w:r>
+        <w:rPr>
+          <w:i/>
+          <w:iCs/>
+        </w:rPr>
+        <w:t xml:space="preserve">Ecol. Evol.</w:t>
+      </w:r>
+      <w:r>
+        <w:t xml:space="preserve"> </w:t>
+      </w:r>
+      <w:r>
+        <w:t xml:space="preserve">9, 3491–3499</w:t>
+      </w:r>
+    </w:p>
+    <w:bookmarkEnd w:id="95"/>
+    <w:bookmarkStart w:id="96" w:name="ref-Gehman2019"/>
+    <w:p>
+      <w:pPr>
+        <w:pStyle w:val="Bibliography"/>
+      </w:pPr>
+      <w:r>
+        <w:t xml:space="preserve">57.</w:t>
+      </w:r>
+      <w:r>
+        <w:t xml:space="preserve"> </w:t>
+      </w:r>
+      <w:r>
+        <w:t xml:space="preserve">	</w:t>
+      </w:r>
+      <w:r>
+        <w:t xml:space="preserve">Gehman, A.-L.M. and Harley, C.D.G. (2019) Symbiotic endolithic microbes alter host morphology and reduce host vulnerability to high environmental temperatures.</w:t>
+      </w:r>
+      <w:r>
+        <w:t xml:space="preserve"> </w:t>
+      </w:r>
+      <w:r>
+        <w:rPr>
+          <w:i/>
+          <w:iCs/>
+        </w:rPr>
+        <w:t xml:space="preserve">Ecosphere</w:t>
+      </w:r>
+      <w:r>
+        <w:t xml:space="preserve"> </w:t>
+      </w:r>
+      <w:r>
+        <w:t xml:space="preserve">10, e02683</w:t>
+      </w:r>
+    </w:p>
+    <w:bookmarkEnd w:id="96"/>
+    <w:bookmarkStart w:id="97" w:name="ref-Hoang2021"/>
+    <w:p>
+      <w:pPr>
+        <w:pStyle w:val="Bibliography"/>
+      </w:pPr>
+      <w:r>
+        <w:t xml:space="preserve">58.</w:t>
+      </w:r>
+      <w:r>
+        <w:t xml:space="preserve"> </w:t>
+      </w:r>
+      <w:r>
+        <w:t xml:space="preserve">	</w:t>
+      </w:r>
+      <w:r>
+        <w:t xml:space="preserve">Hoang, K.L.</w:t>
+      </w:r>
+      <w:r>
+        <w:t xml:space="preserve"> </w:t>
+      </w:r>
+      <w:r>
+        <w:rPr>
+          <w:i/>
+          <w:iCs/>
+        </w:rPr>
+        <w:t xml:space="preserve">et al.</w:t>
+      </w:r>
+      <w:r>
+        <w:t xml:space="preserve"> </w:t>
+      </w:r>
+      <w:r>
+        <w:t xml:space="preserve">(2021) Association with a novel protective microbe facilitates host adaptation to a stressful environment.</w:t>
+      </w:r>
+      <w:r>
+        <w:t xml:space="preserve"> </w:t>
+      </w:r>
+      <w:r>
+        <w:rPr>
+          <w:i/>
+          <w:iCs/>
+        </w:rPr>
+        <w:t xml:space="preserve">Evol. Lett.</w:t>
+      </w:r>
+      <w:r>
+        <w:t xml:space="preserve"> </w:t>
+      </w:r>
+      <w:r>
+        <w:t xml:space="preserve">5, 118–129</w:t>
+      </w:r>
+    </w:p>
+    <w:bookmarkEnd w:id="97"/>
+    <w:bookmarkStart w:id="98" w:name="ref-Corbin2016"/>
+    <w:p>
+      <w:pPr>
+        <w:pStyle w:val="Bibliography"/>
+      </w:pPr>
+      <w:r>
+        <w:t xml:space="preserve">59.</w:t>
+      </w:r>
+      <w:r>
+        <w:t xml:space="preserve"> </w:t>
+      </w:r>
+      <w:r>
+        <w:t xml:space="preserve">	</w:t>
+      </w:r>
+      <w:r>
+        <w:t xml:space="preserve">Corbin, C.</w:t>
+      </w:r>
+      <w:r>
+        <w:t xml:space="preserve"> </w:t>
+      </w:r>
+      <w:r>
+        <w:rPr>
+          <w:i/>
+          <w:iCs/>
+        </w:rPr>
+        <w:t xml:space="preserve">et al.</w:t>
+      </w:r>
+      <w:r>
+        <w:t xml:space="preserve"> </w:t>
+      </w:r>
+      <w:r>
+        <w:t xml:space="preserve">(2016) Heritable symbionts in a world of varying temperature.</w:t>
+      </w:r>
+      <w:r>
+        <w:t xml:space="preserve"> </w:t>
+      </w:r>
+      <w:r>
+        <w:rPr>
+          <w:i/>
+          <w:iCs/>
+        </w:rPr>
+        <w:t xml:space="preserve">Heredity (Edinb.)</w:t>
+      </w:r>
+      <w:r>
+        <w:t xml:space="preserve"> </w:t>
+      </w:r>
+      <w:r>
+        <w:t xml:space="preserve">118, 10–20</w:t>
+      </w:r>
+    </w:p>
+    <w:bookmarkEnd w:id="98"/>
+    <w:bookmarkStart w:id="99" w:name="ref-Zhang2019"/>
+    <w:p>
+      <w:pPr>
+        <w:pStyle w:val="Bibliography"/>
+      </w:pPr>
+      <w:r>
+        <w:t xml:space="preserve">60.</w:t>
+      </w:r>
+      <w:r>
+        <w:t xml:space="preserve"> </w:t>
+      </w:r>
+      <w:r>
+        <w:t xml:space="preserve">	</w:t>
+      </w:r>
+      <w:r>
+        <w:t xml:space="preserve">Zhang, B.</w:t>
+      </w:r>
+      <w:r>
+        <w:t xml:space="preserve"> </w:t>
+      </w:r>
+      <w:r>
+        <w:rPr>
+          <w:i/>
+          <w:iCs/>
+        </w:rPr>
+        <w:t xml:space="preserve">et al.</w:t>
+      </w:r>
+      <w:r>
+        <w:t xml:space="preserve"> </w:t>
+      </w:r>
+      <w:r>
+        <w:t xml:space="preserve">(2019) Obligate bacterial endosymbionts limit thermal tolerance of insect host species.</w:t>
+      </w:r>
+      <w:r>
+        <w:t xml:space="preserve"> </w:t>
+      </w:r>
+      <w:r>
+        <w:rPr>
+          <w:i/>
+          <w:iCs/>
+        </w:rPr>
+        <w:t xml:space="preserve">Proc. Natl. Acad. Sci. U. S. A.</w:t>
+      </w:r>
+      <w:r>
+        <w:t xml:space="preserve"> </w:t>
+      </w:r>
+      <w:r>
+        <w:t xml:space="preserve">116, 24712–24718</w:t>
+      </w:r>
+    </w:p>
+    <w:bookmarkEnd w:id="99"/>
+    <w:bookmarkStart w:id="100" w:name="ref-Dunbar2007"/>
+    <w:p>
+      <w:pPr>
+        <w:pStyle w:val="Bibliography"/>
+      </w:pPr>
+      <w:r>
+        <w:t xml:space="preserve">61.</w:t>
+      </w:r>
+      <w:r>
+        <w:t xml:space="preserve"> </w:t>
+      </w:r>
+      <w:r>
+        <w:t xml:space="preserve">	</w:t>
+      </w:r>
+      <w:r>
+        <w:t xml:space="preserve">Dunbar, H.E.</w:t>
+      </w:r>
+      <w:r>
+        <w:t xml:space="preserve"> </w:t>
+      </w:r>
+      <w:r>
+        <w:rPr>
+          <w:i/>
+          <w:iCs/>
+        </w:rPr>
+        <w:t xml:space="preserve">et al.</w:t>
+      </w:r>
+      <w:r>
+        <w:t xml:space="preserve"> </w:t>
+      </w:r>
+      <w:r>
+        <w:t xml:space="preserve">(2007) Aphid thermal tolerance is governed by a point mutation in bacterial symbionts.</w:t>
+      </w:r>
+      <w:r>
+        <w:t xml:space="preserve"> </w:t>
+      </w:r>
+      <w:r>
+        <w:rPr>
+          <w:i/>
+          <w:iCs/>
+        </w:rPr>
+        <w:t xml:space="preserve">PLoS Biol.</w:t>
+      </w:r>
+      <w:r>
+        <w:t xml:space="preserve"> </w:t>
+      </w:r>
+      <w:r>
+        <w:t xml:space="preserve">5, e96</w:t>
+      </w:r>
+    </w:p>
+    <w:bookmarkEnd w:id="100"/>
+    <w:bookmarkStart w:id="101" w:name="ref-Chouhan2023"/>
+    <w:p>
+      <w:pPr>
+        <w:pStyle w:val="Bibliography"/>
+      </w:pPr>
+      <w:r>
+        <w:t xml:space="preserve">62.</w:t>
+      </w:r>
+      <w:r>
+        <w:t xml:space="preserve"> </w:t>
+      </w:r>
+      <w:r>
+        <w:t xml:space="preserve">	</w:t>
+      </w:r>
+      <w:r>
+        <w:t xml:space="preserve">Chouhan, D.</w:t>
+      </w:r>
+      <w:r>
+        <w:t xml:space="preserve"> </w:t>
+      </w:r>
+      <w:r>
+        <w:rPr>
+          <w:i/>
+          <w:iCs/>
+        </w:rPr>
+        <w:t xml:space="preserve">et al.</w:t>
+      </w:r>
+      <w:r>
+        <w:t xml:space="preserve"> </w:t>
+      </w:r>
+      <w:r>
+        <w:t xml:space="preserve">(2023) Plant-microbe interaction and their role in mitigation of heat stress. In</w:t>
+      </w:r>
+      <w:r>
+        <w:t xml:space="preserve"> </w:t>
+      </w:r>
+      <w:r>
+        <w:rPr>
+          <w:i/>
+          <w:iCs/>
+        </w:rPr>
+        <w:t xml:space="preserve">Rhizosphere biology</w:t>
+      </w:r>
+      <w:r>
+        <w:t xml:space="preserve">, pp. 127–147, Springer Nature Singapore</w:t>
+      </w:r>
+    </w:p>
+    <w:bookmarkEnd w:id="101"/>
+    <w:bookmarkStart w:id="102" w:name="ref-Liu2025"/>
+    <w:p>
+      <w:pPr>
+        <w:pStyle w:val="Bibliography"/>
+      </w:pPr>
+      <w:r>
+        <w:t xml:space="preserve">63.</w:t>
+      </w:r>
+      <w:r>
+        <w:t xml:space="preserve"> </w:t>
+      </w:r>
+      <w:r>
+        <w:t xml:space="preserve">	</w:t>
+      </w:r>
+      <w:r>
+        <w:t xml:space="preserve">Liu, Y.</w:t>
+      </w:r>
+      <w:r>
+        <w:t xml:space="preserve"> </w:t>
+      </w:r>
+      <w:r>
+        <w:rPr>
+          <w:i/>
+          <w:iCs/>
+        </w:rPr>
+        <w:t xml:space="preserve">et al.</w:t>
+      </w:r>
+      <w:r>
+        <w:t xml:space="preserve"> </w:t>
+      </w:r>
+      <w:r>
+        <w:t xml:space="preserve">(2025) Beneficial microorganisms: Regulating growth and defense for plant welfare.</w:t>
+      </w:r>
+      <w:r>
+        <w:t xml:space="preserve"> </w:t>
+      </w:r>
+      <w:r>
+        <w:rPr>
+          <w:i/>
+          <w:iCs/>
+        </w:rPr>
+        <w:t xml:space="preserve">Plant Biotechnol. J.</w:t>
+      </w:r>
+      <w:r>
+        <w:t xml:space="preserve"> </w:t>
+      </w:r>
+      <w:r>
+        <w:t xml:space="preserve">23, 986–998</w:t>
+      </w:r>
+    </w:p>
+    <w:bookmarkEnd w:id="102"/>
+    <w:bookmarkStart w:id="103" w:name="ref-Marquez2007"/>
+    <w:p>
+      <w:pPr>
+        <w:pStyle w:val="Bibliography"/>
+      </w:pPr>
+      <w:r>
+        <w:t xml:space="preserve">64.</w:t>
+      </w:r>
+      <w:r>
+        <w:t xml:space="preserve"> </w:t>
+      </w:r>
+      <w:r>
+        <w:t xml:space="preserve">	</w:t>
+      </w:r>
+      <w:r>
+        <w:t xml:space="preserve">Márquez, L.M.</w:t>
+      </w:r>
+      <w:r>
+        <w:t xml:space="preserve"> </w:t>
+      </w:r>
+      <w:r>
+        <w:rPr>
+          <w:i/>
+          <w:iCs/>
+        </w:rPr>
+        <w:t xml:space="preserve">et al.</w:t>
+      </w:r>
+      <w:r>
+        <w:t xml:space="preserve"> </w:t>
+      </w:r>
+      <w:r>
+        <w:t xml:space="preserve">(2007) A virus in a fungus in a plant: Three-way symbiosis required for thermal tolerance.</w:t>
       </w:r>
       <w:r>
         <w:t xml:space="preserve"> </w:t>
@@ -3998,17 +6777,17 @@
         <w:t xml:space="preserve"> </w:t>
       </w:r>
       <w:r>
-        <w:t xml:space="preserve">369, 1242–1245</w:t>
-      </w:r>
-    </w:p>
-    <w:bookmarkEnd w:id="51"/>
-    <w:bookmarkStart w:id="52" w:name="ref-Orsted2024"/>
+        <w:t xml:space="preserve">315, 513–515</w:t>
+      </w:r>
+    </w:p>
+    <w:bookmarkEnd w:id="103"/>
+    <w:bookmarkStart w:id="104" w:name="ref-Huang2019"/>
     <w:p>
       <w:pPr>
         <w:pStyle w:val="Bibliography"/>
       </w:pPr>
       <w:r>
-        <w:t xml:space="preserve">12.</w:t>
+        <w:t xml:space="preserve">65.</w:t>
       </w:r>
       <w:r>
         <w:t xml:space="preserve"> </w:t>
@@ -4017,7 +6796,7 @@
         <w:t xml:space="preserve">	</w:t>
       </w:r>
       <w:r>
-        <w:t xml:space="preserve">Ørsted, M.</w:t>
+        <w:t xml:space="preserve">Huang, A.C.</w:t>
       </w:r>
       <w:r>
         <w:t xml:space="preserve"> </w:t>
@@ -4033,33 +6812,33 @@
         <w:t xml:space="preserve"> </w:t>
       </w:r>
       <w:r>
-        <w:t xml:space="preserve">(2024) Thermal limits of survival and reproduction depend on stress duration: A case study of drosophila suzukii.</w:t>
-      </w:r>
-      <w:r>
-        <w:t xml:space="preserve"> </w:t>
-      </w:r>
-      <w:r>
-        <w:rPr>
-          <w:i/>
-          <w:iCs/>
-        </w:rPr>
-        <w:t xml:space="preserve">Ecol. Lett.</w:t>
-      </w:r>
-      <w:r>
-        <w:t xml:space="preserve"> </w:t>
-      </w:r>
-      <w:r>
-        <w:t xml:space="preserve">27, e14421</w:t>
-      </w:r>
-    </w:p>
-    <w:bookmarkEnd w:id="52"/>
-    <w:bookmarkStart w:id="53" w:name="ref-Lopez-Goldar2024"/>
+        <w:t xml:space="preserve">(2019) A specialized metabolic network selectively modulates arabidopsis root microbiota.</w:t>
+      </w:r>
+      <w:r>
+        <w:t xml:space="preserve"> </w:t>
+      </w:r>
+      <w:r>
+        <w:rPr>
+          <w:i/>
+          <w:iCs/>
+        </w:rPr>
+        <w:t xml:space="preserve">Science</w:t>
+      </w:r>
+      <w:r>
+        <w:t xml:space="preserve"> </w:t>
+      </w:r>
+      <w:r>
+        <w:t xml:space="preserve">364, eaau6389</w:t>
+      </w:r>
+    </w:p>
+    <w:bookmarkEnd w:id="104"/>
+    <w:bookmarkStart w:id="105" w:name="ref-Dastogeer2022"/>
     <w:p>
       <w:pPr>
         <w:pStyle w:val="Bibliography"/>
       </w:pPr>
       <w:r>
-        <w:t xml:space="preserve">13.</w:t>
+        <w:t xml:space="preserve">66.</w:t>
       </w:r>
       <w:r>
         <w:t xml:space="preserve"> </w:t>
@@ -4068,7 +6847,7 @@
         <w:t xml:space="preserve">	</w:t>
       </w:r>
       <w:r>
-        <w:t xml:space="preserve">López-Goldar, X.</w:t>
+        <w:t xml:space="preserve">Dastogeer, K.M.G.</w:t>
       </w:r>
       <w:r>
         <w:t xml:space="preserve"> </w:t>
@@ -4084,27 +6863,33 @@
         <w:t xml:space="preserve"> </w:t>
       </w:r>
       <w:r>
-        <w:t xml:space="preserve">(2024) Heat waves induce milkweed resistance to a specialist herbivore via increased toxicity and reduced nutrient content.</w:t>
-      </w:r>
-      <w:r>
-        <w:t xml:space="preserve"> </w:t>
-      </w:r>
-      <w:r>
-        <w:rPr>
-          <w:i/>
-          <w:iCs/>
-        </w:rPr>
-        <w:t xml:space="preserve">Plant Cell Environ.</w:t>
-      </w:r>
-    </w:p>
-    <w:bookmarkEnd w:id="53"/>
-    <w:bookmarkStart w:id="54" w:name="ref-Huynh2024"/>
+        <w:t xml:space="preserve">(2022) Microbe-mediated thermotolerance in plants and pertinent mechanisms- a meta-analysis and review.</w:t>
+      </w:r>
+      <w:r>
+        <w:t xml:space="preserve"> </w:t>
+      </w:r>
+      <w:r>
+        <w:rPr>
+          <w:i/>
+          <w:iCs/>
+        </w:rPr>
+        <w:t xml:space="preserve">Front. Microbiol.</w:t>
+      </w:r>
+      <w:r>
+        <w:t xml:space="preserve"> </w:t>
+      </w:r>
+      <w:r>
+        <w:t xml:space="preserve">13, 833566</w:t>
+      </w:r>
+    </w:p>
+    <w:bookmarkEnd w:id="105"/>
+    <w:bookmarkStart w:id="106" w:name="ref-Shekhawat2022"/>
     <w:p>
       <w:pPr>
         <w:pStyle w:val="Bibliography"/>
       </w:pPr>
       <w:r>
-        <w:t xml:space="preserve">14.</w:t>
+        <w:t xml:space="preserve">67.</w:t>
       </w:r>
       <w:r>
         <w:t xml:space="preserve"> </w:t>
@@ -4113,7 +6898,7 @@
         <w:t xml:space="preserve">	</w:t>
       </w:r>
       <w:r>
-        <w:t xml:space="preserve">Huỳnh, T.-H.</w:t>
+        <w:t xml:space="preserve">Shekhawat, K.</w:t>
       </w:r>
       <w:r>
         <w:t xml:space="preserve"> </w:t>
@@ -4129,33 +6914,33 @@
         <w:t xml:space="preserve"> </w:t>
       </w:r>
       <w:r>
-        <w:t xml:space="preserve">(2024) Heatwave-induced functional shifts in zooplankton communities result in weaker top-down control on phytoplankton.</w:t>
-      </w:r>
-      <w:r>
-        <w:t xml:space="preserve"> </w:t>
-      </w:r>
-      <w:r>
-        <w:rPr>
-          <w:i/>
-          <w:iCs/>
-        </w:rPr>
-        <w:t xml:space="preserve">Ecol. Evol.</w:t>
-      </w:r>
-      <w:r>
-        <w:t xml:space="preserve"> </w:t>
-      </w:r>
-      <w:r>
-        <w:t xml:space="preserve">14, e70096</w:t>
-      </w:r>
-    </w:p>
-    <w:bookmarkEnd w:id="54"/>
-    <w:bookmarkStart w:id="55" w:name="ref-Trivedi2022"/>
+        <w:t xml:space="preserve">(2022) Beat the heat: Plant- and microbe-mediated strategies for crop thermotolerance.</w:t>
+      </w:r>
+      <w:r>
+        <w:t xml:space="preserve"> </w:t>
+      </w:r>
+      <w:r>
+        <w:rPr>
+          <w:i/>
+          <w:iCs/>
+        </w:rPr>
+        <w:t xml:space="preserve">Trends Plant Sci.</w:t>
+      </w:r>
+      <w:r>
+        <w:t xml:space="preserve"> </w:t>
+      </w:r>
+      <w:r>
+        <w:t xml:space="preserve">27, 802–813</w:t>
+      </w:r>
+    </w:p>
+    <w:bookmarkEnd w:id="106"/>
+    <w:bookmarkStart w:id="107" w:name="ref-Lobell2012"/>
     <w:p>
       <w:pPr>
         <w:pStyle w:val="Bibliography"/>
       </w:pPr>
       <w:r>
-        <w:t xml:space="preserve">15.</w:t>
+        <w:t xml:space="preserve">68.</w:t>
       </w:r>
       <w:r>
         <w:t xml:space="preserve"> </w:t>
@@ -4164,7 +6949,7 @@
         <w:t xml:space="preserve">	</w:t>
       </w:r>
       <w:r>
-        <w:t xml:space="preserve">Trivedi, P.</w:t>
+        <w:t xml:space="preserve">Lobell, D.B.</w:t>
       </w:r>
       <w:r>
         <w:t xml:space="preserve"> </w:t>
@@ -4180,33 +6965,33 @@
         <w:t xml:space="preserve"> </w:t>
       </w:r>
       <w:r>
-        <w:t xml:space="preserve">(2022) Plant–microbiome interactions under a changing world: Responses, consequences and perspectives.</w:t>
-      </w:r>
-      <w:r>
-        <w:t xml:space="preserve"> </w:t>
-      </w:r>
-      <w:r>
-        <w:rPr>
-          <w:i/>
-          <w:iCs/>
-        </w:rPr>
-        <w:t xml:space="preserve">New Phytol.</w:t>
-      </w:r>
-      <w:r>
-        <w:t xml:space="preserve"> </w:t>
-      </w:r>
-      <w:r>
-        <w:t xml:space="preserve">234, 1951–1959</w:t>
-      </w:r>
-    </w:p>
-    <w:bookmarkEnd w:id="55"/>
-    <w:bookmarkStart w:id="56" w:name="ref-Kooijman2010"/>
+        <w:t xml:space="preserve">(2012) Extreme heat effects on wheat senescence in india.</w:t>
+      </w:r>
+      <w:r>
+        <w:t xml:space="preserve"> </w:t>
+      </w:r>
+      <w:r>
+        <w:rPr>
+          <w:i/>
+          <w:iCs/>
+        </w:rPr>
+        <w:t xml:space="preserve">Nat. Clim. Chang.</w:t>
+      </w:r>
+      <w:r>
+        <w:t xml:space="preserve"> </w:t>
+      </w:r>
+      <w:r>
+        <w:t xml:space="preserve">2, 186–189</w:t>
+      </w:r>
+    </w:p>
+    <w:bookmarkEnd w:id="107"/>
+    <w:bookmarkStart w:id="108" w:name="ref-Farooq2011"/>
     <w:p>
       <w:pPr>
         <w:pStyle w:val="Bibliography"/>
       </w:pPr>
       <w:r>
-        <w:t xml:space="preserve">16.</w:t>
+        <w:t xml:space="preserve">69.</w:t>
       </w:r>
       <w:r>
         <w:t xml:space="preserve"> </w:t>
@@ -4215,30 +7000,49 @@
         <w:t xml:space="preserve">	</w:t>
       </w:r>
       <w:r>
-        <w:t xml:space="preserve">Kooijman, S.A.L.M. (2010)</w:t>
-      </w:r>
-      <w:r>
-        <w:t xml:space="preserve"> </w:t>
-      </w:r>
-      <w:r>
-        <w:rPr>
-          <w:i/>
-          <w:iCs/>
-        </w:rPr>
-        <w:t xml:space="preserve">Dynamic energy budget theory for metabolic organisation</w:t>
-      </w:r>
-      <w:r>
-        <w:t xml:space="preserve">, Cambridge university press</w:t>
-      </w:r>
-    </w:p>
-    <w:bookmarkEnd w:id="56"/>
-    <w:bookmarkStart w:id="57" w:name="ref-Kearney2009b"/>
+        <w:t xml:space="preserve">Farooq, M.</w:t>
+      </w:r>
+      <w:r>
+        <w:t xml:space="preserve"> </w:t>
+      </w:r>
+      <w:r>
+        <w:rPr>
+          <w:i/>
+          <w:iCs/>
+        </w:rPr>
+        <w:t xml:space="preserve">et al.</w:t>
+      </w:r>
+      <w:r>
+        <w:t xml:space="preserve"> </w:t>
+      </w:r>
+      <w:r>
+        <w:t xml:space="preserve">(2011) Heat stress in wheat during reproductive and grain-filling phases.</w:t>
+      </w:r>
+      <w:r>
+        <w:t xml:space="preserve"> </w:t>
+      </w:r>
+      <w:r>
+        <w:rPr>
+          <w:i/>
+          <w:iCs/>
+        </w:rPr>
+        <w:t xml:space="preserve">CRC Crit. Rev. Plant Sci.</w:t>
+      </w:r>
+      <w:r>
+        <w:t xml:space="preserve"> </w:t>
+      </w:r>
+      <w:r>
+        <w:t xml:space="preserve">30, 491–507</w:t>
+      </w:r>
+    </w:p>
+    <w:bookmarkEnd w:id="108"/>
+    <w:bookmarkStart w:id="109" w:name="ref-He2025"/>
     <w:p>
       <w:pPr>
         <w:pStyle w:val="Bibliography"/>
       </w:pPr>
       <w:r>
-        <w:t xml:space="preserve">17.</w:t>
+        <w:t xml:space="preserve">70.</w:t>
       </w:r>
       <w:r>
         <w:t xml:space="preserve"> </w:t>
@@ -4247,33 +7051,43 @@
         <w:t xml:space="preserve">	</w:t>
       </w:r>
       <w:r>
-        <w:t xml:space="preserve">Kearney, M. and Porter, W. (2009) Mechanistic niche modelling: Combining physiological and spatial data to predict species’ ranges.</w:t>
-      </w:r>
-      <w:r>
-        <w:t xml:space="preserve"> </w:t>
-      </w:r>
-      <w:r>
-        <w:rPr>
-          <w:i/>
-          <w:iCs/>
-        </w:rPr>
-        <w:t xml:space="preserve">Ecol. Lett.</w:t>
-      </w:r>
-      <w:r>
-        <w:t xml:space="preserve"> </w:t>
-      </w:r>
-      <w:r>
-        <w:t xml:space="preserve">12, 334–350</w:t>
-      </w:r>
-    </w:p>
-    <w:bookmarkEnd w:id="57"/>
-    <w:bookmarkStart w:id="58" w:name="ref-Jusup2024"/>
+        <w:t xml:space="preserve">He, J.</w:t>
+      </w:r>
+      <w:r>
+        <w:t xml:space="preserve"> </w:t>
+      </w:r>
+      <w:r>
+        <w:rPr>
+          <w:i/>
+          <w:iCs/>
+        </w:rPr>
+        <w:t xml:space="preserve">et al.</w:t>
+      </w:r>
+      <w:r>
+        <w:t xml:space="preserve"> </w:t>
+      </w:r>
+      <w:r>
+        <w:t xml:space="preserve">(2025) Technological advances on imaging and modelling of leaf structural traits: A review on heat stress in wheat.</w:t>
+      </w:r>
+      <w:r>
+        <w:t xml:space="preserve"> </w:t>
+      </w:r>
+      <w:r>
+        <w:rPr>
+          <w:i/>
+          <w:iCs/>
+        </w:rPr>
+        <w:t xml:space="preserve">Journal of Experimental Botany (in press)</w:t>
+      </w:r>
+    </w:p>
+    <w:bookmarkEnd w:id="109"/>
+    <w:bookmarkStart w:id="110" w:name="ref-Zhang2021"/>
     <w:p>
       <w:pPr>
         <w:pStyle w:val="Bibliography"/>
       </w:pPr>
       <w:r>
-        <w:t xml:space="preserve">18.</w:t>
+        <w:t xml:space="preserve">71.</w:t>
       </w:r>
       <w:r>
         <w:t xml:space="preserve"> </w:t>
@@ -4282,27 +7096,49 @@
         <w:t xml:space="preserve">	</w:t>
       </w:r>
       <w:r>
-        <w:t xml:space="preserve">Jusup, M. and Kearney, M.R. (2024) The untapped power of a general theory of organismal metabolism.</w:t>
-      </w:r>
-      <w:r>
-        <w:t xml:space="preserve"> </w:t>
-      </w:r>
-      <w:r>
-        <w:rPr>
-          <w:i/>
-          <w:iCs/>
-        </w:rPr>
-        <w:t xml:space="preserve">arXiv preprint arXiv:2408. 13998</w:t>
-      </w:r>
-    </w:p>
-    <w:bookmarkEnd w:id="58"/>
-    <w:bookmarkStart w:id="59" w:name="ref-Kearney2024"/>
+        <w:t xml:space="preserve">Zhang, P.</w:t>
+      </w:r>
+      <w:r>
+        <w:t xml:space="preserve"> </w:t>
+      </w:r>
+      <w:r>
+        <w:rPr>
+          <w:i/>
+          <w:iCs/>
+        </w:rPr>
+        <w:t xml:space="preserve">et al.</w:t>
+      </w:r>
+      <w:r>
+        <w:t xml:space="preserve"> </w:t>
+      </w:r>
+      <w:r>
+        <w:t xml:space="preserve">(2021) Nanotechnology and artificial intelligence to enable sustainable and precision agriculture.</w:t>
+      </w:r>
+      <w:r>
+        <w:t xml:space="preserve"> </w:t>
+      </w:r>
+      <w:r>
+        <w:rPr>
+          <w:i/>
+          <w:iCs/>
+        </w:rPr>
+        <w:t xml:space="preserve">Nat. Plants</w:t>
+      </w:r>
+      <w:r>
+        <w:t xml:space="preserve"> </w:t>
+      </w:r>
+      <w:r>
+        <w:t xml:space="preserve">7, 864–876</w:t>
+      </w:r>
+    </w:p>
+    <w:bookmarkEnd w:id="110"/>
+    <w:bookmarkStart w:id="111" w:name="ref-Zhang2023a"/>
     <w:p>
       <w:pPr>
         <w:pStyle w:val="Bibliography"/>
       </w:pPr>
       <w:r>
-        <w:t xml:space="preserve">19.</w:t>
+        <w:t xml:space="preserve">72.</w:t>
       </w:r>
       <w:r>
         <w:t xml:space="preserve"> </w:t>
@@ -4311,42 +7147,49 @@
         <w:t xml:space="preserve">	</w:t>
       </w:r>
       <w:r>
-        <w:t xml:space="preserve">Kearney, M.R. and Leigh, A. (2024) Fast, accurate and accessible calculations of leaf temperature and its physiological consequences with</w:t>
-      </w:r>
-      <w:r>
-        <w:t xml:space="preserve"> </w:t>
-      </w:r>
-      <w:r>
-        <w:t xml:space="preserve">NicheMapR</w:t>
-      </w:r>
-      <w:r>
-        <w:t xml:space="preserve">.</w:t>
-      </w:r>
-      <w:r>
-        <w:t xml:space="preserve"> </w:t>
-      </w:r>
-      <w:r>
-        <w:rPr>
-          <w:i/>
-          <w:iCs/>
-        </w:rPr>
-        <w:t xml:space="preserve">Methods Ecol. Evol.</w:t>
-      </w:r>
-      <w:r>
-        <w:t xml:space="preserve"> </w:t>
-      </w:r>
-      <w:r>
-        <w:t xml:space="preserve">15, 1516–1531</w:t>
-      </w:r>
-    </w:p>
-    <w:bookmarkEnd w:id="59"/>
-    <w:bookmarkStart w:id="60" w:name="ref-Briscoe2023"/>
+        <w:t xml:space="preserve">Zhang, J.</w:t>
+      </w:r>
+      <w:r>
+        <w:t xml:space="preserve"> </w:t>
+      </w:r>
+      <w:r>
+        <w:rPr>
+          <w:i/>
+          <w:iCs/>
+        </w:rPr>
+        <w:t xml:space="preserve">et al.</w:t>
+      </w:r>
+      <w:r>
+        <w:t xml:space="preserve"> </w:t>
+      </w:r>
+      <w:r>
+        <w:t xml:space="preserve">(2023) Applications of artificial neural networks in microorganism image analysis: A comprehensive review from conventional multilayer perceptron to popular convolutional neural network and potential visual transformer.</w:t>
+      </w:r>
+      <w:r>
+        <w:t xml:space="preserve"> </w:t>
+      </w:r>
+      <w:r>
+        <w:rPr>
+          <w:i/>
+          <w:iCs/>
+        </w:rPr>
+        <w:t xml:space="preserve">Artif. Intell. Rev.</w:t>
+      </w:r>
+      <w:r>
+        <w:t xml:space="preserve"> </w:t>
+      </w:r>
+      <w:r>
+        <w:t xml:space="preserve">56, 1013–1070</w:t>
+      </w:r>
+    </w:p>
+    <w:bookmarkEnd w:id="111"/>
+    <w:bookmarkStart w:id="112" w:name="ref-Nisbet2000"/>
     <w:p>
       <w:pPr>
         <w:pStyle w:val="Bibliography"/>
       </w:pPr>
       <w:r>
-        <w:t xml:space="preserve">20.</w:t>
+        <w:t xml:space="preserve">73.</w:t>
       </w:r>
       <w:r>
         <w:t xml:space="preserve"> </w:t>
@@ -4355,7 +7198,7 @@
         <w:t xml:space="preserve">	</w:t>
       </w:r>
       <w:r>
-        <w:t xml:space="preserve">Briscoe, N.J.</w:t>
+        <w:t xml:space="preserve">Nisbet, R.</w:t>
       </w:r>
       <w:r>
         <w:t xml:space="preserve"> </w:t>
@@ -4371,33 +7214,33 @@
         <w:t xml:space="preserve"> </w:t>
       </w:r>
       <w:r>
-        <w:t xml:space="preserve">(2023) Mechanistic forecasts of species responses to climate change: The promise of biophysical ecology.</w:t>
-      </w:r>
-      <w:r>
-        <w:t xml:space="preserve"> </w:t>
-      </w:r>
-      <w:r>
-        <w:rPr>
-          <w:i/>
-          <w:iCs/>
-        </w:rPr>
-        <w:t xml:space="preserve">Global Change Biology</w:t>
-      </w:r>
-      <w:r>
-        <w:t xml:space="preserve"> </w:t>
-      </w:r>
-      <w:r>
-        <w:t xml:space="preserve">29, 1451–1470</w:t>
-      </w:r>
-    </w:p>
-    <w:bookmarkEnd w:id="60"/>
-    <w:bookmarkStart w:id="61" w:name="ref-Rezende2014"/>
+        <w:t xml:space="preserve">(2000) From molecules to ecosystems through dynamic energy budget models.</w:t>
+      </w:r>
+      <w:r>
+        <w:t xml:space="preserve"> </w:t>
+      </w:r>
+      <w:r>
+        <w:rPr>
+          <w:i/>
+          <w:iCs/>
+        </w:rPr>
+        <w:t xml:space="preserve">Journal of Animal Ecology</w:t>
+      </w:r>
+      <w:r>
+        <w:t xml:space="preserve"> </w:t>
+      </w:r>
+      <w:r>
+        <w:t xml:space="preserve">69, 913–926</w:t>
+      </w:r>
+    </w:p>
+    <w:bookmarkEnd w:id="112"/>
+    <w:bookmarkStart w:id="113" w:name="ref-Jager2020"/>
     <w:p>
       <w:pPr>
         <w:pStyle w:val="Bibliography"/>
       </w:pPr>
       <w:r>
-        <w:t xml:space="preserve">21.</w:t>
+        <w:t xml:space="preserve">74.</w:t>
       </w:r>
       <w:r>
         <w:t xml:space="preserve"> </w:t>
@@ -4406,7 +7249,54 @@
         <w:t xml:space="preserve">	</w:t>
       </w:r>
       <w:r>
-        <w:t xml:space="preserve">Rezende, E.L.</w:t>
+        <w:t xml:space="preserve">Jager, T. (2020) Revisiting simplified</w:t>
+      </w:r>
+      <w:r>
+        <w:t xml:space="preserve"> </w:t>
+      </w:r>
+      <w:r>
+        <w:t xml:space="preserve">DEBtox</w:t>
+      </w:r>
+      <w:r>
+        <w:t xml:space="preserve"> </w:t>
+      </w:r>
+      <w:r>
+        <w:t xml:space="preserve">models for analysing ecotoxicity data.</w:t>
+      </w:r>
+      <w:r>
+        <w:t xml:space="preserve"> </w:t>
+      </w:r>
+      <w:r>
+        <w:rPr>
+          <w:i/>
+          <w:iCs/>
+        </w:rPr>
+        <w:t xml:space="preserve">Ecol. Modell.</w:t>
+      </w:r>
+      <w:r>
+        <w:t xml:space="preserve"> </w:t>
+      </w:r>
+      <w:r>
+        <w:t xml:space="preserve">416, 108904</w:t>
+      </w:r>
+    </w:p>
+    <w:bookmarkEnd w:id="113"/>
+    <w:bookmarkStart w:id="114" w:name="ref-Haberle2025"/>
+    <w:p>
+      <w:pPr>
+        <w:pStyle w:val="Bibliography"/>
+      </w:pPr>
+      <w:r>
+        <w:t xml:space="preserve">75.</w:t>
+      </w:r>
+      <w:r>
+        <w:t xml:space="preserve"> </w:t>
+      </w:r>
+      <w:r>
+        <w:t xml:space="preserve">	</w:t>
+      </w:r>
+      <w:r>
+        <w:t xml:space="preserve">Haberle, I.</w:t>
       </w:r>
       <w:r>
         <w:t xml:space="preserve"> </w:t>
@@ -4422,7 +7312,58 @@
         <w:t xml:space="preserve"> </w:t>
       </w:r>
       <w:r>
-        <w:t xml:space="preserve">(2014) Tolerance landscapes in thermal ecology.</w:t>
+        <w:t xml:space="preserve">(2025) Comparing freshwater mussel responses to stress using life-history and dynamic energy budget theory.</w:t>
+      </w:r>
+      <w:r>
+        <w:t xml:space="preserve"> </w:t>
+      </w:r>
+      <w:r>
+        <w:rPr>
+          <w:i/>
+          <w:iCs/>
+        </w:rPr>
+        <w:t xml:space="preserve">Sci. Total Environ.</w:t>
+      </w:r>
+      <w:r>
+        <w:t xml:space="preserve"> </w:t>
+      </w:r>
+      <w:r>
+        <w:t xml:space="preserve">958, 177664</w:t>
+      </w:r>
+    </w:p>
+    <w:bookmarkEnd w:id="114"/>
+    <w:bookmarkStart w:id="115" w:name="ref-Kearney2013"/>
+    <w:p>
+      <w:pPr>
+        <w:pStyle w:val="Bibliography"/>
+      </w:pPr>
+      <w:r>
+        <w:t xml:space="preserve">76.</w:t>
+      </w:r>
+      <w:r>
+        <w:t xml:space="preserve"> </w:t>
+      </w:r>
+      <w:r>
+        <w:t xml:space="preserve">	</w:t>
+      </w:r>
+      <w:r>
+        <w:t xml:space="preserve">Kearney, M.R.</w:t>
+      </w:r>
+      <w:r>
+        <w:t xml:space="preserve"> </w:t>
+      </w:r>
+      <w:r>
+        <w:rPr>
+          <w:i/>
+          <w:iCs/>
+        </w:rPr>
+        <w:t xml:space="preserve">et al.</w:t>
+      </w:r>
+      <w:r>
+        <w:t xml:space="preserve"> </w:t>
+      </w:r>
+      <w:r>
+        <w:t xml:space="preserve">(2013) Balancing heat, water and nutrients under environmental change: A thermodynamic niche framework.</w:t>
       </w:r>
       <w:r>
         <w:t xml:space="preserve"> </w:t>
@@ -4438,17 +7379,17 @@
         <w:t xml:space="preserve"> </w:t>
       </w:r>
       <w:r>
-        <w:t xml:space="preserve">28, 799–809</w:t>
-      </w:r>
-    </w:p>
-    <w:bookmarkEnd w:id="61"/>
-    <w:bookmarkStart w:id="62" w:name="ref-Bimler2018"/>
+        <w:t xml:space="preserve">27, 950–966</w:t>
+      </w:r>
+    </w:p>
+    <w:bookmarkEnd w:id="115"/>
+    <w:bookmarkStart w:id="116" w:name="ref-Kearney2010"/>
     <w:p>
       <w:pPr>
         <w:pStyle w:val="Bibliography"/>
       </w:pPr>
       <w:r>
-        <w:t xml:space="preserve">22.</w:t>
+        <w:t xml:space="preserve">77.</w:t>
       </w:r>
       <w:r>
         <w:t xml:space="preserve"> </w:t>
@@ -4457,7 +7398,7 @@
         <w:t xml:space="preserve">	</w:t>
       </w:r>
       <w:r>
-        <w:t xml:space="preserve">Bimler, M.D.</w:t>
+        <w:t xml:space="preserve">Kearney, M.</w:t>
       </w:r>
       <w:r>
         <w:t xml:space="preserve"> </w:t>
@@ -4473,33 +7414,33 @@
         <w:t xml:space="preserve"> </w:t>
       </w:r>
       <w:r>
-        <w:t xml:space="preserve">(2018) Accurate predictions of coexistence in natural systems require the inclusion of facilitative interactions and environmental dependency.</w:t>
-      </w:r>
-      <w:r>
-        <w:t xml:space="preserve"> </w:t>
-      </w:r>
-      <w:r>
-        <w:rPr>
-          <w:i/>
-          <w:iCs/>
-        </w:rPr>
-        <w:t xml:space="preserve">J. Ecol.</w:t>
-      </w:r>
-      <w:r>
-        <w:t xml:space="preserve"> </w:t>
-      </w:r>
-      <w:r>
-        <w:t xml:space="preserve">106, 1839–1852</w:t>
-      </w:r>
-    </w:p>
-    <w:bookmarkEnd w:id="62"/>
-    <w:bookmarkStart w:id="63" w:name="ref-Bowler2022"/>
+        <w:t xml:space="preserve">(2010) Modelling the ecological niche from functional traits.</w:t>
+      </w:r>
+      <w:r>
+        <w:t xml:space="preserve"> </w:t>
+      </w:r>
+      <w:r>
+        <w:rPr>
+          <w:i/>
+          <w:iCs/>
+        </w:rPr>
+        <w:t xml:space="preserve">Philos. Trans. R. Soc. Lond. B Biol. Sci.</w:t>
+      </w:r>
+      <w:r>
+        <w:t xml:space="preserve"> </w:t>
+      </w:r>
+      <w:r>
+        <w:t xml:space="preserve">365, 3469–3483</w:t>
+      </w:r>
+    </w:p>
+    <w:bookmarkEnd w:id="116"/>
+    <w:bookmarkStart w:id="117" w:name="ref-Russo2022"/>
     <w:p>
       <w:pPr>
         <w:pStyle w:val="Bibliography"/>
       </w:pPr>
       <w:r>
-        <w:t xml:space="preserve">23.</w:t>
+        <w:t xml:space="preserve">78.</w:t>
       </w:r>
       <w:r>
         <w:t xml:space="preserve"> </w:t>
@@ -4508,7 +7449,7 @@
         <w:t xml:space="preserve">	</w:t>
       </w:r>
       <w:r>
-        <w:t xml:space="preserve">Bowler, C.H.</w:t>
+        <w:t xml:space="preserve">Russo, S.E.</w:t>
       </w:r>
       <w:r>
         <w:t xml:space="preserve"> </w:t>
@@ -4524,2810 +7465,23 @@
         <w:t xml:space="preserve"> </w:t>
       </w:r>
       <w:r>
-        <w:t xml:space="preserve">(2022) Accounting for demographic uncertainty increases predictions for species coexistence: A case study with annual plants.</w:t>
-      </w:r>
-      <w:r>
-        <w:t xml:space="preserve"> </w:t>
-      </w:r>
-      <w:r>
-        <w:rPr>
-          <w:i/>
-          <w:iCs/>
-        </w:rPr>
-        <w:t xml:space="preserve">Ecol. Lett.</w:t>
-      </w:r>
-      <w:r>
-        <w:t xml:space="preserve"> </w:t>
-      </w:r>
-      <w:r>
-        <w:t xml:space="preserve">25, 1618–1628</w:t>
-      </w:r>
-    </w:p>
-    <w:bookmarkEnd w:id="63"/>
-    <w:bookmarkStart w:id="64" w:name="ref-Fick2017"/>
-    <w:p>
-      <w:pPr>
-        <w:pStyle w:val="Bibliography"/>
-      </w:pPr>
-      <w:r>
-        <w:t xml:space="preserve">24.</w:t>
-      </w:r>
-      <w:r>
-        <w:t xml:space="preserve"> </w:t>
-      </w:r>
-      <w:r>
-        <w:t xml:space="preserve">	</w:t>
-      </w:r>
-      <w:r>
-        <w:t xml:space="preserve">Fick, S.E. and Hijmans, R.J. (2017)</w:t>
-      </w:r>
-      <w:r>
-        <w:t xml:space="preserve"> </w:t>
-      </w:r>
-      <w:r>
-        <w:t xml:space="preserve">WorldClim</w:t>
-      </w:r>
-      <w:r>
-        <w:t xml:space="preserve"> </w:t>
-      </w:r>
-      <w:r>
-        <w:t xml:space="preserve">2: New 1‐km spatial resolution climate surfaces for global land areas:</w:t>
-      </w:r>
-      <w:r>
-        <w:t xml:space="preserve"> </w:t>
-      </w:r>
-      <w:r>
-        <w:t xml:space="preserve">NEW</w:t>
-      </w:r>
-      <w:r>
-        <w:t xml:space="preserve"> </w:t>
-      </w:r>
-      <w:r>
-        <w:t xml:space="preserve">CLIMATE</w:t>
-      </w:r>
-      <w:r>
-        <w:t xml:space="preserve"> </w:t>
-      </w:r>
-      <w:r>
-        <w:t xml:space="preserve">SURFACES</w:t>
-      </w:r>
-      <w:r>
-        <w:t xml:space="preserve"> </w:t>
-      </w:r>
-      <w:r>
-        <w:t xml:space="preserve">FOR</w:t>
-      </w:r>
-      <w:r>
-        <w:t xml:space="preserve"> </w:t>
-      </w:r>
-      <w:r>
-        <w:t xml:space="preserve">GLOBAL</w:t>
-      </w:r>
-      <w:r>
-        <w:t xml:space="preserve"> </w:t>
-      </w:r>
-      <w:r>
-        <w:t xml:space="preserve">LAND</w:t>
-      </w:r>
-      <w:r>
-        <w:t xml:space="preserve"> </w:t>
-      </w:r>
-      <w:r>
-        <w:t xml:space="preserve">AREAS</w:t>
-      </w:r>
-      <w:r>
-        <w:t xml:space="preserve">.</w:t>
-      </w:r>
-      <w:r>
-        <w:t xml:space="preserve"> </w:t>
-      </w:r>
-      <w:r>
-        <w:rPr>
-          <w:i/>
-          <w:iCs/>
-        </w:rPr>
-        <w:t xml:space="preserve">Int. J. Climatol.</w:t>
-      </w:r>
-      <w:r>
-        <w:t xml:space="preserve"> </w:t>
-      </w:r>
-      <w:r>
-        <w:t xml:space="preserve">37, 4302–4315</w:t>
-      </w:r>
-    </w:p>
-    <w:bookmarkEnd w:id="64"/>
-    <w:bookmarkStart w:id="65" w:name="ref-Kalnay2018"/>
-    <w:p>
-      <w:pPr>
-        <w:pStyle w:val="Bibliography"/>
-      </w:pPr>
-      <w:r>
-        <w:t xml:space="preserve">25.</w:t>
-      </w:r>
-      <w:r>
-        <w:t xml:space="preserve"> </w:t>
-      </w:r>
-      <w:r>
-        <w:t xml:space="preserve">	</w:t>
-      </w:r>
-      <w:r>
-        <w:t xml:space="preserve">Kalnay, E.</w:t>
-      </w:r>
-      <w:r>
-        <w:t xml:space="preserve"> </w:t>
-      </w:r>
-      <w:r>
-        <w:rPr>
-          <w:i/>
-          <w:iCs/>
-        </w:rPr>
-        <w:t xml:space="preserve">et al.</w:t>
-      </w:r>
-      <w:r>
-        <w:t xml:space="preserve"> </w:t>
-      </w:r>
-      <w:r>
-        <w:t xml:space="preserve">(2018) The</w:t>
-      </w:r>
-      <w:r>
-        <w:t xml:space="preserve"> </w:t>
-      </w:r>
-      <w:r>
-        <w:t xml:space="preserve">NCEP</w:t>
-      </w:r>
-      <w:r>
-        <w:t xml:space="preserve">/</w:t>
-      </w:r>
-      <w:r>
-        <w:t xml:space="preserve">NCAR</w:t>
-      </w:r>
-      <w:r>
-        <w:t xml:space="preserve"> </w:t>
-      </w:r>
-      <w:r>
-        <w:t xml:space="preserve">40-year reanalysis project. In</w:t>
-      </w:r>
-      <w:r>
-        <w:t xml:space="preserve"> </w:t>
-      </w:r>
-      <w:r>
-        <w:rPr>
-          <w:i/>
-          <w:iCs/>
-        </w:rPr>
-        <w:t xml:space="preserve">Renewable energy</w:t>
-      </w:r>
-      <w:r>
-        <w:t xml:space="preserve">, pp. 146–194, Routledge</w:t>
-      </w:r>
-    </w:p>
-    <w:bookmarkEnd w:id="65"/>
-    <w:bookmarkStart w:id="66" w:name="ref-Hersbach2020"/>
-    <w:p>
-      <w:pPr>
-        <w:pStyle w:val="Bibliography"/>
-      </w:pPr>
-      <w:r>
-        <w:t xml:space="preserve">26.</w:t>
-      </w:r>
-      <w:r>
-        <w:t xml:space="preserve"> </w:t>
-      </w:r>
-      <w:r>
-        <w:t xml:space="preserve">	</w:t>
-      </w:r>
-      <w:r>
-        <w:t xml:space="preserve">Hersbach, H.</w:t>
-      </w:r>
-      <w:r>
-        <w:t xml:space="preserve"> </w:t>
-      </w:r>
-      <w:r>
-        <w:rPr>
-          <w:i/>
-          <w:iCs/>
-        </w:rPr>
-        <w:t xml:space="preserve">et al.</w:t>
-      </w:r>
-      <w:r>
-        <w:t xml:space="preserve"> </w:t>
-      </w:r>
-      <w:r>
-        <w:t xml:space="preserve">(2020) The</w:t>
-      </w:r>
-      <w:r>
-        <w:t xml:space="preserve"> </w:t>
-      </w:r>
-      <w:r>
-        <w:t xml:space="preserve">ERA5</w:t>
-      </w:r>
-      <w:r>
-        <w:t xml:space="preserve"> </w:t>
-      </w:r>
-      <w:r>
-        <w:t xml:space="preserve">global reanalysis.</w:t>
-      </w:r>
-      <w:r>
-        <w:t xml:space="preserve"> </w:t>
-      </w:r>
-      <w:r>
-        <w:rPr>
-          <w:i/>
-          <w:iCs/>
-        </w:rPr>
-        <w:t xml:space="preserve">Quart. J. Roy. Meteor. Soc.</w:t>
-      </w:r>
-      <w:r>
-        <w:t xml:space="preserve"> </w:t>
-      </w:r>
-      <w:r>
-        <w:t xml:space="preserve">146, 1999–2049</w:t>
-      </w:r>
-    </w:p>
-    <w:bookmarkEnd w:id="66"/>
-    <w:bookmarkStart w:id="67" w:name="ref-Klinges2022"/>
-    <w:p>
-      <w:pPr>
-        <w:pStyle w:val="Bibliography"/>
-      </w:pPr>
-      <w:r>
-        <w:t xml:space="preserve">27.</w:t>
-      </w:r>
-      <w:r>
-        <w:t xml:space="preserve"> </w:t>
-      </w:r>
-      <w:r>
-        <w:t xml:space="preserve">	</w:t>
-      </w:r>
-      <w:r>
-        <w:t xml:space="preserve">Klinges, D.H.</w:t>
-      </w:r>
-      <w:r>
-        <w:t xml:space="preserve"> </w:t>
-      </w:r>
-      <w:r>
-        <w:rPr>
-          <w:i/>
-          <w:iCs/>
-        </w:rPr>
-        <w:t xml:space="preserve">et al.</w:t>
-      </w:r>
-      <w:r>
-        <w:t xml:space="preserve"> </w:t>
-      </w:r>
-      <w:r>
-        <w:t xml:space="preserve">(2022)</w:t>
-      </w:r>
-      <w:r>
-        <w:t xml:space="preserve"> </w:t>
-      </w:r>
-      <w:r>
-        <w:t xml:space="preserve">mcera5</w:t>
-      </w:r>
-      <w:r>
-        <w:t xml:space="preserve"> </w:t>
-      </w:r>
-      <w:r>
-        <w:t xml:space="preserve">: Driving microclimate models with</w:t>
-      </w:r>
-      <w:r>
-        <w:t xml:space="preserve"> </w:t>
-      </w:r>
-      <w:r>
-        <w:t xml:space="preserve">ERA5</w:t>
-      </w:r>
-      <w:r>
-        <w:t xml:space="preserve"> </w:t>
-      </w:r>
-      <w:r>
-        <w:t xml:space="preserve">global gridded climate data.</w:t>
-      </w:r>
-      <w:r>
-        <w:t xml:space="preserve"> </w:t>
-      </w:r>
-      <w:r>
-        <w:rPr>
-          <w:i/>
-          <w:iCs/>
-        </w:rPr>
-        <w:t xml:space="preserve">Methods Ecol. Evol.</w:t>
-      </w:r>
-      <w:r>
-        <w:t xml:space="preserve"> </w:t>
-      </w:r>
-      <w:r>
-        <w:t xml:space="preserve">13, 1402–1411</w:t>
-      </w:r>
-    </w:p>
-    <w:bookmarkEnd w:id="67"/>
-    <w:bookmarkStart w:id="68" w:name="ref-Meyer2023"/>
-    <w:p>
-      <w:pPr>
-        <w:pStyle w:val="Bibliography"/>
-      </w:pPr>
-      <w:r>
-        <w:t xml:space="preserve">28.</w:t>
-      </w:r>
-      <w:r>
-        <w:t xml:space="preserve"> </w:t>
-      </w:r>
-      <w:r>
-        <w:t xml:space="preserve">	</w:t>
-      </w:r>
-      <w:r>
-        <w:t xml:space="preserve">Meyer, A.V.</w:t>
-      </w:r>
-      <w:r>
-        <w:t xml:space="preserve"> </w:t>
-      </w:r>
-      <w:r>
-        <w:rPr>
-          <w:i/>
-          <w:iCs/>
-        </w:rPr>
-        <w:t xml:space="preserve">et al.</w:t>
-      </w:r>
-      <w:r>
-        <w:t xml:space="preserve"> </w:t>
-      </w:r>
-      <w:r>
-        <w:t xml:space="preserve">(2023) A guide and tools for selecting and accessing microclimate data for mechanistic niche modeling.</w:t>
-      </w:r>
-      <w:r>
-        <w:t xml:space="preserve"> </w:t>
-      </w:r>
-      <w:r>
-        <w:rPr>
-          <w:i/>
-          <w:iCs/>
-        </w:rPr>
-        <w:t xml:space="preserve">Ecosphere</w:t>
-      </w:r>
-      <w:r>
-        <w:t xml:space="preserve"> </w:t>
-      </w:r>
-      <w:r>
-        <w:t xml:space="preserve">14</w:t>
-      </w:r>
-    </w:p>
-    <w:bookmarkEnd w:id="68"/>
-    <w:bookmarkStart w:id="69" w:name="ref-Munoz-Sabater2021"/>
-    <w:p>
-      <w:pPr>
-        <w:pStyle w:val="Bibliography"/>
-      </w:pPr>
-      <w:r>
-        <w:t xml:space="preserve">29.</w:t>
-      </w:r>
-      <w:r>
-        <w:t xml:space="preserve"> </w:t>
-      </w:r>
-      <w:r>
-        <w:t xml:space="preserve">	</w:t>
-      </w:r>
-      <w:r>
-        <w:t xml:space="preserve">Muñoz-Sabater, J.</w:t>
-      </w:r>
-      <w:r>
-        <w:t xml:space="preserve"> </w:t>
-      </w:r>
-      <w:r>
-        <w:rPr>
-          <w:i/>
-          <w:iCs/>
-        </w:rPr>
-        <w:t xml:space="preserve">et al.</w:t>
-      </w:r>
-      <w:r>
-        <w:t xml:space="preserve"> </w:t>
-      </w:r>
-      <w:r>
-        <w:t xml:space="preserve">(2021)</w:t>
-      </w:r>
-      <w:r>
-        <w:t xml:space="preserve"> </w:t>
-      </w:r>
-      <w:r>
-        <w:t xml:space="preserve">ERA5</w:t>
-      </w:r>
-      <w:r>
-        <w:t xml:space="preserve">-land: A state-of-the-art global reanalysis dataset for land applications.</w:t>
-      </w:r>
-      <w:r>
-        <w:t xml:space="preserve"> </w:t>
-      </w:r>
-      <w:r>
-        <w:rPr>
-          <w:i/>
-          <w:iCs/>
-        </w:rPr>
-        <w:t xml:space="preserve">Earth system science data</w:t>
-      </w:r>
-      <w:r>
-        <w:t xml:space="preserve"> </w:t>
-      </w:r>
-      <w:r>
-        <w:t xml:space="preserve">13, 4349–4383</w:t>
-      </w:r>
-    </w:p>
-    <w:bookmarkEnd w:id="69"/>
-    <w:bookmarkStart w:id="70" w:name="ref-Bezanson2012"/>
-    <w:p>
-      <w:pPr>
-        <w:pStyle w:val="Bibliography"/>
-      </w:pPr>
-      <w:r>
-        <w:t xml:space="preserve">30.</w:t>
-      </w:r>
-      <w:r>
-        <w:t xml:space="preserve"> </w:t>
-      </w:r>
-      <w:r>
-        <w:t xml:space="preserve">	</w:t>
-      </w:r>
-      <w:r>
-        <w:t xml:space="preserve">Bezanson, J.</w:t>
-      </w:r>
-      <w:r>
-        <w:t xml:space="preserve"> </w:t>
-      </w:r>
-      <w:r>
-        <w:rPr>
-          <w:i/>
-          <w:iCs/>
-        </w:rPr>
-        <w:t xml:space="preserve">et al.</w:t>
-      </w:r>
-      <w:r>
-        <w:t xml:space="preserve"> </w:t>
-      </w:r>
-      <w:r>
-        <w:t xml:space="preserve">(2012) Julia: A fast dynamic language for technical computing.</w:t>
-      </w:r>
-      <w:r>
-        <w:t xml:space="preserve"> </w:t>
-      </w:r>
-      <w:r>
-        <w:rPr>
-          <w:i/>
-          <w:iCs/>
-        </w:rPr>
-        <w:t xml:space="preserve">arXiv [cs.PL]</w:t>
-      </w:r>
-    </w:p>
-    <w:bookmarkEnd w:id="70"/>
-    <w:bookmarkStart w:id="71" w:name="ref-Yatunin2025"/>
-    <w:p>
-      <w:pPr>
-        <w:pStyle w:val="Bibliography"/>
-      </w:pPr>
-      <w:r>
-        <w:t xml:space="preserve">31.</w:t>
-      </w:r>
-      <w:r>
-        <w:t xml:space="preserve"> </w:t>
-      </w:r>
-      <w:r>
-        <w:t xml:space="preserve">	</w:t>
-      </w:r>
-      <w:r>
-        <w:t xml:space="preserve">Yatunin, D.</w:t>
-      </w:r>
-      <w:r>
-        <w:t xml:space="preserve"> </w:t>
-      </w:r>
-      <w:r>
-        <w:rPr>
-          <w:i/>
-          <w:iCs/>
-        </w:rPr>
-        <w:t xml:space="preserve">et al.</w:t>
-      </w:r>
-      <w:r>
-        <w:t xml:space="preserve"> </w:t>
-      </w:r>
-      <w:r>
-        <w:t xml:space="preserve">(2025) The climate modeling alliance atmosphere dynamical core: Concepts, numerics, and scaling.</w:t>
-      </w:r>
-      <w:r>
-        <w:t xml:space="preserve"> </w:t>
-      </w:r>
-      <w:r>
-        <w:rPr>
-          <w:i/>
-          <w:iCs/>
-        </w:rPr>
-        <w:t xml:space="preserve">Authorea Preprints</w:t>
-      </w:r>
-    </w:p>
-    <w:bookmarkEnd w:id="71"/>
-    <w:bookmarkStart w:id="72" w:name="ref-Braziunas2025"/>
-    <w:p>
-      <w:pPr>
-        <w:pStyle w:val="Bibliography"/>
-      </w:pPr>
-      <w:r>
-        <w:t xml:space="preserve">32.</w:t>
-      </w:r>
-      <w:r>
-        <w:t xml:space="preserve"> </w:t>
-      </w:r>
-      <w:r>
-        <w:t xml:space="preserve">	</w:t>
-      </w:r>
-      <w:r>
-        <w:t xml:space="preserve">Braziunas, K.H.</w:t>
-      </w:r>
-      <w:r>
-        <w:t xml:space="preserve"> </w:t>
-      </w:r>
-      <w:r>
-        <w:rPr>
-          <w:i/>
-          <w:iCs/>
-        </w:rPr>
-        <w:t xml:space="preserve">et al.</w:t>
-      </w:r>
-      <w:r>
-        <w:t xml:space="preserve"> </w:t>
-      </w:r>
-      <w:r>
-        <w:t xml:space="preserve">(2025) Microclimate temperature effects propagate across scales in forest ecosystems.</w:t>
-      </w:r>
-      <w:r>
-        <w:t xml:space="preserve"> </w:t>
-      </w:r>
-      <w:r>
-        <w:rPr>
-          <w:i/>
-          <w:iCs/>
-        </w:rPr>
-        <w:t xml:space="preserve">Landsc. Ecol.</w:t>
-      </w:r>
-      <w:r>
-        <w:t xml:space="preserve"> </w:t>
-      </w:r>
-      <w:r>
-        <w:t xml:space="preserve">40, 37</w:t>
-      </w:r>
-    </w:p>
-    <w:bookmarkEnd w:id="72"/>
-    <w:bookmarkStart w:id="73" w:name="ref-Kearney2017"/>
-    <w:p>
-      <w:pPr>
-        <w:pStyle w:val="Bibliography"/>
-      </w:pPr>
-      <w:r>
-        <w:t xml:space="preserve">33.</w:t>
-      </w:r>
-      <w:r>
-        <w:t xml:space="preserve"> </w:t>
-      </w:r>
-      <w:r>
-        <w:t xml:space="preserve">	</w:t>
-      </w:r>
-      <w:r>
-        <w:t xml:space="preserve">Kearney, M.R. and Porter, W.P. (2017)</w:t>
-      </w:r>
-      <w:r>
-        <w:t xml:space="preserve"> </w:t>
-      </w:r>
-      <w:r>
-        <w:t xml:space="preserve">NicheMapR</w:t>
-      </w:r>
-      <w:r>
-        <w:t xml:space="preserve"> </w:t>
-      </w:r>
-      <w:r>
-        <w:t xml:space="preserve">– an</w:t>
-      </w:r>
-      <w:r>
-        <w:t xml:space="preserve"> </w:t>
-      </w:r>
-      <w:r>
-        <w:t xml:space="preserve">R</w:t>
-      </w:r>
-      <w:r>
-        <w:t xml:space="preserve"> </w:t>
-      </w:r>
-      <w:r>
-        <w:t xml:space="preserve">package for biophysical modelling: The microclimate model.</w:t>
-      </w:r>
-      <w:r>
-        <w:t xml:space="preserve"> </w:t>
-      </w:r>
-      <w:r>
-        <w:rPr>
-          <w:i/>
-          <w:iCs/>
-        </w:rPr>
-        <w:t xml:space="preserve">Ecography (Cop.)</w:t>
-      </w:r>
-      <w:r>
-        <w:t xml:space="preserve"> </w:t>
-      </w:r>
-      <w:r>
-        <w:t xml:space="preserve">40, 664–674</w:t>
-      </w:r>
-    </w:p>
-    <w:bookmarkEnd w:id="73"/>
-    <w:bookmarkStart w:id="74" w:name="ref-Maclean2019"/>
-    <w:p>
-      <w:pPr>
-        <w:pStyle w:val="Bibliography"/>
-      </w:pPr>
-      <w:r>
-        <w:t xml:space="preserve">34.</w:t>
-      </w:r>
-      <w:r>
-        <w:t xml:space="preserve"> </w:t>
-      </w:r>
-      <w:r>
-        <w:t xml:space="preserve">	</w:t>
-      </w:r>
-      <w:r>
-        <w:t xml:space="preserve">Maclean, I.M.D.</w:t>
-      </w:r>
-      <w:r>
-        <w:t xml:space="preserve"> </w:t>
-      </w:r>
-      <w:r>
-        <w:rPr>
-          <w:i/>
-          <w:iCs/>
-        </w:rPr>
-        <w:t xml:space="preserve">et al.</w:t>
-      </w:r>
-      <w:r>
-        <w:t xml:space="preserve"> </w:t>
-      </w:r>
-      <w:r>
-        <w:t xml:space="preserve">(2019) Microclima: An r package for modelling meso‐ and microclimate.</w:t>
-      </w:r>
-      <w:r>
-        <w:t xml:space="preserve"> </w:t>
-      </w:r>
-      <w:r>
-        <w:rPr>
-          <w:i/>
-          <w:iCs/>
-        </w:rPr>
-        <w:t xml:space="preserve">Methods Ecol. Evol.</w:t>
-      </w:r>
-      <w:r>
-        <w:t xml:space="preserve"> </w:t>
-      </w:r>
-      <w:r>
-        <w:t xml:space="preserve">10, 280–290</w:t>
-      </w:r>
-    </w:p>
-    <w:bookmarkEnd w:id="74"/>
-    <w:bookmarkStart w:id="75" w:name="ref-Kearney2020"/>
-    <w:p>
-      <w:pPr>
-        <w:pStyle w:val="Bibliography"/>
-      </w:pPr>
-      <w:r>
-        <w:t xml:space="preserve">35.</w:t>
-      </w:r>
-      <w:r>
-        <w:t xml:space="preserve"> </w:t>
-      </w:r>
-      <w:r>
-        <w:t xml:space="preserve">	</w:t>
-      </w:r>
-      <w:r>
-        <w:t xml:space="preserve">Kearney, M.R.</w:t>
-      </w:r>
-      <w:r>
-        <w:t xml:space="preserve"> </w:t>
-      </w:r>
-      <w:r>
-        <w:rPr>
-          <w:i/>
-          <w:iCs/>
-        </w:rPr>
-        <w:t xml:space="preserve">et al.</w:t>
-      </w:r>
-      <w:r>
-        <w:t xml:space="preserve"> </w:t>
-      </w:r>
-      <w:r>
-        <w:t xml:space="preserve">(2020) A method for computing hourly, historical, terrain‐corrected microclimate anywhere on earth.</w:t>
-      </w:r>
-      <w:r>
-        <w:t xml:space="preserve"> </w:t>
-      </w:r>
-      <w:r>
-        <w:rPr>
-          <w:i/>
-          <w:iCs/>
-        </w:rPr>
-        <w:t xml:space="preserve">Methods Ecol. Evol.</w:t>
-      </w:r>
-      <w:r>
-        <w:t xml:space="preserve"> </w:t>
-      </w:r>
-      <w:r>
-        <w:t xml:space="preserve">11, 38–43</w:t>
-      </w:r>
-    </w:p>
-    <w:bookmarkEnd w:id="75"/>
-    <w:bookmarkStart w:id="76" w:name="ref-Maclean2021"/>
-    <w:p>
-      <w:pPr>
-        <w:pStyle w:val="Bibliography"/>
-      </w:pPr>
-      <w:r>
-        <w:t xml:space="preserve">36.</w:t>
-      </w:r>
-      <w:r>
-        <w:t xml:space="preserve"> </w:t>
-      </w:r>
-      <w:r>
-        <w:t xml:space="preserve">	</w:t>
-      </w:r>
-      <w:r>
-        <w:t xml:space="preserve">Maclean, I.M.D.</w:t>
-      </w:r>
-      <w:r>
-        <w:t xml:space="preserve"> </w:t>
-      </w:r>
-      <w:r>
-        <w:rPr>
-          <w:i/>
-          <w:iCs/>
-        </w:rPr>
-        <w:t xml:space="preserve">et al.</w:t>
-      </w:r>
-      <w:r>
-        <w:t xml:space="preserve"> </w:t>
-      </w:r>
-      <w:r>
-        <w:t xml:space="preserve">(2021) On the measurement of microclimate.</w:t>
-      </w:r>
-      <w:r>
-        <w:t xml:space="preserve"> </w:t>
-      </w:r>
-      <w:r>
-        <w:rPr>
-          <w:i/>
-          <w:iCs/>
-        </w:rPr>
-        <w:t xml:space="preserve">Methods Ecol. Evol.</w:t>
-      </w:r>
-      <w:r>
-        <w:t xml:space="preserve"> </w:t>
-      </w:r>
-      <w:r>
-        <w:t xml:space="preserve">12, 1397–1410</w:t>
-      </w:r>
-    </w:p>
-    <w:bookmarkEnd w:id="76"/>
-    <w:bookmarkStart w:id="77" w:name="ref-Buckley2023"/>
-    <w:p>
-      <w:pPr>
-        <w:pStyle w:val="Bibliography"/>
-      </w:pPr>
-      <w:r>
-        <w:t xml:space="preserve">37.</w:t>
-      </w:r>
-      <w:r>
-        <w:t xml:space="preserve"> </w:t>
-      </w:r>
-      <w:r>
-        <w:t xml:space="preserve">	</w:t>
-      </w:r>
-      <w:r>
-        <w:t xml:space="preserve">Buckley, L.B.</w:t>
-      </w:r>
-      <w:r>
-        <w:t xml:space="preserve"> </w:t>
-      </w:r>
-      <w:r>
-        <w:rPr>
-          <w:i/>
-          <w:iCs/>
-        </w:rPr>
-        <w:t xml:space="preserve">et al.</w:t>
-      </w:r>
-      <w:r>
-        <w:t xml:space="preserve"> </w:t>
-      </w:r>
-      <w:r>
-        <w:t xml:space="preserve">(2023)</w:t>
-      </w:r>
-      <w:r>
-        <w:t xml:space="preserve"> </w:t>
-      </w:r>
-      <w:r>
-        <w:t xml:space="preserve">TrenchR</w:t>
-      </w:r>
-      <w:r>
-        <w:t xml:space="preserve">: An</w:t>
-      </w:r>
-      <w:r>
-        <w:t xml:space="preserve"> </w:t>
-      </w:r>
-      <w:r>
-        <w:t xml:space="preserve">R</w:t>
-      </w:r>
-      <w:r>
-        <w:t xml:space="preserve"> </w:t>
-      </w:r>
-      <w:r>
-        <w:t xml:space="preserve">package for modular and accessible microclimate and biophysical ecology.</w:t>
-      </w:r>
-      <w:r>
-        <w:t xml:space="preserve"> </w:t>
-      </w:r>
-      <w:r>
-        <w:rPr>
-          <w:i/>
-          <w:iCs/>
-        </w:rPr>
-        <w:t xml:space="preserve">PLOS Clim</w:t>
-      </w:r>
-      <w:r>
-        <w:t xml:space="preserve"> </w:t>
-      </w:r>
-      <w:r>
-        <w:t xml:space="preserve">2, e0000139</w:t>
-      </w:r>
-    </w:p>
-    <w:bookmarkEnd w:id="77"/>
-    <w:bookmarkStart w:id="78" w:name="ref-De_Frenne2024"/>
-    <w:p>
-      <w:pPr>
-        <w:pStyle w:val="Bibliography"/>
-      </w:pPr>
-      <w:r>
-        <w:t xml:space="preserve">38.</w:t>
-      </w:r>
-      <w:r>
-        <w:t xml:space="preserve"> </w:t>
-      </w:r>
-      <w:r>
-        <w:t xml:space="preserve">	</w:t>
-      </w:r>
-      <w:r>
-        <w:t xml:space="preserve">De Frenne, P.</w:t>
-      </w:r>
-      <w:r>
-        <w:t xml:space="preserve"> </w:t>
-      </w:r>
-      <w:r>
-        <w:rPr>
-          <w:i/>
-          <w:iCs/>
-        </w:rPr>
-        <w:t xml:space="preserve">et al.</w:t>
-      </w:r>
-      <w:r>
-        <w:t xml:space="preserve"> </w:t>
-      </w:r>
-      <w:r>
-        <w:t xml:space="preserve">(2024) Ten practical guidelines for microclimate research in terrestrial ecosystems.</w:t>
-      </w:r>
-      <w:r>
-        <w:t xml:space="preserve"> </w:t>
-      </w:r>
-      <w:r>
-        <w:rPr>
-          <w:i/>
-          <w:iCs/>
-        </w:rPr>
-        <w:t xml:space="preserve">Methods Ecol. Evol.</w:t>
-      </w:r>
-    </w:p>
-    <w:bookmarkEnd w:id="78"/>
-    <w:bookmarkStart w:id="79" w:name="ref-Levy2016"/>
-    <w:p>
-      <w:pPr>
-        <w:pStyle w:val="Bibliography"/>
-      </w:pPr>
-      <w:r>
-        <w:t xml:space="preserve">39.</w:t>
-      </w:r>
-      <w:r>
-        <w:t xml:space="preserve"> </w:t>
-      </w:r>
-      <w:r>
-        <w:t xml:space="preserve">	</w:t>
-      </w:r>
-      <w:r>
-        <w:t xml:space="preserve">Levy, O.</w:t>
-      </w:r>
-      <w:r>
-        <w:t xml:space="preserve"> </w:t>
-      </w:r>
-      <w:r>
-        <w:rPr>
-          <w:i/>
-          <w:iCs/>
-        </w:rPr>
-        <w:t xml:space="preserve">et al.</w:t>
-      </w:r>
-      <w:r>
-        <w:t xml:space="preserve"> </w:t>
-      </w:r>
-      <w:r>
-        <w:t xml:space="preserve">(2016) A dynamically downscaled projection of past and future microclimates.</w:t>
-      </w:r>
-      <w:r>
-        <w:t xml:space="preserve"> </w:t>
-      </w:r>
-      <w:r>
-        <w:rPr>
-          <w:i/>
-          <w:iCs/>
-        </w:rPr>
-        <w:t xml:space="preserve">Ecology</w:t>
-      </w:r>
-      <w:r>
-        <w:t xml:space="preserve"> </w:t>
-      </w:r>
-      <w:r>
-        <w:t xml:space="preserve">97, 1888–1888</w:t>
-      </w:r>
-    </w:p>
-    <w:bookmarkEnd w:id="79"/>
-    <w:bookmarkStart w:id="80" w:name="ref-Manzoni2022"/>
-    <w:p>
-      <w:pPr>
-        <w:pStyle w:val="Bibliography"/>
-      </w:pPr>
-      <w:r>
-        <w:t xml:space="preserve">40.</w:t>
-      </w:r>
-      <w:r>
-        <w:t xml:space="preserve"> </w:t>
-      </w:r>
-      <w:r>
-        <w:t xml:space="preserve">	</w:t>
-      </w:r>
-      <w:r>
-        <w:t xml:space="preserve">Manzoni, S.</w:t>
-      </w:r>
-      <w:r>
-        <w:t xml:space="preserve"> </w:t>
-      </w:r>
-      <w:r>
-        <w:rPr>
-          <w:i/>
-          <w:iCs/>
-        </w:rPr>
-        <w:t xml:space="preserve">et al.</w:t>
-      </w:r>
-      <w:r>
-        <w:t xml:space="preserve"> </w:t>
-      </w:r>
-      <w:r>
-        <w:t xml:space="preserve">(2022) Consistent responses of vegetation gas exchange to elevated atmospheric</w:t>
-      </w:r>
-      <w:r>
-        <w:t xml:space="preserve"> </w:t>
-      </w:r>
-      <w:r>
-        <w:t xml:space="preserve">CO</w:t>
-      </w:r>
-      <w:r>
-        <w:t xml:space="preserve"> </w:t>
-      </w:r>
-      <w:r>
-        <w:t xml:space="preserve">2 emerge from heuristic and optimization models.</w:t>
-      </w:r>
-      <w:r>
-        <w:t xml:space="preserve"> </w:t>
-      </w:r>
-      <w:r>
-        <w:rPr>
-          <w:i/>
-          <w:iCs/>
-        </w:rPr>
-        <w:t xml:space="preserve">Biogeosciences</w:t>
-      </w:r>
-      <w:r>
-        <w:t xml:space="preserve"> </w:t>
-      </w:r>
-      <w:r>
-        <w:t xml:space="preserve">19, 4387–4414</w:t>
-      </w:r>
-    </w:p>
-    <w:bookmarkEnd w:id="80"/>
-    <w:bookmarkStart w:id="81" w:name="ref-Porter1973"/>
-    <w:p>
-      <w:pPr>
-        <w:pStyle w:val="Bibliography"/>
-      </w:pPr>
-      <w:r>
-        <w:t xml:space="preserve">41.</w:t>
-      </w:r>
-      <w:r>
-        <w:t xml:space="preserve"> </w:t>
-      </w:r>
-      <w:r>
-        <w:t xml:space="preserve">	</w:t>
-      </w:r>
-      <w:r>
-        <w:t xml:space="preserve">Porter, W.P.</w:t>
-      </w:r>
-      <w:r>
-        <w:t xml:space="preserve"> </w:t>
-      </w:r>
-      <w:r>
-        <w:rPr>
-          <w:i/>
-          <w:iCs/>
-        </w:rPr>
-        <w:t xml:space="preserve">et al.</w:t>
-      </w:r>
-      <w:r>
-        <w:t xml:space="preserve"> </w:t>
-      </w:r>
-      <w:r>
-        <w:t xml:space="preserve">(1973) Behavioral implications of mechanistic ecology : Thermal and behavioral modeling of desert ectotherms and their microenvironment.</w:t>
-      </w:r>
-      <w:r>
-        <w:t xml:space="preserve"> </w:t>
-      </w:r>
-      <w:r>
-        <w:rPr>
-          <w:i/>
-          <w:iCs/>
-        </w:rPr>
-        <w:t xml:space="preserve">Oecologia</w:t>
-      </w:r>
-      <w:r>
-        <w:t xml:space="preserve"> </w:t>
-      </w:r>
-      <w:r>
-        <w:t xml:space="preserve">13, 1–54</w:t>
-      </w:r>
-    </w:p>
-    <w:bookmarkEnd w:id="81"/>
-    <w:bookmarkStart w:id="82" w:name="ref-Porter1969"/>
-    <w:p>
-      <w:pPr>
-        <w:pStyle w:val="Bibliography"/>
-      </w:pPr>
-      <w:r>
-        <w:t xml:space="preserve">42.</w:t>
-      </w:r>
-      <w:r>
-        <w:t xml:space="preserve"> </w:t>
-      </w:r>
-      <w:r>
-        <w:t xml:space="preserve">	</w:t>
-      </w:r>
-      <w:r>
-        <w:t xml:space="preserve">Porter, W.P. and Gates, D.M. (1969) Thermodynamic equilibria of animals with environment.</w:t>
-      </w:r>
-      <w:r>
-        <w:t xml:space="preserve"> </w:t>
-      </w:r>
-      <w:r>
-        <w:rPr>
-          <w:i/>
-          <w:iCs/>
-        </w:rPr>
-        <w:t xml:space="preserve">Ecol. Monogr.</w:t>
-      </w:r>
-      <w:r>
-        <w:t xml:space="preserve"> </w:t>
-      </w:r>
-      <w:r>
-        <w:t xml:space="preserve">39, 227–244</w:t>
-      </w:r>
-    </w:p>
-    <w:bookmarkEnd w:id="82"/>
-    <w:bookmarkStart w:id="83" w:name="ref-Riddell2017"/>
-    <w:p>
-      <w:pPr>
-        <w:pStyle w:val="Bibliography"/>
-      </w:pPr>
-      <w:r>
-        <w:t xml:space="preserve">43.</w:t>
-      </w:r>
-      <w:r>
-        <w:t xml:space="preserve"> </w:t>
-      </w:r>
-      <w:r>
-        <w:t xml:space="preserve">	</w:t>
-      </w:r>
-      <w:r>
-        <w:t xml:space="preserve">Riddell, E.A.</w:t>
-      </w:r>
-      <w:r>
-        <w:t xml:space="preserve"> </w:t>
-      </w:r>
-      <w:r>
-        <w:rPr>
-          <w:i/>
-          <w:iCs/>
-        </w:rPr>
-        <w:t xml:space="preserve">et al.</w:t>
-      </w:r>
-      <w:r>
-        <w:t xml:space="preserve"> </w:t>
-      </w:r>
-      <w:r>
-        <w:t xml:space="preserve">(2017) Physical calculations of resistance to water loss improve predictions of species range models.</w:t>
-      </w:r>
-      <w:r>
-        <w:t xml:space="preserve"> </w:t>
-      </w:r>
-      <w:r>
-        <w:rPr>
-          <w:i/>
-          <w:iCs/>
-        </w:rPr>
-        <w:t xml:space="preserve">Ecol. Monogr.</w:t>
-      </w:r>
-      <w:r>
-        <w:t xml:space="preserve"> </w:t>
-      </w:r>
-      <w:r>
-        <w:t xml:space="preserve">87, 21–33</w:t>
-      </w:r>
-    </w:p>
-    <w:bookmarkEnd w:id="83"/>
-    <w:bookmarkStart w:id="84" w:name="ref-Duursma2015"/>
-    <w:p>
-      <w:pPr>
-        <w:pStyle w:val="Bibliography"/>
-      </w:pPr>
-      <w:r>
-        <w:t xml:space="preserve">44.</w:t>
-      </w:r>
-      <w:r>
-        <w:t xml:space="preserve"> </w:t>
-      </w:r>
-      <w:r>
-        <w:t xml:space="preserve">	</w:t>
-      </w:r>
-      <w:r>
-        <w:t xml:space="preserve">Duursma, R.A. (2015) Plantecophys–an</w:t>
-      </w:r>
-      <w:r>
-        <w:t xml:space="preserve"> </w:t>
-      </w:r>
-      <w:r>
-        <w:t xml:space="preserve">R</w:t>
-      </w:r>
-      <w:r>
-        <w:t xml:space="preserve"> </w:t>
-      </w:r>
-      <w:r>
-        <w:t xml:space="preserve">package for analysing and modelling leaf gas exchange data.</w:t>
-      </w:r>
-      <w:r>
-        <w:t xml:space="preserve"> </w:t>
-      </w:r>
-      <w:r>
-        <w:rPr>
-          <w:i/>
-          <w:iCs/>
-        </w:rPr>
-        <w:t xml:space="preserve">PLoS One</w:t>
-      </w:r>
-      <w:r>
-        <w:t xml:space="preserve"> </w:t>
-      </w:r>
-      <w:r>
-        <w:t xml:space="preserve">10, e0143346</w:t>
-      </w:r>
-    </w:p>
-    <w:bookmarkEnd w:id="84"/>
-    <w:bookmarkStart w:id="85" w:name="ref-Briscoe2022"/>
-    <w:p>
-      <w:pPr>
-        <w:pStyle w:val="Bibliography"/>
-      </w:pPr>
-      <w:r>
-        <w:t xml:space="preserve">45.</w:t>
-      </w:r>
-      <w:r>
-        <w:t xml:space="preserve"> </w:t>
-      </w:r>
-      <w:r>
-        <w:t xml:space="preserve">	</w:t>
-      </w:r>
-      <w:r>
-        <w:t xml:space="preserve">Briscoe, N.J.</w:t>
-      </w:r>
-      <w:r>
-        <w:t xml:space="preserve"> </w:t>
-      </w:r>
-      <w:r>
-        <w:rPr>
-          <w:i/>
-          <w:iCs/>
-        </w:rPr>
-        <w:t xml:space="preserve">et al.</w:t>
-      </w:r>
-      <w:r>
-        <w:t xml:space="preserve"> </w:t>
-      </w:r>
-      <w:r>
-        <w:t xml:space="preserve">(2022) Too hot to hunt: Mechanistic predictions of thermal refuge from cat predation risk.</w:t>
-      </w:r>
-      <w:r>
-        <w:t xml:space="preserve"> </w:t>
-      </w:r>
-      <w:r>
-        <w:rPr>
-          <w:i/>
-          <w:iCs/>
-        </w:rPr>
-        <w:t xml:space="preserve">Conserv. Lett.</w:t>
-      </w:r>
-      <w:r>
-        <w:t xml:space="preserve"> </w:t>
-      </w:r>
-      <w:r>
-        <w:t xml:space="preserve">15</w:t>
-      </w:r>
-    </w:p>
-    <w:bookmarkEnd w:id="85"/>
-    <w:bookmarkStart w:id="86" w:name="ref-Loughran2020"/>
-    <w:p>
-      <w:pPr>
-        <w:pStyle w:val="Bibliography"/>
-      </w:pPr>
-      <w:r>
-        <w:t xml:space="preserve">46.</w:t>
-      </w:r>
-      <w:r>
-        <w:t xml:space="preserve"> </w:t>
-      </w:r>
-      <w:r>
-        <w:t xml:space="preserve">	</w:t>
-      </w:r>
-      <w:r>
-        <w:t xml:space="preserve">Loughran, C.L. and Wolf, B.O. (2020) The functional significance of panting as a mechanism of thermoregulation and its relationship to the critical thermal maxima in lizards.</w:t>
-      </w:r>
-      <w:r>
-        <w:t xml:space="preserve"> </w:t>
-      </w:r>
-      <w:r>
-        <w:rPr>
-          <w:i/>
-          <w:iCs/>
-        </w:rPr>
-        <w:t xml:space="preserve">J. Exp. Biol.</w:t>
-      </w:r>
-      <w:r>
-        <w:t xml:space="preserve"> </w:t>
-      </w:r>
-      <w:r>
-        <w:t xml:space="preserve">223, jeb224139</w:t>
-      </w:r>
-    </w:p>
-    <w:bookmarkEnd w:id="86"/>
-    <w:bookmarkStart w:id="87" w:name="ref-Sharpe2022"/>
-    <w:p>
-      <w:pPr>
-        <w:pStyle w:val="Bibliography"/>
-      </w:pPr>
-      <w:r>
-        <w:t xml:space="preserve">47.</w:t>
-      </w:r>
-      <w:r>
-        <w:t xml:space="preserve"> </w:t>
-      </w:r>
-      <w:r>
-        <w:t xml:space="preserve">	</w:t>
-      </w:r>
-      <w:r>
-        <w:t xml:space="preserve">Sharpe, L.L.</w:t>
-      </w:r>
-      <w:r>
-        <w:t xml:space="preserve"> </w:t>
-      </w:r>
-      <w:r>
-        <w:rPr>
-          <w:i/>
-          <w:iCs/>
-        </w:rPr>
-        <w:t xml:space="preserve">et al.</w:t>
-      </w:r>
-      <w:r>
-        <w:t xml:space="preserve"> </w:t>
-      </w:r>
-      <w:r>
-        <w:t xml:space="preserve">(2022) In the hot seat: Behavioral change and old-growth trees underpin an australian songbird’s response to extreme heat.</w:t>
-      </w:r>
-      <w:r>
-        <w:t xml:space="preserve"> </w:t>
-      </w:r>
-      <w:r>
-        <w:rPr>
-          <w:i/>
-          <w:iCs/>
-        </w:rPr>
-        <w:t xml:space="preserve">Front. Ecol. Evol.</w:t>
-      </w:r>
-      <w:r>
-        <w:t xml:space="preserve"> </w:t>
-      </w:r>
-      <w:r>
-        <w:t xml:space="preserve">10</w:t>
-      </w:r>
-    </w:p>
-    <w:bookmarkEnd w:id="87"/>
-    <w:bookmarkStart w:id="88" w:name="ref-Drake2018"/>
-    <w:p>
-      <w:pPr>
-        <w:pStyle w:val="Bibliography"/>
-      </w:pPr>
-      <w:r>
-        <w:t xml:space="preserve">48.</w:t>
-      </w:r>
-      <w:r>
-        <w:t xml:space="preserve"> </w:t>
-      </w:r>
-      <w:r>
-        <w:t xml:space="preserve">	</w:t>
-      </w:r>
-      <w:r>
-        <w:t xml:space="preserve">Drake, J.E.</w:t>
-      </w:r>
-      <w:r>
-        <w:t xml:space="preserve"> </w:t>
-      </w:r>
-      <w:r>
-        <w:rPr>
-          <w:i/>
-          <w:iCs/>
-        </w:rPr>
-        <w:t xml:space="preserve">et al.</w:t>
-      </w:r>
-      <w:r>
-        <w:t xml:space="preserve"> </w:t>
-      </w:r>
-      <w:r>
-        <w:t xml:space="preserve">(2018) Trees tolerate an extreme heatwave via sustained transpirational cooling and increased leaf thermal tolerance.</w:t>
-      </w:r>
-      <w:r>
-        <w:t xml:space="preserve"> </w:t>
-      </w:r>
-      <w:r>
-        <w:rPr>
-          <w:i/>
-          <w:iCs/>
-        </w:rPr>
-        <w:t xml:space="preserve">Glob. Chang. Biol.</w:t>
-      </w:r>
-      <w:r>
-        <w:t xml:space="preserve"> </w:t>
-      </w:r>
-      <w:r>
-        <w:t xml:space="preserve">24, 2390–2402</w:t>
-      </w:r>
-    </w:p>
-    <w:bookmarkEnd w:id="88"/>
-    <w:bookmarkStart w:id="89" w:name="ref-Posch2024"/>
-    <w:p>
-      <w:pPr>
-        <w:pStyle w:val="Bibliography"/>
-      </w:pPr>
-      <w:r>
-        <w:t xml:space="preserve">49.</w:t>
-      </w:r>
-      <w:r>
-        <w:t xml:space="preserve"> </w:t>
-      </w:r>
-      <w:r>
-        <w:t xml:space="preserve">	</w:t>
-      </w:r>
-      <w:r>
-        <w:t xml:space="preserve">Posch, B.C.</w:t>
-      </w:r>
-      <w:r>
-        <w:t xml:space="preserve"> </w:t>
-      </w:r>
-      <w:r>
-        <w:rPr>
-          <w:i/>
-          <w:iCs/>
-        </w:rPr>
-        <w:t xml:space="preserve">et al.</w:t>
-      </w:r>
-      <w:r>
-        <w:t xml:space="preserve"> </w:t>
-      </w:r>
-      <w:r>
-        <w:t xml:space="preserve">(2024) Intensive leaf cooling promotes tree survival during a record heatwave.</w:t>
-      </w:r>
-      <w:r>
-        <w:t xml:space="preserve"> </w:t>
-      </w:r>
-      <w:r>
-        <w:rPr>
-          <w:i/>
-          <w:iCs/>
-        </w:rPr>
-        <w:t xml:space="preserve">Proc. Natl. Acad. Sci. U. S. A.</w:t>
-      </w:r>
-      <w:r>
-        <w:t xml:space="preserve"> </w:t>
-      </w:r>
-      <w:r>
-        <w:t xml:space="preserve">121, e2408583121</w:t>
-      </w:r>
-    </w:p>
-    <w:bookmarkEnd w:id="89"/>
-    <w:bookmarkStart w:id="90" w:name="ref-Orsted2022"/>
-    <w:p>
-      <w:pPr>
-        <w:pStyle w:val="Bibliography"/>
-      </w:pPr>
-      <w:r>
-        <w:t xml:space="preserve">50.</w:t>
-      </w:r>
-      <w:r>
-        <w:t xml:space="preserve"> </w:t>
-      </w:r>
-      <w:r>
-        <w:t xml:space="preserve">	</w:t>
-      </w:r>
-      <w:r>
-        <w:t xml:space="preserve">Ørsted, M.</w:t>
-      </w:r>
-      <w:r>
-        <w:t xml:space="preserve"> </w:t>
-      </w:r>
-      <w:r>
-        <w:rPr>
-          <w:i/>
-          <w:iCs/>
-        </w:rPr>
-        <w:t xml:space="preserve">et al.</w:t>
-      </w:r>
-      <w:r>
-        <w:t xml:space="preserve"> </w:t>
-      </w:r>
-      <w:r>
-        <w:t xml:space="preserve">(2022) Finding the right thermal limit: A framework to reconcile ecological, physiological and methodological aspects of</w:t>
-      </w:r>
-      <w:r>
-        <w:t xml:space="preserve"> </w:t>
-      </w:r>
-      <w:r>
-        <w:t xml:space="preserve">CTmax</w:t>
-      </w:r>
-      <w:r>
-        <w:t xml:space="preserve"> </w:t>
-      </w:r>
-      <w:r>
-        <w:t xml:space="preserve">in ectotherms.</w:t>
-      </w:r>
-      <w:r>
-        <w:t xml:space="preserve"> </w:t>
-      </w:r>
-      <w:r>
-        <w:rPr>
-          <w:i/>
-          <w:iCs/>
-        </w:rPr>
-        <w:t xml:space="preserve">J. Exp. Biol.</w:t>
-      </w:r>
-      <w:r>
-        <w:t xml:space="preserve"> </w:t>
-      </w:r>
-      <w:r>
-        <w:t xml:space="preserve">225, jeb244514</w:t>
-      </w:r>
-    </w:p>
-    <w:bookmarkEnd w:id="90"/>
-    <w:bookmarkStart w:id="91" w:name="ref-Jagadish2021"/>
-    <w:p>
-      <w:pPr>
-        <w:pStyle w:val="Bibliography"/>
-      </w:pPr>
-      <w:r>
-        <w:t xml:space="preserve">51.</w:t>
-      </w:r>
-      <w:r>
-        <w:t xml:space="preserve"> </w:t>
-      </w:r>
-      <w:r>
-        <w:t xml:space="preserve">	</w:t>
-      </w:r>
-      <w:r>
-        <w:t xml:space="preserve">Jagadish, S.V.K.</w:t>
-      </w:r>
-      <w:r>
-        <w:t xml:space="preserve"> </w:t>
-      </w:r>
-      <w:r>
-        <w:rPr>
-          <w:i/>
-          <w:iCs/>
-        </w:rPr>
-        <w:t xml:space="preserve">et al.</w:t>
-      </w:r>
-      <w:r>
-        <w:t xml:space="preserve"> </w:t>
-      </w:r>
-      <w:r>
-        <w:t xml:space="preserve">(2021) Plant heat stress: Concepts directing future research.</w:t>
-      </w:r>
-      <w:r>
-        <w:t xml:space="preserve"> </w:t>
-      </w:r>
-      <w:r>
-        <w:rPr>
-          <w:i/>
-          <w:iCs/>
-        </w:rPr>
-        <w:t xml:space="preserve">Plant Cell Environ.</w:t>
-      </w:r>
-      <w:r>
-        <w:t xml:space="preserve"> </w:t>
-      </w:r>
-      <w:r>
-        <w:t xml:space="preserve">44, 1992–2005</w:t>
-      </w:r>
-    </w:p>
-    <w:bookmarkEnd w:id="91"/>
-    <w:bookmarkStart w:id="92" w:name="ref-Faber2024"/>
-    <w:p>
-      <w:pPr>
-        <w:pStyle w:val="Bibliography"/>
-      </w:pPr>
-      <w:r>
-        <w:t xml:space="preserve">52.</w:t>
-      </w:r>
-      <w:r>
-        <w:t xml:space="preserve"> </w:t>
-      </w:r>
-      <w:r>
-        <w:t xml:space="preserve">	</w:t>
-      </w:r>
-      <w:r>
-        <w:t xml:space="preserve">Faber, A.H.</w:t>
-      </w:r>
-      <w:r>
-        <w:t xml:space="preserve"> </w:t>
-      </w:r>
-      <w:r>
-        <w:rPr>
-          <w:i/>
-          <w:iCs/>
-        </w:rPr>
-        <w:t xml:space="preserve">et al.</w:t>
-      </w:r>
-      <w:r>
-        <w:t xml:space="preserve"> </w:t>
-      </w:r>
-      <w:r>
-        <w:t xml:space="preserve">(2024) Application of the thermal death time model in predicting thermal damage accumulation in plants.</w:t>
-      </w:r>
-      <w:r>
-        <w:t xml:space="preserve"> </w:t>
-      </w:r>
-      <w:r>
-        <w:rPr>
-          <w:i/>
-          <w:iCs/>
-        </w:rPr>
-        <w:t xml:space="preserve">J. Exp. Bot.</w:t>
-      </w:r>
-      <w:r>
-        <w:t xml:space="preserve"> </w:t>
-      </w:r>
-      <w:r>
-        <w:t xml:space="preserve">75, 3467–3482</w:t>
-      </w:r>
-    </w:p>
-    <w:bookmarkEnd w:id="92"/>
-    <w:bookmarkStart w:id="93" w:name="ref-Martinez-De_Leon2024"/>
-    <w:p>
-      <w:pPr>
-        <w:pStyle w:val="Bibliography"/>
-      </w:pPr>
-      <w:r>
-        <w:t xml:space="preserve">53.</w:t>
-      </w:r>
-      <w:r>
-        <w:t xml:space="preserve"> </w:t>
-      </w:r>
-      <w:r>
-        <w:t xml:space="preserve">	</w:t>
-      </w:r>
-      <w:r>
-        <w:t xml:space="preserve">Martínez-De León, G. and Thakur, M.P. (2024) Ecological debts induced by heat extremes.</w:t>
-      </w:r>
-      <w:r>
-        <w:t xml:space="preserve"> </w:t>
-      </w:r>
-      <w:r>
-        <w:rPr>
-          <w:i/>
-          <w:iCs/>
-        </w:rPr>
-        <w:t xml:space="preserve">Trends Ecol. Evol.</w:t>
-      </w:r>
-    </w:p>
-    <w:bookmarkEnd w:id="93"/>
-    <w:bookmarkStart w:id="94" w:name="ref-Fontaine2022"/>
-    <w:p>
-      <w:pPr>
-        <w:pStyle w:val="Bibliography"/>
-      </w:pPr>
-      <w:r>
-        <w:t xml:space="preserve">54.</w:t>
-      </w:r>
-      <w:r>
-        <w:t xml:space="preserve"> </w:t>
-      </w:r>
-      <w:r>
-        <w:t xml:space="preserve">	</w:t>
-      </w:r>
-      <w:r>
-        <w:t xml:space="preserve">Fontaine, S.S.</w:t>
-      </w:r>
-      <w:r>
-        <w:t xml:space="preserve"> </w:t>
-      </w:r>
-      <w:r>
-        <w:rPr>
-          <w:i/>
-          <w:iCs/>
-        </w:rPr>
-        <w:t xml:space="preserve">et al.</w:t>
-      </w:r>
-      <w:r>
-        <w:t xml:space="preserve"> </w:t>
-      </w:r>
-      <w:r>
-        <w:t xml:space="preserve">(2022) Experimental manipulation of microbiota reduces host thermal tolerance and fitness under heat stress in a vertebrate ectotherm.</w:t>
-      </w:r>
-      <w:r>
-        <w:t xml:space="preserve"> </w:t>
-      </w:r>
-      <w:r>
-        <w:rPr>
-          <w:i/>
-          <w:iCs/>
-        </w:rPr>
-        <w:t xml:space="preserve">Nat. Ecol. Evol.</w:t>
-      </w:r>
-      <w:r>
-        <w:t xml:space="preserve"> </w:t>
-      </w:r>
-      <w:r>
-        <w:t xml:space="preserve">6, 405–417</w:t>
-      </w:r>
-    </w:p>
-    <w:bookmarkEnd w:id="94"/>
-    <w:bookmarkStart w:id="95" w:name="ref-Fontaine2023"/>
-    <w:p>
-      <w:pPr>
-        <w:pStyle w:val="Bibliography"/>
-      </w:pPr>
-      <w:r>
-        <w:t xml:space="preserve">55.</w:t>
-      </w:r>
-      <w:r>
-        <w:t xml:space="preserve"> </w:t>
-      </w:r>
-      <w:r>
-        <w:t xml:space="preserve">	</w:t>
-      </w:r>
-      <w:r>
-        <w:t xml:space="preserve">Fontaine, S.S. and Kohl, K.D. (2023) The microbiome buffers tadpole hosts from heat stress: A hologenomic approach to understand host-microbe interactions under warming.</w:t>
-      </w:r>
-      <w:r>
-        <w:t xml:space="preserve"> </w:t>
-      </w:r>
-      <w:r>
-        <w:rPr>
-          <w:i/>
-          <w:iCs/>
-        </w:rPr>
-        <w:t xml:space="preserve">J. Exp. Biol.</w:t>
-      </w:r>
-      <w:r>
-        <w:t xml:space="preserve"> </w:t>
-      </w:r>
-      <w:r>
-        <w:t xml:space="preserve">226, jeb245191</w:t>
-      </w:r>
-    </w:p>
-    <w:bookmarkEnd w:id="95"/>
-    <w:bookmarkStart w:id="96" w:name="ref-Hoang2019"/>
-    <w:p>
-      <w:pPr>
-        <w:pStyle w:val="Bibliography"/>
-      </w:pPr>
-      <w:r>
-        <w:t xml:space="preserve">56.</w:t>
-      </w:r>
-      <w:r>
-        <w:t xml:space="preserve"> </w:t>
-      </w:r>
-      <w:r>
-        <w:t xml:space="preserve">	</w:t>
-      </w:r>
-      <w:r>
-        <w:t xml:space="preserve">Hoang, K.L.</w:t>
-      </w:r>
-      <w:r>
-        <w:t xml:space="preserve"> </w:t>
-      </w:r>
-      <w:r>
-        <w:rPr>
-          <w:i/>
-          <w:iCs/>
-        </w:rPr>
-        <w:t xml:space="preserve">et al.</w:t>
-      </w:r>
-      <w:r>
-        <w:t xml:space="preserve"> </w:t>
-      </w:r>
-      <w:r>
-        <w:t xml:space="preserve">(2019) The effects of bacillus subtilis on caenorhabditis elegans fitness after heat stress.</w:t>
-      </w:r>
-      <w:r>
-        <w:t xml:space="preserve"> </w:t>
-      </w:r>
-      <w:r>
-        <w:rPr>
-          <w:i/>
-          <w:iCs/>
-        </w:rPr>
-        <w:t xml:space="preserve">Ecol. Evol.</w:t>
-      </w:r>
-      <w:r>
-        <w:t xml:space="preserve"> </w:t>
-      </w:r>
-      <w:r>
-        <w:t xml:space="preserve">9, 3491–3499</w:t>
-      </w:r>
-    </w:p>
-    <w:bookmarkEnd w:id="96"/>
-    <w:bookmarkStart w:id="97" w:name="ref-Gehman2019"/>
-    <w:p>
-      <w:pPr>
-        <w:pStyle w:val="Bibliography"/>
-      </w:pPr>
-      <w:r>
-        <w:t xml:space="preserve">57.</w:t>
-      </w:r>
-      <w:r>
-        <w:t xml:space="preserve"> </w:t>
-      </w:r>
-      <w:r>
-        <w:t xml:space="preserve">	</w:t>
-      </w:r>
-      <w:r>
-        <w:t xml:space="preserve">Gehman, A.-L.M. and Harley, C.D.G. (2019) Symbiotic endolithic microbes alter host morphology and reduce host vulnerability to high environmental temperatures.</w:t>
-      </w:r>
-      <w:r>
-        <w:t xml:space="preserve"> </w:t>
-      </w:r>
-      <w:r>
-        <w:rPr>
-          <w:i/>
-          <w:iCs/>
-        </w:rPr>
-        <w:t xml:space="preserve">Ecosphere</w:t>
-      </w:r>
-      <w:r>
-        <w:t xml:space="preserve"> </w:t>
-      </w:r>
-      <w:r>
-        <w:t xml:space="preserve">10, e02683</w:t>
-      </w:r>
-    </w:p>
-    <w:bookmarkEnd w:id="97"/>
-    <w:bookmarkStart w:id="98" w:name="ref-Hoang2021"/>
-    <w:p>
-      <w:pPr>
-        <w:pStyle w:val="Bibliography"/>
-      </w:pPr>
-      <w:r>
-        <w:t xml:space="preserve">58.</w:t>
-      </w:r>
-      <w:r>
-        <w:t xml:space="preserve"> </w:t>
-      </w:r>
-      <w:r>
-        <w:t xml:space="preserve">	</w:t>
-      </w:r>
-      <w:r>
-        <w:t xml:space="preserve">Hoang, K.L.</w:t>
-      </w:r>
-      <w:r>
-        <w:t xml:space="preserve"> </w:t>
-      </w:r>
-      <w:r>
-        <w:rPr>
-          <w:i/>
-          <w:iCs/>
-        </w:rPr>
-        <w:t xml:space="preserve">et al.</w:t>
-      </w:r>
-      <w:r>
-        <w:t xml:space="preserve"> </w:t>
-      </w:r>
-      <w:r>
-        <w:t xml:space="preserve">(2021) Association with a novel protective microbe facilitates host adaptation to a stressful environment.</w:t>
-      </w:r>
-      <w:r>
-        <w:t xml:space="preserve"> </w:t>
-      </w:r>
-      <w:r>
-        <w:rPr>
-          <w:i/>
-          <w:iCs/>
-        </w:rPr>
-        <w:t xml:space="preserve">Evol. Lett.</w:t>
-      </w:r>
-      <w:r>
-        <w:t xml:space="preserve"> </w:t>
-      </w:r>
-      <w:r>
-        <w:t xml:space="preserve">5, 118–129</w:t>
-      </w:r>
-    </w:p>
-    <w:bookmarkEnd w:id="98"/>
-    <w:bookmarkStart w:id="99" w:name="ref-Corbin2016"/>
-    <w:p>
-      <w:pPr>
-        <w:pStyle w:val="Bibliography"/>
-      </w:pPr>
-      <w:r>
-        <w:t xml:space="preserve">59.</w:t>
-      </w:r>
-      <w:r>
-        <w:t xml:space="preserve"> </w:t>
-      </w:r>
-      <w:r>
-        <w:t xml:space="preserve">	</w:t>
-      </w:r>
-      <w:r>
-        <w:t xml:space="preserve">Corbin, C.</w:t>
-      </w:r>
-      <w:r>
-        <w:t xml:space="preserve"> </w:t>
-      </w:r>
-      <w:r>
-        <w:rPr>
-          <w:i/>
-          <w:iCs/>
-        </w:rPr>
-        <w:t xml:space="preserve">et al.</w:t>
-      </w:r>
-      <w:r>
-        <w:t xml:space="preserve"> </w:t>
-      </w:r>
-      <w:r>
-        <w:t xml:space="preserve">(2016) Heritable symbionts in a world of varying temperature.</w:t>
-      </w:r>
-      <w:r>
-        <w:t xml:space="preserve"> </w:t>
-      </w:r>
-      <w:r>
-        <w:rPr>
-          <w:i/>
-          <w:iCs/>
-        </w:rPr>
-        <w:t xml:space="preserve">Heredity (Edinb.)</w:t>
-      </w:r>
-      <w:r>
-        <w:t xml:space="preserve"> </w:t>
-      </w:r>
-      <w:r>
-        <w:t xml:space="preserve">118, 10–20</w:t>
-      </w:r>
-    </w:p>
-    <w:bookmarkEnd w:id="99"/>
-    <w:bookmarkStart w:id="100" w:name="ref-Zhang2019"/>
-    <w:p>
-      <w:pPr>
-        <w:pStyle w:val="Bibliography"/>
-      </w:pPr>
-      <w:r>
-        <w:t xml:space="preserve">60.</w:t>
-      </w:r>
-      <w:r>
-        <w:t xml:space="preserve"> </w:t>
-      </w:r>
-      <w:r>
-        <w:t xml:space="preserve">	</w:t>
-      </w:r>
-      <w:r>
-        <w:t xml:space="preserve">Zhang, B.</w:t>
-      </w:r>
-      <w:r>
-        <w:t xml:space="preserve"> </w:t>
-      </w:r>
-      <w:r>
-        <w:rPr>
-          <w:i/>
-          <w:iCs/>
-        </w:rPr>
-        <w:t xml:space="preserve">et al.</w:t>
-      </w:r>
-      <w:r>
-        <w:t xml:space="preserve"> </w:t>
-      </w:r>
-      <w:r>
-        <w:t xml:space="preserve">(2019) Obligate bacterial endosymbionts limit thermal tolerance of insect host species.</w:t>
-      </w:r>
-      <w:r>
-        <w:t xml:space="preserve"> </w:t>
-      </w:r>
-      <w:r>
-        <w:rPr>
-          <w:i/>
-          <w:iCs/>
-        </w:rPr>
-        <w:t xml:space="preserve">Proc. Natl. Acad. Sci. U. S. A.</w:t>
-      </w:r>
-      <w:r>
-        <w:t xml:space="preserve"> </w:t>
-      </w:r>
-      <w:r>
-        <w:t xml:space="preserve">116, 24712–24718</w:t>
-      </w:r>
-    </w:p>
-    <w:bookmarkEnd w:id="100"/>
-    <w:bookmarkStart w:id="101" w:name="ref-Dunbar2007"/>
-    <w:p>
-      <w:pPr>
-        <w:pStyle w:val="Bibliography"/>
-      </w:pPr>
-      <w:r>
-        <w:t xml:space="preserve">61.</w:t>
-      </w:r>
-      <w:r>
-        <w:t xml:space="preserve"> </w:t>
-      </w:r>
-      <w:r>
-        <w:t xml:space="preserve">	</w:t>
-      </w:r>
-      <w:r>
-        <w:t xml:space="preserve">Dunbar, H.E.</w:t>
-      </w:r>
-      <w:r>
-        <w:t xml:space="preserve"> </w:t>
-      </w:r>
-      <w:r>
-        <w:rPr>
-          <w:i/>
-          <w:iCs/>
-        </w:rPr>
-        <w:t xml:space="preserve">et al.</w:t>
-      </w:r>
-      <w:r>
-        <w:t xml:space="preserve"> </w:t>
-      </w:r>
-      <w:r>
-        <w:t xml:space="preserve">(2007) Aphid thermal tolerance is governed by a point mutation in bacterial symbionts.</w:t>
-      </w:r>
-      <w:r>
-        <w:t xml:space="preserve"> </w:t>
-      </w:r>
-      <w:r>
-        <w:rPr>
-          <w:i/>
-          <w:iCs/>
-        </w:rPr>
-        <w:t xml:space="preserve">PLoS Biol.</w:t>
-      </w:r>
-      <w:r>
-        <w:t xml:space="preserve"> </w:t>
-      </w:r>
-      <w:r>
-        <w:t xml:space="preserve">5, e96</w:t>
-      </w:r>
-    </w:p>
-    <w:bookmarkEnd w:id="101"/>
-    <w:bookmarkStart w:id="102" w:name="ref-Chouhan2023"/>
-    <w:p>
-      <w:pPr>
-        <w:pStyle w:val="Bibliography"/>
-      </w:pPr>
-      <w:r>
-        <w:t xml:space="preserve">62.</w:t>
-      </w:r>
-      <w:r>
-        <w:t xml:space="preserve"> </w:t>
-      </w:r>
-      <w:r>
-        <w:t xml:space="preserve">	</w:t>
-      </w:r>
-      <w:r>
-        <w:t xml:space="preserve">Chouhan, D.</w:t>
-      </w:r>
-      <w:r>
-        <w:t xml:space="preserve"> </w:t>
-      </w:r>
-      <w:r>
-        <w:rPr>
-          <w:i/>
-          <w:iCs/>
-        </w:rPr>
-        <w:t xml:space="preserve">et al.</w:t>
-      </w:r>
-      <w:r>
-        <w:t xml:space="preserve"> </w:t>
-      </w:r>
-      <w:r>
-        <w:t xml:space="preserve">(2023) Plant-microbe interaction and their role in mitigation of heat stress. In</w:t>
-      </w:r>
-      <w:r>
-        <w:t xml:space="preserve"> </w:t>
-      </w:r>
-      <w:r>
-        <w:rPr>
-          <w:i/>
-          <w:iCs/>
-        </w:rPr>
-        <w:t xml:space="preserve">Rhizosphere biology</w:t>
-      </w:r>
-      <w:r>
-        <w:t xml:space="preserve">, pp. 127–147, Springer Nature Singapore</w:t>
-      </w:r>
-    </w:p>
-    <w:bookmarkEnd w:id="102"/>
-    <w:bookmarkStart w:id="103" w:name="ref-Liu2025"/>
-    <w:p>
-      <w:pPr>
-        <w:pStyle w:val="Bibliography"/>
-      </w:pPr>
-      <w:r>
-        <w:t xml:space="preserve">63.</w:t>
-      </w:r>
-      <w:r>
-        <w:t xml:space="preserve"> </w:t>
-      </w:r>
-      <w:r>
-        <w:t xml:space="preserve">	</w:t>
-      </w:r>
-      <w:r>
-        <w:t xml:space="preserve">Liu, Y.</w:t>
-      </w:r>
-      <w:r>
-        <w:t xml:space="preserve"> </w:t>
-      </w:r>
-      <w:r>
-        <w:rPr>
-          <w:i/>
-          <w:iCs/>
-        </w:rPr>
-        <w:t xml:space="preserve">et al.</w:t>
-      </w:r>
-      <w:r>
-        <w:t xml:space="preserve"> </w:t>
-      </w:r>
-      <w:r>
-        <w:t xml:space="preserve">(2025) Beneficial microorganisms: Regulating growth and defense for plant welfare.</w:t>
-      </w:r>
-      <w:r>
-        <w:t xml:space="preserve"> </w:t>
-      </w:r>
-      <w:r>
-        <w:rPr>
-          <w:i/>
-          <w:iCs/>
-        </w:rPr>
-        <w:t xml:space="preserve">Plant Biotechnol. J.</w:t>
-      </w:r>
-      <w:r>
-        <w:t xml:space="preserve"> </w:t>
-      </w:r>
-      <w:r>
-        <w:t xml:space="preserve">23, 986–998</w:t>
-      </w:r>
-    </w:p>
-    <w:bookmarkEnd w:id="103"/>
-    <w:bookmarkStart w:id="104" w:name="ref-Marquez2007"/>
-    <w:p>
-      <w:pPr>
-        <w:pStyle w:val="Bibliography"/>
-      </w:pPr>
-      <w:r>
-        <w:t xml:space="preserve">64.</w:t>
-      </w:r>
-      <w:r>
-        <w:t xml:space="preserve"> </w:t>
-      </w:r>
-      <w:r>
-        <w:t xml:space="preserve">	</w:t>
-      </w:r>
-      <w:r>
-        <w:t xml:space="preserve">Márquez, L.M.</w:t>
-      </w:r>
-      <w:r>
-        <w:t xml:space="preserve"> </w:t>
-      </w:r>
-      <w:r>
-        <w:rPr>
-          <w:i/>
-          <w:iCs/>
-        </w:rPr>
-        <w:t xml:space="preserve">et al.</w:t>
-      </w:r>
-      <w:r>
-        <w:t xml:space="preserve"> </w:t>
-      </w:r>
-      <w:r>
-        <w:t xml:space="preserve">(2007) A virus in a fungus in a plant: Three-way symbiosis required for thermal tolerance.</w:t>
-      </w:r>
-      <w:r>
-        <w:t xml:space="preserve"> </w:t>
-      </w:r>
-      <w:r>
-        <w:rPr>
-          <w:i/>
-          <w:iCs/>
-        </w:rPr>
-        <w:t xml:space="preserve">Science</w:t>
-      </w:r>
-      <w:r>
-        <w:t xml:space="preserve"> </w:t>
-      </w:r>
-      <w:r>
-        <w:t xml:space="preserve">315, 513–515</w:t>
-      </w:r>
-    </w:p>
-    <w:bookmarkEnd w:id="104"/>
-    <w:bookmarkStart w:id="105" w:name="ref-Huang2019"/>
-    <w:p>
-      <w:pPr>
-        <w:pStyle w:val="Bibliography"/>
-      </w:pPr>
-      <w:r>
-        <w:t xml:space="preserve">65.</w:t>
-      </w:r>
-      <w:r>
-        <w:t xml:space="preserve"> </w:t>
-      </w:r>
-      <w:r>
-        <w:t xml:space="preserve">	</w:t>
-      </w:r>
-      <w:r>
-        <w:t xml:space="preserve">Huang, A.C.</w:t>
-      </w:r>
-      <w:r>
-        <w:t xml:space="preserve"> </w:t>
-      </w:r>
-      <w:r>
-        <w:rPr>
-          <w:i/>
-          <w:iCs/>
-        </w:rPr>
-        <w:t xml:space="preserve">et al.</w:t>
-      </w:r>
-      <w:r>
-        <w:t xml:space="preserve"> </w:t>
-      </w:r>
-      <w:r>
-        <w:t xml:space="preserve">(2019) A specialized metabolic network selectively modulates arabidopsis root microbiota.</w:t>
-      </w:r>
-      <w:r>
-        <w:t xml:space="preserve"> </w:t>
-      </w:r>
-      <w:r>
-        <w:rPr>
-          <w:i/>
-          <w:iCs/>
-        </w:rPr>
-        <w:t xml:space="preserve">Science</w:t>
-      </w:r>
-      <w:r>
-        <w:t xml:space="preserve"> </w:t>
-      </w:r>
-      <w:r>
-        <w:t xml:space="preserve">364, eaau6389</w:t>
-      </w:r>
-    </w:p>
-    <w:bookmarkEnd w:id="105"/>
-    <w:bookmarkStart w:id="106" w:name="ref-Dastogeer2022"/>
-    <w:p>
-      <w:pPr>
-        <w:pStyle w:val="Bibliography"/>
-      </w:pPr>
-      <w:r>
-        <w:t xml:space="preserve">66.</w:t>
-      </w:r>
-      <w:r>
-        <w:t xml:space="preserve"> </w:t>
-      </w:r>
-      <w:r>
-        <w:t xml:space="preserve">	</w:t>
-      </w:r>
-      <w:r>
-        <w:t xml:space="preserve">Dastogeer, K.M.G.</w:t>
-      </w:r>
-      <w:r>
-        <w:t xml:space="preserve"> </w:t>
-      </w:r>
-      <w:r>
-        <w:rPr>
-          <w:i/>
-          <w:iCs/>
-        </w:rPr>
-        <w:t xml:space="preserve">et al.</w:t>
-      </w:r>
-      <w:r>
-        <w:t xml:space="preserve"> </w:t>
-      </w:r>
-      <w:r>
-        <w:t xml:space="preserve">(2022) Microbe-mediated thermotolerance in plants and pertinent mechanisms- a meta-analysis and review.</w:t>
-      </w:r>
-      <w:r>
-        <w:t xml:space="preserve"> </w:t>
-      </w:r>
-      <w:r>
-        <w:rPr>
-          <w:i/>
-          <w:iCs/>
-        </w:rPr>
-        <w:t xml:space="preserve">Front. Microbiol.</w:t>
-      </w:r>
-      <w:r>
-        <w:t xml:space="preserve"> </w:t>
-      </w:r>
-      <w:r>
-        <w:t xml:space="preserve">13, 833566</w:t>
-      </w:r>
-    </w:p>
-    <w:bookmarkEnd w:id="106"/>
-    <w:bookmarkStart w:id="107" w:name="ref-Shekhawat2022"/>
-    <w:p>
-      <w:pPr>
-        <w:pStyle w:val="Bibliography"/>
-      </w:pPr>
-      <w:r>
-        <w:t xml:space="preserve">67.</w:t>
-      </w:r>
-      <w:r>
-        <w:t xml:space="preserve"> </w:t>
-      </w:r>
-      <w:r>
-        <w:t xml:space="preserve">	</w:t>
-      </w:r>
-      <w:r>
-        <w:t xml:space="preserve">Shekhawat, K.</w:t>
-      </w:r>
-      <w:r>
-        <w:t xml:space="preserve"> </w:t>
-      </w:r>
-      <w:r>
-        <w:rPr>
-          <w:i/>
-          <w:iCs/>
-        </w:rPr>
-        <w:t xml:space="preserve">et al.</w:t>
-      </w:r>
-      <w:r>
-        <w:t xml:space="preserve"> </w:t>
-      </w:r>
-      <w:r>
-        <w:t xml:space="preserve">(2022) Beat the heat: Plant- and microbe-mediated strategies for crop thermotolerance.</w:t>
-      </w:r>
-      <w:r>
-        <w:t xml:space="preserve"> </w:t>
-      </w:r>
-      <w:r>
-        <w:rPr>
-          <w:i/>
-          <w:iCs/>
-        </w:rPr>
-        <w:t xml:space="preserve">Trends Plant Sci.</w:t>
-      </w:r>
-      <w:r>
-        <w:t xml:space="preserve"> </w:t>
-      </w:r>
-      <w:r>
-        <w:t xml:space="preserve">27, 802–813</w:t>
-      </w:r>
-    </w:p>
-    <w:bookmarkEnd w:id="107"/>
-    <w:bookmarkStart w:id="108" w:name="ref-Lobell2012"/>
-    <w:p>
-      <w:pPr>
-        <w:pStyle w:val="Bibliography"/>
-      </w:pPr>
-      <w:r>
-        <w:t xml:space="preserve">68.</w:t>
-      </w:r>
-      <w:r>
-        <w:t xml:space="preserve"> </w:t>
-      </w:r>
-      <w:r>
-        <w:t xml:space="preserve">	</w:t>
-      </w:r>
-      <w:r>
-        <w:t xml:space="preserve">Lobell, D.B.</w:t>
-      </w:r>
-      <w:r>
-        <w:t xml:space="preserve"> </w:t>
-      </w:r>
-      <w:r>
-        <w:rPr>
-          <w:i/>
-          <w:iCs/>
-        </w:rPr>
-        <w:t xml:space="preserve">et al.</w:t>
-      </w:r>
-      <w:r>
-        <w:t xml:space="preserve"> </w:t>
-      </w:r>
-      <w:r>
-        <w:t xml:space="preserve">(2012) Extreme heat effects on wheat senescence in india.</w:t>
-      </w:r>
-      <w:r>
-        <w:t xml:space="preserve"> </w:t>
-      </w:r>
-      <w:r>
-        <w:rPr>
-          <w:i/>
-          <w:iCs/>
-        </w:rPr>
-        <w:t xml:space="preserve">Nat. Clim. Chang.</w:t>
-      </w:r>
-      <w:r>
-        <w:t xml:space="preserve"> </w:t>
-      </w:r>
-      <w:r>
-        <w:t xml:space="preserve">2, 186–189</w:t>
-      </w:r>
-    </w:p>
-    <w:bookmarkEnd w:id="108"/>
-    <w:bookmarkStart w:id="109" w:name="ref-Farooq2011"/>
-    <w:p>
-      <w:pPr>
-        <w:pStyle w:val="Bibliography"/>
-      </w:pPr>
-      <w:r>
-        <w:t xml:space="preserve">69.</w:t>
-      </w:r>
-      <w:r>
-        <w:t xml:space="preserve"> </w:t>
-      </w:r>
-      <w:r>
-        <w:t xml:space="preserve">	</w:t>
-      </w:r>
-      <w:r>
-        <w:t xml:space="preserve">Farooq, M.</w:t>
-      </w:r>
-      <w:r>
-        <w:t xml:space="preserve"> </w:t>
-      </w:r>
-      <w:r>
-        <w:rPr>
-          <w:i/>
-          <w:iCs/>
-        </w:rPr>
-        <w:t xml:space="preserve">et al.</w:t>
-      </w:r>
-      <w:r>
-        <w:t xml:space="preserve"> </w:t>
-      </w:r>
-      <w:r>
-        <w:t xml:space="preserve">(2011) Heat stress in wheat during reproductive and grain-filling phases.</w:t>
-      </w:r>
-      <w:r>
-        <w:t xml:space="preserve"> </w:t>
-      </w:r>
-      <w:r>
-        <w:rPr>
-          <w:i/>
-          <w:iCs/>
-        </w:rPr>
-        <w:t xml:space="preserve">CRC Crit. Rev. Plant Sci.</w:t>
-      </w:r>
-      <w:r>
-        <w:t xml:space="preserve"> </w:t>
-      </w:r>
-      <w:r>
-        <w:t xml:space="preserve">30, 491–507</w:t>
-      </w:r>
-    </w:p>
-    <w:bookmarkEnd w:id="109"/>
-    <w:bookmarkStart w:id="110" w:name="ref-He2025"/>
-    <w:p>
-      <w:pPr>
-        <w:pStyle w:val="Bibliography"/>
-      </w:pPr>
-      <w:r>
-        <w:t xml:space="preserve">70.</w:t>
-      </w:r>
-      <w:r>
-        <w:t xml:space="preserve"> </w:t>
-      </w:r>
-      <w:r>
-        <w:t xml:space="preserve">	</w:t>
-      </w:r>
-      <w:r>
-        <w:t xml:space="preserve">He, J.</w:t>
-      </w:r>
-      <w:r>
-        <w:t xml:space="preserve"> </w:t>
-      </w:r>
-      <w:r>
-        <w:rPr>
-          <w:i/>
-          <w:iCs/>
-        </w:rPr>
-        <w:t xml:space="preserve">et al.</w:t>
-      </w:r>
-      <w:r>
-        <w:t xml:space="preserve"> </w:t>
-      </w:r>
-      <w:r>
-        <w:t xml:space="preserve">(2025) Technological advances on imaging and modelling of leaf structural traits: A review on heat stress in wheat.</w:t>
-      </w:r>
-      <w:r>
-        <w:t xml:space="preserve"> </w:t>
-      </w:r>
-      <w:r>
-        <w:rPr>
-          <w:i/>
-          <w:iCs/>
-        </w:rPr>
-        <w:t xml:space="preserve">Journal of Experimental Botany (in press)</w:t>
-      </w:r>
-    </w:p>
-    <w:bookmarkEnd w:id="110"/>
-    <w:bookmarkStart w:id="111" w:name="ref-Zhang2021"/>
-    <w:p>
-      <w:pPr>
-        <w:pStyle w:val="Bibliography"/>
-      </w:pPr>
-      <w:r>
-        <w:t xml:space="preserve">71.</w:t>
-      </w:r>
-      <w:r>
-        <w:t xml:space="preserve"> </w:t>
-      </w:r>
-      <w:r>
-        <w:t xml:space="preserve">	</w:t>
-      </w:r>
-      <w:r>
-        <w:t xml:space="preserve">Zhang, P.</w:t>
-      </w:r>
-      <w:r>
-        <w:t xml:space="preserve"> </w:t>
-      </w:r>
-      <w:r>
-        <w:rPr>
-          <w:i/>
-          <w:iCs/>
-        </w:rPr>
-        <w:t xml:space="preserve">et al.</w:t>
-      </w:r>
-      <w:r>
-        <w:t xml:space="preserve"> </w:t>
-      </w:r>
-      <w:r>
-        <w:t xml:space="preserve">(2021) Nanotechnology and artificial intelligence to enable sustainable and precision agriculture.</w:t>
-      </w:r>
-      <w:r>
-        <w:t xml:space="preserve"> </w:t>
-      </w:r>
-      <w:r>
-        <w:rPr>
-          <w:i/>
-          <w:iCs/>
-        </w:rPr>
-        <w:t xml:space="preserve">Nat. Plants</w:t>
-      </w:r>
-      <w:r>
-        <w:t xml:space="preserve"> </w:t>
-      </w:r>
-      <w:r>
-        <w:t xml:space="preserve">7, 864–876</w:t>
-      </w:r>
-    </w:p>
-    <w:bookmarkEnd w:id="111"/>
-    <w:bookmarkStart w:id="112" w:name="ref-Zhang2023a"/>
-    <w:p>
-      <w:pPr>
-        <w:pStyle w:val="Bibliography"/>
-      </w:pPr>
-      <w:r>
-        <w:t xml:space="preserve">72.</w:t>
-      </w:r>
-      <w:r>
-        <w:t xml:space="preserve"> </w:t>
-      </w:r>
-      <w:r>
-        <w:t xml:space="preserve">	</w:t>
-      </w:r>
-      <w:r>
-        <w:t xml:space="preserve">Zhang, J.</w:t>
-      </w:r>
-      <w:r>
-        <w:t xml:space="preserve"> </w:t>
-      </w:r>
-      <w:r>
-        <w:rPr>
-          <w:i/>
-          <w:iCs/>
-        </w:rPr>
-        <w:t xml:space="preserve">et al.</w:t>
-      </w:r>
-      <w:r>
-        <w:t xml:space="preserve"> </w:t>
-      </w:r>
-      <w:r>
-        <w:t xml:space="preserve">(2023) Applications of artificial neural networks in microorganism image analysis: A comprehensive review from conventional multilayer perceptron to popular convolutional neural network and potential visual transformer.</w:t>
-      </w:r>
-      <w:r>
-        <w:t xml:space="preserve"> </w:t>
-      </w:r>
-      <w:r>
-        <w:rPr>
-          <w:i/>
-          <w:iCs/>
-        </w:rPr>
-        <w:t xml:space="preserve">Artif. Intell. Rev.</w:t>
-      </w:r>
-      <w:r>
-        <w:t xml:space="preserve"> </w:t>
-      </w:r>
-      <w:r>
-        <w:t xml:space="preserve">56, 1013–1070</w:t>
-      </w:r>
-    </w:p>
-    <w:bookmarkEnd w:id="112"/>
-    <w:bookmarkStart w:id="113" w:name="ref-Nisbet2000"/>
-    <w:p>
-      <w:pPr>
-        <w:pStyle w:val="Bibliography"/>
-      </w:pPr>
-      <w:r>
-        <w:t xml:space="preserve">73.</w:t>
-      </w:r>
-      <w:r>
-        <w:t xml:space="preserve"> </w:t>
-      </w:r>
-      <w:r>
-        <w:t xml:space="preserve">	</w:t>
-      </w:r>
-      <w:r>
-        <w:t xml:space="preserve">Nisbet, R.</w:t>
-      </w:r>
-      <w:r>
-        <w:t xml:space="preserve"> </w:t>
-      </w:r>
-      <w:r>
-        <w:rPr>
-          <w:i/>
-          <w:iCs/>
-        </w:rPr>
-        <w:t xml:space="preserve">et al.</w:t>
-      </w:r>
-      <w:r>
-        <w:t xml:space="preserve"> </w:t>
-      </w:r>
-      <w:r>
-        <w:t xml:space="preserve">(2000) From molecules to ecosystems through dynamic energy budget models.</w:t>
-      </w:r>
-      <w:r>
-        <w:t xml:space="preserve"> </w:t>
-      </w:r>
-      <w:r>
-        <w:rPr>
-          <w:i/>
-          <w:iCs/>
-        </w:rPr>
-        <w:t xml:space="preserve">Journal of Animal Ecology</w:t>
-      </w:r>
-      <w:r>
-        <w:t xml:space="preserve"> </w:t>
-      </w:r>
-      <w:r>
-        <w:t xml:space="preserve">69, 913–926</w:t>
-      </w:r>
-    </w:p>
-    <w:bookmarkEnd w:id="113"/>
-    <w:bookmarkStart w:id="114" w:name="ref-Jager2020"/>
-    <w:p>
-      <w:pPr>
-        <w:pStyle w:val="Bibliography"/>
-      </w:pPr>
-      <w:r>
-        <w:t xml:space="preserve">74.</w:t>
-      </w:r>
-      <w:r>
-        <w:t xml:space="preserve"> </w:t>
-      </w:r>
-      <w:r>
-        <w:t xml:space="preserve">	</w:t>
-      </w:r>
-      <w:r>
-        <w:t xml:space="preserve">Jager, T. (2020) Revisiting simplified</w:t>
-      </w:r>
-      <w:r>
-        <w:t xml:space="preserve"> </w:t>
-      </w:r>
-      <w:r>
-        <w:t xml:space="preserve">DEBtox</w:t>
-      </w:r>
-      <w:r>
-        <w:t xml:space="preserve"> </w:t>
-      </w:r>
-      <w:r>
-        <w:t xml:space="preserve">models for analysing ecotoxicity data.</w:t>
-      </w:r>
-      <w:r>
-        <w:t xml:space="preserve"> </w:t>
-      </w:r>
-      <w:r>
-        <w:rPr>
-          <w:i/>
-          <w:iCs/>
-        </w:rPr>
-        <w:t xml:space="preserve">Ecol. Modell.</w:t>
-      </w:r>
-      <w:r>
-        <w:t xml:space="preserve"> </w:t>
-      </w:r>
-      <w:r>
-        <w:t xml:space="preserve">416, 108904</w:t>
-      </w:r>
-    </w:p>
-    <w:bookmarkEnd w:id="114"/>
-    <w:bookmarkStart w:id="115" w:name="ref-Haberle2025"/>
-    <w:p>
-      <w:pPr>
-        <w:pStyle w:val="Bibliography"/>
-      </w:pPr>
-      <w:r>
-        <w:t xml:space="preserve">75.</w:t>
-      </w:r>
-      <w:r>
-        <w:t xml:space="preserve"> </w:t>
-      </w:r>
-      <w:r>
-        <w:t xml:space="preserve">	</w:t>
-      </w:r>
-      <w:r>
-        <w:t xml:space="preserve">Haberle, I.</w:t>
-      </w:r>
-      <w:r>
-        <w:t xml:space="preserve"> </w:t>
-      </w:r>
-      <w:r>
-        <w:rPr>
-          <w:i/>
-          <w:iCs/>
-        </w:rPr>
-        <w:t xml:space="preserve">et al.</w:t>
-      </w:r>
-      <w:r>
-        <w:t xml:space="preserve"> </w:t>
-      </w:r>
-      <w:r>
-        <w:t xml:space="preserve">(2025) Comparing freshwater mussel responses to stress using life-history and dynamic energy budget theory.</w:t>
-      </w:r>
-      <w:r>
-        <w:t xml:space="preserve"> </w:t>
-      </w:r>
-      <w:r>
-        <w:rPr>
-          <w:i/>
-          <w:iCs/>
-        </w:rPr>
-        <w:t xml:space="preserve">Sci. Total Environ.</w:t>
-      </w:r>
-      <w:r>
-        <w:t xml:space="preserve"> </w:t>
-      </w:r>
-      <w:r>
-        <w:t xml:space="preserve">958, 177664</w:t>
-      </w:r>
-    </w:p>
-    <w:bookmarkEnd w:id="115"/>
-    <w:bookmarkStart w:id="116" w:name="ref-Kearney2013"/>
-    <w:p>
-      <w:pPr>
-        <w:pStyle w:val="Bibliography"/>
-      </w:pPr>
-      <w:r>
-        <w:t xml:space="preserve">76.</w:t>
-      </w:r>
-      <w:r>
-        <w:t xml:space="preserve"> </w:t>
-      </w:r>
-      <w:r>
-        <w:t xml:space="preserve">	</w:t>
-      </w:r>
-      <w:r>
-        <w:t xml:space="preserve">Kearney, M.R.</w:t>
-      </w:r>
-      <w:r>
-        <w:t xml:space="preserve"> </w:t>
-      </w:r>
-      <w:r>
-        <w:rPr>
-          <w:i/>
-          <w:iCs/>
-        </w:rPr>
-        <w:t xml:space="preserve">et al.</w:t>
-      </w:r>
-      <w:r>
-        <w:t xml:space="preserve"> </w:t>
-      </w:r>
-      <w:r>
-        <w:t xml:space="preserve">(2013) Balancing heat, water and nutrients under environmental change: A thermodynamic niche framework.</w:t>
-      </w:r>
-      <w:r>
-        <w:t xml:space="preserve"> </w:t>
-      </w:r>
-      <w:r>
-        <w:rPr>
-          <w:i/>
-          <w:iCs/>
-        </w:rPr>
-        <w:t xml:space="preserve">Funct. Ecol.</w:t>
-      </w:r>
-      <w:r>
-        <w:t xml:space="preserve"> </w:t>
-      </w:r>
-      <w:r>
-        <w:t xml:space="preserve">27, 950–966</w:t>
-      </w:r>
-    </w:p>
-    <w:bookmarkEnd w:id="116"/>
-    <w:bookmarkStart w:id="117" w:name="ref-Kearney2010"/>
-    <w:p>
-      <w:pPr>
-        <w:pStyle w:val="Bibliography"/>
-      </w:pPr>
-      <w:r>
-        <w:t xml:space="preserve">77.</w:t>
-      </w:r>
-      <w:r>
-        <w:t xml:space="preserve"> </w:t>
-      </w:r>
-      <w:r>
-        <w:t xml:space="preserve">	</w:t>
-      </w:r>
-      <w:r>
-        <w:t xml:space="preserve">Kearney, M.</w:t>
-      </w:r>
-      <w:r>
-        <w:t xml:space="preserve"> </w:t>
-      </w:r>
-      <w:r>
-        <w:rPr>
-          <w:i/>
-          <w:iCs/>
-        </w:rPr>
-        <w:t xml:space="preserve">et al.</w:t>
-      </w:r>
-      <w:r>
-        <w:t xml:space="preserve"> </w:t>
-      </w:r>
-      <w:r>
-        <w:t xml:space="preserve">(2010) Modelling the ecological niche from functional traits.</w:t>
-      </w:r>
-      <w:r>
-        <w:t xml:space="preserve"> </w:t>
-      </w:r>
-      <w:r>
-        <w:rPr>
-          <w:i/>
-          <w:iCs/>
-        </w:rPr>
-        <w:t xml:space="preserve">Philos. Trans. R. Soc. Lond. B Biol. Sci.</w:t>
-      </w:r>
-      <w:r>
-        <w:t xml:space="preserve"> </w:t>
-      </w:r>
-      <w:r>
-        <w:t xml:space="preserve">365, 3469–3483</w:t>
+        <w:t xml:space="preserve">(2022) Dynamic energy budget models: Fertile ground for understanding resource allocation in plants in a changing world.</w:t>
+      </w:r>
+      <w:r>
+        <w:t xml:space="preserve"> </w:t>
+      </w:r>
+      <w:r>
+        <w:rPr>
+          <w:i/>
+          <w:iCs/>
+        </w:rPr>
+        <w:t xml:space="preserve">Conserv. Physiol.</w:t>
+      </w:r>
+      <w:r>
+        <w:t xml:space="preserve"> </w:t>
+      </w:r>
+      <w:r>
+        <w:t xml:space="preserve">10, coac061</w:t>
       </w:r>
     </w:p>
     <w:bookmarkEnd w:id="117"/>
@@ -7337,7 +7491,7 @@
         <w:pStyle w:val="Bibliography"/>
       </w:pPr>
       <w:r>
-        <w:t xml:space="preserve">78.</w:t>
+        <w:t xml:space="preserve">79.</w:t>
       </w:r>
       <w:r>
         <w:t xml:space="preserve"> </w:t>
@@ -7400,7 +7554,7 @@
         <w:pStyle w:val="Bibliography"/>
       </w:pPr>
       <w:r>
-        <w:t xml:space="preserve">79.</w:t>
+        <w:t xml:space="preserve">80.</w:t>
       </w:r>
       <w:r>
         <w:t xml:space="preserve"> </w:t>
@@ -7451,7 +7605,7 @@
         <w:pStyle w:val="Bibliography"/>
       </w:pPr>
       <w:r>
-        <w:t xml:space="preserve">80.</w:t>
+        <w:t xml:space="preserve">81.</w:t>
       </w:r>
       <w:r>
         <w:t xml:space="preserve"> </w:t>
@@ -7511,7 +7665,7 @@
         <w:pStyle w:val="Bibliography"/>
       </w:pPr>
       <w:r>
-        <w:t xml:space="preserve">81.</w:t>
+        <w:t xml:space="preserve">82.</w:t>
       </w:r>
       <w:r>
         <w:t xml:space="preserve"> </w:t>
@@ -7570,7 +7724,7 @@
         <w:pStyle w:val="Bibliography"/>
       </w:pPr>
       <w:r>
-        <w:t xml:space="preserve">82.</w:t>
+        <w:t xml:space="preserve">83.</w:t>
       </w:r>
       <w:r>
         <w:t xml:space="preserve"> </w:t>
@@ -7605,7 +7759,7 @@
         <w:pStyle w:val="Bibliography"/>
       </w:pPr>
       <w:r>
-        <w:t xml:space="preserve">83.</w:t>
+        <w:t xml:space="preserve">84.</w:t>
       </w:r>
       <w:r>
         <w:t xml:space="preserve"> </w:t>
@@ -7637,7 +7791,7 @@
         <w:pStyle w:val="Bibliography"/>
       </w:pPr>
       <w:r>
-        <w:t xml:space="preserve">84.</w:t>
+        <w:t xml:space="preserve">85.</w:t>
       </w:r>
       <w:r>
         <w:t xml:space="preserve"> </w:t>
@@ -7672,7 +7826,7 @@
         <w:pStyle w:val="Bibliography"/>
       </w:pPr>
       <w:r>
-        <w:t xml:space="preserve">85.</w:t>
+        <w:t xml:space="preserve">86.</w:t>
       </w:r>
       <w:r>
         <w:t xml:space="preserve"> </w:t>
@@ -7723,7 +7877,7 @@
         <w:pStyle w:val="Bibliography"/>
       </w:pPr>
       <w:r>
-        <w:t xml:space="preserve">86.</w:t>
+        <w:t xml:space="preserve">87.</w:t>
       </w:r>
       <w:r>
         <w:t xml:space="preserve"> </w:t>
@@ -7758,7 +7912,7 @@
         <w:pStyle w:val="Bibliography"/>
       </w:pPr>
       <w:r>
-        <w:t xml:space="preserve">87.</w:t>
+        <w:t xml:space="preserve">88.</w:t>
       </w:r>
       <w:r>
         <w:t xml:space="preserve"> </w:t>
@@ -7809,7 +7963,7 @@
         <w:pStyle w:val="Bibliography"/>
       </w:pPr>
       <w:r>
-        <w:t xml:space="preserve">88.</w:t>
+        <w:t xml:space="preserve">89.</w:t>
       </w:r>
       <w:r>
         <w:t xml:space="preserve"> </w:t>
@@ -7828,7 +7982,7 @@
         <w:pStyle w:val="Bibliography"/>
       </w:pPr>
       <w:r>
-        <w:t xml:space="preserve">89.</w:t>
+        <w:t xml:space="preserve">90.</w:t>
       </w:r>
       <w:r>
         <w:t xml:space="preserve"> </w:t>
@@ -7863,7 +8017,7 @@
         <w:pStyle w:val="Bibliography"/>
       </w:pPr>
       <w:r>
-        <w:t xml:space="preserve">90.</w:t>
+        <w:t xml:space="preserve">91.</w:t>
       </w:r>
       <w:r>
         <w:t xml:space="preserve"> </w:t>
@@ -7914,7 +8068,7 @@
         <w:pStyle w:val="Bibliography"/>
       </w:pPr>
       <w:r>
-        <w:t xml:space="preserve">91.</w:t>
+        <w:t xml:space="preserve">92.</w:t>
       </w:r>
       <w:r>
         <w:t xml:space="preserve"> </w:t>
@@ -7965,7 +8119,7 @@
         <w:pStyle w:val="Bibliography"/>
       </w:pPr>
       <w:r>
-        <w:t xml:space="preserve">92.</w:t>
+        <w:t xml:space="preserve">93.</w:t>
       </w:r>
       <w:r>
         <w:t xml:space="preserve"> </w:t>
@@ -8016,7 +8170,7 @@
         <w:pStyle w:val="Bibliography"/>
       </w:pPr>
       <w:r>
-        <w:t xml:space="preserve">93.</w:t>
+        <w:t xml:space="preserve">94.</w:t>
       </w:r>
       <w:r>
         <w:t xml:space="preserve"> </w:t>
@@ -8067,7 +8221,7 @@
         <w:pStyle w:val="Bibliography"/>
       </w:pPr>
       <w:r>
-        <w:t xml:space="preserve">94.</w:t>
+        <w:t xml:space="preserve">95.</w:t>
       </w:r>
       <w:r>
         <w:t xml:space="preserve"> </w:t>
@@ -8118,7 +8272,7 @@
         <w:pStyle w:val="Bibliography"/>
       </w:pPr>
       <w:r>
-        <w:t xml:space="preserve">95.</w:t>
+        <w:t xml:space="preserve">96.</w:t>
       </w:r>
       <w:r>
         <w:t xml:space="preserve"> </w:t>
@@ -8153,7 +8307,7 @@
         <w:pStyle w:val="Bibliography"/>
       </w:pPr>
       <w:r>
-        <w:t xml:space="preserve">96.</w:t>
+        <w:t xml:space="preserve">97.</w:t>
       </w:r>
       <w:r>
         <w:t xml:space="preserve"> </w:t>
@@ -8185,7 +8339,7 @@
         <w:pStyle w:val="Bibliography"/>
       </w:pPr>
       <w:r>
-        <w:t xml:space="preserve">97.</w:t>
+        <w:t xml:space="preserve">98.</w:t>
       </w:r>
       <w:r>
         <w:t xml:space="preserve"> </w:t>
@@ -8230,7 +8384,7 @@
         <w:pStyle w:val="Bibliography"/>
       </w:pPr>
       <w:r>
-        <w:t xml:space="preserve">98.</w:t>
+        <w:t xml:space="preserve">99.</w:t>
       </w:r>
       <w:r>
         <w:t xml:space="preserve"> </w:t>
@@ -8281,7 +8435,7 @@
         <w:pStyle w:val="Bibliography"/>
       </w:pPr>
       <w:r>
-        <w:t xml:space="preserve">99.</w:t>
+        <w:t xml:space="preserve">100.</w:t>
       </w:r>
       <w:r>
         <w:t xml:space="preserve"> </w:t>
@@ -8332,7 +8486,7 @@
         <w:pStyle w:val="Bibliography"/>
       </w:pPr>
       <w:r>
-        <w:t xml:space="preserve">100.</w:t>
+        <w:t xml:space="preserve">101.</w:t>
       </w:r>
       <w:r>
         <w:t xml:space="preserve"> </w:t>
@@ -8383,7 +8537,7 @@
         <w:pStyle w:val="Bibliography"/>
       </w:pPr>
       <w:r>
-        <w:t xml:space="preserve">101.</w:t>
+        <w:t xml:space="preserve">102.</w:t>
       </w:r>
       <w:r>
         <w:t xml:space="preserve"> </w:t>
@@ -8434,7 +8588,7 @@
         <w:pStyle w:val="Bibliography"/>
       </w:pPr>
       <w:r>
-        <w:t xml:space="preserve">102.</w:t>
+        <w:t xml:space="preserve">103.</w:t>
       </w:r>
       <w:r>
         <w:t xml:space="preserve"> </w:t>
@@ -8469,7 +8623,7 @@
         <w:pStyle w:val="Bibliography"/>
       </w:pPr>
       <w:r>
-        <w:t xml:space="preserve">103.</w:t>
+        <w:t xml:space="preserve">104.</w:t>
       </w:r>
       <w:r>
         <w:t xml:space="preserve"> </w:t>
@@ -8488,7 +8642,7 @@
         <w:pStyle w:val="Bibliography"/>
       </w:pPr>
       <w:r>
-        <w:t xml:space="preserve">104.</w:t>
+        <w:t xml:space="preserve">105.</w:t>
       </w:r>
       <w:r>
         <w:t xml:space="preserve"> </w:t>
@@ -8539,7 +8693,7 @@
         <w:pStyle w:val="Bibliography"/>
       </w:pPr>
       <w:r>
-        <w:t xml:space="preserve">105.</w:t>
+        <w:t xml:space="preserve">106.</w:t>
       </w:r>
       <w:r>
         <w:t xml:space="preserve"> </w:t>
@@ -8574,7 +8728,7 @@
         <w:pStyle w:val="Bibliography"/>
       </w:pPr>
       <w:r>
-        <w:t xml:space="preserve">106.</w:t>
+        <w:t xml:space="preserve">107.</w:t>
       </w:r>
       <w:r>
         <w:t xml:space="preserve"> </w:t>
@@ -8625,7 +8779,7 @@
         <w:pStyle w:val="Bibliography"/>
       </w:pPr>
       <w:r>
-        <w:t xml:space="preserve">107.</w:t>
+        <w:t xml:space="preserve">108.</w:t>
       </w:r>
       <w:r>
         <w:t xml:space="preserve"> </w:t>
@@ -8676,7 +8830,7 @@
         <w:pStyle w:val="Bibliography"/>
       </w:pPr>
       <w:r>
-        <w:t xml:space="preserve">108.</w:t>
+        <w:t xml:space="preserve">109.</w:t>
       </w:r>
       <w:r>
         <w:t xml:space="preserve"> </w:t>
@@ -8727,7 +8881,7 @@
         <w:pStyle w:val="Bibliography"/>
       </w:pPr>
       <w:r>
-        <w:t xml:space="preserve">109.</w:t>
+        <w:t xml:space="preserve">110.</w:t>
       </w:r>
       <w:r>
         <w:t xml:space="preserve"> </w:t>
@@ -8778,7 +8932,7 @@
         <w:pStyle w:val="Bibliography"/>
       </w:pPr>
       <w:r>
-        <w:t xml:space="preserve">110.</w:t>
+        <w:t xml:space="preserve">111.</w:t>
       </w:r>
       <w:r>
         <w:t xml:space="preserve"> </w:t>
@@ -8829,7 +8983,7 @@
         <w:pStyle w:val="Bibliography"/>
       </w:pPr>
       <w:r>
-        <w:t xml:space="preserve">111.</w:t>
+        <w:t xml:space="preserve">112.</w:t>
       </w:r>
       <w:r>
         <w:t xml:space="preserve"> </w:t>
@@ -8880,7 +9034,7 @@
         <w:pStyle w:val="Bibliography"/>
       </w:pPr>
       <w:r>
-        <w:t xml:space="preserve">112.</w:t>
+        <w:t xml:space="preserve">113.</w:t>
       </w:r>
       <w:r>
         <w:t xml:space="preserve"> </w:t>
@@ -8931,7 +9085,7 @@
         <w:pStyle w:val="Bibliography"/>
       </w:pPr>
       <w:r>
-        <w:t xml:space="preserve">113.</w:t>
+        <w:t xml:space="preserve">114.</w:t>
       </w:r>
       <w:r>
         <w:t xml:space="preserve"> </w:t>
@@ -8966,7 +9120,7 @@
         <w:pStyle w:val="Bibliography"/>
       </w:pPr>
       <w:r>
-        <w:t xml:space="preserve">114.</w:t>
+        <w:t xml:space="preserve">115.</w:t>
       </w:r>
       <w:r>
         <w:t xml:space="preserve"> </w:t>
@@ -9017,7 +9171,7 @@
         <w:pStyle w:val="Bibliography"/>
       </w:pPr>
       <w:r>
-        <w:t xml:space="preserve">115.</w:t>
+        <w:t xml:space="preserve">116.</w:t>
       </w:r>
       <w:r>
         <w:t xml:space="preserve"> </w:t>
@@ -9068,7 +9222,7 @@
         <w:pStyle w:val="Bibliography"/>
       </w:pPr>
       <w:r>
-        <w:t xml:space="preserve">116.</w:t>
+        <w:t xml:space="preserve">117.</w:t>
       </w:r>
       <w:r>
         <w:t xml:space="preserve"> </w:t>
@@ -9119,7 +9273,7 @@
         <w:pStyle w:val="Bibliography"/>
       </w:pPr>
       <w:r>
-        <w:t xml:space="preserve">117.</w:t>
+        <w:t xml:space="preserve">118.</w:t>
       </w:r>
       <w:r>
         <w:t xml:space="preserve"> </w:t>
@@ -9167,7 +9321,7 @@
         <w:pStyle w:val="Bibliography"/>
       </w:pPr>
       <w:r>
-        <w:t xml:space="preserve">118.</w:t>
+        <w:t xml:space="preserve">119.</w:t>
       </w:r>
       <w:r>
         <w:t xml:space="preserve"> </w:t>
@@ -9202,7 +9356,7 @@
         <w:pStyle w:val="Bibliography"/>
       </w:pPr>
       <w:r>
-        <w:t xml:space="preserve">119.</w:t>
+        <w:t xml:space="preserve">120.</w:t>
       </w:r>
       <w:r>
         <w:t xml:space="preserve"> </w:t>

--- a/docs/ms.docx
+++ b/docs/ms.docx
@@ -7,7 +7,61 @@
         <w:pStyle w:val="Title"/>
       </w:pPr>
       <w:r>
-        <w:t xml:space="preserve">A systems-modelling approach to predict biological responses to extreme heat</w:t>
+        <w:t xml:space="preserve">A</w:t>
+      </w:r>
+      <w:r>
+        <w:t xml:space="preserve"> </w:t>
+      </w:r>
+      <w:r>
+        <w:t xml:space="preserve">systems-modelling</w:t>
+      </w:r>
+      <w:r>
+        <w:t xml:space="preserve"> </w:t>
+      </w:r>
+      <w:r>
+        <w:t xml:space="preserve">approach</w:t>
+      </w:r>
+      <w:r>
+        <w:t xml:space="preserve"> </w:t>
+      </w:r>
+      <w:r>
+        <w:t xml:space="preserve">to</w:t>
+      </w:r>
+      <w:r>
+        <w:t xml:space="preserve"> </w:t>
+      </w:r>
+      <w:r>
+        <w:t xml:space="preserve">predict</w:t>
+      </w:r>
+      <w:r>
+        <w:t xml:space="preserve"> </w:t>
+      </w:r>
+      <w:r>
+        <w:t xml:space="preserve">biological</w:t>
+      </w:r>
+      <w:r>
+        <w:t xml:space="preserve"> </w:t>
+      </w:r>
+      <w:r>
+        <w:t xml:space="preserve">responses</w:t>
+      </w:r>
+      <w:r>
+        <w:t xml:space="preserve"> </w:t>
+      </w:r>
+      <w:r>
+        <w:t xml:space="preserve">to</w:t>
+      </w:r>
+      <w:r>
+        <w:t xml:space="preserve"> </w:t>
+      </w:r>
+      <w:r>
+        <w:t xml:space="preserve">extreme</w:t>
+      </w:r>
+      <w:r>
+        <w:t xml:space="preserve"> </w:t>
+      </w:r>
+      <w:r>
+        <w:t xml:space="preserve">heat</w:t>
       </w:r>
     </w:p>
     <w:p>
@@ -175,6 +229,26 @@
         </m:r>
       </m:oMath>
       <w:r>
+        <w:t xml:space="preserve">, Adrienne Nicotra</w:t>
+      </w:r>
+      <w:r>
+        <w:rPr>
+          <w:vertAlign w:val="superscript"/>
+        </w:rPr>
+        <w:t xml:space="preserve">1,4</w:t>
+      </w:r>
+      <w:r>
+        <w:t xml:space="preserve"> </w:t>
+      </w:r>
+      <m:oMath>
+        <m:r>
+          <m:rPr>
+            <m:sty m:val="p"/>
+          </m:rPr>
+          <m:t>†</m:t>
+        </m:r>
+      </m:oMath>
+      <w:r>
         <w:t xml:space="preserve">, James Cook</w:t>
       </w:r>
       <w:r>
@@ -191,15 +265,6 @@
           <w:vertAlign w:val="superscript"/>
         </w:rPr>
         <w:t xml:space="preserve">3</w:t>
-      </w:r>
-      <w:r>
-        <w:t xml:space="preserve">, Adrienne Nicotra</w:t>
-      </w:r>
-      <w:r>
-        <w:rPr>
-          <w:vertAlign w:val="superscript"/>
-        </w:rPr>
-        <w:t xml:space="preserve">1,4</w:t>
       </w:r>
       <w:r>
         <w:t xml:space="preserve">, Brendan Choat</w:t>
@@ -454,7 +519,7 @@
         <w:t xml:space="preserve">[3,4]</w:t>
       </w:r>
       <w:r>
-        <w:t xml:space="preserve">. Climate variability has already been linked to dramatic declines in pollinator abundance</w:t>
+        <w:t xml:space="preserve">. Climate variability has already been linked to dramatic declines in plant and animal performance, resulting in reduced pollinator abundance</w:t>
       </w:r>
       <w:r>
         <w:t xml:space="preserve"> </w:t>
@@ -569,25 +634,37 @@
         <w:t xml:space="preserve"> </w:t>
       </w:r>
       <w:r>
-        <w:t xml:space="preserve">‘extreme heat’</w:t>
-      </w:r>
-      <w:r>
-        <w:t xml:space="preserve"> </w:t>
-      </w:r>
-      <w:r>
-        <w:t xml:space="preserve">can take on a different meaning for these organisms. For example, plants and animals have different thermal tolerances or can exploit microthermal environments in different ways to dampen the effects of extreme atmospheric heat events. As such,</w:t>
-      </w:r>
-      <w:r>
-        <w:t xml:space="preserve"> </w:t>
-      </w:r>
-      <w:r>
-        <w:t xml:space="preserve">‘extreme’</w:t>
-      </w:r>
-      <w:r>
-        <w:t xml:space="preserve"> </w:t>
-      </w:r>
-      <w:r>
-        <w:t xml:space="preserve">will be relative to the biology of the organism in question. Our framework can capture these complexities and be extended to incorporate other, diverse interactions. We highlight the immense opportunities such an integration may provide through a greater understanding of the ways in which extreme heat stress manifests across species and by elucidating more clearly how and why interactions among species can change, with implications for natural and agricultural systems, food security and ecosystem services. We discuss the challenges of applying such an integrated modelling framework and how it can incorporate other critical features that capture evolutionary change and plasticity.</w:t>
+        <w:t xml:space="preserve">‘</w:t>
+      </w:r>
+      <w:r>
+        <w:t xml:space="preserve">extreme heat</w:t>
+      </w:r>
+      <w:r>
+        <w:t xml:space="preserve">’</w:t>
+      </w:r>
+      <w:r>
+        <w:t xml:space="preserve"> </w:t>
+      </w:r>
+      <w:r>
+        <w:t xml:space="preserve">can take on a different meaning for these diverse organisms. For example, plants and animals have different thermal tolerances or can exploit microthermal environments in different ways to dampen the effects of extreme atmospheric heat events. As such,</w:t>
+      </w:r>
+      <w:r>
+        <w:t xml:space="preserve"> </w:t>
+      </w:r>
+      <w:r>
+        <w:t xml:space="preserve">‘</w:t>
+      </w:r>
+      <w:r>
+        <w:t xml:space="preserve">extreme</w:t>
+      </w:r>
+      <w:r>
+        <w:t xml:space="preserve">’</w:t>
+      </w:r>
+      <w:r>
+        <w:t xml:space="preserve"> </w:t>
+      </w:r>
+      <w:r>
+        <w:t xml:space="preserve">will be relative to the biology of the organism in question. Our framework can capture these complexities and be extended to incorporate other, diverse interactions. We highlight the immense opportunities such an integration may provide through a greater understanding of the ways in which extreme heat stress manifests across species. Such an integration will help elucidate how and why interactions among species can change, with implications for natural and agricultural systems, food security and ecosystem services. We discuss the challenges of applying such an integrated modelling framework and how it can incorporate other critical features that capture evolutionary change and plasticity.</w:t>
       </w:r>
     </w:p>
     <w:bookmarkEnd w:id="21"/>
@@ -604,6 +681,9 @@
       <w:pPr>
         <w:pStyle w:val="FirstParagraph"/>
       </w:pPr>
+      <w:r>
+        <w:t xml:space="preserve">We propose a systems-modelling approach to model biotic impacts of heatwaves (</w:t>
+      </w:r>
       <w:hyperlink w:anchor="fig-sys">
         <w:r>
           <w:rPr>
@@ -613,22 +693,25 @@
         </w:r>
       </w:hyperlink>
       <w:r>
-        <w:t xml:space="preserve"> </w:t>
-      </w:r>
-      <w:r>
-        <w:t xml:space="preserve">illustrates how a systems-modelling approach to understanding heatwave impacts can be achieved, scaling from the level of the atmosphere to microclimate, and from individuals to populations and communities. Ultimately the impacts of extreme heat events on a community are driven by responses of individuals. Therefore, to understand extreme heat impacts on a community of organisms, we must characterize the proximal thermal environments – the</w:t>
-      </w:r>
-      <w:r>
-        <w:t xml:space="preserve"> </w:t>
-      </w:r>
-      <w:r>
-        <w:t xml:space="preserve">‘microclimates’</w:t>
-      </w:r>
-      <w:r>
-        <w:t xml:space="preserve"> </w:t>
-      </w:r>
-      <w:r>
-        <w:t xml:space="preserve">– experienced by individuals of different species under a given atmospheric event, which can vary dramatically both vertically and horizontally at a given time. These microclimates must then be translated into physiological and behavioral responses, including the processes of thermal damage and repair, and how individuals mitigate their exposure to extreme heat through habitat selection and other avoidance strategies. Dynamic energy budgets translate these individual responses into growth and reproduction trajectories across life cycles to drive population and community models of the resulting interactions. In the next sections, we outline new developments in how we model all the components in</w:t>
+        <w:t xml:space="preserve">), scaling from the level of the atmosphere to microclimate, and from individuals to populations and communities. Ultimately, the impacts of extreme heat events on a community are driven by responses of individuals. Therefore, to understand extreme heat impacts on a community of organisms, we must characterize the proximal thermal environments – the</w:t>
+      </w:r>
+      <w:r>
+        <w:t xml:space="preserve"> </w:t>
+      </w:r>
+      <w:r>
+        <w:t xml:space="preserve">‘</w:t>
+      </w:r>
+      <w:r>
+        <w:t xml:space="preserve">microclimates</w:t>
+      </w:r>
+      <w:r>
+        <w:t xml:space="preserve">’</w:t>
+      </w:r>
+      <w:r>
+        <w:t xml:space="preserve"> </w:t>
+      </w:r>
+      <w:r>
+        <w:t xml:space="preserve">– experienced by individuals of different species under a given atmospheric event. These microclimates must then be translated into physiological and behavioral responses, including the processes of thermal damage and repair, and how individuals mitigate their exposure to extreme heat through habitat selection and other avoidance strategies. Finally, dynamic energy budgets translate these individual responses into growth and reproduction trajectories across life cycles to drive population and community models of the resulting interactions. In the next sections, we outline new developments that enable us to model all the components in</w:t>
       </w:r>
       <w:r>
         <w:t xml:space="preserve"> </w:t>
@@ -720,7 +803,7 @@
               <w:pStyle w:val="ImageCaption"/>
             </w:pPr>
             <w:r>
-              <w:t xml:space="preserve">Figure 1- The proposed modelling integration developed in our Opinion integrates climate/biophysical models to predict temperatures species experience in their respective microhabitats. Temperatures experienced by organisms provide inputs for damage-repair and dynamic energy budget models that integrate temperature exposure with explicit physiological models that simulate development, behavior, survival and reproduction in response to temperature across life history stages Physiological models can be built around the unique life cycles of the diverse species in communities, capturing lagged responses to extreme heat, phenological mismatches and mechanistically informed responses to extreme heat for species of the system in question. Outputs (behavior, growth rate/ biomass accumulation, survival and reproduction) from physiological models of individual organisms can then be integrated into population and community ecology models to predict population growth and community interactions for a given system change. We show how environment-mediated feedbacks influence organism thermal exposure and sensitivity (e.g., water availability, microbiota) which can vary across different life stages and organs. The integration of existing models in this novel way will allow simulations at the organismal level to generate emergent predictions for entire communities. In turn, such simulations will allow quantitative predictions to be made on how extreme heatwaves perturb biological systems and allow for the development and implementation of strategies to enhance both biological and socioecological system resilience to extreme heat.</w:t>
+              <w:t xml:space="preserve">Figure 1- The proposed modelling integration developed here integrates (1) climate/biophysical models to predict the temperatures species experience in their respective microhabitats. (2) Temperatures experienced by organisms provide inputs for damage-repair and dynamic energy budget models that integrate temperature exposure with explicit physiological models that simulate development, behavior, survival and reproduction in response to temperature across life history stages. Physiological models can be built around the unique life cycles of the diverse species in communities, capturing lagged responses to extreme heat, phenological mismatches and mechanistically informed responses to extreme heat for species of the system in question. Outputs (behavior, growth rate/ biomass accumulation, survival and reproduction) from physiological models of individual organisms can then be integrated into (3) population and community ecology models to predict population growth and community composition under a specific type of change. We discuss how (4) environment-mediated feedbacks influence organism thermal exposure and sensitivity (e.g., water availability, microbiota) which can vary across different life stages and organs. The integration of existing models in this novel way will allow simulations at the organismal level to generate emergent predictions for entire communities. In turn, such simulations will allow quantitative predictions to be made on how extreme heatwaves perturb biological systems and allow for the development and implementation of strategies to enhance both biological and socioecological system resilience to extreme heat.</w:t>
             </w:r>
           </w:p>
           <w:bookmarkEnd w:id="25"/>
@@ -775,7 +858,13 @@
         <w:t xml:space="preserve"> </w:t>
       </w:r>
       <w:r>
-        <w:t xml:space="preserve">‘reanalysis’</w:t>
+        <w:t xml:space="preserve">‘</w:t>
+      </w:r>
+      <w:r>
+        <w:t xml:space="preserve">reanalysis</w:t>
+      </w:r>
+      <w:r>
+        <w:t xml:space="preserve">’</w:t>
       </w:r>
       <w:r>
         <w:t xml:space="preserve"> </w:t>
@@ -787,7 +876,13 @@
         <w:t xml:space="preserve"> </w:t>
       </w:r>
       <w:r>
-        <w:t xml:space="preserve">‘surface’</w:t>
+        <w:t xml:space="preserve">‘</w:t>
+      </w:r>
+      <w:r>
+        <w:t xml:space="preserve">surface</w:t>
+      </w:r>
+      <w:r>
+        <w:t xml:space="preserve">’</w:t>
       </w:r>
       <w:r>
         <w:t xml:space="preserve"> </w:t>
@@ -849,7 +944,7 @@
         <w:pStyle w:val="FirstParagraph"/>
       </w:pPr>
       <w:r>
-        <w:t xml:space="preserve">Extreme weather events are experienced differently across species in a community. For example, while air temperature may be 50°C, an organism a metre below the surface may be 25°C cooler (</w:t>
+        <w:t xml:space="preserve">Extreme weather events are experienced differently across species in a community. For example, while air temperature may be 50°C, an organism a metre below the soil surface may be 25°C cooler (</w:t>
       </w:r>
       <w:hyperlink w:anchor="fig-sys">
         <w:r>
@@ -866,13 +961,19 @@
         <w:t xml:space="preserve"> </w:t>
       </w:r>
       <w:r>
-        <w:t xml:space="preserve">‘memory’</w:t>
-      </w:r>
-      <w:r>
-        <w:t xml:space="preserve"> </w:t>
-      </w:r>
-      <w:r>
-        <w:t xml:space="preserve">effects of past weather conditions can determine how a given heat wave manifests through a habitat, so the same atmospheric heat wave conditions can have different implications for microclimate conditions depending on the recent history of rainfall and temperature. Despite the complexity and non-linearity of these interactions across the soil-plant-atmosphere continuum (SPAC), there is existing capacity, and growing potential, to model them and determine individual-specific exposure to extreme heat.</w:t>
+        <w:t xml:space="preserve">‘</w:t>
+      </w:r>
+      <w:r>
+        <w:t xml:space="preserve">memory</w:t>
+      </w:r>
+      <w:r>
+        <w:t xml:space="preserve">’</w:t>
+      </w:r>
+      <w:r>
+        <w:t xml:space="preserve"> </w:t>
+      </w:r>
+      <w:r>
+        <w:t xml:space="preserve">effects of past weather conditions can determine how a given heat wave manifests through a habitat, so the same atmospheric heat wave conditions can have different implications for microclimatic conditions depending on the recent history of rainfall and temperature. Despite the complexity and non-linearity of these interactions across the soil-plant-atmosphere continuum (SPAC), there is existing capacity, and growing potential, to model them and determine individual-specific exposure to extreme heat.</w:t>
       </w:r>
     </w:p>
     <w:p>
@@ -886,7 +987,13 @@
         <w:t xml:space="preserve"> </w:t>
       </w:r>
       <w:r>
-        <w:t xml:space="preserve">‘land-surface models’</w:t>
+        <w:t xml:space="preserve">‘</w:t>
+      </w:r>
+      <w:r>
+        <w:t xml:space="preserve">land-surface models</w:t>
+      </w:r>
+      <w:r>
+        <w:t xml:space="preserve">’</w:t>
       </w:r>
       <w:r>
         <w:t xml:space="preserve"> </w:t>
@@ -909,7 +1016,7 @@
         <w:pStyle w:val="BodyText"/>
       </w:pPr>
       <w:r>
-        <w:t xml:space="preserve">The primary role of LSMs is to better understand the atmospheric dynamics rather than resolve the details of microclimates to which organisms are exposed. Thus, agronomists and ecologists have developed microclimate models that can provide more detailed inferences of environmental exposure. These microclimate models take the atmospheric conditions as independent forcing variables, together with detailed information on terrain (slope, aspect, hill shade), vegetation [leaf/plant-area index, leaf area index (LAI) and soil properties (thermal and hydraulic properties)] to predict how radiation, wind speed, air temperature, humidity, soil temperature and soil moisture vary on centimeter scales. The available models vary in the processes they incorporate and the extent that they use physical first principles</w:t>
+        <w:t xml:space="preserve">The primary role of LSMs is to better understand overall atmospheric dynamics rather than resolve the details of microclimates to which organisms are exposed. Thus, agronomists and ecologists have developed microclimate models that can provide more detailed inferences of environmental exposure. These microclimate models take the atmospheric conditions as independent forcing variables, together with detailed information on terrain (slope, aspect, hill shade), vegetation [leaf/plant-area index, leaf area index (LAI) and soil properties (thermal and hydraulic properties)] to predict how radiation, wind speed, air temperature, humidity, soil temperature and soil moisture vary on centimeter scales. The available models vary in the processes they incorporate and the extent that they use physical first principles</w:t>
       </w:r>
       <w:r>
         <w:t xml:space="preserve"> </w:t>
@@ -973,30 +1080,7 @@
         <w:pStyle w:val="BodyText"/>
       </w:pPr>
       <w:r>
-        <w:t xml:space="preserve">Opportunities lie in more closely coupling the dynamics of the atmosphere and vegetation with microclimate models. In particular, responses of plant water use to heatwaves can amplify or reduce high temperatures via effects on photosynthetic capacity, stomatal decoupling, cuticular conductance, leaf damage and plant mortality. These impacts obviously are important for the plants themselves, but also for thermal regime within the plant canopy. Many LSMs use an LAI climatology, but it is very likely that LAI will change with climate change in the short term (and with vegetation composition in the longer term), with consequences for thermal regime. Thus, forecasting future thermal regimes also involves forecasting future vegetation dynamics, with interesting challenges that include interactions between high</w:t>
-      </w:r>
-      <w:r>
-        <w:t xml:space="preserve"> </w:t>
-      </w:r>
-      <m:oMath>
-        <m:r>
-          <m:t>C</m:t>
-        </m:r>
-        <m:sSub>
-          <m:e>
-            <m:r>
-              <m:t>O</m:t>
-            </m:r>
-          </m:e>
-          <m:sub>
-            <m:r>
-              <m:t>2</m:t>
-            </m:r>
-          </m:sub>
-        </m:sSub>
-      </m:oMath>
-      <w:r>
-        <w:t xml:space="preserve">, LAI and canopy shading</w:t>
+        <w:t xml:space="preserve">The above advanced create opportunities to more closely couple the dynamics of the atmosphere and vegetation with microclimate models. In particular, plant water use dynamics during heatwaves can amplify or reduce high temperatures via effects on photosynthetic capacity, stomatal decoupling, cuticular conductance, leaf damage and plant mortality. These impacts obviously are important for the plants themselves, but also for thermal regimes within the plant canopy. Thus, forecasting future thermal regimes also involves forecasting future vegetation dynamics, with interesting challenges that include interactions between high LAI and canopy shading</w:t>
       </w:r>
       <w:r>
         <w:t xml:space="preserve"> </w:t>
@@ -1023,7 +1107,7 @@
         <w:pStyle w:val="FirstParagraph"/>
       </w:pPr>
       <w:r>
-        <w:t xml:space="preserve">Once microclimates are quantified, it is now straight-forward to compute heat-budgets of organisms as a function of their traits using the principles of biophysical ecology and thereby compute their temperature. Biophysical models have a long history</w:t>
+        <w:t xml:space="preserve">Once microclimates are quantified, it is now straight-forward to compute heat-budgets of organisms as a function of their traits using the principles of biophysical ecology. Biophysical models have a long history</w:t>
       </w:r>
       <w:r>
         <w:t xml:space="preserve"> </w:t>
@@ -1032,7 +1116,10 @@
         <w:t xml:space="preserve">[e.g. 41,42]</w:t>
       </w:r>
       <w:r>
-        <w:t xml:space="preserve">, but have become more widely applied in the past 20 years, facilitated by developments in environmental datasets, microclimate modelling, and the emergence of high-level programming languages such as R</w:t>
+        <w:t xml:space="preserve"> </w:t>
+      </w:r>
+      <w:r>
+        <w:t xml:space="preserve">but have become more widely applied in ecology in the past 20 years, facilitated by developments in environmental datasets, microclimate modelling, and the emergence of high-level programming languages such as R</w:t>
       </w:r>
       <w:r>
         <w:t xml:space="preserve"> </w:t>
@@ -1041,7 +1128,7 @@
         <w:t xml:space="preserve">[20]</w:t>
       </w:r>
       <w:r>
-        <w:t xml:space="preserve">. Biophysical models of ectothermic animals can account for complex radiation settings and the role of evaporative water loss from the skin, breath and eyes</w:t>
+        <w:t xml:space="preserve">. Biophysical models of ectothermic animals can account for complex radiative heat transfer and the role of evaporative water loss from the skin, breath and eyes</w:t>
       </w:r>
       <w:r>
         <w:t xml:space="preserve"> </w:t>
@@ -1068,7 +1155,7 @@
         <w:t xml:space="preserve">[45]</w:t>
       </w:r>
       <w:r>
-        <w:t xml:space="preserve">. Future development in biophysical modelling of organismal temperature under extreme heat involves understanding the nuances of physiological and behavioral responses. For example, lizards may pant when exposed to high temperatures</w:t>
+        <w:t xml:space="preserve">. Future development in biophysical modelling of organismal temperature under extreme heat involves understanding the nuances of plastic physiological and behavioral responses. For example, lizards may pant when exposed to high temperatures</w:t>
       </w:r>
       <w:r>
         <w:t xml:space="preserve"> </w:t>
@@ -1083,13 +1170,19 @@
         <w:t xml:space="preserve"> </w:t>
       </w:r>
       <w:r>
-        <w:t xml:space="preserve">‘wind surf’</w:t>
-      </w:r>
-      <w:r>
-        <w:t xml:space="preserve"> </w:t>
-      </w:r>
-      <w:r>
-        <w:t xml:space="preserve">or seek unusual retreats</w:t>
+        <w:t xml:space="preserve">‘</w:t>
+      </w:r>
+      <w:r>
+        <w:t xml:space="preserve">wind surf</w:t>
+      </w:r>
+      <w:r>
+        <w:t xml:space="preserve">’</w:t>
+      </w:r>
+      <w:r>
+        <w:t xml:space="preserve"> </w:t>
+      </w:r>
+      <w:r>
+        <w:t xml:space="preserve">or seek thermal micro-refugia</w:t>
       </w:r>
       <w:r>
         <w:t xml:space="preserve"> </w:t>
@@ -1098,7 +1191,7 @@
         <w:t xml:space="preserve">[47]</w:t>
       </w:r>
       <w:r>
-        <w:t xml:space="preserve">, and stomatal behavior may depart from the typical responses to vapour pressure and light intensity to allow emergency cooling</w:t>
+        <w:t xml:space="preserve">, and stomatal behavior may depart from the typical responses to vapor pressure and light intensity to allow emergency cooling</w:t>
       </w:r>
       <w:r>
         <w:t xml:space="preserve"> </w:t>
@@ -1273,7 +1366,7 @@
         <w:t xml:space="preserve"> </w:t>
       </w:r>
       <w:r>
-        <w:t xml:space="preserve">show that several critical life-history traits (i.e., mortality and fecundity) follow a clear exponential relationship with time, with survival and fecundity being compromised most for long thermal exposures at high temperatures in</w:t>
+        <w:t xml:space="preserve">show that both mortality and fecundity follow a clear exponential relationship with time, with survival and fecundity being compromised most for long thermal exposures at high temperatures in</w:t>
       </w:r>
       <w:r>
         <w:t xml:space="preserve"> </w:t>
@@ -1328,7 +1421,7 @@
         <w:pStyle w:val="BodyText"/>
       </w:pPr>
       <w:r>
-        <w:t xml:space="preserve">The concept of damage/repair is critically important for understanding how heat waves affect organisms because such a mechanism can result in lagged responses to heat stress – a common feature of extreme heat events</w:t>
+        <w:t xml:space="preserve">The concept of damage/repair is important for understanding how heat waves affect organisms because both processes can result in lagged responses to heat stress – a common feature of extreme heat events</w:t>
       </w:r>
       <w:r>
         <w:t xml:space="preserve"> </w:t>
@@ -1337,7 +1430,7 @@
         <w:t xml:space="preserve">[53]</w:t>
       </w:r>
       <w:r>
-        <w:t xml:space="preserve">. Once a thermal tolerance landscape for a particular endpoint has been quantified, the thermal sensitivity (i.e., the slope</w:t>
+        <w:t xml:space="preserve">. Once the thermal sensitivity (i.e., the slope</w:t>
       </w:r>
       <w:r>
         <w:t xml:space="preserve"> </w:t>
@@ -1348,7 +1441,7 @@
         </m:r>
       </m:oMath>
       <w:r>
-        <w:t xml:space="preserve">, Figure 1) can be used to predict the accumulation of damage during stressful temperatures experienced in nature</w:t>
+        <w:t xml:space="preserve">, Figure 1) for a particular endpoint has been quantified it can be used to predict the accumulation of damage during stressful temperatures experienced under realistic conditions</w:t>
       </w:r>
       <w:r>
         <w:t xml:space="preserve"> </w:t>
@@ -1481,8 +1574,8 @@
                   <m:d>
                     <m:dPr>
                       <m:begChr m:val="("/>
+                      <m:endChr m:val=")"/>
                       <m:sepChr m:val=""/>
-                      <m:endChr m:val=")"/>
                       <m:grow/>
                     </m:dPr>
                     <m:e>
@@ -1539,8 +1632,8 @@
                       <m:d>
                         <m:dPr>
                           <m:begChr m:val="("/>
+                          <m:endChr m:val=")"/>
                           <m:sepChr m:val=""/>
-                          <m:endChr m:val=")"/>
                           <m:grow/>
                         </m:dPr>
                         <m:e>
@@ -1583,8 +1676,8 @@
                           <m:d>
                             <m:dPr>
                               <m:begChr m:val="("/>
+                              <m:endChr m:val=")"/>
                               <m:sepChr m:val=""/>
-                              <m:endChr m:val=")"/>
                               <m:grow/>
                             </m:dPr>
                             <m:e>
@@ -1652,8 +1745,8 @@
           <m:d>
             <m:dPr>
               <m:begChr m:val="("/>
+              <m:endChr m:val=")"/>
               <m:sepChr m:val=""/>
-              <m:endChr m:val=")"/>
               <m:grow/>
             </m:dPr>
             <m:e>
@@ -1871,17 +1964,7 @@
               <w:spacing w:before="16"/>
             </w:pPr>
             <w:r>
-              <w:t xml:space="preserve">Natural and anthropogenic environmental factors shape thermal sensitivity and should be considered in any systems modelling approach. For example, drought, often associated with periods of extreme heat, can reduce thermal tolerance in plants by reducing influencing their ability to cool through transpiration leading to leaf damage []. Extended periods of water stress (5 days) have also been shown to increase thermal sensitivity in South American Locusts (</w:t>
-            </w:r>
-            <w:r>
-              <w:rPr>
-                <w:i/>
-                <w:iCs/>
-              </w:rPr>
-              <w:t xml:space="preserve">Schistocerca cancellata</w:t>
-            </w:r>
-            <w:r>
-              <w:t xml:space="preserve">), reducing the time there were capable of dealing with extreme heat</w:t>
+              <w:t xml:space="preserve">Natural and anthropogenic environmental factors shape thermal sensitivity and should be considered in any systems modelling approach. For example, drought, often associated with periods of extreme heat, can reduce thermal tolerance in plants by reducing influencing their ability to cool through transpiration leading to leaf damage []. Extended periods of water stress (e.g., several days or more) have also been shown to increase thermal sensitivity in insects, reducing the time they could deal with extreme heat</w:t>
             </w:r>
             <w:r>
               <w:t xml:space="preserve"> </w:t>
@@ -1919,7 +2002,7 @@
               <w:t xml:space="preserve">[58,59]</w:t>
             </w:r>
             <w:r>
-              <w:t xml:space="preserve">.</w:t>
+              <w:t xml:space="preserve">. For example,</w:t>
             </w:r>
             <w:r>
               <w:t xml:space="preserve"> </w:t>
@@ -1990,7 +2073,7 @@
         <w:pStyle w:val="FirstParagraph"/>
       </w:pPr>
       <w:r>
-        <w:t xml:space="preserve">Dynamic Energy Budget (DEB) models are physiologically explicit life-cycle models of energy and mass uptake and conversion that predict key life-history transitions, growth, reproduction and survival through time for diverse species</w:t>
+        <w:t xml:space="preserve">Dynamic Energy Budget (DEB) models are physiologically explicit life-cycle models of energy and mass uptake and conversion that predict key life-history transitions, growth, reproduction and survival through time</w:t>
       </w:r>
       <w:r>
         <w:t xml:space="preserve"> </w:t>
@@ -2038,10 +2121,7 @@
         <w:t xml:space="preserve">[17,20]</w:t>
       </w:r>
       <w:r>
-        <w:t xml:space="preserve">, though their application to plants is considerably less developed that for animal and microbial systems</w:t>
-      </w:r>
-      <w:r>
-        <w:t xml:space="preserve"> </w:t>
+        <w:t xml:space="preserve">, though they have been applied to plants much less than for animal and microbial systems</w:t>
       </w:r>
       <w:r>
         <w:t xml:space="preserve">[67]</w:t>
@@ -2056,7 +2136,7 @@
         <w:t xml:space="preserve">[20]</w:t>
       </w:r>
       <w:r>
-        <w:t xml:space="preserve">. Perhaps most importantly, DEB theory calculates the life cycle trajectory and so can account for the effects of timing of heat wave impacts relative to life stage. Applied to multi-species assemblages, DEB models can capture how different species’ life-cycles are impacted by heat and interact with each other to predict how traits such as birth, age at maturity, reproductive events, energy flow and lifespan vary across species. While DEB models are parameter rich, key parameters have been estimated for &gt; 5000 species already</w:t>
+        <w:t xml:space="preserve">. Perhaps most importantly, DEB theory calculates the life cycle trajectory of an organism and so can account for the effects of timing of heat wave impacts relative to life stage. Applied to multi-species assemblages, DEB models can capture how different species’ life-cycles are impacted by heat and interact with each other to predict how traits such as birth, age at maturity, reproductive events, energy flow and lifespan vary across species. While DEB models are parameter rich, key parameters have been estimated for &gt; 5000 species already</w:t>
       </w:r>
       <w:r>
         <w:t xml:space="preserve"> </w:t>
@@ -2077,16 +2157,16 @@
         <w:t xml:space="preserve">[67]</w:t>
       </w:r>
       <w:r>
-        <w:t xml:space="preserve">. New analytical approaches using phylogenetic imputation methods can be used to predict DEB parameters for over 1.3 million species providing immense opportunities to model how heat will affect life-cycles of multi-species assemblages (see https://deb.bolding-bruggeman.com,</w:t>
-      </w:r>
-      <w:r>
-        <w:t xml:space="preserve"> </w:t>
-      </w:r>
-      <w:r>
-        <w:t xml:space="preserve">[70]</w:t>
-      </w:r>
-      <w:r>
-        <w:t xml:space="preserve">). In addition, software packages such as</w:t>
+        <w:t xml:space="preserve">. New analytical approaches using phylogenetic imputation methods allow for models to be developed independently for all species even when data are lacking. These methods show promise in predicting DEB parameters for over 1.3 million species</w:t>
+      </w:r>
+      <w:r>
+        <w:t xml:space="preserve"> </w:t>
+      </w:r>
+      <w:r>
+        <w:t xml:space="preserve">[see, 70]</w:t>
+      </w:r>
+      <w:r>
+        <w:t xml:space="preserve">. In addition, software packages such as</w:t>
       </w:r>
       <w:r>
         <w:t xml:space="preserve"> </w:t>
@@ -2108,7 +2188,7 @@
         <w:t xml:space="preserve"> </w:t>
       </w:r>
       <w:r>
-        <w:t xml:space="preserve">allow for simulations of life-cycles using parameters for diverse species. From these models key outputs on organisms such as body mass and size, reproductive success and events, along with survival can be used to parameterise vital rates needed for population and community models.</w:t>
+        <w:t xml:space="preserve">allow for simulations of life-cycles using parameters for diverse species. From these models key outputs on organisms such as body mass and size, reproductive success and events, along with survival can be used to parameterize vital rates needed for population and community models.</w:t>
       </w:r>
     </w:p>
     <w:bookmarkEnd w:id="33"/>
@@ -2124,7 +2204,13 @@
         <w:t xml:space="preserve"> </w:t>
       </w:r>
       <w:r>
-        <w:t xml:space="preserve">‘speak’</w:t>
+        <w:t xml:space="preserve">‘</w:t>
+      </w:r>
+      <w:r>
+        <w:t xml:space="preserve">speak</w:t>
+      </w:r>
+      <w:r>
+        <w:t xml:space="preserve">’</w:t>
       </w:r>
       <w:r>
         <w:t xml:space="preserve"> </w:t>
@@ -2303,7 +2389,7 @@
               <w:spacing w:before="16"/>
             </w:pPr>
             <w:r>
-              <w:t xml:space="preserve">Extreme environments both impact trait development and act as a potent selective force allowing populations to evolve</w:t>
+              <w:t xml:space="preserve">Extreme environments both impact trait development and act as a potent selective force triggering evolutionary change in populations</w:t>
             </w:r>
             <w:r>
               <w:t xml:space="preserve"> </w:t>
@@ -2312,7 +2398,7 @@
               <w:t xml:space="preserve">[76–78]</w:t>
             </w:r>
             <w:r>
-              <w:t xml:space="preserve">. Phenotypic plasticity and adaptive evolutionary change are two processes that are expected to allow systems to respond and build resilience to extreme heat. Evolutionary responses will depend on the amount of phenotypic and genetic variation exposed to natural selection and the strength of selection on phenotypes. Extreme environments pose unique challenges for predicting evolutionary change because they are, by definition, rare events. Adaptive evolution will therefore depend on the frequency of extreme environments and the underlying genetic correlation between traits expressed across environments</w:t>
+              <w:t xml:space="preserve">. Evolutionary responses will depend on the amount of phenotypic and genetic variation exposed to natural selection and the strength of selection on phenotypes. Extreme environments pose unique challenges for predicting evolutionary change because they are, by definition, rare events. Adaptive evolution will therefore depend on the frequency of extreme environments and the underlying genetic correlation between traits expressed across environments</w:t>
             </w:r>
             <w:r>
               <w:t xml:space="preserve"> </w:t>
@@ -2344,7 +2430,13 @@
               <w:t xml:space="preserve"> </w:t>
             </w:r>
             <w:r>
-              <w:t xml:space="preserve">‘trait’</w:t>
+              <w:t xml:space="preserve">‘</w:t>
+            </w:r>
+            <w:r>
+              <w:t xml:space="preserve">trait</w:t>
+            </w:r>
+            <w:r>
+              <w:t xml:space="preserve">’</w:t>
             </w:r>
             <w:r>
               <w:t xml:space="preserve"> </w:t>
@@ -2356,7 +2448,13 @@
               <w:t xml:space="preserve"> </w:t>
             </w:r>
             <w:r>
-              <w:t xml:space="preserve">‘traits’</w:t>
+              <w:t xml:space="preserve">‘</w:t>
+            </w:r>
+            <w:r>
+              <w:t xml:space="preserve">traits</w:t>
+            </w:r>
+            <w:r>
+              <w:t xml:space="preserve">’</w:t>
             </w:r>
             <w:r>
               <w:t xml:space="preserve"> </w:t>
@@ -2368,7 +2466,13 @@
               <w:t xml:space="preserve"> </w:t>
             </w:r>
             <w:r>
-              <w:t xml:space="preserve">‘traits’</w:t>
+              <w:t xml:space="preserve">‘</w:t>
+            </w:r>
+            <w:r>
+              <w:t xml:space="preserve">traits</w:t>
+            </w:r>
+            <w:r>
+              <w:t xml:space="preserve">’</w:t>
             </w:r>
             <w:r>
               <w:t xml:space="preserve"> </w:t>
@@ -2380,13 +2484,19 @@
               <w:t xml:space="preserve"> </w:t>
             </w:r>
             <w:r>
-              <w:t xml:space="preserve">‘traits’</w:t>
+              <w:t xml:space="preserve">‘</w:t>
+            </w:r>
+            <w:r>
+              <w:t xml:space="preserve">traits</w:t>
+            </w:r>
+            <w:r>
+              <w:t xml:space="preserve">’</w:t>
             </w:r>
             <w:r>
               <w:t xml:space="preserve"> </w:t>
             </w:r>
             <w:r>
-              <w:t xml:space="preserve">can also include the parameters within models that allow functional traits to emerge</w:t>
+              <w:t xml:space="preserve">can also include the parameters within models (e.g., DEB parameters) that allow functional traits to emerge</w:t>
             </w:r>
             <w:r>
               <w:t xml:space="preserve"> </w:t>
@@ -2395,25 +2505,13 @@
               <w:t xml:space="preserve">[83]</w:t>
             </w:r>
             <w:r>
+              <w:t xml:space="preserve">. Plasticity can be captured by mapping trait development to the environment. In contrast, evolutionary change takes place in multivariate trait space where genetic variance and covariance between traits (i.e., constraints) along with varying patterns of selection can be used to predcit trait change across generations. One way to make such predictions is by using the multivariate breeders equation</w:t>
+            </w:r>
+            <w:r>
               <w:t xml:space="preserve"> </w:t>
             </w:r>
             <w:r>
-              <w:t xml:space="preserve">or even function-valued traits</w:t>
-            </w:r>
-            <w:r>
-              <w:t xml:space="preserve"> </w:t>
-            </w:r>
-            <w:r>
               <w:t xml:space="preserve">[84]</w:t>
-            </w:r>
-            <w:r>
-              <w:t xml:space="preserve">. Plasticity can be captured by mapping trait development to the environment. In contrast, evolutionary change takes place in multivariate trait space where genetic variance and covariance between traits (i.e., constraints) along with varying patterns of selection can be used to predcit trait change across generations. One way to make such predictions is by using the multivariate breeders equation</w:t>
-            </w:r>
-            <w:r>
-              <w:t xml:space="preserve"> </w:t>
-            </w:r>
-            <w:r>
-              <w:t xml:space="preserve">[85]</w:t>
             </w:r>
             <w:r>
               <w:t xml:space="preserve">:</w:t>
@@ -2475,8 +2573,8 @@
                 <m:d>
                   <m:dPr>
                     <m:begChr m:val="("/>
+                    <m:endChr m:val=")"/>
                     <m:sepChr m:val=""/>
-                    <m:endChr m:val=")"/>
                     <m:grow/>
                   </m:dPr>
                   <m:e>
@@ -2635,7 +2733,7 @@
               <w:t xml:space="preserve"> </w:t>
             </w:r>
             <w:r>
-              <w:t xml:space="preserve">[86]</w:t>
+              <w:t xml:space="preserve">[85]</w:t>
             </w:r>
             <w:r>
               <w:t xml:space="preserve">). While the multivariate breeders equation can be useful for predicting short term evolutionary responses (i.e., one or a few generations) it is likely limited in predictive power over longer timespans because of changes in heritability and selection through time</w:t>
@@ -2644,7 +2742,7 @@
               <w:t xml:space="preserve"> </w:t>
             </w:r>
             <w:r>
-              <w:t xml:space="preserve">[78,86]</w:t>
+              <w:t xml:space="preserve">[78,85]</w:t>
             </w:r>
             <w:r>
               <w:t xml:space="preserve">.</w:t>
@@ -2658,13 +2756,19 @@
               <w:spacing w:after="16"/>
             </w:pPr>
             <w:r>
-              <w:t xml:space="preserve">Measuring and incorporating both plasticity and evolution into our proposed systems modelling framework is still rare and usually focused on one or a few</w:t>
+              <w:t xml:space="preserve">Measuring and incorporating both plasticity and evolution into our proposed systems modelling framework is challenging because such models usually focus on one or a few</w:t>
             </w:r>
             <w:r>
               <w:t xml:space="preserve"> </w:t>
             </w:r>
             <w:r>
-              <w:t xml:space="preserve">‘traits’</w:t>
+              <w:t xml:space="preserve">‘</w:t>
+            </w:r>
+            <w:r>
+              <w:t xml:space="preserve">traits</w:t>
+            </w:r>
+            <w:r>
+              <w:t xml:space="preserve">’</w:t>
             </w:r>
             <w:r>
               <w:t xml:space="preserve">. Studies that have attempted to measure plasticity and evolutionary potential in traits demonstrate how such processes can shape outcomes in important ways</w:t>
@@ -2673,7 +2777,7 @@
               <w:t xml:space="preserve"> </w:t>
             </w:r>
             <w:r>
-              <w:t xml:space="preserve">[54,87–91]</w:t>
+              <w:t xml:space="preserve">[54,86–90]</w:t>
             </w:r>
             <w:r>
               <w:t xml:space="preserve">. For example, using isogenic lines of</w:t>
@@ -2695,7 +2799,7 @@
               <w:t xml:space="preserve"> </w:t>
             </w:r>
             <w:r>
-              <w:t xml:space="preserve">[91]</w:t>
+              <w:t xml:space="preserve">[90]</w:t>
             </w:r>
             <w:r>
               <w:t xml:space="preserve"> </w:t>
@@ -2760,7 +2864,50 @@
               <w:t xml:space="preserve"> </w:t>
             </w:r>
             <w:r>
-              <w:t xml:space="preserve">[87]</w:t>
+              <w:t xml:space="preserve">[86]</w:t>
+            </w:r>
+            <w:r>
+              <w:t xml:space="preserve">. In the alpine plant</w:t>
+            </w:r>
+            <w:r>
+              <w:t xml:space="preserve"> </w:t>
+            </w:r>
+            <w:r>
+              <w:rPr>
+                <w:i/>
+                <w:iCs/>
+              </w:rPr>
+              <w:t xml:space="preserve">Wahlenbergia ceracea</w:t>
+            </w:r>
+            <w:r>
+              <w:t xml:space="preserve"> </w:t>
+            </w:r>
+            <w:r>
+              <w:t xml:space="preserve">despite ample plasticity in response to warming there is little genetic variation in plasticity, thus adaptive evolution of plasticity in response to extreme heat is unlikely</w:t>
+            </w:r>
+            <w:r>
+              <w:t xml:space="preserve"> </w:t>
+            </w:r>
+            <w:r>
+              <w:t xml:space="preserve">[91]</w:t>
+            </w:r>
+            <w:r>
+              <w:t xml:space="preserve">. Indeed, few studies have attempted to quantify genetic variation in plasticity in response to warming, never mind extreme heat events, and among those that have there is little evidence that such plasticity is adaptive</w:t>
+            </w:r>
+            <w:r>
+              <w:t xml:space="preserve"> </w:t>
+            </w:r>
+            <w:r>
+              <w:t xml:space="preserve">[91,92]</w:t>
+            </w:r>
+            <w:r>
+              <w:t xml:space="preserve">. One challenge in assessing the adaptive evolution of plasticity is that trait values themselves are also under selection in the different environments that elicit the plasticity; thus selection on plasticity reflects both selection on trait means in a given environment and selection on the full range of phenotypes across environments</w:t>
+            </w:r>
+            <w:r>
+              <w:t xml:space="preserve"> </w:t>
+            </w:r>
+            <w:r>
+              <w:t xml:space="preserve">[84,91]</w:t>
             </w:r>
             <w:r>
               <w:t xml:space="preserve">.</w:t>
@@ -2829,7 +2976,7 @@
               <w:t xml:space="preserve"> </w:t>
             </w:r>
             <w:r>
-              <w:t xml:space="preserve">[92]</w:t>
+              <w:t xml:space="preserve">[93]</w:t>
             </w:r>
             <w:r>
               <w:t xml:space="preserve">. For example, loss of output from production ecosystems will have substantial economic consequences for the local area. Degradation of natural ecosystems may affect their regulating services, such as flood mitigation, affecting nearby areas. Impacts on cultural services may be severe for communities that are closely connected to a landscape.</w:t>
@@ -2846,7 +2993,7 @@
               <w:t xml:space="preserve"> </w:t>
             </w:r>
             <w:r>
-              <w:t xml:space="preserve">[93]</w:t>
+              <w:t xml:space="preserve">[94]</w:t>
             </w:r>
             <w:r>
               <w:t xml:space="preserve">. Thermal stressors may even influence producers’ psychological beliefs about their level of control over land management, and perceived resources available for management practices</w:t>
@@ -2855,7 +3002,7 @@
               <w:t xml:space="preserve"> </w:t>
             </w:r>
             <w:r>
-              <w:t xml:space="preserve">[94]</w:t>
+              <w:t xml:space="preserve">[95]</w:t>
             </w:r>
             <w:r>
               <w:t xml:space="preserve">. Thermal risks to ecosystems may also precipitate declines in individual wellbeing, and these consequences may accrue differently across regions and across peoples</w:t>
@@ -2864,7 +3011,7 @@
               <w:t xml:space="preserve"> </w:t>
             </w:r>
             <w:r>
-              <w:t xml:space="preserve">[95]</w:t>
+              <w:t xml:space="preserve">[96]</w:t>
             </w:r>
             <w:r>
               <w:t xml:space="preserve">, and compound or accelerate the prior responses. Many of these impacts and responses, however, are poorly understood.</w:t>
@@ -2881,7 +3028,7 @@
               <w:t xml:space="preserve"> </w:t>
             </w:r>
             <w:r>
-              <w:t xml:space="preserve">[96,97]</w:t>
+              <w:t xml:space="preserve">[97,98]</w:t>
             </w:r>
             <w:r>
               <w:t xml:space="preserve">. On the other hand, adapting thermal risks in upper stream producers may also be influenced by the perception and behavior of downstream consumers</w:t>
@@ -2890,7 +3037,7 @@
               <w:t xml:space="preserve"> </w:t>
             </w:r>
             <w:r>
-              <w:t xml:space="preserve">[98]</w:t>
+              <w:t xml:space="preserve">[99]</w:t>
             </w:r>
             <w:r>
               <w:t xml:space="preserve">. The cascading</w:t>
@@ -2899,7 +3046,7 @@
               <w:t xml:space="preserve"> </w:t>
             </w:r>
             <w:r>
-              <w:t xml:space="preserve">[99]</w:t>
+              <w:t xml:space="preserve">[100]</w:t>
             </w:r>
             <w:r>
               <w:t xml:space="preserve"> </w:t>
@@ -2911,7 +3058,7 @@
               <w:t xml:space="preserve"> </w:t>
             </w:r>
             <w:r>
-              <w:t xml:space="preserve">[100]</w:t>
+              <w:t xml:space="preserve">[101]</w:t>
             </w:r>
             <w:r>
               <w:t xml:space="preserve"> </w:t>
@@ -2923,7 +3070,7 @@
               <w:t xml:space="preserve"> </w:t>
             </w:r>
             <w:r>
-              <w:t xml:space="preserve">[101]</w:t>
+              <w:t xml:space="preserve">[102]</w:t>
             </w:r>
             <w:r>
               <w:t xml:space="preserve">. These external pressures will interact with a system that is already constraint by multiple stressors, including direct impacts imposed by extreme heat and other aspects of clime change- to maintaining its normal functionality and the health and wellbeing of its citizens. If sufficiently widespread, economic and political destabilisation may occur as already observed in other parts of the world</w:t>
@@ -2932,7 +3079,7 @@
               <w:t xml:space="preserve"> </w:t>
             </w:r>
             <w:r>
-              <w:t xml:space="preserve">[102]</w:t>
+              <w:t xml:space="preserve">[103]</w:t>
             </w:r>
             <w:r>
               <w:t xml:space="preserve">, which could in turn affect the management of the original ecosystems.</w:t>
@@ -2949,7 +3096,7 @@
               <w:t xml:space="preserve"> </w:t>
             </w:r>
             <w:r>
-              <w:t xml:space="preserve">[103]</w:t>
+              <w:t xml:space="preserve">[104]</w:t>
             </w:r>
             <w:r>
               <w:t xml:space="preserve">. Social-ecological models aim to capture the social systems, natural systems and their interactions</w:t>
@@ -2958,7 +3105,7 @@
               <w:t xml:space="preserve"> </w:t>
             </w:r>
             <w:r>
-              <w:t xml:space="preserve">[104]</w:t>
+              <w:t xml:space="preserve">[105]</w:t>
             </w:r>
             <w:r>
               <w:t xml:space="preserve">. Such models can display non-trivial emergent behavior resulting from complex interactions within the social-ecological systems. For example, responding to decreased productivity from thermal stress by farming more intensively could lead to a maladaptation or</w:t>
@@ -2967,7 +3114,13 @@
               <w:t xml:space="preserve"> </w:t>
             </w:r>
             <w:r>
-              <w:t xml:space="preserve">‘lock-in’</w:t>
+              <w:t xml:space="preserve">‘</w:t>
+            </w:r>
+            <w:r>
+              <w:t xml:space="preserve">lock-in</w:t>
+            </w:r>
+            <w:r>
+              <w:t xml:space="preserve">’</w:t>
             </w:r>
             <w:r>
               <w:t xml:space="preserve"> </w:t>
@@ -2979,7 +3132,7 @@
               <w:t xml:space="preserve"> </w:t>
             </w:r>
             <w:r>
-              <w:t xml:space="preserve">[105]</w:t>
+              <w:t xml:space="preserve">[106]</w:t>
             </w:r>
             <w:r>
               <w:t xml:space="preserve">.</w:t>
@@ -2999,7 +3152,7 @@
               <w:t xml:space="preserve"> </w:t>
             </w:r>
             <w:r>
-              <w:t xml:space="preserve">[106]</w:t>
+              <w:t xml:space="preserve">[107]</w:t>
             </w:r>
             <w:r>
               <w:t xml:space="preserve">. Process-based approaches are critical to understanding how emergent social-ecological phenomena develop</w:t>
@@ -3008,7 +3161,7 @@
               <w:t xml:space="preserve"> </w:t>
             </w:r>
             <w:r>
-              <w:t xml:space="preserve">[107]</w:t>
+              <w:t xml:space="preserve">[108]</w:t>
             </w:r>
             <w:r>
               <w:t xml:space="preserve">, such as tipping points, traps or other dynamics. Constructing process-based dynamical models requires knowledge and data about: the biophysical processes, which could be provided by the models from the previous sections; social processes, which could be developed from a combination of behavioral theory and empirical data; and interactions between them in the system of interest. Since obtaining all these data can be challenging, social-ecological modelling is often performed in an exploratory mode</w:t>
@@ -3017,7 +3170,7 @@
               <w:t xml:space="preserve"> </w:t>
             </w:r>
             <w:r>
-              <w:t xml:space="preserve">[108]</w:t>
+              <w:t xml:space="preserve">[109]</w:t>
             </w:r>
             <w:r>
               <w:t xml:space="preserve"> </w:t>
@@ -3036,7 +3189,13 @@
         <w:pStyle w:val="Heading1"/>
       </w:pPr>
       <w:r>
-        <w:t xml:space="preserve">‘Hot’</w:t>
+        <w:t xml:space="preserve">‘</w:t>
+      </w:r>
+      <w:r>
+        <w:t xml:space="preserve">Hot</w:t>
+      </w:r>
+      <w:r>
+        <w:t xml:space="preserve">’</w:t>
       </w:r>
       <w:r>
         <w:t xml:space="preserve"> </w:t>
@@ -3066,7 +3225,7 @@
         <w:t xml:space="preserve"> </w:t>
       </w:r>
       <w:r>
-        <w:t xml:space="preserve">[109]</w:t>
+        <w:t xml:space="preserve">[110]</w:t>
       </w:r>
       <w:r>
         <w:t xml:space="preserve"> </w:t>
@@ -3234,7 +3393,7 @@
       </w:r>
     </w:p>
     <w:bookmarkEnd w:id="37"/>
-    <w:bookmarkStart w:id="148" w:name="references"/>
+    <w:bookmarkStart w:id="149" w:name="references"/>
     <w:p>
       <w:pPr>
         <w:pStyle w:val="Heading1"/>
@@ -3248,7 +3407,7 @@
         <w:pStyle w:val="FirstParagraph"/>
       </w:pPr>
     </w:p>
-    <w:bookmarkStart w:id="147" w:name="refs"/>
+    <w:bookmarkStart w:id="148" w:name="refs"/>
     <w:bookmarkStart w:id="38" w:name="ref-Barriopedro2023"/>
     <w:p>
       <w:pPr>
@@ -7344,7 +7503,7 @@
       </w:r>
     </w:p>
     <w:bookmarkEnd w:id="120"/>
-    <w:bookmarkStart w:id="121" w:name="ref-Stinchcombe2012"/>
+    <w:bookmarkStart w:id="121" w:name="ref-Lande1979"/>
     <w:p>
       <w:pPr>
         <w:pStyle w:val="Bibliography"/>
@@ -7359,7 +7518,74 @@
         <w:t xml:space="preserve">	</w:t>
       </w:r>
       <w:r>
-        <w:t xml:space="preserve">Stinchcombe, J.R.</w:t>
+        <w:t xml:space="preserve">Lande, R. (1979) Quantitative genetic analysis of multivariate evolution, applied to brain:body size allometry.</w:t>
+      </w:r>
+      <w:r>
+        <w:t xml:space="preserve"> </w:t>
+      </w:r>
+      <w:r>
+        <w:rPr>
+          <w:i/>
+          <w:iCs/>
+        </w:rPr>
+        <w:t xml:space="preserve">Evolution</w:t>
+      </w:r>
+      <w:r>
+        <w:t xml:space="preserve"> </w:t>
+      </w:r>
+      <w:r>
+        <w:t xml:space="preserve">33</w:t>
+      </w:r>
+    </w:p>
+    <w:bookmarkEnd w:id="121"/>
+    <w:bookmarkStart w:id="122" w:name="ref-Walsh2018"/>
+    <w:p>
+      <w:pPr>
+        <w:pStyle w:val="Bibliography"/>
+      </w:pPr>
+      <w:r>
+        <w:t xml:space="preserve">85.</w:t>
+      </w:r>
+      <w:r>
+        <w:t xml:space="preserve"> </w:t>
+      </w:r>
+      <w:r>
+        <w:t xml:space="preserve">	</w:t>
+      </w:r>
+      <w:r>
+        <w:t xml:space="preserve">Walsh, B. and Lynch, M. (2018)</w:t>
+      </w:r>
+      <w:r>
+        <w:t xml:space="preserve"> </w:t>
+      </w:r>
+      <w:r>
+        <w:rPr>
+          <w:i/>
+          <w:iCs/>
+        </w:rPr>
+        <w:t xml:space="preserve">Evolution and selection of quantitative traits</w:t>
+      </w:r>
+      <w:r>
+        <w:t xml:space="preserve">, Oxford University Press</w:t>
+      </w:r>
+    </w:p>
+    <w:bookmarkEnd w:id="122"/>
+    <w:bookmarkStart w:id="123" w:name="ref-Baeza_Icaza2025"/>
+    <w:p>
+      <w:pPr>
+        <w:pStyle w:val="Bibliography"/>
+      </w:pPr>
+      <w:r>
+        <w:t xml:space="preserve">86.</w:t>
+      </w:r>
+      <w:r>
+        <w:t xml:space="preserve"> </w:t>
+      </w:r>
+      <w:r>
+        <w:t xml:space="preserve">	</w:t>
+      </w:r>
+      <w:r>
+        <w:t xml:space="preserve">Baeza Icaza, A.</w:t>
       </w:r>
       <w:r>
         <w:t xml:space="preserve"> </w:t>
@@ -7375,33 +7601,33 @@
         <w:t xml:space="preserve"> </w:t>
       </w:r>
       <w:r>
-        <w:t xml:space="preserve">(2012) Genetics and evolution of function-valued traits: Understanding environmentally responsive phenotypes.</w:t>
-      </w:r>
-      <w:r>
-        <w:t xml:space="preserve"> </w:t>
-      </w:r>
-      <w:r>
-        <w:rPr>
-          <w:i/>
-          <w:iCs/>
-        </w:rPr>
-        <w:t xml:space="preserve">Trends Ecol. Evol.</w:t>
-      </w:r>
-      <w:r>
-        <w:t xml:space="preserve"> </w:t>
-      </w:r>
-      <w:r>
-        <w:t xml:space="preserve">27, 637–647</w:t>
-      </w:r>
-    </w:p>
-    <w:bookmarkEnd w:id="121"/>
-    <w:bookmarkStart w:id="122" w:name="ref-Lande1979"/>
+        <w:t xml:space="preserve">(2025) Warm acclimation reduces the sensitivity of drosophila species to heat stress at ecologically relevant scales.</w:t>
+      </w:r>
+      <w:r>
+        <w:t xml:space="preserve"> </w:t>
+      </w:r>
+      <w:r>
+        <w:rPr>
+          <w:i/>
+          <w:iCs/>
+        </w:rPr>
+        <w:t xml:space="preserve">J. Anim. Ecol.</w:t>
+      </w:r>
+      <w:r>
+        <w:t xml:space="preserve"> </w:t>
+      </w:r>
+      <w:r>
+        <w:t xml:space="preserve">94, 896–907</w:t>
+      </w:r>
+    </w:p>
+    <w:bookmarkEnd w:id="123"/>
+    <w:bookmarkStart w:id="124" w:name="ref-Kearney2009a"/>
     <w:p>
       <w:pPr>
         <w:pStyle w:val="Bibliography"/>
       </w:pPr>
       <w:r>
-        <w:t xml:space="preserve">85.</w:t>
+        <w:t xml:space="preserve">87.</w:t>
       </w:r>
       <w:r>
         <w:t xml:space="preserve"> </w:t>
@@ -7410,33 +7636,49 @@
         <w:t xml:space="preserve">	</w:t>
       </w:r>
       <w:r>
-        <w:t xml:space="preserve">Lande, R. (1979) Quantitative genetic analysis of multivariate evolution, applied to brain:body size allometry.</w:t>
-      </w:r>
-      <w:r>
-        <w:t xml:space="preserve"> </w:t>
-      </w:r>
-      <w:r>
-        <w:rPr>
-          <w:i/>
-          <w:iCs/>
-        </w:rPr>
-        <w:t xml:space="preserve">Evolution</w:t>
-      </w:r>
-      <w:r>
-        <w:t xml:space="preserve"> </w:t>
-      </w:r>
-      <w:r>
-        <w:t xml:space="preserve">33</w:t>
-      </w:r>
-    </w:p>
-    <w:bookmarkEnd w:id="122"/>
-    <w:bookmarkStart w:id="123" w:name="ref-Walsh2018"/>
+        <w:t xml:space="preserve">Kearney, M.</w:t>
+      </w:r>
+      <w:r>
+        <w:t xml:space="preserve"> </w:t>
+      </w:r>
+      <w:r>
+        <w:rPr>
+          <w:i/>
+          <w:iCs/>
+        </w:rPr>
+        <w:t xml:space="preserve">et al.</w:t>
+      </w:r>
+      <w:r>
+        <w:t xml:space="preserve"> </w:t>
+      </w:r>
+      <w:r>
+        <w:t xml:space="preserve">(2009) Integrating biophysical models and evolutionary theory to predict climatic impacts on species’ ranges: The dengue mosquito aedes aegypti in australia.</w:t>
+      </w:r>
+      <w:r>
+        <w:t xml:space="preserve"> </w:t>
+      </w:r>
+      <w:r>
+        <w:rPr>
+          <w:i/>
+          <w:iCs/>
+        </w:rPr>
+        <w:t xml:space="preserve">Funct. Ecol.</w:t>
+      </w:r>
+      <w:r>
+        <w:t xml:space="preserve"> </w:t>
+      </w:r>
+      <w:r>
+        <w:t xml:space="preserve">23, 528–538</w:t>
+      </w:r>
+    </w:p>
+    <w:bookmarkEnd w:id="124"/>
+    <w:bookmarkStart w:id="125" w:name="ref-Ellner2011"/>
     <w:p>
       <w:pPr>
         <w:pStyle w:val="Bibliography"/>
       </w:pPr>
       <w:r>
-        <w:t xml:space="preserve">86.</w:t>
+        <w:t xml:space="preserve">88.</w:t>
       </w:r>
       <w:r>
         <w:t xml:space="preserve"> </w:t>
@@ -7445,30 +7687,49 @@
         <w:t xml:space="preserve">	</w:t>
       </w:r>
       <w:r>
-        <w:t xml:space="preserve">Walsh, B. and Lynch, M. (2018)</w:t>
-      </w:r>
-      <w:r>
-        <w:t xml:space="preserve"> </w:t>
-      </w:r>
-      <w:r>
-        <w:rPr>
-          <w:i/>
-          <w:iCs/>
-        </w:rPr>
-        <w:t xml:space="preserve">Evolution and selection of quantitative traits</w:t>
-      </w:r>
-      <w:r>
-        <w:t xml:space="preserve">, Oxford University Press</w:t>
-      </w:r>
-    </w:p>
-    <w:bookmarkEnd w:id="123"/>
-    <w:bookmarkStart w:id="124" w:name="ref-Baeza_Icaza2025"/>
+        <w:t xml:space="preserve">Ellner, S.P.</w:t>
+      </w:r>
+      <w:r>
+        <w:t xml:space="preserve"> </w:t>
+      </w:r>
+      <w:r>
+        <w:rPr>
+          <w:i/>
+          <w:iCs/>
+        </w:rPr>
+        <w:t xml:space="preserve">et al.</w:t>
+      </w:r>
+      <w:r>
+        <w:t xml:space="preserve"> </w:t>
+      </w:r>
+      <w:r>
+        <w:t xml:space="preserve">(2011) Does rapid evolution matter? Measuring the rate of contemporary evolution and its impacts on ecological dynamics: How much does rapid evolution matter?</w:t>
+      </w:r>
+      <w:r>
+        <w:t xml:space="preserve"> </w:t>
+      </w:r>
+      <w:r>
+        <w:rPr>
+          <w:i/>
+          <w:iCs/>
+        </w:rPr>
+        <w:t xml:space="preserve">Ecol. Lett.</w:t>
+      </w:r>
+      <w:r>
+        <w:t xml:space="preserve"> </w:t>
+      </w:r>
+      <w:r>
+        <w:t xml:space="preserve">14, 603–614</w:t>
+      </w:r>
+    </w:p>
+    <w:bookmarkEnd w:id="125"/>
+    <w:bookmarkStart w:id="126" w:name="ref-Pottier2022a"/>
     <w:p>
       <w:pPr>
         <w:pStyle w:val="Bibliography"/>
       </w:pPr>
       <w:r>
-        <w:t xml:space="preserve">87.</w:t>
+        <w:t xml:space="preserve">89.</w:t>
       </w:r>
       <w:r>
         <w:t xml:space="preserve"> </w:t>
@@ -7477,7 +7738,7 @@
         <w:t xml:space="preserve">	</w:t>
       </w:r>
       <w:r>
-        <w:t xml:space="preserve">Baeza Icaza, A.</w:t>
+        <w:t xml:space="preserve">Pottier, P.</w:t>
       </w:r>
       <w:r>
         <w:t xml:space="preserve"> </w:t>
@@ -7493,33 +7754,33 @@
         <w:t xml:space="preserve"> </w:t>
       </w:r>
       <w:r>
-        <w:t xml:space="preserve">(2025) Warm acclimation reduces the sensitivity of drosophila species to heat stress at ecologically relevant scales.</w:t>
-      </w:r>
-      <w:r>
-        <w:t xml:space="preserve"> </w:t>
-      </w:r>
-      <w:r>
-        <w:rPr>
-          <w:i/>
-          <w:iCs/>
-        </w:rPr>
-        <w:t xml:space="preserve">J. Anim. Ecol.</w:t>
-      </w:r>
-      <w:r>
-        <w:t xml:space="preserve"> </w:t>
-      </w:r>
-      <w:r>
-        <w:t xml:space="preserve">94, 896–907</w:t>
-      </w:r>
-    </w:p>
-    <w:bookmarkEnd w:id="124"/>
-    <w:bookmarkStart w:id="125" w:name="ref-Kearney2009a"/>
+        <w:t xml:space="preserve">(2022) Developmental plasticity in thermal tolerance: Ontogenetic variation, persistence, and future directions.</w:t>
+      </w:r>
+      <w:r>
+        <w:t xml:space="preserve"> </w:t>
+      </w:r>
+      <w:r>
+        <w:rPr>
+          <w:i/>
+          <w:iCs/>
+        </w:rPr>
+        <w:t xml:space="preserve">Ecol. Lett.</w:t>
+      </w:r>
+      <w:r>
+        <w:t xml:space="preserve"> </w:t>
+      </w:r>
+      <w:r>
+        <w:t xml:space="preserve">25, 2245–2268</w:t>
+      </w:r>
+    </w:p>
+    <w:bookmarkEnd w:id="126"/>
+    <w:bookmarkStart w:id="127" w:name="ref-Leiva2024b"/>
     <w:p>
       <w:pPr>
         <w:pStyle w:val="Bibliography"/>
       </w:pPr>
       <w:r>
-        <w:t xml:space="preserve">88.</w:t>
+        <w:t xml:space="preserve">90.</w:t>
       </w:r>
       <w:r>
         <w:t xml:space="preserve"> </w:t>
@@ -7528,7 +7789,7 @@
         <w:t xml:space="preserve">	</w:t>
       </w:r>
       <w:r>
-        <w:t xml:space="preserve">Kearney, M.</w:t>
+        <w:t xml:space="preserve">Leiva, F.P.</w:t>
       </w:r>
       <w:r>
         <w:t xml:space="preserve"> </w:t>
@@ -7544,33 +7805,17 @@
         <w:t xml:space="preserve"> </w:t>
       </w:r>
       <w:r>
-        <w:t xml:space="preserve">(2009) Integrating biophysical models and evolutionary theory to predict climatic impacts on species’ ranges: The dengue mosquito aedes aegypti in australia.</w:t>
-      </w:r>
-      <w:r>
-        <w:t xml:space="preserve"> </w:t>
-      </w:r>
-      <w:r>
-        <w:rPr>
-          <w:i/>
-          <w:iCs/>
-        </w:rPr>
-        <w:t xml:space="preserve">Funct. Ecol.</w:t>
-      </w:r>
-      <w:r>
-        <w:t xml:space="preserve"> </w:t>
-      </w:r>
-      <w:r>
-        <w:t xml:space="preserve">23, 528–538</w:t>
-      </w:r>
-    </w:p>
-    <w:bookmarkEnd w:id="125"/>
-    <w:bookmarkStart w:id="126" w:name="ref-Ellner2011"/>
+        <w:t xml:space="preserve">(2024) Genetic variation of heat tolerance in a model ectotherm: An approach using thermal death time curves</w:t>
+      </w:r>
+    </w:p>
+    <w:bookmarkEnd w:id="127"/>
+    <w:bookmarkStart w:id="128" w:name="ref-Arnold2019a"/>
     <w:p>
       <w:pPr>
         <w:pStyle w:val="Bibliography"/>
       </w:pPr>
       <w:r>
-        <w:t xml:space="preserve">89.</w:t>
+        <w:t xml:space="preserve">91.</w:t>
       </w:r>
       <w:r>
         <w:t xml:space="preserve"> </w:t>
@@ -7579,7 +7824,7 @@
         <w:t xml:space="preserve">	</w:t>
       </w:r>
       <w:r>
-        <w:t xml:space="preserve">Ellner, S.P.</w:t>
+        <w:t xml:space="preserve">Arnold, P.A.</w:t>
       </w:r>
       <w:r>
         <w:t xml:space="preserve"> </w:t>
@@ -7595,33 +7840,33 @@
         <w:t xml:space="preserve"> </w:t>
       </w:r>
       <w:r>
-        <w:t xml:space="preserve">(2011) Does rapid evolution matter? Measuring the rate of contemporary evolution and its impacts on ecological dynamics: How much does rapid evolution matter?</w:t>
-      </w:r>
-      <w:r>
-        <w:t xml:space="preserve"> </w:t>
-      </w:r>
-      <w:r>
-        <w:rPr>
-          <w:i/>
-          <w:iCs/>
-        </w:rPr>
-        <w:t xml:space="preserve">Ecol. Lett.</w:t>
-      </w:r>
-      <w:r>
-        <w:t xml:space="preserve"> </w:t>
-      </w:r>
-      <w:r>
-        <w:t xml:space="preserve">14, 603–614</w:t>
-      </w:r>
-    </w:p>
-    <w:bookmarkEnd w:id="126"/>
-    <w:bookmarkStart w:id="127" w:name="ref-Pottier2022a"/>
+        <w:t xml:space="preserve">(2019) Sparse evidence for selection on phenotypic plasticity in response to temperature.</w:t>
+      </w:r>
+      <w:r>
+        <w:t xml:space="preserve"> </w:t>
+      </w:r>
+      <w:r>
+        <w:rPr>
+          <w:i/>
+          <w:iCs/>
+        </w:rPr>
+        <w:t xml:space="preserve">Philos. Trans. R. Soc. Lond. B Biol. Sci.</w:t>
+      </w:r>
+      <w:r>
+        <w:t xml:space="preserve"> </w:t>
+      </w:r>
+      <w:r>
+        <w:t xml:space="preserve">374, 20180185</w:t>
+      </w:r>
+    </w:p>
+    <w:bookmarkEnd w:id="128"/>
+    <w:bookmarkStart w:id="129" w:name="ref-Arnold2024"/>
     <w:p>
       <w:pPr>
         <w:pStyle w:val="Bibliography"/>
       </w:pPr>
       <w:r>
-        <w:t xml:space="preserve">90.</w:t>
+        <w:t xml:space="preserve">92.</w:t>
       </w:r>
       <w:r>
         <w:t xml:space="preserve"> </w:t>
@@ -7630,7 +7875,7 @@
         <w:t xml:space="preserve">	</w:t>
       </w:r>
       <w:r>
-        <w:t xml:space="preserve">Pottier, P.</w:t>
+        <w:t xml:space="preserve">Arnold, P.A.</w:t>
       </w:r>
       <w:r>
         <w:t xml:space="preserve"> </w:t>
@@ -7646,33 +7891,33 @@
         <w:t xml:space="preserve"> </w:t>
       </w:r>
       <w:r>
-        <w:t xml:space="preserve">(2022) Developmental plasticity in thermal tolerance: Ontogenetic variation, persistence, and future directions.</w:t>
-      </w:r>
-      <w:r>
-        <w:t xml:space="preserve"> </w:t>
-      </w:r>
-      <w:r>
-        <w:rPr>
-          <w:i/>
-          <w:iCs/>
-        </w:rPr>
-        <w:t xml:space="preserve">Ecol. Lett.</w:t>
-      </w:r>
-      <w:r>
-        <w:t xml:space="preserve"> </w:t>
-      </w:r>
-      <w:r>
-        <w:t xml:space="preserve">25, 2245–2268</w:t>
-      </w:r>
-    </w:p>
-    <w:bookmarkEnd w:id="127"/>
-    <w:bookmarkStart w:id="128" w:name="ref-Leiva2024b"/>
+        <w:t xml:space="preserve">(2024) Testing the evolutionary potential of an alpine plant: Phenotypic plasticity in response to growth temperature outweighs parental environmental effects and other genetic causes of variation.</w:t>
+      </w:r>
+      <w:r>
+        <w:t xml:space="preserve"> </w:t>
+      </w:r>
+      <w:r>
+        <w:rPr>
+          <w:i/>
+          <w:iCs/>
+        </w:rPr>
+        <w:t xml:space="preserve">J. Exp. Bot.</w:t>
+      </w:r>
+      <w:r>
+        <w:t xml:space="preserve"> </w:t>
+      </w:r>
+      <w:r>
+        <w:t xml:space="preserve">75, 5971–5988</w:t>
+      </w:r>
+    </w:p>
+    <w:bookmarkEnd w:id="129"/>
+    <w:bookmarkStart w:id="130" w:name="ref-Assessment_undated-fv"/>
     <w:p>
       <w:pPr>
         <w:pStyle w:val="Bibliography"/>
       </w:pPr>
       <w:r>
-        <w:t xml:space="preserve">91.</w:t>
+        <w:t xml:space="preserve">93.</w:t>
       </w:r>
       <w:r>
         <w:t xml:space="preserve"> </w:t>
@@ -7681,7 +7926,26 @@
         <w:t xml:space="preserve">	</w:t>
       </w:r>
       <w:r>
-        <w:t xml:space="preserve">Leiva, F.P.</w:t>
+        <w:t xml:space="preserve">Assessment, M.E. (2005) Opportunities and challenges for business and industryunioviedo.es</w:t>
+      </w:r>
+    </w:p>
+    <w:bookmarkEnd w:id="130"/>
+    <w:bookmarkStart w:id="131" w:name="ref-Dandy2019"/>
+    <w:p>
+      <w:pPr>
+        <w:pStyle w:val="Bibliography"/>
+      </w:pPr>
+      <w:r>
+        <w:t xml:space="preserve">94.</w:t>
+      </w:r>
+      <w:r>
+        <w:t xml:space="preserve"> </w:t>
+      </w:r>
+      <w:r>
+        <w:t xml:space="preserve">	</w:t>
+      </w:r>
+      <w:r>
+        <w:t xml:space="preserve">Dandy, J.</w:t>
       </w:r>
       <w:r>
         <w:t xml:space="preserve"> </w:t>
@@ -7697,17 +7961,33 @@
         <w:t xml:space="preserve"> </w:t>
       </w:r>
       <w:r>
-        <w:t xml:space="preserve">(2024) Genetic variation of heat tolerance in a model ectotherm: An approach using thermal death time curves</w:t>
-      </w:r>
-    </w:p>
-    <w:bookmarkEnd w:id="128"/>
-    <w:bookmarkStart w:id="129" w:name="ref-Assessment_undated-fv"/>
+        <w:t xml:space="preserve">(2019) Leaving home: Place attachment and decisions to move in the face of environmental change.</w:t>
+      </w:r>
+      <w:r>
+        <w:t xml:space="preserve"> </w:t>
+      </w:r>
+      <w:r>
+        <w:rPr>
+          <w:i/>
+          <w:iCs/>
+        </w:rPr>
+        <w:t xml:space="preserve">Reg. Environ. Change</w:t>
+      </w:r>
+      <w:r>
+        <w:t xml:space="preserve"> </w:t>
+      </w:r>
+      <w:r>
+        <w:t xml:space="preserve">19, 615–620</w:t>
+      </w:r>
+    </w:p>
+    <w:bookmarkEnd w:id="131"/>
+    <w:bookmarkStart w:id="132" w:name="ref-Price2014"/>
     <w:p>
       <w:pPr>
         <w:pStyle w:val="Bibliography"/>
       </w:pPr>
       <w:r>
-        <w:t xml:space="preserve">92.</w:t>
+        <w:t xml:space="preserve">95.</w:t>
       </w:r>
       <w:r>
         <w:t xml:space="preserve"> </w:t>
@@ -7716,17 +7996,33 @@
         <w:t xml:space="preserve">	</w:t>
       </w:r>
       <w:r>
-        <w:t xml:space="preserve">Assessment, M.E. (2005) Opportunities and challenges for business and industryunioviedo.es</w:t>
-      </w:r>
-    </w:p>
-    <w:bookmarkEnd w:id="129"/>
-    <w:bookmarkStart w:id="130" w:name="ref-Dandy2019"/>
+        <w:t xml:space="preserve">Price, J.C. and Leviston, Z. (2014) Predicting pro-environmental agricultural practices: The social, psychological and contextual influences on land management.</w:t>
+      </w:r>
+      <w:r>
+        <w:t xml:space="preserve"> </w:t>
+      </w:r>
+      <w:r>
+        <w:rPr>
+          <w:i/>
+          <w:iCs/>
+        </w:rPr>
+        <w:t xml:space="preserve">J. Rural Stud.</w:t>
+      </w:r>
+      <w:r>
+        <w:t xml:space="preserve"> </w:t>
+      </w:r>
+      <w:r>
+        <w:t xml:space="preserve">34, 65–78</w:t>
+      </w:r>
+    </w:p>
+    <w:bookmarkEnd w:id="132"/>
+    <w:bookmarkStart w:id="133" w:name="ref-Leviston2018"/>
     <w:p>
       <w:pPr>
         <w:pStyle w:val="Bibliography"/>
       </w:pPr>
       <w:r>
-        <w:t xml:space="preserve">93.</w:t>
+        <w:t xml:space="preserve">96.</w:t>
       </w:r>
       <w:r>
         <w:t xml:space="preserve"> </w:t>
@@ -7735,7 +8031,7 @@
         <w:t xml:space="preserve">	</w:t>
       </w:r>
       <w:r>
-        <w:t xml:space="preserve">Dandy, J.</w:t>
+        <w:t xml:space="preserve">Leviston, Z.</w:t>
       </w:r>
       <w:r>
         <w:t xml:space="preserve"> </w:t>
@@ -7751,33 +8047,33 @@
         <w:t xml:space="preserve"> </w:t>
       </w:r>
       <w:r>
-        <w:t xml:space="preserve">(2019) Leaving home: Place attachment and decisions to move in the face of environmental change.</w:t>
-      </w:r>
-      <w:r>
-        <w:t xml:space="preserve"> </w:t>
-      </w:r>
-      <w:r>
-        <w:rPr>
-          <w:i/>
-          <w:iCs/>
-        </w:rPr>
-        <w:t xml:space="preserve">Reg. Environ. Change</w:t>
-      </w:r>
-      <w:r>
-        <w:t xml:space="preserve"> </w:t>
-      </w:r>
-      <w:r>
-        <w:t xml:space="preserve">19, 615–620</w:t>
-      </w:r>
-    </w:p>
-    <w:bookmarkEnd w:id="130"/>
-    <w:bookmarkStart w:id="131" w:name="ref-Price2014"/>
+        <w:t xml:space="preserve">(2018) Linkages between ecosystem services and human wellbeing: A nexus webs approach.</w:t>
+      </w:r>
+      <w:r>
+        <w:t xml:space="preserve"> </w:t>
+      </w:r>
+      <w:r>
+        <w:rPr>
+          <w:i/>
+          <w:iCs/>
+        </w:rPr>
+        <w:t xml:space="preserve">Ecol. Indic.</w:t>
+      </w:r>
+      <w:r>
+        <w:t xml:space="preserve"> </w:t>
+      </w:r>
+      <w:r>
+        <w:t xml:space="preserve">93, 658–668</w:t>
+      </w:r>
+    </w:p>
+    <w:bookmarkEnd w:id="133"/>
+    <w:bookmarkStart w:id="134" w:name="ref-Bai2016"/>
     <w:p>
       <w:pPr>
         <w:pStyle w:val="Bibliography"/>
       </w:pPr>
       <w:r>
-        <w:t xml:space="preserve">94.</w:t>
+        <w:t xml:space="preserve">97.</w:t>
       </w:r>
       <w:r>
         <w:t xml:space="preserve"> </w:t>
@@ -7786,33 +8082,49 @@
         <w:t xml:space="preserve">	</w:t>
       </w:r>
       <w:r>
-        <w:t xml:space="preserve">Price, J.C. and Leviston, Z. (2014) Predicting pro-environmental agricultural practices: The social, psychological and contextual influences on land management.</w:t>
-      </w:r>
-      <w:r>
-        <w:t xml:space="preserve"> </w:t>
-      </w:r>
-      <w:r>
-        <w:rPr>
-          <w:i/>
-          <w:iCs/>
-        </w:rPr>
-        <w:t xml:space="preserve">J. Rural Stud.</w:t>
-      </w:r>
-      <w:r>
-        <w:t xml:space="preserve"> </w:t>
-      </w:r>
-      <w:r>
-        <w:t xml:space="preserve">34, 65–78</w:t>
-      </w:r>
-    </w:p>
-    <w:bookmarkEnd w:id="131"/>
-    <w:bookmarkStart w:id="132" w:name="ref-Leviston2018"/>
+        <w:t xml:space="preserve">Bai, X.</w:t>
+      </w:r>
+      <w:r>
+        <w:t xml:space="preserve"> </w:t>
+      </w:r>
+      <w:r>
+        <w:rPr>
+          <w:i/>
+          <w:iCs/>
+        </w:rPr>
+        <w:t xml:space="preserve">et al.</w:t>
+      </w:r>
+      <w:r>
+        <w:t xml:space="preserve"> </w:t>
+      </w:r>
+      <w:r>
+        <w:t xml:space="preserve">(2016) Defining and advancing a systems approach for sustainable cities.</w:t>
+      </w:r>
+      <w:r>
+        <w:t xml:space="preserve"> </w:t>
+      </w:r>
+      <w:r>
+        <w:rPr>
+          <w:i/>
+          <w:iCs/>
+        </w:rPr>
+        <w:t xml:space="preserve">Curr. Opin. Environ. Sustain.</w:t>
+      </w:r>
+      <w:r>
+        <w:t xml:space="preserve"> </w:t>
+      </w:r>
+      <w:r>
+        <w:t xml:space="preserve">23, 69–78</w:t>
+      </w:r>
+    </w:p>
+    <w:bookmarkEnd w:id="134"/>
+    <w:bookmarkStart w:id="135" w:name="ref-Grimm2008"/>
     <w:p>
       <w:pPr>
         <w:pStyle w:val="Bibliography"/>
       </w:pPr>
       <w:r>
-        <w:t xml:space="preserve">95.</w:t>
+        <w:t xml:space="preserve">98.</w:t>
       </w:r>
       <w:r>
         <w:t xml:space="preserve"> </w:t>
@@ -7821,7 +8133,7 @@
         <w:t xml:space="preserve">	</w:t>
       </w:r>
       <w:r>
-        <w:t xml:space="preserve">Leviston, Z.</w:t>
+        <w:t xml:space="preserve">Grimm, N.B.</w:t>
       </w:r>
       <w:r>
         <w:t xml:space="preserve"> </w:t>
@@ -7837,33 +8149,33 @@
         <w:t xml:space="preserve"> </w:t>
       </w:r>
       <w:r>
-        <w:t xml:space="preserve">(2018) Linkages between ecosystem services and human wellbeing: A nexus webs approach.</w:t>
-      </w:r>
-      <w:r>
-        <w:t xml:space="preserve"> </w:t>
-      </w:r>
-      <w:r>
-        <w:rPr>
-          <w:i/>
-          <w:iCs/>
-        </w:rPr>
-        <w:t xml:space="preserve">Ecol. Indic.</w:t>
-      </w:r>
-      <w:r>
-        <w:t xml:space="preserve"> </w:t>
-      </w:r>
-      <w:r>
-        <w:t xml:space="preserve">93, 658–668</w:t>
-      </w:r>
-    </w:p>
-    <w:bookmarkEnd w:id="132"/>
-    <w:bookmarkStart w:id="133" w:name="ref-Bai2016"/>
+        <w:t xml:space="preserve">(2008) Global change and the ecology of cities.</w:t>
+      </w:r>
+      <w:r>
+        <w:t xml:space="preserve"> </w:t>
+      </w:r>
+      <w:r>
+        <w:rPr>
+          <w:i/>
+          <w:iCs/>
+        </w:rPr>
+        <w:t xml:space="preserve">Science</w:t>
+      </w:r>
+      <w:r>
+        <w:t xml:space="preserve"> </w:t>
+      </w:r>
+      <w:r>
+        <w:t xml:space="preserve">319, 756–760</w:t>
+      </w:r>
+    </w:p>
+    <w:bookmarkEnd w:id="135"/>
+    <w:bookmarkStart w:id="136" w:name="ref-Hendricks2022"/>
     <w:p>
       <w:pPr>
         <w:pStyle w:val="Bibliography"/>
       </w:pPr>
       <w:r>
-        <w:t xml:space="preserve">96.</w:t>
+        <w:t xml:space="preserve">99.</w:t>
       </w:r>
       <w:r>
         <w:t xml:space="preserve"> </w:t>
@@ -7872,7 +8184,7 @@
         <w:t xml:space="preserve">	</w:t>
       </w:r>
       <w:r>
-        <w:t xml:space="preserve">Bai, X.</w:t>
+        <w:t xml:space="preserve">Hendricks, J.</w:t>
       </w:r>
       <w:r>
         <w:t xml:space="preserve"> </w:t>
@@ -7888,33 +8200,33 @@
         <w:t xml:space="preserve"> </w:t>
       </w:r>
       <w:r>
-        <w:t xml:space="preserve">(2016) Defining and advancing a systems approach for sustainable cities.</w:t>
-      </w:r>
-      <w:r>
-        <w:t xml:space="preserve"> </w:t>
-      </w:r>
-      <w:r>
-        <w:rPr>
-          <w:i/>
-          <w:iCs/>
-        </w:rPr>
-        <w:t xml:space="preserve">Curr. Opin. Environ. Sustain.</w:t>
-      </w:r>
-      <w:r>
-        <w:t xml:space="preserve"> </w:t>
-      </w:r>
-      <w:r>
-        <w:t xml:space="preserve">23, 69–78</w:t>
-      </w:r>
-    </w:p>
-    <w:bookmarkEnd w:id="133"/>
-    <w:bookmarkStart w:id="134" w:name="ref-Grimm2008"/>
+        <w:t xml:space="preserve">(2022) Public perceptions of potential adaptations for mitigating heat stress on australian dairy farms.</w:t>
+      </w:r>
+      <w:r>
+        <w:t xml:space="preserve"> </w:t>
+      </w:r>
+      <w:r>
+        <w:rPr>
+          <w:i/>
+          <w:iCs/>
+        </w:rPr>
+        <w:t xml:space="preserve">J. Dairy Sci.</w:t>
+      </w:r>
+      <w:r>
+        <w:t xml:space="preserve"> </w:t>
+      </w:r>
+      <w:r>
+        <w:t xml:space="preserve">105, 5893–5908</w:t>
+      </w:r>
+    </w:p>
+    <w:bookmarkEnd w:id="136"/>
+    <w:bookmarkStart w:id="137" w:name="ref-Sutanto2020"/>
     <w:p>
       <w:pPr>
         <w:pStyle w:val="Bibliography"/>
       </w:pPr>
       <w:r>
-        <w:t xml:space="preserve">97.</w:t>
+        <w:t xml:space="preserve">100.</w:t>
       </w:r>
       <w:r>
         <w:t xml:space="preserve"> </w:t>
@@ -7923,7 +8235,7 @@
         <w:t xml:space="preserve">	</w:t>
       </w:r>
       <w:r>
-        <w:t xml:space="preserve">Grimm, N.B.</w:t>
+        <w:t xml:space="preserve">Sutanto, S.J.</w:t>
       </w:r>
       <w:r>
         <w:t xml:space="preserve"> </w:t>
@@ -7939,33 +8251,33 @@
         <w:t xml:space="preserve"> </w:t>
       </w:r>
       <w:r>
-        <w:t xml:space="preserve">(2008) Global change and the ecology of cities.</w:t>
-      </w:r>
-      <w:r>
-        <w:t xml:space="preserve"> </w:t>
-      </w:r>
-      <w:r>
-        <w:rPr>
-          <w:i/>
-          <w:iCs/>
-        </w:rPr>
-        <w:t xml:space="preserve">Science</w:t>
-      </w:r>
-      <w:r>
-        <w:t xml:space="preserve"> </w:t>
-      </w:r>
-      <w:r>
-        <w:t xml:space="preserve">319, 756–760</w:t>
-      </w:r>
-    </w:p>
-    <w:bookmarkEnd w:id="134"/>
-    <w:bookmarkStart w:id="135" w:name="ref-Hendricks2022"/>
+        <w:t xml:space="preserve">(2020) Heatwaves, droughts, and fires: Exploring compound and cascading dry hazards at the pan-european scale.</w:t>
+      </w:r>
+      <w:r>
+        <w:t xml:space="preserve"> </w:t>
+      </w:r>
+      <w:r>
+        <w:rPr>
+          <w:i/>
+          <w:iCs/>
+        </w:rPr>
+        <w:t xml:space="preserve">Environ. Int.</w:t>
+      </w:r>
+      <w:r>
+        <w:t xml:space="preserve"> </w:t>
+      </w:r>
+      <w:r>
+        <w:t xml:space="preserve">134, 105276</w:t>
+      </w:r>
+    </w:p>
+    <w:bookmarkEnd w:id="137"/>
+    <w:bookmarkStart w:id="138" w:name="ref-Liu2007"/>
     <w:p>
       <w:pPr>
         <w:pStyle w:val="Bibliography"/>
       </w:pPr>
       <w:r>
-        <w:t xml:space="preserve">98.</w:t>
+        <w:t xml:space="preserve">101.</w:t>
       </w:r>
       <w:r>
         <w:t xml:space="preserve"> </w:t>
@@ -7974,7 +8286,7 @@
         <w:t xml:space="preserve">	</w:t>
       </w:r>
       <w:r>
-        <w:t xml:space="preserve">Hendricks, J.</w:t>
+        <w:t xml:space="preserve">Liu, J.</w:t>
       </w:r>
       <w:r>
         <w:t xml:space="preserve"> </w:t>
@@ -7990,33 +8302,33 @@
         <w:t xml:space="preserve"> </w:t>
       </w:r>
       <w:r>
-        <w:t xml:space="preserve">(2022) Public perceptions of potential adaptations for mitigating heat stress on australian dairy farms.</w:t>
-      </w:r>
-      <w:r>
-        <w:t xml:space="preserve"> </w:t>
-      </w:r>
-      <w:r>
-        <w:rPr>
-          <w:i/>
-          <w:iCs/>
-        </w:rPr>
-        <w:t xml:space="preserve">J. Dairy Sci.</w:t>
-      </w:r>
-      <w:r>
-        <w:t xml:space="preserve"> </w:t>
-      </w:r>
-      <w:r>
-        <w:t xml:space="preserve">105, 5893–5908</w:t>
-      </w:r>
-    </w:p>
-    <w:bookmarkEnd w:id="135"/>
-    <w:bookmarkStart w:id="136" w:name="ref-Sutanto2020"/>
+        <w:t xml:space="preserve">(2007) Coupled human and natural systems.</w:t>
+      </w:r>
+      <w:r>
+        <w:t xml:space="preserve"> </w:t>
+      </w:r>
+      <w:r>
+        <w:rPr>
+          <w:i/>
+          <w:iCs/>
+        </w:rPr>
+        <w:t xml:space="preserve">Ambio</w:t>
+      </w:r>
+      <w:r>
+        <w:t xml:space="preserve"> </w:t>
+      </w:r>
+      <w:r>
+        <w:t xml:space="preserve">36, 639–649</w:t>
+      </w:r>
+    </w:p>
+    <w:bookmarkEnd w:id="138"/>
+    <w:bookmarkStart w:id="139" w:name="ref-Black2011"/>
     <w:p>
       <w:pPr>
         <w:pStyle w:val="Bibliography"/>
       </w:pPr>
       <w:r>
-        <w:t xml:space="preserve">99.</w:t>
+        <w:t xml:space="preserve">102.</w:t>
       </w:r>
       <w:r>
         <w:t xml:space="preserve"> </w:t>
@@ -8025,7 +8337,7 @@
         <w:t xml:space="preserve">	</w:t>
       </w:r>
       <w:r>
-        <w:t xml:space="preserve">Sutanto, S.J.</w:t>
+        <w:t xml:space="preserve">Black, R.</w:t>
       </w:r>
       <w:r>
         <w:t xml:space="preserve"> </w:t>
@@ -8041,33 +8353,33 @@
         <w:t xml:space="preserve"> </w:t>
       </w:r>
       <w:r>
-        <w:t xml:space="preserve">(2020) Heatwaves, droughts, and fires: Exploring compound and cascading dry hazards at the pan-european scale.</w:t>
-      </w:r>
-      <w:r>
-        <w:t xml:space="preserve"> </w:t>
-      </w:r>
-      <w:r>
-        <w:rPr>
-          <w:i/>
-          <w:iCs/>
-        </w:rPr>
-        <w:t xml:space="preserve">Environ. Int.</w:t>
-      </w:r>
-      <w:r>
-        <w:t xml:space="preserve"> </w:t>
-      </w:r>
-      <w:r>
-        <w:t xml:space="preserve">134, 105276</w:t>
-      </w:r>
-    </w:p>
-    <w:bookmarkEnd w:id="136"/>
-    <w:bookmarkStart w:id="137" w:name="ref-Liu2007"/>
+        <w:t xml:space="preserve">(2011) The effect of environmental change on human migration.</w:t>
+      </w:r>
+      <w:r>
+        <w:t xml:space="preserve"> </w:t>
+      </w:r>
+      <w:r>
+        <w:rPr>
+          <w:i/>
+          <w:iCs/>
+        </w:rPr>
+        <w:t xml:space="preserve">Glob. Environ. Change</w:t>
+      </w:r>
+      <w:r>
+        <w:t xml:space="preserve"> </w:t>
+      </w:r>
+      <w:r>
+        <w:t xml:space="preserve">21, S3–S11</w:t>
+      </w:r>
+    </w:p>
+    <w:bookmarkEnd w:id="139"/>
+    <w:bookmarkStart w:id="140" w:name="ref-Neil_Adger1999"/>
     <w:p>
       <w:pPr>
         <w:pStyle w:val="Bibliography"/>
       </w:pPr>
       <w:r>
-        <w:t xml:space="preserve">100.</w:t>
+        <w:t xml:space="preserve">103.</w:t>
       </w:r>
       <w:r>
         <w:t xml:space="preserve"> </w:t>
@@ -8076,7 +8388,42 @@
         <w:t xml:space="preserve">	</w:t>
       </w:r>
       <w:r>
-        <w:t xml:space="preserve">Liu, J.</w:t>
+        <w:t xml:space="preserve">Neil Adger, W. (1999) Social vulnerability to climate change and extremes in coastal vietnam.</w:t>
+      </w:r>
+      <w:r>
+        <w:t xml:space="preserve"> </w:t>
+      </w:r>
+      <w:r>
+        <w:rPr>
+          <w:i/>
+          <w:iCs/>
+        </w:rPr>
+        <w:t xml:space="preserve">World Dev.</w:t>
+      </w:r>
+      <w:r>
+        <w:t xml:space="preserve"> </w:t>
+      </w:r>
+      <w:r>
+        <w:t xml:space="preserve">27, 249–269</w:t>
+      </w:r>
+    </w:p>
+    <w:bookmarkEnd w:id="140"/>
+    <w:bookmarkStart w:id="141" w:name="ref-Folke2016"/>
+    <w:p>
+      <w:pPr>
+        <w:pStyle w:val="Bibliography"/>
+      </w:pPr>
+      <w:r>
+        <w:t xml:space="preserve">104.</w:t>
+      </w:r>
+      <w:r>
+        <w:t xml:space="preserve"> </w:t>
+      </w:r>
+      <w:r>
+        <w:t xml:space="preserve">	</w:t>
+      </w:r>
+      <w:r>
+        <w:t xml:space="preserve">Folke, C.</w:t>
       </w:r>
       <w:r>
         <w:t xml:space="preserve"> </w:t>
@@ -8092,33 +8439,33 @@
         <w:t xml:space="preserve"> </w:t>
       </w:r>
       <w:r>
-        <w:t xml:space="preserve">(2007) Coupled human and natural systems.</w:t>
-      </w:r>
-      <w:r>
-        <w:t xml:space="preserve"> </w:t>
-      </w:r>
-      <w:r>
-        <w:rPr>
-          <w:i/>
-          <w:iCs/>
-        </w:rPr>
-        <w:t xml:space="preserve">Ambio</w:t>
-      </w:r>
-      <w:r>
-        <w:t xml:space="preserve"> </w:t>
-      </w:r>
-      <w:r>
-        <w:t xml:space="preserve">36, 639–649</w:t>
-      </w:r>
-    </w:p>
-    <w:bookmarkEnd w:id="137"/>
-    <w:bookmarkStart w:id="138" w:name="ref-Black2011"/>
+        <w:t xml:space="preserve">(2016) Social-ecological resilience and biosphere-based sustainability science.</w:t>
+      </w:r>
+      <w:r>
+        <w:t xml:space="preserve"> </w:t>
+      </w:r>
+      <w:r>
+        <w:rPr>
+          <w:i/>
+          <w:iCs/>
+        </w:rPr>
+        <w:t xml:space="preserve">Ecology and Society</w:t>
+      </w:r>
+      <w:r>
+        <w:t xml:space="preserve"> </w:t>
+      </w:r>
+      <w:r>
+        <w:t xml:space="preserve">21</w:t>
+      </w:r>
+    </w:p>
+    <w:bookmarkEnd w:id="141"/>
+    <w:bookmarkStart w:id="142" w:name="ref-Schluter2012"/>
     <w:p>
       <w:pPr>
         <w:pStyle w:val="Bibliography"/>
       </w:pPr>
       <w:r>
-        <w:t xml:space="preserve">101.</w:t>
+        <w:t xml:space="preserve">105.</w:t>
       </w:r>
       <w:r>
         <w:t xml:space="preserve"> </w:t>
@@ -8127,7 +8474,7 @@
         <w:t xml:space="preserve">	</w:t>
       </w:r>
       <w:r>
-        <w:t xml:space="preserve">Black, R.</w:t>
+        <w:t xml:space="preserve">Schlüter, M.</w:t>
       </w:r>
       <w:r>
         <w:t xml:space="preserve"> </w:t>
@@ -8143,7 +8490,58 @@
         <w:t xml:space="preserve"> </w:t>
       </w:r>
       <w:r>
-        <w:t xml:space="preserve">(2011) The effect of environmental change on human migration.</w:t>
+        <w:t xml:space="preserve">(2012) New horizons for managing the environment: A review of coupled social‐ecological systems modeling: Social-ecological systems modeling.</w:t>
+      </w:r>
+      <w:r>
+        <w:t xml:space="preserve"> </w:t>
+      </w:r>
+      <w:r>
+        <w:rPr>
+          <w:i/>
+          <w:iCs/>
+        </w:rPr>
+        <w:t xml:space="preserve">Nat. Resour. Model.</w:t>
+      </w:r>
+      <w:r>
+        <w:t xml:space="preserve"> </w:t>
+      </w:r>
+      <w:r>
+        <w:t xml:space="preserve">25, 219–272</w:t>
+      </w:r>
+    </w:p>
+    <w:bookmarkEnd w:id="142"/>
+    <w:bookmarkStart w:id="143" w:name="ref-Wise2014"/>
+    <w:p>
+      <w:pPr>
+        <w:pStyle w:val="Bibliography"/>
+      </w:pPr>
+      <w:r>
+        <w:t xml:space="preserve">106.</w:t>
+      </w:r>
+      <w:r>
+        <w:t xml:space="preserve"> </w:t>
+      </w:r>
+      <w:r>
+        <w:t xml:space="preserve">	</w:t>
+      </w:r>
+      <w:r>
+        <w:t xml:space="preserve">Wise, R.M.</w:t>
+      </w:r>
+      <w:r>
+        <w:t xml:space="preserve"> </w:t>
+      </w:r>
+      <w:r>
+        <w:rPr>
+          <w:i/>
+          <w:iCs/>
+        </w:rPr>
+        <w:t xml:space="preserve">et al.</w:t>
+      </w:r>
+      <w:r>
+        <w:t xml:space="preserve"> </w:t>
+      </w:r>
+      <w:r>
+        <w:t xml:space="preserve">(2014) Reconceptualising adaptation to climate change as part of pathways of change and response.</w:t>
       </w:r>
       <w:r>
         <w:t xml:space="preserve"> </w:t>
@@ -8159,17 +8557,17 @@
         <w:t xml:space="preserve"> </w:t>
       </w:r>
       <w:r>
-        <w:t xml:space="preserve">21, S3–S11</w:t>
-      </w:r>
-    </w:p>
-    <w:bookmarkEnd w:id="138"/>
-    <w:bookmarkStart w:id="139" w:name="ref-Neil_Adger1999"/>
+        <w:t xml:space="preserve">28, 325–336</w:t>
+      </w:r>
+    </w:p>
+    <w:bookmarkEnd w:id="143"/>
+    <w:bookmarkStart w:id="144" w:name="ref-Biggs2021"/>
     <w:p>
       <w:pPr>
         <w:pStyle w:val="Bibliography"/>
       </w:pPr>
       <w:r>
-        <w:t xml:space="preserve">102.</w:t>
+        <w:t xml:space="preserve">107.</w:t>
       </w:r>
       <w:r>
         <w:t xml:space="preserve"> </w:t>
@@ -8178,33 +8576,46 @@
         <w:t xml:space="preserve">	</w:t>
       </w:r>
       <w:r>
-        <w:t xml:space="preserve">Neil Adger, W. (1999) Social vulnerability to climate change and extremes in coastal vietnam.</w:t>
-      </w:r>
-      <w:r>
-        <w:t xml:space="preserve"> </w:t>
-      </w:r>
-      <w:r>
-        <w:rPr>
-          <w:i/>
-          <w:iCs/>
-        </w:rPr>
-        <w:t xml:space="preserve">World Dev.</w:t>
-      </w:r>
-      <w:r>
-        <w:t xml:space="preserve"> </w:t>
-      </w:r>
-      <w:r>
-        <w:t xml:space="preserve">27, 249–269</w:t>
-      </w:r>
-    </w:p>
-    <w:bookmarkEnd w:id="139"/>
-    <w:bookmarkStart w:id="140" w:name="ref-Folke2016"/>
+        <w:t xml:space="preserve">Biggs, R.</w:t>
+      </w:r>
+      <w:r>
+        <w:t xml:space="preserve"> </w:t>
+      </w:r>
+      <w:r>
+        <w:rPr>
+          <w:i/>
+          <w:iCs/>
+        </w:rPr>
+        <w:t xml:space="preserve">et al.</w:t>
+      </w:r>
+      <w:r>
+        <w:t xml:space="preserve"> </w:t>
+      </w:r>
+      <w:r>
+        <w:t xml:space="preserve">(2021)</w:t>
+      </w:r>
+      <w:r>
+        <w:t xml:space="preserve"> </w:t>
+      </w:r>
+      <w:r>
+        <w:rPr>
+          <w:i/>
+          <w:iCs/>
+        </w:rPr>
+        <w:t xml:space="preserve">The routledge handbook of research methods for social-ecological systems</w:t>
+      </w:r>
+      <w:r>
+        <w:t xml:space="preserve">, Taylor &amp; Francis</w:t>
+      </w:r>
+    </w:p>
+    <w:bookmarkEnd w:id="144"/>
+    <w:bookmarkStart w:id="145" w:name="ref-Brown2021"/>
     <w:p>
       <w:pPr>
         <w:pStyle w:val="Bibliography"/>
       </w:pPr>
       <w:r>
-        <w:t xml:space="preserve">103.</w:t>
+        <w:t xml:space="preserve">108.</w:t>
       </w:r>
       <w:r>
         <w:t xml:space="preserve"> </w:t>
@@ -8213,7 +8624,77 @@
         <w:t xml:space="preserve">	</w:t>
       </w:r>
       <w:r>
-        <w:t xml:space="preserve">Folke, C.</w:t>
+        <w:t xml:space="preserve">Brown, C. and Rounsevell, M. (2021) How can social–ecological system models simulate the emergence of social–ecological crises?</w:t>
+      </w:r>
+      <w:r>
+        <w:t xml:space="preserve"> </w:t>
+      </w:r>
+      <w:r>
+        <w:rPr>
+          <w:i/>
+          <w:iCs/>
+        </w:rPr>
+        <w:t xml:space="preserve">People Nat. (Hoboken)</w:t>
+      </w:r>
+      <w:r>
+        <w:t xml:space="preserve"> </w:t>
+      </w:r>
+      <w:r>
+        <w:t xml:space="preserve">3, 88–103</w:t>
+      </w:r>
+    </w:p>
+    <w:bookmarkEnd w:id="145"/>
+    <w:bookmarkStart w:id="146" w:name="ref-Kwakkel2013"/>
+    <w:p>
+      <w:pPr>
+        <w:pStyle w:val="Bibliography"/>
+      </w:pPr>
+      <w:r>
+        <w:t xml:space="preserve">109.</w:t>
+      </w:r>
+      <w:r>
+        <w:t xml:space="preserve"> </w:t>
+      </w:r>
+      <w:r>
+        <w:t xml:space="preserve">	</w:t>
+      </w:r>
+      <w:r>
+        <w:t xml:space="preserve">Kwakkel, J.H. and Pruyt, E. (2013) Exploratory modeling and analysis, an approach for model-based foresight under deep uncertainty.</w:t>
+      </w:r>
+      <w:r>
+        <w:t xml:space="preserve"> </w:t>
+      </w:r>
+      <w:r>
+        <w:rPr>
+          <w:i/>
+          <w:iCs/>
+        </w:rPr>
+        <w:t xml:space="preserve">Technol. Forecast. Soc. Change</w:t>
+      </w:r>
+      <w:r>
+        <w:t xml:space="preserve"> </w:t>
+      </w:r>
+      <w:r>
+        <w:t xml:space="preserve">80, 419–431</w:t>
+      </w:r>
+    </w:p>
+    <w:bookmarkEnd w:id="146"/>
+    <w:bookmarkStart w:id="147" w:name="ref-Shekhawat2022"/>
+    <w:p>
+      <w:pPr>
+        <w:pStyle w:val="Bibliography"/>
+      </w:pPr>
+      <w:r>
+        <w:t xml:space="preserve">110.</w:t>
+      </w:r>
+      <w:r>
+        <w:t xml:space="preserve"> </w:t>
+      </w:r>
+      <w:r>
+        <w:t xml:space="preserve">	</w:t>
+      </w:r>
+      <w:r>
+        <w:t xml:space="preserve">Shekhawat, K.</w:t>
       </w:r>
       <w:r>
         <w:t xml:space="preserve"> </w:t>
@@ -8229,277 +8710,6 @@
         <w:t xml:space="preserve"> </w:t>
       </w:r>
       <w:r>
-        <w:t xml:space="preserve">(2016) Social-ecological resilience and biosphere-based sustainability science.</w:t>
-      </w:r>
-      <w:r>
-        <w:t xml:space="preserve"> </w:t>
-      </w:r>
-      <w:r>
-        <w:rPr>
-          <w:i/>
-          <w:iCs/>
-        </w:rPr>
-        <w:t xml:space="preserve">Ecology and Society</w:t>
-      </w:r>
-      <w:r>
-        <w:t xml:space="preserve"> </w:t>
-      </w:r>
-      <w:r>
-        <w:t xml:space="preserve">21</w:t>
-      </w:r>
-    </w:p>
-    <w:bookmarkEnd w:id="140"/>
-    <w:bookmarkStart w:id="141" w:name="ref-Schluter2012"/>
-    <w:p>
-      <w:pPr>
-        <w:pStyle w:val="Bibliography"/>
-      </w:pPr>
-      <w:r>
-        <w:t xml:space="preserve">104.</w:t>
-      </w:r>
-      <w:r>
-        <w:t xml:space="preserve"> </w:t>
-      </w:r>
-      <w:r>
-        <w:t xml:space="preserve">	</w:t>
-      </w:r>
-      <w:r>
-        <w:t xml:space="preserve">Schlüter, M.</w:t>
-      </w:r>
-      <w:r>
-        <w:t xml:space="preserve"> </w:t>
-      </w:r>
-      <w:r>
-        <w:rPr>
-          <w:i/>
-          <w:iCs/>
-        </w:rPr>
-        <w:t xml:space="preserve">et al.</w:t>
-      </w:r>
-      <w:r>
-        <w:t xml:space="preserve"> </w:t>
-      </w:r>
-      <w:r>
-        <w:t xml:space="preserve">(2012) New horizons for managing the environment: A review of coupled social‐ecological systems modeling: Social-ecological systems modeling.</w:t>
-      </w:r>
-      <w:r>
-        <w:t xml:space="preserve"> </w:t>
-      </w:r>
-      <w:r>
-        <w:rPr>
-          <w:i/>
-          <w:iCs/>
-        </w:rPr>
-        <w:t xml:space="preserve">Nat. Resour. Model.</w:t>
-      </w:r>
-      <w:r>
-        <w:t xml:space="preserve"> </w:t>
-      </w:r>
-      <w:r>
-        <w:t xml:space="preserve">25, 219–272</w:t>
-      </w:r>
-    </w:p>
-    <w:bookmarkEnd w:id="141"/>
-    <w:bookmarkStart w:id="142" w:name="ref-Wise2014"/>
-    <w:p>
-      <w:pPr>
-        <w:pStyle w:val="Bibliography"/>
-      </w:pPr>
-      <w:r>
-        <w:t xml:space="preserve">105.</w:t>
-      </w:r>
-      <w:r>
-        <w:t xml:space="preserve"> </w:t>
-      </w:r>
-      <w:r>
-        <w:t xml:space="preserve">	</w:t>
-      </w:r>
-      <w:r>
-        <w:t xml:space="preserve">Wise, R.M.</w:t>
-      </w:r>
-      <w:r>
-        <w:t xml:space="preserve"> </w:t>
-      </w:r>
-      <w:r>
-        <w:rPr>
-          <w:i/>
-          <w:iCs/>
-        </w:rPr>
-        <w:t xml:space="preserve">et al.</w:t>
-      </w:r>
-      <w:r>
-        <w:t xml:space="preserve"> </w:t>
-      </w:r>
-      <w:r>
-        <w:t xml:space="preserve">(2014) Reconceptualising adaptation to climate change as part of pathways of change and response.</w:t>
-      </w:r>
-      <w:r>
-        <w:t xml:space="preserve"> </w:t>
-      </w:r>
-      <w:r>
-        <w:rPr>
-          <w:i/>
-          <w:iCs/>
-        </w:rPr>
-        <w:t xml:space="preserve">Glob. Environ. Change</w:t>
-      </w:r>
-      <w:r>
-        <w:t xml:space="preserve"> </w:t>
-      </w:r>
-      <w:r>
-        <w:t xml:space="preserve">28, 325–336</w:t>
-      </w:r>
-    </w:p>
-    <w:bookmarkEnd w:id="142"/>
-    <w:bookmarkStart w:id="143" w:name="ref-Biggs2021"/>
-    <w:p>
-      <w:pPr>
-        <w:pStyle w:val="Bibliography"/>
-      </w:pPr>
-      <w:r>
-        <w:t xml:space="preserve">106.</w:t>
-      </w:r>
-      <w:r>
-        <w:t xml:space="preserve"> </w:t>
-      </w:r>
-      <w:r>
-        <w:t xml:space="preserve">	</w:t>
-      </w:r>
-      <w:r>
-        <w:t xml:space="preserve">Biggs, R.</w:t>
-      </w:r>
-      <w:r>
-        <w:t xml:space="preserve"> </w:t>
-      </w:r>
-      <w:r>
-        <w:rPr>
-          <w:i/>
-          <w:iCs/>
-        </w:rPr>
-        <w:t xml:space="preserve">et al.</w:t>
-      </w:r>
-      <w:r>
-        <w:t xml:space="preserve"> </w:t>
-      </w:r>
-      <w:r>
-        <w:t xml:space="preserve">(2021)</w:t>
-      </w:r>
-      <w:r>
-        <w:t xml:space="preserve"> </w:t>
-      </w:r>
-      <w:r>
-        <w:rPr>
-          <w:i/>
-          <w:iCs/>
-        </w:rPr>
-        <w:t xml:space="preserve">The routledge handbook of research methods for social-ecological systems</w:t>
-      </w:r>
-      <w:r>
-        <w:t xml:space="preserve">, Taylor &amp; Francis</w:t>
-      </w:r>
-    </w:p>
-    <w:bookmarkEnd w:id="143"/>
-    <w:bookmarkStart w:id="144" w:name="ref-Brown2021"/>
-    <w:p>
-      <w:pPr>
-        <w:pStyle w:val="Bibliography"/>
-      </w:pPr>
-      <w:r>
-        <w:t xml:space="preserve">107.</w:t>
-      </w:r>
-      <w:r>
-        <w:t xml:space="preserve"> </w:t>
-      </w:r>
-      <w:r>
-        <w:t xml:space="preserve">	</w:t>
-      </w:r>
-      <w:r>
-        <w:t xml:space="preserve">Brown, C. and Rounsevell, M. (2021) How can social–ecological system models simulate the emergence of social–ecological crises?</w:t>
-      </w:r>
-      <w:r>
-        <w:t xml:space="preserve"> </w:t>
-      </w:r>
-      <w:r>
-        <w:rPr>
-          <w:i/>
-          <w:iCs/>
-        </w:rPr>
-        <w:t xml:space="preserve">People Nat. (Hoboken)</w:t>
-      </w:r>
-      <w:r>
-        <w:t xml:space="preserve"> </w:t>
-      </w:r>
-      <w:r>
-        <w:t xml:space="preserve">3, 88–103</w:t>
-      </w:r>
-    </w:p>
-    <w:bookmarkEnd w:id="144"/>
-    <w:bookmarkStart w:id="145" w:name="ref-Kwakkel2013"/>
-    <w:p>
-      <w:pPr>
-        <w:pStyle w:val="Bibliography"/>
-      </w:pPr>
-      <w:r>
-        <w:t xml:space="preserve">108.</w:t>
-      </w:r>
-      <w:r>
-        <w:t xml:space="preserve"> </w:t>
-      </w:r>
-      <w:r>
-        <w:t xml:space="preserve">	</w:t>
-      </w:r>
-      <w:r>
-        <w:t xml:space="preserve">Kwakkel, J.H. and Pruyt, E. (2013) Exploratory modeling and analysis, an approach for model-based foresight under deep uncertainty.</w:t>
-      </w:r>
-      <w:r>
-        <w:t xml:space="preserve"> </w:t>
-      </w:r>
-      <w:r>
-        <w:rPr>
-          <w:i/>
-          <w:iCs/>
-        </w:rPr>
-        <w:t xml:space="preserve">Technol. Forecast. Soc. Change</w:t>
-      </w:r>
-      <w:r>
-        <w:t xml:space="preserve"> </w:t>
-      </w:r>
-      <w:r>
-        <w:t xml:space="preserve">80, 419–431</w:t>
-      </w:r>
-    </w:p>
-    <w:bookmarkEnd w:id="145"/>
-    <w:bookmarkStart w:id="146" w:name="ref-Shekhawat2022"/>
-    <w:p>
-      <w:pPr>
-        <w:pStyle w:val="Bibliography"/>
-      </w:pPr>
-      <w:r>
-        <w:t xml:space="preserve">109.</w:t>
-      </w:r>
-      <w:r>
-        <w:t xml:space="preserve"> </w:t>
-      </w:r>
-      <w:r>
-        <w:t xml:space="preserve">	</w:t>
-      </w:r>
-      <w:r>
-        <w:t xml:space="preserve">Shekhawat, K.</w:t>
-      </w:r>
-      <w:r>
-        <w:t xml:space="preserve"> </w:t>
-      </w:r>
-      <w:r>
-        <w:rPr>
-          <w:i/>
-          <w:iCs/>
-        </w:rPr>
-        <w:t xml:space="preserve">et al.</w:t>
-      </w:r>
-      <w:r>
-        <w:t xml:space="preserve"> </w:t>
-      </w:r>
-      <w:r>
         <w:t xml:space="preserve">(2022) Beat the heat: Plant- and microbe-mediated strategies for crop thermotolerance.</w:t>
       </w:r>
       <w:r>
@@ -8519,14 +8729,14 @@
         <w:t xml:space="preserve">27, 802–813</w:t>
       </w:r>
     </w:p>
-    <w:bookmarkEnd w:id="146"/>
     <w:bookmarkEnd w:id="147"/>
+    <w:bookmarkEnd w:id="148"/>
     <w:p>
       <w:pPr>
         <w:pStyle w:val="BodyText"/>
       </w:pPr>
     </w:p>
-    <w:bookmarkEnd w:id="148"/>
+    <w:bookmarkEnd w:id="149"/>
     <w:sectPr>
       <w:pgSz w:h="15840" w:w="12240"/>
       <w:pgMar w:bottom="851" w:footer="720" w:gutter="0" w:header="720" w:left="851" w:right="851" w:top="851"/>

--- a/docs/ms.docx
+++ b/docs/ms.docx
@@ -1938,17 +1938,7 @@
               <w:t xml:space="preserve"> </w:t>
             </w:r>
             <w:r>
-              <w:t xml:space="preserve">[</w:t>
-            </w:r>
-            <w:r>
-              <w:rPr>
-                <w:b/>
-                <w:bCs/>
-              </w:rPr>
-              <w:t xml:space="preserve">Marchin2022?</w:t>
-            </w:r>
-            <w:r>
-              <w:t xml:space="preserve">]</w:t>
+              <w:t xml:space="preserve">[54]</w:t>
             </w:r>
             <w:r>
               <w:t xml:space="preserve">. Extended periods of water stress (e.g., several days or more) have also been shown to increase thermal sensitivity in insects, reducing the time they could deal with extreme heat</w:t>
@@ -1957,7 +1947,7 @@
               <w:t xml:space="preserve"> </w:t>
             </w:r>
             <w:r>
-              <w:t xml:space="preserve">[54]</w:t>
+              <w:t xml:space="preserve">[55]</w:t>
             </w:r>
             <w:r>
               <w:t xml:space="preserve">.</w:t>
@@ -1974,7 +1964,7 @@
               <w:t xml:space="preserve"> </w:t>
             </w:r>
             <w:r>
-              <w:t xml:space="preserve">[55–57]</w:t>
+              <w:t xml:space="preserve">[56–58]</w:t>
             </w:r>
             <w:r>
               <w:t xml:space="preserve">. These interactions are usually achieved by stimulating the production of essential phytohormones, secondary metabolites, organic acids, and amino acids that helps the plant to mitigate heat stress</w:t>
@@ -1983,7 +1973,7 @@
               <w:t xml:space="preserve"> </w:t>
             </w:r>
             <w:r>
-              <w:t xml:space="preserve">[58,59]</w:t>
+              <w:t xml:space="preserve">[59,60]</w:t>
             </w:r>
             <w:r>
               <w:t xml:space="preserve">. For example,</w:t>
@@ -2024,7 +2014,7 @@
               <w:t xml:space="preserve"> </w:t>
             </w:r>
             <w:r>
-              <w:t xml:space="preserve">[60]</w:t>
+              <w:t xml:space="preserve">[61]</w:t>
             </w:r>
             <w:r>
               <w:t xml:space="preserve">. Moreover, this protective effect can influence the ability of the host to evolve further resistance to the heat shock and harboured more bacteria</w:t>
@@ -2033,7 +2023,7 @@
               <w:t xml:space="preserve"> </w:t>
             </w:r>
             <w:r>
-              <w:t xml:space="preserve">[61]</w:t>
+              <w:t xml:space="preserve">[62]</w:t>
             </w:r>
             <w:r>
               <w:t xml:space="preserve">.</w:t>
@@ -2222,7 +2212,7 @@
         <w:t xml:space="preserve"> </w:t>
       </w:r>
       <w:r>
-        <w:t xml:space="preserve">[16,62]</w:t>
+        <w:t xml:space="preserve">[16,63]</w:t>
       </w:r>
       <w:r>
         <w:t xml:space="preserve">. DEB models consider organisms as a thermodynamic system (adhering to energy-mass balance) capturing the exchange of food, water, respiratory gases and metabolic waste throughout the life cycle</w:t>
@@ -2240,7 +2230,7 @@
         <w:t xml:space="preserve"> </w:t>
       </w:r>
       <w:r>
-        <w:t xml:space="preserve">[64]</w:t>
+        <w:t xml:space="preserve">[65]</w:t>
       </w:r>
       <w:r>
         <w:t xml:space="preserve">) and resource availability (nutrients)</w:t>
@@ -2249,7 +2239,7 @@
         <w:t xml:space="preserve"> </w:t>
       </w:r>
       <w:r>
-        <w:t xml:space="preserve">[65,66]</w:t>
+        <w:t xml:space="preserve">[66,67]</w:t>
       </w:r>
       <w:r>
         <w:t xml:space="preserve"> </w:t>
@@ -2267,7 +2257,7 @@
         <w:t xml:space="preserve">, though they have been applied to plants much less than for animal and microbial systems</w:t>
       </w:r>
       <w:r>
-        <w:t xml:space="preserve">[67]</w:t>
+        <w:t xml:space="preserve">[68]</w:t>
       </w:r>
       <w:r>
         <w:t xml:space="preserve">. DEB theory, when combined with biophysical models more generally, allows the full water budget to be computed to account for heat stress impacts of a hydric nature, and computes obligate heat production of metabolism to feed back to the calculation of body temperature</w:t>
@@ -2285,7 +2275,7 @@
         <w:t xml:space="preserve"> </w:t>
       </w:r>
       <w:r>
-        <w:t xml:space="preserve">[68,69]</w:t>
+        <w:t xml:space="preserve">[69,70]</w:t>
       </w:r>
       <w:r>
         <w:t xml:space="preserve"> </w:t>
@@ -2297,7 +2287,7 @@
         <w:t xml:space="preserve"> </w:t>
       </w:r>
       <w:r>
-        <w:t xml:space="preserve">[67]</w:t>
+        <w:t xml:space="preserve">[68]</w:t>
       </w:r>
       <w:r>
         <w:t xml:space="preserve">. New analytical approaches using phylogenetic imputation methods allow for models to be developed independently for all species even when data are lacking. These methods show promise in predicting DEB parameters for over 1.3 million species</w:t>
@@ -2306,7 +2296,7 @@
         <w:t xml:space="preserve"> </w:t>
       </w:r>
       <w:r>
-        <w:t xml:space="preserve">[see, 70]</w:t>
+        <w:t xml:space="preserve">[see, 71]</w:t>
       </w:r>
       <w:r>
         <w:t xml:space="preserve">. In addition, software packages such as</w:t>
@@ -2325,7 +2315,7 @@
         <w:t xml:space="preserve"> </w:t>
       </w:r>
       <w:r>
-        <w:t xml:space="preserve">[33,71]</w:t>
+        <w:t xml:space="preserve">[33,72]</w:t>
       </w:r>
       <w:r>
         <w:t xml:space="preserve"> </w:t>
@@ -2367,7 +2357,7 @@
         <w:t xml:space="preserve"> </w:t>
       </w:r>
       <w:r>
-        <w:t xml:space="preserve">[72]</w:t>
+        <w:t xml:space="preserve">[73]</w:t>
       </w:r>
       <w:r>
         <w:t xml:space="preserve">] uses simple two-species individual-based population growth models, such as Beverton-Holt or Ricker models</w:t>
@@ -2376,7 +2366,7 @@
         <w:t xml:space="preserve"> </w:t>
       </w:r>
       <w:r>
-        <w:t xml:space="preserve">[73,74]</w:t>
+        <w:t xml:space="preserve">[74,75]</w:t>
       </w:r>
       <w:r>
         <w:t xml:space="preserve">, to determine how interactions between species at the individual level lead to indefinite</w:t>
@@ -2421,7 +2411,7 @@
         <w:t xml:space="preserve"> </w:t>
       </w:r>
       <w:r>
-        <w:t xml:space="preserve">[75]</w:t>
+        <w:t xml:space="preserve">[76]</w:t>
       </w:r>
       <w:r>
         <w:t xml:space="preserve">.</w:t>
@@ -2438,39 +2428,39 @@
         <w:t xml:space="preserve"> </w:t>
       </w:r>
       <w:r>
+        <w:t xml:space="preserve">[77]</w:t>
+      </w:r>
+      <w:r>
+        <w:t xml:space="preserve">. These models can incorporate variation in the environment</w:t>
+      </w:r>
+      <w:r>
+        <w:t xml:space="preserve"> </w:t>
+      </w:r>
+      <w:r>
+        <w:t xml:space="preserve">[22]</w:t>
+      </w:r>
+      <w:r>
+        <w:t xml:space="preserve"> </w:t>
+      </w:r>
+      <w:r>
+        <w:t xml:space="preserve">and in the outcome of interactions themselves</w:t>
+      </w:r>
+      <w:r>
+        <w:t xml:space="preserve"> </w:t>
+      </w:r>
+      <w:r>
+        <w:t xml:space="preserve">[78]</w:t>
+      </w:r>
+      <w:r>
+        <w:t xml:space="preserve">. As these models use the same fitness measures as DEB models they offer a population modelling framework to add thermal biology to community diversity predictions. This is because population dynamical models can be put together, for example as networks</w:t>
+      </w:r>
+      <w:r>
+        <w:t xml:space="preserve"> </w:t>
+      </w:r>
+      <w:r>
         <w:t xml:space="preserve">[76]</w:t>
       </w:r>
       <w:r>
-        <w:t xml:space="preserve">. These models can incorporate variation in the environment</w:t>
-      </w:r>
-      <w:r>
-        <w:t xml:space="preserve"> </w:t>
-      </w:r>
-      <w:r>
-        <w:t xml:space="preserve">[22]</w:t>
-      </w:r>
-      <w:r>
-        <w:t xml:space="preserve"> </w:t>
-      </w:r>
-      <w:r>
-        <w:t xml:space="preserve">and in the outcome of interactions themselves</w:t>
-      </w:r>
-      <w:r>
-        <w:t xml:space="preserve"> </w:t>
-      </w:r>
-      <w:r>
-        <w:t xml:space="preserve">[77]</w:t>
-      </w:r>
-      <w:r>
-        <w:t xml:space="preserve">. As these models use the same fitness measures as DEB models they offer a population modelling framework to add thermal biology to community diversity predictions. This is because population dynamical models can be put together, for example as networks</w:t>
-      </w:r>
-      <w:r>
-        <w:t xml:space="preserve"> </w:t>
-      </w:r>
-      <w:r>
-        <w:t xml:space="preserve">[75]</w:t>
-      </w:r>
-      <w:r>
         <w:t xml:space="preserve"> </w:t>
       </w:r>
       <w:r>
@@ -2480,7 +2470,7 @@
         <w:t xml:space="preserve"> </w:t>
       </w:r>
       <w:r>
-        <w:t xml:space="preserve">[75]</w:t>
+        <w:t xml:space="preserve">[76]</w:t>
       </w:r>
       <w:r>
         <w:t xml:space="preserve">, used this approach to determine which species were keystone species under shady and sunny portions of the same plant communities.</w:t>
@@ -2509,7 +2499,7 @@
         <w:t xml:space="preserve"> </w:t>
       </w:r>
       <w:r>
-        <w:t xml:space="preserve">[78]</w:t>
+        <w:t xml:space="preserve">[79]</w:t>
       </w:r>
       <w:r>
         <w:t xml:space="preserve">.</w:t>
@@ -2567,7 +2557,7 @@
               <w:t xml:space="preserve"> </w:t>
             </w:r>
             <w:r>
-              <w:t xml:space="preserve">[79–81]</w:t>
+              <w:t xml:space="preserve">[80–82]</w:t>
             </w:r>
             <w:r>
               <w:t xml:space="preserve">. Evolutionary responses will depend on the amount of phenotypic and genetic variation exposed to natural selection and the strength of selection on phenotypes. Extreme environments pose unique challenges for predicting evolutionary change because they are, by definition, rare events. Adaptive evolution will therefore depend on the frequency of extreme environments and the underlying genetic correlation between traits expressed across environments</w:t>
@@ -2576,7 +2566,7 @@
               <w:t xml:space="preserve"> </w:t>
             </w:r>
             <w:r>
-              <w:t xml:space="preserve">[79]</w:t>
+              <w:t xml:space="preserve">[80]</w:t>
             </w:r>
             <w:r>
               <w:t xml:space="preserve">. In addition, phenotypic plasticity can result in both maladaptive and adaptive outcomes by either shielding selection on genetic variation or by facilitating persistence and selection making the relative role of plasticity and adaptive evolution to building population resilience complex</w:t>
@@ -2585,7 +2575,7 @@
               <w:t xml:space="preserve"> </w:t>
             </w:r>
             <w:r>
-              <w:t xml:space="preserve">[80,82–85]</w:t>
+              <w:t xml:space="preserve">[81,83–86]</w:t>
             </w:r>
             <w:r>
               <w:t xml:space="preserve">.</w:t>
@@ -2650,7 +2640,7 @@
               <w:t xml:space="preserve"> </w:t>
             </w:r>
             <w:r>
-              <w:t xml:space="preserve">[86]</w:t>
+              <w:t xml:space="preserve">[87]</w:t>
             </w:r>
             <w:r>
               <w:t xml:space="preserve">. Plasticity can be captured by mapping trait development to the environment. In contrast, evolutionary change takes place in multivariate trait space where genetic variance and covariance between traits (i.e., constraints) along with varying patterns of selection can be used to predcit trait change across generations. One way to make such predictions is by using the multivariate breeders equation</w:t>
@@ -2659,7 +2649,7 @@
               <w:t xml:space="preserve"> </w:t>
             </w:r>
             <w:r>
-              <w:t xml:space="preserve">[87]</w:t>
+              <w:t xml:space="preserve">[88]</w:t>
             </w:r>
             <w:r>
               <w:t xml:space="preserve">:</w:t>
@@ -2881,7 +2871,7 @@
               <w:t xml:space="preserve"> </w:t>
             </w:r>
             <w:r>
-              <w:t xml:space="preserve">[88]</w:t>
+              <w:t xml:space="preserve">[89]</w:t>
             </w:r>
             <w:r>
               <w:t xml:space="preserve">). While the multivariate breeders equation can be useful for predicting short term evolutionary responses (i.e., one or a few generations) it is likely limited in predictive power over longer timespans because of changes in heritability and selection through time</w:t>
@@ -2890,7 +2880,7 @@
               <w:t xml:space="preserve"> </w:t>
             </w:r>
             <w:r>
-              <w:t xml:space="preserve">[81,88]</w:t>
+              <w:t xml:space="preserve">[82,89]</w:t>
             </w:r>
             <w:r>
               <w:t xml:space="preserve">.</w:t>
@@ -2919,7 +2909,7 @@
               <w:t xml:space="preserve"> </w:t>
             </w:r>
             <w:r>
-              <w:t xml:space="preserve">[54,89–93]</w:t>
+              <w:t xml:space="preserve">[55,90–94]</w:t>
             </w:r>
             <w:r>
               <w:t xml:space="preserve">. For example, using isogenic lines of</w:t>
@@ -2941,7 +2931,7 @@
               <w:t xml:space="preserve"> </w:t>
             </w:r>
             <w:r>
-              <w:t xml:space="preserve">[93]</w:t>
+              <w:t xml:space="preserve">[94]</w:t>
             </w:r>
             <w:r>
               <w:t xml:space="preserve"> </w:t>
@@ -3006,7 +2996,7 @@
               <w:t xml:space="preserve"> </w:t>
             </w:r>
             <w:r>
-              <w:t xml:space="preserve">[89]</w:t>
+              <w:t xml:space="preserve">[90]</w:t>
             </w:r>
             <w:r>
               <w:t xml:space="preserve">. In the alpine plant</w:t>
@@ -3031,7 +3021,7 @@
               <w:t xml:space="preserve"> </w:t>
             </w:r>
             <w:r>
-              <w:t xml:space="preserve">[94]</w:t>
+              <w:t xml:space="preserve">[95]</w:t>
             </w:r>
             <w:r>
               <w:t xml:space="preserve">. Indeed, few studies have attempted to quantify genetic variation in plasticity in response to warming, never mind extreme heat events, and among those that have there is little evidence that such plasticity is adaptive</w:t>
@@ -3040,7 +3030,7 @@
               <w:t xml:space="preserve"> </w:t>
             </w:r>
             <w:r>
-              <w:t xml:space="preserve">[94,95]</w:t>
+              <w:t xml:space="preserve">[95,96]</w:t>
             </w:r>
             <w:r>
               <w:t xml:space="preserve">. One challenge in assessing the adaptive evolution of plasticity is that trait values themselves are also under selection in the different environments that elicit the plasticity; thus selection on plasticity reflects both selection on trait means in a given environment and selection on the full range of phenotypes across environments</w:t>
@@ -3049,7 +3039,7 @@
               <w:t xml:space="preserve"> </w:t>
             </w:r>
             <w:r>
-              <w:t xml:space="preserve">[87,94]</w:t>
+              <w:t xml:space="preserve">[88,95]</w:t>
             </w:r>
             <w:r>
               <w:t xml:space="preserve">.</w:t>
@@ -3118,7 +3108,7 @@
               <w:t xml:space="preserve"> </w:t>
             </w:r>
             <w:r>
-              <w:t xml:space="preserve">[96]</w:t>
+              <w:t xml:space="preserve">[97]</w:t>
             </w:r>
             <w:r>
               <w:t xml:space="preserve">. For example, loss of output from production ecosystems will have substantial economic consequences for the local area. Degradation of natural ecosystems may affect their regulating services, such as flood mitigation, affecting nearby areas. Impacts on cultural services may be severe for communities that are closely connected to a landscape.</w:t>
@@ -3135,7 +3125,7 @@
               <w:t xml:space="preserve"> </w:t>
             </w:r>
             <w:r>
-              <w:t xml:space="preserve">[97]</w:t>
+              <w:t xml:space="preserve">[98]</w:t>
             </w:r>
             <w:r>
               <w:t xml:space="preserve">. Thermal stressors may even influence producers’ psychological beliefs about their level of control over land management, and perceived resources available for management practices</w:t>
@@ -3144,7 +3134,7 @@
               <w:t xml:space="preserve"> </w:t>
             </w:r>
             <w:r>
-              <w:t xml:space="preserve">[98]</w:t>
+              <w:t xml:space="preserve">[99]</w:t>
             </w:r>
             <w:r>
               <w:t xml:space="preserve">. Thermal risks to ecosystems may also precipitate declines in individual wellbeing, and these consequences may accrue differently across regions and across peoples</w:t>
@@ -3153,7 +3143,7 @@
               <w:t xml:space="preserve"> </w:t>
             </w:r>
             <w:r>
-              <w:t xml:space="preserve">[99]</w:t>
+              <w:t xml:space="preserve">[100]</w:t>
             </w:r>
             <w:r>
               <w:t xml:space="preserve">, and compound or accelerate the prior responses. Many of these impacts and responses, however, are poorly understood.</w:t>
@@ -3170,7 +3160,7 @@
               <w:t xml:space="preserve"> </w:t>
             </w:r>
             <w:r>
-              <w:t xml:space="preserve">[100,101]</w:t>
+              <w:t xml:space="preserve">[101,102]</w:t>
             </w:r>
             <w:r>
               <w:t xml:space="preserve">. On the other hand, adapting thermal risks in upper stream producers may also be influenced by the perception and behavior of downstream consumers</w:t>
@@ -3179,7 +3169,7 @@
               <w:t xml:space="preserve"> </w:t>
             </w:r>
             <w:r>
-              <w:t xml:space="preserve">[102]</w:t>
+              <w:t xml:space="preserve">[103]</w:t>
             </w:r>
             <w:r>
               <w:t xml:space="preserve">. The cascading</w:t>
@@ -3188,7 +3178,7 @@
               <w:t xml:space="preserve"> </w:t>
             </w:r>
             <w:r>
-              <w:t xml:space="preserve">[103]</w:t>
+              <w:t xml:space="preserve">[104]</w:t>
             </w:r>
             <w:r>
               <w:t xml:space="preserve"> </w:t>
@@ -3200,7 +3190,7 @@
               <w:t xml:space="preserve"> </w:t>
             </w:r>
             <w:r>
-              <w:t xml:space="preserve">[104]</w:t>
+              <w:t xml:space="preserve">[105]</w:t>
             </w:r>
             <w:r>
               <w:t xml:space="preserve"> </w:t>
@@ -3212,7 +3202,7 @@
               <w:t xml:space="preserve"> </w:t>
             </w:r>
             <w:r>
-              <w:t xml:space="preserve">[105]</w:t>
+              <w:t xml:space="preserve">[106]</w:t>
             </w:r>
             <w:r>
               <w:t xml:space="preserve">. These external pressures will interact with a system that is already constraint by multiple stressors, including direct impacts imposed by extreme heat and other aspects of clime change- to maintaining its normal functionality and the health and wellbeing of its citizens. If sufficiently widespread, economic and political destabilisation may occur as already observed in other parts of the world</w:t>
@@ -3221,7 +3211,7 @@
               <w:t xml:space="preserve"> </w:t>
             </w:r>
             <w:r>
-              <w:t xml:space="preserve">[106]</w:t>
+              <w:t xml:space="preserve">[107]</w:t>
             </w:r>
             <w:r>
               <w:t xml:space="preserve">, which could in turn affect the management of the original ecosystems.</w:t>
@@ -3238,7 +3228,7 @@
               <w:t xml:space="preserve"> </w:t>
             </w:r>
             <w:r>
-              <w:t xml:space="preserve">[107]</w:t>
+              <w:t xml:space="preserve">[108]</w:t>
             </w:r>
             <w:r>
               <w:t xml:space="preserve">. Social-ecological models aim to capture the social systems, natural systems and their interactions</w:t>
@@ -3247,7 +3237,7 @@
               <w:t xml:space="preserve"> </w:t>
             </w:r>
             <w:r>
-              <w:t xml:space="preserve">[108]</w:t>
+              <w:t xml:space="preserve">[109]</w:t>
             </w:r>
             <w:r>
               <w:t xml:space="preserve">. Such models can display non-trivial emergent behavior resulting from complex interactions within the social-ecological systems. For example, responding to decreased productivity from thermal stress by farming more intensively could lead to a maladaptation or</w:t>
@@ -3268,7 +3258,7 @@
               <w:t xml:space="preserve"> </w:t>
             </w:r>
             <w:r>
-              <w:t xml:space="preserve">[109]</w:t>
+              <w:t xml:space="preserve">[110]</w:t>
             </w:r>
             <w:r>
               <w:t xml:space="preserve">.</w:t>
@@ -3288,7 +3278,7 @@
               <w:t xml:space="preserve"> </w:t>
             </w:r>
             <w:r>
-              <w:t xml:space="preserve">[110]</w:t>
+              <w:t xml:space="preserve">[111]</w:t>
             </w:r>
             <w:r>
               <w:t xml:space="preserve">. Process-based approaches are critical to understanding how emergent social-ecological phenomena develop</w:t>
@@ -3297,7 +3287,7 @@
               <w:t xml:space="preserve"> </w:t>
             </w:r>
             <w:r>
-              <w:t xml:space="preserve">[111]</w:t>
+              <w:t xml:space="preserve">[112]</w:t>
             </w:r>
             <w:r>
               <w:t xml:space="preserve">, such as tipping points, traps or other dynamics. Constructing process-based dynamical models requires knowledge and data about: the biophysical processes, which could be provided by the models from the previous sections; social processes, which could be developed from a combination of behavioral theory and empirical data; and interactions between them in the system of interest. Since obtaining all these data can be challenging, social-ecological modelling is often performed in an exploratory mode</w:t>
@@ -3306,7 +3296,7 @@
               <w:t xml:space="preserve"> </w:t>
             </w:r>
             <w:r>
-              <w:t xml:space="preserve">[112]</w:t>
+              <w:t xml:space="preserve">[113]</w:t>
             </w:r>
             <w:r>
               <w:t xml:space="preserve"> </w:t>
@@ -3355,7 +3345,7 @@
         <w:t xml:space="preserve"> </w:t>
       </w:r>
       <w:r>
-        <w:t xml:space="preserve">[113]</w:t>
+        <w:t xml:space="preserve">[114]</w:t>
       </w:r>
       <w:r>
         <w:t xml:space="preserve"> </w:t>
@@ -3409,7 +3399,7 @@
         <w:t xml:space="preserve"> </w:t>
       </w:r>
       <w:r>
-        <w:t xml:space="preserve">[e.g., 57]</w:t>
+        <w:t xml:space="preserve">[e.g., 58]</w:t>
       </w:r>
       <w:r>
         <w:t xml:space="preserve">. Integrating these solutions into a systems modelling framework will then allow for a calculated understanding of the viability of such approaches in real world situations.</w:t>
@@ -3645,7 +3635,7 @@
       </w:r>
     </w:p>
     <w:bookmarkEnd w:id="45"/>
-    <w:bookmarkStart w:id="160" w:name="references"/>
+    <w:bookmarkStart w:id="161" w:name="references"/>
     <w:p>
       <w:pPr>
         <w:pStyle w:val="Heading1"/>
@@ -3659,7 +3649,7 @@
         <w:pStyle w:val="FirstParagraph"/>
       </w:pPr>
     </w:p>
-    <w:bookmarkStart w:id="159" w:name="refs"/>
+    <w:bookmarkStart w:id="160" w:name="refs"/>
     <w:bookmarkStart w:id="46" w:name="ref-Barriopedro2023"/>
     <w:p>
       <w:pPr>
@@ -6340,7 +6330,7 @@
       </w:r>
     </w:p>
     <w:bookmarkEnd w:id="98"/>
-    <w:bookmarkStart w:id="99" w:name="ref-Youngblood2025"/>
+    <w:bookmarkStart w:id="99" w:name="ref-Marchin2022"/>
     <w:p>
       <w:pPr>
         <w:pStyle w:val="Bibliography"/>
@@ -6355,6 +6345,57 @@
         <w:t xml:space="preserve">	</w:t>
       </w:r>
       <w:r>
+        <w:t xml:space="preserve">Marchin, R.M.</w:t>
+      </w:r>
+      <w:r>
+        <w:t xml:space="preserve"> </w:t>
+      </w:r>
+      <w:r>
+        <w:rPr>
+          <w:i/>
+          <w:iCs/>
+        </w:rPr>
+        <w:t xml:space="preserve">et al.</w:t>
+      </w:r>
+      <w:r>
+        <w:t xml:space="preserve"> </w:t>
+      </w:r>
+      <w:r>
+        <w:t xml:space="preserve">(2022) Extreme heat increases stomatal conductance and drought-induced mortality risk in vulnerable plant species.</w:t>
+      </w:r>
+      <w:r>
+        <w:t xml:space="preserve"> </w:t>
+      </w:r>
+      <w:r>
+        <w:rPr>
+          <w:i/>
+          <w:iCs/>
+        </w:rPr>
+        <w:t xml:space="preserve">Glob. Chang. Biol.</w:t>
+      </w:r>
+      <w:r>
+        <w:t xml:space="preserve"> </w:t>
+      </w:r>
+      <w:r>
+        <w:t xml:space="preserve">28, 1133–1146</w:t>
+      </w:r>
+    </w:p>
+    <w:bookmarkEnd w:id="99"/>
+    <w:bookmarkStart w:id="100" w:name="ref-Youngblood2025"/>
+    <w:p>
+      <w:pPr>
+        <w:pStyle w:val="Bibliography"/>
+      </w:pPr>
+      <w:r>
+        <w:t xml:space="preserve">55.</w:t>
+      </w:r>
+      <w:r>
+        <w:t xml:space="preserve"> </w:t>
+      </w:r>
+      <w:r>
+        <w:t xml:space="preserve">	</w:t>
+      </w:r>
+      <w:r>
         <w:t xml:space="preserve">Youngblood, J.P.</w:t>
       </w:r>
       <w:r>
@@ -6384,14 +6425,14 @@
         <w:t xml:space="preserve">Funct. Ecol.</w:t>
       </w:r>
     </w:p>
-    <w:bookmarkEnd w:id="99"/>
-    <w:bookmarkStart w:id="100" w:name="ref-Chouhan2023"/>
+    <w:bookmarkEnd w:id="100"/>
+    <w:bookmarkStart w:id="101" w:name="ref-Chouhan2023"/>
     <w:p>
       <w:pPr>
         <w:pStyle w:val="Bibliography"/>
       </w:pPr>
       <w:r>
-        <w:t xml:space="preserve">55.</w:t>
+        <w:t xml:space="preserve">56.</w:t>
       </w:r>
       <w:r>
         <w:t xml:space="preserve"> </w:t>
@@ -6432,14 +6473,14 @@
         <w:t xml:space="preserve">, pp. 127–147, Springer Nature Singapore</w:t>
       </w:r>
     </w:p>
-    <w:bookmarkEnd w:id="100"/>
-    <w:bookmarkStart w:id="101" w:name="ref-Liu2025"/>
+    <w:bookmarkEnd w:id="101"/>
+    <w:bookmarkStart w:id="102" w:name="ref-Liu2025"/>
     <w:p>
       <w:pPr>
         <w:pStyle w:val="Bibliography"/>
       </w:pPr>
       <w:r>
-        <w:t xml:space="preserve">56.</w:t>
+        <w:t xml:space="preserve">57.</w:t>
       </w:r>
       <w:r>
         <w:t xml:space="preserve"> </w:t>
@@ -6483,14 +6524,14 @@
         <w:t xml:space="preserve">23, 986–998</w:t>
       </w:r>
     </w:p>
-    <w:bookmarkEnd w:id="101"/>
-    <w:bookmarkStart w:id="102" w:name="ref-Marquez2007"/>
+    <w:bookmarkEnd w:id="102"/>
+    <w:bookmarkStart w:id="103" w:name="ref-Marquez2007"/>
     <w:p>
       <w:pPr>
         <w:pStyle w:val="Bibliography"/>
       </w:pPr>
       <w:r>
-        <w:t xml:space="preserve">57.</w:t>
+        <w:t xml:space="preserve">58.</w:t>
       </w:r>
       <w:r>
         <w:t xml:space="preserve"> </w:t>
@@ -6534,14 +6575,14 @@
         <w:t xml:space="preserve">315, 513–515</w:t>
       </w:r>
     </w:p>
-    <w:bookmarkEnd w:id="102"/>
-    <w:bookmarkStart w:id="103" w:name="ref-Huang2019"/>
+    <w:bookmarkEnd w:id="103"/>
+    <w:bookmarkStart w:id="104" w:name="ref-Huang2019"/>
     <w:p>
       <w:pPr>
         <w:pStyle w:val="Bibliography"/>
       </w:pPr>
       <w:r>
-        <w:t xml:space="preserve">58.</w:t>
+        <w:t xml:space="preserve">59.</w:t>
       </w:r>
       <w:r>
         <w:t xml:space="preserve"> </w:t>
@@ -6585,14 +6626,14 @@
         <w:t xml:space="preserve">364, eaau6389</w:t>
       </w:r>
     </w:p>
-    <w:bookmarkEnd w:id="103"/>
-    <w:bookmarkStart w:id="104" w:name="ref-Dastogeer2022"/>
+    <w:bookmarkEnd w:id="104"/>
+    <w:bookmarkStart w:id="105" w:name="ref-Dastogeer2022"/>
     <w:p>
       <w:pPr>
         <w:pStyle w:val="Bibliography"/>
       </w:pPr>
       <w:r>
-        <w:t xml:space="preserve">59.</w:t>
+        <w:t xml:space="preserve">60.</w:t>
       </w:r>
       <w:r>
         <w:t xml:space="preserve"> </w:t>
@@ -6636,14 +6677,14 @@
         <w:t xml:space="preserve">13, 833566</w:t>
       </w:r>
     </w:p>
-    <w:bookmarkEnd w:id="104"/>
-    <w:bookmarkStart w:id="105" w:name="ref-Hoang2019"/>
+    <w:bookmarkEnd w:id="105"/>
+    <w:bookmarkStart w:id="106" w:name="ref-Hoang2019"/>
     <w:p>
       <w:pPr>
         <w:pStyle w:val="Bibliography"/>
       </w:pPr>
       <w:r>
-        <w:t xml:space="preserve">60.</w:t>
+        <w:t xml:space="preserve">61.</w:t>
       </w:r>
       <w:r>
         <w:t xml:space="preserve"> </w:t>
@@ -6687,14 +6728,14 @@
         <w:t xml:space="preserve">9, 3491–3499</w:t>
       </w:r>
     </w:p>
-    <w:bookmarkEnd w:id="105"/>
-    <w:bookmarkStart w:id="106" w:name="ref-Gehman2019"/>
+    <w:bookmarkEnd w:id="106"/>
+    <w:bookmarkStart w:id="107" w:name="ref-Gehman2019"/>
     <w:p>
       <w:pPr>
         <w:pStyle w:val="Bibliography"/>
       </w:pPr>
       <w:r>
-        <w:t xml:space="preserve">61.</w:t>
+        <w:t xml:space="preserve">62.</w:t>
       </w:r>
       <w:r>
         <w:t xml:space="preserve"> </w:t>
@@ -6722,14 +6763,14 @@
         <w:t xml:space="preserve">10, e02683</w:t>
       </w:r>
     </w:p>
-    <w:bookmarkEnd w:id="106"/>
-    <w:bookmarkStart w:id="107" w:name="ref-Nisbet2000"/>
+    <w:bookmarkEnd w:id="107"/>
+    <w:bookmarkStart w:id="108" w:name="ref-Nisbet2000"/>
     <w:p>
       <w:pPr>
         <w:pStyle w:val="Bibliography"/>
       </w:pPr>
       <w:r>
-        <w:t xml:space="preserve">62.</w:t>
+        <w:t xml:space="preserve">63.</w:t>
       </w:r>
       <w:r>
         <w:t xml:space="preserve"> </w:t>
@@ -6773,14 +6814,14 @@
         <w:t xml:space="preserve">69, 913–926</w:t>
       </w:r>
     </w:p>
-    <w:bookmarkEnd w:id="107"/>
-    <w:bookmarkStart w:id="108" w:name="ref-Jager2020"/>
+    <w:bookmarkEnd w:id="108"/>
+    <w:bookmarkStart w:id="109" w:name="ref-Jager2020"/>
     <w:p>
       <w:pPr>
         <w:pStyle w:val="Bibliography"/>
       </w:pPr>
       <w:r>
-        <w:t xml:space="preserve">63.</w:t>
+        <w:t xml:space="preserve">64.</w:t>
       </w:r>
       <w:r>
         <w:t xml:space="preserve"> </w:t>
@@ -6820,14 +6861,14 @@
         <w:t xml:space="preserve">416, 108904</w:t>
       </w:r>
     </w:p>
-    <w:bookmarkEnd w:id="108"/>
-    <w:bookmarkStart w:id="109" w:name="ref-Haberle2025"/>
+    <w:bookmarkEnd w:id="109"/>
+    <w:bookmarkStart w:id="110" w:name="ref-Haberle2025"/>
     <w:p>
       <w:pPr>
         <w:pStyle w:val="Bibliography"/>
       </w:pPr>
       <w:r>
-        <w:t xml:space="preserve">64.</w:t>
+        <w:t xml:space="preserve">65.</w:t>
       </w:r>
       <w:r>
         <w:t xml:space="preserve"> </w:t>
@@ -6871,14 +6912,14 @@
         <w:t xml:space="preserve">958, 177664</w:t>
       </w:r>
     </w:p>
-    <w:bookmarkEnd w:id="109"/>
-    <w:bookmarkStart w:id="110" w:name="ref-Kearney2013"/>
+    <w:bookmarkEnd w:id="110"/>
+    <w:bookmarkStart w:id="111" w:name="ref-Kearney2013"/>
     <w:p>
       <w:pPr>
         <w:pStyle w:val="Bibliography"/>
       </w:pPr>
       <w:r>
-        <w:t xml:space="preserve">65.</w:t>
+        <w:t xml:space="preserve">66.</w:t>
       </w:r>
       <w:r>
         <w:t xml:space="preserve"> </w:t>
@@ -6922,14 +6963,14 @@
         <w:t xml:space="preserve">27, 950–966</w:t>
       </w:r>
     </w:p>
-    <w:bookmarkEnd w:id="110"/>
-    <w:bookmarkStart w:id="111" w:name="ref-Kearney2010"/>
+    <w:bookmarkEnd w:id="111"/>
+    <w:bookmarkStart w:id="112" w:name="ref-Kearney2010"/>
     <w:p>
       <w:pPr>
         <w:pStyle w:val="Bibliography"/>
       </w:pPr>
       <w:r>
-        <w:t xml:space="preserve">66.</w:t>
+        <w:t xml:space="preserve">67.</w:t>
       </w:r>
       <w:r>
         <w:t xml:space="preserve"> </w:t>
@@ -6973,14 +7014,14 @@
         <w:t xml:space="preserve">365, 3469–3483</w:t>
       </w:r>
     </w:p>
-    <w:bookmarkEnd w:id="111"/>
-    <w:bookmarkStart w:id="112" w:name="ref-Russo2022"/>
+    <w:bookmarkEnd w:id="112"/>
+    <w:bookmarkStart w:id="113" w:name="ref-Russo2022"/>
     <w:p>
       <w:pPr>
         <w:pStyle w:val="Bibliography"/>
       </w:pPr>
       <w:r>
-        <w:t xml:space="preserve">67.</w:t>
+        <w:t xml:space="preserve">68.</w:t>
       </w:r>
       <w:r>
         <w:t xml:space="preserve"> </w:t>
@@ -7024,14 +7065,14 @@
         <w:t xml:space="preserve">10, coac061</w:t>
       </w:r>
     </w:p>
-    <w:bookmarkEnd w:id="112"/>
-    <w:bookmarkStart w:id="113" w:name="ref-Marques2018"/>
+    <w:bookmarkEnd w:id="113"/>
+    <w:bookmarkStart w:id="114" w:name="ref-Marques2018"/>
     <w:p>
       <w:pPr>
         <w:pStyle w:val="Bibliography"/>
       </w:pPr>
       <w:r>
-        <w:t xml:space="preserve">68.</w:t>
+        <w:t xml:space="preserve">69.</w:t>
       </w:r>
       <w:r>
         <w:t xml:space="preserve"> </w:t>
@@ -7087,14 +7128,14 @@
         <w:t xml:space="preserve">14, e1006100</w:t>
       </w:r>
     </w:p>
-    <w:bookmarkEnd w:id="113"/>
-    <w:bookmarkStart w:id="114" w:name="ref-Kooijman2021"/>
+    <w:bookmarkEnd w:id="114"/>
+    <w:bookmarkStart w:id="115" w:name="ref-Kooijman2021"/>
     <w:p>
       <w:pPr>
         <w:pStyle w:val="Bibliography"/>
       </w:pPr>
       <w:r>
-        <w:t xml:space="preserve">69.</w:t>
+        <w:t xml:space="preserve">70.</w:t>
       </w:r>
       <w:r>
         <w:t xml:space="preserve"> </w:t>
@@ -7138,14 +7179,14 @@
         <w:t xml:space="preserve">9, coab086</w:t>
       </w:r>
     </w:p>
-    <w:bookmarkEnd w:id="114"/>
-    <w:bookmarkStart w:id="115" w:name="ref-Bruggeman2009"/>
+    <w:bookmarkEnd w:id="115"/>
+    <w:bookmarkStart w:id="116" w:name="ref-Bruggeman2009"/>
     <w:p>
       <w:pPr>
         <w:pStyle w:val="Bibliography"/>
       </w:pPr>
       <w:r>
-        <w:t xml:space="preserve">70.</w:t>
+        <w:t xml:space="preserve">71.</w:t>
       </w:r>
       <w:r>
         <w:t xml:space="preserve"> </w:t>
@@ -7198,14 +7239,14 @@
         <w:t xml:space="preserve">37, W179–W184</w:t>
       </w:r>
     </w:p>
-    <w:bookmarkEnd w:id="115"/>
-    <w:bookmarkStart w:id="116" w:name="ref-Kearney2020a"/>
+    <w:bookmarkEnd w:id="116"/>
+    <w:bookmarkStart w:id="117" w:name="ref-Kearney2020a"/>
     <w:p>
       <w:pPr>
         <w:pStyle w:val="Bibliography"/>
       </w:pPr>
       <w:r>
-        <w:t xml:space="preserve">71.</w:t>
+        <w:t xml:space="preserve">72.</w:t>
       </w:r>
       <w:r>
         <w:t xml:space="preserve"> </w:t>
@@ -7257,14 +7298,14 @@
         <w:t xml:space="preserve">43, 85–96</w:t>
       </w:r>
     </w:p>
-    <w:bookmarkEnd w:id="116"/>
-    <w:bookmarkStart w:id="117" w:name="ref-Chesson2000"/>
+    <w:bookmarkEnd w:id="117"/>
+    <w:bookmarkStart w:id="118" w:name="ref-Chesson2000"/>
     <w:p>
       <w:pPr>
         <w:pStyle w:val="Bibliography"/>
       </w:pPr>
       <w:r>
-        <w:t xml:space="preserve">72.</w:t>
+        <w:t xml:space="preserve">73.</w:t>
       </w:r>
       <w:r>
         <w:t xml:space="preserve"> </w:t>
@@ -7292,14 +7333,14 @@
         <w:t xml:space="preserve">58, 211–237</w:t>
       </w:r>
     </w:p>
-    <w:bookmarkEnd w:id="117"/>
-    <w:bookmarkStart w:id="118" w:name="ref-Ricker1954a"/>
+    <w:bookmarkEnd w:id="118"/>
+    <w:bookmarkStart w:id="119" w:name="ref-Ricker1954a"/>
     <w:p>
       <w:pPr>
         <w:pStyle w:val="Bibliography"/>
       </w:pPr>
       <w:r>
-        <w:t xml:space="preserve">73.</w:t>
+        <w:t xml:space="preserve">74.</w:t>
       </w:r>
       <w:r>
         <w:t xml:space="preserve"> </w:t>
@@ -7327,14 +7368,14 @@
         <w:t xml:space="preserve">11, 559–623</w:t>
       </w:r>
     </w:p>
-    <w:bookmarkEnd w:id="118"/>
-    <w:bookmarkStart w:id="119" w:name="ref-Beverton2012"/>
+    <w:bookmarkEnd w:id="119"/>
+    <w:bookmarkStart w:id="120" w:name="ref-Beverton2012"/>
     <w:p>
       <w:pPr>
         <w:pStyle w:val="Bibliography"/>
       </w:pPr>
       <w:r>
-        <w:t xml:space="preserve">74.</w:t>
+        <w:t xml:space="preserve">75.</w:t>
       </w:r>
       <w:r>
         <w:t xml:space="preserve"> </w:t>
@@ -7359,14 +7400,14 @@
         <w:t xml:space="preserve">, Springer</w:t>
       </w:r>
     </w:p>
-    <w:bookmarkEnd w:id="119"/>
-    <w:bookmarkStart w:id="120" w:name="ref-Bimler2024"/>
+    <w:bookmarkEnd w:id="120"/>
+    <w:bookmarkStart w:id="121" w:name="ref-Bimler2024"/>
     <w:p>
       <w:pPr>
         <w:pStyle w:val="Bibliography"/>
       </w:pPr>
       <w:r>
-        <w:t xml:space="preserve">75.</w:t>
+        <w:t xml:space="preserve">76.</w:t>
       </w:r>
       <w:r>
         <w:t xml:space="preserve"> </w:t>
@@ -7410,14 +7451,14 @@
         <w:t xml:space="preserve">27, e14376</w:t>
       </w:r>
     </w:p>
-    <w:bookmarkEnd w:id="120"/>
-    <w:bookmarkStart w:id="121" w:name="ref-Mayfield2017"/>
+    <w:bookmarkEnd w:id="121"/>
+    <w:bookmarkStart w:id="122" w:name="ref-Mayfield2017"/>
     <w:p>
       <w:pPr>
         <w:pStyle w:val="Bibliography"/>
       </w:pPr>
       <w:r>
-        <w:t xml:space="preserve">76.</w:t>
+        <w:t xml:space="preserve">77.</w:t>
       </w:r>
       <w:r>
         <w:t xml:space="preserve"> </w:t>
@@ -7445,14 +7486,14 @@
         <w:t xml:space="preserve">1, 0062</w:t>
       </w:r>
     </w:p>
-    <w:bookmarkEnd w:id="121"/>
-    <w:bookmarkStart w:id="122" w:name="ref-Buche2025"/>
+    <w:bookmarkEnd w:id="122"/>
+    <w:bookmarkStart w:id="123" w:name="ref-Buche2025"/>
     <w:p>
       <w:pPr>
         <w:pStyle w:val="Bibliography"/>
       </w:pPr>
       <w:r>
-        <w:t xml:space="preserve">77.</w:t>
+        <w:t xml:space="preserve">78.</w:t>
       </w:r>
       <w:r>
         <w:t xml:space="preserve"> </w:t>
@@ -7496,14 +7537,14 @@
         <w:t xml:space="preserve">28, e70059</w:t>
       </w:r>
     </w:p>
-    <w:bookmarkEnd w:id="122"/>
-    <w:bookmarkStart w:id="123" w:name="ref-Martyn2021"/>
+    <w:bookmarkEnd w:id="123"/>
+    <w:bookmarkStart w:id="124" w:name="ref-Martyn2021"/>
     <w:p>
       <w:pPr>
         <w:pStyle w:val="Bibliography"/>
       </w:pPr>
       <w:r>
-        <w:t xml:space="preserve">78.</w:t>
+        <w:t xml:space="preserve">79.</w:t>
       </w:r>
       <w:r>
         <w:t xml:space="preserve"> </w:t>
@@ -7559,14 +7600,14 @@
         <w:t xml:space="preserve">197, 415–433</w:t>
       </w:r>
     </w:p>
-    <w:bookmarkEnd w:id="123"/>
-    <w:bookmarkStart w:id="124" w:name="ref-Chevin2017"/>
+    <w:bookmarkEnd w:id="124"/>
+    <w:bookmarkStart w:id="125" w:name="ref-Chevin2017"/>
     <w:p>
       <w:pPr>
         <w:pStyle w:val="Bibliography"/>
       </w:pPr>
       <w:r>
-        <w:t xml:space="preserve">79.</w:t>
+        <w:t xml:space="preserve">80.</w:t>
       </w:r>
       <w:r>
         <w:t xml:space="preserve"> </w:t>
@@ -7594,14 +7635,14 @@
         <w:t xml:space="preserve">372</w:t>
       </w:r>
     </w:p>
-    <w:bookmarkEnd w:id="124"/>
-    <w:bookmarkStart w:id="125" w:name="ref-Urban2024"/>
+    <w:bookmarkEnd w:id="125"/>
+    <w:bookmarkStart w:id="126" w:name="ref-Urban2024"/>
     <w:p>
       <w:pPr>
         <w:pStyle w:val="Bibliography"/>
       </w:pPr>
       <w:r>
-        <w:t xml:space="preserve">80.</w:t>
+        <w:t xml:space="preserve">81.</w:t>
       </w:r>
       <w:r>
         <w:t xml:space="preserve"> </w:t>
@@ -7645,14 +7686,14 @@
         <w:t xml:space="preserve">8, 172–187</w:t>
       </w:r>
     </w:p>
-    <w:bookmarkEnd w:id="125"/>
-    <w:bookmarkStart w:id="126" w:name="ref-Hoffmann2011"/>
+    <w:bookmarkEnd w:id="126"/>
+    <w:bookmarkStart w:id="127" w:name="ref-Hoffmann2011"/>
     <w:p>
       <w:pPr>
         <w:pStyle w:val="Bibliography"/>
       </w:pPr>
       <w:r>
-        <w:t xml:space="preserve">81.</w:t>
+        <w:t xml:space="preserve">82.</w:t>
       </w:r>
       <w:r>
         <w:t xml:space="preserve"> </w:t>
@@ -7664,14 +7705,14 @@
         <w:t xml:space="preserve">Hoffmann, A.A. and Sgrò, C.M. (2011) Climate change and evolutionary adaptation. 470, 479–485</w:t>
       </w:r>
     </w:p>
-    <w:bookmarkEnd w:id="126"/>
-    <w:bookmarkStart w:id="127" w:name="ref-Hoffmann2022"/>
+    <w:bookmarkEnd w:id="127"/>
+    <w:bookmarkStart w:id="128" w:name="ref-Hoffmann2022"/>
     <w:p>
       <w:pPr>
         <w:pStyle w:val="Bibliography"/>
       </w:pPr>
       <w:r>
-        <w:t xml:space="preserve">82.</w:t>
+        <w:t xml:space="preserve">83.</w:t>
       </w:r>
       <w:r>
         <w:t xml:space="preserve"> </w:t>
@@ -7699,14 +7740,14 @@
         <w:t xml:space="preserve">2022</w:t>
       </w:r>
     </w:p>
-    <w:bookmarkEnd w:id="127"/>
-    <w:bookmarkStart w:id="128" w:name="ref-Ghalambor2015"/>
+    <w:bookmarkEnd w:id="128"/>
+    <w:bookmarkStart w:id="129" w:name="ref-Ghalambor2015"/>
     <w:p>
       <w:pPr>
         <w:pStyle w:val="Bibliography"/>
       </w:pPr>
       <w:r>
-        <w:t xml:space="preserve">83.</w:t>
+        <w:t xml:space="preserve">84.</w:t>
       </w:r>
       <w:r>
         <w:t xml:space="preserve"> </w:t>
@@ -7750,14 +7791,14 @@
         <w:t xml:space="preserve">525, 372–375</w:t>
       </w:r>
     </w:p>
-    <w:bookmarkEnd w:id="128"/>
-    <w:bookmarkStart w:id="129" w:name="ref-Oostra2018"/>
+    <w:bookmarkEnd w:id="129"/>
+    <w:bookmarkStart w:id="130" w:name="ref-Oostra2018"/>
     <w:p>
       <w:pPr>
         <w:pStyle w:val="Bibliography"/>
       </w:pPr>
       <w:r>
-        <w:t xml:space="preserve">84.</w:t>
+        <w:t xml:space="preserve">85.</w:t>
       </w:r>
       <w:r>
         <w:t xml:space="preserve"> </w:t>
@@ -7801,14 +7842,14 @@
         <w:t xml:space="preserve">9, 1005</w:t>
       </w:r>
     </w:p>
-    <w:bookmarkEnd w:id="129"/>
-    <w:bookmarkStart w:id="130" w:name="ref-Noble2019"/>
+    <w:bookmarkEnd w:id="130"/>
+    <w:bookmarkStart w:id="131" w:name="ref-Noble2019"/>
     <w:p>
       <w:pPr>
         <w:pStyle w:val="Bibliography"/>
       </w:pPr>
       <w:r>
-        <w:t xml:space="preserve">85.</w:t>
+        <w:t xml:space="preserve">86.</w:t>
       </w:r>
       <w:r>
         <w:t xml:space="preserve"> </w:t>
@@ -7852,14 +7893,14 @@
         <w:t xml:space="preserve">116, 13452–13461</w:t>
       </w:r>
     </w:p>
-    <w:bookmarkEnd w:id="130"/>
-    <w:bookmarkStart w:id="131" w:name="ref-Sousa2010"/>
+    <w:bookmarkEnd w:id="131"/>
+    <w:bookmarkStart w:id="132" w:name="ref-Sousa2010"/>
     <w:p>
       <w:pPr>
         <w:pStyle w:val="Bibliography"/>
       </w:pPr>
       <w:r>
-        <w:t xml:space="preserve">86.</w:t>
+        <w:t xml:space="preserve">87.</w:t>
       </w:r>
       <w:r>
         <w:t xml:space="preserve"> </w:t>
@@ -7903,14 +7944,14 @@
         <w:t xml:space="preserve">365, 3413–3428</w:t>
       </w:r>
     </w:p>
-    <w:bookmarkEnd w:id="131"/>
-    <w:bookmarkStart w:id="132" w:name="ref-Lande1979"/>
+    <w:bookmarkEnd w:id="132"/>
+    <w:bookmarkStart w:id="133" w:name="ref-Lande1979"/>
     <w:p>
       <w:pPr>
         <w:pStyle w:val="Bibliography"/>
       </w:pPr>
       <w:r>
-        <w:t xml:space="preserve">87.</w:t>
+        <w:t xml:space="preserve">88.</w:t>
       </w:r>
       <w:r>
         <w:t xml:space="preserve"> </w:t>
@@ -7938,14 +7979,14 @@
         <w:t xml:space="preserve">33</w:t>
       </w:r>
     </w:p>
-    <w:bookmarkEnd w:id="132"/>
-    <w:bookmarkStart w:id="133" w:name="ref-Walsh2018"/>
+    <w:bookmarkEnd w:id="133"/>
+    <w:bookmarkStart w:id="134" w:name="ref-Walsh2018"/>
     <w:p>
       <w:pPr>
         <w:pStyle w:val="Bibliography"/>
       </w:pPr>
       <w:r>
-        <w:t xml:space="preserve">88.</w:t>
+        <w:t xml:space="preserve">89.</w:t>
       </w:r>
       <w:r>
         <w:t xml:space="preserve"> </w:t>
@@ -7970,14 +8011,14 @@
         <w:t xml:space="preserve">, Oxford University Press</w:t>
       </w:r>
     </w:p>
-    <w:bookmarkEnd w:id="133"/>
-    <w:bookmarkStart w:id="134" w:name="ref-Baeza_Icaza2025"/>
+    <w:bookmarkEnd w:id="134"/>
+    <w:bookmarkStart w:id="135" w:name="ref-Baeza_Icaza2025"/>
     <w:p>
       <w:pPr>
         <w:pStyle w:val="Bibliography"/>
       </w:pPr>
       <w:r>
-        <w:t xml:space="preserve">89.</w:t>
+        <w:t xml:space="preserve">90.</w:t>
       </w:r>
       <w:r>
         <w:t xml:space="preserve"> </w:t>
@@ -8021,14 +8062,14 @@
         <w:t xml:space="preserve">94, 896–907</w:t>
       </w:r>
     </w:p>
-    <w:bookmarkEnd w:id="134"/>
-    <w:bookmarkStart w:id="135" w:name="ref-Kearney2009a"/>
+    <w:bookmarkEnd w:id="135"/>
+    <w:bookmarkStart w:id="136" w:name="ref-Kearney2009a"/>
     <w:p>
       <w:pPr>
         <w:pStyle w:val="Bibliography"/>
       </w:pPr>
       <w:r>
-        <w:t xml:space="preserve">90.</w:t>
+        <w:t xml:space="preserve">91.</w:t>
       </w:r>
       <w:r>
         <w:t xml:space="preserve"> </w:t>
@@ -8072,14 +8113,14 @@
         <w:t xml:space="preserve">23, 528–538</w:t>
       </w:r>
     </w:p>
-    <w:bookmarkEnd w:id="135"/>
-    <w:bookmarkStart w:id="136" w:name="ref-Ellner2011"/>
+    <w:bookmarkEnd w:id="136"/>
+    <w:bookmarkStart w:id="137" w:name="ref-Ellner2011"/>
     <w:p>
       <w:pPr>
         <w:pStyle w:val="Bibliography"/>
       </w:pPr>
       <w:r>
-        <w:t xml:space="preserve">91.</w:t>
+        <w:t xml:space="preserve">92.</w:t>
       </w:r>
       <w:r>
         <w:t xml:space="preserve"> </w:t>
@@ -8123,14 +8164,14 @@
         <w:t xml:space="preserve">14, 603–614</w:t>
       </w:r>
     </w:p>
-    <w:bookmarkEnd w:id="136"/>
-    <w:bookmarkStart w:id="137" w:name="ref-Pottier2022a"/>
+    <w:bookmarkEnd w:id="137"/>
+    <w:bookmarkStart w:id="138" w:name="ref-Pottier2022a"/>
     <w:p>
       <w:pPr>
         <w:pStyle w:val="Bibliography"/>
       </w:pPr>
       <w:r>
-        <w:t xml:space="preserve">92.</w:t>
+        <w:t xml:space="preserve">93.</w:t>
       </w:r>
       <w:r>
         <w:t xml:space="preserve"> </w:t>
@@ -8174,14 +8215,14 @@
         <w:t xml:space="preserve">25, 2245–2268</w:t>
       </w:r>
     </w:p>
-    <w:bookmarkEnd w:id="137"/>
-    <w:bookmarkStart w:id="138" w:name="ref-Leiva2024b"/>
+    <w:bookmarkEnd w:id="138"/>
+    <w:bookmarkStart w:id="139" w:name="ref-Leiva2024b"/>
     <w:p>
       <w:pPr>
         <w:pStyle w:val="Bibliography"/>
       </w:pPr>
       <w:r>
-        <w:t xml:space="preserve">93.</w:t>
+        <w:t xml:space="preserve">94.</w:t>
       </w:r>
       <w:r>
         <w:t xml:space="preserve"> </w:t>
@@ -8209,14 +8250,14 @@
         <w:t xml:space="preserve">(2024) Genetic variation of heat tolerance in a model ectotherm: An approach using thermal death time curves</w:t>
       </w:r>
     </w:p>
-    <w:bookmarkEnd w:id="138"/>
-    <w:bookmarkStart w:id="139" w:name="ref-Arnold2019a"/>
+    <w:bookmarkEnd w:id="139"/>
+    <w:bookmarkStart w:id="140" w:name="ref-Arnold2019a"/>
     <w:p>
       <w:pPr>
         <w:pStyle w:val="Bibliography"/>
       </w:pPr>
       <w:r>
-        <w:t xml:space="preserve">94.</w:t>
+        <w:t xml:space="preserve">95.</w:t>
       </w:r>
       <w:r>
         <w:t xml:space="preserve"> </w:t>
@@ -8260,14 +8301,14 @@
         <w:t xml:space="preserve">374, 20180185</w:t>
       </w:r>
     </w:p>
-    <w:bookmarkEnd w:id="139"/>
-    <w:bookmarkStart w:id="140" w:name="ref-Arnold2024"/>
+    <w:bookmarkEnd w:id="140"/>
+    <w:bookmarkStart w:id="141" w:name="ref-Arnold2024"/>
     <w:p>
       <w:pPr>
         <w:pStyle w:val="Bibliography"/>
       </w:pPr>
       <w:r>
-        <w:t xml:space="preserve">95.</w:t>
+        <w:t xml:space="preserve">96.</w:t>
       </w:r>
       <w:r>
         <w:t xml:space="preserve"> </w:t>
@@ -8311,14 +8352,14 @@
         <w:t xml:space="preserve">75, 5971–5988</w:t>
       </w:r>
     </w:p>
-    <w:bookmarkEnd w:id="140"/>
-    <w:bookmarkStart w:id="141" w:name="ref-Assessment_undated-fv"/>
+    <w:bookmarkEnd w:id="141"/>
+    <w:bookmarkStart w:id="142" w:name="ref-Assessment_undated-fv"/>
     <w:p>
       <w:pPr>
         <w:pStyle w:val="Bibliography"/>
       </w:pPr>
       <w:r>
-        <w:t xml:space="preserve">96.</w:t>
+        <w:t xml:space="preserve">97.</w:t>
       </w:r>
       <w:r>
         <w:t xml:space="preserve"> </w:t>
@@ -8330,14 +8371,14 @@
         <w:t xml:space="preserve">Assessment, M.E. (2005) Opportunities and challenges for business and industryunioviedo.es</w:t>
       </w:r>
     </w:p>
-    <w:bookmarkEnd w:id="141"/>
-    <w:bookmarkStart w:id="142" w:name="ref-Dandy2019"/>
+    <w:bookmarkEnd w:id="142"/>
+    <w:bookmarkStart w:id="143" w:name="ref-Dandy2019"/>
     <w:p>
       <w:pPr>
         <w:pStyle w:val="Bibliography"/>
       </w:pPr>
       <w:r>
-        <w:t xml:space="preserve">97.</w:t>
+        <w:t xml:space="preserve">98.</w:t>
       </w:r>
       <w:r>
         <w:t xml:space="preserve"> </w:t>
@@ -8381,14 +8422,14 @@
         <w:t xml:space="preserve">19, 615–620</w:t>
       </w:r>
     </w:p>
-    <w:bookmarkEnd w:id="142"/>
-    <w:bookmarkStart w:id="143" w:name="ref-Price2014"/>
+    <w:bookmarkEnd w:id="143"/>
+    <w:bookmarkStart w:id="144" w:name="ref-Price2014"/>
     <w:p>
       <w:pPr>
         <w:pStyle w:val="Bibliography"/>
       </w:pPr>
       <w:r>
-        <w:t xml:space="preserve">98.</w:t>
+        <w:t xml:space="preserve">99.</w:t>
       </w:r>
       <w:r>
         <w:t xml:space="preserve"> </w:t>
@@ -8416,14 +8457,14 @@
         <w:t xml:space="preserve">34, 65–78</w:t>
       </w:r>
     </w:p>
-    <w:bookmarkEnd w:id="143"/>
-    <w:bookmarkStart w:id="144" w:name="ref-Leviston2018"/>
+    <w:bookmarkEnd w:id="144"/>
+    <w:bookmarkStart w:id="145" w:name="ref-Leviston2018"/>
     <w:p>
       <w:pPr>
         <w:pStyle w:val="Bibliography"/>
       </w:pPr>
       <w:r>
-        <w:t xml:space="preserve">99.</w:t>
+        <w:t xml:space="preserve">100.</w:t>
       </w:r>
       <w:r>
         <w:t xml:space="preserve"> </w:t>
@@ -8467,14 +8508,14 @@
         <w:t xml:space="preserve">93, 658–668</w:t>
       </w:r>
     </w:p>
-    <w:bookmarkEnd w:id="144"/>
-    <w:bookmarkStart w:id="145" w:name="ref-Bai2016"/>
+    <w:bookmarkEnd w:id="145"/>
+    <w:bookmarkStart w:id="146" w:name="ref-Bai2016"/>
     <w:p>
       <w:pPr>
         <w:pStyle w:val="Bibliography"/>
       </w:pPr>
       <w:r>
-        <w:t xml:space="preserve">100.</w:t>
+        <w:t xml:space="preserve">101.</w:t>
       </w:r>
       <w:r>
         <w:t xml:space="preserve"> </w:t>
@@ -8518,14 +8559,14 @@
         <w:t xml:space="preserve">23, 69–78</w:t>
       </w:r>
     </w:p>
-    <w:bookmarkEnd w:id="145"/>
-    <w:bookmarkStart w:id="146" w:name="ref-Grimm2008"/>
+    <w:bookmarkEnd w:id="146"/>
+    <w:bookmarkStart w:id="147" w:name="ref-Grimm2008"/>
     <w:p>
       <w:pPr>
         <w:pStyle w:val="Bibliography"/>
       </w:pPr>
       <w:r>
-        <w:t xml:space="preserve">101.</w:t>
+        <w:t xml:space="preserve">102.</w:t>
       </w:r>
       <w:r>
         <w:t xml:space="preserve"> </w:t>
@@ -8569,14 +8610,14 @@
         <w:t xml:space="preserve">319, 756–760</w:t>
       </w:r>
     </w:p>
-    <w:bookmarkEnd w:id="146"/>
-    <w:bookmarkStart w:id="147" w:name="ref-Hendricks2022"/>
+    <w:bookmarkEnd w:id="147"/>
+    <w:bookmarkStart w:id="148" w:name="ref-Hendricks2022"/>
     <w:p>
       <w:pPr>
         <w:pStyle w:val="Bibliography"/>
       </w:pPr>
       <w:r>
-        <w:t xml:space="preserve">102.</w:t>
+        <w:t xml:space="preserve">103.</w:t>
       </w:r>
       <w:r>
         <w:t xml:space="preserve"> </w:t>
@@ -8620,14 +8661,14 @@
         <w:t xml:space="preserve">105, 5893–5908</w:t>
       </w:r>
     </w:p>
-    <w:bookmarkEnd w:id="147"/>
-    <w:bookmarkStart w:id="148" w:name="ref-Sutanto2020"/>
+    <w:bookmarkEnd w:id="148"/>
+    <w:bookmarkStart w:id="149" w:name="ref-Sutanto2020"/>
     <w:p>
       <w:pPr>
         <w:pStyle w:val="Bibliography"/>
       </w:pPr>
       <w:r>
-        <w:t xml:space="preserve">103.</w:t>
+        <w:t xml:space="preserve">104.</w:t>
       </w:r>
       <w:r>
         <w:t xml:space="preserve"> </w:t>
@@ -8671,14 +8712,14 @@
         <w:t xml:space="preserve">134, 105276</w:t>
       </w:r>
     </w:p>
-    <w:bookmarkEnd w:id="148"/>
-    <w:bookmarkStart w:id="149" w:name="ref-Liu2007"/>
+    <w:bookmarkEnd w:id="149"/>
+    <w:bookmarkStart w:id="150" w:name="ref-Liu2007"/>
     <w:p>
       <w:pPr>
         <w:pStyle w:val="Bibliography"/>
       </w:pPr>
       <w:r>
-        <w:t xml:space="preserve">104.</w:t>
+        <w:t xml:space="preserve">105.</w:t>
       </w:r>
       <w:r>
         <w:t xml:space="preserve"> </w:t>
@@ -8722,14 +8763,14 @@
         <w:t xml:space="preserve">36, 639–649</w:t>
       </w:r>
     </w:p>
-    <w:bookmarkEnd w:id="149"/>
-    <w:bookmarkStart w:id="150" w:name="ref-Black2011"/>
+    <w:bookmarkEnd w:id="150"/>
+    <w:bookmarkStart w:id="151" w:name="ref-Black2011"/>
     <w:p>
       <w:pPr>
         <w:pStyle w:val="Bibliography"/>
       </w:pPr>
       <w:r>
-        <w:t xml:space="preserve">105.</w:t>
+        <w:t xml:space="preserve">106.</w:t>
       </w:r>
       <w:r>
         <w:t xml:space="preserve"> </w:t>
@@ -8773,14 +8814,14 @@
         <w:t xml:space="preserve">21, S3–S11</w:t>
       </w:r>
     </w:p>
-    <w:bookmarkEnd w:id="150"/>
-    <w:bookmarkStart w:id="151" w:name="ref-Neil_Adger1999"/>
+    <w:bookmarkEnd w:id="151"/>
+    <w:bookmarkStart w:id="152" w:name="ref-Neil_Adger1999"/>
     <w:p>
       <w:pPr>
         <w:pStyle w:val="Bibliography"/>
       </w:pPr>
       <w:r>
-        <w:t xml:space="preserve">106.</w:t>
+        <w:t xml:space="preserve">107.</w:t>
       </w:r>
       <w:r>
         <w:t xml:space="preserve"> </w:t>
@@ -8808,14 +8849,14 @@
         <w:t xml:space="preserve">27, 249–269</w:t>
       </w:r>
     </w:p>
-    <w:bookmarkEnd w:id="151"/>
-    <w:bookmarkStart w:id="152" w:name="ref-Folke2016"/>
+    <w:bookmarkEnd w:id="152"/>
+    <w:bookmarkStart w:id="153" w:name="ref-Folke2016"/>
     <w:p>
       <w:pPr>
         <w:pStyle w:val="Bibliography"/>
       </w:pPr>
       <w:r>
-        <w:t xml:space="preserve">107.</w:t>
+        <w:t xml:space="preserve">108.</w:t>
       </w:r>
       <w:r>
         <w:t xml:space="preserve"> </w:t>
@@ -8859,14 +8900,14 @@
         <w:t xml:space="preserve">21</w:t>
       </w:r>
     </w:p>
-    <w:bookmarkEnd w:id="152"/>
-    <w:bookmarkStart w:id="153" w:name="ref-Schluter2012"/>
+    <w:bookmarkEnd w:id="153"/>
+    <w:bookmarkStart w:id="154" w:name="ref-Schluter2012"/>
     <w:p>
       <w:pPr>
         <w:pStyle w:val="Bibliography"/>
       </w:pPr>
       <w:r>
-        <w:t xml:space="preserve">108.</w:t>
+        <w:t xml:space="preserve">109.</w:t>
       </w:r>
       <w:r>
         <w:t xml:space="preserve"> </w:t>
@@ -8910,14 +8951,14 @@
         <w:t xml:space="preserve">25, 219–272</w:t>
       </w:r>
     </w:p>
-    <w:bookmarkEnd w:id="153"/>
-    <w:bookmarkStart w:id="154" w:name="ref-Wise2014"/>
+    <w:bookmarkEnd w:id="154"/>
+    <w:bookmarkStart w:id="155" w:name="ref-Wise2014"/>
     <w:p>
       <w:pPr>
         <w:pStyle w:val="Bibliography"/>
       </w:pPr>
       <w:r>
-        <w:t xml:space="preserve">109.</w:t>
+        <w:t xml:space="preserve">110.</w:t>
       </w:r>
       <w:r>
         <w:t xml:space="preserve"> </w:t>
@@ -8961,14 +9002,14 @@
         <w:t xml:space="preserve">28, 325–336</w:t>
       </w:r>
     </w:p>
-    <w:bookmarkEnd w:id="154"/>
-    <w:bookmarkStart w:id="155" w:name="ref-Biggs2021"/>
+    <w:bookmarkEnd w:id="155"/>
+    <w:bookmarkStart w:id="156" w:name="ref-Biggs2021"/>
     <w:p>
       <w:pPr>
         <w:pStyle w:val="Bibliography"/>
       </w:pPr>
       <w:r>
-        <w:t xml:space="preserve">110.</w:t>
+        <w:t xml:space="preserve">111.</w:t>
       </w:r>
       <w:r>
         <w:t xml:space="preserve"> </w:t>
@@ -9009,14 +9050,14 @@
         <w:t xml:space="preserve">, Taylor &amp; Francis</w:t>
       </w:r>
     </w:p>
-    <w:bookmarkEnd w:id="155"/>
-    <w:bookmarkStart w:id="156" w:name="ref-Brown2021"/>
+    <w:bookmarkEnd w:id="156"/>
+    <w:bookmarkStart w:id="157" w:name="ref-Brown2021"/>
     <w:p>
       <w:pPr>
         <w:pStyle w:val="Bibliography"/>
       </w:pPr>
       <w:r>
-        <w:t xml:space="preserve">111.</w:t>
+        <w:t xml:space="preserve">112.</w:t>
       </w:r>
       <w:r>
         <w:t xml:space="preserve"> </w:t>
@@ -9044,14 +9085,14 @@
         <w:t xml:space="preserve">3, 88–103</w:t>
       </w:r>
     </w:p>
-    <w:bookmarkEnd w:id="156"/>
-    <w:bookmarkStart w:id="157" w:name="ref-Kwakkel2013"/>
+    <w:bookmarkEnd w:id="157"/>
+    <w:bookmarkStart w:id="158" w:name="ref-Kwakkel2013"/>
     <w:p>
       <w:pPr>
         <w:pStyle w:val="Bibliography"/>
       </w:pPr>
       <w:r>
-        <w:t xml:space="preserve">112.</w:t>
+        <w:t xml:space="preserve">113.</w:t>
       </w:r>
       <w:r>
         <w:t xml:space="preserve"> </w:t>
@@ -9079,14 +9120,14 @@
         <w:t xml:space="preserve">80, 419–431</w:t>
       </w:r>
     </w:p>
-    <w:bookmarkEnd w:id="157"/>
-    <w:bookmarkStart w:id="158" w:name="ref-Shekhawat2022"/>
+    <w:bookmarkEnd w:id="158"/>
+    <w:bookmarkStart w:id="159" w:name="ref-Shekhawat2022"/>
     <w:p>
       <w:pPr>
         <w:pStyle w:val="Bibliography"/>
       </w:pPr>
       <w:r>
-        <w:t xml:space="preserve">113.</w:t>
+        <w:t xml:space="preserve">114.</w:t>
       </w:r>
       <w:r>
         <w:t xml:space="preserve"> </w:t>
@@ -9130,14 +9171,14 @@
         <w:t xml:space="preserve">27, 802–813</w:t>
       </w:r>
     </w:p>
-    <w:bookmarkEnd w:id="158"/>
     <w:bookmarkEnd w:id="159"/>
+    <w:bookmarkEnd w:id="160"/>
     <w:p>
       <w:pPr>
         <w:pStyle w:val="BodyText"/>
       </w:pPr>
     </w:p>
-    <w:bookmarkEnd w:id="160"/>
+    <w:bookmarkEnd w:id="161"/>
     <w:sectPr>
       <w:pgSz w:h="15840" w:w="12240"/>
       <w:pgMar w:bottom="851" w:footer="720" w:gutter="0" w:header="720" w:left="851" w:right="851" w:top="851"/>

--- a/docs/ms.docx
+++ b/docs/ms.docx
@@ -551,17 +551,7 @@
         <w:t xml:space="preserve"> </w:t>
       </w:r>
       <w:r>
-        <w:t xml:space="preserve">[11,12,21,</w:t>
-      </w:r>
-      <w:r>
-        <w:rPr>
-          <w:b/>
-          <w:bCs/>
-        </w:rPr>
-        <w:t xml:space="preserve">Arnold2025?</w:t>
-      </w:r>
-      <w:r>
-        <w:t xml:space="preserve">]</w:t>
+        <w:t xml:space="preserve">[11,12,21,22]</w:t>
       </w:r>
       <w:r>
         <w:t xml:space="preserve"> </w:t>
@@ -573,7 +563,7 @@
         <w:t xml:space="preserve"> </w:t>
       </w:r>
       <w:r>
-        <w:t xml:space="preserve">[22,23]</w:t>
+        <w:t xml:space="preserve">[23,24]</w:t>
       </w:r>
       <w:r>
         <w:t xml:space="preserve">.</w:t>
@@ -777,7 +767,7 @@
         <w:t xml:space="preserve"> </w:t>
       </w:r>
       <w:r>
-        <w:t xml:space="preserve">[24]</w:t>
+        <w:t xml:space="preserve">[25]</w:t>
       </w:r>
       <w:r>
         <w:t xml:space="preserve">.</w:t>
@@ -818,7 +808,7 @@
         <w:t xml:space="preserve"> </w:t>
       </w:r>
       <w:r>
-        <w:t xml:space="preserve">[25–29]</w:t>
+        <w:t xml:space="preserve">[26–30]</w:t>
       </w:r>
       <w:r>
         <w:t xml:space="preserve">. The most state-of-the-art of these are ERA5 and ERA5-Land, hourly products at ~31km and ~9km resolutions, respectively.</w:t>
@@ -835,7 +825,7 @@
         <w:t xml:space="preserve"> </w:t>
       </w:r>
       <w:r>
-        <w:t xml:space="preserve">[30]</w:t>
+        <w:t xml:space="preserve">[31]</w:t>
       </w:r>
       <w:r>
         <w:t xml:space="preserve"> </w:t>
@@ -847,7 +837,7 @@
         <w:t xml:space="preserve"> </w:t>
       </w:r>
       <w:r>
-        <w:t xml:space="preserve">[31]</w:t>
+        <w:t xml:space="preserve">[32]</w:t>
       </w:r>
       <w:r>
         <w:t xml:space="preserve">. The translation of GCMs and associated land-surface models into more accessible and modular languages opens up new opportunities for collaboration between biologists and earth scientists to better integrate the processes in the atmosphere and the biosphere to generate better predictions of weather events and their biological impacts.</w:t>
@@ -917,7 +907,7 @@
         <w:t xml:space="preserve"> </w:t>
       </w:r>
       <w:r>
-        <w:t xml:space="preserve">[e.g. 32]</w:t>
+        <w:t xml:space="preserve">[e.g. 33]</w:t>
       </w:r>
       <w:r>
         <w:t xml:space="preserve">.</w:t>
@@ -934,7 +924,7 @@
         <w:t xml:space="preserve"> </w:t>
       </w:r>
       <w:r>
-        <w:t xml:space="preserve">[33–39]</w:t>
+        <w:t xml:space="preserve">[34–40]</w:t>
       </w:r>
       <w:r>
         <w:t xml:space="preserve">. Our</w:t>
@@ -978,7 +968,7 @@
         <w:t xml:space="preserve"> </w:t>
       </w:r>
       <w:r>
-        <w:t xml:space="preserve">[33,35]</w:t>
+        <w:t xml:space="preserve">[34,36]</w:t>
       </w:r>
       <w:r>
         <w:t xml:space="preserve"> </w:t>
@@ -998,7 +988,7 @@
         <w:t xml:space="preserve"> </w:t>
       </w:r>
       <w:r>
-        <w:t xml:space="preserve">[40]</w:t>
+        <w:t xml:space="preserve">[41]</w:t>
       </w:r>
       <w:r>
         <w:t xml:space="preserve">.</w:t>
@@ -1025,7 +1015,7 @@
         <w:t xml:space="preserve"> </w:t>
       </w:r>
       <w:r>
-        <w:t xml:space="preserve">[e.g. 41,42]</w:t>
+        <w:t xml:space="preserve">[e.g. 42,43]</w:t>
       </w:r>
       <w:r>
         <w:t xml:space="preserve"> </w:t>
@@ -1046,7 +1036,7 @@
         <w:t xml:space="preserve"> </w:t>
       </w:r>
       <w:r>
-        <w:t xml:space="preserve">[33,43]</w:t>
+        <w:t xml:space="preserve">[34,44]</w:t>
       </w:r>
       <w:r>
         <w:t xml:space="preserve">. Equivalent models of leaves incorporate the dynamic role of stomata</w:t>
@@ -1055,7 +1045,7 @@
         <w:t xml:space="preserve"> </w:t>
       </w:r>
       <w:r>
-        <w:t xml:space="preserve">[19,44]</w:t>
+        <w:t xml:space="preserve">[19,45]</w:t>
       </w:r>
       <w:r>
         <w:t xml:space="preserve">, while models of endotherms can account for the role of insulation and metabolic heat production</w:t>
@@ -1064,7 +1054,7 @@
         <w:t xml:space="preserve"> </w:t>
       </w:r>
       <w:r>
-        <w:t xml:space="preserve">[45]</w:t>
+        <w:t xml:space="preserve">[46]</w:t>
       </w:r>
       <w:r>
         <w:t xml:space="preserve">. Future development in biophysical modelling of organismal temperature under extreme heat involves understanding the nuances of plastic physiological and behavioral responses. For example, lizards may pant when exposed to high temperatures</w:t>
@@ -1073,7 +1063,7 @@
         <w:t xml:space="preserve"> </w:t>
       </w:r>
       <w:r>
-        <w:t xml:space="preserve">[46]</w:t>
+        <w:t xml:space="preserve">[47]</w:t>
       </w:r>
       <w:r>
         <w:t xml:space="preserve">, birds may</w:t>
@@ -1094,7 +1084,7 @@
         <w:t xml:space="preserve"> </w:t>
       </w:r>
       <w:r>
-        <w:t xml:space="preserve">[47]</w:t>
+        <w:t xml:space="preserve">[48]</w:t>
       </w:r>
       <w:r>
         <w:t xml:space="preserve">, and stomatal behavior may depart from the typical responses to vapor pressure and light intensity to allow emergency cooling</w:t>
@@ -1103,7 +1093,7 @@
         <w:t xml:space="preserve"> </w:t>
       </w:r>
       <w:r>
-        <w:t xml:space="preserve">[48]</w:t>
+        <w:t xml:space="preserve">[49]</w:t>
       </w:r>
       <w:r>
         <w:t xml:space="preserve">, though this response may depend on prior soil moisture conditions</w:t>
@@ -1112,7 +1102,7 @@
         <w:t xml:space="preserve"> </w:t>
       </w:r>
       <w:r>
-        <w:t xml:space="preserve">[49]</w:t>
+        <w:t xml:space="preserve">[50]</w:t>
       </w:r>
       <w:r>
         <w:t xml:space="preserve">. The application of biophysical heat budget models in concert with microclimate models can thus be used to infer differential exposure of members of a community to specific temperatures to predict relative exposure with different degrees of detail, from rank-order stress exposure to hourly trajectories that can be linked to physiological models of damage and repair.</w:t>
@@ -1171,7 +1161,7 @@
         <w:t xml:space="preserve"> </w:t>
       </w:r>
       <w:r>
-        <w:t xml:space="preserve">[21,50]</w:t>
+        <w:t xml:space="preserve">[21,51]</w:t>
       </w:r>
       <w:r>
         <w:t xml:space="preserve">. Sensitivity to extreme heat can be captured by thermal load sensitivity (TLS) / thermal death time (TDT) models that explicitly account for how heat stress depends on both temperature and the duration of time at a given temperature</w:t>
@@ -1180,17 +1170,7 @@
         <w:t xml:space="preserve"> </w:t>
       </w:r>
       <w:r>
-        <w:t xml:space="preserve">[21,</w:t>
-      </w:r>
-      <w:r>
-        <w:rPr>
-          <w:b/>
-          <w:bCs/>
-        </w:rPr>
-        <w:t xml:space="preserve">Arnold2025?</w:t>
-      </w:r>
-      <w:r>
-        <w:t xml:space="preserve">]</w:t>
+        <w:t xml:space="preserve">[21,22]</w:t>
       </w:r>
       <w:r>
         <w:t xml:space="preserve">. Typically, these models focus on endpoints that include survival (e.g., lethal temperatures,</w:t>
@@ -1248,17 +1228,7 @@
         <w:t xml:space="preserve"> </w:t>
       </w:r>
       <w:r>
-        <w:t xml:space="preserve">[</w:t>
-      </w:r>
-      <w:r>
-        <w:rPr>
-          <w:b/>
-          <w:bCs/>
-        </w:rPr>
-        <w:t xml:space="preserve">Arnold2025?</w:t>
-      </w:r>
-      <w:r>
-        <w:t xml:space="preserve">]</w:t>
+        <w:t xml:space="preserve">[22]</w:t>
       </w:r>
       <w:r>
         <w:t xml:space="preserve">. Endpoints are predicted by assuming the effect of time at a given temperature decreases survival or fertility exponentially</w:t>
@@ -1267,7 +1237,7 @@
         <w:t xml:space="preserve"> </w:t>
       </w:r>
       <w:r>
-        <w:t xml:space="preserve">[11,12,21,50]</w:t>
+        <w:t xml:space="preserve">[11,12,21,51]</w:t>
       </w:r>
       <w:r>
         <w:t xml:space="preserve">. For example, Ørsted</w:t>
@@ -1333,7 +1303,7 @@
         <w:t xml:space="preserve"> </w:t>
       </w:r>
       <w:r>
-        <w:t xml:space="preserve">[51,52]</w:t>
+        <w:t xml:space="preserve">[52,53]</w:t>
       </w:r>
       <w:r>
         <w:t xml:space="preserve"> </w:t>
@@ -1353,17 +1323,7 @@
         <w:t xml:space="preserve"> </w:t>
       </w:r>
       <w:r>
-        <w:t xml:space="preserve">[53,</w:t>
-      </w:r>
-      <w:r>
-        <w:rPr>
-          <w:b/>
-          <w:bCs/>
-        </w:rPr>
-        <w:t xml:space="preserve">Arnold2025?</w:t>
-      </w:r>
-      <w:r>
-        <w:t xml:space="preserve">]</w:t>
+        <w:t xml:space="preserve">[22,54]</w:t>
       </w:r>
       <w:r>
         <w:t xml:space="preserve">. Once the thermal sensitivity (i.e., the slope</w:t>
@@ -1383,17 +1343,7 @@
         <w:t xml:space="preserve"> </w:t>
       </w:r>
       <w:r>
-        <w:t xml:space="preserve">[11,12,50,</w:t>
-      </w:r>
-      <w:r>
-        <w:rPr>
-          <w:b/>
-          <w:bCs/>
-        </w:rPr>
-        <w:t xml:space="preserve">Arnold2025?</w:t>
-      </w:r>
-      <w:r>
-        <w:t xml:space="preserve">]</w:t>
+        <w:t xml:space="preserve">[11,12,22,51]</w:t>
       </w:r>
       <w:r>
         <w:t xml:space="preserve">. Several approaches can be used to capture the accumulation of damage</w:t>
@@ -1402,7 +1352,7 @@
         <w:t xml:space="preserve"> </w:t>
       </w:r>
       <w:r>
-        <w:t xml:space="preserve">[11,12,50]</w:t>
+        <w:t xml:space="preserve">[11,12,51]</w:t>
       </w:r>
       <w:r>
         <w:t xml:space="preserve">, but a simplistic way can be computed following Ørsted</w:t>
@@ -1867,17 +1817,7 @@
         <w:t xml:space="preserve"> </w:t>
       </w:r>
       <w:r>
-        <w:t xml:space="preserve">[</w:t>
-      </w:r>
-      <w:r>
-        <w:rPr>
-          <w:b/>
-          <w:bCs/>
-        </w:rPr>
-        <w:t xml:space="preserve">Arnold2025?</w:t>
-      </w:r>
-      <w:r>
-        <w:t xml:space="preserve">]</w:t>
+        <w:t xml:space="preserve">[22]</w:t>
       </w:r>
       <w:r>
         <w:t xml:space="preserve"> </w:t>
@@ -1938,7 +1878,7 @@
               <w:t xml:space="preserve"> </w:t>
             </w:r>
             <w:r>
-              <w:t xml:space="preserve">[54]</w:t>
+              <w:t xml:space="preserve">[55]</w:t>
             </w:r>
             <w:r>
               <w:t xml:space="preserve">. Extended periods of water stress (e.g., several days or more) have also been shown to increase thermal sensitivity in insects, reducing the time they could deal with extreme heat</w:t>
@@ -1947,7 +1887,7 @@
               <w:t xml:space="preserve"> </w:t>
             </w:r>
             <w:r>
-              <w:t xml:space="preserve">[55]</w:t>
+              <w:t xml:space="preserve">[56]</w:t>
             </w:r>
             <w:r>
               <w:t xml:space="preserve">.</w:t>
@@ -1964,7 +1904,7 @@
               <w:t xml:space="preserve"> </w:t>
             </w:r>
             <w:r>
-              <w:t xml:space="preserve">[56–58]</w:t>
+              <w:t xml:space="preserve">[57–59]</w:t>
             </w:r>
             <w:r>
               <w:t xml:space="preserve">. These interactions are usually achieved by stimulating the production of essential phytohormones, secondary metabolites, organic acids, and amino acids that helps the plant to mitigate heat stress</w:t>
@@ -1973,7 +1913,7 @@
               <w:t xml:space="preserve"> </w:t>
             </w:r>
             <w:r>
-              <w:t xml:space="preserve">[59,60]</w:t>
+              <w:t xml:space="preserve">[60,61]</w:t>
             </w:r>
             <w:r>
               <w:t xml:space="preserve">. For example,</w:t>
@@ -2014,7 +1954,7 @@
               <w:t xml:space="preserve"> </w:t>
             </w:r>
             <w:r>
-              <w:t xml:space="preserve">[61]</w:t>
+              <w:t xml:space="preserve">[62]</w:t>
             </w:r>
             <w:r>
               <w:t xml:space="preserve">. Moreover, this protective effect can influence the ability of the host to evolve further resistance to the heat shock and harboured more bacteria</w:t>
@@ -2023,7 +1963,7 @@
               <w:t xml:space="preserve"> </w:t>
             </w:r>
             <w:r>
-              <w:t xml:space="preserve">[62]</w:t>
+              <w:t xml:space="preserve">[63]</w:t>
             </w:r>
             <w:r>
               <w:t xml:space="preserve">.</w:t>
@@ -2172,7 +2112,7 @@
               <w:t xml:space="preserve">Coexistence</w:t>
             </w:r>
             <w:r>
-              <w:t xml:space="preserve">: Coexistence occurs when two species are able to persist in each others presence indefinitely under constant, equilibrium conditions. While highly variable natural environments compromise these assumptions, coexistence models still have a lot of potential as tools for exploring whole community responses to extreme events.</w:t>
+              <w:t xml:space="preserve">: Coexistence occurs when two species are able to persist in each others presence indefinitely under constant, equilibrium conditions. While highly variable natural environments compromise these assumptions, coexistence models still have a lot of potential as tools for exploring whole community responses to extreme events. </w:t>
             </w:r>
             <w:r>
               <w:t xml:space="preserve"> </w:t>
@@ -2212,7 +2152,7 @@
         <w:t xml:space="preserve"> </w:t>
       </w:r>
       <w:r>
-        <w:t xml:space="preserve">[16,63]</w:t>
+        <w:t xml:space="preserve">[16,64]</w:t>
       </w:r>
       <w:r>
         <w:t xml:space="preserve">. DEB models consider organisms as a thermodynamic system (adhering to energy-mass balance) capturing the exchange of food, water, respiratory gases and metabolic waste throughout the life cycle</w:t>
@@ -2230,7 +2170,7 @@
         <w:t xml:space="preserve"> </w:t>
       </w:r>
       <w:r>
-        <w:t xml:space="preserve">[65]</w:t>
+        <w:t xml:space="preserve">[66]</w:t>
       </w:r>
       <w:r>
         <w:t xml:space="preserve">) and resource availability (nutrients)</w:t>
@@ -2239,7 +2179,7 @@
         <w:t xml:space="preserve"> </w:t>
       </w:r>
       <w:r>
-        <w:t xml:space="preserve">[66,67]</w:t>
+        <w:t xml:space="preserve">[67,68]</w:t>
       </w:r>
       <w:r>
         <w:t xml:space="preserve"> </w:t>
@@ -2257,7 +2197,7 @@
         <w:t xml:space="preserve">, though they have been applied to plants much less than for animal and microbial systems</w:t>
       </w:r>
       <w:r>
-        <w:t xml:space="preserve">[68]</w:t>
+        <w:t xml:space="preserve">[69]</w:t>
       </w:r>
       <w:r>
         <w:t xml:space="preserve">. DEB theory, when combined with biophysical models more generally, allows the full water budget to be computed to account for heat stress impacts of a hydric nature, and computes obligate heat production of metabolism to feed back to the calculation of body temperature</w:t>
@@ -2275,7 +2215,7 @@
         <w:t xml:space="preserve"> </w:t>
       </w:r>
       <w:r>
-        <w:t xml:space="preserve">[69,70]</w:t>
+        <w:t xml:space="preserve">[70,71]</w:t>
       </w:r>
       <w:r>
         <w:t xml:space="preserve"> </w:t>
@@ -2287,7 +2227,7 @@
         <w:t xml:space="preserve"> </w:t>
       </w:r>
       <w:r>
-        <w:t xml:space="preserve">[68]</w:t>
+        <w:t xml:space="preserve">[69]</w:t>
       </w:r>
       <w:r>
         <w:t xml:space="preserve">. New analytical approaches using phylogenetic imputation methods allow for models to be developed independently for all species even when data are lacking. These methods show promise in predicting DEB parameters for over 1.3 million species</w:t>
@@ -2296,7 +2236,7 @@
         <w:t xml:space="preserve"> </w:t>
       </w:r>
       <w:r>
-        <w:t xml:space="preserve">[see, 71]</w:t>
+        <w:t xml:space="preserve">[see, 72]</w:t>
       </w:r>
       <w:r>
         <w:t xml:space="preserve">. In addition, software packages such as</w:t>
@@ -2315,7 +2255,7 @@
         <w:t xml:space="preserve"> </w:t>
       </w:r>
       <w:r>
-        <w:t xml:space="preserve">[33,72]</w:t>
+        <w:t xml:space="preserve">[34,73]</w:t>
       </w:r>
       <w:r>
         <w:t xml:space="preserve"> </w:t>
@@ -2357,7 +2297,7 @@
         <w:t xml:space="preserve"> </w:t>
       </w:r>
       <w:r>
-        <w:t xml:space="preserve">[73]</w:t>
+        <w:t xml:space="preserve">[74]</w:t>
       </w:r>
       <w:r>
         <w:t xml:space="preserve">] uses simple two-species individual-based population growth models, such as Beverton-Holt or Ricker models</w:t>
@@ -2366,7 +2306,7 @@
         <w:t xml:space="preserve"> </w:t>
       </w:r>
       <w:r>
-        <w:t xml:space="preserve">[74,75]</w:t>
+        <w:t xml:space="preserve">[75,76]</w:t>
       </w:r>
       <w:r>
         <w:t xml:space="preserve">, to determine how interactions between species at the individual level lead to indefinite</w:t>
@@ -2402,7 +2342,7 @@
         <w:t xml:space="preserve"> </w:t>
       </w:r>
       <w:r>
-        <w:t xml:space="preserve">[e.g., 23]</w:t>
+        <w:t xml:space="preserve">[e.g., 24]</w:t>
       </w:r>
       <w:r>
         <w:t xml:space="preserve">. Another useful advancement is the development of horizontal network models parameterized with outcomes of population dynamical models</w:t>
@@ -2411,7 +2351,7 @@
         <w:t xml:space="preserve"> </w:t>
       </w:r>
       <w:r>
-        <w:t xml:space="preserve">[76]</w:t>
+        <w:t xml:space="preserve">[77]</w:t>
       </w:r>
       <w:r>
         <w:t xml:space="preserve">.</w:t>
@@ -2428,39 +2368,39 @@
         <w:t xml:space="preserve"> </w:t>
       </w:r>
       <w:r>
+        <w:t xml:space="preserve">[78]</w:t>
+      </w:r>
+      <w:r>
+        <w:t xml:space="preserve">. These models can incorporate variation in the environment</w:t>
+      </w:r>
+      <w:r>
+        <w:t xml:space="preserve"> </w:t>
+      </w:r>
+      <w:r>
+        <w:t xml:space="preserve">[23]</w:t>
+      </w:r>
+      <w:r>
+        <w:t xml:space="preserve"> </w:t>
+      </w:r>
+      <w:r>
+        <w:t xml:space="preserve">and in the outcome of interactions themselves</w:t>
+      </w:r>
+      <w:r>
+        <w:t xml:space="preserve"> </w:t>
+      </w:r>
+      <w:r>
+        <w:t xml:space="preserve">[79]</w:t>
+      </w:r>
+      <w:r>
+        <w:t xml:space="preserve">. As these models use the same fitness measures as DEB models they offer a population modelling framework to add thermal biology to community diversity predictions. This is because population dynamical models can be put together, for example as networks</w:t>
+      </w:r>
+      <w:r>
+        <w:t xml:space="preserve"> </w:t>
+      </w:r>
+      <w:r>
         <w:t xml:space="preserve">[77]</w:t>
       </w:r>
       <w:r>
-        <w:t xml:space="preserve">. These models can incorporate variation in the environment</w:t>
-      </w:r>
-      <w:r>
-        <w:t xml:space="preserve"> </w:t>
-      </w:r>
-      <w:r>
-        <w:t xml:space="preserve">[22]</w:t>
-      </w:r>
-      <w:r>
-        <w:t xml:space="preserve"> </w:t>
-      </w:r>
-      <w:r>
-        <w:t xml:space="preserve">and in the outcome of interactions themselves</w:t>
-      </w:r>
-      <w:r>
-        <w:t xml:space="preserve"> </w:t>
-      </w:r>
-      <w:r>
-        <w:t xml:space="preserve">[78]</w:t>
-      </w:r>
-      <w:r>
-        <w:t xml:space="preserve">. As these models use the same fitness measures as DEB models they offer a population modelling framework to add thermal biology to community diversity predictions. This is because population dynamical models can be put together, for example as networks</w:t>
-      </w:r>
-      <w:r>
-        <w:t xml:space="preserve"> </w:t>
-      </w:r>
-      <w:r>
-        <w:t xml:space="preserve">[76]</w:t>
-      </w:r>
-      <w:r>
         <w:t xml:space="preserve"> </w:t>
       </w:r>
       <w:r>
@@ -2470,7 +2410,7 @@
         <w:t xml:space="preserve"> </w:t>
       </w:r>
       <w:r>
-        <w:t xml:space="preserve">[76]</w:t>
+        <w:t xml:space="preserve">[77]</w:t>
       </w:r>
       <w:r>
         <w:t xml:space="preserve">, used this approach to determine which species were keystone species under shady and sunny portions of the same plant communities.</w:t>
@@ -2499,7 +2439,7 @@
         <w:t xml:space="preserve"> </w:t>
       </w:r>
       <w:r>
-        <w:t xml:space="preserve">[79]</w:t>
+        <w:t xml:space="preserve">[80]</w:t>
       </w:r>
       <w:r>
         <w:t xml:space="preserve">.</w:t>
@@ -2557,7 +2497,7 @@
               <w:t xml:space="preserve"> </w:t>
             </w:r>
             <w:r>
-              <w:t xml:space="preserve">[80–82]</w:t>
+              <w:t xml:space="preserve">[81–83]</w:t>
             </w:r>
             <w:r>
               <w:t xml:space="preserve">. Evolutionary responses will depend on the amount of phenotypic and genetic variation exposed to natural selection and the strength of selection on phenotypes. Extreme environments pose unique challenges for predicting evolutionary change because they are, by definition, rare events. Adaptive evolution will therefore depend on the frequency of extreme environments and the underlying genetic correlation between traits expressed across environments</w:t>
@@ -2566,7 +2506,7 @@
               <w:t xml:space="preserve"> </w:t>
             </w:r>
             <w:r>
-              <w:t xml:space="preserve">[80]</w:t>
+              <w:t xml:space="preserve">[81]</w:t>
             </w:r>
             <w:r>
               <w:t xml:space="preserve">. In addition, phenotypic plasticity can result in both maladaptive and adaptive outcomes by either shielding selection on genetic variation or by facilitating persistence and selection making the relative role of plasticity and adaptive evolution to building population resilience complex</w:t>
@@ -2575,7 +2515,7 @@
               <w:t xml:space="preserve"> </w:t>
             </w:r>
             <w:r>
-              <w:t xml:space="preserve">[81,83–86]</w:t>
+              <w:t xml:space="preserve">[82,84–87]</w:t>
             </w:r>
             <w:r>
               <w:t xml:space="preserve">.</w:t>
@@ -2640,7 +2580,7 @@
               <w:t xml:space="preserve"> </w:t>
             </w:r>
             <w:r>
-              <w:t xml:space="preserve">[87]</w:t>
+              <w:t xml:space="preserve">[88]</w:t>
             </w:r>
             <w:r>
               <w:t xml:space="preserve">. Plasticity can be captured by mapping trait development to the environment. In contrast, evolutionary change takes place in multivariate trait space where genetic variance and covariance between traits (i.e., constraints) along with varying patterns of selection can be used to predcit trait change across generations. One way to make such predictions is by using the multivariate breeders equation</w:t>
@@ -2649,7 +2589,7 @@
               <w:t xml:space="preserve"> </w:t>
             </w:r>
             <w:r>
-              <w:t xml:space="preserve">[88]</w:t>
+              <w:t xml:space="preserve">[89]</w:t>
             </w:r>
             <w:r>
               <w:t xml:space="preserve">:</w:t>
@@ -2871,7 +2811,7 @@
               <w:t xml:space="preserve"> </w:t>
             </w:r>
             <w:r>
-              <w:t xml:space="preserve">[89]</w:t>
+              <w:t xml:space="preserve">[90]</w:t>
             </w:r>
             <w:r>
               <w:t xml:space="preserve">). While the multivariate breeders equation can be useful for predicting short term evolutionary responses (i.e., one or a few generations) it is likely limited in predictive power over longer timespans because of changes in heritability and selection through time</w:t>
@@ -2880,7 +2820,7 @@
               <w:t xml:space="preserve"> </w:t>
             </w:r>
             <w:r>
-              <w:t xml:space="preserve">[82,89]</w:t>
+              <w:t xml:space="preserve">[83,90]</w:t>
             </w:r>
             <w:r>
               <w:t xml:space="preserve">.</w:t>
@@ -2909,7 +2849,7 @@
               <w:t xml:space="preserve"> </w:t>
             </w:r>
             <w:r>
-              <w:t xml:space="preserve">[55,90–94]</w:t>
+              <w:t xml:space="preserve">[56,91–95]</w:t>
             </w:r>
             <w:r>
               <w:t xml:space="preserve">. For example, using isogenic lines of</w:t>
@@ -2931,7 +2871,7 @@
               <w:t xml:space="preserve"> </w:t>
             </w:r>
             <w:r>
-              <w:t xml:space="preserve">[94]</w:t>
+              <w:t xml:space="preserve">[95]</w:t>
             </w:r>
             <w:r>
               <w:t xml:space="preserve"> </w:t>
@@ -2996,7 +2936,7 @@
               <w:t xml:space="preserve"> </w:t>
             </w:r>
             <w:r>
-              <w:t xml:space="preserve">[90]</w:t>
+              <w:t xml:space="preserve">[91]</w:t>
             </w:r>
             <w:r>
               <w:t xml:space="preserve">. In the alpine plant</w:t>
@@ -3021,7 +2961,7 @@
               <w:t xml:space="preserve"> </w:t>
             </w:r>
             <w:r>
-              <w:t xml:space="preserve">[95]</w:t>
+              <w:t xml:space="preserve">[96]</w:t>
             </w:r>
             <w:r>
               <w:t xml:space="preserve">. Indeed, few studies have attempted to quantify genetic variation in plasticity in response to warming, never mind extreme heat events, and among those that have there is little evidence that such plasticity is adaptive</w:t>
@@ -3030,7 +2970,7 @@
               <w:t xml:space="preserve"> </w:t>
             </w:r>
             <w:r>
-              <w:t xml:space="preserve">[95,96]</w:t>
+              <w:t xml:space="preserve">[96,97]</w:t>
             </w:r>
             <w:r>
               <w:t xml:space="preserve">. One challenge in assessing the adaptive evolution of plasticity is that trait values themselves are also under selection in the different environments that elicit the plasticity; thus selection on plasticity reflects both selection on trait means in a given environment and selection on the full range of phenotypes across environments</w:t>
@@ -3039,7 +2979,7 @@
               <w:t xml:space="preserve"> </w:t>
             </w:r>
             <w:r>
-              <w:t xml:space="preserve">[88,95]</w:t>
+              <w:t xml:space="preserve">[89,96]</w:t>
             </w:r>
             <w:r>
               <w:t xml:space="preserve">.</w:t>
@@ -3108,7 +3048,7 @@
               <w:t xml:space="preserve"> </w:t>
             </w:r>
             <w:r>
-              <w:t xml:space="preserve">[97]</w:t>
+              <w:t xml:space="preserve">[98]</w:t>
             </w:r>
             <w:r>
               <w:t xml:space="preserve">. For example, loss of output from production ecosystems will have substantial economic consequences for the local area. Degradation of natural ecosystems may affect their regulating services, such as flood mitigation, affecting nearby areas. Impacts on cultural services may be severe for communities that are closely connected to a landscape.</w:t>
@@ -3125,7 +3065,7 @@
               <w:t xml:space="preserve"> </w:t>
             </w:r>
             <w:r>
-              <w:t xml:space="preserve">[98]</w:t>
+              <w:t xml:space="preserve">[99]</w:t>
             </w:r>
             <w:r>
               <w:t xml:space="preserve">. Thermal stressors may even influence producers’ psychological beliefs about their level of control over land management, and perceived resources available for management practices</w:t>
@@ -3134,7 +3074,7 @@
               <w:t xml:space="preserve"> </w:t>
             </w:r>
             <w:r>
-              <w:t xml:space="preserve">[99]</w:t>
+              <w:t xml:space="preserve">[100]</w:t>
             </w:r>
             <w:r>
               <w:t xml:space="preserve">. Thermal risks to ecosystems may also precipitate declines in individual wellbeing, and these consequences may accrue differently across regions and across peoples</w:t>
@@ -3143,7 +3083,7 @@
               <w:t xml:space="preserve"> </w:t>
             </w:r>
             <w:r>
-              <w:t xml:space="preserve">[100]</w:t>
+              <w:t xml:space="preserve">[101]</w:t>
             </w:r>
             <w:r>
               <w:t xml:space="preserve">, and compound or accelerate the prior responses. Many of these impacts and responses, however, are poorly understood.</w:t>
@@ -3160,7 +3100,7 @@
               <w:t xml:space="preserve"> </w:t>
             </w:r>
             <w:r>
-              <w:t xml:space="preserve">[101,102]</w:t>
+              <w:t xml:space="preserve">[102,103]</w:t>
             </w:r>
             <w:r>
               <w:t xml:space="preserve">. On the other hand, adapting thermal risks in upper stream producers may also be influenced by the perception and behavior of downstream consumers</w:t>
@@ -3169,7 +3109,7 @@
               <w:t xml:space="preserve"> </w:t>
             </w:r>
             <w:r>
-              <w:t xml:space="preserve">[103]</w:t>
+              <w:t xml:space="preserve">[104]</w:t>
             </w:r>
             <w:r>
               <w:t xml:space="preserve">. The cascading</w:t>
@@ -3178,7 +3118,7 @@
               <w:t xml:space="preserve"> </w:t>
             </w:r>
             <w:r>
-              <w:t xml:space="preserve">[104]</w:t>
+              <w:t xml:space="preserve">[105]</w:t>
             </w:r>
             <w:r>
               <w:t xml:space="preserve"> </w:t>
@@ -3190,7 +3130,7 @@
               <w:t xml:space="preserve"> </w:t>
             </w:r>
             <w:r>
-              <w:t xml:space="preserve">[105]</w:t>
+              <w:t xml:space="preserve">[106]</w:t>
             </w:r>
             <w:r>
               <w:t xml:space="preserve"> </w:t>
@@ -3202,7 +3142,7 @@
               <w:t xml:space="preserve"> </w:t>
             </w:r>
             <w:r>
-              <w:t xml:space="preserve">[106]</w:t>
+              <w:t xml:space="preserve">[107]</w:t>
             </w:r>
             <w:r>
               <w:t xml:space="preserve">. These external pressures will interact with a system that is already constraint by multiple stressors, including direct impacts imposed by extreme heat and other aspects of clime change- to maintaining its normal functionality and the health and wellbeing of its citizens. If sufficiently widespread, economic and political destabilisation may occur as already observed in other parts of the world</w:t>
@@ -3211,7 +3151,7 @@
               <w:t xml:space="preserve"> </w:t>
             </w:r>
             <w:r>
-              <w:t xml:space="preserve">[107]</w:t>
+              <w:t xml:space="preserve">[108]</w:t>
             </w:r>
             <w:r>
               <w:t xml:space="preserve">, which could in turn affect the management of the original ecosystems.</w:t>
@@ -3228,7 +3168,7 @@
               <w:t xml:space="preserve"> </w:t>
             </w:r>
             <w:r>
-              <w:t xml:space="preserve">[108]</w:t>
+              <w:t xml:space="preserve">[109]</w:t>
             </w:r>
             <w:r>
               <w:t xml:space="preserve">. Social-ecological models aim to capture the social systems, natural systems and their interactions</w:t>
@@ -3237,7 +3177,7 @@
               <w:t xml:space="preserve"> </w:t>
             </w:r>
             <w:r>
-              <w:t xml:space="preserve">[109]</w:t>
+              <w:t xml:space="preserve">[110]</w:t>
             </w:r>
             <w:r>
               <w:t xml:space="preserve">. Such models can display non-trivial emergent behavior resulting from complex interactions within the social-ecological systems. For example, responding to decreased productivity from thermal stress by farming more intensively could lead to a maladaptation or</w:t>
@@ -3258,7 +3198,7 @@
               <w:t xml:space="preserve"> </w:t>
             </w:r>
             <w:r>
-              <w:t xml:space="preserve">[110]</w:t>
+              <w:t xml:space="preserve">[111]</w:t>
             </w:r>
             <w:r>
               <w:t xml:space="preserve">.</w:t>
@@ -3278,7 +3218,7 @@
               <w:t xml:space="preserve"> </w:t>
             </w:r>
             <w:r>
-              <w:t xml:space="preserve">[111]</w:t>
+              <w:t xml:space="preserve">[112]</w:t>
             </w:r>
             <w:r>
               <w:t xml:space="preserve">. Process-based approaches are critical to understanding how emergent social-ecological phenomena develop</w:t>
@@ -3287,7 +3227,7 @@
               <w:t xml:space="preserve"> </w:t>
             </w:r>
             <w:r>
-              <w:t xml:space="preserve">[112]</w:t>
+              <w:t xml:space="preserve">[113]</w:t>
             </w:r>
             <w:r>
               <w:t xml:space="preserve">, such as tipping points, traps or other dynamics. Constructing process-based dynamical models requires knowledge and data about: the biophysical processes, which could be provided by the models from the previous sections; social processes, which could be developed from a combination of behavioral theory and empirical data; and interactions between them in the system of interest. Since obtaining all these data can be challenging, social-ecological modelling is often performed in an exploratory mode</w:t>
@@ -3296,7 +3236,7 @@
               <w:t xml:space="preserve"> </w:t>
             </w:r>
             <w:r>
-              <w:t xml:space="preserve">[113]</w:t>
+              <w:t xml:space="preserve">[114]</w:t>
             </w:r>
             <w:r>
               <w:t xml:space="preserve"> </w:t>
@@ -3345,7 +3285,7 @@
         <w:t xml:space="preserve"> </w:t>
       </w:r>
       <w:r>
-        <w:t xml:space="preserve">[114]</w:t>
+        <w:t xml:space="preserve">[115]</w:t>
       </w:r>
       <w:r>
         <w:t xml:space="preserve"> </w:t>
@@ -3399,7 +3339,7 @@
         <w:t xml:space="preserve"> </w:t>
       </w:r>
       <w:r>
-        <w:t xml:space="preserve">[e.g., 58]</w:t>
+        <w:t xml:space="preserve">[e.g., 59]</w:t>
       </w:r>
       <w:r>
         <w:t xml:space="preserve">. Integrating these solutions into a systems modelling framework will then allow for a calculated understanding of the viability of such approaches in real world situations.</w:t>
@@ -3635,7 +3575,7 @@
       </w:r>
     </w:p>
     <w:bookmarkEnd w:id="45"/>
-    <w:bookmarkStart w:id="161" w:name="references"/>
+    <w:bookmarkStart w:id="162" w:name="references"/>
     <w:p>
       <w:pPr>
         <w:pStyle w:val="Heading1"/>
@@ -3649,7 +3589,7 @@
         <w:pStyle w:val="FirstParagraph"/>
       </w:pPr>
     </w:p>
-    <w:bookmarkStart w:id="160" w:name="refs"/>
+    <w:bookmarkStart w:id="161" w:name="refs"/>
     <w:bookmarkStart w:id="46" w:name="ref-Barriopedro2023"/>
     <w:p>
       <w:pPr>
@@ -4620,7 +4560,7 @@
       </w:r>
     </w:p>
     <w:bookmarkEnd w:id="66"/>
-    <w:bookmarkStart w:id="67" w:name="ref-Bimler2018"/>
+    <w:bookmarkStart w:id="67" w:name="ref-Arnold2025"/>
     <w:p>
       <w:pPr>
         <w:pStyle w:val="Bibliography"/>
@@ -4635,6 +4575,35 @@
         <w:t xml:space="preserve">	</w:t>
       </w:r>
       <w:r>
+        <w:t xml:space="preserve">Pieter A. Arnold, Daniel W. A. Noble, Adrienne B. Nicotra, Michael R. Kearney, EnricoL.Rezende, Samuel C. Andrew, Verónica F. Briceño, Lauren B. Buckley, KeithA.Christian, Susana Clusella-Trullas, Sonya R. Geange, Lydia K. Guja, OctavioJiménez Robles, Ben J. Kefford, Vanessa Kellermann, Andrea Leigh, Renée M. Marchin, Karel Mokany, Joanne M. Bennett (2025) A framework for modelling thermal load sensitivity across life.</w:t>
+      </w:r>
+      <w:r>
+        <w:t xml:space="preserve"> </w:t>
+      </w:r>
+      <w:r>
+        <w:rPr>
+          <w:i/>
+          <w:iCs/>
+        </w:rPr>
+        <w:t xml:space="preserve">EcoEvoRxiv, https://doi.org/10.32942/X23M0R</w:t>
+      </w:r>
+    </w:p>
+    <w:bookmarkEnd w:id="67"/>
+    <w:bookmarkStart w:id="68" w:name="ref-Bimler2018"/>
+    <w:p>
+      <w:pPr>
+        <w:pStyle w:val="Bibliography"/>
+      </w:pPr>
+      <w:r>
+        <w:t xml:space="preserve">23.</w:t>
+      </w:r>
+      <w:r>
+        <w:t xml:space="preserve"> </w:t>
+      </w:r>
+      <w:r>
+        <w:t xml:space="preserve">	</w:t>
+      </w:r>
+      <w:r>
         <w:t xml:space="preserve">Bimler, M.D.</w:t>
       </w:r>
       <w:r>
@@ -4670,14 +4639,14 @@
         <w:t xml:space="preserve">106, 1839–1852</w:t>
       </w:r>
     </w:p>
-    <w:bookmarkEnd w:id="67"/>
-    <w:bookmarkStart w:id="68" w:name="ref-Bowler2022"/>
+    <w:bookmarkEnd w:id="68"/>
+    <w:bookmarkStart w:id="69" w:name="ref-Bowler2022"/>
     <w:p>
       <w:pPr>
         <w:pStyle w:val="Bibliography"/>
       </w:pPr>
       <w:r>
-        <w:t xml:space="preserve">23.</w:t>
+        <w:t xml:space="preserve">24.</w:t>
       </w:r>
       <w:r>
         <w:t xml:space="preserve"> </w:t>
@@ -4721,14 +4690,14 @@
         <w:t xml:space="preserve">25, 1618–1628</w:t>
       </w:r>
     </w:p>
-    <w:bookmarkEnd w:id="68"/>
-    <w:bookmarkStart w:id="69" w:name="ref-Fick2017"/>
+    <w:bookmarkEnd w:id="69"/>
+    <w:bookmarkStart w:id="70" w:name="ref-Fick2017"/>
     <w:p>
       <w:pPr>
         <w:pStyle w:val="Bibliography"/>
       </w:pPr>
       <w:r>
-        <w:t xml:space="preserve">24.</w:t>
+        <w:t xml:space="preserve">25.</w:t>
       </w:r>
       <w:r>
         <w:t xml:space="preserve"> </w:t>
@@ -4813,14 +4782,14 @@
         <w:t xml:space="preserve">37, 4302–4315</w:t>
       </w:r>
     </w:p>
-    <w:bookmarkEnd w:id="69"/>
-    <w:bookmarkStart w:id="70" w:name="ref-Kalnay2018"/>
+    <w:bookmarkEnd w:id="70"/>
+    <w:bookmarkStart w:id="71" w:name="ref-Kalnay2018"/>
     <w:p>
       <w:pPr>
         <w:pStyle w:val="Bibliography"/>
       </w:pPr>
       <w:r>
-        <w:t xml:space="preserve">25.</w:t>
+        <w:t xml:space="preserve">26.</w:t>
       </w:r>
       <w:r>
         <w:t xml:space="preserve"> </w:t>
@@ -4879,14 +4848,14 @@
         <w:t xml:space="preserve">, pp. 146–194, Routledge</w:t>
       </w:r>
     </w:p>
-    <w:bookmarkEnd w:id="70"/>
-    <w:bookmarkStart w:id="71" w:name="ref-Hersbach2020"/>
+    <w:bookmarkEnd w:id="71"/>
+    <w:bookmarkStart w:id="72" w:name="ref-Hersbach2020"/>
     <w:p>
       <w:pPr>
         <w:pStyle w:val="Bibliography"/>
       </w:pPr>
       <w:r>
-        <w:t xml:space="preserve">26.</w:t>
+        <w:t xml:space="preserve">27.</w:t>
       </w:r>
       <w:r>
         <w:t xml:space="preserve"> </w:t>
@@ -4942,14 +4911,14 @@
         <w:t xml:space="preserve">146, 1999–2049</w:t>
       </w:r>
     </w:p>
-    <w:bookmarkEnd w:id="71"/>
-    <w:bookmarkStart w:id="72" w:name="ref-Klinges2022"/>
+    <w:bookmarkEnd w:id="72"/>
+    <w:bookmarkStart w:id="73" w:name="ref-Klinges2022"/>
     <w:p>
       <w:pPr>
         <w:pStyle w:val="Bibliography"/>
       </w:pPr>
       <w:r>
-        <w:t xml:space="preserve">27.</w:t>
+        <w:t xml:space="preserve">28.</w:t>
       </w:r>
       <w:r>
         <w:t xml:space="preserve"> </w:t>
@@ -5017,14 +4986,14 @@
         <w:t xml:space="preserve">13, 1402–1411</w:t>
       </w:r>
     </w:p>
-    <w:bookmarkEnd w:id="72"/>
-    <w:bookmarkStart w:id="73" w:name="ref-Meyer2023"/>
+    <w:bookmarkEnd w:id="73"/>
+    <w:bookmarkStart w:id="74" w:name="ref-Meyer2023"/>
     <w:p>
       <w:pPr>
         <w:pStyle w:val="Bibliography"/>
       </w:pPr>
       <w:r>
-        <w:t xml:space="preserve">28.</w:t>
+        <w:t xml:space="preserve">29.</w:t>
       </w:r>
       <w:r>
         <w:t xml:space="preserve"> </w:t>
@@ -5068,14 +5037,14 @@
         <w:t xml:space="preserve">14</w:t>
       </w:r>
     </w:p>
-    <w:bookmarkEnd w:id="73"/>
-    <w:bookmarkStart w:id="74" w:name="ref-Munoz-Sabater2021"/>
+    <w:bookmarkEnd w:id="74"/>
+    <w:bookmarkStart w:id="75" w:name="ref-Munoz-Sabater2021"/>
     <w:p>
       <w:pPr>
         <w:pStyle w:val="Bibliography"/>
       </w:pPr>
       <w:r>
-        <w:t xml:space="preserve">29.</w:t>
+        <w:t xml:space="preserve">30.</w:t>
       </w:r>
       <w:r>
         <w:t xml:space="preserve"> </w:t>
@@ -5128,14 +5097,14 @@
         <w:t xml:space="preserve">13, 4349–4383</w:t>
       </w:r>
     </w:p>
-    <w:bookmarkEnd w:id="74"/>
-    <w:bookmarkStart w:id="75" w:name="ref-Bezanson2012"/>
+    <w:bookmarkEnd w:id="75"/>
+    <w:bookmarkStart w:id="76" w:name="ref-Bezanson2012"/>
     <w:p>
       <w:pPr>
         <w:pStyle w:val="Bibliography"/>
       </w:pPr>
       <w:r>
-        <w:t xml:space="preserve">30.</w:t>
+        <w:t xml:space="preserve">31.</w:t>
       </w:r>
       <w:r>
         <w:t xml:space="preserve"> </w:t>
@@ -5173,14 +5142,14 @@
         <w:t xml:space="preserve">arXiv [cs.PL]</w:t>
       </w:r>
     </w:p>
-    <w:bookmarkEnd w:id="75"/>
-    <w:bookmarkStart w:id="76" w:name="ref-Yatunin2025"/>
+    <w:bookmarkEnd w:id="76"/>
+    <w:bookmarkStart w:id="77" w:name="ref-Yatunin2025"/>
     <w:p>
       <w:pPr>
         <w:pStyle w:val="Bibliography"/>
       </w:pPr>
       <w:r>
-        <w:t xml:space="preserve">31.</w:t>
+        <w:t xml:space="preserve">32.</w:t>
       </w:r>
       <w:r>
         <w:t xml:space="preserve"> </w:t>
@@ -5218,14 +5187,14 @@
         <w:t xml:space="preserve">Authorea Preprints</w:t>
       </w:r>
     </w:p>
-    <w:bookmarkEnd w:id="76"/>
-    <w:bookmarkStart w:id="77" w:name="ref-Braziunas2025"/>
+    <w:bookmarkEnd w:id="77"/>
+    <w:bookmarkStart w:id="78" w:name="ref-Braziunas2025"/>
     <w:p>
       <w:pPr>
         <w:pStyle w:val="Bibliography"/>
       </w:pPr>
       <w:r>
-        <w:t xml:space="preserve">32.</w:t>
+        <w:t xml:space="preserve">33.</w:t>
       </w:r>
       <w:r>
         <w:t xml:space="preserve"> </w:t>
@@ -5269,14 +5238,14 @@
         <w:t xml:space="preserve">40, 37</w:t>
       </w:r>
     </w:p>
-    <w:bookmarkEnd w:id="77"/>
-    <w:bookmarkStart w:id="78" w:name="ref-Kearney2017"/>
+    <w:bookmarkEnd w:id="78"/>
+    <w:bookmarkStart w:id="79" w:name="ref-Kearney2017"/>
     <w:p>
       <w:pPr>
         <w:pStyle w:val="Bibliography"/>
       </w:pPr>
       <w:r>
-        <w:t xml:space="preserve">33.</w:t>
+        <w:t xml:space="preserve">34.</w:t>
       </w:r>
       <w:r>
         <w:t xml:space="preserve"> </w:t>
@@ -5328,14 +5297,14 @@
         <w:t xml:space="preserve">40, 664–674</w:t>
       </w:r>
     </w:p>
-    <w:bookmarkEnd w:id="78"/>
-    <w:bookmarkStart w:id="79" w:name="ref-Maclean2019"/>
+    <w:bookmarkEnd w:id="79"/>
+    <w:bookmarkStart w:id="80" w:name="ref-Maclean2019"/>
     <w:p>
       <w:pPr>
         <w:pStyle w:val="Bibliography"/>
       </w:pPr>
       <w:r>
-        <w:t xml:space="preserve">34.</w:t>
+        <w:t xml:space="preserve">35.</w:t>
       </w:r>
       <w:r>
         <w:t xml:space="preserve"> </w:t>
@@ -5379,14 +5348,14 @@
         <w:t xml:space="preserve">10, 280–290</w:t>
       </w:r>
     </w:p>
-    <w:bookmarkEnd w:id="79"/>
-    <w:bookmarkStart w:id="80" w:name="ref-Kearney2020"/>
+    <w:bookmarkEnd w:id="80"/>
+    <w:bookmarkStart w:id="81" w:name="ref-Kearney2020"/>
     <w:p>
       <w:pPr>
         <w:pStyle w:val="Bibliography"/>
       </w:pPr>
       <w:r>
-        <w:t xml:space="preserve">35.</w:t>
+        <w:t xml:space="preserve">36.</w:t>
       </w:r>
       <w:r>
         <w:t xml:space="preserve"> </w:t>
@@ -5430,14 +5399,14 @@
         <w:t xml:space="preserve">11, 38–43</w:t>
       </w:r>
     </w:p>
-    <w:bookmarkEnd w:id="80"/>
-    <w:bookmarkStart w:id="81" w:name="ref-Maclean2021"/>
+    <w:bookmarkEnd w:id="81"/>
+    <w:bookmarkStart w:id="82" w:name="ref-Maclean2021"/>
     <w:p>
       <w:pPr>
         <w:pStyle w:val="Bibliography"/>
       </w:pPr>
       <w:r>
-        <w:t xml:space="preserve">36.</w:t>
+        <w:t xml:space="preserve">37.</w:t>
       </w:r>
       <w:r>
         <w:t xml:space="preserve"> </w:t>
@@ -5481,14 +5450,14 @@
         <w:t xml:space="preserve">12, 1397–1410</w:t>
       </w:r>
     </w:p>
-    <w:bookmarkEnd w:id="81"/>
-    <w:bookmarkStart w:id="82" w:name="ref-Buckley2023"/>
+    <w:bookmarkEnd w:id="82"/>
+    <w:bookmarkStart w:id="83" w:name="ref-Buckley2023"/>
     <w:p>
       <w:pPr>
         <w:pStyle w:val="Bibliography"/>
       </w:pPr>
       <w:r>
-        <w:t xml:space="preserve">37.</w:t>
+        <w:t xml:space="preserve">38.</w:t>
       </w:r>
       <w:r>
         <w:t xml:space="preserve"> </w:t>
@@ -5553,14 +5522,14 @@
         <w:t xml:space="preserve">2, e0000139</w:t>
       </w:r>
     </w:p>
-    <w:bookmarkEnd w:id="82"/>
-    <w:bookmarkStart w:id="83" w:name="ref-De_Frenne2024"/>
+    <w:bookmarkEnd w:id="83"/>
+    <w:bookmarkStart w:id="84" w:name="ref-De_Frenne2024"/>
     <w:p>
       <w:pPr>
         <w:pStyle w:val="Bibliography"/>
       </w:pPr>
       <w:r>
-        <w:t xml:space="preserve">38.</w:t>
+        <w:t xml:space="preserve">39.</w:t>
       </w:r>
       <w:r>
         <w:t xml:space="preserve"> </w:t>
@@ -5598,14 +5567,14 @@
         <w:t xml:space="preserve">Methods Ecol. Evol.</w:t>
       </w:r>
     </w:p>
-    <w:bookmarkEnd w:id="83"/>
-    <w:bookmarkStart w:id="84" w:name="ref-Levy2016"/>
+    <w:bookmarkEnd w:id="84"/>
+    <w:bookmarkStart w:id="85" w:name="ref-Levy2016"/>
     <w:p>
       <w:pPr>
         <w:pStyle w:val="Bibliography"/>
       </w:pPr>
       <w:r>
-        <w:t xml:space="preserve">39.</w:t>
+        <w:t xml:space="preserve">40.</w:t>
       </w:r>
       <w:r>
         <w:t xml:space="preserve"> </w:t>
@@ -5649,14 +5618,14 @@
         <w:t xml:space="preserve">97, 1888–1888</w:t>
       </w:r>
     </w:p>
-    <w:bookmarkEnd w:id="84"/>
-    <w:bookmarkStart w:id="85" w:name="ref-Manzoni2022"/>
+    <w:bookmarkEnd w:id="85"/>
+    <w:bookmarkStart w:id="86" w:name="ref-Manzoni2022"/>
     <w:p>
       <w:pPr>
         <w:pStyle w:val="Bibliography"/>
       </w:pPr>
       <w:r>
-        <w:t xml:space="preserve">40.</w:t>
+        <w:t xml:space="preserve">41.</w:t>
       </w:r>
       <w:r>
         <w:t xml:space="preserve"> </w:t>
@@ -5712,14 +5681,14 @@
         <w:t xml:space="preserve">19, 4387–4414</w:t>
       </w:r>
     </w:p>
-    <w:bookmarkEnd w:id="85"/>
-    <w:bookmarkStart w:id="86" w:name="ref-Porter1973"/>
+    <w:bookmarkEnd w:id="86"/>
+    <w:bookmarkStart w:id="87" w:name="ref-Porter1973"/>
     <w:p>
       <w:pPr>
         <w:pStyle w:val="Bibliography"/>
       </w:pPr>
       <w:r>
-        <w:t xml:space="preserve">41.</w:t>
+        <w:t xml:space="preserve">42.</w:t>
       </w:r>
       <w:r>
         <w:t xml:space="preserve"> </w:t>
@@ -5763,14 +5732,14 @@
         <w:t xml:space="preserve">13, 1–54</w:t>
       </w:r>
     </w:p>
-    <w:bookmarkEnd w:id="86"/>
-    <w:bookmarkStart w:id="87" w:name="ref-Porter1969"/>
+    <w:bookmarkEnd w:id="87"/>
+    <w:bookmarkStart w:id="88" w:name="ref-Porter1969"/>
     <w:p>
       <w:pPr>
         <w:pStyle w:val="Bibliography"/>
       </w:pPr>
       <w:r>
-        <w:t xml:space="preserve">42.</w:t>
+        <w:t xml:space="preserve">43.</w:t>
       </w:r>
       <w:r>
         <w:t xml:space="preserve"> </w:t>
@@ -5798,14 +5767,14 @@
         <w:t xml:space="preserve">39, 227–244</w:t>
       </w:r>
     </w:p>
-    <w:bookmarkEnd w:id="87"/>
-    <w:bookmarkStart w:id="88" w:name="ref-Riddell2017"/>
+    <w:bookmarkEnd w:id="88"/>
+    <w:bookmarkStart w:id="89" w:name="ref-Riddell2017"/>
     <w:p>
       <w:pPr>
         <w:pStyle w:val="Bibliography"/>
       </w:pPr>
       <w:r>
-        <w:t xml:space="preserve">43.</w:t>
+        <w:t xml:space="preserve">44.</w:t>
       </w:r>
       <w:r>
         <w:t xml:space="preserve"> </w:t>
@@ -5849,14 +5818,14 @@
         <w:t xml:space="preserve">87, 21–33</w:t>
       </w:r>
     </w:p>
-    <w:bookmarkEnd w:id="88"/>
-    <w:bookmarkStart w:id="89" w:name="ref-Duursma2015"/>
+    <w:bookmarkEnd w:id="89"/>
+    <w:bookmarkStart w:id="90" w:name="ref-Duursma2015"/>
     <w:p>
       <w:pPr>
         <w:pStyle w:val="Bibliography"/>
       </w:pPr>
       <w:r>
-        <w:t xml:space="preserve">44.</w:t>
+        <w:t xml:space="preserve">45.</w:t>
       </w:r>
       <w:r>
         <w:t xml:space="preserve"> </w:t>
@@ -5896,14 +5865,14 @@
         <w:t xml:space="preserve">10, e0143346</w:t>
       </w:r>
     </w:p>
-    <w:bookmarkEnd w:id="89"/>
-    <w:bookmarkStart w:id="90" w:name="ref-Briscoe2022"/>
+    <w:bookmarkEnd w:id="90"/>
+    <w:bookmarkStart w:id="91" w:name="ref-Briscoe2022"/>
     <w:p>
       <w:pPr>
         <w:pStyle w:val="Bibliography"/>
       </w:pPr>
       <w:r>
-        <w:t xml:space="preserve">45.</w:t>
+        <w:t xml:space="preserve">46.</w:t>
       </w:r>
       <w:r>
         <w:t xml:space="preserve"> </w:t>
@@ -5947,14 +5916,14 @@
         <w:t xml:space="preserve">15</w:t>
       </w:r>
     </w:p>
-    <w:bookmarkEnd w:id="90"/>
-    <w:bookmarkStart w:id="91" w:name="ref-Loughran2020"/>
+    <w:bookmarkEnd w:id="91"/>
+    <w:bookmarkStart w:id="92" w:name="ref-Loughran2020"/>
     <w:p>
       <w:pPr>
         <w:pStyle w:val="Bibliography"/>
       </w:pPr>
       <w:r>
-        <w:t xml:space="preserve">46.</w:t>
+        <w:t xml:space="preserve">47.</w:t>
       </w:r>
       <w:r>
         <w:t xml:space="preserve"> </w:t>
@@ -5982,14 +5951,14 @@
         <w:t xml:space="preserve">223, jeb224139</w:t>
       </w:r>
     </w:p>
-    <w:bookmarkEnd w:id="91"/>
-    <w:bookmarkStart w:id="92" w:name="ref-Sharpe2022"/>
+    <w:bookmarkEnd w:id="92"/>
+    <w:bookmarkStart w:id="93" w:name="ref-Sharpe2022"/>
     <w:p>
       <w:pPr>
         <w:pStyle w:val="Bibliography"/>
       </w:pPr>
       <w:r>
-        <w:t xml:space="preserve">47.</w:t>
+        <w:t xml:space="preserve">48.</w:t>
       </w:r>
       <w:r>
         <w:t xml:space="preserve"> </w:t>
@@ -6033,14 +6002,14 @@
         <w:t xml:space="preserve">10</w:t>
       </w:r>
     </w:p>
-    <w:bookmarkEnd w:id="92"/>
-    <w:bookmarkStart w:id="93" w:name="ref-Drake2018"/>
+    <w:bookmarkEnd w:id="93"/>
+    <w:bookmarkStart w:id="94" w:name="ref-Drake2018"/>
     <w:p>
       <w:pPr>
         <w:pStyle w:val="Bibliography"/>
       </w:pPr>
       <w:r>
-        <w:t xml:space="preserve">48.</w:t>
+        <w:t xml:space="preserve">49.</w:t>
       </w:r>
       <w:r>
         <w:t xml:space="preserve"> </w:t>
@@ -6084,14 +6053,14 @@
         <w:t xml:space="preserve">24, 2390–2402</w:t>
       </w:r>
     </w:p>
-    <w:bookmarkEnd w:id="93"/>
-    <w:bookmarkStart w:id="94" w:name="ref-Posch2024"/>
+    <w:bookmarkEnd w:id="94"/>
+    <w:bookmarkStart w:id="95" w:name="ref-Posch2024"/>
     <w:p>
       <w:pPr>
         <w:pStyle w:val="Bibliography"/>
       </w:pPr>
       <w:r>
-        <w:t xml:space="preserve">49.</w:t>
+        <w:t xml:space="preserve">50.</w:t>
       </w:r>
       <w:r>
         <w:t xml:space="preserve"> </w:t>
@@ -6135,14 +6104,14 @@
         <w:t xml:space="preserve">121, e2408583121</w:t>
       </w:r>
     </w:p>
-    <w:bookmarkEnd w:id="94"/>
-    <w:bookmarkStart w:id="95" w:name="ref-Orsted2022"/>
+    <w:bookmarkEnd w:id="95"/>
+    <w:bookmarkStart w:id="96" w:name="ref-Orsted2022"/>
     <w:p>
       <w:pPr>
         <w:pStyle w:val="Bibliography"/>
       </w:pPr>
       <w:r>
-        <w:t xml:space="preserve">50.</w:t>
+        <w:t xml:space="preserve">51.</w:t>
       </w:r>
       <w:r>
         <w:t xml:space="preserve"> </w:t>
@@ -6198,14 +6167,14 @@
         <w:t xml:space="preserve">225, jeb244514</w:t>
       </w:r>
     </w:p>
-    <w:bookmarkEnd w:id="95"/>
-    <w:bookmarkStart w:id="96" w:name="ref-Jagadish2021"/>
+    <w:bookmarkEnd w:id="96"/>
+    <w:bookmarkStart w:id="97" w:name="ref-Jagadish2021"/>
     <w:p>
       <w:pPr>
         <w:pStyle w:val="Bibliography"/>
       </w:pPr>
       <w:r>
-        <w:t xml:space="preserve">51.</w:t>
+        <w:t xml:space="preserve">52.</w:t>
       </w:r>
       <w:r>
         <w:t xml:space="preserve"> </w:t>
@@ -6249,14 +6218,14 @@
         <w:t xml:space="preserve">44, 1992–2005</w:t>
       </w:r>
     </w:p>
-    <w:bookmarkEnd w:id="96"/>
-    <w:bookmarkStart w:id="97" w:name="ref-Faber2024"/>
+    <w:bookmarkEnd w:id="97"/>
+    <w:bookmarkStart w:id="98" w:name="ref-Faber2024"/>
     <w:p>
       <w:pPr>
         <w:pStyle w:val="Bibliography"/>
       </w:pPr>
       <w:r>
-        <w:t xml:space="preserve">52.</w:t>
+        <w:t xml:space="preserve">53.</w:t>
       </w:r>
       <w:r>
         <w:t xml:space="preserve"> </w:t>
@@ -6300,14 +6269,14 @@
         <w:t xml:space="preserve">75, 3467–3482</w:t>
       </w:r>
     </w:p>
-    <w:bookmarkEnd w:id="97"/>
-    <w:bookmarkStart w:id="98" w:name="ref-Martinez-De_Leon2024"/>
+    <w:bookmarkEnd w:id="98"/>
+    <w:bookmarkStart w:id="99" w:name="ref-Martinez-De_Leon2024"/>
     <w:p>
       <w:pPr>
         <w:pStyle w:val="Bibliography"/>
       </w:pPr>
       <w:r>
-        <w:t xml:space="preserve">53.</w:t>
+        <w:t xml:space="preserve">54.</w:t>
       </w:r>
       <w:r>
         <w:t xml:space="preserve"> </w:t>
@@ -6329,14 +6298,14 @@
         <w:t xml:space="preserve">Trends Ecol. Evol.</w:t>
       </w:r>
     </w:p>
-    <w:bookmarkEnd w:id="98"/>
-    <w:bookmarkStart w:id="99" w:name="ref-Marchin2022"/>
+    <w:bookmarkEnd w:id="99"/>
+    <w:bookmarkStart w:id="100" w:name="ref-Marchin2022"/>
     <w:p>
       <w:pPr>
         <w:pStyle w:val="Bibliography"/>
       </w:pPr>
       <w:r>
-        <w:t xml:space="preserve">54.</w:t>
+        <w:t xml:space="preserve">55.</w:t>
       </w:r>
       <w:r>
         <w:t xml:space="preserve"> </w:t>
@@ -6380,14 +6349,14 @@
         <w:t xml:space="preserve">28, 1133–1146</w:t>
       </w:r>
     </w:p>
-    <w:bookmarkEnd w:id="99"/>
-    <w:bookmarkStart w:id="100" w:name="ref-Youngblood2025"/>
+    <w:bookmarkEnd w:id="100"/>
+    <w:bookmarkStart w:id="101" w:name="ref-Youngblood2025"/>
     <w:p>
       <w:pPr>
         <w:pStyle w:val="Bibliography"/>
       </w:pPr>
       <w:r>
-        <w:t xml:space="preserve">55.</w:t>
+        <w:t xml:space="preserve">56.</w:t>
       </w:r>
       <w:r>
         <w:t xml:space="preserve"> </w:t>
@@ -6425,14 +6394,14 @@
         <w:t xml:space="preserve">Funct. Ecol.</w:t>
       </w:r>
     </w:p>
-    <w:bookmarkEnd w:id="100"/>
-    <w:bookmarkStart w:id="101" w:name="ref-Chouhan2023"/>
+    <w:bookmarkEnd w:id="101"/>
+    <w:bookmarkStart w:id="102" w:name="ref-Chouhan2023"/>
     <w:p>
       <w:pPr>
         <w:pStyle w:val="Bibliography"/>
       </w:pPr>
       <w:r>
-        <w:t xml:space="preserve">56.</w:t>
+        <w:t xml:space="preserve">57.</w:t>
       </w:r>
       <w:r>
         <w:t xml:space="preserve"> </w:t>
@@ -6473,14 +6442,14 @@
         <w:t xml:space="preserve">, pp. 127–147, Springer Nature Singapore</w:t>
       </w:r>
     </w:p>
-    <w:bookmarkEnd w:id="101"/>
-    <w:bookmarkStart w:id="102" w:name="ref-Liu2025"/>
+    <w:bookmarkEnd w:id="102"/>
+    <w:bookmarkStart w:id="103" w:name="ref-Liu2025"/>
     <w:p>
       <w:pPr>
         <w:pStyle w:val="Bibliography"/>
       </w:pPr>
       <w:r>
-        <w:t xml:space="preserve">57.</w:t>
+        <w:t xml:space="preserve">58.</w:t>
       </w:r>
       <w:r>
         <w:t xml:space="preserve"> </w:t>
@@ -6524,14 +6493,14 @@
         <w:t xml:space="preserve">23, 986–998</w:t>
       </w:r>
     </w:p>
-    <w:bookmarkEnd w:id="102"/>
-    <w:bookmarkStart w:id="103" w:name="ref-Marquez2007"/>
+    <w:bookmarkEnd w:id="103"/>
+    <w:bookmarkStart w:id="104" w:name="ref-Marquez2007"/>
     <w:p>
       <w:pPr>
         <w:pStyle w:val="Bibliography"/>
       </w:pPr>
       <w:r>
-        <w:t xml:space="preserve">58.</w:t>
+        <w:t xml:space="preserve">59.</w:t>
       </w:r>
       <w:r>
         <w:t xml:space="preserve"> </w:t>
@@ -6575,14 +6544,14 @@
         <w:t xml:space="preserve">315, 513–515</w:t>
       </w:r>
     </w:p>
-    <w:bookmarkEnd w:id="103"/>
-    <w:bookmarkStart w:id="104" w:name="ref-Huang2019"/>
+    <w:bookmarkEnd w:id="104"/>
+    <w:bookmarkStart w:id="105" w:name="ref-Huang2019"/>
     <w:p>
       <w:pPr>
         <w:pStyle w:val="Bibliography"/>
       </w:pPr>
       <w:r>
-        <w:t xml:space="preserve">59.</w:t>
+        <w:t xml:space="preserve">60.</w:t>
       </w:r>
       <w:r>
         <w:t xml:space="preserve"> </w:t>
@@ -6626,14 +6595,14 @@
         <w:t xml:space="preserve">364, eaau6389</w:t>
       </w:r>
     </w:p>
-    <w:bookmarkEnd w:id="104"/>
-    <w:bookmarkStart w:id="105" w:name="ref-Dastogeer2022"/>
+    <w:bookmarkEnd w:id="105"/>
+    <w:bookmarkStart w:id="106" w:name="ref-Dastogeer2022"/>
     <w:p>
       <w:pPr>
         <w:pStyle w:val="Bibliography"/>
       </w:pPr>
       <w:r>
-        <w:t xml:space="preserve">60.</w:t>
+        <w:t xml:space="preserve">61.</w:t>
       </w:r>
       <w:r>
         <w:t xml:space="preserve"> </w:t>
@@ -6677,14 +6646,14 @@
         <w:t xml:space="preserve">13, 833566</w:t>
       </w:r>
     </w:p>
-    <w:bookmarkEnd w:id="105"/>
-    <w:bookmarkStart w:id="106" w:name="ref-Hoang2019"/>
+    <w:bookmarkEnd w:id="106"/>
+    <w:bookmarkStart w:id="107" w:name="ref-Hoang2019"/>
     <w:p>
       <w:pPr>
         <w:pStyle w:val="Bibliography"/>
       </w:pPr>
       <w:r>
-        <w:t xml:space="preserve">61.</w:t>
+        <w:t xml:space="preserve">62.</w:t>
       </w:r>
       <w:r>
         <w:t xml:space="preserve"> </w:t>
@@ -6728,14 +6697,14 @@
         <w:t xml:space="preserve">9, 3491–3499</w:t>
       </w:r>
     </w:p>
-    <w:bookmarkEnd w:id="106"/>
-    <w:bookmarkStart w:id="107" w:name="ref-Gehman2019"/>
+    <w:bookmarkEnd w:id="107"/>
+    <w:bookmarkStart w:id="108" w:name="ref-Gehman2019"/>
     <w:p>
       <w:pPr>
         <w:pStyle w:val="Bibliography"/>
       </w:pPr>
       <w:r>
-        <w:t xml:space="preserve">62.</w:t>
+        <w:t xml:space="preserve">63.</w:t>
       </w:r>
       <w:r>
         <w:t xml:space="preserve"> </w:t>
@@ -6763,14 +6732,14 @@
         <w:t xml:space="preserve">10, e02683</w:t>
       </w:r>
     </w:p>
-    <w:bookmarkEnd w:id="107"/>
-    <w:bookmarkStart w:id="108" w:name="ref-Nisbet2000"/>
+    <w:bookmarkEnd w:id="108"/>
+    <w:bookmarkStart w:id="109" w:name="ref-Nisbet2000"/>
     <w:p>
       <w:pPr>
         <w:pStyle w:val="Bibliography"/>
       </w:pPr>
       <w:r>
-        <w:t xml:space="preserve">63.</w:t>
+        <w:t xml:space="preserve">64.</w:t>
       </w:r>
       <w:r>
         <w:t xml:space="preserve"> </w:t>
@@ -6814,14 +6783,14 @@
         <w:t xml:space="preserve">69, 913–926</w:t>
       </w:r>
     </w:p>
-    <w:bookmarkEnd w:id="108"/>
-    <w:bookmarkStart w:id="109" w:name="ref-Jager2020"/>
+    <w:bookmarkEnd w:id="109"/>
+    <w:bookmarkStart w:id="110" w:name="ref-Jager2020"/>
     <w:p>
       <w:pPr>
         <w:pStyle w:val="Bibliography"/>
       </w:pPr>
       <w:r>
-        <w:t xml:space="preserve">64.</w:t>
+        <w:t xml:space="preserve">65.</w:t>
       </w:r>
       <w:r>
         <w:t xml:space="preserve"> </w:t>
@@ -6861,14 +6830,14 @@
         <w:t xml:space="preserve">416, 108904</w:t>
       </w:r>
     </w:p>
-    <w:bookmarkEnd w:id="109"/>
-    <w:bookmarkStart w:id="110" w:name="ref-Haberle2025"/>
+    <w:bookmarkEnd w:id="110"/>
+    <w:bookmarkStart w:id="111" w:name="ref-Haberle2025"/>
     <w:p>
       <w:pPr>
         <w:pStyle w:val="Bibliography"/>
       </w:pPr>
       <w:r>
-        <w:t xml:space="preserve">65.</w:t>
+        <w:t xml:space="preserve">66.</w:t>
       </w:r>
       <w:r>
         <w:t xml:space="preserve"> </w:t>
@@ -6912,14 +6881,14 @@
         <w:t xml:space="preserve">958, 177664</w:t>
       </w:r>
     </w:p>
-    <w:bookmarkEnd w:id="110"/>
-    <w:bookmarkStart w:id="111" w:name="ref-Kearney2013"/>
+    <w:bookmarkEnd w:id="111"/>
+    <w:bookmarkStart w:id="112" w:name="ref-Kearney2013"/>
     <w:p>
       <w:pPr>
         <w:pStyle w:val="Bibliography"/>
       </w:pPr>
       <w:r>
-        <w:t xml:space="preserve">66.</w:t>
+        <w:t xml:space="preserve">67.</w:t>
       </w:r>
       <w:r>
         <w:t xml:space="preserve"> </w:t>
@@ -6963,14 +6932,14 @@
         <w:t xml:space="preserve">27, 950–966</w:t>
       </w:r>
     </w:p>
-    <w:bookmarkEnd w:id="111"/>
-    <w:bookmarkStart w:id="112" w:name="ref-Kearney2010"/>
+    <w:bookmarkEnd w:id="112"/>
+    <w:bookmarkStart w:id="113" w:name="ref-Kearney2010"/>
     <w:p>
       <w:pPr>
         <w:pStyle w:val="Bibliography"/>
       </w:pPr>
       <w:r>
-        <w:t xml:space="preserve">67.</w:t>
+        <w:t xml:space="preserve">68.</w:t>
       </w:r>
       <w:r>
         <w:t xml:space="preserve"> </w:t>
@@ -7014,14 +6983,14 @@
         <w:t xml:space="preserve">365, 3469–3483</w:t>
       </w:r>
     </w:p>
-    <w:bookmarkEnd w:id="112"/>
-    <w:bookmarkStart w:id="113" w:name="ref-Russo2022"/>
+    <w:bookmarkEnd w:id="113"/>
+    <w:bookmarkStart w:id="114" w:name="ref-Russo2022"/>
     <w:p>
       <w:pPr>
         <w:pStyle w:val="Bibliography"/>
       </w:pPr>
       <w:r>
-        <w:t xml:space="preserve">68.</w:t>
+        <w:t xml:space="preserve">69.</w:t>
       </w:r>
       <w:r>
         <w:t xml:space="preserve"> </w:t>
@@ -7065,14 +7034,14 @@
         <w:t xml:space="preserve">10, coac061</w:t>
       </w:r>
     </w:p>
-    <w:bookmarkEnd w:id="113"/>
-    <w:bookmarkStart w:id="114" w:name="ref-Marques2018"/>
+    <w:bookmarkEnd w:id="114"/>
+    <w:bookmarkStart w:id="115" w:name="ref-Marques2018"/>
     <w:p>
       <w:pPr>
         <w:pStyle w:val="Bibliography"/>
       </w:pPr>
       <w:r>
-        <w:t xml:space="preserve">69.</w:t>
+        <w:t xml:space="preserve">70.</w:t>
       </w:r>
       <w:r>
         <w:t xml:space="preserve"> </w:t>
@@ -7128,14 +7097,14 @@
         <w:t xml:space="preserve">14, e1006100</w:t>
       </w:r>
     </w:p>
-    <w:bookmarkEnd w:id="114"/>
-    <w:bookmarkStart w:id="115" w:name="ref-Kooijman2021"/>
+    <w:bookmarkEnd w:id="115"/>
+    <w:bookmarkStart w:id="116" w:name="ref-Kooijman2021"/>
     <w:p>
       <w:pPr>
         <w:pStyle w:val="Bibliography"/>
       </w:pPr>
       <w:r>
-        <w:t xml:space="preserve">70.</w:t>
+        <w:t xml:space="preserve">71.</w:t>
       </w:r>
       <w:r>
         <w:t xml:space="preserve"> </w:t>
@@ -7179,14 +7148,14 @@
         <w:t xml:space="preserve">9, coab086</w:t>
       </w:r>
     </w:p>
-    <w:bookmarkEnd w:id="115"/>
-    <w:bookmarkStart w:id="116" w:name="ref-Bruggeman2009"/>
+    <w:bookmarkEnd w:id="116"/>
+    <w:bookmarkStart w:id="117" w:name="ref-Bruggeman2009"/>
     <w:p>
       <w:pPr>
         <w:pStyle w:val="Bibliography"/>
       </w:pPr>
       <w:r>
-        <w:t xml:space="preserve">71.</w:t>
+        <w:t xml:space="preserve">72.</w:t>
       </w:r>
       <w:r>
         <w:t xml:space="preserve"> </w:t>
@@ -7239,14 +7208,14 @@
         <w:t xml:space="preserve">37, W179–W184</w:t>
       </w:r>
     </w:p>
-    <w:bookmarkEnd w:id="116"/>
-    <w:bookmarkStart w:id="117" w:name="ref-Kearney2020a"/>
+    <w:bookmarkEnd w:id="117"/>
+    <w:bookmarkStart w:id="118" w:name="ref-Kearney2020a"/>
     <w:p>
       <w:pPr>
         <w:pStyle w:val="Bibliography"/>
       </w:pPr>
       <w:r>
-        <w:t xml:space="preserve">72.</w:t>
+        <w:t xml:space="preserve">73.</w:t>
       </w:r>
       <w:r>
         <w:t xml:space="preserve"> </w:t>
@@ -7298,14 +7267,14 @@
         <w:t xml:space="preserve">43, 85–96</w:t>
       </w:r>
     </w:p>
-    <w:bookmarkEnd w:id="117"/>
-    <w:bookmarkStart w:id="118" w:name="ref-Chesson2000"/>
+    <w:bookmarkEnd w:id="118"/>
+    <w:bookmarkStart w:id="119" w:name="ref-Chesson2000"/>
     <w:p>
       <w:pPr>
         <w:pStyle w:val="Bibliography"/>
       </w:pPr>
       <w:r>
-        <w:t xml:space="preserve">73.</w:t>
+        <w:t xml:space="preserve">74.</w:t>
       </w:r>
       <w:r>
         <w:t xml:space="preserve"> </w:t>
@@ -7333,14 +7302,14 @@
         <w:t xml:space="preserve">58, 211–237</w:t>
       </w:r>
     </w:p>
-    <w:bookmarkEnd w:id="118"/>
-    <w:bookmarkStart w:id="119" w:name="ref-Ricker1954a"/>
+    <w:bookmarkEnd w:id="119"/>
+    <w:bookmarkStart w:id="120" w:name="ref-Ricker1954a"/>
     <w:p>
       <w:pPr>
         <w:pStyle w:val="Bibliography"/>
       </w:pPr>
       <w:r>
-        <w:t xml:space="preserve">74.</w:t>
+        <w:t xml:space="preserve">75.</w:t>
       </w:r>
       <w:r>
         <w:t xml:space="preserve"> </w:t>
@@ -7368,14 +7337,14 @@
         <w:t xml:space="preserve">11, 559–623</w:t>
       </w:r>
     </w:p>
-    <w:bookmarkEnd w:id="119"/>
-    <w:bookmarkStart w:id="120" w:name="ref-Beverton2012"/>
+    <w:bookmarkEnd w:id="120"/>
+    <w:bookmarkStart w:id="121" w:name="ref-Beverton2012"/>
     <w:p>
       <w:pPr>
         <w:pStyle w:val="Bibliography"/>
       </w:pPr>
       <w:r>
-        <w:t xml:space="preserve">75.</w:t>
+        <w:t xml:space="preserve">76.</w:t>
       </w:r>
       <w:r>
         <w:t xml:space="preserve"> </w:t>
@@ -7400,14 +7369,14 @@
         <w:t xml:space="preserve">, Springer</w:t>
       </w:r>
     </w:p>
-    <w:bookmarkEnd w:id="120"/>
-    <w:bookmarkStart w:id="121" w:name="ref-Bimler2024"/>
+    <w:bookmarkEnd w:id="121"/>
+    <w:bookmarkStart w:id="122" w:name="ref-Bimler2024"/>
     <w:p>
       <w:pPr>
         <w:pStyle w:val="Bibliography"/>
       </w:pPr>
       <w:r>
-        <w:t xml:space="preserve">76.</w:t>
+        <w:t xml:space="preserve">77.</w:t>
       </w:r>
       <w:r>
         <w:t xml:space="preserve"> </w:t>
@@ -7451,14 +7420,14 @@
         <w:t xml:space="preserve">27, e14376</w:t>
       </w:r>
     </w:p>
-    <w:bookmarkEnd w:id="121"/>
-    <w:bookmarkStart w:id="122" w:name="ref-Mayfield2017"/>
+    <w:bookmarkEnd w:id="122"/>
+    <w:bookmarkStart w:id="123" w:name="ref-Mayfield2017"/>
     <w:p>
       <w:pPr>
         <w:pStyle w:val="Bibliography"/>
       </w:pPr>
       <w:r>
-        <w:t xml:space="preserve">77.</w:t>
+        <w:t xml:space="preserve">78.</w:t>
       </w:r>
       <w:r>
         <w:t xml:space="preserve"> </w:t>
@@ -7486,14 +7455,14 @@
         <w:t xml:space="preserve">1, 0062</w:t>
       </w:r>
     </w:p>
-    <w:bookmarkEnd w:id="122"/>
-    <w:bookmarkStart w:id="123" w:name="ref-Buche2025"/>
+    <w:bookmarkEnd w:id="123"/>
+    <w:bookmarkStart w:id="124" w:name="ref-Buche2025"/>
     <w:p>
       <w:pPr>
         <w:pStyle w:val="Bibliography"/>
       </w:pPr>
       <w:r>
-        <w:t xml:space="preserve">78.</w:t>
+        <w:t xml:space="preserve">79.</w:t>
       </w:r>
       <w:r>
         <w:t xml:space="preserve"> </w:t>
@@ -7537,14 +7506,14 @@
         <w:t xml:space="preserve">28, e70059</w:t>
       </w:r>
     </w:p>
-    <w:bookmarkEnd w:id="123"/>
-    <w:bookmarkStart w:id="124" w:name="ref-Martyn2021"/>
+    <w:bookmarkEnd w:id="124"/>
+    <w:bookmarkStart w:id="125" w:name="ref-Martyn2021"/>
     <w:p>
       <w:pPr>
         <w:pStyle w:val="Bibliography"/>
       </w:pPr>
       <w:r>
-        <w:t xml:space="preserve">79.</w:t>
+        <w:t xml:space="preserve">80.</w:t>
       </w:r>
       <w:r>
         <w:t xml:space="preserve"> </w:t>
@@ -7600,14 +7569,14 @@
         <w:t xml:space="preserve">197, 415–433</w:t>
       </w:r>
     </w:p>
-    <w:bookma